--- a/Desafio 2 - Projeto - 11062025/Versões Relatório/Grupo_01_Proposta_de_Projeto v4.docx
+++ b/Desafio 2 - Projeto - 11062025/Versões Relatório/Grupo_01_Proposta_de_Projeto v4.docx
@@ -1975,6 +1975,11 @@
     <w:p>
       <w:pPr>
         <w:spacing w:after="0" w:line="240" w:lineRule="auto"/>
+      </w:pPr>
+    </w:p>
+    <w:p>
+      <w:pPr>
+        <w:spacing w:after="0" w:line="240" w:lineRule="auto"/>
         <w:rPr>
           <w:i/>
         </w:rPr>
@@ -1983,6 +1988,7 @@
         <w:rPr>
           <w:b/>
         </w:rPr>
+        <w:lastRenderedPageBreak/>
         <w:t xml:space="preserve">Armazenamento e Acesso a </w:t>
       </w:r>
       <w:proofErr w:type="spellStart"/>
@@ -2005,7 +2011,6 @@
         <w:spacing w:after="0" w:line="240" w:lineRule="auto"/>
       </w:pPr>
       <w:r>
-        <w:lastRenderedPageBreak/>
         <w:t xml:space="preserve">Banco de dados </w:t>
       </w:r>
       <w:proofErr w:type="spellStart"/>
@@ -2800,22 +2805,6 @@
         </w:rPr>
         <w:t>Implementação de funcionalidades avançadas</w:t>
       </w:r>
-    </w:p>
-    <w:p>
-      <w:pPr>
-        <w:pBdr>
-          <w:top w:val="nil"/>
-          <w:left w:val="nil"/>
-          <w:bottom w:val="nil"/>
-          <w:right w:val="nil"/>
-          <w:between w:val="nil"/>
-        </w:pBdr>
-        <w:spacing w:after="0" w:line="240" w:lineRule="auto"/>
-        <w:ind w:left="720"/>
-        <w:rPr>
-          <w:color w:val="000000"/>
-        </w:rPr>
-      </w:pPr>
     </w:p>
     <w:p>
       <w:pPr>
@@ -10000,10 +9989,16 @@
       </w:r>
     </w:p>
     <w:p>
+      <w:pPr>
+        <w:ind w:left="720"/>
+      </w:pPr>
+    </w:p>
+    <w:p>
       <w:r>
         <w:rPr>
           <w:b/>
         </w:rPr>
+        <w:lastRenderedPageBreak/>
         <w:t>RF00</w:t>
       </w:r>
       <w:r>
@@ -10030,7 +10025,6 @@
         </w:numPr>
       </w:pPr>
       <w:r>
-        <w:lastRenderedPageBreak/>
         <w:t xml:space="preserve">O LLM deve interpretar a pergunta, buscar os dados no banco de dados estruturado e apresentar a resposta de forma </w:t>
       </w:r>
       <w:r>
@@ -10081,11 +10075,6 @@
       <w:r>
         <w:t xml:space="preserve">O usuário deve ser capaz de exportar os resultados de suas buscas ou relatórios para formatos comuns (CSV, Excel). </w:t>
       </w:r>
-    </w:p>
-    <w:p>
-      <w:pPr>
-        <w:ind w:left="720"/>
-      </w:pPr>
     </w:p>
     <w:p>
       <w:pPr>
@@ -10157,20 +10146,8 @@
     </w:p>
     <w:p>
       <w:pPr>
-        <w:numPr>
-          <w:ilvl w:val="0"/>
-          <w:numId w:val="3"/>
-        </w:numPr>
-      </w:pPr>
-      <w:r>
-        <w:rPr>
-          <w:b/>
-        </w:rPr>
-        <w:t>Gestão de Credenciais:</w:t>
-      </w:r>
-      <w:r>
-        <w:t xml:space="preserve"> As credenciais para acesso aos portais do governo (certificados, senhas) devem ser armazenadas de forma extremamente segura.</w:t>
-      </w:r>
+        <w:ind w:left="720"/>
+      </w:pPr>
     </w:p>
     <w:p>
       <w:r>
@@ -10259,15 +10236,7 @@
         </w:numPr>
       </w:pPr>
       <w:r>
-        <w:t>A arquitetura deve ser projetada para suportar um aumento no número de usuários e no volume de documentos sem degradação significativa do desempenho (</w:t>
-      </w:r>
-      <w:proofErr w:type="spellStart"/>
-      <w:r>
-        <w:t>ex</w:t>
-      </w:r>
-      <w:proofErr w:type="spellEnd"/>
-      <w:r>
-        <w:t>: uso de micro serviços, filas e recursos de nuvem auto escaláveis).</w:t>
+        <w:t>A arquitetura deve ser projetada para suportar um aumento no número de usuários e no volume de documentos sem degradação significativa do desempenho.</w:t>
       </w:r>
     </w:p>
     <w:p>
@@ -10300,6 +10269,9 @@
         <w:t>).</w:t>
       </w:r>
     </w:p>
+    <w:p/>
+    <w:p/>
+    <w:p/>
     <w:p>
       <w:pPr>
         <w:keepNext/>
@@ -10320,7 +10292,84 @@
           <w:sz w:val="36"/>
           <w:szCs w:val="36"/>
         </w:rPr>
-        <w:t>13. Evidências de Teste</w:t>
+        <w:lastRenderedPageBreak/>
+        <w:t>1</w:t>
+      </w:r>
+      <w:r>
+        <w:rPr>
+          <w:color w:val="2F5496"/>
+          <w:sz w:val="36"/>
+          <w:szCs w:val="36"/>
+        </w:rPr>
+        <w:t>3</w:t>
+      </w:r>
+      <w:r>
+        <w:rPr>
+          <w:color w:val="2F5496"/>
+          <w:sz w:val="36"/>
+          <w:szCs w:val="36"/>
+        </w:rPr>
+        <w:t>. E</w:t>
+      </w:r>
+      <w:r>
+        <w:rPr>
+          <w:color w:val="2F5496"/>
+          <w:sz w:val="36"/>
+          <w:szCs w:val="36"/>
+        </w:rPr>
+        <w:t xml:space="preserve">specificação Técnica – Agente 2 - </w:t>
+      </w:r>
+      <w:r>
+        <w:rPr>
+          <w:color w:val="2F5496"/>
+          <w:sz w:val="36"/>
+          <w:szCs w:val="36"/>
+        </w:rPr>
+        <w:t>Extração e Aprendizado</w:t>
+      </w:r>
+    </w:p>
+    <w:p/>
+    <w:p/>
+    <w:p/>
+    <w:p/>
+    <w:p/>
+    <w:p>
+      <w:pPr>
+        <w:keepNext/>
+        <w:keepLines/>
+        <w:pBdr>
+          <w:bottom w:val="single" w:sz="4" w:space="1" w:color="4472C4"/>
+        </w:pBdr>
+        <w:spacing w:before="400" w:after="40" w:line="240" w:lineRule="auto"/>
+        <w:rPr>
+          <w:color w:val="2F5496"/>
+          <w:sz w:val="36"/>
+          <w:szCs w:val="36"/>
+        </w:rPr>
+      </w:pPr>
+      <w:r>
+        <w:rPr>
+          <w:color w:val="2F5496"/>
+          <w:sz w:val="36"/>
+          <w:szCs w:val="36"/>
+        </w:rPr>
+        <w:t>1</w:t>
+      </w:r>
+      <w:r>
+        <w:rPr>
+          <w:color w:val="2F5496"/>
+          <w:sz w:val="36"/>
+          <w:szCs w:val="36"/>
+        </w:rPr>
+        <w:t>4</w:t>
+      </w:r>
+      <w:r>
+        <w:rPr>
+          <w:color w:val="2F5496"/>
+          <w:sz w:val="36"/>
+          <w:szCs w:val="36"/>
+        </w:rPr>
+        <w:t>. Evidências de Teste</w:t>
       </w:r>
     </w:p>
     <w:p/>
@@ -10352,23 +10401,7 @@
             <w:b/>
             <w:bCs/>
           </w:rPr>
-          <w:t>documento PD</w:t>
-        </w:r>
-        <w:r>
-          <w:rPr>
-            <w:rStyle w:val="Hyperlink"/>
-            <w:b/>
-            <w:bCs/>
-          </w:rPr>
-          <w:t>F</w:t>
-        </w:r>
-        <w:r>
-          <w:rPr>
-            <w:rStyle w:val="Hyperlink"/>
-            <w:b/>
-            <w:bCs/>
-          </w:rPr>
-          <w:t xml:space="preserve"> NF-e</w:t>
+          <w:t>documento PDF NF-e</w:t>
         </w:r>
       </w:hyperlink>
       <w:r>
@@ -10393,7 +10426,6 @@
           <w:bCs/>
           <w:noProof/>
         </w:rPr>
-        <w:lastRenderedPageBreak/>
         <w:drawing>
           <wp:inline distT="0" distB="0" distL="0" distR="0" wp14:anchorId="472D86F8" wp14:editId="1EF08F71">
             <wp:extent cx="3313216" cy="4134121"/>
@@ -10928,20 +10960,12 @@
         <w:shd w:val="clear" w:color="auto" w:fill="FFFFFF"/>
         <w:spacing w:after="0" w:line="331" w:lineRule="auto"/>
         <w:rPr>
-          <w:sz w:val="25"/>
-          <w:szCs w:val="25"/>
-        </w:rPr>
-      </w:pPr>
-      <w:r>
-        <w:rPr>
           <w:rFonts w:ascii="Roboto" w:eastAsia="Roboto" w:hAnsi="Roboto" w:cs="Roboto"/>
           <w:color w:val="1F1F1F"/>
           <w:sz w:val="25"/>
           <w:szCs w:val="25"/>
         </w:rPr>
-        <w:t xml:space="preserve">Aurélio Marques </w:t>
-      </w:r>
-      <w:proofErr w:type="spellStart"/>
+      </w:pPr>
       <w:r>
         <w:rPr>
           <w:rFonts w:ascii="Roboto" w:eastAsia="Roboto" w:hAnsi="Roboto" w:cs="Roboto"/>
@@ -10949,9 +10973,8 @@
           <w:sz w:val="25"/>
           <w:szCs w:val="25"/>
         </w:rPr>
-        <w:t>Morbeck</w:t>
-      </w:r>
-      <w:proofErr w:type="spellEnd"/>
+        <w:t>Daniel Correa Rodrigues</w:t>
+      </w:r>
     </w:p>
     <w:p>
       <w:pPr>
@@ -10967,20 +10990,18 @@
         <w:shd w:val="clear" w:color="auto" w:fill="FFFFFF"/>
         <w:spacing w:after="0" w:line="331" w:lineRule="auto"/>
         <w:rPr>
+          <w:sz w:val="25"/>
+          <w:szCs w:val="25"/>
+        </w:rPr>
+      </w:pPr>
+      <w:r>
+        <w:rPr>
           <w:rFonts w:ascii="Roboto" w:eastAsia="Roboto" w:hAnsi="Roboto" w:cs="Roboto"/>
           <w:color w:val="1F1F1F"/>
           <w:sz w:val="25"/>
           <w:szCs w:val="25"/>
         </w:rPr>
-      </w:pPr>
-      <w:r>
-        <w:rPr>
-          <w:rFonts w:ascii="Roboto" w:eastAsia="Roboto" w:hAnsi="Roboto" w:cs="Roboto"/>
-          <w:color w:val="1F1F1F"/>
-          <w:sz w:val="25"/>
-          <w:szCs w:val="25"/>
-        </w:rPr>
-        <w:t>Daniel Correa Rodrigues</w:t>
+        <w:t>Eduarda Silveira Cardoso</w:t>
       </w:r>
     </w:p>
     <w:p>
@@ -11001,6 +11022,7 @@
           <w:szCs w:val="25"/>
         </w:rPr>
       </w:pPr>
+      <w:proofErr w:type="spellStart"/>
       <w:r>
         <w:rPr>
           <w:rFonts w:ascii="Roboto" w:eastAsia="Roboto" w:hAnsi="Roboto" w:cs="Roboto"/>
@@ -11008,7 +11030,17 @@
           <w:sz w:val="25"/>
           <w:szCs w:val="25"/>
         </w:rPr>
-        <w:t>Eduarda Silveira Cardoso</w:t>
+        <w:t>Lorrane</w:t>
+      </w:r>
+      <w:proofErr w:type="spellEnd"/>
+      <w:r>
+        <w:rPr>
+          <w:rFonts w:ascii="Roboto" w:eastAsia="Roboto" w:hAnsi="Roboto" w:cs="Roboto"/>
+          <w:color w:val="1F1F1F"/>
+          <w:sz w:val="25"/>
+          <w:szCs w:val="25"/>
+        </w:rPr>
+        <w:t xml:space="preserve"> da F C Santos Santana</w:t>
       </w:r>
     </w:p>
     <w:p>
@@ -11029,7 +11061,6 @@
           <w:szCs w:val="25"/>
         </w:rPr>
       </w:pPr>
-      <w:proofErr w:type="spellStart"/>
       <w:r>
         <w:rPr>
           <w:rFonts w:ascii="Roboto" w:eastAsia="Roboto" w:hAnsi="Roboto" w:cs="Roboto"/>
@@ -11037,72 +11068,7 @@
           <w:sz w:val="25"/>
           <w:szCs w:val="25"/>
         </w:rPr>
-        <w:t>Lorrane</w:t>
-      </w:r>
-      <w:proofErr w:type="spellEnd"/>
-      <w:r>
-        <w:rPr>
-          <w:rFonts w:ascii="Roboto" w:eastAsia="Roboto" w:hAnsi="Roboto" w:cs="Roboto"/>
-          <w:color w:val="1F1F1F"/>
-          <w:sz w:val="25"/>
-          <w:szCs w:val="25"/>
-        </w:rPr>
-        <w:t xml:space="preserve"> da F C Santos Santana</w:t>
-      </w:r>
-    </w:p>
-    <w:p>
-      <w:pPr>
-        <w:keepNext/>
-        <w:keepLines/>
-        <w:numPr>
-          <w:ilvl w:val="0"/>
-          <w:numId w:val="12"/>
-        </w:numPr>
-        <w:pBdr>
-          <w:bottom w:val="single" w:sz="4" w:space="1" w:color="4472C4"/>
-        </w:pBdr>
-        <w:shd w:val="clear" w:color="auto" w:fill="FFFFFF"/>
-        <w:spacing w:after="0" w:line="331" w:lineRule="auto"/>
-        <w:rPr>
-          <w:sz w:val="25"/>
-          <w:szCs w:val="25"/>
-        </w:rPr>
-      </w:pPr>
-      <w:r>
-        <w:rPr>
-          <w:rFonts w:ascii="Roboto" w:eastAsia="Roboto" w:hAnsi="Roboto" w:cs="Roboto"/>
-          <w:color w:val="1F1F1F"/>
-          <w:sz w:val="25"/>
-          <w:szCs w:val="25"/>
-        </w:rPr>
         <w:t>Luciane Schumacher</w:t>
-      </w:r>
-    </w:p>
-    <w:p>
-      <w:pPr>
-        <w:keepNext/>
-        <w:keepLines/>
-        <w:numPr>
-          <w:ilvl w:val="0"/>
-          <w:numId w:val="12"/>
-        </w:numPr>
-        <w:pBdr>
-          <w:bottom w:val="single" w:sz="4" w:space="1" w:color="4472C4"/>
-        </w:pBdr>
-        <w:shd w:val="clear" w:color="auto" w:fill="FFFFFF"/>
-        <w:spacing w:after="0" w:line="331" w:lineRule="auto"/>
-        <w:rPr>
-          <w:sz w:val="25"/>
-          <w:szCs w:val="25"/>
-        </w:rPr>
-      </w:pPr>
-      <w:r>
-        <w:rPr>
-          <w:rFonts w:ascii="Roboto" w:eastAsia="Roboto" w:hAnsi="Roboto" w:cs="Roboto"/>
-          <w:sz w:val="25"/>
-          <w:szCs w:val="25"/>
-        </w:rPr>
-        <w:t>Matheus de Oliveira Vieira</w:t>
       </w:r>
     </w:p>
     <w:p>
@@ -15856,6 +15822,7 @@
   <w:style w:type="paragraph" w:default="1" w:styleId="Normal">
     <w:name w:val="Normal"/>
     <w:qFormat/>
+    <w:rsid w:val="00814EE5"/>
   </w:style>
   <w:style w:type="paragraph" w:styleId="Ttulo1">
     <w:name w:val="heading 1"/>

--- a/Desafio 2 - Projeto - 11062025/Versões Relatório/Grupo_01_Proposta_de_Projeto v4.docx
+++ b/Desafio 2 - Projeto - 11062025/Versões Relatório/Grupo_01_Proposta_de_Projeto v4.docx
@@ -2460,7 +2460,33 @@
           <w:bCs/>
           <w:color w:val="000000"/>
         </w:rPr>
-        <w:t xml:space="preserve"> (Fazer)</w:t>
+        <w:t xml:space="preserve"> (Fazer</w:t>
+      </w:r>
+      <w:r>
+        <w:rPr>
+          <w:b/>
+          <w:bCs/>
+          <w:color w:val="000000"/>
+        </w:rPr>
+        <w:t xml:space="preserve">. Pode utilizar os documentos do </w:t>
+      </w:r>
+      <w:hyperlink r:id="rId20" w:history="1">
+        <w:r>
+          <w:rPr>
+            <w:rStyle w:val="Hyperlink"/>
+            <w:b/>
+            <w:bCs/>
+          </w:rPr>
+          <w:t>Demo</w:t>
+        </w:r>
+      </w:hyperlink>
+      <w:r>
+        <w:rPr>
+          <w:b/>
+          <w:bCs/>
+          <w:color w:val="000000"/>
+        </w:rPr>
+        <w:t>)</w:t>
       </w:r>
     </w:p>
     <w:p>
@@ -3219,7 +3245,7 @@
         </w:rPr>
         <w:t xml:space="preserve">. Pode aproveitar os docs do </w:t>
       </w:r>
-      <w:hyperlink r:id="rId20" w:history="1">
+      <w:hyperlink r:id="rId21" w:history="1">
         <w:r>
           <w:rPr>
             <w:rStyle w:val="Hyperlink"/>
@@ -3473,7 +3499,7 @@
         </w:rPr>
         <w:t xml:space="preserve">. Pode aproveitar os docs do </w:t>
       </w:r>
-      <w:hyperlink r:id="rId21" w:history="1">
+      <w:hyperlink r:id="rId22" w:history="1">
         <w:r>
           <w:rPr>
             <w:rStyle w:val="Hyperlink"/>
@@ -5683,6 +5709,7 @@
       </w:pPr>
       <w:r>
         <w:rPr>
+          <w:noProof/>
           <w:color w:val="2F5496"/>
           <w:sz w:val="36"/>
           <w:szCs w:val="36"/>
@@ -5703,7 +5730,7 @@
                     <pic:cNvPicPr/>
                   </pic:nvPicPr>
                   <pic:blipFill>
-                    <a:blip r:embed="rId22"/>
+                    <a:blip r:embed="rId23"/>
                     <a:stretch>
                       <a:fillRect/>
                     </a:stretch>
@@ -5764,7 +5791,7 @@
         </w:rPr>
         <w:t xml:space="preserve">. Pode aproveitar os docs do </w:t>
       </w:r>
-      <w:hyperlink r:id="rId23" w:history="1">
+      <w:hyperlink r:id="rId24" w:history="1">
         <w:r>
           <w:rPr>
             <w:rStyle w:val="Hyperlink"/>
@@ -11245,7 +11272,7 @@
         </w:rPr>
         <w:t xml:space="preserve"> </w:t>
       </w:r>
-      <w:hyperlink r:id="rId24" w:history="1">
+      <w:hyperlink r:id="rId25" w:history="1">
         <w:r>
           <w:rPr>
             <w:rStyle w:val="Hyperlink"/>
@@ -11907,7 +11934,7 @@
                           <pic:cNvPicPr preferRelativeResize="0"/>
                         </pic:nvPicPr>
                         <pic:blipFill>
-                          <a:blip r:embed="rId25">
+                          <a:blip r:embed="rId26">
                             <a:alphaModFix/>
                           </a:blip>
                           <a:stretch>
@@ -11934,7 +11961,7 @@
               </wp:inline>
             </w:drawing>
           </mc:Choice>
-          <mc:Fallback xmlns:cr="http://schemas.microsoft.com/office/comments/2020/reactions" xmlns="http://schemas.microsoft.com/office/tasks/2019/documenttasks" xmlns:dgm="http://schemas.openxmlformats.org/drawingml/2006/diagram" xmlns:lc="http://schemas.openxmlformats.org/drawingml/2006/lockedCanvas" xmlns:c="http://schemas.openxmlformats.org/drawingml/2006/chart" xmlns:pic="http://schemas.openxmlformats.org/drawingml/2006/picture" xmlns:a="http://schemas.openxmlformats.org/drawingml/2006/main" xmlns:sl="http://schemas.openxmlformats.org/schemaLibrary/2006/main">
+          <mc:Fallback xmlns:sl="http://schemas.openxmlformats.org/schemaLibrary/2006/main" xmlns:a="http://schemas.openxmlformats.org/drawingml/2006/main" xmlns:pic="http://schemas.openxmlformats.org/drawingml/2006/picture" xmlns:c="http://schemas.openxmlformats.org/drawingml/2006/chart" xmlns:lc="http://schemas.openxmlformats.org/drawingml/2006/lockedCanvas" xmlns:dgm="http://schemas.openxmlformats.org/drawingml/2006/diagram" xmlns="http://schemas.microsoft.com/office/tasks/2019/documenttasks" xmlns:cr="http://schemas.microsoft.com/office/comments/2020/reactions">
             <w:drawing>
               <wp:inline distB="114300" distT="114300" distL="114300" distR="114300">
                 <wp:extent cx="3657600" cy="4448175"/>
@@ -11948,7 +11975,7 @@
                         <pic:cNvPicPr preferRelativeResize="0"/>
                       </pic:nvPicPr>
                       <pic:blipFill>
-                        <a:blip r:embed="rId26"/>
+                        <a:blip r:embed="rId27"/>
                         <a:srcRect/>
                         <a:stretch>
                           <a:fillRect/>
@@ -12021,7 +12048,7 @@
         </w:rPr>
         <w:t xml:space="preserve">. Aproveitar os documentos fornecidos no </w:t>
       </w:r>
-      <w:hyperlink r:id="rId27" w:history="1">
+      <w:hyperlink r:id="rId28" w:history="1">
         <w:r>
           <w:rPr>
             <w:rStyle w:val="Hyperlink"/>
@@ -12098,7 +12125,7 @@
                     <pic:cNvPicPr preferRelativeResize="0"/>
                   </pic:nvPicPr>
                   <pic:blipFill>
-                    <a:blip r:embed="rId28"/>
+                    <a:blip r:embed="rId29"/>
                     <a:srcRect/>
                     <a:stretch>
                       <a:fillRect/>
@@ -12133,7 +12160,7 @@
         </w:rPr>
         <w:t xml:space="preserve">Cenário 2 – Carga de </w:t>
       </w:r>
-      <w:hyperlink r:id="rId29">
+      <w:hyperlink r:id="rId30">
         <w:r>
           <w:rPr>
             <w:b/>
@@ -12187,7 +12214,7 @@
                     <pic:cNvPicPr preferRelativeResize="0"/>
                   </pic:nvPicPr>
                   <pic:blipFill>
-                    <a:blip r:embed="rId30"/>
+                    <a:blip r:embed="rId31"/>
                     <a:srcRect/>
                     <a:stretch>
                       <a:fillRect/>
@@ -12222,7 +12249,7 @@
         </w:rPr>
         <w:t xml:space="preserve">Cenário 3 – Carga na interface de </w:t>
       </w:r>
-      <w:hyperlink r:id="rId31">
+      <w:hyperlink r:id="rId32">
         <w:r>
           <w:rPr>
             <w:b/>
@@ -12269,7 +12296,7 @@
                     <pic:cNvPicPr preferRelativeResize="0"/>
                   </pic:nvPicPr>
                   <pic:blipFill>
-                    <a:blip r:embed="rId32"/>
+                    <a:blip r:embed="rId33"/>
                     <a:srcRect/>
                     <a:stretch>
                       <a:fillRect/>
@@ -12305,7 +12332,7 @@
         <w:lastRenderedPageBreak/>
         <w:t xml:space="preserve">Cenário 4 – Carga na interface de </w:t>
       </w:r>
-      <w:hyperlink r:id="rId33">
+      <w:hyperlink r:id="rId34">
         <w:r>
           <w:rPr>
             <w:b/>
@@ -12380,7 +12407,7 @@
                     <pic:cNvPicPr preferRelativeResize="0"/>
                   </pic:nvPicPr>
                   <pic:blipFill>
-                    <a:blip r:embed="rId34"/>
+                    <a:blip r:embed="rId35"/>
                     <a:srcRect/>
                     <a:stretch>
                       <a:fillRect/>
@@ -12415,7 +12442,7 @@
         </w:rPr>
         <w:t xml:space="preserve">Cenário 4 – Carga de </w:t>
       </w:r>
-      <w:hyperlink r:id="rId35">
+      <w:hyperlink r:id="rId36">
         <w:r>
           <w:rPr>
             <w:b/>
@@ -12468,7 +12495,7 @@
                     <pic:cNvPicPr preferRelativeResize="0"/>
                   </pic:nvPicPr>
                   <pic:blipFill>
-                    <a:blip r:embed="rId36"/>
+                    <a:blip r:embed="rId37"/>
                     <a:srcRect/>
                     <a:stretch>
                       <a:fillRect/>
@@ -12571,7 +12598,7 @@
         </w:rPr>
         <w:t> </w:t>
       </w:r>
-      <w:hyperlink r:id="rId37" w:history="1">
+      <w:hyperlink r:id="rId38" w:history="1">
         <w:r>
           <w:rPr>
             <w:rStyle w:val="Hyperlink"/>
@@ -12633,7 +12660,7 @@
         </w:rPr>
         <w:t>Instale o </w:t>
       </w:r>
-      <w:hyperlink r:id="rId38" w:history="1">
+      <w:hyperlink r:id="rId39" w:history="1">
         <w:r>
           <w:rPr>
             <w:rStyle w:val="Hyperlink"/>
@@ -12748,7 +12775,7 @@
         </w:rPr>
         <w:t>Pronto! Acesse </w:t>
       </w:r>
-      <w:hyperlink r:id="rId39" w:history="1">
+      <w:hyperlink r:id="rId40" w:history="1">
         <w:r>
           <w:rPr>
             <w:rStyle w:val="Hyperlink"/>
@@ -12798,7 +12825,7 @@
           <w:color w:val="1F2328"/>
         </w:rPr>
       </w:pPr>
-      <w:hyperlink r:id="rId40" w:history="1">
+      <w:hyperlink r:id="rId41" w:history="1">
         <w:r>
           <w:rPr>
             <w:rStyle w:val="Hyperlink"/>
@@ -12822,7 +12849,7 @@
           <w:color w:val="1F2328"/>
         </w:rPr>
       </w:pPr>
-      <w:hyperlink r:id="rId41" w:history="1">
+      <w:hyperlink r:id="rId42" w:history="1">
         <w:r>
           <w:rPr>
             <w:rStyle w:val="Hyperlink"/>
@@ -12848,7 +12875,7 @@
           <w:u w:val="none"/>
         </w:rPr>
       </w:pPr>
-      <w:hyperlink r:id="rId42" w:history="1">
+      <w:hyperlink r:id="rId43" w:history="1">
         <w:r>
           <w:rPr>
             <w:rStyle w:val="Hyperlink"/>
@@ -12872,7 +12899,7 @@
           <w:color w:val="1F2328"/>
         </w:rPr>
       </w:pPr>
-      <w:hyperlink r:id="rId43" w:history="1">
+      <w:hyperlink r:id="rId44" w:history="1">
         <w:r>
           <w:rPr>
             <w:rStyle w:val="Hyperlink"/>
@@ -13149,7 +13176,7 @@
         </w:rPr>
         <w:t>Instale o </w:t>
       </w:r>
-      <w:hyperlink r:id="rId44" w:history="1">
+      <w:hyperlink r:id="rId45" w:history="1">
         <w:r>
           <w:rPr>
             <w:rStyle w:val="Hyperlink"/>
@@ -13192,7 +13219,7 @@
         </w:rPr>
         <w:t>Baixe o </w:t>
       </w:r>
-      <w:hyperlink r:id="rId45" w:history="1">
+      <w:hyperlink r:id="rId46" w:history="1">
         <w:r>
           <w:rPr>
             <w:rStyle w:val="Hyperlink"/>
@@ -13444,7 +13471,7 @@
         <w:lastRenderedPageBreak/>
         <w:t>1 - Dependências: </w:t>
       </w:r>
-      <w:hyperlink r:id="rId46" w:history="1">
+      <w:hyperlink r:id="rId47" w:history="1">
         <w:r>
           <w:rPr>
             <w:rStyle w:val="Hyperlink"/>
@@ -13465,7 +13492,7 @@
         </w:rPr>
         <w:t> (Para Windows), </w:t>
       </w:r>
-      <w:hyperlink r:id="rId47" w:history="1">
+      <w:hyperlink r:id="rId48" w:history="1">
         <w:r>
           <w:rPr>
             <w:rStyle w:val="Hyperlink"/>
@@ -13509,7 +13536,7 @@
         </w:rPr>
         <w:t>2 - Script Python: </w:t>
       </w:r>
-      <w:hyperlink r:id="rId48" w:history="1">
+      <w:hyperlink r:id="rId49" w:history="1">
         <w:r>
           <w:rPr>
             <w:rStyle w:val="Hyperlink"/>
@@ -13544,7 +13571,7 @@
         </w:rPr>
         <w:t>3 - Script OCR: </w:t>
       </w:r>
-      <w:hyperlink r:id="rId49" w:history="1">
+      <w:hyperlink r:id="rId50" w:history="1">
         <w:r>
           <w:rPr>
             <w:rStyle w:val="Hyperlink"/>
@@ -13695,7 +13722,7 @@
         </w:rPr>
         <w:t>Acesse: </w:t>
       </w:r>
-      <w:hyperlink r:id="rId50" w:history="1">
+      <w:hyperlink r:id="rId51" w:history="1">
         <w:r>
           <w:rPr>
             <w:rStyle w:val="Hyperlink"/>
@@ -13747,7 +13774,7 @@
           <w:color w:val="1F2328"/>
         </w:rPr>
       </w:pPr>
-      <w:hyperlink r:id="rId51" w:history="1">
+      <w:hyperlink r:id="rId52" w:history="1">
         <w:r>
           <w:rPr>
             <w:rStyle w:val="Hyperlink"/>
@@ -13771,7 +13798,7 @@
           <w:color w:val="1F2328"/>
         </w:rPr>
       </w:pPr>
-      <w:hyperlink r:id="rId52" w:history="1">
+      <w:hyperlink r:id="rId53" w:history="1">
         <w:r>
           <w:rPr>
             <w:rStyle w:val="Hyperlink"/>
@@ -13797,7 +13824,7 @@
           <w:u w:val="none"/>
         </w:rPr>
       </w:pPr>
-      <w:hyperlink r:id="rId53" w:history="1">
+      <w:hyperlink r:id="rId54" w:history="1">
         <w:r>
           <w:rPr>
             <w:rStyle w:val="Hyperlink"/>
@@ -13821,7 +13848,7 @@
           <w:color w:val="1F2328"/>
         </w:rPr>
       </w:pPr>
-      <w:hyperlink r:id="rId54" w:history="1">
+      <w:hyperlink r:id="rId55" w:history="1">
         <w:r>
           <w:rPr>
             <w:rStyle w:val="Hyperlink"/>
@@ -14179,7 +14206,7 @@
       <w:bookmarkEnd w:id="8"/>
     </w:p>
     <w:sectPr>
-      <w:footerReference w:type="default" r:id="rId55"/>
+      <w:footerReference w:type="default" r:id="rId56"/>
       <w:pgSz w:w="11906" w:h="16838"/>
       <w:pgMar w:top="1417" w:right="1701" w:bottom="1417" w:left="1701" w:header="708" w:footer="708" w:gutter="0"/>
       <w:pgNumType w:start="1"/>

--- a/Desafio 2 - Projeto - 11062025/Versões Relatório/Grupo_01_Proposta_de_Projeto v4.docx
+++ b/Desafio 2 - Projeto - 11062025/Versões Relatório/Grupo_01_Proposta_de_Projeto v4.docx
@@ -9937,7 +9937,31 @@
         <w:rPr>
           <w:rFonts w:ascii="Arial" w:eastAsia="Arial" w:hAnsi="Arial" w:cs="Arial"/>
         </w:rPr>
-        <w:t xml:space="preserve"> Aceita uma pergunta do usuário, um arquivo de documento fiscal (CSV, PDF ou imagem) e a conexão com o banco de dados.</w:t>
+        <w:t xml:space="preserve"> Aceita uma pergunta do usuário, um arquivo de documento fiscal (CSV, PDF</w:t>
+      </w:r>
+      <w:r>
+        <w:rPr>
+          <w:rFonts w:ascii="Arial" w:eastAsia="Arial" w:hAnsi="Arial" w:cs="Arial"/>
+        </w:rPr>
+        <w:t>,</w:t>
+      </w:r>
+      <w:r>
+        <w:rPr>
+          <w:rFonts w:ascii="Arial" w:eastAsia="Arial" w:hAnsi="Arial" w:cs="Arial"/>
+        </w:rPr>
+        <w:t xml:space="preserve"> imagem</w:t>
+      </w:r>
+      <w:r>
+        <w:rPr>
+          <w:rFonts w:ascii="Arial" w:eastAsia="Arial" w:hAnsi="Arial" w:cs="Arial"/>
+        </w:rPr>
+        <w:t xml:space="preserve"> PNG ou XML</w:t>
+      </w:r>
+      <w:r>
+        <w:rPr>
+          <w:rFonts w:ascii="Arial" w:eastAsia="Arial" w:hAnsi="Arial" w:cs="Arial"/>
+        </w:rPr>
+        <w:t>) e a conexão com o banco de dados.</w:t>
       </w:r>
     </w:p>
     <w:p>
@@ -11007,7 +11031,35 @@
           <w:rFonts w:ascii="Arial" w:eastAsia="Arial" w:hAnsi="Arial" w:cs="Arial"/>
           <w:color w:val="000000"/>
         </w:rPr>
-        <w:t xml:space="preserve"> Aceita requisições do usuário, que incluem uma pergunta, um arquivo de documento fiscal (em formato CSV, PDF ou imagem) e a conexão com o banco de dados.</w:t>
+        <w:t xml:space="preserve"> Aceita requisições do usuário, que incluem uma pergunta, um arquivo de documento fiscal (em formato CSV, PDF</w:t>
+      </w:r>
+      <w:r>
+        <w:rPr>
+          <w:rFonts w:ascii="Arial" w:eastAsia="Arial" w:hAnsi="Arial" w:cs="Arial"/>
+          <w:color w:val="000000"/>
+        </w:rPr>
+        <w:t xml:space="preserve">, </w:t>
+      </w:r>
+      <w:r>
+        <w:rPr>
+          <w:rFonts w:ascii="Arial" w:eastAsia="Arial" w:hAnsi="Arial" w:cs="Arial"/>
+          <w:color w:val="000000"/>
+        </w:rPr>
+        <w:t>imagem</w:t>
+      </w:r>
+      <w:r>
+        <w:rPr>
+          <w:rFonts w:ascii="Arial" w:eastAsia="Arial" w:hAnsi="Arial" w:cs="Arial"/>
+          <w:color w:val="000000"/>
+        </w:rPr>
+        <w:t xml:space="preserve"> PNG ou XML</w:t>
+      </w:r>
+      <w:r>
+        <w:rPr>
+          <w:rFonts w:ascii="Arial" w:eastAsia="Arial" w:hAnsi="Arial" w:cs="Arial"/>
+          <w:color w:val="000000"/>
+        </w:rPr>
+        <w:t>) e a conexão com o banco de dados.</w:t>
       </w:r>
     </w:p>
     <w:p>
@@ -11752,7 +11804,23 @@
           <w:b/>
           <w:color w:val="000000"/>
         </w:rPr>
-        <w:t xml:space="preserve"> (CSV):</w:t>
+        <w:t xml:space="preserve"> (CSV</w:t>
+      </w:r>
+      <w:r>
+        <w:rPr>
+          <w:rFonts w:ascii="Arial" w:eastAsia="Arial" w:hAnsi="Arial" w:cs="Arial"/>
+          <w:b/>
+          <w:color w:val="000000"/>
+        </w:rPr>
+        <w:t>/XML</w:t>
+      </w:r>
+      <w:r>
+        <w:rPr>
+          <w:rFonts w:ascii="Arial" w:eastAsia="Arial" w:hAnsi="Arial" w:cs="Arial"/>
+          <w:b/>
+          <w:color w:val="000000"/>
+        </w:rPr>
+        <w:t>):</w:t>
       </w:r>
       <w:r>
         <w:rPr>
@@ -11774,7 +11842,21 @@
           <w:rFonts w:ascii="Arial" w:eastAsia="Arial" w:hAnsi="Arial" w:cs="Arial"/>
           <w:color w:val="000000"/>
         </w:rPr>
-        <w:t xml:space="preserve"> para PDF/Imagem, porém adaptado ao formato CSV, buscando a sigla do tipo, a versão, o modelo e o significado dos nomes dos campos.</w:t>
+        <w:t xml:space="preserve"> para PDF/Imagem, porém adaptado ao formato CSV</w:t>
+      </w:r>
+      <w:r>
+        <w:rPr>
+          <w:rFonts w:ascii="Arial" w:eastAsia="Arial" w:hAnsi="Arial" w:cs="Arial"/>
+          <w:color w:val="000000"/>
+        </w:rPr>
+        <w:t>/XML</w:t>
+      </w:r>
+      <w:r>
+        <w:rPr>
+          <w:rFonts w:ascii="Arial" w:eastAsia="Arial" w:hAnsi="Arial" w:cs="Arial"/>
+          <w:color w:val="000000"/>
+        </w:rPr>
+        <w:t>, buscando a sigla do tipo, a versão, o modelo e o significado dos nomes dos campos.</w:t>
       </w:r>
     </w:p>
     <w:p>
@@ -11961,7 +12043,7 @@
               </wp:inline>
             </w:drawing>
           </mc:Choice>
-          <mc:Fallback xmlns:sl="http://schemas.openxmlformats.org/schemaLibrary/2006/main" xmlns:a="http://schemas.openxmlformats.org/drawingml/2006/main" xmlns:pic="http://schemas.openxmlformats.org/drawingml/2006/picture" xmlns:c="http://schemas.openxmlformats.org/drawingml/2006/chart" xmlns:lc="http://schemas.openxmlformats.org/drawingml/2006/lockedCanvas" xmlns:dgm="http://schemas.openxmlformats.org/drawingml/2006/diagram" xmlns="http://schemas.microsoft.com/office/tasks/2019/documenttasks" xmlns:cr="http://schemas.microsoft.com/office/comments/2020/reactions">
+          <mc:Fallback xmlns:cr="http://schemas.microsoft.com/office/comments/2020/reactions" xmlns="http://schemas.microsoft.com/office/tasks/2019/documenttasks" xmlns:dgm="http://schemas.openxmlformats.org/drawingml/2006/diagram" xmlns:lc="http://schemas.openxmlformats.org/drawingml/2006/lockedCanvas" xmlns:c="http://schemas.openxmlformats.org/drawingml/2006/chart" xmlns:pic="http://schemas.openxmlformats.org/drawingml/2006/picture" xmlns:a="http://schemas.openxmlformats.org/drawingml/2006/main" xmlns:sl="http://schemas.openxmlformats.org/schemaLibrary/2006/main">
             <w:drawing>
               <wp:inline distB="114300" distT="114300" distL="114300" distR="114300">
                 <wp:extent cx="3657600" cy="4448175"/>

--- a/Desafio 2 - Projeto - 11062025/Versões Relatório/Grupo_01_Proposta_de_Projeto v4.docx
+++ b/Desafio 2 - Projeto - 11062025/Versões Relatório/Grupo_01_Proposta_de_Projeto v4.docx
@@ -889,7 +889,15 @@
         <w:jc w:val="both"/>
       </w:pPr>
       <w:r>
-        <w:t>Profissionais e empresas da área de contabilidade, finanças e tecnologia, especialmente aqueles envolvidos com automação de processos fiscais, compliance tributário e extração de dados de documentos fiscais (como notas fiscais eletrônicas).</w:t>
+        <w:t xml:space="preserve">Profissionais e empresas da área de contabilidade, finanças e tecnologia, especialmente aqueles envolvidos com automação de processos fiscais, </w:t>
+      </w:r>
+      <w:proofErr w:type="spellStart"/>
+      <w:r>
+        <w:t>compliance</w:t>
+      </w:r>
+      <w:proofErr w:type="spellEnd"/>
+      <w:r>
+        <w:t xml:space="preserve"> tributário e extração de dados de documentos fiscais (como notas fiscais eletrônicas).</w:t>
       </w:r>
     </w:p>
     <w:p>
@@ -984,7 +992,15 @@
         <w:jc w:val="both"/>
       </w:pPr>
       <w:r>
-        <w:t>Como profissional da área de contabilidade, finanças ou tecnologia, eu quero uma solução capaz de capturar e extrair automaticamente os dados de documentos fiscais (Ex: NF-e), para que eu possa obter essas informações de forma rápida, precisa e organizada, reduzindo erros manuais e otimizando meus processos operacionais.</w:t>
+        <w:t>Como profissional da área de contabilidade, finanças ou tecnologia, eu quero uma solução capaz de capturar e extrair automaticamente os dados de documentos fiscais (</w:t>
+      </w:r>
+      <w:proofErr w:type="spellStart"/>
+      <w:r>
+        <w:t>Ex</w:t>
+      </w:r>
+      <w:proofErr w:type="spellEnd"/>
+      <w:r>
+        <w:t>: NF-e), para que eu possa obter essas informações de forma rápida, precisa e organizada, reduzindo erros manuais e otimizando meus processos operacionais.</w:t>
       </w:r>
     </w:p>
     <w:p>
@@ -1446,7 +1462,23 @@
         <w:t>Agente 3 (Resposta e Interação):</w:t>
       </w:r>
       <w:r>
-        <w:t xml:space="preserve"> Acessa um Large Language Model (LLM) e, utilizando os dados da Base de Conhecimento, responde às perguntas dos usuários sobre as informações fiscais.</w:t>
+        <w:t xml:space="preserve"> Acessa um </w:t>
+      </w:r>
+      <w:proofErr w:type="spellStart"/>
+      <w:r>
+        <w:t>Large</w:t>
+      </w:r>
+      <w:proofErr w:type="spellEnd"/>
+      <w:r>
+        <w:t xml:space="preserve"> </w:t>
+      </w:r>
+      <w:proofErr w:type="spellStart"/>
+      <w:r>
+        <w:t>Language</w:t>
+      </w:r>
+      <w:proofErr w:type="spellEnd"/>
+      <w:r>
+        <w:t xml:space="preserve"> Model (LLM) e, utilizando os dados da Base de Conhecimento, responde às perguntas dos usuários sobre as informações fiscais.</w:t>
       </w:r>
     </w:p>
     <w:p>
@@ -1548,7 +1580,15 @@
         <w:ind w:firstLine="720"/>
       </w:pPr>
       <w:r>
-        <w:t>O sistema será desenvolvido seguindo uma arquitetura multi-agente composta por três agentes especializados:</w:t>
+        <w:t xml:space="preserve">O sistema será desenvolvido seguindo uma arquitetura </w:t>
+      </w:r>
+      <w:proofErr w:type="spellStart"/>
+      <w:r>
+        <w:t>multi-agente</w:t>
+      </w:r>
+      <w:proofErr w:type="spellEnd"/>
+      <w:r>
+        <w:t xml:space="preserve"> composta por três agentes especializados:</w:t>
       </w:r>
     </w:p>
     <w:p>
@@ -1575,7 +1615,15 @@
         <w:spacing w:after="0" w:line="240" w:lineRule="auto"/>
       </w:pPr>
       <w:r>
-        <w:t>Responsabilidade: Obter e pré-processar documentos fiscais</w:t>
+        <w:t xml:space="preserve">Responsabilidade: Obter e </w:t>
+      </w:r>
+      <w:proofErr w:type="spellStart"/>
+      <w:r>
+        <w:t>pré</w:t>
+      </w:r>
+      <w:proofErr w:type="spellEnd"/>
+      <w:r>
+        <w:t>-processar documentos fiscais</w:t>
       </w:r>
     </w:p>
     <w:p>
@@ -1598,8 +1646,21 @@
         <w:t>Interface para upload manual de arquivos (PDF, imagens</w:t>
       </w:r>
       <w:r>
-        <w:t>, CSVs e XMLs</w:t>
-      </w:r>
+        <w:t xml:space="preserve">, </w:t>
+      </w:r>
+      <w:proofErr w:type="spellStart"/>
+      <w:r>
+        <w:t>CSVs</w:t>
+      </w:r>
+      <w:proofErr w:type="spellEnd"/>
+      <w:r>
+        <w:t xml:space="preserve"> e </w:t>
+      </w:r>
+      <w:proofErr w:type="spellStart"/>
+      <w:r>
+        <w:t>XMLs</w:t>
+      </w:r>
+      <w:proofErr w:type="spellEnd"/>
       <w:r>
         <w:t>)</w:t>
       </w:r>
@@ -1743,7 +1804,15 @@
         <w:spacing w:after="0" w:line="240" w:lineRule="auto"/>
       </w:pPr>
       <w:r>
-        <w:t>Integração com LLMs para consultas em linguagem natural</w:t>
+        <w:t xml:space="preserve">Integração com </w:t>
+      </w:r>
+      <w:proofErr w:type="spellStart"/>
+      <w:r>
+        <w:t>LLMs</w:t>
+      </w:r>
+      <w:proofErr w:type="spellEnd"/>
+      <w:r>
+        <w:t xml:space="preserve"> para consultas em linguagem natural</w:t>
       </w:r>
     </w:p>
     <w:p>
@@ -1846,8 +1915,16 @@
           <w:b/>
         </w:rPr>
         <w:lastRenderedPageBreak/>
-        <w:t>Armazenamento e Acesso a LLMs</w:t>
-      </w:r>
+        <w:t xml:space="preserve">Armazenamento e Acesso a </w:t>
+      </w:r>
+      <w:proofErr w:type="spellStart"/>
+      <w:r>
+        <w:rPr>
+          <w:b/>
+        </w:rPr>
+        <w:t>LLMs</w:t>
+      </w:r>
+      <w:proofErr w:type="spellEnd"/>
       <w:r>
         <w:rPr>
           <w:i/>
@@ -1865,7 +1942,15 @@
         <w:spacing w:after="0" w:line="240" w:lineRule="auto"/>
       </w:pPr>
       <w:r>
-        <w:t>Banco de dados SQLite para documentos processados</w:t>
+        <w:t xml:space="preserve">Banco de dados </w:t>
+      </w:r>
+      <w:proofErr w:type="spellStart"/>
+      <w:r>
+        <w:t>SQLite</w:t>
+      </w:r>
+      <w:proofErr w:type="spellEnd"/>
+      <w:r>
+        <w:t xml:space="preserve"> para documentos processados</w:t>
       </w:r>
     </w:p>
     <w:p>
@@ -1878,7 +1963,15 @@
         <w:spacing w:after="0" w:line="240" w:lineRule="auto"/>
       </w:pPr>
       <w:r>
-        <w:t>Integração com APIs de LLMs (</w:t>
+        <w:t xml:space="preserve">Integração com APIs de </w:t>
+      </w:r>
+      <w:proofErr w:type="spellStart"/>
+      <w:r>
+        <w:t>LLMs</w:t>
+      </w:r>
+      <w:proofErr w:type="spellEnd"/>
+      <w:r>
+        <w:t xml:space="preserve"> (</w:t>
       </w:r>
       <w:hyperlink r:id="rId17" w:history="1">
         <w:r>
@@ -1963,11 +2056,19 @@
       <w:pPr>
         <w:spacing w:after="0" w:line="240" w:lineRule="auto"/>
       </w:pPr>
+      <w:proofErr w:type="spellStart"/>
       <w:r>
         <w:rPr>
           <w:b/>
         </w:rPr>
-        <w:t>Backend e Processamento</w:t>
+        <w:t>Backend</w:t>
+      </w:r>
+      <w:proofErr w:type="spellEnd"/>
+      <w:r>
+        <w:rPr>
+          <w:b/>
+        </w:rPr>
+        <w:t xml:space="preserve"> e Processamento</w:t>
       </w:r>
     </w:p>
     <w:p>
@@ -2001,9 +2102,19 @@
         </w:numPr>
         <w:spacing w:after="0" w:line="240" w:lineRule="auto"/>
       </w:pPr>
-      <w:r>
-        <w:t>Langchain como biblioteca de interação com as LLMs</w:t>
-      </w:r>
+      <w:proofErr w:type="spellStart"/>
+      <w:r>
+        <w:t>Langchain</w:t>
+      </w:r>
+      <w:proofErr w:type="spellEnd"/>
+      <w:r>
+        <w:t xml:space="preserve"> como biblioteca de interação com as </w:t>
+      </w:r>
+      <w:proofErr w:type="spellStart"/>
+      <w:r>
+        <w:t>LLMs</w:t>
+      </w:r>
+      <w:proofErr w:type="spellEnd"/>
     </w:p>
     <w:p>
       <w:pPr>
@@ -2014,9 +2125,11 @@
         </w:numPr>
         <w:spacing w:after="0" w:line="240" w:lineRule="auto"/>
       </w:pPr>
+      <w:proofErr w:type="spellStart"/>
       <w:r>
         <w:t>SQLite</w:t>
       </w:r>
+      <w:proofErr w:type="spellEnd"/>
       <w:r>
         <w:rPr>
           <w:b/>
@@ -2052,8 +2165,13 @@
         </w:numPr>
         <w:spacing w:after="0" w:line="240" w:lineRule="auto"/>
       </w:pPr>
-      <w:r>
-        <w:t>Tesseract OCR</w:t>
+      <w:proofErr w:type="spellStart"/>
+      <w:r>
+        <w:t>Tesseract</w:t>
+      </w:r>
+      <w:proofErr w:type="spellEnd"/>
+      <w:r>
+        <w:t xml:space="preserve"> OCR</w:t>
       </w:r>
       <w:r>
         <w:rPr>
@@ -2062,7 +2180,15 @@
         <w:t xml:space="preserve"> </w:t>
       </w:r>
       <w:r>
-        <w:t>+ OpenCV para reconhecimento de texto</w:t>
+        <w:t xml:space="preserve">+ </w:t>
+      </w:r>
+      <w:proofErr w:type="spellStart"/>
+      <w:r>
+        <w:t>OpenCV</w:t>
+      </w:r>
+      <w:proofErr w:type="spellEnd"/>
+      <w:r>
+        <w:t xml:space="preserve"> para reconhecimento de texto</w:t>
       </w:r>
     </w:p>
     <w:p>
@@ -2098,11 +2224,19 @@
       <w:pPr>
         <w:spacing w:after="0" w:line="240" w:lineRule="auto"/>
       </w:pPr>
+      <w:proofErr w:type="spellStart"/>
       <w:r>
         <w:rPr>
           <w:b/>
         </w:rPr>
-        <w:t>Frontend e Interface</w:t>
+        <w:t>Frontend</w:t>
+      </w:r>
+      <w:proofErr w:type="spellEnd"/>
+      <w:r>
+        <w:rPr>
+          <w:b/>
+        </w:rPr>
+        <w:t xml:space="preserve"> e Interface</w:t>
       </w:r>
     </w:p>
     <w:p>
@@ -2118,6 +2252,7 @@
           <w:szCs w:val="23"/>
         </w:rPr>
       </w:pPr>
+      <w:proofErr w:type="spellStart"/>
       <w:r>
         <w:rPr>
           <w:sz w:val="23"/>
@@ -2125,6 +2260,7 @@
         </w:rPr>
         <w:t>Streamlit</w:t>
       </w:r>
+      <w:proofErr w:type="spellEnd"/>
     </w:p>
     <w:p>
       <w:pPr>
@@ -2199,7 +2335,15 @@
         <w:t xml:space="preserve">de Demo </w:t>
       </w:r>
       <w:r>
-        <w:t>via site Streamlit Cloud Community (</w:t>
+        <w:t xml:space="preserve">via site </w:t>
+      </w:r>
+      <w:proofErr w:type="spellStart"/>
+      <w:r>
+        <w:t>Streamlit</w:t>
+      </w:r>
+      <w:proofErr w:type="spellEnd"/>
+      <w:r>
+        <w:t xml:space="preserve"> Cloud Community (</w:t>
       </w:r>
       <w:hyperlink r:id="rId19" w:history="1">
         <w:r>
@@ -2675,7 +2819,21 @@
         <w:rPr>
           <w:b/>
         </w:rPr>
-        <w:t>Fase 5: Interface – Agente 1 + Frontend – Segunda Apresentação</w:t>
+        <w:t xml:space="preserve">Fase 5: Interface – Agente 1 + </w:t>
+      </w:r>
+      <w:proofErr w:type="spellStart"/>
+      <w:r>
+        <w:rPr>
+          <w:b/>
+        </w:rPr>
+        <w:t>Frontend</w:t>
+      </w:r>
+      <w:proofErr w:type="spellEnd"/>
+      <w:r>
+        <w:rPr>
+          <w:b/>
+        </w:rPr>
+        <w:t xml:space="preserve"> – Segunda Apresentação</w:t>
       </w:r>
     </w:p>
     <w:p>
@@ -2848,11 +3006,19 @@
           <w:color w:val="000000"/>
         </w:rPr>
       </w:pPr>
+      <w:proofErr w:type="spellStart"/>
       <w:r>
         <w:rPr>
           <w:color w:val="000000"/>
         </w:rPr>
-        <w:t>Roadmap para desenvolvimento futuro</w:t>
+        <w:t>Roadmap</w:t>
+      </w:r>
+      <w:proofErr w:type="spellEnd"/>
+      <w:r>
+        <w:rPr>
+          <w:color w:val="000000"/>
+        </w:rPr>
+        <w:t xml:space="preserve"> para desenvolvimento futuro</w:t>
       </w:r>
     </w:p>
     <w:p>
@@ -2972,8 +3138,18 @@
           <w:bCs/>
           <w:color w:val="000000"/>
         </w:rPr>
-        <w:t>Validação de compliance</w:t>
-      </w:r>
+        <w:t xml:space="preserve">Validação de </w:t>
+      </w:r>
+      <w:proofErr w:type="spellStart"/>
+      <w:r>
+        <w:rPr>
+          <w:b/>
+          <w:bCs/>
+          <w:color w:val="000000"/>
+        </w:rPr>
+        <w:t>compliance</w:t>
+      </w:r>
+      <w:proofErr w:type="spellEnd"/>
       <w:r>
         <w:rPr>
           <w:b/>
@@ -3243,7 +3419,25 @@
           <w:sz w:val="27"/>
           <w:szCs w:val="27"/>
         </w:rPr>
-        <w:t xml:space="preserve">. Pode aproveitar os docs do </w:t>
+        <w:t xml:space="preserve">. Pode aproveitar os </w:t>
+      </w:r>
+      <w:proofErr w:type="spellStart"/>
+      <w:r>
+        <w:rPr>
+          <w:color w:val="2F5496"/>
+          <w:sz w:val="27"/>
+          <w:szCs w:val="27"/>
+        </w:rPr>
+        <w:t>docs</w:t>
+      </w:r>
+      <w:proofErr w:type="spellEnd"/>
+      <w:r>
+        <w:rPr>
+          <w:color w:val="2F5496"/>
+          <w:sz w:val="27"/>
+          <w:szCs w:val="27"/>
+        </w:rPr>
+        <w:t xml:space="preserve"> do </w:t>
       </w:r>
       <w:hyperlink r:id="rId21" w:history="1">
         <w:r>
@@ -3308,7 +3502,13 @@
         <w:spacing w:after="0" w:line="240" w:lineRule="auto"/>
       </w:pPr>
       <w:r>
-        <w:t>Tempo de processamento: &lt; 30 segundos por documento</w:t>
+        <w:t xml:space="preserve">Tempo de processamento: &lt; </w:t>
+      </w:r>
+      <w:r>
+        <w:t>6</w:t>
+      </w:r>
+      <w:r>
+        <w:t>0 segundos por documento</w:t>
       </w:r>
     </w:p>
     <w:p>
@@ -3497,7 +3697,25 @@
           <w:sz w:val="27"/>
           <w:szCs w:val="27"/>
         </w:rPr>
-        <w:t xml:space="preserve">. Pode aproveitar os docs do </w:t>
+        <w:t xml:space="preserve">. Pode aproveitar os </w:t>
+      </w:r>
+      <w:proofErr w:type="spellStart"/>
+      <w:r>
+        <w:rPr>
+          <w:color w:val="2F5496"/>
+          <w:sz w:val="27"/>
+          <w:szCs w:val="27"/>
+        </w:rPr>
+        <w:t>docs</w:t>
+      </w:r>
+      <w:proofErr w:type="spellEnd"/>
+      <w:r>
+        <w:rPr>
+          <w:color w:val="2F5496"/>
+          <w:sz w:val="27"/>
+          <w:szCs w:val="27"/>
+        </w:rPr>
+        <w:t xml:space="preserve"> do </w:t>
       </w:r>
       <w:hyperlink r:id="rId22" w:history="1">
         <w:r>
@@ -3608,8 +3826,13 @@
         </w:rPr>
         <w:t xml:space="preserve">Desafio 3: </w:t>
       </w:r>
-      <w:r>
-        <w:t>Compliance Legal</w:t>
+      <w:proofErr w:type="spellStart"/>
+      <w:r>
+        <w:t>Compliance</w:t>
+      </w:r>
+      <w:proofErr w:type="spellEnd"/>
+      <w:r>
+        <w:t xml:space="preserve"> Legal</w:t>
       </w:r>
     </w:p>
     <w:p>
@@ -3627,7 +3850,15 @@
       <w:bookmarkStart w:id="6" w:name="_heading=h.d8qef614nhg" w:colFirst="0" w:colLast="0"/>
       <w:bookmarkEnd w:id="6"/>
       <w:r>
-        <w:t>Solução: A referência utilizada foi a documentação de Notas Técnicas, Manual de Orientação do Contribuinte e Schemas XSD.</w:t>
+        <w:t xml:space="preserve">Solução: A referência utilizada foi a documentação de Notas Técnicas, Manual de Orientação do Contribuinte e </w:t>
+      </w:r>
+      <w:proofErr w:type="spellStart"/>
+      <w:r>
+        <w:t>Schemas</w:t>
+      </w:r>
+      <w:proofErr w:type="spellEnd"/>
+      <w:r>
+        <w:t xml:space="preserve"> XSD.</w:t>
       </w:r>
     </w:p>
     <w:p>
@@ -3888,7 +4119,23 @@
                 <w:b/>
                 <w:color w:val="FFFFFF"/>
               </w:rPr>
-              <w:t>09/06 à 17/07</w:t>
+              <w:t xml:space="preserve">09/06 </w:t>
+            </w:r>
+            <w:proofErr w:type="gramStart"/>
+            <w:r>
+              <w:rPr>
+                <w:b/>
+                <w:color w:val="FFFFFF"/>
+              </w:rPr>
+              <w:t>à</w:t>
+            </w:r>
+            <w:proofErr w:type="gramEnd"/>
+            <w:r>
+              <w:rPr>
+                <w:b/>
+                <w:color w:val="FFFFFF"/>
+              </w:rPr>
+              <w:t xml:space="preserve"> 17/07</w:t>
             </w:r>
           </w:p>
         </w:tc>
@@ -4010,7 +4257,21 @@
               <w:rPr>
                 <w:color w:val="000000"/>
               </w:rPr>
-              <w:t>09/06 à 16/06</w:t>
+              <w:t xml:space="preserve">09/06 </w:t>
+            </w:r>
+            <w:proofErr w:type="gramStart"/>
+            <w:r>
+              <w:rPr>
+                <w:color w:val="000000"/>
+              </w:rPr>
+              <w:t>à</w:t>
+            </w:r>
+            <w:proofErr w:type="gramEnd"/>
+            <w:r>
+              <w:rPr>
+                <w:color w:val="000000"/>
+              </w:rPr>
+              <w:t xml:space="preserve"> 16/06</w:t>
             </w:r>
           </w:p>
         </w:tc>
@@ -4154,7 +4415,21 @@
               <w:rPr>
                 <w:color w:val="000000"/>
               </w:rPr>
-              <w:t>17/06 à 01/07</w:t>
+              <w:t xml:space="preserve">17/06 </w:t>
+            </w:r>
+            <w:proofErr w:type="gramStart"/>
+            <w:r>
+              <w:rPr>
+                <w:color w:val="000000"/>
+              </w:rPr>
+              <w:t>à</w:t>
+            </w:r>
+            <w:proofErr w:type="gramEnd"/>
+            <w:r>
+              <w:rPr>
+                <w:color w:val="000000"/>
+              </w:rPr>
+              <w:t xml:space="preserve"> 01/07</w:t>
             </w:r>
           </w:p>
         </w:tc>
@@ -4326,7 +4601,21 @@
               <w:rPr>
                 <w:color w:val="000000"/>
               </w:rPr>
-              <w:t>02/07 à 10/07</w:t>
+              <w:t xml:space="preserve">02/07 </w:t>
+            </w:r>
+            <w:proofErr w:type="gramStart"/>
+            <w:r>
+              <w:rPr>
+                <w:color w:val="000000"/>
+              </w:rPr>
+              <w:t>à</w:t>
+            </w:r>
+            <w:proofErr w:type="gramEnd"/>
+            <w:r>
+              <w:rPr>
+                <w:color w:val="000000"/>
+              </w:rPr>
+              <w:t xml:space="preserve"> 10/07</w:t>
             </w:r>
           </w:p>
         </w:tc>
@@ -4456,7 +4745,21 @@
               <w:rPr>
                 <w:color w:val="000000"/>
               </w:rPr>
-              <w:t>11/07 à 17/07</w:t>
+              <w:t xml:space="preserve">11/07 </w:t>
+            </w:r>
+            <w:proofErr w:type="gramStart"/>
+            <w:r>
+              <w:rPr>
+                <w:color w:val="000000"/>
+              </w:rPr>
+              <w:t>à</w:t>
+            </w:r>
+            <w:proofErr w:type="gramEnd"/>
+            <w:r>
+              <w:rPr>
+                <w:color w:val="000000"/>
+              </w:rPr>
+              <w:t xml:space="preserve"> 17/07</w:t>
             </w:r>
           </w:p>
         </w:tc>
@@ -4579,7 +4882,23 @@
                 <w:b/>
                 <w:color w:val="FFFFFF"/>
               </w:rPr>
-              <w:t>18/07 à 14/08</w:t>
+              <w:t xml:space="preserve">18/07 </w:t>
+            </w:r>
+            <w:proofErr w:type="gramStart"/>
+            <w:r>
+              <w:rPr>
+                <w:b/>
+                <w:color w:val="FFFFFF"/>
+              </w:rPr>
+              <w:t>à</w:t>
+            </w:r>
+            <w:proofErr w:type="gramEnd"/>
+            <w:r>
+              <w:rPr>
+                <w:b/>
+                <w:color w:val="FFFFFF"/>
+              </w:rPr>
+              <w:t xml:space="preserve"> 14/08</w:t>
             </w:r>
           </w:p>
         </w:tc>
@@ -4641,8 +4960,17 @@
                 <w:b/>
                 <w:color w:val="000000"/>
               </w:rPr>
-              <w:t>Interface - Agente 1 + Frontend</w:t>
-            </w:r>
+              <w:t xml:space="preserve">Interface - Agente 1 + </w:t>
+            </w:r>
+            <w:proofErr w:type="spellStart"/>
+            <w:r>
+              <w:rPr>
+                <w:b/>
+                <w:color w:val="000000"/>
+              </w:rPr>
+              <w:t>Frontend</w:t>
+            </w:r>
+            <w:proofErr w:type="spellEnd"/>
             <w:r>
               <w:rPr>
                 <w:color w:val="000000"/>
@@ -4696,7 +5024,21 @@
               <w:rPr>
                 <w:color w:val="000000"/>
               </w:rPr>
-              <w:t>18/07 à 31/07</w:t>
+              <w:t xml:space="preserve">18/07 </w:t>
+            </w:r>
+            <w:proofErr w:type="gramStart"/>
+            <w:r>
+              <w:rPr>
+                <w:color w:val="000000"/>
+              </w:rPr>
+              <w:t>à</w:t>
+            </w:r>
+            <w:proofErr w:type="gramEnd"/>
+            <w:r>
+              <w:rPr>
+                <w:color w:val="000000"/>
+              </w:rPr>
+              <w:t xml:space="preserve"> 31/07</w:t>
             </w:r>
           </w:p>
         </w:tc>
@@ -4805,7 +5147,21 @@
                 <w:color w:val="000000"/>
               </w:rPr>
               <w:br/>
-              <w:t>- Roadmap futuro</w:t>
+              <w:t xml:space="preserve">- </w:t>
+            </w:r>
+            <w:proofErr w:type="spellStart"/>
+            <w:r>
+              <w:rPr>
+                <w:color w:val="000000"/>
+              </w:rPr>
+              <w:t>Roadmap</w:t>
+            </w:r>
+            <w:proofErr w:type="spellEnd"/>
+            <w:r>
+              <w:rPr>
+                <w:color w:val="000000"/>
+              </w:rPr>
+              <w:t xml:space="preserve"> futuro</w:t>
             </w:r>
           </w:p>
         </w:tc>
@@ -4833,7 +5189,21 @@
               <w:rPr>
                 <w:color w:val="000000"/>
               </w:rPr>
-              <w:t>01/08 à 14/08</w:t>
+              <w:t xml:space="preserve">01/08 </w:t>
+            </w:r>
+            <w:proofErr w:type="gramStart"/>
+            <w:r>
+              <w:rPr>
+                <w:color w:val="000000"/>
+              </w:rPr>
+              <w:t>à</w:t>
+            </w:r>
+            <w:proofErr w:type="gramEnd"/>
+            <w:r>
+              <w:rPr>
+                <w:color w:val="000000"/>
+              </w:rPr>
+              <w:t xml:space="preserve"> 14/08</w:t>
             </w:r>
           </w:p>
         </w:tc>
@@ -4956,7 +5326,23 @@
                 <w:b/>
                 <w:color w:val="FFFFFF"/>
               </w:rPr>
-              <w:t>15/08 à 04/09</w:t>
+              <w:t xml:space="preserve">15/08 </w:t>
+            </w:r>
+            <w:proofErr w:type="gramStart"/>
+            <w:r>
+              <w:rPr>
+                <w:b/>
+                <w:color w:val="FFFFFF"/>
+              </w:rPr>
+              <w:t>à</w:t>
+            </w:r>
+            <w:proofErr w:type="gramEnd"/>
+            <w:r>
+              <w:rPr>
+                <w:b/>
+                <w:color w:val="FFFFFF"/>
+              </w:rPr>
+              <w:t xml:space="preserve"> 04/09</w:t>
             </w:r>
           </w:p>
         </w:tc>
@@ -5066,7 +5452,21 @@
               <w:rPr>
                 <w:color w:val="000000"/>
               </w:rPr>
-              <w:t xml:space="preserve"> à 2</w:t>
+              <w:t xml:space="preserve"> </w:t>
+            </w:r>
+            <w:proofErr w:type="gramStart"/>
+            <w:r>
+              <w:rPr>
+                <w:color w:val="000000"/>
+              </w:rPr>
+              <w:t>à</w:t>
+            </w:r>
+            <w:proofErr w:type="gramEnd"/>
+            <w:r>
+              <w:rPr>
+                <w:color w:val="000000"/>
+              </w:rPr>
+              <w:t xml:space="preserve"> 2</w:t>
             </w:r>
             <w:r>
               <w:rPr>
@@ -5182,8 +5582,16 @@
                 <w:color w:val="000000"/>
               </w:rPr>
               <w:br/>
-              <w:t>- Correções e otimizações finais                                                                                                                                                                 - Preparação da documentação completa                                                                                 - Validação de compliance</w:t>
-            </w:r>
+              <w:t xml:space="preserve">- Correções e otimizações finais                                                                                                                                                                 - Preparação da documentação completa                                                                                 - Validação de </w:t>
+            </w:r>
+            <w:proofErr w:type="spellStart"/>
+            <w:r>
+              <w:rPr>
+                <w:color w:val="000000"/>
+              </w:rPr>
+              <w:t>compliance</w:t>
+            </w:r>
+            <w:proofErr w:type="spellEnd"/>
           </w:p>
         </w:tc>
         <w:tc>
@@ -5365,7 +5773,21 @@
               <w:rPr>
                 <w:color w:val="000000"/>
               </w:rPr>
-              <w:t xml:space="preserve"> à </w:t>
+              <w:t xml:space="preserve"> </w:t>
+            </w:r>
+            <w:proofErr w:type="gramStart"/>
+            <w:r>
+              <w:rPr>
+                <w:color w:val="000000"/>
+              </w:rPr>
+              <w:t>à</w:t>
+            </w:r>
+            <w:proofErr w:type="gramEnd"/>
+            <w:r>
+              <w:rPr>
+                <w:color w:val="000000"/>
+              </w:rPr>
+              <w:t xml:space="preserve"> </w:t>
             </w:r>
             <w:r>
               <w:rPr>
@@ -5526,7 +5948,23 @@
                 <w:b/>
                 <w:color w:val="FFFFFF"/>
               </w:rPr>
-              <w:t xml:space="preserve"> à </w:t>
+              <w:t xml:space="preserve"> </w:t>
+            </w:r>
+            <w:proofErr w:type="gramStart"/>
+            <w:r>
+              <w:rPr>
+                <w:b/>
+                <w:color w:val="FFFFFF"/>
+              </w:rPr>
+              <w:t>à</w:t>
+            </w:r>
+            <w:proofErr w:type="gramEnd"/>
+            <w:r>
+              <w:rPr>
+                <w:b/>
+                <w:color w:val="FFFFFF"/>
+              </w:rPr>
+              <w:t xml:space="preserve"> </w:t>
             </w:r>
             <w:r>
               <w:rPr>
@@ -5781,15 +6219,51 @@
           <w:sz w:val="36"/>
           <w:szCs w:val="36"/>
         </w:rPr>
-        <w:t xml:space="preserve"> (Uitilizar esses tipos de arquivos nos testes informados acima. Informar as fontes</w:t>
-      </w:r>
+        <w:t xml:space="preserve"> (</w:t>
+      </w:r>
+      <w:proofErr w:type="spellStart"/>
       <w:r>
         <w:rPr>
           <w:color w:val="2F5496"/>
           <w:sz w:val="36"/>
           <w:szCs w:val="36"/>
         </w:rPr>
-        <w:t xml:space="preserve">. Pode aproveitar os docs do </w:t>
+        <w:t>Uitilizar</w:t>
+      </w:r>
+      <w:proofErr w:type="spellEnd"/>
+      <w:r>
+        <w:rPr>
+          <w:color w:val="2F5496"/>
+          <w:sz w:val="36"/>
+          <w:szCs w:val="36"/>
+        </w:rPr>
+        <w:t xml:space="preserve"> esses tipos de arquivos nos testes informados acima. Informar as fontes</w:t>
+      </w:r>
+      <w:r>
+        <w:rPr>
+          <w:color w:val="2F5496"/>
+          <w:sz w:val="36"/>
+          <w:szCs w:val="36"/>
+        </w:rPr>
+        <w:t xml:space="preserve">. Pode aproveitar os </w:t>
+      </w:r>
+      <w:proofErr w:type="spellStart"/>
+      <w:r>
+        <w:rPr>
+          <w:color w:val="2F5496"/>
+          <w:sz w:val="36"/>
+          <w:szCs w:val="36"/>
+        </w:rPr>
+        <w:t>docs</w:t>
+      </w:r>
+      <w:proofErr w:type="spellEnd"/>
+      <w:r>
+        <w:rPr>
+          <w:color w:val="2F5496"/>
+          <w:sz w:val="36"/>
+          <w:szCs w:val="36"/>
+        </w:rPr>
+        <w:t xml:space="preserve"> do </w:t>
       </w:r>
       <w:hyperlink r:id="rId24" w:history="1">
         <w:r>
@@ -5821,7 +6295,14 @@
         <w:rPr>
           <w:b/>
         </w:rPr>
-        <w:t>RD001: Análise Detalhada de Tipos de Documentos Fiscais Brasileiros</w:t>
+        <w:t xml:space="preserve">RD001: Análise Detalhada de Tipos de Documentos Fiscais </w:t>
+      </w:r>
+      <w:proofErr w:type="gramStart"/>
+      <w:r>
+        <w:rPr>
+          <w:b/>
+        </w:rPr>
+        <w:t>Brasileiros</w:t>
       </w:r>
       <w:r>
         <w:t xml:space="preserve"> </w:t>
@@ -5832,6 +6313,7 @@
         </w:rPr>
         <w:t>:</w:t>
       </w:r>
+      <w:proofErr w:type="gramEnd"/>
     </w:p>
     <w:p>
       <w:pPr>
@@ -5920,7 +6402,21 @@
         <w:rPr>
           <w:b/>
         </w:rPr>
-        <w:t>CT-e (Conhecimento de Transporte Eletrônico):</w:t>
+        <w:t>CT-</w:t>
+      </w:r>
+      <w:proofErr w:type="gramStart"/>
+      <w:r>
+        <w:rPr>
+          <w:b/>
+        </w:rPr>
+        <w:t>e</w:t>
+      </w:r>
+      <w:proofErr w:type="gramEnd"/>
+      <w:r>
+        <w:rPr>
+          <w:b/>
+        </w:rPr>
+        <w:t xml:space="preserve"> (Conhecimento de Transporte Eletrônico):</w:t>
       </w:r>
     </w:p>
     <w:p>
@@ -5948,11 +6444,6 @@
     </w:p>
     <w:p>
       <w:pPr>
-        <w:ind w:left="720"/>
-      </w:pPr>
-    </w:p>
-    <w:p>
-      <w:pPr>
         <w:rPr>
           <w:b/>
         </w:rPr>
@@ -5961,6 +6452,7 @@
         <w:rPr>
           <w:b/>
         </w:rPr>
+        <w:lastRenderedPageBreak/>
         <w:t>RD002: Definição de Campos para Extração.</w:t>
       </w:r>
     </w:p>
@@ -9282,7 +9774,23 @@
         <w:t>Legislação Tributária:</w:t>
       </w:r>
       <w:r>
-        <w:t xml:space="preserve"> O sistema não precisa ser um emissor ou validador fiscal, mas o conhecimento das regras (ex: o que é NCM, como o ICMS é calculado) é crucial para a correta extração e categorização dos dados. As referências que serão utilizadas são: Notas Técnicas, Manual de Orientação do Contribuinte e Schemas XSD.</w:t>
+        <w:t xml:space="preserve"> O sistema não precisa ser um emissor ou validador fiscal, mas o conhecimento das regras (</w:t>
+      </w:r>
+      <w:proofErr w:type="spellStart"/>
+      <w:r>
+        <w:t>ex</w:t>
+      </w:r>
+      <w:proofErr w:type="spellEnd"/>
+      <w:r>
+        <w:t xml:space="preserve">: o que é NCM, como o ICMS é calculado) é crucial para a correta extração e categorização dos dados. As referências que serão utilizadas são: Notas Técnicas, Manual de Orientação do Contribuinte e </w:t>
+      </w:r>
+      <w:proofErr w:type="spellStart"/>
+      <w:r>
+        <w:t>Schemas</w:t>
+      </w:r>
+      <w:proofErr w:type="spellEnd"/>
+      <w:r>
+        <w:t xml:space="preserve"> XSD.</w:t>
       </w:r>
       <w:r>
         <w:t xml:space="preserve"> </w:t>
@@ -9411,7 +9919,23 @@
           <w:sz w:val="24"/>
           <w:szCs w:val="24"/>
         </w:rPr>
-        <w:t>Deve haver uma fila de processamento visível ao usuário (Ex: "Aguardando", "Processando", "Concluído", "Erro").</w:t>
+        <w:t>Deve haver uma fila de processamento visível ao usuário (</w:t>
+      </w:r>
+      <w:proofErr w:type="spellStart"/>
+      <w:r>
+        <w:rPr>
+          <w:sz w:val="24"/>
+          <w:szCs w:val="24"/>
+        </w:rPr>
+        <w:t>Ex</w:t>
+      </w:r>
+      <w:proofErr w:type="spellEnd"/>
+      <w:r>
+        <w:rPr>
+          <w:sz w:val="24"/>
+          <w:szCs w:val="24"/>
+        </w:rPr>
+        <w:t>: "Aguardando", "Processando", "Concluído", "Erro").</w:t>
       </w:r>
     </w:p>
     <w:p>
@@ -9473,7 +9997,23 @@
         <w:spacing w:after="0"/>
       </w:pPr>
       <w:r>
-        <w:t>Analisar o texto extraído e identificar os nomes dos campos (Ex: CNPJs, datas, valores, etc.) e seus valores</w:t>
+        <w:t>Analisar o texto extraído e identificar os nomes dos campos (</w:t>
+      </w:r>
+      <w:proofErr w:type="spellStart"/>
+      <w:r>
+        <w:t>Ex</w:t>
+      </w:r>
+      <w:proofErr w:type="spellEnd"/>
+      <w:r>
+        <w:t xml:space="preserve">: </w:t>
+      </w:r>
+      <w:proofErr w:type="spellStart"/>
+      <w:r>
+        <w:t>CNPJs</w:t>
+      </w:r>
+      <w:proofErr w:type="spellEnd"/>
+      <w:r>
+        <w:t>, datas, valores, etc.) e seus valores</w:t>
       </w:r>
     </w:p>
     <w:p/>
@@ -9537,7 +10077,15 @@
         <w:spacing w:after="0" w:line="240" w:lineRule="auto"/>
       </w:pPr>
       <w:r>
-        <w:t xml:space="preserve"> A LLM deve utilizar o significado do campo em vez dos seus nomes, tendo como referência Notas Técnicas, Manual de Orientação do Contribuinte e Schemas XSD. </w:t>
+        <w:t xml:space="preserve"> A LLM deve utilizar o significado do campo em vez dos seus nomes, tendo como referência Notas Técnicas, Manual de Orientação do Contribuinte e </w:t>
+      </w:r>
+      <w:proofErr w:type="spellStart"/>
+      <w:r>
+        <w:t>Schemas</w:t>
+      </w:r>
+      <w:proofErr w:type="spellEnd"/>
+      <w:r>
+        <w:t xml:space="preserve"> XSD. </w:t>
       </w:r>
     </w:p>
     <w:p>
@@ -9629,7 +10177,15 @@
         </w:numPr>
       </w:pPr>
       <w:r>
-        <w:t>O LLM deve interpretar a pergunta, buscar os dados no banco de dados estruturado e apresentar a resposta de forma no formato de tabela contendo os campos e seus respectivos valores que respondem a pergunta do usuário.</w:t>
+        <w:t xml:space="preserve">O LLM deve interpretar a pergunta, buscar os dados no banco de dados estruturado e apresentar a resposta de forma no formato de tabela contendo os campos e seus respectivos valores que respondem </w:t>
+      </w:r>
+      <w:proofErr w:type="gramStart"/>
+      <w:r>
+        <w:t>a</w:t>
+      </w:r>
+      <w:proofErr w:type="gramEnd"/>
+      <w:r>
+        <w:t xml:space="preserve"> pergunta do usuário.</w:t>
       </w:r>
     </w:p>
     <w:p>
@@ -9724,13 +10280,6 @@
       <w:r>
         <w:t xml:space="preserve"> </w:t>
       </w:r>
-      <w:r>
-        <w:rPr>
-          <w:b/>
-          <w:bCs/>
-        </w:rPr>
-        <w:t>(Opcional – Antonio irá fazer)</w:t>
-      </w:r>
     </w:p>
     <w:p>
       <w:pPr>
@@ -9841,7 +10390,15 @@
         </w:numPr>
       </w:pPr>
       <w:r>
-        <w:t>O sistema deve ter uma disponibilidade de pelo menos 99.5% (uptime).</w:t>
+        <w:t>O sistema deve ter uma disponibilidade de pelo menos 99.5% (</w:t>
+      </w:r>
+      <w:proofErr w:type="spellStart"/>
+      <w:r>
+        <w:t>uptime</w:t>
+      </w:r>
+      <w:proofErr w:type="spellEnd"/>
+      <w:r>
+        <w:t>).</w:t>
       </w:r>
     </w:p>
     <w:p>
@@ -10023,8 +10580,37 @@
         <w:rPr>
           <w:rFonts w:ascii="Arial" w:eastAsia="Arial" w:hAnsi="Arial" w:cs="Arial"/>
         </w:rPr>
-        <w:t xml:space="preserve">Para PDFs/PNGs: Utiliza OCR (classe </w:t>
-      </w:r>
+        <w:t xml:space="preserve">Para </w:t>
+      </w:r>
+      <w:proofErr w:type="spellStart"/>
+      <w:r>
+        <w:rPr>
+          <w:rFonts w:ascii="Arial" w:eastAsia="Arial" w:hAnsi="Arial" w:cs="Arial"/>
+        </w:rPr>
+        <w:t>PDFs</w:t>
+      </w:r>
+      <w:proofErr w:type="spellEnd"/>
+      <w:r>
+        <w:rPr>
+          <w:rFonts w:ascii="Arial" w:eastAsia="Arial" w:hAnsi="Arial" w:cs="Arial"/>
+        </w:rPr>
+        <w:t>/</w:t>
+      </w:r>
+      <w:proofErr w:type="spellStart"/>
+      <w:r>
+        <w:rPr>
+          <w:rFonts w:ascii="Arial" w:eastAsia="Arial" w:hAnsi="Arial" w:cs="Arial"/>
+        </w:rPr>
+        <w:t>PNGs</w:t>
+      </w:r>
+      <w:proofErr w:type="spellEnd"/>
+      <w:r>
+        <w:rPr>
+          <w:rFonts w:ascii="Arial" w:eastAsia="Arial" w:hAnsi="Arial" w:cs="Arial"/>
+        </w:rPr>
+        <w:t xml:space="preserve">: Utiliza OCR (classe </w:t>
+      </w:r>
+      <w:proofErr w:type="spellStart"/>
       <w:r>
         <w:rPr>
           <w:rFonts w:ascii="Roboto Mono" w:eastAsia="Roboto Mono" w:hAnsi="Roboto Mono" w:cs="Roboto Mono"/>
@@ -10032,6 +10618,7 @@
         </w:rPr>
         <w:t>NotaFiscalOCR</w:t>
       </w:r>
+      <w:proofErr w:type="spellEnd"/>
       <w:r>
         <w:rPr>
           <w:rFonts w:ascii="Arial" w:eastAsia="Arial" w:hAnsi="Arial" w:cs="Arial"/>
@@ -10056,14 +10643,30 @@
         <w:rPr>
           <w:rFonts w:ascii="Arial" w:eastAsia="Arial" w:hAnsi="Arial" w:cs="Arial"/>
         </w:rPr>
-        <w:t>Para CSVs</w:t>
-      </w:r>
+        <w:t xml:space="preserve">Para </w:t>
+      </w:r>
+      <w:proofErr w:type="spellStart"/>
       <w:r>
         <w:rPr>
           <w:rFonts w:ascii="Arial" w:eastAsia="Arial" w:hAnsi="Arial" w:cs="Arial"/>
         </w:rPr>
-        <w:t xml:space="preserve"> e XMLs</w:t>
-      </w:r>
+        <w:t>CSVs</w:t>
+      </w:r>
+      <w:proofErr w:type="spellEnd"/>
+      <w:r>
+        <w:rPr>
+          <w:rFonts w:ascii="Arial" w:eastAsia="Arial" w:hAnsi="Arial" w:cs="Arial"/>
+        </w:rPr>
+        <w:t xml:space="preserve"> e </w:t>
+      </w:r>
+      <w:proofErr w:type="spellStart"/>
+      <w:r>
+        <w:rPr>
+          <w:rFonts w:ascii="Arial" w:eastAsia="Arial" w:hAnsi="Arial" w:cs="Arial"/>
+        </w:rPr>
+        <w:t>XMLs</w:t>
+      </w:r>
+      <w:proofErr w:type="spellEnd"/>
       <w:r>
         <w:rPr>
           <w:rFonts w:ascii="Arial" w:eastAsia="Arial" w:hAnsi="Arial" w:cs="Arial"/>
@@ -10118,8 +10721,23 @@
         <w:rPr>
           <w:rFonts w:ascii="Arial" w:eastAsia="Arial" w:hAnsi="Arial" w:cs="Arial"/>
         </w:rPr>
-        <w:t xml:space="preserve"> Encaminha o texto ou dataframe para a função </w:t>
-      </w:r>
+        <w:t xml:space="preserve"> Encaminha o texto ou </w:t>
+      </w:r>
+      <w:proofErr w:type="spellStart"/>
+      <w:r>
+        <w:rPr>
+          <w:rFonts w:ascii="Arial" w:eastAsia="Arial" w:hAnsi="Arial" w:cs="Arial"/>
+        </w:rPr>
+        <w:t>dataframe</w:t>
+      </w:r>
+      <w:proofErr w:type="spellEnd"/>
+      <w:r>
+        <w:rPr>
+          <w:rFonts w:ascii="Arial" w:eastAsia="Arial" w:hAnsi="Arial" w:cs="Arial"/>
+        </w:rPr>
+        <w:t xml:space="preserve"> para a função </w:t>
+      </w:r>
+      <w:proofErr w:type="spellStart"/>
       <w:r>
         <w:rPr>
           <w:rFonts w:ascii="Roboto Mono" w:eastAsia="Roboto Mono" w:hAnsi="Roboto Mono" w:cs="Roboto Mono"/>
@@ -10127,6 +10745,7 @@
         </w:rPr>
         <w:t>consultallmdocfiscal</w:t>
       </w:r>
+      <w:proofErr w:type="spellEnd"/>
       <w:r>
         <w:rPr>
           <w:rFonts w:ascii="Arial" w:eastAsia="Arial" w:hAnsi="Arial" w:cs="Arial"/>
@@ -10186,6 +10805,7 @@
         </w:rPr>
         <w:t>Traduzir nomes de campos (</w:t>
       </w:r>
+      <w:proofErr w:type="spellStart"/>
       <w:r>
         <w:rPr>
           <w:rFonts w:ascii="Roboto Mono" w:eastAsia="Roboto Mono" w:hAnsi="Roboto Mono" w:cs="Roboto Mono"/>
@@ -10193,6 +10813,7 @@
         </w:rPr>
         <w:t>sigcampos</w:t>
       </w:r>
+      <w:proofErr w:type="spellEnd"/>
       <w:r>
         <w:rPr>
           <w:rFonts w:ascii="Arial" w:eastAsia="Arial" w:hAnsi="Arial" w:cs="Arial"/>
@@ -10256,6 +10877,7 @@
         </w:rPr>
         <w:t xml:space="preserve"> Emprega a função </w:t>
       </w:r>
+      <w:proofErr w:type="spellStart"/>
       <w:r>
         <w:rPr>
           <w:rFonts w:ascii="Roboto Mono" w:eastAsia="Roboto Mono" w:hAnsi="Roboto Mono" w:cs="Roboto Mono"/>
@@ -10263,6 +10885,7 @@
         </w:rPr>
         <w:t>obtem_sim_nao</w:t>
       </w:r>
+      <w:proofErr w:type="spellEnd"/>
       <w:r>
         <w:rPr>
           <w:rFonts w:ascii="Arial" w:eastAsia="Arial" w:hAnsi="Arial" w:cs="Arial"/>
@@ -10310,6 +10933,7 @@
         </w:rPr>
         <w:t>Se a resposta for possível: Gera uma query SQL (</w:t>
       </w:r>
+      <w:proofErr w:type="spellStart"/>
       <w:r>
         <w:rPr>
           <w:rFonts w:ascii="Roboto Mono" w:eastAsia="Roboto Mono" w:hAnsi="Roboto Mono" w:cs="Roboto Mono"/>
@@ -10317,11 +10941,26 @@
         </w:rPr>
         <w:t>llm_gera_query</w:t>
       </w:r>
+      <w:proofErr w:type="spellEnd"/>
       <w:r>
         <w:rPr>
           <w:rFonts w:ascii="Arial" w:eastAsia="Arial" w:hAnsi="Arial" w:cs="Arial"/>
         </w:rPr>
-        <w:t>) utilizando a LLM, executa-a no SQLite e retorna os dados.</w:t>
+        <w:t xml:space="preserve">) utilizando a LLM, executa-a no </w:t>
+      </w:r>
+      <w:proofErr w:type="spellStart"/>
+      <w:r>
+        <w:rPr>
+          <w:rFonts w:ascii="Arial" w:eastAsia="Arial" w:hAnsi="Arial" w:cs="Arial"/>
+        </w:rPr>
+        <w:t>SQLite</w:t>
+      </w:r>
+      <w:proofErr w:type="spellEnd"/>
+      <w:r>
+        <w:rPr>
+          <w:rFonts w:ascii="Arial" w:eastAsia="Arial" w:hAnsi="Arial" w:cs="Arial"/>
+        </w:rPr>
+        <w:t xml:space="preserve"> e retorna os dados.</w:t>
       </w:r>
     </w:p>
     <w:p>
@@ -10384,6 +11023,7 @@
           <w:rFonts w:ascii="Arial" w:eastAsia="Arial" w:hAnsi="Arial" w:cs="Arial"/>
         </w:rPr>
       </w:pPr>
+      <w:proofErr w:type="spellStart"/>
       <w:r>
         <w:rPr>
           <w:rFonts w:ascii="Roboto Mono" w:eastAsia="Roboto Mono" w:hAnsi="Roboto Mono" w:cs="Roboto Mono"/>
@@ -10392,6 +11032,7 @@
         </w:rPr>
         <w:t>consultallmdocfiscal</w:t>
       </w:r>
+      <w:proofErr w:type="spellEnd"/>
       <w:r>
         <w:rPr>
           <w:rFonts w:ascii="Arial" w:eastAsia="Arial" w:hAnsi="Arial" w:cs="Arial"/>
@@ -10419,6 +11060,7 @@
           <w:rFonts w:ascii="Arial" w:eastAsia="Arial" w:hAnsi="Arial" w:cs="Arial"/>
         </w:rPr>
       </w:pPr>
+      <w:proofErr w:type="spellStart"/>
       <w:r>
         <w:rPr>
           <w:rFonts w:ascii="Roboto Mono" w:eastAsia="Roboto Mono" w:hAnsi="Roboto Mono" w:cs="Roboto Mono"/>
@@ -10427,6 +11069,7 @@
         </w:rPr>
         <w:t>consultallmdocfiscal</w:t>
       </w:r>
+      <w:proofErr w:type="spellEnd"/>
       <w:r>
         <w:rPr>
           <w:rFonts w:ascii="Arial" w:eastAsia="Arial" w:hAnsi="Arial" w:cs="Arial"/>
@@ -10439,8 +11082,17 @@
           <w:rFonts w:ascii="Arial" w:eastAsia="Arial" w:hAnsi="Arial" w:cs="Arial"/>
           <w:b/>
         </w:rPr>
-        <w:t>/XMLs</w:t>
-      </w:r>
+        <w:t>/</w:t>
+      </w:r>
+      <w:proofErr w:type="spellStart"/>
+      <w:r>
+        <w:rPr>
+          <w:rFonts w:ascii="Arial" w:eastAsia="Arial" w:hAnsi="Arial" w:cs="Arial"/>
+          <w:b/>
+        </w:rPr>
+        <w:t>XMLs</w:t>
+      </w:r>
+      <w:proofErr w:type="spellEnd"/>
       <w:r>
         <w:rPr>
           <w:rFonts w:ascii="Arial" w:eastAsia="Arial" w:hAnsi="Arial" w:cs="Arial"/>
@@ -10468,6 +11120,7 @@
           <w:rFonts w:ascii="Arial" w:eastAsia="Arial" w:hAnsi="Arial" w:cs="Arial"/>
         </w:rPr>
       </w:pPr>
+      <w:proofErr w:type="spellStart"/>
       <w:r>
         <w:rPr>
           <w:rFonts w:ascii="Roboto Mono" w:eastAsia="Roboto Mono" w:hAnsi="Roboto Mono" w:cs="Roboto Mono"/>
@@ -10476,6 +11129,7 @@
         </w:rPr>
         <w:t>obtem_sim_nao</w:t>
       </w:r>
+      <w:proofErr w:type="spellEnd"/>
       <w:r>
         <w:rPr>
           <w:rFonts w:ascii="Arial" w:eastAsia="Arial" w:hAnsi="Arial" w:cs="Arial"/>
@@ -10487,7 +11141,21 @@
         <w:rPr>
           <w:rFonts w:ascii="Arial" w:eastAsia="Arial" w:hAnsi="Arial" w:cs="Arial"/>
         </w:rPr>
-        <w:t xml:space="preserve"> Verifica a capacidade de responder à pergunta do usuário, considerando as colunas e os dados do dataframe.</w:t>
+        <w:t xml:space="preserve"> Verifica a capacidade de responder à pergunta do usuário, considerando as colunas e os dados do </w:t>
+      </w:r>
+      <w:proofErr w:type="spellStart"/>
+      <w:r>
+        <w:rPr>
+          <w:rFonts w:ascii="Arial" w:eastAsia="Arial" w:hAnsi="Arial" w:cs="Arial"/>
+        </w:rPr>
+        <w:t>dataframe</w:t>
+      </w:r>
+      <w:proofErr w:type="spellEnd"/>
+      <w:r>
+        <w:rPr>
+          <w:rFonts w:ascii="Arial" w:eastAsia="Arial" w:hAnsi="Arial" w:cs="Arial"/>
+        </w:rPr>
+        <w:t>.</w:t>
       </w:r>
     </w:p>
     <w:p>
@@ -10503,6 +11171,7 @@
           <w:rFonts w:ascii="Arial" w:eastAsia="Arial" w:hAnsi="Arial" w:cs="Arial"/>
         </w:rPr>
       </w:pPr>
+      <w:proofErr w:type="spellStart"/>
       <w:r>
         <w:rPr>
           <w:rFonts w:ascii="Roboto Mono" w:eastAsia="Roboto Mono" w:hAnsi="Roboto Mono" w:cs="Roboto Mono"/>
@@ -10511,6 +11180,7 @@
         </w:rPr>
         <w:t>llm_gera_query</w:t>
       </w:r>
+      <w:proofErr w:type="spellEnd"/>
       <w:r>
         <w:rPr>
           <w:rFonts w:ascii="Arial" w:eastAsia="Arial" w:hAnsi="Arial" w:cs="Arial"/>
@@ -10556,13 +11226,31 @@
         </w:rPr>
         <w:t>O sistema não se baseia em aprendizado offline (treinamento supervisionado). Em vez disso, emprega um mecanismo de aprendizado dinâmico através da LLM (</w:t>
       </w:r>
+      <w:proofErr w:type="spellStart"/>
       <w:r>
         <w:rPr>
           <w:rFonts w:ascii="Roboto Mono" w:eastAsia="Roboto Mono" w:hAnsi="Roboto Mono" w:cs="Roboto Mono"/>
           <w:color w:val="188038"/>
         </w:rPr>
-        <w:t>in-context learning</w:t>
-      </w:r>
+        <w:t>in-context</w:t>
+      </w:r>
+      <w:proofErr w:type="spellEnd"/>
+      <w:r>
+        <w:rPr>
+          <w:rFonts w:ascii="Roboto Mono" w:eastAsia="Roboto Mono" w:hAnsi="Roboto Mono" w:cs="Roboto Mono"/>
+          <w:color w:val="188038"/>
+        </w:rPr>
+        <w:t xml:space="preserve"> </w:t>
+      </w:r>
+      <w:proofErr w:type="spellStart"/>
+      <w:r>
+        <w:rPr>
+          <w:rFonts w:ascii="Roboto Mono" w:eastAsia="Roboto Mono" w:hAnsi="Roboto Mono" w:cs="Roboto Mono"/>
+          <w:color w:val="188038"/>
+        </w:rPr>
+        <w:t>learning</w:t>
+      </w:r>
+      <w:proofErr w:type="spellEnd"/>
       <w:r>
         <w:rPr>
           <w:rFonts w:ascii="Arial" w:eastAsia="Arial" w:hAnsi="Arial" w:cs="Arial"/>
@@ -10596,6 +11284,7 @@
         </w:rPr>
         <w:t xml:space="preserve">OCR Adaptativo (classe </w:t>
       </w:r>
+      <w:proofErr w:type="spellStart"/>
       <w:r>
         <w:rPr>
           <w:rFonts w:ascii="Roboto Mono" w:eastAsia="Roboto Mono" w:hAnsi="Roboto Mono" w:cs="Roboto Mono"/>
@@ -10604,6 +11293,7 @@
         </w:rPr>
         <w:t>NotaFiscalOCR</w:t>
       </w:r>
+      <w:proofErr w:type="spellEnd"/>
       <w:r>
         <w:rPr>
           <w:rFonts w:ascii="Arial" w:eastAsia="Arial" w:hAnsi="Arial" w:cs="Arial"/>
@@ -10628,8 +11318,37 @@
         <w:rPr>
           <w:rFonts w:ascii="Arial" w:eastAsia="Arial" w:hAnsi="Arial" w:cs="Arial"/>
         </w:rPr>
-        <w:t>Utiliza Tesseract, com pré-processamento de imagem via OpenCV (</w:t>
-      </w:r>
+        <w:t xml:space="preserve">Utiliza </w:t>
+      </w:r>
+      <w:proofErr w:type="spellStart"/>
+      <w:r>
+        <w:rPr>
+          <w:rFonts w:ascii="Arial" w:eastAsia="Arial" w:hAnsi="Arial" w:cs="Arial"/>
+        </w:rPr>
+        <w:t>Tesseract</w:t>
+      </w:r>
+      <w:proofErr w:type="spellEnd"/>
+      <w:r>
+        <w:rPr>
+          <w:rFonts w:ascii="Arial" w:eastAsia="Arial" w:hAnsi="Arial" w:cs="Arial"/>
+        </w:rPr>
+        <w:t xml:space="preserve">, com pré-processamento de imagem via </w:t>
+      </w:r>
+      <w:proofErr w:type="spellStart"/>
+      <w:r>
+        <w:rPr>
+          <w:rFonts w:ascii="Arial" w:eastAsia="Arial" w:hAnsi="Arial" w:cs="Arial"/>
+        </w:rPr>
+        <w:t>OpenCV</w:t>
+      </w:r>
+      <w:proofErr w:type="spellEnd"/>
+      <w:r>
+        <w:rPr>
+          <w:rFonts w:ascii="Arial" w:eastAsia="Arial" w:hAnsi="Arial" w:cs="Arial"/>
+        </w:rPr>
+        <w:t xml:space="preserve"> (</w:t>
+      </w:r>
+      <w:proofErr w:type="spellStart"/>
       <w:r>
         <w:rPr>
           <w:rFonts w:ascii="Roboto Mono" w:eastAsia="Roboto Mono" w:hAnsi="Roboto Mono" w:cs="Roboto Mono"/>
@@ -10637,11 +11356,40 @@
         </w:rPr>
         <w:t>preprocessar_imagem</w:t>
       </w:r>
+      <w:proofErr w:type="spellEnd"/>
       <w:r>
         <w:rPr>
           <w:rFonts w:ascii="Arial" w:eastAsia="Arial" w:hAnsi="Arial" w:cs="Arial"/>
         </w:rPr>
-        <w:t>), para extrair texto de PDFs/PNGs, independentemente de seu layout físico.</w:t>
+        <w:t xml:space="preserve">), para extrair texto de </w:t>
+      </w:r>
+      <w:proofErr w:type="spellStart"/>
+      <w:r>
+        <w:rPr>
+          <w:rFonts w:ascii="Arial" w:eastAsia="Arial" w:hAnsi="Arial" w:cs="Arial"/>
+        </w:rPr>
+        <w:t>PDFs</w:t>
+      </w:r>
+      <w:proofErr w:type="spellEnd"/>
+      <w:r>
+        <w:rPr>
+          <w:rFonts w:ascii="Arial" w:eastAsia="Arial" w:hAnsi="Arial" w:cs="Arial"/>
+        </w:rPr>
+        <w:t>/</w:t>
+      </w:r>
+      <w:proofErr w:type="spellStart"/>
+      <w:r>
+        <w:rPr>
+          <w:rFonts w:ascii="Arial" w:eastAsia="Arial" w:hAnsi="Arial" w:cs="Arial"/>
+        </w:rPr>
+        <w:t>PNGs</w:t>
+      </w:r>
+      <w:proofErr w:type="spellEnd"/>
+      <w:r>
+        <w:rPr>
+          <w:rFonts w:ascii="Arial" w:eastAsia="Arial" w:hAnsi="Arial" w:cs="Arial"/>
+        </w:rPr>
+        <w:t>, independentemente de seu layout físico.</w:t>
       </w:r>
     </w:p>
     <w:p>
@@ -10660,7 +11408,21 @@
         <w:rPr>
           <w:rFonts w:ascii="Arial" w:eastAsia="Arial" w:hAnsi="Arial" w:cs="Arial"/>
         </w:rPr>
-        <w:t>Realiza conversão para escala de cinza e binarização para padronizar a entrada.</w:t>
+        <w:t xml:space="preserve">Realiza conversão para escala de cinza e </w:t>
+      </w:r>
+      <w:proofErr w:type="spellStart"/>
+      <w:r>
+        <w:rPr>
+          <w:rFonts w:ascii="Arial" w:eastAsia="Arial" w:hAnsi="Arial" w:cs="Arial"/>
+        </w:rPr>
+        <w:t>binarização</w:t>
+      </w:r>
+      <w:proofErr w:type="spellEnd"/>
+      <w:r>
+        <w:rPr>
+          <w:rFonts w:ascii="Arial" w:eastAsia="Arial" w:hAnsi="Arial" w:cs="Arial"/>
+        </w:rPr>
+        <w:t xml:space="preserve"> para padronizar a entrada.</w:t>
       </w:r>
     </w:p>
     <w:p>
@@ -10742,6 +11504,7 @@
         </w:rPr>
         <w:t>A LLM é instruída a identificar o significado dos campos (</w:t>
       </w:r>
+      <w:proofErr w:type="spellStart"/>
       <w:r>
         <w:rPr>
           <w:rFonts w:ascii="Roboto Mono" w:eastAsia="Roboto Mono" w:hAnsi="Roboto Mono" w:cs="Roboto Mono"/>
@@ -10749,11 +11512,26 @@
         </w:rPr>
         <w:t>sigcampos</w:t>
       </w:r>
+      <w:proofErr w:type="spellEnd"/>
       <w:r>
         <w:rPr>
           <w:rFonts w:ascii="Arial" w:eastAsia="Arial" w:hAnsi="Arial" w:cs="Arial"/>
         </w:rPr>
-        <w:t>), utilizando referências como Notas Técnicas, MOC e Schemas XSD.</w:t>
+        <w:t xml:space="preserve">), utilizando referências como Notas Técnicas, MOC e </w:t>
+      </w:r>
+      <w:proofErr w:type="spellStart"/>
+      <w:r>
+        <w:rPr>
+          <w:rFonts w:ascii="Arial" w:eastAsia="Arial" w:hAnsi="Arial" w:cs="Arial"/>
+        </w:rPr>
+        <w:t>Schemas</w:t>
+      </w:r>
+      <w:proofErr w:type="spellEnd"/>
+      <w:r>
+        <w:rPr>
+          <w:rFonts w:ascii="Arial" w:eastAsia="Arial" w:hAnsi="Arial" w:cs="Arial"/>
+        </w:rPr>
+        <w:t xml:space="preserve"> XSD.</w:t>
       </w:r>
     </w:p>
     <w:p>
@@ -10849,6 +11627,7 @@
         </w:rPr>
         <w:t>) quanto os campos interpretados (</w:t>
       </w:r>
+      <w:proofErr w:type="spellStart"/>
       <w:r>
         <w:rPr>
           <w:rFonts w:ascii="Roboto Mono" w:eastAsia="Roboto Mono" w:hAnsi="Roboto Mono" w:cs="Roboto Mono"/>
@@ -10856,11 +11635,26 @@
         </w:rPr>
         <w:t>sigcampos</w:t>
       </w:r>
+      <w:proofErr w:type="spellEnd"/>
       <w:r>
         <w:rPr>
           <w:rFonts w:ascii="Arial" w:eastAsia="Arial" w:hAnsi="Arial" w:cs="Arial"/>
         </w:rPr>
-        <w:t>) são armazenados no dataframe.</w:t>
+        <w:t xml:space="preserve">) são armazenados no </w:t>
+      </w:r>
+      <w:proofErr w:type="spellStart"/>
+      <w:r>
+        <w:rPr>
+          <w:rFonts w:ascii="Arial" w:eastAsia="Arial" w:hAnsi="Arial" w:cs="Arial"/>
+        </w:rPr>
+        <w:t>dataframe</w:t>
+      </w:r>
+      <w:proofErr w:type="spellEnd"/>
+      <w:r>
+        <w:rPr>
+          <w:rFonts w:ascii="Arial" w:eastAsia="Arial" w:hAnsi="Arial" w:cs="Arial"/>
+        </w:rPr>
+        <w:t>.</w:t>
       </w:r>
     </w:p>
     <w:p>
@@ -10880,7 +11674,35 @@
         <w:rPr>
           <w:rFonts w:ascii="Arial" w:eastAsia="Arial" w:hAnsi="Arial" w:cs="Arial"/>
         </w:rPr>
-        <w:t>O dataframe final sempre possui colunas padronizadas (ex: TIPO, MODELO_DOC, VERSÃO_DOC), o que permite a realização de consultas consistentes</w:t>
+        <w:t xml:space="preserve">O </w:t>
+      </w:r>
+      <w:proofErr w:type="spellStart"/>
+      <w:r>
+        <w:rPr>
+          <w:rFonts w:ascii="Arial" w:eastAsia="Arial" w:hAnsi="Arial" w:cs="Arial"/>
+        </w:rPr>
+        <w:t>dataframe</w:t>
+      </w:r>
+      <w:proofErr w:type="spellEnd"/>
+      <w:r>
+        <w:rPr>
+          <w:rFonts w:ascii="Arial" w:eastAsia="Arial" w:hAnsi="Arial" w:cs="Arial"/>
+        </w:rPr>
+        <w:t xml:space="preserve"> final sempre possui colunas padronizadas (</w:t>
+      </w:r>
+      <w:proofErr w:type="spellStart"/>
+      <w:r>
+        <w:rPr>
+          <w:rFonts w:ascii="Arial" w:eastAsia="Arial" w:hAnsi="Arial" w:cs="Arial"/>
+        </w:rPr>
+        <w:t>ex</w:t>
+      </w:r>
+      <w:proofErr w:type="spellEnd"/>
+      <w:r>
+        <w:rPr>
+          <w:rFonts w:ascii="Arial" w:eastAsia="Arial" w:hAnsi="Arial" w:cs="Arial"/>
+        </w:rPr>
+        <w:t>: TIPO, MODELO_DOC, VERSÃO_DOC), o que permite a realização de consultas consistentes</w:t>
       </w:r>
       <w:r>
         <w:rPr>
@@ -10919,6 +11741,7 @@
         </w:rPr>
         <w:t>Validação Cruzada via LLM (</w:t>
       </w:r>
+      <w:proofErr w:type="spellStart"/>
       <w:r>
         <w:rPr>
           <w:rFonts w:ascii="Roboto Mono" w:eastAsia="Roboto Mono" w:hAnsi="Roboto Mono" w:cs="Roboto Mono"/>
@@ -10927,6 +11750,7 @@
         </w:rPr>
         <w:t>obtem_sim_nao</w:t>
       </w:r>
+      <w:proofErr w:type="spellEnd"/>
       <w:r>
         <w:rPr>
           <w:rFonts w:ascii="Arial" w:eastAsia="Arial" w:hAnsi="Arial" w:cs="Arial"/>
@@ -11165,8 +11989,41 @@
           <w:rFonts w:ascii="Arial" w:eastAsia="Arial" w:hAnsi="Arial" w:cs="Arial"/>
           <w:color w:val="000000"/>
         </w:rPr>
-        <w:t xml:space="preserve">Para PDFs e PNGs: Emprega a classe </w:t>
-      </w:r>
+        <w:t xml:space="preserve">Para </w:t>
+      </w:r>
+      <w:proofErr w:type="spellStart"/>
+      <w:r>
+        <w:rPr>
+          <w:rFonts w:ascii="Arial" w:eastAsia="Arial" w:hAnsi="Arial" w:cs="Arial"/>
+          <w:color w:val="000000"/>
+        </w:rPr>
+        <w:t>PDFs</w:t>
+      </w:r>
+      <w:proofErr w:type="spellEnd"/>
+      <w:r>
+        <w:rPr>
+          <w:rFonts w:ascii="Arial" w:eastAsia="Arial" w:hAnsi="Arial" w:cs="Arial"/>
+          <w:color w:val="000000"/>
+        </w:rPr>
+        <w:t xml:space="preserve"> e </w:t>
+      </w:r>
+      <w:proofErr w:type="spellStart"/>
+      <w:r>
+        <w:rPr>
+          <w:rFonts w:ascii="Arial" w:eastAsia="Arial" w:hAnsi="Arial" w:cs="Arial"/>
+          <w:color w:val="000000"/>
+        </w:rPr>
+        <w:t>PNGs</w:t>
+      </w:r>
+      <w:proofErr w:type="spellEnd"/>
+      <w:r>
+        <w:rPr>
+          <w:rFonts w:ascii="Arial" w:eastAsia="Arial" w:hAnsi="Arial" w:cs="Arial"/>
+          <w:color w:val="000000"/>
+        </w:rPr>
+        <w:t xml:space="preserve">: Emprega a classe </w:t>
+      </w:r>
+      <w:proofErr w:type="spellStart"/>
       <w:r>
         <w:rPr>
           <w:rFonts w:ascii="Roboto Mono" w:eastAsia="Roboto Mono" w:hAnsi="Roboto Mono" w:cs="Roboto Mono"/>
@@ -11174,6 +12031,7 @@
         </w:rPr>
         <w:t>NotaFiscalOCR</w:t>
       </w:r>
+      <w:proofErr w:type="spellEnd"/>
       <w:r>
         <w:rPr>
           <w:rFonts w:ascii="Arial" w:eastAsia="Arial" w:hAnsi="Arial" w:cs="Arial"/>
@@ -11216,15 +12074,33 @@
           <w:rFonts w:ascii="Arial" w:eastAsia="Arial" w:hAnsi="Arial" w:cs="Arial"/>
           <w:color w:val="000000"/>
         </w:rPr>
-        <w:t>Para CSVs</w:t>
-      </w:r>
+        <w:t xml:space="preserve">Para </w:t>
+      </w:r>
+      <w:proofErr w:type="spellStart"/>
       <w:r>
         <w:rPr>
           <w:rFonts w:ascii="Arial" w:eastAsia="Arial" w:hAnsi="Arial" w:cs="Arial"/>
           <w:color w:val="000000"/>
         </w:rPr>
-        <w:t xml:space="preserve"> e XMLs</w:t>
-      </w:r>
+        <w:t>CSVs</w:t>
+      </w:r>
+      <w:proofErr w:type="spellEnd"/>
+      <w:r>
+        <w:rPr>
+          <w:rFonts w:ascii="Arial" w:eastAsia="Arial" w:hAnsi="Arial" w:cs="Arial"/>
+          <w:color w:val="000000"/>
+        </w:rPr>
+        <w:t xml:space="preserve"> e </w:t>
+      </w:r>
+      <w:proofErr w:type="spellStart"/>
+      <w:r>
+        <w:rPr>
+          <w:rFonts w:ascii="Arial" w:eastAsia="Arial" w:hAnsi="Arial" w:cs="Arial"/>
+          <w:color w:val="000000"/>
+        </w:rPr>
+        <w:t>XMLs</w:t>
+      </w:r>
+      <w:proofErr w:type="spellEnd"/>
       <w:r>
         <w:rPr>
           <w:rFonts w:ascii="Arial" w:eastAsia="Arial" w:hAnsi="Arial" w:cs="Arial"/>
@@ -11284,8 +12160,25 @@
           <w:rFonts w:ascii="Arial" w:eastAsia="Arial" w:hAnsi="Arial" w:cs="Arial"/>
           <w:color w:val="000000"/>
         </w:rPr>
-        <w:t xml:space="preserve"> Encaminha o texto extraído ou o dataframe para a função </w:t>
-      </w:r>
+        <w:t xml:space="preserve"> Encaminha o texto extraído ou o </w:t>
+      </w:r>
+      <w:proofErr w:type="spellStart"/>
+      <w:r>
+        <w:rPr>
+          <w:rFonts w:ascii="Arial" w:eastAsia="Arial" w:hAnsi="Arial" w:cs="Arial"/>
+          <w:color w:val="000000"/>
+        </w:rPr>
+        <w:t>dataframe</w:t>
+      </w:r>
+      <w:proofErr w:type="spellEnd"/>
+      <w:r>
+        <w:rPr>
+          <w:rFonts w:ascii="Arial" w:eastAsia="Arial" w:hAnsi="Arial" w:cs="Arial"/>
+          <w:color w:val="000000"/>
+        </w:rPr>
+        <w:t xml:space="preserve"> para a função </w:t>
+      </w:r>
+      <w:proofErr w:type="spellStart"/>
       <w:r>
         <w:rPr>
           <w:rFonts w:ascii="Roboto Mono" w:eastAsia="Roboto Mono" w:hAnsi="Roboto Mono" w:cs="Roboto Mono"/>
@@ -11293,6 +12186,7 @@
         </w:rPr>
         <w:t>consultallmdocfiscal</w:t>
       </w:r>
+      <w:proofErr w:type="spellEnd"/>
       <w:r>
         <w:rPr>
           <w:rFonts w:ascii="Arial" w:eastAsia="Arial" w:hAnsi="Arial" w:cs="Arial"/>
@@ -11416,6 +12310,7 @@
         </w:rPr>
         <w:t>Tradução de nomes de campos para um formato padronizado (</w:t>
       </w:r>
+      <w:proofErr w:type="spellStart"/>
       <w:r>
         <w:rPr>
           <w:rFonts w:ascii="Roboto Mono" w:eastAsia="Roboto Mono" w:hAnsi="Roboto Mono" w:cs="Roboto Mono"/>
@@ -11423,6 +12318,7 @@
         </w:rPr>
         <w:t>sigcampos</w:t>
       </w:r>
+      <w:proofErr w:type="spellEnd"/>
       <w:r>
         <w:rPr>
           <w:rFonts w:ascii="Arial" w:eastAsia="Arial" w:hAnsi="Arial" w:cs="Arial"/>
@@ -11513,6 +12409,7 @@
         </w:rPr>
         <w:t xml:space="preserve"> Utiliza a função </w:t>
       </w:r>
+      <w:proofErr w:type="spellStart"/>
       <w:r>
         <w:rPr>
           <w:rFonts w:ascii="Roboto Mono" w:eastAsia="Roboto Mono" w:hAnsi="Roboto Mono" w:cs="Roboto Mono"/>
@@ -11520,6 +12417,7 @@
         </w:rPr>
         <w:t>obtem_sim_nao</w:t>
       </w:r>
+      <w:proofErr w:type="spellEnd"/>
       <w:r>
         <w:rPr>
           <w:rFonts w:ascii="Arial" w:eastAsia="Arial" w:hAnsi="Arial" w:cs="Arial"/>
@@ -11636,6 +12534,7 @@
         </w:rPr>
         <w:t xml:space="preserve"> SQL através da função </w:t>
       </w:r>
+      <w:proofErr w:type="spellStart"/>
       <w:r>
         <w:rPr>
           <w:rFonts w:ascii="Roboto Mono" w:eastAsia="Roboto Mono" w:hAnsi="Roboto Mono" w:cs="Roboto Mono"/>
@@ -11643,12 +12542,29 @@
         </w:rPr>
         <w:t>llm_gera_query</w:t>
       </w:r>
+      <w:proofErr w:type="spellEnd"/>
       <w:r>
         <w:rPr>
           <w:rFonts w:ascii="Arial" w:eastAsia="Arial" w:hAnsi="Arial" w:cs="Arial"/>
           <w:color w:val="000000"/>
         </w:rPr>
-        <w:t xml:space="preserve"> com o auxílio da LLM, executa-a no banco de dados SQLite e retorna os dados resultantes.</w:t>
+        <w:t xml:space="preserve"> com o auxílio da LLM, executa-a no banco de dados </w:t>
+      </w:r>
+      <w:proofErr w:type="spellStart"/>
+      <w:r>
+        <w:rPr>
+          <w:rFonts w:ascii="Arial" w:eastAsia="Arial" w:hAnsi="Arial" w:cs="Arial"/>
+          <w:color w:val="000000"/>
+        </w:rPr>
+        <w:t>SQLite</w:t>
+      </w:r>
+      <w:proofErr w:type="spellEnd"/>
+      <w:r>
+        <w:rPr>
+          <w:rFonts w:ascii="Arial" w:eastAsia="Arial" w:hAnsi="Arial" w:cs="Arial"/>
+          <w:color w:val="000000"/>
+        </w:rPr>
+        <w:t xml:space="preserve"> e retorna os dados resultantes.</w:t>
       </w:r>
     </w:p>
     <w:p>
@@ -11677,7 +12593,23 @@
           <w:rFonts w:ascii="Arial" w:eastAsia="Arial" w:hAnsi="Arial" w:cs="Arial"/>
           <w:color w:val="000000"/>
         </w:rPr>
-        <w:t>Se a resposta não for possível: Retorna a indicação "Não", sinalizando a impossibilidade de fornecer uma resposta.</w:t>
+        <w:t xml:space="preserve">Se a resposta não for possível: Retorna </w:t>
+      </w:r>
+      <w:proofErr w:type="gramStart"/>
+      <w:r>
+        <w:rPr>
+          <w:rFonts w:ascii="Arial" w:eastAsia="Arial" w:hAnsi="Arial" w:cs="Arial"/>
+          <w:color w:val="000000"/>
+        </w:rPr>
+        <w:t>a</w:t>
+      </w:r>
+      <w:proofErr w:type="gramEnd"/>
+      <w:r>
+        <w:rPr>
+          <w:rFonts w:ascii="Arial" w:eastAsia="Arial" w:hAnsi="Arial" w:cs="Arial"/>
+          <w:color w:val="000000"/>
+        </w:rPr>
+        <w:t xml:space="preserve"> indicação "Não", sinalizando a impossibilidade de fornecer uma resposta.</w:t>
       </w:r>
     </w:p>
     <w:p>
@@ -11745,6 +12677,7 @@
           <w:color w:val="000000"/>
         </w:rPr>
       </w:pPr>
+      <w:proofErr w:type="spellStart"/>
       <w:r>
         <w:rPr>
           <w:rFonts w:ascii="Roboto Mono" w:eastAsia="Roboto Mono" w:hAnsi="Roboto Mono" w:cs="Roboto Mono"/>
@@ -11753,6 +12686,7 @@
         </w:rPr>
         <w:t>consultallmdocfiscal</w:t>
       </w:r>
+      <w:proofErr w:type="spellEnd"/>
       <w:r>
         <w:rPr>
           <w:rFonts w:ascii="Arial" w:eastAsia="Arial" w:hAnsi="Arial" w:cs="Arial"/>
@@ -11790,6 +12724,7 @@
           <w:color w:val="000000"/>
         </w:rPr>
       </w:pPr>
+      <w:proofErr w:type="spellStart"/>
       <w:r>
         <w:rPr>
           <w:rFonts w:ascii="Roboto Mono" w:eastAsia="Roboto Mono" w:hAnsi="Roboto Mono" w:cs="Roboto Mono"/>
@@ -11798,6 +12733,7 @@
         </w:rPr>
         <w:t>consultallmdocfiscal</w:t>
       </w:r>
+      <w:proofErr w:type="spellEnd"/>
       <w:r>
         <w:rPr>
           <w:rFonts w:ascii="Arial" w:eastAsia="Arial" w:hAnsi="Arial" w:cs="Arial"/>
@@ -11880,6 +12816,7 @@
           <w:color w:val="000000"/>
         </w:rPr>
       </w:pPr>
+      <w:proofErr w:type="spellStart"/>
       <w:r>
         <w:rPr>
           <w:rFonts w:ascii="Roboto Mono" w:eastAsia="Roboto Mono" w:hAnsi="Roboto Mono" w:cs="Roboto Mono"/>
@@ -11888,6 +12825,7 @@
         </w:rPr>
         <w:t>obtem_sim_nao</w:t>
       </w:r>
+      <w:proofErr w:type="spellEnd"/>
       <w:r>
         <w:rPr>
           <w:rFonts w:ascii="Arial" w:eastAsia="Arial" w:hAnsi="Arial" w:cs="Arial"/>
@@ -11901,7 +12839,23 @@
           <w:rFonts w:ascii="Arial" w:eastAsia="Arial" w:hAnsi="Arial" w:cs="Arial"/>
           <w:color w:val="000000"/>
         </w:rPr>
-        <w:t xml:space="preserve"> Verifica a capacidade de responder à pergunta do usuário, considerando as colunas e os dados presentes no dataframe.</w:t>
+        <w:t xml:space="preserve"> Verifica a capacidade de responder à pergunta do usuário, considerando as colunas e os dados presentes no </w:t>
+      </w:r>
+      <w:proofErr w:type="spellStart"/>
+      <w:r>
+        <w:rPr>
+          <w:rFonts w:ascii="Arial" w:eastAsia="Arial" w:hAnsi="Arial" w:cs="Arial"/>
+          <w:color w:val="000000"/>
+        </w:rPr>
+        <w:t>dataframe</w:t>
+      </w:r>
+      <w:proofErr w:type="spellEnd"/>
+      <w:r>
+        <w:rPr>
+          <w:rFonts w:ascii="Arial" w:eastAsia="Arial" w:hAnsi="Arial" w:cs="Arial"/>
+          <w:color w:val="000000"/>
+        </w:rPr>
+        <w:t>.</w:t>
       </w:r>
     </w:p>
     <w:p>
@@ -11924,6 +12878,7 @@
           <w:color w:val="000000"/>
         </w:rPr>
       </w:pPr>
+      <w:proofErr w:type="spellStart"/>
       <w:r>
         <w:rPr>
           <w:rFonts w:ascii="Roboto Mono" w:eastAsia="Roboto Mono" w:hAnsi="Roboto Mono" w:cs="Roboto Mono"/>
@@ -11932,6 +12887,7 @@
         </w:rPr>
         <w:t>llm_gera_query</w:t>
       </w:r>
+      <w:proofErr w:type="spellEnd"/>
       <w:r>
         <w:rPr>
           <w:rFonts w:ascii="Arial" w:eastAsia="Arial" w:hAnsi="Arial" w:cs="Arial"/>
@@ -11965,140 +12921,6 @@
     </w:p>
     <w:p>
       <w:pPr>
-        <w:widowControl w:val="0"/>
-        <w:pBdr>
-          <w:top w:val="nil"/>
-          <w:left w:val="nil"/>
-          <w:bottom w:val="nil"/>
-          <w:right w:val="nil"/>
-          <w:between w:val="nil"/>
-        </w:pBdr>
-        <w:spacing w:after="240" w:line="276" w:lineRule="auto"/>
-        <w:ind w:left="720"/>
-        <w:rPr>
-          <w:rFonts w:ascii="Arial" w:eastAsia="Arial" w:hAnsi="Arial" w:cs="Arial"/>
-          <w:color w:val="000000"/>
-        </w:rPr>
-      </w:pPr>
-    </w:p>
-    <w:p>
-      <w:r>
-        <w:lastRenderedPageBreak/>
-        <w:t xml:space="preserve">                           </w:t>
-      </w:r>
-      <w:r>
-        <w:rPr>
-          <w:noProof/>
-        </w:rPr>
-        <mc:AlternateContent>
-          <mc:Choice Requires="wpg">
-            <w:drawing>
-              <wp:inline distT="114300" distB="114300" distL="114300" distR="114300" wp14:anchorId="14F9DBF1" wp14:editId="50776F89">
-                <wp:extent cx="3657600" cy="4448175"/>
-                <wp:effectExtent l="0" t="0" r="0" b="0"/>
-                <wp:docPr id="2134748920" name="Agrupar 2134748920"/>
-                <wp:cNvGraphicFramePr/>
-                <a:graphic xmlns:a="http://schemas.openxmlformats.org/drawingml/2006/main">
-                  <a:graphicData uri="http://schemas.microsoft.com/office/word/2010/wordprocessingGroup">
-                    <wpg:wgp>
-                      <wpg:cNvGrpSpPr/>
-                      <wpg:grpSpPr>
-                        <a:xfrm>
-                          <a:off x="0" y="0"/>
-                          <a:ext cx="3657600" cy="4448175"/>
-                          <a:chOff x="1481725" y="152400"/>
-                          <a:chExt cx="3641350" cy="4428725"/>
-                        </a:xfrm>
-                      </wpg:grpSpPr>
-                      <pic:pic xmlns:pic="http://schemas.openxmlformats.org/drawingml/2006/picture">
-                        <pic:nvPicPr>
-                          <pic:cNvPr id="3" name="Shape 3"/>
-                          <pic:cNvPicPr preferRelativeResize="0"/>
-                        </pic:nvPicPr>
-                        <pic:blipFill>
-                          <a:blip r:embed="rId26">
-                            <a:alphaModFix/>
-                          </a:blip>
-                          <a:stretch>
-                            <a:fillRect/>
-                          </a:stretch>
-                        </pic:blipFill>
-                        <pic:spPr>
-                          <a:xfrm>
-                            <a:off x="1481725" y="152400"/>
-                            <a:ext cx="3641326" cy="4428701"/>
-                          </a:xfrm>
-                          <a:prstGeom prst="rect">
-                            <a:avLst/>
-                          </a:prstGeom>
-                          <a:noFill/>
-                          <a:ln>
-                            <a:noFill/>
-                          </a:ln>
-                        </pic:spPr>
-                      </pic:pic>
-                    </wpg:wgp>
-                  </a:graphicData>
-                </a:graphic>
-              </wp:inline>
-            </w:drawing>
-          </mc:Choice>
-          <mc:Fallback xmlns:cr="http://schemas.microsoft.com/office/comments/2020/reactions" xmlns="http://schemas.microsoft.com/office/tasks/2019/documenttasks" xmlns:dgm="http://schemas.openxmlformats.org/drawingml/2006/diagram" xmlns:lc="http://schemas.openxmlformats.org/drawingml/2006/lockedCanvas" xmlns:c="http://schemas.openxmlformats.org/drawingml/2006/chart" xmlns:pic="http://schemas.openxmlformats.org/drawingml/2006/picture" xmlns:a="http://schemas.openxmlformats.org/drawingml/2006/main" xmlns:sl="http://schemas.openxmlformats.org/schemaLibrary/2006/main">
-            <w:drawing>
-              <wp:inline distB="114300" distT="114300" distL="114300" distR="114300">
-                <wp:extent cx="3657600" cy="4448175"/>
-                <wp:effectExtent b="0" l="0" r="0" t="0"/>
-                <wp:docPr id="2134748920" name="image11.png"/>
-                <a:graphic>
-                  <a:graphicData uri="http://schemas.openxmlformats.org/drawingml/2006/picture">
-                    <pic:pic>
-                      <pic:nvPicPr>
-                        <pic:cNvPr id="0" name="image11.png"/>
-                        <pic:cNvPicPr preferRelativeResize="0"/>
-                      </pic:nvPicPr>
-                      <pic:blipFill>
-                        <a:blip r:embed="rId27"/>
-                        <a:srcRect/>
-                        <a:stretch>
-                          <a:fillRect/>
-                        </a:stretch>
-                      </pic:blipFill>
-                      <pic:spPr>
-                        <a:xfrm>
-                          <a:off x="0" y="0"/>
-                          <a:ext cx="3657600" cy="4448175"/>
-                        </a:xfrm>
-                        <a:prstGeom prst="rect"/>
-                        <a:ln/>
-                      </pic:spPr>
-                    </pic:pic>
-                  </a:graphicData>
-                </a:graphic>
-              </wp:inline>
-            </w:drawing>
-          </mc:Fallback>
-        </mc:AlternateContent>
-      </w:r>
-    </w:p>
-    <w:p/>
-    <w:p/>
-    <w:p/>
-    <w:p/>
-    <w:p/>
-    <w:p/>
-    <w:p/>
-    <w:p/>
-    <w:p/>
-    <w:p/>
-    <w:p/>
-    <w:p>
-      <w:pPr>
-        <w:keepNext/>
-        <w:keepLines/>
-        <w:pBdr>
-          <w:bottom w:val="single" w:sz="4" w:space="1" w:color="4472C4"/>
-        </w:pBdr>
-        <w:spacing w:before="400" w:after="40" w:line="240" w:lineRule="auto"/>
         <w:rPr>
           <w:color w:val="2F5496"/>
           <w:sz w:val="36"/>
@@ -12130,7 +12952,7 @@
         </w:rPr>
         <w:t xml:space="preserve">. Aproveitar os documentos fornecidos no </w:t>
       </w:r>
-      <w:hyperlink r:id="rId28" w:history="1">
+      <w:hyperlink r:id="rId26" w:history="1">
         <w:r>
           <w:rPr>
             <w:rStyle w:val="Hyperlink"/>
@@ -12149,66 +12971,4250 @@
         <w:t>)</w:t>
       </w:r>
     </w:p>
+    <w:p>
+      <w:pPr>
+        <w:pStyle w:val="Ttulo3"/>
+        <w:spacing w:after="120"/>
+        <w:rPr>
+          <w:color w:val="2F5496"/>
+          <w:sz w:val="30"/>
+          <w:szCs w:val="30"/>
+        </w:rPr>
+      </w:pPr>
+      <w:r>
+        <w:rPr>
+          <w:color w:val="2F5496"/>
+          <w:sz w:val="30"/>
+          <w:szCs w:val="30"/>
+        </w:rPr>
+        <w:t>14.1</w:t>
+      </w:r>
+      <w:r>
+        <w:rPr>
+          <w:color w:val="2F5496"/>
+          <w:sz w:val="30"/>
+          <w:szCs w:val="30"/>
+        </w:rPr>
+        <w:t>. Métricas de Sucesso a Serem Atingidas</w:t>
+      </w:r>
+    </w:p>
+    <w:tbl>
+      <w:tblPr>
+        <w:tblStyle w:val="SimplesTabela1"/>
+        <w:tblW w:w="0" w:type="auto"/>
+        <w:tblLook w:val="04A0" w:firstRow="1" w:lastRow="0" w:firstColumn="1" w:lastColumn="0" w:noHBand="0" w:noVBand="1"/>
+      </w:tblPr>
+      <w:tblGrid>
+        <w:gridCol w:w="4183"/>
+        <w:gridCol w:w="1653"/>
+      </w:tblGrid>
+      <w:tr>
+        <w:trPr>
+          <w:cnfStyle w:val="100000000000" w:firstRow="1" w:lastRow="0" w:firstColumn="0" w:lastColumn="0" w:oddVBand="0" w:evenVBand="0" w:oddHBand="0" w:evenHBand="0" w:firstRowFirstColumn="0" w:firstRowLastColumn="0" w:lastRowFirstColumn="0" w:lastRowLastColumn="0"/>
+        </w:trPr>
+        <w:tc>
+          <w:tcPr>
+            <w:cnfStyle w:val="001000000000" w:firstRow="0" w:lastRow="0" w:firstColumn="1" w:lastColumn="0" w:oddVBand="0" w:evenVBand="0" w:oddHBand="0" w:evenHBand="0" w:firstRowFirstColumn="0" w:firstRowLastColumn="0" w:lastRowFirstColumn="0" w:lastRowLastColumn="0"/>
+            <w:tcW w:w="0" w:type="auto"/>
+            <w:hideMark/>
+          </w:tcPr>
+          <w:p>
+            <w:pPr>
+              <w:rPr>
+                <w:color w:val="1B1C1D"/>
+              </w:rPr>
+            </w:pPr>
+            <w:r>
+              <w:rPr>
+                <w:rStyle w:val="Forte"/>
+                <w:color w:val="1B1C1D"/>
+                <w:bdr w:val="none" w:sz="0" w:space="0" w:color="auto" w:frame="1"/>
+              </w:rPr>
+              <w:t>Métrica</w:t>
+            </w:r>
+          </w:p>
+        </w:tc>
+        <w:tc>
+          <w:tcPr>
+            <w:tcW w:w="0" w:type="auto"/>
+            <w:hideMark/>
+          </w:tcPr>
+          <w:p>
+            <w:pPr>
+              <w:cnfStyle w:val="100000000000" w:firstRow="1" w:lastRow="0" w:firstColumn="0" w:lastColumn="0" w:oddVBand="0" w:evenVBand="0" w:oddHBand="0" w:evenHBand="0" w:firstRowFirstColumn="0" w:firstRowLastColumn="0" w:lastRowFirstColumn="0" w:lastRowLastColumn="0"/>
+              <w:rPr>
+                <w:color w:val="1B1C1D"/>
+              </w:rPr>
+            </w:pPr>
+            <w:r>
+              <w:rPr>
+                <w:rStyle w:val="Forte"/>
+                <w:color w:val="1B1C1D"/>
+                <w:bdr w:val="none" w:sz="0" w:space="0" w:color="auto" w:frame="1"/>
+              </w:rPr>
+              <w:t>Meta</w:t>
+            </w:r>
+          </w:p>
+        </w:tc>
+      </w:tr>
+      <w:tr>
+        <w:trPr>
+          <w:cnfStyle w:val="000000100000" w:firstRow="0" w:lastRow="0" w:firstColumn="0" w:lastColumn="0" w:oddVBand="0" w:evenVBand="0" w:oddHBand="1" w:evenHBand="0" w:firstRowFirstColumn="0" w:firstRowLastColumn="0" w:lastRowFirstColumn="0" w:lastRowLastColumn="0"/>
+        </w:trPr>
+        <w:tc>
+          <w:tcPr>
+            <w:cnfStyle w:val="001000000000" w:firstRow="0" w:lastRow="0" w:firstColumn="1" w:lastColumn="0" w:oddVBand="0" w:evenVBand="0" w:oddHBand="0" w:evenHBand="0" w:firstRowFirstColumn="0" w:firstRowLastColumn="0" w:lastRowFirstColumn="0" w:lastRowLastColumn="0"/>
+            <w:tcW w:w="0" w:type="auto"/>
+            <w:hideMark/>
+          </w:tcPr>
+          <w:p>
+            <w:pPr>
+              <w:rPr>
+                <w:color w:val="1B1C1D"/>
+              </w:rPr>
+            </w:pPr>
+            <w:r>
+              <w:rPr>
+                <w:color w:val="1B1C1D"/>
+              </w:rPr>
+              <w:t>Precisão de extração (campos obrigatórios)</w:t>
+            </w:r>
+          </w:p>
+        </w:tc>
+        <w:tc>
+          <w:tcPr>
+            <w:tcW w:w="0" w:type="auto"/>
+            <w:hideMark/>
+          </w:tcPr>
+          <w:p>
+            <w:pPr>
+              <w:cnfStyle w:val="000000100000" w:firstRow="0" w:lastRow="0" w:firstColumn="0" w:lastColumn="0" w:oddVBand="0" w:evenVBand="0" w:oddHBand="1" w:evenHBand="0" w:firstRowFirstColumn="0" w:firstRowLastColumn="0" w:lastRowFirstColumn="0" w:lastRowLastColumn="0"/>
+              <w:rPr>
+                <w:color w:val="1B1C1D"/>
+              </w:rPr>
+            </w:pPr>
+            <w:r>
+              <w:rPr>
+                <w:rStyle w:val="math-inline"/>
+                <w:color w:val="1B1C1D"/>
+                <w:bdr w:val="none" w:sz="0" w:space="0" w:color="auto" w:frame="1"/>
+              </w:rPr>
+              <w:t xml:space="preserve">P </w:t>
+            </w:r>
+            <w:r>
+              <w:rPr>
+                <w:rStyle w:val="math-inline"/>
+                <w:color w:val="1B1C1D"/>
+                <w:bdr w:val="none" w:sz="0" w:space="0" w:color="auto" w:frame="1"/>
+              </w:rPr>
+              <w:t>&gt; 95%</w:t>
+            </w:r>
+          </w:p>
+        </w:tc>
+      </w:tr>
+      <w:tr>
+        <w:tc>
+          <w:tcPr>
+            <w:cnfStyle w:val="001000000000" w:firstRow="0" w:lastRow="0" w:firstColumn="1" w:lastColumn="0" w:oddVBand="0" w:evenVBand="0" w:oddHBand="0" w:evenHBand="0" w:firstRowFirstColumn="0" w:firstRowLastColumn="0" w:lastRowFirstColumn="0" w:lastRowLastColumn="0"/>
+            <w:tcW w:w="0" w:type="auto"/>
+            <w:hideMark/>
+          </w:tcPr>
+          <w:p>
+            <w:pPr>
+              <w:rPr>
+                <w:color w:val="1B1C1D"/>
+              </w:rPr>
+            </w:pPr>
+            <w:r>
+              <w:rPr>
+                <w:color w:val="1B1C1D"/>
+              </w:rPr>
+              <w:t>Tempo de processamento (por documento)</w:t>
+            </w:r>
+          </w:p>
+        </w:tc>
+        <w:tc>
+          <w:tcPr>
+            <w:tcW w:w="0" w:type="auto"/>
+            <w:hideMark/>
+          </w:tcPr>
+          <w:p>
+            <w:pPr>
+              <w:cnfStyle w:val="000000000000" w:firstRow="0" w:lastRow="0" w:firstColumn="0" w:lastColumn="0" w:oddVBand="0" w:evenVBand="0" w:oddHBand="0" w:evenHBand="0" w:firstRowFirstColumn="0" w:firstRowLastColumn="0" w:lastRowFirstColumn="0" w:lastRowLastColumn="0"/>
+              <w:rPr>
+                <w:color w:val="1B1C1D"/>
+              </w:rPr>
+            </w:pPr>
+            <w:r>
+              <w:rPr>
+                <w:rStyle w:val="math-inline"/>
+                <w:color w:val="1B1C1D"/>
+                <w:bdr w:val="none" w:sz="0" w:space="0" w:color="auto" w:frame="1"/>
+              </w:rPr>
+              <w:t xml:space="preserve">T </w:t>
+            </w:r>
+            <w:r>
+              <w:rPr>
+                <w:rStyle w:val="math-inline"/>
+                <w:color w:val="1B1C1D"/>
+                <w:bdr w:val="none" w:sz="0" w:space="0" w:color="auto" w:frame="1"/>
+              </w:rPr>
+              <w:t xml:space="preserve">&lt; </w:t>
+            </w:r>
+            <w:r>
+              <w:rPr>
+                <w:rStyle w:val="math-inline"/>
+                <w:color w:val="1B1C1D"/>
+                <w:bdr w:val="none" w:sz="0" w:space="0" w:color="auto" w:frame="1"/>
+              </w:rPr>
+              <w:t>6</w:t>
+            </w:r>
+            <w:r>
+              <w:rPr>
+                <w:rStyle w:val="math-inline"/>
+                <w:color w:val="1B1C1D"/>
+                <w:bdr w:val="none" w:sz="0" w:space="0" w:color="auto" w:frame="1"/>
+              </w:rPr>
+              <w:t>0</w:t>
+            </w:r>
+            <w:r>
+              <w:rPr>
+                <w:color w:val="1B1C1D"/>
+              </w:rPr>
+              <w:t xml:space="preserve"> segundos</w:t>
+            </w:r>
+          </w:p>
+        </w:tc>
+      </w:tr>
+      <w:tr>
+        <w:trPr>
+          <w:cnfStyle w:val="000000100000" w:firstRow="0" w:lastRow="0" w:firstColumn="0" w:lastColumn="0" w:oddVBand="0" w:evenVBand="0" w:oddHBand="1" w:evenHBand="0" w:firstRowFirstColumn="0" w:firstRowLastColumn="0" w:lastRowFirstColumn="0" w:lastRowLastColumn="0"/>
+        </w:trPr>
+        <w:tc>
+          <w:tcPr>
+            <w:cnfStyle w:val="001000000000" w:firstRow="0" w:lastRow="0" w:firstColumn="1" w:lastColumn="0" w:oddVBand="0" w:evenVBand="0" w:oddHBand="0" w:evenHBand="0" w:firstRowFirstColumn="0" w:firstRowLastColumn="0" w:lastRowFirstColumn="0" w:lastRowLastColumn="0"/>
+            <w:tcW w:w="0" w:type="auto"/>
+            <w:hideMark/>
+          </w:tcPr>
+          <w:p>
+            <w:pPr>
+              <w:rPr>
+                <w:color w:val="1B1C1D"/>
+              </w:rPr>
+            </w:pPr>
+            <w:r>
+              <w:rPr>
+                <w:color w:val="1B1C1D"/>
+              </w:rPr>
+              <w:t>Taxa de falsos positivos</w:t>
+            </w:r>
+          </w:p>
+        </w:tc>
+        <w:tc>
+          <w:tcPr>
+            <w:tcW w:w="0" w:type="auto"/>
+            <w:hideMark/>
+          </w:tcPr>
+          <w:p>
+            <w:pPr>
+              <w:cnfStyle w:val="000000100000" w:firstRow="0" w:lastRow="0" w:firstColumn="0" w:lastColumn="0" w:oddVBand="0" w:evenVBand="0" w:oddHBand="1" w:evenHBand="0" w:firstRowFirstColumn="0" w:firstRowLastColumn="0" w:lastRowFirstColumn="0" w:lastRowLastColumn="0"/>
+              <w:rPr>
+                <w:color w:val="1B1C1D"/>
+              </w:rPr>
+            </w:pPr>
+            <w:proofErr w:type="spellStart"/>
+            <w:r>
+              <w:rPr>
+                <w:rStyle w:val="math-inline"/>
+                <w:color w:val="1B1C1D"/>
+                <w:bdr w:val="none" w:sz="0" w:space="0" w:color="auto" w:frame="1"/>
+              </w:rPr>
+              <w:t>Fp</w:t>
+            </w:r>
+            <w:proofErr w:type="spellEnd"/>
+            <w:r>
+              <w:rPr>
+                <w:rStyle w:val="math-inline"/>
+                <w:color w:val="1B1C1D"/>
+                <w:bdr w:val="none" w:sz="0" w:space="0" w:color="auto" w:frame="1"/>
+              </w:rPr>
+              <w:t xml:space="preserve"> </w:t>
+            </w:r>
+            <w:r>
+              <w:rPr>
+                <w:rStyle w:val="math-inline"/>
+                <w:color w:val="1B1C1D"/>
+                <w:bdr w:val="none" w:sz="0" w:space="0" w:color="auto" w:frame="1"/>
+              </w:rPr>
+              <w:t>&lt; 3%</w:t>
+            </w:r>
+          </w:p>
+        </w:tc>
+      </w:tr>
+    </w:tbl>
+    <w:p>
+      <w:pPr>
+        <w:spacing w:after="120"/>
+        <w:rPr>
+          <w:color w:val="1B1C1D"/>
+        </w:rPr>
+      </w:pPr>
+      <w:r>
+        <w:rPr>
+          <w:color w:val="1B1C1D"/>
+        </w:rPr>
+        <w:pict w14:anchorId="29781ADB">
+          <v:rect id="_x0000_i1028" style="width:0;height:1.5pt" o:hralign="center" o:hrstd="t" o:hrnoshade="t" o:hr="t" fillcolor="gray" stroked="f"/>
+        </w:pict>
+      </w:r>
+    </w:p>
+    <w:p>
+      <w:pPr>
+        <w:pStyle w:val="Ttulo3"/>
+        <w:spacing w:after="120"/>
+        <w:rPr>
+          <w:color w:val="2F5496"/>
+          <w:sz w:val="30"/>
+          <w:szCs w:val="30"/>
+        </w:rPr>
+      </w:pPr>
+      <w:r>
+        <w:rPr>
+          <w:color w:val="2F5496"/>
+          <w:sz w:val="30"/>
+          <w:szCs w:val="30"/>
+        </w:rPr>
+        <w:t>14.</w:t>
+      </w:r>
+      <w:r>
+        <w:rPr>
+          <w:color w:val="2F5496"/>
+          <w:sz w:val="30"/>
+          <w:szCs w:val="30"/>
+        </w:rPr>
+        <w:t>2. Contexto: Campos Essenciais para Extração (RD002)</w:t>
+      </w:r>
+    </w:p>
+    <w:tbl>
+      <w:tblPr>
+        <w:tblStyle w:val="SimplesTabela1"/>
+        <w:tblW w:w="0" w:type="auto"/>
+        <w:tblLook w:val="04A0" w:firstRow="1" w:lastRow="0" w:firstColumn="1" w:lastColumn="0" w:noHBand="0" w:noVBand="1"/>
+      </w:tblPr>
+      <w:tblGrid>
+        <w:gridCol w:w="1346"/>
+        <w:gridCol w:w="5230"/>
+        <w:gridCol w:w="1918"/>
+      </w:tblGrid>
+      <w:tr>
+        <w:trPr>
+          <w:cnfStyle w:val="100000000000" w:firstRow="1" w:lastRow="0" w:firstColumn="0" w:lastColumn="0" w:oddVBand="0" w:evenVBand="0" w:oddHBand="0" w:evenHBand="0" w:firstRowFirstColumn="0" w:firstRowLastColumn="0" w:lastRowFirstColumn="0" w:lastRowLastColumn="0"/>
+        </w:trPr>
+        <w:tc>
+          <w:tcPr>
+            <w:cnfStyle w:val="001000000000" w:firstRow="0" w:lastRow="0" w:firstColumn="1" w:lastColumn="0" w:oddVBand="0" w:evenVBand="0" w:oddHBand="0" w:evenHBand="0" w:firstRowFirstColumn="0" w:firstRowLastColumn="0" w:lastRowFirstColumn="0" w:lastRowLastColumn="0"/>
+            <w:tcW w:w="0" w:type="auto"/>
+            <w:hideMark/>
+          </w:tcPr>
+          <w:p>
+            <w:pPr>
+              <w:rPr>
+                <w:rStyle w:val="Forte"/>
+                <w:bdr w:val="none" w:sz="0" w:space="0" w:color="auto" w:frame="1"/>
+              </w:rPr>
+            </w:pPr>
+            <w:r>
+              <w:rPr>
+                <w:rStyle w:val="Forte"/>
+                <w:color w:val="1B1C1D"/>
+                <w:bdr w:val="none" w:sz="0" w:space="0" w:color="auto" w:frame="1"/>
+              </w:rPr>
+              <w:t>Categoria</w:t>
+            </w:r>
+          </w:p>
+        </w:tc>
+        <w:tc>
+          <w:tcPr>
+            <w:tcW w:w="0" w:type="auto"/>
+            <w:hideMark/>
+          </w:tcPr>
+          <w:p>
+            <w:pPr>
+              <w:cnfStyle w:val="100000000000" w:firstRow="1" w:lastRow="0" w:firstColumn="0" w:lastColumn="0" w:oddVBand="0" w:evenVBand="0" w:oddHBand="0" w:evenHBand="0" w:firstRowFirstColumn="0" w:firstRowLastColumn="0" w:lastRowFirstColumn="0" w:lastRowLastColumn="0"/>
+              <w:rPr>
+                <w:rStyle w:val="Forte"/>
+                <w:bdr w:val="none" w:sz="0" w:space="0" w:color="auto" w:frame="1"/>
+              </w:rPr>
+            </w:pPr>
+            <w:r>
+              <w:rPr>
+                <w:rStyle w:val="Forte"/>
+                <w:color w:val="1B1C1D"/>
+                <w:bdr w:val="none" w:sz="0" w:space="0" w:color="auto" w:frame="1"/>
+              </w:rPr>
+              <w:t>Campo</w:t>
+            </w:r>
+          </w:p>
+        </w:tc>
+        <w:tc>
+          <w:tcPr>
+            <w:tcW w:w="0" w:type="auto"/>
+            <w:hideMark/>
+          </w:tcPr>
+          <w:p>
+            <w:pPr>
+              <w:cnfStyle w:val="100000000000" w:firstRow="1" w:lastRow="0" w:firstColumn="0" w:lastColumn="0" w:oddVBand="0" w:evenVBand="0" w:oddHBand="0" w:evenHBand="0" w:firstRowFirstColumn="0" w:firstRowLastColumn="0" w:lastRowFirstColumn="0" w:lastRowLastColumn="0"/>
+              <w:rPr>
+                <w:rStyle w:val="Forte"/>
+                <w:bdr w:val="none" w:sz="0" w:space="0" w:color="auto" w:frame="1"/>
+              </w:rPr>
+            </w:pPr>
+            <w:r>
+              <w:rPr>
+                <w:rStyle w:val="Forte"/>
+                <w:color w:val="1B1C1D"/>
+                <w:bdr w:val="none" w:sz="0" w:space="0" w:color="auto" w:frame="1"/>
+              </w:rPr>
+              <w:t>Tipo de Documento</w:t>
+            </w:r>
+          </w:p>
+        </w:tc>
+      </w:tr>
+      <w:tr>
+        <w:trPr>
+          <w:cnfStyle w:val="000000100000" w:firstRow="0" w:lastRow="0" w:firstColumn="0" w:lastColumn="0" w:oddVBand="0" w:evenVBand="0" w:oddHBand="1" w:evenHBand="0" w:firstRowFirstColumn="0" w:firstRowLastColumn="0" w:lastRowFirstColumn="0" w:lastRowLastColumn="0"/>
+        </w:trPr>
+        <w:tc>
+          <w:tcPr>
+            <w:cnfStyle w:val="001000000000" w:firstRow="0" w:lastRow="0" w:firstColumn="1" w:lastColumn="0" w:oddVBand="0" w:evenVBand="0" w:oddHBand="0" w:evenHBand="0" w:firstRowFirstColumn="0" w:firstRowLastColumn="0" w:lastRowFirstColumn="0" w:lastRowLastColumn="0"/>
+            <w:tcW w:w="0" w:type="auto"/>
+            <w:hideMark/>
+          </w:tcPr>
+          <w:p>
+            <w:pPr>
+              <w:rPr>
+                <w:rStyle w:val="Forte"/>
+                <w:bdr w:val="none" w:sz="0" w:space="0" w:color="auto" w:frame="1"/>
+              </w:rPr>
+            </w:pPr>
+            <w:r>
+              <w:rPr>
+                <w:rStyle w:val="Forte"/>
+                <w:b/>
+                <w:bCs/>
+              </w:rPr>
+              <w:t>Geral</w:t>
+            </w:r>
+          </w:p>
+        </w:tc>
+        <w:tc>
+          <w:tcPr>
+            <w:tcW w:w="0" w:type="auto"/>
+            <w:hideMark/>
+          </w:tcPr>
+          <w:p>
+            <w:pPr>
+              <w:cnfStyle w:val="000000100000" w:firstRow="0" w:lastRow="0" w:firstColumn="0" w:lastColumn="0" w:oddVBand="0" w:evenVBand="0" w:oddHBand="1" w:evenHBand="0" w:firstRowFirstColumn="0" w:firstRowLastColumn="0" w:lastRowFirstColumn="0" w:lastRowLastColumn="0"/>
+              <w:rPr>
+                <w:rStyle w:val="Forte"/>
+                <w:bdr w:val="none" w:sz="0" w:space="0" w:color="auto" w:frame="1"/>
+              </w:rPr>
+            </w:pPr>
+            <w:r>
+              <w:rPr>
+                <w:rStyle w:val="Forte"/>
+                <w:bdr w:val="none" w:sz="0" w:space="0" w:color="auto" w:frame="1"/>
+              </w:rPr>
+              <w:t>Número da Nota, Série, Data de Emissão/Competência</w:t>
+            </w:r>
+          </w:p>
+        </w:tc>
+        <w:tc>
+          <w:tcPr>
+            <w:tcW w:w="0" w:type="auto"/>
+            <w:hideMark/>
+          </w:tcPr>
+          <w:p>
+            <w:pPr>
+              <w:cnfStyle w:val="000000100000" w:firstRow="0" w:lastRow="0" w:firstColumn="0" w:lastColumn="0" w:oddVBand="0" w:evenVBand="0" w:oddHBand="1" w:evenHBand="0" w:firstRowFirstColumn="0" w:firstRowLastColumn="0" w:lastRowFirstColumn="0" w:lastRowLastColumn="0"/>
+              <w:rPr>
+                <w:rStyle w:val="Forte"/>
+                <w:bdr w:val="none" w:sz="0" w:space="0" w:color="auto" w:frame="1"/>
+              </w:rPr>
+            </w:pPr>
+            <w:r>
+              <w:rPr>
+                <w:rStyle w:val="Forte"/>
+                <w:bdr w:val="none" w:sz="0" w:space="0" w:color="auto" w:frame="1"/>
+              </w:rPr>
+              <w:t>Todos</w:t>
+            </w:r>
+          </w:p>
+        </w:tc>
+      </w:tr>
+      <w:tr>
+        <w:tc>
+          <w:tcPr>
+            <w:cnfStyle w:val="001000000000" w:firstRow="0" w:lastRow="0" w:firstColumn="1" w:lastColumn="0" w:oddVBand="0" w:evenVBand="0" w:oddHBand="0" w:evenHBand="0" w:firstRowFirstColumn="0" w:firstRowLastColumn="0" w:lastRowFirstColumn="0" w:lastRowLastColumn="0"/>
+            <w:tcW w:w="0" w:type="auto"/>
+            <w:hideMark/>
+          </w:tcPr>
+          <w:p>
+            <w:pPr>
+              <w:rPr>
+                <w:rStyle w:val="Forte"/>
+                <w:bdr w:val="none" w:sz="0" w:space="0" w:color="auto" w:frame="1"/>
+              </w:rPr>
+            </w:pPr>
+          </w:p>
+        </w:tc>
+        <w:tc>
+          <w:tcPr>
+            <w:tcW w:w="0" w:type="auto"/>
+            <w:hideMark/>
+          </w:tcPr>
+          <w:p>
+            <w:pPr>
+              <w:cnfStyle w:val="000000000000" w:firstRow="0" w:lastRow="0" w:firstColumn="0" w:lastColumn="0" w:oddVBand="0" w:evenVBand="0" w:oddHBand="0" w:evenHBand="0" w:firstRowFirstColumn="0" w:firstRowLastColumn="0" w:lastRowFirstColumn="0" w:lastRowLastColumn="0"/>
+              <w:rPr>
+                <w:rStyle w:val="Forte"/>
+                <w:bdr w:val="none" w:sz="0" w:space="0" w:color="auto" w:frame="1"/>
+              </w:rPr>
+            </w:pPr>
+            <w:r>
+              <w:rPr>
+                <w:rStyle w:val="Forte"/>
+                <w:bdr w:val="none" w:sz="0" w:space="0" w:color="auto" w:frame="1"/>
+              </w:rPr>
+              <w:t>Chave de Acesso</w:t>
+            </w:r>
+          </w:p>
+        </w:tc>
+        <w:tc>
+          <w:tcPr>
+            <w:tcW w:w="0" w:type="auto"/>
+            <w:hideMark/>
+          </w:tcPr>
+          <w:p>
+            <w:pPr>
+              <w:cnfStyle w:val="000000000000" w:firstRow="0" w:lastRow="0" w:firstColumn="0" w:lastColumn="0" w:oddVBand="0" w:evenVBand="0" w:oddHBand="0" w:evenHBand="0" w:firstRowFirstColumn="0" w:firstRowLastColumn="0" w:lastRowFirstColumn="0" w:lastRowLastColumn="0"/>
+              <w:rPr>
+                <w:rStyle w:val="Forte"/>
+                <w:bdr w:val="none" w:sz="0" w:space="0" w:color="auto" w:frame="1"/>
+              </w:rPr>
+            </w:pPr>
+            <w:r>
+              <w:rPr>
+                <w:rStyle w:val="Forte"/>
+                <w:bdr w:val="none" w:sz="0" w:space="0" w:color="auto" w:frame="1"/>
+              </w:rPr>
+              <w:t>NF-e, CT-e</w:t>
+            </w:r>
+          </w:p>
+        </w:tc>
+      </w:tr>
+      <w:tr>
+        <w:trPr>
+          <w:cnfStyle w:val="000000100000" w:firstRow="0" w:lastRow="0" w:firstColumn="0" w:lastColumn="0" w:oddVBand="0" w:evenVBand="0" w:oddHBand="1" w:evenHBand="0" w:firstRowFirstColumn="0" w:firstRowLastColumn="0" w:lastRowFirstColumn="0" w:lastRowLastColumn="0"/>
+        </w:trPr>
+        <w:tc>
+          <w:tcPr>
+            <w:cnfStyle w:val="001000000000" w:firstRow="0" w:lastRow="0" w:firstColumn="1" w:lastColumn="0" w:oddVBand="0" w:evenVBand="0" w:oddHBand="0" w:evenHBand="0" w:firstRowFirstColumn="0" w:firstRowLastColumn="0" w:lastRowFirstColumn="0" w:lastRowLastColumn="0"/>
+            <w:tcW w:w="0" w:type="auto"/>
+            <w:hideMark/>
+          </w:tcPr>
+          <w:p>
+            <w:pPr>
+              <w:rPr>
+                <w:rStyle w:val="Forte"/>
+                <w:bdr w:val="none" w:sz="0" w:space="0" w:color="auto" w:frame="1"/>
+              </w:rPr>
+            </w:pPr>
+          </w:p>
+        </w:tc>
+        <w:tc>
+          <w:tcPr>
+            <w:tcW w:w="0" w:type="auto"/>
+            <w:hideMark/>
+          </w:tcPr>
+          <w:p>
+            <w:pPr>
+              <w:cnfStyle w:val="000000100000" w:firstRow="0" w:lastRow="0" w:firstColumn="0" w:lastColumn="0" w:oddVBand="0" w:evenVBand="0" w:oddHBand="1" w:evenHBand="0" w:firstRowFirstColumn="0" w:firstRowLastColumn="0" w:lastRowFirstColumn="0" w:lastRowLastColumn="0"/>
+              <w:rPr>
+                <w:rStyle w:val="Forte"/>
+                <w:bdr w:val="none" w:sz="0" w:space="0" w:color="auto" w:frame="1"/>
+              </w:rPr>
+            </w:pPr>
+            <w:r>
+              <w:rPr>
+                <w:rStyle w:val="Forte"/>
+                <w:bdr w:val="none" w:sz="0" w:space="0" w:color="auto" w:frame="1"/>
+              </w:rPr>
+              <w:t>Código de Verificação</w:t>
+            </w:r>
+          </w:p>
+        </w:tc>
+        <w:tc>
+          <w:tcPr>
+            <w:tcW w:w="0" w:type="auto"/>
+            <w:hideMark/>
+          </w:tcPr>
+          <w:p>
+            <w:pPr>
+              <w:cnfStyle w:val="000000100000" w:firstRow="0" w:lastRow="0" w:firstColumn="0" w:lastColumn="0" w:oddVBand="0" w:evenVBand="0" w:oddHBand="1" w:evenHBand="0" w:firstRowFirstColumn="0" w:firstRowLastColumn="0" w:lastRowFirstColumn="0" w:lastRowLastColumn="0"/>
+              <w:rPr>
+                <w:rStyle w:val="Forte"/>
+                <w:bdr w:val="none" w:sz="0" w:space="0" w:color="auto" w:frame="1"/>
+              </w:rPr>
+            </w:pPr>
+            <w:r>
+              <w:rPr>
+                <w:rStyle w:val="Forte"/>
+                <w:bdr w:val="none" w:sz="0" w:space="0" w:color="auto" w:frame="1"/>
+              </w:rPr>
+              <w:t>NFS-e</w:t>
+            </w:r>
+          </w:p>
+        </w:tc>
+      </w:tr>
+      <w:tr>
+        <w:tc>
+          <w:tcPr>
+            <w:cnfStyle w:val="001000000000" w:firstRow="0" w:lastRow="0" w:firstColumn="1" w:lastColumn="0" w:oddVBand="0" w:evenVBand="0" w:oddHBand="0" w:evenHBand="0" w:firstRowFirstColumn="0" w:firstRowLastColumn="0" w:lastRowFirstColumn="0" w:lastRowLastColumn="0"/>
+            <w:tcW w:w="0" w:type="auto"/>
+            <w:hideMark/>
+          </w:tcPr>
+          <w:p>
+            <w:pPr>
+              <w:rPr>
+                <w:rStyle w:val="Forte"/>
+                <w:bdr w:val="none" w:sz="0" w:space="0" w:color="auto" w:frame="1"/>
+              </w:rPr>
+            </w:pPr>
+            <w:r>
+              <w:rPr>
+                <w:rStyle w:val="Forte"/>
+                <w:b/>
+                <w:bCs/>
+              </w:rPr>
+              <w:t>Emitente</w:t>
+            </w:r>
+          </w:p>
+        </w:tc>
+        <w:tc>
+          <w:tcPr>
+            <w:tcW w:w="0" w:type="auto"/>
+            <w:hideMark/>
+          </w:tcPr>
+          <w:p>
+            <w:pPr>
+              <w:cnfStyle w:val="000000000000" w:firstRow="0" w:lastRow="0" w:firstColumn="0" w:lastColumn="0" w:oddVBand="0" w:evenVBand="0" w:oddHBand="0" w:evenHBand="0" w:firstRowFirstColumn="0" w:firstRowLastColumn="0" w:lastRowFirstColumn="0" w:lastRowLastColumn="0"/>
+              <w:rPr>
+                <w:rStyle w:val="Forte"/>
+                <w:bdr w:val="none" w:sz="0" w:space="0" w:color="auto" w:frame="1"/>
+              </w:rPr>
+            </w:pPr>
+            <w:r>
+              <w:rPr>
+                <w:rStyle w:val="Forte"/>
+                <w:bdr w:val="none" w:sz="0" w:space="0" w:color="auto" w:frame="1"/>
+              </w:rPr>
+              <w:t>CNPJ/CPF, Razão Social, Endereço, Município, UF</w:t>
+            </w:r>
+          </w:p>
+        </w:tc>
+        <w:tc>
+          <w:tcPr>
+            <w:tcW w:w="0" w:type="auto"/>
+            <w:hideMark/>
+          </w:tcPr>
+          <w:p>
+            <w:pPr>
+              <w:cnfStyle w:val="000000000000" w:firstRow="0" w:lastRow="0" w:firstColumn="0" w:lastColumn="0" w:oddVBand="0" w:evenVBand="0" w:oddHBand="0" w:evenHBand="0" w:firstRowFirstColumn="0" w:firstRowLastColumn="0" w:lastRowFirstColumn="0" w:lastRowLastColumn="0"/>
+              <w:rPr>
+                <w:rStyle w:val="Forte"/>
+                <w:bdr w:val="none" w:sz="0" w:space="0" w:color="auto" w:frame="1"/>
+              </w:rPr>
+            </w:pPr>
+            <w:r>
+              <w:rPr>
+                <w:rStyle w:val="Forte"/>
+                <w:bdr w:val="none" w:sz="0" w:space="0" w:color="auto" w:frame="1"/>
+              </w:rPr>
+              <w:t>Todos</w:t>
+            </w:r>
+          </w:p>
+        </w:tc>
+      </w:tr>
+      <w:tr>
+        <w:trPr>
+          <w:cnfStyle w:val="000000100000" w:firstRow="0" w:lastRow="0" w:firstColumn="0" w:lastColumn="0" w:oddVBand="0" w:evenVBand="0" w:oddHBand="1" w:evenHBand="0" w:firstRowFirstColumn="0" w:firstRowLastColumn="0" w:lastRowFirstColumn="0" w:lastRowLastColumn="0"/>
+        </w:trPr>
+        <w:tc>
+          <w:tcPr>
+            <w:cnfStyle w:val="001000000000" w:firstRow="0" w:lastRow="0" w:firstColumn="1" w:lastColumn="0" w:oddVBand="0" w:evenVBand="0" w:oddHBand="0" w:evenHBand="0" w:firstRowFirstColumn="0" w:firstRowLastColumn="0" w:lastRowFirstColumn="0" w:lastRowLastColumn="0"/>
+            <w:tcW w:w="0" w:type="auto"/>
+            <w:hideMark/>
+          </w:tcPr>
+          <w:p>
+            <w:pPr>
+              <w:rPr>
+                <w:rStyle w:val="Forte"/>
+                <w:bdr w:val="none" w:sz="0" w:space="0" w:color="auto" w:frame="1"/>
+              </w:rPr>
+            </w:pPr>
+            <w:r>
+              <w:rPr>
+                <w:rStyle w:val="Forte"/>
+                <w:b/>
+                <w:bCs/>
+              </w:rPr>
+              <w:t>Destinatário</w:t>
+            </w:r>
+          </w:p>
+        </w:tc>
+        <w:tc>
+          <w:tcPr>
+            <w:tcW w:w="0" w:type="auto"/>
+            <w:hideMark/>
+          </w:tcPr>
+          <w:p>
+            <w:pPr>
+              <w:cnfStyle w:val="000000100000" w:firstRow="0" w:lastRow="0" w:firstColumn="0" w:lastColumn="0" w:oddVBand="0" w:evenVBand="0" w:oddHBand="1" w:evenHBand="0" w:firstRowFirstColumn="0" w:firstRowLastColumn="0" w:lastRowFirstColumn="0" w:lastRowLastColumn="0"/>
+              <w:rPr>
+                <w:rStyle w:val="Forte"/>
+                <w:bdr w:val="none" w:sz="0" w:space="0" w:color="auto" w:frame="1"/>
+              </w:rPr>
+            </w:pPr>
+            <w:r>
+              <w:rPr>
+                <w:rStyle w:val="Forte"/>
+                <w:bdr w:val="none" w:sz="0" w:space="0" w:color="auto" w:frame="1"/>
+              </w:rPr>
+              <w:t>CNPJ/CPF, Razão Social</w:t>
+            </w:r>
+          </w:p>
+        </w:tc>
+        <w:tc>
+          <w:tcPr>
+            <w:tcW w:w="0" w:type="auto"/>
+            <w:hideMark/>
+          </w:tcPr>
+          <w:p>
+            <w:pPr>
+              <w:cnfStyle w:val="000000100000" w:firstRow="0" w:lastRow="0" w:firstColumn="0" w:lastColumn="0" w:oddVBand="0" w:evenVBand="0" w:oddHBand="1" w:evenHBand="0" w:firstRowFirstColumn="0" w:firstRowLastColumn="0" w:lastRowFirstColumn="0" w:lastRowLastColumn="0"/>
+              <w:rPr>
+                <w:rStyle w:val="Forte"/>
+                <w:bdr w:val="none" w:sz="0" w:space="0" w:color="auto" w:frame="1"/>
+              </w:rPr>
+            </w:pPr>
+            <w:r>
+              <w:rPr>
+                <w:rStyle w:val="Forte"/>
+                <w:bdr w:val="none" w:sz="0" w:space="0" w:color="auto" w:frame="1"/>
+              </w:rPr>
+              <w:t>Todos</w:t>
+            </w:r>
+          </w:p>
+        </w:tc>
+      </w:tr>
+      <w:tr>
+        <w:tc>
+          <w:tcPr>
+            <w:cnfStyle w:val="001000000000" w:firstRow="0" w:lastRow="0" w:firstColumn="1" w:lastColumn="0" w:oddVBand="0" w:evenVBand="0" w:oddHBand="0" w:evenHBand="0" w:firstRowFirstColumn="0" w:firstRowLastColumn="0" w:lastRowFirstColumn="0" w:lastRowLastColumn="0"/>
+            <w:tcW w:w="0" w:type="auto"/>
+            <w:hideMark/>
+          </w:tcPr>
+          <w:p>
+            <w:pPr>
+              <w:rPr>
+                <w:rStyle w:val="Forte"/>
+                <w:bdr w:val="none" w:sz="0" w:space="0" w:color="auto" w:frame="1"/>
+              </w:rPr>
+            </w:pPr>
+            <w:r>
+              <w:rPr>
+                <w:rStyle w:val="Forte"/>
+                <w:b/>
+                <w:bCs/>
+              </w:rPr>
+              <w:t>Valores</w:t>
+            </w:r>
+          </w:p>
+        </w:tc>
+        <w:tc>
+          <w:tcPr>
+            <w:tcW w:w="0" w:type="auto"/>
+            <w:hideMark/>
+          </w:tcPr>
+          <w:p>
+            <w:pPr>
+              <w:cnfStyle w:val="000000000000" w:firstRow="0" w:lastRow="0" w:firstColumn="0" w:lastColumn="0" w:oddVBand="0" w:evenVBand="0" w:oddHBand="0" w:evenHBand="0" w:firstRowFirstColumn="0" w:firstRowLastColumn="0" w:lastRowFirstColumn="0" w:lastRowLastColumn="0"/>
+              <w:rPr>
+                <w:rStyle w:val="Forte"/>
+                <w:bdr w:val="none" w:sz="0" w:space="0" w:color="auto" w:frame="1"/>
+              </w:rPr>
+            </w:pPr>
+            <w:r>
+              <w:rPr>
+                <w:rStyle w:val="Forte"/>
+                <w:bdr w:val="none" w:sz="0" w:space="0" w:color="auto" w:frame="1"/>
+              </w:rPr>
+              <w:t>Valor Total da Nota, Valor Total dos Produtos/Serviços</w:t>
+            </w:r>
+          </w:p>
+        </w:tc>
+        <w:tc>
+          <w:tcPr>
+            <w:tcW w:w="0" w:type="auto"/>
+            <w:hideMark/>
+          </w:tcPr>
+          <w:p>
+            <w:pPr>
+              <w:cnfStyle w:val="000000000000" w:firstRow="0" w:lastRow="0" w:firstColumn="0" w:lastColumn="0" w:oddVBand="0" w:evenVBand="0" w:oddHBand="0" w:evenHBand="0" w:firstRowFirstColumn="0" w:firstRowLastColumn="0" w:lastRowFirstColumn="0" w:lastRowLastColumn="0"/>
+              <w:rPr>
+                <w:rStyle w:val="Forte"/>
+                <w:bdr w:val="none" w:sz="0" w:space="0" w:color="auto" w:frame="1"/>
+              </w:rPr>
+            </w:pPr>
+            <w:r>
+              <w:rPr>
+                <w:rStyle w:val="Forte"/>
+                <w:bdr w:val="none" w:sz="0" w:space="0" w:color="auto" w:frame="1"/>
+              </w:rPr>
+              <w:t>Todos</w:t>
+            </w:r>
+          </w:p>
+        </w:tc>
+      </w:tr>
+      <w:tr>
+        <w:trPr>
+          <w:cnfStyle w:val="000000100000" w:firstRow="0" w:lastRow="0" w:firstColumn="0" w:lastColumn="0" w:oddVBand="0" w:evenVBand="0" w:oddHBand="1" w:evenHBand="0" w:firstRowFirstColumn="0" w:firstRowLastColumn="0" w:lastRowFirstColumn="0" w:lastRowLastColumn="0"/>
+        </w:trPr>
+        <w:tc>
+          <w:tcPr>
+            <w:cnfStyle w:val="001000000000" w:firstRow="0" w:lastRow="0" w:firstColumn="1" w:lastColumn="0" w:oddVBand="0" w:evenVBand="0" w:oddHBand="0" w:evenHBand="0" w:firstRowFirstColumn="0" w:firstRowLastColumn="0" w:lastRowFirstColumn="0" w:lastRowLastColumn="0"/>
+            <w:tcW w:w="0" w:type="auto"/>
+            <w:hideMark/>
+          </w:tcPr>
+          <w:p>
+            <w:pPr>
+              <w:rPr>
+                <w:rStyle w:val="Forte"/>
+                <w:bdr w:val="none" w:sz="0" w:space="0" w:color="auto" w:frame="1"/>
+              </w:rPr>
+            </w:pPr>
+          </w:p>
+        </w:tc>
+        <w:tc>
+          <w:tcPr>
+            <w:tcW w:w="0" w:type="auto"/>
+            <w:hideMark/>
+          </w:tcPr>
+          <w:p>
+            <w:pPr>
+              <w:cnfStyle w:val="000000100000" w:firstRow="0" w:lastRow="0" w:firstColumn="0" w:lastColumn="0" w:oddVBand="0" w:evenVBand="0" w:oddHBand="1" w:evenHBand="0" w:firstRowFirstColumn="0" w:firstRowLastColumn="0" w:lastRowFirstColumn="0" w:lastRowLastColumn="0"/>
+              <w:rPr>
+                <w:rStyle w:val="Forte"/>
+                <w:bdr w:val="none" w:sz="0" w:space="0" w:color="auto" w:frame="1"/>
+              </w:rPr>
+            </w:pPr>
+            <w:r>
+              <w:rPr>
+                <w:rStyle w:val="Forte"/>
+                <w:bdr w:val="none" w:sz="0" w:space="0" w:color="auto" w:frame="1"/>
+              </w:rPr>
+              <w:t>Base de Cálculo do ICMS, Valor do ICMS</w:t>
+            </w:r>
+          </w:p>
+        </w:tc>
+        <w:tc>
+          <w:tcPr>
+            <w:tcW w:w="0" w:type="auto"/>
+            <w:hideMark/>
+          </w:tcPr>
+          <w:p>
+            <w:pPr>
+              <w:cnfStyle w:val="000000100000" w:firstRow="0" w:lastRow="0" w:firstColumn="0" w:lastColumn="0" w:oddVBand="0" w:evenVBand="0" w:oddHBand="1" w:evenHBand="0" w:firstRowFirstColumn="0" w:firstRowLastColumn="0" w:lastRowFirstColumn="0" w:lastRowLastColumn="0"/>
+              <w:rPr>
+                <w:rStyle w:val="Forte"/>
+                <w:bdr w:val="none" w:sz="0" w:space="0" w:color="auto" w:frame="1"/>
+              </w:rPr>
+            </w:pPr>
+            <w:r>
+              <w:rPr>
+                <w:rStyle w:val="Forte"/>
+                <w:bdr w:val="none" w:sz="0" w:space="0" w:color="auto" w:frame="1"/>
+              </w:rPr>
+              <w:t>NF-e, CT-e</w:t>
+            </w:r>
+          </w:p>
+        </w:tc>
+      </w:tr>
+      <w:tr>
+        <w:tc>
+          <w:tcPr>
+            <w:cnfStyle w:val="001000000000" w:firstRow="0" w:lastRow="0" w:firstColumn="1" w:lastColumn="0" w:oddVBand="0" w:evenVBand="0" w:oddHBand="0" w:evenHBand="0" w:firstRowFirstColumn="0" w:firstRowLastColumn="0" w:lastRowFirstColumn="0" w:lastRowLastColumn="0"/>
+            <w:tcW w:w="0" w:type="auto"/>
+            <w:hideMark/>
+          </w:tcPr>
+          <w:p>
+            <w:pPr>
+              <w:rPr>
+                <w:rStyle w:val="Forte"/>
+                <w:bdr w:val="none" w:sz="0" w:space="0" w:color="auto" w:frame="1"/>
+              </w:rPr>
+            </w:pPr>
+          </w:p>
+        </w:tc>
+        <w:tc>
+          <w:tcPr>
+            <w:tcW w:w="0" w:type="auto"/>
+            <w:hideMark/>
+          </w:tcPr>
+          <w:p>
+            <w:pPr>
+              <w:cnfStyle w:val="000000000000" w:firstRow="0" w:lastRow="0" w:firstColumn="0" w:lastColumn="0" w:oddVBand="0" w:evenVBand="0" w:oddHBand="0" w:evenHBand="0" w:firstRowFirstColumn="0" w:firstRowLastColumn="0" w:lastRowFirstColumn="0" w:lastRowLastColumn="0"/>
+              <w:rPr>
+                <w:rStyle w:val="Forte"/>
+                <w:bdr w:val="none" w:sz="0" w:space="0" w:color="auto" w:frame="1"/>
+              </w:rPr>
+            </w:pPr>
+            <w:r>
+              <w:rPr>
+                <w:rStyle w:val="Forte"/>
+                <w:bdr w:val="none" w:sz="0" w:space="0" w:color="auto" w:frame="1"/>
+              </w:rPr>
+              <w:t>Valor do PIS/COFINS</w:t>
+            </w:r>
+          </w:p>
+        </w:tc>
+        <w:tc>
+          <w:tcPr>
+            <w:tcW w:w="0" w:type="auto"/>
+            <w:hideMark/>
+          </w:tcPr>
+          <w:p>
+            <w:pPr>
+              <w:cnfStyle w:val="000000000000" w:firstRow="0" w:lastRow="0" w:firstColumn="0" w:lastColumn="0" w:oddVBand="0" w:evenVBand="0" w:oddHBand="0" w:evenHBand="0" w:firstRowFirstColumn="0" w:firstRowLastColumn="0" w:lastRowFirstColumn="0" w:lastRowLastColumn="0"/>
+              <w:rPr>
+                <w:rStyle w:val="Forte"/>
+                <w:bdr w:val="none" w:sz="0" w:space="0" w:color="auto" w:frame="1"/>
+              </w:rPr>
+            </w:pPr>
+            <w:r>
+              <w:rPr>
+                <w:rStyle w:val="Forte"/>
+                <w:bdr w:val="none" w:sz="0" w:space="0" w:color="auto" w:frame="1"/>
+              </w:rPr>
+              <w:t>Todos</w:t>
+            </w:r>
+          </w:p>
+        </w:tc>
+      </w:tr>
+      <w:tr>
+        <w:trPr>
+          <w:cnfStyle w:val="000000100000" w:firstRow="0" w:lastRow="0" w:firstColumn="0" w:lastColumn="0" w:oddVBand="0" w:evenVBand="0" w:oddHBand="1" w:evenHBand="0" w:firstRowFirstColumn="0" w:firstRowLastColumn="0" w:lastRowFirstColumn="0" w:lastRowLastColumn="0"/>
+        </w:trPr>
+        <w:tc>
+          <w:tcPr>
+            <w:cnfStyle w:val="001000000000" w:firstRow="0" w:lastRow="0" w:firstColumn="1" w:lastColumn="0" w:oddVBand="0" w:evenVBand="0" w:oddHBand="0" w:evenHBand="0" w:firstRowFirstColumn="0" w:firstRowLastColumn="0" w:lastRowFirstColumn="0" w:lastRowLastColumn="0"/>
+            <w:tcW w:w="0" w:type="auto"/>
+            <w:hideMark/>
+          </w:tcPr>
+          <w:p>
+            <w:pPr>
+              <w:rPr>
+                <w:rStyle w:val="Forte"/>
+                <w:bdr w:val="none" w:sz="0" w:space="0" w:color="auto" w:frame="1"/>
+              </w:rPr>
+            </w:pPr>
+          </w:p>
+        </w:tc>
+        <w:tc>
+          <w:tcPr>
+            <w:tcW w:w="0" w:type="auto"/>
+            <w:hideMark/>
+          </w:tcPr>
+          <w:p>
+            <w:pPr>
+              <w:cnfStyle w:val="000000100000" w:firstRow="0" w:lastRow="0" w:firstColumn="0" w:lastColumn="0" w:oddVBand="0" w:evenVBand="0" w:oddHBand="1" w:evenHBand="0" w:firstRowFirstColumn="0" w:firstRowLastColumn="0" w:lastRowFirstColumn="0" w:lastRowLastColumn="0"/>
+              <w:rPr>
+                <w:rStyle w:val="Forte"/>
+                <w:bdr w:val="none" w:sz="0" w:space="0" w:color="auto" w:frame="1"/>
+              </w:rPr>
+            </w:pPr>
+            <w:r>
+              <w:rPr>
+                <w:rStyle w:val="Forte"/>
+                <w:bdr w:val="none" w:sz="0" w:space="0" w:color="auto" w:frame="1"/>
+              </w:rPr>
+              <w:t>Valor do ISS</w:t>
+            </w:r>
+          </w:p>
+        </w:tc>
+        <w:tc>
+          <w:tcPr>
+            <w:tcW w:w="0" w:type="auto"/>
+            <w:hideMark/>
+          </w:tcPr>
+          <w:p>
+            <w:pPr>
+              <w:cnfStyle w:val="000000100000" w:firstRow="0" w:lastRow="0" w:firstColumn="0" w:lastColumn="0" w:oddVBand="0" w:evenVBand="0" w:oddHBand="1" w:evenHBand="0" w:firstRowFirstColumn="0" w:firstRowLastColumn="0" w:lastRowFirstColumn="0" w:lastRowLastColumn="0"/>
+              <w:rPr>
+                <w:rStyle w:val="Forte"/>
+                <w:bdr w:val="none" w:sz="0" w:space="0" w:color="auto" w:frame="1"/>
+              </w:rPr>
+            </w:pPr>
+            <w:r>
+              <w:rPr>
+                <w:rStyle w:val="Forte"/>
+                <w:bdr w:val="none" w:sz="0" w:space="0" w:color="auto" w:frame="1"/>
+              </w:rPr>
+              <w:t>NFS-e</w:t>
+            </w:r>
+          </w:p>
+        </w:tc>
+      </w:tr>
+      <w:tr>
+        <w:tc>
+          <w:tcPr>
+            <w:cnfStyle w:val="001000000000" w:firstRow="0" w:lastRow="0" w:firstColumn="1" w:lastColumn="0" w:oddVBand="0" w:evenVBand="0" w:oddHBand="0" w:evenHBand="0" w:firstRowFirstColumn="0" w:firstRowLastColumn="0" w:lastRowFirstColumn="0" w:lastRowLastColumn="0"/>
+            <w:tcW w:w="0" w:type="auto"/>
+            <w:hideMark/>
+          </w:tcPr>
+          <w:p>
+            <w:pPr>
+              <w:rPr>
+                <w:rStyle w:val="Forte"/>
+                <w:bdr w:val="none" w:sz="0" w:space="0" w:color="auto" w:frame="1"/>
+              </w:rPr>
+            </w:pPr>
+            <w:r>
+              <w:rPr>
+                <w:rStyle w:val="Forte"/>
+                <w:b/>
+                <w:bCs/>
+              </w:rPr>
+              <w:t>Itens</w:t>
+            </w:r>
+          </w:p>
+        </w:tc>
+        <w:tc>
+          <w:tcPr>
+            <w:tcW w:w="0" w:type="auto"/>
+            <w:hideMark/>
+          </w:tcPr>
+          <w:p>
+            <w:pPr>
+              <w:cnfStyle w:val="000000000000" w:firstRow="0" w:lastRow="0" w:firstColumn="0" w:lastColumn="0" w:oddVBand="0" w:evenVBand="0" w:oddHBand="0" w:evenHBand="0" w:firstRowFirstColumn="0" w:firstRowLastColumn="0" w:lastRowFirstColumn="0" w:lastRowLastColumn="0"/>
+              <w:rPr>
+                <w:rStyle w:val="Forte"/>
+                <w:bdr w:val="none" w:sz="0" w:space="0" w:color="auto" w:frame="1"/>
+              </w:rPr>
+            </w:pPr>
+            <w:r>
+              <w:rPr>
+                <w:rStyle w:val="Forte"/>
+                <w:bdr w:val="none" w:sz="0" w:space="0" w:color="auto" w:frame="1"/>
+              </w:rPr>
+              <w:t>Descrição do Produto/Serviço, Quantidade, Valor Unitário</w:t>
+            </w:r>
+          </w:p>
+        </w:tc>
+        <w:tc>
+          <w:tcPr>
+            <w:tcW w:w="0" w:type="auto"/>
+            <w:hideMark/>
+          </w:tcPr>
+          <w:p>
+            <w:pPr>
+              <w:cnfStyle w:val="000000000000" w:firstRow="0" w:lastRow="0" w:firstColumn="0" w:lastColumn="0" w:oddVBand="0" w:evenVBand="0" w:oddHBand="0" w:evenHBand="0" w:firstRowFirstColumn="0" w:firstRowLastColumn="0" w:lastRowFirstColumn="0" w:lastRowLastColumn="0"/>
+              <w:rPr>
+                <w:rStyle w:val="Forte"/>
+                <w:bdr w:val="none" w:sz="0" w:space="0" w:color="auto" w:frame="1"/>
+              </w:rPr>
+            </w:pPr>
+            <w:r>
+              <w:rPr>
+                <w:rStyle w:val="Forte"/>
+                <w:bdr w:val="none" w:sz="0" w:space="0" w:color="auto" w:frame="1"/>
+              </w:rPr>
+              <w:t>NF-e, NFS-e</w:t>
+            </w:r>
+          </w:p>
+        </w:tc>
+      </w:tr>
+      <w:tr>
+        <w:trPr>
+          <w:cnfStyle w:val="000000100000" w:firstRow="0" w:lastRow="0" w:firstColumn="0" w:lastColumn="0" w:oddVBand="0" w:evenVBand="0" w:oddHBand="1" w:evenHBand="0" w:firstRowFirstColumn="0" w:firstRowLastColumn="0" w:lastRowFirstColumn="0" w:lastRowLastColumn="0"/>
+        </w:trPr>
+        <w:tc>
+          <w:tcPr>
+            <w:cnfStyle w:val="001000000000" w:firstRow="0" w:lastRow="0" w:firstColumn="1" w:lastColumn="0" w:oddVBand="0" w:evenVBand="0" w:oddHBand="0" w:evenHBand="0" w:firstRowFirstColumn="0" w:firstRowLastColumn="0" w:lastRowFirstColumn="0" w:lastRowLastColumn="0"/>
+            <w:tcW w:w="0" w:type="auto"/>
+            <w:hideMark/>
+          </w:tcPr>
+          <w:p>
+            <w:pPr>
+              <w:rPr>
+                <w:color w:val="1B1C1D"/>
+              </w:rPr>
+            </w:pPr>
+          </w:p>
+        </w:tc>
+        <w:tc>
+          <w:tcPr>
+            <w:tcW w:w="0" w:type="auto"/>
+            <w:hideMark/>
+          </w:tcPr>
+          <w:p>
+            <w:pPr>
+              <w:cnfStyle w:val="000000100000" w:firstRow="0" w:lastRow="0" w:firstColumn="0" w:lastColumn="0" w:oddVBand="0" w:evenVBand="0" w:oddHBand="1" w:evenHBand="0" w:firstRowFirstColumn="0" w:firstRowLastColumn="0" w:lastRowFirstColumn="0" w:lastRowLastColumn="0"/>
+              <w:rPr>
+                <w:color w:val="1B1C1D"/>
+                <w:sz w:val="24"/>
+                <w:szCs w:val="24"/>
+              </w:rPr>
+            </w:pPr>
+            <w:r>
+              <w:rPr>
+                <w:color w:val="1B1C1D"/>
+              </w:rPr>
+              <w:t>Código Fiscal (NCM/CNAE)</w:t>
+            </w:r>
+          </w:p>
+        </w:tc>
+        <w:tc>
+          <w:tcPr>
+            <w:tcW w:w="0" w:type="auto"/>
+            <w:hideMark/>
+          </w:tcPr>
+          <w:p>
+            <w:pPr>
+              <w:cnfStyle w:val="000000100000" w:firstRow="0" w:lastRow="0" w:firstColumn="0" w:lastColumn="0" w:oddVBand="0" w:evenVBand="0" w:oddHBand="1" w:evenHBand="0" w:firstRowFirstColumn="0" w:firstRowLastColumn="0" w:lastRowFirstColumn="0" w:lastRowLastColumn="0"/>
+              <w:rPr>
+                <w:color w:val="1B1C1D"/>
+              </w:rPr>
+            </w:pPr>
+            <w:r>
+              <w:rPr>
+                <w:color w:val="1B1C1D"/>
+              </w:rPr>
+              <w:t>NF-e</w:t>
+            </w:r>
+          </w:p>
+        </w:tc>
+      </w:tr>
+    </w:tbl>
+    <w:p>
+      <w:pPr>
+        <w:spacing w:after="120"/>
+        <w:rPr>
+          <w:color w:val="1B1C1D"/>
+        </w:rPr>
+      </w:pPr>
+      <w:r>
+        <w:rPr>
+          <w:color w:val="1B1C1D"/>
+        </w:rPr>
+        <w:pict w14:anchorId="7FAB0591">
+          <v:rect id="_x0000_i1029" style="width:0;height:1.5pt" o:hralign="center" o:hrstd="t" o:hrnoshade="t" o:hr="t" fillcolor="gray" stroked="f"/>
+        </w:pict>
+      </w:r>
+    </w:p>
+    <w:p>
+      <w:pPr>
+        <w:pStyle w:val="Ttulo3"/>
+        <w:spacing w:after="120"/>
+        <w:rPr>
+          <w:color w:val="2F5496"/>
+          <w:sz w:val="30"/>
+          <w:szCs w:val="30"/>
+        </w:rPr>
+      </w:pPr>
+      <w:r>
+        <w:rPr>
+          <w:color w:val="2F5496"/>
+          <w:sz w:val="30"/>
+          <w:szCs w:val="30"/>
+        </w:rPr>
+        <w:t>14.3</w:t>
+      </w:r>
+      <w:r>
+        <w:rPr>
+          <w:color w:val="2F5496"/>
+          <w:sz w:val="30"/>
+          <w:szCs w:val="30"/>
+        </w:rPr>
+        <w:t>. Cenários de Teste</w:t>
+      </w:r>
+    </w:p>
+    <w:p>
+      <w:pPr>
+        <w:pStyle w:val="Ttulo3"/>
+        <w:spacing w:after="120"/>
+        <w:rPr>
+          <w:color w:val="2F5496"/>
+          <w:sz w:val="26"/>
+          <w:szCs w:val="26"/>
+        </w:rPr>
+      </w:pPr>
+      <w:r>
+        <w:rPr>
+          <w:color w:val="2F5496"/>
+          <w:sz w:val="26"/>
+          <w:szCs w:val="26"/>
+        </w:rPr>
+        <w:t>14.3.1</w:t>
+      </w:r>
+      <w:r>
+        <w:rPr>
+          <w:color w:val="2F5496"/>
+          <w:sz w:val="26"/>
+          <w:szCs w:val="26"/>
+        </w:rPr>
+        <w:t>. Testes de Extração de Dados de XML (NF-e e CT-e)</w:t>
+      </w:r>
+    </w:p>
+    <w:p>
+      <w:pPr>
+        <w:pStyle w:val="NormalWeb"/>
+        <w:spacing w:after="0" w:afterAutospacing="0"/>
+        <w:rPr>
+          <w:rFonts w:asciiTheme="minorHAnsi" w:hAnsiTheme="minorHAnsi"/>
+          <w:color w:val="1B1C1D"/>
+          <w:sz w:val="26"/>
+          <w:szCs w:val="26"/>
+        </w:rPr>
+      </w:pPr>
+      <w:r>
+        <w:rPr>
+          <w:rFonts w:asciiTheme="minorHAnsi" w:hAnsiTheme="minorHAnsi"/>
+          <w:b/>
+          <w:bCs/>
+          <w:color w:val="1B1C1D"/>
+          <w:sz w:val="26"/>
+          <w:szCs w:val="26"/>
+          <w:bdr w:val="none" w:sz="0" w:space="0" w:color="auto" w:frame="1"/>
+        </w:rPr>
+        <w:t>Objetivo:</w:t>
+      </w:r>
+      <w:r>
+        <w:rPr>
+          <w:rFonts w:asciiTheme="minorHAnsi" w:hAnsiTheme="minorHAnsi"/>
+          <w:color w:val="1B1C1D"/>
+          <w:sz w:val="26"/>
+          <w:szCs w:val="26"/>
+        </w:rPr>
+        <w:t xml:space="preserve"> Verificar a precisão e o tempo de extração dos campos essenciais de documentos fiscais eletrônicos (XML).</w:t>
+      </w:r>
+    </w:p>
+    <w:tbl>
+      <w:tblPr>
+        <w:tblStyle w:val="SimplesTabela1"/>
+        <w:tblW w:w="0" w:type="auto"/>
+        <w:tblLook w:val="04A0" w:firstRow="1" w:lastRow="0" w:firstColumn="1" w:lastColumn="0" w:noHBand="0" w:noVBand="1"/>
+      </w:tblPr>
+      <w:tblGrid>
+        <w:gridCol w:w="1230"/>
+        <w:gridCol w:w="2164"/>
+        <w:gridCol w:w="2893"/>
+        <w:gridCol w:w="2207"/>
+      </w:tblGrid>
+      <w:tr>
+        <w:trPr>
+          <w:cnfStyle w:val="100000000000" w:firstRow="1" w:lastRow="0" w:firstColumn="0" w:lastColumn="0" w:oddVBand="0" w:evenVBand="0" w:oddHBand="0" w:evenHBand="0" w:firstRowFirstColumn="0" w:firstRowLastColumn="0" w:lastRowFirstColumn="0" w:lastRowLastColumn="0"/>
+        </w:trPr>
+        <w:tc>
+          <w:tcPr>
+            <w:cnfStyle w:val="001000000000" w:firstRow="0" w:lastRow="0" w:firstColumn="1" w:lastColumn="0" w:oddVBand="0" w:evenVBand="0" w:oddHBand="0" w:evenHBand="0" w:firstRowFirstColumn="0" w:firstRowLastColumn="0" w:lastRowFirstColumn="0" w:lastRowLastColumn="0"/>
+            <w:tcW w:w="0" w:type="auto"/>
+            <w:hideMark/>
+          </w:tcPr>
+          <w:p>
+            <w:pPr>
+              <w:rPr>
+                <w:color w:val="1B1C1D"/>
+              </w:rPr>
+            </w:pPr>
+            <w:r>
+              <w:rPr>
+                <w:rStyle w:val="Forte"/>
+                <w:color w:val="1B1C1D"/>
+                <w:bdr w:val="none" w:sz="0" w:space="0" w:color="auto" w:frame="1"/>
+              </w:rPr>
+              <w:t>Título do Cenário</w:t>
+            </w:r>
+          </w:p>
+        </w:tc>
+        <w:tc>
+          <w:tcPr>
+            <w:tcW w:w="0" w:type="auto"/>
+            <w:hideMark/>
+          </w:tcPr>
+          <w:p>
+            <w:pPr>
+              <w:cnfStyle w:val="100000000000" w:firstRow="1" w:lastRow="0" w:firstColumn="0" w:lastColumn="0" w:oddVBand="0" w:evenVBand="0" w:oddHBand="0" w:evenHBand="0" w:firstRowFirstColumn="0" w:firstRowLastColumn="0" w:lastRowFirstColumn="0" w:lastRowLastColumn="0"/>
+              <w:rPr>
+                <w:color w:val="1B1C1D"/>
+              </w:rPr>
+            </w:pPr>
+            <w:r>
+              <w:rPr>
+                <w:rStyle w:val="Forte"/>
+                <w:color w:val="1B1C1D"/>
+                <w:bdr w:val="none" w:sz="0" w:space="0" w:color="auto" w:frame="1"/>
+              </w:rPr>
+              <w:t>Arquivo de Massa de Dados</w:t>
+            </w:r>
+          </w:p>
+        </w:tc>
+        <w:tc>
+          <w:tcPr>
+            <w:tcW w:w="0" w:type="auto"/>
+            <w:hideMark/>
+          </w:tcPr>
+          <w:p>
+            <w:pPr>
+              <w:cnfStyle w:val="100000000000" w:firstRow="1" w:lastRow="0" w:firstColumn="0" w:lastColumn="0" w:oddVBand="0" w:evenVBand="0" w:oddHBand="0" w:evenHBand="0" w:firstRowFirstColumn="0" w:firstRowLastColumn="0" w:lastRowFirstColumn="0" w:lastRowLastColumn="0"/>
+              <w:rPr>
+                <w:color w:val="1B1C1D"/>
+              </w:rPr>
+            </w:pPr>
+            <w:r>
+              <w:rPr>
+                <w:rStyle w:val="Forte"/>
+                <w:color w:val="1B1C1D"/>
+                <w:bdr w:val="none" w:sz="0" w:space="0" w:color="auto" w:frame="1"/>
+              </w:rPr>
+              <w:t>Passos para Realização</w:t>
+            </w:r>
+          </w:p>
+        </w:tc>
+        <w:tc>
+          <w:tcPr>
+            <w:tcW w:w="0" w:type="auto"/>
+            <w:hideMark/>
+          </w:tcPr>
+          <w:p>
+            <w:pPr>
+              <w:cnfStyle w:val="100000000000" w:firstRow="1" w:lastRow="0" w:firstColumn="0" w:lastColumn="0" w:oddVBand="0" w:evenVBand="0" w:oddHBand="0" w:evenHBand="0" w:firstRowFirstColumn="0" w:firstRowLastColumn="0" w:lastRowFirstColumn="0" w:lastRowLastColumn="0"/>
+              <w:rPr>
+                <w:color w:val="1B1C1D"/>
+              </w:rPr>
+            </w:pPr>
+            <w:r>
+              <w:rPr>
+                <w:rStyle w:val="Forte"/>
+                <w:color w:val="1B1C1D"/>
+                <w:bdr w:val="none" w:sz="0" w:space="0" w:color="auto" w:frame="1"/>
+              </w:rPr>
+              <w:t>Resultado Esperado</w:t>
+            </w:r>
+          </w:p>
+        </w:tc>
+      </w:tr>
+      <w:tr>
+        <w:trPr>
+          <w:cnfStyle w:val="000000100000" w:firstRow="0" w:lastRow="0" w:firstColumn="0" w:lastColumn="0" w:oddVBand="0" w:evenVBand="0" w:oddHBand="1" w:evenHBand="0" w:firstRowFirstColumn="0" w:firstRowLastColumn="0" w:lastRowFirstColumn="0" w:lastRowLastColumn="0"/>
+        </w:trPr>
+        <w:tc>
+          <w:tcPr>
+            <w:cnfStyle w:val="001000000000" w:firstRow="0" w:lastRow="0" w:firstColumn="1" w:lastColumn="0" w:oddVBand="0" w:evenVBand="0" w:oddHBand="0" w:evenHBand="0" w:firstRowFirstColumn="0" w:firstRowLastColumn="0" w:lastRowFirstColumn="0" w:lastRowLastColumn="0"/>
+            <w:tcW w:w="0" w:type="auto"/>
+            <w:hideMark/>
+          </w:tcPr>
+          <w:p>
+            <w:pPr>
+              <w:rPr>
+                <w:color w:val="1B1C1D"/>
+              </w:rPr>
+            </w:pPr>
+            <w:r>
+              <w:rPr>
+                <w:b w:val="0"/>
+                <w:bCs w:val="0"/>
+                <w:color w:val="1B1C1D"/>
+                <w:bdr w:val="none" w:sz="0" w:space="0" w:color="auto" w:frame="1"/>
+              </w:rPr>
+              <w:t>CT-</w:t>
+            </w:r>
+            <w:proofErr w:type="gramStart"/>
+            <w:r>
+              <w:rPr>
+                <w:b w:val="0"/>
+                <w:bCs w:val="0"/>
+                <w:color w:val="1B1C1D"/>
+                <w:bdr w:val="none" w:sz="0" w:space="0" w:color="auto" w:frame="1"/>
+              </w:rPr>
+              <w:t>e</w:t>
+            </w:r>
+            <w:proofErr w:type="gramEnd"/>
+            <w:r>
+              <w:rPr>
+                <w:b w:val="0"/>
+                <w:bCs w:val="0"/>
+                <w:color w:val="1B1C1D"/>
+                <w:bdr w:val="none" w:sz="0" w:space="0" w:color="auto" w:frame="1"/>
+              </w:rPr>
+              <w:t xml:space="preserve"> 1.1: Extração de Dados Base de CT-e</w:t>
+            </w:r>
+          </w:p>
+        </w:tc>
+        <w:tc>
+          <w:tcPr>
+            <w:tcW w:w="0" w:type="auto"/>
+            <w:hideMark/>
+          </w:tcPr>
+          <w:p>
+            <w:pPr>
+              <w:cnfStyle w:val="000000100000" w:firstRow="0" w:lastRow="0" w:firstColumn="0" w:lastColumn="0" w:oddVBand="0" w:evenVBand="0" w:oddHBand="1" w:evenHBand="0" w:firstRowFirstColumn="0" w:firstRowLastColumn="0" w:lastRowFirstColumn="0" w:lastRowLastColumn="0"/>
+              <w:rPr>
+                <w:color w:val="1B1C1D"/>
+              </w:rPr>
+            </w:pPr>
+            <w:r>
+              <w:rPr>
+                <w:rStyle w:val="CdigoHTML"/>
+                <w:rFonts w:eastAsiaTheme="majorEastAsia"/>
+                <w:color w:val="444746"/>
+                <w:bdr w:val="none" w:sz="0" w:space="0" w:color="auto" w:frame="1"/>
+              </w:rPr>
+              <w:t>CTe_assinado.xml</w:t>
+            </w:r>
+          </w:p>
+        </w:tc>
+        <w:tc>
+          <w:tcPr>
+            <w:tcW w:w="0" w:type="auto"/>
+            <w:hideMark/>
+          </w:tcPr>
+          <w:p>
+            <w:pPr>
+              <w:cnfStyle w:val="000000100000" w:firstRow="0" w:lastRow="0" w:firstColumn="0" w:lastColumn="0" w:oddVBand="0" w:evenVBand="0" w:oddHBand="1" w:evenHBand="0" w:firstRowFirstColumn="0" w:firstRowLastColumn="0" w:lastRowFirstColumn="0" w:lastRowLastColumn="0"/>
+              <w:rPr>
+                <w:color w:val="1B1C1D"/>
+              </w:rPr>
+            </w:pPr>
+            <w:r>
+              <w:rPr>
+                <w:color w:val="1B1C1D"/>
+              </w:rPr>
+              <w:t xml:space="preserve">1. Carregar o arquivo </w:t>
+            </w:r>
+            <w:r>
+              <w:rPr>
+                <w:rStyle w:val="CdigoHTML"/>
+                <w:rFonts w:eastAsiaTheme="majorEastAsia"/>
+                <w:color w:val="444746"/>
+                <w:bdr w:val="none" w:sz="0" w:space="0" w:color="auto" w:frame="1"/>
+              </w:rPr>
+              <w:t>CTe_assinado.xml</w:t>
+            </w:r>
+            <w:r>
+              <w:rPr>
+                <w:color w:val="1B1C1D"/>
+              </w:rPr>
+              <w:t xml:space="preserve"> na aplicação. </w:t>
+            </w:r>
+          </w:p>
+          <w:p>
+            <w:pPr>
+              <w:cnfStyle w:val="000000100000" w:firstRow="0" w:lastRow="0" w:firstColumn="0" w:lastColumn="0" w:oddVBand="0" w:evenVBand="0" w:oddHBand="1" w:evenHBand="0" w:firstRowFirstColumn="0" w:firstRowLastColumn="0" w:lastRowFirstColumn="0" w:lastRowLastColumn="0"/>
+              <w:rPr>
+                <w:color w:val="1B1C1D"/>
+              </w:rPr>
+            </w:pPr>
+          </w:p>
+          <w:p>
+            <w:pPr>
+              <w:cnfStyle w:val="000000100000" w:firstRow="0" w:lastRow="0" w:firstColumn="0" w:lastColumn="0" w:oddVBand="0" w:evenVBand="0" w:oddHBand="1" w:evenHBand="0" w:firstRowFirstColumn="0" w:firstRowLastColumn="0" w:lastRowFirstColumn="0" w:lastRowLastColumn="0"/>
+              <w:rPr>
+                <w:color w:val="1B1C1D"/>
+              </w:rPr>
+            </w:pPr>
+            <w:r>
+              <w:rPr>
+                <w:color w:val="1B1C1D"/>
+              </w:rPr>
+              <w:t xml:space="preserve">2. </w:t>
+            </w:r>
+            <w:r>
+              <w:rPr>
+                <w:b/>
+                <w:bCs/>
+                <w:color w:val="1B1C1D"/>
+                <w:bdr w:val="none" w:sz="0" w:space="0" w:color="auto" w:frame="1"/>
+              </w:rPr>
+              <w:t>Pergunta:</w:t>
+            </w:r>
+            <w:r>
+              <w:rPr>
+                <w:color w:val="1B1C1D"/>
+              </w:rPr>
+              <w:t xml:space="preserve"> "Quais são o número, a data de emissão e o valor total deste </w:t>
+            </w:r>
+            <w:proofErr w:type="spellStart"/>
+            <w:r>
+              <w:rPr>
+                <w:color w:val="1B1C1D"/>
+              </w:rPr>
+              <w:t>CTe</w:t>
+            </w:r>
+            <w:proofErr w:type="spellEnd"/>
+            <w:r>
+              <w:rPr>
+                <w:color w:val="1B1C1D"/>
+              </w:rPr>
+              <w:t xml:space="preserve">?" </w:t>
+            </w:r>
+          </w:p>
+          <w:p>
+            <w:pPr>
+              <w:cnfStyle w:val="000000100000" w:firstRow="0" w:lastRow="0" w:firstColumn="0" w:lastColumn="0" w:oddVBand="0" w:evenVBand="0" w:oddHBand="1" w:evenHBand="0" w:firstRowFirstColumn="0" w:firstRowLastColumn="0" w:lastRowFirstColumn="0" w:lastRowLastColumn="0"/>
+              <w:rPr>
+                <w:color w:val="1B1C1D"/>
+              </w:rPr>
+            </w:pPr>
+          </w:p>
+          <w:p>
+            <w:pPr>
+              <w:cnfStyle w:val="000000100000" w:firstRow="0" w:lastRow="0" w:firstColumn="0" w:lastColumn="0" w:oddVBand="0" w:evenVBand="0" w:oddHBand="1" w:evenHBand="0" w:firstRowFirstColumn="0" w:firstRowLastColumn="0" w:lastRowFirstColumn="0" w:lastRowLastColumn="0"/>
+              <w:rPr>
+                <w:color w:val="1B1C1D"/>
+              </w:rPr>
+            </w:pPr>
+            <w:r>
+              <w:rPr>
+                <w:color w:val="1B1C1D"/>
+              </w:rPr>
+              <w:t>3. Executar a função de extração/análise.</w:t>
+            </w:r>
+          </w:p>
+        </w:tc>
+        <w:tc>
+          <w:tcPr>
+            <w:tcW w:w="0" w:type="auto"/>
+            <w:hideMark/>
+          </w:tcPr>
+          <w:p>
+            <w:pPr>
+              <w:cnfStyle w:val="000000100000" w:firstRow="0" w:lastRow="0" w:firstColumn="0" w:lastColumn="0" w:oddVBand="0" w:evenVBand="0" w:oddHBand="1" w:evenHBand="0" w:firstRowFirstColumn="0" w:firstRowLastColumn="0" w:lastRowFirstColumn="0" w:lastRowLastColumn="0"/>
+              <w:rPr>
+                <w:color w:val="1B1C1D"/>
+              </w:rPr>
+            </w:pPr>
+            <w:r>
+              <w:rPr>
+                <w:b/>
+                <w:bCs/>
+                <w:color w:val="1B1C1D"/>
+                <w:bdr w:val="none" w:sz="0" w:space="0" w:color="auto" w:frame="1"/>
+              </w:rPr>
+              <w:t>Precisão:</w:t>
+            </w:r>
+            <w:r>
+              <w:rPr>
+                <w:color w:val="1B1C1D"/>
+              </w:rPr>
+              <w:t xml:space="preserve"> Todos os campos essenciais do CT-e devem ser extraídos com 100% de precisão. </w:t>
+            </w:r>
+          </w:p>
+          <w:p>
+            <w:pPr>
+              <w:cnfStyle w:val="000000100000" w:firstRow="0" w:lastRow="0" w:firstColumn="0" w:lastColumn="0" w:oddVBand="0" w:evenVBand="0" w:oddHBand="1" w:evenHBand="0" w:firstRowFirstColumn="0" w:firstRowLastColumn="0" w:lastRowFirstColumn="0" w:lastRowLastColumn="0"/>
+              <w:rPr>
+                <w:b/>
+                <w:bCs/>
+                <w:color w:val="1B1C1D"/>
+                <w:bdr w:val="none" w:sz="0" w:space="0" w:color="auto" w:frame="1"/>
+              </w:rPr>
+            </w:pPr>
+          </w:p>
+          <w:p>
+            <w:pPr>
+              <w:cnfStyle w:val="000000100000" w:firstRow="0" w:lastRow="0" w:firstColumn="0" w:lastColumn="0" w:oddVBand="0" w:evenVBand="0" w:oddHBand="1" w:evenHBand="0" w:firstRowFirstColumn="0" w:firstRowLastColumn="0" w:lastRowFirstColumn="0" w:lastRowLastColumn="0"/>
+              <w:rPr>
+                <w:color w:val="1B1C1D"/>
+              </w:rPr>
+            </w:pPr>
+            <w:r>
+              <w:rPr>
+                <w:b/>
+                <w:bCs/>
+                <w:color w:val="1B1C1D"/>
+                <w:bdr w:val="none" w:sz="0" w:space="0" w:color="auto" w:frame="1"/>
+              </w:rPr>
+              <w:t>Tempo:</w:t>
+            </w:r>
+            <w:r>
+              <w:rPr>
+                <w:color w:val="1B1C1D"/>
+              </w:rPr>
+              <w:t xml:space="preserve"> O processamento deve ser concluído em </w:t>
+            </w:r>
+            <w:r>
+              <w:rPr>
+                <w:rStyle w:val="math-inline"/>
+                <w:color w:val="1B1C1D"/>
+                <w:bdr w:val="none" w:sz="0" w:space="0" w:color="auto" w:frame="1"/>
+              </w:rPr>
+              <w:t>$&lt; 30$</w:t>
+            </w:r>
+            <w:r>
+              <w:rPr>
+                <w:color w:val="1B1C1D"/>
+              </w:rPr>
+              <w:t xml:space="preserve"> segundos.</w:t>
+            </w:r>
+          </w:p>
+        </w:tc>
+      </w:tr>
+      <w:tr>
+        <w:tc>
+          <w:tcPr>
+            <w:cnfStyle w:val="001000000000" w:firstRow="0" w:lastRow="0" w:firstColumn="1" w:lastColumn="0" w:oddVBand="0" w:evenVBand="0" w:oddHBand="0" w:evenHBand="0" w:firstRowFirstColumn="0" w:firstRowLastColumn="0" w:lastRowFirstColumn="0" w:lastRowLastColumn="0"/>
+            <w:tcW w:w="0" w:type="auto"/>
+            <w:hideMark/>
+          </w:tcPr>
+          <w:p>
+            <w:pPr>
+              <w:rPr>
+                <w:color w:val="1B1C1D"/>
+              </w:rPr>
+            </w:pPr>
+            <w:r>
+              <w:rPr>
+                <w:b w:val="0"/>
+                <w:bCs w:val="0"/>
+                <w:color w:val="1B1C1D"/>
+                <w:bdr w:val="none" w:sz="0" w:space="0" w:color="auto" w:frame="1"/>
+              </w:rPr>
+              <w:lastRenderedPageBreak/>
+              <w:t>NF-e 1.2: Extração de Dados Base e Impostos de NF-e</w:t>
+            </w:r>
+          </w:p>
+        </w:tc>
+        <w:tc>
+          <w:tcPr>
+            <w:tcW w:w="0" w:type="auto"/>
+            <w:hideMark/>
+          </w:tcPr>
+          <w:p>
+            <w:pPr>
+              <w:cnfStyle w:val="000000000000" w:firstRow="0" w:lastRow="0" w:firstColumn="0" w:lastColumn="0" w:oddVBand="0" w:evenVBand="0" w:oddHBand="0" w:evenHBand="0" w:firstRowFirstColumn="0" w:firstRowLastColumn="0" w:lastRowFirstColumn="0" w:lastRowLastColumn="0"/>
+              <w:rPr>
+                <w:color w:val="1B1C1D"/>
+              </w:rPr>
+            </w:pPr>
+            <w:r>
+              <w:rPr>
+                <w:rStyle w:val="CdigoHTML"/>
+                <w:rFonts w:eastAsiaTheme="majorEastAsia"/>
+                <w:color w:val="444746"/>
+                <w:bdr w:val="none" w:sz="0" w:space="0" w:color="auto" w:frame="1"/>
+              </w:rPr>
+              <w:t>NFe_assinada.xml</w:t>
+            </w:r>
+          </w:p>
+        </w:tc>
+        <w:tc>
+          <w:tcPr>
+            <w:tcW w:w="0" w:type="auto"/>
+            <w:hideMark/>
+          </w:tcPr>
+          <w:p>
+            <w:pPr>
+              <w:cnfStyle w:val="000000000000" w:firstRow="0" w:lastRow="0" w:firstColumn="0" w:lastColumn="0" w:oddVBand="0" w:evenVBand="0" w:oddHBand="0" w:evenHBand="0" w:firstRowFirstColumn="0" w:firstRowLastColumn="0" w:lastRowFirstColumn="0" w:lastRowLastColumn="0"/>
+              <w:rPr>
+                <w:color w:val="1B1C1D"/>
+              </w:rPr>
+            </w:pPr>
+            <w:r>
+              <w:rPr>
+                <w:color w:val="1B1C1D"/>
+              </w:rPr>
+              <w:t xml:space="preserve">1. Carregar o arquivo </w:t>
+            </w:r>
+            <w:r>
+              <w:rPr>
+                <w:rStyle w:val="CdigoHTML"/>
+                <w:rFonts w:eastAsiaTheme="majorEastAsia"/>
+                <w:color w:val="444746"/>
+                <w:bdr w:val="none" w:sz="0" w:space="0" w:color="auto" w:frame="1"/>
+              </w:rPr>
+              <w:t>NFe_assinada.xml</w:t>
+            </w:r>
+            <w:r>
+              <w:rPr>
+                <w:color w:val="1B1C1D"/>
+              </w:rPr>
+              <w:t xml:space="preserve"> na aplicação. 2. </w:t>
+            </w:r>
+            <w:r>
+              <w:rPr>
+                <w:b/>
+                <w:bCs/>
+                <w:color w:val="1B1C1D"/>
+                <w:bdr w:val="none" w:sz="0" w:space="0" w:color="auto" w:frame="1"/>
+              </w:rPr>
+              <w:t>Pergunta:</w:t>
+            </w:r>
+            <w:r>
+              <w:rPr>
+                <w:color w:val="1B1C1D"/>
+              </w:rPr>
+              <w:t xml:space="preserve"> "Extraia o CNPJ do Emitente e o Valor Total do ICMS e me informe a Base de Cálculo." 3. Executar a função de extração/análise.</w:t>
+            </w:r>
+          </w:p>
+        </w:tc>
+        <w:tc>
+          <w:tcPr>
+            <w:tcW w:w="0" w:type="auto"/>
+            <w:hideMark/>
+          </w:tcPr>
+          <w:p>
+            <w:pPr>
+              <w:cnfStyle w:val="000000000000" w:firstRow="0" w:lastRow="0" w:firstColumn="0" w:lastColumn="0" w:oddVBand="0" w:evenVBand="0" w:oddHBand="0" w:evenHBand="0" w:firstRowFirstColumn="0" w:firstRowLastColumn="0" w:lastRowFirstColumn="0" w:lastRowLastColumn="0"/>
+              <w:rPr>
+                <w:color w:val="1B1C1D"/>
+              </w:rPr>
+            </w:pPr>
+            <w:r>
+              <w:rPr>
+                <w:b/>
+                <w:bCs/>
+                <w:color w:val="1B1C1D"/>
+                <w:bdr w:val="none" w:sz="0" w:space="0" w:color="auto" w:frame="1"/>
+              </w:rPr>
+              <w:t>Precisão:</w:t>
+            </w:r>
+            <w:r>
+              <w:rPr>
+                <w:color w:val="1B1C1D"/>
+              </w:rPr>
+              <w:t xml:space="preserve"> Todos os campos essenciais da NF-e devem ser extraídos com 100% de precisão. </w:t>
+            </w:r>
+            <w:r>
+              <w:rPr>
+                <w:b/>
+                <w:bCs/>
+                <w:color w:val="1B1C1D"/>
+                <w:bdr w:val="none" w:sz="0" w:space="0" w:color="auto" w:frame="1"/>
+              </w:rPr>
+              <w:t>Tempo:</w:t>
+            </w:r>
+            <w:r>
+              <w:rPr>
+                <w:color w:val="1B1C1D"/>
+              </w:rPr>
+              <w:t xml:space="preserve"> O processamento deve ser concluído em </w:t>
+            </w:r>
+            <w:r>
+              <w:rPr>
+                <w:rStyle w:val="math-inline"/>
+                <w:color w:val="1B1C1D"/>
+                <w:bdr w:val="none" w:sz="0" w:space="0" w:color="auto" w:frame="1"/>
+              </w:rPr>
+              <w:t>$&lt; 30$</w:t>
+            </w:r>
+            <w:r>
+              <w:rPr>
+                <w:color w:val="1B1C1D"/>
+              </w:rPr>
+              <w:t xml:space="preserve"> segundos.</w:t>
+            </w:r>
+          </w:p>
+        </w:tc>
+      </w:tr>
+    </w:tbl>
+    <w:p>
+      <w:pPr>
+        <w:pStyle w:val="Ttulo4"/>
+        <w:spacing w:after="120"/>
+        <w:rPr>
+          <w:color w:val="1B1C1D"/>
+        </w:rPr>
+      </w:pPr>
+      <w:r>
+        <w:rPr>
+          <w:color w:val="1B1C1D"/>
+        </w:rPr>
+        <w:t xml:space="preserve">3.2. Testes de Extração de Dados de Imagens (OCR - NFS-e </w:t>
+      </w:r>
+      <w:proofErr w:type="gramStart"/>
+      <w:r>
+        <w:rPr>
+          <w:color w:val="1B1C1D"/>
+        </w:rPr>
+        <w:t>e Outros</w:t>
+      </w:r>
+      <w:proofErr w:type="gramEnd"/>
+      <w:r>
+        <w:rPr>
+          <w:color w:val="1B1C1D"/>
+        </w:rPr>
+        <w:t>)</w:t>
+      </w:r>
+    </w:p>
+    <w:p>
+      <w:pPr>
+        <w:pStyle w:val="NormalWeb"/>
+        <w:spacing w:after="0" w:afterAutospacing="0"/>
+        <w:rPr>
+          <w:color w:val="1B1C1D"/>
+        </w:rPr>
+      </w:pPr>
+      <w:r>
+        <w:rPr>
+          <w:b/>
+          <w:bCs/>
+          <w:color w:val="1B1C1D"/>
+          <w:bdr w:val="none" w:sz="0" w:space="0" w:color="auto" w:frame="1"/>
+        </w:rPr>
+        <w:t>Objetivo:</w:t>
+      </w:r>
+      <w:r>
+        <w:rPr>
+          <w:color w:val="1B1C1D"/>
+        </w:rPr>
+        <w:t xml:space="preserve"> Verificar a precisão e o tempo de extração dos campos essenciais de documentos em formato de imagem/PDF via OCR.</w:t>
+      </w:r>
+    </w:p>
+    <w:tbl>
+      <w:tblPr>
+        <w:tblW w:w="0" w:type="auto"/>
+        <w:tblCellSpacing w:w="15" w:type="dxa"/>
+        <w:tblCellMar>
+          <w:left w:w="0" w:type="dxa"/>
+          <w:right w:w="0" w:type="dxa"/>
+        </w:tblCellMar>
+        <w:tblLook w:val="04A0" w:firstRow="1" w:lastRow="0" w:firstColumn="1" w:lastColumn="0" w:noHBand="0" w:noVBand="1"/>
+      </w:tblPr>
+      <w:tblGrid>
+        <w:gridCol w:w="1612"/>
+        <w:gridCol w:w="1920"/>
+        <w:gridCol w:w="2013"/>
+        <w:gridCol w:w="2943"/>
+      </w:tblGrid>
+      <w:tr>
+        <w:trPr>
+          <w:tblHeader/>
+          <w:tblCellSpacing w:w="15" w:type="dxa"/>
+        </w:trPr>
+        <w:tc>
+          <w:tcPr>
+            <w:tcW w:w="0" w:type="auto"/>
+            <w:tcBorders>
+              <w:top w:val="single" w:sz="6" w:space="0" w:color="auto"/>
+              <w:left w:val="single" w:sz="6" w:space="0" w:color="auto"/>
+              <w:bottom w:val="single" w:sz="6" w:space="0" w:color="auto"/>
+              <w:right w:val="single" w:sz="6" w:space="0" w:color="auto"/>
+            </w:tcBorders>
+            <w:tcMar>
+              <w:top w:w="120" w:type="dxa"/>
+              <w:left w:w="180" w:type="dxa"/>
+              <w:bottom w:w="120" w:type="dxa"/>
+              <w:right w:w="180" w:type="dxa"/>
+            </w:tcMar>
+            <w:vAlign w:val="center"/>
+            <w:hideMark/>
+          </w:tcPr>
+          <w:p>
+            <w:pPr>
+              <w:rPr>
+                <w:color w:val="1B1C1D"/>
+              </w:rPr>
+            </w:pPr>
+            <w:r>
+              <w:rPr>
+                <w:rStyle w:val="Forte"/>
+                <w:color w:val="1B1C1D"/>
+                <w:bdr w:val="none" w:sz="0" w:space="0" w:color="auto" w:frame="1"/>
+              </w:rPr>
+              <w:t>Título do Cenário</w:t>
+            </w:r>
+          </w:p>
+        </w:tc>
+        <w:tc>
+          <w:tcPr>
+            <w:tcW w:w="0" w:type="auto"/>
+            <w:tcBorders>
+              <w:top w:val="single" w:sz="6" w:space="0" w:color="auto"/>
+              <w:left w:val="single" w:sz="6" w:space="0" w:color="auto"/>
+              <w:bottom w:val="single" w:sz="6" w:space="0" w:color="auto"/>
+              <w:right w:val="single" w:sz="6" w:space="0" w:color="auto"/>
+            </w:tcBorders>
+            <w:tcMar>
+              <w:top w:w="120" w:type="dxa"/>
+              <w:left w:w="180" w:type="dxa"/>
+              <w:bottom w:w="120" w:type="dxa"/>
+              <w:right w:w="180" w:type="dxa"/>
+            </w:tcMar>
+            <w:vAlign w:val="center"/>
+            <w:hideMark/>
+          </w:tcPr>
+          <w:p>
+            <w:pPr>
+              <w:rPr>
+                <w:color w:val="1B1C1D"/>
+              </w:rPr>
+            </w:pPr>
+            <w:r>
+              <w:rPr>
+                <w:rStyle w:val="Forte"/>
+                <w:color w:val="1B1C1D"/>
+                <w:bdr w:val="none" w:sz="0" w:space="0" w:color="auto" w:frame="1"/>
+              </w:rPr>
+              <w:t>Arquivo de Massa de Dados</w:t>
+            </w:r>
+          </w:p>
+        </w:tc>
+        <w:tc>
+          <w:tcPr>
+            <w:tcW w:w="0" w:type="auto"/>
+            <w:tcBorders>
+              <w:top w:val="single" w:sz="6" w:space="0" w:color="auto"/>
+              <w:left w:val="single" w:sz="6" w:space="0" w:color="auto"/>
+              <w:bottom w:val="single" w:sz="6" w:space="0" w:color="auto"/>
+              <w:right w:val="single" w:sz="6" w:space="0" w:color="auto"/>
+            </w:tcBorders>
+            <w:tcMar>
+              <w:top w:w="120" w:type="dxa"/>
+              <w:left w:w="180" w:type="dxa"/>
+              <w:bottom w:w="120" w:type="dxa"/>
+              <w:right w:w="180" w:type="dxa"/>
+            </w:tcMar>
+            <w:vAlign w:val="center"/>
+            <w:hideMark/>
+          </w:tcPr>
+          <w:p>
+            <w:pPr>
+              <w:rPr>
+                <w:color w:val="1B1C1D"/>
+              </w:rPr>
+            </w:pPr>
+            <w:r>
+              <w:rPr>
+                <w:rStyle w:val="Forte"/>
+                <w:color w:val="1B1C1D"/>
+                <w:bdr w:val="none" w:sz="0" w:space="0" w:color="auto" w:frame="1"/>
+              </w:rPr>
+              <w:t>Passos para Realização</w:t>
+            </w:r>
+          </w:p>
+        </w:tc>
+        <w:tc>
+          <w:tcPr>
+            <w:tcW w:w="0" w:type="auto"/>
+            <w:tcBorders>
+              <w:top w:val="single" w:sz="6" w:space="0" w:color="auto"/>
+              <w:left w:val="single" w:sz="6" w:space="0" w:color="auto"/>
+              <w:bottom w:val="single" w:sz="6" w:space="0" w:color="auto"/>
+              <w:right w:val="single" w:sz="6" w:space="0" w:color="auto"/>
+            </w:tcBorders>
+            <w:tcMar>
+              <w:top w:w="120" w:type="dxa"/>
+              <w:left w:w="180" w:type="dxa"/>
+              <w:bottom w:w="120" w:type="dxa"/>
+              <w:right w:w="180" w:type="dxa"/>
+            </w:tcMar>
+            <w:vAlign w:val="center"/>
+            <w:hideMark/>
+          </w:tcPr>
+          <w:p>
+            <w:pPr>
+              <w:rPr>
+                <w:color w:val="1B1C1D"/>
+              </w:rPr>
+            </w:pPr>
+            <w:r>
+              <w:rPr>
+                <w:rStyle w:val="Forte"/>
+                <w:color w:val="1B1C1D"/>
+                <w:bdr w:val="none" w:sz="0" w:space="0" w:color="auto" w:frame="1"/>
+              </w:rPr>
+              <w:t>Resultado Esperado</w:t>
+            </w:r>
+          </w:p>
+        </w:tc>
+      </w:tr>
+      <w:tr>
+        <w:trPr>
+          <w:tblCellSpacing w:w="15" w:type="dxa"/>
+        </w:trPr>
+        <w:tc>
+          <w:tcPr>
+            <w:tcW w:w="0" w:type="auto"/>
+            <w:tcBorders>
+              <w:top w:val="single" w:sz="6" w:space="0" w:color="auto"/>
+              <w:left w:val="single" w:sz="6" w:space="0" w:color="auto"/>
+              <w:bottom w:val="single" w:sz="6" w:space="0" w:color="auto"/>
+              <w:right w:val="single" w:sz="6" w:space="0" w:color="auto"/>
+            </w:tcBorders>
+            <w:tcMar>
+              <w:top w:w="120" w:type="dxa"/>
+              <w:left w:w="180" w:type="dxa"/>
+              <w:bottom w:w="120" w:type="dxa"/>
+              <w:right w:w="180" w:type="dxa"/>
+            </w:tcMar>
+            <w:vAlign w:val="center"/>
+            <w:hideMark/>
+          </w:tcPr>
+          <w:p>
+            <w:pPr>
+              <w:rPr>
+                <w:color w:val="1B1C1D"/>
+              </w:rPr>
+            </w:pPr>
+            <w:r>
+              <w:rPr>
+                <w:b/>
+                <w:bCs/>
+                <w:color w:val="1B1C1D"/>
+                <w:bdr w:val="none" w:sz="0" w:space="0" w:color="auto" w:frame="1"/>
+              </w:rPr>
+              <w:t>NFS-e 2.1: Extração de Campos Essenciais (NFS-e)</w:t>
+            </w:r>
+          </w:p>
+        </w:tc>
+        <w:tc>
+          <w:tcPr>
+            <w:tcW w:w="0" w:type="auto"/>
+            <w:tcBorders>
+              <w:top w:val="single" w:sz="6" w:space="0" w:color="auto"/>
+              <w:left w:val="single" w:sz="6" w:space="0" w:color="auto"/>
+              <w:bottom w:val="single" w:sz="6" w:space="0" w:color="auto"/>
+              <w:right w:val="single" w:sz="6" w:space="0" w:color="auto"/>
+            </w:tcBorders>
+            <w:tcMar>
+              <w:top w:w="120" w:type="dxa"/>
+              <w:left w:w="180" w:type="dxa"/>
+              <w:bottom w:w="120" w:type="dxa"/>
+              <w:right w:w="180" w:type="dxa"/>
+            </w:tcMar>
+            <w:vAlign w:val="center"/>
+            <w:hideMark/>
+          </w:tcPr>
+          <w:p>
+            <w:pPr>
+              <w:rPr>
+                <w:color w:val="1B1C1D"/>
+              </w:rPr>
+            </w:pPr>
+            <w:r>
+              <w:rPr>
+                <w:rStyle w:val="CdigoHTML"/>
+                <w:rFonts w:eastAsiaTheme="majorEastAsia"/>
+                <w:color w:val="444746"/>
+                <w:bdr w:val="none" w:sz="0" w:space="0" w:color="auto" w:frame="1"/>
+              </w:rPr>
+              <w:t>NFS-e Prefeitura de Curitiba.jpg</w:t>
+            </w:r>
+          </w:p>
+        </w:tc>
+        <w:tc>
+          <w:tcPr>
+            <w:tcW w:w="0" w:type="auto"/>
+            <w:tcBorders>
+              <w:top w:val="single" w:sz="6" w:space="0" w:color="auto"/>
+              <w:left w:val="single" w:sz="6" w:space="0" w:color="auto"/>
+              <w:bottom w:val="single" w:sz="6" w:space="0" w:color="auto"/>
+              <w:right w:val="single" w:sz="6" w:space="0" w:color="auto"/>
+            </w:tcBorders>
+            <w:tcMar>
+              <w:top w:w="120" w:type="dxa"/>
+              <w:left w:w="180" w:type="dxa"/>
+              <w:bottom w:w="120" w:type="dxa"/>
+              <w:right w:w="180" w:type="dxa"/>
+            </w:tcMar>
+            <w:vAlign w:val="center"/>
+            <w:hideMark/>
+          </w:tcPr>
+          <w:p>
+            <w:pPr>
+              <w:rPr>
+                <w:color w:val="1B1C1D"/>
+              </w:rPr>
+            </w:pPr>
+            <w:r>
+              <w:rPr>
+                <w:color w:val="1B1C1D"/>
+              </w:rPr>
+              <w:t xml:space="preserve">1. Carregar o arquivo de imagem da NFS-e. 2. </w:t>
+            </w:r>
+            <w:r>
+              <w:rPr>
+                <w:b/>
+                <w:bCs/>
+                <w:color w:val="1B1C1D"/>
+                <w:bdr w:val="none" w:sz="0" w:space="0" w:color="auto" w:frame="1"/>
+              </w:rPr>
+              <w:t>Pergunta:</w:t>
+            </w:r>
+            <w:r>
+              <w:rPr>
+                <w:color w:val="1B1C1D"/>
+              </w:rPr>
+              <w:t xml:space="preserve"> "Qual é o valor total desta nota, o Código de Verificação e o valor do ISS?" 3. Executar a extração (OCR e Análise IA/Agente).</w:t>
+            </w:r>
+          </w:p>
+        </w:tc>
+        <w:tc>
+          <w:tcPr>
+            <w:tcW w:w="0" w:type="auto"/>
+            <w:tcBorders>
+              <w:top w:val="single" w:sz="6" w:space="0" w:color="auto"/>
+              <w:left w:val="single" w:sz="6" w:space="0" w:color="auto"/>
+              <w:bottom w:val="single" w:sz="6" w:space="0" w:color="auto"/>
+              <w:right w:val="single" w:sz="6" w:space="0" w:color="auto"/>
+            </w:tcBorders>
+            <w:tcMar>
+              <w:top w:w="120" w:type="dxa"/>
+              <w:left w:w="180" w:type="dxa"/>
+              <w:bottom w:w="120" w:type="dxa"/>
+              <w:right w:w="180" w:type="dxa"/>
+            </w:tcMar>
+            <w:vAlign w:val="center"/>
+            <w:hideMark/>
+          </w:tcPr>
+          <w:p>
+            <w:pPr>
+              <w:rPr>
+                <w:color w:val="1B1C1D"/>
+              </w:rPr>
+            </w:pPr>
+            <w:r>
+              <w:rPr>
+                <w:b/>
+                <w:bCs/>
+                <w:color w:val="1B1C1D"/>
+                <w:bdr w:val="none" w:sz="0" w:space="0" w:color="auto" w:frame="1"/>
+              </w:rPr>
+              <w:t>Precisão:</w:t>
+            </w:r>
+            <w:r>
+              <w:rPr>
+                <w:color w:val="1B1C1D"/>
+              </w:rPr>
+              <w:t xml:space="preserve"> Os campos específicos de NFS-e (incluindo Código de Verificação e Valores de ISS/PIS/COFINS) devem ser extraídos com precisão </w:t>
+            </w:r>
+            <w:r>
+              <w:rPr>
+                <w:rStyle w:val="math-inline"/>
+                <w:color w:val="1B1C1D"/>
+                <w:bdr w:val="none" w:sz="0" w:space="0" w:color="auto" w:frame="1"/>
+              </w:rPr>
+              <w:t>$&gt; 95\%$</w:t>
+            </w:r>
+            <w:r>
+              <w:rPr>
+                <w:color w:val="1B1C1D"/>
+              </w:rPr>
+              <w:t xml:space="preserve">. </w:t>
+            </w:r>
+            <w:r>
+              <w:rPr>
+                <w:b/>
+                <w:bCs/>
+                <w:color w:val="1B1C1D"/>
+                <w:bdr w:val="none" w:sz="0" w:space="0" w:color="auto" w:frame="1"/>
+              </w:rPr>
+              <w:t>Tempo:</w:t>
+            </w:r>
+            <w:r>
+              <w:rPr>
+                <w:color w:val="1B1C1D"/>
+              </w:rPr>
+              <w:t xml:space="preserve"> O processamento deve ser concluído em </w:t>
+            </w:r>
+            <w:r>
+              <w:rPr>
+                <w:rStyle w:val="math-inline"/>
+                <w:color w:val="1B1C1D"/>
+                <w:bdr w:val="none" w:sz="0" w:space="0" w:color="auto" w:frame="1"/>
+              </w:rPr>
+              <w:t>$&lt; 30$</w:t>
+            </w:r>
+            <w:r>
+              <w:rPr>
+                <w:color w:val="1B1C1D"/>
+              </w:rPr>
+              <w:t xml:space="preserve"> segundos.</w:t>
+            </w:r>
+          </w:p>
+        </w:tc>
+      </w:tr>
+      <w:tr>
+        <w:trPr>
+          <w:tblCellSpacing w:w="15" w:type="dxa"/>
+        </w:trPr>
+        <w:tc>
+          <w:tcPr>
+            <w:tcW w:w="0" w:type="auto"/>
+            <w:tcBorders>
+              <w:top w:val="single" w:sz="6" w:space="0" w:color="auto"/>
+              <w:left w:val="single" w:sz="6" w:space="0" w:color="auto"/>
+              <w:bottom w:val="single" w:sz="6" w:space="0" w:color="auto"/>
+              <w:right w:val="single" w:sz="6" w:space="0" w:color="auto"/>
+            </w:tcBorders>
+            <w:tcMar>
+              <w:top w:w="120" w:type="dxa"/>
+              <w:left w:w="180" w:type="dxa"/>
+              <w:bottom w:w="120" w:type="dxa"/>
+              <w:right w:w="180" w:type="dxa"/>
+            </w:tcMar>
+            <w:vAlign w:val="center"/>
+            <w:hideMark/>
+          </w:tcPr>
+          <w:p>
+            <w:pPr>
+              <w:rPr>
+                <w:color w:val="1B1C1D"/>
+              </w:rPr>
+            </w:pPr>
+            <w:r>
+              <w:rPr>
+                <w:b/>
+                <w:bCs/>
+                <w:color w:val="1B1C1D"/>
+                <w:bdr w:val="none" w:sz="0" w:space="0" w:color="auto" w:frame="1"/>
+              </w:rPr>
+              <w:t>CT-</w:t>
+            </w:r>
+            <w:proofErr w:type="gramStart"/>
+            <w:r>
+              <w:rPr>
+                <w:b/>
+                <w:bCs/>
+                <w:color w:val="1B1C1D"/>
+                <w:bdr w:val="none" w:sz="0" w:space="0" w:color="auto" w:frame="1"/>
+              </w:rPr>
+              <w:t>e</w:t>
+            </w:r>
+            <w:proofErr w:type="gramEnd"/>
+            <w:r>
+              <w:rPr>
+                <w:b/>
+                <w:bCs/>
+                <w:color w:val="1B1C1D"/>
+                <w:bdr w:val="none" w:sz="0" w:space="0" w:color="auto" w:frame="1"/>
+              </w:rPr>
+              <w:t xml:space="preserve"> OCR 2.2: Extração de Campos de CT-e em Imagem</w:t>
+            </w:r>
+          </w:p>
+        </w:tc>
+        <w:tc>
+          <w:tcPr>
+            <w:tcW w:w="0" w:type="auto"/>
+            <w:tcBorders>
+              <w:top w:val="single" w:sz="6" w:space="0" w:color="auto"/>
+              <w:left w:val="single" w:sz="6" w:space="0" w:color="auto"/>
+              <w:bottom w:val="single" w:sz="6" w:space="0" w:color="auto"/>
+              <w:right w:val="single" w:sz="6" w:space="0" w:color="auto"/>
+            </w:tcBorders>
+            <w:tcMar>
+              <w:top w:w="120" w:type="dxa"/>
+              <w:left w:w="180" w:type="dxa"/>
+              <w:bottom w:w="120" w:type="dxa"/>
+              <w:right w:w="180" w:type="dxa"/>
+            </w:tcMar>
+            <w:vAlign w:val="center"/>
+            <w:hideMark/>
+          </w:tcPr>
+          <w:p>
+            <w:pPr>
+              <w:rPr>
+                <w:color w:val="1B1C1D"/>
+              </w:rPr>
+            </w:pPr>
+            <w:r>
+              <w:rPr>
+                <w:rStyle w:val="CdigoHTML"/>
+                <w:rFonts w:eastAsiaTheme="majorEastAsia"/>
+                <w:color w:val="444746"/>
+                <w:bdr w:val="none" w:sz="0" w:space="0" w:color="auto" w:frame="1"/>
+              </w:rPr>
+              <w:t>CT-</w:t>
+            </w:r>
+            <w:proofErr w:type="gramStart"/>
+            <w:r>
+              <w:rPr>
+                <w:rStyle w:val="CdigoHTML"/>
+                <w:rFonts w:eastAsiaTheme="majorEastAsia"/>
+                <w:color w:val="444746"/>
+                <w:bdr w:val="none" w:sz="0" w:space="0" w:color="auto" w:frame="1"/>
+              </w:rPr>
+              <w:t>e</w:t>
+            </w:r>
+            <w:proofErr w:type="gramEnd"/>
+            <w:r>
+              <w:rPr>
+                <w:rStyle w:val="CdigoHTML"/>
+                <w:rFonts w:eastAsiaTheme="majorEastAsia"/>
+                <w:color w:val="444746"/>
+                <w:bdr w:val="none" w:sz="0" w:space="0" w:color="auto" w:frame="1"/>
+              </w:rPr>
+              <w:t xml:space="preserve"> Táxi Aéreo.jpg</w:t>
+            </w:r>
+          </w:p>
+        </w:tc>
+        <w:tc>
+          <w:tcPr>
+            <w:tcW w:w="0" w:type="auto"/>
+            <w:tcBorders>
+              <w:top w:val="single" w:sz="6" w:space="0" w:color="auto"/>
+              <w:left w:val="single" w:sz="6" w:space="0" w:color="auto"/>
+              <w:bottom w:val="single" w:sz="6" w:space="0" w:color="auto"/>
+              <w:right w:val="single" w:sz="6" w:space="0" w:color="auto"/>
+            </w:tcBorders>
+            <w:tcMar>
+              <w:top w:w="120" w:type="dxa"/>
+              <w:left w:w="180" w:type="dxa"/>
+              <w:bottom w:w="120" w:type="dxa"/>
+              <w:right w:w="180" w:type="dxa"/>
+            </w:tcMar>
+            <w:vAlign w:val="center"/>
+            <w:hideMark/>
+          </w:tcPr>
+          <w:p>
+            <w:pPr>
+              <w:rPr>
+                <w:color w:val="1B1C1D"/>
+              </w:rPr>
+            </w:pPr>
+            <w:r>
+              <w:rPr>
+                <w:color w:val="1B1C1D"/>
+              </w:rPr>
+              <w:t xml:space="preserve">1. Carregar a imagem do CT-e. 2. </w:t>
+            </w:r>
+            <w:r>
+              <w:rPr>
+                <w:b/>
+                <w:bCs/>
+                <w:color w:val="1B1C1D"/>
+                <w:bdr w:val="none" w:sz="0" w:space="0" w:color="auto" w:frame="1"/>
+              </w:rPr>
+              <w:t>Pergunta:</w:t>
+            </w:r>
+            <w:r>
+              <w:rPr>
+                <w:color w:val="1B1C1D"/>
+              </w:rPr>
+              <w:t xml:space="preserve"> "Identifique a Chave de Acesso e o CNPJ do destinatário." 3. Executar a extração (OCR e Análise IA/Agente).</w:t>
+            </w:r>
+          </w:p>
+        </w:tc>
+        <w:tc>
+          <w:tcPr>
+            <w:tcW w:w="0" w:type="auto"/>
+            <w:tcBorders>
+              <w:top w:val="single" w:sz="6" w:space="0" w:color="auto"/>
+              <w:left w:val="single" w:sz="6" w:space="0" w:color="auto"/>
+              <w:bottom w:val="single" w:sz="6" w:space="0" w:color="auto"/>
+              <w:right w:val="single" w:sz="6" w:space="0" w:color="auto"/>
+            </w:tcBorders>
+            <w:tcMar>
+              <w:top w:w="120" w:type="dxa"/>
+              <w:left w:w="180" w:type="dxa"/>
+              <w:bottom w:w="120" w:type="dxa"/>
+              <w:right w:w="180" w:type="dxa"/>
+            </w:tcMar>
+            <w:vAlign w:val="center"/>
+            <w:hideMark/>
+          </w:tcPr>
+          <w:p>
+            <w:pPr>
+              <w:rPr>
+                <w:color w:val="1B1C1D"/>
+              </w:rPr>
+            </w:pPr>
+            <w:r>
+              <w:rPr>
+                <w:b/>
+                <w:bCs/>
+                <w:color w:val="1B1C1D"/>
+                <w:bdr w:val="none" w:sz="0" w:space="0" w:color="auto" w:frame="1"/>
+              </w:rPr>
+              <w:t>Precisão:</w:t>
+            </w:r>
+            <w:r>
+              <w:rPr>
+                <w:color w:val="1B1C1D"/>
+              </w:rPr>
+              <w:t xml:space="preserve"> Chave de Acesso, Dados do Emitente/Destinatário e Valores devem ser extraídos com precisão </w:t>
+            </w:r>
+            <w:r>
+              <w:rPr>
+                <w:rStyle w:val="math-inline"/>
+                <w:color w:val="1B1C1D"/>
+                <w:bdr w:val="none" w:sz="0" w:space="0" w:color="auto" w:frame="1"/>
+              </w:rPr>
+              <w:t>$&gt; 95\%$</w:t>
+            </w:r>
+            <w:r>
+              <w:rPr>
+                <w:color w:val="1B1C1D"/>
+              </w:rPr>
+              <w:t xml:space="preserve">. </w:t>
+            </w:r>
+            <w:r>
+              <w:rPr>
+                <w:b/>
+                <w:bCs/>
+                <w:color w:val="1B1C1D"/>
+                <w:bdr w:val="none" w:sz="0" w:space="0" w:color="auto" w:frame="1"/>
+              </w:rPr>
+              <w:t>Tempo:</w:t>
+            </w:r>
+            <w:r>
+              <w:rPr>
+                <w:color w:val="1B1C1D"/>
+              </w:rPr>
+              <w:t xml:space="preserve"> O processamento deve ser concluído em </w:t>
+            </w:r>
+            <w:r>
+              <w:rPr>
+                <w:rStyle w:val="math-inline"/>
+                <w:color w:val="1B1C1D"/>
+                <w:bdr w:val="none" w:sz="0" w:space="0" w:color="auto" w:frame="1"/>
+              </w:rPr>
+              <w:t>$&lt; 30$</w:t>
+            </w:r>
+            <w:r>
+              <w:rPr>
+                <w:color w:val="1B1C1D"/>
+              </w:rPr>
+              <w:t xml:space="preserve"> segundos.</w:t>
+            </w:r>
+          </w:p>
+        </w:tc>
+      </w:tr>
+      <w:tr>
+        <w:trPr>
+          <w:tblCellSpacing w:w="15" w:type="dxa"/>
+        </w:trPr>
+        <w:tc>
+          <w:tcPr>
+            <w:tcW w:w="0" w:type="auto"/>
+            <w:tcBorders>
+              <w:top w:val="single" w:sz="6" w:space="0" w:color="auto"/>
+              <w:left w:val="single" w:sz="6" w:space="0" w:color="auto"/>
+              <w:bottom w:val="single" w:sz="6" w:space="0" w:color="auto"/>
+              <w:right w:val="single" w:sz="6" w:space="0" w:color="auto"/>
+            </w:tcBorders>
+            <w:tcMar>
+              <w:top w:w="120" w:type="dxa"/>
+              <w:left w:w="180" w:type="dxa"/>
+              <w:bottom w:w="120" w:type="dxa"/>
+              <w:right w:w="180" w:type="dxa"/>
+            </w:tcMar>
+            <w:vAlign w:val="center"/>
+            <w:hideMark/>
+          </w:tcPr>
+          <w:p>
+            <w:pPr>
+              <w:rPr>
+                <w:color w:val="1B1C1D"/>
+              </w:rPr>
+            </w:pPr>
+            <w:r>
+              <w:rPr>
+                <w:b/>
+                <w:bCs/>
+                <w:color w:val="1B1C1D"/>
+                <w:bdr w:val="none" w:sz="0" w:space="0" w:color="auto" w:frame="1"/>
+              </w:rPr>
+              <w:t xml:space="preserve">Recibo 2.3: Extração de Campos de </w:t>
+            </w:r>
+            <w:r>
+              <w:rPr>
+                <w:b/>
+                <w:bCs/>
+                <w:color w:val="1B1C1D"/>
+                <w:bdr w:val="none" w:sz="0" w:space="0" w:color="auto" w:frame="1"/>
+              </w:rPr>
+              <w:lastRenderedPageBreak/>
+              <w:t>Documento Não-Padrão</w:t>
+            </w:r>
+          </w:p>
+        </w:tc>
+        <w:tc>
+          <w:tcPr>
+            <w:tcW w:w="0" w:type="auto"/>
+            <w:tcBorders>
+              <w:top w:val="single" w:sz="6" w:space="0" w:color="auto"/>
+              <w:left w:val="single" w:sz="6" w:space="0" w:color="auto"/>
+              <w:bottom w:val="single" w:sz="6" w:space="0" w:color="auto"/>
+              <w:right w:val="single" w:sz="6" w:space="0" w:color="auto"/>
+            </w:tcBorders>
+            <w:tcMar>
+              <w:top w:w="120" w:type="dxa"/>
+              <w:left w:w="180" w:type="dxa"/>
+              <w:bottom w:w="120" w:type="dxa"/>
+              <w:right w:w="180" w:type="dxa"/>
+            </w:tcMar>
+            <w:vAlign w:val="center"/>
+            <w:hideMark/>
+          </w:tcPr>
+          <w:p>
+            <w:pPr>
+              <w:rPr>
+                <w:color w:val="1B1C1D"/>
+              </w:rPr>
+            </w:pPr>
+            <w:r>
+              <w:rPr>
+                <w:rStyle w:val="CdigoHTML"/>
+                <w:rFonts w:eastAsiaTheme="majorEastAsia"/>
+                <w:color w:val="444746"/>
+                <w:bdr w:val="none" w:sz="0" w:space="0" w:color="auto" w:frame="1"/>
+              </w:rPr>
+              <w:lastRenderedPageBreak/>
+              <w:t>Recibo Táxi Aéreo.jpg</w:t>
+            </w:r>
+          </w:p>
+        </w:tc>
+        <w:tc>
+          <w:tcPr>
+            <w:tcW w:w="0" w:type="auto"/>
+            <w:tcBorders>
+              <w:top w:val="single" w:sz="6" w:space="0" w:color="auto"/>
+              <w:left w:val="single" w:sz="6" w:space="0" w:color="auto"/>
+              <w:bottom w:val="single" w:sz="6" w:space="0" w:color="auto"/>
+              <w:right w:val="single" w:sz="6" w:space="0" w:color="auto"/>
+            </w:tcBorders>
+            <w:tcMar>
+              <w:top w:w="120" w:type="dxa"/>
+              <w:left w:w="180" w:type="dxa"/>
+              <w:bottom w:w="120" w:type="dxa"/>
+              <w:right w:w="180" w:type="dxa"/>
+            </w:tcMar>
+            <w:vAlign w:val="center"/>
+            <w:hideMark/>
+          </w:tcPr>
+          <w:p>
+            <w:pPr>
+              <w:rPr>
+                <w:color w:val="1B1C1D"/>
+              </w:rPr>
+            </w:pPr>
+            <w:r>
+              <w:rPr>
+                <w:color w:val="1B1C1D"/>
+              </w:rPr>
+              <w:t xml:space="preserve">1. Carregar a imagem do Recibo. 2. </w:t>
+            </w:r>
+            <w:r>
+              <w:rPr>
+                <w:b/>
+                <w:bCs/>
+                <w:color w:val="1B1C1D"/>
+                <w:bdr w:val="none" w:sz="0" w:space="0" w:color="auto" w:frame="1"/>
+              </w:rPr>
+              <w:t>Pergunta:</w:t>
+            </w:r>
+            <w:r>
+              <w:rPr>
+                <w:color w:val="1B1C1D"/>
+              </w:rPr>
+              <w:t xml:space="preserve"> "Qual </w:t>
+            </w:r>
+            <w:r>
+              <w:rPr>
+                <w:color w:val="1B1C1D"/>
+              </w:rPr>
+              <w:lastRenderedPageBreak/>
+              <w:t>é a data e o valor total deste recibo, e qual é o CNPJ/CPF encontrado?" 3. Executar a extração.</w:t>
+            </w:r>
+          </w:p>
+        </w:tc>
+        <w:tc>
+          <w:tcPr>
+            <w:tcW w:w="0" w:type="auto"/>
+            <w:tcBorders>
+              <w:top w:val="single" w:sz="6" w:space="0" w:color="auto"/>
+              <w:left w:val="single" w:sz="6" w:space="0" w:color="auto"/>
+              <w:bottom w:val="single" w:sz="6" w:space="0" w:color="auto"/>
+              <w:right w:val="single" w:sz="6" w:space="0" w:color="auto"/>
+            </w:tcBorders>
+            <w:tcMar>
+              <w:top w:w="120" w:type="dxa"/>
+              <w:left w:w="180" w:type="dxa"/>
+              <w:bottom w:w="120" w:type="dxa"/>
+              <w:right w:w="180" w:type="dxa"/>
+            </w:tcMar>
+            <w:vAlign w:val="center"/>
+            <w:hideMark/>
+          </w:tcPr>
+          <w:p>
+            <w:pPr>
+              <w:rPr>
+                <w:color w:val="1B1C1D"/>
+              </w:rPr>
+            </w:pPr>
+            <w:r>
+              <w:rPr>
+                <w:b/>
+                <w:bCs/>
+                <w:color w:val="1B1C1D"/>
+                <w:bdr w:val="none" w:sz="0" w:space="0" w:color="auto" w:frame="1"/>
+              </w:rPr>
+              <w:lastRenderedPageBreak/>
+              <w:t>Precisão:</w:t>
+            </w:r>
+            <w:r>
+              <w:rPr>
+                <w:color w:val="1B1C1D"/>
+              </w:rPr>
+              <w:t xml:space="preserve"> Campos comuns (Data, CNPJ/CPF, Nome, Valor Total) devem ser identificados com precisão </w:t>
+            </w:r>
+            <w:r>
+              <w:rPr>
+                <w:rStyle w:val="math-inline"/>
+                <w:color w:val="1B1C1D"/>
+                <w:bdr w:val="none" w:sz="0" w:space="0" w:color="auto" w:frame="1"/>
+              </w:rPr>
+              <w:lastRenderedPageBreak/>
+              <w:t>$&gt; 90\%$</w:t>
+            </w:r>
+            <w:r>
+              <w:rPr>
+                <w:color w:val="1B1C1D"/>
+              </w:rPr>
+              <w:t xml:space="preserve"> (tolerância devido ao formato não-padrão). </w:t>
+            </w:r>
+            <w:r>
+              <w:rPr>
+                <w:b/>
+                <w:bCs/>
+                <w:color w:val="1B1C1D"/>
+                <w:bdr w:val="none" w:sz="0" w:space="0" w:color="auto" w:frame="1"/>
+              </w:rPr>
+              <w:t>Tempo:</w:t>
+            </w:r>
+            <w:r>
+              <w:rPr>
+                <w:color w:val="1B1C1D"/>
+              </w:rPr>
+              <w:t xml:space="preserve"> O processamento deve ser concluído em </w:t>
+            </w:r>
+            <w:r>
+              <w:rPr>
+                <w:rStyle w:val="math-inline"/>
+                <w:color w:val="1B1C1D"/>
+                <w:bdr w:val="none" w:sz="0" w:space="0" w:color="auto" w:frame="1"/>
+              </w:rPr>
+              <w:t>$&lt; 30$</w:t>
+            </w:r>
+            <w:r>
+              <w:rPr>
+                <w:color w:val="1B1C1D"/>
+              </w:rPr>
+              <w:t xml:space="preserve"> segundos. </w:t>
+            </w:r>
+            <w:r>
+              <w:rPr>
+                <w:b/>
+                <w:bCs/>
+                <w:color w:val="1B1C1D"/>
+                <w:bdr w:val="none" w:sz="0" w:space="0" w:color="auto" w:frame="1"/>
+              </w:rPr>
+              <w:t>Falsos Positivos:</w:t>
+            </w:r>
+            <w:r>
+              <w:rPr>
+                <w:color w:val="1B1C1D"/>
+              </w:rPr>
+              <w:t xml:space="preserve"> Taxa </w:t>
+            </w:r>
+            <w:r>
+              <w:rPr>
+                <w:rStyle w:val="math-inline"/>
+                <w:color w:val="1B1C1D"/>
+                <w:bdr w:val="none" w:sz="0" w:space="0" w:color="auto" w:frame="1"/>
+              </w:rPr>
+              <w:t>$&lt; 3\%$</w:t>
+            </w:r>
+            <w:r>
+              <w:rPr>
+                <w:color w:val="1B1C1D"/>
+              </w:rPr>
+              <w:t>.</w:t>
+            </w:r>
+          </w:p>
+        </w:tc>
+      </w:tr>
+    </w:tbl>
+    <w:p>
+      <w:pPr>
+        <w:pStyle w:val="Ttulo4"/>
+        <w:spacing w:after="120"/>
+        <w:rPr>
+          <w:color w:val="1B1C1D"/>
+        </w:rPr>
+      </w:pPr>
+      <w:r>
+        <w:rPr>
+          <w:color w:val="1B1C1D"/>
+        </w:rPr>
+        <w:lastRenderedPageBreak/>
+        <w:t>3.3. Testes de Consulta em Base de Dados (CSV para SQL)</w:t>
+      </w:r>
+    </w:p>
+    <w:p>
+      <w:pPr>
+        <w:pStyle w:val="NormalWeb"/>
+        <w:spacing w:after="0" w:afterAutospacing="0"/>
+        <w:rPr>
+          <w:color w:val="1B1C1D"/>
+        </w:rPr>
+      </w:pPr>
+      <w:r>
+        <w:rPr>
+          <w:b/>
+          <w:bCs/>
+          <w:color w:val="1B1C1D"/>
+          <w:bdr w:val="none" w:sz="0" w:space="0" w:color="auto" w:frame="1"/>
+        </w:rPr>
+        <w:t>Objetivo:</w:t>
+      </w:r>
+      <w:r>
+        <w:rPr>
+          <w:color w:val="1B1C1D"/>
+        </w:rPr>
+        <w:t xml:space="preserve"> Verificar a funcionalidade de consulta aos dados carregados na base de dados.</w:t>
+      </w:r>
+    </w:p>
+    <w:tbl>
+      <w:tblPr>
+        <w:tblW w:w="0" w:type="auto"/>
+        <w:tblCellSpacing w:w="15" w:type="dxa"/>
+        <w:tblCellMar>
+          <w:left w:w="0" w:type="dxa"/>
+          <w:right w:w="0" w:type="dxa"/>
+        </w:tblCellMar>
+        <w:tblLook w:val="04A0" w:firstRow="1" w:lastRow="0" w:firstColumn="1" w:lastColumn="0" w:noHBand="0" w:noVBand="1"/>
+      </w:tblPr>
+      <w:tblGrid>
+        <w:gridCol w:w="1495"/>
+        <w:gridCol w:w="3242"/>
+        <w:gridCol w:w="1899"/>
+        <w:gridCol w:w="1852"/>
+      </w:tblGrid>
+      <w:tr>
+        <w:trPr>
+          <w:tblHeader/>
+          <w:tblCellSpacing w:w="15" w:type="dxa"/>
+        </w:trPr>
+        <w:tc>
+          <w:tcPr>
+            <w:tcW w:w="0" w:type="auto"/>
+            <w:tcBorders>
+              <w:top w:val="single" w:sz="6" w:space="0" w:color="auto"/>
+              <w:left w:val="single" w:sz="6" w:space="0" w:color="auto"/>
+              <w:bottom w:val="single" w:sz="6" w:space="0" w:color="auto"/>
+              <w:right w:val="single" w:sz="6" w:space="0" w:color="auto"/>
+            </w:tcBorders>
+            <w:tcMar>
+              <w:top w:w="120" w:type="dxa"/>
+              <w:left w:w="180" w:type="dxa"/>
+              <w:bottom w:w="120" w:type="dxa"/>
+              <w:right w:w="180" w:type="dxa"/>
+            </w:tcMar>
+            <w:vAlign w:val="center"/>
+            <w:hideMark/>
+          </w:tcPr>
+          <w:p>
+            <w:pPr>
+              <w:rPr>
+                <w:color w:val="1B1C1D"/>
+              </w:rPr>
+            </w:pPr>
+            <w:r>
+              <w:rPr>
+                <w:rStyle w:val="Forte"/>
+                <w:color w:val="1B1C1D"/>
+                <w:bdr w:val="none" w:sz="0" w:space="0" w:color="auto" w:frame="1"/>
+              </w:rPr>
+              <w:t>Título do Cenário</w:t>
+            </w:r>
+          </w:p>
+        </w:tc>
+        <w:tc>
+          <w:tcPr>
+            <w:tcW w:w="0" w:type="auto"/>
+            <w:tcBorders>
+              <w:top w:val="single" w:sz="6" w:space="0" w:color="auto"/>
+              <w:left w:val="single" w:sz="6" w:space="0" w:color="auto"/>
+              <w:bottom w:val="single" w:sz="6" w:space="0" w:color="auto"/>
+              <w:right w:val="single" w:sz="6" w:space="0" w:color="auto"/>
+            </w:tcBorders>
+            <w:tcMar>
+              <w:top w:w="120" w:type="dxa"/>
+              <w:left w:w="180" w:type="dxa"/>
+              <w:bottom w:w="120" w:type="dxa"/>
+              <w:right w:w="180" w:type="dxa"/>
+            </w:tcMar>
+            <w:vAlign w:val="center"/>
+            <w:hideMark/>
+          </w:tcPr>
+          <w:p>
+            <w:pPr>
+              <w:rPr>
+                <w:color w:val="1B1C1D"/>
+              </w:rPr>
+            </w:pPr>
+            <w:r>
+              <w:rPr>
+                <w:rStyle w:val="Forte"/>
+                <w:color w:val="1B1C1D"/>
+                <w:bdr w:val="none" w:sz="0" w:space="0" w:color="auto" w:frame="1"/>
+              </w:rPr>
+              <w:t>Arquivo de Massa de Dados</w:t>
+            </w:r>
+          </w:p>
+        </w:tc>
+        <w:tc>
+          <w:tcPr>
+            <w:tcW w:w="0" w:type="auto"/>
+            <w:tcBorders>
+              <w:top w:val="single" w:sz="6" w:space="0" w:color="auto"/>
+              <w:left w:val="single" w:sz="6" w:space="0" w:color="auto"/>
+              <w:bottom w:val="single" w:sz="6" w:space="0" w:color="auto"/>
+              <w:right w:val="single" w:sz="6" w:space="0" w:color="auto"/>
+            </w:tcBorders>
+            <w:tcMar>
+              <w:top w:w="120" w:type="dxa"/>
+              <w:left w:w="180" w:type="dxa"/>
+              <w:bottom w:w="120" w:type="dxa"/>
+              <w:right w:w="180" w:type="dxa"/>
+            </w:tcMar>
+            <w:vAlign w:val="center"/>
+            <w:hideMark/>
+          </w:tcPr>
+          <w:p>
+            <w:pPr>
+              <w:rPr>
+                <w:color w:val="1B1C1D"/>
+              </w:rPr>
+            </w:pPr>
+            <w:r>
+              <w:rPr>
+                <w:rStyle w:val="Forte"/>
+                <w:color w:val="1B1C1D"/>
+                <w:bdr w:val="none" w:sz="0" w:space="0" w:color="auto" w:frame="1"/>
+              </w:rPr>
+              <w:t>Passos para Realização</w:t>
+            </w:r>
+          </w:p>
+        </w:tc>
+        <w:tc>
+          <w:tcPr>
+            <w:tcW w:w="0" w:type="auto"/>
+            <w:tcBorders>
+              <w:top w:val="single" w:sz="6" w:space="0" w:color="auto"/>
+              <w:left w:val="single" w:sz="6" w:space="0" w:color="auto"/>
+              <w:bottom w:val="single" w:sz="6" w:space="0" w:color="auto"/>
+              <w:right w:val="single" w:sz="6" w:space="0" w:color="auto"/>
+            </w:tcBorders>
+            <w:tcMar>
+              <w:top w:w="120" w:type="dxa"/>
+              <w:left w:w="180" w:type="dxa"/>
+              <w:bottom w:w="120" w:type="dxa"/>
+              <w:right w:w="180" w:type="dxa"/>
+            </w:tcMar>
+            <w:vAlign w:val="center"/>
+            <w:hideMark/>
+          </w:tcPr>
+          <w:p>
+            <w:pPr>
+              <w:rPr>
+                <w:color w:val="1B1C1D"/>
+              </w:rPr>
+            </w:pPr>
+            <w:r>
+              <w:rPr>
+                <w:rStyle w:val="Forte"/>
+                <w:color w:val="1B1C1D"/>
+                <w:bdr w:val="none" w:sz="0" w:space="0" w:color="auto" w:frame="1"/>
+              </w:rPr>
+              <w:t>Resultado Esperado</w:t>
+            </w:r>
+          </w:p>
+        </w:tc>
+      </w:tr>
+      <w:tr>
+        <w:trPr>
+          <w:tblCellSpacing w:w="15" w:type="dxa"/>
+        </w:trPr>
+        <w:tc>
+          <w:tcPr>
+            <w:tcW w:w="0" w:type="auto"/>
+            <w:tcBorders>
+              <w:top w:val="single" w:sz="6" w:space="0" w:color="auto"/>
+              <w:left w:val="single" w:sz="6" w:space="0" w:color="auto"/>
+              <w:bottom w:val="single" w:sz="6" w:space="0" w:color="auto"/>
+              <w:right w:val="single" w:sz="6" w:space="0" w:color="auto"/>
+            </w:tcBorders>
+            <w:tcMar>
+              <w:top w:w="120" w:type="dxa"/>
+              <w:left w:w="180" w:type="dxa"/>
+              <w:bottom w:w="120" w:type="dxa"/>
+              <w:right w:w="180" w:type="dxa"/>
+            </w:tcMar>
+            <w:vAlign w:val="center"/>
+            <w:hideMark/>
+          </w:tcPr>
+          <w:p>
+            <w:pPr>
+              <w:rPr>
+                <w:color w:val="1B1C1D"/>
+              </w:rPr>
+            </w:pPr>
+            <w:r>
+              <w:rPr>
+                <w:b/>
+                <w:bCs/>
+                <w:color w:val="1B1C1D"/>
+                <w:bdr w:val="none" w:sz="0" w:space="0" w:color="auto" w:frame="1"/>
+              </w:rPr>
+              <w:t>Consulta 3.1: Valor Total por Emitente</w:t>
+            </w:r>
+          </w:p>
+        </w:tc>
+        <w:tc>
+          <w:tcPr>
+            <w:tcW w:w="0" w:type="auto"/>
+            <w:tcBorders>
+              <w:top w:val="single" w:sz="6" w:space="0" w:color="auto"/>
+              <w:left w:val="single" w:sz="6" w:space="0" w:color="auto"/>
+              <w:bottom w:val="single" w:sz="6" w:space="0" w:color="auto"/>
+              <w:right w:val="single" w:sz="6" w:space="0" w:color="auto"/>
+            </w:tcBorders>
+            <w:tcMar>
+              <w:top w:w="120" w:type="dxa"/>
+              <w:left w:w="180" w:type="dxa"/>
+              <w:bottom w:w="120" w:type="dxa"/>
+              <w:right w:w="180" w:type="dxa"/>
+            </w:tcMar>
+            <w:vAlign w:val="center"/>
+            <w:hideMark/>
+          </w:tcPr>
+          <w:p>
+            <w:pPr>
+              <w:rPr>
+                <w:color w:val="1B1C1D"/>
+              </w:rPr>
+            </w:pPr>
+            <w:r>
+              <w:rPr>
+                <w:rStyle w:val="CdigoHTML"/>
+                <w:rFonts w:eastAsiaTheme="majorEastAsia"/>
+                <w:color w:val="444746"/>
+                <w:bdr w:val="none" w:sz="0" w:space="0" w:color="auto" w:frame="1"/>
+              </w:rPr>
+              <w:t>202401_NFs_Cabecalho.csv</w:t>
+            </w:r>
+          </w:p>
+        </w:tc>
+        <w:tc>
+          <w:tcPr>
+            <w:tcW w:w="0" w:type="auto"/>
+            <w:tcBorders>
+              <w:top w:val="single" w:sz="6" w:space="0" w:color="auto"/>
+              <w:left w:val="single" w:sz="6" w:space="0" w:color="auto"/>
+              <w:bottom w:val="single" w:sz="6" w:space="0" w:color="auto"/>
+              <w:right w:val="single" w:sz="6" w:space="0" w:color="auto"/>
+            </w:tcBorders>
+            <w:tcMar>
+              <w:top w:w="120" w:type="dxa"/>
+              <w:left w:w="180" w:type="dxa"/>
+              <w:bottom w:w="120" w:type="dxa"/>
+              <w:right w:w="180" w:type="dxa"/>
+            </w:tcMar>
+            <w:vAlign w:val="center"/>
+            <w:hideMark/>
+          </w:tcPr>
+          <w:p>
+            <w:pPr>
+              <w:rPr>
+                <w:color w:val="1B1C1D"/>
+              </w:rPr>
+            </w:pPr>
+            <w:r>
+              <w:rPr>
+                <w:color w:val="1B1C1D"/>
+              </w:rPr>
+              <w:t>1. Assegurar que os dados de cabeçalho estão carregados na base de dados (</w:t>
+            </w:r>
+            <w:proofErr w:type="spellStart"/>
+            <w:r>
+              <w:rPr>
+                <w:rStyle w:val="CdigoHTML"/>
+                <w:rFonts w:eastAsiaTheme="majorEastAsia"/>
+                <w:color w:val="444746"/>
+                <w:bdr w:val="none" w:sz="0" w:space="0" w:color="auto" w:frame="1"/>
+              </w:rPr>
+              <w:t>nfs_data.db</w:t>
+            </w:r>
+            <w:proofErr w:type="spellEnd"/>
+            <w:r>
+              <w:rPr>
+                <w:color w:val="1B1C1D"/>
+              </w:rPr>
+              <w:t xml:space="preserve">). 2. </w:t>
+            </w:r>
+            <w:r>
+              <w:rPr>
+                <w:b/>
+                <w:bCs/>
+                <w:color w:val="1B1C1D"/>
+                <w:bdr w:val="none" w:sz="0" w:space="0" w:color="auto" w:frame="1"/>
+              </w:rPr>
+              <w:t>Pergunta:</w:t>
+            </w:r>
+            <w:r>
+              <w:rPr>
+                <w:color w:val="1B1C1D"/>
+              </w:rPr>
+              <w:t xml:space="preserve"> "Qual o valor total de notas emitidas pela </w:t>
+            </w:r>
+            <w:r>
+              <w:rPr>
+                <w:b/>
+                <w:bCs/>
+                <w:color w:val="1B1C1D"/>
+                <w:bdr w:val="none" w:sz="0" w:space="0" w:color="auto" w:frame="1"/>
+              </w:rPr>
+              <w:t>COMPANHIA BRASILEIRA DE EDUC. E SIST. DE ENS. S.A - PR OP</w:t>
+            </w:r>
+            <w:r>
+              <w:rPr>
+                <w:color w:val="1B1C1D"/>
+              </w:rPr>
+              <w:t>?"</w:t>
+            </w:r>
+          </w:p>
+        </w:tc>
+        <w:tc>
+          <w:tcPr>
+            <w:tcW w:w="0" w:type="auto"/>
+            <w:tcBorders>
+              <w:top w:val="single" w:sz="6" w:space="0" w:color="auto"/>
+              <w:left w:val="single" w:sz="6" w:space="0" w:color="auto"/>
+              <w:bottom w:val="single" w:sz="6" w:space="0" w:color="auto"/>
+              <w:right w:val="single" w:sz="6" w:space="0" w:color="auto"/>
+            </w:tcBorders>
+            <w:tcMar>
+              <w:top w:w="120" w:type="dxa"/>
+              <w:left w:w="180" w:type="dxa"/>
+              <w:bottom w:w="120" w:type="dxa"/>
+              <w:right w:w="180" w:type="dxa"/>
+            </w:tcMar>
+            <w:vAlign w:val="center"/>
+            <w:hideMark/>
+          </w:tcPr>
+          <w:p>
+            <w:pPr>
+              <w:rPr>
+                <w:color w:val="1B1C1D"/>
+              </w:rPr>
+            </w:pPr>
+            <w:r>
+              <w:rPr>
+                <w:color w:val="1B1C1D"/>
+              </w:rPr>
+              <w:t xml:space="preserve">O agente deve gerar e executar a consulta SQL apropriada e retornar o somatório correto da coluna </w:t>
+            </w:r>
+            <w:r>
+              <w:rPr>
+                <w:b/>
+                <w:bCs/>
+                <w:color w:val="1B1C1D"/>
+                <w:bdr w:val="none" w:sz="0" w:space="0" w:color="auto" w:frame="1"/>
+              </w:rPr>
+              <w:t>VALOR NOTA FISCAL</w:t>
+            </w:r>
+            <w:r>
+              <w:rPr>
+                <w:color w:val="1B1C1D"/>
+              </w:rPr>
+              <w:t xml:space="preserve"> para o emitente.</w:t>
+            </w:r>
+          </w:p>
+        </w:tc>
+      </w:tr>
+      <w:tr>
+        <w:trPr>
+          <w:tblCellSpacing w:w="15" w:type="dxa"/>
+        </w:trPr>
+        <w:tc>
+          <w:tcPr>
+            <w:tcW w:w="0" w:type="auto"/>
+            <w:tcBorders>
+              <w:top w:val="single" w:sz="6" w:space="0" w:color="auto"/>
+              <w:left w:val="single" w:sz="6" w:space="0" w:color="auto"/>
+              <w:bottom w:val="single" w:sz="6" w:space="0" w:color="auto"/>
+              <w:right w:val="single" w:sz="6" w:space="0" w:color="auto"/>
+            </w:tcBorders>
+            <w:tcMar>
+              <w:top w:w="120" w:type="dxa"/>
+              <w:left w:w="180" w:type="dxa"/>
+              <w:bottom w:w="120" w:type="dxa"/>
+              <w:right w:w="180" w:type="dxa"/>
+            </w:tcMar>
+            <w:vAlign w:val="center"/>
+            <w:hideMark/>
+          </w:tcPr>
+          <w:p>
+            <w:pPr>
+              <w:rPr>
+                <w:color w:val="1B1C1D"/>
+              </w:rPr>
+            </w:pPr>
+            <w:r>
+              <w:rPr>
+                <w:b/>
+                <w:bCs/>
+                <w:color w:val="1B1C1D"/>
+                <w:bdr w:val="none" w:sz="0" w:space="0" w:color="auto" w:frame="1"/>
+              </w:rPr>
+              <w:t>Consulta 3.2: Quantidade de Itens</w:t>
+            </w:r>
+          </w:p>
+        </w:tc>
+        <w:tc>
+          <w:tcPr>
+            <w:tcW w:w="0" w:type="auto"/>
+            <w:tcBorders>
+              <w:top w:val="single" w:sz="6" w:space="0" w:color="auto"/>
+              <w:left w:val="single" w:sz="6" w:space="0" w:color="auto"/>
+              <w:bottom w:val="single" w:sz="6" w:space="0" w:color="auto"/>
+              <w:right w:val="single" w:sz="6" w:space="0" w:color="auto"/>
+            </w:tcBorders>
+            <w:tcMar>
+              <w:top w:w="120" w:type="dxa"/>
+              <w:left w:w="180" w:type="dxa"/>
+              <w:bottom w:w="120" w:type="dxa"/>
+              <w:right w:w="180" w:type="dxa"/>
+            </w:tcMar>
+            <w:vAlign w:val="center"/>
+            <w:hideMark/>
+          </w:tcPr>
+          <w:p>
+            <w:pPr>
+              <w:rPr>
+                <w:color w:val="1B1C1D"/>
+              </w:rPr>
+            </w:pPr>
+            <w:r>
+              <w:rPr>
+                <w:rStyle w:val="CdigoHTML"/>
+                <w:rFonts w:eastAsiaTheme="majorEastAsia"/>
+                <w:color w:val="444746"/>
+                <w:bdr w:val="none" w:sz="0" w:space="0" w:color="auto" w:frame="1"/>
+              </w:rPr>
+              <w:t>202401_NFs_Itens.csv</w:t>
+            </w:r>
+          </w:p>
+        </w:tc>
+        <w:tc>
+          <w:tcPr>
+            <w:tcW w:w="0" w:type="auto"/>
+            <w:tcBorders>
+              <w:top w:val="single" w:sz="6" w:space="0" w:color="auto"/>
+              <w:left w:val="single" w:sz="6" w:space="0" w:color="auto"/>
+              <w:bottom w:val="single" w:sz="6" w:space="0" w:color="auto"/>
+              <w:right w:val="single" w:sz="6" w:space="0" w:color="auto"/>
+            </w:tcBorders>
+            <w:tcMar>
+              <w:top w:w="120" w:type="dxa"/>
+              <w:left w:w="180" w:type="dxa"/>
+              <w:bottom w:w="120" w:type="dxa"/>
+              <w:right w:w="180" w:type="dxa"/>
+            </w:tcMar>
+            <w:vAlign w:val="center"/>
+            <w:hideMark/>
+          </w:tcPr>
+          <w:p>
+            <w:pPr>
+              <w:rPr>
+                <w:color w:val="1B1C1D"/>
+              </w:rPr>
+            </w:pPr>
+            <w:r>
+              <w:rPr>
+                <w:color w:val="1B1C1D"/>
+              </w:rPr>
+              <w:t xml:space="preserve">1. Assegurar que os dados de itens estão carregados na base de dados. 2. </w:t>
+            </w:r>
+            <w:r>
+              <w:rPr>
+                <w:b/>
+                <w:bCs/>
+                <w:color w:val="1B1C1D"/>
+                <w:bdr w:val="none" w:sz="0" w:space="0" w:color="auto" w:frame="1"/>
+              </w:rPr>
+              <w:t>Pergunta:</w:t>
+            </w:r>
+            <w:r>
+              <w:rPr>
+                <w:color w:val="1B1C1D"/>
+              </w:rPr>
+              <w:t xml:space="preserve"> "Qual a quantidade total de itens de </w:t>
+            </w:r>
+            <w:r>
+              <w:rPr>
+                <w:b/>
+                <w:bCs/>
+                <w:color w:val="1B1C1D"/>
+                <w:bdr w:val="none" w:sz="0" w:space="0" w:color="auto" w:frame="1"/>
+              </w:rPr>
+              <w:lastRenderedPageBreak/>
+              <w:t>Sabão em pó</w:t>
+            </w:r>
+            <w:r>
+              <w:rPr>
+                <w:color w:val="1B1C1D"/>
+              </w:rPr>
+              <w:t xml:space="preserve"> vendidos?"</w:t>
+            </w:r>
+          </w:p>
+        </w:tc>
+        <w:tc>
+          <w:tcPr>
+            <w:tcW w:w="0" w:type="auto"/>
+            <w:tcBorders>
+              <w:top w:val="single" w:sz="6" w:space="0" w:color="auto"/>
+              <w:left w:val="single" w:sz="6" w:space="0" w:color="auto"/>
+              <w:bottom w:val="single" w:sz="6" w:space="0" w:color="auto"/>
+              <w:right w:val="single" w:sz="6" w:space="0" w:color="auto"/>
+            </w:tcBorders>
+            <w:tcMar>
+              <w:top w:w="120" w:type="dxa"/>
+              <w:left w:w="180" w:type="dxa"/>
+              <w:bottom w:w="120" w:type="dxa"/>
+              <w:right w:w="180" w:type="dxa"/>
+            </w:tcMar>
+            <w:vAlign w:val="center"/>
+            <w:hideMark/>
+          </w:tcPr>
+          <w:p>
+            <w:pPr>
+              <w:rPr>
+                <w:color w:val="1B1C1D"/>
+              </w:rPr>
+            </w:pPr>
+            <w:r>
+              <w:rPr>
+                <w:color w:val="1B1C1D"/>
+              </w:rPr>
+              <w:lastRenderedPageBreak/>
+              <w:t xml:space="preserve">O agente deve gerar e executar a consulta SQL apropriada e retornar o somatório correto da coluna </w:t>
+            </w:r>
+            <w:r>
+              <w:rPr>
+                <w:b/>
+                <w:bCs/>
+                <w:color w:val="1B1C1D"/>
+                <w:bdr w:val="none" w:sz="0" w:space="0" w:color="auto" w:frame="1"/>
+              </w:rPr>
+              <w:t>QUANTIDADE</w:t>
+            </w:r>
+            <w:r>
+              <w:rPr>
+                <w:color w:val="1B1C1D"/>
+              </w:rPr>
+              <w:t xml:space="preserve"> </w:t>
+            </w:r>
+            <w:r>
+              <w:rPr>
+                <w:color w:val="1B1C1D"/>
+              </w:rPr>
+              <w:lastRenderedPageBreak/>
+              <w:t>para o produto/serviço "Sabão em pó".</w:t>
+            </w:r>
+          </w:p>
+        </w:tc>
+      </w:tr>
+    </w:tbl>
+    <w:p>
+      <w:pPr>
+        <w:pStyle w:val="Ttulo4"/>
+        <w:spacing w:after="120"/>
+        <w:rPr>
+          <w:color w:val="1B1C1D"/>
+        </w:rPr>
+      </w:pPr>
+      <w:r>
+        <w:rPr>
+          <w:color w:val="1B1C1D"/>
+        </w:rPr>
+        <w:lastRenderedPageBreak/>
+        <w:t>3.4. Testes de Validação e Limites</w:t>
+      </w:r>
+    </w:p>
+    <w:p>
+      <w:pPr>
+        <w:pStyle w:val="NormalWeb"/>
+        <w:spacing w:after="0" w:afterAutospacing="0"/>
+        <w:rPr>
+          <w:color w:val="1B1C1D"/>
+        </w:rPr>
+      </w:pPr>
+      <w:r>
+        <w:rPr>
+          <w:b/>
+          <w:bCs/>
+          <w:color w:val="1B1C1D"/>
+          <w:bdr w:val="none" w:sz="0" w:space="0" w:color="auto" w:frame="1"/>
+        </w:rPr>
+        <w:t>Objetivo:</w:t>
+      </w:r>
+      <w:r>
+        <w:rPr>
+          <w:color w:val="1B1C1D"/>
+        </w:rPr>
+        <w:t xml:space="preserve"> Testar a robustez do sistema e as métricas de falsos positivos e tempo sob condições diversas.</w:t>
+      </w:r>
+    </w:p>
+    <w:tbl>
+      <w:tblPr>
+        <w:tblW w:w="0" w:type="auto"/>
+        <w:tblCellSpacing w:w="15" w:type="dxa"/>
+        <w:tblCellMar>
+          <w:left w:w="0" w:type="dxa"/>
+          <w:right w:w="0" w:type="dxa"/>
+        </w:tblCellMar>
+        <w:tblLook w:val="04A0" w:firstRow="1" w:lastRow="0" w:firstColumn="1" w:lastColumn="0" w:noHBand="0" w:noVBand="1"/>
+      </w:tblPr>
+      <w:tblGrid>
+        <w:gridCol w:w="2191"/>
+        <w:gridCol w:w="1716"/>
+        <w:gridCol w:w="2432"/>
+        <w:gridCol w:w="2149"/>
+      </w:tblGrid>
+      <w:tr>
+        <w:trPr>
+          <w:tblHeader/>
+          <w:tblCellSpacing w:w="15" w:type="dxa"/>
+        </w:trPr>
+        <w:tc>
+          <w:tcPr>
+            <w:tcW w:w="0" w:type="auto"/>
+            <w:tcBorders>
+              <w:top w:val="single" w:sz="6" w:space="0" w:color="auto"/>
+              <w:left w:val="single" w:sz="6" w:space="0" w:color="auto"/>
+              <w:bottom w:val="single" w:sz="6" w:space="0" w:color="auto"/>
+              <w:right w:val="single" w:sz="6" w:space="0" w:color="auto"/>
+            </w:tcBorders>
+            <w:tcMar>
+              <w:top w:w="120" w:type="dxa"/>
+              <w:left w:w="180" w:type="dxa"/>
+              <w:bottom w:w="120" w:type="dxa"/>
+              <w:right w:w="180" w:type="dxa"/>
+            </w:tcMar>
+            <w:vAlign w:val="center"/>
+            <w:hideMark/>
+          </w:tcPr>
+          <w:p>
+            <w:pPr>
+              <w:rPr>
+                <w:color w:val="1B1C1D"/>
+              </w:rPr>
+            </w:pPr>
+            <w:r>
+              <w:rPr>
+                <w:rStyle w:val="Forte"/>
+                <w:color w:val="1B1C1D"/>
+                <w:bdr w:val="none" w:sz="0" w:space="0" w:color="auto" w:frame="1"/>
+              </w:rPr>
+              <w:t>Título do Cenário</w:t>
+            </w:r>
+          </w:p>
+        </w:tc>
+        <w:tc>
+          <w:tcPr>
+            <w:tcW w:w="0" w:type="auto"/>
+            <w:tcBorders>
+              <w:top w:val="single" w:sz="6" w:space="0" w:color="auto"/>
+              <w:left w:val="single" w:sz="6" w:space="0" w:color="auto"/>
+              <w:bottom w:val="single" w:sz="6" w:space="0" w:color="auto"/>
+              <w:right w:val="single" w:sz="6" w:space="0" w:color="auto"/>
+            </w:tcBorders>
+            <w:tcMar>
+              <w:top w:w="120" w:type="dxa"/>
+              <w:left w:w="180" w:type="dxa"/>
+              <w:bottom w:w="120" w:type="dxa"/>
+              <w:right w:w="180" w:type="dxa"/>
+            </w:tcMar>
+            <w:vAlign w:val="center"/>
+            <w:hideMark/>
+          </w:tcPr>
+          <w:p>
+            <w:pPr>
+              <w:rPr>
+                <w:color w:val="1B1C1D"/>
+              </w:rPr>
+            </w:pPr>
+            <w:r>
+              <w:rPr>
+                <w:rStyle w:val="Forte"/>
+                <w:color w:val="1B1C1D"/>
+                <w:bdr w:val="none" w:sz="0" w:space="0" w:color="auto" w:frame="1"/>
+              </w:rPr>
+              <w:t>Arquivo de Massa de Dados</w:t>
+            </w:r>
+          </w:p>
+        </w:tc>
+        <w:tc>
+          <w:tcPr>
+            <w:tcW w:w="0" w:type="auto"/>
+            <w:tcBorders>
+              <w:top w:val="single" w:sz="6" w:space="0" w:color="auto"/>
+              <w:left w:val="single" w:sz="6" w:space="0" w:color="auto"/>
+              <w:bottom w:val="single" w:sz="6" w:space="0" w:color="auto"/>
+              <w:right w:val="single" w:sz="6" w:space="0" w:color="auto"/>
+            </w:tcBorders>
+            <w:tcMar>
+              <w:top w:w="120" w:type="dxa"/>
+              <w:left w:w="180" w:type="dxa"/>
+              <w:bottom w:w="120" w:type="dxa"/>
+              <w:right w:w="180" w:type="dxa"/>
+            </w:tcMar>
+            <w:vAlign w:val="center"/>
+            <w:hideMark/>
+          </w:tcPr>
+          <w:p>
+            <w:pPr>
+              <w:rPr>
+                <w:color w:val="1B1C1D"/>
+              </w:rPr>
+            </w:pPr>
+            <w:r>
+              <w:rPr>
+                <w:rStyle w:val="Forte"/>
+                <w:color w:val="1B1C1D"/>
+                <w:bdr w:val="none" w:sz="0" w:space="0" w:color="auto" w:frame="1"/>
+              </w:rPr>
+              <w:t>Passos para Realização</w:t>
+            </w:r>
+          </w:p>
+        </w:tc>
+        <w:tc>
+          <w:tcPr>
+            <w:tcW w:w="0" w:type="auto"/>
+            <w:tcBorders>
+              <w:top w:val="single" w:sz="6" w:space="0" w:color="auto"/>
+              <w:left w:val="single" w:sz="6" w:space="0" w:color="auto"/>
+              <w:bottom w:val="single" w:sz="6" w:space="0" w:color="auto"/>
+              <w:right w:val="single" w:sz="6" w:space="0" w:color="auto"/>
+            </w:tcBorders>
+            <w:tcMar>
+              <w:top w:w="120" w:type="dxa"/>
+              <w:left w:w="180" w:type="dxa"/>
+              <w:bottom w:w="120" w:type="dxa"/>
+              <w:right w:w="180" w:type="dxa"/>
+            </w:tcMar>
+            <w:vAlign w:val="center"/>
+            <w:hideMark/>
+          </w:tcPr>
+          <w:p>
+            <w:pPr>
+              <w:rPr>
+                <w:color w:val="1B1C1D"/>
+              </w:rPr>
+            </w:pPr>
+            <w:r>
+              <w:rPr>
+                <w:rStyle w:val="Forte"/>
+                <w:color w:val="1B1C1D"/>
+                <w:bdr w:val="none" w:sz="0" w:space="0" w:color="auto" w:frame="1"/>
+              </w:rPr>
+              <w:t>Resultado Esperado</w:t>
+            </w:r>
+          </w:p>
+        </w:tc>
+      </w:tr>
+      <w:tr>
+        <w:trPr>
+          <w:tblCellSpacing w:w="15" w:type="dxa"/>
+        </w:trPr>
+        <w:tc>
+          <w:tcPr>
+            <w:tcW w:w="0" w:type="auto"/>
+            <w:tcBorders>
+              <w:top w:val="single" w:sz="6" w:space="0" w:color="auto"/>
+              <w:left w:val="single" w:sz="6" w:space="0" w:color="auto"/>
+              <w:bottom w:val="single" w:sz="6" w:space="0" w:color="auto"/>
+              <w:right w:val="single" w:sz="6" w:space="0" w:color="auto"/>
+            </w:tcBorders>
+            <w:tcMar>
+              <w:top w:w="120" w:type="dxa"/>
+              <w:left w:w="180" w:type="dxa"/>
+              <w:bottom w:w="120" w:type="dxa"/>
+              <w:right w:w="180" w:type="dxa"/>
+            </w:tcMar>
+            <w:vAlign w:val="center"/>
+            <w:hideMark/>
+          </w:tcPr>
+          <w:p>
+            <w:pPr>
+              <w:rPr>
+                <w:color w:val="1B1C1D"/>
+              </w:rPr>
+            </w:pPr>
+            <w:r>
+              <w:rPr>
+                <w:b/>
+                <w:bCs/>
+                <w:color w:val="1B1C1D"/>
+                <w:bdr w:val="none" w:sz="0" w:space="0" w:color="auto" w:frame="1"/>
+              </w:rPr>
+              <w:t>Validação 4.1: Arquivo Incompatível</w:t>
+            </w:r>
+          </w:p>
+        </w:tc>
+        <w:tc>
+          <w:tcPr>
+            <w:tcW w:w="0" w:type="auto"/>
+            <w:tcBorders>
+              <w:top w:val="single" w:sz="6" w:space="0" w:color="auto"/>
+              <w:left w:val="single" w:sz="6" w:space="0" w:color="auto"/>
+              <w:bottom w:val="single" w:sz="6" w:space="0" w:color="auto"/>
+              <w:right w:val="single" w:sz="6" w:space="0" w:color="auto"/>
+            </w:tcBorders>
+            <w:tcMar>
+              <w:top w:w="120" w:type="dxa"/>
+              <w:left w:w="180" w:type="dxa"/>
+              <w:bottom w:w="120" w:type="dxa"/>
+              <w:right w:w="180" w:type="dxa"/>
+            </w:tcMar>
+            <w:vAlign w:val="center"/>
+            <w:hideMark/>
+          </w:tcPr>
+          <w:p>
+            <w:pPr>
+              <w:rPr>
+                <w:color w:val="1B1C1D"/>
+              </w:rPr>
+            </w:pPr>
+            <w:r>
+              <w:rPr>
+                <w:rStyle w:val="CdigoHTML"/>
+                <w:rFonts w:eastAsiaTheme="majorEastAsia"/>
+                <w:color w:val="444746"/>
+                <w:bdr w:val="none" w:sz="0" w:space="0" w:color="auto" w:frame="1"/>
+              </w:rPr>
+              <w:t>Recibo Táxi Aéreo.jpg</w:t>
+            </w:r>
+          </w:p>
+        </w:tc>
+        <w:tc>
+          <w:tcPr>
+            <w:tcW w:w="0" w:type="auto"/>
+            <w:tcBorders>
+              <w:top w:val="single" w:sz="6" w:space="0" w:color="auto"/>
+              <w:left w:val="single" w:sz="6" w:space="0" w:color="auto"/>
+              <w:bottom w:val="single" w:sz="6" w:space="0" w:color="auto"/>
+              <w:right w:val="single" w:sz="6" w:space="0" w:color="auto"/>
+            </w:tcBorders>
+            <w:tcMar>
+              <w:top w:w="120" w:type="dxa"/>
+              <w:left w:w="180" w:type="dxa"/>
+              <w:bottom w:w="120" w:type="dxa"/>
+              <w:right w:w="180" w:type="dxa"/>
+            </w:tcMar>
+            <w:vAlign w:val="center"/>
+            <w:hideMark/>
+          </w:tcPr>
+          <w:p>
+            <w:pPr>
+              <w:rPr>
+                <w:color w:val="1B1C1D"/>
+              </w:rPr>
+            </w:pPr>
+            <w:r>
+              <w:rPr>
+                <w:color w:val="1B1C1D"/>
+              </w:rPr>
+              <w:t xml:space="preserve">1. Carregar um arquivo que não é um documento fiscal típico. 2. </w:t>
+            </w:r>
+            <w:r>
+              <w:rPr>
+                <w:b/>
+                <w:bCs/>
+                <w:color w:val="1B1C1D"/>
+                <w:bdr w:val="none" w:sz="0" w:space="0" w:color="auto" w:frame="1"/>
+              </w:rPr>
+              <w:t>Pergunta:</w:t>
+            </w:r>
+            <w:r>
+              <w:rPr>
+                <w:color w:val="1B1C1D"/>
+              </w:rPr>
+              <w:t xml:space="preserve"> "Quais são os valores de ICMS e Chave de Acesso deste documento?" 3. Executar a extração.</w:t>
+            </w:r>
+          </w:p>
+        </w:tc>
+        <w:tc>
+          <w:tcPr>
+            <w:tcW w:w="0" w:type="auto"/>
+            <w:tcBorders>
+              <w:top w:val="single" w:sz="6" w:space="0" w:color="auto"/>
+              <w:left w:val="single" w:sz="6" w:space="0" w:color="auto"/>
+              <w:bottom w:val="single" w:sz="6" w:space="0" w:color="auto"/>
+              <w:right w:val="single" w:sz="6" w:space="0" w:color="auto"/>
+            </w:tcBorders>
+            <w:tcMar>
+              <w:top w:w="120" w:type="dxa"/>
+              <w:left w:w="180" w:type="dxa"/>
+              <w:bottom w:w="120" w:type="dxa"/>
+              <w:right w:w="180" w:type="dxa"/>
+            </w:tcMar>
+            <w:vAlign w:val="center"/>
+            <w:hideMark/>
+          </w:tcPr>
+          <w:p>
+            <w:pPr>
+              <w:rPr>
+                <w:color w:val="1B1C1D"/>
+              </w:rPr>
+            </w:pPr>
+            <w:r>
+              <w:rPr>
+                <w:color w:val="1B1C1D"/>
+              </w:rPr>
+              <w:t xml:space="preserve">O sistema deve extrair poucos ou nenhum dado relevante, e o relatório deve ter uma taxa de </w:t>
+            </w:r>
+            <w:r>
+              <w:rPr>
+                <w:b/>
+                <w:bCs/>
+                <w:color w:val="1B1C1D"/>
+                <w:bdr w:val="none" w:sz="0" w:space="0" w:color="auto" w:frame="1"/>
+              </w:rPr>
+              <w:t xml:space="preserve">Falsos Positivos </w:t>
+            </w:r>
+            <w:r>
+              <w:rPr>
+                <w:rStyle w:val="math-inline"/>
+                <w:b/>
+                <w:bCs/>
+                <w:color w:val="1B1C1D"/>
+                <w:bdr w:val="none" w:sz="0" w:space="0" w:color="auto" w:frame="1"/>
+              </w:rPr>
+              <w:t>$&lt; 3\%$</w:t>
+            </w:r>
+            <w:r>
+              <w:rPr>
+                <w:color w:val="1B1C1D"/>
+              </w:rPr>
+              <w:t xml:space="preserve"> (não deve inventar Chave de Acesso/ICMS).</w:t>
+            </w:r>
+          </w:p>
+        </w:tc>
+      </w:tr>
+      <w:tr>
+        <w:trPr>
+          <w:tblCellSpacing w:w="15" w:type="dxa"/>
+        </w:trPr>
+        <w:tc>
+          <w:tcPr>
+            <w:tcW w:w="0" w:type="auto"/>
+            <w:tcBorders>
+              <w:top w:val="single" w:sz="6" w:space="0" w:color="auto"/>
+              <w:left w:val="single" w:sz="6" w:space="0" w:color="auto"/>
+              <w:bottom w:val="single" w:sz="6" w:space="0" w:color="auto"/>
+              <w:right w:val="single" w:sz="6" w:space="0" w:color="auto"/>
+            </w:tcBorders>
+            <w:tcMar>
+              <w:top w:w="120" w:type="dxa"/>
+              <w:left w:w="180" w:type="dxa"/>
+              <w:bottom w:w="120" w:type="dxa"/>
+              <w:right w:w="180" w:type="dxa"/>
+            </w:tcMar>
+            <w:vAlign w:val="center"/>
+            <w:hideMark/>
+          </w:tcPr>
+          <w:p>
+            <w:pPr>
+              <w:rPr>
+                <w:color w:val="1B1C1D"/>
+              </w:rPr>
+            </w:pPr>
+            <w:r>
+              <w:rPr>
+                <w:b/>
+                <w:bCs/>
+                <w:color w:val="1B1C1D"/>
+                <w:bdr w:val="none" w:sz="0" w:space="0" w:color="auto" w:frame="1"/>
+              </w:rPr>
+              <w:t>Validação 4.2: Teste de Carga</w:t>
+            </w:r>
+          </w:p>
+        </w:tc>
+        <w:tc>
+          <w:tcPr>
+            <w:tcW w:w="0" w:type="auto"/>
+            <w:tcBorders>
+              <w:top w:val="single" w:sz="6" w:space="0" w:color="auto"/>
+              <w:left w:val="single" w:sz="6" w:space="0" w:color="auto"/>
+              <w:bottom w:val="single" w:sz="6" w:space="0" w:color="auto"/>
+              <w:right w:val="single" w:sz="6" w:space="0" w:color="auto"/>
+            </w:tcBorders>
+            <w:tcMar>
+              <w:top w:w="120" w:type="dxa"/>
+              <w:left w:w="180" w:type="dxa"/>
+              <w:bottom w:w="120" w:type="dxa"/>
+              <w:right w:w="180" w:type="dxa"/>
+            </w:tcMar>
+            <w:vAlign w:val="center"/>
+            <w:hideMark/>
+          </w:tcPr>
+          <w:p>
+            <w:pPr>
+              <w:rPr>
+                <w:color w:val="1B1C1D"/>
+              </w:rPr>
+            </w:pPr>
+            <w:r>
+              <w:rPr>
+                <w:color w:val="1B1C1D"/>
+              </w:rPr>
+              <w:t>Combinar 5 arquivos (1 XML, 2 CSV, 2 Imagens)</w:t>
+            </w:r>
+          </w:p>
+        </w:tc>
+        <w:tc>
+          <w:tcPr>
+            <w:tcW w:w="0" w:type="auto"/>
+            <w:tcBorders>
+              <w:top w:val="single" w:sz="6" w:space="0" w:color="auto"/>
+              <w:left w:val="single" w:sz="6" w:space="0" w:color="auto"/>
+              <w:bottom w:val="single" w:sz="6" w:space="0" w:color="auto"/>
+              <w:right w:val="single" w:sz="6" w:space="0" w:color="auto"/>
+            </w:tcBorders>
+            <w:tcMar>
+              <w:top w:w="120" w:type="dxa"/>
+              <w:left w:w="180" w:type="dxa"/>
+              <w:bottom w:w="120" w:type="dxa"/>
+              <w:right w:w="180" w:type="dxa"/>
+            </w:tcMar>
+            <w:vAlign w:val="center"/>
+            <w:hideMark/>
+          </w:tcPr>
+          <w:p>
+            <w:pPr>
+              <w:rPr>
+                <w:color w:val="1B1C1D"/>
+              </w:rPr>
+            </w:pPr>
+            <w:r>
+              <w:rPr>
+                <w:color w:val="1B1C1D"/>
+              </w:rPr>
+              <w:t xml:space="preserve">1. Processar em lote os 5 arquivos sequencialmente. 2. </w:t>
+            </w:r>
+            <w:r>
+              <w:rPr>
+                <w:b/>
+                <w:bCs/>
+                <w:color w:val="1B1C1D"/>
+                <w:bdr w:val="none" w:sz="0" w:space="0" w:color="auto" w:frame="1"/>
+              </w:rPr>
+              <w:t>Pergunta (para cada arquivo):</w:t>
+            </w:r>
+            <w:r>
+              <w:rPr>
+                <w:color w:val="1B1C1D"/>
+              </w:rPr>
+              <w:t xml:space="preserve"> "Extraia os campos obrigatórios." 3. Medir o tempo total.</w:t>
+            </w:r>
+          </w:p>
+        </w:tc>
+        <w:tc>
+          <w:tcPr>
+            <w:tcW w:w="0" w:type="auto"/>
+            <w:tcBorders>
+              <w:top w:val="single" w:sz="6" w:space="0" w:color="auto"/>
+              <w:left w:val="single" w:sz="6" w:space="0" w:color="auto"/>
+              <w:bottom w:val="single" w:sz="6" w:space="0" w:color="auto"/>
+              <w:right w:val="single" w:sz="6" w:space="0" w:color="auto"/>
+            </w:tcBorders>
+            <w:tcMar>
+              <w:top w:w="120" w:type="dxa"/>
+              <w:left w:w="180" w:type="dxa"/>
+              <w:bottom w:w="120" w:type="dxa"/>
+              <w:right w:w="180" w:type="dxa"/>
+            </w:tcMar>
+            <w:vAlign w:val="center"/>
+            <w:hideMark/>
+          </w:tcPr>
+          <w:p>
+            <w:pPr>
+              <w:rPr>
+                <w:color w:val="1B1C1D"/>
+              </w:rPr>
+            </w:pPr>
+            <w:r>
+              <w:rPr>
+                <w:color w:val="1B1C1D"/>
+              </w:rPr>
+              <w:t xml:space="preserve">O tempo médio por documento deve ser </w:t>
+            </w:r>
+            <w:r>
+              <w:rPr>
+                <w:rStyle w:val="math-inline"/>
+                <w:color w:val="1B1C1D"/>
+                <w:bdr w:val="none" w:sz="0" w:space="0" w:color="auto" w:frame="1"/>
+              </w:rPr>
+              <w:t>$&lt; 30$</w:t>
+            </w:r>
+            <w:r>
+              <w:rPr>
+                <w:color w:val="1B1C1D"/>
+              </w:rPr>
+              <w:t xml:space="preserve"> segundos, mantendo a precisão de extração </w:t>
+            </w:r>
+            <w:r>
+              <w:rPr>
+                <w:rStyle w:val="math-inline"/>
+                <w:color w:val="1B1C1D"/>
+                <w:bdr w:val="none" w:sz="0" w:space="0" w:color="auto" w:frame="1"/>
+              </w:rPr>
+              <w:t>$&gt; 95\%$</w:t>
+            </w:r>
+            <w:r>
+              <w:rPr>
+                <w:color w:val="1B1C1D"/>
+              </w:rPr>
+              <w:t>.</w:t>
+            </w:r>
+          </w:p>
+        </w:tc>
+      </w:tr>
+      <w:tr>
+        <w:trPr>
+          <w:tblCellSpacing w:w="15" w:type="dxa"/>
+        </w:trPr>
+        <w:tc>
+          <w:tcPr>
+            <w:tcW w:w="0" w:type="auto"/>
+            <w:tcBorders>
+              <w:top w:val="single" w:sz="6" w:space="0" w:color="auto"/>
+              <w:left w:val="single" w:sz="6" w:space="0" w:color="auto"/>
+              <w:bottom w:val="single" w:sz="6" w:space="0" w:color="auto"/>
+              <w:right w:val="single" w:sz="6" w:space="0" w:color="auto"/>
+            </w:tcBorders>
+            <w:tcMar>
+              <w:top w:w="120" w:type="dxa"/>
+              <w:left w:w="180" w:type="dxa"/>
+              <w:bottom w:w="120" w:type="dxa"/>
+              <w:right w:w="180" w:type="dxa"/>
+            </w:tcMar>
+            <w:vAlign w:val="center"/>
+            <w:hideMark/>
+          </w:tcPr>
+          <w:p>
+            <w:pPr>
+              <w:rPr>
+                <w:color w:val="1B1C1D"/>
+              </w:rPr>
+            </w:pPr>
+            <w:r>
+              <w:rPr>
+                <w:b/>
+                <w:bCs/>
+                <w:color w:val="1B1C1D"/>
+                <w:bdr w:val="none" w:sz="0" w:space="0" w:color="auto" w:frame="1"/>
+              </w:rPr>
+              <w:t>Validação 4.3: Arquivo Corrompido/Vazio</w:t>
+            </w:r>
+          </w:p>
+        </w:tc>
+        <w:tc>
+          <w:tcPr>
+            <w:tcW w:w="0" w:type="auto"/>
+            <w:tcBorders>
+              <w:top w:val="single" w:sz="6" w:space="0" w:color="auto"/>
+              <w:left w:val="single" w:sz="6" w:space="0" w:color="auto"/>
+              <w:bottom w:val="single" w:sz="6" w:space="0" w:color="auto"/>
+              <w:right w:val="single" w:sz="6" w:space="0" w:color="auto"/>
+            </w:tcBorders>
+            <w:tcMar>
+              <w:top w:w="120" w:type="dxa"/>
+              <w:left w:w="180" w:type="dxa"/>
+              <w:bottom w:w="120" w:type="dxa"/>
+              <w:right w:w="180" w:type="dxa"/>
+            </w:tcMar>
+            <w:vAlign w:val="center"/>
+            <w:hideMark/>
+          </w:tcPr>
+          <w:p>
+            <w:pPr>
+              <w:rPr>
+                <w:color w:val="1B1C1D"/>
+              </w:rPr>
+            </w:pPr>
+            <w:r>
+              <w:rPr>
+                <w:color w:val="1B1C1D"/>
+              </w:rPr>
+              <w:t>Arquivo de imagem/XML vazio (simulação)</w:t>
+            </w:r>
+          </w:p>
+        </w:tc>
+        <w:tc>
+          <w:tcPr>
+            <w:tcW w:w="0" w:type="auto"/>
+            <w:tcBorders>
+              <w:top w:val="single" w:sz="6" w:space="0" w:color="auto"/>
+              <w:left w:val="single" w:sz="6" w:space="0" w:color="auto"/>
+              <w:bottom w:val="single" w:sz="6" w:space="0" w:color="auto"/>
+              <w:right w:val="single" w:sz="6" w:space="0" w:color="auto"/>
+            </w:tcBorders>
+            <w:tcMar>
+              <w:top w:w="120" w:type="dxa"/>
+              <w:left w:w="180" w:type="dxa"/>
+              <w:bottom w:w="120" w:type="dxa"/>
+              <w:right w:w="180" w:type="dxa"/>
+            </w:tcMar>
+            <w:vAlign w:val="center"/>
+            <w:hideMark/>
+          </w:tcPr>
+          <w:p>
+            <w:pPr>
+              <w:rPr>
+                <w:color w:val="1B1C1D"/>
+              </w:rPr>
+            </w:pPr>
+            <w:r>
+              <w:rPr>
+                <w:color w:val="1B1C1D"/>
+              </w:rPr>
+              <w:t xml:space="preserve">1. Carregar um arquivo vazio ou ilegível. 2. </w:t>
+            </w:r>
+            <w:r>
+              <w:rPr>
+                <w:b/>
+                <w:bCs/>
+                <w:color w:val="1B1C1D"/>
+                <w:bdr w:val="none" w:sz="0" w:space="0" w:color="auto" w:frame="1"/>
+              </w:rPr>
+              <w:t>Pergunta:</w:t>
+            </w:r>
+            <w:r>
+              <w:rPr>
+                <w:color w:val="1B1C1D"/>
+              </w:rPr>
+              <w:t xml:space="preserve"> "Quais dados fiscais você consegue extrair?" 3. Executar a extração.</w:t>
+            </w:r>
+          </w:p>
+        </w:tc>
+        <w:tc>
+          <w:tcPr>
+            <w:tcW w:w="0" w:type="auto"/>
+            <w:tcBorders>
+              <w:top w:val="single" w:sz="6" w:space="0" w:color="auto"/>
+              <w:left w:val="single" w:sz="6" w:space="0" w:color="auto"/>
+              <w:bottom w:val="single" w:sz="6" w:space="0" w:color="auto"/>
+              <w:right w:val="single" w:sz="6" w:space="0" w:color="auto"/>
+            </w:tcBorders>
+            <w:tcMar>
+              <w:top w:w="120" w:type="dxa"/>
+              <w:left w:w="180" w:type="dxa"/>
+              <w:bottom w:w="120" w:type="dxa"/>
+              <w:right w:w="180" w:type="dxa"/>
+            </w:tcMar>
+            <w:vAlign w:val="center"/>
+            <w:hideMark/>
+          </w:tcPr>
+          <w:p>
+            <w:pPr>
+              <w:rPr>
+                <w:color w:val="1B1C1D"/>
+              </w:rPr>
+            </w:pPr>
+            <w:r>
+              <w:rPr>
+                <w:color w:val="1B1C1D"/>
+              </w:rPr>
+              <w:t>A aplicação deve tratar a exceção e retornar uma mensagem de erro controlada (</w:t>
+            </w:r>
+            <w:proofErr w:type="spellStart"/>
+            <w:r>
+              <w:rPr>
+                <w:color w:val="1B1C1D"/>
+              </w:rPr>
+              <w:t>ex</w:t>
+            </w:r>
+            <w:proofErr w:type="spellEnd"/>
+            <w:r>
+              <w:rPr>
+                <w:color w:val="1B1C1D"/>
+              </w:rPr>
+              <w:t xml:space="preserve">: "Nenhum dado encontrado") em </w:t>
+            </w:r>
+            <w:r>
+              <w:rPr>
+                <w:color w:val="1B1C1D"/>
+              </w:rPr>
+              <w:lastRenderedPageBreak/>
+              <w:t xml:space="preserve">vez de falhar, mantendo </w:t>
+            </w:r>
+            <w:r>
+              <w:rPr>
+                <w:b/>
+                <w:bCs/>
+                <w:color w:val="1B1C1D"/>
+                <w:bdr w:val="none" w:sz="0" w:space="0" w:color="auto" w:frame="1"/>
+              </w:rPr>
+              <w:t>Falsos Positivos</w:t>
+            </w:r>
+            <w:r>
+              <w:rPr>
+                <w:color w:val="1B1C1D"/>
+              </w:rPr>
+              <w:t xml:space="preserve"> baixos.</w:t>
+            </w:r>
+          </w:p>
+        </w:tc>
+      </w:tr>
+    </w:tbl>
     <w:p/>
-    <w:p>
-      <w:pPr>
-        <w:rPr>
-          <w:b/>
-        </w:rPr>
-      </w:pPr>
-      <w:r>
-        <w:rPr>
-          <w:b/>
-        </w:rPr>
-        <w:t xml:space="preserve">Cenário 1 – Carga de </w:t>
-      </w:r>
-      <w:r>
-        <w:rPr>
-          <w:b/>
-        </w:rPr>
-        <w:t>documento PDF NF-e</w:t>
-      </w:r>
-      <w:r>
-        <w:rPr>
-          <w:b/>
-        </w:rPr>
-        <w:t xml:space="preserve"> (Inserir link do documento)</w:t>
-      </w:r>
-      <w:r>
-        <w:rPr>
-          <w:b/>
-        </w:rPr>
-        <w:t xml:space="preserve"> na interface e a realização de uma pergunta</w:t>
-      </w:r>
-    </w:p>
-    <w:p>
-      <w:pPr>
-        <w:jc w:val="center"/>
-        <w:rPr>
-          <w:b/>
-        </w:rPr>
-      </w:pPr>
-      <w:r>
+    <w:p/>
+    <w:p/>
+    <w:p/>
+    <w:p/>
+    <w:p>
+      <w:pPr>
         <w:rPr>
           <w:b/>
           <w:noProof/>
         </w:rPr>
+      </w:pPr>
+      <w:r>
+        <w:rPr>
+          <w:b/>
+        </w:rPr>
+        <w:t xml:space="preserve">Cenário </w:t>
+      </w:r>
+      <w:r>
+        <w:rPr>
+          <w:b/>
+          <w:color w:val="1B1C1D"/>
+        </w:rPr>
+        <w:t>CT-e 1.1: Extração de Dados Base de CT-e</w:t>
+      </w:r>
+      <w:r>
+        <w:rPr>
+          <w:b/>
+          <w:noProof/>
+        </w:rPr>
+        <w:t xml:space="preserve"> </w:t>
+      </w:r>
+    </w:p>
+    <w:tbl>
+      <w:tblPr>
+        <w:tblW w:w="0" w:type="auto"/>
+        <w:tblBorders>
+          <w:top w:val="nil"/>
+          <w:left w:val="nil"/>
+          <w:bottom w:val="nil"/>
+          <w:right w:val="nil"/>
+          <w:insideH w:val="nil"/>
+          <w:insideV w:val="nil"/>
+        </w:tblBorders>
+        <w:tblLook w:val="0600" w:firstRow="0" w:lastRow="0" w:firstColumn="0" w:lastColumn="0" w:noHBand="1" w:noVBand="1"/>
+      </w:tblPr>
+      <w:tblGrid>
+        <w:gridCol w:w="8492"/>
+      </w:tblGrid>
+      <w:tr>
+        <w:trPr>
+          <w:trHeight w:hRule="exact" w:val="567"/>
+        </w:trPr>
+        <w:tc>
+          <w:tcPr>
+            <w:tcW w:w="0" w:type="auto"/>
+            <w:tcBorders>
+              <w:top w:val="single" w:sz="5" w:space="0" w:color="1B1C1D"/>
+              <w:left w:val="single" w:sz="5" w:space="0" w:color="1B1C1D"/>
+              <w:bottom w:val="single" w:sz="5" w:space="0" w:color="1B1C1D"/>
+              <w:right w:val="single" w:sz="5" w:space="0" w:color="1B1C1D"/>
+            </w:tcBorders>
+            <w:shd w:val="clear" w:color="auto" w:fill="EFEFEF"/>
+            <w:tcMar>
+              <w:top w:w="120" w:type="dxa"/>
+              <w:left w:w="180" w:type="dxa"/>
+              <w:bottom w:w="120" w:type="dxa"/>
+              <w:right w:w="180" w:type="dxa"/>
+            </w:tcMar>
+          </w:tcPr>
+          <w:p>
+            <w:pPr>
+              <w:spacing w:after="480"/>
+              <w:rPr>
+                <w:color w:val="1B1C1D"/>
+              </w:rPr>
+            </w:pPr>
+            <w:r>
+              <w:rPr>
+                <w:b/>
+                <w:color w:val="1B1C1D"/>
+              </w:rPr>
+              <w:t>Resultado Esperado</w:t>
+            </w:r>
+          </w:p>
+        </w:tc>
+      </w:tr>
+      <w:tr>
+        <w:trPr>
+          <w:trHeight w:hRule="exact" w:val="980"/>
+        </w:trPr>
+        <w:tc>
+          <w:tcPr>
+            <w:tcW w:w="0" w:type="auto"/>
+            <w:tcBorders>
+              <w:top w:val="single" w:sz="5" w:space="0" w:color="1B1C1D"/>
+              <w:left w:val="single" w:sz="5" w:space="0" w:color="1B1C1D"/>
+              <w:bottom w:val="single" w:sz="5" w:space="0" w:color="1B1C1D"/>
+              <w:right w:val="single" w:sz="5" w:space="0" w:color="1B1C1D"/>
+            </w:tcBorders>
+            <w:tcMar>
+              <w:top w:w="120" w:type="dxa"/>
+              <w:left w:w="180" w:type="dxa"/>
+              <w:bottom w:w="120" w:type="dxa"/>
+              <w:right w:w="180" w:type="dxa"/>
+            </w:tcMar>
+          </w:tcPr>
+          <w:p>
+            <w:pPr>
+              <w:spacing w:after="480"/>
+              <w:rPr>
+                <w:color w:val="1B1C1D"/>
+              </w:rPr>
+            </w:pPr>
+            <w:r>
+              <w:rPr>
+                <w:b/>
+                <w:color w:val="1B1C1D"/>
+              </w:rPr>
+              <w:t>Precisão:</w:t>
+            </w:r>
+            <w:r>
+              <w:rPr>
+                <w:color w:val="1B1C1D"/>
+              </w:rPr>
+              <w:t xml:space="preserve"> Todos os campos essenciais do CT-e devem ser extraídos com 100% de precisão. </w:t>
+            </w:r>
+            <w:r>
+              <w:rPr>
+                <w:b/>
+                <w:color w:val="1B1C1D"/>
+              </w:rPr>
+              <w:t>Tempo:</w:t>
+            </w:r>
+            <w:r>
+              <w:rPr>
+                <w:color w:val="1B1C1D"/>
+              </w:rPr>
+              <w:t xml:space="preserve"> O processamento deve ser concluído em </w:t>
+            </w:r>
+            <w:r>
+              <w:rPr>
+                <w:color w:val="1B1C1D"/>
+              </w:rPr>
+              <w:t xml:space="preserve">t </w:t>
+            </w:r>
+            <w:r>
+              <w:rPr>
+                <w:color w:val="1B1C1D"/>
+              </w:rPr>
+              <w:t xml:space="preserve">&lt; </w:t>
+            </w:r>
+            <w:r>
+              <w:rPr>
+                <w:color w:val="1B1C1D"/>
+              </w:rPr>
+              <w:t>6</w:t>
+            </w:r>
+            <w:r>
+              <w:rPr>
+                <w:color w:val="1B1C1D"/>
+              </w:rPr>
+              <w:t>0 segundos.</w:t>
+            </w:r>
+          </w:p>
+        </w:tc>
+      </w:tr>
+    </w:tbl>
+    <w:p>
+      <w:pPr>
+        <w:rPr>
+          <w:b/>
+          <w:noProof/>
+        </w:rPr>
+      </w:pPr>
+    </w:p>
+    <w:p>
+      <w:pPr>
+        <w:rPr>
+          <w:color w:val="1B1C1D"/>
+        </w:rPr>
+      </w:pPr>
+      <w:r>
+        <w:rPr>
+          <w:color w:val="1B1C1D"/>
+        </w:rPr>
+        <w:t xml:space="preserve">1. Carregar o arquivo </w:t>
+      </w:r>
+      <w:r>
+        <w:rPr>
+          <w:color w:val="444746"/>
+          <w:shd w:val="clear" w:color="auto" w:fill="E9EEF6"/>
+        </w:rPr>
+        <w:t>CTe_assinado.xml</w:t>
+      </w:r>
+      <w:r>
+        <w:rPr>
+          <w:color w:val="1B1C1D"/>
+        </w:rPr>
+        <w:t xml:space="preserve"> na aplicação. </w:t>
+      </w:r>
+    </w:p>
+    <w:p>
+      <w:pPr>
+        <w:jc w:val="center"/>
+        <w:rPr>
+          <w:color w:val="1B1C1D"/>
+        </w:rPr>
+      </w:pPr>
+      <w:r>
+        <w:rPr>
+          <w:color w:val="1B1C1D"/>
+        </w:rPr>
         <w:drawing>
-          <wp:inline distT="0" distB="0" distL="0" distR="0" wp14:anchorId="10FEC373" wp14:editId="30E7A141">
-            <wp:extent cx="2822400" cy="4017600"/>
-            <wp:effectExtent l="0" t="0" r="0" b="2540"/>
-            <wp:docPr id="2134748925" name="image1.png"/>
-            <wp:cNvGraphicFramePr/>
+          <wp:inline distT="0" distB="0" distL="0" distR="0" wp14:anchorId="1A1EB1E8" wp14:editId="6EE0F089">
+            <wp:extent cx="3635102" cy="2895600"/>
+            <wp:effectExtent l="0" t="0" r="3810" b="0"/>
+            <wp:docPr id="2" name="Imagem 2"/>
+            <wp:cNvGraphicFramePr>
+              <a:graphicFrameLocks xmlns:a="http://schemas.openxmlformats.org/drawingml/2006/main" noChangeAspect="1"/>
+            </wp:cNvGraphicFramePr>
             <a:graphic xmlns:a="http://schemas.openxmlformats.org/drawingml/2006/main">
               <a:graphicData uri="http://schemas.openxmlformats.org/drawingml/2006/picture">
                 <pic:pic xmlns:pic="http://schemas.openxmlformats.org/drawingml/2006/picture">
                   <pic:nvPicPr>
-                    <pic:cNvPr id="0" name="image1.png"/>
-                    <pic:cNvPicPr preferRelativeResize="0"/>
+                    <pic:cNvPr id="1" name=""/>
+                    <pic:cNvPicPr/>
                   </pic:nvPicPr>
                   <pic:blipFill>
-                    <a:blip r:embed="rId29"/>
-                    <a:srcRect/>
+                    <a:blip r:embed="rId27"/>
                     <a:stretch>
                       <a:fillRect/>
                     </a:stretch>
@@ -12216,12 +17222,11 @@
                   <pic:spPr>
                     <a:xfrm>
                       <a:off x="0" y="0"/>
-                      <a:ext cx="2846041" cy="4051252"/>
+                      <a:ext cx="3642256" cy="2901298"/>
                     </a:xfrm>
                     <a:prstGeom prst="rect">
                       <a:avLst/>
                     </a:prstGeom>
-                    <a:ln/>
                   </pic:spPr>
                 </pic:pic>
               </a:graphicData>
@@ -12233,16 +17238,45 @@
     <w:p>
       <w:pPr>
         <w:rPr>
+          <w:color w:val="1B1C1D"/>
+        </w:rPr>
+      </w:pPr>
+    </w:p>
+    <w:p>
+      <w:pPr>
+        <w:rPr>
           <w:b/>
-        </w:rPr>
-      </w:pPr>
-      <w:r>
+          <w:noProof/>
+        </w:rPr>
+      </w:pPr>
+      <w:r>
+        <w:rPr>
+          <w:color w:val="1B1C1D"/>
+        </w:rPr>
+        <w:t>2. Executar a função de extração/análise.</w:t>
+      </w:r>
+    </w:p>
+    <w:p>
+      <w:pPr>
         <w:rPr>
           <w:b/>
         </w:rPr>
+      </w:pPr>
+    </w:p>
+    <w:p>
+      <w:pPr>
+        <w:rPr>
+          <w:b/>
+        </w:rPr>
+      </w:pPr>
+      <w:r>
+        <w:rPr>
+          <w:b/>
+        </w:rPr>
+        <w:lastRenderedPageBreak/>
         <w:t xml:space="preserve">Cenário 2 – Carga de </w:t>
       </w:r>
-      <w:hyperlink r:id="rId30">
+      <w:hyperlink r:id="rId28">
         <w:r>
           <w:rPr>
             <w:b/>
@@ -12281,7 +17315,6 @@
           <w:b/>
           <w:noProof/>
         </w:rPr>
-        <w:lastRenderedPageBreak/>
         <w:drawing>
           <wp:inline distT="0" distB="0" distL="0" distR="0" wp14:anchorId="50016DB5" wp14:editId="61DAAACB">
             <wp:extent cx="3236968" cy="4077040"/>
@@ -12296,7 +17329,7 @@
                     <pic:cNvPicPr preferRelativeResize="0"/>
                   </pic:nvPicPr>
                   <pic:blipFill>
-                    <a:blip r:embed="rId31"/>
+                    <a:blip r:embed="rId29"/>
                     <a:srcRect/>
                     <a:stretch>
                       <a:fillRect/>
@@ -12331,7 +17364,7 @@
         </w:rPr>
         <w:t xml:space="preserve">Cenário 3 – Carga na interface de </w:t>
       </w:r>
-      <w:hyperlink r:id="rId32">
+      <w:hyperlink r:id="rId30">
         <w:r>
           <w:rPr>
             <w:b/>
@@ -12364,6 +17397,7 @@
           <w:b/>
           <w:noProof/>
         </w:rPr>
+        <w:lastRenderedPageBreak/>
         <w:drawing>
           <wp:inline distT="0" distB="0" distL="0" distR="0" wp14:anchorId="1CD7191F" wp14:editId="02EB78E8">
             <wp:extent cx="3010907" cy="3966509"/>
@@ -12378,7 +17412,7 @@
                     <pic:cNvPicPr preferRelativeResize="0"/>
                   </pic:nvPicPr>
                   <pic:blipFill>
-                    <a:blip r:embed="rId33"/>
+                    <a:blip r:embed="rId31"/>
                     <a:srcRect/>
                     <a:stretch>
                       <a:fillRect/>
@@ -12411,10 +17445,9 @@
         <w:rPr>
           <w:b/>
         </w:rPr>
-        <w:lastRenderedPageBreak/>
         <w:t xml:space="preserve">Cenário 4 – Carga na interface de </w:t>
       </w:r>
-      <w:hyperlink r:id="rId34">
+      <w:hyperlink r:id="rId32">
         <w:r>
           <w:rPr>
             <w:b/>
@@ -12489,7 +17522,7 @@
                     <pic:cNvPicPr preferRelativeResize="0"/>
                   </pic:nvPicPr>
                   <pic:blipFill>
-                    <a:blip r:embed="rId35"/>
+                    <a:blip r:embed="rId33"/>
                     <a:srcRect/>
                     <a:stretch>
                       <a:fillRect/>
@@ -12524,7 +17557,7 @@
         </w:rPr>
         <w:t xml:space="preserve">Cenário 4 – Carga de </w:t>
       </w:r>
-      <w:hyperlink r:id="rId36">
+      <w:hyperlink r:id="rId34">
         <w:r>
           <w:rPr>
             <w:b/>
@@ -12563,6 +17596,7 @@
           <w:b/>
           <w:noProof/>
         </w:rPr>
+        <w:lastRenderedPageBreak/>
         <w:drawing>
           <wp:inline distT="0" distB="0" distL="0" distR="0" wp14:anchorId="0CB3CD83" wp14:editId="68DFC346">
             <wp:extent cx="2948025" cy="3809482"/>
@@ -12577,7 +17611,7 @@
                     <pic:cNvPicPr preferRelativeResize="0"/>
                   </pic:nvPicPr>
                   <pic:blipFill>
-                    <a:blip r:embed="rId37"/>
+                    <a:blip r:embed="rId35"/>
                     <a:srcRect/>
                     <a:stretch>
                       <a:fillRect/>
@@ -12620,7 +17654,6 @@
           <w:sz w:val="36"/>
           <w:szCs w:val="36"/>
         </w:rPr>
-        <w:lastRenderedPageBreak/>
         <w:t>13. Instalação</w:t>
       </w:r>
     </w:p>
@@ -12680,7 +17713,7 @@
         </w:rPr>
         <w:t> </w:t>
       </w:r>
-      <w:hyperlink r:id="rId38" w:history="1">
+      <w:hyperlink r:id="rId36" w:history="1">
         <w:r>
           <w:rPr>
             <w:rStyle w:val="Hyperlink"/>
@@ -12742,7 +17775,7 @@
         </w:rPr>
         <w:t>Instale o </w:t>
       </w:r>
-      <w:hyperlink r:id="rId39" w:history="1">
+      <w:hyperlink r:id="rId37" w:history="1">
         <w:r>
           <w:rPr>
             <w:rStyle w:val="Hyperlink"/>
@@ -12811,13 +17844,63 @@
           <w:color w:val="1F2328"/>
         </w:rPr>
       </w:pPr>
+      <w:proofErr w:type="spellStart"/>
       <w:r>
         <w:rPr>
           <w:rFonts w:ascii="Consolas" w:hAnsi="Consolas"/>
           <w:color w:val="1F2328"/>
         </w:rPr>
-        <w:t>docker pull ghcr.io/ajndantas/agente_nfe</w:t>
-      </w:r>
+        <w:t>docker</w:t>
+      </w:r>
+      <w:proofErr w:type="spellEnd"/>
+      <w:r>
+        <w:rPr>
+          <w:rFonts w:ascii="Consolas" w:hAnsi="Consolas"/>
+          <w:color w:val="1F2328"/>
+        </w:rPr>
+        <w:t xml:space="preserve"> </w:t>
+      </w:r>
+      <w:proofErr w:type="spellStart"/>
+      <w:r>
+        <w:rPr>
+          <w:rFonts w:ascii="Consolas" w:hAnsi="Consolas"/>
+          <w:color w:val="1F2328"/>
+        </w:rPr>
+        <w:t>pull</w:t>
+      </w:r>
+      <w:proofErr w:type="spellEnd"/>
+      <w:r>
+        <w:rPr>
+          <w:rFonts w:ascii="Consolas" w:hAnsi="Consolas"/>
+          <w:color w:val="1F2328"/>
+        </w:rPr>
+        <w:t xml:space="preserve"> ghcr.io/</w:t>
+      </w:r>
+      <w:proofErr w:type="spellStart"/>
+      <w:r>
+        <w:rPr>
+          <w:rFonts w:ascii="Consolas" w:hAnsi="Consolas"/>
+          <w:color w:val="1F2328"/>
+        </w:rPr>
+        <w:t>ajndantas</w:t>
+      </w:r>
+      <w:proofErr w:type="spellEnd"/>
+      <w:r>
+        <w:rPr>
+          <w:rFonts w:ascii="Consolas" w:hAnsi="Consolas"/>
+          <w:color w:val="1F2328"/>
+        </w:rPr>
+        <w:t>/</w:t>
+      </w:r>
+      <w:proofErr w:type="spellStart"/>
+      <w:r>
+        <w:rPr>
+          <w:rFonts w:ascii="Consolas" w:hAnsi="Consolas"/>
+          <w:color w:val="1F2328"/>
+        </w:rPr>
+        <w:t>agente_nfe</w:t>
+      </w:r>
+      <w:proofErr w:type="spellEnd"/>
     </w:p>
     <w:p>
       <w:pPr>
@@ -12829,13 +17912,63 @@
           <w:color w:val="1F2328"/>
         </w:rPr>
       </w:pPr>
+      <w:proofErr w:type="spellStart"/>
       <w:r>
         <w:rPr>
           <w:rFonts w:ascii="Consolas" w:hAnsi="Consolas"/>
           <w:color w:val="1F2328"/>
         </w:rPr>
-        <w:t>docker run -d -p 8000:8000 ghcr.io/ajndantas/agente_nfe</w:t>
-      </w:r>
+        <w:t>docker</w:t>
+      </w:r>
+      <w:proofErr w:type="spellEnd"/>
+      <w:r>
+        <w:rPr>
+          <w:rFonts w:ascii="Consolas" w:hAnsi="Consolas"/>
+          <w:color w:val="1F2328"/>
+        </w:rPr>
+        <w:t xml:space="preserve"> </w:t>
+      </w:r>
+      <w:proofErr w:type="spellStart"/>
+      <w:r>
+        <w:rPr>
+          <w:rFonts w:ascii="Consolas" w:hAnsi="Consolas"/>
+          <w:color w:val="1F2328"/>
+        </w:rPr>
+        <w:t>run</w:t>
+      </w:r>
+      <w:proofErr w:type="spellEnd"/>
+      <w:r>
+        <w:rPr>
+          <w:rFonts w:ascii="Consolas" w:hAnsi="Consolas"/>
+          <w:color w:val="1F2328"/>
+        </w:rPr>
+        <w:t xml:space="preserve"> -d -p 8000:8000 ghcr.io/</w:t>
+      </w:r>
+      <w:proofErr w:type="spellStart"/>
+      <w:r>
+        <w:rPr>
+          <w:rFonts w:ascii="Consolas" w:hAnsi="Consolas"/>
+          <w:color w:val="1F2328"/>
+        </w:rPr>
+        <w:t>ajndantas</w:t>
+      </w:r>
+      <w:proofErr w:type="spellEnd"/>
+      <w:r>
+        <w:rPr>
+          <w:rFonts w:ascii="Consolas" w:hAnsi="Consolas"/>
+          <w:color w:val="1F2328"/>
+        </w:rPr>
+        <w:t>/</w:t>
+      </w:r>
+      <w:proofErr w:type="spellStart"/>
+      <w:r>
+        <w:rPr>
+          <w:rFonts w:ascii="Consolas" w:hAnsi="Consolas"/>
+          <w:color w:val="1F2328"/>
+        </w:rPr>
+        <w:t>agente_nfe</w:t>
+      </w:r>
+      <w:proofErr w:type="spellEnd"/>
     </w:p>
     <w:p>
       <w:pPr>
@@ -12857,7 +17990,7 @@
         </w:rPr>
         <w:t>Pronto! Acesse </w:t>
       </w:r>
-      <w:hyperlink r:id="rId40" w:history="1">
+      <w:hyperlink r:id="rId38" w:history="1">
         <w:r>
           <w:rPr>
             <w:rStyle w:val="Hyperlink"/>
@@ -12907,7 +18040,8 @@
           <w:color w:val="1F2328"/>
         </w:rPr>
       </w:pPr>
-      <w:hyperlink r:id="rId41" w:history="1">
+      <w:hyperlink r:id="rId39" w:history="1">
+        <w:proofErr w:type="spellStart"/>
         <w:r>
           <w:rPr>
             <w:rStyle w:val="Hyperlink"/>
@@ -12916,6 +18050,7 @@
           </w:rPr>
           <w:t>PDFs</w:t>
         </w:r>
+        <w:proofErr w:type="spellEnd"/>
       </w:hyperlink>
     </w:p>
     <w:p>
@@ -12931,7 +18066,7 @@
           <w:color w:val="1F2328"/>
         </w:rPr>
       </w:pPr>
-      <w:hyperlink r:id="rId42" w:history="1">
+      <w:hyperlink r:id="rId40" w:history="1">
         <w:r>
           <w:rPr>
             <w:rStyle w:val="Hyperlink"/>
@@ -12957,7 +18092,8 @@
           <w:u w:val="none"/>
         </w:rPr>
       </w:pPr>
-      <w:hyperlink r:id="rId43" w:history="1">
+      <w:hyperlink r:id="rId41" w:history="1">
+        <w:proofErr w:type="spellStart"/>
         <w:r>
           <w:rPr>
             <w:rStyle w:val="Hyperlink"/>
@@ -12966,6 +18102,7 @@
           </w:rPr>
           <w:t>CSVs</w:t>
         </w:r>
+        <w:proofErr w:type="spellEnd"/>
       </w:hyperlink>
     </w:p>
     <w:p>
@@ -12981,7 +18118,8 @@
           <w:color w:val="1F2328"/>
         </w:rPr>
       </w:pPr>
-      <w:hyperlink r:id="rId44" w:history="1">
+      <w:hyperlink r:id="rId42" w:history="1">
+        <w:proofErr w:type="spellStart"/>
         <w:r>
           <w:rPr>
             <w:rStyle w:val="Hyperlink"/>
@@ -12990,6 +18128,7 @@
           </w:rPr>
           <w:t>XMLs</w:t>
         </w:r>
+        <w:proofErr w:type="spellEnd"/>
       </w:hyperlink>
     </w:p>
     <w:p>
@@ -13025,6 +18164,7 @@
           <w:sz w:val="36"/>
           <w:szCs w:val="36"/>
         </w:rPr>
+        <w:lastRenderedPageBreak/>
         <w:t xml:space="preserve">13.3 </w:t>
       </w:r>
       <w:r>
@@ -13258,7 +18398,7 @@
         </w:rPr>
         <w:t>Instale o </w:t>
       </w:r>
-      <w:hyperlink r:id="rId45" w:history="1">
+      <w:hyperlink r:id="rId43" w:history="1">
         <w:r>
           <w:rPr>
             <w:rStyle w:val="Hyperlink"/>
@@ -13301,7 +18441,7 @@
         </w:rPr>
         <w:t>Baixe o </w:t>
       </w:r>
-      <w:hyperlink r:id="rId46" w:history="1">
+      <w:hyperlink r:id="rId44" w:history="1">
         <w:r>
           <w:rPr>
             <w:rStyle w:val="Hyperlink"/>
@@ -13550,10 +18690,9 @@
           <w:sz w:val="20"/>
           <w:szCs w:val="20"/>
         </w:rPr>
-        <w:lastRenderedPageBreak/>
         <w:t>1 - Dependências: </w:t>
       </w:r>
-      <w:hyperlink r:id="rId47" w:history="1">
+      <w:hyperlink r:id="rId45" w:history="1">
         <w:r>
           <w:rPr>
             <w:rStyle w:val="Hyperlink"/>
@@ -13574,7 +18713,7 @@
         </w:rPr>
         <w:t> (Para Windows), </w:t>
       </w:r>
-      <w:hyperlink r:id="rId48" w:history="1">
+      <w:hyperlink r:id="rId46" w:history="1">
         <w:r>
           <w:rPr>
             <w:rStyle w:val="Hyperlink"/>
@@ -13618,7 +18757,7 @@
         </w:rPr>
         <w:t>2 - Script Python: </w:t>
       </w:r>
-      <w:hyperlink r:id="rId49" w:history="1">
+      <w:hyperlink r:id="rId47" w:history="1">
         <w:r>
           <w:rPr>
             <w:rStyle w:val="Hyperlink"/>
@@ -13653,7 +18792,7 @@
         </w:rPr>
         <w:t>3 - Script OCR: </w:t>
       </w:r>
-      <w:hyperlink r:id="rId50" w:history="1">
+      <w:hyperlink r:id="rId48" w:history="1">
         <w:r>
           <w:rPr>
             <w:rStyle w:val="Hyperlink"/>
@@ -13730,7 +18869,15 @@
           <w:rFonts w:ascii="Arial" w:hAnsi="Arial" w:cs="Arial"/>
           <w:color w:val="1F2328"/>
         </w:rPr>
-        <w:t xml:space="preserve">pip install -r requirements_linux.txt  </w:t>
+        <w:t xml:space="preserve">pip install -r </w:t>
+      </w:r>
+      <w:proofErr w:type="gramStart"/>
+      <w:r>
+        <w:rPr>
+          <w:rFonts w:ascii="Arial" w:hAnsi="Arial" w:cs="Arial"/>
+          <w:color w:val="1F2328"/>
+        </w:rPr>
+        <w:t xml:space="preserve">requirements_linux.txt  </w:t>
       </w:r>
       <w:r>
         <w:rPr>
@@ -13738,7 +18885,16 @@
           <w:rFonts w:ascii="Arial" w:eastAsiaTheme="majorEastAsia" w:hAnsi="Arial" w:cs="Arial"/>
           <w:color w:val="59636E"/>
         </w:rPr>
-        <w:t># Linux</w:t>
+        <w:t>#</w:t>
+      </w:r>
+      <w:proofErr w:type="gramEnd"/>
+      <w:r>
+        <w:rPr>
+          <w:rStyle w:val="pl-c"/>
+          <w:rFonts w:ascii="Arial" w:eastAsiaTheme="majorEastAsia" w:hAnsi="Arial" w:cs="Arial"/>
+          <w:color w:val="59636E"/>
+        </w:rPr>
+        <w:t xml:space="preserve"> Linux</w:t>
       </w:r>
     </w:p>
     <w:p>
@@ -13779,7 +18935,23 @@
           <w:rFonts w:ascii="Arial" w:hAnsi="Arial" w:cs="Arial"/>
           <w:color w:val="1F2328"/>
         </w:rPr>
-        <w:t>streamlit run agente_nfe.py --server.port 8000</w:t>
+        <w:t>streamlit run agente_nfe.py --</w:t>
+      </w:r>
+      <w:proofErr w:type="gramStart"/>
+      <w:r>
+        <w:rPr>
+          <w:rFonts w:ascii="Arial" w:hAnsi="Arial" w:cs="Arial"/>
+          <w:color w:val="1F2328"/>
+        </w:rPr>
+        <w:t>server.port</w:t>
+      </w:r>
+      <w:proofErr w:type="gramEnd"/>
+      <w:r>
+        <w:rPr>
+          <w:rFonts w:ascii="Arial" w:hAnsi="Arial" w:cs="Arial"/>
+          <w:color w:val="1F2328"/>
+        </w:rPr>
+        <w:t xml:space="preserve"> 8000</w:t>
       </w:r>
     </w:p>
     <w:p>
@@ -13804,7 +18976,7 @@
         </w:rPr>
         <w:t>Acesse: </w:t>
       </w:r>
-      <w:hyperlink r:id="rId51" w:history="1">
+      <w:hyperlink r:id="rId49" w:history="1">
         <w:r>
           <w:rPr>
             <w:rStyle w:val="Hyperlink"/>
@@ -13856,7 +19028,7 @@
           <w:color w:val="1F2328"/>
         </w:rPr>
       </w:pPr>
-      <w:hyperlink r:id="rId52" w:history="1">
+      <w:hyperlink r:id="rId50" w:history="1">
         <w:r>
           <w:rPr>
             <w:rStyle w:val="Hyperlink"/>
@@ -13880,7 +19052,7 @@
           <w:color w:val="1F2328"/>
         </w:rPr>
       </w:pPr>
-      <w:hyperlink r:id="rId53" w:history="1">
+      <w:hyperlink r:id="rId51" w:history="1">
         <w:r>
           <w:rPr>
             <w:rStyle w:val="Hyperlink"/>
@@ -13906,7 +19078,7 @@
           <w:u w:val="none"/>
         </w:rPr>
       </w:pPr>
-      <w:hyperlink r:id="rId54" w:history="1">
+      <w:hyperlink r:id="rId52" w:history="1">
         <w:r>
           <w:rPr>
             <w:rStyle w:val="Hyperlink"/>
@@ -13930,7 +19102,7 @@
           <w:color w:val="1F2328"/>
         </w:rPr>
       </w:pPr>
-      <w:hyperlink r:id="rId55" w:history="1">
+      <w:hyperlink r:id="rId53" w:history="1">
         <w:r>
           <w:rPr>
             <w:rStyle w:val="Hyperlink"/>
@@ -14066,6 +19238,7 @@
           <w:rFonts w:ascii="Segoe UI" w:hAnsi="Segoe UI" w:cs="Segoe UI"/>
           <w:color w:val="1F2328"/>
         </w:rPr>
+        <w:lastRenderedPageBreak/>
         <w:t xml:space="preserve">“Quem descobriu o Brasil?” (Sim, ele vai saber que isso não tem nada a ver </w:t>
       </w:r>
       <w:r>
@@ -14288,7 +19461,7 @@
       <w:bookmarkEnd w:id="8"/>
     </w:p>
     <w:sectPr>
-      <w:footerReference w:type="default" r:id="rId56"/>
+      <w:footerReference w:type="default" r:id="rId54"/>
       <w:pgSz w:w="11906" w:h="16838"/>
       <w:pgMar w:top="1417" w:right="1701" w:bottom="1417" w:left="1701" w:header="708" w:footer="708" w:gutter="0"/>
       <w:pgNumType w:start="1"/>
@@ -21179,7 +26352,7 @@
   <w:style w:type="paragraph" w:default="1" w:styleId="Normal">
     <w:name w:val="Normal"/>
     <w:qFormat/>
-    <w:rsid w:val="003F4E11"/>
+    <w:rsid w:val="00CB2CB4"/>
   </w:style>
   <w:style w:type="paragraph" w:styleId="Ttulo1">
     <w:name w:val="heading 1"/>
@@ -21422,7 +26595,7 @@
     <w:rsid w:val="00371182"/>
     <w:rPr>
       <w:rFonts w:asciiTheme="majorHAnsi" w:eastAsiaTheme="majorEastAsia" w:hAnsiTheme="majorHAnsi" w:cstheme="majorBidi"/>
-      <w:color w:val="0F4761" w:themeColor="accent1" w:themeShade="BF"/>
+      <w:color w:val="365F91" w:themeColor="accent1" w:themeShade="BF"/>
       <w:sz w:val="40"/>
       <w:szCs w:val="40"/>
     </w:rPr>
@@ -21435,7 +26608,7 @@
     <w:rsid w:val="00371182"/>
     <w:rPr>
       <w:rFonts w:asciiTheme="majorHAnsi" w:eastAsiaTheme="majorEastAsia" w:hAnsiTheme="majorHAnsi" w:cstheme="majorBidi"/>
-      <w:color w:val="0F4761" w:themeColor="accent1" w:themeShade="BF"/>
+      <w:color w:val="365F91" w:themeColor="accent1" w:themeShade="BF"/>
       <w:sz w:val="32"/>
       <w:szCs w:val="32"/>
     </w:rPr>
@@ -21448,7 +26621,7 @@
     <w:rsid w:val="00371182"/>
     <w:rPr>
       <w:rFonts w:eastAsiaTheme="majorEastAsia" w:cstheme="majorBidi"/>
-      <w:color w:val="0F4761" w:themeColor="accent1" w:themeShade="BF"/>
+      <w:color w:val="365F91" w:themeColor="accent1" w:themeShade="BF"/>
       <w:sz w:val="28"/>
       <w:szCs w:val="28"/>
     </w:rPr>
@@ -21463,7 +26636,7 @@
       <w:rFonts w:eastAsiaTheme="majorEastAsia" w:cstheme="majorBidi"/>
       <w:i/>
       <w:iCs/>
-      <w:color w:val="0F4761" w:themeColor="accent1" w:themeShade="BF"/>
+      <w:color w:val="365F91" w:themeColor="accent1" w:themeShade="BF"/>
     </w:rPr>
   </w:style>
   <w:style w:type="character" w:customStyle="1" w:styleId="Ttulo5Char">
@@ -21474,7 +26647,7 @@
     <w:rsid w:val="00371182"/>
     <w:rPr>
       <w:rFonts w:eastAsiaTheme="majorEastAsia" w:cstheme="majorBidi"/>
-      <w:color w:val="0F4761" w:themeColor="accent1" w:themeShade="BF"/>
+      <w:color w:val="365F91" w:themeColor="accent1" w:themeShade="BF"/>
     </w:rPr>
   </w:style>
   <w:style w:type="character" w:customStyle="1" w:styleId="Ttulo6Char">
@@ -21604,7 +26777,7 @@
     <w:rPr>
       <w:i/>
       <w:iCs/>
-      <w:color w:val="0F4761" w:themeColor="accent1" w:themeShade="BF"/>
+      <w:color w:val="365F91" w:themeColor="accent1" w:themeShade="BF"/>
     </w:rPr>
   </w:style>
   <w:style w:type="paragraph" w:styleId="CitaoIntensa">
@@ -21617,8 +26790,8 @@
     <w:rsid w:val="00371182"/>
     <w:pPr>
       <w:pBdr>
-        <w:top w:val="single" w:sz="4" w:space="10" w:color="0F4761" w:themeColor="accent1" w:themeShade="BF"/>
-        <w:bottom w:val="single" w:sz="4" w:space="10" w:color="0F4761" w:themeColor="accent1" w:themeShade="BF"/>
+        <w:top w:val="single" w:sz="4" w:space="10" w:color="365F91" w:themeColor="accent1" w:themeShade="BF"/>
+        <w:bottom w:val="single" w:sz="4" w:space="10" w:color="365F91" w:themeColor="accent1" w:themeShade="BF"/>
       </w:pBdr>
       <w:spacing w:before="360" w:after="360"/>
       <w:ind w:left="864" w:right="864"/>
@@ -21627,7 +26800,7 @@
     <w:rPr>
       <w:i/>
       <w:iCs/>
-      <w:color w:val="0F4761" w:themeColor="accent1" w:themeShade="BF"/>
+      <w:color w:val="365F91" w:themeColor="accent1" w:themeShade="BF"/>
     </w:rPr>
   </w:style>
   <w:style w:type="character" w:customStyle="1" w:styleId="CitaoIntensaChar">
@@ -21639,7 +26812,7 @@
     <w:rPr>
       <w:i/>
       <w:iCs/>
-      <w:color w:val="0F4761" w:themeColor="accent1" w:themeShade="BF"/>
+      <w:color w:val="365F91" w:themeColor="accent1" w:themeShade="BF"/>
     </w:rPr>
   </w:style>
   <w:style w:type="character" w:styleId="RefernciaIntensa">
@@ -21652,7 +26825,7 @@
       <w:b/>
       <w:bCs/>
       <w:smallCaps/>
-      <w:color w:val="0F4761" w:themeColor="accent1" w:themeShade="BF"/>
+      <w:color w:val="365F91" w:themeColor="accent1" w:themeShade="BF"/>
       <w:spacing w:val="5"/>
     </w:rPr>
   </w:style>
@@ -21697,7 +26870,7 @@
     <w:unhideWhenUsed/>
     <w:rsid w:val="00371182"/>
     <w:rPr>
-      <w:color w:val="467886" w:themeColor="hyperlink"/>
+      <w:color w:val="0000FF" w:themeColor="hyperlink"/>
       <w:u w:val="single"/>
     </w:rPr>
   </w:style>
@@ -21731,7 +26904,7 @@
     <w:unhideWhenUsed/>
     <w:rsid w:val="00915BDB"/>
     <w:rPr>
-      <w:color w:val="96607D" w:themeColor="followedHyperlink"/>
+      <w:color w:val="800080" w:themeColor="followedHyperlink"/>
       <w:u w:val="single"/>
     </w:rPr>
   </w:style>
@@ -21884,13 +27057,81 @@
     <w:basedOn w:val="Fontepargpadro"/>
     <w:rsid w:val="00221F34"/>
   </w:style>
+  <w:style w:type="character" w:customStyle="1" w:styleId="math-inline">
+    <w:name w:val="math-inline"/>
+    <w:basedOn w:val="Fontepargpadro"/>
+    <w:rsid w:val="004C522E"/>
+  </w:style>
+  <w:style w:type="table" w:styleId="SimplesTabela1">
+    <w:name w:val="Plain Table 1"/>
+    <w:basedOn w:val="Tabelanormal"/>
+    <w:uiPriority w:val="41"/>
+    <w:rsid w:val="004C522E"/>
+    <w:pPr>
+      <w:spacing w:after="0" w:line="240" w:lineRule="auto"/>
+    </w:pPr>
+    <w:tblPr>
+      <w:tblStyleRowBandSize w:val="1"/>
+      <w:tblStyleColBandSize w:val="1"/>
+      <w:tblBorders>
+        <w:top w:val="single" w:sz="4" w:space="0" w:color="BFBFBF" w:themeColor="background1" w:themeShade="BF"/>
+        <w:left w:val="single" w:sz="4" w:space="0" w:color="BFBFBF" w:themeColor="background1" w:themeShade="BF"/>
+        <w:bottom w:val="single" w:sz="4" w:space="0" w:color="BFBFBF" w:themeColor="background1" w:themeShade="BF"/>
+        <w:right w:val="single" w:sz="4" w:space="0" w:color="BFBFBF" w:themeColor="background1" w:themeShade="BF"/>
+        <w:insideH w:val="single" w:sz="4" w:space="0" w:color="BFBFBF" w:themeColor="background1" w:themeShade="BF"/>
+        <w:insideV w:val="single" w:sz="4" w:space="0" w:color="BFBFBF" w:themeColor="background1" w:themeShade="BF"/>
+      </w:tblBorders>
+    </w:tblPr>
+    <w:tblStylePr w:type="firstRow">
+      <w:rPr>
+        <w:b/>
+        <w:bCs/>
+      </w:rPr>
+    </w:tblStylePr>
+    <w:tblStylePr w:type="lastRow">
+      <w:rPr>
+        <w:b/>
+        <w:bCs/>
+      </w:rPr>
+      <w:tblPr/>
+      <w:tcPr>
+        <w:tcBorders>
+          <w:top w:val="double" w:sz="4" w:space="0" w:color="BFBFBF" w:themeColor="background1" w:themeShade="BF"/>
+        </w:tcBorders>
+      </w:tcPr>
+    </w:tblStylePr>
+    <w:tblStylePr w:type="firstCol">
+      <w:rPr>
+        <w:b/>
+        <w:bCs/>
+      </w:rPr>
+    </w:tblStylePr>
+    <w:tblStylePr w:type="lastCol">
+      <w:rPr>
+        <w:b/>
+        <w:bCs/>
+      </w:rPr>
+    </w:tblStylePr>
+    <w:tblStylePr w:type="band1Vert">
+      <w:tblPr/>
+      <w:tcPr>
+        <w:shd w:val="clear" w:color="auto" w:fill="F2F2F2" w:themeFill="background1" w:themeFillShade="F2"/>
+      </w:tcPr>
+    </w:tblStylePr>
+    <w:tblStylePr w:type="band1Horz">
+      <w:tblPr/>
+      <w:tcPr>
+        <w:shd w:val="clear" w:color="auto" w:fill="F2F2F2" w:themeFill="background1" w:themeFillShade="F2"/>
+      </w:tcPr>
+    </w:tblStylePr>
+  </w:style>
 </w:styles>
 </file>
 
 <file path=word/theme/theme1.xml><?xml version="1.0" encoding="utf-8"?>
 <a:theme xmlns:a="http://schemas.openxmlformats.org/drawingml/2006/main" name="Tema do Office">
   <a:themeElements>
-    <a:clrScheme name="Office">
+    <a:clrScheme name="Office 2007-2010">
       <a:dk1>
         <a:sysClr val="windowText" lastClr="000000"/>
       </a:dk1>
@@ -21898,34 +27139,34 @@
         <a:sysClr val="window" lastClr="FFFFFF"/>
       </a:lt1>
       <a:dk2>
-        <a:srgbClr val="0E2841"/>
+        <a:srgbClr val="1F497D"/>
       </a:dk2>
       <a:lt2>
-        <a:srgbClr val="E8E8E8"/>
+        <a:srgbClr val="EEECE1"/>
       </a:lt2>
       <a:accent1>
-        <a:srgbClr val="156082"/>
+        <a:srgbClr val="4F81BD"/>
       </a:accent1>
       <a:accent2>
-        <a:srgbClr val="E97132"/>
+        <a:srgbClr val="C0504D"/>
       </a:accent2>
       <a:accent3>
-        <a:srgbClr val="196B24"/>
+        <a:srgbClr val="9BBB59"/>
       </a:accent3>
       <a:accent4>
-        <a:srgbClr val="0F9ED5"/>
+        <a:srgbClr val="8064A2"/>
       </a:accent4>
       <a:accent5>
-        <a:srgbClr val="A02B93"/>
+        <a:srgbClr val="4BACC6"/>
       </a:accent5>
       <a:accent6>
-        <a:srgbClr val="4EA72E"/>
+        <a:srgbClr val="F79646"/>
       </a:accent6>
       <a:hlink>
-        <a:srgbClr val="467886"/>
+        <a:srgbClr val="0000FF"/>
       </a:hlink>
       <a:folHlink>
-        <a:srgbClr val="96607D"/>
+        <a:srgbClr val="800080"/>
       </a:folHlink>
     </a:clrScheme>
     <a:fontScheme name="Office">

--- a/Desafio 2 - Projeto - 11062025/Versões Relatório/Grupo_01_Proposta_de_Projeto v4.docx
+++ b/Desafio 2 - Projeto - 11062025/Versões Relatório/Grupo_01_Proposta_de_Projeto v4.docx
@@ -889,15 +889,7 @@
         <w:jc w:val="both"/>
       </w:pPr>
       <w:r>
-        <w:t xml:space="preserve">Profissionais e empresas da área de contabilidade, finanças e tecnologia, especialmente aqueles envolvidos com automação de processos fiscais, </w:t>
-      </w:r>
-      <w:proofErr w:type="spellStart"/>
-      <w:r>
-        <w:t>compliance</w:t>
-      </w:r>
-      <w:proofErr w:type="spellEnd"/>
-      <w:r>
-        <w:t xml:space="preserve"> tributário e extração de dados de documentos fiscais (como notas fiscais eletrônicas).</w:t>
+        <w:t>Profissionais e empresas da área de contabilidade, finanças e tecnologia, especialmente aqueles envolvidos com automação de processos fiscais, compliance tributário e extração de dados de documentos fiscais (como notas fiscais eletrônicas).</w:t>
       </w:r>
     </w:p>
     <w:p>
@@ -992,15 +984,7 @@
         <w:jc w:val="both"/>
       </w:pPr>
       <w:r>
-        <w:t>Como profissional da área de contabilidade, finanças ou tecnologia, eu quero uma solução capaz de capturar e extrair automaticamente os dados de documentos fiscais (</w:t>
-      </w:r>
-      <w:proofErr w:type="spellStart"/>
-      <w:r>
-        <w:t>Ex</w:t>
-      </w:r>
-      <w:proofErr w:type="spellEnd"/>
-      <w:r>
-        <w:t>: NF-e), para que eu possa obter essas informações de forma rápida, precisa e organizada, reduzindo erros manuais e otimizando meus processos operacionais.</w:t>
+        <w:t>Como profissional da área de contabilidade, finanças ou tecnologia, eu quero uma solução capaz de capturar e extrair automaticamente os dados de documentos fiscais (Ex: NF-e), para que eu possa obter essas informações de forma rápida, precisa e organizada, reduzindo erros manuais e otimizando meus processos operacionais.</w:t>
       </w:r>
     </w:p>
     <w:p>
@@ -1462,23 +1446,7 @@
         <w:t>Agente 3 (Resposta e Interação):</w:t>
       </w:r>
       <w:r>
-        <w:t xml:space="preserve"> Acessa um </w:t>
-      </w:r>
-      <w:proofErr w:type="spellStart"/>
-      <w:r>
-        <w:t>Large</w:t>
-      </w:r>
-      <w:proofErr w:type="spellEnd"/>
-      <w:r>
-        <w:t xml:space="preserve"> </w:t>
-      </w:r>
-      <w:proofErr w:type="spellStart"/>
-      <w:r>
-        <w:t>Language</w:t>
-      </w:r>
-      <w:proofErr w:type="spellEnd"/>
-      <w:r>
-        <w:t xml:space="preserve"> Model (LLM) e, utilizando os dados da Base de Conhecimento, responde às perguntas dos usuários sobre as informações fiscais.</w:t>
+        <w:t xml:space="preserve"> Acessa um Large Language Model (LLM) e, utilizando os dados da Base de Conhecimento, responde às perguntas dos usuários sobre as informações fiscais.</w:t>
       </w:r>
     </w:p>
     <w:p>
@@ -1580,15 +1548,7 @@
         <w:ind w:firstLine="720"/>
       </w:pPr>
       <w:r>
-        <w:t xml:space="preserve">O sistema será desenvolvido seguindo uma arquitetura </w:t>
-      </w:r>
-      <w:proofErr w:type="spellStart"/>
-      <w:r>
-        <w:t>multi-agente</w:t>
-      </w:r>
-      <w:proofErr w:type="spellEnd"/>
-      <w:r>
-        <w:t xml:space="preserve"> composta por três agentes especializados:</w:t>
+        <w:t>O sistema será desenvolvido seguindo uma arquitetura multi-agente composta por três agentes especializados:</w:t>
       </w:r>
     </w:p>
     <w:p>
@@ -1615,15 +1575,7 @@
         <w:spacing w:after="0" w:line="240" w:lineRule="auto"/>
       </w:pPr>
       <w:r>
-        <w:t xml:space="preserve">Responsabilidade: Obter e </w:t>
-      </w:r>
-      <w:proofErr w:type="spellStart"/>
-      <w:r>
-        <w:t>pré</w:t>
-      </w:r>
-      <w:proofErr w:type="spellEnd"/>
-      <w:r>
-        <w:t>-processar documentos fiscais</w:t>
+        <w:t>Responsabilidade: Obter e pré-processar documentos fiscais</w:t>
       </w:r>
     </w:p>
     <w:p>
@@ -1646,21 +1598,8 @@
         <w:t>Interface para upload manual de arquivos (PDF, imagens</w:t>
       </w:r>
       <w:r>
-        <w:t xml:space="preserve">, </w:t>
-      </w:r>
-      <w:proofErr w:type="spellStart"/>
-      <w:r>
-        <w:t>CSVs</w:t>
-      </w:r>
-      <w:proofErr w:type="spellEnd"/>
-      <w:r>
-        <w:t xml:space="preserve"> e </w:t>
-      </w:r>
-      <w:proofErr w:type="spellStart"/>
-      <w:r>
-        <w:t>XMLs</w:t>
-      </w:r>
-      <w:proofErr w:type="spellEnd"/>
+        <w:t>, CSVs e XMLs</w:t>
+      </w:r>
       <w:r>
         <w:t>)</w:t>
       </w:r>
@@ -1804,15 +1743,7 @@
         <w:spacing w:after="0" w:line="240" w:lineRule="auto"/>
       </w:pPr>
       <w:r>
-        <w:t xml:space="preserve">Integração com </w:t>
-      </w:r>
-      <w:proofErr w:type="spellStart"/>
-      <w:r>
-        <w:t>LLMs</w:t>
-      </w:r>
-      <w:proofErr w:type="spellEnd"/>
-      <w:r>
-        <w:t xml:space="preserve"> para consultas em linguagem natural</w:t>
+        <w:t>Integração com LLMs para consultas em linguagem natural</w:t>
       </w:r>
     </w:p>
     <w:p>
@@ -1915,16 +1846,8 @@
           <w:b/>
         </w:rPr>
         <w:lastRenderedPageBreak/>
-        <w:t xml:space="preserve">Armazenamento e Acesso a </w:t>
-      </w:r>
-      <w:proofErr w:type="spellStart"/>
-      <w:r>
-        <w:rPr>
-          <w:b/>
-        </w:rPr>
-        <w:t>LLMs</w:t>
-      </w:r>
-      <w:proofErr w:type="spellEnd"/>
+        <w:t>Armazenamento e Acesso a LLMs</w:t>
+      </w:r>
       <w:r>
         <w:rPr>
           <w:i/>
@@ -1942,15 +1865,7 @@
         <w:spacing w:after="0" w:line="240" w:lineRule="auto"/>
       </w:pPr>
       <w:r>
-        <w:t xml:space="preserve">Banco de dados </w:t>
-      </w:r>
-      <w:proofErr w:type="spellStart"/>
-      <w:r>
-        <w:t>SQLite</w:t>
-      </w:r>
-      <w:proofErr w:type="spellEnd"/>
-      <w:r>
-        <w:t xml:space="preserve"> para documentos processados</w:t>
+        <w:t>Banco de dados SQLite para documentos processados</w:t>
       </w:r>
     </w:p>
     <w:p>
@@ -1963,15 +1878,7 @@
         <w:spacing w:after="0" w:line="240" w:lineRule="auto"/>
       </w:pPr>
       <w:r>
-        <w:t xml:space="preserve">Integração com APIs de </w:t>
-      </w:r>
-      <w:proofErr w:type="spellStart"/>
-      <w:r>
-        <w:t>LLMs</w:t>
-      </w:r>
-      <w:proofErr w:type="spellEnd"/>
-      <w:r>
-        <w:t xml:space="preserve"> (</w:t>
+        <w:t>Integração com APIs de LLMs (</w:t>
       </w:r>
       <w:hyperlink r:id="rId17" w:history="1">
         <w:r>
@@ -2056,19 +1963,11 @@
       <w:pPr>
         <w:spacing w:after="0" w:line="240" w:lineRule="auto"/>
       </w:pPr>
-      <w:proofErr w:type="spellStart"/>
       <w:r>
         <w:rPr>
           <w:b/>
         </w:rPr>
-        <w:t>Backend</w:t>
-      </w:r>
-      <w:proofErr w:type="spellEnd"/>
-      <w:r>
-        <w:rPr>
-          <w:b/>
-        </w:rPr>
-        <w:t xml:space="preserve"> e Processamento</w:t>
+        <w:t>Backend e Processamento</w:t>
       </w:r>
     </w:p>
     <w:p>
@@ -2102,19 +2001,9 @@
         </w:numPr>
         <w:spacing w:after="0" w:line="240" w:lineRule="auto"/>
       </w:pPr>
-      <w:proofErr w:type="spellStart"/>
-      <w:r>
-        <w:t>Langchain</w:t>
-      </w:r>
-      <w:proofErr w:type="spellEnd"/>
-      <w:r>
-        <w:t xml:space="preserve"> como biblioteca de interação com as </w:t>
-      </w:r>
-      <w:proofErr w:type="spellStart"/>
-      <w:r>
-        <w:t>LLMs</w:t>
-      </w:r>
-      <w:proofErr w:type="spellEnd"/>
+      <w:r>
+        <w:t>Langchain como biblioteca de interação com as LLMs</w:t>
+      </w:r>
     </w:p>
     <w:p>
       <w:pPr>
@@ -2125,11 +2014,9 @@
         </w:numPr>
         <w:spacing w:after="0" w:line="240" w:lineRule="auto"/>
       </w:pPr>
-      <w:proofErr w:type="spellStart"/>
       <w:r>
         <w:t>SQLite</w:t>
       </w:r>
-      <w:proofErr w:type="spellEnd"/>
       <w:r>
         <w:rPr>
           <w:b/>
@@ -2165,13 +2052,8 @@
         </w:numPr>
         <w:spacing w:after="0" w:line="240" w:lineRule="auto"/>
       </w:pPr>
-      <w:proofErr w:type="spellStart"/>
-      <w:r>
-        <w:t>Tesseract</w:t>
-      </w:r>
-      <w:proofErr w:type="spellEnd"/>
-      <w:r>
-        <w:t xml:space="preserve"> OCR</w:t>
+      <w:r>
+        <w:t>Tesseract OCR</w:t>
       </w:r>
       <w:r>
         <w:rPr>
@@ -2180,15 +2062,7 @@
         <w:t xml:space="preserve"> </w:t>
       </w:r>
       <w:r>
-        <w:t xml:space="preserve">+ </w:t>
-      </w:r>
-      <w:proofErr w:type="spellStart"/>
-      <w:r>
-        <w:t>OpenCV</w:t>
-      </w:r>
-      <w:proofErr w:type="spellEnd"/>
-      <w:r>
-        <w:t xml:space="preserve"> para reconhecimento de texto</w:t>
+        <w:t>+ OpenCV para reconhecimento de texto</w:t>
       </w:r>
     </w:p>
     <w:p>
@@ -2224,19 +2098,11 @@
       <w:pPr>
         <w:spacing w:after="0" w:line="240" w:lineRule="auto"/>
       </w:pPr>
-      <w:proofErr w:type="spellStart"/>
       <w:r>
         <w:rPr>
           <w:b/>
         </w:rPr>
-        <w:t>Frontend</w:t>
-      </w:r>
-      <w:proofErr w:type="spellEnd"/>
-      <w:r>
-        <w:rPr>
-          <w:b/>
-        </w:rPr>
-        <w:t xml:space="preserve"> e Interface</w:t>
+        <w:t>Frontend e Interface</w:t>
       </w:r>
     </w:p>
     <w:p>
@@ -2252,7 +2118,6 @@
           <w:szCs w:val="23"/>
         </w:rPr>
       </w:pPr>
-      <w:proofErr w:type="spellStart"/>
       <w:r>
         <w:rPr>
           <w:sz w:val="23"/>
@@ -2260,7 +2125,6 @@
         </w:rPr>
         <w:t>Streamlit</w:t>
       </w:r>
-      <w:proofErr w:type="spellEnd"/>
     </w:p>
     <w:p>
       <w:pPr>
@@ -2335,15 +2199,7 @@
         <w:t xml:space="preserve">de Demo </w:t>
       </w:r>
       <w:r>
-        <w:t xml:space="preserve">via site </w:t>
-      </w:r>
-      <w:proofErr w:type="spellStart"/>
-      <w:r>
-        <w:t>Streamlit</w:t>
-      </w:r>
-      <w:proofErr w:type="spellEnd"/>
-      <w:r>
-        <w:t xml:space="preserve"> Cloud Community (</w:t>
+        <w:t>via site Streamlit Cloud Community (</w:t>
       </w:r>
       <w:hyperlink r:id="rId19" w:history="1">
         <w:r>
@@ -2819,21 +2675,7 @@
         <w:rPr>
           <w:b/>
         </w:rPr>
-        <w:t xml:space="preserve">Fase 5: Interface – Agente 1 + </w:t>
-      </w:r>
-      <w:proofErr w:type="spellStart"/>
-      <w:r>
-        <w:rPr>
-          <w:b/>
-        </w:rPr>
-        <w:t>Frontend</w:t>
-      </w:r>
-      <w:proofErr w:type="spellEnd"/>
-      <w:r>
-        <w:rPr>
-          <w:b/>
-        </w:rPr>
-        <w:t xml:space="preserve"> – Segunda Apresentação</w:t>
+        <w:t>Fase 5: Interface – Agente 1 + Frontend – Segunda Apresentação</w:t>
       </w:r>
     </w:p>
     <w:p>
@@ -3006,19 +2848,11 @@
           <w:color w:val="000000"/>
         </w:rPr>
       </w:pPr>
-      <w:proofErr w:type="spellStart"/>
       <w:r>
         <w:rPr>
           <w:color w:val="000000"/>
         </w:rPr>
-        <w:t>Roadmap</w:t>
-      </w:r>
-      <w:proofErr w:type="spellEnd"/>
-      <w:r>
-        <w:rPr>
-          <w:color w:val="000000"/>
-        </w:rPr>
-        <w:t xml:space="preserve"> para desenvolvimento futuro</w:t>
+        <w:t>Roadmap para desenvolvimento futuro</w:t>
       </w:r>
     </w:p>
     <w:p>
@@ -3138,18 +2972,8 @@
           <w:bCs/>
           <w:color w:val="000000"/>
         </w:rPr>
-        <w:t xml:space="preserve">Validação de </w:t>
-      </w:r>
-      <w:proofErr w:type="spellStart"/>
-      <w:r>
-        <w:rPr>
-          <w:b/>
-          <w:bCs/>
-          <w:color w:val="000000"/>
-        </w:rPr>
-        <w:t>compliance</w:t>
-      </w:r>
-      <w:proofErr w:type="spellEnd"/>
+        <w:t>Validação de compliance</w:t>
+      </w:r>
       <w:r>
         <w:rPr>
           <w:b/>
@@ -3419,25 +3243,7 @@
           <w:sz w:val="27"/>
           <w:szCs w:val="27"/>
         </w:rPr>
-        <w:t xml:space="preserve">. Pode aproveitar os </w:t>
-      </w:r>
-      <w:proofErr w:type="spellStart"/>
-      <w:r>
-        <w:rPr>
-          <w:color w:val="2F5496"/>
-          <w:sz w:val="27"/>
-          <w:szCs w:val="27"/>
-        </w:rPr>
-        <w:t>docs</w:t>
-      </w:r>
-      <w:proofErr w:type="spellEnd"/>
-      <w:r>
-        <w:rPr>
-          <w:color w:val="2F5496"/>
-          <w:sz w:val="27"/>
-          <w:szCs w:val="27"/>
-        </w:rPr>
-        <w:t xml:space="preserve"> do </w:t>
+        <w:t xml:space="preserve">. Pode aproveitar os docs do </w:t>
       </w:r>
       <w:hyperlink r:id="rId21" w:history="1">
         <w:r>
@@ -3697,25 +3503,7 @@
           <w:sz w:val="27"/>
           <w:szCs w:val="27"/>
         </w:rPr>
-        <w:t xml:space="preserve">. Pode aproveitar os </w:t>
-      </w:r>
-      <w:proofErr w:type="spellStart"/>
-      <w:r>
-        <w:rPr>
-          <w:color w:val="2F5496"/>
-          <w:sz w:val="27"/>
-          <w:szCs w:val="27"/>
-        </w:rPr>
-        <w:t>docs</w:t>
-      </w:r>
-      <w:proofErr w:type="spellEnd"/>
-      <w:r>
-        <w:rPr>
-          <w:color w:val="2F5496"/>
-          <w:sz w:val="27"/>
-          <w:szCs w:val="27"/>
-        </w:rPr>
-        <w:t xml:space="preserve"> do </w:t>
+        <w:t xml:space="preserve">. Pode aproveitar os docs do </w:t>
       </w:r>
       <w:hyperlink r:id="rId22" w:history="1">
         <w:r>
@@ -3826,13 +3614,8 @@
         </w:rPr>
         <w:t xml:space="preserve">Desafio 3: </w:t>
       </w:r>
-      <w:proofErr w:type="spellStart"/>
-      <w:r>
-        <w:t>Compliance</w:t>
-      </w:r>
-      <w:proofErr w:type="spellEnd"/>
-      <w:r>
-        <w:t xml:space="preserve"> Legal</w:t>
+      <w:r>
+        <w:t>Compliance Legal</w:t>
       </w:r>
     </w:p>
     <w:p>
@@ -3850,15 +3633,7 @@
       <w:bookmarkStart w:id="6" w:name="_heading=h.d8qef614nhg" w:colFirst="0" w:colLast="0"/>
       <w:bookmarkEnd w:id="6"/>
       <w:r>
-        <w:t xml:space="preserve">Solução: A referência utilizada foi a documentação de Notas Técnicas, Manual de Orientação do Contribuinte e </w:t>
-      </w:r>
-      <w:proofErr w:type="spellStart"/>
-      <w:r>
-        <w:t>Schemas</w:t>
-      </w:r>
-      <w:proofErr w:type="spellEnd"/>
-      <w:r>
-        <w:t xml:space="preserve"> XSD.</w:t>
+        <w:t>Solução: A referência utilizada foi a documentação de Notas Técnicas, Manual de Orientação do Contribuinte e Schemas XSD.</w:t>
       </w:r>
     </w:p>
     <w:p>
@@ -4119,23 +3894,7 @@
                 <w:b/>
                 <w:color w:val="FFFFFF"/>
               </w:rPr>
-              <w:t xml:space="preserve">09/06 </w:t>
-            </w:r>
-            <w:proofErr w:type="gramStart"/>
-            <w:r>
-              <w:rPr>
-                <w:b/>
-                <w:color w:val="FFFFFF"/>
-              </w:rPr>
-              <w:t>à</w:t>
-            </w:r>
-            <w:proofErr w:type="gramEnd"/>
-            <w:r>
-              <w:rPr>
-                <w:b/>
-                <w:color w:val="FFFFFF"/>
-              </w:rPr>
-              <w:t xml:space="preserve"> 17/07</w:t>
+              <w:t>09/06 à 17/07</w:t>
             </w:r>
           </w:p>
         </w:tc>
@@ -4257,21 +4016,7 @@
               <w:rPr>
                 <w:color w:val="000000"/>
               </w:rPr>
-              <w:t xml:space="preserve">09/06 </w:t>
-            </w:r>
-            <w:proofErr w:type="gramStart"/>
-            <w:r>
-              <w:rPr>
-                <w:color w:val="000000"/>
-              </w:rPr>
-              <w:t>à</w:t>
-            </w:r>
-            <w:proofErr w:type="gramEnd"/>
-            <w:r>
-              <w:rPr>
-                <w:color w:val="000000"/>
-              </w:rPr>
-              <w:t xml:space="preserve"> 16/06</w:t>
+              <w:t>09/06 à 16/06</w:t>
             </w:r>
           </w:p>
         </w:tc>
@@ -4415,21 +4160,7 @@
               <w:rPr>
                 <w:color w:val="000000"/>
               </w:rPr>
-              <w:t xml:space="preserve">17/06 </w:t>
-            </w:r>
-            <w:proofErr w:type="gramStart"/>
-            <w:r>
-              <w:rPr>
-                <w:color w:val="000000"/>
-              </w:rPr>
-              <w:t>à</w:t>
-            </w:r>
-            <w:proofErr w:type="gramEnd"/>
-            <w:r>
-              <w:rPr>
-                <w:color w:val="000000"/>
-              </w:rPr>
-              <w:t xml:space="preserve"> 01/07</w:t>
+              <w:t>17/06 à 01/07</w:t>
             </w:r>
           </w:p>
         </w:tc>
@@ -4601,21 +4332,7 @@
               <w:rPr>
                 <w:color w:val="000000"/>
               </w:rPr>
-              <w:t xml:space="preserve">02/07 </w:t>
-            </w:r>
-            <w:proofErr w:type="gramStart"/>
-            <w:r>
-              <w:rPr>
-                <w:color w:val="000000"/>
-              </w:rPr>
-              <w:t>à</w:t>
-            </w:r>
-            <w:proofErr w:type="gramEnd"/>
-            <w:r>
-              <w:rPr>
-                <w:color w:val="000000"/>
-              </w:rPr>
-              <w:t xml:space="preserve"> 10/07</w:t>
+              <w:t>02/07 à 10/07</w:t>
             </w:r>
           </w:p>
         </w:tc>
@@ -4745,21 +4462,7 @@
               <w:rPr>
                 <w:color w:val="000000"/>
               </w:rPr>
-              <w:t xml:space="preserve">11/07 </w:t>
-            </w:r>
-            <w:proofErr w:type="gramStart"/>
-            <w:r>
-              <w:rPr>
-                <w:color w:val="000000"/>
-              </w:rPr>
-              <w:t>à</w:t>
-            </w:r>
-            <w:proofErr w:type="gramEnd"/>
-            <w:r>
-              <w:rPr>
-                <w:color w:val="000000"/>
-              </w:rPr>
-              <w:t xml:space="preserve"> 17/07</w:t>
+              <w:t>11/07 à 17/07</w:t>
             </w:r>
           </w:p>
         </w:tc>
@@ -4882,23 +4585,7 @@
                 <w:b/>
                 <w:color w:val="FFFFFF"/>
               </w:rPr>
-              <w:t xml:space="preserve">18/07 </w:t>
-            </w:r>
-            <w:proofErr w:type="gramStart"/>
-            <w:r>
-              <w:rPr>
-                <w:b/>
-                <w:color w:val="FFFFFF"/>
-              </w:rPr>
-              <w:t>à</w:t>
-            </w:r>
-            <w:proofErr w:type="gramEnd"/>
-            <w:r>
-              <w:rPr>
-                <w:b/>
-                <w:color w:val="FFFFFF"/>
-              </w:rPr>
-              <w:t xml:space="preserve"> 14/08</w:t>
+              <w:t>18/07 à 14/08</w:t>
             </w:r>
           </w:p>
         </w:tc>
@@ -4960,17 +4647,8 @@
                 <w:b/>
                 <w:color w:val="000000"/>
               </w:rPr>
-              <w:t xml:space="preserve">Interface - Agente 1 + </w:t>
-            </w:r>
-            <w:proofErr w:type="spellStart"/>
-            <w:r>
-              <w:rPr>
-                <w:b/>
-                <w:color w:val="000000"/>
-              </w:rPr>
-              <w:t>Frontend</w:t>
-            </w:r>
-            <w:proofErr w:type="spellEnd"/>
+              <w:t>Interface - Agente 1 + Frontend</w:t>
+            </w:r>
             <w:r>
               <w:rPr>
                 <w:color w:val="000000"/>
@@ -5024,21 +4702,7 @@
               <w:rPr>
                 <w:color w:val="000000"/>
               </w:rPr>
-              <w:t xml:space="preserve">18/07 </w:t>
-            </w:r>
-            <w:proofErr w:type="gramStart"/>
-            <w:r>
-              <w:rPr>
-                <w:color w:val="000000"/>
-              </w:rPr>
-              <w:t>à</w:t>
-            </w:r>
-            <w:proofErr w:type="gramEnd"/>
-            <w:r>
-              <w:rPr>
-                <w:color w:val="000000"/>
-              </w:rPr>
-              <w:t xml:space="preserve"> 31/07</w:t>
+              <w:t>18/07 à 31/07</w:t>
             </w:r>
           </w:p>
         </w:tc>
@@ -5147,21 +4811,7 @@
                 <w:color w:val="000000"/>
               </w:rPr>
               <w:br/>
-              <w:t xml:space="preserve">- </w:t>
-            </w:r>
-            <w:proofErr w:type="spellStart"/>
-            <w:r>
-              <w:rPr>
-                <w:color w:val="000000"/>
-              </w:rPr>
-              <w:t>Roadmap</w:t>
-            </w:r>
-            <w:proofErr w:type="spellEnd"/>
-            <w:r>
-              <w:rPr>
-                <w:color w:val="000000"/>
-              </w:rPr>
-              <w:t xml:space="preserve"> futuro</w:t>
+              <w:t>- Roadmap futuro</w:t>
             </w:r>
           </w:p>
         </w:tc>
@@ -5189,21 +4839,7 @@
               <w:rPr>
                 <w:color w:val="000000"/>
               </w:rPr>
-              <w:t xml:space="preserve">01/08 </w:t>
-            </w:r>
-            <w:proofErr w:type="gramStart"/>
-            <w:r>
-              <w:rPr>
-                <w:color w:val="000000"/>
-              </w:rPr>
-              <w:t>à</w:t>
-            </w:r>
-            <w:proofErr w:type="gramEnd"/>
-            <w:r>
-              <w:rPr>
-                <w:color w:val="000000"/>
-              </w:rPr>
-              <w:t xml:space="preserve"> 14/08</w:t>
+              <w:t>01/08 à 14/08</w:t>
             </w:r>
           </w:p>
         </w:tc>
@@ -5326,23 +4962,7 @@
                 <w:b/>
                 <w:color w:val="FFFFFF"/>
               </w:rPr>
-              <w:t xml:space="preserve">15/08 </w:t>
-            </w:r>
-            <w:proofErr w:type="gramStart"/>
-            <w:r>
-              <w:rPr>
-                <w:b/>
-                <w:color w:val="FFFFFF"/>
-              </w:rPr>
-              <w:t>à</w:t>
-            </w:r>
-            <w:proofErr w:type="gramEnd"/>
-            <w:r>
-              <w:rPr>
-                <w:b/>
-                <w:color w:val="FFFFFF"/>
-              </w:rPr>
-              <w:t xml:space="preserve"> 04/09</w:t>
+              <w:t>15/08 à 04/09</w:t>
             </w:r>
           </w:p>
         </w:tc>
@@ -5452,21 +5072,7 @@
               <w:rPr>
                 <w:color w:val="000000"/>
               </w:rPr>
-              <w:t xml:space="preserve"> </w:t>
-            </w:r>
-            <w:proofErr w:type="gramStart"/>
-            <w:r>
-              <w:rPr>
-                <w:color w:val="000000"/>
-              </w:rPr>
-              <w:t>à</w:t>
-            </w:r>
-            <w:proofErr w:type="gramEnd"/>
-            <w:r>
-              <w:rPr>
-                <w:color w:val="000000"/>
-              </w:rPr>
-              <w:t xml:space="preserve"> 2</w:t>
+              <w:t xml:space="preserve"> à 2</w:t>
             </w:r>
             <w:r>
               <w:rPr>
@@ -5582,16 +5188,8 @@
                 <w:color w:val="000000"/>
               </w:rPr>
               <w:br/>
-              <w:t xml:space="preserve">- Correções e otimizações finais                                                                                                                                                                 - Preparação da documentação completa                                                                                 - Validação de </w:t>
-            </w:r>
-            <w:proofErr w:type="spellStart"/>
-            <w:r>
-              <w:rPr>
-                <w:color w:val="000000"/>
-              </w:rPr>
-              <w:t>compliance</w:t>
-            </w:r>
-            <w:proofErr w:type="spellEnd"/>
+              <w:t>- Correções e otimizações finais                                                                                                                                                                 - Preparação da documentação completa                                                                                 - Validação de compliance</w:t>
+            </w:r>
           </w:p>
         </w:tc>
         <w:tc>
@@ -5773,21 +5371,7 @@
               <w:rPr>
                 <w:color w:val="000000"/>
               </w:rPr>
-              <w:t xml:space="preserve"> </w:t>
-            </w:r>
-            <w:proofErr w:type="gramStart"/>
-            <w:r>
-              <w:rPr>
-                <w:color w:val="000000"/>
-              </w:rPr>
-              <w:t>à</w:t>
-            </w:r>
-            <w:proofErr w:type="gramEnd"/>
-            <w:r>
-              <w:rPr>
-                <w:color w:val="000000"/>
-              </w:rPr>
-              <w:t xml:space="preserve"> </w:t>
+              <w:t xml:space="preserve"> à </w:t>
             </w:r>
             <w:r>
               <w:rPr>
@@ -5948,23 +5532,7 @@
                 <w:b/>
                 <w:color w:val="FFFFFF"/>
               </w:rPr>
-              <w:t xml:space="preserve"> </w:t>
-            </w:r>
-            <w:proofErr w:type="gramStart"/>
-            <w:r>
-              <w:rPr>
-                <w:b/>
-                <w:color w:val="FFFFFF"/>
-              </w:rPr>
-              <w:t>à</w:t>
-            </w:r>
-            <w:proofErr w:type="gramEnd"/>
-            <w:r>
-              <w:rPr>
-                <w:b/>
-                <w:color w:val="FFFFFF"/>
-              </w:rPr>
-              <w:t xml:space="preserve"> </w:t>
+              <w:t xml:space="preserve"> à </w:t>
             </w:r>
             <w:r>
               <w:rPr>
@@ -6219,51 +5787,15 @@
           <w:sz w:val="36"/>
           <w:szCs w:val="36"/>
         </w:rPr>
-        <w:t xml:space="preserve"> (</w:t>
-      </w:r>
-      <w:proofErr w:type="spellStart"/>
+        <w:t xml:space="preserve"> (Uitilizar esses tipos de arquivos nos testes informados acima. Informar as fontes</w:t>
+      </w:r>
       <w:r>
         <w:rPr>
           <w:color w:val="2F5496"/>
           <w:sz w:val="36"/>
           <w:szCs w:val="36"/>
         </w:rPr>
-        <w:t>Uitilizar</w:t>
-      </w:r>
-      <w:proofErr w:type="spellEnd"/>
-      <w:r>
-        <w:rPr>
-          <w:color w:val="2F5496"/>
-          <w:sz w:val="36"/>
-          <w:szCs w:val="36"/>
-        </w:rPr>
-        <w:t xml:space="preserve"> esses tipos de arquivos nos testes informados acima. Informar as fontes</w:t>
-      </w:r>
-      <w:r>
-        <w:rPr>
-          <w:color w:val="2F5496"/>
-          <w:sz w:val="36"/>
-          <w:szCs w:val="36"/>
-        </w:rPr>
-        <w:t xml:space="preserve">. Pode aproveitar os </w:t>
-      </w:r>
-      <w:proofErr w:type="spellStart"/>
-      <w:r>
-        <w:rPr>
-          <w:color w:val="2F5496"/>
-          <w:sz w:val="36"/>
-          <w:szCs w:val="36"/>
-        </w:rPr>
-        <w:t>docs</w:t>
-      </w:r>
-      <w:proofErr w:type="spellEnd"/>
-      <w:r>
-        <w:rPr>
-          <w:color w:val="2F5496"/>
-          <w:sz w:val="36"/>
-          <w:szCs w:val="36"/>
-        </w:rPr>
-        <w:t xml:space="preserve"> do </w:t>
+        <w:t xml:space="preserve">. Pode aproveitar os docs do </w:t>
       </w:r>
       <w:hyperlink r:id="rId24" w:history="1">
         <w:r>
@@ -6295,25 +5827,17 @@
         <w:rPr>
           <w:b/>
         </w:rPr>
-        <w:t xml:space="preserve">RD001: Análise Detalhada de Tipos de Documentos Fiscais </w:t>
-      </w:r>
-      <w:proofErr w:type="gramStart"/>
+        <w:t>RD001: Análise Detalhada de Tipos de Documentos Fiscais Brasileiros</w:t>
+      </w:r>
+      <w:r>
+        <w:t xml:space="preserve"> </w:t>
+      </w:r>
       <w:r>
         <w:rPr>
           <w:b/>
         </w:rPr>
-        <w:t>Brasileiros</w:t>
-      </w:r>
-      <w:r>
-        <w:t xml:space="preserve"> </w:t>
-      </w:r>
-      <w:r>
-        <w:rPr>
-          <w:b/>
-        </w:rPr>
         <w:t>:</w:t>
       </w:r>
-      <w:proofErr w:type="gramEnd"/>
     </w:p>
     <w:p>
       <w:pPr>
@@ -6402,21 +5926,7 @@
         <w:rPr>
           <w:b/>
         </w:rPr>
-        <w:t>CT-</w:t>
-      </w:r>
-      <w:proofErr w:type="gramStart"/>
-      <w:r>
-        <w:rPr>
-          <w:b/>
-        </w:rPr>
-        <w:t>e</w:t>
-      </w:r>
-      <w:proofErr w:type="gramEnd"/>
-      <w:r>
-        <w:rPr>
-          <w:b/>
-        </w:rPr>
-        <w:t xml:space="preserve"> (Conhecimento de Transporte Eletrônico):</w:t>
+        <w:t>CT-e (Conhecimento de Transporte Eletrônico):</w:t>
       </w:r>
     </w:p>
     <w:p>
@@ -9774,23 +9284,7 @@
         <w:t>Legislação Tributária:</w:t>
       </w:r>
       <w:r>
-        <w:t xml:space="preserve"> O sistema não precisa ser um emissor ou validador fiscal, mas o conhecimento das regras (</w:t>
-      </w:r>
-      <w:proofErr w:type="spellStart"/>
-      <w:r>
-        <w:t>ex</w:t>
-      </w:r>
-      <w:proofErr w:type="spellEnd"/>
-      <w:r>
-        <w:t xml:space="preserve">: o que é NCM, como o ICMS é calculado) é crucial para a correta extração e categorização dos dados. As referências que serão utilizadas são: Notas Técnicas, Manual de Orientação do Contribuinte e </w:t>
-      </w:r>
-      <w:proofErr w:type="spellStart"/>
-      <w:r>
-        <w:t>Schemas</w:t>
-      </w:r>
-      <w:proofErr w:type="spellEnd"/>
-      <w:r>
-        <w:t xml:space="preserve"> XSD.</w:t>
+        <w:t xml:space="preserve"> O sistema não precisa ser um emissor ou validador fiscal, mas o conhecimento das regras (ex: o que é NCM, como o ICMS é calculado) é crucial para a correta extração e categorização dos dados. As referências que serão utilizadas são: Notas Técnicas, Manual de Orientação do Contribuinte e Schemas XSD.</w:t>
       </w:r>
       <w:r>
         <w:t xml:space="preserve"> </w:t>
@@ -9919,23 +9413,7 @@
           <w:sz w:val="24"/>
           <w:szCs w:val="24"/>
         </w:rPr>
-        <w:t>Deve haver uma fila de processamento visível ao usuário (</w:t>
-      </w:r>
-      <w:proofErr w:type="spellStart"/>
-      <w:r>
-        <w:rPr>
-          <w:sz w:val="24"/>
-          <w:szCs w:val="24"/>
-        </w:rPr>
-        <w:t>Ex</w:t>
-      </w:r>
-      <w:proofErr w:type="spellEnd"/>
-      <w:r>
-        <w:rPr>
-          <w:sz w:val="24"/>
-          <w:szCs w:val="24"/>
-        </w:rPr>
-        <w:t>: "Aguardando", "Processando", "Concluído", "Erro").</w:t>
+        <w:t>Deve haver uma fila de processamento visível ao usuário (Ex: "Aguardando", "Processando", "Concluído", "Erro").</w:t>
       </w:r>
     </w:p>
     <w:p>
@@ -9997,23 +9475,7 @@
         <w:spacing w:after="0"/>
       </w:pPr>
       <w:r>
-        <w:t>Analisar o texto extraído e identificar os nomes dos campos (</w:t>
-      </w:r>
-      <w:proofErr w:type="spellStart"/>
-      <w:r>
-        <w:t>Ex</w:t>
-      </w:r>
-      <w:proofErr w:type="spellEnd"/>
-      <w:r>
-        <w:t xml:space="preserve">: </w:t>
-      </w:r>
-      <w:proofErr w:type="spellStart"/>
-      <w:r>
-        <w:t>CNPJs</w:t>
-      </w:r>
-      <w:proofErr w:type="spellEnd"/>
-      <w:r>
-        <w:t>, datas, valores, etc.) e seus valores</w:t>
+        <w:t>Analisar o texto extraído e identificar os nomes dos campos (Ex: CNPJs, datas, valores, etc.) e seus valores</w:t>
       </w:r>
     </w:p>
     <w:p/>
@@ -10077,15 +9539,7 @@
         <w:spacing w:after="0" w:line="240" w:lineRule="auto"/>
       </w:pPr>
       <w:r>
-        <w:t xml:space="preserve"> A LLM deve utilizar o significado do campo em vez dos seus nomes, tendo como referência Notas Técnicas, Manual de Orientação do Contribuinte e </w:t>
-      </w:r>
-      <w:proofErr w:type="spellStart"/>
-      <w:r>
-        <w:t>Schemas</w:t>
-      </w:r>
-      <w:proofErr w:type="spellEnd"/>
-      <w:r>
-        <w:t xml:space="preserve"> XSD. </w:t>
+        <w:t xml:space="preserve"> A LLM deve utilizar o significado do campo em vez dos seus nomes, tendo como referência Notas Técnicas, Manual de Orientação do Contribuinte e Schemas XSD. </w:t>
       </w:r>
     </w:p>
     <w:p>
@@ -10177,15 +9631,7 @@
         </w:numPr>
       </w:pPr>
       <w:r>
-        <w:t xml:space="preserve">O LLM deve interpretar a pergunta, buscar os dados no banco de dados estruturado e apresentar a resposta de forma no formato de tabela contendo os campos e seus respectivos valores que respondem </w:t>
-      </w:r>
-      <w:proofErr w:type="gramStart"/>
-      <w:r>
-        <w:t>a</w:t>
-      </w:r>
-      <w:proofErr w:type="gramEnd"/>
-      <w:r>
-        <w:t xml:space="preserve"> pergunta do usuário.</w:t>
+        <w:t>O LLM deve interpretar a pergunta, buscar os dados no banco de dados estruturado e apresentar a resposta de forma no formato de tabela contendo os campos e seus respectivos valores que respondem a pergunta do usuário.</w:t>
       </w:r>
     </w:p>
     <w:p>
@@ -10390,15 +9836,7 @@
         </w:numPr>
       </w:pPr>
       <w:r>
-        <w:t>O sistema deve ter uma disponibilidade de pelo menos 99.5% (</w:t>
-      </w:r>
-      <w:proofErr w:type="spellStart"/>
-      <w:r>
-        <w:t>uptime</w:t>
-      </w:r>
-      <w:proofErr w:type="spellEnd"/>
-      <w:r>
-        <w:t>).</w:t>
+        <w:t>O sistema deve ter uma disponibilidade de pelo menos 99.5% (uptime).</w:t>
       </w:r>
     </w:p>
     <w:p>
@@ -10580,37 +10018,8 @@
         <w:rPr>
           <w:rFonts w:ascii="Arial" w:eastAsia="Arial" w:hAnsi="Arial" w:cs="Arial"/>
         </w:rPr>
-        <w:t xml:space="preserve">Para </w:t>
-      </w:r>
-      <w:proofErr w:type="spellStart"/>
-      <w:r>
-        <w:rPr>
-          <w:rFonts w:ascii="Arial" w:eastAsia="Arial" w:hAnsi="Arial" w:cs="Arial"/>
-        </w:rPr>
-        <w:t>PDFs</w:t>
-      </w:r>
-      <w:proofErr w:type="spellEnd"/>
-      <w:r>
-        <w:rPr>
-          <w:rFonts w:ascii="Arial" w:eastAsia="Arial" w:hAnsi="Arial" w:cs="Arial"/>
-        </w:rPr>
-        <w:t>/</w:t>
-      </w:r>
-      <w:proofErr w:type="spellStart"/>
-      <w:r>
-        <w:rPr>
-          <w:rFonts w:ascii="Arial" w:eastAsia="Arial" w:hAnsi="Arial" w:cs="Arial"/>
-        </w:rPr>
-        <w:t>PNGs</w:t>
-      </w:r>
-      <w:proofErr w:type="spellEnd"/>
-      <w:r>
-        <w:rPr>
-          <w:rFonts w:ascii="Arial" w:eastAsia="Arial" w:hAnsi="Arial" w:cs="Arial"/>
-        </w:rPr>
-        <w:t xml:space="preserve">: Utiliza OCR (classe </w:t>
-      </w:r>
-      <w:proofErr w:type="spellStart"/>
+        <w:t xml:space="preserve">Para PDFs/PNGs: Utiliza OCR (classe </w:t>
+      </w:r>
       <w:r>
         <w:rPr>
           <w:rFonts w:ascii="Roboto Mono" w:eastAsia="Roboto Mono" w:hAnsi="Roboto Mono" w:cs="Roboto Mono"/>
@@ -10618,7 +10027,6 @@
         </w:rPr>
         <w:t>NotaFiscalOCR</w:t>
       </w:r>
-      <w:proofErr w:type="spellEnd"/>
       <w:r>
         <w:rPr>
           <w:rFonts w:ascii="Arial" w:eastAsia="Arial" w:hAnsi="Arial" w:cs="Arial"/>
@@ -10643,30 +10051,14 @@
         <w:rPr>
           <w:rFonts w:ascii="Arial" w:eastAsia="Arial" w:hAnsi="Arial" w:cs="Arial"/>
         </w:rPr>
-        <w:t xml:space="preserve">Para </w:t>
-      </w:r>
-      <w:proofErr w:type="spellStart"/>
+        <w:t>Para CSVs</w:t>
+      </w:r>
       <w:r>
         <w:rPr>
           <w:rFonts w:ascii="Arial" w:eastAsia="Arial" w:hAnsi="Arial" w:cs="Arial"/>
         </w:rPr>
-        <w:t>CSVs</w:t>
-      </w:r>
-      <w:proofErr w:type="spellEnd"/>
-      <w:r>
-        <w:rPr>
-          <w:rFonts w:ascii="Arial" w:eastAsia="Arial" w:hAnsi="Arial" w:cs="Arial"/>
-        </w:rPr>
-        <w:t xml:space="preserve"> e </w:t>
-      </w:r>
-      <w:proofErr w:type="spellStart"/>
-      <w:r>
-        <w:rPr>
-          <w:rFonts w:ascii="Arial" w:eastAsia="Arial" w:hAnsi="Arial" w:cs="Arial"/>
-        </w:rPr>
-        <w:t>XMLs</w:t>
-      </w:r>
-      <w:proofErr w:type="spellEnd"/>
+        <w:t xml:space="preserve"> e XMLs</w:t>
+      </w:r>
       <w:r>
         <w:rPr>
           <w:rFonts w:ascii="Arial" w:eastAsia="Arial" w:hAnsi="Arial" w:cs="Arial"/>
@@ -10721,23 +10113,8 @@
         <w:rPr>
           <w:rFonts w:ascii="Arial" w:eastAsia="Arial" w:hAnsi="Arial" w:cs="Arial"/>
         </w:rPr>
-        <w:t xml:space="preserve"> Encaminha o texto ou </w:t>
-      </w:r>
-      <w:proofErr w:type="spellStart"/>
-      <w:r>
-        <w:rPr>
-          <w:rFonts w:ascii="Arial" w:eastAsia="Arial" w:hAnsi="Arial" w:cs="Arial"/>
-        </w:rPr>
-        <w:t>dataframe</w:t>
-      </w:r>
-      <w:proofErr w:type="spellEnd"/>
-      <w:r>
-        <w:rPr>
-          <w:rFonts w:ascii="Arial" w:eastAsia="Arial" w:hAnsi="Arial" w:cs="Arial"/>
-        </w:rPr>
-        <w:t xml:space="preserve"> para a função </w:t>
-      </w:r>
-      <w:proofErr w:type="spellStart"/>
+        <w:t xml:space="preserve"> Encaminha o texto ou dataframe para a função </w:t>
+      </w:r>
       <w:r>
         <w:rPr>
           <w:rFonts w:ascii="Roboto Mono" w:eastAsia="Roboto Mono" w:hAnsi="Roboto Mono" w:cs="Roboto Mono"/>
@@ -10745,7 +10122,6 @@
         </w:rPr>
         <w:t>consultallmdocfiscal</w:t>
       </w:r>
-      <w:proofErr w:type="spellEnd"/>
       <w:r>
         <w:rPr>
           <w:rFonts w:ascii="Arial" w:eastAsia="Arial" w:hAnsi="Arial" w:cs="Arial"/>
@@ -10805,7 +10181,6 @@
         </w:rPr>
         <w:t>Traduzir nomes de campos (</w:t>
       </w:r>
-      <w:proofErr w:type="spellStart"/>
       <w:r>
         <w:rPr>
           <w:rFonts w:ascii="Roboto Mono" w:eastAsia="Roboto Mono" w:hAnsi="Roboto Mono" w:cs="Roboto Mono"/>
@@ -10813,7 +10188,6 @@
         </w:rPr>
         <w:t>sigcampos</w:t>
       </w:r>
-      <w:proofErr w:type="spellEnd"/>
       <w:r>
         <w:rPr>
           <w:rFonts w:ascii="Arial" w:eastAsia="Arial" w:hAnsi="Arial" w:cs="Arial"/>
@@ -10877,7 +10251,6 @@
         </w:rPr>
         <w:t xml:space="preserve"> Emprega a função </w:t>
       </w:r>
-      <w:proofErr w:type="spellStart"/>
       <w:r>
         <w:rPr>
           <w:rFonts w:ascii="Roboto Mono" w:eastAsia="Roboto Mono" w:hAnsi="Roboto Mono" w:cs="Roboto Mono"/>
@@ -10885,7 +10258,6 @@
         </w:rPr>
         <w:t>obtem_sim_nao</w:t>
       </w:r>
-      <w:proofErr w:type="spellEnd"/>
       <w:r>
         <w:rPr>
           <w:rFonts w:ascii="Arial" w:eastAsia="Arial" w:hAnsi="Arial" w:cs="Arial"/>
@@ -10933,7 +10305,6 @@
         </w:rPr>
         <w:t>Se a resposta for possível: Gera uma query SQL (</w:t>
       </w:r>
-      <w:proofErr w:type="spellStart"/>
       <w:r>
         <w:rPr>
           <w:rFonts w:ascii="Roboto Mono" w:eastAsia="Roboto Mono" w:hAnsi="Roboto Mono" w:cs="Roboto Mono"/>
@@ -10941,26 +10312,11 @@
         </w:rPr>
         <w:t>llm_gera_query</w:t>
       </w:r>
-      <w:proofErr w:type="spellEnd"/>
       <w:r>
         <w:rPr>
           <w:rFonts w:ascii="Arial" w:eastAsia="Arial" w:hAnsi="Arial" w:cs="Arial"/>
         </w:rPr>
-        <w:t xml:space="preserve">) utilizando a LLM, executa-a no </w:t>
-      </w:r>
-      <w:proofErr w:type="spellStart"/>
-      <w:r>
-        <w:rPr>
-          <w:rFonts w:ascii="Arial" w:eastAsia="Arial" w:hAnsi="Arial" w:cs="Arial"/>
-        </w:rPr>
-        <w:t>SQLite</w:t>
-      </w:r>
-      <w:proofErr w:type="spellEnd"/>
-      <w:r>
-        <w:rPr>
-          <w:rFonts w:ascii="Arial" w:eastAsia="Arial" w:hAnsi="Arial" w:cs="Arial"/>
-        </w:rPr>
-        <w:t xml:space="preserve"> e retorna os dados.</w:t>
+        <w:t>) utilizando a LLM, executa-a no SQLite e retorna os dados.</w:t>
       </w:r>
     </w:p>
     <w:p>
@@ -11023,7 +10379,6 @@
           <w:rFonts w:ascii="Arial" w:eastAsia="Arial" w:hAnsi="Arial" w:cs="Arial"/>
         </w:rPr>
       </w:pPr>
-      <w:proofErr w:type="spellStart"/>
       <w:r>
         <w:rPr>
           <w:rFonts w:ascii="Roboto Mono" w:eastAsia="Roboto Mono" w:hAnsi="Roboto Mono" w:cs="Roboto Mono"/>
@@ -11032,7 +10387,6 @@
         </w:rPr>
         <w:t>consultallmdocfiscal</w:t>
       </w:r>
-      <w:proofErr w:type="spellEnd"/>
       <w:r>
         <w:rPr>
           <w:rFonts w:ascii="Arial" w:eastAsia="Arial" w:hAnsi="Arial" w:cs="Arial"/>
@@ -11060,7 +10414,6 @@
           <w:rFonts w:ascii="Arial" w:eastAsia="Arial" w:hAnsi="Arial" w:cs="Arial"/>
         </w:rPr>
       </w:pPr>
-      <w:proofErr w:type="spellStart"/>
       <w:r>
         <w:rPr>
           <w:rFonts w:ascii="Roboto Mono" w:eastAsia="Roboto Mono" w:hAnsi="Roboto Mono" w:cs="Roboto Mono"/>
@@ -11069,7 +10422,6 @@
         </w:rPr>
         <w:t>consultallmdocfiscal</w:t>
       </w:r>
-      <w:proofErr w:type="spellEnd"/>
       <w:r>
         <w:rPr>
           <w:rFonts w:ascii="Arial" w:eastAsia="Arial" w:hAnsi="Arial" w:cs="Arial"/>
@@ -11082,17 +10434,8 @@
           <w:rFonts w:ascii="Arial" w:eastAsia="Arial" w:hAnsi="Arial" w:cs="Arial"/>
           <w:b/>
         </w:rPr>
-        <w:t>/</w:t>
-      </w:r>
-      <w:proofErr w:type="spellStart"/>
-      <w:r>
-        <w:rPr>
-          <w:rFonts w:ascii="Arial" w:eastAsia="Arial" w:hAnsi="Arial" w:cs="Arial"/>
-          <w:b/>
-        </w:rPr>
-        <w:t>XMLs</w:t>
-      </w:r>
-      <w:proofErr w:type="spellEnd"/>
+        <w:t>/XMLs</w:t>
+      </w:r>
       <w:r>
         <w:rPr>
           <w:rFonts w:ascii="Arial" w:eastAsia="Arial" w:hAnsi="Arial" w:cs="Arial"/>
@@ -11120,7 +10463,6 @@
           <w:rFonts w:ascii="Arial" w:eastAsia="Arial" w:hAnsi="Arial" w:cs="Arial"/>
         </w:rPr>
       </w:pPr>
-      <w:proofErr w:type="spellStart"/>
       <w:r>
         <w:rPr>
           <w:rFonts w:ascii="Roboto Mono" w:eastAsia="Roboto Mono" w:hAnsi="Roboto Mono" w:cs="Roboto Mono"/>
@@ -11129,7 +10471,6 @@
         </w:rPr>
         <w:t>obtem_sim_nao</w:t>
       </w:r>
-      <w:proofErr w:type="spellEnd"/>
       <w:r>
         <w:rPr>
           <w:rFonts w:ascii="Arial" w:eastAsia="Arial" w:hAnsi="Arial" w:cs="Arial"/>
@@ -11141,21 +10482,7 @@
         <w:rPr>
           <w:rFonts w:ascii="Arial" w:eastAsia="Arial" w:hAnsi="Arial" w:cs="Arial"/>
         </w:rPr>
-        <w:t xml:space="preserve"> Verifica a capacidade de responder à pergunta do usuário, considerando as colunas e os dados do </w:t>
-      </w:r>
-      <w:proofErr w:type="spellStart"/>
-      <w:r>
-        <w:rPr>
-          <w:rFonts w:ascii="Arial" w:eastAsia="Arial" w:hAnsi="Arial" w:cs="Arial"/>
-        </w:rPr>
-        <w:t>dataframe</w:t>
-      </w:r>
-      <w:proofErr w:type="spellEnd"/>
-      <w:r>
-        <w:rPr>
-          <w:rFonts w:ascii="Arial" w:eastAsia="Arial" w:hAnsi="Arial" w:cs="Arial"/>
-        </w:rPr>
-        <w:t>.</w:t>
+        <w:t xml:space="preserve"> Verifica a capacidade de responder à pergunta do usuário, considerando as colunas e os dados do dataframe.</w:t>
       </w:r>
     </w:p>
     <w:p>
@@ -11171,7 +10498,6 @@
           <w:rFonts w:ascii="Arial" w:eastAsia="Arial" w:hAnsi="Arial" w:cs="Arial"/>
         </w:rPr>
       </w:pPr>
-      <w:proofErr w:type="spellStart"/>
       <w:r>
         <w:rPr>
           <w:rFonts w:ascii="Roboto Mono" w:eastAsia="Roboto Mono" w:hAnsi="Roboto Mono" w:cs="Roboto Mono"/>
@@ -11180,7 +10506,6 @@
         </w:rPr>
         <w:t>llm_gera_query</w:t>
       </w:r>
-      <w:proofErr w:type="spellEnd"/>
       <w:r>
         <w:rPr>
           <w:rFonts w:ascii="Arial" w:eastAsia="Arial" w:hAnsi="Arial" w:cs="Arial"/>
@@ -11226,31 +10551,13 @@
         </w:rPr>
         <w:t>O sistema não se baseia em aprendizado offline (treinamento supervisionado). Em vez disso, emprega um mecanismo de aprendizado dinâmico através da LLM (</w:t>
       </w:r>
-      <w:proofErr w:type="spellStart"/>
       <w:r>
         <w:rPr>
           <w:rFonts w:ascii="Roboto Mono" w:eastAsia="Roboto Mono" w:hAnsi="Roboto Mono" w:cs="Roboto Mono"/>
           <w:color w:val="188038"/>
         </w:rPr>
-        <w:t>in-context</w:t>
-      </w:r>
-      <w:proofErr w:type="spellEnd"/>
-      <w:r>
-        <w:rPr>
-          <w:rFonts w:ascii="Roboto Mono" w:eastAsia="Roboto Mono" w:hAnsi="Roboto Mono" w:cs="Roboto Mono"/>
-          <w:color w:val="188038"/>
-        </w:rPr>
-        <w:t xml:space="preserve"> </w:t>
-      </w:r>
-      <w:proofErr w:type="spellStart"/>
-      <w:r>
-        <w:rPr>
-          <w:rFonts w:ascii="Roboto Mono" w:eastAsia="Roboto Mono" w:hAnsi="Roboto Mono" w:cs="Roboto Mono"/>
-          <w:color w:val="188038"/>
-        </w:rPr>
-        <w:t>learning</w:t>
-      </w:r>
-      <w:proofErr w:type="spellEnd"/>
+        <w:t>in-context learning</w:t>
+      </w:r>
       <w:r>
         <w:rPr>
           <w:rFonts w:ascii="Arial" w:eastAsia="Arial" w:hAnsi="Arial" w:cs="Arial"/>
@@ -11284,7 +10591,6 @@
         </w:rPr>
         <w:t xml:space="preserve">OCR Adaptativo (classe </w:t>
       </w:r>
-      <w:proofErr w:type="spellStart"/>
       <w:r>
         <w:rPr>
           <w:rFonts w:ascii="Roboto Mono" w:eastAsia="Roboto Mono" w:hAnsi="Roboto Mono" w:cs="Roboto Mono"/>
@@ -11293,7 +10599,6 @@
         </w:rPr>
         <w:t>NotaFiscalOCR</w:t>
       </w:r>
-      <w:proofErr w:type="spellEnd"/>
       <w:r>
         <w:rPr>
           <w:rFonts w:ascii="Arial" w:eastAsia="Arial" w:hAnsi="Arial" w:cs="Arial"/>
@@ -11318,37 +10623,8 @@
         <w:rPr>
           <w:rFonts w:ascii="Arial" w:eastAsia="Arial" w:hAnsi="Arial" w:cs="Arial"/>
         </w:rPr>
-        <w:t xml:space="preserve">Utiliza </w:t>
-      </w:r>
-      <w:proofErr w:type="spellStart"/>
-      <w:r>
-        <w:rPr>
-          <w:rFonts w:ascii="Arial" w:eastAsia="Arial" w:hAnsi="Arial" w:cs="Arial"/>
-        </w:rPr>
-        <w:t>Tesseract</w:t>
-      </w:r>
-      <w:proofErr w:type="spellEnd"/>
-      <w:r>
-        <w:rPr>
-          <w:rFonts w:ascii="Arial" w:eastAsia="Arial" w:hAnsi="Arial" w:cs="Arial"/>
-        </w:rPr>
-        <w:t xml:space="preserve">, com pré-processamento de imagem via </w:t>
-      </w:r>
-      <w:proofErr w:type="spellStart"/>
-      <w:r>
-        <w:rPr>
-          <w:rFonts w:ascii="Arial" w:eastAsia="Arial" w:hAnsi="Arial" w:cs="Arial"/>
-        </w:rPr>
-        <w:t>OpenCV</w:t>
-      </w:r>
-      <w:proofErr w:type="spellEnd"/>
-      <w:r>
-        <w:rPr>
-          <w:rFonts w:ascii="Arial" w:eastAsia="Arial" w:hAnsi="Arial" w:cs="Arial"/>
-        </w:rPr>
-        <w:t xml:space="preserve"> (</w:t>
-      </w:r>
-      <w:proofErr w:type="spellStart"/>
+        <w:t>Utiliza Tesseract, com pré-processamento de imagem via OpenCV (</w:t>
+      </w:r>
       <w:r>
         <w:rPr>
           <w:rFonts w:ascii="Roboto Mono" w:eastAsia="Roboto Mono" w:hAnsi="Roboto Mono" w:cs="Roboto Mono"/>
@@ -11356,40 +10632,11 @@
         </w:rPr>
         <w:t>preprocessar_imagem</w:t>
       </w:r>
-      <w:proofErr w:type="spellEnd"/>
       <w:r>
         <w:rPr>
           <w:rFonts w:ascii="Arial" w:eastAsia="Arial" w:hAnsi="Arial" w:cs="Arial"/>
         </w:rPr>
-        <w:t xml:space="preserve">), para extrair texto de </w:t>
-      </w:r>
-      <w:proofErr w:type="spellStart"/>
-      <w:r>
-        <w:rPr>
-          <w:rFonts w:ascii="Arial" w:eastAsia="Arial" w:hAnsi="Arial" w:cs="Arial"/>
-        </w:rPr>
-        <w:t>PDFs</w:t>
-      </w:r>
-      <w:proofErr w:type="spellEnd"/>
-      <w:r>
-        <w:rPr>
-          <w:rFonts w:ascii="Arial" w:eastAsia="Arial" w:hAnsi="Arial" w:cs="Arial"/>
-        </w:rPr>
-        <w:t>/</w:t>
-      </w:r>
-      <w:proofErr w:type="spellStart"/>
-      <w:r>
-        <w:rPr>
-          <w:rFonts w:ascii="Arial" w:eastAsia="Arial" w:hAnsi="Arial" w:cs="Arial"/>
-        </w:rPr>
-        <w:t>PNGs</w:t>
-      </w:r>
-      <w:proofErr w:type="spellEnd"/>
-      <w:r>
-        <w:rPr>
-          <w:rFonts w:ascii="Arial" w:eastAsia="Arial" w:hAnsi="Arial" w:cs="Arial"/>
-        </w:rPr>
-        <w:t>, independentemente de seu layout físico.</w:t>
+        <w:t>), para extrair texto de PDFs/PNGs, independentemente de seu layout físico.</w:t>
       </w:r>
     </w:p>
     <w:p>
@@ -11408,21 +10655,7 @@
         <w:rPr>
           <w:rFonts w:ascii="Arial" w:eastAsia="Arial" w:hAnsi="Arial" w:cs="Arial"/>
         </w:rPr>
-        <w:t xml:space="preserve">Realiza conversão para escala de cinza e </w:t>
-      </w:r>
-      <w:proofErr w:type="spellStart"/>
-      <w:r>
-        <w:rPr>
-          <w:rFonts w:ascii="Arial" w:eastAsia="Arial" w:hAnsi="Arial" w:cs="Arial"/>
-        </w:rPr>
-        <w:t>binarização</w:t>
-      </w:r>
-      <w:proofErr w:type="spellEnd"/>
-      <w:r>
-        <w:rPr>
-          <w:rFonts w:ascii="Arial" w:eastAsia="Arial" w:hAnsi="Arial" w:cs="Arial"/>
-        </w:rPr>
-        <w:t xml:space="preserve"> para padronizar a entrada.</w:t>
+        <w:t>Realiza conversão para escala de cinza e binarização para padronizar a entrada.</w:t>
       </w:r>
     </w:p>
     <w:p>
@@ -11504,7 +10737,6 @@
         </w:rPr>
         <w:t>A LLM é instruída a identificar o significado dos campos (</w:t>
       </w:r>
-      <w:proofErr w:type="spellStart"/>
       <w:r>
         <w:rPr>
           <w:rFonts w:ascii="Roboto Mono" w:eastAsia="Roboto Mono" w:hAnsi="Roboto Mono" w:cs="Roboto Mono"/>
@@ -11512,26 +10744,11 @@
         </w:rPr>
         <w:t>sigcampos</w:t>
       </w:r>
-      <w:proofErr w:type="spellEnd"/>
       <w:r>
         <w:rPr>
           <w:rFonts w:ascii="Arial" w:eastAsia="Arial" w:hAnsi="Arial" w:cs="Arial"/>
         </w:rPr>
-        <w:t xml:space="preserve">), utilizando referências como Notas Técnicas, MOC e </w:t>
-      </w:r>
-      <w:proofErr w:type="spellStart"/>
-      <w:r>
-        <w:rPr>
-          <w:rFonts w:ascii="Arial" w:eastAsia="Arial" w:hAnsi="Arial" w:cs="Arial"/>
-        </w:rPr>
-        <w:t>Schemas</w:t>
-      </w:r>
-      <w:proofErr w:type="spellEnd"/>
-      <w:r>
-        <w:rPr>
-          <w:rFonts w:ascii="Arial" w:eastAsia="Arial" w:hAnsi="Arial" w:cs="Arial"/>
-        </w:rPr>
-        <w:t xml:space="preserve"> XSD.</w:t>
+        <w:t>), utilizando referências como Notas Técnicas, MOC e Schemas XSD.</w:t>
       </w:r>
     </w:p>
     <w:p>
@@ -11627,7 +10844,6 @@
         </w:rPr>
         <w:t>) quanto os campos interpretados (</w:t>
       </w:r>
-      <w:proofErr w:type="spellStart"/>
       <w:r>
         <w:rPr>
           <w:rFonts w:ascii="Roboto Mono" w:eastAsia="Roboto Mono" w:hAnsi="Roboto Mono" w:cs="Roboto Mono"/>
@@ -11635,26 +10851,11 @@
         </w:rPr>
         <w:t>sigcampos</w:t>
       </w:r>
-      <w:proofErr w:type="spellEnd"/>
       <w:r>
         <w:rPr>
           <w:rFonts w:ascii="Arial" w:eastAsia="Arial" w:hAnsi="Arial" w:cs="Arial"/>
         </w:rPr>
-        <w:t xml:space="preserve">) são armazenados no </w:t>
-      </w:r>
-      <w:proofErr w:type="spellStart"/>
-      <w:r>
-        <w:rPr>
-          <w:rFonts w:ascii="Arial" w:eastAsia="Arial" w:hAnsi="Arial" w:cs="Arial"/>
-        </w:rPr>
-        <w:t>dataframe</w:t>
-      </w:r>
-      <w:proofErr w:type="spellEnd"/>
-      <w:r>
-        <w:rPr>
-          <w:rFonts w:ascii="Arial" w:eastAsia="Arial" w:hAnsi="Arial" w:cs="Arial"/>
-        </w:rPr>
-        <w:t>.</w:t>
+        <w:t>) são armazenados no dataframe.</w:t>
       </w:r>
     </w:p>
     <w:p>
@@ -11674,35 +10875,7 @@
         <w:rPr>
           <w:rFonts w:ascii="Arial" w:eastAsia="Arial" w:hAnsi="Arial" w:cs="Arial"/>
         </w:rPr>
-        <w:t xml:space="preserve">O </w:t>
-      </w:r>
-      <w:proofErr w:type="spellStart"/>
-      <w:r>
-        <w:rPr>
-          <w:rFonts w:ascii="Arial" w:eastAsia="Arial" w:hAnsi="Arial" w:cs="Arial"/>
-        </w:rPr>
-        <w:t>dataframe</w:t>
-      </w:r>
-      <w:proofErr w:type="spellEnd"/>
-      <w:r>
-        <w:rPr>
-          <w:rFonts w:ascii="Arial" w:eastAsia="Arial" w:hAnsi="Arial" w:cs="Arial"/>
-        </w:rPr>
-        <w:t xml:space="preserve"> final sempre possui colunas padronizadas (</w:t>
-      </w:r>
-      <w:proofErr w:type="spellStart"/>
-      <w:r>
-        <w:rPr>
-          <w:rFonts w:ascii="Arial" w:eastAsia="Arial" w:hAnsi="Arial" w:cs="Arial"/>
-        </w:rPr>
-        <w:t>ex</w:t>
-      </w:r>
-      <w:proofErr w:type="spellEnd"/>
-      <w:r>
-        <w:rPr>
-          <w:rFonts w:ascii="Arial" w:eastAsia="Arial" w:hAnsi="Arial" w:cs="Arial"/>
-        </w:rPr>
-        <w:t>: TIPO, MODELO_DOC, VERSÃO_DOC), o que permite a realização de consultas consistentes</w:t>
+        <w:t>O dataframe final sempre possui colunas padronizadas (ex: TIPO, MODELO_DOC, VERSÃO_DOC), o que permite a realização de consultas consistentes</w:t>
       </w:r>
       <w:r>
         <w:rPr>
@@ -11741,7 +10914,6 @@
         </w:rPr>
         <w:t>Validação Cruzada via LLM (</w:t>
       </w:r>
-      <w:proofErr w:type="spellStart"/>
       <w:r>
         <w:rPr>
           <w:rFonts w:ascii="Roboto Mono" w:eastAsia="Roboto Mono" w:hAnsi="Roboto Mono" w:cs="Roboto Mono"/>
@@ -11750,7 +10922,6 @@
         </w:rPr>
         <w:t>obtem_sim_nao</w:t>
       </w:r>
-      <w:proofErr w:type="spellEnd"/>
       <w:r>
         <w:rPr>
           <w:rFonts w:ascii="Arial" w:eastAsia="Arial" w:hAnsi="Arial" w:cs="Arial"/>
@@ -11989,41 +11160,8 @@
           <w:rFonts w:ascii="Arial" w:eastAsia="Arial" w:hAnsi="Arial" w:cs="Arial"/>
           <w:color w:val="000000"/>
         </w:rPr>
-        <w:t xml:space="preserve">Para </w:t>
-      </w:r>
-      <w:proofErr w:type="spellStart"/>
-      <w:r>
-        <w:rPr>
-          <w:rFonts w:ascii="Arial" w:eastAsia="Arial" w:hAnsi="Arial" w:cs="Arial"/>
-          <w:color w:val="000000"/>
-        </w:rPr>
-        <w:t>PDFs</w:t>
-      </w:r>
-      <w:proofErr w:type="spellEnd"/>
-      <w:r>
-        <w:rPr>
-          <w:rFonts w:ascii="Arial" w:eastAsia="Arial" w:hAnsi="Arial" w:cs="Arial"/>
-          <w:color w:val="000000"/>
-        </w:rPr>
-        <w:t xml:space="preserve"> e </w:t>
-      </w:r>
-      <w:proofErr w:type="spellStart"/>
-      <w:r>
-        <w:rPr>
-          <w:rFonts w:ascii="Arial" w:eastAsia="Arial" w:hAnsi="Arial" w:cs="Arial"/>
-          <w:color w:val="000000"/>
-        </w:rPr>
-        <w:t>PNGs</w:t>
-      </w:r>
-      <w:proofErr w:type="spellEnd"/>
-      <w:r>
-        <w:rPr>
-          <w:rFonts w:ascii="Arial" w:eastAsia="Arial" w:hAnsi="Arial" w:cs="Arial"/>
-          <w:color w:val="000000"/>
-        </w:rPr>
-        <w:t xml:space="preserve">: Emprega a classe </w:t>
-      </w:r>
-      <w:proofErr w:type="spellStart"/>
+        <w:t xml:space="preserve">Para PDFs e PNGs: Emprega a classe </w:t>
+      </w:r>
       <w:r>
         <w:rPr>
           <w:rFonts w:ascii="Roboto Mono" w:eastAsia="Roboto Mono" w:hAnsi="Roboto Mono" w:cs="Roboto Mono"/>
@@ -12031,7 +11169,6 @@
         </w:rPr>
         <w:t>NotaFiscalOCR</w:t>
       </w:r>
-      <w:proofErr w:type="spellEnd"/>
       <w:r>
         <w:rPr>
           <w:rFonts w:ascii="Arial" w:eastAsia="Arial" w:hAnsi="Arial" w:cs="Arial"/>
@@ -12074,33 +11211,15 @@
           <w:rFonts w:ascii="Arial" w:eastAsia="Arial" w:hAnsi="Arial" w:cs="Arial"/>
           <w:color w:val="000000"/>
         </w:rPr>
-        <w:t xml:space="preserve">Para </w:t>
-      </w:r>
-      <w:proofErr w:type="spellStart"/>
+        <w:t>Para CSVs</w:t>
+      </w:r>
       <w:r>
         <w:rPr>
           <w:rFonts w:ascii="Arial" w:eastAsia="Arial" w:hAnsi="Arial" w:cs="Arial"/>
           <w:color w:val="000000"/>
         </w:rPr>
-        <w:t>CSVs</w:t>
-      </w:r>
-      <w:proofErr w:type="spellEnd"/>
-      <w:r>
-        <w:rPr>
-          <w:rFonts w:ascii="Arial" w:eastAsia="Arial" w:hAnsi="Arial" w:cs="Arial"/>
-          <w:color w:val="000000"/>
-        </w:rPr>
-        <w:t xml:space="preserve"> e </w:t>
-      </w:r>
-      <w:proofErr w:type="spellStart"/>
-      <w:r>
-        <w:rPr>
-          <w:rFonts w:ascii="Arial" w:eastAsia="Arial" w:hAnsi="Arial" w:cs="Arial"/>
-          <w:color w:val="000000"/>
-        </w:rPr>
-        <w:t>XMLs</w:t>
-      </w:r>
-      <w:proofErr w:type="spellEnd"/>
+        <w:t xml:space="preserve"> e XMLs</w:t>
+      </w:r>
       <w:r>
         <w:rPr>
           <w:rFonts w:ascii="Arial" w:eastAsia="Arial" w:hAnsi="Arial" w:cs="Arial"/>
@@ -12160,25 +11279,8 @@
           <w:rFonts w:ascii="Arial" w:eastAsia="Arial" w:hAnsi="Arial" w:cs="Arial"/>
           <w:color w:val="000000"/>
         </w:rPr>
-        <w:t xml:space="preserve"> Encaminha o texto extraído ou o </w:t>
-      </w:r>
-      <w:proofErr w:type="spellStart"/>
-      <w:r>
-        <w:rPr>
-          <w:rFonts w:ascii="Arial" w:eastAsia="Arial" w:hAnsi="Arial" w:cs="Arial"/>
-          <w:color w:val="000000"/>
-        </w:rPr>
-        <w:t>dataframe</w:t>
-      </w:r>
-      <w:proofErr w:type="spellEnd"/>
-      <w:r>
-        <w:rPr>
-          <w:rFonts w:ascii="Arial" w:eastAsia="Arial" w:hAnsi="Arial" w:cs="Arial"/>
-          <w:color w:val="000000"/>
-        </w:rPr>
-        <w:t xml:space="preserve"> para a função </w:t>
-      </w:r>
-      <w:proofErr w:type="spellStart"/>
+        <w:t xml:space="preserve"> Encaminha o texto extraído ou o dataframe para a função </w:t>
+      </w:r>
       <w:r>
         <w:rPr>
           <w:rFonts w:ascii="Roboto Mono" w:eastAsia="Roboto Mono" w:hAnsi="Roboto Mono" w:cs="Roboto Mono"/>
@@ -12186,7 +11288,6 @@
         </w:rPr>
         <w:t>consultallmdocfiscal</w:t>
       </w:r>
-      <w:proofErr w:type="spellEnd"/>
       <w:r>
         <w:rPr>
           <w:rFonts w:ascii="Arial" w:eastAsia="Arial" w:hAnsi="Arial" w:cs="Arial"/>
@@ -12310,7 +11411,6 @@
         </w:rPr>
         <w:t>Tradução de nomes de campos para um formato padronizado (</w:t>
       </w:r>
-      <w:proofErr w:type="spellStart"/>
       <w:r>
         <w:rPr>
           <w:rFonts w:ascii="Roboto Mono" w:eastAsia="Roboto Mono" w:hAnsi="Roboto Mono" w:cs="Roboto Mono"/>
@@ -12318,7 +11418,6 @@
         </w:rPr>
         <w:t>sigcampos</w:t>
       </w:r>
-      <w:proofErr w:type="spellEnd"/>
       <w:r>
         <w:rPr>
           <w:rFonts w:ascii="Arial" w:eastAsia="Arial" w:hAnsi="Arial" w:cs="Arial"/>
@@ -12409,7 +11508,6 @@
         </w:rPr>
         <w:t xml:space="preserve"> Utiliza a função </w:t>
       </w:r>
-      <w:proofErr w:type="spellStart"/>
       <w:r>
         <w:rPr>
           <w:rFonts w:ascii="Roboto Mono" w:eastAsia="Roboto Mono" w:hAnsi="Roboto Mono" w:cs="Roboto Mono"/>
@@ -12417,7 +11515,6 @@
         </w:rPr>
         <w:t>obtem_sim_nao</w:t>
       </w:r>
-      <w:proofErr w:type="spellEnd"/>
       <w:r>
         <w:rPr>
           <w:rFonts w:ascii="Arial" w:eastAsia="Arial" w:hAnsi="Arial" w:cs="Arial"/>
@@ -12534,7 +11631,6 @@
         </w:rPr>
         <w:t xml:space="preserve"> SQL através da função </w:t>
       </w:r>
-      <w:proofErr w:type="spellStart"/>
       <w:r>
         <w:rPr>
           <w:rFonts w:ascii="Roboto Mono" w:eastAsia="Roboto Mono" w:hAnsi="Roboto Mono" w:cs="Roboto Mono"/>
@@ -12542,29 +11638,12 @@
         </w:rPr>
         <w:t>llm_gera_query</w:t>
       </w:r>
-      <w:proofErr w:type="spellEnd"/>
       <w:r>
         <w:rPr>
           <w:rFonts w:ascii="Arial" w:eastAsia="Arial" w:hAnsi="Arial" w:cs="Arial"/>
           <w:color w:val="000000"/>
         </w:rPr>
-        <w:t xml:space="preserve"> com o auxílio da LLM, executa-a no banco de dados </w:t>
-      </w:r>
-      <w:proofErr w:type="spellStart"/>
-      <w:r>
-        <w:rPr>
-          <w:rFonts w:ascii="Arial" w:eastAsia="Arial" w:hAnsi="Arial" w:cs="Arial"/>
-          <w:color w:val="000000"/>
-        </w:rPr>
-        <w:t>SQLite</w:t>
-      </w:r>
-      <w:proofErr w:type="spellEnd"/>
-      <w:r>
-        <w:rPr>
-          <w:rFonts w:ascii="Arial" w:eastAsia="Arial" w:hAnsi="Arial" w:cs="Arial"/>
-          <w:color w:val="000000"/>
-        </w:rPr>
-        <w:t xml:space="preserve"> e retorna os dados resultantes.</w:t>
+        <w:t xml:space="preserve"> com o auxílio da LLM, executa-a no banco de dados SQLite e retorna os dados resultantes.</w:t>
       </w:r>
     </w:p>
     <w:p>
@@ -12593,23 +11672,7 @@
           <w:rFonts w:ascii="Arial" w:eastAsia="Arial" w:hAnsi="Arial" w:cs="Arial"/>
           <w:color w:val="000000"/>
         </w:rPr>
-        <w:t xml:space="preserve">Se a resposta não for possível: Retorna </w:t>
-      </w:r>
-      <w:proofErr w:type="gramStart"/>
-      <w:r>
-        <w:rPr>
-          <w:rFonts w:ascii="Arial" w:eastAsia="Arial" w:hAnsi="Arial" w:cs="Arial"/>
-          <w:color w:val="000000"/>
-        </w:rPr>
-        <w:t>a</w:t>
-      </w:r>
-      <w:proofErr w:type="gramEnd"/>
-      <w:r>
-        <w:rPr>
-          <w:rFonts w:ascii="Arial" w:eastAsia="Arial" w:hAnsi="Arial" w:cs="Arial"/>
-          <w:color w:val="000000"/>
-        </w:rPr>
-        <w:t xml:space="preserve"> indicação "Não", sinalizando a impossibilidade de fornecer uma resposta.</w:t>
+        <w:t>Se a resposta não for possível: Retorna a indicação "Não", sinalizando a impossibilidade de fornecer uma resposta.</w:t>
       </w:r>
     </w:p>
     <w:p>
@@ -12677,7 +11740,6 @@
           <w:color w:val="000000"/>
         </w:rPr>
       </w:pPr>
-      <w:proofErr w:type="spellStart"/>
       <w:r>
         <w:rPr>
           <w:rFonts w:ascii="Roboto Mono" w:eastAsia="Roboto Mono" w:hAnsi="Roboto Mono" w:cs="Roboto Mono"/>
@@ -12686,7 +11748,6 @@
         </w:rPr>
         <w:t>consultallmdocfiscal</w:t>
       </w:r>
-      <w:proofErr w:type="spellEnd"/>
       <w:r>
         <w:rPr>
           <w:rFonts w:ascii="Arial" w:eastAsia="Arial" w:hAnsi="Arial" w:cs="Arial"/>
@@ -12724,7 +11785,6 @@
           <w:color w:val="000000"/>
         </w:rPr>
       </w:pPr>
-      <w:proofErr w:type="spellStart"/>
       <w:r>
         <w:rPr>
           <w:rFonts w:ascii="Roboto Mono" w:eastAsia="Roboto Mono" w:hAnsi="Roboto Mono" w:cs="Roboto Mono"/>
@@ -12733,7 +11793,6 @@
         </w:rPr>
         <w:t>consultallmdocfiscal</w:t>
       </w:r>
-      <w:proofErr w:type="spellEnd"/>
       <w:r>
         <w:rPr>
           <w:rFonts w:ascii="Arial" w:eastAsia="Arial" w:hAnsi="Arial" w:cs="Arial"/>
@@ -12816,7 +11875,6 @@
           <w:color w:val="000000"/>
         </w:rPr>
       </w:pPr>
-      <w:proofErr w:type="spellStart"/>
       <w:r>
         <w:rPr>
           <w:rFonts w:ascii="Roboto Mono" w:eastAsia="Roboto Mono" w:hAnsi="Roboto Mono" w:cs="Roboto Mono"/>
@@ -12825,7 +11883,6 @@
         </w:rPr>
         <w:t>obtem_sim_nao</w:t>
       </w:r>
-      <w:proofErr w:type="spellEnd"/>
       <w:r>
         <w:rPr>
           <w:rFonts w:ascii="Arial" w:eastAsia="Arial" w:hAnsi="Arial" w:cs="Arial"/>
@@ -12839,23 +11896,7 @@
           <w:rFonts w:ascii="Arial" w:eastAsia="Arial" w:hAnsi="Arial" w:cs="Arial"/>
           <w:color w:val="000000"/>
         </w:rPr>
-        <w:t xml:space="preserve"> Verifica a capacidade de responder à pergunta do usuário, considerando as colunas e os dados presentes no </w:t>
-      </w:r>
-      <w:proofErr w:type="spellStart"/>
-      <w:r>
-        <w:rPr>
-          <w:rFonts w:ascii="Arial" w:eastAsia="Arial" w:hAnsi="Arial" w:cs="Arial"/>
-          <w:color w:val="000000"/>
-        </w:rPr>
-        <w:t>dataframe</w:t>
-      </w:r>
-      <w:proofErr w:type="spellEnd"/>
-      <w:r>
-        <w:rPr>
-          <w:rFonts w:ascii="Arial" w:eastAsia="Arial" w:hAnsi="Arial" w:cs="Arial"/>
-          <w:color w:val="000000"/>
-        </w:rPr>
-        <w:t>.</w:t>
+        <w:t xml:space="preserve"> Verifica a capacidade de responder à pergunta do usuário, considerando as colunas e os dados presentes no dataframe.</w:t>
       </w:r>
     </w:p>
     <w:p>
@@ -12878,7 +11919,6 @@
           <w:color w:val="000000"/>
         </w:rPr>
       </w:pPr>
-      <w:proofErr w:type="spellStart"/>
       <w:r>
         <w:rPr>
           <w:rFonts w:ascii="Roboto Mono" w:eastAsia="Roboto Mono" w:hAnsi="Roboto Mono" w:cs="Roboto Mono"/>
@@ -12887,7 +11927,6 @@
         </w:rPr>
         <w:t>llm_gera_query</w:t>
       </w:r>
-      <w:proofErr w:type="spellEnd"/>
       <w:r>
         <w:rPr>
           <w:rFonts w:ascii="Arial" w:eastAsia="Arial" w:hAnsi="Arial" w:cs="Arial"/>
@@ -13222,23 +12261,13 @@
                 <w:color w:val="1B1C1D"/>
               </w:rPr>
             </w:pPr>
-            <w:proofErr w:type="spellStart"/>
             <w:r>
               <w:rPr>
                 <w:rStyle w:val="math-inline"/>
                 <w:color w:val="1B1C1D"/>
                 <w:bdr w:val="none" w:sz="0" w:space="0" w:color="auto" w:frame="1"/>
               </w:rPr>
-              <w:t>Fp</w:t>
-            </w:r>
-            <w:proofErr w:type="spellEnd"/>
-            <w:r>
-              <w:rPr>
-                <w:rStyle w:val="math-inline"/>
-                <w:color w:val="1B1C1D"/>
-                <w:bdr w:val="none" w:sz="0" w:space="0" w:color="auto" w:frame="1"/>
-              </w:rPr>
-              <w:t xml:space="preserve"> </w:t>
+              <w:t xml:space="preserve">Fp </w:t>
             </w:r>
             <w:r>
               <w:rPr>
@@ -14217,10 +13246,10 @@
         <w:tblLook w:val="04A0" w:firstRow="1" w:lastRow="0" w:firstColumn="1" w:lastColumn="0" w:noHBand="0" w:noVBand="1"/>
       </w:tblPr>
       <w:tblGrid>
-        <w:gridCol w:w="1230"/>
-        <w:gridCol w:w="2164"/>
-        <w:gridCol w:w="2893"/>
-        <w:gridCol w:w="2207"/>
+        <w:gridCol w:w="1300"/>
+        <w:gridCol w:w="2174"/>
+        <w:gridCol w:w="2592"/>
+        <w:gridCol w:w="2428"/>
       </w:tblGrid>
       <w:tr>
         <w:trPr>
@@ -14338,27 +13367,7 @@
                 <w:color w:val="1B1C1D"/>
                 <w:bdr w:val="none" w:sz="0" w:space="0" w:color="auto" w:frame="1"/>
               </w:rPr>
-              <w:t>CT-</w:t>
-            </w:r>
-            <w:proofErr w:type="gramStart"/>
-            <w:r>
-              <w:rPr>
-                <w:b w:val="0"/>
-                <w:bCs w:val="0"/>
-                <w:color w:val="1B1C1D"/>
-                <w:bdr w:val="none" w:sz="0" w:space="0" w:color="auto" w:frame="1"/>
-              </w:rPr>
-              <w:t>e</w:t>
-            </w:r>
-            <w:proofErr w:type="gramEnd"/>
-            <w:r>
-              <w:rPr>
-                <w:b w:val="0"/>
-                <w:bCs w:val="0"/>
-                <w:color w:val="1B1C1D"/>
-                <w:bdr w:val="none" w:sz="0" w:space="0" w:color="auto" w:frame="1"/>
-              </w:rPr>
-              <w:t xml:space="preserve"> 1.1: Extração de Dados Base de CT-e</w:t>
+              <w:t>CT-e 1.1: Extração de Dados Base de CT-e</w:t>
             </w:r>
           </w:p>
         </w:tc>
@@ -14453,21 +13462,7 @@
               <w:rPr>
                 <w:color w:val="1B1C1D"/>
               </w:rPr>
-              <w:t xml:space="preserve"> "Quais são o número, a data de emissão e o valor total deste </w:t>
-            </w:r>
-            <w:proofErr w:type="spellStart"/>
-            <w:r>
-              <w:rPr>
-                <w:color w:val="1B1C1D"/>
-              </w:rPr>
-              <w:t>CTe</w:t>
-            </w:r>
-            <w:proofErr w:type="spellEnd"/>
-            <w:r>
-              <w:rPr>
-                <w:color w:val="1B1C1D"/>
-              </w:rPr>
-              <w:t xml:space="preserve">?" </w:t>
+              <w:t xml:space="preserve"> "Quais são o número, a data de emissão e o valor total deste CTe?" </w:t>
             </w:r>
           </w:p>
           <w:p>
@@ -14556,11 +13551,36 @@
             </w:r>
             <w:r>
               <w:rPr>
+                <w:color w:val="1B1C1D"/>
+              </w:rPr>
+              <w:t>t</w:t>
+            </w:r>
+            <w:r>
+              <w:t xml:space="preserve"> </w:t>
+            </w:r>
+            <w:r>
+              <w:rPr>
                 <w:rStyle w:val="math-inline"/>
                 <w:color w:val="1B1C1D"/>
                 <w:bdr w:val="none" w:sz="0" w:space="0" w:color="auto" w:frame="1"/>
               </w:rPr>
-              <w:t>$&lt; 30$</w:t>
+              <w:t xml:space="preserve">&lt; </w:t>
+            </w:r>
+            <w:r>
+              <w:rPr>
+                <w:rStyle w:val="math-inline"/>
+                <w:color w:val="1B1C1D"/>
+                <w:bdr w:val="none" w:sz="0" w:space="0" w:color="auto" w:frame="1"/>
+              </w:rPr>
+              <w:t>6</w:t>
+            </w:r>
+            <w:r>
+              <w:rPr>
+                <w:rStyle w:val="math-inline"/>
+                <w:color w:val="1B1C1D"/>
+                <w:bdr w:val="none" w:sz="0" w:space="0" w:color="auto" w:frame="1"/>
+              </w:rPr>
+              <w:t>0</w:t>
             </w:r>
             <w:r>
               <w:rPr>
@@ -14650,7 +13670,29 @@
               <w:rPr>
                 <w:color w:val="1B1C1D"/>
               </w:rPr>
-              <w:t xml:space="preserve"> na aplicação. 2. </w:t>
+              <w:t xml:space="preserve"> na aplicação. </w:t>
+            </w:r>
+          </w:p>
+          <w:p>
+            <w:pPr>
+              <w:cnfStyle w:val="000000000000" w:firstRow="0" w:lastRow="0" w:firstColumn="0" w:lastColumn="0" w:oddVBand="0" w:evenVBand="0" w:oddHBand="0" w:evenHBand="0" w:firstRowFirstColumn="0" w:firstRowLastColumn="0" w:lastRowFirstColumn="0" w:lastRowLastColumn="0"/>
+              <w:rPr>
+                <w:color w:val="1B1C1D"/>
+              </w:rPr>
+            </w:pPr>
+          </w:p>
+          <w:p>
+            <w:pPr>
+              <w:cnfStyle w:val="000000000000" w:firstRow="0" w:lastRow="0" w:firstColumn="0" w:lastColumn="0" w:oddVBand="0" w:evenVBand="0" w:oddHBand="0" w:evenHBand="0" w:firstRowFirstColumn="0" w:firstRowLastColumn="0" w:lastRowFirstColumn="0" w:lastRowLastColumn="0"/>
+              <w:rPr>
+                <w:color w:val="1B1C1D"/>
+              </w:rPr>
+            </w:pPr>
+            <w:r>
+              <w:rPr>
+                <w:color w:val="1B1C1D"/>
+              </w:rPr>
+              <w:t xml:space="preserve">2. </w:t>
             </w:r>
             <w:r>
               <w:rPr>
@@ -14665,7 +13707,29 @@
               <w:rPr>
                 <w:color w:val="1B1C1D"/>
               </w:rPr>
-              <w:t xml:space="preserve"> "Extraia o CNPJ do Emitente e o Valor Total do ICMS e me informe a Base de Cálculo." 3. Executar a função de extração/análise.</w:t>
+              <w:t xml:space="preserve"> "Extraia o CNPJ do Emitente e o Valor Total do ICMS e me informe a Base de Cálculo." </w:t>
+            </w:r>
+          </w:p>
+          <w:p>
+            <w:pPr>
+              <w:cnfStyle w:val="000000000000" w:firstRow="0" w:lastRow="0" w:firstColumn="0" w:lastColumn="0" w:oddVBand="0" w:evenVBand="0" w:oddHBand="0" w:evenHBand="0" w:firstRowFirstColumn="0" w:firstRowLastColumn="0" w:lastRowFirstColumn="0" w:lastRowLastColumn="0"/>
+              <w:rPr>
+                <w:color w:val="1B1C1D"/>
+              </w:rPr>
+            </w:pPr>
+          </w:p>
+          <w:p>
+            <w:pPr>
+              <w:cnfStyle w:val="000000000000" w:firstRow="0" w:lastRow="0" w:firstColumn="0" w:lastColumn="0" w:oddVBand="0" w:evenVBand="0" w:oddHBand="0" w:evenHBand="0" w:firstRowFirstColumn="0" w:firstRowLastColumn="0" w:lastRowFirstColumn="0" w:lastRowLastColumn="0"/>
+              <w:rPr>
+                <w:color w:val="1B1C1D"/>
+              </w:rPr>
+            </w:pPr>
+            <w:r>
+              <w:rPr>
+                <w:color w:val="1B1C1D"/>
+              </w:rPr>
+              <w:t>3. Executar a função de extração/análise.</w:t>
             </w:r>
           </w:p>
         </w:tc>
@@ -14713,11 +13777,28 @@
             </w:r>
             <w:r>
               <w:rPr>
+                <w:color w:val="1B1C1D"/>
+              </w:rPr>
+              <w:t>t</w:t>
+            </w:r>
+            <w:r>
+              <w:t xml:space="preserve"> </w:t>
+            </w:r>
+            <w:r>
+              <w:rPr>
                 <w:rStyle w:val="math-inline"/>
                 <w:color w:val="1B1C1D"/>
                 <w:bdr w:val="none" w:sz="0" w:space="0" w:color="auto" w:frame="1"/>
               </w:rPr>
-              <w:t>$&lt; 30$</w:t>
+              <w:t xml:space="preserve">&lt; </w:t>
+            </w:r>
+            <w:r>
+              <w:rPr>
+                <w:rStyle w:val="math-inline"/>
+                <w:color w:val="1B1C1D"/>
+                <w:bdr w:val="none" w:sz="0" w:space="0" w:color="auto" w:frame="1"/>
+              </w:rPr>
+              <w:t>60</w:t>
             </w:r>
             <w:r>
               <w:rPr>
@@ -14734,28 +13815,701 @@
         <w:pStyle w:val="Ttulo4"/>
         <w:spacing w:after="120"/>
         <w:rPr>
+          <w:i w:val="0"/>
+          <w:iCs/>
           <w:color w:val="1B1C1D"/>
         </w:rPr>
       </w:pPr>
-      <w:r>
-        <w:rPr>
+    </w:p>
+    <w:p>
+      <w:pPr>
+        <w:pStyle w:val="Ttulo4"/>
+        <w:spacing w:after="120"/>
+        <w:rPr>
+          <w:rFonts w:asciiTheme="minorHAnsi" w:eastAsia="Times New Roman" w:hAnsiTheme="minorHAnsi" w:cs="Times New Roman"/>
+          <w:b/>
+          <w:bCs/>
+          <w:i w:val="0"/>
           <w:color w:val="1B1C1D"/>
-        </w:rPr>
-        <w:t xml:space="preserve">3.2. Testes de Extração de Dados de Imagens (OCR - NFS-e </w:t>
-      </w:r>
-      <w:proofErr w:type="gramStart"/>
-      <w:r>
-        <w:rPr>
+          <w:sz w:val="26"/>
+          <w:szCs w:val="26"/>
+          <w:bdr w:val="none" w:sz="0" w:space="0" w:color="auto" w:frame="1"/>
+        </w:rPr>
+      </w:pPr>
+      <w:r>
+        <w:rPr>
+          <w:rFonts w:asciiTheme="minorHAnsi" w:eastAsia="Times New Roman" w:hAnsiTheme="minorHAnsi" w:cs="Times New Roman"/>
+          <w:b/>
+          <w:bCs/>
+          <w:i w:val="0"/>
           <w:color w:val="1B1C1D"/>
-        </w:rPr>
-        <w:t>e Outros</w:t>
-      </w:r>
-      <w:proofErr w:type="gramEnd"/>
-      <w:r>
-        <w:rPr>
+          <w:sz w:val="26"/>
+          <w:szCs w:val="26"/>
+          <w:bdr w:val="none" w:sz="0" w:space="0" w:color="auto" w:frame="1"/>
+        </w:rPr>
+        <w:t xml:space="preserve">Cenário </w:t>
+      </w:r>
+      <w:r>
+        <w:rPr>
+          <w:rFonts w:asciiTheme="minorHAnsi" w:eastAsia="Times New Roman" w:hAnsiTheme="minorHAnsi" w:cs="Times New Roman"/>
+          <w:b/>
+          <w:bCs/>
+          <w:i w:val="0"/>
           <w:color w:val="1B1C1D"/>
-        </w:rPr>
-        <w:t>)</w:t>
+          <w:sz w:val="26"/>
+          <w:szCs w:val="26"/>
+          <w:bdr w:val="none" w:sz="0" w:space="0" w:color="auto" w:frame="1"/>
+        </w:rPr>
+        <w:t>CT-e 1.1: Extração de Dados Base de CT-e</w:t>
+      </w:r>
+    </w:p>
+    <w:tbl>
+      <w:tblPr>
+        <w:tblStyle w:val="SimplesTabela1"/>
+        <w:tblW w:w="0" w:type="auto"/>
+        <w:tblLook w:val="04A0" w:firstRow="1" w:lastRow="0" w:firstColumn="1" w:lastColumn="0" w:noHBand="0" w:noVBand="1"/>
+      </w:tblPr>
+      <w:tblGrid>
+        <w:gridCol w:w="8253"/>
+      </w:tblGrid>
+      <w:tr>
+        <w:trPr>
+          <w:cnfStyle w:val="100000000000" w:firstRow="1" w:lastRow="0" w:firstColumn="0" w:lastColumn="0" w:oddVBand="0" w:evenVBand="0" w:oddHBand="0" w:evenHBand="0" w:firstRowFirstColumn="0" w:firstRowLastColumn="0" w:lastRowFirstColumn="0" w:lastRowLastColumn="0"/>
+        </w:trPr>
+        <w:tc>
+          <w:tcPr>
+            <w:cnfStyle w:val="001000000000" w:firstRow="0" w:lastRow="0" w:firstColumn="1" w:lastColumn="0" w:oddVBand="0" w:evenVBand="0" w:oddHBand="0" w:evenHBand="0" w:firstRowFirstColumn="0" w:firstRowLastColumn="0" w:lastRowFirstColumn="0" w:lastRowLastColumn="0"/>
+            <w:tcW w:w="0" w:type="auto"/>
+            <w:hideMark/>
+          </w:tcPr>
+          <w:p>
+            <w:pPr>
+              <w:rPr>
+                <w:color w:val="1B1C1D"/>
+              </w:rPr>
+            </w:pPr>
+            <w:r>
+              <w:rPr>
+                <w:rStyle w:val="Forte"/>
+                <w:color w:val="1B1C1D"/>
+                <w:bdr w:val="none" w:sz="0" w:space="0" w:color="auto" w:frame="1"/>
+              </w:rPr>
+              <w:t>Resultado Esperado</w:t>
+            </w:r>
+          </w:p>
+        </w:tc>
+      </w:tr>
+      <w:tr>
+        <w:trPr>
+          <w:cnfStyle w:val="000000100000" w:firstRow="0" w:lastRow="0" w:firstColumn="0" w:lastColumn="0" w:oddVBand="0" w:evenVBand="0" w:oddHBand="1" w:evenHBand="0" w:firstRowFirstColumn="0" w:firstRowLastColumn="0" w:lastRowFirstColumn="0" w:lastRowLastColumn="0"/>
+        </w:trPr>
+        <w:tc>
+          <w:tcPr>
+            <w:cnfStyle w:val="001000000000" w:firstRow="0" w:lastRow="0" w:firstColumn="1" w:lastColumn="0" w:oddVBand="0" w:evenVBand="0" w:oddHBand="0" w:evenHBand="0" w:firstRowFirstColumn="0" w:firstRowLastColumn="0" w:lastRowFirstColumn="0" w:lastRowLastColumn="0"/>
+            <w:tcW w:w="0" w:type="auto"/>
+            <w:hideMark/>
+          </w:tcPr>
+          <w:p>
+            <w:pPr>
+              <w:rPr>
+                <w:b w:val="0"/>
+                <w:bCs w:val="0"/>
+                <w:color w:val="1B1C1D"/>
+              </w:rPr>
+            </w:pPr>
+            <w:r>
+              <w:rPr>
+                <w:b w:val="0"/>
+                <w:bCs w:val="0"/>
+                <w:color w:val="1B1C1D"/>
+                <w:bdr w:val="none" w:sz="0" w:space="0" w:color="auto" w:frame="1"/>
+              </w:rPr>
+              <w:t>Precisão:</w:t>
+            </w:r>
+            <w:r>
+              <w:rPr>
+                <w:color w:val="1B1C1D"/>
+              </w:rPr>
+              <w:t xml:space="preserve"> </w:t>
+            </w:r>
+            <w:r>
+              <w:rPr>
+                <w:b w:val="0"/>
+                <w:bCs w:val="0"/>
+                <w:color w:val="1B1C1D"/>
+              </w:rPr>
+              <w:t xml:space="preserve">Todos os campos essenciais do CT-e devem ser extraídos com 100% de precisão. </w:t>
+            </w:r>
+          </w:p>
+          <w:p>
+            <w:pPr>
+              <w:rPr>
+                <w:color w:val="1B1C1D"/>
+              </w:rPr>
+            </w:pPr>
+            <w:r>
+              <w:rPr>
+                <w:b w:val="0"/>
+                <w:bCs w:val="0"/>
+                <w:color w:val="1B1C1D"/>
+                <w:bdr w:val="none" w:sz="0" w:space="0" w:color="auto" w:frame="1"/>
+              </w:rPr>
+              <w:t>Tempo:</w:t>
+            </w:r>
+            <w:r>
+              <w:rPr>
+                <w:b w:val="0"/>
+                <w:bCs w:val="0"/>
+                <w:color w:val="1B1C1D"/>
+              </w:rPr>
+              <w:t xml:space="preserve"> O processamento deve ser concluído em t</w:t>
+            </w:r>
+            <w:r>
+              <w:rPr>
+                <w:b w:val="0"/>
+                <w:bCs w:val="0"/>
+              </w:rPr>
+              <w:t xml:space="preserve"> </w:t>
+            </w:r>
+            <w:r>
+              <w:rPr>
+                <w:rStyle w:val="math-inline"/>
+                <w:b w:val="0"/>
+                <w:bCs w:val="0"/>
+                <w:color w:val="1B1C1D"/>
+                <w:bdr w:val="none" w:sz="0" w:space="0" w:color="auto" w:frame="1"/>
+              </w:rPr>
+              <w:t>&lt; 60</w:t>
+            </w:r>
+            <w:r>
+              <w:rPr>
+                <w:b w:val="0"/>
+                <w:bCs w:val="0"/>
+                <w:color w:val="1B1C1D"/>
+              </w:rPr>
+              <w:t xml:space="preserve"> segundos.</w:t>
+            </w:r>
+          </w:p>
+        </w:tc>
+      </w:tr>
+    </w:tbl>
+    <w:p>
+      <w:pPr>
+        <w:cnfStyle w:val="000000100000" w:firstRow="0" w:lastRow="0" w:firstColumn="0" w:lastColumn="0" w:oddVBand="0" w:evenVBand="0" w:oddHBand="1" w:evenHBand="0" w:firstRowFirstColumn="0" w:firstRowLastColumn="0" w:lastRowFirstColumn="0" w:lastRowLastColumn="0"/>
+        <w:rPr>
+          <w:color w:val="1B1C1D"/>
+        </w:rPr>
+      </w:pPr>
+    </w:p>
+    <w:p>
+      <w:pPr>
+        <w:cnfStyle w:val="000000100000" w:firstRow="0" w:lastRow="0" w:firstColumn="0" w:lastColumn="0" w:oddVBand="0" w:evenVBand="0" w:oddHBand="1" w:evenHBand="0" w:firstRowFirstColumn="0" w:firstRowLastColumn="0" w:lastRowFirstColumn="0" w:lastRowLastColumn="0"/>
+        <w:rPr>
+          <w:color w:val="1B1C1D"/>
+        </w:rPr>
+      </w:pPr>
+      <w:r>
+        <w:rPr>
+          <w:color w:val="1B1C1D"/>
+        </w:rPr>
+        <w:t>PASSOS</w:t>
+      </w:r>
+    </w:p>
+    <w:p>
+      <w:pPr>
+        <w:cnfStyle w:val="000000100000" w:firstRow="0" w:lastRow="0" w:firstColumn="0" w:lastColumn="0" w:oddVBand="0" w:evenVBand="0" w:oddHBand="1" w:evenHBand="0" w:firstRowFirstColumn="0" w:firstRowLastColumn="0" w:lastRowFirstColumn="0" w:lastRowLastColumn="0"/>
+        <w:rPr>
+          <w:color w:val="1B1C1D"/>
+        </w:rPr>
+      </w:pPr>
+      <w:r>
+        <w:rPr>
+          <w:color w:val="1B1C1D"/>
+        </w:rPr>
+        <w:t xml:space="preserve">1. Carregar o arquivo </w:t>
+      </w:r>
+      <w:hyperlink r:id="rId27" w:history="1">
+        <w:r>
+          <w:rPr>
+            <w:rStyle w:val="Hyperlink"/>
+            <w:rFonts w:ascii="Courier New" w:eastAsiaTheme="majorEastAsia" w:hAnsi="Courier New" w:cs="Courier New"/>
+            <w:sz w:val="20"/>
+            <w:szCs w:val="20"/>
+            <w:bdr w:val="none" w:sz="0" w:space="0" w:color="auto" w:frame="1"/>
+          </w:rPr>
+          <w:t>CTe_assinado.xml</w:t>
+        </w:r>
+      </w:hyperlink>
+      <w:r>
+        <w:rPr>
+          <w:color w:val="1B1C1D"/>
+        </w:rPr>
+        <w:t xml:space="preserve">na aplicação. </w:t>
+      </w:r>
+    </w:p>
+    <w:p>
+      <w:pPr>
+        <w:cnfStyle w:val="000000100000" w:firstRow="0" w:lastRow="0" w:firstColumn="0" w:lastColumn="0" w:oddVBand="0" w:evenVBand="0" w:oddHBand="1" w:evenHBand="0" w:firstRowFirstColumn="0" w:firstRowLastColumn="0" w:lastRowFirstColumn="0" w:lastRowLastColumn="0"/>
+        <w:rPr>
+          <w:color w:val="1B1C1D"/>
+        </w:rPr>
+      </w:pPr>
+      <w:r>
+        <w:rPr>
+          <w:color w:val="1B1C1D"/>
+        </w:rPr>
+        <w:t xml:space="preserve">2. </w:t>
+      </w:r>
+      <w:r>
+        <w:rPr>
+          <w:color w:val="1B1C1D"/>
+          <w:bdr w:val="none" w:sz="0" w:space="0" w:color="auto" w:frame="1"/>
+        </w:rPr>
+        <w:t>Pergunta:</w:t>
+      </w:r>
+      <w:r>
+        <w:rPr>
+          <w:color w:val="1B1C1D"/>
+        </w:rPr>
+        <w:t xml:space="preserve"> "Quais são o número, a data de emissão e o valor total deste CTe?" </w:t>
+      </w:r>
+    </w:p>
+    <w:p>
+      <w:pPr>
+        <w:jc w:val="center"/>
+      </w:pPr>
+      <w:r>
+        <w:drawing>
+          <wp:inline distT="0" distB="0" distL="0" distR="0" wp14:anchorId="3DF4EDCD" wp14:editId="6BE8B09C">
+            <wp:extent cx="3522472" cy="2880441"/>
+            <wp:effectExtent l="0" t="0" r="1905" b="0"/>
+            <wp:docPr id="5" name="Imagem 5"/>
+            <wp:cNvGraphicFramePr>
+              <a:graphicFrameLocks xmlns:a="http://schemas.openxmlformats.org/drawingml/2006/main" noChangeAspect="1"/>
+            </wp:cNvGraphicFramePr>
+            <a:graphic xmlns:a="http://schemas.openxmlformats.org/drawingml/2006/main">
+              <a:graphicData uri="http://schemas.openxmlformats.org/drawingml/2006/picture">
+                <pic:pic xmlns:pic="http://schemas.openxmlformats.org/drawingml/2006/picture">
+                  <pic:nvPicPr>
+                    <pic:cNvPr id="1" name=""/>
+                    <pic:cNvPicPr/>
+                  </pic:nvPicPr>
+                  <pic:blipFill>
+                    <a:blip r:embed="rId28"/>
+                    <a:stretch>
+                      <a:fillRect/>
+                    </a:stretch>
+                  </pic:blipFill>
+                  <pic:spPr>
+                    <a:xfrm>
+                      <a:off x="0" y="0"/>
+                      <a:ext cx="3536461" cy="2891880"/>
+                    </a:xfrm>
+                    <a:prstGeom prst="rect">
+                      <a:avLst/>
+                    </a:prstGeom>
+                  </pic:spPr>
+                </pic:pic>
+              </a:graphicData>
+            </a:graphic>
+          </wp:inline>
+        </w:drawing>
+      </w:r>
+    </w:p>
+    <w:p>
+      <w:pPr>
+        <w:rPr>
+          <w:color w:val="1B1C1D"/>
+        </w:rPr>
+      </w:pPr>
+      <w:r>
+        <w:rPr>
+          <w:color w:val="1B1C1D"/>
+        </w:rPr>
+        <w:t>3. Executar a função de extração/análise.</w:t>
+      </w:r>
+    </w:p>
+    <w:p>
+      <w:pPr>
+        <w:jc w:val="center"/>
+      </w:pPr>
+      <w:r>
+        <w:lastRenderedPageBreak/>
+        <w:drawing>
+          <wp:inline distT="0" distB="0" distL="0" distR="0" wp14:anchorId="4C010F8D" wp14:editId="46C10727">
+            <wp:extent cx="3812135" cy="2993136"/>
+            <wp:effectExtent l="0" t="0" r="0" b="0"/>
+            <wp:docPr id="6" name="Imagem 6"/>
+            <wp:cNvGraphicFramePr>
+              <a:graphicFrameLocks xmlns:a="http://schemas.openxmlformats.org/drawingml/2006/main" noChangeAspect="1"/>
+            </wp:cNvGraphicFramePr>
+            <a:graphic xmlns:a="http://schemas.openxmlformats.org/drawingml/2006/main">
+              <a:graphicData uri="http://schemas.openxmlformats.org/drawingml/2006/picture">
+                <pic:pic xmlns:pic="http://schemas.openxmlformats.org/drawingml/2006/picture">
+                  <pic:nvPicPr>
+                    <pic:cNvPr id="1" name=""/>
+                    <pic:cNvPicPr/>
+                  </pic:nvPicPr>
+                  <pic:blipFill>
+                    <a:blip r:embed="rId29"/>
+                    <a:stretch>
+                      <a:fillRect/>
+                    </a:stretch>
+                  </pic:blipFill>
+                  <pic:spPr>
+                    <a:xfrm>
+                      <a:off x="0" y="0"/>
+                      <a:ext cx="3833470" cy="3009887"/>
+                    </a:xfrm>
+                    <a:prstGeom prst="rect">
+                      <a:avLst/>
+                    </a:prstGeom>
+                  </pic:spPr>
+                </pic:pic>
+              </a:graphicData>
+            </a:graphic>
+          </wp:inline>
+        </w:drawing>
+      </w:r>
+    </w:p>
+    <w:p>
+      <w:pPr>
+        <w:rPr>
+          <w:b/>
+          <w:bCs/>
+          <w:color w:val="1B1C1D"/>
+          <w:bdr w:val="none" w:sz="0" w:space="0" w:color="auto" w:frame="1"/>
+        </w:rPr>
+      </w:pPr>
+    </w:p>
+    <w:p>
+      <w:pPr>
+        <w:pStyle w:val="Ttulo4"/>
+        <w:spacing w:after="120"/>
+        <w:rPr>
+          <w:rFonts w:asciiTheme="minorHAnsi" w:eastAsia="Times New Roman" w:hAnsiTheme="minorHAnsi" w:cs="Times New Roman"/>
+          <w:b/>
+          <w:bCs/>
+          <w:i w:val="0"/>
+          <w:color w:val="1B1C1D"/>
+          <w:sz w:val="26"/>
+          <w:szCs w:val="26"/>
+          <w:bdr w:val="none" w:sz="0" w:space="0" w:color="auto" w:frame="1"/>
+        </w:rPr>
+      </w:pPr>
+      <w:r>
+        <w:rPr>
+          <w:rFonts w:asciiTheme="minorHAnsi" w:eastAsia="Times New Roman" w:hAnsiTheme="minorHAnsi" w:cs="Times New Roman"/>
+          <w:b/>
+          <w:bCs/>
+          <w:i w:val="0"/>
+          <w:color w:val="1B1C1D"/>
+          <w:sz w:val="26"/>
+          <w:szCs w:val="26"/>
+          <w:bdr w:val="none" w:sz="0" w:space="0" w:color="auto" w:frame="1"/>
+        </w:rPr>
+        <w:t xml:space="preserve">Cenário </w:t>
+      </w:r>
+      <w:r>
+        <w:rPr>
+          <w:rFonts w:asciiTheme="minorHAnsi" w:eastAsia="Times New Roman" w:hAnsiTheme="minorHAnsi" w:cs="Times New Roman"/>
+          <w:b/>
+          <w:bCs/>
+          <w:i w:val="0"/>
+          <w:color w:val="1B1C1D"/>
+          <w:sz w:val="26"/>
+          <w:szCs w:val="26"/>
+          <w:bdr w:val="none" w:sz="0" w:space="0" w:color="auto" w:frame="1"/>
+        </w:rPr>
+        <w:t>NF-e 1.2: Extração de Dados Base e Impostos de NF-e</w:t>
+      </w:r>
+    </w:p>
+    <w:tbl>
+      <w:tblPr>
+        <w:tblStyle w:val="SimplesTabela1"/>
+        <w:tblW w:w="0" w:type="auto"/>
+        <w:tblLook w:val="04A0" w:firstRow="1" w:lastRow="0" w:firstColumn="1" w:lastColumn="0" w:noHBand="0" w:noVBand="1"/>
+      </w:tblPr>
+      <w:tblGrid>
+        <w:gridCol w:w="8253"/>
+      </w:tblGrid>
+      <w:tr>
+        <w:trPr>
+          <w:cnfStyle w:val="100000000000" w:firstRow="1" w:lastRow="0" w:firstColumn="0" w:lastColumn="0" w:oddVBand="0" w:evenVBand="0" w:oddHBand="0" w:evenHBand="0" w:firstRowFirstColumn="0" w:firstRowLastColumn="0" w:lastRowFirstColumn="0" w:lastRowLastColumn="0"/>
+        </w:trPr>
+        <w:tc>
+          <w:tcPr>
+            <w:cnfStyle w:val="001000000000" w:firstRow="0" w:lastRow="0" w:firstColumn="1" w:lastColumn="0" w:oddVBand="0" w:evenVBand="0" w:oddHBand="0" w:evenHBand="0" w:firstRowFirstColumn="0" w:firstRowLastColumn="0" w:lastRowFirstColumn="0" w:lastRowLastColumn="0"/>
+            <w:tcW w:w="0" w:type="auto"/>
+            <w:hideMark/>
+          </w:tcPr>
+          <w:p>
+            <w:pPr>
+              <w:rPr>
+                <w:color w:val="1B1C1D"/>
+              </w:rPr>
+            </w:pPr>
+            <w:r>
+              <w:rPr>
+                <w:rStyle w:val="Forte"/>
+                <w:color w:val="1B1C1D"/>
+                <w:bdr w:val="none" w:sz="0" w:space="0" w:color="auto" w:frame="1"/>
+              </w:rPr>
+              <w:t>Resultado Esperado</w:t>
+            </w:r>
+          </w:p>
+        </w:tc>
+      </w:tr>
+      <w:tr>
+        <w:trPr>
+          <w:cnfStyle w:val="000000100000" w:firstRow="0" w:lastRow="0" w:firstColumn="0" w:lastColumn="0" w:oddVBand="0" w:evenVBand="0" w:oddHBand="1" w:evenHBand="0" w:firstRowFirstColumn="0" w:firstRowLastColumn="0" w:lastRowFirstColumn="0" w:lastRowLastColumn="0"/>
+        </w:trPr>
+        <w:tc>
+          <w:tcPr>
+            <w:cnfStyle w:val="001000000000" w:firstRow="0" w:lastRow="0" w:firstColumn="1" w:lastColumn="0" w:oddVBand="0" w:evenVBand="0" w:oddHBand="0" w:evenHBand="0" w:firstRowFirstColumn="0" w:firstRowLastColumn="0" w:lastRowFirstColumn="0" w:lastRowLastColumn="0"/>
+            <w:tcW w:w="0" w:type="auto"/>
+            <w:hideMark/>
+          </w:tcPr>
+          <w:p>
+            <w:pPr>
+              <w:rPr>
+                <w:b w:val="0"/>
+                <w:bCs w:val="0"/>
+                <w:color w:val="1B1C1D"/>
+              </w:rPr>
+            </w:pPr>
+            <w:r>
+              <w:rPr>
+                <w:b w:val="0"/>
+                <w:bCs w:val="0"/>
+                <w:color w:val="1B1C1D"/>
+                <w:bdr w:val="none" w:sz="0" w:space="0" w:color="auto" w:frame="1"/>
+              </w:rPr>
+              <w:t>Precisão:</w:t>
+            </w:r>
+            <w:r>
+              <w:rPr>
+                <w:color w:val="1B1C1D"/>
+              </w:rPr>
+              <w:t xml:space="preserve"> </w:t>
+            </w:r>
+            <w:r>
+              <w:rPr>
+                <w:b w:val="0"/>
+                <w:bCs w:val="0"/>
+                <w:color w:val="1B1C1D"/>
+              </w:rPr>
+              <w:t xml:space="preserve">Todos os campos essenciais do CT-e devem ser extraídos com 100% de precisão. </w:t>
+            </w:r>
+          </w:p>
+          <w:p>
+            <w:pPr>
+              <w:rPr>
+                <w:color w:val="1B1C1D"/>
+              </w:rPr>
+            </w:pPr>
+            <w:r>
+              <w:rPr>
+                <w:b w:val="0"/>
+                <w:bCs w:val="0"/>
+                <w:color w:val="1B1C1D"/>
+                <w:bdr w:val="none" w:sz="0" w:space="0" w:color="auto" w:frame="1"/>
+              </w:rPr>
+              <w:t>Tempo:</w:t>
+            </w:r>
+            <w:r>
+              <w:rPr>
+                <w:b w:val="0"/>
+                <w:bCs w:val="0"/>
+                <w:color w:val="1B1C1D"/>
+              </w:rPr>
+              <w:t xml:space="preserve"> O processamento deve ser concluído em t</w:t>
+            </w:r>
+            <w:r>
+              <w:rPr>
+                <w:b w:val="0"/>
+                <w:bCs w:val="0"/>
+              </w:rPr>
+              <w:t xml:space="preserve"> </w:t>
+            </w:r>
+            <w:r>
+              <w:rPr>
+                <w:rStyle w:val="math-inline"/>
+                <w:b w:val="0"/>
+                <w:bCs w:val="0"/>
+                <w:color w:val="1B1C1D"/>
+                <w:bdr w:val="none" w:sz="0" w:space="0" w:color="auto" w:frame="1"/>
+              </w:rPr>
+              <w:t>&lt; 60</w:t>
+            </w:r>
+            <w:r>
+              <w:rPr>
+                <w:b w:val="0"/>
+                <w:bCs w:val="0"/>
+                <w:color w:val="1B1C1D"/>
+              </w:rPr>
+              <w:t xml:space="preserve"> segundos.</w:t>
+            </w:r>
+          </w:p>
+        </w:tc>
+      </w:tr>
+    </w:tbl>
+    <w:p>
+      <w:pPr>
+        <w:rPr>
+          <w:b/>
+          <w:bCs/>
+          <w:color w:val="1B1C1D"/>
+          <w:bdr w:val="none" w:sz="0" w:space="0" w:color="auto" w:frame="1"/>
+        </w:rPr>
+      </w:pPr>
+    </w:p>
+    <w:p>
+      <w:pPr>
+        <w:rPr>
+          <w:color w:val="1B1C1D"/>
+          <w:bdr w:val="none" w:sz="0" w:space="0" w:color="auto" w:frame="1"/>
+        </w:rPr>
+      </w:pPr>
+      <w:r>
+        <w:rPr>
+          <w:color w:val="1B1C1D"/>
+          <w:bdr w:val="none" w:sz="0" w:space="0" w:color="auto" w:frame="1"/>
+        </w:rPr>
+        <w:t>PASSOS</w:t>
+      </w:r>
+    </w:p>
+    <w:p>
+      <w:pPr>
+        <w:rPr>
+          <w:color w:val="1B1C1D"/>
+        </w:rPr>
+      </w:pPr>
+      <w:r>
+        <w:rPr>
+          <w:color w:val="1B1C1D"/>
+        </w:rPr>
+        <w:t xml:space="preserve">1. Carregar o arquivo </w:t>
+      </w:r>
+      <w:hyperlink r:id="rId30" w:history="1">
+        <w:r>
+          <w:rPr>
+            <w:rStyle w:val="Hyperlink"/>
+            <w:rFonts w:ascii="Courier New" w:eastAsiaTheme="majorEastAsia" w:hAnsi="Courier New" w:cs="Courier New"/>
+            <w:sz w:val="20"/>
+            <w:szCs w:val="20"/>
+            <w:bdr w:val="none" w:sz="0" w:space="0" w:color="auto" w:frame="1"/>
+          </w:rPr>
+          <w:t>NFe_assinada.xml</w:t>
+        </w:r>
+      </w:hyperlink>
+      <w:r>
+        <w:rPr>
+          <w:color w:val="1B1C1D"/>
+        </w:rPr>
+        <w:t xml:space="preserve"> na aplicação. </w:t>
+      </w:r>
+    </w:p>
+    <w:p>
+      <w:pPr>
+        <w:rPr>
+          <w:color w:val="1B1C1D"/>
+        </w:rPr>
+      </w:pPr>
+      <w:r>
+        <w:rPr>
+          <w:color w:val="1B1C1D"/>
+        </w:rPr>
+        <w:t xml:space="preserve">2. </w:t>
+      </w:r>
+      <w:r>
+        <w:rPr>
+          <w:color w:val="1B1C1D"/>
+          <w:bdr w:val="none" w:sz="0" w:space="0" w:color="auto" w:frame="1"/>
+        </w:rPr>
+        <w:t>Pergunta:</w:t>
+      </w:r>
+      <w:r>
+        <w:rPr>
+          <w:color w:val="1B1C1D"/>
+        </w:rPr>
+        <w:t xml:space="preserve"> "Extraia o CNPJ do Emitente e o Valor Total do ICMS e me informe a Base de Cálculo." </w:t>
+      </w:r>
+    </w:p>
+    <w:p>
+      <w:pPr>
+        <w:jc w:val="center"/>
+        <w:rPr>
+          <w:color w:val="1B1C1D"/>
+        </w:rPr>
+      </w:pPr>
+      <w:r>
+        <w:rPr>
+          <w:color w:val="1B1C1D"/>
+        </w:rPr>
+        <w:drawing>
+          <wp:inline distT="0" distB="0" distL="0" distR="0" wp14:anchorId="2A021A69" wp14:editId="7138E1CA">
+            <wp:extent cx="4171731" cy="3072384"/>
+            <wp:effectExtent l="0" t="0" r="635" b="0"/>
+            <wp:docPr id="8" name="Imagem 8"/>
+            <wp:cNvGraphicFramePr>
+              <a:graphicFrameLocks xmlns:a="http://schemas.openxmlformats.org/drawingml/2006/main" noChangeAspect="1"/>
+            </wp:cNvGraphicFramePr>
+            <a:graphic xmlns:a="http://schemas.openxmlformats.org/drawingml/2006/main">
+              <a:graphicData uri="http://schemas.openxmlformats.org/drawingml/2006/picture">
+                <pic:pic xmlns:pic="http://schemas.openxmlformats.org/drawingml/2006/picture">
+                  <pic:nvPicPr>
+                    <pic:cNvPr id="1" name=""/>
+                    <pic:cNvPicPr/>
+                  </pic:nvPicPr>
+                  <pic:blipFill>
+                    <a:blip r:embed="rId31"/>
+                    <a:stretch>
+                      <a:fillRect/>
+                    </a:stretch>
+                  </pic:blipFill>
+                  <pic:spPr>
+                    <a:xfrm>
+                      <a:off x="0" y="0"/>
+                      <a:ext cx="4182935" cy="3080636"/>
+                    </a:xfrm>
+                    <a:prstGeom prst="rect">
+                      <a:avLst/>
+                    </a:prstGeom>
+                  </pic:spPr>
+                </pic:pic>
+              </a:graphicData>
+            </a:graphic>
+          </wp:inline>
+        </w:drawing>
+      </w:r>
+    </w:p>
+    <w:p>
+      <w:pPr>
+        <w:pStyle w:val="Ttulo3"/>
+        <w:spacing w:after="120"/>
+        <w:rPr>
+          <w:color w:val="2F5496"/>
+          <w:sz w:val="26"/>
+          <w:szCs w:val="26"/>
+        </w:rPr>
+      </w:pPr>
+      <w:r>
+        <w:rPr>
+          <w:color w:val="2F5496"/>
+          <w:sz w:val="26"/>
+          <w:szCs w:val="26"/>
+        </w:rPr>
+        <w:lastRenderedPageBreak/>
+        <w:t>14.3</w:t>
+      </w:r>
+      <w:r>
+        <w:rPr>
+          <w:color w:val="2F5496"/>
+          <w:sz w:val="26"/>
+          <w:szCs w:val="26"/>
+        </w:rPr>
+        <w:t>.2. Testes de Extração de Dados de Imagens (OCR - NFS-e e Outros)</w:t>
       </w:r>
     </w:p>
     <w:p>
@@ -14793,10 +14547,10 @@
         <w:tblLook w:val="04A0" w:firstRow="1" w:lastRow="0" w:firstColumn="1" w:lastColumn="0" w:noHBand="0" w:noVBand="1"/>
       </w:tblPr>
       <w:tblGrid>
-        <w:gridCol w:w="1612"/>
-        <w:gridCol w:w="1920"/>
-        <w:gridCol w:w="2013"/>
-        <w:gridCol w:w="2943"/>
+        <w:gridCol w:w="1619"/>
+        <w:gridCol w:w="1924"/>
+        <w:gridCol w:w="1969"/>
+        <w:gridCol w:w="2976"/>
       </w:tblGrid>
       <w:tr>
         <w:trPr>
@@ -15042,7 +14796,20 @@
               <w:rPr>
                 <w:color w:val="1B1C1D"/>
               </w:rPr>
-              <w:t xml:space="preserve">1. Carregar o arquivo de imagem da NFS-e. 2. </w:t>
+              <w:t xml:space="preserve">1. Carregar o arquivo de imagem da NFS-e. </w:t>
+            </w:r>
+          </w:p>
+          <w:p>
+            <w:pPr>
+              <w:rPr>
+                <w:color w:val="1B1C1D"/>
+              </w:rPr>
+            </w:pPr>
+            <w:r>
+              <w:rPr>
+                <w:color w:val="1B1C1D"/>
+              </w:rPr>
+              <w:t xml:space="preserve">2. </w:t>
             </w:r>
             <w:r>
               <w:rPr>
@@ -15057,7 +14824,20 @@
               <w:rPr>
                 <w:color w:val="1B1C1D"/>
               </w:rPr>
-              <w:t xml:space="preserve"> "Qual é o valor total desta nota, o Código de Verificação e o valor do ISS?" 3. Executar a extração (OCR e Análise IA/Agente).</w:t>
+              <w:t xml:space="preserve"> "Qual é o valor total desta nota, o Código de Verificação e o valor do ISS?" </w:t>
+            </w:r>
+          </w:p>
+          <w:p>
+            <w:pPr>
+              <w:rPr>
+                <w:color w:val="1B1C1D"/>
+              </w:rPr>
+            </w:pPr>
+            <w:r>
+              <w:rPr>
+                <w:color w:val="1B1C1D"/>
+              </w:rPr>
+              <w:t>3. Executar a extração (OCR e Análise IA/Agente).</w:t>
             </w:r>
           </w:p>
         </w:tc>
@@ -15102,11 +14882,20 @@
             </w:r>
             <w:r>
               <w:rPr>
+                <w:color w:val="1B1C1D"/>
+              </w:rPr>
+              <w:t>P</w:t>
+            </w:r>
+            <w:r>
+              <w:t xml:space="preserve"> </w:t>
+            </w:r>
+            <w:r>
+              <w:rPr>
                 <w:rStyle w:val="math-inline"/>
                 <w:color w:val="1B1C1D"/>
                 <w:bdr w:val="none" w:sz="0" w:space="0" w:color="auto" w:frame="1"/>
               </w:rPr>
-              <w:t>$&gt; 95\%$</w:t>
+              <w:t>&gt; 95%</w:t>
             </w:r>
             <w:r>
               <w:rPr>
@@ -15114,6 +14903,13 @@
               </w:rPr>
               <w:t xml:space="preserve">. </w:t>
             </w:r>
+          </w:p>
+          <w:p>
+            <w:pPr>
+              <w:rPr>
+                <w:color w:val="1B1C1D"/>
+              </w:rPr>
+            </w:pPr>
             <w:r>
               <w:rPr>
                 <w:b/>
@@ -15131,11 +14927,20 @@
             </w:r>
             <w:r>
               <w:rPr>
+                <w:color w:val="1B1C1D"/>
+              </w:rPr>
+              <w:t>T</w:t>
+            </w:r>
+            <w:r>
+              <w:t xml:space="preserve"> </w:t>
+            </w:r>
+            <w:r>
+              <w:rPr>
                 <w:rStyle w:val="math-inline"/>
                 <w:color w:val="1B1C1D"/>
                 <w:bdr w:val="none" w:sz="0" w:space="0" w:color="auto" w:frame="1"/>
               </w:rPr>
-              <w:t>$&lt; 30$</w:t>
+              <w:t>&lt; 30</w:t>
             </w:r>
             <w:r>
               <w:rPr>
@@ -15181,27 +14986,7 @@
                 <w:color w:val="1B1C1D"/>
                 <w:bdr w:val="none" w:sz="0" w:space="0" w:color="auto" w:frame="1"/>
               </w:rPr>
-              <w:t>CT-</w:t>
-            </w:r>
-            <w:proofErr w:type="gramStart"/>
-            <w:r>
-              <w:rPr>
-                <w:b/>
-                <w:bCs/>
-                <w:color w:val="1B1C1D"/>
-                <w:bdr w:val="none" w:sz="0" w:space="0" w:color="auto" w:frame="1"/>
-              </w:rPr>
-              <w:t>e</w:t>
-            </w:r>
-            <w:proofErr w:type="gramEnd"/>
-            <w:r>
-              <w:rPr>
-                <w:b/>
-                <w:bCs/>
-                <w:color w:val="1B1C1D"/>
-                <w:bdr w:val="none" w:sz="0" w:space="0" w:color="auto" w:frame="1"/>
-              </w:rPr>
-              <w:t xml:space="preserve"> OCR 2.2: Extração de Campos de CT-e em Imagem</w:t>
+              <w:t>CT-e OCR 2.2: Extração de Campos de CT-e em Imagem</w:t>
             </w:r>
           </w:p>
         </w:tc>
@@ -15236,27 +15021,7 @@
                 <w:color w:val="444746"/>
                 <w:bdr w:val="none" w:sz="0" w:space="0" w:color="auto" w:frame="1"/>
               </w:rPr>
-              <w:t>CT-</w:t>
-            </w:r>
-            <w:proofErr w:type="gramStart"/>
-            <w:r>
-              <w:rPr>
-                <w:rStyle w:val="CdigoHTML"/>
-                <w:rFonts w:eastAsiaTheme="majorEastAsia"/>
-                <w:color w:val="444746"/>
-                <w:bdr w:val="none" w:sz="0" w:space="0" w:color="auto" w:frame="1"/>
-              </w:rPr>
-              <w:t>e</w:t>
-            </w:r>
-            <w:proofErr w:type="gramEnd"/>
-            <w:r>
-              <w:rPr>
-                <w:rStyle w:val="CdigoHTML"/>
-                <w:rFonts w:eastAsiaTheme="majorEastAsia"/>
-                <w:color w:val="444746"/>
-                <w:bdr w:val="none" w:sz="0" w:space="0" w:color="auto" w:frame="1"/>
-              </w:rPr>
-              <w:t xml:space="preserve"> Táxi Aéreo.jpg</w:t>
+              <w:t>CT-e Táxi Aéreo.jpg</w:t>
             </w:r>
           </w:p>
         </w:tc>
@@ -15427,17 +15192,7 @@
                 <w:color w:val="1B1C1D"/>
                 <w:bdr w:val="none" w:sz="0" w:space="0" w:color="auto" w:frame="1"/>
               </w:rPr>
-              <w:t xml:space="preserve">Recibo 2.3: Extração de Campos de </w:t>
-            </w:r>
-            <w:r>
-              <w:rPr>
-                <w:b/>
-                <w:bCs/>
-                <w:color w:val="1B1C1D"/>
-                <w:bdr w:val="none" w:sz="0" w:space="0" w:color="auto" w:frame="1"/>
-              </w:rPr>
-              <w:lastRenderedPageBreak/>
-              <w:t>Documento Não-Padrão</w:t>
+              <w:t>Recibo 2.3: Extração de Campos de Documento Não-Padrão</w:t>
             </w:r>
           </w:p>
         </w:tc>
@@ -15472,7 +15227,6 @@
                 <w:color w:val="444746"/>
                 <w:bdr w:val="none" w:sz="0" w:space="0" w:color="auto" w:frame="1"/>
               </w:rPr>
-              <w:lastRenderedPageBreak/>
               <w:t>Recibo Táxi Aéreo.jpg</w:t>
             </w:r>
           </w:p>
@@ -15520,14 +15274,14 @@
               <w:rPr>
                 <w:color w:val="1B1C1D"/>
               </w:rPr>
-              <w:t xml:space="preserve"> "Qual </w:t>
+              <w:t xml:space="preserve"> "Qual é a data e o valor total deste recibo, e qual é o CNPJ/CPF encontrado?" 3. </w:t>
             </w:r>
             <w:r>
               <w:rPr>
                 <w:color w:val="1B1C1D"/>
               </w:rPr>
               <w:lastRenderedPageBreak/>
-              <w:t>é a data e o valor total deste recibo, e qual é o CNPJ/CPF encontrado?" 3. Executar a extração.</w:t>
+              <w:t>Executar a extração.</w:t>
             </w:r>
           </w:p>
         </w:tc>
@@ -15577,7 +15331,6 @@
                 <w:color w:val="1B1C1D"/>
                 <w:bdr w:val="none" w:sz="0" w:space="0" w:color="auto" w:frame="1"/>
               </w:rPr>
-              <w:lastRenderedPageBreak/>
               <w:t>$&gt; 90\%$</w:t>
             </w:r>
             <w:r>
@@ -15607,7 +15360,16 @@
                 <w:color w:val="1B1C1D"/>
                 <w:bdr w:val="none" w:sz="0" w:space="0" w:color="auto" w:frame="1"/>
               </w:rPr>
-              <w:t>$&lt; 30$</w:t>
+              <w:t xml:space="preserve">$&lt; </w:t>
+            </w:r>
+            <w:r>
+              <w:rPr>
+                <w:rStyle w:val="math-inline"/>
+                <w:color w:val="1B1C1D"/>
+                <w:bdr w:val="none" w:sz="0" w:space="0" w:color="auto" w:frame="1"/>
+              </w:rPr>
+              <w:lastRenderedPageBreak/>
+              <w:t>30$</w:t>
             </w:r>
             <w:r>
               <w:rPr>
@@ -15660,7 +15422,6 @@
         <w:rPr>
           <w:color w:val="1B1C1D"/>
         </w:rPr>
-        <w:lastRenderedPageBreak/>
         <w:t>3.3. Testes de Consulta em Base de Dados (CSV para SQL)</w:t>
       </w:r>
     </w:p>
@@ -15950,7 +15711,6 @@
               </w:rPr>
               <w:t>1. Assegurar que os dados de cabeçalho estão carregados na base de dados (</w:t>
             </w:r>
-            <w:proofErr w:type="spellStart"/>
             <w:r>
               <w:rPr>
                 <w:rStyle w:val="CdigoHTML"/>
@@ -15960,7 +15720,6 @@
               </w:rPr>
               <w:t>nfs_data.db</w:t>
             </w:r>
-            <w:proofErr w:type="spellEnd"/>
             <w:r>
               <w:rPr>
                 <w:color w:val="1B1C1D"/>
@@ -16173,7 +15932,6 @@
                 <w:color w:val="1B1C1D"/>
                 <w:bdr w:val="none" w:sz="0" w:space="0" w:color="auto" w:frame="1"/>
               </w:rPr>
-              <w:lastRenderedPageBreak/>
               <w:t>Sabão em pó</w:t>
             </w:r>
             <w:r>
@@ -16212,7 +15970,6 @@
               <w:rPr>
                 <w:color w:val="1B1C1D"/>
               </w:rPr>
-              <w:lastRenderedPageBreak/>
               <w:t xml:space="preserve">O agente deve gerar e executar a consulta SQL apropriada e retornar o somatório correto da coluna </w:t>
             </w:r>
             <w:r>
@@ -16228,14 +15985,7 @@
               <w:rPr>
                 <w:color w:val="1B1C1D"/>
               </w:rPr>
-              <w:t xml:space="preserve"> </w:t>
-            </w:r>
-            <w:r>
-              <w:rPr>
-                <w:color w:val="1B1C1D"/>
-              </w:rPr>
-              <w:lastRenderedPageBreak/>
-              <w:t>para o produto/serviço "Sabão em pó".</w:t>
+              <w:t xml:space="preserve"> para o produto/serviço "Sabão em pó".</w:t>
             </w:r>
           </w:p>
         </w:tc>
@@ -16943,28 +16693,7 @@
               <w:rPr>
                 <w:color w:val="1B1C1D"/>
               </w:rPr>
-              <w:t>A aplicação deve tratar a exceção e retornar uma mensagem de erro controlada (</w:t>
-            </w:r>
-            <w:proofErr w:type="spellStart"/>
-            <w:r>
-              <w:rPr>
-                <w:color w:val="1B1C1D"/>
-              </w:rPr>
-              <w:t>ex</w:t>
-            </w:r>
-            <w:proofErr w:type="spellEnd"/>
-            <w:r>
-              <w:rPr>
-                <w:color w:val="1B1C1D"/>
-              </w:rPr>
-              <w:t xml:space="preserve">: "Nenhum dado encontrado") em </w:t>
-            </w:r>
-            <w:r>
-              <w:rPr>
-                <w:color w:val="1B1C1D"/>
-              </w:rPr>
-              <w:lastRenderedPageBreak/>
-              <w:t xml:space="preserve">vez de falhar, mantendo </w:t>
+              <w:t xml:space="preserve">A aplicação deve tratar a exceção e retornar uma mensagem de erro controlada (ex: "Nenhum dado encontrado") em vez de falhar, mantendo </w:t>
             </w:r>
             <w:r>
               <w:rPr>
@@ -17214,7 +16943,7 @@
                     <pic:cNvPicPr/>
                   </pic:nvPicPr>
                   <pic:blipFill>
-                    <a:blip r:embed="rId27"/>
+                    <a:blip r:embed="rId32"/>
                     <a:stretch>
                       <a:fillRect/>
                     </a:stretch>
@@ -17273,10 +17002,9 @@
         <w:rPr>
           <w:b/>
         </w:rPr>
-        <w:lastRenderedPageBreak/>
         <w:t xml:space="preserve">Cenário 2 – Carga de </w:t>
       </w:r>
-      <w:hyperlink r:id="rId28">
+      <w:hyperlink r:id="rId33">
         <w:r>
           <w:rPr>
             <w:b/>
@@ -17315,6 +17043,7 @@
           <w:b/>
           <w:noProof/>
         </w:rPr>
+        <w:lastRenderedPageBreak/>
         <w:drawing>
           <wp:inline distT="0" distB="0" distL="0" distR="0" wp14:anchorId="50016DB5" wp14:editId="61DAAACB">
             <wp:extent cx="3236968" cy="4077040"/>
@@ -17329,7 +17058,7 @@
                     <pic:cNvPicPr preferRelativeResize="0"/>
                   </pic:nvPicPr>
                   <pic:blipFill>
-                    <a:blip r:embed="rId29"/>
+                    <a:blip r:embed="rId34"/>
                     <a:srcRect/>
                     <a:stretch>
                       <a:fillRect/>
@@ -17364,7 +17093,7 @@
         </w:rPr>
         <w:t xml:space="preserve">Cenário 3 – Carga na interface de </w:t>
       </w:r>
-      <w:hyperlink r:id="rId30">
+      <w:hyperlink r:id="rId35">
         <w:r>
           <w:rPr>
             <w:b/>
@@ -17397,7 +17126,6 @@
           <w:b/>
           <w:noProof/>
         </w:rPr>
-        <w:lastRenderedPageBreak/>
         <w:drawing>
           <wp:inline distT="0" distB="0" distL="0" distR="0" wp14:anchorId="1CD7191F" wp14:editId="02EB78E8">
             <wp:extent cx="3010907" cy="3966509"/>
@@ -17412,7 +17140,7 @@
                     <pic:cNvPicPr preferRelativeResize="0"/>
                   </pic:nvPicPr>
                   <pic:blipFill>
-                    <a:blip r:embed="rId31"/>
+                    <a:blip r:embed="rId36"/>
                     <a:srcRect/>
                     <a:stretch>
                       <a:fillRect/>
@@ -17445,9 +17173,10 @@
         <w:rPr>
           <w:b/>
         </w:rPr>
+        <w:lastRenderedPageBreak/>
         <w:t xml:space="preserve">Cenário 4 – Carga na interface de </w:t>
       </w:r>
-      <w:hyperlink r:id="rId32">
+      <w:hyperlink r:id="rId37">
         <w:r>
           <w:rPr>
             <w:b/>
@@ -17522,7 +17251,7 @@
                     <pic:cNvPicPr preferRelativeResize="0"/>
                   </pic:nvPicPr>
                   <pic:blipFill>
-                    <a:blip r:embed="rId33"/>
+                    <a:blip r:embed="rId38"/>
                     <a:srcRect/>
                     <a:stretch>
                       <a:fillRect/>
@@ -17557,7 +17286,7 @@
         </w:rPr>
         <w:t xml:space="preserve">Cenário 4 – Carga de </w:t>
       </w:r>
-      <w:hyperlink r:id="rId34">
+      <w:hyperlink r:id="rId39">
         <w:r>
           <w:rPr>
             <w:b/>
@@ -17596,7 +17325,6 @@
           <w:b/>
           <w:noProof/>
         </w:rPr>
-        <w:lastRenderedPageBreak/>
         <w:drawing>
           <wp:inline distT="0" distB="0" distL="0" distR="0" wp14:anchorId="0CB3CD83" wp14:editId="68DFC346">
             <wp:extent cx="2948025" cy="3809482"/>
@@ -17611,7 +17339,7 @@
                     <pic:cNvPicPr preferRelativeResize="0"/>
                   </pic:nvPicPr>
                   <pic:blipFill>
-                    <a:blip r:embed="rId35"/>
+                    <a:blip r:embed="rId40"/>
                     <a:srcRect/>
                     <a:stretch>
                       <a:fillRect/>
@@ -17654,6 +17382,7 @@
           <w:sz w:val="36"/>
           <w:szCs w:val="36"/>
         </w:rPr>
+        <w:lastRenderedPageBreak/>
         <w:t>13. Instalação</w:t>
       </w:r>
     </w:p>
@@ -17713,7 +17442,7 @@
         </w:rPr>
         <w:t> </w:t>
       </w:r>
-      <w:hyperlink r:id="rId36" w:history="1">
+      <w:hyperlink r:id="rId41" w:history="1">
         <w:r>
           <w:rPr>
             <w:rStyle w:val="Hyperlink"/>
@@ -17775,7 +17504,7 @@
         </w:rPr>
         <w:t>Instale o </w:t>
       </w:r>
-      <w:hyperlink r:id="rId37" w:history="1">
+      <w:hyperlink r:id="rId42" w:history="1">
         <w:r>
           <w:rPr>
             <w:rStyle w:val="Hyperlink"/>
@@ -17844,63 +17573,13 @@
           <w:color w:val="1F2328"/>
         </w:rPr>
       </w:pPr>
-      <w:proofErr w:type="spellStart"/>
       <w:r>
         <w:rPr>
           <w:rFonts w:ascii="Consolas" w:hAnsi="Consolas"/>
           <w:color w:val="1F2328"/>
         </w:rPr>
-        <w:t>docker</w:t>
-      </w:r>
-      <w:proofErr w:type="spellEnd"/>
-      <w:r>
-        <w:rPr>
-          <w:rFonts w:ascii="Consolas" w:hAnsi="Consolas"/>
-          <w:color w:val="1F2328"/>
-        </w:rPr>
-        <w:t xml:space="preserve"> </w:t>
-      </w:r>
-      <w:proofErr w:type="spellStart"/>
-      <w:r>
-        <w:rPr>
-          <w:rFonts w:ascii="Consolas" w:hAnsi="Consolas"/>
-          <w:color w:val="1F2328"/>
-        </w:rPr>
-        <w:t>pull</w:t>
-      </w:r>
-      <w:proofErr w:type="spellEnd"/>
-      <w:r>
-        <w:rPr>
-          <w:rFonts w:ascii="Consolas" w:hAnsi="Consolas"/>
-          <w:color w:val="1F2328"/>
-        </w:rPr>
-        <w:t xml:space="preserve"> ghcr.io/</w:t>
-      </w:r>
-      <w:proofErr w:type="spellStart"/>
-      <w:r>
-        <w:rPr>
-          <w:rFonts w:ascii="Consolas" w:hAnsi="Consolas"/>
-          <w:color w:val="1F2328"/>
-        </w:rPr>
-        <w:t>ajndantas</w:t>
-      </w:r>
-      <w:proofErr w:type="spellEnd"/>
-      <w:r>
-        <w:rPr>
-          <w:rFonts w:ascii="Consolas" w:hAnsi="Consolas"/>
-          <w:color w:val="1F2328"/>
-        </w:rPr>
-        <w:t>/</w:t>
-      </w:r>
-      <w:proofErr w:type="spellStart"/>
-      <w:r>
-        <w:rPr>
-          <w:rFonts w:ascii="Consolas" w:hAnsi="Consolas"/>
-          <w:color w:val="1F2328"/>
-        </w:rPr>
-        <w:t>agente_nfe</w:t>
-      </w:r>
-      <w:proofErr w:type="spellEnd"/>
+        <w:t>docker pull ghcr.io/ajndantas/agente_nfe</w:t>
+      </w:r>
     </w:p>
     <w:p>
       <w:pPr>
@@ -17912,63 +17591,13 @@
           <w:color w:val="1F2328"/>
         </w:rPr>
       </w:pPr>
-      <w:proofErr w:type="spellStart"/>
       <w:r>
         <w:rPr>
           <w:rFonts w:ascii="Consolas" w:hAnsi="Consolas"/>
           <w:color w:val="1F2328"/>
         </w:rPr>
-        <w:t>docker</w:t>
-      </w:r>
-      <w:proofErr w:type="spellEnd"/>
-      <w:r>
-        <w:rPr>
-          <w:rFonts w:ascii="Consolas" w:hAnsi="Consolas"/>
-          <w:color w:val="1F2328"/>
-        </w:rPr>
-        <w:t xml:space="preserve"> </w:t>
-      </w:r>
-      <w:proofErr w:type="spellStart"/>
-      <w:r>
-        <w:rPr>
-          <w:rFonts w:ascii="Consolas" w:hAnsi="Consolas"/>
-          <w:color w:val="1F2328"/>
-        </w:rPr>
-        <w:t>run</w:t>
-      </w:r>
-      <w:proofErr w:type="spellEnd"/>
-      <w:r>
-        <w:rPr>
-          <w:rFonts w:ascii="Consolas" w:hAnsi="Consolas"/>
-          <w:color w:val="1F2328"/>
-        </w:rPr>
-        <w:t xml:space="preserve"> -d -p 8000:8000 ghcr.io/</w:t>
-      </w:r>
-      <w:proofErr w:type="spellStart"/>
-      <w:r>
-        <w:rPr>
-          <w:rFonts w:ascii="Consolas" w:hAnsi="Consolas"/>
-          <w:color w:val="1F2328"/>
-        </w:rPr>
-        <w:t>ajndantas</w:t>
-      </w:r>
-      <w:proofErr w:type="spellEnd"/>
-      <w:r>
-        <w:rPr>
-          <w:rFonts w:ascii="Consolas" w:hAnsi="Consolas"/>
-          <w:color w:val="1F2328"/>
-        </w:rPr>
-        <w:t>/</w:t>
-      </w:r>
-      <w:proofErr w:type="spellStart"/>
-      <w:r>
-        <w:rPr>
-          <w:rFonts w:ascii="Consolas" w:hAnsi="Consolas"/>
-          <w:color w:val="1F2328"/>
-        </w:rPr>
-        <w:t>agente_nfe</w:t>
-      </w:r>
-      <w:proofErr w:type="spellEnd"/>
+        <w:t>docker run -d -p 8000:8000 ghcr.io/ajndantas/agente_nfe</w:t>
+      </w:r>
     </w:p>
     <w:p>
       <w:pPr>
@@ -17990,7 +17619,7 @@
         </w:rPr>
         <w:t>Pronto! Acesse </w:t>
       </w:r>
-      <w:hyperlink r:id="rId38" w:history="1">
+      <w:hyperlink r:id="rId43" w:history="1">
         <w:r>
           <w:rPr>
             <w:rStyle w:val="Hyperlink"/>
@@ -18040,8 +17669,7 @@
           <w:color w:val="1F2328"/>
         </w:rPr>
       </w:pPr>
-      <w:hyperlink r:id="rId39" w:history="1">
-        <w:proofErr w:type="spellStart"/>
+      <w:hyperlink r:id="rId44" w:history="1">
         <w:r>
           <w:rPr>
             <w:rStyle w:val="Hyperlink"/>
@@ -18050,7 +17678,6 @@
           </w:rPr>
           <w:t>PDFs</w:t>
         </w:r>
-        <w:proofErr w:type="spellEnd"/>
       </w:hyperlink>
     </w:p>
     <w:p>
@@ -18066,7 +17693,7 @@
           <w:color w:val="1F2328"/>
         </w:rPr>
       </w:pPr>
-      <w:hyperlink r:id="rId40" w:history="1">
+      <w:hyperlink r:id="rId45" w:history="1">
         <w:r>
           <w:rPr>
             <w:rStyle w:val="Hyperlink"/>
@@ -18092,8 +17719,7 @@
           <w:u w:val="none"/>
         </w:rPr>
       </w:pPr>
-      <w:hyperlink r:id="rId41" w:history="1">
-        <w:proofErr w:type="spellStart"/>
+      <w:hyperlink r:id="rId46" w:history="1">
         <w:r>
           <w:rPr>
             <w:rStyle w:val="Hyperlink"/>
@@ -18102,7 +17728,6 @@
           </w:rPr>
           <w:t>CSVs</w:t>
         </w:r>
-        <w:proofErr w:type="spellEnd"/>
       </w:hyperlink>
     </w:p>
     <w:p>
@@ -18118,8 +17743,7 @@
           <w:color w:val="1F2328"/>
         </w:rPr>
       </w:pPr>
-      <w:hyperlink r:id="rId42" w:history="1">
-        <w:proofErr w:type="spellStart"/>
+      <w:hyperlink r:id="rId47" w:history="1">
         <w:r>
           <w:rPr>
             <w:rStyle w:val="Hyperlink"/>
@@ -18128,7 +17752,6 @@
           </w:rPr>
           <w:t>XMLs</w:t>
         </w:r>
-        <w:proofErr w:type="spellEnd"/>
       </w:hyperlink>
     </w:p>
     <w:p>
@@ -18164,7 +17787,6 @@
           <w:sz w:val="36"/>
           <w:szCs w:val="36"/>
         </w:rPr>
-        <w:lastRenderedPageBreak/>
         <w:t xml:space="preserve">13.3 </w:t>
       </w:r>
       <w:r>
@@ -18398,7 +18020,7 @@
         </w:rPr>
         <w:t>Instale o </w:t>
       </w:r>
-      <w:hyperlink r:id="rId43" w:history="1">
+      <w:hyperlink r:id="rId48" w:history="1">
         <w:r>
           <w:rPr>
             <w:rStyle w:val="Hyperlink"/>
@@ -18441,7 +18063,7 @@
         </w:rPr>
         <w:t>Baixe o </w:t>
       </w:r>
-      <w:hyperlink r:id="rId44" w:history="1">
+      <w:hyperlink r:id="rId49" w:history="1">
         <w:r>
           <w:rPr>
             <w:rStyle w:val="Hyperlink"/>
@@ -18690,9 +18312,10 @@
           <w:sz w:val="20"/>
           <w:szCs w:val="20"/>
         </w:rPr>
+        <w:lastRenderedPageBreak/>
         <w:t>1 - Dependências: </w:t>
       </w:r>
-      <w:hyperlink r:id="rId45" w:history="1">
+      <w:hyperlink r:id="rId50" w:history="1">
         <w:r>
           <w:rPr>
             <w:rStyle w:val="Hyperlink"/>
@@ -18713,7 +18336,7 @@
         </w:rPr>
         <w:t> (Para Windows), </w:t>
       </w:r>
-      <w:hyperlink r:id="rId46" w:history="1">
+      <w:hyperlink r:id="rId51" w:history="1">
         <w:r>
           <w:rPr>
             <w:rStyle w:val="Hyperlink"/>
@@ -18757,7 +18380,7 @@
         </w:rPr>
         <w:t>2 - Script Python: </w:t>
       </w:r>
-      <w:hyperlink r:id="rId47" w:history="1">
+      <w:hyperlink r:id="rId52" w:history="1">
         <w:r>
           <w:rPr>
             <w:rStyle w:val="Hyperlink"/>
@@ -18792,7 +18415,7 @@
         </w:rPr>
         <w:t>3 - Script OCR: </w:t>
       </w:r>
-      <w:hyperlink r:id="rId48" w:history="1">
+      <w:hyperlink r:id="rId53" w:history="1">
         <w:r>
           <w:rPr>
             <w:rStyle w:val="Hyperlink"/>
@@ -18869,15 +18492,7 @@
           <w:rFonts w:ascii="Arial" w:hAnsi="Arial" w:cs="Arial"/>
           <w:color w:val="1F2328"/>
         </w:rPr>
-        <w:t xml:space="preserve">pip install -r </w:t>
-      </w:r>
-      <w:proofErr w:type="gramStart"/>
-      <w:r>
-        <w:rPr>
-          <w:rFonts w:ascii="Arial" w:hAnsi="Arial" w:cs="Arial"/>
-          <w:color w:val="1F2328"/>
-        </w:rPr>
-        <w:t xml:space="preserve">requirements_linux.txt  </w:t>
+        <w:t xml:space="preserve">pip install -r requirements_linux.txt  </w:t>
       </w:r>
       <w:r>
         <w:rPr>
@@ -18885,16 +18500,7 @@
           <w:rFonts w:ascii="Arial" w:eastAsiaTheme="majorEastAsia" w:hAnsi="Arial" w:cs="Arial"/>
           <w:color w:val="59636E"/>
         </w:rPr>
-        <w:t>#</w:t>
-      </w:r>
-      <w:proofErr w:type="gramEnd"/>
-      <w:r>
-        <w:rPr>
-          <w:rStyle w:val="pl-c"/>
-          <w:rFonts w:ascii="Arial" w:eastAsiaTheme="majorEastAsia" w:hAnsi="Arial" w:cs="Arial"/>
-          <w:color w:val="59636E"/>
-        </w:rPr>
-        <w:t xml:space="preserve"> Linux</w:t>
+        <w:t># Linux</w:t>
       </w:r>
     </w:p>
     <w:p>
@@ -18935,23 +18541,7 @@
           <w:rFonts w:ascii="Arial" w:hAnsi="Arial" w:cs="Arial"/>
           <w:color w:val="1F2328"/>
         </w:rPr>
-        <w:t>streamlit run agente_nfe.py --</w:t>
-      </w:r>
-      <w:proofErr w:type="gramStart"/>
-      <w:r>
-        <w:rPr>
-          <w:rFonts w:ascii="Arial" w:hAnsi="Arial" w:cs="Arial"/>
-          <w:color w:val="1F2328"/>
-        </w:rPr>
-        <w:t>server.port</w:t>
-      </w:r>
-      <w:proofErr w:type="gramEnd"/>
-      <w:r>
-        <w:rPr>
-          <w:rFonts w:ascii="Arial" w:hAnsi="Arial" w:cs="Arial"/>
-          <w:color w:val="1F2328"/>
-        </w:rPr>
-        <w:t xml:space="preserve"> 8000</w:t>
+        <w:t>streamlit run agente_nfe.py --server.port 8000</w:t>
       </w:r>
     </w:p>
     <w:p>
@@ -18976,7 +18566,7 @@
         </w:rPr>
         <w:t>Acesse: </w:t>
       </w:r>
-      <w:hyperlink r:id="rId49" w:history="1">
+      <w:hyperlink r:id="rId54" w:history="1">
         <w:r>
           <w:rPr>
             <w:rStyle w:val="Hyperlink"/>
@@ -19028,7 +18618,7 @@
           <w:color w:val="1F2328"/>
         </w:rPr>
       </w:pPr>
-      <w:hyperlink r:id="rId50" w:history="1">
+      <w:hyperlink r:id="rId55" w:history="1">
         <w:r>
           <w:rPr>
             <w:rStyle w:val="Hyperlink"/>
@@ -19052,7 +18642,7 @@
           <w:color w:val="1F2328"/>
         </w:rPr>
       </w:pPr>
-      <w:hyperlink r:id="rId51" w:history="1">
+      <w:hyperlink r:id="rId56" w:history="1">
         <w:r>
           <w:rPr>
             <w:rStyle w:val="Hyperlink"/>
@@ -19078,7 +18668,7 @@
           <w:u w:val="none"/>
         </w:rPr>
       </w:pPr>
-      <w:hyperlink r:id="rId52" w:history="1">
+      <w:hyperlink r:id="rId57" w:history="1">
         <w:r>
           <w:rPr>
             <w:rStyle w:val="Hyperlink"/>
@@ -19102,7 +18692,7 @@
           <w:color w:val="1F2328"/>
         </w:rPr>
       </w:pPr>
-      <w:hyperlink r:id="rId53" w:history="1">
+      <w:hyperlink r:id="rId58" w:history="1">
         <w:r>
           <w:rPr>
             <w:rStyle w:val="Hyperlink"/>
@@ -19238,7 +18828,6 @@
           <w:rFonts w:ascii="Segoe UI" w:hAnsi="Segoe UI" w:cs="Segoe UI"/>
           <w:color w:val="1F2328"/>
         </w:rPr>
-        <w:lastRenderedPageBreak/>
         <w:t xml:space="preserve">“Quem descobriu o Brasil?” (Sim, ele vai saber que isso não tem nada a ver </w:t>
       </w:r>
       <w:r>
@@ -19461,7 +19050,7 @@
       <w:bookmarkEnd w:id="8"/>
     </w:p>
     <w:sectPr>
-      <w:footerReference w:type="default" r:id="rId54"/>
+      <w:footerReference w:type="default" r:id="rId59"/>
       <w:pgSz w:w="11906" w:h="16838"/>
       <w:pgMar w:top="1417" w:right="1701" w:bottom="1417" w:left="1701" w:header="708" w:footer="708" w:gutter="0"/>
       <w:pgNumType w:start="1"/>
@@ -26352,7 +25941,7 @@
   <w:style w:type="paragraph" w:default="1" w:styleId="Normal">
     <w:name w:val="Normal"/>
     <w:qFormat/>
-    <w:rsid w:val="00CB2CB4"/>
+    <w:rsid w:val="008E2103"/>
   </w:style>
   <w:style w:type="paragraph" w:styleId="Ttulo1">
     <w:name w:val="heading 1"/>

--- a/Desafio 2 - Projeto - 11062025/Versões Relatório/Grupo_01_Proposta_de_Projeto v4.docx
+++ b/Desafio 2 - Projeto - 11062025/Versões Relatório/Grupo_01_Proposta_de_Projeto v4.docx
@@ -889,7 +889,15 @@
         <w:jc w:val="both"/>
       </w:pPr>
       <w:r>
-        <w:t>Profissionais e empresas da área de contabilidade, finanças e tecnologia, especialmente aqueles envolvidos com automação de processos fiscais, compliance tributário e extração de dados de documentos fiscais (como notas fiscais eletrônicas).</w:t>
+        <w:t xml:space="preserve">Profissionais e empresas da área de contabilidade, finanças e tecnologia, especialmente aqueles envolvidos com automação de processos fiscais, </w:t>
+      </w:r>
+      <w:proofErr w:type="spellStart"/>
+      <w:r>
+        <w:t>compliance</w:t>
+      </w:r>
+      <w:proofErr w:type="spellEnd"/>
+      <w:r>
+        <w:t xml:space="preserve"> tributário e extração de dados de documentos fiscais (como notas fiscais eletrônicas).</w:t>
       </w:r>
     </w:p>
     <w:p>
@@ -984,7 +992,15 @@
         <w:jc w:val="both"/>
       </w:pPr>
       <w:r>
-        <w:t>Como profissional da área de contabilidade, finanças ou tecnologia, eu quero uma solução capaz de capturar e extrair automaticamente os dados de documentos fiscais (Ex: NF-e), para que eu possa obter essas informações de forma rápida, precisa e organizada, reduzindo erros manuais e otimizando meus processos operacionais.</w:t>
+        <w:t>Como profissional da área de contabilidade, finanças ou tecnologia, eu quero uma solução capaz de capturar e extrair automaticamente os dados de documentos fiscais (</w:t>
+      </w:r>
+      <w:proofErr w:type="spellStart"/>
+      <w:r>
+        <w:t>Ex</w:t>
+      </w:r>
+      <w:proofErr w:type="spellEnd"/>
+      <w:r>
+        <w:t>: NF-e), para que eu possa obter essas informações de forma rápida, precisa e organizada, reduzindo erros manuais e otimizando meus processos operacionais.</w:t>
       </w:r>
     </w:p>
     <w:p>
@@ -1446,7 +1462,23 @@
         <w:t>Agente 3 (Resposta e Interação):</w:t>
       </w:r>
       <w:r>
-        <w:t xml:space="preserve"> Acessa um Large Language Model (LLM) e, utilizando os dados da Base de Conhecimento, responde às perguntas dos usuários sobre as informações fiscais.</w:t>
+        <w:t xml:space="preserve"> Acessa um </w:t>
+      </w:r>
+      <w:proofErr w:type="spellStart"/>
+      <w:r>
+        <w:t>Large</w:t>
+      </w:r>
+      <w:proofErr w:type="spellEnd"/>
+      <w:r>
+        <w:t xml:space="preserve"> </w:t>
+      </w:r>
+      <w:proofErr w:type="spellStart"/>
+      <w:r>
+        <w:t>Language</w:t>
+      </w:r>
+      <w:proofErr w:type="spellEnd"/>
+      <w:r>
+        <w:t xml:space="preserve"> Model (LLM) e, utilizando os dados da Base de Conhecimento, responde às perguntas dos usuários sobre as informações fiscais.</w:t>
       </w:r>
     </w:p>
     <w:p>
@@ -1548,7 +1580,15 @@
         <w:ind w:firstLine="720"/>
       </w:pPr>
       <w:r>
-        <w:t>O sistema será desenvolvido seguindo uma arquitetura multi-agente composta por três agentes especializados:</w:t>
+        <w:t xml:space="preserve">O sistema será desenvolvido seguindo uma arquitetura </w:t>
+      </w:r>
+      <w:proofErr w:type="spellStart"/>
+      <w:r>
+        <w:t>multi-agente</w:t>
+      </w:r>
+      <w:proofErr w:type="spellEnd"/>
+      <w:r>
+        <w:t xml:space="preserve"> composta por três agentes especializados:</w:t>
       </w:r>
     </w:p>
     <w:p>
@@ -1575,7 +1615,15 @@
         <w:spacing w:after="0" w:line="240" w:lineRule="auto"/>
       </w:pPr>
       <w:r>
-        <w:t>Responsabilidade: Obter e pré-processar documentos fiscais</w:t>
+        <w:t xml:space="preserve">Responsabilidade: Obter e </w:t>
+      </w:r>
+      <w:proofErr w:type="spellStart"/>
+      <w:r>
+        <w:t>pré</w:t>
+      </w:r>
+      <w:proofErr w:type="spellEnd"/>
+      <w:r>
+        <w:t>-processar documentos fiscais</w:t>
       </w:r>
     </w:p>
     <w:p>
@@ -1598,8 +1646,21 @@
         <w:t>Interface para upload manual de arquivos (PDF, imagens</w:t>
       </w:r>
       <w:r>
-        <w:t>, CSVs e XMLs</w:t>
-      </w:r>
+        <w:t xml:space="preserve">, </w:t>
+      </w:r>
+      <w:proofErr w:type="spellStart"/>
+      <w:r>
+        <w:t>CSVs</w:t>
+      </w:r>
+      <w:proofErr w:type="spellEnd"/>
+      <w:r>
+        <w:t xml:space="preserve"> e </w:t>
+      </w:r>
+      <w:proofErr w:type="spellStart"/>
+      <w:r>
+        <w:t>XMLs</w:t>
+      </w:r>
+      <w:proofErr w:type="spellEnd"/>
       <w:r>
         <w:t>)</w:t>
       </w:r>
@@ -1743,7 +1804,15 @@
         <w:spacing w:after="0" w:line="240" w:lineRule="auto"/>
       </w:pPr>
       <w:r>
-        <w:t>Integração com LLMs para consultas em linguagem natural</w:t>
+        <w:t xml:space="preserve">Integração com </w:t>
+      </w:r>
+      <w:proofErr w:type="spellStart"/>
+      <w:r>
+        <w:t>LLMs</w:t>
+      </w:r>
+      <w:proofErr w:type="spellEnd"/>
+      <w:r>
+        <w:t xml:space="preserve"> para consultas em linguagem natural</w:t>
       </w:r>
     </w:p>
     <w:p>
@@ -1846,8 +1915,16 @@
           <w:b/>
         </w:rPr>
         <w:lastRenderedPageBreak/>
-        <w:t>Armazenamento e Acesso a LLMs</w:t>
-      </w:r>
+        <w:t xml:space="preserve">Armazenamento e Acesso a </w:t>
+      </w:r>
+      <w:proofErr w:type="spellStart"/>
+      <w:r>
+        <w:rPr>
+          <w:b/>
+        </w:rPr>
+        <w:t>LLMs</w:t>
+      </w:r>
+      <w:proofErr w:type="spellEnd"/>
       <w:r>
         <w:rPr>
           <w:i/>
@@ -1865,7 +1942,15 @@
         <w:spacing w:after="0" w:line="240" w:lineRule="auto"/>
       </w:pPr>
       <w:r>
-        <w:t>Banco de dados SQLite para documentos processados</w:t>
+        <w:t xml:space="preserve">Banco de dados </w:t>
+      </w:r>
+      <w:proofErr w:type="spellStart"/>
+      <w:r>
+        <w:t>SQLite</w:t>
+      </w:r>
+      <w:proofErr w:type="spellEnd"/>
+      <w:r>
+        <w:t xml:space="preserve"> para documentos processados</w:t>
       </w:r>
     </w:p>
     <w:p>
@@ -1878,7 +1963,15 @@
         <w:spacing w:after="0" w:line="240" w:lineRule="auto"/>
       </w:pPr>
       <w:r>
-        <w:t>Integração com APIs de LLMs (</w:t>
+        <w:t xml:space="preserve">Integração com APIs de </w:t>
+      </w:r>
+      <w:proofErr w:type="spellStart"/>
+      <w:r>
+        <w:t>LLMs</w:t>
+      </w:r>
+      <w:proofErr w:type="spellEnd"/>
+      <w:r>
+        <w:t xml:space="preserve"> (</w:t>
       </w:r>
       <w:hyperlink r:id="rId17" w:history="1">
         <w:r>
@@ -1963,11 +2056,19 @@
       <w:pPr>
         <w:spacing w:after="0" w:line="240" w:lineRule="auto"/>
       </w:pPr>
+      <w:proofErr w:type="spellStart"/>
       <w:r>
         <w:rPr>
           <w:b/>
         </w:rPr>
-        <w:t>Backend e Processamento</w:t>
+        <w:t>Backend</w:t>
+      </w:r>
+      <w:proofErr w:type="spellEnd"/>
+      <w:r>
+        <w:rPr>
+          <w:b/>
+        </w:rPr>
+        <w:t xml:space="preserve"> e Processamento</w:t>
       </w:r>
     </w:p>
     <w:p>
@@ -2001,9 +2102,19 @@
         </w:numPr>
         <w:spacing w:after="0" w:line="240" w:lineRule="auto"/>
       </w:pPr>
-      <w:r>
-        <w:t>Langchain como biblioteca de interação com as LLMs</w:t>
-      </w:r>
+      <w:proofErr w:type="spellStart"/>
+      <w:r>
+        <w:t>Langchain</w:t>
+      </w:r>
+      <w:proofErr w:type="spellEnd"/>
+      <w:r>
+        <w:t xml:space="preserve"> como biblioteca de interação com as </w:t>
+      </w:r>
+      <w:proofErr w:type="spellStart"/>
+      <w:r>
+        <w:t>LLMs</w:t>
+      </w:r>
+      <w:proofErr w:type="spellEnd"/>
     </w:p>
     <w:p>
       <w:pPr>
@@ -2014,9 +2125,11 @@
         </w:numPr>
         <w:spacing w:after="0" w:line="240" w:lineRule="auto"/>
       </w:pPr>
+      <w:proofErr w:type="spellStart"/>
       <w:r>
         <w:t>SQLite</w:t>
       </w:r>
+      <w:proofErr w:type="spellEnd"/>
       <w:r>
         <w:rPr>
           <w:b/>
@@ -2052,8 +2165,13 @@
         </w:numPr>
         <w:spacing w:after="0" w:line="240" w:lineRule="auto"/>
       </w:pPr>
-      <w:r>
-        <w:t>Tesseract OCR</w:t>
+      <w:proofErr w:type="spellStart"/>
+      <w:r>
+        <w:t>Tesseract</w:t>
+      </w:r>
+      <w:proofErr w:type="spellEnd"/>
+      <w:r>
+        <w:t xml:space="preserve"> OCR</w:t>
       </w:r>
       <w:r>
         <w:rPr>
@@ -2062,7 +2180,15 @@
         <w:t xml:space="preserve"> </w:t>
       </w:r>
       <w:r>
-        <w:t>+ OpenCV para reconhecimento de texto</w:t>
+        <w:t xml:space="preserve">+ </w:t>
+      </w:r>
+      <w:proofErr w:type="spellStart"/>
+      <w:r>
+        <w:t>OpenCV</w:t>
+      </w:r>
+      <w:proofErr w:type="spellEnd"/>
+      <w:r>
+        <w:t xml:space="preserve"> para reconhecimento de texto</w:t>
       </w:r>
     </w:p>
     <w:p>
@@ -2098,11 +2224,19 @@
       <w:pPr>
         <w:spacing w:after="0" w:line="240" w:lineRule="auto"/>
       </w:pPr>
+      <w:proofErr w:type="spellStart"/>
       <w:r>
         <w:rPr>
           <w:b/>
         </w:rPr>
-        <w:t>Frontend e Interface</w:t>
+        <w:t>Frontend</w:t>
+      </w:r>
+      <w:proofErr w:type="spellEnd"/>
+      <w:r>
+        <w:rPr>
+          <w:b/>
+        </w:rPr>
+        <w:t xml:space="preserve"> e Interface</w:t>
       </w:r>
     </w:p>
     <w:p>
@@ -2118,6 +2252,7 @@
           <w:szCs w:val="23"/>
         </w:rPr>
       </w:pPr>
+      <w:proofErr w:type="spellStart"/>
       <w:r>
         <w:rPr>
           <w:sz w:val="23"/>
@@ -2125,6 +2260,7 @@
         </w:rPr>
         <w:t>Streamlit</w:t>
       </w:r>
+      <w:proofErr w:type="spellEnd"/>
     </w:p>
     <w:p>
       <w:pPr>
@@ -2199,7 +2335,15 @@
         <w:t xml:space="preserve">de Demo </w:t>
       </w:r>
       <w:r>
-        <w:t>via site Streamlit Cloud Community (</w:t>
+        <w:t xml:space="preserve">via site </w:t>
+      </w:r>
+      <w:proofErr w:type="spellStart"/>
+      <w:r>
+        <w:t>Streamlit</w:t>
+      </w:r>
+      <w:proofErr w:type="spellEnd"/>
+      <w:r>
+        <w:t xml:space="preserve"> Cloud Community (</w:t>
       </w:r>
       <w:hyperlink r:id="rId19" w:history="1">
         <w:r>
@@ -2675,7 +2819,21 @@
         <w:rPr>
           <w:b/>
         </w:rPr>
-        <w:t>Fase 5: Interface – Agente 1 + Frontend – Segunda Apresentação</w:t>
+        <w:t xml:space="preserve">Fase 5: Interface – Agente 1 + </w:t>
+      </w:r>
+      <w:proofErr w:type="spellStart"/>
+      <w:r>
+        <w:rPr>
+          <w:b/>
+        </w:rPr>
+        <w:t>Frontend</w:t>
+      </w:r>
+      <w:proofErr w:type="spellEnd"/>
+      <w:r>
+        <w:rPr>
+          <w:b/>
+        </w:rPr>
+        <w:t xml:space="preserve"> – Segunda Apresentação</w:t>
       </w:r>
     </w:p>
     <w:p>
@@ -2848,11 +3006,19 @@
           <w:color w:val="000000"/>
         </w:rPr>
       </w:pPr>
+      <w:proofErr w:type="spellStart"/>
       <w:r>
         <w:rPr>
           <w:color w:val="000000"/>
         </w:rPr>
-        <w:t>Roadmap para desenvolvimento futuro</w:t>
+        <w:t>Roadmap</w:t>
+      </w:r>
+      <w:proofErr w:type="spellEnd"/>
+      <w:r>
+        <w:rPr>
+          <w:color w:val="000000"/>
+        </w:rPr>
+        <w:t xml:space="preserve"> para desenvolvimento futuro</w:t>
       </w:r>
     </w:p>
     <w:p>
@@ -2972,8 +3138,18 @@
           <w:bCs/>
           <w:color w:val="000000"/>
         </w:rPr>
-        <w:t>Validação de compliance</w:t>
-      </w:r>
+        <w:t xml:space="preserve">Validação de </w:t>
+      </w:r>
+      <w:proofErr w:type="spellStart"/>
+      <w:r>
+        <w:rPr>
+          <w:b/>
+          <w:bCs/>
+          <w:color w:val="000000"/>
+        </w:rPr>
+        <w:t>compliance</w:t>
+      </w:r>
+      <w:proofErr w:type="spellEnd"/>
       <w:r>
         <w:rPr>
           <w:b/>
@@ -3243,7 +3419,25 @@
           <w:sz w:val="27"/>
           <w:szCs w:val="27"/>
         </w:rPr>
-        <w:t xml:space="preserve">. Pode aproveitar os docs do </w:t>
+        <w:t xml:space="preserve">. Pode aproveitar os </w:t>
+      </w:r>
+      <w:proofErr w:type="spellStart"/>
+      <w:r>
+        <w:rPr>
+          <w:color w:val="2F5496"/>
+          <w:sz w:val="27"/>
+          <w:szCs w:val="27"/>
+        </w:rPr>
+        <w:t>docs</w:t>
+      </w:r>
+      <w:proofErr w:type="spellEnd"/>
+      <w:r>
+        <w:rPr>
+          <w:color w:val="2F5496"/>
+          <w:sz w:val="27"/>
+          <w:szCs w:val="27"/>
+        </w:rPr>
+        <w:t xml:space="preserve"> do </w:t>
       </w:r>
       <w:hyperlink r:id="rId21" w:history="1">
         <w:r>
@@ -3503,7 +3697,25 @@
           <w:sz w:val="27"/>
           <w:szCs w:val="27"/>
         </w:rPr>
-        <w:t xml:space="preserve">. Pode aproveitar os docs do </w:t>
+        <w:t xml:space="preserve">. Pode aproveitar os </w:t>
+      </w:r>
+      <w:proofErr w:type="spellStart"/>
+      <w:r>
+        <w:rPr>
+          <w:color w:val="2F5496"/>
+          <w:sz w:val="27"/>
+          <w:szCs w:val="27"/>
+        </w:rPr>
+        <w:t>docs</w:t>
+      </w:r>
+      <w:proofErr w:type="spellEnd"/>
+      <w:r>
+        <w:rPr>
+          <w:color w:val="2F5496"/>
+          <w:sz w:val="27"/>
+          <w:szCs w:val="27"/>
+        </w:rPr>
+        <w:t xml:space="preserve"> do </w:t>
       </w:r>
       <w:hyperlink r:id="rId22" w:history="1">
         <w:r>
@@ -3614,8 +3826,13 @@
         </w:rPr>
         <w:t xml:space="preserve">Desafio 3: </w:t>
       </w:r>
-      <w:r>
-        <w:t>Compliance Legal</w:t>
+      <w:proofErr w:type="spellStart"/>
+      <w:r>
+        <w:t>Compliance</w:t>
+      </w:r>
+      <w:proofErr w:type="spellEnd"/>
+      <w:r>
+        <w:t xml:space="preserve"> Legal</w:t>
       </w:r>
     </w:p>
     <w:p>
@@ -3633,7 +3850,15 @@
       <w:bookmarkStart w:id="6" w:name="_heading=h.d8qef614nhg" w:colFirst="0" w:colLast="0"/>
       <w:bookmarkEnd w:id="6"/>
       <w:r>
-        <w:t>Solução: A referência utilizada foi a documentação de Notas Técnicas, Manual de Orientação do Contribuinte e Schemas XSD.</w:t>
+        <w:t xml:space="preserve">Solução: A referência utilizada foi a documentação de Notas Técnicas, Manual de Orientação do Contribuinte e </w:t>
+      </w:r>
+      <w:proofErr w:type="spellStart"/>
+      <w:r>
+        <w:t>Schemas</w:t>
+      </w:r>
+      <w:proofErr w:type="spellEnd"/>
+      <w:r>
+        <w:t xml:space="preserve"> XSD.</w:t>
       </w:r>
     </w:p>
     <w:p>
@@ -3894,7 +4119,23 @@
                 <w:b/>
                 <w:color w:val="FFFFFF"/>
               </w:rPr>
-              <w:t>09/06 à 17/07</w:t>
+              <w:t xml:space="preserve">09/06 </w:t>
+            </w:r>
+            <w:proofErr w:type="gramStart"/>
+            <w:r>
+              <w:rPr>
+                <w:b/>
+                <w:color w:val="FFFFFF"/>
+              </w:rPr>
+              <w:t>à</w:t>
+            </w:r>
+            <w:proofErr w:type="gramEnd"/>
+            <w:r>
+              <w:rPr>
+                <w:b/>
+                <w:color w:val="FFFFFF"/>
+              </w:rPr>
+              <w:t xml:space="preserve"> 17/07</w:t>
             </w:r>
           </w:p>
         </w:tc>
@@ -4016,7 +4257,21 @@
               <w:rPr>
                 <w:color w:val="000000"/>
               </w:rPr>
-              <w:t>09/06 à 16/06</w:t>
+              <w:t xml:space="preserve">09/06 </w:t>
+            </w:r>
+            <w:proofErr w:type="gramStart"/>
+            <w:r>
+              <w:rPr>
+                <w:color w:val="000000"/>
+              </w:rPr>
+              <w:t>à</w:t>
+            </w:r>
+            <w:proofErr w:type="gramEnd"/>
+            <w:r>
+              <w:rPr>
+                <w:color w:val="000000"/>
+              </w:rPr>
+              <w:t xml:space="preserve"> 16/06</w:t>
             </w:r>
           </w:p>
         </w:tc>
@@ -4160,7 +4415,21 @@
               <w:rPr>
                 <w:color w:val="000000"/>
               </w:rPr>
-              <w:t>17/06 à 01/07</w:t>
+              <w:t xml:space="preserve">17/06 </w:t>
+            </w:r>
+            <w:proofErr w:type="gramStart"/>
+            <w:r>
+              <w:rPr>
+                <w:color w:val="000000"/>
+              </w:rPr>
+              <w:t>à</w:t>
+            </w:r>
+            <w:proofErr w:type="gramEnd"/>
+            <w:r>
+              <w:rPr>
+                <w:color w:val="000000"/>
+              </w:rPr>
+              <w:t xml:space="preserve"> 01/07</w:t>
             </w:r>
           </w:p>
         </w:tc>
@@ -4332,7 +4601,21 @@
               <w:rPr>
                 <w:color w:val="000000"/>
               </w:rPr>
-              <w:t>02/07 à 10/07</w:t>
+              <w:t xml:space="preserve">02/07 </w:t>
+            </w:r>
+            <w:proofErr w:type="gramStart"/>
+            <w:r>
+              <w:rPr>
+                <w:color w:val="000000"/>
+              </w:rPr>
+              <w:t>à</w:t>
+            </w:r>
+            <w:proofErr w:type="gramEnd"/>
+            <w:r>
+              <w:rPr>
+                <w:color w:val="000000"/>
+              </w:rPr>
+              <w:t xml:space="preserve"> 10/07</w:t>
             </w:r>
           </w:p>
         </w:tc>
@@ -4462,7 +4745,21 @@
               <w:rPr>
                 <w:color w:val="000000"/>
               </w:rPr>
-              <w:t>11/07 à 17/07</w:t>
+              <w:t xml:space="preserve">11/07 </w:t>
+            </w:r>
+            <w:proofErr w:type="gramStart"/>
+            <w:r>
+              <w:rPr>
+                <w:color w:val="000000"/>
+              </w:rPr>
+              <w:t>à</w:t>
+            </w:r>
+            <w:proofErr w:type="gramEnd"/>
+            <w:r>
+              <w:rPr>
+                <w:color w:val="000000"/>
+              </w:rPr>
+              <w:t xml:space="preserve"> 17/07</w:t>
             </w:r>
           </w:p>
         </w:tc>
@@ -4585,7 +4882,23 @@
                 <w:b/>
                 <w:color w:val="FFFFFF"/>
               </w:rPr>
-              <w:t>18/07 à 14/08</w:t>
+              <w:t xml:space="preserve">18/07 </w:t>
+            </w:r>
+            <w:proofErr w:type="gramStart"/>
+            <w:r>
+              <w:rPr>
+                <w:b/>
+                <w:color w:val="FFFFFF"/>
+              </w:rPr>
+              <w:t>à</w:t>
+            </w:r>
+            <w:proofErr w:type="gramEnd"/>
+            <w:r>
+              <w:rPr>
+                <w:b/>
+                <w:color w:val="FFFFFF"/>
+              </w:rPr>
+              <w:t xml:space="preserve"> 14/08</w:t>
             </w:r>
           </w:p>
         </w:tc>
@@ -4647,8 +4960,17 @@
                 <w:b/>
                 <w:color w:val="000000"/>
               </w:rPr>
-              <w:t>Interface - Agente 1 + Frontend</w:t>
-            </w:r>
+              <w:t xml:space="preserve">Interface - Agente 1 + </w:t>
+            </w:r>
+            <w:proofErr w:type="spellStart"/>
+            <w:r>
+              <w:rPr>
+                <w:b/>
+                <w:color w:val="000000"/>
+              </w:rPr>
+              <w:t>Frontend</w:t>
+            </w:r>
+            <w:proofErr w:type="spellEnd"/>
             <w:r>
               <w:rPr>
                 <w:color w:val="000000"/>
@@ -4702,7 +5024,21 @@
               <w:rPr>
                 <w:color w:val="000000"/>
               </w:rPr>
-              <w:t>18/07 à 31/07</w:t>
+              <w:t xml:space="preserve">18/07 </w:t>
+            </w:r>
+            <w:proofErr w:type="gramStart"/>
+            <w:r>
+              <w:rPr>
+                <w:color w:val="000000"/>
+              </w:rPr>
+              <w:t>à</w:t>
+            </w:r>
+            <w:proofErr w:type="gramEnd"/>
+            <w:r>
+              <w:rPr>
+                <w:color w:val="000000"/>
+              </w:rPr>
+              <w:t xml:space="preserve"> 31/07</w:t>
             </w:r>
           </w:p>
         </w:tc>
@@ -4811,7 +5147,21 @@
                 <w:color w:val="000000"/>
               </w:rPr>
               <w:br/>
-              <w:t>- Roadmap futuro</w:t>
+              <w:t xml:space="preserve">- </w:t>
+            </w:r>
+            <w:proofErr w:type="spellStart"/>
+            <w:r>
+              <w:rPr>
+                <w:color w:val="000000"/>
+              </w:rPr>
+              <w:t>Roadmap</w:t>
+            </w:r>
+            <w:proofErr w:type="spellEnd"/>
+            <w:r>
+              <w:rPr>
+                <w:color w:val="000000"/>
+              </w:rPr>
+              <w:t xml:space="preserve"> futuro</w:t>
             </w:r>
           </w:p>
         </w:tc>
@@ -4839,7 +5189,21 @@
               <w:rPr>
                 <w:color w:val="000000"/>
               </w:rPr>
-              <w:t>01/08 à 14/08</w:t>
+              <w:t xml:space="preserve">01/08 </w:t>
+            </w:r>
+            <w:proofErr w:type="gramStart"/>
+            <w:r>
+              <w:rPr>
+                <w:color w:val="000000"/>
+              </w:rPr>
+              <w:t>à</w:t>
+            </w:r>
+            <w:proofErr w:type="gramEnd"/>
+            <w:r>
+              <w:rPr>
+                <w:color w:val="000000"/>
+              </w:rPr>
+              <w:t xml:space="preserve"> 14/08</w:t>
             </w:r>
           </w:p>
         </w:tc>
@@ -4962,7 +5326,23 @@
                 <w:b/>
                 <w:color w:val="FFFFFF"/>
               </w:rPr>
-              <w:t>15/08 à 04/09</w:t>
+              <w:t xml:space="preserve">15/08 </w:t>
+            </w:r>
+            <w:proofErr w:type="gramStart"/>
+            <w:r>
+              <w:rPr>
+                <w:b/>
+                <w:color w:val="FFFFFF"/>
+              </w:rPr>
+              <w:t>à</w:t>
+            </w:r>
+            <w:proofErr w:type="gramEnd"/>
+            <w:r>
+              <w:rPr>
+                <w:b/>
+                <w:color w:val="FFFFFF"/>
+              </w:rPr>
+              <w:t xml:space="preserve"> 04/09</w:t>
             </w:r>
           </w:p>
         </w:tc>
@@ -5072,7 +5452,21 @@
               <w:rPr>
                 <w:color w:val="000000"/>
               </w:rPr>
-              <w:t xml:space="preserve"> à 2</w:t>
+              <w:t xml:space="preserve"> </w:t>
+            </w:r>
+            <w:proofErr w:type="gramStart"/>
+            <w:r>
+              <w:rPr>
+                <w:color w:val="000000"/>
+              </w:rPr>
+              <w:t>à</w:t>
+            </w:r>
+            <w:proofErr w:type="gramEnd"/>
+            <w:r>
+              <w:rPr>
+                <w:color w:val="000000"/>
+              </w:rPr>
+              <w:t xml:space="preserve"> 2</w:t>
             </w:r>
             <w:r>
               <w:rPr>
@@ -5188,8 +5582,16 @@
                 <w:color w:val="000000"/>
               </w:rPr>
               <w:br/>
-              <w:t>- Correções e otimizações finais                                                                                                                                                                 - Preparação da documentação completa                                                                                 - Validação de compliance</w:t>
-            </w:r>
+              <w:t xml:space="preserve">- Correções e otimizações finais                                                                                                                                                                 - Preparação da documentação completa                                                                                 - Validação de </w:t>
+            </w:r>
+            <w:proofErr w:type="spellStart"/>
+            <w:r>
+              <w:rPr>
+                <w:color w:val="000000"/>
+              </w:rPr>
+              <w:t>compliance</w:t>
+            </w:r>
+            <w:proofErr w:type="spellEnd"/>
           </w:p>
         </w:tc>
         <w:tc>
@@ -5371,7 +5773,21 @@
               <w:rPr>
                 <w:color w:val="000000"/>
               </w:rPr>
-              <w:t xml:space="preserve"> à </w:t>
+              <w:t xml:space="preserve"> </w:t>
+            </w:r>
+            <w:proofErr w:type="gramStart"/>
+            <w:r>
+              <w:rPr>
+                <w:color w:val="000000"/>
+              </w:rPr>
+              <w:t>à</w:t>
+            </w:r>
+            <w:proofErr w:type="gramEnd"/>
+            <w:r>
+              <w:rPr>
+                <w:color w:val="000000"/>
+              </w:rPr>
+              <w:t xml:space="preserve"> </w:t>
             </w:r>
             <w:r>
               <w:rPr>
@@ -5532,7 +5948,23 @@
                 <w:b/>
                 <w:color w:val="FFFFFF"/>
               </w:rPr>
-              <w:t xml:space="preserve"> à </w:t>
+              <w:t xml:space="preserve"> </w:t>
+            </w:r>
+            <w:proofErr w:type="gramStart"/>
+            <w:r>
+              <w:rPr>
+                <w:b/>
+                <w:color w:val="FFFFFF"/>
+              </w:rPr>
+              <w:t>à</w:t>
+            </w:r>
+            <w:proofErr w:type="gramEnd"/>
+            <w:r>
+              <w:rPr>
+                <w:b/>
+                <w:color w:val="FFFFFF"/>
+              </w:rPr>
+              <w:t xml:space="preserve"> </w:t>
             </w:r>
             <w:r>
               <w:rPr>
@@ -5787,15 +6219,51 @@
           <w:sz w:val="36"/>
           <w:szCs w:val="36"/>
         </w:rPr>
-        <w:t xml:space="preserve"> (Uitilizar esses tipos de arquivos nos testes informados acima. Informar as fontes</w:t>
-      </w:r>
+        <w:t xml:space="preserve"> (</w:t>
+      </w:r>
+      <w:proofErr w:type="spellStart"/>
       <w:r>
         <w:rPr>
           <w:color w:val="2F5496"/>
           <w:sz w:val="36"/>
           <w:szCs w:val="36"/>
         </w:rPr>
-        <w:t xml:space="preserve">. Pode aproveitar os docs do </w:t>
+        <w:t>Uitilizar</w:t>
+      </w:r>
+      <w:proofErr w:type="spellEnd"/>
+      <w:r>
+        <w:rPr>
+          <w:color w:val="2F5496"/>
+          <w:sz w:val="36"/>
+          <w:szCs w:val="36"/>
+        </w:rPr>
+        <w:t xml:space="preserve"> esses tipos de arquivos nos testes informados acima. Informar as fontes</w:t>
+      </w:r>
+      <w:r>
+        <w:rPr>
+          <w:color w:val="2F5496"/>
+          <w:sz w:val="36"/>
+          <w:szCs w:val="36"/>
+        </w:rPr>
+        <w:t xml:space="preserve">. Pode aproveitar os </w:t>
+      </w:r>
+      <w:proofErr w:type="spellStart"/>
+      <w:r>
+        <w:rPr>
+          <w:color w:val="2F5496"/>
+          <w:sz w:val="36"/>
+          <w:szCs w:val="36"/>
+        </w:rPr>
+        <w:t>docs</w:t>
+      </w:r>
+      <w:proofErr w:type="spellEnd"/>
+      <w:r>
+        <w:rPr>
+          <w:color w:val="2F5496"/>
+          <w:sz w:val="36"/>
+          <w:szCs w:val="36"/>
+        </w:rPr>
+        <w:t xml:space="preserve"> do </w:t>
       </w:r>
       <w:hyperlink r:id="rId24" w:history="1">
         <w:r>
@@ -5827,7 +6295,14 @@
         <w:rPr>
           <w:b/>
         </w:rPr>
-        <w:t>RD001: Análise Detalhada de Tipos de Documentos Fiscais Brasileiros</w:t>
+        <w:t xml:space="preserve">RD001: Análise Detalhada de Tipos de Documentos Fiscais </w:t>
+      </w:r>
+      <w:proofErr w:type="gramStart"/>
+      <w:r>
+        <w:rPr>
+          <w:b/>
+        </w:rPr>
+        <w:t>Brasileiros</w:t>
       </w:r>
       <w:r>
         <w:t xml:space="preserve"> </w:t>
@@ -5838,6 +6313,7 @@
         </w:rPr>
         <w:t>:</w:t>
       </w:r>
+      <w:proofErr w:type="gramEnd"/>
     </w:p>
     <w:p>
       <w:pPr>
@@ -5926,7 +6402,21 @@
         <w:rPr>
           <w:b/>
         </w:rPr>
-        <w:t>CT-e (Conhecimento de Transporte Eletrônico):</w:t>
+        <w:t>CT-</w:t>
+      </w:r>
+      <w:proofErr w:type="gramStart"/>
+      <w:r>
+        <w:rPr>
+          <w:b/>
+        </w:rPr>
+        <w:t>e</w:t>
+      </w:r>
+      <w:proofErr w:type="gramEnd"/>
+      <w:r>
+        <w:rPr>
+          <w:b/>
+        </w:rPr>
+        <w:t xml:space="preserve"> (Conhecimento de Transporte Eletrônico):</w:t>
       </w:r>
     </w:p>
     <w:p>
@@ -9284,7 +9774,23 @@
         <w:t>Legislação Tributária:</w:t>
       </w:r>
       <w:r>
-        <w:t xml:space="preserve"> O sistema não precisa ser um emissor ou validador fiscal, mas o conhecimento das regras (ex: o que é NCM, como o ICMS é calculado) é crucial para a correta extração e categorização dos dados. As referências que serão utilizadas são: Notas Técnicas, Manual de Orientação do Contribuinte e Schemas XSD.</w:t>
+        <w:t xml:space="preserve"> O sistema não precisa ser um emissor ou validador fiscal, mas o conhecimento das regras (</w:t>
+      </w:r>
+      <w:proofErr w:type="spellStart"/>
+      <w:r>
+        <w:t>ex</w:t>
+      </w:r>
+      <w:proofErr w:type="spellEnd"/>
+      <w:r>
+        <w:t xml:space="preserve">: o que é NCM, como o ICMS é calculado) é crucial para a correta extração e categorização dos dados. As referências que serão utilizadas são: Notas Técnicas, Manual de Orientação do Contribuinte e </w:t>
+      </w:r>
+      <w:proofErr w:type="spellStart"/>
+      <w:r>
+        <w:t>Schemas</w:t>
+      </w:r>
+      <w:proofErr w:type="spellEnd"/>
+      <w:r>
+        <w:t xml:space="preserve"> XSD.</w:t>
       </w:r>
       <w:r>
         <w:t xml:space="preserve"> </w:t>
@@ -9413,7 +9919,23 @@
           <w:sz w:val="24"/>
           <w:szCs w:val="24"/>
         </w:rPr>
-        <w:t>Deve haver uma fila de processamento visível ao usuário (Ex: "Aguardando", "Processando", "Concluído", "Erro").</w:t>
+        <w:t>Deve haver uma fila de processamento visível ao usuário (</w:t>
+      </w:r>
+      <w:proofErr w:type="spellStart"/>
+      <w:r>
+        <w:rPr>
+          <w:sz w:val="24"/>
+          <w:szCs w:val="24"/>
+        </w:rPr>
+        <w:t>Ex</w:t>
+      </w:r>
+      <w:proofErr w:type="spellEnd"/>
+      <w:r>
+        <w:rPr>
+          <w:sz w:val="24"/>
+          <w:szCs w:val="24"/>
+        </w:rPr>
+        <w:t>: "Aguardando", "Processando", "Concluído", "Erro").</w:t>
       </w:r>
     </w:p>
     <w:p>
@@ -9475,7 +9997,23 @@
         <w:spacing w:after="0"/>
       </w:pPr>
       <w:r>
-        <w:t>Analisar o texto extraído e identificar os nomes dos campos (Ex: CNPJs, datas, valores, etc.) e seus valores</w:t>
+        <w:t>Analisar o texto extraído e identificar os nomes dos campos (</w:t>
+      </w:r>
+      <w:proofErr w:type="spellStart"/>
+      <w:r>
+        <w:t>Ex</w:t>
+      </w:r>
+      <w:proofErr w:type="spellEnd"/>
+      <w:r>
+        <w:t xml:space="preserve">: </w:t>
+      </w:r>
+      <w:proofErr w:type="spellStart"/>
+      <w:r>
+        <w:t>CNPJs</w:t>
+      </w:r>
+      <w:proofErr w:type="spellEnd"/>
+      <w:r>
+        <w:t>, datas, valores, etc.) e seus valores</w:t>
       </w:r>
     </w:p>
     <w:p/>
@@ -9539,7 +10077,15 @@
         <w:spacing w:after="0" w:line="240" w:lineRule="auto"/>
       </w:pPr>
       <w:r>
-        <w:t xml:space="preserve"> A LLM deve utilizar o significado do campo em vez dos seus nomes, tendo como referência Notas Técnicas, Manual de Orientação do Contribuinte e Schemas XSD. </w:t>
+        <w:t xml:space="preserve"> A LLM deve utilizar o significado do campo em vez dos seus nomes, tendo como referência Notas Técnicas, Manual de Orientação do Contribuinte e </w:t>
+      </w:r>
+      <w:proofErr w:type="spellStart"/>
+      <w:r>
+        <w:t>Schemas</w:t>
+      </w:r>
+      <w:proofErr w:type="spellEnd"/>
+      <w:r>
+        <w:t xml:space="preserve"> XSD. </w:t>
       </w:r>
     </w:p>
     <w:p>
@@ -9631,7 +10177,15 @@
         </w:numPr>
       </w:pPr>
       <w:r>
-        <w:t>O LLM deve interpretar a pergunta, buscar os dados no banco de dados estruturado e apresentar a resposta de forma no formato de tabela contendo os campos e seus respectivos valores que respondem a pergunta do usuário.</w:t>
+        <w:t xml:space="preserve">O LLM deve interpretar a pergunta, buscar os dados no banco de dados estruturado e apresentar a resposta de forma no formato de tabela contendo os campos e seus respectivos valores que respondem </w:t>
+      </w:r>
+      <w:proofErr w:type="gramStart"/>
+      <w:r>
+        <w:t>a</w:t>
+      </w:r>
+      <w:proofErr w:type="gramEnd"/>
+      <w:r>
+        <w:t xml:space="preserve"> pergunta do usuário.</w:t>
       </w:r>
     </w:p>
     <w:p>
@@ -9836,7 +10390,15 @@
         </w:numPr>
       </w:pPr>
       <w:r>
-        <w:t>O sistema deve ter uma disponibilidade de pelo menos 99.5% (uptime).</w:t>
+        <w:t>O sistema deve ter uma disponibilidade de pelo menos 99.5% (</w:t>
+      </w:r>
+      <w:proofErr w:type="spellStart"/>
+      <w:r>
+        <w:t>uptime</w:t>
+      </w:r>
+      <w:proofErr w:type="spellEnd"/>
+      <w:r>
+        <w:t>).</w:t>
       </w:r>
     </w:p>
     <w:p>
@@ -10018,8 +10580,37 @@
         <w:rPr>
           <w:rFonts w:ascii="Arial" w:eastAsia="Arial" w:hAnsi="Arial" w:cs="Arial"/>
         </w:rPr>
-        <w:t xml:space="preserve">Para PDFs/PNGs: Utiliza OCR (classe </w:t>
-      </w:r>
+        <w:t xml:space="preserve">Para </w:t>
+      </w:r>
+      <w:proofErr w:type="spellStart"/>
+      <w:r>
+        <w:rPr>
+          <w:rFonts w:ascii="Arial" w:eastAsia="Arial" w:hAnsi="Arial" w:cs="Arial"/>
+        </w:rPr>
+        <w:t>PDFs</w:t>
+      </w:r>
+      <w:proofErr w:type="spellEnd"/>
+      <w:r>
+        <w:rPr>
+          <w:rFonts w:ascii="Arial" w:eastAsia="Arial" w:hAnsi="Arial" w:cs="Arial"/>
+        </w:rPr>
+        <w:t>/</w:t>
+      </w:r>
+      <w:proofErr w:type="spellStart"/>
+      <w:r>
+        <w:rPr>
+          <w:rFonts w:ascii="Arial" w:eastAsia="Arial" w:hAnsi="Arial" w:cs="Arial"/>
+        </w:rPr>
+        <w:t>PNGs</w:t>
+      </w:r>
+      <w:proofErr w:type="spellEnd"/>
+      <w:r>
+        <w:rPr>
+          <w:rFonts w:ascii="Arial" w:eastAsia="Arial" w:hAnsi="Arial" w:cs="Arial"/>
+        </w:rPr>
+        <w:t xml:space="preserve">: Utiliza OCR (classe </w:t>
+      </w:r>
+      <w:proofErr w:type="spellStart"/>
       <w:r>
         <w:rPr>
           <w:rFonts w:ascii="Roboto Mono" w:eastAsia="Roboto Mono" w:hAnsi="Roboto Mono" w:cs="Roboto Mono"/>
@@ -10027,6 +10618,7 @@
         </w:rPr>
         <w:t>NotaFiscalOCR</w:t>
       </w:r>
+      <w:proofErr w:type="spellEnd"/>
       <w:r>
         <w:rPr>
           <w:rFonts w:ascii="Arial" w:eastAsia="Arial" w:hAnsi="Arial" w:cs="Arial"/>
@@ -10051,14 +10643,30 @@
         <w:rPr>
           <w:rFonts w:ascii="Arial" w:eastAsia="Arial" w:hAnsi="Arial" w:cs="Arial"/>
         </w:rPr>
-        <w:t>Para CSVs</w:t>
-      </w:r>
+        <w:t xml:space="preserve">Para </w:t>
+      </w:r>
+      <w:proofErr w:type="spellStart"/>
       <w:r>
         <w:rPr>
           <w:rFonts w:ascii="Arial" w:eastAsia="Arial" w:hAnsi="Arial" w:cs="Arial"/>
         </w:rPr>
-        <w:t xml:space="preserve"> e XMLs</w:t>
-      </w:r>
+        <w:t>CSVs</w:t>
+      </w:r>
+      <w:proofErr w:type="spellEnd"/>
+      <w:r>
+        <w:rPr>
+          <w:rFonts w:ascii="Arial" w:eastAsia="Arial" w:hAnsi="Arial" w:cs="Arial"/>
+        </w:rPr>
+        <w:t xml:space="preserve"> e </w:t>
+      </w:r>
+      <w:proofErr w:type="spellStart"/>
+      <w:r>
+        <w:rPr>
+          <w:rFonts w:ascii="Arial" w:eastAsia="Arial" w:hAnsi="Arial" w:cs="Arial"/>
+        </w:rPr>
+        <w:t>XMLs</w:t>
+      </w:r>
+      <w:proofErr w:type="spellEnd"/>
       <w:r>
         <w:rPr>
           <w:rFonts w:ascii="Arial" w:eastAsia="Arial" w:hAnsi="Arial" w:cs="Arial"/>
@@ -10113,8 +10721,23 @@
         <w:rPr>
           <w:rFonts w:ascii="Arial" w:eastAsia="Arial" w:hAnsi="Arial" w:cs="Arial"/>
         </w:rPr>
-        <w:t xml:space="preserve"> Encaminha o texto ou dataframe para a função </w:t>
-      </w:r>
+        <w:t xml:space="preserve"> Encaminha o texto ou </w:t>
+      </w:r>
+      <w:proofErr w:type="spellStart"/>
+      <w:r>
+        <w:rPr>
+          <w:rFonts w:ascii="Arial" w:eastAsia="Arial" w:hAnsi="Arial" w:cs="Arial"/>
+        </w:rPr>
+        <w:t>dataframe</w:t>
+      </w:r>
+      <w:proofErr w:type="spellEnd"/>
+      <w:r>
+        <w:rPr>
+          <w:rFonts w:ascii="Arial" w:eastAsia="Arial" w:hAnsi="Arial" w:cs="Arial"/>
+        </w:rPr>
+        <w:t xml:space="preserve"> para a função </w:t>
+      </w:r>
+      <w:proofErr w:type="spellStart"/>
       <w:r>
         <w:rPr>
           <w:rFonts w:ascii="Roboto Mono" w:eastAsia="Roboto Mono" w:hAnsi="Roboto Mono" w:cs="Roboto Mono"/>
@@ -10122,6 +10745,7 @@
         </w:rPr>
         <w:t>consultallmdocfiscal</w:t>
       </w:r>
+      <w:proofErr w:type="spellEnd"/>
       <w:r>
         <w:rPr>
           <w:rFonts w:ascii="Arial" w:eastAsia="Arial" w:hAnsi="Arial" w:cs="Arial"/>
@@ -10181,6 +10805,7 @@
         </w:rPr>
         <w:t>Traduzir nomes de campos (</w:t>
       </w:r>
+      <w:proofErr w:type="spellStart"/>
       <w:r>
         <w:rPr>
           <w:rFonts w:ascii="Roboto Mono" w:eastAsia="Roboto Mono" w:hAnsi="Roboto Mono" w:cs="Roboto Mono"/>
@@ -10188,6 +10813,7 @@
         </w:rPr>
         <w:t>sigcampos</w:t>
       </w:r>
+      <w:proofErr w:type="spellEnd"/>
       <w:r>
         <w:rPr>
           <w:rFonts w:ascii="Arial" w:eastAsia="Arial" w:hAnsi="Arial" w:cs="Arial"/>
@@ -10251,6 +10877,7 @@
         </w:rPr>
         <w:t xml:space="preserve"> Emprega a função </w:t>
       </w:r>
+      <w:proofErr w:type="spellStart"/>
       <w:r>
         <w:rPr>
           <w:rFonts w:ascii="Roboto Mono" w:eastAsia="Roboto Mono" w:hAnsi="Roboto Mono" w:cs="Roboto Mono"/>
@@ -10258,6 +10885,7 @@
         </w:rPr>
         <w:t>obtem_sim_nao</w:t>
       </w:r>
+      <w:proofErr w:type="spellEnd"/>
       <w:r>
         <w:rPr>
           <w:rFonts w:ascii="Arial" w:eastAsia="Arial" w:hAnsi="Arial" w:cs="Arial"/>
@@ -10305,6 +10933,7 @@
         </w:rPr>
         <w:t>Se a resposta for possível: Gera uma query SQL (</w:t>
       </w:r>
+      <w:proofErr w:type="spellStart"/>
       <w:r>
         <w:rPr>
           <w:rFonts w:ascii="Roboto Mono" w:eastAsia="Roboto Mono" w:hAnsi="Roboto Mono" w:cs="Roboto Mono"/>
@@ -10312,11 +10941,26 @@
         </w:rPr>
         <w:t>llm_gera_query</w:t>
       </w:r>
+      <w:proofErr w:type="spellEnd"/>
       <w:r>
         <w:rPr>
           <w:rFonts w:ascii="Arial" w:eastAsia="Arial" w:hAnsi="Arial" w:cs="Arial"/>
         </w:rPr>
-        <w:t>) utilizando a LLM, executa-a no SQLite e retorna os dados.</w:t>
+        <w:t xml:space="preserve">) utilizando a LLM, executa-a no </w:t>
+      </w:r>
+      <w:proofErr w:type="spellStart"/>
+      <w:r>
+        <w:rPr>
+          <w:rFonts w:ascii="Arial" w:eastAsia="Arial" w:hAnsi="Arial" w:cs="Arial"/>
+        </w:rPr>
+        <w:t>SQLite</w:t>
+      </w:r>
+      <w:proofErr w:type="spellEnd"/>
+      <w:r>
+        <w:rPr>
+          <w:rFonts w:ascii="Arial" w:eastAsia="Arial" w:hAnsi="Arial" w:cs="Arial"/>
+        </w:rPr>
+        <w:t xml:space="preserve"> e retorna os dados.</w:t>
       </w:r>
     </w:p>
     <w:p>
@@ -10379,6 +11023,7 @@
           <w:rFonts w:ascii="Arial" w:eastAsia="Arial" w:hAnsi="Arial" w:cs="Arial"/>
         </w:rPr>
       </w:pPr>
+      <w:proofErr w:type="spellStart"/>
       <w:r>
         <w:rPr>
           <w:rFonts w:ascii="Roboto Mono" w:eastAsia="Roboto Mono" w:hAnsi="Roboto Mono" w:cs="Roboto Mono"/>
@@ -10387,6 +11032,7 @@
         </w:rPr>
         <w:t>consultallmdocfiscal</w:t>
       </w:r>
+      <w:proofErr w:type="spellEnd"/>
       <w:r>
         <w:rPr>
           <w:rFonts w:ascii="Arial" w:eastAsia="Arial" w:hAnsi="Arial" w:cs="Arial"/>
@@ -10414,6 +11060,7 @@
           <w:rFonts w:ascii="Arial" w:eastAsia="Arial" w:hAnsi="Arial" w:cs="Arial"/>
         </w:rPr>
       </w:pPr>
+      <w:proofErr w:type="spellStart"/>
       <w:r>
         <w:rPr>
           <w:rFonts w:ascii="Roboto Mono" w:eastAsia="Roboto Mono" w:hAnsi="Roboto Mono" w:cs="Roboto Mono"/>
@@ -10422,6 +11069,7 @@
         </w:rPr>
         <w:t>consultallmdocfiscal</w:t>
       </w:r>
+      <w:proofErr w:type="spellEnd"/>
       <w:r>
         <w:rPr>
           <w:rFonts w:ascii="Arial" w:eastAsia="Arial" w:hAnsi="Arial" w:cs="Arial"/>
@@ -10434,8 +11082,17 @@
           <w:rFonts w:ascii="Arial" w:eastAsia="Arial" w:hAnsi="Arial" w:cs="Arial"/>
           <w:b/>
         </w:rPr>
-        <w:t>/XMLs</w:t>
-      </w:r>
+        <w:t>/</w:t>
+      </w:r>
+      <w:proofErr w:type="spellStart"/>
+      <w:r>
+        <w:rPr>
+          <w:rFonts w:ascii="Arial" w:eastAsia="Arial" w:hAnsi="Arial" w:cs="Arial"/>
+          <w:b/>
+        </w:rPr>
+        <w:t>XMLs</w:t>
+      </w:r>
+      <w:proofErr w:type="spellEnd"/>
       <w:r>
         <w:rPr>
           <w:rFonts w:ascii="Arial" w:eastAsia="Arial" w:hAnsi="Arial" w:cs="Arial"/>
@@ -10463,6 +11120,7 @@
           <w:rFonts w:ascii="Arial" w:eastAsia="Arial" w:hAnsi="Arial" w:cs="Arial"/>
         </w:rPr>
       </w:pPr>
+      <w:proofErr w:type="spellStart"/>
       <w:r>
         <w:rPr>
           <w:rFonts w:ascii="Roboto Mono" w:eastAsia="Roboto Mono" w:hAnsi="Roboto Mono" w:cs="Roboto Mono"/>
@@ -10471,6 +11129,7 @@
         </w:rPr>
         <w:t>obtem_sim_nao</w:t>
       </w:r>
+      <w:proofErr w:type="spellEnd"/>
       <w:r>
         <w:rPr>
           <w:rFonts w:ascii="Arial" w:eastAsia="Arial" w:hAnsi="Arial" w:cs="Arial"/>
@@ -10482,7 +11141,21 @@
         <w:rPr>
           <w:rFonts w:ascii="Arial" w:eastAsia="Arial" w:hAnsi="Arial" w:cs="Arial"/>
         </w:rPr>
-        <w:t xml:space="preserve"> Verifica a capacidade de responder à pergunta do usuário, considerando as colunas e os dados do dataframe.</w:t>
+        <w:t xml:space="preserve"> Verifica a capacidade de responder à pergunta do usuário, considerando as colunas e os dados do </w:t>
+      </w:r>
+      <w:proofErr w:type="spellStart"/>
+      <w:r>
+        <w:rPr>
+          <w:rFonts w:ascii="Arial" w:eastAsia="Arial" w:hAnsi="Arial" w:cs="Arial"/>
+        </w:rPr>
+        <w:t>dataframe</w:t>
+      </w:r>
+      <w:proofErr w:type="spellEnd"/>
+      <w:r>
+        <w:rPr>
+          <w:rFonts w:ascii="Arial" w:eastAsia="Arial" w:hAnsi="Arial" w:cs="Arial"/>
+        </w:rPr>
+        <w:t>.</w:t>
       </w:r>
     </w:p>
     <w:p>
@@ -10498,6 +11171,7 @@
           <w:rFonts w:ascii="Arial" w:eastAsia="Arial" w:hAnsi="Arial" w:cs="Arial"/>
         </w:rPr>
       </w:pPr>
+      <w:proofErr w:type="spellStart"/>
       <w:r>
         <w:rPr>
           <w:rFonts w:ascii="Roboto Mono" w:eastAsia="Roboto Mono" w:hAnsi="Roboto Mono" w:cs="Roboto Mono"/>
@@ -10506,6 +11180,7 @@
         </w:rPr>
         <w:t>llm_gera_query</w:t>
       </w:r>
+      <w:proofErr w:type="spellEnd"/>
       <w:r>
         <w:rPr>
           <w:rFonts w:ascii="Arial" w:eastAsia="Arial" w:hAnsi="Arial" w:cs="Arial"/>
@@ -10551,13 +11226,31 @@
         </w:rPr>
         <w:t>O sistema não se baseia em aprendizado offline (treinamento supervisionado). Em vez disso, emprega um mecanismo de aprendizado dinâmico através da LLM (</w:t>
       </w:r>
+      <w:proofErr w:type="spellStart"/>
       <w:r>
         <w:rPr>
           <w:rFonts w:ascii="Roboto Mono" w:eastAsia="Roboto Mono" w:hAnsi="Roboto Mono" w:cs="Roboto Mono"/>
           <w:color w:val="188038"/>
         </w:rPr>
-        <w:t>in-context learning</w:t>
-      </w:r>
+        <w:t>in-context</w:t>
+      </w:r>
+      <w:proofErr w:type="spellEnd"/>
+      <w:r>
+        <w:rPr>
+          <w:rFonts w:ascii="Roboto Mono" w:eastAsia="Roboto Mono" w:hAnsi="Roboto Mono" w:cs="Roboto Mono"/>
+          <w:color w:val="188038"/>
+        </w:rPr>
+        <w:t xml:space="preserve"> </w:t>
+      </w:r>
+      <w:proofErr w:type="spellStart"/>
+      <w:r>
+        <w:rPr>
+          <w:rFonts w:ascii="Roboto Mono" w:eastAsia="Roboto Mono" w:hAnsi="Roboto Mono" w:cs="Roboto Mono"/>
+          <w:color w:val="188038"/>
+        </w:rPr>
+        <w:t>learning</w:t>
+      </w:r>
+      <w:proofErr w:type="spellEnd"/>
       <w:r>
         <w:rPr>
           <w:rFonts w:ascii="Arial" w:eastAsia="Arial" w:hAnsi="Arial" w:cs="Arial"/>
@@ -10591,6 +11284,7 @@
         </w:rPr>
         <w:t xml:space="preserve">OCR Adaptativo (classe </w:t>
       </w:r>
+      <w:proofErr w:type="spellStart"/>
       <w:r>
         <w:rPr>
           <w:rFonts w:ascii="Roboto Mono" w:eastAsia="Roboto Mono" w:hAnsi="Roboto Mono" w:cs="Roboto Mono"/>
@@ -10599,6 +11293,7 @@
         </w:rPr>
         <w:t>NotaFiscalOCR</w:t>
       </w:r>
+      <w:proofErr w:type="spellEnd"/>
       <w:r>
         <w:rPr>
           <w:rFonts w:ascii="Arial" w:eastAsia="Arial" w:hAnsi="Arial" w:cs="Arial"/>
@@ -10623,8 +11318,37 @@
         <w:rPr>
           <w:rFonts w:ascii="Arial" w:eastAsia="Arial" w:hAnsi="Arial" w:cs="Arial"/>
         </w:rPr>
-        <w:t>Utiliza Tesseract, com pré-processamento de imagem via OpenCV (</w:t>
-      </w:r>
+        <w:t xml:space="preserve">Utiliza </w:t>
+      </w:r>
+      <w:proofErr w:type="spellStart"/>
+      <w:r>
+        <w:rPr>
+          <w:rFonts w:ascii="Arial" w:eastAsia="Arial" w:hAnsi="Arial" w:cs="Arial"/>
+        </w:rPr>
+        <w:t>Tesseract</w:t>
+      </w:r>
+      <w:proofErr w:type="spellEnd"/>
+      <w:r>
+        <w:rPr>
+          <w:rFonts w:ascii="Arial" w:eastAsia="Arial" w:hAnsi="Arial" w:cs="Arial"/>
+        </w:rPr>
+        <w:t xml:space="preserve">, com pré-processamento de imagem via </w:t>
+      </w:r>
+      <w:proofErr w:type="spellStart"/>
+      <w:r>
+        <w:rPr>
+          <w:rFonts w:ascii="Arial" w:eastAsia="Arial" w:hAnsi="Arial" w:cs="Arial"/>
+        </w:rPr>
+        <w:t>OpenCV</w:t>
+      </w:r>
+      <w:proofErr w:type="spellEnd"/>
+      <w:r>
+        <w:rPr>
+          <w:rFonts w:ascii="Arial" w:eastAsia="Arial" w:hAnsi="Arial" w:cs="Arial"/>
+        </w:rPr>
+        <w:t xml:space="preserve"> (</w:t>
+      </w:r>
+      <w:proofErr w:type="spellStart"/>
       <w:r>
         <w:rPr>
           <w:rFonts w:ascii="Roboto Mono" w:eastAsia="Roboto Mono" w:hAnsi="Roboto Mono" w:cs="Roboto Mono"/>
@@ -10632,11 +11356,40 @@
         </w:rPr>
         <w:t>preprocessar_imagem</w:t>
       </w:r>
+      <w:proofErr w:type="spellEnd"/>
       <w:r>
         <w:rPr>
           <w:rFonts w:ascii="Arial" w:eastAsia="Arial" w:hAnsi="Arial" w:cs="Arial"/>
         </w:rPr>
-        <w:t>), para extrair texto de PDFs/PNGs, independentemente de seu layout físico.</w:t>
+        <w:t xml:space="preserve">), para extrair texto de </w:t>
+      </w:r>
+      <w:proofErr w:type="spellStart"/>
+      <w:r>
+        <w:rPr>
+          <w:rFonts w:ascii="Arial" w:eastAsia="Arial" w:hAnsi="Arial" w:cs="Arial"/>
+        </w:rPr>
+        <w:t>PDFs</w:t>
+      </w:r>
+      <w:proofErr w:type="spellEnd"/>
+      <w:r>
+        <w:rPr>
+          <w:rFonts w:ascii="Arial" w:eastAsia="Arial" w:hAnsi="Arial" w:cs="Arial"/>
+        </w:rPr>
+        <w:t>/</w:t>
+      </w:r>
+      <w:proofErr w:type="spellStart"/>
+      <w:r>
+        <w:rPr>
+          <w:rFonts w:ascii="Arial" w:eastAsia="Arial" w:hAnsi="Arial" w:cs="Arial"/>
+        </w:rPr>
+        <w:t>PNGs</w:t>
+      </w:r>
+      <w:proofErr w:type="spellEnd"/>
+      <w:r>
+        <w:rPr>
+          <w:rFonts w:ascii="Arial" w:eastAsia="Arial" w:hAnsi="Arial" w:cs="Arial"/>
+        </w:rPr>
+        <w:t>, independentemente de seu layout físico.</w:t>
       </w:r>
     </w:p>
     <w:p>
@@ -10655,7 +11408,21 @@
         <w:rPr>
           <w:rFonts w:ascii="Arial" w:eastAsia="Arial" w:hAnsi="Arial" w:cs="Arial"/>
         </w:rPr>
-        <w:t>Realiza conversão para escala de cinza e binarização para padronizar a entrada.</w:t>
+        <w:t xml:space="preserve">Realiza conversão para escala de cinza e </w:t>
+      </w:r>
+      <w:proofErr w:type="spellStart"/>
+      <w:r>
+        <w:rPr>
+          <w:rFonts w:ascii="Arial" w:eastAsia="Arial" w:hAnsi="Arial" w:cs="Arial"/>
+        </w:rPr>
+        <w:t>binarização</w:t>
+      </w:r>
+      <w:proofErr w:type="spellEnd"/>
+      <w:r>
+        <w:rPr>
+          <w:rFonts w:ascii="Arial" w:eastAsia="Arial" w:hAnsi="Arial" w:cs="Arial"/>
+        </w:rPr>
+        <w:t xml:space="preserve"> para padronizar a entrada.</w:t>
       </w:r>
     </w:p>
     <w:p>
@@ -10737,6 +11504,7 @@
         </w:rPr>
         <w:t>A LLM é instruída a identificar o significado dos campos (</w:t>
       </w:r>
+      <w:proofErr w:type="spellStart"/>
       <w:r>
         <w:rPr>
           <w:rFonts w:ascii="Roboto Mono" w:eastAsia="Roboto Mono" w:hAnsi="Roboto Mono" w:cs="Roboto Mono"/>
@@ -10744,11 +11512,26 @@
         </w:rPr>
         <w:t>sigcampos</w:t>
       </w:r>
+      <w:proofErr w:type="spellEnd"/>
       <w:r>
         <w:rPr>
           <w:rFonts w:ascii="Arial" w:eastAsia="Arial" w:hAnsi="Arial" w:cs="Arial"/>
         </w:rPr>
-        <w:t>), utilizando referências como Notas Técnicas, MOC e Schemas XSD.</w:t>
+        <w:t xml:space="preserve">), utilizando referências como Notas Técnicas, MOC e </w:t>
+      </w:r>
+      <w:proofErr w:type="spellStart"/>
+      <w:r>
+        <w:rPr>
+          <w:rFonts w:ascii="Arial" w:eastAsia="Arial" w:hAnsi="Arial" w:cs="Arial"/>
+        </w:rPr>
+        <w:t>Schemas</w:t>
+      </w:r>
+      <w:proofErr w:type="spellEnd"/>
+      <w:r>
+        <w:rPr>
+          <w:rFonts w:ascii="Arial" w:eastAsia="Arial" w:hAnsi="Arial" w:cs="Arial"/>
+        </w:rPr>
+        <w:t xml:space="preserve"> XSD.</w:t>
       </w:r>
     </w:p>
     <w:p>
@@ -10844,6 +11627,7 @@
         </w:rPr>
         <w:t>) quanto os campos interpretados (</w:t>
       </w:r>
+      <w:proofErr w:type="spellStart"/>
       <w:r>
         <w:rPr>
           <w:rFonts w:ascii="Roboto Mono" w:eastAsia="Roboto Mono" w:hAnsi="Roboto Mono" w:cs="Roboto Mono"/>
@@ -10851,11 +11635,26 @@
         </w:rPr>
         <w:t>sigcampos</w:t>
       </w:r>
+      <w:proofErr w:type="spellEnd"/>
       <w:r>
         <w:rPr>
           <w:rFonts w:ascii="Arial" w:eastAsia="Arial" w:hAnsi="Arial" w:cs="Arial"/>
         </w:rPr>
-        <w:t>) são armazenados no dataframe.</w:t>
+        <w:t xml:space="preserve">) são armazenados no </w:t>
+      </w:r>
+      <w:proofErr w:type="spellStart"/>
+      <w:r>
+        <w:rPr>
+          <w:rFonts w:ascii="Arial" w:eastAsia="Arial" w:hAnsi="Arial" w:cs="Arial"/>
+        </w:rPr>
+        <w:t>dataframe</w:t>
+      </w:r>
+      <w:proofErr w:type="spellEnd"/>
+      <w:r>
+        <w:rPr>
+          <w:rFonts w:ascii="Arial" w:eastAsia="Arial" w:hAnsi="Arial" w:cs="Arial"/>
+        </w:rPr>
+        <w:t>.</w:t>
       </w:r>
     </w:p>
     <w:p>
@@ -10875,7 +11674,35 @@
         <w:rPr>
           <w:rFonts w:ascii="Arial" w:eastAsia="Arial" w:hAnsi="Arial" w:cs="Arial"/>
         </w:rPr>
-        <w:t>O dataframe final sempre possui colunas padronizadas (ex: TIPO, MODELO_DOC, VERSÃO_DOC), o que permite a realização de consultas consistentes</w:t>
+        <w:t xml:space="preserve">O </w:t>
+      </w:r>
+      <w:proofErr w:type="spellStart"/>
+      <w:r>
+        <w:rPr>
+          <w:rFonts w:ascii="Arial" w:eastAsia="Arial" w:hAnsi="Arial" w:cs="Arial"/>
+        </w:rPr>
+        <w:t>dataframe</w:t>
+      </w:r>
+      <w:proofErr w:type="spellEnd"/>
+      <w:r>
+        <w:rPr>
+          <w:rFonts w:ascii="Arial" w:eastAsia="Arial" w:hAnsi="Arial" w:cs="Arial"/>
+        </w:rPr>
+        <w:t xml:space="preserve"> final sempre possui colunas padronizadas (</w:t>
+      </w:r>
+      <w:proofErr w:type="spellStart"/>
+      <w:r>
+        <w:rPr>
+          <w:rFonts w:ascii="Arial" w:eastAsia="Arial" w:hAnsi="Arial" w:cs="Arial"/>
+        </w:rPr>
+        <w:t>ex</w:t>
+      </w:r>
+      <w:proofErr w:type="spellEnd"/>
+      <w:r>
+        <w:rPr>
+          <w:rFonts w:ascii="Arial" w:eastAsia="Arial" w:hAnsi="Arial" w:cs="Arial"/>
+        </w:rPr>
+        <w:t>: TIPO, MODELO_DOC, VERSÃO_DOC), o que permite a realização de consultas consistentes</w:t>
       </w:r>
       <w:r>
         <w:rPr>
@@ -10914,6 +11741,7 @@
         </w:rPr>
         <w:t>Validação Cruzada via LLM (</w:t>
       </w:r>
+      <w:proofErr w:type="spellStart"/>
       <w:r>
         <w:rPr>
           <w:rFonts w:ascii="Roboto Mono" w:eastAsia="Roboto Mono" w:hAnsi="Roboto Mono" w:cs="Roboto Mono"/>
@@ -10922,6 +11750,7 @@
         </w:rPr>
         <w:t>obtem_sim_nao</w:t>
       </w:r>
+      <w:proofErr w:type="spellEnd"/>
       <w:r>
         <w:rPr>
           <w:rFonts w:ascii="Arial" w:eastAsia="Arial" w:hAnsi="Arial" w:cs="Arial"/>
@@ -11160,8 +11989,41 @@
           <w:rFonts w:ascii="Arial" w:eastAsia="Arial" w:hAnsi="Arial" w:cs="Arial"/>
           <w:color w:val="000000"/>
         </w:rPr>
-        <w:t xml:space="preserve">Para PDFs e PNGs: Emprega a classe </w:t>
-      </w:r>
+        <w:t xml:space="preserve">Para </w:t>
+      </w:r>
+      <w:proofErr w:type="spellStart"/>
+      <w:r>
+        <w:rPr>
+          <w:rFonts w:ascii="Arial" w:eastAsia="Arial" w:hAnsi="Arial" w:cs="Arial"/>
+          <w:color w:val="000000"/>
+        </w:rPr>
+        <w:t>PDFs</w:t>
+      </w:r>
+      <w:proofErr w:type="spellEnd"/>
+      <w:r>
+        <w:rPr>
+          <w:rFonts w:ascii="Arial" w:eastAsia="Arial" w:hAnsi="Arial" w:cs="Arial"/>
+          <w:color w:val="000000"/>
+        </w:rPr>
+        <w:t xml:space="preserve"> e </w:t>
+      </w:r>
+      <w:proofErr w:type="spellStart"/>
+      <w:r>
+        <w:rPr>
+          <w:rFonts w:ascii="Arial" w:eastAsia="Arial" w:hAnsi="Arial" w:cs="Arial"/>
+          <w:color w:val="000000"/>
+        </w:rPr>
+        <w:t>PNGs</w:t>
+      </w:r>
+      <w:proofErr w:type="spellEnd"/>
+      <w:r>
+        <w:rPr>
+          <w:rFonts w:ascii="Arial" w:eastAsia="Arial" w:hAnsi="Arial" w:cs="Arial"/>
+          <w:color w:val="000000"/>
+        </w:rPr>
+        <w:t xml:space="preserve">: Emprega a classe </w:t>
+      </w:r>
+      <w:proofErr w:type="spellStart"/>
       <w:r>
         <w:rPr>
           <w:rFonts w:ascii="Roboto Mono" w:eastAsia="Roboto Mono" w:hAnsi="Roboto Mono" w:cs="Roboto Mono"/>
@@ -11169,6 +12031,7 @@
         </w:rPr>
         <w:t>NotaFiscalOCR</w:t>
       </w:r>
+      <w:proofErr w:type="spellEnd"/>
       <w:r>
         <w:rPr>
           <w:rFonts w:ascii="Arial" w:eastAsia="Arial" w:hAnsi="Arial" w:cs="Arial"/>
@@ -11211,15 +12074,33 @@
           <w:rFonts w:ascii="Arial" w:eastAsia="Arial" w:hAnsi="Arial" w:cs="Arial"/>
           <w:color w:val="000000"/>
         </w:rPr>
-        <w:t>Para CSVs</w:t>
-      </w:r>
+        <w:t xml:space="preserve">Para </w:t>
+      </w:r>
+      <w:proofErr w:type="spellStart"/>
       <w:r>
         <w:rPr>
           <w:rFonts w:ascii="Arial" w:eastAsia="Arial" w:hAnsi="Arial" w:cs="Arial"/>
           <w:color w:val="000000"/>
         </w:rPr>
-        <w:t xml:space="preserve"> e XMLs</w:t>
-      </w:r>
+        <w:t>CSVs</w:t>
+      </w:r>
+      <w:proofErr w:type="spellEnd"/>
+      <w:r>
+        <w:rPr>
+          <w:rFonts w:ascii="Arial" w:eastAsia="Arial" w:hAnsi="Arial" w:cs="Arial"/>
+          <w:color w:val="000000"/>
+        </w:rPr>
+        <w:t xml:space="preserve"> e </w:t>
+      </w:r>
+      <w:proofErr w:type="spellStart"/>
+      <w:r>
+        <w:rPr>
+          <w:rFonts w:ascii="Arial" w:eastAsia="Arial" w:hAnsi="Arial" w:cs="Arial"/>
+          <w:color w:val="000000"/>
+        </w:rPr>
+        <w:t>XMLs</w:t>
+      </w:r>
+      <w:proofErr w:type="spellEnd"/>
       <w:r>
         <w:rPr>
           <w:rFonts w:ascii="Arial" w:eastAsia="Arial" w:hAnsi="Arial" w:cs="Arial"/>
@@ -11279,8 +12160,25 @@
           <w:rFonts w:ascii="Arial" w:eastAsia="Arial" w:hAnsi="Arial" w:cs="Arial"/>
           <w:color w:val="000000"/>
         </w:rPr>
-        <w:t xml:space="preserve"> Encaminha o texto extraído ou o dataframe para a função </w:t>
-      </w:r>
+        <w:t xml:space="preserve"> Encaminha o texto extraído ou o </w:t>
+      </w:r>
+      <w:proofErr w:type="spellStart"/>
+      <w:r>
+        <w:rPr>
+          <w:rFonts w:ascii="Arial" w:eastAsia="Arial" w:hAnsi="Arial" w:cs="Arial"/>
+          <w:color w:val="000000"/>
+        </w:rPr>
+        <w:t>dataframe</w:t>
+      </w:r>
+      <w:proofErr w:type="spellEnd"/>
+      <w:r>
+        <w:rPr>
+          <w:rFonts w:ascii="Arial" w:eastAsia="Arial" w:hAnsi="Arial" w:cs="Arial"/>
+          <w:color w:val="000000"/>
+        </w:rPr>
+        <w:t xml:space="preserve"> para a função </w:t>
+      </w:r>
+      <w:proofErr w:type="spellStart"/>
       <w:r>
         <w:rPr>
           <w:rFonts w:ascii="Roboto Mono" w:eastAsia="Roboto Mono" w:hAnsi="Roboto Mono" w:cs="Roboto Mono"/>
@@ -11288,6 +12186,7 @@
         </w:rPr>
         <w:t>consultallmdocfiscal</w:t>
       </w:r>
+      <w:proofErr w:type="spellEnd"/>
       <w:r>
         <w:rPr>
           <w:rFonts w:ascii="Arial" w:eastAsia="Arial" w:hAnsi="Arial" w:cs="Arial"/>
@@ -11411,6 +12310,7 @@
         </w:rPr>
         <w:t>Tradução de nomes de campos para um formato padronizado (</w:t>
       </w:r>
+      <w:proofErr w:type="spellStart"/>
       <w:r>
         <w:rPr>
           <w:rFonts w:ascii="Roboto Mono" w:eastAsia="Roboto Mono" w:hAnsi="Roboto Mono" w:cs="Roboto Mono"/>
@@ -11418,6 +12318,7 @@
         </w:rPr>
         <w:t>sigcampos</w:t>
       </w:r>
+      <w:proofErr w:type="spellEnd"/>
       <w:r>
         <w:rPr>
           <w:rFonts w:ascii="Arial" w:eastAsia="Arial" w:hAnsi="Arial" w:cs="Arial"/>
@@ -11508,6 +12409,7 @@
         </w:rPr>
         <w:t xml:space="preserve"> Utiliza a função </w:t>
       </w:r>
+      <w:proofErr w:type="spellStart"/>
       <w:r>
         <w:rPr>
           <w:rFonts w:ascii="Roboto Mono" w:eastAsia="Roboto Mono" w:hAnsi="Roboto Mono" w:cs="Roboto Mono"/>
@@ -11515,6 +12417,7 @@
         </w:rPr>
         <w:t>obtem_sim_nao</w:t>
       </w:r>
+      <w:proofErr w:type="spellEnd"/>
       <w:r>
         <w:rPr>
           <w:rFonts w:ascii="Arial" w:eastAsia="Arial" w:hAnsi="Arial" w:cs="Arial"/>
@@ -11631,6 +12534,7 @@
         </w:rPr>
         <w:t xml:space="preserve"> SQL através da função </w:t>
       </w:r>
+      <w:proofErr w:type="spellStart"/>
       <w:r>
         <w:rPr>
           <w:rFonts w:ascii="Roboto Mono" w:eastAsia="Roboto Mono" w:hAnsi="Roboto Mono" w:cs="Roboto Mono"/>
@@ -11638,12 +12542,29 @@
         </w:rPr>
         <w:t>llm_gera_query</w:t>
       </w:r>
+      <w:proofErr w:type="spellEnd"/>
       <w:r>
         <w:rPr>
           <w:rFonts w:ascii="Arial" w:eastAsia="Arial" w:hAnsi="Arial" w:cs="Arial"/>
           <w:color w:val="000000"/>
         </w:rPr>
-        <w:t xml:space="preserve"> com o auxílio da LLM, executa-a no banco de dados SQLite e retorna os dados resultantes.</w:t>
+        <w:t xml:space="preserve"> com o auxílio da LLM, executa-a no banco de dados </w:t>
+      </w:r>
+      <w:proofErr w:type="spellStart"/>
+      <w:r>
+        <w:rPr>
+          <w:rFonts w:ascii="Arial" w:eastAsia="Arial" w:hAnsi="Arial" w:cs="Arial"/>
+          <w:color w:val="000000"/>
+        </w:rPr>
+        <w:t>SQLite</w:t>
+      </w:r>
+      <w:proofErr w:type="spellEnd"/>
+      <w:r>
+        <w:rPr>
+          <w:rFonts w:ascii="Arial" w:eastAsia="Arial" w:hAnsi="Arial" w:cs="Arial"/>
+          <w:color w:val="000000"/>
+        </w:rPr>
+        <w:t xml:space="preserve"> e retorna os dados resultantes.</w:t>
       </w:r>
     </w:p>
     <w:p>
@@ -11672,7 +12593,23 @@
           <w:rFonts w:ascii="Arial" w:eastAsia="Arial" w:hAnsi="Arial" w:cs="Arial"/>
           <w:color w:val="000000"/>
         </w:rPr>
-        <w:t>Se a resposta não for possível: Retorna a indicação "Não", sinalizando a impossibilidade de fornecer uma resposta.</w:t>
+        <w:t xml:space="preserve">Se a resposta não for possível: Retorna </w:t>
+      </w:r>
+      <w:proofErr w:type="gramStart"/>
+      <w:r>
+        <w:rPr>
+          <w:rFonts w:ascii="Arial" w:eastAsia="Arial" w:hAnsi="Arial" w:cs="Arial"/>
+          <w:color w:val="000000"/>
+        </w:rPr>
+        <w:t>a</w:t>
+      </w:r>
+      <w:proofErr w:type="gramEnd"/>
+      <w:r>
+        <w:rPr>
+          <w:rFonts w:ascii="Arial" w:eastAsia="Arial" w:hAnsi="Arial" w:cs="Arial"/>
+          <w:color w:val="000000"/>
+        </w:rPr>
+        <w:t xml:space="preserve"> indicação "Não", sinalizando a impossibilidade de fornecer uma resposta.</w:t>
       </w:r>
     </w:p>
     <w:p>
@@ -11740,6 +12677,7 @@
           <w:color w:val="000000"/>
         </w:rPr>
       </w:pPr>
+      <w:proofErr w:type="spellStart"/>
       <w:r>
         <w:rPr>
           <w:rFonts w:ascii="Roboto Mono" w:eastAsia="Roboto Mono" w:hAnsi="Roboto Mono" w:cs="Roboto Mono"/>
@@ -11748,6 +12686,7 @@
         </w:rPr>
         <w:t>consultallmdocfiscal</w:t>
       </w:r>
+      <w:proofErr w:type="spellEnd"/>
       <w:r>
         <w:rPr>
           <w:rFonts w:ascii="Arial" w:eastAsia="Arial" w:hAnsi="Arial" w:cs="Arial"/>
@@ -11785,6 +12724,7 @@
           <w:color w:val="000000"/>
         </w:rPr>
       </w:pPr>
+      <w:proofErr w:type="spellStart"/>
       <w:r>
         <w:rPr>
           <w:rFonts w:ascii="Roboto Mono" w:eastAsia="Roboto Mono" w:hAnsi="Roboto Mono" w:cs="Roboto Mono"/>
@@ -11793,6 +12733,7 @@
         </w:rPr>
         <w:t>consultallmdocfiscal</w:t>
       </w:r>
+      <w:proofErr w:type="spellEnd"/>
       <w:r>
         <w:rPr>
           <w:rFonts w:ascii="Arial" w:eastAsia="Arial" w:hAnsi="Arial" w:cs="Arial"/>
@@ -11875,6 +12816,7 @@
           <w:color w:val="000000"/>
         </w:rPr>
       </w:pPr>
+      <w:proofErr w:type="spellStart"/>
       <w:r>
         <w:rPr>
           <w:rFonts w:ascii="Roboto Mono" w:eastAsia="Roboto Mono" w:hAnsi="Roboto Mono" w:cs="Roboto Mono"/>
@@ -11883,6 +12825,7 @@
         </w:rPr>
         <w:t>obtem_sim_nao</w:t>
       </w:r>
+      <w:proofErr w:type="spellEnd"/>
       <w:r>
         <w:rPr>
           <w:rFonts w:ascii="Arial" w:eastAsia="Arial" w:hAnsi="Arial" w:cs="Arial"/>
@@ -11896,7 +12839,23 @@
           <w:rFonts w:ascii="Arial" w:eastAsia="Arial" w:hAnsi="Arial" w:cs="Arial"/>
           <w:color w:val="000000"/>
         </w:rPr>
-        <w:t xml:space="preserve"> Verifica a capacidade de responder à pergunta do usuário, considerando as colunas e os dados presentes no dataframe.</w:t>
+        <w:t xml:space="preserve"> Verifica a capacidade de responder à pergunta do usuário, considerando as colunas e os dados presentes no </w:t>
+      </w:r>
+      <w:proofErr w:type="spellStart"/>
+      <w:r>
+        <w:rPr>
+          <w:rFonts w:ascii="Arial" w:eastAsia="Arial" w:hAnsi="Arial" w:cs="Arial"/>
+          <w:color w:val="000000"/>
+        </w:rPr>
+        <w:t>dataframe</w:t>
+      </w:r>
+      <w:proofErr w:type="spellEnd"/>
+      <w:r>
+        <w:rPr>
+          <w:rFonts w:ascii="Arial" w:eastAsia="Arial" w:hAnsi="Arial" w:cs="Arial"/>
+          <w:color w:val="000000"/>
+        </w:rPr>
+        <w:t>.</w:t>
       </w:r>
     </w:p>
     <w:p>
@@ -11919,6 +12878,7 @@
           <w:color w:val="000000"/>
         </w:rPr>
       </w:pPr>
+      <w:proofErr w:type="spellStart"/>
       <w:r>
         <w:rPr>
           <w:rFonts w:ascii="Roboto Mono" w:eastAsia="Roboto Mono" w:hAnsi="Roboto Mono" w:cs="Roboto Mono"/>
@@ -11927,6 +12887,7 @@
         </w:rPr>
         <w:t>llm_gera_query</w:t>
       </w:r>
+      <w:proofErr w:type="spellEnd"/>
       <w:r>
         <w:rPr>
           <w:rFonts w:ascii="Arial" w:eastAsia="Arial" w:hAnsi="Arial" w:cs="Arial"/>
@@ -12261,13 +13222,23 @@
                 <w:color w:val="1B1C1D"/>
               </w:rPr>
             </w:pPr>
+            <w:proofErr w:type="spellStart"/>
             <w:r>
               <w:rPr>
                 <w:rStyle w:val="math-inline"/>
                 <w:color w:val="1B1C1D"/>
                 <w:bdr w:val="none" w:sz="0" w:space="0" w:color="auto" w:frame="1"/>
               </w:rPr>
-              <w:t xml:space="preserve">Fp </w:t>
+              <w:t>Fp</w:t>
+            </w:r>
+            <w:proofErr w:type="spellEnd"/>
+            <w:r>
+              <w:rPr>
+                <w:rStyle w:val="math-inline"/>
+                <w:color w:val="1B1C1D"/>
+                <w:bdr w:val="none" w:sz="0" w:space="0" w:color="auto" w:frame="1"/>
+              </w:rPr>
+              <w:t xml:space="preserve"> </w:t>
             </w:r>
             <w:r>
               <w:rPr>
@@ -12288,14 +13259,6 @@
           <w:color w:val="1B1C1D"/>
         </w:rPr>
       </w:pPr>
-      <w:r>
-        <w:rPr>
-          <w:color w:val="1B1C1D"/>
-        </w:rPr>
-        <w:pict w14:anchorId="29781ADB">
-          <v:rect id="_x0000_i1028" style="width:0;height:1.5pt" o:hralign="center" o:hrstd="t" o:hrnoshade="t" o:hr="t" fillcolor="gray" stroked="f"/>
-        </w:pict>
-      </w:r>
     </w:p>
     <w:p>
       <w:pPr>
@@ -13143,14 +14106,6 @@
           <w:color w:val="1B1C1D"/>
         </w:rPr>
       </w:pPr>
-      <w:r>
-        <w:rPr>
-          <w:color w:val="1B1C1D"/>
-        </w:rPr>
-        <w:pict w14:anchorId="7FAB0591">
-          <v:rect id="_x0000_i1029" style="width:0;height:1.5pt" o:hralign="center" o:hrstd="t" o:hrnoshade="t" o:hr="t" fillcolor="gray" stroked="f"/>
-        </w:pict>
-      </w:r>
     </w:p>
     <w:p>
       <w:pPr>
@@ -13178,6 +14133,21 @@
         </w:rPr>
         <w:t>. Cenários de Teste</w:t>
       </w:r>
+    </w:p>
+    <w:p>
+      <w:pPr>
+        <w:spacing w:after="0"/>
+        <w:ind w:firstLine="720"/>
+      </w:pPr>
+      <w:r>
+        <w:t>Os testes foram executados com código em máquina local e LLM acionada remotamente.</w:t>
+      </w:r>
+    </w:p>
+    <w:p>
+      <w:pPr>
+        <w:spacing w:after="0"/>
+        <w:ind w:firstLine="720"/>
+      </w:pPr>
     </w:p>
     <w:p>
       <w:pPr>
@@ -13367,7 +14337,27 @@
                 <w:color w:val="1B1C1D"/>
                 <w:bdr w:val="none" w:sz="0" w:space="0" w:color="auto" w:frame="1"/>
               </w:rPr>
-              <w:t>CT-e 1.1: Extração de Dados Base de CT-e</w:t>
+              <w:t>CT-</w:t>
+            </w:r>
+            <w:proofErr w:type="gramStart"/>
+            <w:r>
+              <w:rPr>
+                <w:b w:val="0"/>
+                <w:bCs w:val="0"/>
+                <w:color w:val="1B1C1D"/>
+                <w:bdr w:val="none" w:sz="0" w:space="0" w:color="auto" w:frame="1"/>
+              </w:rPr>
+              <w:t>e</w:t>
+            </w:r>
+            <w:proofErr w:type="gramEnd"/>
+            <w:r>
+              <w:rPr>
+                <w:b w:val="0"/>
+                <w:bCs w:val="0"/>
+                <w:color w:val="1B1C1D"/>
+                <w:bdr w:val="none" w:sz="0" w:space="0" w:color="auto" w:frame="1"/>
+              </w:rPr>
+              <w:t xml:space="preserve"> 1.1: Extração de Dados Base de CT-e</w:t>
             </w:r>
           </w:p>
         </w:tc>
@@ -13462,7 +14452,28 @@
               <w:rPr>
                 <w:color w:val="1B1C1D"/>
               </w:rPr>
-              <w:t xml:space="preserve"> "Quais são o número, a data de emissão e o valor total deste CTe?" </w:t>
+              <w:t xml:space="preserve"> "Quais são o número, a data de </w:t>
+            </w:r>
+            <w:r>
+              <w:rPr>
+                <w:color w:val="1B1C1D"/>
+              </w:rPr>
+              <w:lastRenderedPageBreak/>
+              <w:t xml:space="preserve">emissão e o valor total deste </w:t>
+            </w:r>
+            <w:proofErr w:type="spellStart"/>
+            <w:r>
+              <w:rPr>
+                <w:color w:val="1B1C1D"/>
+              </w:rPr>
+              <w:t>CTe</w:t>
+            </w:r>
+            <w:proofErr w:type="spellEnd"/>
+            <w:r>
+              <w:rPr>
+                <w:color w:val="1B1C1D"/>
+              </w:rPr>
+              <w:t xml:space="preserve">?" </w:t>
             </w:r>
           </w:p>
           <w:p>
@@ -13507,6 +14518,7 @@
                 <w:color w:val="1B1C1D"/>
                 <w:bdr w:val="none" w:sz="0" w:space="0" w:color="auto" w:frame="1"/>
               </w:rPr>
+              <w:lastRenderedPageBreak/>
               <w:t>Precisão:</w:t>
             </w:r>
             <w:r>
@@ -13541,6 +14553,7 @@
                 <w:color w:val="1B1C1D"/>
                 <w:bdr w:val="none" w:sz="0" w:space="0" w:color="auto" w:frame="1"/>
               </w:rPr>
+              <w:lastRenderedPageBreak/>
               <w:t>Tempo:</w:t>
             </w:r>
             <w:r>
@@ -13611,7 +14624,6 @@
                 <w:color w:val="1B1C1D"/>
                 <w:bdr w:val="none" w:sz="0" w:space="0" w:color="auto" w:frame="1"/>
               </w:rPr>
-              <w:lastRenderedPageBreak/>
               <w:t>NF-e 1.2: Extração de Dados Base e Impostos de NF-e</w:t>
             </w:r>
           </w:p>
@@ -14029,6 +15041,7 @@
         <w:t xml:space="preserve">1. Carregar o arquivo </w:t>
       </w:r>
       <w:hyperlink r:id="rId27" w:history="1">
+        <w:proofErr w:type="spellStart"/>
         <w:r>
           <w:rPr>
             <w:rStyle w:val="Hyperlink"/>
@@ -14044,7 +15057,14 @@
         <w:rPr>
           <w:color w:val="1B1C1D"/>
         </w:rPr>
-        <w:t xml:space="preserve">na aplicação. </w:t>
+        <w:t>na</w:t>
+      </w:r>
+      <w:proofErr w:type="spellEnd"/>
+      <w:r>
+        <w:rPr>
+          <w:color w:val="1B1C1D"/>
+        </w:rPr>
+        <w:t xml:space="preserve"> aplicação. </w:t>
       </w:r>
     </w:p>
     <w:p>
@@ -14071,7 +15091,21 @@
         <w:rPr>
           <w:color w:val="1B1C1D"/>
         </w:rPr>
-        <w:t xml:space="preserve"> "Quais são o número, a data de emissão e o valor total deste CTe?" </w:t>
+        <w:t xml:space="preserve"> "Quais são o número, a data de emissão e o valor total deste </w:t>
+      </w:r>
+      <w:proofErr w:type="spellStart"/>
+      <w:r>
+        <w:rPr>
+          <w:color w:val="1B1C1D"/>
+        </w:rPr>
+        <w:t>CTe</w:t>
+      </w:r>
+      <w:proofErr w:type="spellEnd"/>
+      <w:r>
+        <w:rPr>
+          <w:color w:val="1B1C1D"/>
+        </w:rPr>
+        <w:t xml:space="preserve">?" </w:t>
       </w:r>
     </w:p>
     <w:p>
@@ -14509,7 +15543,25 @@
           <w:sz w:val="26"/>
           <w:szCs w:val="26"/>
         </w:rPr>
-        <w:t>.2. Testes de Extração de Dados de Imagens (OCR - NFS-e e Outros)</w:t>
+        <w:t xml:space="preserve">.2. Testes de Extração de Dados de Imagens (OCR - NFS-e </w:t>
+      </w:r>
+      <w:proofErr w:type="gramStart"/>
+      <w:r>
+        <w:rPr>
+          <w:color w:val="2F5496"/>
+          <w:sz w:val="26"/>
+          <w:szCs w:val="26"/>
+        </w:rPr>
+        <w:t>e Outros</w:t>
+      </w:r>
+      <w:proofErr w:type="gramEnd"/>
+      <w:r>
+        <w:rPr>
+          <w:color w:val="2F5496"/>
+          <w:sz w:val="26"/>
+          <w:szCs w:val="26"/>
+        </w:rPr>
+        <w:t>)</w:t>
       </w:r>
     </w:p>
     <w:p>
@@ -14517,62 +15569,53 @@
         <w:pStyle w:val="NormalWeb"/>
         <w:spacing w:after="0" w:afterAutospacing="0"/>
         <w:rPr>
+          <w:rFonts w:ascii="Aptos(Corpo)" w:hAnsi="Aptos(Corpo)"/>
           <w:color w:val="1B1C1D"/>
-        </w:rPr>
-      </w:pPr>
-      <w:r>
-        <w:rPr>
+          <w:sz w:val="26"/>
+          <w:szCs w:val="26"/>
+        </w:rPr>
+      </w:pPr>
+      <w:r>
+        <w:rPr>
+          <w:rFonts w:asciiTheme="minorHAnsi" w:hAnsiTheme="minorHAnsi"/>
           <w:b/>
           <w:bCs/>
           <w:color w:val="1B1C1D"/>
-          <w:bdr w:val="none" w:sz="0" w:space="0" w:color="auto" w:frame="1"/>
+          <w:sz w:val="26"/>
+          <w:szCs w:val="26"/>
         </w:rPr>
         <w:t>Objetivo:</w:t>
       </w:r>
       <w:r>
         <w:rPr>
+          <w:rFonts w:asciiTheme="minorHAnsi" w:hAnsiTheme="minorHAnsi"/>
           <w:color w:val="1B1C1D"/>
+          <w:sz w:val="26"/>
+          <w:szCs w:val="26"/>
         </w:rPr>
         <w:t xml:space="preserve"> Verificar a precisão e o tempo de extração dos campos essenciais de documentos em formato de imagem/PDF via OCR.</w:t>
       </w:r>
     </w:p>
     <w:tbl>
       <w:tblPr>
+        <w:tblStyle w:val="SimplesTabela1"/>
         <w:tblW w:w="0" w:type="auto"/>
-        <w:tblCellSpacing w:w="15" w:type="dxa"/>
-        <w:tblCellMar>
-          <w:left w:w="0" w:type="dxa"/>
-          <w:right w:w="0" w:type="dxa"/>
-        </w:tblCellMar>
         <w:tblLook w:val="04A0" w:firstRow="1" w:lastRow="0" w:firstColumn="1" w:lastColumn="0" w:noHBand="0" w:noVBand="1"/>
       </w:tblPr>
       <w:tblGrid>
-        <w:gridCol w:w="1619"/>
-        <w:gridCol w:w="1924"/>
-        <w:gridCol w:w="1969"/>
-        <w:gridCol w:w="2976"/>
+        <w:gridCol w:w="1474"/>
+        <w:gridCol w:w="1772"/>
+        <w:gridCol w:w="2034"/>
+        <w:gridCol w:w="3214"/>
       </w:tblGrid>
       <w:tr>
         <w:trPr>
-          <w:tblHeader/>
-          <w:tblCellSpacing w:w="15" w:type="dxa"/>
+          <w:cnfStyle w:val="100000000000" w:firstRow="1" w:lastRow="0" w:firstColumn="0" w:lastColumn="0" w:oddVBand="0" w:evenVBand="0" w:oddHBand="0" w:evenHBand="0" w:firstRowFirstColumn="0" w:firstRowLastColumn="0" w:lastRowFirstColumn="0" w:lastRowLastColumn="0"/>
         </w:trPr>
         <w:tc>
           <w:tcPr>
+            <w:cnfStyle w:val="001000000000" w:firstRow="0" w:lastRow="0" w:firstColumn="1" w:lastColumn="0" w:oddVBand="0" w:evenVBand="0" w:oddHBand="0" w:evenHBand="0" w:firstRowFirstColumn="0" w:firstRowLastColumn="0" w:lastRowFirstColumn="0" w:lastRowLastColumn="0"/>
             <w:tcW w:w="0" w:type="auto"/>
-            <w:tcBorders>
-              <w:top w:val="single" w:sz="6" w:space="0" w:color="auto"/>
-              <w:left w:val="single" w:sz="6" w:space="0" w:color="auto"/>
-              <w:bottom w:val="single" w:sz="6" w:space="0" w:color="auto"/>
-              <w:right w:val="single" w:sz="6" w:space="0" w:color="auto"/>
-            </w:tcBorders>
-            <w:tcMar>
-              <w:top w:w="120" w:type="dxa"/>
-              <w:left w:w="180" w:type="dxa"/>
-              <w:bottom w:w="120" w:type="dxa"/>
-              <w:right w:w="180" w:type="dxa"/>
-            </w:tcMar>
-            <w:vAlign w:val="center"/>
             <w:hideMark/>
           </w:tcPr>
           <w:p>
@@ -14594,23 +15637,11 @@
         <w:tc>
           <w:tcPr>
             <w:tcW w:w="0" w:type="auto"/>
-            <w:tcBorders>
-              <w:top w:val="single" w:sz="6" w:space="0" w:color="auto"/>
-              <w:left w:val="single" w:sz="6" w:space="0" w:color="auto"/>
-              <w:bottom w:val="single" w:sz="6" w:space="0" w:color="auto"/>
-              <w:right w:val="single" w:sz="6" w:space="0" w:color="auto"/>
-            </w:tcBorders>
-            <w:tcMar>
-              <w:top w:w="120" w:type="dxa"/>
-              <w:left w:w="180" w:type="dxa"/>
-              <w:bottom w:w="120" w:type="dxa"/>
-              <w:right w:w="180" w:type="dxa"/>
-            </w:tcMar>
-            <w:vAlign w:val="center"/>
             <w:hideMark/>
           </w:tcPr>
           <w:p>
             <w:pPr>
+              <w:cnfStyle w:val="100000000000" w:firstRow="1" w:lastRow="0" w:firstColumn="0" w:lastColumn="0" w:oddVBand="0" w:evenVBand="0" w:oddHBand="0" w:evenHBand="0" w:firstRowFirstColumn="0" w:firstRowLastColumn="0" w:lastRowFirstColumn="0" w:lastRowLastColumn="0"/>
               <w:rPr>
                 <w:color w:val="1B1C1D"/>
               </w:rPr>
@@ -14628,23 +15659,11 @@
         <w:tc>
           <w:tcPr>
             <w:tcW w:w="0" w:type="auto"/>
-            <w:tcBorders>
-              <w:top w:val="single" w:sz="6" w:space="0" w:color="auto"/>
-              <w:left w:val="single" w:sz="6" w:space="0" w:color="auto"/>
-              <w:bottom w:val="single" w:sz="6" w:space="0" w:color="auto"/>
-              <w:right w:val="single" w:sz="6" w:space="0" w:color="auto"/>
-            </w:tcBorders>
-            <w:tcMar>
-              <w:top w:w="120" w:type="dxa"/>
-              <w:left w:w="180" w:type="dxa"/>
-              <w:bottom w:w="120" w:type="dxa"/>
-              <w:right w:w="180" w:type="dxa"/>
-            </w:tcMar>
-            <w:vAlign w:val="center"/>
             <w:hideMark/>
           </w:tcPr>
           <w:p>
             <w:pPr>
+              <w:cnfStyle w:val="100000000000" w:firstRow="1" w:lastRow="0" w:firstColumn="0" w:lastColumn="0" w:oddVBand="0" w:evenVBand="0" w:oddHBand="0" w:evenHBand="0" w:firstRowFirstColumn="0" w:firstRowLastColumn="0" w:lastRowFirstColumn="0" w:lastRowLastColumn="0"/>
               <w:rPr>
                 <w:color w:val="1B1C1D"/>
               </w:rPr>
@@ -14662,23 +15681,11 @@
         <w:tc>
           <w:tcPr>
             <w:tcW w:w="0" w:type="auto"/>
-            <w:tcBorders>
-              <w:top w:val="single" w:sz="6" w:space="0" w:color="auto"/>
-              <w:left w:val="single" w:sz="6" w:space="0" w:color="auto"/>
-              <w:bottom w:val="single" w:sz="6" w:space="0" w:color="auto"/>
-              <w:right w:val="single" w:sz="6" w:space="0" w:color="auto"/>
-            </w:tcBorders>
-            <w:tcMar>
-              <w:top w:w="120" w:type="dxa"/>
-              <w:left w:w="180" w:type="dxa"/>
-              <w:bottom w:w="120" w:type="dxa"/>
-              <w:right w:w="180" w:type="dxa"/>
-            </w:tcMar>
-            <w:vAlign w:val="center"/>
             <w:hideMark/>
           </w:tcPr>
           <w:p>
             <w:pPr>
+              <w:cnfStyle w:val="100000000000" w:firstRow="1" w:lastRow="0" w:firstColumn="0" w:lastColumn="0" w:oddVBand="0" w:evenVBand="0" w:oddHBand="0" w:evenHBand="0" w:firstRowFirstColumn="0" w:firstRowLastColumn="0" w:lastRowFirstColumn="0" w:lastRowLastColumn="0"/>
               <w:rPr>
                 <w:color w:val="1B1C1D"/>
               </w:rPr>
@@ -14696,24 +15703,12 @@
       </w:tr>
       <w:tr>
         <w:trPr>
-          <w:tblCellSpacing w:w="15" w:type="dxa"/>
+          <w:cnfStyle w:val="000000100000" w:firstRow="0" w:lastRow="0" w:firstColumn="0" w:lastColumn="0" w:oddVBand="0" w:evenVBand="0" w:oddHBand="1" w:evenHBand="0" w:firstRowFirstColumn="0" w:firstRowLastColumn="0" w:lastRowFirstColumn="0" w:lastRowLastColumn="0"/>
         </w:trPr>
         <w:tc>
           <w:tcPr>
+            <w:cnfStyle w:val="001000000000" w:firstRow="0" w:lastRow="0" w:firstColumn="1" w:lastColumn="0" w:oddVBand="0" w:evenVBand="0" w:oddHBand="0" w:evenHBand="0" w:firstRowFirstColumn="0" w:firstRowLastColumn="0" w:lastRowFirstColumn="0" w:lastRowLastColumn="0"/>
             <w:tcW w:w="0" w:type="auto"/>
-            <w:tcBorders>
-              <w:top w:val="single" w:sz="6" w:space="0" w:color="auto"/>
-              <w:left w:val="single" w:sz="6" w:space="0" w:color="auto"/>
-              <w:bottom w:val="single" w:sz="6" w:space="0" w:color="auto"/>
-              <w:right w:val="single" w:sz="6" w:space="0" w:color="auto"/>
-            </w:tcBorders>
-            <w:tcMar>
-              <w:top w:w="120" w:type="dxa"/>
-              <w:left w:w="180" w:type="dxa"/>
-              <w:bottom w:w="120" w:type="dxa"/>
-              <w:right w:w="180" w:type="dxa"/>
-            </w:tcMar>
-            <w:vAlign w:val="center"/>
             <w:hideMark/>
           </w:tcPr>
           <w:p>
@@ -14724,8 +15719,8 @@
             </w:pPr>
             <w:r>
               <w:rPr>
-                <w:b/>
-                <w:bCs/>
+                <w:b w:val="0"/>
+                <w:bCs w:val="0"/>
                 <w:color w:val="1B1C1D"/>
                 <w:bdr w:val="none" w:sz="0" w:space="0" w:color="auto" w:frame="1"/>
               </w:rPr>
@@ -14736,23 +15731,11 @@
         <w:tc>
           <w:tcPr>
             <w:tcW w:w="0" w:type="auto"/>
-            <w:tcBorders>
-              <w:top w:val="single" w:sz="6" w:space="0" w:color="auto"/>
-              <w:left w:val="single" w:sz="6" w:space="0" w:color="auto"/>
-              <w:bottom w:val="single" w:sz="6" w:space="0" w:color="auto"/>
-              <w:right w:val="single" w:sz="6" w:space="0" w:color="auto"/>
-            </w:tcBorders>
-            <w:tcMar>
-              <w:top w:w="120" w:type="dxa"/>
-              <w:left w:w="180" w:type="dxa"/>
-              <w:bottom w:w="120" w:type="dxa"/>
-              <w:right w:w="180" w:type="dxa"/>
-            </w:tcMar>
-            <w:vAlign w:val="center"/>
             <w:hideMark/>
           </w:tcPr>
           <w:p>
             <w:pPr>
+              <w:cnfStyle w:val="000000100000" w:firstRow="0" w:lastRow="0" w:firstColumn="0" w:lastColumn="0" w:oddVBand="0" w:evenVBand="0" w:oddHBand="1" w:evenHBand="0" w:firstRowFirstColumn="0" w:firstRowLastColumn="0" w:lastRowFirstColumn="0" w:lastRowLastColumn="0"/>
               <w:rPr>
                 <w:color w:val="1B1C1D"/>
               </w:rPr>
@@ -14771,23 +15754,11 @@
         <w:tc>
           <w:tcPr>
             <w:tcW w:w="0" w:type="auto"/>
-            <w:tcBorders>
-              <w:top w:val="single" w:sz="6" w:space="0" w:color="auto"/>
-              <w:left w:val="single" w:sz="6" w:space="0" w:color="auto"/>
-              <w:bottom w:val="single" w:sz="6" w:space="0" w:color="auto"/>
-              <w:right w:val="single" w:sz="6" w:space="0" w:color="auto"/>
-            </w:tcBorders>
-            <w:tcMar>
-              <w:top w:w="120" w:type="dxa"/>
-              <w:left w:w="180" w:type="dxa"/>
-              <w:bottom w:w="120" w:type="dxa"/>
-              <w:right w:w="180" w:type="dxa"/>
-            </w:tcMar>
-            <w:vAlign w:val="center"/>
             <w:hideMark/>
           </w:tcPr>
           <w:p>
             <w:pPr>
+              <w:cnfStyle w:val="000000100000" w:firstRow="0" w:lastRow="0" w:firstColumn="0" w:lastColumn="0" w:oddVBand="0" w:evenVBand="0" w:oddHBand="1" w:evenHBand="0" w:firstRowFirstColumn="0" w:firstRowLastColumn="0" w:lastRowFirstColumn="0" w:lastRowLastColumn="0"/>
               <w:rPr>
                 <w:color w:val="1B1C1D"/>
               </w:rPr>
@@ -14801,6 +15772,15 @@
           </w:p>
           <w:p>
             <w:pPr>
+              <w:cnfStyle w:val="000000100000" w:firstRow="0" w:lastRow="0" w:firstColumn="0" w:lastColumn="0" w:oddVBand="0" w:evenVBand="0" w:oddHBand="1" w:evenHBand="0" w:firstRowFirstColumn="0" w:firstRowLastColumn="0" w:lastRowFirstColumn="0" w:lastRowLastColumn="0"/>
+              <w:rPr>
+                <w:color w:val="1B1C1D"/>
+              </w:rPr>
+            </w:pPr>
+          </w:p>
+          <w:p>
+            <w:pPr>
+              <w:cnfStyle w:val="000000100000" w:firstRow="0" w:lastRow="0" w:firstColumn="0" w:lastColumn="0" w:oddVBand="0" w:evenVBand="0" w:oddHBand="1" w:evenHBand="0" w:firstRowFirstColumn="0" w:firstRowLastColumn="0" w:lastRowFirstColumn="0" w:lastRowLastColumn="0"/>
               <w:rPr>
                 <w:color w:val="1B1C1D"/>
               </w:rPr>
@@ -14829,6 +15809,15 @@
           </w:p>
           <w:p>
             <w:pPr>
+              <w:cnfStyle w:val="000000100000" w:firstRow="0" w:lastRow="0" w:firstColumn="0" w:lastColumn="0" w:oddVBand="0" w:evenVBand="0" w:oddHBand="1" w:evenHBand="0" w:firstRowFirstColumn="0" w:firstRowLastColumn="0" w:lastRowFirstColumn="0" w:lastRowLastColumn="0"/>
+              <w:rPr>
+                <w:color w:val="1B1C1D"/>
+              </w:rPr>
+            </w:pPr>
+          </w:p>
+          <w:p>
+            <w:pPr>
+              <w:cnfStyle w:val="000000100000" w:firstRow="0" w:lastRow="0" w:firstColumn="0" w:lastColumn="0" w:oddVBand="0" w:evenVBand="0" w:oddHBand="1" w:evenHBand="0" w:firstRowFirstColumn="0" w:firstRowLastColumn="0" w:lastRowFirstColumn="0" w:lastRowLastColumn="0"/>
               <w:rPr>
                 <w:color w:val="1B1C1D"/>
               </w:rPr>
@@ -14844,23 +15833,11 @@
         <w:tc>
           <w:tcPr>
             <w:tcW w:w="0" w:type="auto"/>
-            <w:tcBorders>
-              <w:top w:val="single" w:sz="6" w:space="0" w:color="auto"/>
-              <w:left w:val="single" w:sz="6" w:space="0" w:color="auto"/>
-              <w:bottom w:val="single" w:sz="6" w:space="0" w:color="auto"/>
-              <w:right w:val="single" w:sz="6" w:space="0" w:color="auto"/>
-            </w:tcBorders>
-            <w:tcMar>
-              <w:top w:w="120" w:type="dxa"/>
-              <w:left w:w="180" w:type="dxa"/>
-              <w:bottom w:w="120" w:type="dxa"/>
-              <w:right w:w="180" w:type="dxa"/>
-            </w:tcMar>
-            <w:vAlign w:val="center"/>
             <w:hideMark/>
           </w:tcPr>
           <w:p>
             <w:pPr>
+              <w:cnfStyle w:val="000000100000" w:firstRow="0" w:lastRow="0" w:firstColumn="0" w:lastColumn="0" w:oddVBand="0" w:evenVBand="0" w:oddHBand="1" w:evenHBand="0" w:firstRowFirstColumn="0" w:firstRowLastColumn="0" w:lastRowFirstColumn="0" w:lastRowLastColumn="0"/>
               <w:rPr>
                 <w:color w:val="1B1C1D"/>
               </w:rPr>
@@ -14906,6 +15883,15 @@
           </w:p>
           <w:p>
             <w:pPr>
+              <w:cnfStyle w:val="000000100000" w:firstRow="0" w:lastRow="0" w:firstColumn="0" w:lastColumn="0" w:oddVBand="0" w:evenVBand="0" w:oddHBand="1" w:evenHBand="0" w:firstRowFirstColumn="0" w:firstRowLastColumn="0" w:lastRowFirstColumn="0" w:lastRowLastColumn="0"/>
+              <w:rPr>
+                <w:color w:val="1B1C1D"/>
+              </w:rPr>
+            </w:pPr>
+          </w:p>
+          <w:p>
+            <w:pPr>
+              <w:cnfStyle w:val="000000100000" w:firstRow="0" w:lastRow="0" w:firstColumn="0" w:lastColumn="0" w:oddVBand="0" w:evenVBand="0" w:oddHBand="1" w:evenHBand="0" w:firstRowFirstColumn="0" w:firstRowLastColumn="0" w:lastRowFirstColumn="0" w:lastRowLastColumn="0"/>
               <w:rPr>
                 <w:color w:val="1B1C1D"/>
               </w:rPr>
@@ -14941,6 +15927,201 @@
                 <w:bdr w:val="none" w:sz="0" w:space="0" w:color="auto" w:frame="1"/>
               </w:rPr>
               <w:t>&lt; 30</w:t>
+            </w:r>
+            <w:r>
+              <w:rPr>
+                <w:color w:val="1B1C1D"/>
+              </w:rPr>
+              <w:t xml:space="preserve"> segundos.</w:t>
+            </w:r>
+          </w:p>
+        </w:tc>
+      </w:tr>
+      <w:tr>
+        <w:tc>
+          <w:tcPr>
+            <w:cnfStyle w:val="001000000000" w:firstRow="0" w:lastRow="0" w:firstColumn="1" w:lastColumn="0" w:oddVBand="0" w:evenVBand="0" w:oddHBand="0" w:evenHBand="0" w:firstRowFirstColumn="0" w:firstRowLastColumn="0" w:lastRowFirstColumn="0" w:lastRowLastColumn="0"/>
+            <w:tcW w:w="0" w:type="auto"/>
+            <w:hideMark/>
+          </w:tcPr>
+          <w:p>
+            <w:pPr>
+              <w:rPr>
+                <w:color w:val="1B1C1D"/>
+              </w:rPr>
+            </w:pPr>
+            <w:r>
+              <w:rPr>
+                <w:b w:val="0"/>
+                <w:bCs w:val="0"/>
+                <w:color w:val="1B1C1D"/>
+                <w:bdr w:val="none" w:sz="0" w:space="0" w:color="auto" w:frame="1"/>
+              </w:rPr>
+              <w:t>CT-</w:t>
+            </w:r>
+            <w:proofErr w:type="gramStart"/>
+            <w:r>
+              <w:rPr>
+                <w:b w:val="0"/>
+                <w:bCs w:val="0"/>
+                <w:color w:val="1B1C1D"/>
+                <w:bdr w:val="none" w:sz="0" w:space="0" w:color="auto" w:frame="1"/>
+              </w:rPr>
+              <w:t>e</w:t>
+            </w:r>
+            <w:proofErr w:type="gramEnd"/>
+            <w:r>
+              <w:rPr>
+                <w:b w:val="0"/>
+                <w:bCs w:val="0"/>
+                <w:color w:val="1B1C1D"/>
+                <w:bdr w:val="none" w:sz="0" w:space="0" w:color="auto" w:frame="1"/>
+              </w:rPr>
+              <w:t xml:space="preserve"> OCR 2.2: Extração de Campos de CT-e em Imagem</w:t>
+            </w:r>
+          </w:p>
+        </w:tc>
+        <w:tc>
+          <w:tcPr>
+            <w:tcW w:w="0" w:type="auto"/>
+            <w:hideMark/>
+          </w:tcPr>
+          <w:p>
+            <w:pPr>
+              <w:cnfStyle w:val="000000000000" w:firstRow="0" w:lastRow="0" w:firstColumn="0" w:lastColumn="0" w:oddVBand="0" w:evenVBand="0" w:oddHBand="0" w:evenHBand="0" w:firstRowFirstColumn="0" w:firstRowLastColumn="0" w:lastRowFirstColumn="0" w:lastRowLastColumn="0"/>
+              <w:rPr>
+                <w:color w:val="1B1C1D"/>
+              </w:rPr>
+            </w:pPr>
+            <w:r>
+              <w:rPr>
+                <w:rStyle w:val="CdigoHTML"/>
+                <w:rFonts w:eastAsiaTheme="majorEastAsia"/>
+                <w:color w:val="444746"/>
+                <w:bdr w:val="none" w:sz="0" w:space="0" w:color="auto" w:frame="1"/>
+              </w:rPr>
+              <w:t>CT-</w:t>
+            </w:r>
+            <w:proofErr w:type="gramStart"/>
+            <w:r>
+              <w:rPr>
+                <w:rStyle w:val="CdigoHTML"/>
+                <w:rFonts w:eastAsiaTheme="majorEastAsia"/>
+                <w:color w:val="444746"/>
+                <w:bdr w:val="none" w:sz="0" w:space="0" w:color="auto" w:frame="1"/>
+              </w:rPr>
+              <w:t>e</w:t>
+            </w:r>
+            <w:proofErr w:type="gramEnd"/>
+            <w:r>
+              <w:rPr>
+                <w:rStyle w:val="CdigoHTML"/>
+                <w:rFonts w:eastAsiaTheme="majorEastAsia"/>
+                <w:color w:val="444746"/>
+                <w:bdr w:val="none" w:sz="0" w:space="0" w:color="auto" w:frame="1"/>
+              </w:rPr>
+              <w:t xml:space="preserve"> Táxi Aéreo.jpg</w:t>
+            </w:r>
+          </w:p>
+        </w:tc>
+        <w:tc>
+          <w:tcPr>
+            <w:tcW w:w="0" w:type="auto"/>
+            <w:hideMark/>
+          </w:tcPr>
+          <w:p>
+            <w:pPr>
+              <w:cnfStyle w:val="000000000000" w:firstRow="0" w:lastRow="0" w:firstColumn="0" w:lastColumn="0" w:oddVBand="0" w:evenVBand="0" w:oddHBand="0" w:evenHBand="0" w:firstRowFirstColumn="0" w:firstRowLastColumn="0" w:lastRowFirstColumn="0" w:lastRowLastColumn="0"/>
+              <w:rPr>
+                <w:color w:val="1B1C1D"/>
+              </w:rPr>
+            </w:pPr>
+            <w:r>
+              <w:rPr>
+                <w:color w:val="1B1C1D"/>
+              </w:rPr>
+              <w:t xml:space="preserve">1. Carregar a imagem do CT-e. 2. </w:t>
+            </w:r>
+            <w:r>
+              <w:rPr>
+                <w:b/>
+                <w:bCs/>
+                <w:color w:val="1B1C1D"/>
+                <w:bdr w:val="none" w:sz="0" w:space="0" w:color="auto" w:frame="1"/>
+              </w:rPr>
+              <w:t>Pergunta:</w:t>
+            </w:r>
+            <w:r>
+              <w:rPr>
+                <w:color w:val="1B1C1D"/>
+              </w:rPr>
+              <w:t xml:space="preserve"> "Identifique a Chave de Acesso e o CNPJ do destinatário." 3. Executar a extração (OCR e Análise IA/Agente).</w:t>
+            </w:r>
+          </w:p>
+        </w:tc>
+        <w:tc>
+          <w:tcPr>
+            <w:tcW w:w="0" w:type="auto"/>
+            <w:hideMark/>
+          </w:tcPr>
+          <w:p>
+            <w:pPr>
+              <w:cnfStyle w:val="000000000000" w:firstRow="0" w:lastRow="0" w:firstColumn="0" w:lastColumn="0" w:oddVBand="0" w:evenVBand="0" w:oddHBand="0" w:evenHBand="0" w:firstRowFirstColumn="0" w:firstRowLastColumn="0" w:lastRowFirstColumn="0" w:lastRowLastColumn="0"/>
+              <w:rPr>
+                <w:color w:val="1B1C1D"/>
+              </w:rPr>
+            </w:pPr>
+            <w:r>
+              <w:rPr>
+                <w:b/>
+                <w:bCs/>
+                <w:color w:val="1B1C1D"/>
+                <w:bdr w:val="none" w:sz="0" w:space="0" w:color="auto" w:frame="1"/>
+              </w:rPr>
+              <w:t>Precisão:</w:t>
+            </w:r>
+            <w:r>
+              <w:rPr>
+                <w:color w:val="1B1C1D"/>
+              </w:rPr>
+              <w:t xml:space="preserve"> Chave de Acesso, Dados do Emitente/Destinatário e Valores devem ser extraídos com precisão </w:t>
+            </w:r>
+            <w:r>
+              <w:rPr>
+                <w:rStyle w:val="math-inline"/>
+                <w:color w:val="1B1C1D"/>
+                <w:bdr w:val="none" w:sz="0" w:space="0" w:color="auto" w:frame="1"/>
+              </w:rPr>
+              <w:t>$&gt; 95\%$</w:t>
+            </w:r>
+            <w:r>
+              <w:rPr>
+                <w:color w:val="1B1C1D"/>
+              </w:rPr>
+              <w:t xml:space="preserve">. </w:t>
+            </w:r>
+            <w:r>
+              <w:rPr>
+                <w:b/>
+                <w:bCs/>
+                <w:color w:val="1B1C1D"/>
+                <w:bdr w:val="none" w:sz="0" w:space="0" w:color="auto" w:frame="1"/>
+              </w:rPr>
+              <w:t>Tempo:</w:t>
+            </w:r>
+            <w:r>
+              <w:rPr>
+                <w:color w:val="1B1C1D"/>
+              </w:rPr>
+              <w:t xml:space="preserve"> O processamento deve ser concluído em </w:t>
+            </w:r>
+            <w:r>
+              <w:rPr>
+                <w:rStyle w:val="math-inline"/>
+                <w:color w:val="1B1C1D"/>
+                <w:bdr w:val="none" w:sz="0" w:space="0" w:color="auto" w:frame="1"/>
+              </w:rPr>
+              <w:t>$&lt; 30$</w:t>
             </w:r>
             <w:r>
               <w:rPr>
@@ -14953,24 +16134,12 @@
       </w:tr>
       <w:tr>
         <w:trPr>
-          <w:tblCellSpacing w:w="15" w:type="dxa"/>
+          <w:cnfStyle w:val="000000100000" w:firstRow="0" w:lastRow="0" w:firstColumn="0" w:lastColumn="0" w:oddVBand="0" w:evenVBand="0" w:oddHBand="1" w:evenHBand="0" w:firstRowFirstColumn="0" w:firstRowLastColumn="0" w:lastRowFirstColumn="0" w:lastRowLastColumn="0"/>
         </w:trPr>
         <w:tc>
           <w:tcPr>
+            <w:cnfStyle w:val="001000000000" w:firstRow="0" w:lastRow="0" w:firstColumn="1" w:lastColumn="0" w:oddVBand="0" w:evenVBand="0" w:oddHBand="0" w:evenHBand="0" w:firstRowFirstColumn="0" w:firstRowLastColumn="0" w:lastRowFirstColumn="0" w:lastRowLastColumn="0"/>
             <w:tcW w:w="0" w:type="auto"/>
-            <w:tcBorders>
-              <w:top w:val="single" w:sz="6" w:space="0" w:color="auto"/>
-              <w:left w:val="single" w:sz="6" w:space="0" w:color="auto"/>
-              <w:bottom w:val="single" w:sz="6" w:space="0" w:color="auto"/>
-              <w:right w:val="single" w:sz="6" w:space="0" w:color="auto"/>
-            </w:tcBorders>
-            <w:tcMar>
-              <w:top w:w="120" w:type="dxa"/>
-              <w:left w:w="180" w:type="dxa"/>
-              <w:bottom w:w="120" w:type="dxa"/>
-              <w:right w:w="180" w:type="dxa"/>
-            </w:tcMar>
-            <w:vAlign w:val="center"/>
             <w:hideMark/>
           </w:tcPr>
           <w:p>
@@ -14981,35 +16150,23 @@
             </w:pPr>
             <w:r>
               <w:rPr>
-                <w:b/>
-                <w:bCs/>
+                <w:b w:val="0"/>
+                <w:bCs w:val="0"/>
                 <w:color w:val="1B1C1D"/>
                 <w:bdr w:val="none" w:sz="0" w:space="0" w:color="auto" w:frame="1"/>
               </w:rPr>
-              <w:t>CT-e OCR 2.2: Extração de Campos de CT-e em Imagem</w:t>
+              <w:t>Recibo 2.3: Extração de Campos de Documento Não-Padrão</w:t>
             </w:r>
           </w:p>
         </w:tc>
         <w:tc>
           <w:tcPr>
             <w:tcW w:w="0" w:type="auto"/>
-            <w:tcBorders>
-              <w:top w:val="single" w:sz="6" w:space="0" w:color="auto"/>
-              <w:left w:val="single" w:sz="6" w:space="0" w:color="auto"/>
-              <w:bottom w:val="single" w:sz="6" w:space="0" w:color="auto"/>
-              <w:right w:val="single" w:sz="6" w:space="0" w:color="auto"/>
-            </w:tcBorders>
-            <w:tcMar>
-              <w:top w:w="120" w:type="dxa"/>
-              <w:left w:w="180" w:type="dxa"/>
-              <w:bottom w:w="120" w:type="dxa"/>
-              <w:right w:w="180" w:type="dxa"/>
-            </w:tcMar>
-            <w:vAlign w:val="center"/>
             <w:hideMark/>
           </w:tcPr>
           <w:p>
             <w:pPr>
+              <w:cnfStyle w:val="000000100000" w:firstRow="0" w:lastRow="0" w:firstColumn="0" w:lastColumn="0" w:oddVBand="0" w:evenVBand="0" w:oddHBand="1" w:evenHBand="0" w:firstRowFirstColumn="0" w:firstRowLastColumn="0" w:lastRowFirstColumn="0" w:lastRowLastColumn="0"/>
               <w:rPr>
                 <w:color w:val="1B1C1D"/>
               </w:rPr>
@@ -15021,30 +16178,18 @@
                 <w:color w:val="444746"/>
                 <w:bdr w:val="none" w:sz="0" w:space="0" w:color="auto" w:frame="1"/>
               </w:rPr>
-              <w:t>CT-e Táxi Aéreo.jpg</w:t>
+              <w:t>Recibo Táxi Aéreo.jpg</w:t>
             </w:r>
           </w:p>
         </w:tc>
         <w:tc>
           <w:tcPr>
             <w:tcW w:w="0" w:type="auto"/>
-            <w:tcBorders>
-              <w:top w:val="single" w:sz="6" w:space="0" w:color="auto"/>
-              <w:left w:val="single" w:sz="6" w:space="0" w:color="auto"/>
-              <w:bottom w:val="single" w:sz="6" w:space="0" w:color="auto"/>
-              <w:right w:val="single" w:sz="6" w:space="0" w:color="auto"/>
-            </w:tcBorders>
-            <w:tcMar>
-              <w:top w:w="120" w:type="dxa"/>
-              <w:left w:w="180" w:type="dxa"/>
-              <w:bottom w:w="120" w:type="dxa"/>
-              <w:right w:w="180" w:type="dxa"/>
-            </w:tcMar>
-            <w:vAlign w:val="center"/>
             <w:hideMark/>
           </w:tcPr>
           <w:p>
             <w:pPr>
+              <w:cnfStyle w:val="000000100000" w:firstRow="0" w:lastRow="0" w:firstColumn="0" w:lastColumn="0" w:oddVBand="0" w:evenVBand="0" w:oddHBand="1" w:evenHBand="0" w:firstRowFirstColumn="0" w:firstRowLastColumn="0" w:lastRowFirstColumn="0" w:lastRowLastColumn="0"/>
               <w:rPr>
                 <w:color w:val="1B1C1D"/>
               </w:rPr>
@@ -15053,7 +16198,7 @@
               <w:rPr>
                 <w:color w:val="1B1C1D"/>
               </w:rPr>
-              <w:t xml:space="preserve">1. Carregar a imagem do CT-e. 2. </w:t>
+              <w:t xml:space="preserve">1. Carregar a imagem do Recibo. 2. </w:t>
             </w:r>
             <w:r>
               <w:rPr>
@@ -15068,30 +16213,18 @@
               <w:rPr>
                 <w:color w:val="1B1C1D"/>
               </w:rPr>
-              <w:t xml:space="preserve"> "Identifique a Chave de Acesso e o CNPJ do destinatário." 3. Executar a extração (OCR e Análise IA/Agente).</w:t>
+              <w:t xml:space="preserve"> "Qual é a data e o valor total deste recibo, e qual é o CNPJ/CPF encontrado?" 3. Executar a extração.</w:t>
             </w:r>
           </w:p>
         </w:tc>
         <w:tc>
           <w:tcPr>
             <w:tcW w:w="0" w:type="auto"/>
-            <w:tcBorders>
-              <w:top w:val="single" w:sz="6" w:space="0" w:color="auto"/>
-              <w:left w:val="single" w:sz="6" w:space="0" w:color="auto"/>
-              <w:bottom w:val="single" w:sz="6" w:space="0" w:color="auto"/>
-              <w:right w:val="single" w:sz="6" w:space="0" w:color="auto"/>
-            </w:tcBorders>
-            <w:tcMar>
-              <w:top w:w="120" w:type="dxa"/>
-              <w:left w:w="180" w:type="dxa"/>
-              <w:bottom w:w="120" w:type="dxa"/>
-              <w:right w:w="180" w:type="dxa"/>
-            </w:tcMar>
-            <w:vAlign w:val="center"/>
             <w:hideMark/>
           </w:tcPr>
           <w:p>
             <w:pPr>
+              <w:cnfStyle w:val="000000100000" w:firstRow="0" w:lastRow="0" w:firstColumn="0" w:lastColumn="0" w:oddVBand="0" w:evenVBand="0" w:oddHBand="1" w:evenHBand="0" w:firstRowFirstColumn="0" w:firstRowLastColumn="0" w:lastRowFirstColumn="0" w:lastRowLastColumn="0"/>
               <w:rPr>
                 <w:color w:val="1B1C1D"/>
               </w:rPr>
@@ -15109,7 +16242,7 @@
               <w:rPr>
                 <w:color w:val="1B1C1D"/>
               </w:rPr>
-              <w:t xml:space="preserve"> Chave de Acesso, Dados do Emitente/Destinatário e Valores devem ser extraídos com precisão </w:t>
+              <w:t xml:space="preserve"> Campos comuns (Data, CNPJ/CPF, Nome, Valor Total) devem ser identificados com precisão </w:t>
             </w:r>
             <w:r>
               <w:rPr>
@@ -15117,13 +16250,13 @@
                 <w:color w:val="1B1C1D"/>
                 <w:bdr w:val="none" w:sz="0" w:space="0" w:color="auto" w:frame="1"/>
               </w:rPr>
-              <w:t>$&gt; 95\%$</w:t>
+              <w:t>$&gt; 90\%$</w:t>
             </w:r>
             <w:r>
               <w:rPr>
                 <w:color w:val="1B1C1D"/>
               </w:rPr>
-              <w:t xml:space="preserve">. </w:t>
+              <w:t xml:space="preserve"> (tolerância devido ao formato não-padrão). </w:t>
             </w:r>
             <w:r>
               <w:rPr>
@@ -15152,39 +16285,8 @@
               <w:rPr>
                 <w:color w:val="1B1C1D"/>
               </w:rPr>
-              <w:t xml:space="preserve"> segundos.</w:t>
-            </w:r>
-          </w:p>
-        </w:tc>
-      </w:tr>
-      <w:tr>
-        <w:trPr>
-          <w:tblCellSpacing w:w="15" w:type="dxa"/>
-        </w:trPr>
-        <w:tc>
-          <w:tcPr>
-            <w:tcW w:w="0" w:type="auto"/>
-            <w:tcBorders>
-              <w:top w:val="single" w:sz="6" w:space="0" w:color="auto"/>
-              <w:left w:val="single" w:sz="6" w:space="0" w:color="auto"/>
-              <w:bottom w:val="single" w:sz="6" w:space="0" w:color="auto"/>
-              <w:right w:val="single" w:sz="6" w:space="0" w:color="auto"/>
-            </w:tcBorders>
-            <w:tcMar>
-              <w:top w:w="120" w:type="dxa"/>
-              <w:left w:w="180" w:type="dxa"/>
-              <w:bottom w:w="120" w:type="dxa"/>
-              <w:right w:w="180" w:type="dxa"/>
-            </w:tcMar>
-            <w:vAlign w:val="center"/>
-            <w:hideMark/>
-          </w:tcPr>
-          <w:p>
-            <w:pPr>
-              <w:rPr>
-                <w:color w:val="1B1C1D"/>
-              </w:rPr>
-            </w:pPr>
+              <w:t xml:space="preserve"> segundos. </w:t>
+            </w:r>
             <w:r>
               <w:rPr>
                 <w:b/>
@@ -15192,198 +16294,6 @@
                 <w:color w:val="1B1C1D"/>
                 <w:bdr w:val="none" w:sz="0" w:space="0" w:color="auto" w:frame="1"/>
               </w:rPr>
-              <w:t>Recibo 2.3: Extração de Campos de Documento Não-Padrão</w:t>
-            </w:r>
-          </w:p>
-        </w:tc>
-        <w:tc>
-          <w:tcPr>
-            <w:tcW w:w="0" w:type="auto"/>
-            <w:tcBorders>
-              <w:top w:val="single" w:sz="6" w:space="0" w:color="auto"/>
-              <w:left w:val="single" w:sz="6" w:space="0" w:color="auto"/>
-              <w:bottom w:val="single" w:sz="6" w:space="0" w:color="auto"/>
-              <w:right w:val="single" w:sz="6" w:space="0" w:color="auto"/>
-            </w:tcBorders>
-            <w:tcMar>
-              <w:top w:w="120" w:type="dxa"/>
-              <w:left w:w="180" w:type="dxa"/>
-              <w:bottom w:w="120" w:type="dxa"/>
-              <w:right w:w="180" w:type="dxa"/>
-            </w:tcMar>
-            <w:vAlign w:val="center"/>
-            <w:hideMark/>
-          </w:tcPr>
-          <w:p>
-            <w:pPr>
-              <w:rPr>
-                <w:color w:val="1B1C1D"/>
-              </w:rPr>
-            </w:pPr>
-            <w:r>
-              <w:rPr>
-                <w:rStyle w:val="CdigoHTML"/>
-                <w:rFonts w:eastAsiaTheme="majorEastAsia"/>
-                <w:color w:val="444746"/>
-                <w:bdr w:val="none" w:sz="0" w:space="0" w:color="auto" w:frame="1"/>
-              </w:rPr>
-              <w:t>Recibo Táxi Aéreo.jpg</w:t>
-            </w:r>
-          </w:p>
-        </w:tc>
-        <w:tc>
-          <w:tcPr>
-            <w:tcW w:w="0" w:type="auto"/>
-            <w:tcBorders>
-              <w:top w:val="single" w:sz="6" w:space="0" w:color="auto"/>
-              <w:left w:val="single" w:sz="6" w:space="0" w:color="auto"/>
-              <w:bottom w:val="single" w:sz="6" w:space="0" w:color="auto"/>
-              <w:right w:val="single" w:sz="6" w:space="0" w:color="auto"/>
-            </w:tcBorders>
-            <w:tcMar>
-              <w:top w:w="120" w:type="dxa"/>
-              <w:left w:w="180" w:type="dxa"/>
-              <w:bottom w:w="120" w:type="dxa"/>
-              <w:right w:w="180" w:type="dxa"/>
-            </w:tcMar>
-            <w:vAlign w:val="center"/>
-            <w:hideMark/>
-          </w:tcPr>
-          <w:p>
-            <w:pPr>
-              <w:rPr>
-                <w:color w:val="1B1C1D"/>
-              </w:rPr>
-            </w:pPr>
-            <w:r>
-              <w:rPr>
-                <w:color w:val="1B1C1D"/>
-              </w:rPr>
-              <w:t xml:space="preserve">1. Carregar a imagem do Recibo. 2. </w:t>
-            </w:r>
-            <w:r>
-              <w:rPr>
-                <w:b/>
-                <w:bCs/>
-                <w:color w:val="1B1C1D"/>
-                <w:bdr w:val="none" w:sz="0" w:space="0" w:color="auto" w:frame="1"/>
-              </w:rPr>
-              <w:t>Pergunta:</w:t>
-            </w:r>
-            <w:r>
-              <w:rPr>
-                <w:color w:val="1B1C1D"/>
-              </w:rPr>
-              <w:t xml:space="preserve"> "Qual é a data e o valor total deste recibo, e qual é o CNPJ/CPF encontrado?" 3. </w:t>
-            </w:r>
-            <w:r>
-              <w:rPr>
-                <w:color w:val="1B1C1D"/>
-              </w:rPr>
-              <w:lastRenderedPageBreak/>
-              <w:t>Executar a extração.</w:t>
-            </w:r>
-          </w:p>
-        </w:tc>
-        <w:tc>
-          <w:tcPr>
-            <w:tcW w:w="0" w:type="auto"/>
-            <w:tcBorders>
-              <w:top w:val="single" w:sz="6" w:space="0" w:color="auto"/>
-              <w:left w:val="single" w:sz="6" w:space="0" w:color="auto"/>
-              <w:bottom w:val="single" w:sz="6" w:space="0" w:color="auto"/>
-              <w:right w:val="single" w:sz="6" w:space="0" w:color="auto"/>
-            </w:tcBorders>
-            <w:tcMar>
-              <w:top w:w="120" w:type="dxa"/>
-              <w:left w:w="180" w:type="dxa"/>
-              <w:bottom w:w="120" w:type="dxa"/>
-              <w:right w:w="180" w:type="dxa"/>
-            </w:tcMar>
-            <w:vAlign w:val="center"/>
-            <w:hideMark/>
-          </w:tcPr>
-          <w:p>
-            <w:pPr>
-              <w:rPr>
-                <w:color w:val="1B1C1D"/>
-              </w:rPr>
-            </w:pPr>
-            <w:r>
-              <w:rPr>
-                <w:b/>
-                <w:bCs/>
-                <w:color w:val="1B1C1D"/>
-                <w:bdr w:val="none" w:sz="0" w:space="0" w:color="auto" w:frame="1"/>
-              </w:rPr>
-              <w:lastRenderedPageBreak/>
-              <w:t>Precisão:</w:t>
-            </w:r>
-            <w:r>
-              <w:rPr>
-                <w:color w:val="1B1C1D"/>
-              </w:rPr>
-              <w:t xml:space="preserve"> Campos comuns (Data, CNPJ/CPF, Nome, Valor Total) devem ser identificados com precisão </w:t>
-            </w:r>
-            <w:r>
-              <w:rPr>
-                <w:rStyle w:val="math-inline"/>
-                <w:color w:val="1B1C1D"/>
-                <w:bdr w:val="none" w:sz="0" w:space="0" w:color="auto" w:frame="1"/>
-              </w:rPr>
-              <w:t>$&gt; 90\%$</w:t>
-            </w:r>
-            <w:r>
-              <w:rPr>
-                <w:color w:val="1B1C1D"/>
-              </w:rPr>
-              <w:t xml:space="preserve"> (tolerância devido ao formato não-padrão). </w:t>
-            </w:r>
-            <w:r>
-              <w:rPr>
-                <w:b/>
-                <w:bCs/>
-                <w:color w:val="1B1C1D"/>
-                <w:bdr w:val="none" w:sz="0" w:space="0" w:color="auto" w:frame="1"/>
-              </w:rPr>
-              <w:t>Tempo:</w:t>
-            </w:r>
-            <w:r>
-              <w:rPr>
-                <w:color w:val="1B1C1D"/>
-              </w:rPr>
-              <w:t xml:space="preserve"> O processamento deve ser concluído em </w:t>
-            </w:r>
-            <w:r>
-              <w:rPr>
-                <w:rStyle w:val="math-inline"/>
-                <w:color w:val="1B1C1D"/>
-                <w:bdr w:val="none" w:sz="0" w:space="0" w:color="auto" w:frame="1"/>
-              </w:rPr>
-              <w:t xml:space="preserve">$&lt; </w:t>
-            </w:r>
-            <w:r>
-              <w:rPr>
-                <w:rStyle w:val="math-inline"/>
-                <w:color w:val="1B1C1D"/>
-                <w:bdr w:val="none" w:sz="0" w:space="0" w:color="auto" w:frame="1"/>
-              </w:rPr>
-              <w:lastRenderedPageBreak/>
-              <w:t>30$</w:t>
-            </w:r>
-            <w:r>
-              <w:rPr>
-                <w:color w:val="1B1C1D"/>
-              </w:rPr>
-              <w:t xml:space="preserve"> segundos. </w:t>
-            </w:r>
-            <w:r>
-              <w:rPr>
-                <w:b/>
-                <w:bCs/>
-                <w:color w:val="1B1C1D"/>
-                <w:bdr w:val="none" w:sz="0" w:space="0" w:color="auto" w:frame="1"/>
-              </w:rPr>
               <w:t>Falsos Positivos:</w:t>
             </w:r>
             <w:r>
@@ -15410,6 +16320,59 @@
         </w:tc>
       </w:tr>
     </w:tbl>
+    <w:p>
+      <w:pPr>
+        <w:pStyle w:val="Ttulo4"/>
+        <w:spacing w:after="120"/>
+        <w:rPr>
+          <w:color w:val="1B1C1D"/>
+        </w:rPr>
+      </w:pPr>
+    </w:p>
+    <w:p>
+      <w:pPr>
+        <w:pStyle w:val="Ttulo4"/>
+        <w:spacing w:after="120"/>
+        <w:rPr>
+          <w:rFonts w:asciiTheme="minorHAnsi" w:eastAsia="Times New Roman" w:hAnsiTheme="minorHAnsi" w:cs="Times New Roman"/>
+          <w:b/>
+          <w:bCs/>
+          <w:i w:val="0"/>
+          <w:color w:val="1B1C1D"/>
+          <w:sz w:val="26"/>
+          <w:szCs w:val="26"/>
+          <w:bdr w:val="none" w:sz="0" w:space="0" w:color="auto" w:frame="1"/>
+        </w:rPr>
+      </w:pPr>
+      <w:r>
+        <w:rPr>
+          <w:rFonts w:asciiTheme="minorHAnsi" w:eastAsia="Times New Roman" w:hAnsiTheme="minorHAnsi" w:cs="Times New Roman"/>
+          <w:b/>
+          <w:bCs/>
+          <w:i w:val="0"/>
+          <w:color w:val="1B1C1D"/>
+          <w:sz w:val="26"/>
+          <w:szCs w:val="26"/>
+          <w:bdr w:val="none" w:sz="0" w:space="0" w:color="auto" w:frame="1"/>
+        </w:rPr>
+        <w:t xml:space="preserve">Cenário </w:t>
+      </w:r>
+      <w:r>
+        <w:rPr>
+          <w:rFonts w:asciiTheme="minorHAnsi" w:eastAsia="Times New Roman" w:hAnsiTheme="minorHAnsi" w:cs="Times New Roman"/>
+          <w:b/>
+          <w:bCs/>
+          <w:i w:val="0"/>
+          <w:color w:val="1B1C1D"/>
+          <w:sz w:val="26"/>
+          <w:szCs w:val="26"/>
+          <w:bdr w:val="none" w:sz="0" w:space="0" w:color="auto" w:frame="1"/>
+        </w:rPr>
+        <w:t>NFS-e 2.1: Extração de Campos Essenciais (NFS-e)</w:t>
+      </w:r>
+    </w:p>
+    <w:p/>
+    <w:p/>
     <w:p>
       <w:pPr>
         <w:pStyle w:val="Ttulo4"/>
@@ -15500,6 +16463,7 @@
                 <w:color w:val="1B1C1D"/>
                 <w:bdr w:val="none" w:sz="0" w:space="0" w:color="auto" w:frame="1"/>
               </w:rPr>
+              <w:lastRenderedPageBreak/>
               <w:t>Título do Cenário</w:t>
             </w:r>
           </w:p>
@@ -15711,6 +16675,7 @@
               </w:rPr>
               <w:t>1. Assegurar que os dados de cabeçalho estão carregados na base de dados (</w:t>
             </w:r>
+            <w:proofErr w:type="spellStart"/>
             <w:r>
               <w:rPr>
                 <w:rStyle w:val="CdigoHTML"/>
@@ -15720,6 +16685,7 @@
               </w:rPr>
               <w:t>nfs_data.db</w:t>
             </w:r>
+            <w:proofErr w:type="spellEnd"/>
             <w:r>
               <w:rPr>
                 <w:color w:val="1B1C1D"/>
@@ -16003,7 +16969,6 @@
         <w:rPr>
           <w:color w:val="1B1C1D"/>
         </w:rPr>
-        <w:lastRenderedPageBreak/>
         <w:t>3.4. Testes de Validação e Limites</w:t>
       </w:r>
     </w:p>
@@ -16082,6 +17047,7 @@
                 <w:color w:val="1B1C1D"/>
                 <w:bdr w:val="none" w:sz="0" w:space="0" w:color="auto" w:frame="1"/>
               </w:rPr>
+              <w:lastRenderedPageBreak/>
               <w:t>Título do Cenário</w:t>
             </w:r>
           </w:p>
@@ -16693,7 +17659,21 @@
               <w:rPr>
                 <w:color w:val="1B1C1D"/>
               </w:rPr>
-              <w:t xml:space="preserve">A aplicação deve tratar a exceção e retornar uma mensagem de erro controlada (ex: "Nenhum dado encontrado") em vez de falhar, mantendo </w:t>
+              <w:t>A aplicação deve tratar a exceção e retornar uma mensagem de erro controlada (</w:t>
+            </w:r>
+            <w:proofErr w:type="spellStart"/>
+            <w:r>
+              <w:rPr>
+                <w:color w:val="1B1C1D"/>
+              </w:rPr>
+              <w:t>ex</w:t>
+            </w:r>
+            <w:proofErr w:type="spellEnd"/>
+            <w:r>
+              <w:rPr>
+                <w:color w:val="1B1C1D"/>
+              </w:rPr>
+              <w:t xml:space="preserve">: "Nenhum dado encontrado") em vez de falhar, mantendo </w:t>
             </w:r>
             <w:r>
               <w:rPr>
@@ -16796,6 +17776,7 @@
                 <w:b/>
                 <w:color w:val="1B1C1D"/>
               </w:rPr>
+              <w:lastRenderedPageBreak/>
               <w:t>Resultado Esperado</w:t>
             </w:r>
           </w:p>
@@ -17573,13 +18554,63 @@
           <w:color w:val="1F2328"/>
         </w:rPr>
       </w:pPr>
+      <w:proofErr w:type="spellStart"/>
       <w:r>
         <w:rPr>
           <w:rFonts w:ascii="Consolas" w:hAnsi="Consolas"/>
           <w:color w:val="1F2328"/>
         </w:rPr>
-        <w:t>docker pull ghcr.io/ajndantas/agente_nfe</w:t>
-      </w:r>
+        <w:t>docker</w:t>
+      </w:r>
+      <w:proofErr w:type="spellEnd"/>
+      <w:r>
+        <w:rPr>
+          <w:rFonts w:ascii="Consolas" w:hAnsi="Consolas"/>
+          <w:color w:val="1F2328"/>
+        </w:rPr>
+        <w:t xml:space="preserve"> </w:t>
+      </w:r>
+      <w:proofErr w:type="spellStart"/>
+      <w:r>
+        <w:rPr>
+          <w:rFonts w:ascii="Consolas" w:hAnsi="Consolas"/>
+          <w:color w:val="1F2328"/>
+        </w:rPr>
+        <w:t>pull</w:t>
+      </w:r>
+      <w:proofErr w:type="spellEnd"/>
+      <w:r>
+        <w:rPr>
+          <w:rFonts w:ascii="Consolas" w:hAnsi="Consolas"/>
+          <w:color w:val="1F2328"/>
+        </w:rPr>
+        <w:t xml:space="preserve"> ghcr.io/</w:t>
+      </w:r>
+      <w:proofErr w:type="spellStart"/>
+      <w:r>
+        <w:rPr>
+          <w:rFonts w:ascii="Consolas" w:hAnsi="Consolas"/>
+          <w:color w:val="1F2328"/>
+        </w:rPr>
+        <w:t>ajndantas</w:t>
+      </w:r>
+      <w:proofErr w:type="spellEnd"/>
+      <w:r>
+        <w:rPr>
+          <w:rFonts w:ascii="Consolas" w:hAnsi="Consolas"/>
+          <w:color w:val="1F2328"/>
+        </w:rPr>
+        <w:t>/</w:t>
+      </w:r>
+      <w:proofErr w:type="spellStart"/>
+      <w:r>
+        <w:rPr>
+          <w:rFonts w:ascii="Consolas" w:hAnsi="Consolas"/>
+          <w:color w:val="1F2328"/>
+        </w:rPr>
+        <w:t>agente_nfe</w:t>
+      </w:r>
+      <w:proofErr w:type="spellEnd"/>
     </w:p>
     <w:p>
       <w:pPr>
@@ -17591,13 +18622,63 @@
           <w:color w:val="1F2328"/>
         </w:rPr>
       </w:pPr>
+      <w:proofErr w:type="spellStart"/>
       <w:r>
         <w:rPr>
           <w:rFonts w:ascii="Consolas" w:hAnsi="Consolas"/>
           <w:color w:val="1F2328"/>
         </w:rPr>
-        <w:t>docker run -d -p 8000:8000 ghcr.io/ajndantas/agente_nfe</w:t>
-      </w:r>
+        <w:t>docker</w:t>
+      </w:r>
+      <w:proofErr w:type="spellEnd"/>
+      <w:r>
+        <w:rPr>
+          <w:rFonts w:ascii="Consolas" w:hAnsi="Consolas"/>
+          <w:color w:val="1F2328"/>
+        </w:rPr>
+        <w:t xml:space="preserve"> </w:t>
+      </w:r>
+      <w:proofErr w:type="spellStart"/>
+      <w:r>
+        <w:rPr>
+          <w:rFonts w:ascii="Consolas" w:hAnsi="Consolas"/>
+          <w:color w:val="1F2328"/>
+        </w:rPr>
+        <w:t>run</w:t>
+      </w:r>
+      <w:proofErr w:type="spellEnd"/>
+      <w:r>
+        <w:rPr>
+          <w:rFonts w:ascii="Consolas" w:hAnsi="Consolas"/>
+          <w:color w:val="1F2328"/>
+        </w:rPr>
+        <w:t xml:space="preserve"> -d -p 8000:8000 ghcr.io/</w:t>
+      </w:r>
+      <w:proofErr w:type="spellStart"/>
+      <w:r>
+        <w:rPr>
+          <w:rFonts w:ascii="Consolas" w:hAnsi="Consolas"/>
+          <w:color w:val="1F2328"/>
+        </w:rPr>
+        <w:t>ajndantas</w:t>
+      </w:r>
+      <w:proofErr w:type="spellEnd"/>
+      <w:r>
+        <w:rPr>
+          <w:rFonts w:ascii="Consolas" w:hAnsi="Consolas"/>
+          <w:color w:val="1F2328"/>
+        </w:rPr>
+        <w:t>/</w:t>
+      </w:r>
+      <w:proofErr w:type="spellStart"/>
+      <w:r>
+        <w:rPr>
+          <w:rFonts w:ascii="Consolas" w:hAnsi="Consolas"/>
+          <w:color w:val="1F2328"/>
+        </w:rPr>
+        <w:t>agente_nfe</w:t>
+      </w:r>
+      <w:proofErr w:type="spellEnd"/>
     </w:p>
     <w:p>
       <w:pPr>
@@ -17670,6 +18751,7 @@
         </w:rPr>
       </w:pPr>
       <w:hyperlink r:id="rId44" w:history="1">
+        <w:proofErr w:type="spellStart"/>
         <w:r>
           <w:rPr>
             <w:rStyle w:val="Hyperlink"/>
@@ -17678,6 +18760,7 @@
           </w:rPr>
           <w:t>PDFs</w:t>
         </w:r>
+        <w:proofErr w:type="spellEnd"/>
       </w:hyperlink>
     </w:p>
     <w:p>
@@ -17720,6 +18803,7 @@
         </w:rPr>
       </w:pPr>
       <w:hyperlink r:id="rId46" w:history="1">
+        <w:proofErr w:type="spellStart"/>
         <w:r>
           <w:rPr>
             <w:rStyle w:val="Hyperlink"/>
@@ -17728,6 +18812,7 @@
           </w:rPr>
           <w:t>CSVs</w:t>
         </w:r>
+        <w:proofErr w:type="spellEnd"/>
       </w:hyperlink>
     </w:p>
     <w:p>
@@ -17744,6 +18829,7 @@
         </w:rPr>
       </w:pPr>
       <w:hyperlink r:id="rId47" w:history="1">
+        <w:proofErr w:type="spellStart"/>
         <w:r>
           <w:rPr>
             <w:rStyle w:val="Hyperlink"/>
@@ -17752,6 +18838,7 @@
           </w:rPr>
           <w:t>XMLs</w:t>
         </w:r>
+        <w:proofErr w:type="spellEnd"/>
       </w:hyperlink>
     </w:p>
     <w:p>
@@ -18492,7 +19579,15 @@
           <w:rFonts w:ascii="Arial" w:hAnsi="Arial" w:cs="Arial"/>
           <w:color w:val="1F2328"/>
         </w:rPr>
-        <w:t xml:space="preserve">pip install -r requirements_linux.txt  </w:t>
+        <w:t xml:space="preserve">pip install -r </w:t>
+      </w:r>
+      <w:proofErr w:type="gramStart"/>
+      <w:r>
+        <w:rPr>
+          <w:rFonts w:ascii="Arial" w:hAnsi="Arial" w:cs="Arial"/>
+          <w:color w:val="1F2328"/>
+        </w:rPr>
+        <w:t xml:space="preserve">requirements_linux.txt  </w:t>
       </w:r>
       <w:r>
         <w:rPr>
@@ -18500,7 +19595,16 @@
           <w:rFonts w:ascii="Arial" w:eastAsiaTheme="majorEastAsia" w:hAnsi="Arial" w:cs="Arial"/>
           <w:color w:val="59636E"/>
         </w:rPr>
-        <w:t># Linux</w:t>
+        <w:t>#</w:t>
+      </w:r>
+      <w:proofErr w:type="gramEnd"/>
+      <w:r>
+        <w:rPr>
+          <w:rStyle w:val="pl-c"/>
+          <w:rFonts w:ascii="Arial" w:eastAsiaTheme="majorEastAsia" w:hAnsi="Arial" w:cs="Arial"/>
+          <w:color w:val="59636E"/>
+        </w:rPr>
+        <w:t xml:space="preserve"> Linux</w:t>
       </w:r>
     </w:p>
     <w:p>
@@ -18541,7 +19645,23 @@
           <w:rFonts w:ascii="Arial" w:hAnsi="Arial" w:cs="Arial"/>
           <w:color w:val="1F2328"/>
         </w:rPr>
-        <w:t>streamlit run agente_nfe.py --server.port 8000</w:t>
+        <w:t>streamlit run agente_nfe.py --</w:t>
+      </w:r>
+      <w:proofErr w:type="gramStart"/>
+      <w:r>
+        <w:rPr>
+          <w:rFonts w:ascii="Arial" w:hAnsi="Arial" w:cs="Arial"/>
+          <w:color w:val="1F2328"/>
+        </w:rPr>
+        <w:t>server.port</w:t>
+      </w:r>
+      <w:proofErr w:type="gramEnd"/>
+      <w:r>
+        <w:rPr>
+          <w:rFonts w:ascii="Arial" w:hAnsi="Arial" w:cs="Arial"/>
+          <w:color w:val="1F2328"/>
+        </w:rPr>
+        <w:t xml:space="preserve"> 8000</w:t>
       </w:r>
     </w:p>
     <w:p>

--- a/Desafio 2 - Projeto - 11062025/Versões Relatório/Grupo_01_Proposta_de_Projeto v4.docx
+++ b/Desafio 2 - Projeto - 11062025/Versões Relatório/Grupo_01_Proposta_de_Projeto v4.docx
@@ -15926,7 +15926,23 @@
                 <w:color w:val="1B1C1D"/>
                 <w:bdr w:val="none" w:sz="0" w:space="0" w:color="auto" w:frame="1"/>
               </w:rPr>
-              <w:t>&lt; 30</w:t>
+              <w:t xml:space="preserve">&lt; </w:t>
+            </w:r>
+            <w:r>
+              <w:rPr>
+                <w:rStyle w:val="math-inline"/>
+                <w:color w:val="1B1C1D"/>
+                <w:bdr w:val="none" w:sz="0" w:space="0" w:color="auto" w:frame="1"/>
+              </w:rPr>
+              <w:t>6</w:t>
+            </w:r>
+            <w:r>
+              <w:rPr>
+                <w:rStyle w:val="math-inline"/>
+                <w:color w:val="1B1C1D"/>
+                <w:bdr w:val="none" w:sz="0" w:space="0" w:color="auto" w:frame="1"/>
+              </w:rPr>
+              <w:t>0</w:t>
             </w:r>
             <w:r>
               <w:rPr>
@@ -16088,11 +16104,20 @@
             </w:r>
             <w:r>
               <w:rPr>
+                <w:color w:val="1B1C1D"/>
+              </w:rPr>
+              <w:t>P</w:t>
+            </w:r>
+            <w:r>
+              <w:t xml:space="preserve"> </w:t>
+            </w:r>
+            <w:r>
+              <w:rPr>
                 <w:rStyle w:val="math-inline"/>
                 <w:color w:val="1B1C1D"/>
                 <w:bdr w:val="none" w:sz="0" w:space="0" w:color="auto" w:frame="1"/>
               </w:rPr>
-              <w:t>$&gt; 95\%$</w:t>
+              <w:t>&gt; 95%</w:t>
             </w:r>
             <w:r>
               <w:rPr>
@@ -16100,13 +16125,32 @@
               </w:rPr>
               <w:t xml:space="preserve">. </w:t>
             </w:r>
-            <w:r>
+          </w:p>
+          <w:p>
+            <w:pPr>
+              <w:cnfStyle w:val="000000000000" w:firstRow="0" w:lastRow="0" w:firstColumn="0" w:lastColumn="0" w:oddVBand="0" w:evenVBand="0" w:oddHBand="0" w:evenHBand="0" w:firstRowFirstColumn="0" w:firstRowLastColumn="0" w:lastRowFirstColumn="0" w:lastRowLastColumn="0"/>
               <w:rPr>
                 <w:b/>
                 <w:bCs/>
                 <w:color w:val="1B1C1D"/>
                 <w:bdr w:val="none" w:sz="0" w:space="0" w:color="auto" w:frame="1"/>
               </w:rPr>
+            </w:pPr>
+          </w:p>
+          <w:p>
+            <w:pPr>
+              <w:cnfStyle w:val="000000000000" w:firstRow="0" w:lastRow="0" w:firstColumn="0" w:lastColumn="0" w:oddVBand="0" w:evenVBand="0" w:oddHBand="0" w:evenHBand="0" w:firstRowFirstColumn="0" w:firstRowLastColumn="0" w:lastRowFirstColumn="0" w:lastRowLastColumn="0"/>
+              <w:rPr>
+                <w:color w:val="1B1C1D"/>
+              </w:rPr>
+            </w:pPr>
+            <w:r>
+              <w:rPr>
+                <w:b/>
+                <w:bCs/>
+                <w:color w:val="1B1C1D"/>
+                <w:bdr w:val="none" w:sz="0" w:space="0" w:color="auto" w:frame="1"/>
+              </w:rPr>
               <w:t>Tempo:</w:t>
             </w:r>
             <w:r>
@@ -16117,11 +16161,36 @@
             </w:r>
             <w:r>
               <w:rPr>
+                <w:color w:val="1B1C1D"/>
+              </w:rPr>
+              <w:t>T</w:t>
+            </w:r>
+            <w:r>
+              <w:t xml:space="preserve"> </w:t>
+            </w:r>
+            <w:r>
+              <w:rPr>
                 <w:rStyle w:val="math-inline"/>
                 <w:color w:val="1B1C1D"/>
                 <w:bdr w:val="none" w:sz="0" w:space="0" w:color="auto" w:frame="1"/>
               </w:rPr>
-              <w:t>$&lt; 30$</w:t>
+              <w:t xml:space="preserve">&lt; </w:t>
+            </w:r>
+            <w:r>
+              <w:rPr>
+                <w:rStyle w:val="math-inline"/>
+                <w:color w:val="1B1C1D"/>
+                <w:bdr w:val="none" w:sz="0" w:space="0" w:color="auto" w:frame="1"/>
+              </w:rPr>
+              <w:t>6</w:t>
+            </w:r>
+            <w:r>
+              <w:rPr>
+                <w:rStyle w:val="math-inline"/>
+                <w:color w:val="1B1C1D"/>
+                <w:bdr w:val="none" w:sz="0" w:space="0" w:color="auto" w:frame="1"/>
+              </w:rPr>
+              <w:t>0</w:t>
             </w:r>
             <w:r>
               <w:rPr>
@@ -16371,7 +16440,323 @@
         <w:t>NFS-e 2.1: Extração de Campos Essenciais (NFS-e)</w:t>
       </w:r>
     </w:p>
+    <w:tbl>
+      <w:tblPr>
+        <w:tblStyle w:val="SimplesTabela1"/>
+        <w:tblW w:w="0" w:type="auto"/>
+        <w:tblLook w:val="04A0" w:firstRow="1" w:lastRow="0" w:firstColumn="1" w:lastColumn="0" w:noHBand="0" w:noVBand="1"/>
+      </w:tblPr>
+      <w:tblGrid>
+        <w:gridCol w:w="8494"/>
+      </w:tblGrid>
+      <w:tr>
+        <w:trPr>
+          <w:cnfStyle w:val="100000000000" w:firstRow="1" w:lastRow="0" w:firstColumn="0" w:lastColumn="0" w:oddVBand="0" w:evenVBand="0" w:oddHBand="0" w:evenHBand="0" w:firstRowFirstColumn="0" w:firstRowLastColumn="0" w:lastRowFirstColumn="0" w:lastRowLastColumn="0"/>
+        </w:trPr>
+        <w:tc>
+          <w:tcPr>
+            <w:cnfStyle w:val="001000000000" w:firstRow="0" w:lastRow="0" w:firstColumn="1" w:lastColumn="0" w:oddVBand="0" w:evenVBand="0" w:oddHBand="0" w:evenHBand="0" w:firstRowFirstColumn="0" w:firstRowLastColumn="0" w:lastRowFirstColumn="0" w:lastRowLastColumn="0"/>
+            <w:tcW w:w="0" w:type="auto"/>
+            <w:hideMark/>
+          </w:tcPr>
+          <w:p>
+            <w:pPr>
+              <w:rPr>
+                <w:color w:val="1B1C1D"/>
+              </w:rPr>
+            </w:pPr>
+            <w:r>
+              <w:rPr>
+                <w:rStyle w:val="Forte"/>
+                <w:color w:val="1B1C1D"/>
+                <w:bdr w:val="none" w:sz="0" w:space="0" w:color="auto" w:frame="1"/>
+              </w:rPr>
+              <w:t>Resultado Esperado</w:t>
+            </w:r>
+          </w:p>
+        </w:tc>
+      </w:tr>
+      <w:tr>
+        <w:trPr>
+          <w:cnfStyle w:val="000000100000" w:firstRow="0" w:lastRow="0" w:firstColumn="0" w:lastColumn="0" w:oddVBand="0" w:evenVBand="0" w:oddHBand="1" w:evenHBand="0" w:firstRowFirstColumn="0" w:firstRowLastColumn="0" w:lastRowFirstColumn="0" w:lastRowLastColumn="0"/>
+        </w:trPr>
+        <w:tc>
+          <w:tcPr>
+            <w:cnfStyle w:val="001000000000" w:firstRow="0" w:lastRow="0" w:firstColumn="1" w:lastColumn="0" w:oddVBand="0" w:evenVBand="0" w:oddHBand="0" w:evenHBand="0" w:firstRowFirstColumn="0" w:firstRowLastColumn="0" w:lastRowFirstColumn="0" w:lastRowLastColumn="0"/>
+            <w:tcW w:w="0" w:type="auto"/>
+            <w:hideMark/>
+          </w:tcPr>
+          <w:p>
+            <w:pPr>
+              <w:rPr>
+                <w:color w:val="1B1C1D"/>
+              </w:rPr>
+            </w:pPr>
+            <w:r>
+              <w:rPr>
+                <w:color w:val="1B1C1D"/>
+                <w:bdr w:val="none" w:sz="0" w:space="0" w:color="auto" w:frame="1"/>
+              </w:rPr>
+              <w:t>Precisão:</w:t>
+            </w:r>
+            <w:r>
+              <w:rPr>
+                <w:color w:val="1B1C1D"/>
+              </w:rPr>
+              <w:t xml:space="preserve"> </w:t>
+            </w:r>
+            <w:r>
+              <w:rPr>
+                <w:b w:val="0"/>
+                <w:bCs w:val="0"/>
+                <w:color w:val="1B1C1D"/>
+              </w:rPr>
+              <w:t>Os campos específicos de NFS-e (incluindo Código de Verificação e Valores de ISS/PIS/COFINS) devem ser extraídos com precisão P</w:t>
+            </w:r>
+            <w:r>
+              <w:rPr>
+                <w:b w:val="0"/>
+                <w:bCs w:val="0"/>
+              </w:rPr>
+              <w:t xml:space="preserve"> </w:t>
+            </w:r>
+            <w:r>
+              <w:rPr>
+                <w:rStyle w:val="math-inline"/>
+                <w:b w:val="0"/>
+                <w:bCs w:val="0"/>
+                <w:color w:val="1B1C1D"/>
+                <w:bdr w:val="none" w:sz="0" w:space="0" w:color="auto" w:frame="1"/>
+              </w:rPr>
+              <w:t>&gt; 95%</w:t>
+            </w:r>
+            <w:r>
+              <w:rPr>
+                <w:b w:val="0"/>
+                <w:bCs w:val="0"/>
+                <w:color w:val="1B1C1D"/>
+              </w:rPr>
+              <w:t>.</w:t>
+            </w:r>
+            <w:r>
+              <w:rPr>
+                <w:color w:val="1B1C1D"/>
+              </w:rPr>
+              <w:t xml:space="preserve"> </w:t>
+            </w:r>
+          </w:p>
+          <w:p>
+            <w:pPr>
+              <w:rPr>
+                <w:color w:val="1B1C1D"/>
+              </w:rPr>
+            </w:pPr>
+          </w:p>
+          <w:p>
+            <w:pPr>
+              <w:rPr>
+                <w:color w:val="1B1C1D"/>
+              </w:rPr>
+            </w:pPr>
+            <w:r>
+              <w:rPr>
+                <w:color w:val="1B1C1D"/>
+                <w:bdr w:val="none" w:sz="0" w:space="0" w:color="auto" w:frame="1"/>
+              </w:rPr>
+              <w:t>Tempo:</w:t>
+            </w:r>
+            <w:r>
+              <w:rPr>
+                <w:color w:val="1B1C1D"/>
+              </w:rPr>
+              <w:t xml:space="preserve"> </w:t>
+            </w:r>
+            <w:r>
+              <w:rPr>
+                <w:b w:val="0"/>
+                <w:bCs w:val="0"/>
+                <w:color w:val="1B1C1D"/>
+              </w:rPr>
+              <w:t>O processamento deve ser concluído em T</w:t>
+            </w:r>
+            <w:r>
+              <w:rPr>
+                <w:b w:val="0"/>
+                <w:bCs w:val="0"/>
+              </w:rPr>
+              <w:t xml:space="preserve"> </w:t>
+            </w:r>
+            <w:r>
+              <w:rPr>
+                <w:rStyle w:val="math-inline"/>
+                <w:b w:val="0"/>
+                <w:bCs w:val="0"/>
+                <w:color w:val="1B1C1D"/>
+                <w:bdr w:val="none" w:sz="0" w:space="0" w:color="auto" w:frame="1"/>
+              </w:rPr>
+              <w:t xml:space="preserve">&lt; </w:t>
+            </w:r>
+            <w:r>
+              <w:rPr>
+                <w:rStyle w:val="math-inline"/>
+                <w:b w:val="0"/>
+                <w:bCs w:val="0"/>
+                <w:color w:val="1B1C1D"/>
+                <w:bdr w:val="none" w:sz="0" w:space="0" w:color="auto" w:frame="1"/>
+              </w:rPr>
+              <w:t>6</w:t>
+            </w:r>
+            <w:r>
+              <w:rPr>
+                <w:rStyle w:val="math-inline"/>
+                <w:b w:val="0"/>
+                <w:bCs w:val="0"/>
+                <w:color w:val="1B1C1D"/>
+                <w:bdr w:val="none" w:sz="0" w:space="0" w:color="auto" w:frame="1"/>
+              </w:rPr>
+              <w:t>0</w:t>
+            </w:r>
+            <w:r>
+              <w:rPr>
+                <w:b w:val="0"/>
+                <w:bCs w:val="0"/>
+                <w:color w:val="1B1C1D"/>
+              </w:rPr>
+              <w:t xml:space="preserve"> segundos.</w:t>
+            </w:r>
+          </w:p>
+        </w:tc>
+      </w:tr>
+    </w:tbl>
     <w:p/>
+    <w:p/>
+    <w:p/>
+    <w:p>
+      <w:r>
+        <w:lastRenderedPageBreak/>
+        <w:t>PASSOS</w:t>
+      </w:r>
+    </w:p>
+    <w:p>
+      <w:pPr>
+        <w:cnfStyle w:val="000000100000" w:firstRow="0" w:lastRow="0" w:firstColumn="0" w:lastColumn="0" w:oddVBand="0" w:evenVBand="0" w:oddHBand="1" w:evenHBand="0" w:firstRowFirstColumn="0" w:firstRowLastColumn="0" w:lastRowFirstColumn="0" w:lastRowLastColumn="0"/>
+        <w:rPr>
+          <w:color w:val="1B1C1D"/>
+        </w:rPr>
+      </w:pPr>
+      <w:r>
+        <w:rPr>
+          <w:color w:val="1B1C1D"/>
+        </w:rPr>
+        <w:t xml:space="preserve">1. Carregar </w:t>
+      </w:r>
+      <w:hyperlink r:id="rId32" w:history="1">
+        <w:r>
+          <w:rPr>
+            <w:rStyle w:val="Hyperlink"/>
+          </w:rPr>
+          <w:t>o arquivo de imagem da NFS-e</w:t>
+        </w:r>
+      </w:hyperlink>
+      <w:r>
+        <w:rPr>
+          <w:color w:val="1B1C1D"/>
+        </w:rPr>
+        <w:t>.</w:t>
+      </w:r>
+    </w:p>
+    <w:p>
+      <w:pPr>
+        <w:cnfStyle w:val="000000100000" w:firstRow="0" w:lastRow="0" w:firstColumn="0" w:lastColumn="0" w:oddVBand="0" w:evenVBand="0" w:oddHBand="1" w:evenHBand="0" w:firstRowFirstColumn="0" w:firstRowLastColumn="0" w:lastRowFirstColumn="0" w:lastRowLastColumn="0"/>
+        <w:rPr>
+          <w:color w:val="1B1C1D"/>
+        </w:rPr>
+      </w:pPr>
+      <w:r>
+        <w:rPr>
+          <w:color w:val="1B1C1D"/>
+        </w:rPr>
+        <w:t xml:space="preserve">2. </w:t>
+      </w:r>
+      <w:r>
+        <w:rPr>
+          <w:b/>
+          <w:bCs/>
+          <w:color w:val="1B1C1D"/>
+          <w:bdr w:val="none" w:sz="0" w:space="0" w:color="auto" w:frame="1"/>
+        </w:rPr>
+        <w:t>Pergunta:</w:t>
+      </w:r>
+      <w:r>
+        <w:rPr>
+          <w:color w:val="1B1C1D"/>
+        </w:rPr>
+        <w:t xml:space="preserve"> "Qual é o valor total desta nota, o Código de Verificação e o valor do ISS?" </w:t>
+      </w:r>
+    </w:p>
+    <w:p>
+      <w:pPr>
+        <w:jc w:val="center"/>
+      </w:pPr>
+      <w:r>
+        <w:drawing>
+          <wp:inline distT="0" distB="0" distL="0" distR="0" wp14:anchorId="2A57B0BC" wp14:editId="752D8BE2">
+            <wp:extent cx="3912616" cy="3199935"/>
+            <wp:effectExtent l="0" t="0" r="0" b="635"/>
+            <wp:docPr id="9" name="Imagem 9"/>
+            <wp:cNvGraphicFramePr>
+              <a:graphicFrameLocks xmlns:a="http://schemas.openxmlformats.org/drawingml/2006/main" noChangeAspect="1"/>
+            </wp:cNvGraphicFramePr>
+            <a:graphic xmlns:a="http://schemas.openxmlformats.org/drawingml/2006/main">
+              <a:graphicData uri="http://schemas.openxmlformats.org/drawingml/2006/picture">
+                <pic:pic xmlns:pic="http://schemas.openxmlformats.org/drawingml/2006/picture">
+                  <pic:nvPicPr>
+                    <pic:cNvPr id="1" name=""/>
+                    <pic:cNvPicPr/>
+                  </pic:nvPicPr>
+                  <pic:blipFill>
+                    <a:blip r:embed="rId33"/>
+                    <a:stretch>
+                      <a:fillRect/>
+                    </a:stretch>
+                  </pic:blipFill>
+                  <pic:spPr>
+                    <a:xfrm>
+                      <a:off x="0" y="0"/>
+                      <a:ext cx="3919967" cy="3205947"/>
+                    </a:xfrm>
+                    <a:prstGeom prst="rect">
+                      <a:avLst/>
+                    </a:prstGeom>
+                  </pic:spPr>
+                </pic:pic>
+              </a:graphicData>
+            </a:graphic>
+          </wp:inline>
+        </w:drawing>
+      </w:r>
+    </w:p>
+    <w:p>
+      <w:pPr>
+        <w:rPr>
+          <w:color w:val="1B1C1D"/>
+        </w:rPr>
+      </w:pPr>
+      <w:r>
+        <w:rPr>
+          <w:color w:val="1B1C1D"/>
+        </w:rPr>
+        <w:t>3. Executar a extração (OCR e Análise IA/Agente).</w:t>
+      </w:r>
+    </w:p>
+    <w:p>
+      <w:pPr>
+        <w:jc w:val="center"/>
+        <w:rPr>
+          <w:color w:val="1B1C1D"/>
+        </w:rPr>
+      </w:pPr>
+    </w:p>
     <w:p/>
     <w:p>
       <w:pPr>
@@ -16463,7 +16848,6 @@
                 <w:color w:val="1B1C1D"/>
                 <w:bdr w:val="none" w:sz="0" w:space="0" w:color="auto" w:frame="1"/>
               </w:rPr>
-              <w:lastRenderedPageBreak/>
               <w:t>Título do Cenário</w:t>
             </w:r>
           </w:p>
@@ -16714,7 +17098,17 @@
                 <w:color w:val="1B1C1D"/>
                 <w:bdr w:val="none" w:sz="0" w:space="0" w:color="auto" w:frame="1"/>
               </w:rPr>
-              <w:t>COMPANHIA BRASILEIRA DE EDUC. E SIST. DE ENS. S.A - PR OP</w:t>
+              <w:t xml:space="preserve">COMPANHIA BRASILEIRA DE </w:t>
+            </w:r>
+            <w:r>
+              <w:rPr>
+                <w:b/>
+                <w:bCs/>
+                <w:color w:val="1B1C1D"/>
+                <w:bdr w:val="none" w:sz="0" w:space="0" w:color="auto" w:frame="1"/>
+              </w:rPr>
+              <w:lastRenderedPageBreak/>
+              <w:t>EDUC. E SIST. DE ENS. S.A - PR OP</w:t>
             </w:r>
             <w:r>
               <w:rPr>
@@ -16752,6 +17146,7 @@
               <w:rPr>
                 <w:color w:val="1B1C1D"/>
               </w:rPr>
+              <w:lastRenderedPageBreak/>
               <w:t xml:space="preserve">O agente deve gerar e executar a consulta SQL apropriada e retornar o somatório correto da coluna </w:t>
             </w:r>
             <w:r>
@@ -16767,7 +17162,14 @@
               <w:rPr>
                 <w:color w:val="1B1C1D"/>
               </w:rPr>
-              <w:t xml:space="preserve"> para o emitente.</w:t>
+              <w:t xml:space="preserve"> </w:t>
+            </w:r>
+            <w:r>
+              <w:rPr>
+                <w:color w:val="1B1C1D"/>
+              </w:rPr>
+              <w:lastRenderedPageBreak/>
+              <w:t>para o emitente.</w:t>
             </w:r>
           </w:p>
         </w:tc>
@@ -16807,6 +17209,7 @@
                 <w:color w:val="1B1C1D"/>
                 <w:bdr w:val="none" w:sz="0" w:space="0" w:color="auto" w:frame="1"/>
               </w:rPr>
+              <w:lastRenderedPageBreak/>
               <w:t>Consulta 3.2: Quantidade de Itens</w:t>
             </w:r>
           </w:p>
@@ -17047,7 +17450,6 @@
                 <w:color w:val="1B1C1D"/>
                 <w:bdr w:val="none" w:sz="0" w:space="0" w:color="auto" w:frame="1"/>
               </w:rPr>
-              <w:lastRenderedPageBreak/>
               <w:t>Título do Cenário</w:t>
             </w:r>
           </w:p>
@@ -17401,7 +17803,14 @@
               <w:rPr>
                 <w:color w:val="1B1C1D"/>
               </w:rPr>
-              <w:t>Combinar 5 arquivos (1 XML, 2 CSV, 2 Imagens)</w:t>
+              <w:t xml:space="preserve">Combinar 5 arquivos (1 </w:t>
+            </w:r>
+            <w:r>
+              <w:rPr>
+                <w:color w:val="1B1C1D"/>
+              </w:rPr>
+              <w:lastRenderedPageBreak/>
+              <w:t>XML, 2 CSV, 2 Imagens)</w:t>
             </w:r>
           </w:p>
         </w:tc>
@@ -17433,6 +17842,7 @@
               <w:rPr>
                 <w:color w:val="1B1C1D"/>
               </w:rPr>
+              <w:lastRenderedPageBreak/>
               <w:t xml:space="preserve">1. Processar em lote os 5 arquivos sequencialmente. 2. </w:t>
             </w:r>
             <w:r>
@@ -17442,6 +17852,7 @@
                 <w:color w:val="1B1C1D"/>
                 <w:bdr w:val="none" w:sz="0" w:space="0" w:color="auto" w:frame="1"/>
               </w:rPr>
+              <w:lastRenderedPageBreak/>
               <w:t>Pergunta (para cada arquivo):</w:t>
             </w:r>
             <w:r>
@@ -17480,6 +17891,7 @@
               <w:rPr>
                 <w:color w:val="1B1C1D"/>
               </w:rPr>
+              <w:lastRenderedPageBreak/>
               <w:t xml:space="preserve">O tempo médio por documento deve ser </w:t>
             </w:r>
             <w:r>
@@ -17494,7 +17906,14 @@
               <w:rPr>
                 <w:color w:val="1B1C1D"/>
               </w:rPr>
-              <w:t xml:space="preserve"> segundos, mantendo a precisão de extração </w:t>
+              <w:t xml:space="preserve"> </w:t>
+            </w:r>
+            <w:r>
+              <w:rPr>
+                <w:color w:val="1B1C1D"/>
+              </w:rPr>
+              <w:lastRenderedPageBreak/>
+              <w:t xml:space="preserve">segundos, mantendo a precisão de extração </w:t>
             </w:r>
             <w:r>
               <w:rPr>
@@ -17548,6 +17967,7 @@
                 <w:color w:val="1B1C1D"/>
                 <w:bdr w:val="none" w:sz="0" w:space="0" w:color="auto" w:frame="1"/>
               </w:rPr>
+              <w:lastRenderedPageBreak/>
               <w:t>Validação 4.3: Arquivo Corrompido/Vazio</w:t>
             </w:r>
           </w:p>
@@ -17776,7 +18196,6 @@
                 <w:b/>
                 <w:color w:val="1B1C1D"/>
               </w:rPr>
-              <w:lastRenderedPageBreak/>
               <w:t>Resultado Esperado</w:t>
             </w:r>
           </w:p>
@@ -17908,6 +18327,7 @@
         <w:rPr>
           <w:color w:val="1B1C1D"/>
         </w:rPr>
+        <w:lastRenderedPageBreak/>
         <w:drawing>
           <wp:inline distT="0" distB="0" distL="0" distR="0" wp14:anchorId="1A1EB1E8" wp14:editId="6EE0F089">
             <wp:extent cx="3635102" cy="2895600"/>
@@ -17924,7 +18344,7 @@
                     <pic:cNvPicPr/>
                   </pic:nvPicPr>
                   <pic:blipFill>
-                    <a:blip r:embed="rId32"/>
+                    <a:blip r:embed="rId34"/>
                     <a:stretch>
                       <a:fillRect/>
                     </a:stretch>
@@ -17985,7 +18405,7 @@
         </w:rPr>
         <w:t xml:space="preserve">Cenário 2 – Carga de </w:t>
       </w:r>
-      <w:hyperlink r:id="rId33">
+      <w:hyperlink r:id="rId35">
         <w:r>
           <w:rPr>
             <w:b/>
@@ -18024,7 +18444,6 @@
           <w:b/>
           <w:noProof/>
         </w:rPr>
-        <w:lastRenderedPageBreak/>
         <w:drawing>
           <wp:inline distT="0" distB="0" distL="0" distR="0" wp14:anchorId="50016DB5" wp14:editId="61DAAACB">
             <wp:extent cx="3236968" cy="4077040"/>
@@ -18039,7 +18458,7 @@
                     <pic:cNvPicPr preferRelativeResize="0"/>
                   </pic:nvPicPr>
                   <pic:blipFill>
-                    <a:blip r:embed="rId34"/>
+                    <a:blip r:embed="rId36"/>
                     <a:srcRect/>
                     <a:stretch>
                       <a:fillRect/>
@@ -18074,7 +18493,7 @@
         </w:rPr>
         <w:t xml:space="preserve">Cenário 3 – Carga na interface de </w:t>
       </w:r>
-      <w:hyperlink r:id="rId35">
+      <w:hyperlink r:id="rId37">
         <w:r>
           <w:rPr>
             <w:b/>
@@ -18107,6 +18526,7 @@
           <w:b/>
           <w:noProof/>
         </w:rPr>
+        <w:lastRenderedPageBreak/>
         <w:drawing>
           <wp:inline distT="0" distB="0" distL="0" distR="0" wp14:anchorId="1CD7191F" wp14:editId="02EB78E8">
             <wp:extent cx="3010907" cy="3966509"/>
@@ -18121,7 +18541,7 @@
                     <pic:cNvPicPr preferRelativeResize="0"/>
                   </pic:nvPicPr>
                   <pic:blipFill>
-                    <a:blip r:embed="rId36"/>
+                    <a:blip r:embed="rId38"/>
                     <a:srcRect/>
                     <a:stretch>
                       <a:fillRect/>
@@ -18154,10 +18574,9 @@
         <w:rPr>
           <w:b/>
         </w:rPr>
-        <w:lastRenderedPageBreak/>
         <w:t xml:space="preserve">Cenário 4 – Carga na interface de </w:t>
       </w:r>
-      <w:hyperlink r:id="rId37">
+      <w:hyperlink r:id="rId39">
         <w:r>
           <w:rPr>
             <w:b/>
@@ -18232,7 +18651,7 @@
                     <pic:cNvPicPr preferRelativeResize="0"/>
                   </pic:nvPicPr>
                   <pic:blipFill>
-                    <a:blip r:embed="rId38"/>
+                    <a:blip r:embed="rId40"/>
                     <a:srcRect/>
                     <a:stretch>
                       <a:fillRect/>
@@ -18267,7 +18686,7 @@
         </w:rPr>
         <w:t xml:space="preserve">Cenário 4 – Carga de </w:t>
       </w:r>
-      <w:hyperlink r:id="rId39">
+      <w:hyperlink r:id="rId41">
         <w:r>
           <w:rPr>
             <w:b/>
@@ -18306,6 +18725,7 @@
           <w:b/>
           <w:noProof/>
         </w:rPr>
+        <w:lastRenderedPageBreak/>
         <w:drawing>
           <wp:inline distT="0" distB="0" distL="0" distR="0" wp14:anchorId="0CB3CD83" wp14:editId="68DFC346">
             <wp:extent cx="2948025" cy="3809482"/>
@@ -18320,7 +18740,7 @@
                     <pic:cNvPicPr preferRelativeResize="0"/>
                   </pic:nvPicPr>
                   <pic:blipFill>
-                    <a:blip r:embed="rId40"/>
+                    <a:blip r:embed="rId42"/>
                     <a:srcRect/>
                     <a:stretch>
                       <a:fillRect/>
@@ -18363,7 +18783,6 @@
           <w:sz w:val="36"/>
           <w:szCs w:val="36"/>
         </w:rPr>
-        <w:lastRenderedPageBreak/>
         <w:t>13. Instalação</w:t>
       </w:r>
     </w:p>
@@ -18423,7 +18842,7 @@
         </w:rPr>
         <w:t> </w:t>
       </w:r>
-      <w:hyperlink r:id="rId41" w:history="1">
+      <w:hyperlink r:id="rId43" w:history="1">
         <w:r>
           <w:rPr>
             <w:rStyle w:val="Hyperlink"/>
@@ -18485,7 +18904,7 @@
         </w:rPr>
         <w:t>Instale o </w:t>
       </w:r>
-      <w:hyperlink r:id="rId42" w:history="1">
+      <w:hyperlink r:id="rId44" w:history="1">
         <w:r>
           <w:rPr>
             <w:rStyle w:val="Hyperlink"/>
@@ -18700,7 +19119,7 @@
         </w:rPr>
         <w:t>Pronto! Acesse </w:t>
       </w:r>
-      <w:hyperlink r:id="rId43" w:history="1">
+      <w:hyperlink r:id="rId45" w:history="1">
         <w:r>
           <w:rPr>
             <w:rStyle w:val="Hyperlink"/>
@@ -18750,7 +19169,7 @@
           <w:color w:val="1F2328"/>
         </w:rPr>
       </w:pPr>
-      <w:hyperlink r:id="rId44" w:history="1">
+      <w:hyperlink r:id="rId46" w:history="1">
         <w:proofErr w:type="spellStart"/>
         <w:r>
           <w:rPr>
@@ -18776,7 +19195,7 @@
           <w:color w:val="1F2328"/>
         </w:rPr>
       </w:pPr>
-      <w:hyperlink r:id="rId45" w:history="1">
+      <w:hyperlink r:id="rId47" w:history="1">
         <w:r>
           <w:rPr>
             <w:rStyle w:val="Hyperlink"/>
@@ -18802,7 +19221,7 @@
           <w:u w:val="none"/>
         </w:rPr>
       </w:pPr>
-      <w:hyperlink r:id="rId46" w:history="1">
+      <w:hyperlink r:id="rId48" w:history="1">
         <w:proofErr w:type="spellStart"/>
         <w:r>
           <w:rPr>
@@ -18828,7 +19247,7 @@
           <w:color w:val="1F2328"/>
         </w:rPr>
       </w:pPr>
-      <w:hyperlink r:id="rId47" w:history="1">
+      <w:hyperlink r:id="rId49" w:history="1">
         <w:proofErr w:type="spellStart"/>
         <w:r>
           <w:rPr>
@@ -18874,6 +19293,7 @@
           <w:sz w:val="36"/>
           <w:szCs w:val="36"/>
         </w:rPr>
+        <w:lastRenderedPageBreak/>
         <w:t xml:space="preserve">13.3 </w:t>
       </w:r>
       <w:r>
@@ -19107,7 +19527,7 @@
         </w:rPr>
         <w:t>Instale o </w:t>
       </w:r>
-      <w:hyperlink r:id="rId48" w:history="1">
+      <w:hyperlink r:id="rId50" w:history="1">
         <w:r>
           <w:rPr>
             <w:rStyle w:val="Hyperlink"/>
@@ -19150,7 +19570,7 @@
         </w:rPr>
         <w:t>Baixe o </w:t>
       </w:r>
-      <w:hyperlink r:id="rId49" w:history="1">
+      <w:hyperlink r:id="rId51" w:history="1">
         <w:r>
           <w:rPr>
             <w:rStyle w:val="Hyperlink"/>
@@ -19399,10 +19819,9 @@
           <w:sz w:val="20"/>
           <w:szCs w:val="20"/>
         </w:rPr>
-        <w:lastRenderedPageBreak/>
         <w:t>1 - Dependências: </w:t>
       </w:r>
-      <w:hyperlink r:id="rId50" w:history="1">
+      <w:hyperlink r:id="rId52" w:history="1">
         <w:r>
           <w:rPr>
             <w:rStyle w:val="Hyperlink"/>
@@ -19423,7 +19842,7 @@
         </w:rPr>
         <w:t> (Para Windows), </w:t>
       </w:r>
-      <w:hyperlink r:id="rId51" w:history="1">
+      <w:hyperlink r:id="rId53" w:history="1">
         <w:r>
           <w:rPr>
             <w:rStyle w:val="Hyperlink"/>
@@ -19467,7 +19886,7 @@
         </w:rPr>
         <w:t>2 - Script Python: </w:t>
       </w:r>
-      <w:hyperlink r:id="rId52" w:history="1">
+      <w:hyperlink r:id="rId54" w:history="1">
         <w:r>
           <w:rPr>
             <w:rStyle w:val="Hyperlink"/>
@@ -19502,7 +19921,7 @@
         </w:rPr>
         <w:t>3 - Script OCR: </w:t>
       </w:r>
-      <w:hyperlink r:id="rId53" w:history="1">
+      <w:hyperlink r:id="rId55" w:history="1">
         <w:r>
           <w:rPr>
             <w:rStyle w:val="Hyperlink"/>
@@ -19686,7 +20105,7 @@
         </w:rPr>
         <w:t>Acesse: </w:t>
       </w:r>
-      <w:hyperlink r:id="rId54" w:history="1">
+      <w:hyperlink r:id="rId56" w:history="1">
         <w:r>
           <w:rPr>
             <w:rStyle w:val="Hyperlink"/>
@@ -19738,7 +20157,7 @@
           <w:color w:val="1F2328"/>
         </w:rPr>
       </w:pPr>
-      <w:hyperlink r:id="rId55" w:history="1">
+      <w:hyperlink r:id="rId57" w:history="1">
         <w:r>
           <w:rPr>
             <w:rStyle w:val="Hyperlink"/>
@@ -19762,7 +20181,7 @@
           <w:color w:val="1F2328"/>
         </w:rPr>
       </w:pPr>
-      <w:hyperlink r:id="rId56" w:history="1">
+      <w:hyperlink r:id="rId58" w:history="1">
         <w:r>
           <w:rPr>
             <w:rStyle w:val="Hyperlink"/>
@@ -19788,7 +20207,7 @@
           <w:u w:val="none"/>
         </w:rPr>
       </w:pPr>
-      <w:hyperlink r:id="rId57" w:history="1">
+      <w:hyperlink r:id="rId59" w:history="1">
         <w:r>
           <w:rPr>
             <w:rStyle w:val="Hyperlink"/>
@@ -19812,7 +20231,7 @@
           <w:color w:val="1F2328"/>
         </w:rPr>
       </w:pPr>
-      <w:hyperlink r:id="rId58" w:history="1">
+      <w:hyperlink r:id="rId60" w:history="1">
         <w:r>
           <w:rPr>
             <w:rStyle w:val="Hyperlink"/>
@@ -19948,6 +20367,7 @@
           <w:rFonts w:ascii="Segoe UI" w:hAnsi="Segoe UI" w:cs="Segoe UI"/>
           <w:color w:val="1F2328"/>
         </w:rPr>
+        <w:lastRenderedPageBreak/>
         <w:t xml:space="preserve">“Quem descobriu o Brasil?” (Sim, ele vai saber que isso não tem nada a ver </w:t>
       </w:r>
       <w:r>
@@ -20170,7 +20590,7 @@
       <w:bookmarkEnd w:id="8"/>
     </w:p>
     <w:sectPr>
-      <w:footerReference w:type="default" r:id="rId59"/>
+      <w:footerReference w:type="default" r:id="rId61"/>
       <w:pgSz w:w="11906" w:h="16838"/>
       <w:pgMar w:top="1417" w:right="1701" w:bottom="1417" w:left="1701" w:header="708" w:footer="708" w:gutter="0"/>
       <w:pgNumType w:start="1"/>
@@ -27061,7 +27481,7 @@
   <w:style w:type="paragraph" w:default="1" w:styleId="Normal">
     <w:name w:val="Normal"/>
     <w:qFormat/>
-    <w:rsid w:val="008E2103"/>
+    <w:rsid w:val="0093500C"/>
   </w:style>
   <w:style w:type="paragraph" w:styleId="Ttulo1">
     <w:name w:val="heading 1"/>

--- a/Desafio 2 - Projeto - 11062025/Versões Relatório/Grupo_01_Proposta_de_Projeto v4.docx
+++ b/Desafio 2 - Projeto - 11062025/Versões Relatório/Grupo_01_Proposta_de_Projeto v4.docx
@@ -4119,23 +4119,7 @@
                 <w:b/>
                 <w:color w:val="FFFFFF"/>
               </w:rPr>
-              <w:t xml:space="preserve">09/06 </w:t>
-            </w:r>
-            <w:proofErr w:type="gramStart"/>
-            <w:r>
-              <w:rPr>
-                <w:b/>
-                <w:color w:val="FFFFFF"/>
-              </w:rPr>
-              <w:t>à</w:t>
-            </w:r>
-            <w:proofErr w:type="gramEnd"/>
-            <w:r>
-              <w:rPr>
-                <w:b/>
-                <w:color w:val="FFFFFF"/>
-              </w:rPr>
-              <w:t xml:space="preserve"> 17/07</w:t>
+              <w:t>09/06 à 17/07</w:t>
             </w:r>
           </w:p>
         </w:tc>
@@ -4257,21 +4241,7 @@
               <w:rPr>
                 <w:color w:val="000000"/>
               </w:rPr>
-              <w:t xml:space="preserve">09/06 </w:t>
-            </w:r>
-            <w:proofErr w:type="gramStart"/>
-            <w:r>
-              <w:rPr>
-                <w:color w:val="000000"/>
-              </w:rPr>
-              <w:t>à</w:t>
-            </w:r>
-            <w:proofErr w:type="gramEnd"/>
-            <w:r>
-              <w:rPr>
-                <w:color w:val="000000"/>
-              </w:rPr>
-              <w:t xml:space="preserve"> 16/06</w:t>
+              <w:t>09/06 à 16/06</w:t>
             </w:r>
           </w:p>
         </w:tc>
@@ -4415,21 +4385,7 @@
               <w:rPr>
                 <w:color w:val="000000"/>
               </w:rPr>
-              <w:t xml:space="preserve">17/06 </w:t>
-            </w:r>
-            <w:proofErr w:type="gramStart"/>
-            <w:r>
-              <w:rPr>
-                <w:color w:val="000000"/>
-              </w:rPr>
-              <w:t>à</w:t>
-            </w:r>
-            <w:proofErr w:type="gramEnd"/>
-            <w:r>
-              <w:rPr>
-                <w:color w:val="000000"/>
-              </w:rPr>
-              <w:t xml:space="preserve"> 01/07</w:t>
+              <w:t>17/06 à 01/07</w:t>
             </w:r>
           </w:p>
         </w:tc>
@@ -4601,21 +4557,7 @@
               <w:rPr>
                 <w:color w:val="000000"/>
               </w:rPr>
-              <w:t xml:space="preserve">02/07 </w:t>
-            </w:r>
-            <w:proofErr w:type="gramStart"/>
-            <w:r>
-              <w:rPr>
-                <w:color w:val="000000"/>
-              </w:rPr>
-              <w:t>à</w:t>
-            </w:r>
-            <w:proofErr w:type="gramEnd"/>
-            <w:r>
-              <w:rPr>
-                <w:color w:val="000000"/>
-              </w:rPr>
-              <w:t xml:space="preserve"> 10/07</w:t>
+              <w:t>02/07 à 10/07</w:t>
             </w:r>
           </w:p>
         </w:tc>
@@ -4745,21 +4687,7 @@
               <w:rPr>
                 <w:color w:val="000000"/>
               </w:rPr>
-              <w:t xml:space="preserve">11/07 </w:t>
-            </w:r>
-            <w:proofErr w:type="gramStart"/>
-            <w:r>
-              <w:rPr>
-                <w:color w:val="000000"/>
-              </w:rPr>
-              <w:t>à</w:t>
-            </w:r>
-            <w:proofErr w:type="gramEnd"/>
-            <w:r>
-              <w:rPr>
-                <w:color w:val="000000"/>
-              </w:rPr>
-              <w:t xml:space="preserve"> 17/07</w:t>
+              <w:t>11/07 à 17/07</w:t>
             </w:r>
           </w:p>
         </w:tc>
@@ -4882,23 +4810,7 @@
                 <w:b/>
                 <w:color w:val="FFFFFF"/>
               </w:rPr>
-              <w:t xml:space="preserve">18/07 </w:t>
-            </w:r>
-            <w:proofErr w:type="gramStart"/>
-            <w:r>
-              <w:rPr>
-                <w:b/>
-                <w:color w:val="FFFFFF"/>
-              </w:rPr>
-              <w:t>à</w:t>
-            </w:r>
-            <w:proofErr w:type="gramEnd"/>
-            <w:r>
-              <w:rPr>
-                <w:b/>
-                <w:color w:val="FFFFFF"/>
-              </w:rPr>
-              <w:t xml:space="preserve"> 14/08</w:t>
+              <w:t>18/07 à 14/08</w:t>
             </w:r>
           </w:p>
         </w:tc>
@@ -5024,21 +4936,7 @@
               <w:rPr>
                 <w:color w:val="000000"/>
               </w:rPr>
-              <w:t xml:space="preserve">18/07 </w:t>
-            </w:r>
-            <w:proofErr w:type="gramStart"/>
-            <w:r>
-              <w:rPr>
-                <w:color w:val="000000"/>
-              </w:rPr>
-              <w:t>à</w:t>
-            </w:r>
-            <w:proofErr w:type="gramEnd"/>
-            <w:r>
-              <w:rPr>
-                <w:color w:val="000000"/>
-              </w:rPr>
-              <w:t xml:space="preserve"> 31/07</w:t>
+              <w:t>18/07 à 31/07</w:t>
             </w:r>
           </w:p>
         </w:tc>
@@ -5189,21 +5087,7 @@
               <w:rPr>
                 <w:color w:val="000000"/>
               </w:rPr>
-              <w:t xml:space="preserve">01/08 </w:t>
-            </w:r>
-            <w:proofErr w:type="gramStart"/>
-            <w:r>
-              <w:rPr>
-                <w:color w:val="000000"/>
-              </w:rPr>
-              <w:t>à</w:t>
-            </w:r>
-            <w:proofErr w:type="gramEnd"/>
-            <w:r>
-              <w:rPr>
-                <w:color w:val="000000"/>
-              </w:rPr>
-              <w:t xml:space="preserve"> 14/08</w:t>
+              <w:t>01/08 à 14/08</w:t>
             </w:r>
           </w:p>
         </w:tc>
@@ -5326,23 +5210,7 @@
                 <w:b/>
                 <w:color w:val="FFFFFF"/>
               </w:rPr>
-              <w:t xml:space="preserve">15/08 </w:t>
-            </w:r>
-            <w:proofErr w:type="gramStart"/>
-            <w:r>
-              <w:rPr>
-                <w:b/>
-                <w:color w:val="FFFFFF"/>
-              </w:rPr>
-              <w:t>à</w:t>
-            </w:r>
-            <w:proofErr w:type="gramEnd"/>
-            <w:r>
-              <w:rPr>
-                <w:b/>
-                <w:color w:val="FFFFFF"/>
-              </w:rPr>
-              <w:t xml:space="preserve"> 04/09</w:t>
+              <w:t>15/08 à 04/09</w:t>
             </w:r>
           </w:p>
         </w:tc>
@@ -5452,21 +5320,7 @@
               <w:rPr>
                 <w:color w:val="000000"/>
               </w:rPr>
-              <w:t xml:space="preserve"> </w:t>
-            </w:r>
-            <w:proofErr w:type="gramStart"/>
-            <w:r>
-              <w:rPr>
-                <w:color w:val="000000"/>
-              </w:rPr>
-              <w:t>à</w:t>
-            </w:r>
-            <w:proofErr w:type="gramEnd"/>
-            <w:r>
-              <w:rPr>
-                <w:color w:val="000000"/>
-              </w:rPr>
-              <w:t xml:space="preserve"> 2</w:t>
+              <w:t xml:space="preserve"> à 2</w:t>
             </w:r>
             <w:r>
               <w:rPr>
@@ -5773,21 +5627,7 @@
               <w:rPr>
                 <w:color w:val="000000"/>
               </w:rPr>
-              <w:t xml:space="preserve"> </w:t>
-            </w:r>
-            <w:proofErr w:type="gramStart"/>
-            <w:r>
-              <w:rPr>
-                <w:color w:val="000000"/>
-              </w:rPr>
-              <w:t>à</w:t>
-            </w:r>
-            <w:proofErr w:type="gramEnd"/>
-            <w:r>
-              <w:rPr>
-                <w:color w:val="000000"/>
-              </w:rPr>
-              <w:t xml:space="preserve"> </w:t>
+              <w:t xml:space="preserve"> à </w:t>
             </w:r>
             <w:r>
               <w:rPr>
@@ -5948,23 +5788,7 @@
                 <w:b/>
                 <w:color w:val="FFFFFF"/>
               </w:rPr>
-              <w:t xml:space="preserve"> </w:t>
-            </w:r>
-            <w:proofErr w:type="gramStart"/>
-            <w:r>
-              <w:rPr>
-                <w:b/>
-                <w:color w:val="FFFFFF"/>
-              </w:rPr>
-              <w:t>à</w:t>
-            </w:r>
-            <w:proofErr w:type="gramEnd"/>
-            <w:r>
-              <w:rPr>
-                <w:b/>
-                <w:color w:val="FFFFFF"/>
-              </w:rPr>
-              <w:t xml:space="preserve"> </w:t>
+              <w:t xml:space="preserve"> à </w:t>
             </w:r>
             <w:r>
               <w:rPr>
@@ -6295,25 +6119,17 @@
         <w:rPr>
           <w:b/>
         </w:rPr>
-        <w:t xml:space="preserve">RD001: Análise Detalhada de Tipos de Documentos Fiscais </w:t>
-      </w:r>
-      <w:proofErr w:type="gramStart"/>
+        <w:t>RD001: Análise Detalhada de Tipos de Documentos Fiscais Brasileiros</w:t>
+      </w:r>
+      <w:r>
+        <w:t xml:space="preserve"> </w:t>
+      </w:r>
       <w:r>
         <w:rPr>
           <w:b/>
         </w:rPr>
-        <w:t>Brasileiros</w:t>
-      </w:r>
-      <w:r>
-        <w:t xml:space="preserve"> </w:t>
-      </w:r>
-      <w:r>
-        <w:rPr>
-          <w:b/>
-        </w:rPr>
         <w:t>:</w:t>
       </w:r>
-      <w:proofErr w:type="gramEnd"/>
     </w:p>
     <w:p>
       <w:pPr>
@@ -6402,21 +6218,7 @@
         <w:rPr>
           <w:b/>
         </w:rPr>
-        <w:t>CT-</w:t>
-      </w:r>
-      <w:proofErr w:type="gramStart"/>
-      <w:r>
-        <w:rPr>
-          <w:b/>
-        </w:rPr>
-        <w:t>e</w:t>
-      </w:r>
-      <w:proofErr w:type="gramEnd"/>
-      <w:r>
-        <w:rPr>
-          <w:b/>
-        </w:rPr>
-        <w:t xml:space="preserve"> (Conhecimento de Transporte Eletrônico):</w:t>
+        <w:t>CT-e (Conhecimento de Transporte Eletrônico):</w:t>
       </w:r>
     </w:p>
     <w:p>
@@ -10177,15 +9979,7 @@
         </w:numPr>
       </w:pPr>
       <w:r>
-        <w:t xml:space="preserve">O LLM deve interpretar a pergunta, buscar os dados no banco de dados estruturado e apresentar a resposta de forma no formato de tabela contendo os campos e seus respectivos valores que respondem </w:t>
-      </w:r>
-      <w:proofErr w:type="gramStart"/>
-      <w:r>
-        <w:t>a</w:t>
-      </w:r>
-      <w:proofErr w:type="gramEnd"/>
-      <w:r>
-        <w:t xml:space="preserve"> pergunta do usuário.</w:t>
+        <w:t>O LLM deve interpretar a pergunta, buscar os dados no banco de dados estruturado e apresentar a resposta de forma no formato de tabela contendo os campos e seus respectivos valores que respondem a pergunta do usuário.</w:t>
       </w:r>
     </w:p>
     <w:p>
@@ -12593,23 +12387,7 @@
           <w:rFonts w:ascii="Arial" w:eastAsia="Arial" w:hAnsi="Arial" w:cs="Arial"/>
           <w:color w:val="000000"/>
         </w:rPr>
-        <w:t xml:space="preserve">Se a resposta não for possível: Retorna </w:t>
-      </w:r>
-      <w:proofErr w:type="gramStart"/>
-      <w:r>
-        <w:rPr>
-          <w:rFonts w:ascii="Arial" w:eastAsia="Arial" w:hAnsi="Arial" w:cs="Arial"/>
-          <w:color w:val="000000"/>
-        </w:rPr>
-        <w:t>a</w:t>
-      </w:r>
-      <w:proofErr w:type="gramEnd"/>
-      <w:r>
-        <w:rPr>
-          <w:rFonts w:ascii="Arial" w:eastAsia="Arial" w:hAnsi="Arial" w:cs="Arial"/>
-          <w:color w:val="000000"/>
-        </w:rPr>
-        <w:t xml:space="preserve"> indicação "Não", sinalizando a impossibilidade de fornecer uma resposta.</w:t>
+        <w:t>Se a resposta não for possível: Retorna a indicação "Não", sinalizando a impossibilidade de fornecer uma resposta.</w:t>
       </w:r>
     </w:p>
     <w:p>
@@ -12987,15 +12765,7 @@
           <w:sz w:val="30"/>
           <w:szCs w:val="30"/>
         </w:rPr>
-        <w:t>14.1</w:t>
-      </w:r>
-      <w:r>
-        <w:rPr>
-          <w:color w:val="2F5496"/>
-          <w:sz w:val="30"/>
-          <w:szCs w:val="30"/>
-        </w:rPr>
-        <w:t>. Métricas de Sucesso a Serem Atingidas</w:t>
+        <w:t>14.1. Métricas de Sucesso a Serem Atingidas</w:t>
       </w:r>
     </w:p>
     <w:tbl>
@@ -13099,15 +12869,7 @@
                 <w:color w:val="1B1C1D"/>
                 <w:bdr w:val="none" w:sz="0" w:space="0" w:color="auto" w:frame="1"/>
               </w:rPr>
-              <w:t xml:space="preserve">P </w:t>
-            </w:r>
-            <w:r>
-              <w:rPr>
-                <w:rStyle w:val="math-inline"/>
-                <w:color w:val="1B1C1D"/>
-                <w:bdr w:val="none" w:sz="0" w:space="0" w:color="auto" w:frame="1"/>
-              </w:rPr>
-              <w:t>&gt; 95%</w:t>
+              <w:t>P &gt; 95%</w:t>
             </w:r>
           </w:p>
         </w:tc>
@@ -13151,31 +12913,7 @@
                 <w:color w:val="1B1C1D"/>
                 <w:bdr w:val="none" w:sz="0" w:space="0" w:color="auto" w:frame="1"/>
               </w:rPr>
-              <w:t xml:space="preserve">T </w:t>
-            </w:r>
-            <w:r>
-              <w:rPr>
-                <w:rStyle w:val="math-inline"/>
-                <w:color w:val="1B1C1D"/>
-                <w:bdr w:val="none" w:sz="0" w:space="0" w:color="auto" w:frame="1"/>
-              </w:rPr>
-              <w:t xml:space="preserve">&lt; </w:t>
-            </w:r>
-            <w:r>
-              <w:rPr>
-                <w:rStyle w:val="math-inline"/>
-                <w:color w:val="1B1C1D"/>
-                <w:bdr w:val="none" w:sz="0" w:space="0" w:color="auto" w:frame="1"/>
-              </w:rPr>
-              <w:t>6</w:t>
-            </w:r>
-            <w:r>
-              <w:rPr>
-                <w:rStyle w:val="math-inline"/>
-                <w:color w:val="1B1C1D"/>
-                <w:bdr w:val="none" w:sz="0" w:space="0" w:color="auto" w:frame="1"/>
-              </w:rPr>
-              <w:t>0</w:t>
+              <w:t>T &lt; 60</w:t>
             </w:r>
             <w:r>
               <w:rPr>
@@ -13238,15 +12976,7 @@
                 <w:color w:val="1B1C1D"/>
                 <w:bdr w:val="none" w:sz="0" w:space="0" w:color="auto" w:frame="1"/>
               </w:rPr>
-              <w:t xml:space="preserve"> </w:t>
-            </w:r>
-            <w:r>
-              <w:rPr>
-                <w:rStyle w:val="math-inline"/>
-                <w:color w:val="1B1C1D"/>
-                <w:bdr w:val="none" w:sz="0" w:space="0" w:color="auto" w:frame="1"/>
-              </w:rPr>
-              <w:t>&lt; 3%</w:t>
+              <w:t xml:space="preserve"> &lt; 3%</w:t>
             </w:r>
           </w:p>
         </w:tc>
@@ -13276,15 +13006,7 @@
           <w:sz w:val="30"/>
           <w:szCs w:val="30"/>
         </w:rPr>
-        <w:t>14.</w:t>
-      </w:r>
-      <w:r>
-        <w:rPr>
-          <w:color w:val="2F5496"/>
-          <w:sz w:val="30"/>
-          <w:szCs w:val="30"/>
-        </w:rPr>
-        <w:t>2. Contexto: Campos Essenciais para Extração (RD002)</w:t>
+        <w:t>14.2. Contexto: Campos Essenciais para Extração (RD002)</w:t>
       </w:r>
     </w:p>
     <w:tbl>
@@ -14123,15 +13845,7 @@
           <w:sz w:val="30"/>
           <w:szCs w:val="30"/>
         </w:rPr>
-        <w:t>14.3</w:t>
-      </w:r>
-      <w:r>
-        <w:rPr>
-          <w:color w:val="2F5496"/>
-          <w:sz w:val="30"/>
-          <w:szCs w:val="30"/>
-        </w:rPr>
-        <w:t>. Cenários de Teste</w:t>
+        <w:t>14.3. Cenários de Teste</w:t>
       </w:r>
     </w:p>
     <w:p>
@@ -14165,15 +13879,7 @@
           <w:sz w:val="26"/>
           <w:szCs w:val="26"/>
         </w:rPr>
-        <w:t>14.3.1</w:t>
-      </w:r>
-      <w:r>
-        <w:rPr>
-          <w:color w:val="2F5496"/>
-          <w:sz w:val="26"/>
-          <w:szCs w:val="26"/>
-        </w:rPr>
-        <w:t>. Testes de Extração de Dados de XML (NF-e e CT-e)</w:t>
+        <w:t>14.3.1. Testes de Extração de Dados de XML (NF-e e CT-e)</w:t>
       </w:r>
     </w:p>
     <w:p>
@@ -14337,27 +14043,7 @@
                 <w:color w:val="1B1C1D"/>
                 <w:bdr w:val="none" w:sz="0" w:space="0" w:color="auto" w:frame="1"/>
               </w:rPr>
-              <w:t>CT-</w:t>
-            </w:r>
-            <w:proofErr w:type="gramStart"/>
-            <w:r>
-              <w:rPr>
-                <w:b w:val="0"/>
-                <w:bCs w:val="0"/>
-                <w:color w:val="1B1C1D"/>
-                <w:bdr w:val="none" w:sz="0" w:space="0" w:color="auto" w:frame="1"/>
-              </w:rPr>
-              <w:t>e</w:t>
-            </w:r>
-            <w:proofErr w:type="gramEnd"/>
-            <w:r>
-              <w:rPr>
-                <w:b w:val="0"/>
-                <w:bCs w:val="0"/>
-                <w:color w:val="1B1C1D"/>
-                <w:bdr w:val="none" w:sz="0" w:space="0" w:color="auto" w:frame="1"/>
-              </w:rPr>
-              <w:t xml:space="preserve"> 1.1: Extração de Dados Base de CT-e</w:t>
+              <w:t>CT-e 1.1: Extração de Dados Base de CT-e</w:t>
             </w:r>
           </w:p>
         </w:tc>
@@ -14624,6 +14310,7 @@
                 <w:color w:val="1B1C1D"/>
                 <w:bdr w:val="none" w:sz="0" w:space="0" w:color="auto" w:frame="1"/>
               </w:rPr>
+              <w:lastRenderedPageBreak/>
               <w:t>NF-e 1.2: Extração de Dados Base e Impostos de NF-e</w:t>
             </w:r>
           </w:p>
@@ -14859,20 +14546,7 @@
           <w:szCs w:val="26"/>
           <w:bdr w:val="none" w:sz="0" w:space="0" w:color="auto" w:frame="1"/>
         </w:rPr>
-        <w:t xml:space="preserve">Cenário </w:t>
-      </w:r>
-      <w:r>
-        <w:rPr>
-          <w:rFonts w:asciiTheme="minorHAnsi" w:eastAsia="Times New Roman" w:hAnsiTheme="minorHAnsi" w:cs="Times New Roman"/>
-          <w:b/>
-          <w:bCs/>
-          <w:i w:val="0"/>
-          <w:color w:val="1B1C1D"/>
-          <w:sz w:val="26"/>
-          <w:szCs w:val="26"/>
-          <w:bdr w:val="none" w:sz="0" w:space="0" w:color="auto" w:frame="1"/>
-        </w:rPr>
-        <w:t>CT-e 1.1: Extração de Dados Base de CT-e</w:t>
+        <w:t>Cenário CT-e 1.1: Extração de Dados Base de CT-e</w:t>
       </w:r>
     </w:p>
     <w:tbl>
@@ -15007,7 +14681,6 @@
     </w:tbl>
     <w:p>
       <w:pPr>
-        <w:cnfStyle w:val="000000100000" w:firstRow="0" w:lastRow="0" w:firstColumn="0" w:lastColumn="0" w:oddVBand="0" w:evenVBand="0" w:oddHBand="1" w:evenHBand="0" w:firstRowFirstColumn="0" w:firstRowLastColumn="0" w:lastRowFirstColumn="0" w:lastRowLastColumn="0"/>
         <w:rPr>
           <w:color w:val="1B1C1D"/>
         </w:rPr>
@@ -15015,7 +14688,6 @@
     </w:p>
     <w:p>
       <w:pPr>
-        <w:cnfStyle w:val="000000100000" w:firstRow="0" w:lastRow="0" w:firstColumn="0" w:lastColumn="0" w:oddVBand="0" w:evenVBand="0" w:oddHBand="1" w:evenHBand="0" w:firstRowFirstColumn="0" w:firstRowLastColumn="0" w:lastRowFirstColumn="0" w:lastRowLastColumn="0"/>
         <w:rPr>
           <w:color w:val="1B1C1D"/>
         </w:rPr>
@@ -15029,7 +14701,6 @@
     </w:p>
     <w:p>
       <w:pPr>
-        <w:cnfStyle w:val="000000100000" w:firstRow="0" w:lastRow="0" w:firstColumn="0" w:lastColumn="0" w:oddVBand="0" w:evenVBand="0" w:oddHBand="1" w:evenHBand="0" w:firstRowFirstColumn="0" w:firstRowLastColumn="0" w:lastRowFirstColumn="0" w:lastRowLastColumn="0"/>
         <w:rPr>
           <w:color w:val="1B1C1D"/>
         </w:rPr>
@@ -15069,7 +14740,6 @@
     </w:p>
     <w:p>
       <w:pPr>
-        <w:cnfStyle w:val="000000100000" w:firstRow="0" w:lastRow="0" w:firstColumn="0" w:lastColumn="0" w:oddVBand="0" w:evenVBand="0" w:oddHBand="1" w:evenHBand="0" w:firstRowFirstColumn="0" w:firstRowLastColumn="0" w:lastRowFirstColumn="0" w:lastRowLastColumn="0"/>
         <w:rPr>
           <w:color w:val="1B1C1D"/>
         </w:rPr>
@@ -15113,6 +14783,9 @@
         <w:jc w:val="center"/>
       </w:pPr>
       <w:r>
+        <w:rPr>
+          <w:noProof/>
+        </w:rPr>
         <w:drawing>
           <wp:inline distT="0" distB="0" distL="0" distR="0" wp14:anchorId="3DF4EDCD" wp14:editId="6BE8B09C">
             <wp:extent cx="3522472" cy="2880441"/>
@@ -15168,6 +14841,9 @@
         <w:jc w:val="center"/>
       </w:pPr>
       <w:r>
+        <w:rPr>
+          <w:noProof/>
+        </w:rPr>
         <w:lastRenderedPageBreak/>
         <w:drawing>
           <wp:inline distT="0" distB="0" distL="0" distR="0" wp14:anchorId="4C010F8D" wp14:editId="46C10727">
@@ -15242,20 +14918,7 @@
           <w:szCs w:val="26"/>
           <w:bdr w:val="none" w:sz="0" w:space="0" w:color="auto" w:frame="1"/>
         </w:rPr>
-        <w:t xml:space="preserve">Cenário </w:t>
-      </w:r>
-      <w:r>
-        <w:rPr>
-          <w:rFonts w:asciiTheme="minorHAnsi" w:eastAsia="Times New Roman" w:hAnsiTheme="minorHAnsi" w:cs="Times New Roman"/>
-          <w:b/>
-          <w:bCs/>
-          <w:i w:val="0"/>
-          <w:color w:val="1B1C1D"/>
-          <w:sz w:val="26"/>
-          <w:szCs w:val="26"/>
-          <w:bdr w:val="none" w:sz="0" w:space="0" w:color="auto" w:frame="1"/>
-        </w:rPr>
-        <w:t>NF-e 1.2: Extração de Dados Base e Impostos de NF-e</w:t>
+        <w:t>Cenário NF-e 1.2: Extração de Dados Base e Impostos de NF-e</w:t>
       </w:r>
     </w:p>
     <w:tbl>
@@ -15479,6 +15142,7 @@
       </w:pPr>
       <w:r>
         <w:rPr>
+          <w:noProof/>
           <w:color w:val="1B1C1D"/>
         </w:rPr>
         <w:drawing>
@@ -15543,25 +15207,7 @@
           <w:sz w:val="26"/>
           <w:szCs w:val="26"/>
         </w:rPr>
-        <w:t xml:space="preserve">.2. Testes de Extração de Dados de Imagens (OCR - NFS-e </w:t>
-      </w:r>
-      <w:proofErr w:type="gramStart"/>
-      <w:r>
-        <w:rPr>
-          <w:color w:val="2F5496"/>
-          <w:sz w:val="26"/>
-          <w:szCs w:val="26"/>
-        </w:rPr>
-        <w:t>e Outros</w:t>
-      </w:r>
-      <w:proofErr w:type="gramEnd"/>
-      <w:r>
-        <w:rPr>
-          <w:color w:val="2F5496"/>
-          <w:sz w:val="26"/>
-          <w:szCs w:val="26"/>
-        </w:rPr>
-        <w:t>)</w:t>
+        <w:t>.2. Testes de Extração de Dados de Imagens (OCR - NFS-e e Outros)</w:t>
       </w:r>
     </w:p>
     <w:p>
@@ -15973,27 +15619,7 @@
                 <w:color w:val="1B1C1D"/>
                 <w:bdr w:val="none" w:sz="0" w:space="0" w:color="auto" w:frame="1"/>
               </w:rPr>
-              <w:t>CT-</w:t>
-            </w:r>
-            <w:proofErr w:type="gramStart"/>
-            <w:r>
-              <w:rPr>
-                <w:b w:val="0"/>
-                <w:bCs w:val="0"/>
-                <w:color w:val="1B1C1D"/>
-                <w:bdr w:val="none" w:sz="0" w:space="0" w:color="auto" w:frame="1"/>
-              </w:rPr>
-              <w:t>e</w:t>
-            </w:r>
-            <w:proofErr w:type="gramEnd"/>
-            <w:r>
-              <w:rPr>
-                <w:b w:val="0"/>
-                <w:bCs w:val="0"/>
-                <w:color w:val="1B1C1D"/>
-                <w:bdr w:val="none" w:sz="0" w:space="0" w:color="auto" w:frame="1"/>
-              </w:rPr>
-              <w:t xml:space="preserve"> OCR 2.2: Extração de Campos de CT-e em Imagem</w:t>
+              <w:t>CT-e OCR 2.2: Extração de Campos de CT-e em Imagem</w:t>
             </w:r>
           </w:p>
         </w:tc>
@@ -16016,27 +15642,7 @@
                 <w:color w:val="444746"/>
                 <w:bdr w:val="none" w:sz="0" w:space="0" w:color="auto" w:frame="1"/>
               </w:rPr>
-              <w:t>CT-</w:t>
-            </w:r>
-            <w:proofErr w:type="gramStart"/>
-            <w:r>
-              <w:rPr>
-                <w:rStyle w:val="CdigoHTML"/>
-                <w:rFonts w:eastAsiaTheme="majorEastAsia"/>
-                <w:color w:val="444746"/>
-                <w:bdr w:val="none" w:sz="0" w:space="0" w:color="auto" w:frame="1"/>
-              </w:rPr>
-              <w:t>e</w:t>
-            </w:r>
-            <w:proofErr w:type="gramEnd"/>
-            <w:r>
-              <w:rPr>
-                <w:rStyle w:val="CdigoHTML"/>
-                <w:rFonts w:eastAsiaTheme="majorEastAsia"/>
-                <w:color w:val="444746"/>
-                <w:bdr w:val="none" w:sz="0" w:space="0" w:color="auto" w:frame="1"/>
-              </w:rPr>
-              <w:t xml:space="preserve"> Táxi Aéreo.jpg</w:t>
+              <w:t>CT-e Táxi Aéreo.jpg</w:t>
             </w:r>
           </w:p>
         </w:tc>
@@ -16424,20 +16030,7 @@
           <w:szCs w:val="26"/>
           <w:bdr w:val="none" w:sz="0" w:space="0" w:color="auto" w:frame="1"/>
         </w:rPr>
-        <w:t xml:space="preserve">Cenário </w:t>
-      </w:r>
-      <w:r>
-        <w:rPr>
-          <w:rFonts w:asciiTheme="minorHAnsi" w:eastAsia="Times New Roman" w:hAnsiTheme="minorHAnsi" w:cs="Times New Roman"/>
-          <w:b/>
-          <w:bCs/>
-          <w:i w:val="0"/>
-          <w:color w:val="1B1C1D"/>
-          <w:sz w:val="26"/>
-          <w:szCs w:val="26"/>
-          <w:bdr w:val="none" w:sz="0" w:space="0" w:color="auto" w:frame="1"/>
-        </w:rPr>
-        <w:t>NFS-e 2.1: Extração de Campos Essenciais (NFS-e)</w:t>
+        <w:t>Cenário NFS-e 2.1: Extração de Campos Essenciais (NFS-e)</w:t>
       </w:r>
     </w:p>
     <w:tbl>
@@ -16639,7 +16232,6 @@
     </w:p>
     <w:p>
       <w:pPr>
-        <w:cnfStyle w:val="000000100000" w:firstRow="0" w:lastRow="0" w:firstColumn="0" w:lastColumn="0" w:oddVBand="0" w:evenVBand="0" w:oddHBand="1" w:evenHBand="0" w:firstRowFirstColumn="0" w:firstRowLastColumn="0" w:lastRowFirstColumn="0" w:lastRowLastColumn="0"/>
         <w:rPr>
           <w:color w:val="1B1C1D"/>
         </w:rPr>
@@ -16667,7 +16259,6 @@
     </w:p>
     <w:p>
       <w:pPr>
-        <w:cnfStyle w:val="000000100000" w:firstRow="0" w:lastRow="0" w:firstColumn="0" w:lastColumn="0" w:oddVBand="0" w:evenVBand="0" w:oddHBand="1" w:evenHBand="0" w:firstRowFirstColumn="0" w:firstRowLastColumn="0" w:lastRowFirstColumn="0" w:lastRowLastColumn="0"/>
         <w:rPr>
           <w:color w:val="1B1C1D"/>
         </w:rPr>
@@ -16699,6 +16290,9 @@
         <w:jc w:val="center"/>
       </w:pPr>
       <w:r>
+        <w:rPr>
+          <w:noProof/>
+        </w:rPr>
         <w:drawing>
           <wp:inline distT="0" distB="0" distL="0" distR="0" wp14:anchorId="2A57B0BC" wp14:editId="752D8BE2">
             <wp:extent cx="3912616" cy="3199935"/>
@@ -16756,6 +16350,46 @@
           <w:color w:val="1B1C1D"/>
         </w:rPr>
       </w:pPr>
+      <w:r>
+        <w:rPr>
+          <w:color w:val="1B1C1D"/>
+        </w:rPr>
+        <w:drawing>
+          <wp:inline distT="0" distB="0" distL="0" distR="0" wp14:anchorId="46D6D5EC" wp14:editId="2356D8F6">
+            <wp:extent cx="3958197" cy="2560447"/>
+            <wp:effectExtent l="0" t="0" r="4445" b="0"/>
+            <wp:docPr id="3" name="Imagem 3"/>
+            <wp:cNvGraphicFramePr>
+              <a:graphicFrameLocks xmlns:a="http://schemas.openxmlformats.org/drawingml/2006/main" noChangeAspect="1"/>
+            </wp:cNvGraphicFramePr>
+            <a:graphic xmlns:a="http://schemas.openxmlformats.org/drawingml/2006/main">
+              <a:graphicData uri="http://schemas.openxmlformats.org/drawingml/2006/picture">
+                <pic:pic xmlns:pic="http://schemas.openxmlformats.org/drawingml/2006/picture">
+                  <pic:nvPicPr>
+                    <pic:cNvPr id="1" name=""/>
+                    <pic:cNvPicPr/>
+                  </pic:nvPicPr>
+                  <pic:blipFill>
+                    <a:blip r:embed="rId34"/>
+                    <a:stretch>
+                      <a:fillRect/>
+                    </a:stretch>
+                  </pic:blipFill>
+                  <pic:spPr>
+                    <a:xfrm>
+                      <a:off x="0" y="0"/>
+                      <a:ext cx="3963668" cy="2563986"/>
+                    </a:xfrm>
+                    <a:prstGeom prst="rect">
+                      <a:avLst/>
+                    </a:prstGeom>
+                  </pic:spPr>
+                </pic:pic>
+              </a:graphicData>
+            </a:graphic>
+          </wp:inline>
+        </w:drawing>
+      </w:r>
     </w:p>
     <w:p/>
     <w:p>
@@ -16848,6 +16482,7 @@
                 <w:color w:val="1B1C1D"/>
                 <w:bdr w:val="none" w:sz="0" w:space="0" w:color="auto" w:frame="1"/>
               </w:rPr>
+              <w:lastRenderedPageBreak/>
               <w:t>Título do Cenário</w:t>
             </w:r>
           </w:p>
@@ -17098,17 +16733,7 @@
                 <w:color w:val="1B1C1D"/>
                 <w:bdr w:val="none" w:sz="0" w:space="0" w:color="auto" w:frame="1"/>
               </w:rPr>
-              <w:t xml:space="preserve">COMPANHIA BRASILEIRA DE </w:t>
-            </w:r>
-            <w:r>
-              <w:rPr>
-                <w:b/>
-                <w:bCs/>
-                <w:color w:val="1B1C1D"/>
-                <w:bdr w:val="none" w:sz="0" w:space="0" w:color="auto" w:frame="1"/>
-              </w:rPr>
-              <w:lastRenderedPageBreak/>
-              <w:t>EDUC. E SIST. DE ENS. S.A - PR OP</w:t>
+              <w:t>COMPANHIA BRASILEIRA DE EDUC. E SIST. DE ENS. S.A - PR OP</w:t>
             </w:r>
             <w:r>
               <w:rPr>
@@ -17146,7 +16771,6 @@
               <w:rPr>
                 <w:color w:val="1B1C1D"/>
               </w:rPr>
-              <w:lastRenderedPageBreak/>
               <w:t xml:space="preserve">O agente deve gerar e executar a consulta SQL apropriada e retornar o somatório correto da coluna </w:t>
             </w:r>
             <w:r>
@@ -17162,14 +16786,7 @@
               <w:rPr>
                 <w:color w:val="1B1C1D"/>
               </w:rPr>
-              <w:t xml:space="preserve"> </w:t>
-            </w:r>
-            <w:r>
-              <w:rPr>
-                <w:color w:val="1B1C1D"/>
-              </w:rPr>
-              <w:lastRenderedPageBreak/>
-              <w:t>para o emitente.</w:t>
+              <w:t xml:space="preserve"> para o emitente.</w:t>
             </w:r>
           </w:p>
         </w:tc>
@@ -17209,7 +16826,6 @@
                 <w:color w:val="1B1C1D"/>
                 <w:bdr w:val="none" w:sz="0" w:space="0" w:color="auto" w:frame="1"/>
               </w:rPr>
-              <w:lastRenderedPageBreak/>
               <w:t>Consulta 3.2: Quantidade de Itens</w:t>
             </w:r>
           </w:p>
@@ -17450,6 +17066,7 @@
                 <w:color w:val="1B1C1D"/>
                 <w:bdr w:val="none" w:sz="0" w:space="0" w:color="auto" w:frame="1"/>
               </w:rPr>
+              <w:lastRenderedPageBreak/>
               <w:t>Título do Cenário</w:t>
             </w:r>
           </w:p>
@@ -17803,14 +17420,7 @@
               <w:rPr>
                 <w:color w:val="1B1C1D"/>
               </w:rPr>
-              <w:t xml:space="preserve">Combinar 5 arquivos (1 </w:t>
-            </w:r>
-            <w:r>
-              <w:rPr>
-                <w:color w:val="1B1C1D"/>
-              </w:rPr>
-              <w:lastRenderedPageBreak/>
-              <w:t>XML, 2 CSV, 2 Imagens)</w:t>
+              <w:t>Combinar 5 arquivos (1 XML, 2 CSV, 2 Imagens)</w:t>
             </w:r>
           </w:p>
         </w:tc>
@@ -17842,7 +17452,6 @@
               <w:rPr>
                 <w:color w:val="1B1C1D"/>
               </w:rPr>
-              <w:lastRenderedPageBreak/>
               <w:t xml:space="preserve">1. Processar em lote os 5 arquivos sequencialmente. 2. </w:t>
             </w:r>
             <w:r>
@@ -17852,7 +17461,6 @@
                 <w:color w:val="1B1C1D"/>
                 <w:bdr w:val="none" w:sz="0" w:space="0" w:color="auto" w:frame="1"/>
               </w:rPr>
-              <w:lastRenderedPageBreak/>
               <w:t>Pergunta (para cada arquivo):</w:t>
             </w:r>
             <w:r>
@@ -17891,7 +17499,6 @@
               <w:rPr>
                 <w:color w:val="1B1C1D"/>
               </w:rPr>
-              <w:lastRenderedPageBreak/>
               <w:t xml:space="preserve">O tempo médio por documento deve ser </w:t>
             </w:r>
             <w:r>
@@ -17906,14 +17513,7 @@
               <w:rPr>
                 <w:color w:val="1B1C1D"/>
               </w:rPr>
-              <w:t xml:space="preserve"> </w:t>
-            </w:r>
-            <w:r>
-              <w:rPr>
-                <w:color w:val="1B1C1D"/>
-              </w:rPr>
-              <w:lastRenderedPageBreak/>
-              <w:t xml:space="preserve">segundos, mantendo a precisão de extração </w:t>
+              <w:t xml:space="preserve"> segundos, mantendo a precisão de extração </w:t>
             </w:r>
             <w:r>
               <w:rPr>
@@ -17967,7 +17567,6 @@
                 <w:color w:val="1B1C1D"/>
                 <w:bdr w:val="none" w:sz="0" w:space="0" w:color="auto" w:frame="1"/>
               </w:rPr>
-              <w:lastRenderedPageBreak/>
               <w:t>Validação 4.3: Arquivo Corrompido/Vazio</w:t>
             </w:r>
           </w:p>
@@ -18196,6 +17795,7 @@
                 <w:b/>
                 <w:color w:val="1B1C1D"/>
               </w:rPr>
+              <w:lastRenderedPageBreak/>
               <w:t>Resultado Esperado</w:t>
             </w:r>
           </w:p>
@@ -18252,31 +17852,7 @@
               <w:rPr>
                 <w:color w:val="1B1C1D"/>
               </w:rPr>
-              <w:t xml:space="preserve"> O processamento deve ser concluído em </w:t>
-            </w:r>
-            <w:r>
-              <w:rPr>
-                <w:color w:val="1B1C1D"/>
-              </w:rPr>
-              <w:t xml:space="preserve">t </w:t>
-            </w:r>
-            <w:r>
-              <w:rPr>
-                <w:color w:val="1B1C1D"/>
-              </w:rPr>
-              <w:t xml:space="preserve">&lt; </w:t>
-            </w:r>
-            <w:r>
-              <w:rPr>
-                <w:color w:val="1B1C1D"/>
-              </w:rPr>
-              <w:t>6</w:t>
-            </w:r>
-            <w:r>
-              <w:rPr>
-                <w:color w:val="1B1C1D"/>
-              </w:rPr>
-              <w:t>0 segundos.</w:t>
+              <w:t xml:space="preserve"> O processamento deve ser concluído em t &lt; 60 segundos.</w:t>
             </w:r>
           </w:p>
         </w:tc>
@@ -18325,9 +17901,9 @@
       </w:pPr>
       <w:r>
         <w:rPr>
+          <w:noProof/>
           <w:color w:val="1B1C1D"/>
         </w:rPr>
-        <w:lastRenderedPageBreak/>
         <w:drawing>
           <wp:inline distT="0" distB="0" distL="0" distR="0" wp14:anchorId="1A1EB1E8" wp14:editId="6EE0F089">
             <wp:extent cx="3635102" cy="2895600"/>
@@ -18344,7 +17920,7 @@
                     <pic:cNvPicPr/>
                   </pic:nvPicPr>
                   <pic:blipFill>
-                    <a:blip r:embed="rId34"/>
+                    <a:blip r:embed="rId35"/>
                     <a:stretch>
                       <a:fillRect/>
                     </a:stretch>
@@ -18405,7 +17981,7 @@
         </w:rPr>
         <w:t xml:space="preserve">Cenário 2 – Carga de </w:t>
       </w:r>
-      <w:hyperlink r:id="rId35">
+      <w:hyperlink r:id="rId36">
         <w:r>
           <w:rPr>
             <w:b/>
@@ -18444,6 +18020,7 @@
           <w:b/>
           <w:noProof/>
         </w:rPr>
+        <w:lastRenderedPageBreak/>
         <w:drawing>
           <wp:inline distT="0" distB="0" distL="0" distR="0" wp14:anchorId="50016DB5" wp14:editId="61DAAACB">
             <wp:extent cx="3236968" cy="4077040"/>
@@ -18458,7 +18035,7 @@
                     <pic:cNvPicPr preferRelativeResize="0"/>
                   </pic:nvPicPr>
                   <pic:blipFill>
-                    <a:blip r:embed="rId36"/>
+                    <a:blip r:embed="rId37"/>
                     <a:srcRect/>
                     <a:stretch>
                       <a:fillRect/>
@@ -18493,7 +18070,7 @@
         </w:rPr>
         <w:t xml:space="preserve">Cenário 3 – Carga na interface de </w:t>
       </w:r>
-      <w:hyperlink r:id="rId37">
+      <w:hyperlink r:id="rId38">
         <w:r>
           <w:rPr>
             <w:b/>
@@ -18526,7 +18103,6 @@
           <w:b/>
           <w:noProof/>
         </w:rPr>
-        <w:lastRenderedPageBreak/>
         <w:drawing>
           <wp:inline distT="0" distB="0" distL="0" distR="0" wp14:anchorId="1CD7191F" wp14:editId="02EB78E8">
             <wp:extent cx="3010907" cy="3966509"/>
@@ -18541,7 +18117,7 @@
                     <pic:cNvPicPr preferRelativeResize="0"/>
                   </pic:nvPicPr>
                   <pic:blipFill>
-                    <a:blip r:embed="rId38"/>
+                    <a:blip r:embed="rId39"/>
                     <a:srcRect/>
                     <a:stretch>
                       <a:fillRect/>
@@ -18574,9 +18150,10 @@
         <w:rPr>
           <w:b/>
         </w:rPr>
+        <w:lastRenderedPageBreak/>
         <w:t xml:space="preserve">Cenário 4 – Carga na interface de </w:t>
       </w:r>
-      <w:hyperlink r:id="rId39">
+      <w:hyperlink r:id="rId40">
         <w:r>
           <w:rPr>
             <w:b/>
@@ -18651,7 +18228,7 @@
                     <pic:cNvPicPr preferRelativeResize="0"/>
                   </pic:nvPicPr>
                   <pic:blipFill>
-                    <a:blip r:embed="rId40"/>
+                    <a:blip r:embed="rId41"/>
                     <a:srcRect/>
                     <a:stretch>
                       <a:fillRect/>
@@ -18686,7 +18263,7 @@
         </w:rPr>
         <w:t xml:space="preserve">Cenário 4 – Carga de </w:t>
       </w:r>
-      <w:hyperlink r:id="rId41">
+      <w:hyperlink r:id="rId42">
         <w:r>
           <w:rPr>
             <w:b/>
@@ -18725,7 +18302,6 @@
           <w:b/>
           <w:noProof/>
         </w:rPr>
-        <w:lastRenderedPageBreak/>
         <w:drawing>
           <wp:inline distT="0" distB="0" distL="0" distR="0" wp14:anchorId="0CB3CD83" wp14:editId="68DFC346">
             <wp:extent cx="2948025" cy="3809482"/>
@@ -18740,7 +18316,7 @@
                     <pic:cNvPicPr preferRelativeResize="0"/>
                   </pic:nvPicPr>
                   <pic:blipFill>
-                    <a:blip r:embed="rId42"/>
+                    <a:blip r:embed="rId43"/>
                     <a:srcRect/>
                     <a:stretch>
                       <a:fillRect/>
@@ -18783,6 +18359,7 @@
           <w:sz w:val="36"/>
           <w:szCs w:val="36"/>
         </w:rPr>
+        <w:lastRenderedPageBreak/>
         <w:t>13. Instalação</w:t>
       </w:r>
     </w:p>
@@ -18842,7 +18419,7 @@
         </w:rPr>
         <w:t> </w:t>
       </w:r>
-      <w:hyperlink r:id="rId43" w:history="1">
+      <w:hyperlink r:id="rId44" w:history="1">
         <w:r>
           <w:rPr>
             <w:rStyle w:val="Hyperlink"/>
@@ -18904,7 +18481,7 @@
         </w:rPr>
         <w:t>Instale o </w:t>
       </w:r>
-      <w:hyperlink r:id="rId44" w:history="1">
+      <w:hyperlink r:id="rId45" w:history="1">
         <w:r>
           <w:rPr>
             <w:rStyle w:val="Hyperlink"/>
@@ -19119,7 +18696,7 @@
         </w:rPr>
         <w:t>Pronto! Acesse </w:t>
       </w:r>
-      <w:hyperlink r:id="rId45" w:history="1">
+      <w:hyperlink r:id="rId46" w:history="1">
         <w:r>
           <w:rPr>
             <w:rStyle w:val="Hyperlink"/>
@@ -19169,7 +18746,7 @@
           <w:color w:val="1F2328"/>
         </w:rPr>
       </w:pPr>
-      <w:hyperlink r:id="rId46" w:history="1">
+      <w:hyperlink r:id="rId47" w:history="1">
         <w:proofErr w:type="spellStart"/>
         <w:r>
           <w:rPr>
@@ -19195,7 +18772,7 @@
           <w:color w:val="1F2328"/>
         </w:rPr>
       </w:pPr>
-      <w:hyperlink r:id="rId47" w:history="1">
+      <w:hyperlink r:id="rId48" w:history="1">
         <w:r>
           <w:rPr>
             <w:rStyle w:val="Hyperlink"/>
@@ -19221,7 +18798,7 @@
           <w:u w:val="none"/>
         </w:rPr>
       </w:pPr>
-      <w:hyperlink r:id="rId48" w:history="1">
+      <w:hyperlink r:id="rId49" w:history="1">
         <w:proofErr w:type="spellStart"/>
         <w:r>
           <w:rPr>
@@ -19247,7 +18824,7 @@
           <w:color w:val="1F2328"/>
         </w:rPr>
       </w:pPr>
-      <w:hyperlink r:id="rId49" w:history="1">
+      <w:hyperlink r:id="rId50" w:history="1">
         <w:proofErr w:type="spellStart"/>
         <w:r>
           <w:rPr>
@@ -19293,7 +18870,6 @@
           <w:sz w:val="36"/>
           <w:szCs w:val="36"/>
         </w:rPr>
-        <w:lastRenderedPageBreak/>
         <w:t xml:space="preserve">13.3 </w:t>
       </w:r>
       <w:r>
@@ -19527,7 +19103,7 @@
         </w:rPr>
         <w:t>Instale o </w:t>
       </w:r>
-      <w:hyperlink r:id="rId50" w:history="1">
+      <w:hyperlink r:id="rId51" w:history="1">
         <w:r>
           <w:rPr>
             <w:rStyle w:val="Hyperlink"/>
@@ -19570,7 +19146,7 @@
         </w:rPr>
         <w:t>Baixe o </w:t>
       </w:r>
-      <w:hyperlink r:id="rId51" w:history="1">
+      <w:hyperlink r:id="rId52" w:history="1">
         <w:r>
           <w:rPr>
             <w:rStyle w:val="Hyperlink"/>
@@ -19819,9 +19395,10 @@
           <w:sz w:val="20"/>
           <w:szCs w:val="20"/>
         </w:rPr>
+        <w:lastRenderedPageBreak/>
         <w:t>1 - Dependências: </w:t>
       </w:r>
-      <w:hyperlink r:id="rId52" w:history="1">
+      <w:hyperlink r:id="rId53" w:history="1">
         <w:r>
           <w:rPr>
             <w:rStyle w:val="Hyperlink"/>
@@ -19842,7 +19419,7 @@
         </w:rPr>
         <w:t> (Para Windows), </w:t>
       </w:r>
-      <w:hyperlink r:id="rId53" w:history="1">
+      <w:hyperlink r:id="rId54" w:history="1">
         <w:r>
           <w:rPr>
             <w:rStyle w:val="Hyperlink"/>
@@ -19886,7 +19463,7 @@
         </w:rPr>
         <w:t>2 - Script Python: </w:t>
       </w:r>
-      <w:hyperlink r:id="rId54" w:history="1">
+      <w:hyperlink r:id="rId55" w:history="1">
         <w:r>
           <w:rPr>
             <w:rStyle w:val="Hyperlink"/>
@@ -19921,7 +19498,7 @@
         </w:rPr>
         <w:t>3 - Script OCR: </w:t>
       </w:r>
-      <w:hyperlink r:id="rId55" w:history="1">
+      <w:hyperlink r:id="rId56" w:history="1">
         <w:r>
           <w:rPr>
             <w:rStyle w:val="Hyperlink"/>
@@ -19998,15 +19575,7 @@
           <w:rFonts w:ascii="Arial" w:hAnsi="Arial" w:cs="Arial"/>
           <w:color w:val="1F2328"/>
         </w:rPr>
-        <w:t xml:space="preserve">pip install -r </w:t>
-      </w:r>
-      <w:proofErr w:type="gramStart"/>
-      <w:r>
-        <w:rPr>
-          <w:rFonts w:ascii="Arial" w:hAnsi="Arial" w:cs="Arial"/>
-          <w:color w:val="1F2328"/>
-        </w:rPr>
-        <w:t xml:space="preserve">requirements_linux.txt  </w:t>
+        <w:t xml:space="preserve">pip install -r requirements_linux.txt  </w:t>
       </w:r>
       <w:r>
         <w:rPr>
@@ -20014,16 +19583,7 @@
           <w:rFonts w:ascii="Arial" w:eastAsiaTheme="majorEastAsia" w:hAnsi="Arial" w:cs="Arial"/>
           <w:color w:val="59636E"/>
         </w:rPr>
-        <w:t>#</w:t>
-      </w:r>
-      <w:proofErr w:type="gramEnd"/>
-      <w:r>
-        <w:rPr>
-          <w:rStyle w:val="pl-c"/>
-          <w:rFonts w:ascii="Arial" w:eastAsiaTheme="majorEastAsia" w:hAnsi="Arial" w:cs="Arial"/>
-          <w:color w:val="59636E"/>
-        </w:rPr>
-        <w:t xml:space="preserve"> Linux</w:t>
+        <w:t># Linux</w:t>
       </w:r>
     </w:p>
     <w:p>
@@ -20064,23 +19624,7 @@
           <w:rFonts w:ascii="Arial" w:hAnsi="Arial" w:cs="Arial"/>
           <w:color w:val="1F2328"/>
         </w:rPr>
-        <w:t>streamlit run agente_nfe.py --</w:t>
-      </w:r>
-      <w:proofErr w:type="gramStart"/>
-      <w:r>
-        <w:rPr>
-          <w:rFonts w:ascii="Arial" w:hAnsi="Arial" w:cs="Arial"/>
-          <w:color w:val="1F2328"/>
-        </w:rPr>
-        <w:t>server.port</w:t>
-      </w:r>
-      <w:proofErr w:type="gramEnd"/>
-      <w:r>
-        <w:rPr>
-          <w:rFonts w:ascii="Arial" w:hAnsi="Arial" w:cs="Arial"/>
-          <w:color w:val="1F2328"/>
-        </w:rPr>
-        <w:t xml:space="preserve"> 8000</w:t>
+        <w:t>streamlit run agente_nfe.py --server.port 8000</w:t>
       </w:r>
     </w:p>
     <w:p>
@@ -20105,7 +19649,7 @@
         </w:rPr>
         <w:t>Acesse: </w:t>
       </w:r>
-      <w:hyperlink r:id="rId56" w:history="1">
+      <w:hyperlink r:id="rId57" w:history="1">
         <w:r>
           <w:rPr>
             <w:rStyle w:val="Hyperlink"/>
@@ -20157,7 +19701,7 @@
           <w:color w:val="1F2328"/>
         </w:rPr>
       </w:pPr>
-      <w:hyperlink r:id="rId57" w:history="1">
+      <w:hyperlink r:id="rId58" w:history="1">
         <w:r>
           <w:rPr>
             <w:rStyle w:val="Hyperlink"/>
@@ -20181,7 +19725,7 @@
           <w:color w:val="1F2328"/>
         </w:rPr>
       </w:pPr>
-      <w:hyperlink r:id="rId58" w:history="1">
+      <w:hyperlink r:id="rId59" w:history="1">
         <w:r>
           <w:rPr>
             <w:rStyle w:val="Hyperlink"/>
@@ -20207,7 +19751,7 @@
           <w:u w:val="none"/>
         </w:rPr>
       </w:pPr>
-      <w:hyperlink r:id="rId59" w:history="1">
+      <w:hyperlink r:id="rId60" w:history="1">
         <w:r>
           <w:rPr>
             <w:rStyle w:val="Hyperlink"/>
@@ -20231,7 +19775,7 @@
           <w:color w:val="1F2328"/>
         </w:rPr>
       </w:pPr>
-      <w:hyperlink r:id="rId60" w:history="1">
+      <w:hyperlink r:id="rId61" w:history="1">
         <w:r>
           <w:rPr>
             <w:rStyle w:val="Hyperlink"/>
@@ -20367,7 +19911,6 @@
           <w:rFonts w:ascii="Segoe UI" w:hAnsi="Segoe UI" w:cs="Segoe UI"/>
           <w:color w:val="1F2328"/>
         </w:rPr>
-        <w:lastRenderedPageBreak/>
         <w:t xml:space="preserve">“Quem descobriu o Brasil?” (Sim, ele vai saber que isso não tem nada a ver </w:t>
       </w:r>
       <w:r>
@@ -20590,7 +20133,7 @@
       <w:bookmarkEnd w:id="8"/>
     </w:p>
     <w:sectPr>
-      <w:footerReference w:type="default" r:id="rId61"/>
+      <w:footerReference w:type="default" r:id="rId62"/>
       <w:pgSz w:w="11906" w:h="16838"/>
       <w:pgMar w:top="1417" w:right="1701" w:bottom="1417" w:left="1701" w:header="708" w:footer="708" w:gutter="0"/>
       <w:pgNumType w:start="1"/>

--- a/Desafio 2 - Projeto - 11062025/Versões Relatório/Grupo_01_Proposta_de_Projeto v4.docx
+++ b/Desafio 2 - Projeto - 11062025/Versões Relatório/Grupo_01_Proposta_de_Projeto v4.docx
@@ -29,7 +29,7 @@
                     <pic:cNvPicPr preferRelativeResize="0"/>
                   </pic:nvPicPr>
                   <pic:blipFill>
-                    <a:blip r:embed="rId8"/>
+                    <a:blip r:embed="rId9"/>
                     <a:srcRect/>
                     <a:stretch>
                       <a:fillRect/>
@@ -535,12 +535,12 @@
           <w:szCs w:val="24"/>
         </w:rPr>
         <w:sectPr>
-          <w:headerReference w:type="even" r:id="rId9"/>
-          <w:headerReference w:type="default" r:id="rId10"/>
-          <w:footerReference w:type="even" r:id="rId11"/>
-          <w:footerReference w:type="default" r:id="rId12"/>
-          <w:headerReference w:type="first" r:id="rId13"/>
-          <w:footerReference w:type="first" r:id="rId14"/>
+          <w:headerReference w:type="even" r:id="rId10"/>
+          <w:headerReference w:type="default" r:id="rId11"/>
+          <w:footerReference w:type="even" r:id="rId12"/>
+          <w:footerReference w:type="default" r:id="rId13"/>
+          <w:headerReference w:type="first" r:id="rId14"/>
+          <w:footerReference w:type="first" r:id="rId15"/>
           <w:pgSz w:w="11906" w:h="16838"/>
           <w:pgMar w:top="1417" w:right="1701" w:bottom="1417" w:left="1701" w:header="708" w:footer="708" w:gutter="0"/>
           <w:pgNumType w:start="1"/>
@@ -1268,7 +1268,7 @@
                     <pic:cNvPicPr preferRelativeResize="0"/>
                   </pic:nvPicPr>
                   <pic:blipFill>
-                    <a:blip r:embed="rId15"/>
+                    <a:blip r:embed="rId16"/>
                     <a:srcRect/>
                     <a:stretch>
                       <a:fillRect/>
@@ -1341,7 +1341,7 @@
                     <pic:cNvPicPr preferRelativeResize="0"/>
                   </pic:nvPicPr>
                   <pic:blipFill>
-                    <a:blip r:embed="rId16"/>
+                    <a:blip r:embed="rId17"/>
                     <a:srcRect/>
                     <a:stretch>
                       <a:fillRect/>
@@ -1973,12 +1973,16 @@
       <w:r>
         <w:t xml:space="preserve"> (</w:t>
       </w:r>
-      <w:hyperlink r:id="rId17" w:history="1">
+      <w:hyperlink r:id="rId18" w:history="1">
         <w:r>
           <w:rPr>
             <w:rStyle w:val="Hyperlink"/>
+            <w:rFonts w:ascii="IBM Plex Mono" w:hAnsi="IBM Plex Mono"/>
+            <w:sz w:val="18"/>
+            <w:szCs w:val="20"/>
+            <w:shd w:val="clear" w:color="auto" w:fill="FFFFFF"/>
           </w:rPr>
-          <w:t>DeepSeek-TNG-R1T2-Chimera</w:t>
+          <w:t>Mistral-Small-3.2-24B-Instruct-2506</w:t>
         </w:r>
       </w:hyperlink>
       <w:r>
@@ -2200,12 +2204,16 @@
         </w:numPr>
         <w:spacing w:after="0" w:line="240" w:lineRule="auto"/>
       </w:pPr>
-      <w:hyperlink r:id="rId18" w:history="1">
+      <w:hyperlink r:id="rId19" w:history="1">
         <w:r>
           <w:rPr>
             <w:rStyle w:val="Hyperlink"/>
+            <w:rFonts w:ascii="IBM Plex Mono" w:hAnsi="IBM Plex Mono"/>
+            <w:sz w:val="18"/>
+            <w:szCs w:val="20"/>
+            <w:shd w:val="clear" w:color="auto" w:fill="FFFFFF"/>
           </w:rPr>
-          <w:t>DeepSeek-TNG-R1T2-Chimera</w:t>
+          <w:t>Mistral-Small-3.2-24B-Instruct-2506</w:t>
         </w:r>
       </w:hyperlink>
       <w:r>
@@ -2345,7 +2353,7 @@
       <w:r>
         <w:t xml:space="preserve"> Cloud Community (</w:t>
       </w:r>
-      <w:hyperlink r:id="rId19" w:history="1">
+      <w:hyperlink r:id="rId20" w:history="1">
         <w:r>
           <w:rPr>
             <w:rStyle w:val="Hyperlink"/>
@@ -2614,7 +2622,7 @@
         </w:rPr>
         <w:t xml:space="preserve">. Pode utilizar os documentos do </w:t>
       </w:r>
-      <w:hyperlink r:id="rId20" w:history="1">
+      <w:hyperlink r:id="rId21" w:history="1">
         <w:r>
           <w:rPr>
             <w:rStyle w:val="Hyperlink"/>
@@ -3439,7 +3447,7 @@
         </w:rPr>
         <w:t xml:space="preserve"> do </w:t>
       </w:r>
-      <w:hyperlink r:id="rId21" w:history="1">
+      <w:hyperlink r:id="rId22" w:history="1">
         <w:r>
           <w:rPr>
             <w:rStyle w:val="Hyperlink"/>
@@ -3717,7 +3725,7 @@
         </w:rPr>
         <w:t xml:space="preserve"> do </w:t>
       </w:r>
-      <w:hyperlink r:id="rId22" w:history="1">
+      <w:hyperlink r:id="rId23" w:history="1">
         <w:r>
           <w:rPr>
             <w:rStyle w:val="Hyperlink"/>
@@ -4119,7 +4127,23 @@
                 <w:b/>
                 <w:color w:val="FFFFFF"/>
               </w:rPr>
-              <w:t>09/06 à 17/07</w:t>
+              <w:t xml:space="preserve">09/06 </w:t>
+            </w:r>
+            <w:proofErr w:type="gramStart"/>
+            <w:r>
+              <w:rPr>
+                <w:b/>
+                <w:color w:val="FFFFFF"/>
+              </w:rPr>
+              <w:t>à</w:t>
+            </w:r>
+            <w:proofErr w:type="gramEnd"/>
+            <w:r>
+              <w:rPr>
+                <w:b/>
+                <w:color w:val="FFFFFF"/>
+              </w:rPr>
+              <w:t xml:space="preserve"> 17/07</w:t>
             </w:r>
           </w:p>
         </w:tc>
@@ -4241,7 +4265,21 @@
               <w:rPr>
                 <w:color w:val="000000"/>
               </w:rPr>
-              <w:t>09/06 à 16/06</w:t>
+              <w:t xml:space="preserve">09/06 </w:t>
+            </w:r>
+            <w:proofErr w:type="gramStart"/>
+            <w:r>
+              <w:rPr>
+                <w:color w:val="000000"/>
+              </w:rPr>
+              <w:t>à</w:t>
+            </w:r>
+            <w:proofErr w:type="gramEnd"/>
+            <w:r>
+              <w:rPr>
+                <w:color w:val="000000"/>
+              </w:rPr>
+              <w:t xml:space="preserve"> 16/06</w:t>
             </w:r>
           </w:p>
         </w:tc>
@@ -4385,7 +4423,21 @@
               <w:rPr>
                 <w:color w:val="000000"/>
               </w:rPr>
-              <w:t>17/06 à 01/07</w:t>
+              <w:t xml:space="preserve">17/06 </w:t>
+            </w:r>
+            <w:proofErr w:type="gramStart"/>
+            <w:r>
+              <w:rPr>
+                <w:color w:val="000000"/>
+              </w:rPr>
+              <w:t>à</w:t>
+            </w:r>
+            <w:proofErr w:type="gramEnd"/>
+            <w:r>
+              <w:rPr>
+                <w:color w:val="000000"/>
+              </w:rPr>
+              <w:t xml:space="preserve"> 01/07</w:t>
             </w:r>
           </w:p>
         </w:tc>
@@ -4557,7 +4609,21 @@
               <w:rPr>
                 <w:color w:val="000000"/>
               </w:rPr>
-              <w:t>02/07 à 10/07</w:t>
+              <w:t xml:space="preserve">02/07 </w:t>
+            </w:r>
+            <w:proofErr w:type="gramStart"/>
+            <w:r>
+              <w:rPr>
+                <w:color w:val="000000"/>
+              </w:rPr>
+              <w:t>à</w:t>
+            </w:r>
+            <w:proofErr w:type="gramEnd"/>
+            <w:r>
+              <w:rPr>
+                <w:color w:val="000000"/>
+              </w:rPr>
+              <w:t xml:space="preserve"> 10/07</w:t>
             </w:r>
           </w:p>
         </w:tc>
@@ -4687,7 +4753,21 @@
               <w:rPr>
                 <w:color w:val="000000"/>
               </w:rPr>
-              <w:t>11/07 à 17/07</w:t>
+              <w:t xml:space="preserve">11/07 </w:t>
+            </w:r>
+            <w:proofErr w:type="gramStart"/>
+            <w:r>
+              <w:rPr>
+                <w:color w:val="000000"/>
+              </w:rPr>
+              <w:t>à</w:t>
+            </w:r>
+            <w:proofErr w:type="gramEnd"/>
+            <w:r>
+              <w:rPr>
+                <w:color w:val="000000"/>
+              </w:rPr>
+              <w:t xml:space="preserve"> 17/07</w:t>
             </w:r>
           </w:p>
         </w:tc>
@@ -4810,7 +4890,23 @@
                 <w:b/>
                 <w:color w:val="FFFFFF"/>
               </w:rPr>
-              <w:t>18/07 à 14/08</w:t>
+              <w:t xml:space="preserve">18/07 </w:t>
+            </w:r>
+            <w:proofErr w:type="gramStart"/>
+            <w:r>
+              <w:rPr>
+                <w:b/>
+                <w:color w:val="FFFFFF"/>
+              </w:rPr>
+              <w:t>à</w:t>
+            </w:r>
+            <w:proofErr w:type="gramEnd"/>
+            <w:r>
+              <w:rPr>
+                <w:b/>
+                <w:color w:val="FFFFFF"/>
+              </w:rPr>
+              <w:t xml:space="preserve"> 14/08</w:t>
             </w:r>
           </w:p>
         </w:tc>
@@ -4936,7 +5032,21 @@
               <w:rPr>
                 <w:color w:val="000000"/>
               </w:rPr>
-              <w:t>18/07 à 31/07</w:t>
+              <w:t xml:space="preserve">18/07 </w:t>
+            </w:r>
+            <w:proofErr w:type="gramStart"/>
+            <w:r>
+              <w:rPr>
+                <w:color w:val="000000"/>
+              </w:rPr>
+              <w:t>à</w:t>
+            </w:r>
+            <w:proofErr w:type="gramEnd"/>
+            <w:r>
+              <w:rPr>
+                <w:color w:val="000000"/>
+              </w:rPr>
+              <w:t xml:space="preserve"> 31/07</w:t>
             </w:r>
           </w:p>
         </w:tc>
@@ -5087,7 +5197,21 @@
               <w:rPr>
                 <w:color w:val="000000"/>
               </w:rPr>
-              <w:t>01/08 à 14/08</w:t>
+              <w:t xml:space="preserve">01/08 </w:t>
+            </w:r>
+            <w:proofErr w:type="gramStart"/>
+            <w:r>
+              <w:rPr>
+                <w:color w:val="000000"/>
+              </w:rPr>
+              <w:t>à</w:t>
+            </w:r>
+            <w:proofErr w:type="gramEnd"/>
+            <w:r>
+              <w:rPr>
+                <w:color w:val="000000"/>
+              </w:rPr>
+              <w:t xml:space="preserve"> 14/08</w:t>
             </w:r>
           </w:p>
         </w:tc>
@@ -5210,7 +5334,23 @@
                 <w:b/>
                 <w:color w:val="FFFFFF"/>
               </w:rPr>
-              <w:t>15/08 à 04/09</w:t>
+              <w:t xml:space="preserve">15/08 </w:t>
+            </w:r>
+            <w:proofErr w:type="gramStart"/>
+            <w:r>
+              <w:rPr>
+                <w:b/>
+                <w:color w:val="FFFFFF"/>
+              </w:rPr>
+              <w:t>à</w:t>
+            </w:r>
+            <w:proofErr w:type="gramEnd"/>
+            <w:r>
+              <w:rPr>
+                <w:b/>
+                <w:color w:val="FFFFFF"/>
+              </w:rPr>
+              <w:t xml:space="preserve"> 04/09</w:t>
             </w:r>
           </w:p>
         </w:tc>
@@ -5320,7 +5460,21 @@
               <w:rPr>
                 <w:color w:val="000000"/>
               </w:rPr>
-              <w:t xml:space="preserve"> à 2</w:t>
+              <w:t xml:space="preserve"> </w:t>
+            </w:r>
+            <w:proofErr w:type="gramStart"/>
+            <w:r>
+              <w:rPr>
+                <w:color w:val="000000"/>
+              </w:rPr>
+              <w:t>à</w:t>
+            </w:r>
+            <w:proofErr w:type="gramEnd"/>
+            <w:r>
+              <w:rPr>
+                <w:color w:val="000000"/>
+              </w:rPr>
+              <w:t xml:space="preserve"> 2</w:t>
             </w:r>
             <w:r>
               <w:rPr>
@@ -5627,7 +5781,21 @@
               <w:rPr>
                 <w:color w:val="000000"/>
               </w:rPr>
-              <w:t xml:space="preserve"> à </w:t>
+              <w:t xml:space="preserve"> </w:t>
+            </w:r>
+            <w:proofErr w:type="gramStart"/>
+            <w:r>
+              <w:rPr>
+                <w:color w:val="000000"/>
+              </w:rPr>
+              <w:t>à</w:t>
+            </w:r>
+            <w:proofErr w:type="gramEnd"/>
+            <w:r>
+              <w:rPr>
+                <w:color w:val="000000"/>
+              </w:rPr>
+              <w:t xml:space="preserve"> </w:t>
             </w:r>
             <w:r>
               <w:rPr>
@@ -5788,7 +5956,23 @@
                 <w:b/>
                 <w:color w:val="FFFFFF"/>
               </w:rPr>
-              <w:t xml:space="preserve"> à </w:t>
+              <w:t xml:space="preserve"> </w:t>
+            </w:r>
+            <w:proofErr w:type="gramStart"/>
+            <w:r>
+              <w:rPr>
+                <w:b/>
+                <w:color w:val="FFFFFF"/>
+              </w:rPr>
+              <w:t>à</w:t>
+            </w:r>
+            <w:proofErr w:type="gramEnd"/>
+            <w:r>
+              <w:rPr>
+                <w:b/>
+                <w:color w:val="FFFFFF"/>
+              </w:rPr>
+              <w:t xml:space="preserve"> </w:t>
             </w:r>
             <w:r>
               <w:rPr>
@@ -5992,7 +6176,7 @@
                     <pic:cNvPicPr/>
                   </pic:nvPicPr>
                   <pic:blipFill>
-                    <a:blip r:embed="rId23"/>
+                    <a:blip r:embed="rId24"/>
                     <a:stretch>
                       <a:fillRect/>
                     </a:stretch>
@@ -6089,7 +6273,7 @@
         </w:rPr>
         <w:t xml:space="preserve"> do </w:t>
       </w:r>
-      <w:hyperlink r:id="rId24" w:history="1">
+      <w:hyperlink r:id="rId25" w:history="1">
         <w:r>
           <w:rPr>
             <w:rStyle w:val="Hyperlink"/>
@@ -6119,7 +6303,14 @@
         <w:rPr>
           <w:b/>
         </w:rPr>
-        <w:t>RD001: Análise Detalhada de Tipos de Documentos Fiscais Brasileiros</w:t>
+        <w:t xml:space="preserve">RD001: Análise Detalhada de Tipos de Documentos Fiscais </w:t>
+      </w:r>
+      <w:proofErr w:type="gramStart"/>
+      <w:r>
+        <w:rPr>
+          <w:b/>
+        </w:rPr>
+        <w:t>Brasileiros</w:t>
       </w:r>
       <w:r>
         <w:t xml:space="preserve"> </w:t>
@@ -6130,6 +6321,7 @@
         </w:rPr>
         <w:t>:</w:t>
       </w:r>
+      <w:proofErr w:type="gramEnd"/>
     </w:p>
     <w:p>
       <w:pPr>
@@ -6218,7 +6410,21 @@
         <w:rPr>
           <w:b/>
         </w:rPr>
-        <w:t>CT-e (Conhecimento de Transporte Eletrônico):</w:t>
+        <w:t>CT-</w:t>
+      </w:r>
+      <w:proofErr w:type="gramStart"/>
+      <w:r>
+        <w:rPr>
+          <w:b/>
+        </w:rPr>
+        <w:t>e</w:t>
+      </w:r>
+      <w:proofErr w:type="gramEnd"/>
+      <w:r>
+        <w:rPr>
+          <w:b/>
+        </w:rPr>
+        <w:t xml:space="preserve"> (Conhecimento de Transporte Eletrônico):</w:t>
       </w:r>
     </w:p>
     <w:p>
@@ -9979,7 +10185,15 @@
         </w:numPr>
       </w:pPr>
       <w:r>
-        <w:t>O LLM deve interpretar a pergunta, buscar os dados no banco de dados estruturado e apresentar a resposta de forma no formato de tabela contendo os campos e seus respectivos valores que respondem a pergunta do usuário.</w:t>
+        <w:t xml:space="preserve">O LLM deve interpretar a pergunta, buscar os dados no banco de dados estruturado e apresentar a resposta de forma no formato de tabela contendo os campos e seus respectivos valores que respondem </w:t>
+      </w:r>
+      <w:proofErr w:type="gramStart"/>
+      <w:r>
+        <w:t>a</w:t>
+      </w:r>
+      <w:proofErr w:type="gramEnd"/>
+      <w:r>
+        <w:t xml:space="preserve"> pergunta do usuário.</w:t>
       </w:r>
     </w:p>
     <w:p>
@@ -12012,7 +12226,7 @@
         </w:rPr>
         <w:t xml:space="preserve"> </w:t>
       </w:r>
-      <w:hyperlink r:id="rId25" w:history="1">
+      <w:hyperlink r:id="rId26" w:history="1">
         <w:r>
           <w:rPr>
             <w:rStyle w:val="Hyperlink"/>
@@ -12387,7 +12601,23 @@
           <w:rFonts w:ascii="Arial" w:eastAsia="Arial" w:hAnsi="Arial" w:cs="Arial"/>
           <w:color w:val="000000"/>
         </w:rPr>
-        <w:t>Se a resposta não for possível: Retorna a indicação "Não", sinalizando a impossibilidade de fornecer uma resposta.</w:t>
+        <w:t xml:space="preserve">Se a resposta não for possível: Retorna </w:t>
+      </w:r>
+      <w:proofErr w:type="gramStart"/>
+      <w:r>
+        <w:rPr>
+          <w:rFonts w:ascii="Arial" w:eastAsia="Arial" w:hAnsi="Arial" w:cs="Arial"/>
+          <w:color w:val="000000"/>
+        </w:rPr>
+        <w:t>a</w:t>
+      </w:r>
+      <w:proofErr w:type="gramEnd"/>
+      <w:r>
+        <w:rPr>
+          <w:rFonts w:ascii="Arial" w:eastAsia="Arial" w:hAnsi="Arial" w:cs="Arial"/>
+          <w:color w:val="000000"/>
+        </w:rPr>
+        <w:t xml:space="preserve"> indicação "Não", sinalizando a impossibilidade de fornecer uma resposta.</w:t>
       </w:r>
     </w:p>
     <w:p>
@@ -12730,7 +12960,7 @@
         </w:rPr>
         <w:t xml:space="preserve">. Aproveitar os documentos fornecidos no </w:t>
       </w:r>
-      <w:hyperlink r:id="rId26" w:history="1">
+      <w:hyperlink r:id="rId27" w:history="1">
         <w:r>
           <w:rPr>
             <w:rStyle w:val="Hyperlink"/>
@@ -14043,7 +14273,27 @@
                 <w:color w:val="1B1C1D"/>
                 <w:bdr w:val="none" w:sz="0" w:space="0" w:color="auto" w:frame="1"/>
               </w:rPr>
-              <w:t>CT-e 1.1: Extração de Dados Base de CT-e</w:t>
+              <w:t>CT-</w:t>
+            </w:r>
+            <w:proofErr w:type="gramStart"/>
+            <w:r>
+              <w:rPr>
+                <w:b w:val="0"/>
+                <w:bCs w:val="0"/>
+                <w:color w:val="1B1C1D"/>
+                <w:bdr w:val="none" w:sz="0" w:space="0" w:color="auto" w:frame="1"/>
+              </w:rPr>
+              <w:t>e</w:t>
+            </w:r>
+            <w:proofErr w:type="gramEnd"/>
+            <w:r>
+              <w:rPr>
+                <w:b w:val="0"/>
+                <w:bCs w:val="0"/>
+                <w:color w:val="1B1C1D"/>
+                <w:bdr w:val="none" w:sz="0" w:space="0" w:color="auto" w:frame="1"/>
+              </w:rPr>
+              <w:t xml:space="preserve"> 1.1: Extração de Dados Base de CT-e</w:t>
             </w:r>
           </w:p>
         </w:tc>
@@ -14711,7 +14961,7 @@
         </w:rPr>
         <w:t xml:space="preserve">1. Carregar o arquivo </w:t>
       </w:r>
-      <w:hyperlink r:id="rId27" w:history="1">
+      <w:hyperlink r:id="rId28" w:history="1">
         <w:proofErr w:type="spellStart"/>
         <w:r>
           <w:rPr>
@@ -14802,7 +15052,7 @@
                     <pic:cNvPicPr/>
                   </pic:nvPicPr>
                   <pic:blipFill>
-                    <a:blip r:embed="rId28"/>
+                    <a:blip r:embed="rId29"/>
                     <a:stretch>
                       <a:fillRect/>
                     </a:stretch>
@@ -14861,7 +15111,7 @@
                     <pic:cNvPicPr/>
                   </pic:nvPicPr>
                   <pic:blipFill>
-                    <a:blip r:embed="rId29"/>
+                    <a:blip r:embed="rId30"/>
                     <a:stretch>
                       <a:fillRect/>
                     </a:stretch>
@@ -15088,7 +15338,7 @@
         </w:rPr>
         <w:t xml:space="preserve">1. Carregar o arquivo </w:t>
       </w:r>
-      <w:hyperlink r:id="rId30" w:history="1">
+      <w:hyperlink r:id="rId31" w:history="1">
         <w:r>
           <w:rPr>
             <w:rStyle w:val="Hyperlink"/>
@@ -15161,7 +15411,7 @@
                     <pic:cNvPicPr/>
                   </pic:nvPicPr>
                   <pic:blipFill>
-                    <a:blip r:embed="rId31"/>
+                    <a:blip r:embed="rId32"/>
                     <a:stretch>
                       <a:fillRect/>
                     </a:stretch>
@@ -15207,7 +15457,25 @@
           <w:sz w:val="26"/>
           <w:szCs w:val="26"/>
         </w:rPr>
-        <w:t>.2. Testes de Extração de Dados de Imagens (OCR - NFS-e e Outros)</w:t>
+        <w:t xml:space="preserve">.2. Testes de Extração de Dados de Imagens (OCR - NFS-e </w:t>
+      </w:r>
+      <w:proofErr w:type="gramStart"/>
+      <w:r>
+        <w:rPr>
+          <w:color w:val="2F5496"/>
+          <w:sz w:val="26"/>
+          <w:szCs w:val="26"/>
+        </w:rPr>
+        <w:t>e Outros</w:t>
+      </w:r>
+      <w:proofErr w:type="gramEnd"/>
+      <w:r>
+        <w:rPr>
+          <w:color w:val="2F5496"/>
+          <w:sz w:val="26"/>
+          <w:szCs w:val="26"/>
+        </w:rPr>
+        <w:t>)</w:t>
       </w:r>
     </w:p>
     <w:p>
@@ -15619,7 +15887,27 @@
                 <w:color w:val="1B1C1D"/>
                 <w:bdr w:val="none" w:sz="0" w:space="0" w:color="auto" w:frame="1"/>
               </w:rPr>
-              <w:t>CT-e OCR 2.2: Extração de Campos de CT-e em Imagem</w:t>
+              <w:t>CT-</w:t>
+            </w:r>
+            <w:proofErr w:type="gramStart"/>
+            <w:r>
+              <w:rPr>
+                <w:b w:val="0"/>
+                <w:bCs w:val="0"/>
+                <w:color w:val="1B1C1D"/>
+                <w:bdr w:val="none" w:sz="0" w:space="0" w:color="auto" w:frame="1"/>
+              </w:rPr>
+              <w:t>e</w:t>
+            </w:r>
+            <w:proofErr w:type="gramEnd"/>
+            <w:r>
+              <w:rPr>
+                <w:b w:val="0"/>
+                <w:bCs w:val="0"/>
+                <w:color w:val="1B1C1D"/>
+                <w:bdr w:val="none" w:sz="0" w:space="0" w:color="auto" w:frame="1"/>
+              </w:rPr>
+              <w:t xml:space="preserve"> OCR 2.2: Extração de Campos de CT-e em Imagem</w:t>
             </w:r>
           </w:p>
         </w:tc>
@@ -15642,7 +15930,27 @@
                 <w:color w:val="444746"/>
                 <w:bdr w:val="none" w:sz="0" w:space="0" w:color="auto" w:frame="1"/>
               </w:rPr>
-              <w:t>CT-e Táxi Aéreo.jpg</w:t>
+              <w:t>CT-</w:t>
+            </w:r>
+            <w:proofErr w:type="gramStart"/>
+            <w:r>
+              <w:rPr>
+                <w:rStyle w:val="CdigoHTML"/>
+                <w:rFonts w:eastAsiaTheme="majorEastAsia"/>
+                <w:color w:val="444746"/>
+                <w:bdr w:val="none" w:sz="0" w:space="0" w:color="auto" w:frame="1"/>
+              </w:rPr>
+              <w:t>e</w:t>
+            </w:r>
+            <w:proofErr w:type="gramEnd"/>
+            <w:r>
+              <w:rPr>
+                <w:rStyle w:val="CdigoHTML"/>
+                <w:rFonts w:eastAsiaTheme="majorEastAsia"/>
+                <w:color w:val="444746"/>
+                <w:bdr w:val="none" w:sz="0" w:space="0" w:color="auto" w:frame="1"/>
+              </w:rPr>
+              <w:t xml:space="preserve"> Táxi Aéreo.jpg</w:t>
             </w:r>
           </w:p>
         </w:tc>
@@ -16242,7 +16550,7 @@
         </w:rPr>
         <w:t xml:space="preserve">1. Carregar </w:t>
       </w:r>
-      <w:hyperlink r:id="rId32" w:history="1">
+      <w:hyperlink r:id="rId33" w:history="1">
         <w:r>
           <w:rPr>
             <w:rStyle w:val="Hyperlink"/>
@@ -16298,67 +16606,6 @@
             <wp:extent cx="3912616" cy="3199935"/>
             <wp:effectExtent l="0" t="0" r="0" b="635"/>
             <wp:docPr id="9" name="Imagem 9"/>
-            <wp:cNvGraphicFramePr>
-              <a:graphicFrameLocks xmlns:a="http://schemas.openxmlformats.org/drawingml/2006/main" noChangeAspect="1"/>
-            </wp:cNvGraphicFramePr>
-            <a:graphic xmlns:a="http://schemas.openxmlformats.org/drawingml/2006/main">
-              <a:graphicData uri="http://schemas.openxmlformats.org/drawingml/2006/picture">
-                <pic:pic xmlns:pic="http://schemas.openxmlformats.org/drawingml/2006/picture">
-                  <pic:nvPicPr>
-                    <pic:cNvPr id="1" name=""/>
-                    <pic:cNvPicPr/>
-                  </pic:nvPicPr>
-                  <pic:blipFill>
-                    <a:blip r:embed="rId33"/>
-                    <a:stretch>
-                      <a:fillRect/>
-                    </a:stretch>
-                  </pic:blipFill>
-                  <pic:spPr>
-                    <a:xfrm>
-                      <a:off x="0" y="0"/>
-                      <a:ext cx="3919967" cy="3205947"/>
-                    </a:xfrm>
-                    <a:prstGeom prst="rect">
-                      <a:avLst/>
-                    </a:prstGeom>
-                  </pic:spPr>
-                </pic:pic>
-              </a:graphicData>
-            </a:graphic>
-          </wp:inline>
-        </w:drawing>
-      </w:r>
-    </w:p>
-    <w:p>
-      <w:pPr>
-        <w:rPr>
-          <w:color w:val="1B1C1D"/>
-        </w:rPr>
-      </w:pPr>
-      <w:r>
-        <w:rPr>
-          <w:color w:val="1B1C1D"/>
-        </w:rPr>
-        <w:t>3. Executar a extração (OCR e Análise IA/Agente).</w:t>
-      </w:r>
-    </w:p>
-    <w:p>
-      <w:pPr>
-        <w:jc w:val="center"/>
-        <w:rPr>
-          <w:color w:val="1B1C1D"/>
-        </w:rPr>
-      </w:pPr>
-      <w:r>
-        <w:rPr>
-          <w:color w:val="1B1C1D"/>
-        </w:rPr>
-        <w:drawing>
-          <wp:inline distT="0" distB="0" distL="0" distR="0" wp14:anchorId="46D6D5EC" wp14:editId="2356D8F6">
-            <wp:extent cx="3958197" cy="2560447"/>
-            <wp:effectExtent l="0" t="0" r="4445" b="0"/>
-            <wp:docPr id="3" name="Imagem 3"/>
             <wp:cNvGraphicFramePr>
               <a:graphicFrameLocks xmlns:a="http://schemas.openxmlformats.org/drawingml/2006/main" noChangeAspect="1"/>
             </wp:cNvGraphicFramePr>
@@ -16378,6 +16625,68 @@
                   <pic:spPr>
                     <a:xfrm>
                       <a:off x="0" y="0"/>
+                      <a:ext cx="3919967" cy="3205947"/>
+                    </a:xfrm>
+                    <a:prstGeom prst="rect">
+                      <a:avLst/>
+                    </a:prstGeom>
+                  </pic:spPr>
+                </pic:pic>
+              </a:graphicData>
+            </a:graphic>
+          </wp:inline>
+        </w:drawing>
+      </w:r>
+    </w:p>
+    <w:p>
+      <w:pPr>
+        <w:rPr>
+          <w:color w:val="1B1C1D"/>
+        </w:rPr>
+      </w:pPr>
+      <w:r>
+        <w:rPr>
+          <w:color w:val="1B1C1D"/>
+        </w:rPr>
+        <w:t>3. Executar a extração (OCR e Análise IA/Agente).</w:t>
+      </w:r>
+    </w:p>
+    <w:p>
+      <w:pPr>
+        <w:jc w:val="center"/>
+        <w:rPr>
+          <w:color w:val="1B1C1D"/>
+        </w:rPr>
+      </w:pPr>
+      <w:r>
+        <w:rPr>
+          <w:noProof/>
+          <w:color w:val="1B1C1D"/>
+        </w:rPr>
+        <w:drawing>
+          <wp:inline distT="0" distB="0" distL="0" distR="0" wp14:anchorId="46D6D5EC" wp14:editId="2356D8F6">
+            <wp:extent cx="3958197" cy="2560447"/>
+            <wp:effectExtent l="0" t="0" r="4445" b="0"/>
+            <wp:docPr id="3" name="Imagem 3"/>
+            <wp:cNvGraphicFramePr>
+              <a:graphicFrameLocks xmlns:a="http://schemas.openxmlformats.org/drawingml/2006/main" noChangeAspect="1"/>
+            </wp:cNvGraphicFramePr>
+            <a:graphic xmlns:a="http://schemas.openxmlformats.org/drawingml/2006/main">
+              <a:graphicData uri="http://schemas.openxmlformats.org/drawingml/2006/picture">
+                <pic:pic xmlns:pic="http://schemas.openxmlformats.org/drawingml/2006/picture">
+                  <pic:nvPicPr>
+                    <pic:cNvPr id="1" name=""/>
+                    <pic:cNvPicPr/>
+                  </pic:nvPicPr>
+                  <pic:blipFill>
+                    <a:blip r:embed="rId35"/>
+                    <a:stretch>
+                      <a:fillRect/>
+                    </a:stretch>
+                  </pic:blipFill>
+                  <pic:spPr>
+                    <a:xfrm>
+                      <a:off x="0" y="0"/>
                       <a:ext cx="3963668" cy="2563986"/>
                     </a:xfrm>
                     <a:prstGeom prst="rect">
@@ -16391,30 +16700,217 @@
         </w:drawing>
       </w:r>
     </w:p>
-    <w:p/>
+    <w:p>
+      <w:pPr>
+        <w:rPr>
+          <w:color w:val="1B1C1D"/>
+          <w:bdr w:val="none" w:sz="0" w:space="0" w:color="auto" w:frame="1"/>
+        </w:rPr>
+      </w:pPr>
+    </w:p>
     <w:p>
       <w:pPr>
         <w:pStyle w:val="Ttulo4"/>
         <w:spacing w:after="120"/>
         <w:rPr>
+          <w:rFonts w:asciiTheme="minorHAnsi" w:eastAsia="Times New Roman" w:hAnsiTheme="minorHAnsi" w:cs="Times New Roman"/>
+          <w:b/>
+          <w:bCs/>
+          <w:i w:val="0"/>
           <w:color w:val="1B1C1D"/>
-        </w:rPr>
-      </w:pPr>
-      <w:r>
-        <w:rPr>
+          <w:sz w:val="26"/>
+          <w:szCs w:val="26"/>
+          <w:bdr w:val="none" w:sz="0" w:space="0" w:color="auto" w:frame="1"/>
+        </w:rPr>
+      </w:pPr>
+      <w:r>
+        <w:rPr>
+          <w:rFonts w:asciiTheme="minorHAnsi" w:eastAsia="Times New Roman" w:hAnsiTheme="minorHAnsi" w:cs="Times New Roman"/>
+          <w:b/>
+          <w:bCs/>
+          <w:i w:val="0"/>
           <w:color w:val="1B1C1D"/>
-        </w:rPr>
-        <w:t>3.3. Testes de Consulta em Base de Dados (CSV para SQL)</w:t>
-      </w:r>
-    </w:p>
-    <w:p>
-      <w:pPr>
-        <w:pStyle w:val="NormalWeb"/>
-        <w:spacing w:after="0" w:afterAutospacing="0"/>
-        <w:rPr>
+          <w:sz w:val="26"/>
+          <w:szCs w:val="26"/>
+          <w:bdr w:val="none" w:sz="0" w:space="0" w:color="auto" w:frame="1"/>
+        </w:rPr>
+        <w:t xml:space="preserve">Cenário </w:t>
+      </w:r>
+      <w:r>
+        <w:rPr>
+          <w:rFonts w:asciiTheme="minorHAnsi" w:eastAsia="Times New Roman" w:hAnsiTheme="minorHAnsi" w:cs="Times New Roman"/>
+          <w:b/>
+          <w:bCs/>
+          <w:i w:val="0"/>
           <w:color w:val="1B1C1D"/>
-        </w:rPr>
-      </w:pPr>
+          <w:sz w:val="26"/>
+          <w:szCs w:val="26"/>
+          <w:bdr w:val="none" w:sz="0" w:space="0" w:color="auto" w:frame="1"/>
+        </w:rPr>
+        <w:t>CT-e OCR 2.2: Extração de Campos de CT-e em Imagem</w:t>
+      </w:r>
+    </w:p>
+    <w:tbl>
+      <w:tblPr>
+        <w:tblStyle w:val="SimplesTabela1"/>
+        <w:tblW w:w="0" w:type="auto"/>
+        <w:tblLook w:val="04A0" w:firstRow="1" w:lastRow="0" w:firstColumn="1" w:lastColumn="0" w:noHBand="0" w:noVBand="1"/>
+      </w:tblPr>
+      <w:tblGrid>
+        <w:gridCol w:w="8494"/>
+      </w:tblGrid>
+      <w:tr>
+        <w:trPr>
+          <w:cnfStyle w:val="100000000000" w:firstRow="1" w:lastRow="0" w:firstColumn="0" w:lastColumn="0" w:oddVBand="0" w:evenVBand="0" w:oddHBand="0" w:evenHBand="0" w:firstRowFirstColumn="0" w:firstRowLastColumn="0" w:lastRowFirstColumn="0" w:lastRowLastColumn="0"/>
+        </w:trPr>
+        <w:tc>
+          <w:tcPr>
+            <w:cnfStyle w:val="001000000000" w:firstRow="0" w:lastRow="0" w:firstColumn="1" w:lastColumn="0" w:oddVBand="0" w:evenVBand="0" w:oddHBand="0" w:evenHBand="0" w:firstRowFirstColumn="0" w:firstRowLastColumn="0" w:lastRowFirstColumn="0" w:lastRowLastColumn="0"/>
+            <w:tcW w:w="8494" w:type="dxa"/>
+          </w:tcPr>
+          <w:p>
+            <w:pPr>
+              <w:rPr>
+                <w:rStyle w:val="Forte"/>
+                <w:color w:val="1B1C1D"/>
+                <w:bdr w:val="none" w:sz="0" w:space="0" w:color="auto" w:frame="1"/>
+              </w:rPr>
+            </w:pPr>
+            <w:r>
+              <w:rPr>
+                <w:rStyle w:val="Forte"/>
+                <w:b/>
+                <w:bCs/>
+                <w:color w:val="1B1C1D"/>
+                <w:bdr w:val="none" w:sz="0" w:space="0" w:color="auto" w:frame="1"/>
+              </w:rPr>
+              <w:t>Resultado Esperado</w:t>
+            </w:r>
+          </w:p>
+        </w:tc>
+      </w:tr>
+      <w:tr>
+        <w:trPr>
+          <w:cnfStyle w:val="000000100000" w:firstRow="0" w:lastRow="0" w:firstColumn="0" w:lastColumn="0" w:oddVBand="0" w:evenVBand="0" w:oddHBand="1" w:evenHBand="0" w:firstRowFirstColumn="0" w:firstRowLastColumn="0" w:lastRowFirstColumn="0" w:lastRowLastColumn="0"/>
+        </w:trPr>
+        <w:tc>
+          <w:tcPr>
+            <w:cnfStyle w:val="001000000000" w:firstRow="0" w:lastRow="0" w:firstColumn="1" w:lastColumn="0" w:oddVBand="0" w:evenVBand="0" w:oddHBand="0" w:evenHBand="0" w:firstRowFirstColumn="0" w:firstRowLastColumn="0" w:lastRowFirstColumn="0" w:lastRowLastColumn="0"/>
+            <w:tcW w:w="8494" w:type="dxa"/>
+          </w:tcPr>
+          <w:p>
+            <w:pPr>
+              <w:rPr>
+                <w:rStyle w:val="Forte"/>
+                <w:b/>
+                <w:bCs/>
+                <w:bdr w:val="none" w:sz="0" w:space="0" w:color="auto" w:frame="1"/>
+              </w:rPr>
+            </w:pPr>
+            <w:r>
+              <w:rPr>
+                <w:rStyle w:val="Forte"/>
+                <w:b/>
+                <w:bCs/>
+              </w:rPr>
+              <w:t>Precisão:</w:t>
+            </w:r>
+            <w:r>
+              <w:rPr>
+                <w:rStyle w:val="Forte"/>
+                <w:bdr w:val="none" w:sz="0" w:space="0" w:color="auto" w:frame="1"/>
+              </w:rPr>
+              <w:t xml:space="preserve"> Chave de Acesso, Dados do Emitente/Destinatário e Valores devem ser extraídos com precisão P</w:t>
+            </w:r>
+            <w:r>
+              <w:rPr>
+                <w:rStyle w:val="Forte"/>
+                <w:color w:val="1B1C1D"/>
+                <w:bdr w:val="none" w:sz="0" w:space="0" w:color="auto" w:frame="1"/>
+              </w:rPr>
+              <w:t xml:space="preserve"> </w:t>
+            </w:r>
+            <w:r>
+              <w:rPr>
+                <w:rStyle w:val="Forte"/>
+              </w:rPr>
+              <w:t>&gt; 95%</w:t>
+            </w:r>
+            <w:r>
+              <w:rPr>
+                <w:rStyle w:val="Forte"/>
+                <w:bdr w:val="none" w:sz="0" w:space="0" w:color="auto" w:frame="1"/>
+              </w:rPr>
+              <w:t xml:space="preserve">. </w:t>
+            </w:r>
+          </w:p>
+          <w:p>
+            <w:pPr>
+              <w:rPr>
+                <w:rStyle w:val="Forte"/>
+                <w:b/>
+                <w:bCs/>
+                <w:bdr w:val="none" w:sz="0" w:space="0" w:color="auto" w:frame="1"/>
+              </w:rPr>
+            </w:pPr>
+          </w:p>
+          <w:p>
+            <w:pPr>
+              <w:rPr>
+                <w:rStyle w:val="Forte"/>
+                <w:bdr w:val="none" w:sz="0" w:space="0" w:color="auto" w:frame="1"/>
+              </w:rPr>
+            </w:pPr>
+            <w:r>
+              <w:rPr>
+                <w:rStyle w:val="Forte"/>
+                <w:b/>
+                <w:bCs/>
+              </w:rPr>
+              <w:t>Tempo:</w:t>
+            </w:r>
+            <w:r>
+              <w:rPr>
+                <w:rStyle w:val="Forte"/>
+              </w:rPr>
+              <w:t xml:space="preserve"> O processamento deve ser concluído em T &lt; 60 segundos.</w:t>
+            </w:r>
+          </w:p>
+        </w:tc>
+      </w:tr>
+    </w:tbl>
+    <w:p/>
+    <w:p>
+      <w:r>
+        <w:lastRenderedPageBreak/>
+        <w:t>PASSOS</w:t>
+      </w:r>
+    </w:p>
+    <w:p>
+      <w:pPr>
+        <w:rPr>
+          <w:color w:val="1B1C1D"/>
+        </w:rPr>
+      </w:pPr>
+      <w:r>
+        <w:rPr>
+          <w:color w:val="1B1C1D"/>
+        </w:rPr>
+        <w:t xml:space="preserve">1. Carregar a imagem do CT-e. </w:t>
+      </w:r>
+    </w:p>
+    <w:p>
+      <w:pPr>
+        <w:rPr>
+          <w:color w:val="1B1C1D"/>
+        </w:rPr>
+      </w:pPr>
+      <w:r>
+        <w:rPr>
+          <w:color w:val="1B1C1D"/>
+        </w:rPr>
+        <w:t xml:space="preserve">2. </w:t>
+      </w:r>
       <w:r>
         <w:rPr>
           <w:b/>
@@ -16422,13 +16918,116 @@
           <w:color w:val="1B1C1D"/>
           <w:bdr w:val="none" w:sz="0" w:space="0" w:color="auto" w:frame="1"/>
         </w:rPr>
-        <w:t>Objetivo:</w:t>
+        <w:t>Pergunta:</w:t>
       </w:r>
       <w:r>
         <w:rPr>
           <w:color w:val="1B1C1D"/>
         </w:rPr>
-        <w:t xml:space="preserve"> Verificar a funcionalidade de consulta aos dados carregados na base de dados.</w:t>
+        <w:t xml:space="preserve"> "Identifique a Chave de Acesso e o CNPJ do destinatário." </w:t>
+      </w:r>
+    </w:p>
+    <w:p>
+      <w:pPr>
+        <w:rPr>
+          <w:color w:val="1B1C1D"/>
+        </w:rPr>
+      </w:pPr>
+    </w:p>
+    <w:p>
+      <w:pPr>
+        <w:rPr>
+          <w:color w:val="1B1C1D"/>
+        </w:rPr>
+      </w:pPr>
+    </w:p>
+    <w:p>
+      <w:pPr>
+        <w:rPr>
+          <w:color w:val="1B1C1D"/>
+        </w:rPr>
+      </w:pPr>
+    </w:p>
+    <w:p>
+      <w:pPr>
+        <w:rPr>
+          <w:color w:val="1B1C1D"/>
+        </w:rPr>
+      </w:pPr>
+      <w:r>
+        <w:rPr>
+          <w:color w:val="1B1C1D"/>
+        </w:rPr>
+        <w:t>3. Executar a extração (OCR e Análise IA/Agente).</w:t>
+      </w:r>
+    </w:p>
+    <w:p/>
+    <w:p>
+      <w:pPr>
+        <w:pStyle w:val="Ttulo3"/>
+        <w:spacing w:after="120"/>
+        <w:rPr>
+          <w:color w:val="2F5496"/>
+          <w:sz w:val="26"/>
+          <w:szCs w:val="26"/>
+        </w:rPr>
+      </w:pPr>
+    </w:p>
+    <w:p>
+      <w:pPr>
+        <w:pStyle w:val="Ttulo3"/>
+        <w:spacing w:after="120"/>
+        <w:rPr>
+          <w:color w:val="1B1C1D"/>
+        </w:rPr>
+      </w:pPr>
+      <w:r>
+        <w:rPr>
+          <w:color w:val="2F5496"/>
+          <w:sz w:val="26"/>
+          <w:szCs w:val="26"/>
+        </w:rPr>
+        <w:t>14.</w:t>
+      </w:r>
+      <w:r>
+        <w:rPr>
+          <w:color w:val="2F5496"/>
+          <w:sz w:val="26"/>
+          <w:szCs w:val="26"/>
+        </w:rPr>
+        <w:t>3.3. Testes de Consulta em Base de Dados (CSV para SQL)</w:t>
+      </w:r>
+    </w:p>
+    <w:p>
+      <w:pPr>
+        <w:pStyle w:val="NormalWeb"/>
+        <w:spacing w:after="0" w:afterAutospacing="0"/>
+        <w:rPr>
+          <w:rFonts w:asciiTheme="minorHAnsi" w:hAnsiTheme="minorHAnsi"/>
+          <w:color w:val="1B1C1D"/>
+          <w:sz w:val="26"/>
+          <w:szCs w:val="26"/>
+        </w:rPr>
+      </w:pPr>
+      <w:r>
+        <w:rPr>
+          <w:rFonts w:asciiTheme="minorHAnsi" w:hAnsiTheme="minorHAnsi"/>
+          <w:b/>
+          <w:bCs/>
+          <w:color w:val="1B1C1D"/>
+          <w:sz w:val="26"/>
+          <w:szCs w:val="26"/>
+        </w:rPr>
+        <w:t xml:space="preserve">Objetivo: </w:t>
+      </w:r>
+      <w:r>
+        <w:rPr>
+          <w:rFonts w:asciiTheme="minorHAnsi" w:hAnsiTheme="minorHAnsi"/>
+          <w:color w:val="1B1C1D"/>
+          <w:sz w:val="26"/>
+          <w:szCs w:val="26"/>
+        </w:rPr>
+        <w:t>Verificar a funcionalidade de consulta aos dados carregados na base de dados.</w:t>
       </w:r>
     </w:p>
     <w:tbl>
@@ -16482,7 +17081,6 @@
                 <w:color w:val="1B1C1D"/>
                 <w:bdr w:val="none" w:sz="0" w:space="0" w:color="auto" w:frame="1"/>
               </w:rPr>
-              <w:lastRenderedPageBreak/>
               <w:t>Título do Cenário</w:t>
             </w:r>
           </w:p>
@@ -16908,7 +17506,14 @@
               <w:rPr>
                 <w:color w:val="1B1C1D"/>
               </w:rPr>
-              <w:t xml:space="preserve"> "Qual a quantidade total de itens de </w:t>
+              <w:t xml:space="preserve"> "Qual a quantidade </w:t>
+            </w:r>
+            <w:r>
+              <w:rPr>
+                <w:color w:val="1B1C1D"/>
+              </w:rPr>
+              <w:lastRenderedPageBreak/>
+              <w:t xml:space="preserve">total de itens de </w:t>
             </w:r>
             <w:r>
               <w:rPr>
@@ -16955,7 +17560,15 @@
               <w:rPr>
                 <w:color w:val="1B1C1D"/>
               </w:rPr>
-              <w:t xml:space="preserve">O agente deve gerar e executar a consulta SQL apropriada e retornar o somatório correto da coluna </w:t>
+              <w:lastRenderedPageBreak/>
+              <w:t xml:space="preserve">O agente deve gerar e executar a consulta SQL apropriada e retornar o somatório correto da </w:t>
+            </w:r>
+            <w:r>
+              <w:rPr>
+                <w:color w:val="1B1C1D"/>
+              </w:rPr>
+              <w:lastRenderedPageBreak/>
+              <w:t xml:space="preserve">coluna </w:t>
             </w:r>
             <w:r>
               <w:rPr>
@@ -16988,6 +17601,7 @@
         <w:rPr>
           <w:color w:val="1B1C1D"/>
         </w:rPr>
+        <w:lastRenderedPageBreak/>
         <w:t>3.4. Testes de Validação e Limites</w:t>
       </w:r>
     </w:p>
@@ -17066,7 +17680,6 @@
                 <w:color w:val="1B1C1D"/>
                 <w:bdr w:val="none" w:sz="0" w:space="0" w:color="auto" w:frame="1"/>
               </w:rPr>
-              <w:lastRenderedPageBreak/>
               <w:t>Título do Cenário</w:t>
             </w:r>
           </w:p>
@@ -17646,7 +18259,14 @@
               <w:rPr>
                 <w:color w:val="1B1C1D"/>
               </w:rPr>
-              <w:t xml:space="preserve"> "Quais dados fiscais você consegue extrair?" 3. Executar a extração.</w:t>
+              <w:t xml:space="preserve"> "Quais dados fiscais você consegue </w:t>
+            </w:r>
+            <w:r>
+              <w:rPr>
+                <w:color w:val="1B1C1D"/>
+              </w:rPr>
+              <w:lastRenderedPageBreak/>
+              <w:t>extrair?" 3. Executar a extração.</w:t>
             </w:r>
           </w:p>
         </w:tc>
@@ -17678,6 +18298,7 @@
               <w:rPr>
                 <w:color w:val="1B1C1D"/>
               </w:rPr>
+              <w:lastRenderedPageBreak/>
               <w:t>A aplicação deve tratar a exceção e retornar uma mensagem de erro controlada (</w:t>
             </w:r>
             <w:proofErr w:type="spellStart"/>
@@ -17692,7 +18313,14 @@
               <w:rPr>
                 <w:color w:val="1B1C1D"/>
               </w:rPr>
-              <w:t xml:space="preserve">: "Nenhum dado encontrado") em vez de falhar, mantendo </w:t>
+              <w:t xml:space="preserve">: </w:t>
+            </w:r>
+            <w:r>
+              <w:rPr>
+                <w:color w:val="1B1C1D"/>
+              </w:rPr>
+              <w:lastRenderedPageBreak/>
+              <w:t xml:space="preserve">"Nenhum dado encontrado") em vez de falhar, mantendo </w:t>
             </w:r>
             <w:r>
               <w:rPr>
@@ -17795,7 +18423,6 @@
                 <w:b/>
                 <w:color w:val="1B1C1D"/>
               </w:rPr>
-              <w:lastRenderedPageBreak/>
               <w:t>Resultado Esperado</w:t>
             </w:r>
           </w:p>
@@ -17920,7 +18547,7 @@
                     <pic:cNvPicPr/>
                   </pic:nvPicPr>
                   <pic:blipFill>
-                    <a:blip r:embed="rId35"/>
+                    <a:blip r:embed="rId36"/>
                     <a:stretch>
                       <a:fillRect/>
                     </a:stretch>
@@ -17959,6 +18586,7 @@
         <w:rPr>
           <w:color w:val="1B1C1D"/>
         </w:rPr>
+        <w:lastRenderedPageBreak/>
         <w:t>2. Executar a função de extração/análise.</w:t>
       </w:r>
     </w:p>
@@ -17981,7 +18609,7 @@
         </w:rPr>
         <w:t xml:space="preserve">Cenário 2 – Carga de </w:t>
       </w:r>
-      <w:hyperlink r:id="rId36">
+      <w:hyperlink r:id="rId37">
         <w:r>
           <w:rPr>
             <w:b/>
@@ -18020,7 +18648,6 @@
           <w:b/>
           <w:noProof/>
         </w:rPr>
-        <w:lastRenderedPageBreak/>
         <w:drawing>
           <wp:inline distT="0" distB="0" distL="0" distR="0" wp14:anchorId="50016DB5" wp14:editId="61DAAACB">
             <wp:extent cx="3236968" cy="4077040"/>
@@ -18035,7 +18662,7 @@
                     <pic:cNvPicPr preferRelativeResize="0"/>
                   </pic:nvPicPr>
                   <pic:blipFill>
-                    <a:blip r:embed="rId37"/>
+                    <a:blip r:embed="rId38"/>
                     <a:srcRect/>
                     <a:stretch>
                       <a:fillRect/>
@@ -18070,7 +18697,7 @@
         </w:rPr>
         <w:t xml:space="preserve">Cenário 3 – Carga na interface de </w:t>
       </w:r>
-      <w:hyperlink r:id="rId38">
+      <w:hyperlink r:id="rId39">
         <w:r>
           <w:rPr>
             <w:b/>
@@ -18103,6 +18730,7 @@
           <w:b/>
           <w:noProof/>
         </w:rPr>
+        <w:lastRenderedPageBreak/>
         <w:drawing>
           <wp:inline distT="0" distB="0" distL="0" distR="0" wp14:anchorId="1CD7191F" wp14:editId="02EB78E8">
             <wp:extent cx="3010907" cy="3966509"/>
@@ -18117,7 +18745,7 @@
                     <pic:cNvPicPr preferRelativeResize="0"/>
                   </pic:nvPicPr>
                   <pic:blipFill>
-                    <a:blip r:embed="rId39"/>
+                    <a:blip r:embed="rId40"/>
                     <a:srcRect/>
                     <a:stretch>
                       <a:fillRect/>
@@ -18150,10 +18778,9 @@
         <w:rPr>
           <w:b/>
         </w:rPr>
-        <w:lastRenderedPageBreak/>
         <w:t xml:space="preserve">Cenário 4 – Carga na interface de </w:t>
       </w:r>
-      <w:hyperlink r:id="rId40">
+      <w:hyperlink r:id="rId41">
         <w:r>
           <w:rPr>
             <w:b/>
@@ -18228,7 +18855,7 @@
                     <pic:cNvPicPr preferRelativeResize="0"/>
                   </pic:nvPicPr>
                   <pic:blipFill>
-                    <a:blip r:embed="rId41"/>
+                    <a:blip r:embed="rId42"/>
                     <a:srcRect/>
                     <a:stretch>
                       <a:fillRect/>
@@ -18263,7 +18890,7 @@
         </w:rPr>
         <w:t xml:space="preserve">Cenário 4 – Carga de </w:t>
       </w:r>
-      <w:hyperlink r:id="rId42">
+      <w:hyperlink r:id="rId43">
         <w:r>
           <w:rPr>
             <w:b/>
@@ -18302,6 +18929,7 @@
           <w:b/>
           <w:noProof/>
         </w:rPr>
+        <w:lastRenderedPageBreak/>
         <w:drawing>
           <wp:inline distT="0" distB="0" distL="0" distR="0" wp14:anchorId="0CB3CD83" wp14:editId="68DFC346">
             <wp:extent cx="2948025" cy="3809482"/>
@@ -18316,7 +18944,7 @@
                     <pic:cNvPicPr preferRelativeResize="0"/>
                   </pic:nvPicPr>
                   <pic:blipFill>
-                    <a:blip r:embed="rId43"/>
+                    <a:blip r:embed="rId44"/>
                     <a:srcRect/>
                     <a:stretch>
                       <a:fillRect/>
@@ -18359,7 +18987,6 @@
           <w:sz w:val="36"/>
           <w:szCs w:val="36"/>
         </w:rPr>
-        <w:lastRenderedPageBreak/>
         <w:t>13. Instalação</w:t>
       </w:r>
     </w:p>
@@ -18419,7 +19046,7 @@
         </w:rPr>
         <w:t> </w:t>
       </w:r>
-      <w:hyperlink r:id="rId44" w:history="1">
+      <w:hyperlink r:id="rId45" w:history="1">
         <w:r>
           <w:rPr>
             <w:rStyle w:val="Hyperlink"/>
@@ -18481,7 +19108,7 @@
         </w:rPr>
         <w:t>Instale o </w:t>
       </w:r>
-      <w:hyperlink r:id="rId45" w:history="1">
+      <w:hyperlink r:id="rId46" w:history="1">
         <w:r>
           <w:rPr>
             <w:rStyle w:val="Hyperlink"/>
@@ -18696,7 +19323,7 @@
         </w:rPr>
         <w:t>Pronto! Acesse </w:t>
       </w:r>
-      <w:hyperlink r:id="rId46" w:history="1">
+      <w:hyperlink r:id="rId47" w:history="1">
         <w:r>
           <w:rPr>
             <w:rStyle w:val="Hyperlink"/>
@@ -18746,7 +19373,7 @@
           <w:color w:val="1F2328"/>
         </w:rPr>
       </w:pPr>
-      <w:hyperlink r:id="rId47" w:history="1">
+      <w:hyperlink r:id="rId48" w:history="1">
         <w:proofErr w:type="spellStart"/>
         <w:r>
           <w:rPr>
@@ -18772,7 +19399,7 @@
           <w:color w:val="1F2328"/>
         </w:rPr>
       </w:pPr>
-      <w:hyperlink r:id="rId48" w:history="1">
+      <w:hyperlink r:id="rId49" w:history="1">
         <w:r>
           <w:rPr>
             <w:rStyle w:val="Hyperlink"/>
@@ -18798,7 +19425,7 @@
           <w:u w:val="none"/>
         </w:rPr>
       </w:pPr>
-      <w:hyperlink r:id="rId49" w:history="1">
+      <w:hyperlink r:id="rId50" w:history="1">
         <w:proofErr w:type="spellStart"/>
         <w:r>
           <w:rPr>
@@ -18824,7 +19451,7 @@
           <w:color w:val="1F2328"/>
         </w:rPr>
       </w:pPr>
-      <w:hyperlink r:id="rId50" w:history="1">
+      <w:hyperlink r:id="rId51" w:history="1">
         <w:proofErr w:type="spellStart"/>
         <w:r>
           <w:rPr>
@@ -18870,6 +19497,7 @@
           <w:sz w:val="36"/>
           <w:szCs w:val="36"/>
         </w:rPr>
+        <w:lastRenderedPageBreak/>
         <w:t xml:space="preserve">13.3 </w:t>
       </w:r>
       <w:r>
@@ -19103,7 +19731,7 @@
         </w:rPr>
         <w:t>Instale o </w:t>
       </w:r>
-      <w:hyperlink r:id="rId51" w:history="1">
+      <w:hyperlink r:id="rId52" w:history="1">
         <w:r>
           <w:rPr>
             <w:rStyle w:val="Hyperlink"/>
@@ -19146,7 +19774,7 @@
         </w:rPr>
         <w:t>Baixe o </w:t>
       </w:r>
-      <w:hyperlink r:id="rId52" w:history="1">
+      <w:hyperlink r:id="rId53" w:history="1">
         <w:r>
           <w:rPr>
             <w:rStyle w:val="Hyperlink"/>
@@ -19395,10 +20023,9 @@
           <w:sz w:val="20"/>
           <w:szCs w:val="20"/>
         </w:rPr>
-        <w:lastRenderedPageBreak/>
         <w:t>1 - Dependências: </w:t>
       </w:r>
-      <w:hyperlink r:id="rId53" w:history="1">
+      <w:hyperlink r:id="rId54" w:history="1">
         <w:r>
           <w:rPr>
             <w:rStyle w:val="Hyperlink"/>
@@ -19419,7 +20046,7 @@
         </w:rPr>
         <w:t> (Para Windows), </w:t>
       </w:r>
-      <w:hyperlink r:id="rId54" w:history="1">
+      <w:hyperlink r:id="rId55" w:history="1">
         <w:r>
           <w:rPr>
             <w:rStyle w:val="Hyperlink"/>
@@ -19463,7 +20090,7 @@
         </w:rPr>
         <w:t>2 - Script Python: </w:t>
       </w:r>
-      <w:hyperlink r:id="rId55" w:history="1">
+      <w:hyperlink r:id="rId56" w:history="1">
         <w:r>
           <w:rPr>
             <w:rStyle w:val="Hyperlink"/>
@@ -19498,7 +20125,7 @@
         </w:rPr>
         <w:t>3 - Script OCR: </w:t>
       </w:r>
-      <w:hyperlink r:id="rId56" w:history="1">
+      <w:hyperlink r:id="rId57" w:history="1">
         <w:r>
           <w:rPr>
             <w:rStyle w:val="Hyperlink"/>
@@ -19575,7 +20202,15 @@
           <w:rFonts w:ascii="Arial" w:hAnsi="Arial" w:cs="Arial"/>
           <w:color w:val="1F2328"/>
         </w:rPr>
-        <w:t xml:space="preserve">pip install -r requirements_linux.txt  </w:t>
+        <w:t xml:space="preserve">pip install -r </w:t>
+      </w:r>
+      <w:proofErr w:type="gramStart"/>
+      <w:r>
+        <w:rPr>
+          <w:rFonts w:ascii="Arial" w:hAnsi="Arial" w:cs="Arial"/>
+          <w:color w:val="1F2328"/>
+        </w:rPr>
+        <w:t xml:space="preserve">requirements_linux.txt  </w:t>
       </w:r>
       <w:r>
         <w:rPr>
@@ -19583,7 +20218,16 @@
           <w:rFonts w:ascii="Arial" w:eastAsiaTheme="majorEastAsia" w:hAnsi="Arial" w:cs="Arial"/>
           <w:color w:val="59636E"/>
         </w:rPr>
-        <w:t># Linux</w:t>
+        <w:t>#</w:t>
+      </w:r>
+      <w:proofErr w:type="gramEnd"/>
+      <w:r>
+        <w:rPr>
+          <w:rStyle w:val="pl-c"/>
+          <w:rFonts w:ascii="Arial" w:eastAsiaTheme="majorEastAsia" w:hAnsi="Arial" w:cs="Arial"/>
+          <w:color w:val="59636E"/>
+        </w:rPr>
+        <w:t xml:space="preserve"> Linux</w:t>
       </w:r>
     </w:p>
     <w:p>
@@ -19624,7 +20268,23 @@
           <w:rFonts w:ascii="Arial" w:hAnsi="Arial" w:cs="Arial"/>
           <w:color w:val="1F2328"/>
         </w:rPr>
-        <w:t>streamlit run agente_nfe.py --server.port 8000</w:t>
+        <w:t>streamlit run agente_nfe.py --</w:t>
+      </w:r>
+      <w:proofErr w:type="gramStart"/>
+      <w:r>
+        <w:rPr>
+          <w:rFonts w:ascii="Arial" w:hAnsi="Arial" w:cs="Arial"/>
+          <w:color w:val="1F2328"/>
+        </w:rPr>
+        <w:t>server.port</w:t>
+      </w:r>
+      <w:proofErr w:type="gramEnd"/>
+      <w:r>
+        <w:rPr>
+          <w:rFonts w:ascii="Arial" w:hAnsi="Arial" w:cs="Arial"/>
+          <w:color w:val="1F2328"/>
+        </w:rPr>
+        <w:t xml:space="preserve"> 8000</w:t>
       </w:r>
     </w:p>
     <w:p>
@@ -19649,7 +20309,7 @@
         </w:rPr>
         <w:t>Acesse: </w:t>
       </w:r>
-      <w:hyperlink r:id="rId57" w:history="1">
+      <w:hyperlink r:id="rId58" w:history="1">
         <w:r>
           <w:rPr>
             <w:rStyle w:val="Hyperlink"/>
@@ -19701,7 +20361,7 @@
           <w:color w:val="1F2328"/>
         </w:rPr>
       </w:pPr>
-      <w:hyperlink r:id="rId58" w:history="1">
+      <w:hyperlink r:id="rId59" w:history="1">
         <w:r>
           <w:rPr>
             <w:rStyle w:val="Hyperlink"/>
@@ -19725,7 +20385,7 @@
           <w:color w:val="1F2328"/>
         </w:rPr>
       </w:pPr>
-      <w:hyperlink r:id="rId59" w:history="1">
+      <w:hyperlink r:id="rId60" w:history="1">
         <w:r>
           <w:rPr>
             <w:rStyle w:val="Hyperlink"/>
@@ -19751,7 +20411,7 @@
           <w:u w:val="none"/>
         </w:rPr>
       </w:pPr>
-      <w:hyperlink r:id="rId60" w:history="1">
+      <w:hyperlink r:id="rId61" w:history="1">
         <w:r>
           <w:rPr>
             <w:rStyle w:val="Hyperlink"/>
@@ -19775,7 +20435,7 @@
           <w:color w:val="1F2328"/>
         </w:rPr>
       </w:pPr>
-      <w:hyperlink r:id="rId61" w:history="1">
+      <w:hyperlink r:id="rId62" w:history="1">
         <w:r>
           <w:rPr>
             <w:rStyle w:val="Hyperlink"/>
@@ -19911,6 +20571,7 @@
           <w:rFonts w:ascii="Segoe UI" w:hAnsi="Segoe UI" w:cs="Segoe UI"/>
           <w:color w:val="1F2328"/>
         </w:rPr>
+        <w:lastRenderedPageBreak/>
         <w:t xml:space="preserve">“Quem descobriu o Brasil?” (Sim, ele vai saber que isso não tem nada a ver </w:t>
       </w:r>
       <w:r>
@@ -20133,7 +20794,7 @@
       <w:bookmarkEnd w:id="8"/>
     </w:p>
     <w:sectPr>
-      <w:footerReference w:type="default" r:id="rId62"/>
+      <w:footerReference w:type="default" r:id="rId63"/>
       <w:pgSz w:w="11906" w:h="16838"/>
       <w:pgMar w:top="1417" w:right="1701" w:bottom="1417" w:left="1701" w:header="708" w:footer="708" w:gutter="0"/>
       <w:pgNumType w:start="1"/>
@@ -20468,7 +21129,30 @@
                               <w:b/>
                               <w:color w:val="000000"/>
                             </w:rPr>
-                            <w:t>Grupo 01 – Projeto NF AI - Extrator</w:t>
+                            <w:t xml:space="preserve">Grupo 01 – Projeto </w:t>
+                          </w:r>
+                          <w:r>
+                            <w:rPr>
+                              <w:b/>
+                              <w:color w:val="000000"/>
+                            </w:rPr>
+                            <w:t xml:space="preserve">Agente </w:t>
+                          </w:r>
+                          <w:proofErr w:type="spellStart"/>
+                          <w:r>
+                            <w:rPr>
+                              <w:b/>
+                              <w:color w:val="000000"/>
+                            </w:rPr>
+                            <w:t>NFe</w:t>
+                          </w:r>
+                          <w:proofErr w:type="spellEnd"/>
+                          <w:r>
+                            <w:rPr>
+                              <w:b/>
+                              <w:color w:val="000000"/>
+                            </w:rPr>
+                            <w:t xml:space="preserve"> - Extrator</w:t>
                           </w:r>
                         </w:p>
                       </w:txbxContent>
@@ -20497,7 +21181,30 @@
                         <w:b/>
                         <w:color w:val="000000"/>
                       </w:rPr>
-                      <w:t>Grupo 01 – Projeto NF AI - Extrator</w:t>
+                      <w:t xml:space="preserve">Grupo 01 – Projeto </w:t>
+                    </w:r>
+                    <w:r>
+                      <w:rPr>
+                        <w:b/>
+                        <w:color w:val="000000"/>
+                      </w:rPr>
+                      <w:t xml:space="preserve">Agente </w:t>
+                    </w:r>
+                    <w:proofErr w:type="spellStart"/>
+                    <w:r>
+                      <w:rPr>
+                        <w:b/>
+                        <w:color w:val="000000"/>
+                      </w:rPr>
+                      <w:t>NFe</w:t>
+                    </w:r>
+                    <w:proofErr w:type="spellEnd"/>
+                    <w:r>
+                      <w:rPr>
+                        <w:b/>
+                        <w:color w:val="000000"/>
+                      </w:rPr>
+                      <w:t xml:space="preserve"> - Extrator</w:t>
                     </w:r>
                   </w:p>
                 </w:txbxContent>
@@ -27024,7 +27731,7 @@
   <w:style w:type="paragraph" w:default="1" w:styleId="Normal">
     <w:name w:val="Normal"/>
     <w:qFormat/>
-    <w:rsid w:val="0093500C"/>
+    <w:rsid w:val="00421C50"/>
   </w:style>
   <w:style w:type="paragraph" w:styleId="Ttulo1">
     <w:name w:val="heading 1"/>
@@ -27797,6 +28504,44 @@
       </w:tcPr>
     </w:tblStylePr>
   </w:style>
+  <w:style w:type="table" w:styleId="Tabelacomgrade">
+    <w:name w:val="Table Grid"/>
+    <w:basedOn w:val="Tabelanormal"/>
+    <w:uiPriority w:val="39"/>
+    <w:rsid w:val="00421C50"/>
+    <w:pPr>
+      <w:spacing w:after="0" w:line="240" w:lineRule="auto"/>
+    </w:pPr>
+    <w:tblPr>
+      <w:tblBorders>
+        <w:top w:val="single" w:sz="4" w:space="0" w:color="auto"/>
+        <w:left w:val="single" w:sz="4" w:space="0" w:color="auto"/>
+        <w:bottom w:val="single" w:sz="4" w:space="0" w:color="auto"/>
+        <w:right w:val="single" w:sz="4" w:space="0" w:color="auto"/>
+        <w:insideH w:val="single" w:sz="4" w:space="0" w:color="auto"/>
+        <w:insideV w:val="single" w:sz="4" w:space="0" w:color="auto"/>
+      </w:tblBorders>
+    </w:tblPr>
+  </w:style>
+  <w:style w:type="table" w:styleId="TabeladeGradeClara">
+    <w:name w:val="Grid Table Light"/>
+    <w:basedOn w:val="Tabelanormal"/>
+    <w:uiPriority w:val="40"/>
+    <w:rsid w:val="00421C50"/>
+    <w:pPr>
+      <w:spacing w:after="0" w:line="240" w:lineRule="auto"/>
+    </w:pPr>
+    <w:tblPr>
+      <w:tblBorders>
+        <w:top w:val="single" w:sz="4" w:space="0" w:color="BFBFBF" w:themeColor="background1" w:themeShade="BF"/>
+        <w:left w:val="single" w:sz="4" w:space="0" w:color="BFBFBF" w:themeColor="background1" w:themeShade="BF"/>
+        <w:bottom w:val="single" w:sz="4" w:space="0" w:color="BFBFBF" w:themeColor="background1" w:themeShade="BF"/>
+        <w:right w:val="single" w:sz="4" w:space="0" w:color="BFBFBF" w:themeColor="background1" w:themeShade="BF"/>
+        <w:insideH w:val="single" w:sz="4" w:space="0" w:color="BFBFBF" w:themeColor="background1" w:themeShade="BF"/>
+        <w:insideV w:val="single" w:sz="4" w:space="0" w:color="BFBFBF" w:themeColor="background1" w:themeShade="BF"/>
+      </w:tblBorders>
+    </w:tblPr>
+  </w:style>
 </w:styles>
 </file>
 
@@ -28101,6 +28846,10 @@
 </go:gDocsCustomXmlDataStorage>
 </file>
 
+<file path=customXml/item2.xml><?xml version="1.0" encoding="utf-8"?>
+<b:Sources xmlns:b="http://schemas.openxmlformats.org/officeDocument/2006/bibliography" xmlns="http://schemas.openxmlformats.org/officeDocument/2006/bibliography" SelectedStyle="\APASixthEditionOfficeOnline.xsl" StyleName="APA" Version="6"/>
+</file>
+
 <file path=customXml/itemProps1.xml><?xml version="1.0" encoding="utf-8"?>
 <ds:datastoreItem xmlns:ds="http://schemas.openxmlformats.org/officeDocument/2006/customXml" ds:itemID="{11111111-1234-1234-1234-123412341234}">
   <ds:schemaRefs>
@@ -28108,4 +28857,12 @@
     <ds:schemaRef ds:uri="http://schemas.openxmlformats.org/officeDocument/2006/relationships"/>
   </ds:schemaRefs>
 </ds:datastoreItem>
+</file>
+
+<file path=customXml/itemProps2.xml><?xml version="1.0" encoding="utf-8"?>
+<ds:datastoreItem xmlns:ds="http://schemas.openxmlformats.org/officeDocument/2006/customXml" ds:itemID="{98C574D8-F2EA-4260-9191-29FE1764BD8B}">
+  <ds:schemaRefs>
+    <ds:schemaRef ds:uri="http://schemas.openxmlformats.org/officeDocument/2006/bibliography"/>
+  </ds:schemaRefs>
+</ds:datastoreItem>
 </file>
--- a/Desafio 2 - Projeto - 11062025/Versões Relatório/Grupo_01_Proposta_de_Projeto v4.docx
+++ b/Desafio 2 - Projeto - 11062025/Versões Relatório/Grupo_01_Proposta_de_Projeto v4.docx
@@ -17310,631 +17310,13 @@
         </w:tc>
       </w:tr>
     </w:tbl>
-    <w:p/>
-    <w:p/>
-    <w:p/>
-    <w:p/>
-    <w:p/>
-    <w:p>
-      <w:pPr>
+    <w:p>
+      <w:pPr>
+        <w:jc w:val="center"/>
         <w:rPr>
           <w:b/>
-          <w:noProof/>
-        </w:rPr>
-      </w:pPr>
-      <w:r>
-        <w:rPr>
-          <w:b/>
-        </w:rPr>
-        <w:t xml:space="preserve">Cenário </w:t>
-      </w:r>
-      <w:r>
-        <w:rPr>
-          <w:b/>
-          <w:color w:val="1B1C1D"/>
-        </w:rPr>
-        <w:t>CT-e 1.1: Extração de Dados Base de CT-e</w:t>
-      </w:r>
-      <w:r>
-        <w:rPr>
-          <w:b/>
-          <w:noProof/>
-        </w:rPr>
-        <w:t xml:space="preserve"> </w:t>
-      </w:r>
-    </w:p>
-    <w:tbl>
-      <w:tblPr>
-        <w:tblW w:w="0" w:type="auto"/>
-        <w:tblBorders>
-          <w:top w:val="nil"/>
-          <w:left w:val="nil"/>
-          <w:bottom w:val="nil"/>
-          <w:right w:val="nil"/>
-          <w:insideH w:val="nil"/>
-          <w:insideV w:val="nil"/>
-        </w:tblBorders>
-        <w:tblLook w:val="0600" w:firstRow="0" w:lastRow="0" w:firstColumn="0" w:lastColumn="0" w:noHBand="1" w:noVBand="1"/>
-      </w:tblPr>
-      <w:tblGrid>
-        <w:gridCol w:w="8492"/>
-      </w:tblGrid>
-      <w:tr>
-        <w:trPr>
-          <w:trHeight w:hRule="exact" w:val="567"/>
-        </w:trPr>
-        <w:tc>
-          <w:tcPr>
-            <w:tcW w:w="0" w:type="auto"/>
-            <w:tcBorders>
-              <w:top w:val="single" w:sz="5" w:space="0" w:color="1B1C1D"/>
-              <w:left w:val="single" w:sz="5" w:space="0" w:color="1B1C1D"/>
-              <w:bottom w:val="single" w:sz="5" w:space="0" w:color="1B1C1D"/>
-              <w:right w:val="single" w:sz="5" w:space="0" w:color="1B1C1D"/>
-            </w:tcBorders>
-            <w:shd w:val="clear" w:color="auto" w:fill="EFEFEF"/>
-            <w:tcMar>
-              <w:top w:w="120" w:type="dxa"/>
-              <w:left w:w="180" w:type="dxa"/>
-              <w:bottom w:w="120" w:type="dxa"/>
-              <w:right w:w="180" w:type="dxa"/>
-            </w:tcMar>
-          </w:tcPr>
-          <w:p>
-            <w:pPr>
-              <w:spacing w:after="480"/>
-              <w:rPr>
-                <w:color w:val="1B1C1D"/>
-              </w:rPr>
-            </w:pPr>
-            <w:r>
-              <w:rPr>
-                <w:b/>
-                <w:color w:val="1B1C1D"/>
-              </w:rPr>
-              <w:t>Resultado Esperado</w:t>
-            </w:r>
-          </w:p>
-        </w:tc>
-      </w:tr>
-      <w:tr>
-        <w:trPr>
-          <w:trHeight w:hRule="exact" w:val="980"/>
-        </w:trPr>
-        <w:tc>
-          <w:tcPr>
-            <w:tcW w:w="0" w:type="auto"/>
-            <w:tcBorders>
-              <w:top w:val="single" w:sz="5" w:space="0" w:color="1B1C1D"/>
-              <w:left w:val="single" w:sz="5" w:space="0" w:color="1B1C1D"/>
-              <w:bottom w:val="single" w:sz="5" w:space="0" w:color="1B1C1D"/>
-              <w:right w:val="single" w:sz="5" w:space="0" w:color="1B1C1D"/>
-            </w:tcBorders>
-            <w:tcMar>
-              <w:top w:w="120" w:type="dxa"/>
-              <w:left w:w="180" w:type="dxa"/>
-              <w:bottom w:w="120" w:type="dxa"/>
-              <w:right w:w="180" w:type="dxa"/>
-            </w:tcMar>
-          </w:tcPr>
-          <w:p>
-            <w:pPr>
-              <w:spacing w:after="480"/>
-              <w:rPr>
-                <w:color w:val="1B1C1D"/>
-              </w:rPr>
-            </w:pPr>
-            <w:r>
-              <w:rPr>
-                <w:b/>
-                <w:color w:val="1B1C1D"/>
-              </w:rPr>
-              <w:t>Precisão:</w:t>
-            </w:r>
-            <w:r>
-              <w:rPr>
-                <w:color w:val="1B1C1D"/>
-              </w:rPr>
-              <w:t xml:space="preserve"> Todos os campos essenciais do CT-e devem ser extraídos com 100% de precisão. </w:t>
-            </w:r>
-            <w:r>
-              <w:rPr>
-                <w:b/>
-                <w:color w:val="1B1C1D"/>
-              </w:rPr>
-              <w:t>Tempo:</w:t>
-            </w:r>
-            <w:r>
-              <w:rPr>
-                <w:color w:val="1B1C1D"/>
-              </w:rPr>
-              <w:t xml:space="preserve"> O processamento deve ser concluído em t &lt; 60 segundos.</w:t>
-            </w:r>
-          </w:p>
-        </w:tc>
-      </w:tr>
-    </w:tbl>
-    <w:p>
-      <w:pPr>
-        <w:rPr>
-          <w:b/>
-          <w:noProof/>
-        </w:rPr>
-      </w:pPr>
-    </w:p>
-    <w:p>
-      <w:pPr>
-        <w:rPr>
-          <w:color w:val="1B1C1D"/>
-        </w:rPr>
-      </w:pPr>
-      <w:r>
-        <w:rPr>
-          <w:color w:val="1B1C1D"/>
-        </w:rPr>
-        <w:t xml:space="preserve">1. Carregar o arquivo </w:t>
-      </w:r>
-      <w:r>
-        <w:rPr>
-          <w:color w:val="444746"/>
-          <w:shd w:val="clear" w:color="auto" w:fill="E9EEF6"/>
-        </w:rPr>
-        <w:t>CTe_assinado.xml</w:t>
-      </w:r>
-      <w:r>
-        <w:rPr>
-          <w:color w:val="1B1C1D"/>
-        </w:rPr>
-        <w:t xml:space="preserve"> na aplicação. </w:t>
-      </w:r>
-    </w:p>
-    <w:p>
-      <w:pPr>
-        <w:jc w:val="center"/>
-        <w:rPr>
-          <w:color w:val="1B1C1D"/>
-        </w:rPr>
-      </w:pPr>
-      <w:r>
-        <w:rPr>
-          <w:noProof/>
-          <w:color w:val="1B1C1D"/>
-        </w:rPr>
-        <w:lastRenderedPageBreak/>
-        <w:drawing>
-          <wp:inline distT="0" distB="0" distL="0" distR="0" wp14:anchorId="1A1EB1E8" wp14:editId="6EE0F089">
-            <wp:extent cx="3635102" cy="2895600"/>
-            <wp:effectExtent l="0" t="0" r="3810" b="0"/>
-            <wp:docPr id="2" name="Imagem 2"/>
-            <wp:cNvGraphicFramePr>
-              <a:graphicFrameLocks xmlns:a="http://schemas.openxmlformats.org/drawingml/2006/main" noChangeAspect="1"/>
-            </wp:cNvGraphicFramePr>
-            <a:graphic xmlns:a="http://schemas.openxmlformats.org/drawingml/2006/main">
-              <a:graphicData uri="http://schemas.openxmlformats.org/drawingml/2006/picture">
-                <pic:pic xmlns:pic="http://schemas.openxmlformats.org/drawingml/2006/picture">
-                  <pic:nvPicPr>
-                    <pic:cNvPr id="1" name=""/>
-                    <pic:cNvPicPr/>
-                  </pic:nvPicPr>
-                  <pic:blipFill>
-                    <a:blip r:embed="rId38"/>
-                    <a:stretch>
-                      <a:fillRect/>
-                    </a:stretch>
-                  </pic:blipFill>
-                  <pic:spPr>
-                    <a:xfrm>
-                      <a:off x="0" y="0"/>
-                      <a:ext cx="3642256" cy="2901298"/>
-                    </a:xfrm>
-                    <a:prstGeom prst="rect">
-                      <a:avLst/>
-                    </a:prstGeom>
-                  </pic:spPr>
-                </pic:pic>
-              </a:graphicData>
-            </a:graphic>
-          </wp:inline>
-        </w:drawing>
-      </w:r>
-    </w:p>
-    <w:p>
-      <w:pPr>
-        <w:rPr>
-          <w:color w:val="1B1C1D"/>
-        </w:rPr>
-      </w:pPr>
-    </w:p>
-    <w:p>
-      <w:pPr>
-        <w:rPr>
-          <w:b/>
-          <w:noProof/>
-        </w:rPr>
-      </w:pPr>
-      <w:r>
-        <w:rPr>
-          <w:color w:val="1B1C1D"/>
-        </w:rPr>
-        <w:t>2. Executar a função de extração/análise.</w:t>
-      </w:r>
-    </w:p>
-    <w:p>
-      <w:pPr>
-        <w:rPr>
-          <w:b/>
-        </w:rPr>
-      </w:pPr>
-    </w:p>
-    <w:p>
-      <w:pPr>
-        <w:rPr>
-          <w:b/>
-        </w:rPr>
-      </w:pPr>
-      <w:r>
-        <w:rPr>
-          <w:b/>
-        </w:rPr>
-        <w:t xml:space="preserve">Cenário 2 – Carga de </w:t>
-      </w:r>
-      <w:hyperlink r:id="rId39">
-        <w:r>
-          <w:rPr>
-            <w:b/>
-          </w:rPr>
-          <w:t>imagem NF-e</w:t>
-        </w:r>
-      </w:hyperlink>
-      <w:r>
-        <w:rPr>
-          <w:b/>
-        </w:rPr>
-        <w:t xml:space="preserve"> </w:t>
-      </w:r>
-      <w:r>
-        <w:rPr>
-          <w:b/>
-        </w:rPr>
-        <w:t xml:space="preserve">(inserir link do documento) </w:t>
-      </w:r>
-      <w:r>
-        <w:rPr>
-          <w:b/>
-        </w:rPr>
-        <w:t>na interface e a realização de uma pergunta</w:t>
-      </w:r>
-    </w:p>
-    <w:p>
-      <w:pPr>
-        <w:jc w:val="center"/>
-        <w:rPr>
-          <w:b/>
-        </w:rPr>
-      </w:pPr>
-      <w:r>
-        <w:rPr>
-          <w:b/>
-          <w:noProof/>
-        </w:rPr>
-        <w:drawing>
-          <wp:inline distT="0" distB="0" distL="0" distR="0" wp14:anchorId="50016DB5" wp14:editId="61DAAACB">
-            <wp:extent cx="3236968" cy="4077040"/>
-            <wp:effectExtent l="0" t="0" r="0" b="0"/>
-            <wp:docPr id="2134748928" name="image4.png"/>
-            <wp:cNvGraphicFramePr/>
-            <a:graphic xmlns:a="http://schemas.openxmlformats.org/drawingml/2006/main">
-              <a:graphicData uri="http://schemas.openxmlformats.org/drawingml/2006/picture">
-                <pic:pic xmlns:pic="http://schemas.openxmlformats.org/drawingml/2006/picture">
-                  <pic:nvPicPr>
-                    <pic:cNvPr id="0" name="image4.png"/>
-                    <pic:cNvPicPr preferRelativeResize="0"/>
-                  </pic:nvPicPr>
-                  <pic:blipFill>
-                    <a:blip r:embed="rId40"/>
-                    <a:srcRect/>
-                    <a:stretch>
-                      <a:fillRect/>
-                    </a:stretch>
-                  </pic:blipFill>
-                  <pic:spPr>
-                    <a:xfrm>
-                      <a:off x="0" y="0"/>
-                      <a:ext cx="3236968" cy="4077040"/>
-                    </a:xfrm>
-                    <a:prstGeom prst="rect">
-                      <a:avLst/>
-                    </a:prstGeom>
-                    <a:ln/>
-                  </pic:spPr>
-                </pic:pic>
-              </a:graphicData>
-            </a:graphic>
-          </wp:inline>
-        </w:drawing>
-      </w:r>
-    </w:p>
-    <w:p>
-      <w:pPr>
-        <w:rPr>
-          <w:b/>
-        </w:rPr>
-      </w:pPr>
-      <w:r>
-        <w:rPr>
-          <w:b/>
-        </w:rPr>
-        <w:t xml:space="preserve">Cenário 3 – Carga na interface de </w:t>
-      </w:r>
-      <w:hyperlink r:id="rId41">
-        <w:r>
-          <w:rPr>
-            <w:b/>
-          </w:rPr>
-          <w:t>documento PDF, de uma NFS-e da cidade de Salvador</w:t>
-        </w:r>
-      </w:hyperlink>
-      <w:r>
-        <w:rPr>
-          <w:b/>
-        </w:rPr>
-        <w:t xml:space="preserve"> (Inserir link do documento)</w:t>
-      </w:r>
-      <w:r>
-        <w:rPr>
-          <w:b/>
-        </w:rPr>
-        <w:t>, e a realização de uma pergunta.</w:t>
-      </w:r>
-    </w:p>
-    <w:p>
-      <w:pPr>
-        <w:jc w:val="center"/>
-        <w:rPr>
-          <w:b/>
-        </w:rPr>
-      </w:pPr>
-      <w:r>
-        <w:rPr>
-          <w:b/>
-          <w:noProof/>
-        </w:rPr>
-        <w:lastRenderedPageBreak/>
-        <w:drawing>
-          <wp:inline distT="0" distB="0" distL="0" distR="0" wp14:anchorId="1CD7191F" wp14:editId="02EB78E8">
-            <wp:extent cx="3010907" cy="3966509"/>
-            <wp:effectExtent l="0" t="0" r="0" b="0"/>
-            <wp:docPr id="2134748927" name="image5.png"/>
-            <wp:cNvGraphicFramePr/>
-            <a:graphic xmlns:a="http://schemas.openxmlformats.org/drawingml/2006/main">
-              <a:graphicData uri="http://schemas.openxmlformats.org/drawingml/2006/picture">
-                <pic:pic xmlns:pic="http://schemas.openxmlformats.org/drawingml/2006/picture">
-                  <pic:nvPicPr>
-                    <pic:cNvPr id="0" name="image5.png"/>
-                    <pic:cNvPicPr preferRelativeResize="0"/>
-                  </pic:nvPicPr>
-                  <pic:blipFill>
-                    <a:blip r:embed="rId42"/>
-                    <a:srcRect/>
-                    <a:stretch>
-                      <a:fillRect/>
-                    </a:stretch>
-                  </pic:blipFill>
-                  <pic:spPr>
-                    <a:xfrm>
-                      <a:off x="0" y="0"/>
-                      <a:ext cx="3010907" cy="3966509"/>
-                    </a:xfrm>
-                    <a:prstGeom prst="rect">
-                      <a:avLst/>
-                    </a:prstGeom>
-                    <a:ln/>
-                  </pic:spPr>
-                </pic:pic>
-              </a:graphicData>
-            </a:graphic>
-          </wp:inline>
-        </w:drawing>
-      </w:r>
-    </w:p>
-    <w:p>
-      <w:pPr>
-        <w:rPr>
-          <w:b/>
-        </w:rPr>
-      </w:pPr>
-      <w:r>
-        <w:rPr>
-          <w:b/>
-        </w:rPr>
-        <w:t xml:space="preserve">Cenário 4 – Carga na interface de </w:t>
-      </w:r>
-      <w:hyperlink r:id="rId43">
-        <w:r>
-          <w:rPr>
-            <w:b/>
-            <w:color w:val="467886"/>
-            <w:u w:val="single"/>
-          </w:rPr>
-          <w:t>i</w:t>
-        </w:r>
-        <w:r>
-          <w:rPr>
-            <w:b/>
-          </w:rPr>
-          <w:t>magem, de uma NFS-e da cidade de Curitiba</w:t>
-        </w:r>
-      </w:hyperlink>
-      <w:r>
-        <w:rPr>
-          <w:b/>
-          <w:color w:val="467886"/>
-          <w:u w:val="single"/>
-        </w:rPr>
-        <w:t xml:space="preserve"> </w:t>
-      </w:r>
-      <w:r>
-        <w:rPr>
-          <w:b/>
-        </w:rPr>
-        <w:t>(Inserir link do documento)</w:t>
-      </w:r>
-      <w:r>
-        <w:rPr>
-          <w:b/>
-        </w:rPr>
-        <w:t xml:space="preserve">, </w:t>
-      </w:r>
-      <w:r>
-        <w:rPr>
-          <w:b/>
-        </w:rPr>
-        <w:t xml:space="preserve">e a realização </w:t>
-      </w:r>
-      <w:r>
-        <w:rPr>
-          <w:b/>
-        </w:rPr>
-        <w:t>de uma pergunta</w:t>
-      </w:r>
-    </w:p>
-    <w:p>
-      <w:pPr>
-        <w:jc w:val="center"/>
-        <w:rPr>
-          <w:b/>
-        </w:rPr>
-      </w:pPr>
-      <w:r>
-        <w:rPr>
-          <w:b/>
-          <w:noProof/>
-        </w:rPr>
-        <w:drawing>
-          <wp:inline distT="0" distB="0" distL="0" distR="0" wp14:anchorId="1E8A0A11" wp14:editId="53150770">
-            <wp:extent cx="2793600" cy="3787200"/>
-            <wp:effectExtent l="0" t="0" r="6985" b="3810"/>
-            <wp:docPr id="2134748930" name="image3.png"/>
-            <wp:cNvGraphicFramePr/>
-            <a:graphic xmlns:a="http://schemas.openxmlformats.org/drawingml/2006/main">
-              <a:graphicData uri="http://schemas.openxmlformats.org/drawingml/2006/picture">
-                <pic:pic xmlns:pic="http://schemas.openxmlformats.org/drawingml/2006/picture">
-                  <pic:nvPicPr>
-                    <pic:cNvPr id="0" name="image3.png"/>
-                    <pic:cNvPicPr preferRelativeResize="0"/>
-                  </pic:nvPicPr>
-                  <pic:blipFill>
-                    <a:blip r:embed="rId44"/>
-                    <a:srcRect/>
-                    <a:stretch>
-                      <a:fillRect/>
-                    </a:stretch>
-                  </pic:blipFill>
-                  <pic:spPr>
-                    <a:xfrm>
-                      <a:off x="0" y="0"/>
-                      <a:ext cx="2803076" cy="3800046"/>
-                    </a:xfrm>
-                    <a:prstGeom prst="rect">
-                      <a:avLst/>
-                    </a:prstGeom>
-                    <a:ln/>
-                  </pic:spPr>
-                </pic:pic>
-              </a:graphicData>
-            </a:graphic>
-          </wp:inline>
-        </w:drawing>
-      </w:r>
-    </w:p>
-    <w:p>
-      <w:pPr>
-        <w:rPr>
-          <w:b/>
-        </w:rPr>
-      </w:pPr>
-      <w:r>
-        <w:rPr>
-          <w:b/>
-        </w:rPr>
-        <w:t xml:space="preserve">Cenário 4 – Carga de </w:t>
-      </w:r>
-      <w:hyperlink r:id="rId45">
-        <w:r>
-          <w:rPr>
-            <w:b/>
-          </w:rPr>
-          <w:t>imagem de CT-e</w:t>
-        </w:r>
-      </w:hyperlink>
-      <w:r>
-        <w:rPr>
-          <w:b/>
-        </w:rPr>
-        <w:t xml:space="preserve"> </w:t>
-      </w:r>
-      <w:r>
-        <w:rPr>
-          <w:b/>
-        </w:rPr>
-        <w:t xml:space="preserve">(Inserir link do documento) </w:t>
-      </w:r>
-      <w:r>
-        <w:rPr>
-          <w:b/>
-        </w:rPr>
-        <w:t>na interface e a realização de uma pergunta</w:t>
-      </w:r>
-    </w:p>
-    <w:p>
-      <w:pPr>
-        <w:jc w:val="center"/>
-        <w:rPr>
-          <w:b/>
-        </w:rPr>
-      </w:pPr>
-      <w:r>
-        <w:rPr>
-          <w:b/>
-          <w:noProof/>
-        </w:rPr>
-        <w:lastRenderedPageBreak/>
-        <w:drawing>
-          <wp:inline distT="0" distB="0" distL="0" distR="0" wp14:anchorId="0CB3CD83" wp14:editId="68DFC346">
-            <wp:extent cx="2948025" cy="3809482"/>
-            <wp:effectExtent l="0" t="0" r="0" b="0"/>
-            <wp:docPr id="2134748929" name="image2.png"/>
-            <wp:cNvGraphicFramePr/>
-            <a:graphic xmlns:a="http://schemas.openxmlformats.org/drawingml/2006/main">
-              <a:graphicData uri="http://schemas.openxmlformats.org/drawingml/2006/picture">
-                <pic:pic xmlns:pic="http://schemas.openxmlformats.org/drawingml/2006/picture">
-                  <pic:nvPicPr>
-                    <pic:cNvPr id="0" name="image2.png"/>
-                    <pic:cNvPicPr preferRelativeResize="0"/>
-                  </pic:nvPicPr>
-                  <pic:blipFill>
-                    <a:blip r:embed="rId46"/>
-                    <a:srcRect/>
-                    <a:stretch>
-                      <a:fillRect/>
-                    </a:stretch>
-                  </pic:blipFill>
-                  <pic:spPr>
-                    <a:xfrm>
-                      <a:off x="0" y="0"/>
-                      <a:ext cx="2948025" cy="3809482"/>
-                    </a:xfrm>
-                    <a:prstGeom prst="rect">
-                      <a:avLst/>
-                    </a:prstGeom>
-                    <a:ln/>
-                  </pic:spPr>
-                </pic:pic>
-              </a:graphicData>
-            </a:graphic>
-          </wp:inline>
-        </w:drawing>
-      </w:r>
+        </w:rPr>
+      </w:pPr>
     </w:p>
     <w:p>
       <w:pPr>
@@ -17956,7 +17338,23 @@
           <w:sz w:val="36"/>
           <w:szCs w:val="36"/>
         </w:rPr>
-        <w:t>13. Instalação</w:t>
+        <w:t>1</w:t>
+      </w:r>
+      <w:r>
+        <w:rPr>
+          <w:color w:val="2F5496"/>
+          <w:sz w:val="36"/>
+          <w:szCs w:val="36"/>
+        </w:rPr>
+        <w:t>5</w:t>
+      </w:r>
+      <w:r>
+        <w:rPr>
+          <w:color w:val="2F5496"/>
+          <w:sz w:val="36"/>
+          <w:szCs w:val="36"/>
+        </w:rPr>
+        <w:t>. Instalação</w:t>
       </w:r>
     </w:p>
     <w:p>
@@ -17979,7 +17377,23 @@
           <w:sz w:val="36"/>
           <w:szCs w:val="36"/>
         </w:rPr>
-        <w:t>13.1. Sem instalar nada</w:t>
+        <w:t>1</w:t>
+      </w:r>
+      <w:r>
+        <w:rPr>
+          <w:color w:val="2F5496"/>
+          <w:sz w:val="36"/>
+          <w:szCs w:val="36"/>
+        </w:rPr>
+        <w:t>5</w:t>
+      </w:r>
+      <w:r>
+        <w:rPr>
+          <w:color w:val="2F5496"/>
+          <w:sz w:val="36"/>
+          <w:szCs w:val="36"/>
+        </w:rPr>
+        <w:t>.1. Sem instalar nada</w:t>
       </w:r>
     </w:p>
     <w:p>
@@ -18015,7 +17429,7 @@
         </w:rPr>
         <w:t> </w:t>
       </w:r>
-      <w:hyperlink r:id="rId47" w:history="1">
+      <w:hyperlink r:id="rId38" w:history="1">
         <w:r>
           <w:rPr>
             <w:rStyle w:val="Hyperlink"/>
@@ -18046,7 +17460,23 @@
           <w:sz w:val="36"/>
           <w:szCs w:val="36"/>
         </w:rPr>
-        <w:t xml:space="preserve">13.2. </w:t>
+        <w:t>1</w:t>
+      </w:r>
+      <w:r>
+        <w:rPr>
+          <w:color w:val="2F5496"/>
+          <w:sz w:val="36"/>
+          <w:szCs w:val="36"/>
+        </w:rPr>
+        <w:t>5</w:t>
+      </w:r>
+      <w:r>
+        <w:rPr>
+          <w:color w:val="2F5496"/>
+          <w:sz w:val="36"/>
+          <w:szCs w:val="36"/>
+        </w:rPr>
+        <w:t xml:space="preserve">.2. </w:t>
       </w:r>
       <w:r>
         <w:rPr>
@@ -18077,7 +17507,7 @@
         </w:rPr>
         <w:t>Instale o </w:t>
       </w:r>
-      <w:hyperlink r:id="rId48" w:history="1">
+      <w:hyperlink r:id="rId39" w:history="1">
         <w:r>
           <w:rPr>
             <w:rStyle w:val="Hyperlink"/>
@@ -18192,7 +17622,7 @@
         </w:rPr>
         <w:t>Pronto! Acesse </w:t>
       </w:r>
-      <w:hyperlink r:id="rId49" w:history="1">
+      <w:hyperlink r:id="rId40" w:history="1">
         <w:r>
           <w:rPr>
             <w:rStyle w:val="Hyperlink"/>
@@ -18242,7 +17672,7 @@
           <w:color w:val="1F2328"/>
         </w:rPr>
       </w:pPr>
-      <w:hyperlink r:id="rId50" w:history="1">
+      <w:hyperlink r:id="rId41" w:history="1">
         <w:r>
           <w:rPr>
             <w:rStyle w:val="Hyperlink"/>
@@ -18266,7 +17696,7 @@
           <w:color w:val="1F2328"/>
         </w:rPr>
       </w:pPr>
-      <w:hyperlink r:id="rId51" w:history="1">
+      <w:hyperlink r:id="rId42" w:history="1">
         <w:r>
           <w:rPr>
             <w:rStyle w:val="Hyperlink"/>
@@ -18292,7 +17722,7 @@
           <w:u w:val="none"/>
         </w:rPr>
       </w:pPr>
-      <w:hyperlink r:id="rId52" w:history="1">
+      <w:hyperlink r:id="rId43" w:history="1">
         <w:r>
           <w:rPr>
             <w:rStyle w:val="Hyperlink"/>
@@ -18316,7 +17746,7 @@
           <w:color w:val="1F2328"/>
         </w:rPr>
       </w:pPr>
-      <w:hyperlink r:id="rId53" w:history="1">
+      <w:hyperlink r:id="rId44" w:history="1">
         <w:r>
           <w:rPr>
             <w:rStyle w:val="Hyperlink"/>
@@ -18360,8 +17790,23 @@
           <w:sz w:val="36"/>
           <w:szCs w:val="36"/>
         </w:rPr>
-        <w:lastRenderedPageBreak/>
-        <w:t xml:space="preserve">13.3 </w:t>
+        <w:t>1</w:t>
+      </w:r>
+      <w:r>
+        <w:rPr>
+          <w:color w:val="2F5496"/>
+          <w:sz w:val="36"/>
+          <w:szCs w:val="36"/>
+        </w:rPr>
+        <w:t>5</w:t>
+      </w:r>
+      <w:r>
+        <w:rPr>
+          <w:color w:val="2F5496"/>
+          <w:sz w:val="36"/>
+          <w:szCs w:val="36"/>
+        </w:rPr>
+        <w:t xml:space="preserve">.3 </w:t>
       </w:r>
       <w:r>
         <w:rPr>
@@ -18594,7 +18039,7 @@
         </w:rPr>
         <w:t>Instale o </w:t>
       </w:r>
-      <w:hyperlink r:id="rId54" w:history="1">
+      <w:hyperlink r:id="rId45" w:history="1">
         <w:r>
           <w:rPr>
             <w:rStyle w:val="Hyperlink"/>
@@ -18637,7 +18082,7 @@
         </w:rPr>
         <w:t>Baixe o </w:t>
       </w:r>
-      <w:hyperlink r:id="rId55" w:history="1">
+      <w:hyperlink r:id="rId46" w:history="1">
         <w:r>
           <w:rPr>
             <w:rStyle w:val="Hyperlink"/>
@@ -18888,7 +18333,7 @@
         </w:rPr>
         <w:t>1 - Dependências: </w:t>
       </w:r>
-      <w:hyperlink r:id="rId56" w:history="1">
+      <w:hyperlink r:id="rId47" w:history="1">
         <w:r>
           <w:rPr>
             <w:rStyle w:val="Hyperlink"/>
@@ -18909,7 +18354,7 @@
         </w:rPr>
         <w:t> (Para Windows), </w:t>
       </w:r>
-      <w:hyperlink r:id="rId57" w:history="1">
+      <w:hyperlink r:id="rId48" w:history="1">
         <w:r>
           <w:rPr>
             <w:rStyle w:val="Hyperlink"/>
@@ -18953,7 +18398,7 @@
         </w:rPr>
         <w:t>2 - Script Python: </w:t>
       </w:r>
-      <w:hyperlink r:id="rId58" w:history="1">
+      <w:hyperlink r:id="rId49" w:history="1">
         <w:r>
           <w:rPr>
             <w:rStyle w:val="Hyperlink"/>
@@ -18988,7 +18433,7 @@
         </w:rPr>
         <w:t>3 - Script OCR: </w:t>
       </w:r>
-      <w:hyperlink r:id="rId59" w:history="1">
+      <w:hyperlink r:id="rId50" w:history="1">
         <w:r>
           <w:rPr>
             <w:rStyle w:val="Hyperlink"/>
@@ -19139,7 +18584,7 @@
         </w:rPr>
         <w:t>Acesse: </w:t>
       </w:r>
-      <w:hyperlink r:id="rId60" w:history="1">
+      <w:hyperlink r:id="rId51" w:history="1">
         <w:r>
           <w:rPr>
             <w:rStyle w:val="Hyperlink"/>
@@ -19191,7 +18636,7 @@
           <w:color w:val="1F2328"/>
         </w:rPr>
       </w:pPr>
-      <w:hyperlink r:id="rId61" w:history="1">
+      <w:hyperlink r:id="rId52" w:history="1">
         <w:r>
           <w:rPr>
             <w:rStyle w:val="Hyperlink"/>
@@ -19215,7 +18660,7 @@
           <w:color w:val="1F2328"/>
         </w:rPr>
       </w:pPr>
-      <w:hyperlink r:id="rId62" w:history="1">
+      <w:hyperlink r:id="rId53" w:history="1">
         <w:r>
           <w:rPr>
             <w:rStyle w:val="Hyperlink"/>
@@ -19241,7 +18686,7 @@
           <w:u w:val="none"/>
         </w:rPr>
       </w:pPr>
-      <w:hyperlink r:id="rId63" w:history="1">
+      <w:hyperlink r:id="rId54" w:history="1">
         <w:r>
           <w:rPr>
             <w:rStyle w:val="Hyperlink"/>
@@ -19265,7 +18710,7 @@
           <w:color w:val="1F2328"/>
         </w:rPr>
       </w:pPr>
-      <w:hyperlink r:id="rId64" w:history="1">
+      <w:hyperlink r:id="rId55" w:history="1">
         <w:r>
           <w:rPr>
             <w:rStyle w:val="Hyperlink"/>
@@ -19401,7 +18846,6 @@
           <w:rFonts w:ascii="Segoe UI" w:hAnsi="Segoe UI" w:cs="Segoe UI"/>
           <w:color w:val="1F2328"/>
         </w:rPr>
-        <w:lastRenderedPageBreak/>
         <w:t xml:space="preserve">“Quem descobriu o Brasil?” (Sim, ele vai saber que isso não tem nada a ver </w:t>
       </w:r>
       <w:r>
@@ -19446,7 +18890,23 @@
           <w:sz w:val="36"/>
           <w:szCs w:val="36"/>
         </w:rPr>
-        <w:t>14. Integrantes do Grupo</w:t>
+        <w:t>1</w:t>
+      </w:r>
+      <w:r>
+        <w:rPr>
+          <w:color w:val="2F5496"/>
+          <w:sz w:val="36"/>
+          <w:szCs w:val="36"/>
+        </w:rPr>
+        <w:t>6</w:t>
+      </w:r>
+      <w:r>
+        <w:rPr>
+          <w:color w:val="2F5496"/>
+          <w:sz w:val="36"/>
+          <w:szCs w:val="36"/>
+        </w:rPr>
+        <w:t>. Integrantes do Grupo</w:t>
       </w:r>
     </w:p>
     <w:p>
@@ -19624,7 +19084,7 @@
       <w:bookmarkEnd w:id="8"/>
     </w:p>
     <w:sectPr>
-      <w:footerReference w:type="default" r:id="rId65"/>
+      <w:footerReference w:type="default" r:id="rId56"/>
       <w:pgSz w:w="11906" w:h="16838"/>
       <w:pgMar w:top="1417" w:right="1701" w:bottom="1417" w:left="1701" w:header="708" w:footer="708" w:gutter="0"/>
       <w:pgNumType w:start="1"/>

--- a/Desafio 2 - Projeto - 11062025/Versões Relatório/Grupo_01_Proposta_de_Projeto v4.docx
+++ b/Desafio 2 - Projeto - 11062025/Versões Relatório/Grupo_01_Proposta_de_Projeto v4.docx
@@ -889,7 +889,15 @@
         <w:jc w:val="both"/>
       </w:pPr>
       <w:r>
-        <w:t>Profissionais e empresas da área de contabilidade, finanças e tecnologia, especialmente aqueles envolvidos com automação de processos fiscais, compliance tributário e extração de dados de documentos fiscais (como notas fiscais eletrônicas).</w:t>
+        <w:t xml:space="preserve">Profissionais e empresas da área de contabilidade, finanças e tecnologia, especialmente aqueles envolvidos com automação de processos fiscais, </w:t>
+      </w:r>
+      <w:proofErr w:type="spellStart"/>
+      <w:r>
+        <w:t>compliance</w:t>
+      </w:r>
+      <w:proofErr w:type="spellEnd"/>
+      <w:r>
+        <w:t xml:space="preserve"> tributário e extração de dados de documentos fiscais (como notas fiscais eletrônicas).</w:t>
       </w:r>
     </w:p>
     <w:p>
@@ -984,7 +992,15 @@
         <w:jc w:val="both"/>
       </w:pPr>
       <w:r>
-        <w:t>Como profissional da área de contabilidade, finanças ou tecnologia, eu quero uma solução capaz de capturar e extrair automaticamente os dados de documentos fiscais (Ex: NF-e), para que eu possa obter essas informações de forma rápida, precisa e organizada, reduzindo erros manuais e otimizando meus processos operacionais.</w:t>
+        <w:t>Como profissional da área de contabilidade, finanças ou tecnologia, eu quero uma solução capaz de capturar e extrair automaticamente os dados de documentos fiscais (</w:t>
+      </w:r>
+      <w:proofErr w:type="spellStart"/>
+      <w:r>
+        <w:t>Ex</w:t>
+      </w:r>
+      <w:proofErr w:type="spellEnd"/>
+      <w:r>
+        <w:t>: NF-e), para que eu possa obter essas informações de forma rápida, precisa e organizada, reduzindo erros manuais e otimizando meus processos operacionais.</w:t>
       </w:r>
     </w:p>
     <w:p>
@@ -1446,7 +1462,23 @@
         <w:t>Agente 3 (Resposta e Interação):</w:t>
       </w:r>
       <w:r>
-        <w:t xml:space="preserve"> Acessa um Large Language Model (LLM) e, utilizando os dados da Base de Conhecimento, responde às perguntas dos usuários sobre as informações fiscais.</w:t>
+        <w:t xml:space="preserve"> Acessa um </w:t>
+      </w:r>
+      <w:proofErr w:type="spellStart"/>
+      <w:r>
+        <w:t>Large</w:t>
+      </w:r>
+      <w:proofErr w:type="spellEnd"/>
+      <w:r>
+        <w:t xml:space="preserve"> </w:t>
+      </w:r>
+      <w:proofErr w:type="spellStart"/>
+      <w:r>
+        <w:t>Language</w:t>
+      </w:r>
+      <w:proofErr w:type="spellEnd"/>
+      <w:r>
+        <w:t xml:space="preserve"> Model (LLM) e, utilizando os dados da Base de Conhecimento, responde às perguntas dos usuários sobre as informações fiscais.</w:t>
       </w:r>
     </w:p>
     <w:p>
@@ -1548,7 +1580,15 @@
         <w:ind w:firstLine="720"/>
       </w:pPr>
       <w:r>
-        <w:t>O sistema será desenvolvido seguindo uma arquitetura multi-agente composta por três agentes especializados:</w:t>
+        <w:t xml:space="preserve">O sistema será desenvolvido seguindo uma arquitetura </w:t>
+      </w:r>
+      <w:proofErr w:type="spellStart"/>
+      <w:r>
+        <w:t>multi-agente</w:t>
+      </w:r>
+      <w:proofErr w:type="spellEnd"/>
+      <w:r>
+        <w:t xml:space="preserve"> composta por três agentes especializados:</w:t>
       </w:r>
     </w:p>
     <w:p>
@@ -1575,7 +1615,15 @@
         <w:spacing w:after="0" w:line="240" w:lineRule="auto"/>
       </w:pPr>
       <w:r>
-        <w:t>Responsabilidade: Obter e pré-processar documentos fiscais</w:t>
+        <w:t xml:space="preserve">Responsabilidade: Obter e </w:t>
+      </w:r>
+      <w:proofErr w:type="spellStart"/>
+      <w:r>
+        <w:t>pré</w:t>
+      </w:r>
+      <w:proofErr w:type="spellEnd"/>
+      <w:r>
+        <w:t>-processar documentos fiscais</w:t>
       </w:r>
     </w:p>
     <w:p>
@@ -1598,8 +1646,21 @@
         <w:t>Interface para upload manual de arquivos (PDF, imagens</w:t>
       </w:r>
       <w:r>
-        <w:t>, CSVs e XMLs</w:t>
-      </w:r>
+        <w:t xml:space="preserve">, </w:t>
+      </w:r>
+      <w:proofErr w:type="spellStart"/>
+      <w:r>
+        <w:t>CSVs</w:t>
+      </w:r>
+      <w:proofErr w:type="spellEnd"/>
+      <w:r>
+        <w:t xml:space="preserve"> e </w:t>
+      </w:r>
+      <w:proofErr w:type="spellStart"/>
+      <w:r>
+        <w:t>XMLs</w:t>
+      </w:r>
+      <w:proofErr w:type="spellEnd"/>
       <w:r>
         <w:t>)</w:t>
       </w:r>
@@ -1743,7 +1804,15 @@
         <w:spacing w:after="0" w:line="240" w:lineRule="auto"/>
       </w:pPr>
       <w:r>
-        <w:t>Integração com LLMs para consultas em linguagem natural</w:t>
+        <w:t xml:space="preserve">Integração com </w:t>
+      </w:r>
+      <w:proofErr w:type="spellStart"/>
+      <w:r>
+        <w:t>LLMs</w:t>
+      </w:r>
+      <w:proofErr w:type="spellEnd"/>
+      <w:r>
+        <w:t xml:space="preserve"> para consultas em linguagem natural</w:t>
       </w:r>
     </w:p>
     <w:p>
@@ -1846,8 +1915,16 @@
           <w:b/>
         </w:rPr>
         <w:lastRenderedPageBreak/>
-        <w:t>Armazenamento e Acesso a LLMs</w:t>
-      </w:r>
+        <w:t xml:space="preserve">Armazenamento e Acesso a </w:t>
+      </w:r>
+      <w:proofErr w:type="spellStart"/>
+      <w:r>
+        <w:rPr>
+          <w:b/>
+        </w:rPr>
+        <w:t>LLMs</w:t>
+      </w:r>
+      <w:proofErr w:type="spellEnd"/>
       <w:r>
         <w:rPr>
           <w:i/>
@@ -1865,7 +1942,15 @@
         <w:spacing w:after="0" w:line="240" w:lineRule="auto"/>
       </w:pPr>
       <w:r>
-        <w:t>Banco de dados SQLite para documentos processados</w:t>
+        <w:t xml:space="preserve">Banco de dados </w:t>
+      </w:r>
+      <w:proofErr w:type="spellStart"/>
+      <w:r>
+        <w:t>SQLite</w:t>
+      </w:r>
+      <w:proofErr w:type="spellEnd"/>
+      <w:r>
+        <w:t xml:space="preserve"> para documentos processados</w:t>
       </w:r>
     </w:p>
     <w:p>
@@ -1878,7 +1963,15 @@
         <w:spacing w:after="0" w:line="240" w:lineRule="auto"/>
       </w:pPr>
       <w:r>
-        <w:t>Integração com APIs de LLMs (</w:t>
+        <w:t xml:space="preserve">Integração com APIs de </w:t>
+      </w:r>
+      <w:proofErr w:type="spellStart"/>
+      <w:r>
+        <w:t>LLMs</w:t>
+      </w:r>
+      <w:proofErr w:type="spellEnd"/>
+      <w:r>
+        <w:t xml:space="preserve"> (</w:t>
       </w:r>
       <w:hyperlink r:id="rId18" w:history="1">
         <w:r>
@@ -1967,11 +2060,19 @@
       <w:pPr>
         <w:spacing w:after="0" w:line="240" w:lineRule="auto"/>
       </w:pPr>
+      <w:proofErr w:type="spellStart"/>
       <w:r>
         <w:rPr>
           <w:b/>
         </w:rPr>
-        <w:t>Backend e Processamento</w:t>
+        <w:t>Backend</w:t>
+      </w:r>
+      <w:proofErr w:type="spellEnd"/>
+      <w:r>
+        <w:rPr>
+          <w:b/>
+        </w:rPr>
+        <w:t xml:space="preserve"> e Processamento</w:t>
       </w:r>
     </w:p>
     <w:p>
@@ -2005,9 +2106,19 @@
         </w:numPr>
         <w:spacing w:after="0" w:line="240" w:lineRule="auto"/>
       </w:pPr>
-      <w:r>
-        <w:t>Langchain como biblioteca de interação com as LLMs</w:t>
-      </w:r>
+      <w:proofErr w:type="spellStart"/>
+      <w:r>
+        <w:t>Langchain</w:t>
+      </w:r>
+      <w:proofErr w:type="spellEnd"/>
+      <w:r>
+        <w:t xml:space="preserve"> como biblioteca de interação com as </w:t>
+      </w:r>
+      <w:proofErr w:type="spellStart"/>
+      <w:r>
+        <w:t>LLMs</w:t>
+      </w:r>
+      <w:proofErr w:type="spellEnd"/>
     </w:p>
     <w:p>
       <w:pPr>
@@ -2018,9 +2129,11 @@
         </w:numPr>
         <w:spacing w:after="0" w:line="240" w:lineRule="auto"/>
       </w:pPr>
+      <w:proofErr w:type="spellStart"/>
       <w:r>
         <w:t>SQLite</w:t>
       </w:r>
+      <w:proofErr w:type="spellEnd"/>
       <w:r>
         <w:rPr>
           <w:b/>
@@ -2056,8 +2169,13 @@
         </w:numPr>
         <w:spacing w:after="0" w:line="240" w:lineRule="auto"/>
       </w:pPr>
-      <w:r>
-        <w:t>Tesseract OCR</w:t>
+      <w:proofErr w:type="spellStart"/>
+      <w:r>
+        <w:t>Tesseract</w:t>
+      </w:r>
+      <w:proofErr w:type="spellEnd"/>
+      <w:r>
+        <w:t xml:space="preserve"> OCR</w:t>
       </w:r>
       <w:r>
         <w:rPr>
@@ -2066,7 +2184,15 @@
         <w:t xml:space="preserve"> </w:t>
       </w:r>
       <w:r>
-        <w:t>+ OpenCV para reconhecimento de texto</w:t>
+        <w:t xml:space="preserve">+ </w:t>
+      </w:r>
+      <w:proofErr w:type="spellStart"/>
+      <w:r>
+        <w:t>OpenCV</w:t>
+      </w:r>
+      <w:proofErr w:type="spellEnd"/>
+      <w:r>
+        <w:t xml:space="preserve"> para reconhecimento de texto</w:t>
       </w:r>
     </w:p>
     <w:p>
@@ -2106,11 +2232,19 @@
       <w:pPr>
         <w:spacing w:after="0" w:line="240" w:lineRule="auto"/>
       </w:pPr>
+      <w:proofErr w:type="spellStart"/>
       <w:r>
         <w:rPr>
           <w:b/>
         </w:rPr>
-        <w:t>Frontend e Interface</w:t>
+        <w:t>Frontend</w:t>
+      </w:r>
+      <w:proofErr w:type="spellEnd"/>
+      <w:r>
+        <w:rPr>
+          <w:b/>
+        </w:rPr>
+        <w:t xml:space="preserve"> e Interface</w:t>
       </w:r>
     </w:p>
     <w:p>
@@ -2126,6 +2260,7 @@
           <w:szCs w:val="23"/>
         </w:rPr>
       </w:pPr>
+      <w:proofErr w:type="spellStart"/>
       <w:r>
         <w:rPr>
           <w:sz w:val="23"/>
@@ -2133,6 +2268,7 @@
         </w:rPr>
         <w:t>Streamlit</w:t>
       </w:r>
+      <w:proofErr w:type="spellEnd"/>
     </w:p>
     <w:p>
       <w:pPr>
@@ -2207,7 +2343,15 @@
         <w:t xml:space="preserve">de Demo </w:t>
       </w:r>
       <w:r>
-        <w:t>via site Streamlit Cloud Community (</w:t>
+        <w:t xml:space="preserve">via site </w:t>
+      </w:r>
+      <w:proofErr w:type="spellStart"/>
+      <w:r>
+        <w:t>Streamlit</w:t>
+      </w:r>
+      <w:proofErr w:type="spellEnd"/>
+      <w:r>
+        <w:t xml:space="preserve"> Cloud Community (</w:t>
       </w:r>
       <w:hyperlink r:id="rId20" w:history="1">
         <w:r>
@@ -2683,7 +2827,21 @@
         <w:rPr>
           <w:b/>
         </w:rPr>
-        <w:t>Fase 5: Interface – Agente 1 + Frontend – Segunda Apresentação</w:t>
+        <w:t xml:space="preserve">Fase 5: Interface – Agente 1 + </w:t>
+      </w:r>
+      <w:proofErr w:type="spellStart"/>
+      <w:r>
+        <w:rPr>
+          <w:b/>
+        </w:rPr>
+        <w:t>Frontend</w:t>
+      </w:r>
+      <w:proofErr w:type="spellEnd"/>
+      <w:r>
+        <w:rPr>
+          <w:b/>
+        </w:rPr>
+        <w:t xml:space="preserve"> – Segunda Apresentação</w:t>
       </w:r>
     </w:p>
     <w:p>
@@ -2856,11 +3014,19 @@
           <w:color w:val="000000"/>
         </w:rPr>
       </w:pPr>
+      <w:proofErr w:type="spellStart"/>
       <w:r>
         <w:rPr>
           <w:color w:val="000000"/>
         </w:rPr>
-        <w:t>Roadmap para desenvolvimento futuro</w:t>
+        <w:t>Roadmap</w:t>
+      </w:r>
+      <w:proofErr w:type="spellEnd"/>
+      <w:r>
+        <w:rPr>
+          <w:color w:val="000000"/>
+        </w:rPr>
+        <w:t xml:space="preserve"> para desenvolvimento futuro</w:t>
       </w:r>
     </w:p>
     <w:p>
@@ -2980,8 +3146,18 @@
           <w:bCs/>
           <w:color w:val="000000"/>
         </w:rPr>
-        <w:t>Validação de compliance</w:t>
-      </w:r>
+        <w:t xml:space="preserve">Validação de </w:t>
+      </w:r>
+      <w:proofErr w:type="spellStart"/>
+      <w:r>
+        <w:rPr>
+          <w:b/>
+          <w:bCs/>
+          <w:color w:val="000000"/>
+        </w:rPr>
+        <w:t>compliance</w:t>
+      </w:r>
+      <w:proofErr w:type="spellEnd"/>
       <w:r>
         <w:rPr>
           <w:b/>
@@ -3237,21 +3413,274 @@
         </w:rPr>
         <w:t>7.5 Métricas de Sucesso</w:t>
       </w:r>
-      <w:r>
+    </w:p>
+    <w:p>
+      <w:pPr>
+        <w:spacing w:after="0" w:line="240" w:lineRule="auto"/>
+        <w:ind w:left="792"/>
+        <w:rPr>
+          <w:sz w:val="27"/>
+          <w:szCs w:val="27"/>
+        </w:rPr>
+      </w:pPr>
+    </w:p>
+    <w:p>
+      <w:pPr>
+        <w:spacing w:after="0" w:line="240" w:lineRule="auto"/>
+      </w:pPr>
+      <w:r>
+        <w:rPr>
+          <w:b/>
+        </w:rPr>
+        <w:t>Técnicas</w:t>
+      </w:r>
+    </w:p>
+    <w:p>
+      <w:pPr>
+        <w:pStyle w:val="PargrafodaLista"/>
+        <w:numPr>
+          <w:ilvl w:val="0"/>
+          <w:numId w:val="46"/>
+        </w:numPr>
+        <w:spacing w:after="0" w:line="240" w:lineRule="auto"/>
+      </w:pPr>
+      <w:r>
+        <w:t>Precisão de extração: &gt; 95% para campos obrigatórios</w:t>
+      </w:r>
+    </w:p>
+    <w:p>
+      <w:pPr>
+        <w:pStyle w:val="PargrafodaLista"/>
+        <w:numPr>
+          <w:ilvl w:val="0"/>
+          <w:numId w:val="46"/>
+        </w:numPr>
+        <w:spacing w:after="0" w:line="240" w:lineRule="auto"/>
+      </w:pPr>
+      <w:r>
+        <w:t xml:space="preserve">Tempo de processamento: &lt; </w:t>
+      </w:r>
+      <w:r>
+        <w:t>6</w:t>
+      </w:r>
+      <w:r>
+        <w:t>0 segundos por documento</w:t>
+      </w:r>
+    </w:p>
+    <w:p>
+      <w:pPr>
+        <w:pStyle w:val="PargrafodaLista"/>
+        <w:numPr>
+          <w:ilvl w:val="0"/>
+          <w:numId w:val="46"/>
+        </w:numPr>
+        <w:spacing w:after="0" w:line="240" w:lineRule="auto"/>
+      </w:pPr>
+      <w:r>
+        <w:t>Taxa de falsos positivos: &lt; 3%</w:t>
+      </w:r>
+    </w:p>
+    <w:p>
+      <w:pPr>
+        <w:pStyle w:val="PargrafodaLista"/>
+        <w:numPr>
+          <w:ilvl w:val="0"/>
+          <w:numId w:val="46"/>
+        </w:numPr>
+        <w:spacing w:after="0" w:line="240" w:lineRule="auto"/>
+      </w:pPr>
+      <w:r>
+        <w:t>Disponibilidade do sistema: &gt; 99.5%</w:t>
+      </w:r>
+    </w:p>
+    <w:p>
+      <w:pPr>
+        <w:spacing w:after="0" w:line="240" w:lineRule="auto"/>
+      </w:pPr>
+    </w:p>
+    <w:p>
+      <w:pPr>
+        <w:spacing w:after="0" w:line="240" w:lineRule="auto"/>
+      </w:pPr>
+      <w:r>
+        <w:rPr>
+          <w:b/>
+        </w:rPr>
+        <w:t>Negócio</w:t>
+      </w:r>
+    </w:p>
+    <w:p>
+      <w:pPr>
+        <w:pStyle w:val="PargrafodaLista"/>
+        <w:numPr>
+          <w:ilvl w:val="0"/>
+          <w:numId w:val="47"/>
+        </w:numPr>
+        <w:spacing w:after="0" w:line="240" w:lineRule="auto"/>
+      </w:pPr>
+      <w:r>
+        <w:t>Redução de tempo de processamento: &gt; 80%</w:t>
+      </w:r>
+    </w:p>
+    <w:p>
+      <w:pPr>
+        <w:pStyle w:val="PargrafodaLista"/>
+        <w:numPr>
+          <w:ilvl w:val="0"/>
+          <w:numId w:val="47"/>
+        </w:numPr>
+        <w:spacing w:after="0" w:line="240" w:lineRule="auto"/>
+      </w:pPr>
+      <w:r>
+        <w:t>Economia de custos operacionais: &gt; R$ 50.000/ano</w:t>
+      </w:r>
+    </w:p>
+    <w:p>
+      <w:pPr>
+        <w:pStyle w:val="PargrafodaLista"/>
+        <w:numPr>
+          <w:ilvl w:val="0"/>
+          <w:numId w:val="47"/>
+        </w:numPr>
+        <w:spacing w:after="0" w:line="240" w:lineRule="auto"/>
+      </w:pPr>
+      <w:r>
+        <w:t>Satisfação do usuário: &gt; 4.5/5.0</w:t>
+      </w:r>
+    </w:p>
+    <w:p>
+      <w:pPr>
+        <w:pStyle w:val="PargrafodaLista"/>
+        <w:numPr>
+          <w:ilvl w:val="0"/>
+          <w:numId w:val="47"/>
+        </w:numPr>
+        <w:spacing w:after="0" w:line="240" w:lineRule="auto"/>
+      </w:pPr>
+      <w:r>
+        <w:t>ROI do projeto: &gt; 300% no primeiro ano</w:t>
+      </w:r>
+    </w:p>
+    <w:p>
+      <w:pPr>
+        <w:spacing w:after="0" w:line="240" w:lineRule="auto"/>
+        <w:rPr>
+          <w:sz w:val="23"/>
+          <w:szCs w:val="23"/>
+        </w:rPr>
+      </w:pPr>
+    </w:p>
+    <w:p>
+      <w:pPr>
+        <w:spacing w:after="0" w:line="240" w:lineRule="auto"/>
+        <w:rPr>
+          <w:sz w:val="23"/>
+          <w:szCs w:val="23"/>
+        </w:rPr>
+      </w:pPr>
+    </w:p>
+    <w:p>
+      <w:pPr>
+        <w:spacing w:after="0" w:line="240" w:lineRule="auto"/>
+        <w:rPr>
+          <w:sz w:val="23"/>
+          <w:szCs w:val="23"/>
+        </w:rPr>
+      </w:pPr>
+    </w:p>
+    <w:p>
+      <w:pPr>
+        <w:spacing w:after="0" w:line="240" w:lineRule="auto"/>
+        <w:rPr>
+          <w:sz w:val="23"/>
+          <w:szCs w:val="23"/>
+        </w:rPr>
+      </w:pPr>
+    </w:p>
+    <w:p>
+      <w:pPr>
+        <w:spacing w:after="0" w:line="240" w:lineRule="auto"/>
+        <w:rPr>
+          <w:sz w:val="23"/>
+          <w:szCs w:val="23"/>
+        </w:rPr>
+      </w:pPr>
+    </w:p>
+    <w:p>
+      <w:pPr>
+        <w:spacing w:after="0" w:line="240" w:lineRule="auto"/>
         <w:rPr>
           <w:color w:val="2F5496"/>
           <w:sz w:val="27"/>
           <w:szCs w:val="27"/>
         </w:rPr>
-        <w:t xml:space="preserve"> (Objetivos do solicitado a fazer acima</w:t>
-      </w:r>
+      </w:pPr>
       <w:r>
         <w:rPr>
           <w:color w:val="2F5496"/>
           <w:sz w:val="27"/>
           <w:szCs w:val="27"/>
         </w:rPr>
-        <w:t xml:space="preserve">. Pode aproveitar os docs do </w:t>
+        <w:lastRenderedPageBreak/>
+        <w:t>7.6 Desafios Identificados e Soluções</w:t>
+      </w:r>
+      <w:r>
+        <w:rPr>
+          <w:color w:val="2F5496"/>
+          <w:sz w:val="27"/>
+          <w:szCs w:val="27"/>
+        </w:rPr>
+        <w:t xml:space="preserve"> (Fazer </w:t>
+      </w:r>
+      <w:r>
+        <w:rPr>
+          <w:color w:val="2F5496"/>
+          <w:sz w:val="27"/>
+          <w:szCs w:val="27"/>
+        </w:rPr>
+        <w:t>–</w:t>
+      </w:r>
+      <w:r>
+        <w:rPr>
+          <w:color w:val="2F5496"/>
+          <w:sz w:val="27"/>
+          <w:szCs w:val="27"/>
+        </w:rPr>
+        <w:t xml:space="preserve"> Verificar</w:t>
+      </w:r>
+      <w:r>
+        <w:rPr>
+          <w:color w:val="2F5496"/>
+          <w:sz w:val="27"/>
+          <w:szCs w:val="27"/>
+        </w:rPr>
+        <w:t xml:space="preserve"> por meio dos testes da seção 7.5</w:t>
+      </w:r>
+      <w:r>
+        <w:rPr>
+          <w:color w:val="2F5496"/>
+          <w:sz w:val="27"/>
+          <w:szCs w:val="27"/>
+        </w:rPr>
+        <w:t xml:space="preserve">. Pode aproveitar os </w:t>
+      </w:r>
+      <w:proofErr w:type="spellStart"/>
+      <w:r>
+        <w:rPr>
+          <w:color w:val="2F5496"/>
+          <w:sz w:val="27"/>
+          <w:szCs w:val="27"/>
+        </w:rPr>
+        <w:t>docs</w:t>
+      </w:r>
+      <w:proofErr w:type="spellEnd"/>
+      <w:r>
+        <w:rPr>
+          <w:color w:val="2F5496"/>
+          <w:sz w:val="27"/>
+          <w:szCs w:val="27"/>
+        </w:rPr>
+        <w:t xml:space="preserve"> do </w:t>
       </w:r>
       <w:hyperlink r:id="rId22" w:history="1">
         <w:r>
@@ -3290,340 +3719,85 @@
         <w:rPr>
           <w:b/>
         </w:rPr>
-        <w:t>Técnicas</w:t>
-      </w:r>
-    </w:p>
-    <w:p>
-      <w:pPr>
-        <w:pStyle w:val="PargrafodaLista"/>
-        <w:numPr>
-          <w:ilvl w:val="0"/>
-          <w:numId w:val="46"/>
-        </w:numPr>
+        <w:t xml:space="preserve">Desafio 1: </w:t>
+      </w:r>
+      <w:r>
+        <w:t>Variedade de Layouts</w:t>
+      </w:r>
+    </w:p>
+    <w:p>
+      <w:pPr>
         <w:spacing w:after="0" w:line="240" w:lineRule="auto"/>
       </w:pPr>
       <w:r>
-        <w:t>Precisão de extração: &gt; 95% para campos obrigatórios</w:t>
-      </w:r>
-    </w:p>
-    <w:p>
-      <w:pPr>
-        <w:pStyle w:val="PargrafodaLista"/>
-        <w:numPr>
-          <w:ilvl w:val="0"/>
-          <w:numId w:val="46"/>
-        </w:numPr>
+        <w:t>Problema: Documentos fiscais possuem layouts diversos</w:t>
+      </w:r>
+    </w:p>
+    <w:p>
+      <w:pPr>
         <w:spacing w:after="0" w:line="240" w:lineRule="auto"/>
       </w:pPr>
       <w:r>
-        <w:t xml:space="preserve">Tempo de processamento: &lt; </w:t>
-      </w:r>
-      <w:r>
-        <w:t>6</w:t>
-      </w:r>
-      <w:r>
-        <w:t>0 segundos por documento</w:t>
-      </w:r>
-    </w:p>
-    <w:p>
-      <w:pPr>
-        <w:pStyle w:val="PargrafodaLista"/>
-        <w:numPr>
-          <w:ilvl w:val="0"/>
-          <w:numId w:val="46"/>
-        </w:numPr>
+        <w:t xml:space="preserve">Solução: Uso de LLM para extração do significado do nome dos campos em vez de seus nomes em si e seus valores. </w:t>
+      </w:r>
+    </w:p>
+    <w:p>
+      <w:pPr>
         <w:spacing w:after="0" w:line="240" w:lineRule="auto"/>
       </w:pPr>
-      <w:r>
-        <w:t>Taxa de falsos positivos: &lt; 3%</w:t>
-      </w:r>
-    </w:p>
-    <w:p>
-      <w:pPr>
-        <w:pStyle w:val="PargrafodaLista"/>
-        <w:numPr>
-          <w:ilvl w:val="0"/>
-          <w:numId w:val="46"/>
-        </w:numPr>
+    </w:p>
+    <w:p>
+      <w:pPr>
         <w:spacing w:after="0" w:line="240" w:lineRule="auto"/>
       </w:pPr>
       <w:r>
-        <w:t>Disponibilidade do sistema: &gt; 99.5%</w:t>
+        <w:rPr>
+          <w:b/>
+        </w:rPr>
+        <w:t xml:space="preserve">Desafio 2: </w:t>
+      </w:r>
+      <w:r>
+        <w:t>Qualidade de Imagens</w:t>
       </w:r>
     </w:p>
     <w:p>
       <w:pPr>
         <w:spacing w:after="0" w:line="240" w:lineRule="auto"/>
       </w:pPr>
+      <w:r>
+        <w:t>Problema: Documentos escaneados com baixa qualidade</w:t>
+      </w:r>
     </w:p>
     <w:p>
       <w:pPr>
         <w:spacing w:after="0" w:line="240" w:lineRule="auto"/>
       </w:pPr>
       <w:r>
+        <w:t>Solução: Pré-processamento avançado de imagens e OCR robusto</w:t>
+      </w:r>
+    </w:p>
+    <w:p>
+      <w:pPr>
+        <w:spacing w:after="0" w:line="240" w:lineRule="auto"/>
+      </w:pPr>
+    </w:p>
+    <w:p>
+      <w:pPr>
+        <w:spacing w:after="0" w:line="240" w:lineRule="auto"/>
+      </w:pPr>
+      <w:r>
         <w:rPr>
           <w:b/>
         </w:rPr>
-        <w:t>Negócio</w:t>
-      </w:r>
-    </w:p>
-    <w:p>
-      <w:pPr>
-        <w:pStyle w:val="PargrafodaLista"/>
-        <w:numPr>
-          <w:ilvl w:val="0"/>
-          <w:numId w:val="47"/>
-        </w:numPr>
-        <w:spacing w:after="0" w:line="240" w:lineRule="auto"/>
-      </w:pPr>
-      <w:r>
-        <w:t>Redução de tempo de processamento: &gt; 80%</w:t>
-      </w:r>
-    </w:p>
-    <w:p>
-      <w:pPr>
-        <w:pStyle w:val="PargrafodaLista"/>
-        <w:numPr>
-          <w:ilvl w:val="0"/>
-          <w:numId w:val="47"/>
-        </w:numPr>
-        <w:spacing w:after="0" w:line="240" w:lineRule="auto"/>
-      </w:pPr>
-      <w:r>
-        <w:t>Economia de custos operacionais: &gt; R$ 50.000/ano</w:t>
-      </w:r>
-    </w:p>
-    <w:p>
-      <w:pPr>
-        <w:pStyle w:val="PargrafodaLista"/>
-        <w:numPr>
-          <w:ilvl w:val="0"/>
-          <w:numId w:val="47"/>
-        </w:numPr>
-        <w:spacing w:after="0" w:line="240" w:lineRule="auto"/>
-      </w:pPr>
-      <w:r>
-        <w:t>Satisfação do usuário: &gt; 4.5/5.0</w:t>
-      </w:r>
-    </w:p>
-    <w:p>
-      <w:pPr>
-        <w:pStyle w:val="PargrafodaLista"/>
-        <w:numPr>
-          <w:ilvl w:val="0"/>
-          <w:numId w:val="47"/>
-        </w:numPr>
-        <w:spacing w:after="0" w:line="240" w:lineRule="auto"/>
-      </w:pPr>
-      <w:r>
-        <w:t>ROI do projeto: &gt; 300% no primeiro ano</w:t>
-      </w:r>
-    </w:p>
-    <w:p>
-      <w:pPr>
-        <w:spacing w:after="0" w:line="240" w:lineRule="auto"/>
-        <w:rPr>
-          <w:sz w:val="23"/>
-          <w:szCs w:val="23"/>
-        </w:rPr>
-      </w:pPr>
-    </w:p>
-    <w:p>
-      <w:pPr>
-        <w:spacing w:after="0" w:line="240" w:lineRule="auto"/>
-        <w:rPr>
-          <w:sz w:val="23"/>
-          <w:szCs w:val="23"/>
-        </w:rPr>
-      </w:pPr>
-    </w:p>
-    <w:p>
-      <w:pPr>
-        <w:spacing w:after="0" w:line="240" w:lineRule="auto"/>
-        <w:rPr>
-          <w:sz w:val="23"/>
-          <w:szCs w:val="23"/>
-        </w:rPr>
-      </w:pPr>
-    </w:p>
-    <w:p>
-      <w:pPr>
-        <w:spacing w:after="0" w:line="240" w:lineRule="auto"/>
-        <w:rPr>
-          <w:sz w:val="23"/>
-          <w:szCs w:val="23"/>
-        </w:rPr>
-      </w:pPr>
-    </w:p>
-    <w:p>
-      <w:pPr>
-        <w:spacing w:after="0" w:line="240" w:lineRule="auto"/>
-        <w:rPr>
-          <w:color w:val="2F5496"/>
-          <w:sz w:val="27"/>
-          <w:szCs w:val="27"/>
-        </w:rPr>
-      </w:pPr>
-      <w:r>
-        <w:rPr>
-          <w:color w:val="2F5496"/>
-          <w:sz w:val="27"/>
-          <w:szCs w:val="27"/>
-        </w:rPr>
-        <w:lastRenderedPageBreak/>
-        <w:t>7.6 Desafios Identificados e Soluções</w:t>
-      </w:r>
-      <w:r>
-        <w:rPr>
-          <w:color w:val="2F5496"/>
-          <w:sz w:val="27"/>
-          <w:szCs w:val="27"/>
-        </w:rPr>
-        <w:t xml:space="preserve"> (Fazer </w:t>
-      </w:r>
-      <w:r>
-        <w:rPr>
-          <w:color w:val="2F5496"/>
-          <w:sz w:val="27"/>
-          <w:szCs w:val="27"/>
-        </w:rPr>
-        <w:t>–</w:t>
-      </w:r>
-      <w:r>
-        <w:rPr>
-          <w:color w:val="2F5496"/>
-          <w:sz w:val="27"/>
-          <w:szCs w:val="27"/>
-        </w:rPr>
-        <w:t xml:space="preserve"> Verificar</w:t>
-      </w:r>
-      <w:r>
-        <w:rPr>
-          <w:color w:val="2F5496"/>
-          <w:sz w:val="27"/>
-          <w:szCs w:val="27"/>
-        </w:rPr>
-        <w:t xml:space="preserve"> por meio dos testes da seção 7.5</w:t>
-      </w:r>
-      <w:r>
-        <w:rPr>
-          <w:color w:val="2F5496"/>
-          <w:sz w:val="27"/>
-          <w:szCs w:val="27"/>
-        </w:rPr>
-        <w:t xml:space="preserve">. Pode aproveitar os docs do </w:t>
-      </w:r>
-      <w:hyperlink r:id="rId23" w:history="1">
-        <w:r>
-          <w:rPr>
-            <w:rStyle w:val="Hyperlink"/>
-            <w:sz w:val="27"/>
-            <w:szCs w:val="27"/>
-          </w:rPr>
-          <w:t>app de simulação</w:t>
-        </w:r>
-      </w:hyperlink>
-      <w:r>
-        <w:rPr>
-          <w:color w:val="2F5496"/>
-          <w:sz w:val="27"/>
-          <w:szCs w:val="27"/>
-        </w:rPr>
-        <w:t>)</w:t>
-      </w:r>
-    </w:p>
-    <w:p>
-      <w:pPr>
-        <w:spacing w:after="0" w:line="240" w:lineRule="auto"/>
-        <w:ind w:left="792"/>
-        <w:rPr>
-          <w:sz w:val="27"/>
-          <w:szCs w:val="27"/>
-        </w:rPr>
-      </w:pPr>
-    </w:p>
-    <w:p>
-      <w:pPr>
-        <w:spacing w:after="0" w:line="240" w:lineRule="auto"/>
-      </w:pPr>
-      <w:r>
-        <w:rPr>
-          <w:b/>
-        </w:rPr>
-        <w:t xml:space="preserve">Desafio 1: </w:t>
-      </w:r>
-      <w:r>
-        <w:t>Variedade de Layouts</w:t>
-      </w:r>
-    </w:p>
-    <w:p>
-      <w:pPr>
-        <w:spacing w:after="0" w:line="240" w:lineRule="auto"/>
-      </w:pPr>
-      <w:r>
-        <w:t>Problema: Documentos fiscais possuem layouts diversos</w:t>
-      </w:r>
-    </w:p>
-    <w:p>
-      <w:pPr>
-        <w:spacing w:after="0" w:line="240" w:lineRule="auto"/>
-      </w:pPr>
-      <w:r>
-        <w:t xml:space="preserve">Solução: Uso de LLM para extração do significado do nome dos campos em vez de seus nomes em si e seus valores. </w:t>
-      </w:r>
-    </w:p>
-    <w:p>
-      <w:pPr>
-        <w:spacing w:after="0" w:line="240" w:lineRule="auto"/>
-      </w:pPr>
-    </w:p>
-    <w:p>
-      <w:pPr>
-        <w:spacing w:after="0" w:line="240" w:lineRule="auto"/>
-      </w:pPr>
-      <w:r>
-        <w:rPr>
-          <w:b/>
-        </w:rPr>
-        <w:t xml:space="preserve">Desafio 2: </w:t>
-      </w:r>
-      <w:r>
-        <w:t>Qualidade de Imagens</w:t>
-      </w:r>
-    </w:p>
-    <w:p>
-      <w:pPr>
-        <w:spacing w:after="0" w:line="240" w:lineRule="auto"/>
-      </w:pPr>
-      <w:r>
-        <w:t>Problema: Documentos escaneados com baixa qualidade</w:t>
-      </w:r>
-    </w:p>
-    <w:p>
-      <w:pPr>
-        <w:spacing w:after="0" w:line="240" w:lineRule="auto"/>
-      </w:pPr>
-      <w:r>
-        <w:t>Solução: Pré-processamento avançado de imagens e OCR robusto</w:t>
-      </w:r>
-    </w:p>
-    <w:p>
-      <w:pPr>
-        <w:spacing w:after="0" w:line="240" w:lineRule="auto"/>
-      </w:pPr>
-    </w:p>
-    <w:p>
-      <w:pPr>
-        <w:spacing w:after="0" w:line="240" w:lineRule="auto"/>
-      </w:pPr>
-      <w:r>
-        <w:rPr>
-          <w:b/>
-        </w:rPr>
         <w:t xml:space="preserve">Desafio 3: </w:t>
       </w:r>
-      <w:r>
-        <w:t>Compliance Legal</w:t>
+      <w:proofErr w:type="spellStart"/>
+      <w:r>
+        <w:t>Compliance</w:t>
+      </w:r>
+      <w:proofErr w:type="spellEnd"/>
+      <w:r>
+        <w:t xml:space="preserve"> Legal</w:t>
       </w:r>
     </w:p>
     <w:p>
@@ -3641,7 +3815,15 @@
       <w:bookmarkStart w:id="6" w:name="_heading=h.d8qef614nhg" w:colFirst="0" w:colLast="0"/>
       <w:bookmarkEnd w:id="6"/>
       <w:r>
-        <w:t>Solução: A referência utilizada foi a documentação de Notas Técnicas, Manual de Orientação do Contribuinte e Schemas XSD.</w:t>
+        <w:t xml:space="preserve">Solução: A referência utilizada foi a documentação de Notas Técnicas, Manual de Orientação do Contribuinte e </w:t>
+      </w:r>
+      <w:proofErr w:type="spellStart"/>
+      <w:r>
+        <w:t>Schemas</w:t>
+      </w:r>
+      <w:proofErr w:type="spellEnd"/>
+      <w:r>
+        <w:t xml:space="preserve"> XSD.</w:t>
       </w:r>
     </w:p>
     <w:p>
@@ -3902,7 +4084,23 @@
                 <w:b/>
                 <w:color w:val="FFFFFF"/>
               </w:rPr>
-              <w:t>09/06 à 17/07</w:t>
+              <w:t xml:space="preserve">09/06 </w:t>
+            </w:r>
+            <w:proofErr w:type="gramStart"/>
+            <w:r>
+              <w:rPr>
+                <w:b/>
+                <w:color w:val="FFFFFF"/>
+              </w:rPr>
+              <w:t>à</w:t>
+            </w:r>
+            <w:proofErr w:type="gramEnd"/>
+            <w:r>
+              <w:rPr>
+                <w:b/>
+                <w:color w:val="FFFFFF"/>
+              </w:rPr>
+              <w:t xml:space="preserve"> 17/07</w:t>
             </w:r>
           </w:p>
         </w:tc>
@@ -4024,7 +4222,21 @@
               <w:rPr>
                 <w:color w:val="000000"/>
               </w:rPr>
-              <w:t>09/06 à 16/06</w:t>
+              <w:t xml:space="preserve">09/06 </w:t>
+            </w:r>
+            <w:proofErr w:type="gramStart"/>
+            <w:r>
+              <w:rPr>
+                <w:color w:val="000000"/>
+              </w:rPr>
+              <w:t>à</w:t>
+            </w:r>
+            <w:proofErr w:type="gramEnd"/>
+            <w:r>
+              <w:rPr>
+                <w:color w:val="000000"/>
+              </w:rPr>
+              <w:t xml:space="preserve"> 16/06</w:t>
             </w:r>
           </w:p>
         </w:tc>
@@ -4168,7 +4380,21 @@
               <w:rPr>
                 <w:color w:val="000000"/>
               </w:rPr>
-              <w:t>17/06 à 01/07</w:t>
+              <w:t xml:space="preserve">17/06 </w:t>
+            </w:r>
+            <w:proofErr w:type="gramStart"/>
+            <w:r>
+              <w:rPr>
+                <w:color w:val="000000"/>
+              </w:rPr>
+              <w:t>à</w:t>
+            </w:r>
+            <w:proofErr w:type="gramEnd"/>
+            <w:r>
+              <w:rPr>
+                <w:color w:val="000000"/>
+              </w:rPr>
+              <w:t xml:space="preserve"> 01/07</w:t>
             </w:r>
           </w:p>
         </w:tc>
@@ -4340,7 +4566,21 @@
               <w:rPr>
                 <w:color w:val="000000"/>
               </w:rPr>
-              <w:t>02/07 à 10/07</w:t>
+              <w:t xml:space="preserve">02/07 </w:t>
+            </w:r>
+            <w:proofErr w:type="gramStart"/>
+            <w:r>
+              <w:rPr>
+                <w:color w:val="000000"/>
+              </w:rPr>
+              <w:t>à</w:t>
+            </w:r>
+            <w:proofErr w:type="gramEnd"/>
+            <w:r>
+              <w:rPr>
+                <w:color w:val="000000"/>
+              </w:rPr>
+              <w:t xml:space="preserve"> 10/07</w:t>
             </w:r>
           </w:p>
         </w:tc>
@@ -4470,7 +4710,21 @@
               <w:rPr>
                 <w:color w:val="000000"/>
               </w:rPr>
-              <w:t>11/07 à 17/07</w:t>
+              <w:t xml:space="preserve">11/07 </w:t>
+            </w:r>
+            <w:proofErr w:type="gramStart"/>
+            <w:r>
+              <w:rPr>
+                <w:color w:val="000000"/>
+              </w:rPr>
+              <w:t>à</w:t>
+            </w:r>
+            <w:proofErr w:type="gramEnd"/>
+            <w:r>
+              <w:rPr>
+                <w:color w:val="000000"/>
+              </w:rPr>
+              <w:t xml:space="preserve"> 17/07</w:t>
             </w:r>
           </w:p>
         </w:tc>
@@ -4593,7 +4847,23 @@
                 <w:b/>
                 <w:color w:val="FFFFFF"/>
               </w:rPr>
-              <w:t>18/07 à 14/08</w:t>
+              <w:t xml:space="preserve">18/07 </w:t>
+            </w:r>
+            <w:proofErr w:type="gramStart"/>
+            <w:r>
+              <w:rPr>
+                <w:b/>
+                <w:color w:val="FFFFFF"/>
+              </w:rPr>
+              <w:t>à</w:t>
+            </w:r>
+            <w:proofErr w:type="gramEnd"/>
+            <w:r>
+              <w:rPr>
+                <w:b/>
+                <w:color w:val="FFFFFF"/>
+              </w:rPr>
+              <w:t xml:space="preserve"> 14/08</w:t>
             </w:r>
           </w:p>
         </w:tc>
@@ -4655,8 +4925,17 @@
                 <w:b/>
                 <w:color w:val="000000"/>
               </w:rPr>
-              <w:t>Interface - Agente 1 + Frontend</w:t>
-            </w:r>
+              <w:t xml:space="preserve">Interface - Agente 1 + </w:t>
+            </w:r>
+            <w:proofErr w:type="spellStart"/>
+            <w:r>
+              <w:rPr>
+                <w:b/>
+                <w:color w:val="000000"/>
+              </w:rPr>
+              <w:t>Frontend</w:t>
+            </w:r>
+            <w:proofErr w:type="spellEnd"/>
             <w:r>
               <w:rPr>
                 <w:color w:val="000000"/>
@@ -4710,7 +4989,21 @@
               <w:rPr>
                 <w:color w:val="000000"/>
               </w:rPr>
-              <w:t>18/07 à 31/07</w:t>
+              <w:t xml:space="preserve">18/07 </w:t>
+            </w:r>
+            <w:proofErr w:type="gramStart"/>
+            <w:r>
+              <w:rPr>
+                <w:color w:val="000000"/>
+              </w:rPr>
+              <w:t>à</w:t>
+            </w:r>
+            <w:proofErr w:type="gramEnd"/>
+            <w:r>
+              <w:rPr>
+                <w:color w:val="000000"/>
+              </w:rPr>
+              <w:t xml:space="preserve"> 31/07</w:t>
             </w:r>
           </w:p>
         </w:tc>
@@ -4819,7 +5112,21 @@
                 <w:color w:val="000000"/>
               </w:rPr>
               <w:br/>
-              <w:t>- Roadmap futuro</w:t>
+              <w:t xml:space="preserve">- </w:t>
+            </w:r>
+            <w:proofErr w:type="spellStart"/>
+            <w:r>
+              <w:rPr>
+                <w:color w:val="000000"/>
+              </w:rPr>
+              <w:t>Roadmap</w:t>
+            </w:r>
+            <w:proofErr w:type="spellEnd"/>
+            <w:r>
+              <w:rPr>
+                <w:color w:val="000000"/>
+              </w:rPr>
+              <w:t xml:space="preserve"> futuro</w:t>
             </w:r>
           </w:p>
         </w:tc>
@@ -4847,7 +5154,21 @@
               <w:rPr>
                 <w:color w:val="000000"/>
               </w:rPr>
-              <w:t>01/08 à 14/08</w:t>
+              <w:t xml:space="preserve">01/08 </w:t>
+            </w:r>
+            <w:proofErr w:type="gramStart"/>
+            <w:r>
+              <w:rPr>
+                <w:color w:val="000000"/>
+              </w:rPr>
+              <w:t>à</w:t>
+            </w:r>
+            <w:proofErr w:type="gramEnd"/>
+            <w:r>
+              <w:rPr>
+                <w:color w:val="000000"/>
+              </w:rPr>
+              <w:t xml:space="preserve"> 14/08</w:t>
             </w:r>
           </w:p>
         </w:tc>
@@ -4970,7 +5291,23 @@
                 <w:b/>
                 <w:color w:val="FFFFFF"/>
               </w:rPr>
-              <w:t>15/08 à 04/09</w:t>
+              <w:t xml:space="preserve">15/08 </w:t>
+            </w:r>
+            <w:proofErr w:type="gramStart"/>
+            <w:r>
+              <w:rPr>
+                <w:b/>
+                <w:color w:val="FFFFFF"/>
+              </w:rPr>
+              <w:t>à</w:t>
+            </w:r>
+            <w:proofErr w:type="gramEnd"/>
+            <w:r>
+              <w:rPr>
+                <w:b/>
+                <w:color w:val="FFFFFF"/>
+              </w:rPr>
+              <w:t xml:space="preserve"> 04/09</w:t>
             </w:r>
           </w:p>
         </w:tc>
@@ -5080,7 +5417,21 @@
               <w:rPr>
                 <w:color w:val="000000"/>
               </w:rPr>
-              <w:t xml:space="preserve"> à 2</w:t>
+              <w:t xml:space="preserve"> </w:t>
+            </w:r>
+            <w:proofErr w:type="gramStart"/>
+            <w:r>
+              <w:rPr>
+                <w:color w:val="000000"/>
+              </w:rPr>
+              <w:t>à</w:t>
+            </w:r>
+            <w:proofErr w:type="gramEnd"/>
+            <w:r>
+              <w:rPr>
+                <w:color w:val="000000"/>
+              </w:rPr>
+              <w:t xml:space="preserve"> 2</w:t>
             </w:r>
             <w:r>
               <w:rPr>
@@ -5196,8 +5547,16 @@
                 <w:color w:val="000000"/>
               </w:rPr>
               <w:br/>
-              <w:t>- Correções e otimizações finais                                                                                                                                                                 - Preparação da documentação completa                                                                                 - Validação de compliance</w:t>
-            </w:r>
+              <w:t xml:space="preserve">- Correções e otimizações finais                                                                                                                                                                 - Preparação da documentação completa                                                                                 - Validação de </w:t>
+            </w:r>
+            <w:proofErr w:type="spellStart"/>
+            <w:r>
+              <w:rPr>
+                <w:color w:val="000000"/>
+              </w:rPr>
+              <w:t>compliance</w:t>
+            </w:r>
+            <w:proofErr w:type="spellEnd"/>
           </w:p>
         </w:tc>
         <w:tc>
@@ -5379,7 +5738,21 @@
               <w:rPr>
                 <w:color w:val="000000"/>
               </w:rPr>
-              <w:t xml:space="preserve"> à </w:t>
+              <w:t xml:space="preserve"> </w:t>
+            </w:r>
+            <w:proofErr w:type="gramStart"/>
+            <w:r>
+              <w:rPr>
+                <w:color w:val="000000"/>
+              </w:rPr>
+              <w:t>à</w:t>
+            </w:r>
+            <w:proofErr w:type="gramEnd"/>
+            <w:r>
+              <w:rPr>
+                <w:color w:val="000000"/>
+              </w:rPr>
+              <w:t xml:space="preserve"> </w:t>
             </w:r>
             <w:r>
               <w:rPr>
@@ -5540,7 +5913,23 @@
                 <w:b/>
                 <w:color w:val="FFFFFF"/>
               </w:rPr>
-              <w:t xml:space="preserve"> à </w:t>
+              <w:t xml:space="preserve"> </w:t>
+            </w:r>
+            <w:proofErr w:type="gramStart"/>
+            <w:r>
+              <w:rPr>
+                <w:b/>
+                <w:color w:val="FFFFFF"/>
+              </w:rPr>
+              <w:t>à</w:t>
+            </w:r>
+            <w:proofErr w:type="gramEnd"/>
+            <w:r>
+              <w:rPr>
+                <w:b/>
+                <w:color w:val="FFFFFF"/>
+              </w:rPr>
+              <w:t xml:space="preserve"> </w:t>
             </w:r>
             <w:r>
               <w:rPr>
@@ -5744,7 +6133,7 @@
                     <pic:cNvPicPr/>
                   </pic:nvPicPr>
                   <pic:blipFill>
-                    <a:blip r:embed="rId24"/>
+                    <a:blip r:embed="rId23"/>
                     <a:stretch>
                       <a:fillRect/>
                     </a:stretch>
@@ -5789,40 +6178,6 @@
         </w:rPr>
         <w:t>10. Requisitos de Dados</w:t>
       </w:r>
-      <w:r>
-        <w:rPr>
-          <w:color w:val="2F5496"/>
-          <w:sz w:val="36"/>
-          <w:szCs w:val="36"/>
-        </w:rPr>
-        <w:t xml:space="preserve"> (Uitilizar esses tipos de arquivos nos testes informados acima. Informar as fontes</w:t>
-      </w:r>
-      <w:r>
-        <w:rPr>
-          <w:color w:val="2F5496"/>
-          <w:sz w:val="36"/>
-          <w:szCs w:val="36"/>
-        </w:rPr>
-        <w:t xml:space="preserve">. Pode aproveitar os docs do </w:t>
-      </w:r>
-      <w:hyperlink r:id="rId25" w:history="1">
-        <w:r>
-          <w:rPr>
-            <w:rStyle w:val="Hyperlink"/>
-            <w:sz w:val="36"/>
-            <w:szCs w:val="36"/>
-          </w:rPr>
-          <w:t>app de simulação</w:t>
-        </w:r>
-      </w:hyperlink>
-      <w:r>
-        <w:rPr>
-          <w:color w:val="2F5496"/>
-          <w:sz w:val="36"/>
-          <w:szCs w:val="36"/>
-        </w:rPr>
-        <w:t>)</w:t>
-      </w:r>
     </w:p>
     <w:p>
       <w:pPr>
@@ -5835,7 +6190,14 @@
         <w:rPr>
           <w:b/>
         </w:rPr>
-        <w:t>RD001: Análise Detalhada de Tipos de Documentos Fiscais Brasileiros</w:t>
+        <w:t xml:space="preserve">RD001: Análise Detalhada de Tipos de Documentos Fiscais </w:t>
+      </w:r>
+      <w:proofErr w:type="gramStart"/>
+      <w:r>
+        <w:rPr>
+          <w:b/>
+        </w:rPr>
+        <w:t>Brasileiros</w:t>
       </w:r>
       <w:r>
         <w:t xml:space="preserve"> </w:t>
@@ -5846,6 +6208,7 @@
         </w:rPr>
         <w:t>:</w:t>
       </w:r>
+      <w:proofErr w:type="gramEnd"/>
     </w:p>
     <w:p>
       <w:pPr>
@@ -5934,7 +6297,21 @@
         <w:rPr>
           <w:b/>
         </w:rPr>
-        <w:t>CT-e (Conhecimento de Transporte Eletrônico):</w:t>
+        <w:t>CT-</w:t>
+      </w:r>
+      <w:proofErr w:type="gramStart"/>
+      <w:r>
+        <w:rPr>
+          <w:b/>
+        </w:rPr>
+        <w:t>e</w:t>
+      </w:r>
+      <w:proofErr w:type="gramEnd"/>
+      <w:r>
+        <w:rPr>
+          <w:b/>
+        </w:rPr>
+        <w:t xml:space="preserve"> (Conhecimento de Transporte Eletrônico):</w:t>
       </w:r>
     </w:p>
     <w:p>
@@ -5957,11 +6334,6 @@
     </w:p>
     <w:p>
       <w:pPr>
-        <w:ind w:left="720"/>
-      </w:pPr>
-    </w:p>
-    <w:p>
-      <w:pPr>
         <w:rPr>
           <w:b/>
         </w:rPr>
@@ -5970,7 +6342,6 @@
         <w:rPr>
           <w:b/>
         </w:rPr>
-        <w:lastRenderedPageBreak/>
         <w:t>RD002: Definição de Campos para Extração.</w:t>
       </w:r>
     </w:p>
@@ -6034,6 +6405,7 @@
                 <w:sz w:val="18"/>
                 <w:szCs w:val="18"/>
               </w:rPr>
+              <w:lastRenderedPageBreak/>
               <w:t>Categoria</w:t>
             </w:r>
           </w:p>
@@ -9292,7 +9664,23 @@
         <w:t>Legislação Tributária:</w:t>
       </w:r>
       <w:r>
-        <w:t xml:space="preserve"> O sistema não precisa ser um emissor ou validador fiscal, mas o conhecimento das regras (ex: o que é NCM, como o ICMS é calculado) é crucial para a correta extração e categorização dos dados. As referências que serão utilizadas são: Notas Técnicas, Manual de Orientação do Contribuinte e Schemas XSD.</w:t>
+        <w:t xml:space="preserve"> O sistema não precisa ser um emissor ou validador fiscal, mas o conhecimento das regras (</w:t>
+      </w:r>
+      <w:proofErr w:type="spellStart"/>
+      <w:r>
+        <w:t>ex</w:t>
+      </w:r>
+      <w:proofErr w:type="spellEnd"/>
+      <w:r>
+        <w:t xml:space="preserve">: o que é NCM, como o ICMS é calculado) é crucial para a correta extração e categorização dos dados. As referências que serão utilizadas são: Notas Técnicas, Manual de Orientação do Contribuinte e </w:t>
+      </w:r>
+      <w:proofErr w:type="spellStart"/>
+      <w:r>
+        <w:t>Schemas</w:t>
+      </w:r>
+      <w:proofErr w:type="spellEnd"/>
+      <w:r>
+        <w:t xml:space="preserve"> XSD.</w:t>
       </w:r>
       <w:r>
         <w:t xml:space="preserve"> </w:t>
@@ -9329,7 +9717,6 @@
           <w:sz w:val="36"/>
           <w:szCs w:val="36"/>
         </w:rPr>
-        <w:lastRenderedPageBreak/>
         <w:t>11. Requisitos Funcionais</w:t>
       </w:r>
     </w:p>
@@ -9402,6 +9789,7 @@
           <w:sz w:val="24"/>
           <w:szCs w:val="24"/>
         </w:rPr>
+        <w:lastRenderedPageBreak/>
         <w:t>Formatos suportados: PDF (texto e imagem) e PNG.</w:t>
       </w:r>
     </w:p>
@@ -9421,7 +9809,23 @@
           <w:sz w:val="24"/>
           <w:szCs w:val="24"/>
         </w:rPr>
-        <w:t>Deve haver uma fila de processamento visível ao usuário (Ex: "Aguardando", "Processando", "Concluído", "Erro").</w:t>
+        <w:t>Deve haver uma fila de processamento visível ao usuário (</w:t>
+      </w:r>
+      <w:proofErr w:type="spellStart"/>
+      <w:r>
+        <w:rPr>
+          <w:sz w:val="24"/>
+          <w:szCs w:val="24"/>
+        </w:rPr>
+        <w:t>Ex</w:t>
+      </w:r>
+      <w:proofErr w:type="spellEnd"/>
+      <w:r>
+        <w:rPr>
+          <w:sz w:val="24"/>
+          <w:szCs w:val="24"/>
+        </w:rPr>
+        <w:t>: "Aguardando", "Processando", "Concluído", "Erro").</w:t>
       </w:r>
     </w:p>
     <w:p>
@@ -9483,7 +9887,23 @@
         <w:spacing w:after="0"/>
       </w:pPr>
       <w:r>
-        <w:t>Analisar o texto extraído e identificar os nomes dos campos (Ex: CNPJs, datas, valores, etc.) e seus valores</w:t>
+        <w:t>Analisar o texto extraído e identificar os nomes dos campos (</w:t>
+      </w:r>
+      <w:proofErr w:type="spellStart"/>
+      <w:r>
+        <w:t>Ex</w:t>
+      </w:r>
+      <w:proofErr w:type="spellEnd"/>
+      <w:r>
+        <w:t xml:space="preserve">: </w:t>
+      </w:r>
+      <w:proofErr w:type="spellStart"/>
+      <w:r>
+        <w:t>CNPJs</w:t>
+      </w:r>
+      <w:proofErr w:type="spellEnd"/>
+      <w:r>
+        <w:t>, datas, valores, etc.) e seus valores</w:t>
       </w:r>
     </w:p>
     <w:p/>
@@ -9547,7 +9967,15 @@
         <w:spacing w:after="0" w:line="240" w:lineRule="auto"/>
       </w:pPr>
       <w:r>
-        <w:t xml:space="preserve"> A LLM deve utilizar o significado do campo em vez dos seus nomes, tendo como referência Notas Técnicas, Manual de Orientação do Contribuinte e Schemas XSD. </w:t>
+        <w:t xml:space="preserve"> A LLM deve utilizar o significado do campo em vez dos seus nomes, tendo como referência Notas Técnicas, Manual de Orientação do Contribuinte e </w:t>
+      </w:r>
+      <w:proofErr w:type="spellStart"/>
+      <w:r>
+        <w:t>Schemas</w:t>
+      </w:r>
+      <w:proofErr w:type="spellEnd"/>
+      <w:r>
+        <w:t xml:space="preserve"> XSD. </w:t>
       </w:r>
     </w:p>
     <w:p>
@@ -9624,7 +10052,6 @@
         <w:rPr>
           <w:b/>
         </w:rPr>
-        <w:lastRenderedPageBreak/>
         <w:t>RF008: Geração de Respostas Claras:</w:t>
       </w:r>
       <w:r>
@@ -9639,7 +10066,15 @@
         </w:numPr>
       </w:pPr>
       <w:r>
-        <w:t>O LLM deve interpretar a pergunta, buscar os dados no banco de dados estruturado e apresentar a resposta de forma no formato de tabela contendo os campos e seus respectivos valores que respondem a pergunta do usuário.</w:t>
+        <w:t xml:space="preserve">O LLM deve interpretar a pergunta, buscar os dados no banco de dados estruturado e apresentar a resposta de forma no formato de tabela contendo os campos e seus respectivos valores que respondem </w:t>
+      </w:r>
+      <w:proofErr w:type="gramStart"/>
+      <w:r>
+        <w:t>a</w:t>
+      </w:r>
+      <w:proofErr w:type="gramEnd"/>
+      <w:r>
+        <w:t xml:space="preserve"> pergunta do usuário.</w:t>
       </w:r>
     </w:p>
     <w:p>
@@ -9661,6 +10096,7 @@
         </w:numPr>
       </w:pPr>
       <w:r>
+        <w:lastRenderedPageBreak/>
         <w:t xml:space="preserve">O usuário deve ser capaz de exportar os resultados de suas buscas ou relatórios para formatos comuns (CSV, Excel). </w:t>
       </w:r>
     </w:p>
@@ -9685,22 +10121,13 @@
     <w:p>
       <w:pPr>
         <w:spacing w:before="240"/>
+      </w:pPr>
+      <w:r>
         <w:rPr>
           <w:b/>
         </w:rPr>
-      </w:pPr>
-      <w:r>
-        <w:rPr>
-          <w:b/>
-        </w:rPr>
         <w:t>RNF001: Segurança</w:t>
       </w:r>
-    </w:p>
-    <w:p>
-      <w:pPr>
-        <w:spacing w:after="0"/>
-        <w:ind w:left="720"/>
-      </w:pPr>
     </w:p>
     <w:p>
       <w:pPr>
@@ -9844,7 +10271,15 @@
         </w:numPr>
       </w:pPr>
       <w:r>
-        <w:t>O sistema deve ter uma disponibilidade de pelo menos 99.5% (uptime).</w:t>
+        <w:t>O sistema deve ter uma disponibilidade de pelo menos 99.5% (</w:t>
+      </w:r>
+      <w:proofErr w:type="spellStart"/>
+      <w:r>
+        <w:t>uptime</w:t>
+      </w:r>
+      <w:proofErr w:type="spellEnd"/>
+      <w:r>
+        <w:t>).</w:t>
       </w:r>
     </w:p>
     <w:p>
@@ -10005,7 +10440,6 @@
         <w:rPr>
           <w:rFonts w:ascii="Arial" w:eastAsia="Arial" w:hAnsi="Arial" w:cs="Arial"/>
         </w:rPr>
-        <w:lastRenderedPageBreak/>
         <w:t>Identifica o tipo MIME do arquivo.</w:t>
       </w:r>
     </w:p>
@@ -10026,8 +10460,37 @@
         <w:rPr>
           <w:rFonts w:ascii="Arial" w:eastAsia="Arial" w:hAnsi="Arial" w:cs="Arial"/>
         </w:rPr>
-        <w:t xml:space="preserve">Para PDFs/PNGs: Utiliza OCR (classe </w:t>
-      </w:r>
+        <w:t xml:space="preserve">Para </w:t>
+      </w:r>
+      <w:proofErr w:type="spellStart"/>
+      <w:r>
+        <w:rPr>
+          <w:rFonts w:ascii="Arial" w:eastAsia="Arial" w:hAnsi="Arial" w:cs="Arial"/>
+        </w:rPr>
+        <w:t>PDFs</w:t>
+      </w:r>
+      <w:proofErr w:type="spellEnd"/>
+      <w:r>
+        <w:rPr>
+          <w:rFonts w:ascii="Arial" w:eastAsia="Arial" w:hAnsi="Arial" w:cs="Arial"/>
+        </w:rPr>
+        <w:t>/</w:t>
+      </w:r>
+      <w:proofErr w:type="spellStart"/>
+      <w:r>
+        <w:rPr>
+          <w:rFonts w:ascii="Arial" w:eastAsia="Arial" w:hAnsi="Arial" w:cs="Arial"/>
+        </w:rPr>
+        <w:t>PNGs</w:t>
+      </w:r>
+      <w:proofErr w:type="spellEnd"/>
+      <w:r>
+        <w:rPr>
+          <w:rFonts w:ascii="Arial" w:eastAsia="Arial" w:hAnsi="Arial" w:cs="Arial"/>
+        </w:rPr>
+        <w:t xml:space="preserve">: Utiliza OCR (classe </w:t>
+      </w:r>
+      <w:proofErr w:type="spellStart"/>
       <w:r>
         <w:rPr>
           <w:rFonts w:ascii="Roboto Mono" w:eastAsia="Roboto Mono" w:hAnsi="Roboto Mono" w:cs="Roboto Mono"/>
@@ -10035,6 +10498,7 @@
         </w:rPr>
         <w:t>NotaFiscalOCR</w:t>
       </w:r>
+      <w:proofErr w:type="spellEnd"/>
       <w:r>
         <w:rPr>
           <w:rFonts w:ascii="Arial" w:eastAsia="Arial" w:hAnsi="Arial" w:cs="Arial"/>
@@ -10059,14 +10523,30 @@
         <w:rPr>
           <w:rFonts w:ascii="Arial" w:eastAsia="Arial" w:hAnsi="Arial" w:cs="Arial"/>
         </w:rPr>
-        <w:t>Para CSVs</w:t>
-      </w:r>
+        <w:t xml:space="preserve">Para </w:t>
+      </w:r>
+      <w:proofErr w:type="spellStart"/>
       <w:r>
         <w:rPr>
           <w:rFonts w:ascii="Arial" w:eastAsia="Arial" w:hAnsi="Arial" w:cs="Arial"/>
         </w:rPr>
-        <w:t xml:space="preserve"> e XMLs</w:t>
-      </w:r>
+        <w:t>CSVs</w:t>
+      </w:r>
+      <w:proofErr w:type="spellEnd"/>
+      <w:r>
+        <w:rPr>
+          <w:rFonts w:ascii="Arial" w:eastAsia="Arial" w:hAnsi="Arial" w:cs="Arial"/>
+        </w:rPr>
+        <w:t xml:space="preserve"> e </w:t>
+      </w:r>
+      <w:proofErr w:type="spellStart"/>
+      <w:r>
+        <w:rPr>
+          <w:rFonts w:ascii="Arial" w:eastAsia="Arial" w:hAnsi="Arial" w:cs="Arial"/>
+        </w:rPr>
+        <w:t>XMLs</w:t>
+      </w:r>
+      <w:proofErr w:type="spellEnd"/>
       <w:r>
         <w:rPr>
           <w:rFonts w:ascii="Arial" w:eastAsia="Arial" w:hAnsi="Arial" w:cs="Arial"/>
@@ -10115,14 +10595,30 @@
           <w:rFonts w:ascii="Arial" w:eastAsia="Arial" w:hAnsi="Arial" w:cs="Arial"/>
           <w:b/>
         </w:rPr>
+        <w:lastRenderedPageBreak/>
         <w:t>Interpretação:</w:t>
       </w:r>
       <w:r>
         <w:rPr>
           <w:rFonts w:ascii="Arial" w:eastAsia="Arial" w:hAnsi="Arial" w:cs="Arial"/>
         </w:rPr>
-        <w:t xml:space="preserve"> Encaminha o texto ou dataframe para a função </w:t>
-      </w:r>
+        <w:t xml:space="preserve"> Encaminha o texto ou </w:t>
+      </w:r>
+      <w:proofErr w:type="spellStart"/>
+      <w:r>
+        <w:rPr>
+          <w:rFonts w:ascii="Arial" w:eastAsia="Arial" w:hAnsi="Arial" w:cs="Arial"/>
+        </w:rPr>
+        <w:t>dataframe</w:t>
+      </w:r>
+      <w:proofErr w:type="spellEnd"/>
+      <w:r>
+        <w:rPr>
+          <w:rFonts w:ascii="Arial" w:eastAsia="Arial" w:hAnsi="Arial" w:cs="Arial"/>
+        </w:rPr>
+        <w:t xml:space="preserve"> para a função </w:t>
+      </w:r>
+      <w:proofErr w:type="spellStart"/>
       <w:r>
         <w:rPr>
           <w:rFonts w:ascii="Roboto Mono" w:eastAsia="Roboto Mono" w:hAnsi="Roboto Mono" w:cs="Roboto Mono"/>
@@ -10130,6 +10626,7 @@
         </w:rPr>
         <w:t>consultallmdocfiscal</w:t>
       </w:r>
+      <w:proofErr w:type="spellEnd"/>
       <w:r>
         <w:rPr>
           <w:rFonts w:ascii="Arial" w:eastAsia="Arial" w:hAnsi="Arial" w:cs="Arial"/>
@@ -10189,6 +10686,7 @@
         </w:rPr>
         <w:t>Traduzir nomes de campos (</w:t>
       </w:r>
+      <w:proofErr w:type="spellStart"/>
       <w:r>
         <w:rPr>
           <w:rFonts w:ascii="Roboto Mono" w:eastAsia="Roboto Mono" w:hAnsi="Roboto Mono" w:cs="Roboto Mono"/>
@@ -10196,6 +10694,7 @@
         </w:rPr>
         <w:t>sigcampos</w:t>
       </w:r>
+      <w:proofErr w:type="spellEnd"/>
       <w:r>
         <w:rPr>
           <w:rFonts w:ascii="Arial" w:eastAsia="Arial" w:hAnsi="Arial" w:cs="Arial"/>
@@ -10259,6 +10758,7 @@
         </w:rPr>
         <w:t xml:space="preserve"> Emprega a função </w:t>
       </w:r>
+      <w:proofErr w:type="spellStart"/>
       <w:r>
         <w:rPr>
           <w:rFonts w:ascii="Roboto Mono" w:eastAsia="Roboto Mono" w:hAnsi="Roboto Mono" w:cs="Roboto Mono"/>
@@ -10266,6 +10766,7 @@
         </w:rPr>
         <w:t>obtem_sim_nao</w:t>
       </w:r>
+      <w:proofErr w:type="spellEnd"/>
       <w:r>
         <w:rPr>
           <w:rFonts w:ascii="Arial" w:eastAsia="Arial" w:hAnsi="Arial" w:cs="Arial"/>
@@ -10313,6 +10814,7 @@
         </w:rPr>
         <w:t>Se a resposta for possível: Gera uma query SQL (</w:t>
       </w:r>
+      <w:proofErr w:type="spellStart"/>
       <w:r>
         <w:rPr>
           <w:rFonts w:ascii="Roboto Mono" w:eastAsia="Roboto Mono" w:hAnsi="Roboto Mono" w:cs="Roboto Mono"/>
@@ -10320,11 +10822,26 @@
         </w:rPr>
         <w:t>llm_gera_query</w:t>
       </w:r>
+      <w:proofErr w:type="spellEnd"/>
       <w:r>
         <w:rPr>
           <w:rFonts w:ascii="Arial" w:eastAsia="Arial" w:hAnsi="Arial" w:cs="Arial"/>
         </w:rPr>
-        <w:t>) utilizando a LLM, executa-a no SQLite e retorna os dados.</w:t>
+        <w:t xml:space="preserve">) utilizando a LLM, executa-a no </w:t>
+      </w:r>
+      <w:proofErr w:type="spellStart"/>
+      <w:r>
+        <w:rPr>
+          <w:rFonts w:ascii="Arial" w:eastAsia="Arial" w:hAnsi="Arial" w:cs="Arial"/>
+        </w:rPr>
+        <w:t>SQLite</w:t>
+      </w:r>
+      <w:proofErr w:type="spellEnd"/>
+      <w:r>
+        <w:rPr>
+          <w:rFonts w:ascii="Arial" w:eastAsia="Arial" w:hAnsi="Arial" w:cs="Arial"/>
+        </w:rPr>
+        <w:t xml:space="preserve"> e retorna os dados.</w:t>
       </w:r>
     </w:p>
     <w:p>
@@ -10387,6 +10904,7 @@
           <w:rFonts w:ascii="Arial" w:eastAsia="Arial" w:hAnsi="Arial" w:cs="Arial"/>
         </w:rPr>
       </w:pPr>
+      <w:proofErr w:type="spellStart"/>
       <w:r>
         <w:rPr>
           <w:rFonts w:ascii="Roboto Mono" w:eastAsia="Roboto Mono" w:hAnsi="Roboto Mono" w:cs="Roboto Mono"/>
@@ -10395,6 +10913,7 @@
         </w:rPr>
         <w:t>consultallmdocfiscal</w:t>
       </w:r>
+      <w:proofErr w:type="spellEnd"/>
       <w:r>
         <w:rPr>
           <w:rFonts w:ascii="Arial" w:eastAsia="Arial" w:hAnsi="Arial" w:cs="Arial"/>
@@ -10422,6 +10941,7 @@
           <w:rFonts w:ascii="Arial" w:eastAsia="Arial" w:hAnsi="Arial" w:cs="Arial"/>
         </w:rPr>
       </w:pPr>
+      <w:proofErr w:type="spellStart"/>
       <w:r>
         <w:rPr>
           <w:rFonts w:ascii="Roboto Mono" w:eastAsia="Roboto Mono" w:hAnsi="Roboto Mono" w:cs="Roboto Mono"/>
@@ -10430,6 +10950,7 @@
         </w:rPr>
         <w:t>consultallmdocfiscal</w:t>
       </w:r>
+      <w:proofErr w:type="spellEnd"/>
       <w:r>
         <w:rPr>
           <w:rFonts w:ascii="Arial" w:eastAsia="Arial" w:hAnsi="Arial" w:cs="Arial"/>
@@ -10442,8 +10963,17 @@
           <w:rFonts w:ascii="Arial" w:eastAsia="Arial" w:hAnsi="Arial" w:cs="Arial"/>
           <w:b/>
         </w:rPr>
-        <w:t>/XMLs</w:t>
-      </w:r>
+        <w:t>/</w:t>
+      </w:r>
+      <w:proofErr w:type="spellStart"/>
+      <w:r>
+        <w:rPr>
+          <w:rFonts w:ascii="Arial" w:eastAsia="Arial" w:hAnsi="Arial" w:cs="Arial"/>
+          <w:b/>
+        </w:rPr>
+        <w:t>XMLs</w:t>
+      </w:r>
+      <w:proofErr w:type="spellEnd"/>
       <w:r>
         <w:rPr>
           <w:rFonts w:ascii="Arial" w:eastAsia="Arial" w:hAnsi="Arial" w:cs="Arial"/>
@@ -10471,6 +11001,7 @@
           <w:rFonts w:ascii="Arial" w:eastAsia="Arial" w:hAnsi="Arial" w:cs="Arial"/>
         </w:rPr>
       </w:pPr>
+      <w:proofErr w:type="spellStart"/>
       <w:r>
         <w:rPr>
           <w:rFonts w:ascii="Roboto Mono" w:eastAsia="Roboto Mono" w:hAnsi="Roboto Mono" w:cs="Roboto Mono"/>
@@ -10479,6 +11010,7 @@
         </w:rPr>
         <w:t>obtem_sim_nao</w:t>
       </w:r>
+      <w:proofErr w:type="spellEnd"/>
       <w:r>
         <w:rPr>
           <w:rFonts w:ascii="Arial" w:eastAsia="Arial" w:hAnsi="Arial" w:cs="Arial"/>
@@ -10490,7 +11022,21 @@
         <w:rPr>
           <w:rFonts w:ascii="Arial" w:eastAsia="Arial" w:hAnsi="Arial" w:cs="Arial"/>
         </w:rPr>
-        <w:t xml:space="preserve"> Verifica a capacidade de responder à pergunta do usuário, considerando as colunas e os dados do dataframe.</w:t>
+        <w:t xml:space="preserve"> Verifica a capacidade de responder à pergunta do usuário, considerando as colunas e os dados do </w:t>
+      </w:r>
+      <w:proofErr w:type="spellStart"/>
+      <w:r>
+        <w:rPr>
+          <w:rFonts w:ascii="Arial" w:eastAsia="Arial" w:hAnsi="Arial" w:cs="Arial"/>
+        </w:rPr>
+        <w:t>dataframe</w:t>
+      </w:r>
+      <w:proofErr w:type="spellEnd"/>
+      <w:r>
+        <w:rPr>
+          <w:rFonts w:ascii="Arial" w:eastAsia="Arial" w:hAnsi="Arial" w:cs="Arial"/>
+        </w:rPr>
+        <w:t>.</w:t>
       </w:r>
     </w:p>
     <w:p>
@@ -10506,6 +11052,7 @@
           <w:rFonts w:ascii="Arial" w:eastAsia="Arial" w:hAnsi="Arial" w:cs="Arial"/>
         </w:rPr>
       </w:pPr>
+      <w:proofErr w:type="spellStart"/>
       <w:r>
         <w:rPr>
           <w:rFonts w:ascii="Roboto Mono" w:eastAsia="Roboto Mono" w:hAnsi="Roboto Mono" w:cs="Roboto Mono"/>
@@ -10514,6 +11061,7 @@
         </w:rPr>
         <w:t>llm_gera_query</w:t>
       </w:r>
+      <w:proofErr w:type="spellEnd"/>
       <w:r>
         <w:rPr>
           <w:rFonts w:ascii="Arial" w:eastAsia="Arial" w:hAnsi="Arial" w:cs="Arial"/>
@@ -10559,25 +11107,36 @@
         </w:rPr>
         <w:t>O sistema não se baseia em aprendizado offline (treinamento supervisionado). Em vez disso, emprega um mecanismo de aprendizado dinâmico através da LLM (</w:t>
       </w:r>
+      <w:proofErr w:type="spellStart"/>
       <w:r>
         <w:rPr>
           <w:rFonts w:ascii="Roboto Mono" w:eastAsia="Roboto Mono" w:hAnsi="Roboto Mono" w:cs="Roboto Mono"/>
           <w:color w:val="188038"/>
         </w:rPr>
-        <w:t>in-context learning</w:t>
-      </w:r>
+        <w:t>in-context</w:t>
+      </w:r>
+      <w:proofErr w:type="spellEnd"/>
+      <w:r>
+        <w:rPr>
+          <w:rFonts w:ascii="Roboto Mono" w:eastAsia="Roboto Mono" w:hAnsi="Roboto Mono" w:cs="Roboto Mono"/>
+          <w:color w:val="188038"/>
+        </w:rPr>
+        <w:t xml:space="preserve"> </w:t>
+      </w:r>
+      <w:proofErr w:type="spellStart"/>
+      <w:r>
+        <w:rPr>
+          <w:rFonts w:ascii="Roboto Mono" w:eastAsia="Roboto Mono" w:hAnsi="Roboto Mono" w:cs="Roboto Mono"/>
+          <w:color w:val="188038"/>
+        </w:rPr>
+        <w:t>learning</w:t>
+      </w:r>
+      <w:proofErr w:type="spellEnd"/>
       <w:r>
         <w:rPr>
           <w:rFonts w:ascii="Arial" w:eastAsia="Arial" w:hAnsi="Arial" w:cs="Arial"/>
         </w:rPr>
-        <w:t xml:space="preserve">), combinado com a tecnologia OCR. O fluxo de adaptação </w:t>
-      </w:r>
-      <w:r>
-        <w:rPr>
-          <w:rFonts w:ascii="Arial" w:eastAsia="Arial" w:hAnsi="Arial" w:cs="Arial"/>
-        </w:rPr>
-        <w:lastRenderedPageBreak/>
-        <w:t>a diversos layouts opera da seguinte forma:</w:t>
+        <w:t>), combinado com a tecnologia OCR. O fluxo de adaptação a diversos layouts opera da seguinte forma:</w:t>
       </w:r>
     </w:p>
     <w:p>
@@ -10599,6 +11158,7 @@
         </w:rPr>
         <w:t xml:space="preserve">OCR Adaptativo (classe </w:t>
       </w:r>
+      <w:proofErr w:type="spellStart"/>
       <w:r>
         <w:rPr>
           <w:rFonts w:ascii="Roboto Mono" w:eastAsia="Roboto Mono" w:hAnsi="Roboto Mono" w:cs="Roboto Mono"/>
@@ -10607,6 +11167,7 @@
         </w:rPr>
         <w:t>NotaFiscalOCR</w:t>
       </w:r>
+      <w:proofErr w:type="spellEnd"/>
       <w:r>
         <w:rPr>
           <w:rFonts w:ascii="Arial" w:eastAsia="Arial" w:hAnsi="Arial" w:cs="Arial"/>
@@ -10631,8 +11192,37 @@
         <w:rPr>
           <w:rFonts w:ascii="Arial" w:eastAsia="Arial" w:hAnsi="Arial" w:cs="Arial"/>
         </w:rPr>
-        <w:t>Utiliza Tesseract, com pré-processamento de imagem via OpenCV (</w:t>
-      </w:r>
+        <w:t xml:space="preserve">Utiliza </w:t>
+      </w:r>
+      <w:proofErr w:type="spellStart"/>
+      <w:r>
+        <w:rPr>
+          <w:rFonts w:ascii="Arial" w:eastAsia="Arial" w:hAnsi="Arial" w:cs="Arial"/>
+        </w:rPr>
+        <w:t>Tesseract</w:t>
+      </w:r>
+      <w:proofErr w:type="spellEnd"/>
+      <w:r>
+        <w:rPr>
+          <w:rFonts w:ascii="Arial" w:eastAsia="Arial" w:hAnsi="Arial" w:cs="Arial"/>
+        </w:rPr>
+        <w:t xml:space="preserve">, com pré-processamento de imagem via </w:t>
+      </w:r>
+      <w:proofErr w:type="spellStart"/>
+      <w:r>
+        <w:rPr>
+          <w:rFonts w:ascii="Arial" w:eastAsia="Arial" w:hAnsi="Arial" w:cs="Arial"/>
+        </w:rPr>
+        <w:t>OpenCV</w:t>
+      </w:r>
+      <w:proofErr w:type="spellEnd"/>
+      <w:r>
+        <w:rPr>
+          <w:rFonts w:ascii="Arial" w:eastAsia="Arial" w:hAnsi="Arial" w:cs="Arial"/>
+        </w:rPr>
+        <w:t xml:space="preserve"> (</w:t>
+      </w:r>
+      <w:proofErr w:type="spellStart"/>
       <w:r>
         <w:rPr>
           <w:rFonts w:ascii="Roboto Mono" w:eastAsia="Roboto Mono" w:hAnsi="Roboto Mono" w:cs="Roboto Mono"/>
@@ -10640,11 +11230,40 @@
         </w:rPr>
         <w:t>preprocessar_imagem</w:t>
       </w:r>
+      <w:proofErr w:type="spellEnd"/>
       <w:r>
         <w:rPr>
           <w:rFonts w:ascii="Arial" w:eastAsia="Arial" w:hAnsi="Arial" w:cs="Arial"/>
         </w:rPr>
-        <w:t>), para extrair texto de PDFs/PNGs, independentemente de seu layout físico.</w:t>
+        <w:t xml:space="preserve">), para extrair texto de </w:t>
+      </w:r>
+      <w:proofErr w:type="spellStart"/>
+      <w:r>
+        <w:rPr>
+          <w:rFonts w:ascii="Arial" w:eastAsia="Arial" w:hAnsi="Arial" w:cs="Arial"/>
+        </w:rPr>
+        <w:t>PDFs</w:t>
+      </w:r>
+      <w:proofErr w:type="spellEnd"/>
+      <w:r>
+        <w:rPr>
+          <w:rFonts w:ascii="Arial" w:eastAsia="Arial" w:hAnsi="Arial" w:cs="Arial"/>
+        </w:rPr>
+        <w:t>/</w:t>
+      </w:r>
+      <w:proofErr w:type="spellStart"/>
+      <w:r>
+        <w:rPr>
+          <w:rFonts w:ascii="Arial" w:eastAsia="Arial" w:hAnsi="Arial" w:cs="Arial"/>
+        </w:rPr>
+        <w:t>PNGs</w:t>
+      </w:r>
+      <w:proofErr w:type="spellEnd"/>
+      <w:r>
+        <w:rPr>
+          <w:rFonts w:ascii="Arial" w:eastAsia="Arial" w:hAnsi="Arial" w:cs="Arial"/>
+        </w:rPr>
+        <w:t>, independentemente de seu layout físico.</w:t>
       </w:r>
     </w:p>
     <w:p>
@@ -10663,7 +11282,28 @@
         <w:rPr>
           <w:rFonts w:ascii="Arial" w:eastAsia="Arial" w:hAnsi="Arial" w:cs="Arial"/>
         </w:rPr>
-        <w:t>Realiza conversão para escala de cinza e binarização para padronizar a entrada.</w:t>
+        <w:t xml:space="preserve">Realiza conversão para escala de cinza e </w:t>
+      </w:r>
+      <w:proofErr w:type="spellStart"/>
+      <w:r>
+        <w:rPr>
+          <w:rFonts w:ascii="Arial" w:eastAsia="Arial" w:hAnsi="Arial" w:cs="Arial"/>
+        </w:rPr>
+        <w:t>binarização</w:t>
+      </w:r>
+      <w:proofErr w:type="spellEnd"/>
+      <w:r>
+        <w:rPr>
+          <w:rFonts w:ascii="Arial" w:eastAsia="Arial" w:hAnsi="Arial" w:cs="Arial"/>
+        </w:rPr>
+        <w:t xml:space="preserve"> para padronizar a </w:t>
+      </w:r>
+      <w:r>
+        <w:rPr>
+          <w:rFonts w:ascii="Arial" w:eastAsia="Arial" w:hAnsi="Arial" w:cs="Arial"/>
+        </w:rPr>
+        <w:lastRenderedPageBreak/>
+        <w:t>entrada.</w:t>
       </w:r>
     </w:p>
     <w:p>
@@ -10745,6 +11385,7 @@
         </w:rPr>
         <w:t>A LLM é instruída a identificar o significado dos campos (</w:t>
       </w:r>
+      <w:proofErr w:type="spellStart"/>
       <w:r>
         <w:rPr>
           <w:rFonts w:ascii="Roboto Mono" w:eastAsia="Roboto Mono" w:hAnsi="Roboto Mono" w:cs="Roboto Mono"/>
@@ -10752,11 +11393,26 @@
         </w:rPr>
         <w:t>sigcampos</w:t>
       </w:r>
+      <w:proofErr w:type="spellEnd"/>
       <w:r>
         <w:rPr>
           <w:rFonts w:ascii="Arial" w:eastAsia="Arial" w:hAnsi="Arial" w:cs="Arial"/>
         </w:rPr>
-        <w:t>), utilizando referências como Notas Técnicas, MOC e Schemas XSD.</w:t>
+        <w:t xml:space="preserve">), utilizando referências como Notas Técnicas, MOC e </w:t>
+      </w:r>
+      <w:proofErr w:type="spellStart"/>
+      <w:r>
+        <w:rPr>
+          <w:rFonts w:ascii="Arial" w:eastAsia="Arial" w:hAnsi="Arial" w:cs="Arial"/>
+        </w:rPr>
+        <w:t>Schemas</w:t>
+      </w:r>
+      <w:proofErr w:type="spellEnd"/>
+      <w:r>
+        <w:rPr>
+          <w:rFonts w:ascii="Arial" w:eastAsia="Arial" w:hAnsi="Arial" w:cs="Arial"/>
+        </w:rPr>
+        <w:t xml:space="preserve"> XSD.</w:t>
       </w:r>
     </w:p>
     <w:p>
@@ -10852,6 +11508,7 @@
         </w:rPr>
         <w:t>) quanto os campos interpretados (</w:t>
       </w:r>
+      <w:proofErr w:type="spellStart"/>
       <w:r>
         <w:rPr>
           <w:rFonts w:ascii="Roboto Mono" w:eastAsia="Roboto Mono" w:hAnsi="Roboto Mono" w:cs="Roboto Mono"/>
@@ -10859,11 +11516,26 @@
         </w:rPr>
         <w:t>sigcampos</w:t>
       </w:r>
+      <w:proofErr w:type="spellEnd"/>
       <w:r>
         <w:rPr>
           <w:rFonts w:ascii="Arial" w:eastAsia="Arial" w:hAnsi="Arial" w:cs="Arial"/>
         </w:rPr>
-        <w:t>) são armazenados no dataframe.</w:t>
+        <w:t xml:space="preserve">) são armazenados no </w:t>
+      </w:r>
+      <w:proofErr w:type="spellStart"/>
+      <w:r>
+        <w:rPr>
+          <w:rFonts w:ascii="Arial" w:eastAsia="Arial" w:hAnsi="Arial" w:cs="Arial"/>
+        </w:rPr>
+        <w:t>dataframe</w:t>
+      </w:r>
+      <w:proofErr w:type="spellEnd"/>
+      <w:r>
+        <w:rPr>
+          <w:rFonts w:ascii="Arial" w:eastAsia="Arial" w:hAnsi="Arial" w:cs="Arial"/>
+        </w:rPr>
+        <w:t>.</w:t>
       </w:r>
     </w:p>
     <w:p>
@@ -10883,7 +11555,35 @@
         <w:rPr>
           <w:rFonts w:ascii="Arial" w:eastAsia="Arial" w:hAnsi="Arial" w:cs="Arial"/>
         </w:rPr>
-        <w:t>O dataframe final sempre possui colunas padronizadas (ex: TIPO, MODELO_DOC, VERSÃO_DOC), o que permite a realização de consultas consistentes</w:t>
+        <w:t xml:space="preserve">O </w:t>
+      </w:r>
+      <w:proofErr w:type="spellStart"/>
+      <w:r>
+        <w:rPr>
+          <w:rFonts w:ascii="Arial" w:eastAsia="Arial" w:hAnsi="Arial" w:cs="Arial"/>
+        </w:rPr>
+        <w:t>dataframe</w:t>
+      </w:r>
+      <w:proofErr w:type="spellEnd"/>
+      <w:r>
+        <w:rPr>
+          <w:rFonts w:ascii="Arial" w:eastAsia="Arial" w:hAnsi="Arial" w:cs="Arial"/>
+        </w:rPr>
+        <w:t xml:space="preserve"> final sempre possui colunas padronizadas (</w:t>
+      </w:r>
+      <w:proofErr w:type="spellStart"/>
+      <w:r>
+        <w:rPr>
+          <w:rFonts w:ascii="Arial" w:eastAsia="Arial" w:hAnsi="Arial" w:cs="Arial"/>
+        </w:rPr>
+        <w:t>ex</w:t>
+      </w:r>
+      <w:proofErr w:type="spellEnd"/>
+      <w:r>
+        <w:rPr>
+          <w:rFonts w:ascii="Arial" w:eastAsia="Arial" w:hAnsi="Arial" w:cs="Arial"/>
+        </w:rPr>
+        <w:t>: TIPO, MODELO_DOC, VERSÃO_DOC), o que permite a realização de consultas consistentes</w:t>
       </w:r>
       <w:r>
         <w:rPr>
@@ -10922,6 +11622,7 @@
         </w:rPr>
         <w:t>Validação Cruzada via LLM (</w:t>
       </w:r>
+      <w:proofErr w:type="spellStart"/>
       <w:r>
         <w:rPr>
           <w:rFonts w:ascii="Roboto Mono" w:eastAsia="Roboto Mono" w:hAnsi="Roboto Mono" w:cs="Roboto Mono"/>
@@ -10930,6 +11631,7 @@
         </w:rPr>
         <w:t>obtem_sim_nao</w:t>
       </w:r>
+      <w:proofErr w:type="spellEnd"/>
       <w:r>
         <w:rPr>
           <w:rFonts w:ascii="Arial" w:eastAsia="Arial" w:hAnsi="Arial" w:cs="Arial"/>
@@ -11168,8 +11870,41 @@
           <w:rFonts w:ascii="Arial" w:eastAsia="Arial" w:hAnsi="Arial" w:cs="Arial"/>
           <w:color w:val="000000"/>
         </w:rPr>
-        <w:t xml:space="preserve">Para PDFs e PNGs: Emprega a classe </w:t>
-      </w:r>
+        <w:t xml:space="preserve">Para </w:t>
+      </w:r>
+      <w:proofErr w:type="spellStart"/>
+      <w:r>
+        <w:rPr>
+          <w:rFonts w:ascii="Arial" w:eastAsia="Arial" w:hAnsi="Arial" w:cs="Arial"/>
+          <w:color w:val="000000"/>
+        </w:rPr>
+        <w:t>PDFs</w:t>
+      </w:r>
+      <w:proofErr w:type="spellEnd"/>
+      <w:r>
+        <w:rPr>
+          <w:rFonts w:ascii="Arial" w:eastAsia="Arial" w:hAnsi="Arial" w:cs="Arial"/>
+          <w:color w:val="000000"/>
+        </w:rPr>
+        <w:t xml:space="preserve"> e </w:t>
+      </w:r>
+      <w:proofErr w:type="spellStart"/>
+      <w:r>
+        <w:rPr>
+          <w:rFonts w:ascii="Arial" w:eastAsia="Arial" w:hAnsi="Arial" w:cs="Arial"/>
+          <w:color w:val="000000"/>
+        </w:rPr>
+        <w:t>PNGs</w:t>
+      </w:r>
+      <w:proofErr w:type="spellEnd"/>
+      <w:r>
+        <w:rPr>
+          <w:rFonts w:ascii="Arial" w:eastAsia="Arial" w:hAnsi="Arial" w:cs="Arial"/>
+          <w:color w:val="000000"/>
+        </w:rPr>
+        <w:t xml:space="preserve">: Emprega a classe </w:t>
+      </w:r>
+      <w:proofErr w:type="spellStart"/>
       <w:r>
         <w:rPr>
           <w:rFonts w:ascii="Roboto Mono" w:eastAsia="Roboto Mono" w:hAnsi="Roboto Mono" w:cs="Roboto Mono"/>
@@ -11177,20 +11912,13 @@
         </w:rPr>
         <w:t>NotaFiscalOCR</w:t>
       </w:r>
+      <w:proofErr w:type="spellEnd"/>
       <w:r>
         <w:rPr>
           <w:rFonts w:ascii="Arial" w:eastAsia="Arial" w:hAnsi="Arial" w:cs="Arial"/>
           <w:color w:val="000000"/>
         </w:rPr>
-        <w:t xml:space="preserve"> para extração </w:t>
-      </w:r>
-      <w:r>
-        <w:rPr>
-          <w:rFonts w:ascii="Arial" w:eastAsia="Arial" w:hAnsi="Arial" w:cs="Arial"/>
-          <w:color w:val="000000"/>
-        </w:rPr>
-        <w:lastRenderedPageBreak/>
-        <w:t>textual via OCR.</w:t>
+        <w:t xml:space="preserve"> para extração textual via OCR.</w:t>
       </w:r>
     </w:p>
     <w:p>
@@ -11219,15 +11947,33 @@
           <w:rFonts w:ascii="Arial" w:eastAsia="Arial" w:hAnsi="Arial" w:cs="Arial"/>
           <w:color w:val="000000"/>
         </w:rPr>
-        <w:t>Para CSVs</w:t>
-      </w:r>
+        <w:t xml:space="preserve">Para </w:t>
+      </w:r>
+      <w:proofErr w:type="spellStart"/>
       <w:r>
         <w:rPr>
           <w:rFonts w:ascii="Arial" w:eastAsia="Arial" w:hAnsi="Arial" w:cs="Arial"/>
           <w:color w:val="000000"/>
         </w:rPr>
-        <w:t xml:space="preserve"> e XMLs</w:t>
-      </w:r>
+        <w:t>CSVs</w:t>
+      </w:r>
+      <w:proofErr w:type="spellEnd"/>
+      <w:r>
+        <w:rPr>
+          <w:rFonts w:ascii="Arial" w:eastAsia="Arial" w:hAnsi="Arial" w:cs="Arial"/>
+          <w:color w:val="000000"/>
+        </w:rPr>
+        <w:t xml:space="preserve"> e </w:t>
+      </w:r>
+      <w:proofErr w:type="spellStart"/>
+      <w:r>
+        <w:rPr>
+          <w:rFonts w:ascii="Arial" w:eastAsia="Arial" w:hAnsi="Arial" w:cs="Arial"/>
+          <w:color w:val="000000"/>
+        </w:rPr>
+        <w:t>XMLs</w:t>
+      </w:r>
+      <w:proofErr w:type="spellEnd"/>
       <w:r>
         <w:rPr>
           <w:rFonts w:ascii="Arial" w:eastAsia="Arial" w:hAnsi="Arial" w:cs="Arial"/>
@@ -11287,8 +12033,25 @@
           <w:rFonts w:ascii="Arial" w:eastAsia="Arial" w:hAnsi="Arial" w:cs="Arial"/>
           <w:color w:val="000000"/>
         </w:rPr>
-        <w:t xml:space="preserve"> Encaminha o texto extraído ou o dataframe para a função </w:t>
-      </w:r>
+        <w:t xml:space="preserve"> Encaminha o texto extraído ou o </w:t>
+      </w:r>
+      <w:proofErr w:type="spellStart"/>
+      <w:r>
+        <w:rPr>
+          <w:rFonts w:ascii="Arial" w:eastAsia="Arial" w:hAnsi="Arial" w:cs="Arial"/>
+          <w:color w:val="000000"/>
+        </w:rPr>
+        <w:t>dataframe</w:t>
+      </w:r>
+      <w:proofErr w:type="spellEnd"/>
+      <w:r>
+        <w:rPr>
+          <w:rFonts w:ascii="Arial" w:eastAsia="Arial" w:hAnsi="Arial" w:cs="Arial"/>
+          <w:color w:val="000000"/>
+        </w:rPr>
+        <w:t xml:space="preserve"> para a função </w:t>
+      </w:r>
+      <w:proofErr w:type="spellStart"/>
       <w:r>
         <w:rPr>
           <w:rFonts w:ascii="Roboto Mono" w:eastAsia="Roboto Mono" w:hAnsi="Roboto Mono" w:cs="Roboto Mono"/>
@@ -11296,6 +12059,7 @@
         </w:rPr>
         <w:t>consultallmdocfiscal</w:t>
       </w:r>
+      <w:proofErr w:type="spellEnd"/>
       <w:r>
         <w:rPr>
           <w:rFonts w:ascii="Arial" w:eastAsia="Arial" w:hAnsi="Arial" w:cs="Arial"/>
@@ -11316,7 +12080,15 @@
           <w:rFonts w:ascii="Arial" w:eastAsia="Arial" w:hAnsi="Arial" w:cs="Arial"/>
           <w:color w:val="000000"/>
         </w:rPr>
-        <w:t xml:space="preserve"> para o modelo de linguagem LLM (especificamente,</w:t>
+        <w:t xml:space="preserve"> para o modelo de </w:t>
+      </w:r>
+      <w:r>
+        <w:rPr>
+          <w:rFonts w:ascii="Arial" w:eastAsia="Arial" w:hAnsi="Arial" w:cs="Arial"/>
+          <w:color w:val="000000"/>
+        </w:rPr>
+        <w:lastRenderedPageBreak/>
+        <w:t>linguagem LLM (especificamente,</w:t>
       </w:r>
       <w:r>
         <w:rPr>
@@ -11327,7 +12099,7 @@
         </w:rPr>
         <w:t xml:space="preserve"> </w:t>
       </w:r>
-      <w:hyperlink r:id="rId26" w:history="1">
+      <w:hyperlink r:id="rId24" w:history="1">
         <w:r>
           <w:rPr>
             <w:rStyle w:val="Hyperlink"/>
@@ -11419,6 +12191,7 @@
         </w:rPr>
         <w:t>Tradução de nomes de campos para um formato padronizado (</w:t>
       </w:r>
+      <w:proofErr w:type="spellStart"/>
       <w:r>
         <w:rPr>
           <w:rFonts w:ascii="Roboto Mono" w:eastAsia="Roboto Mono" w:hAnsi="Roboto Mono" w:cs="Roboto Mono"/>
@@ -11426,6 +12199,7 @@
         </w:rPr>
         <w:t>sigcampos</w:t>
       </w:r>
+      <w:proofErr w:type="spellEnd"/>
       <w:r>
         <w:rPr>
           <w:rFonts w:ascii="Arial" w:eastAsia="Arial" w:hAnsi="Arial" w:cs="Arial"/>
@@ -11516,6 +12290,7 @@
         </w:rPr>
         <w:t xml:space="preserve"> Utiliza a função </w:t>
       </w:r>
+      <w:proofErr w:type="spellStart"/>
       <w:r>
         <w:rPr>
           <w:rFonts w:ascii="Roboto Mono" w:eastAsia="Roboto Mono" w:hAnsi="Roboto Mono" w:cs="Roboto Mono"/>
@@ -11523,6 +12298,7 @@
         </w:rPr>
         <w:t>obtem_sim_nao</w:t>
       </w:r>
+      <w:proofErr w:type="spellEnd"/>
       <w:r>
         <w:rPr>
           <w:rFonts w:ascii="Arial" w:eastAsia="Arial" w:hAnsi="Arial" w:cs="Arial"/>
@@ -11639,6 +12415,7 @@
         </w:rPr>
         <w:t xml:space="preserve"> SQL através da função </w:t>
       </w:r>
+      <w:proofErr w:type="spellStart"/>
       <w:r>
         <w:rPr>
           <w:rFonts w:ascii="Roboto Mono" w:eastAsia="Roboto Mono" w:hAnsi="Roboto Mono" w:cs="Roboto Mono"/>
@@ -11646,12 +12423,29 @@
         </w:rPr>
         <w:t>llm_gera_query</w:t>
       </w:r>
+      <w:proofErr w:type="spellEnd"/>
       <w:r>
         <w:rPr>
           <w:rFonts w:ascii="Arial" w:eastAsia="Arial" w:hAnsi="Arial" w:cs="Arial"/>
           <w:color w:val="000000"/>
         </w:rPr>
-        <w:t xml:space="preserve"> com o auxílio da LLM, executa-a no banco de dados SQLite e retorna os dados resultantes.</w:t>
+        <w:t xml:space="preserve"> com o auxílio da LLM, executa-a no banco de dados </w:t>
+      </w:r>
+      <w:proofErr w:type="spellStart"/>
+      <w:r>
+        <w:rPr>
+          <w:rFonts w:ascii="Arial" w:eastAsia="Arial" w:hAnsi="Arial" w:cs="Arial"/>
+          <w:color w:val="000000"/>
+        </w:rPr>
+        <w:t>SQLite</w:t>
+      </w:r>
+      <w:proofErr w:type="spellEnd"/>
+      <w:r>
+        <w:rPr>
+          <w:rFonts w:ascii="Arial" w:eastAsia="Arial" w:hAnsi="Arial" w:cs="Arial"/>
+          <w:color w:val="000000"/>
+        </w:rPr>
+        <w:t xml:space="preserve"> e retorna os dados resultantes.</w:t>
       </w:r>
     </w:p>
     <w:p>
@@ -11680,7 +12474,23 @@
           <w:rFonts w:ascii="Arial" w:eastAsia="Arial" w:hAnsi="Arial" w:cs="Arial"/>
           <w:color w:val="000000"/>
         </w:rPr>
-        <w:t>Se a resposta não for possível: Retorna a indicação "Não", sinalizando a impossibilidade de fornecer uma resposta.</w:t>
+        <w:t xml:space="preserve">Se a resposta não for possível: Retorna </w:t>
+      </w:r>
+      <w:proofErr w:type="gramStart"/>
+      <w:r>
+        <w:rPr>
+          <w:rFonts w:ascii="Arial" w:eastAsia="Arial" w:hAnsi="Arial" w:cs="Arial"/>
+          <w:color w:val="000000"/>
+        </w:rPr>
+        <w:t>a</w:t>
+      </w:r>
+      <w:proofErr w:type="gramEnd"/>
+      <w:r>
+        <w:rPr>
+          <w:rFonts w:ascii="Arial" w:eastAsia="Arial" w:hAnsi="Arial" w:cs="Arial"/>
+          <w:color w:val="000000"/>
+        </w:rPr>
+        <w:t xml:space="preserve"> indicação "Não", sinalizando a impossibilidade de fornecer uma resposta.</w:t>
       </w:r>
     </w:p>
     <w:p>
@@ -11748,6 +12558,7 @@
           <w:color w:val="000000"/>
         </w:rPr>
       </w:pPr>
+      <w:proofErr w:type="spellStart"/>
       <w:r>
         <w:rPr>
           <w:rFonts w:ascii="Roboto Mono" w:eastAsia="Roboto Mono" w:hAnsi="Roboto Mono" w:cs="Roboto Mono"/>
@@ -11756,6 +12567,7 @@
         </w:rPr>
         <w:t>consultallmdocfiscal</w:t>
       </w:r>
+      <w:proofErr w:type="spellEnd"/>
       <w:r>
         <w:rPr>
           <w:rFonts w:ascii="Arial" w:eastAsia="Arial" w:hAnsi="Arial" w:cs="Arial"/>
@@ -11793,6 +12605,7 @@
           <w:color w:val="000000"/>
         </w:rPr>
       </w:pPr>
+      <w:proofErr w:type="spellStart"/>
       <w:r>
         <w:rPr>
           <w:rFonts w:ascii="Roboto Mono" w:eastAsia="Roboto Mono" w:hAnsi="Roboto Mono" w:cs="Roboto Mono"/>
@@ -11801,6 +12614,7 @@
         </w:rPr>
         <w:t>consultallmdocfiscal</w:t>
       </w:r>
+      <w:proofErr w:type="spellEnd"/>
       <w:r>
         <w:rPr>
           <w:rFonts w:ascii="Arial" w:eastAsia="Arial" w:hAnsi="Arial" w:cs="Arial"/>
@@ -11883,6 +12697,7 @@
           <w:color w:val="000000"/>
         </w:rPr>
       </w:pPr>
+      <w:proofErr w:type="spellStart"/>
       <w:r>
         <w:rPr>
           <w:rFonts w:ascii="Roboto Mono" w:eastAsia="Roboto Mono" w:hAnsi="Roboto Mono" w:cs="Roboto Mono"/>
@@ -11891,6 +12706,7 @@
         </w:rPr>
         <w:t>obtem_sim_nao</w:t>
       </w:r>
+      <w:proofErr w:type="spellEnd"/>
       <w:r>
         <w:rPr>
           <w:rFonts w:ascii="Arial" w:eastAsia="Arial" w:hAnsi="Arial" w:cs="Arial"/>
@@ -11904,7 +12720,23 @@
           <w:rFonts w:ascii="Arial" w:eastAsia="Arial" w:hAnsi="Arial" w:cs="Arial"/>
           <w:color w:val="000000"/>
         </w:rPr>
-        <w:t xml:space="preserve"> Verifica a capacidade de responder à pergunta do usuário, considerando as colunas e os dados presentes no dataframe.</w:t>
+        <w:t xml:space="preserve"> Verifica a capacidade de responder à pergunta do usuário, considerando as colunas e os dados presentes no </w:t>
+      </w:r>
+      <w:proofErr w:type="spellStart"/>
+      <w:r>
+        <w:rPr>
+          <w:rFonts w:ascii="Arial" w:eastAsia="Arial" w:hAnsi="Arial" w:cs="Arial"/>
+          <w:color w:val="000000"/>
+        </w:rPr>
+        <w:t>dataframe</w:t>
+      </w:r>
+      <w:proofErr w:type="spellEnd"/>
+      <w:r>
+        <w:rPr>
+          <w:rFonts w:ascii="Arial" w:eastAsia="Arial" w:hAnsi="Arial" w:cs="Arial"/>
+          <w:color w:val="000000"/>
+        </w:rPr>
+        <w:t>.</w:t>
       </w:r>
     </w:p>
     <w:p>
@@ -11927,6 +12759,7 @@
           <w:color w:val="000000"/>
         </w:rPr>
       </w:pPr>
+      <w:proofErr w:type="spellStart"/>
       <w:r>
         <w:rPr>
           <w:rFonts w:ascii="Roboto Mono" w:eastAsia="Roboto Mono" w:hAnsi="Roboto Mono" w:cs="Roboto Mono"/>
@@ -11935,6 +12768,7 @@
         </w:rPr>
         <w:t>llm_gera_query</w:t>
       </w:r>
+      <w:proofErr w:type="spellEnd"/>
       <w:r>
         <w:rPr>
           <w:rFonts w:ascii="Arial" w:eastAsia="Arial" w:hAnsi="Arial" w:cs="Arial"/>
@@ -11980,7 +12814,6 @@
           <w:sz w:val="36"/>
           <w:szCs w:val="36"/>
         </w:rPr>
-        <w:lastRenderedPageBreak/>
         <w:t>14. Evidências de Teste</w:t>
       </w:r>
       <w:r>
@@ -11999,7 +12832,7 @@
         </w:rPr>
         <w:t xml:space="preserve">. Aproveitar os documentos fornecidos no </w:t>
       </w:r>
-      <w:hyperlink r:id="rId27" w:history="1">
+      <w:hyperlink r:id="rId25" w:history="1">
         <w:r>
           <w:rPr>
             <w:rStyle w:val="Hyperlink"/>
@@ -12116,6 +12949,7 @@
               <w:rPr>
                 <w:color w:val="1B1C1D"/>
               </w:rPr>
+              <w:lastRenderedPageBreak/>
               <w:t>Precisão de extração (campos obrigatórios)</w:t>
             </w:r>
           </w:p>
@@ -12229,13 +13063,23 @@
                 <w:color w:val="1B1C1D"/>
               </w:rPr>
             </w:pPr>
+            <w:proofErr w:type="spellStart"/>
             <w:r>
               <w:rPr>
                 <w:rStyle w:val="math-inline"/>
                 <w:color w:val="1B1C1D"/>
                 <w:bdr w:val="none" w:sz="0" w:space="0" w:color="auto" w:frame="1"/>
               </w:rPr>
-              <w:t>Fp &lt; 3%</w:t>
+              <w:t>Fp</w:t>
+            </w:r>
+            <w:proofErr w:type="spellEnd"/>
+            <w:r>
+              <w:rPr>
+                <w:rStyle w:val="math-inline"/>
+                <w:color w:val="1B1C1D"/>
+                <w:bdr w:val="none" w:sz="0" w:space="0" w:color="auto" w:frame="1"/>
+              </w:rPr>
+              <w:t xml:space="preserve"> &lt; 3%</w:t>
             </w:r>
           </w:p>
         </w:tc>
@@ -13302,7 +14146,27 @@
                 <w:color w:val="1B1C1D"/>
                 <w:bdr w:val="none" w:sz="0" w:space="0" w:color="auto" w:frame="1"/>
               </w:rPr>
-              <w:t>CT-e 1.1: Extração de Dados Base de CT-e</w:t>
+              <w:t>CT-</w:t>
+            </w:r>
+            <w:proofErr w:type="gramStart"/>
+            <w:r>
+              <w:rPr>
+                <w:b w:val="0"/>
+                <w:bCs w:val="0"/>
+                <w:color w:val="1B1C1D"/>
+                <w:bdr w:val="none" w:sz="0" w:space="0" w:color="auto" w:frame="1"/>
+              </w:rPr>
+              <w:t>e</w:t>
+            </w:r>
+            <w:proofErr w:type="gramEnd"/>
+            <w:r>
+              <w:rPr>
+                <w:b w:val="0"/>
+                <w:bCs w:val="0"/>
+                <w:color w:val="1B1C1D"/>
+                <w:bdr w:val="none" w:sz="0" w:space="0" w:color="auto" w:frame="1"/>
+              </w:rPr>
+              <w:t xml:space="preserve"> 1.1: Extração de Dados Base de CT-e</w:t>
             </w:r>
           </w:p>
         </w:tc>
@@ -13397,14 +14261,21 @@
               <w:rPr>
                 <w:color w:val="1B1C1D"/>
               </w:rPr>
-              <w:t xml:space="preserve"> "Quais são o número, a data de </w:t>
-            </w:r>
-            <w:r>
-              <w:rPr>
-                <w:color w:val="1B1C1D"/>
-              </w:rPr>
-              <w:lastRenderedPageBreak/>
-              <w:t xml:space="preserve">emissão e o valor total deste CTe?" </w:t>
+              <w:t xml:space="preserve"> "Quais são o número, a data de emissão e o valor total deste </w:t>
+            </w:r>
+            <w:proofErr w:type="spellStart"/>
+            <w:r>
+              <w:rPr>
+                <w:color w:val="1B1C1D"/>
+              </w:rPr>
+              <w:t>CTe</w:t>
+            </w:r>
+            <w:proofErr w:type="spellEnd"/>
+            <w:r>
+              <w:rPr>
+                <w:color w:val="1B1C1D"/>
+              </w:rPr>
+              <w:t xml:space="preserve">?" </w:t>
             </w:r>
           </w:p>
           <w:p>
@@ -13449,7 +14320,6 @@
                 <w:color w:val="1B1C1D"/>
                 <w:bdr w:val="none" w:sz="0" w:space="0" w:color="auto" w:frame="1"/>
               </w:rPr>
-              <w:lastRenderedPageBreak/>
               <w:t>Precisão:</w:t>
             </w:r>
             <w:r>
@@ -13484,7 +14354,6 @@
                 <w:color w:val="1B1C1D"/>
                 <w:bdr w:val="none" w:sz="0" w:space="0" w:color="auto" w:frame="1"/>
               </w:rPr>
-              <w:lastRenderedPageBreak/>
               <w:t>Tempo:</w:t>
             </w:r>
             <w:r>
@@ -13555,7 +14424,6 @@
                 <w:color w:val="1B1C1D"/>
                 <w:bdr w:val="none" w:sz="0" w:space="0" w:color="auto" w:frame="1"/>
               </w:rPr>
-              <w:lastRenderedPageBreak/>
               <w:t>NF-e 1.2: Extração de Dados Base e Impostos de NF-e</w:t>
             </w:r>
           </w:p>
@@ -13636,6 +14504,7 @@
               <w:rPr>
                 <w:color w:val="1B1C1D"/>
               </w:rPr>
+              <w:lastRenderedPageBreak/>
               <w:t xml:space="preserve">2. </w:t>
             </w:r>
             <w:r>
@@ -13696,6 +14565,7 @@
                 <w:color w:val="1B1C1D"/>
                 <w:bdr w:val="none" w:sz="0" w:space="0" w:color="auto" w:frame="1"/>
               </w:rPr>
+              <w:lastRenderedPageBreak/>
               <w:t>Precisão:</w:t>
             </w:r>
             <w:r>
@@ -13717,7 +14587,14 @@
               <w:rPr>
                 <w:color w:val="1B1C1D"/>
               </w:rPr>
-              <w:t xml:space="preserve"> O processamento deve ser concluído em </w:t>
+              <w:t xml:space="preserve"> O </w:t>
+            </w:r>
+            <w:r>
+              <w:rPr>
+                <w:color w:val="1B1C1D"/>
+              </w:rPr>
+              <w:lastRenderedPageBreak/>
+              <w:t xml:space="preserve">processamento deve ser concluído em </w:t>
             </w:r>
             <w:r>
               <w:rPr>
@@ -13956,7 +14833,8 @@
         </w:rPr>
         <w:t xml:space="preserve">1. Carregar o arquivo </w:t>
       </w:r>
-      <w:hyperlink r:id="rId28" w:history="1">
+      <w:hyperlink r:id="rId26" w:history="1">
+        <w:proofErr w:type="spellStart"/>
         <w:r>
           <w:rPr>
             <w:rStyle w:val="Hyperlink"/>
@@ -13972,7 +14850,14 @@
         <w:rPr>
           <w:color w:val="1B1C1D"/>
         </w:rPr>
-        <w:t xml:space="preserve">na aplicação. </w:t>
+        <w:t>na</w:t>
+      </w:r>
+      <w:proofErr w:type="spellEnd"/>
+      <w:r>
+        <w:rPr>
+          <w:color w:val="1B1C1D"/>
+        </w:rPr>
+        <w:t xml:space="preserve"> aplicação. </w:t>
       </w:r>
     </w:p>
     <w:p>
@@ -13998,7 +14883,21 @@
         <w:rPr>
           <w:color w:val="1B1C1D"/>
         </w:rPr>
-        <w:t xml:space="preserve"> "Quais são o número, a data de emissão e o valor total deste CTe?" </w:t>
+        <w:t xml:space="preserve"> "Quais são o número, a data de emissão e o valor total deste </w:t>
+      </w:r>
+      <w:proofErr w:type="spellStart"/>
+      <w:r>
+        <w:rPr>
+          <w:color w:val="1B1C1D"/>
+        </w:rPr>
+        <w:t>CTe</w:t>
+      </w:r>
+      <w:proofErr w:type="spellEnd"/>
+      <w:r>
+        <w:rPr>
+          <w:color w:val="1B1C1D"/>
+        </w:rPr>
+        <w:t xml:space="preserve">?" </w:t>
       </w:r>
     </w:p>
     <w:p>
@@ -14025,7 +14924,7 @@
                     <pic:cNvPicPr/>
                   </pic:nvPicPr>
                   <pic:blipFill>
-                    <a:blip r:embed="rId29"/>
+                    <a:blip r:embed="rId27"/>
                     <a:stretch>
                       <a:fillRect/>
                     </a:stretch>
@@ -14084,7 +14983,7 @@
                     <pic:cNvPicPr/>
                   </pic:nvPicPr>
                   <pic:blipFill>
-                    <a:blip r:embed="rId30"/>
+                    <a:blip r:embed="rId28"/>
                     <a:stretch>
                       <a:fillRect/>
                     </a:stretch>
@@ -14311,7 +15210,7 @@
         </w:rPr>
         <w:t xml:space="preserve">1. Carregar o arquivo </w:t>
       </w:r>
-      <w:hyperlink r:id="rId31" w:history="1">
+      <w:hyperlink r:id="rId29" w:history="1">
         <w:r>
           <w:rPr>
             <w:rStyle w:val="Hyperlink"/>
@@ -14384,7 +15283,7 @@
                     <pic:cNvPicPr/>
                   </pic:nvPicPr>
                   <pic:blipFill>
-                    <a:blip r:embed="rId32"/>
+                    <a:blip r:embed="rId30"/>
                     <a:stretch>
                       <a:fillRect/>
                     </a:stretch>
@@ -14430,7 +15329,25 @@
           <w:sz w:val="26"/>
           <w:szCs w:val="26"/>
         </w:rPr>
-        <w:t>.2. Testes de Extração de Dados de Imagens (OCR - NFS-e e Outros)</w:t>
+        <w:t xml:space="preserve">.2. Testes de Extração de Dados de Imagens (OCR - NFS-e </w:t>
+      </w:r>
+      <w:proofErr w:type="gramStart"/>
+      <w:r>
+        <w:rPr>
+          <w:color w:val="2F5496"/>
+          <w:sz w:val="26"/>
+          <w:szCs w:val="26"/>
+        </w:rPr>
+        <w:t>e Outros</w:t>
+      </w:r>
+      <w:proofErr w:type="gramEnd"/>
+      <w:r>
+        <w:rPr>
+          <w:color w:val="2F5496"/>
+          <w:sz w:val="26"/>
+          <w:szCs w:val="26"/>
+        </w:rPr>
+        <w:t>)</w:t>
       </w:r>
     </w:p>
     <w:p>
@@ -14842,7 +15759,27 @@
                 <w:color w:val="1B1C1D"/>
                 <w:bdr w:val="none" w:sz="0" w:space="0" w:color="auto" w:frame="1"/>
               </w:rPr>
-              <w:t>CT-e OCR 2.2: Extração de Campos de CT-e em Imagem</w:t>
+              <w:t>CT-</w:t>
+            </w:r>
+            <w:proofErr w:type="gramStart"/>
+            <w:r>
+              <w:rPr>
+                <w:b w:val="0"/>
+                <w:bCs w:val="0"/>
+                <w:color w:val="1B1C1D"/>
+                <w:bdr w:val="none" w:sz="0" w:space="0" w:color="auto" w:frame="1"/>
+              </w:rPr>
+              <w:t>e</w:t>
+            </w:r>
+            <w:proofErr w:type="gramEnd"/>
+            <w:r>
+              <w:rPr>
+                <w:b w:val="0"/>
+                <w:bCs w:val="0"/>
+                <w:color w:val="1B1C1D"/>
+                <w:bdr w:val="none" w:sz="0" w:space="0" w:color="auto" w:frame="1"/>
+              </w:rPr>
+              <w:t xml:space="preserve"> OCR 2.2: Extração de Campos de CT-e em Imagem</w:t>
             </w:r>
           </w:p>
         </w:tc>
@@ -14865,7 +15802,27 @@
                 <w:color w:val="444746"/>
                 <w:bdr w:val="none" w:sz="0" w:space="0" w:color="auto" w:frame="1"/>
               </w:rPr>
-              <w:t>CT-e Táxi Aéreo.jpg</w:t>
+              <w:t>CT-</w:t>
+            </w:r>
+            <w:proofErr w:type="gramStart"/>
+            <w:r>
+              <w:rPr>
+                <w:rStyle w:val="CdigoHTML"/>
+                <w:rFonts w:eastAsiaTheme="majorEastAsia"/>
+                <w:color w:val="444746"/>
+                <w:bdr w:val="none" w:sz="0" w:space="0" w:color="auto" w:frame="1"/>
+              </w:rPr>
+              <w:t>e</w:t>
+            </w:r>
+            <w:proofErr w:type="gramEnd"/>
+            <w:r>
+              <w:rPr>
+                <w:rStyle w:val="CdigoHTML"/>
+                <w:rFonts w:eastAsiaTheme="majorEastAsia"/>
+                <w:color w:val="444746"/>
+                <w:bdr w:val="none" w:sz="0" w:space="0" w:color="auto" w:frame="1"/>
+              </w:rPr>
+              <w:t xml:space="preserve"> Táxi Aéreo.jpg</w:t>
             </w:r>
           </w:p>
         </w:tc>
@@ -15507,7 +16464,7 @@
         </w:rPr>
         <w:t xml:space="preserve">1. Carregar </w:t>
       </w:r>
-      <w:hyperlink r:id="rId33" w:history="1">
+      <w:hyperlink r:id="rId31" w:history="1">
         <w:r>
           <w:rPr>
             <w:rStyle w:val="Hyperlink"/>
@@ -15574,7 +16531,7 @@
                     <pic:cNvPicPr/>
                   </pic:nvPicPr>
                   <pic:blipFill>
-                    <a:blip r:embed="rId34"/>
+                    <a:blip r:embed="rId32"/>
                     <a:stretch>
                       <a:fillRect/>
                     </a:stretch>
@@ -15636,7 +16593,7 @@
                     <pic:cNvPicPr/>
                   </pic:nvPicPr>
                   <pic:blipFill>
-                    <a:blip r:embed="rId35"/>
+                    <a:blip r:embed="rId33"/>
                     <a:stretch>
                       <a:fillRect/>
                     </a:stretch>
@@ -15691,20 +16648,7 @@
           <w:szCs w:val="26"/>
           <w:bdr w:val="none" w:sz="0" w:space="0" w:color="auto" w:frame="1"/>
         </w:rPr>
-        <w:t xml:space="preserve">Cenário </w:t>
-      </w:r>
-      <w:r>
-        <w:rPr>
-          <w:rFonts w:asciiTheme="minorHAnsi" w:eastAsia="Times New Roman" w:hAnsiTheme="minorHAnsi" w:cs="Times New Roman"/>
-          <w:b/>
-          <w:bCs/>
-          <w:i w:val="0"/>
-          <w:color w:val="1B1C1D"/>
-          <w:sz w:val="26"/>
-          <w:szCs w:val="26"/>
-          <w:bdr w:val="none" w:sz="0" w:space="0" w:color="auto" w:frame="1"/>
-        </w:rPr>
-        <w:t>CT-e OCR 2.2: Extração de Campos de CT-e em Imagem</w:t>
+        <w:t>Cenário CT-e OCR 2.2: Extração de Campos de CT-e em Imagem</w:t>
       </w:r>
     </w:p>
     <w:tbl>
@@ -15855,7 +16799,7 @@
         </w:rPr>
         <w:t xml:space="preserve">1. Carregar a </w:t>
       </w:r>
-      <w:hyperlink r:id="rId36" w:history="1">
+      <w:hyperlink r:id="rId34" w:history="1">
         <w:r>
           <w:rPr>
             <w:rStyle w:val="Hyperlink"/>
@@ -15907,6 +16851,7 @@
       </w:pPr>
       <w:r>
         <w:rPr>
+          <w:noProof/>
           <w:color w:val="1B1C1D"/>
         </w:rPr>
         <w:drawing>
@@ -15925,7 +16870,7 @@
                     <pic:cNvPicPr/>
                   </pic:nvPicPr>
                   <pic:blipFill>
-                    <a:blip r:embed="rId37"/>
+                    <a:blip r:embed="rId35"/>
                     <a:stretch>
                       <a:fillRect/>
                     </a:stretch>
@@ -16297,6 +17242,7 @@
               </w:rPr>
               <w:t>1. Assegurar que os dados de cabeçalho estão carregados na base de dados (</w:t>
             </w:r>
+            <w:proofErr w:type="spellStart"/>
             <w:r>
               <w:rPr>
                 <w:rStyle w:val="CdigoHTML"/>
@@ -16306,6 +17252,7 @@
               </w:rPr>
               <w:t>nfs_data.db</w:t>
             </w:r>
+            <w:proofErr w:type="spellEnd"/>
             <w:r>
               <w:rPr>
                 <w:color w:val="1B1C1D"/>
@@ -17289,7 +18236,21 @@
               <w:rPr>
                 <w:color w:val="1B1C1D"/>
               </w:rPr>
-              <w:t xml:space="preserve">A aplicação deve tratar a exceção e retornar uma mensagem de erro controlada (ex: "Nenhum dado encontrado") em vez de falhar, mantendo </w:t>
+              <w:t>A aplicação deve tratar a exceção e retornar uma mensagem de erro controlada (</w:t>
+            </w:r>
+            <w:proofErr w:type="spellStart"/>
+            <w:r>
+              <w:rPr>
+                <w:color w:val="1B1C1D"/>
+              </w:rPr>
+              <w:t>ex</w:t>
+            </w:r>
+            <w:proofErr w:type="spellEnd"/>
+            <w:r>
+              <w:rPr>
+                <w:color w:val="1B1C1D"/>
+              </w:rPr>
+              <w:t xml:space="preserve">: "Nenhum dado encontrado") em vez de falhar, mantendo </w:t>
             </w:r>
             <w:r>
               <w:rPr>
@@ -17429,7 +18390,7 @@
         </w:rPr>
         <w:t> </w:t>
       </w:r>
-      <w:hyperlink r:id="rId38" w:history="1">
+      <w:hyperlink r:id="rId36" w:history="1">
         <w:r>
           <w:rPr>
             <w:rStyle w:val="Hyperlink"/>
@@ -17507,7 +18468,7 @@
         </w:rPr>
         <w:t>Instale o </w:t>
       </w:r>
-      <w:hyperlink r:id="rId39" w:history="1">
+      <w:hyperlink r:id="rId37" w:history="1">
         <w:r>
           <w:rPr>
             <w:rStyle w:val="Hyperlink"/>
@@ -17576,13 +18537,63 @@
           <w:color w:val="1F2328"/>
         </w:rPr>
       </w:pPr>
+      <w:proofErr w:type="spellStart"/>
       <w:r>
         <w:rPr>
           <w:rFonts w:ascii="Consolas" w:hAnsi="Consolas"/>
           <w:color w:val="1F2328"/>
         </w:rPr>
-        <w:t>docker pull ghcr.io/ajndantas/agente_nfe</w:t>
-      </w:r>
+        <w:t>docker</w:t>
+      </w:r>
+      <w:proofErr w:type="spellEnd"/>
+      <w:r>
+        <w:rPr>
+          <w:rFonts w:ascii="Consolas" w:hAnsi="Consolas"/>
+          <w:color w:val="1F2328"/>
+        </w:rPr>
+        <w:t xml:space="preserve"> </w:t>
+      </w:r>
+      <w:proofErr w:type="spellStart"/>
+      <w:r>
+        <w:rPr>
+          <w:rFonts w:ascii="Consolas" w:hAnsi="Consolas"/>
+          <w:color w:val="1F2328"/>
+        </w:rPr>
+        <w:t>pull</w:t>
+      </w:r>
+      <w:proofErr w:type="spellEnd"/>
+      <w:r>
+        <w:rPr>
+          <w:rFonts w:ascii="Consolas" w:hAnsi="Consolas"/>
+          <w:color w:val="1F2328"/>
+        </w:rPr>
+        <w:t xml:space="preserve"> ghcr.io/</w:t>
+      </w:r>
+      <w:proofErr w:type="spellStart"/>
+      <w:r>
+        <w:rPr>
+          <w:rFonts w:ascii="Consolas" w:hAnsi="Consolas"/>
+          <w:color w:val="1F2328"/>
+        </w:rPr>
+        <w:t>ajndantas</w:t>
+      </w:r>
+      <w:proofErr w:type="spellEnd"/>
+      <w:r>
+        <w:rPr>
+          <w:rFonts w:ascii="Consolas" w:hAnsi="Consolas"/>
+          <w:color w:val="1F2328"/>
+        </w:rPr>
+        <w:t>/</w:t>
+      </w:r>
+      <w:proofErr w:type="spellStart"/>
+      <w:r>
+        <w:rPr>
+          <w:rFonts w:ascii="Consolas" w:hAnsi="Consolas"/>
+          <w:color w:val="1F2328"/>
+        </w:rPr>
+        <w:t>agente_nfe</w:t>
+      </w:r>
+      <w:proofErr w:type="spellEnd"/>
     </w:p>
     <w:p>
       <w:pPr>
@@ -17594,13 +18605,63 @@
           <w:color w:val="1F2328"/>
         </w:rPr>
       </w:pPr>
+      <w:proofErr w:type="spellStart"/>
       <w:r>
         <w:rPr>
           <w:rFonts w:ascii="Consolas" w:hAnsi="Consolas"/>
           <w:color w:val="1F2328"/>
         </w:rPr>
-        <w:t>docker run -d -p 8000:8000 ghcr.io/ajndantas/agente_nfe</w:t>
-      </w:r>
+        <w:t>docker</w:t>
+      </w:r>
+      <w:proofErr w:type="spellEnd"/>
+      <w:r>
+        <w:rPr>
+          <w:rFonts w:ascii="Consolas" w:hAnsi="Consolas"/>
+          <w:color w:val="1F2328"/>
+        </w:rPr>
+        <w:t xml:space="preserve"> </w:t>
+      </w:r>
+      <w:proofErr w:type="spellStart"/>
+      <w:r>
+        <w:rPr>
+          <w:rFonts w:ascii="Consolas" w:hAnsi="Consolas"/>
+          <w:color w:val="1F2328"/>
+        </w:rPr>
+        <w:t>run</w:t>
+      </w:r>
+      <w:proofErr w:type="spellEnd"/>
+      <w:r>
+        <w:rPr>
+          <w:rFonts w:ascii="Consolas" w:hAnsi="Consolas"/>
+          <w:color w:val="1F2328"/>
+        </w:rPr>
+        <w:t xml:space="preserve"> -d -p 8000:8000 ghcr.io/</w:t>
+      </w:r>
+      <w:proofErr w:type="spellStart"/>
+      <w:r>
+        <w:rPr>
+          <w:rFonts w:ascii="Consolas" w:hAnsi="Consolas"/>
+          <w:color w:val="1F2328"/>
+        </w:rPr>
+        <w:t>ajndantas</w:t>
+      </w:r>
+      <w:proofErr w:type="spellEnd"/>
+      <w:r>
+        <w:rPr>
+          <w:rFonts w:ascii="Consolas" w:hAnsi="Consolas"/>
+          <w:color w:val="1F2328"/>
+        </w:rPr>
+        <w:t>/</w:t>
+      </w:r>
+      <w:proofErr w:type="spellStart"/>
+      <w:r>
+        <w:rPr>
+          <w:rFonts w:ascii="Consolas" w:hAnsi="Consolas"/>
+          <w:color w:val="1F2328"/>
+        </w:rPr>
+        <w:t>agente_nfe</w:t>
+      </w:r>
+      <w:proofErr w:type="spellEnd"/>
     </w:p>
     <w:p>
       <w:pPr>
@@ -17622,7 +18683,7 @@
         </w:rPr>
         <w:t>Pronto! Acesse </w:t>
       </w:r>
-      <w:hyperlink r:id="rId40" w:history="1">
+      <w:hyperlink r:id="rId38" w:history="1">
         <w:r>
           <w:rPr>
             <w:rStyle w:val="Hyperlink"/>
@@ -17672,7 +18733,8 @@
           <w:color w:val="1F2328"/>
         </w:rPr>
       </w:pPr>
-      <w:hyperlink r:id="rId41" w:history="1">
+      <w:hyperlink r:id="rId39" w:history="1">
+        <w:proofErr w:type="spellStart"/>
         <w:r>
           <w:rPr>
             <w:rStyle w:val="Hyperlink"/>
@@ -17681,6 +18743,7 @@
           </w:rPr>
           <w:t>PDFs</w:t>
         </w:r>
+        <w:proofErr w:type="spellEnd"/>
       </w:hyperlink>
     </w:p>
     <w:p>
@@ -17696,7 +18759,7 @@
           <w:color w:val="1F2328"/>
         </w:rPr>
       </w:pPr>
-      <w:hyperlink r:id="rId42" w:history="1">
+      <w:hyperlink r:id="rId40" w:history="1">
         <w:r>
           <w:rPr>
             <w:rStyle w:val="Hyperlink"/>
@@ -17722,7 +18785,8 @@
           <w:u w:val="none"/>
         </w:rPr>
       </w:pPr>
-      <w:hyperlink r:id="rId43" w:history="1">
+      <w:hyperlink r:id="rId41" w:history="1">
+        <w:proofErr w:type="spellStart"/>
         <w:r>
           <w:rPr>
             <w:rStyle w:val="Hyperlink"/>
@@ -17731,6 +18795,7 @@
           </w:rPr>
           <w:t>CSVs</w:t>
         </w:r>
+        <w:proofErr w:type="spellEnd"/>
       </w:hyperlink>
     </w:p>
     <w:p>
@@ -17742,11 +18807,14 @@
         <w:shd w:val="clear" w:color="auto" w:fill="FFFFFF"/>
         <w:spacing w:before="60" w:after="100" w:afterAutospacing="1" w:line="240" w:lineRule="auto"/>
         <w:rPr>
+          <w:rStyle w:val="Hyperlink"/>
           <w:rFonts w:ascii="Segoe UI" w:hAnsi="Segoe UI" w:cs="Segoe UI"/>
           <w:color w:val="1F2328"/>
-        </w:rPr>
-      </w:pPr>
-      <w:hyperlink r:id="rId44" w:history="1">
+          <w:u w:val="none"/>
+        </w:rPr>
+      </w:pPr>
+      <w:hyperlink r:id="rId42" w:history="1">
+        <w:proofErr w:type="spellStart"/>
         <w:r>
           <w:rPr>
             <w:rStyle w:val="Hyperlink"/>
@@ -17755,20 +18823,8 @@
           </w:rPr>
           <w:t>XMLs</w:t>
         </w:r>
+        <w:proofErr w:type="spellEnd"/>
       </w:hyperlink>
-    </w:p>
-    <w:p>
-      <w:pPr>
-        <w:spacing w:before="360" w:after="360"/>
-        <w:rPr>
-          <w:rFonts w:ascii="Times New Roman" w:hAnsi="Times New Roman" w:cs="Times New Roman"/>
-        </w:rPr>
-      </w:pPr>
-      <w:r>
-        <w:pict w14:anchorId="70359ECC">
-          <v:rect id="_x0000_i1025" style="width:0;height:3pt" o:hralign="center" o:hrstd="t" o:hr="t" fillcolor="#a0a0a0" stroked="f"/>
-        </w:pict>
-      </w:r>
     </w:p>
     <w:p>
       <w:pPr>
@@ -18039,7 +19095,7 @@
         </w:rPr>
         <w:t>Instale o </w:t>
       </w:r>
-      <w:hyperlink r:id="rId45" w:history="1">
+      <w:hyperlink r:id="rId43" w:history="1">
         <w:r>
           <w:rPr>
             <w:rStyle w:val="Hyperlink"/>
@@ -18082,7 +19138,7 @@
         </w:rPr>
         <w:t>Baixe o </w:t>
       </w:r>
-      <w:hyperlink r:id="rId46" w:history="1">
+      <w:hyperlink r:id="rId44" w:history="1">
         <w:r>
           <w:rPr>
             <w:rStyle w:val="Hyperlink"/>
@@ -18333,7 +19389,7 @@
         </w:rPr>
         <w:t>1 - Dependências: </w:t>
       </w:r>
-      <w:hyperlink r:id="rId47" w:history="1">
+      <w:hyperlink r:id="rId45" w:history="1">
         <w:r>
           <w:rPr>
             <w:rStyle w:val="Hyperlink"/>
@@ -18354,7 +19410,7 @@
         </w:rPr>
         <w:t> (Para Windows), </w:t>
       </w:r>
-      <w:hyperlink r:id="rId48" w:history="1">
+      <w:hyperlink r:id="rId46" w:history="1">
         <w:r>
           <w:rPr>
             <w:rStyle w:val="Hyperlink"/>
@@ -18398,7 +19454,7 @@
         </w:rPr>
         <w:t>2 - Script Python: </w:t>
       </w:r>
-      <w:hyperlink r:id="rId49" w:history="1">
+      <w:hyperlink r:id="rId47" w:history="1">
         <w:r>
           <w:rPr>
             <w:rStyle w:val="Hyperlink"/>
@@ -18433,7 +19489,7 @@
         </w:rPr>
         <w:t>3 - Script OCR: </w:t>
       </w:r>
-      <w:hyperlink r:id="rId50" w:history="1">
+      <w:hyperlink r:id="rId48" w:history="1">
         <w:r>
           <w:rPr>
             <w:rStyle w:val="Hyperlink"/>
@@ -18510,7 +19566,15 @@
           <w:rFonts w:ascii="Arial" w:hAnsi="Arial" w:cs="Arial"/>
           <w:color w:val="1F2328"/>
         </w:rPr>
-        <w:t xml:space="preserve">pip install -r requirements_linux.txt  </w:t>
+        <w:t xml:space="preserve">pip install -r </w:t>
+      </w:r>
+      <w:proofErr w:type="gramStart"/>
+      <w:r>
+        <w:rPr>
+          <w:rFonts w:ascii="Arial" w:hAnsi="Arial" w:cs="Arial"/>
+          <w:color w:val="1F2328"/>
+        </w:rPr>
+        <w:t xml:space="preserve">requirements_linux.txt  </w:t>
       </w:r>
       <w:r>
         <w:rPr>
@@ -18518,7 +19582,16 @@
           <w:rFonts w:ascii="Arial" w:eastAsiaTheme="majorEastAsia" w:hAnsi="Arial" w:cs="Arial"/>
           <w:color w:val="59636E"/>
         </w:rPr>
-        <w:t># Linux</w:t>
+        <w:t>#</w:t>
+      </w:r>
+      <w:proofErr w:type="gramEnd"/>
+      <w:r>
+        <w:rPr>
+          <w:rStyle w:val="pl-c"/>
+          <w:rFonts w:ascii="Arial" w:eastAsiaTheme="majorEastAsia" w:hAnsi="Arial" w:cs="Arial"/>
+          <w:color w:val="59636E"/>
+        </w:rPr>
+        <w:t xml:space="preserve"> Linux</w:t>
       </w:r>
     </w:p>
     <w:p>
@@ -18559,7 +19632,23 @@
           <w:rFonts w:ascii="Arial" w:hAnsi="Arial" w:cs="Arial"/>
           <w:color w:val="1F2328"/>
         </w:rPr>
-        <w:t>streamlit run agente_nfe.py --server.port 8000</w:t>
+        <w:t>streamlit run agente_nfe.py --</w:t>
+      </w:r>
+      <w:proofErr w:type="gramStart"/>
+      <w:r>
+        <w:rPr>
+          <w:rFonts w:ascii="Arial" w:hAnsi="Arial" w:cs="Arial"/>
+          <w:color w:val="1F2328"/>
+        </w:rPr>
+        <w:t>server.port</w:t>
+      </w:r>
+      <w:proofErr w:type="gramEnd"/>
+      <w:r>
+        <w:rPr>
+          <w:rFonts w:ascii="Arial" w:hAnsi="Arial" w:cs="Arial"/>
+          <w:color w:val="1F2328"/>
+        </w:rPr>
+        <w:t xml:space="preserve"> 8000</w:t>
       </w:r>
     </w:p>
     <w:p>
@@ -18584,7 +19673,7 @@
         </w:rPr>
         <w:t>Acesse: </w:t>
       </w:r>
-      <w:hyperlink r:id="rId51" w:history="1">
+      <w:hyperlink r:id="rId49" w:history="1">
         <w:r>
           <w:rPr>
             <w:rStyle w:val="Hyperlink"/>
@@ -18636,7 +19725,7 @@
           <w:color w:val="1F2328"/>
         </w:rPr>
       </w:pPr>
-      <w:hyperlink r:id="rId52" w:history="1">
+      <w:hyperlink r:id="rId50" w:history="1">
         <w:r>
           <w:rPr>
             <w:rStyle w:val="Hyperlink"/>
@@ -18660,7 +19749,7 @@
           <w:color w:val="1F2328"/>
         </w:rPr>
       </w:pPr>
-      <w:hyperlink r:id="rId53" w:history="1">
+      <w:hyperlink r:id="rId51" w:history="1">
         <w:r>
           <w:rPr>
             <w:rStyle w:val="Hyperlink"/>
@@ -18686,7 +19775,7 @@
           <w:u w:val="none"/>
         </w:rPr>
       </w:pPr>
-      <w:hyperlink r:id="rId54" w:history="1">
+      <w:hyperlink r:id="rId52" w:history="1">
         <w:r>
           <w:rPr>
             <w:rStyle w:val="Hyperlink"/>
@@ -18706,11 +19795,13 @@
         <w:shd w:val="clear" w:color="auto" w:fill="FFFFFF"/>
         <w:spacing w:before="60" w:after="100" w:afterAutospacing="1" w:line="240" w:lineRule="auto"/>
         <w:rPr>
+          <w:rStyle w:val="Hyperlink"/>
           <w:rFonts w:ascii="Segoe UI" w:hAnsi="Segoe UI" w:cs="Segoe UI"/>
           <w:color w:val="1F2328"/>
-        </w:rPr>
-      </w:pPr>
-      <w:hyperlink r:id="rId55" w:history="1">
+          <w:u w:val="none"/>
+        </w:rPr>
+      </w:pPr>
+      <w:hyperlink r:id="rId53" w:history="1">
         <w:r>
           <w:rPr>
             <w:rStyle w:val="Hyperlink"/>
@@ -18720,6 +19811,17 @@
           <w:t>XMLs</w:t>
         </w:r>
       </w:hyperlink>
+    </w:p>
+    <w:p>
+      <w:pPr>
+        <w:shd w:val="clear" w:color="auto" w:fill="FFFFFF"/>
+        <w:spacing w:before="60" w:after="100" w:afterAutospacing="1" w:line="240" w:lineRule="auto"/>
+        <w:ind w:left="720"/>
+        <w:rPr>
+          <w:rFonts w:ascii="Segoe UI" w:hAnsi="Segoe UI" w:cs="Segoe UI"/>
+          <w:color w:val="1F2328"/>
+        </w:rPr>
+      </w:pPr>
     </w:p>
     <w:p>
       <w:pPr>
@@ -19084,7 +20186,7 @@
       <w:bookmarkEnd w:id="8"/>
     </w:p>
     <w:sectPr>
-      <w:footerReference w:type="default" r:id="rId56"/>
+      <w:footerReference w:type="default" r:id="rId54"/>
       <w:pgSz w:w="11906" w:h="16838"/>
       <w:pgMar w:top="1417" w:right="1701" w:bottom="1417" w:left="1701" w:header="708" w:footer="708" w:gutter="0"/>
       <w:pgNumType w:start="1"/>
@@ -19426,8 +20528,17 @@
                               <w:b/>
                               <w:color w:val="000000"/>
                             </w:rPr>
-                            <w:t>Agente NFe</w:t>
+                            <w:t xml:space="preserve">Agente </w:t>
                           </w:r>
+                          <w:proofErr w:type="spellStart"/>
+                          <w:r>
+                            <w:rPr>
+                              <w:b/>
+                              <w:color w:val="000000"/>
+                            </w:rPr>
+                            <w:t>NFe</w:t>
+                          </w:r>
+                          <w:proofErr w:type="spellEnd"/>
                           <w:r>
                             <w:rPr>
                               <w:b/>
@@ -27113,28 +28224,28 @@
 </file>
 
 <file path=customXml/item1.xml><?xml version="1.0" encoding="utf-8"?>
+<b:Sources xmlns:b="http://schemas.openxmlformats.org/officeDocument/2006/bibliography" xmlns="http://schemas.openxmlformats.org/officeDocument/2006/bibliography" SelectedStyle="\APASixthEditionOfficeOnline.xsl" StyleName="APA" Version="6"/>
+</file>
+
+<file path=customXml/item2.xml><?xml version="1.0" encoding="utf-8"?>
 <go:gDocsCustomXmlDataStorage xmlns:go="http://customooxmlschemas.google.com/" xmlns:r="http://schemas.openxmlformats.org/officeDocument/2006/relationships" uri="GoogleDocsCustomDataVersion2">
   <go:docsCustomData xmlns:go="http://customooxmlschemas.google.com/" roundtripDataSignature="AMtx7mjxdbvcxpr/77tnND93oY+MpotInw==">CgMxLjAyDmguNXcwZGkwNG0wa2lqMg5oLjdhMXN4OG01dDE2NTIOaC52aTJuMnlpcGI0c3IyDmgueHdsdG41azlxdXlxMg5oLjlmd3N5cm85MzNuNzIOaC5hODV2c3V5bWM2c2YyDWguZDhxZWY2MTRuaGcyDmguNmdvYzE5MW9qYWRvMg5oLmozeWxoamN0bnR3aTgAciExazZzSlMzeXgwMGYwOTdvZ1Y3US05YzN1dV90ZElSNFU=</go:docsCustomData>
 </go:gDocsCustomXmlDataStorage>
 </file>
 
-<file path=customXml/item2.xml><?xml version="1.0" encoding="utf-8"?>
-<b:Sources xmlns:b="http://schemas.openxmlformats.org/officeDocument/2006/bibliography" xmlns="http://schemas.openxmlformats.org/officeDocument/2006/bibliography" SelectedStyle="\APASixthEditionOfficeOnline.xsl" StyleName="APA" Version="6"/>
+<file path=customXml/itemProps1.xml><?xml version="1.0" encoding="utf-8"?>
+<ds:datastoreItem xmlns:ds="http://schemas.openxmlformats.org/officeDocument/2006/customXml" ds:itemID="{98C574D8-F2EA-4260-9191-29FE1764BD8B}">
+  <ds:schemaRefs>
+    <ds:schemaRef ds:uri="http://schemas.openxmlformats.org/officeDocument/2006/bibliography"/>
+  </ds:schemaRefs>
+</ds:datastoreItem>
 </file>
 
-<file path=customXml/itemProps1.xml><?xml version="1.0" encoding="utf-8"?>
+<file path=customXml/itemProps2.xml><?xml version="1.0" encoding="utf-8"?>
 <ds:datastoreItem xmlns:ds="http://schemas.openxmlformats.org/officeDocument/2006/customXml" ds:itemID="{11111111-1234-1234-1234-123412341234}">
   <ds:schemaRefs>
     <ds:schemaRef ds:uri="http://customooxmlschemas.google.com/"/>
     <ds:schemaRef ds:uri="http://schemas.openxmlformats.org/officeDocument/2006/relationships"/>
   </ds:schemaRefs>
 </ds:datastoreItem>
-</file>
-
-<file path=customXml/itemProps2.xml><?xml version="1.0" encoding="utf-8"?>
-<ds:datastoreItem xmlns:ds="http://schemas.openxmlformats.org/officeDocument/2006/customXml" ds:itemID="{98C574D8-F2EA-4260-9191-29FE1764BD8B}">
-  <ds:schemaRefs>
-    <ds:schemaRef ds:uri="http://schemas.openxmlformats.org/officeDocument/2006/bibliography"/>
-  </ds:schemaRefs>
-</ds:datastoreItem>
 </file>
--- a/Desafio 2 - Projeto - 11062025/Versões Relatório/Grupo_01_Proposta_de_Projeto v4.docx
+++ b/Desafio 2 - Projeto - 11062025/Versões Relatório/Grupo_01_Proposta_de_Projeto v4.docx
@@ -4084,23 +4084,7 @@
                 <w:b/>
                 <w:color w:val="FFFFFF"/>
               </w:rPr>
-              <w:t xml:space="preserve">09/06 </w:t>
-            </w:r>
-            <w:proofErr w:type="gramStart"/>
-            <w:r>
-              <w:rPr>
-                <w:b/>
-                <w:color w:val="FFFFFF"/>
-              </w:rPr>
-              <w:t>à</w:t>
-            </w:r>
-            <w:proofErr w:type="gramEnd"/>
-            <w:r>
-              <w:rPr>
-                <w:b/>
-                <w:color w:val="FFFFFF"/>
-              </w:rPr>
-              <w:t xml:space="preserve"> 17/07</w:t>
+              <w:t>09/06 à 17/07</w:t>
             </w:r>
           </w:p>
         </w:tc>
@@ -4222,21 +4206,7 @@
               <w:rPr>
                 <w:color w:val="000000"/>
               </w:rPr>
-              <w:t xml:space="preserve">09/06 </w:t>
-            </w:r>
-            <w:proofErr w:type="gramStart"/>
-            <w:r>
-              <w:rPr>
-                <w:color w:val="000000"/>
-              </w:rPr>
-              <w:t>à</w:t>
-            </w:r>
-            <w:proofErr w:type="gramEnd"/>
-            <w:r>
-              <w:rPr>
-                <w:color w:val="000000"/>
-              </w:rPr>
-              <w:t xml:space="preserve"> 16/06</w:t>
+              <w:t>09/06 à 16/06</w:t>
             </w:r>
           </w:p>
         </w:tc>
@@ -4380,21 +4350,7 @@
               <w:rPr>
                 <w:color w:val="000000"/>
               </w:rPr>
-              <w:t xml:space="preserve">17/06 </w:t>
-            </w:r>
-            <w:proofErr w:type="gramStart"/>
-            <w:r>
-              <w:rPr>
-                <w:color w:val="000000"/>
-              </w:rPr>
-              <w:t>à</w:t>
-            </w:r>
-            <w:proofErr w:type="gramEnd"/>
-            <w:r>
-              <w:rPr>
-                <w:color w:val="000000"/>
-              </w:rPr>
-              <w:t xml:space="preserve"> 01/07</w:t>
+              <w:t>17/06 à 01/07</w:t>
             </w:r>
           </w:p>
         </w:tc>
@@ -4566,21 +4522,7 @@
               <w:rPr>
                 <w:color w:val="000000"/>
               </w:rPr>
-              <w:t xml:space="preserve">02/07 </w:t>
-            </w:r>
-            <w:proofErr w:type="gramStart"/>
-            <w:r>
-              <w:rPr>
-                <w:color w:val="000000"/>
-              </w:rPr>
-              <w:t>à</w:t>
-            </w:r>
-            <w:proofErr w:type="gramEnd"/>
-            <w:r>
-              <w:rPr>
-                <w:color w:val="000000"/>
-              </w:rPr>
-              <w:t xml:space="preserve"> 10/07</w:t>
+              <w:t>02/07 à 10/07</w:t>
             </w:r>
           </w:p>
         </w:tc>
@@ -4710,21 +4652,7 @@
               <w:rPr>
                 <w:color w:val="000000"/>
               </w:rPr>
-              <w:t xml:space="preserve">11/07 </w:t>
-            </w:r>
-            <w:proofErr w:type="gramStart"/>
-            <w:r>
-              <w:rPr>
-                <w:color w:val="000000"/>
-              </w:rPr>
-              <w:t>à</w:t>
-            </w:r>
-            <w:proofErr w:type="gramEnd"/>
-            <w:r>
-              <w:rPr>
-                <w:color w:val="000000"/>
-              </w:rPr>
-              <w:t xml:space="preserve"> 17/07</w:t>
+              <w:t>11/07 à 17/07</w:t>
             </w:r>
           </w:p>
         </w:tc>
@@ -4847,23 +4775,7 @@
                 <w:b/>
                 <w:color w:val="FFFFFF"/>
               </w:rPr>
-              <w:t xml:space="preserve">18/07 </w:t>
-            </w:r>
-            <w:proofErr w:type="gramStart"/>
-            <w:r>
-              <w:rPr>
-                <w:b/>
-                <w:color w:val="FFFFFF"/>
-              </w:rPr>
-              <w:t>à</w:t>
-            </w:r>
-            <w:proofErr w:type="gramEnd"/>
-            <w:r>
-              <w:rPr>
-                <w:b/>
-                <w:color w:val="FFFFFF"/>
-              </w:rPr>
-              <w:t xml:space="preserve"> 14/08</w:t>
+              <w:t>18/07 à 14/08</w:t>
             </w:r>
           </w:p>
         </w:tc>
@@ -4989,21 +4901,7 @@
               <w:rPr>
                 <w:color w:val="000000"/>
               </w:rPr>
-              <w:t xml:space="preserve">18/07 </w:t>
-            </w:r>
-            <w:proofErr w:type="gramStart"/>
-            <w:r>
-              <w:rPr>
-                <w:color w:val="000000"/>
-              </w:rPr>
-              <w:t>à</w:t>
-            </w:r>
-            <w:proofErr w:type="gramEnd"/>
-            <w:r>
-              <w:rPr>
-                <w:color w:val="000000"/>
-              </w:rPr>
-              <w:t xml:space="preserve"> 31/07</w:t>
+              <w:t>18/07 à 31/07</w:t>
             </w:r>
           </w:p>
         </w:tc>
@@ -5154,21 +5052,7 @@
               <w:rPr>
                 <w:color w:val="000000"/>
               </w:rPr>
-              <w:t xml:space="preserve">01/08 </w:t>
-            </w:r>
-            <w:proofErr w:type="gramStart"/>
-            <w:r>
-              <w:rPr>
-                <w:color w:val="000000"/>
-              </w:rPr>
-              <w:t>à</w:t>
-            </w:r>
-            <w:proofErr w:type="gramEnd"/>
-            <w:r>
-              <w:rPr>
-                <w:color w:val="000000"/>
-              </w:rPr>
-              <w:t xml:space="preserve"> 14/08</w:t>
+              <w:t>01/08 à 14/08</w:t>
             </w:r>
           </w:p>
         </w:tc>
@@ -5291,23 +5175,7 @@
                 <w:b/>
                 <w:color w:val="FFFFFF"/>
               </w:rPr>
-              <w:t xml:space="preserve">15/08 </w:t>
-            </w:r>
-            <w:proofErr w:type="gramStart"/>
-            <w:r>
-              <w:rPr>
-                <w:b/>
-                <w:color w:val="FFFFFF"/>
-              </w:rPr>
-              <w:t>à</w:t>
-            </w:r>
-            <w:proofErr w:type="gramEnd"/>
-            <w:r>
-              <w:rPr>
-                <w:b/>
-                <w:color w:val="FFFFFF"/>
-              </w:rPr>
-              <w:t xml:space="preserve"> 04/09</w:t>
+              <w:t>15/08 à 04/09</w:t>
             </w:r>
           </w:p>
         </w:tc>
@@ -5417,21 +5285,7 @@
               <w:rPr>
                 <w:color w:val="000000"/>
               </w:rPr>
-              <w:t xml:space="preserve"> </w:t>
-            </w:r>
-            <w:proofErr w:type="gramStart"/>
-            <w:r>
-              <w:rPr>
-                <w:color w:val="000000"/>
-              </w:rPr>
-              <w:t>à</w:t>
-            </w:r>
-            <w:proofErr w:type="gramEnd"/>
-            <w:r>
-              <w:rPr>
-                <w:color w:val="000000"/>
-              </w:rPr>
-              <w:t xml:space="preserve"> 2</w:t>
+              <w:t xml:space="preserve"> à 2</w:t>
             </w:r>
             <w:r>
               <w:rPr>
@@ -5738,21 +5592,7 @@
               <w:rPr>
                 <w:color w:val="000000"/>
               </w:rPr>
-              <w:t xml:space="preserve"> </w:t>
-            </w:r>
-            <w:proofErr w:type="gramStart"/>
-            <w:r>
-              <w:rPr>
-                <w:color w:val="000000"/>
-              </w:rPr>
-              <w:t>à</w:t>
-            </w:r>
-            <w:proofErr w:type="gramEnd"/>
-            <w:r>
-              <w:rPr>
-                <w:color w:val="000000"/>
-              </w:rPr>
-              <w:t xml:space="preserve"> </w:t>
+              <w:t xml:space="preserve"> à </w:t>
             </w:r>
             <w:r>
               <w:rPr>
@@ -5913,23 +5753,7 @@
                 <w:b/>
                 <w:color w:val="FFFFFF"/>
               </w:rPr>
-              <w:t xml:space="preserve"> </w:t>
-            </w:r>
-            <w:proofErr w:type="gramStart"/>
-            <w:r>
-              <w:rPr>
-                <w:b/>
-                <w:color w:val="FFFFFF"/>
-              </w:rPr>
-              <w:t>à</w:t>
-            </w:r>
-            <w:proofErr w:type="gramEnd"/>
-            <w:r>
-              <w:rPr>
-                <w:b/>
-                <w:color w:val="FFFFFF"/>
-              </w:rPr>
-              <w:t xml:space="preserve"> </w:t>
+              <w:t xml:space="preserve"> à </w:t>
             </w:r>
             <w:r>
               <w:rPr>
@@ -6190,25 +6014,17 @@
         <w:rPr>
           <w:b/>
         </w:rPr>
-        <w:t xml:space="preserve">RD001: Análise Detalhada de Tipos de Documentos Fiscais </w:t>
-      </w:r>
-      <w:proofErr w:type="gramStart"/>
+        <w:t>RD001: Análise Detalhada de Tipos de Documentos Fiscais Brasileiros</w:t>
+      </w:r>
+      <w:r>
+        <w:t xml:space="preserve"> </w:t>
+      </w:r>
       <w:r>
         <w:rPr>
           <w:b/>
         </w:rPr>
-        <w:t>Brasileiros</w:t>
-      </w:r>
-      <w:r>
-        <w:t xml:space="preserve"> </w:t>
-      </w:r>
-      <w:r>
-        <w:rPr>
-          <w:b/>
-        </w:rPr>
         <w:t>:</w:t>
       </w:r>
-      <w:proofErr w:type="gramEnd"/>
     </w:p>
     <w:p>
       <w:pPr>
@@ -6297,21 +6113,7 @@
         <w:rPr>
           <w:b/>
         </w:rPr>
-        <w:t>CT-</w:t>
-      </w:r>
-      <w:proofErr w:type="gramStart"/>
-      <w:r>
-        <w:rPr>
-          <w:b/>
-        </w:rPr>
-        <w:t>e</w:t>
-      </w:r>
-      <w:proofErr w:type="gramEnd"/>
-      <w:r>
-        <w:rPr>
-          <w:b/>
-        </w:rPr>
-        <w:t xml:space="preserve"> (Conhecimento de Transporte Eletrônico):</w:t>
+        <w:t>CT-e (Conhecimento de Transporte Eletrônico):</w:t>
       </w:r>
     </w:p>
     <w:p>
@@ -10066,15 +9868,7 @@
         </w:numPr>
       </w:pPr>
       <w:r>
-        <w:t xml:space="preserve">O LLM deve interpretar a pergunta, buscar os dados no banco de dados estruturado e apresentar a resposta de forma no formato de tabela contendo os campos e seus respectivos valores que respondem </w:t>
-      </w:r>
-      <w:proofErr w:type="gramStart"/>
-      <w:r>
-        <w:t>a</w:t>
-      </w:r>
-      <w:proofErr w:type="gramEnd"/>
-      <w:r>
-        <w:t xml:space="preserve"> pergunta do usuário.</w:t>
+        <w:t>O LLM deve interpretar a pergunta, buscar os dados no banco de dados estruturado e apresentar a resposta de forma no formato de tabela contendo os campos e seus respectivos valores que respondem a pergunta do usuário.</w:t>
       </w:r>
     </w:p>
     <w:p>
@@ -12474,23 +12268,7 @@
           <w:rFonts w:ascii="Arial" w:eastAsia="Arial" w:hAnsi="Arial" w:cs="Arial"/>
           <w:color w:val="000000"/>
         </w:rPr>
-        <w:t xml:space="preserve">Se a resposta não for possível: Retorna </w:t>
-      </w:r>
-      <w:proofErr w:type="gramStart"/>
-      <w:r>
-        <w:rPr>
-          <w:rFonts w:ascii="Arial" w:eastAsia="Arial" w:hAnsi="Arial" w:cs="Arial"/>
-          <w:color w:val="000000"/>
-        </w:rPr>
-        <w:t>a</w:t>
-      </w:r>
-      <w:proofErr w:type="gramEnd"/>
-      <w:r>
-        <w:rPr>
-          <w:rFonts w:ascii="Arial" w:eastAsia="Arial" w:hAnsi="Arial" w:cs="Arial"/>
-          <w:color w:val="000000"/>
-        </w:rPr>
-        <w:t xml:space="preserve"> indicação "Não", sinalizando a impossibilidade de fornecer uma resposta.</w:t>
+        <w:t>Se a resposta não for possível: Retorna a indicação "Não", sinalizando a impossibilidade de fornecer uma resposta.</w:t>
       </w:r>
     </w:p>
     <w:p>
@@ -12853,6 +12631,15 @@
     </w:p>
     <w:p>
       <w:pPr>
+        <w:rPr>
+          <w:color w:val="2F5496"/>
+          <w:sz w:val="36"/>
+          <w:szCs w:val="36"/>
+        </w:rPr>
+      </w:pPr>
+    </w:p>
+    <w:p>
+      <w:pPr>
         <w:pStyle w:val="Ttulo3"/>
         <w:spacing w:after="120"/>
         <w:rPr>
@@ -12867,6 +12654,7 @@
           <w:sz w:val="30"/>
           <w:szCs w:val="30"/>
         </w:rPr>
+        <w:lastRenderedPageBreak/>
         <w:t>14.1. Métricas de Sucesso a Serem Atingidas</w:t>
       </w:r>
     </w:p>
@@ -12949,7 +12737,6 @@
               <w:rPr>
                 <w:color w:val="1B1C1D"/>
               </w:rPr>
-              <w:lastRenderedPageBreak/>
               <w:t>Precisão de extração (campos obrigatórios)</w:t>
             </w:r>
           </w:p>
@@ -14146,27 +13933,7 @@
                 <w:color w:val="1B1C1D"/>
                 <w:bdr w:val="none" w:sz="0" w:space="0" w:color="auto" w:frame="1"/>
               </w:rPr>
-              <w:t>CT-</w:t>
-            </w:r>
-            <w:proofErr w:type="gramStart"/>
-            <w:r>
-              <w:rPr>
-                <w:b w:val="0"/>
-                <w:bCs w:val="0"/>
-                <w:color w:val="1B1C1D"/>
-                <w:bdr w:val="none" w:sz="0" w:space="0" w:color="auto" w:frame="1"/>
-              </w:rPr>
-              <w:t>e</w:t>
-            </w:r>
-            <w:proofErr w:type="gramEnd"/>
-            <w:r>
-              <w:rPr>
-                <w:b w:val="0"/>
-                <w:bCs w:val="0"/>
-                <w:color w:val="1B1C1D"/>
-                <w:bdr w:val="none" w:sz="0" w:space="0" w:color="auto" w:frame="1"/>
-              </w:rPr>
-              <w:t xml:space="preserve"> 1.1: Extração de Dados Base de CT-e</w:t>
+              <w:t>CT-e 1.1: Extração de Dados Base de CT-e</w:t>
             </w:r>
           </w:p>
         </w:tc>
@@ -14424,6 +14191,7 @@
                 <w:color w:val="1B1C1D"/>
                 <w:bdr w:val="none" w:sz="0" w:space="0" w:color="auto" w:frame="1"/>
               </w:rPr>
+              <w:lastRenderedPageBreak/>
               <w:t>NF-e 1.2: Extração de Dados Base e Impostos de NF-e</w:t>
             </w:r>
           </w:p>
@@ -14504,7 +14272,6 @@
               <w:rPr>
                 <w:color w:val="1B1C1D"/>
               </w:rPr>
-              <w:lastRenderedPageBreak/>
               <w:t xml:space="preserve">2. </w:t>
             </w:r>
             <w:r>
@@ -14565,7 +14332,6 @@
                 <w:color w:val="1B1C1D"/>
                 <w:bdr w:val="none" w:sz="0" w:space="0" w:color="auto" w:frame="1"/>
               </w:rPr>
-              <w:lastRenderedPageBreak/>
               <w:t>Precisão:</w:t>
             </w:r>
             <w:r>
@@ -14587,14 +14353,7 @@
               <w:rPr>
                 <w:color w:val="1B1C1D"/>
               </w:rPr>
-              <w:t xml:space="preserve"> O </w:t>
-            </w:r>
-            <w:r>
-              <w:rPr>
-                <w:color w:val="1B1C1D"/>
-              </w:rPr>
-              <w:lastRenderedPageBreak/>
-              <w:t xml:space="preserve">processamento deve ser concluído em </w:t>
+              <w:t xml:space="preserve"> O processamento deve ser concluído em </w:t>
             </w:r>
             <w:r>
               <w:rPr>
@@ -15016,6 +14775,80 @@
     </w:p>
     <w:p>
       <w:pPr>
+        <w:rPr>
+          <w:rFonts w:asciiTheme="minorHAnsi" w:eastAsia="Times New Roman" w:hAnsiTheme="minorHAnsi" w:cs="Times New Roman"/>
+          <w:b/>
+          <w:bCs/>
+          <w:color w:val="1B1C1D"/>
+          <w:sz w:val="26"/>
+          <w:szCs w:val="26"/>
+          <w:bdr w:val="none" w:sz="0" w:space="0" w:color="auto" w:frame="1"/>
+        </w:rPr>
+      </w:pPr>
+      <w:r>
+        <w:rPr>
+          <w:rFonts w:asciiTheme="minorHAnsi" w:eastAsia="Times New Roman" w:hAnsiTheme="minorHAnsi" w:cs="Times New Roman"/>
+          <w:b/>
+          <w:bCs/>
+          <w:color w:val="1B1C1D"/>
+          <w:sz w:val="26"/>
+          <w:szCs w:val="26"/>
+          <w:bdr w:val="none" w:sz="0" w:space="0" w:color="auto" w:frame="1"/>
+        </w:rPr>
+        <w:t>Conclusão</w:t>
+      </w:r>
+    </w:p>
+    <w:p>
+      <w:pPr>
+        <w:rPr>
+          <w:color w:val="1B1C1D"/>
+          <w:bdr w:val="none" w:sz="0" w:space="0" w:color="auto" w:frame="1"/>
+        </w:rPr>
+      </w:pPr>
+      <w:r>
+        <w:rPr>
+          <w:color w:val="1B1C1D"/>
+          <w:bdr w:val="none" w:sz="0" w:space="0" w:color="auto" w:frame="1"/>
+        </w:rPr>
+        <w:t>Não foram necessárias mais de uma execução, para que fosse o obtido o resultado correto</w:t>
+      </w:r>
+      <w:r>
+        <w:rPr>
+          <w:color w:val="1B1C1D"/>
+          <w:bdr w:val="none" w:sz="0" w:space="0" w:color="auto" w:frame="1"/>
+        </w:rPr>
+        <w:t xml:space="preserve">, logo a precisão foi 100% e sem falsos positivos. O tempo também demonstra que o retorno ocorreu em menos de 60 segundo. </w:t>
+      </w:r>
+    </w:p>
+    <w:p>
+      <w:pPr>
+        <w:rPr>
+          <w:b/>
+          <w:bCs/>
+          <w:color w:val="1B1C1D"/>
+          <w:bdr w:val="none" w:sz="0" w:space="0" w:color="auto" w:frame="1"/>
+        </w:rPr>
+      </w:pPr>
+      <w:r>
+        <w:rPr>
+          <w:color w:val="1B1C1D"/>
+          <w:bdr w:val="none" w:sz="0" w:space="0" w:color="auto" w:frame="1"/>
+        </w:rPr>
+        <w:t>Tais condições satisfazem as métricas de sucesso.</w:t>
+      </w:r>
+    </w:p>
+    <w:p>
+      <w:pPr>
+        <w:rPr>
+          <w:b/>
+          <w:bCs/>
+          <w:color w:val="1B1C1D"/>
+          <w:bdr w:val="none" w:sz="0" w:space="0" w:color="auto" w:frame="1"/>
+        </w:rPr>
+      </w:pPr>
+    </w:p>
+    <w:p>
+      <w:pPr>
         <w:pStyle w:val="Ttulo4"/>
         <w:spacing w:after="120"/>
         <w:rPr>
@@ -15267,6 +15100,7 @@
           <w:noProof/>
           <w:color w:val="1B1C1D"/>
         </w:rPr>
+        <w:lastRenderedPageBreak/>
         <w:drawing>
           <wp:inline distT="0" distB="0" distL="0" distR="0" wp14:anchorId="2A021A69" wp14:editId="7138E1CA">
             <wp:extent cx="4171731" cy="3072384"/>
@@ -15306,6 +15140,86 @@
     </w:p>
     <w:p>
       <w:pPr>
+        <w:jc w:val="center"/>
+        <w:rPr>
+          <w:color w:val="1B1C1D"/>
+        </w:rPr>
+      </w:pPr>
+    </w:p>
+    <w:p>
+      <w:pPr>
+        <w:rPr>
+          <w:rFonts w:asciiTheme="minorHAnsi" w:eastAsia="Times New Roman" w:hAnsiTheme="minorHAnsi" w:cs="Times New Roman"/>
+          <w:b/>
+          <w:bCs/>
+          <w:color w:val="1B1C1D"/>
+          <w:sz w:val="26"/>
+          <w:szCs w:val="26"/>
+          <w:bdr w:val="none" w:sz="0" w:space="0" w:color="auto" w:frame="1"/>
+        </w:rPr>
+      </w:pPr>
+      <w:r>
+        <w:rPr>
+          <w:rFonts w:asciiTheme="minorHAnsi" w:eastAsia="Times New Roman" w:hAnsiTheme="minorHAnsi" w:cs="Times New Roman"/>
+          <w:b/>
+          <w:bCs/>
+          <w:color w:val="1B1C1D"/>
+          <w:sz w:val="26"/>
+          <w:szCs w:val="26"/>
+          <w:bdr w:val="none" w:sz="0" w:space="0" w:color="auto" w:frame="1"/>
+        </w:rPr>
+        <w:t>Conclusão</w:t>
+      </w:r>
+    </w:p>
+    <w:p>
+      <w:pPr>
+        <w:rPr>
+          <w:color w:val="1B1C1D"/>
+          <w:bdr w:val="none" w:sz="0" w:space="0" w:color="auto" w:frame="1"/>
+        </w:rPr>
+      </w:pPr>
+      <w:r>
+        <w:rPr>
+          <w:color w:val="1B1C1D"/>
+          <w:bdr w:val="none" w:sz="0" w:space="0" w:color="auto" w:frame="1"/>
+        </w:rPr>
+        <w:t>Não foram necessárias mais de uma execução, para que fosse o obtido o resultado correto</w:t>
+      </w:r>
+      <w:r>
+        <w:rPr>
+          <w:color w:val="1B1C1D"/>
+          <w:bdr w:val="none" w:sz="0" w:space="0" w:color="auto" w:frame="1"/>
+        </w:rPr>
+        <w:t xml:space="preserve">, logo a precisão foi 100% e sem falsos positivos. O tempo também demonstra que o retorno ocorreu em menos de 60 segundo. </w:t>
+      </w:r>
+    </w:p>
+    <w:p>
+      <w:pPr>
+        <w:rPr>
+          <w:b/>
+          <w:bCs/>
+          <w:color w:val="1B1C1D"/>
+          <w:bdr w:val="none" w:sz="0" w:space="0" w:color="auto" w:frame="1"/>
+        </w:rPr>
+      </w:pPr>
+      <w:r>
+        <w:rPr>
+          <w:color w:val="1B1C1D"/>
+          <w:bdr w:val="none" w:sz="0" w:space="0" w:color="auto" w:frame="1"/>
+        </w:rPr>
+        <w:t>Tais condições satisfazem as métricas de sucesso.</w:t>
+      </w:r>
+    </w:p>
+    <w:p>
+      <w:pPr>
+        <w:jc w:val="center"/>
+        <w:rPr>
+          <w:color w:val="1B1C1D"/>
+        </w:rPr>
+      </w:pPr>
+    </w:p>
+    <w:p>
+      <w:pPr>
         <w:pStyle w:val="Ttulo3"/>
         <w:spacing w:after="120"/>
         <w:rPr>
@@ -15320,7 +15234,6 @@
           <w:sz w:val="26"/>
           <w:szCs w:val="26"/>
         </w:rPr>
-        <w:lastRenderedPageBreak/>
         <w:t>14.3</w:t>
       </w:r>
       <w:r>
@@ -15329,25 +15242,7 @@
           <w:sz w:val="26"/>
           <w:szCs w:val="26"/>
         </w:rPr>
-        <w:t xml:space="preserve">.2. Testes de Extração de Dados de Imagens (OCR - NFS-e </w:t>
-      </w:r>
-      <w:proofErr w:type="gramStart"/>
-      <w:r>
-        <w:rPr>
-          <w:color w:val="2F5496"/>
-          <w:sz w:val="26"/>
-          <w:szCs w:val="26"/>
-        </w:rPr>
-        <w:t>e Outros</w:t>
-      </w:r>
-      <w:proofErr w:type="gramEnd"/>
-      <w:r>
-        <w:rPr>
-          <w:color w:val="2F5496"/>
-          <w:sz w:val="26"/>
-          <w:szCs w:val="26"/>
-        </w:rPr>
-        <w:t>)</w:t>
+        <w:t>.2. Testes de Extração de Dados de Imagens (OCR - NFS-e e Outros)</w:t>
       </w:r>
     </w:p>
     <w:p>
@@ -15759,9 +15654,8 @@
                 <w:color w:val="1B1C1D"/>
                 <w:bdr w:val="none" w:sz="0" w:space="0" w:color="auto" w:frame="1"/>
               </w:rPr>
-              <w:t>CT-</w:t>
-            </w:r>
-            <w:proofErr w:type="gramStart"/>
+              <w:t xml:space="preserve">CT-e OCR 2.2: Extração de </w:t>
+            </w:r>
             <w:r>
               <w:rPr>
                 <w:b w:val="0"/>
@@ -15769,17 +15663,8 @@
                 <w:color w:val="1B1C1D"/>
                 <w:bdr w:val="none" w:sz="0" w:space="0" w:color="auto" w:frame="1"/>
               </w:rPr>
-              <w:t>e</w:t>
-            </w:r>
-            <w:proofErr w:type="gramEnd"/>
-            <w:r>
-              <w:rPr>
-                <w:b w:val="0"/>
-                <w:bCs w:val="0"/>
-                <w:color w:val="1B1C1D"/>
-                <w:bdr w:val="none" w:sz="0" w:space="0" w:color="auto" w:frame="1"/>
-              </w:rPr>
-              <w:t xml:space="preserve"> OCR 2.2: Extração de Campos de CT-e em Imagem</w:t>
+              <w:lastRenderedPageBreak/>
+              <w:t>Campos de CT-e em Imagem</w:t>
             </w:r>
           </w:p>
         </w:tc>
@@ -15802,27 +15687,8 @@
                 <w:color w:val="444746"/>
                 <w:bdr w:val="none" w:sz="0" w:space="0" w:color="auto" w:frame="1"/>
               </w:rPr>
-              <w:t>CT-</w:t>
-            </w:r>
-            <w:proofErr w:type="gramStart"/>
-            <w:r>
-              <w:rPr>
-                <w:rStyle w:val="CdigoHTML"/>
-                <w:rFonts w:eastAsiaTheme="majorEastAsia"/>
-                <w:color w:val="444746"/>
-                <w:bdr w:val="none" w:sz="0" w:space="0" w:color="auto" w:frame="1"/>
-              </w:rPr>
-              <w:t>e</w:t>
-            </w:r>
-            <w:proofErr w:type="gramEnd"/>
-            <w:r>
-              <w:rPr>
-                <w:rStyle w:val="CdigoHTML"/>
-                <w:rFonts w:eastAsiaTheme="majorEastAsia"/>
-                <w:color w:val="444746"/>
-                <w:bdr w:val="none" w:sz="0" w:space="0" w:color="auto" w:frame="1"/>
-              </w:rPr>
-              <w:t xml:space="preserve"> Táxi Aéreo.jpg</w:t>
+              <w:lastRenderedPageBreak/>
+              <w:t>CT-e Táxi Aéreo.jpg</w:t>
             </w:r>
           </w:p>
         </w:tc>
@@ -15924,13 +15790,21 @@
                 <w:color w:val="1B1C1D"/>
                 <w:bdr w:val="none" w:sz="0" w:space="0" w:color="auto" w:frame="1"/>
               </w:rPr>
+              <w:lastRenderedPageBreak/>
               <w:t>Precisão:</w:t>
             </w:r>
             <w:r>
               <w:rPr>
                 <w:color w:val="1B1C1D"/>
               </w:rPr>
-              <w:t xml:space="preserve"> Chave de Acesso, Dados do Emitente/Destinatário e Valores devem ser extraídos com precisão </w:t>
+              <w:t xml:space="preserve"> Chave de Acesso, Dados do Emitente/Destinatário </w:t>
+            </w:r>
+            <w:r>
+              <w:rPr>
+                <w:color w:val="1B1C1D"/>
+              </w:rPr>
+              <w:lastRenderedPageBreak/>
+              <w:t xml:space="preserve">e Valores devem ser extraídos com precisão </w:t>
             </w:r>
             <w:r>
               <w:rPr>
@@ -16448,7 +16322,6 @@
     <w:p/>
     <w:p>
       <w:r>
-        <w:lastRenderedPageBreak/>
         <w:t>PASSOS</w:t>
       </w:r>
     </w:p>
@@ -16469,7 +16342,19 @@
           <w:rPr>
             <w:rStyle w:val="Hyperlink"/>
           </w:rPr>
-          <w:t>o arquivo de imagem da NFS-e</w:t>
+          <w:t xml:space="preserve">o arquivo de imagem da </w:t>
+        </w:r>
+        <w:r>
+          <w:rPr>
+            <w:rStyle w:val="Hyperlink"/>
+          </w:rPr>
+          <w:t>N</w:t>
+        </w:r>
+        <w:r>
+          <w:rPr>
+            <w:rStyle w:val="Hyperlink"/>
+          </w:rPr>
+          <w:t>FS-e</w:t>
         </w:r>
       </w:hyperlink>
       <w:r>
@@ -16516,9 +16401,9 @@
           <w:noProof/>
         </w:rPr>
         <w:drawing>
-          <wp:inline distT="0" distB="0" distL="0" distR="0" wp14:anchorId="2A57B0BC" wp14:editId="752D8BE2">
-            <wp:extent cx="3912616" cy="3199935"/>
-            <wp:effectExtent l="0" t="0" r="0" b="635"/>
+          <wp:inline distT="0" distB="0" distL="0" distR="0" wp14:anchorId="2A57B0BC" wp14:editId="19C05B94">
+            <wp:extent cx="3585223" cy="2932176"/>
+            <wp:effectExtent l="0" t="0" r="0" b="1905"/>
             <wp:docPr id="9" name="Imagem 9"/>
             <wp:cNvGraphicFramePr>
               <a:graphicFrameLocks xmlns:a="http://schemas.openxmlformats.org/drawingml/2006/main" noChangeAspect="1"/>
@@ -16539,7 +16424,7 @@
                   <pic:spPr>
                     <a:xfrm>
                       <a:off x="0" y="0"/>
-                      <a:ext cx="3919967" cy="3205947"/>
+                      <a:ext cx="3596230" cy="2941178"/>
                     </a:xfrm>
                     <a:prstGeom prst="rect">
                       <a:avLst/>
@@ -16562,6 +16447,7 @@
         <w:rPr>
           <w:color w:val="1B1C1D"/>
         </w:rPr>
+        <w:lastRenderedPageBreak/>
         <w:t>3. Executar a extração (OCR e Análise IA/Agente).</w:t>
       </w:r>
     </w:p>
@@ -16624,6 +16510,78 @@
     </w:p>
     <w:p>
       <w:pPr>
+        <w:rPr>
+          <w:rFonts w:asciiTheme="minorHAnsi" w:eastAsia="Times New Roman" w:hAnsiTheme="minorHAnsi" w:cs="Times New Roman"/>
+          <w:b/>
+          <w:bCs/>
+          <w:color w:val="1B1C1D"/>
+          <w:sz w:val="26"/>
+          <w:szCs w:val="26"/>
+          <w:bdr w:val="none" w:sz="0" w:space="0" w:color="auto" w:frame="1"/>
+        </w:rPr>
+      </w:pPr>
+      <w:r>
+        <w:rPr>
+          <w:rFonts w:asciiTheme="minorHAnsi" w:eastAsia="Times New Roman" w:hAnsiTheme="minorHAnsi" w:cs="Times New Roman"/>
+          <w:b/>
+          <w:bCs/>
+          <w:color w:val="1B1C1D"/>
+          <w:sz w:val="26"/>
+          <w:szCs w:val="26"/>
+          <w:bdr w:val="none" w:sz="0" w:space="0" w:color="auto" w:frame="1"/>
+        </w:rPr>
+        <w:t>Conclusão</w:t>
+      </w:r>
+    </w:p>
+    <w:p>
+      <w:pPr>
+        <w:rPr>
+          <w:color w:val="1B1C1D"/>
+          <w:bdr w:val="none" w:sz="0" w:space="0" w:color="auto" w:frame="1"/>
+        </w:rPr>
+      </w:pPr>
+      <w:r>
+        <w:rPr>
+          <w:color w:val="1B1C1D"/>
+          <w:bdr w:val="none" w:sz="0" w:space="0" w:color="auto" w:frame="1"/>
+        </w:rPr>
+        <w:t>Não foram necessárias mais de uma execução, para que fosse o obtido o resultado correto</w:t>
+      </w:r>
+      <w:r>
+        <w:rPr>
+          <w:color w:val="1B1C1D"/>
+          <w:bdr w:val="none" w:sz="0" w:space="0" w:color="auto" w:frame="1"/>
+        </w:rPr>
+        <w:t xml:space="preserve">, logo a precisão foi 100% e sem falsos positivos. O tempo também demonstra que o retorno ocorreu em menos de 60 segundo. </w:t>
+      </w:r>
+    </w:p>
+    <w:p>
+      <w:pPr>
+        <w:rPr>
+          <w:b/>
+          <w:bCs/>
+          <w:color w:val="1B1C1D"/>
+          <w:bdr w:val="none" w:sz="0" w:space="0" w:color="auto" w:frame="1"/>
+        </w:rPr>
+      </w:pPr>
+      <w:r>
+        <w:rPr>
+          <w:color w:val="1B1C1D"/>
+          <w:bdr w:val="none" w:sz="0" w:space="0" w:color="auto" w:frame="1"/>
+        </w:rPr>
+        <w:t>Tais condições satisfazem as métricas de sucesso.</w:t>
+      </w:r>
+    </w:p>
+    <w:p>
+      <w:pPr>
+        <w:rPr>
+          <w:color w:val="1B1C1D"/>
+          <w:bdr w:val="none" w:sz="0" w:space="0" w:color="auto" w:frame="1"/>
+        </w:rPr>
+      </w:pPr>
+    </w:p>
+    <w:p>
+      <w:pPr>
         <w:pStyle w:val="Ttulo4"/>
         <w:spacing w:after="120"/>
         <w:rPr>
@@ -16783,7 +16741,6 @@
     <w:p/>
     <w:p>
       <w:r>
-        <w:lastRenderedPageBreak/>
         <w:t>PASSOS</w:t>
       </w:r>
     </w:p>
@@ -16854,6 +16811,7 @@
           <w:noProof/>
           <w:color w:val="1B1C1D"/>
         </w:rPr>
+        <w:lastRenderedPageBreak/>
         <w:drawing>
           <wp:inline distT="0" distB="0" distL="0" distR="0" wp14:anchorId="5551B9DF" wp14:editId="488CC849">
             <wp:extent cx="3925065" cy="3229040"/>
@@ -17281,8 +17239,17 @@
                 <w:color w:val="1B1C1D"/>
                 <w:bdr w:val="none" w:sz="0" w:space="0" w:color="auto" w:frame="1"/>
               </w:rPr>
+              <w:t xml:space="preserve">COMPANHIA BRASILEIRA DE EDUC. E SIST. </w:t>
+            </w:r>
+            <w:r>
+              <w:rPr>
+                <w:b/>
+                <w:bCs/>
+                <w:color w:val="1B1C1D"/>
+                <w:bdr w:val="none" w:sz="0" w:space="0" w:color="auto" w:frame="1"/>
+              </w:rPr>
               <w:lastRenderedPageBreak/>
-              <w:t>COMPANHIA BRASILEIRA DE EDUC. E SIST. DE ENS. S.A - PR OP</w:t>
+              <w:t>DE ENS. S.A - PR OP</w:t>
             </w:r>
             <w:r>
               <w:rPr>
@@ -17336,14 +17303,7 @@
               <w:rPr>
                 <w:color w:val="1B1C1D"/>
               </w:rPr>
-              <w:t xml:space="preserve"> </w:t>
-            </w:r>
-            <w:r>
-              <w:rPr>
-                <w:color w:val="1B1C1D"/>
-              </w:rPr>
-              <w:lastRenderedPageBreak/>
-              <w:t>para o emitente.</w:t>
+              <w:t xml:space="preserve"> para o emitente.</w:t>
             </w:r>
           </w:p>
         </w:tc>
@@ -17383,7 +17343,6 @@
                 <w:color w:val="1B1C1D"/>
                 <w:bdr w:val="none" w:sz="0" w:space="0" w:color="auto" w:frame="1"/>
               </w:rPr>
-              <w:lastRenderedPageBreak/>
               <w:t>Consulta 3.2: Quantidade de Itens</w:t>
             </w:r>
           </w:p>
@@ -17945,7 +17904,6 @@
                 <w:color w:val="1B1C1D"/>
                 <w:bdr w:val="none" w:sz="0" w:space="0" w:color="auto" w:frame="1"/>
               </w:rPr>
-              <w:lastRenderedPageBreak/>
               <w:t>Validação 4.2: Teste de Carga</w:t>
             </w:r>
           </w:p>
@@ -17978,7 +17936,14 @@
               <w:rPr>
                 <w:color w:val="1B1C1D"/>
               </w:rPr>
-              <w:t>Combinar 5 arquivos (1 XML, 2 CSV, 2 Imagens)</w:t>
+              <w:t xml:space="preserve">Combinar 5 arquivos (1 </w:t>
+            </w:r>
+            <w:r>
+              <w:rPr>
+                <w:color w:val="1B1C1D"/>
+              </w:rPr>
+              <w:lastRenderedPageBreak/>
+              <w:t>XML, 2 CSV, 2 Imagens)</w:t>
             </w:r>
           </w:p>
         </w:tc>
@@ -18010,6 +17975,7 @@
               <w:rPr>
                 <w:color w:val="1B1C1D"/>
               </w:rPr>
+              <w:lastRenderedPageBreak/>
               <w:t xml:space="preserve">1. Processar em lote os 5 arquivos sequencialmente. 2. </w:t>
             </w:r>
             <w:r>
@@ -18019,7 +17985,17 @@
                 <w:color w:val="1B1C1D"/>
                 <w:bdr w:val="none" w:sz="0" w:space="0" w:color="auto" w:frame="1"/>
               </w:rPr>
-              <w:t>Pergunta (para cada arquivo):</w:t>
+              <w:t xml:space="preserve">Pergunta (para cada </w:t>
+            </w:r>
+            <w:r>
+              <w:rPr>
+                <w:b/>
+                <w:bCs/>
+                <w:color w:val="1B1C1D"/>
+                <w:bdr w:val="none" w:sz="0" w:space="0" w:color="auto" w:frame="1"/>
+              </w:rPr>
+              <w:lastRenderedPageBreak/>
+              <w:t>arquivo):</w:t>
             </w:r>
             <w:r>
               <w:rPr>
@@ -18057,6 +18033,7 @@
               <w:rPr>
                 <w:color w:val="1B1C1D"/>
               </w:rPr>
+              <w:lastRenderedPageBreak/>
               <w:t xml:space="preserve">O tempo médio por documento deve ser </w:t>
             </w:r>
             <w:r>
@@ -18071,7 +18048,14 @@
               <w:rPr>
                 <w:color w:val="1B1C1D"/>
               </w:rPr>
-              <w:t xml:space="preserve"> segundos, mantendo a precisão de extração </w:t>
+              <w:t xml:space="preserve"> segundos, </w:t>
+            </w:r>
+            <w:r>
+              <w:rPr>
+                <w:color w:val="1B1C1D"/>
+              </w:rPr>
+              <w:lastRenderedPageBreak/>
+              <w:t xml:space="preserve">mantendo a precisão de extração </w:t>
             </w:r>
             <w:r>
               <w:rPr>
@@ -18125,6 +18109,7 @@
                 <w:color w:val="1B1C1D"/>
                 <w:bdr w:val="none" w:sz="0" w:space="0" w:color="auto" w:frame="1"/>
               </w:rPr>
+              <w:lastRenderedPageBreak/>
               <w:t>Validação 4.3: Arquivo Corrompido/Vazio</w:t>
             </w:r>
           </w:p>
@@ -18846,6 +18831,7 @@
           <w:sz w:val="36"/>
           <w:szCs w:val="36"/>
         </w:rPr>
+        <w:lastRenderedPageBreak/>
         <w:t>1</w:t>
       </w:r>
       <w:r>
@@ -19566,15 +19552,7 @@
           <w:rFonts w:ascii="Arial" w:hAnsi="Arial" w:cs="Arial"/>
           <w:color w:val="1F2328"/>
         </w:rPr>
-        <w:t xml:space="preserve">pip install -r </w:t>
-      </w:r>
-      <w:proofErr w:type="gramStart"/>
-      <w:r>
-        <w:rPr>
-          <w:rFonts w:ascii="Arial" w:hAnsi="Arial" w:cs="Arial"/>
-          <w:color w:val="1F2328"/>
-        </w:rPr>
-        <w:t xml:space="preserve">requirements_linux.txt  </w:t>
+        <w:t xml:space="preserve">pip install -r requirements_linux.txt  </w:t>
       </w:r>
       <w:r>
         <w:rPr>
@@ -19582,16 +19560,7 @@
           <w:rFonts w:ascii="Arial" w:eastAsiaTheme="majorEastAsia" w:hAnsi="Arial" w:cs="Arial"/>
           <w:color w:val="59636E"/>
         </w:rPr>
-        <w:t>#</w:t>
-      </w:r>
-      <w:proofErr w:type="gramEnd"/>
-      <w:r>
-        <w:rPr>
-          <w:rStyle w:val="pl-c"/>
-          <w:rFonts w:ascii="Arial" w:eastAsiaTheme="majorEastAsia" w:hAnsi="Arial" w:cs="Arial"/>
-          <w:color w:val="59636E"/>
-        </w:rPr>
-        <w:t xml:space="preserve"> Linux</w:t>
+        <w:t># Linux</w:t>
       </w:r>
     </w:p>
     <w:p>
@@ -19632,23 +19601,7 @@
           <w:rFonts w:ascii="Arial" w:hAnsi="Arial" w:cs="Arial"/>
           <w:color w:val="1F2328"/>
         </w:rPr>
-        <w:t>streamlit run agente_nfe.py --</w:t>
-      </w:r>
-      <w:proofErr w:type="gramStart"/>
-      <w:r>
-        <w:rPr>
-          <w:rFonts w:ascii="Arial" w:hAnsi="Arial" w:cs="Arial"/>
-          <w:color w:val="1F2328"/>
-        </w:rPr>
-        <w:t>server.port</w:t>
-      </w:r>
-      <w:proofErr w:type="gramEnd"/>
-      <w:r>
-        <w:rPr>
-          <w:rFonts w:ascii="Arial" w:hAnsi="Arial" w:cs="Arial"/>
-          <w:color w:val="1F2328"/>
-        </w:rPr>
-        <w:t xml:space="preserve"> 8000</w:t>
+        <w:t>streamlit run agente_nfe.py --server.port 8000</w:t>
       </w:r>
     </w:p>
     <w:p>
@@ -19906,6 +19859,7 @@
           <w:rFonts w:ascii="Segoe UI" w:hAnsi="Segoe UI" w:cs="Segoe UI"/>
           <w:color w:val="1F2328"/>
         </w:rPr>
+        <w:lastRenderedPageBreak/>
         <w:t>“Qual o valor total?”</w:t>
       </w:r>
     </w:p>
@@ -20580,8 +20534,17 @@
                         <w:b/>
                         <w:color w:val="000000"/>
                       </w:rPr>
-                      <w:t>Agente NFe</w:t>
+                      <w:t xml:space="preserve">Agente </w:t>
                     </w:r>
+                    <w:proofErr w:type="spellStart"/>
+                    <w:r>
+                      <w:rPr>
+                        <w:b/>
+                        <w:color w:val="000000"/>
+                      </w:rPr>
+                      <w:t>NFe</w:t>
+                    </w:r>
+                    <w:proofErr w:type="spellEnd"/>
                     <w:r>
                       <w:rPr>
                         <w:b/>
@@ -27114,7 +27077,7 @@
   <w:style w:type="paragraph" w:default="1" w:styleId="Normal">
     <w:name w:val="Normal"/>
     <w:qFormat/>
-    <w:rsid w:val="00421C50"/>
+    <w:rsid w:val="00186BE5"/>
   </w:style>
   <w:style w:type="paragraph" w:styleId="Ttulo1">
     <w:name w:val="heading 1"/>

--- a/Desafio 2 - Projeto - 11062025/Versões Relatório/Grupo_01_Proposta_de_Projeto v4.docx
+++ b/Desafio 2 - Projeto - 11062025/Versões Relatório/Grupo_01_Proposta_de_Projeto v4.docx
@@ -4084,7 +4084,23 @@
                 <w:b/>
                 <w:color w:val="FFFFFF"/>
               </w:rPr>
-              <w:t>09/06 à 17/07</w:t>
+              <w:t xml:space="preserve">09/06 </w:t>
+            </w:r>
+            <w:proofErr w:type="gramStart"/>
+            <w:r>
+              <w:rPr>
+                <w:b/>
+                <w:color w:val="FFFFFF"/>
+              </w:rPr>
+              <w:t>à</w:t>
+            </w:r>
+            <w:proofErr w:type="gramEnd"/>
+            <w:r>
+              <w:rPr>
+                <w:b/>
+                <w:color w:val="FFFFFF"/>
+              </w:rPr>
+              <w:t xml:space="preserve"> 17/07</w:t>
             </w:r>
           </w:p>
         </w:tc>
@@ -4206,7 +4222,21 @@
               <w:rPr>
                 <w:color w:val="000000"/>
               </w:rPr>
-              <w:t>09/06 à 16/06</w:t>
+              <w:t xml:space="preserve">09/06 </w:t>
+            </w:r>
+            <w:proofErr w:type="gramStart"/>
+            <w:r>
+              <w:rPr>
+                <w:color w:val="000000"/>
+              </w:rPr>
+              <w:t>à</w:t>
+            </w:r>
+            <w:proofErr w:type="gramEnd"/>
+            <w:r>
+              <w:rPr>
+                <w:color w:val="000000"/>
+              </w:rPr>
+              <w:t xml:space="preserve"> 16/06</w:t>
             </w:r>
           </w:p>
         </w:tc>
@@ -4350,7 +4380,21 @@
               <w:rPr>
                 <w:color w:val="000000"/>
               </w:rPr>
-              <w:t>17/06 à 01/07</w:t>
+              <w:t xml:space="preserve">17/06 </w:t>
+            </w:r>
+            <w:proofErr w:type="gramStart"/>
+            <w:r>
+              <w:rPr>
+                <w:color w:val="000000"/>
+              </w:rPr>
+              <w:t>à</w:t>
+            </w:r>
+            <w:proofErr w:type="gramEnd"/>
+            <w:r>
+              <w:rPr>
+                <w:color w:val="000000"/>
+              </w:rPr>
+              <w:t xml:space="preserve"> 01/07</w:t>
             </w:r>
           </w:p>
         </w:tc>
@@ -4522,7 +4566,21 @@
               <w:rPr>
                 <w:color w:val="000000"/>
               </w:rPr>
-              <w:t>02/07 à 10/07</w:t>
+              <w:t xml:space="preserve">02/07 </w:t>
+            </w:r>
+            <w:proofErr w:type="gramStart"/>
+            <w:r>
+              <w:rPr>
+                <w:color w:val="000000"/>
+              </w:rPr>
+              <w:t>à</w:t>
+            </w:r>
+            <w:proofErr w:type="gramEnd"/>
+            <w:r>
+              <w:rPr>
+                <w:color w:val="000000"/>
+              </w:rPr>
+              <w:t xml:space="preserve"> 10/07</w:t>
             </w:r>
           </w:p>
         </w:tc>
@@ -4652,7 +4710,21 @@
               <w:rPr>
                 <w:color w:val="000000"/>
               </w:rPr>
-              <w:t>11/07 à 17/07</w:t>
+              <w:t xml:space="preserve">11/07 </w:t>
+            </w:r>
+            <w:proofErr w:type="gramStart"/>
+            <w:r>
+              <w:rPr>
+                <w:color w:val="000000"/>
+              </w:rPr>
+              <w:t>à</w:t>
+            </w:r>
+            <w:proofErr w:type="gramEnd"/>
+            <w:r>
+              <w:rPr>
+                <w:color w:val="000000"/>
+              </w:rPr>
+              <w:t xml:space="preserve"> 17/07</w:t>
             </w:r>
           </w:p>
         </w:tc>
@@ -4775,7 +4847,23 @@
                 <w:b/>
                 <w:color w:val="FFFFFF"/>
               </w:rPr>
-              <w:t>18/07 à 14/08</w:t>
+              <w:t xml:space="preserve">18/07 </w:t>
+            </w:r>
+            <w:proofErr w:type="gramStart"/>
+            <w:r>
+              <w:rPr>
+                <w:b/>
+                <w:color w:val="FFFFFF"/>
+              </w:rPr>
+              <w:t>à</w:t>
+            </w:r>
+            <w:proofErr w:type="gramEnd"/>
+            <w:r>
+              <w:rPr>
+                <w:b/>
+                <w:color w:val="FFFFFF"/>
+              </w:rPr>
+              <w:t xml:space="preserve"> 14/08</w:t>
             </w:r>
           </w:p>
         </w:tc>
@@ -4901,7 +4989,21 @@
               <w:rPr>
                 <w:color w:val="000000"/>
               </w:rPr>
-              <w:t>18/07 à 31/07</w:t>
+              <w:t xml:space="preserve">18/07 </w:t>
+            </w:r>
+            <w:proofErr w:type="gramStart"/>
+            <w:r>
+              <w:rPr>
+                <w:color w:val="000000"/>
+              </w:rPr>
+              <w:t>à</w:t>
+            </w:r>
+            <w:proofErr w:type="gramEnd"/>
+            <w:r>
+              <w:rPr>
+                <w:color w:val="000000"/>
+              </w:rPr>
+              <w:t xml:space="preserve"> 31/07</w:t>
             </w:r>
           </w:p>
         </w:tc>
@@ -5052,7 +5154,21 @@
               <w:rPr>
                 <w:color w:val="000000"/>
               </w:rPr>
-              <w:t>01/08 à 14/08</w:t>
+              <w:t xml:space="preserve">01/08 </w:t>
+            </w:r>
+            <w:proofErr w:type="gramStart"/>
+            <w:r>
+              <w:rPr>
+                <w:color w:val="000000"/>
+              </w:rPr>
+              <w:t>à</w:t>
+            </w:r>
+            <w:proofErr w:type="gramEnd"/>
+            <w:r>
+              <w:rPr>
+                <w:color w:val="000000"/>
+              </w:rPr>
+              <w:t xml:space="preserve"> 14/08</w:t>
             </w:r>
           </w:p>
         </w:tc>
@@ -5175,7 +5291,23 @@
                 <w:b/>
                 <w:color w:val="FFFFFF"/>
               </w:rPr>
-              <w:t>15/08 à 04/09</w:t>
+              <w:t xml:space="preserve">15/08 </w:t>
+            </w:r>
+            <w:proofErr w:type="gramStart"/>
+            <w:r>
+              <w:rPr>
+                <w:b/>
+                <w:color w:val="FFFFFF"/>
+              </w:rPr>
+              <w:t>à</w:t>
+            </w:r>
+            <w:proofErr w:type="gramEnd"/>
+            <w:r>
+              <w:rPr>
+                <w:b/>
+                <w:color w:val="FFFFFF"/>
+              </w:rPr>
+              <w:t xml:space="preserve"> 04/09</w:t>
             </w:r>
           </w:p>
         </w:tc>
@@ -5285,7 +5417,21 @@
               <w:rPr>
                 <w:color w:val="000000"/>
               </w:rPr>
-              <w:t xml:space="preserve"> à 2</w:t>
+              <w:t xml:space="preserve"> </w:t>
+            </w:r>
+            <w:proofErr w:type="gramStart"/>
+            <w:r>
+              <w:rPr>
+                <w:color w:val="000000"/>
+              </w:rPr>
+              <w:t>à</w:t>
+            </w:r>
+            <w:proofErr w:type="gramEnd"/>
+            <w:r>
+              <w:rPr>
+                <w:color w:val="000000"/>
+              </w:rPr>
+              <w:t xml:space="preserve"> 2</w:t>
             </w:r>
             <w:r>
               <w:rPr>
@@ -5592,7 +5738,21 @@
               <w:rPr>
                 <w:color w:val="000000"/>
               </w:rPr>
-              <w:t xml:space="preserve"> à </w:t>
+              <w:t xml:space="preserve"> </w:t>
+            </w:r>
+            <w:proofErr w:type="gramStart"/>
+            <w:r>
+              <w:rPr>
+                <w:color w:val="000000"/>
+              </w:rPr>
+              <w:t>à</w:t>
+            </w:r>
+            <w:proofErr w:type="gramEnd"/>
+            <w:r>
+              <w:rPr>
+                <w:color w:val="000000"/>
+              </w:rPr>
+              <w:t xml:space="preserve"> </w:t>
             </w:r>
             <w:r>
               <w:rPr>
@@ -5753,7 +5913,23 @@
                 <w:b/>
                 <w:color w:val="FFFFFF"/>
               </w:rPr>
-              <w:t xml:space="preserve"> à </w:t>
+              <w:t xml:space="preserve"> </w:t>
+            </w:r>
+            <w:proofErr w:type="gramStart"/>
+            <w:r>
+              <w:rPr>
+                <w:b/>
+                <w:color w:val="FFFFFF"/>
+              </w:rPr>
+              <w:t>à</w:t>
+            </w:r>
+            <w:proofErr w:type="gramEnd"/>
+            <w:r>
+              <w:rPr>
+                <w:b/>
+                <w:color w:val="FFFFFF"/>
+              </w:rPr>
+              <w:t xml:space="preserve"> </w:t>
             </w:r>
             <w:r>
               <w:rPr>
@@ -6014,7 +6190,14 @@
         <w:rPr>
           <w:b/>
         </w:rPr>
-        <w:t>RD001: Análise Detalhada de Tipos de Documentos Fiscais Brasileiros</w:t>
+        <w:t xml:space="preserve">RD001: Análise Detalhada de Tipos de Documentos Fiscais </w:t>
+      </w:r>
+      <w:proofErr w:type="gramStart"/>
+      <w:r>
+        <w:rPr>
+          <w:b/>
+        </w:rPr>
+        <w:t>Brasileiros</w:t>
       </w:r>
       <w:r>
         <w:t xml:space="preserve"> </w:t>
@@ -6025,6 +6208,7 @@
         </w:rPr>
         <w:t>:</w:t>
       </w:r>
+      <w:proofErr w:type="gramEnd"/>
     </w:p>
     <w:p>
       <w:pPr>
@@ -6113,7 +6297,21 @@
         <w:rPr>
           <w:b/>
         </w:rPr>
-        <w:t>CT-e (Conhecimento de Transporte Eletrônico):</w:t>
+        <w:t>CT-</w:t>
+      </w:r>
+      <w:proofErr w:type="gramStart"/>
+      <w:r>
+        <w:rPr>
+          <w:b/>
+        </w:rPr>
+        <w:t>e</w:t>
+      </w:r>
+      <w:proofErr w:type="gramEnd"/>
+      <w:r>
+        <w:rPr>
+          <w:b/>
+        </w:rPr>
+        <w:t xml:space="preserve"> (Conhecimento de Transporte Eletrônico):</w:t>
       </w:r>
     </w:p>
     <w:p>
@@ -9868,7 +10066,15 @@
         </w:numPr>
       </w:pPr>
       <w:r>
-        <w:t>O LLM deve interpretar a pergunta, buscar os dados no banco de dados estruturado e apresentar a resposta de forma no formato de tabela contendo os campos e seus respectivos valores que respondem a pergunta do usuário.</w:t>
+        <w:t xml:space="preserve">O LLM deve interpretar a pergunta, buscar os dados no banco de dados estruturado e apresentar a resposta de forma no formato de tabela contendo os campos e seus respectivos valores que respondem </w:t>
+      </w:r>
+      <w:proofErr w:type="gramStart"/>
+      <w:r>
+        <w:t>a</w:t>
+      </w:r>
+      <w:proofErr w:type="gramEnd"/>
+      <w:r>
+        <w:t xml:space="preserve"> pergunta do usuário.</w:t>
       </w:r>
     </w:p>
     <w:p>
@@ -12268,7 +12474,23 @@
           <w:rFonts w:ascii="Arial" w:eastAsia="Arial" w:hAnsi="Arial" w:cs="Arial"/>
           <w:color w:val="000000"/>
         </w:rPr>
-        <w:t>Se a resposta não for possível: Retorna a indicação "Não", sinalizando a impossibilidade de fornecer uma resposta.</w:t>
+        <w:t xml:space="preserve">Se a resposta não for possível: Retorna </w:t>
+      </w:r>
+      <w:proofErr w:type="gramStart"/>
+      <w:r>
+        <w:rPr>
+          <w:rFonts w:ascii="Arial" w:eastAsia="Arial" w:hAnsi="Arial" w:cs="Arial"/>
+          <w:color w:val="000000"/>
+        </w:rPr>
+        <w:t>a</w:t>
+      </w:r>
+      <w:proofErr w:type="gramEnd"/>
+      <w:r>
+        <w:rPr>
+          <w:rFonts w:ascii="Arial" w:eastAsia="Arial" w:hAnsi="Arial" w:cs="Arial"/>
+          <w:color w:val="000000"/>
+        </w:rPr>
+        <w:t xml:space="preserve"> indicação "Não", sinalizando a impossibilidade de fornecer uma resposta.</w:t>
       </w:r>
     </w:p>
     <w:p>
@@ -12810,63 +13032,6 @@
                 <w:color w:val="1B1C1D"/>
               </w:rPr>
               <w:t xml:space="preserve"> segundos</w:t>
-            </w:r>
-          </w:p>
-        </w:tc>
-      </w:tr>
-      <w:tr>
-        <w:trPr>
-          <w:cnfStyle w:val="000000100000" w:firstRow="0" w:lastRow="0" w:firstColumn="0" w:lastColumn="0" w:oddVBand="0" w:evenVBand="0" w:oddHBand="1" w:evenHBand="0" w:firstRowFirstColumn="0" w:firstRowLastColumn="0" w:lastRowFirstColumn="0" w:lastRowLastColumn="0"/>
-        </w:trPr>
-        <w:tc>
-          <w:tcPr>
-            <w:cnfStyle w:val="001000000000" w:firstRow="0" w:lastRow="0" w:firstColumn="1" w:lastColumn="0" w:oddVBand="0" w:evenVBand="0" w:oddHBand="0" w:evenHBand="0" w:firstRowFirstColumn="0" w:firstRowLastColumn="0" w:lastRowFirstColumn="0" w:lastRowLastColumn="0"/>
-            <w:tcW w:w="0" w:type="auto"/>
-            <w:hideMark/>
-          </w:tcPr>
-          <w:p>
-            <w:pPr>
-              <w:rPr>
-                <w:color w:val="1B1C1D"/>
-              </w:rPr>
-            </w:pPr>
-            <w:r>
-              <w:rPr>
-                <w:color w:val="1B1C1D"/>
-              </w:rPr>
-              <w:t>Taxa de falsos positivos</w:t>
-            </w:r>
-          </w:p>
-        </w:tc>
-        <w:tc>
-          <w:tcPr>
-            <w:tcW w:w="0" w:type="auto"/>
-            <w:hideMark/>
-          </w:tcPr>
-          <w:p>
-            <w:pPr>
-              <w:cnfStyle w:val="000000100000" w:firstRow="0" w:lastRow="0" w:firstColumn="0" w:lastColumn="0" w:oddVBand="0" w:evenVBand="0" w:oddHBand="1" w:evenHBand="0" w:firstRowFirstColumn="0" w:firstRowLastColumn="0" w:lastRowFirstColumn="0" w:lastRowLastColumn="0"/>
-              <w:rPr>
-                <w:color w:val="1B1C1D"/>
-              </w:rPr>
-            </w:pPr>
-            <w:proofErr w:type="spellStart"/>
-            <w:r>
-              <w:rPr>
-                <w:rStyle w:val="math-inline"/>
-                <w:color w:val="1B1C1D"/>
-                <w:bdr w:val="none" w:sz="0" w:space="0" w:color="auto" w:frame="1"/>
-              </w:rPr>
-              <w:t>Fp</w:t>
-            </w:r>
-            <w:proofErr w:type="spellEnd"/>
-            <w:r>
-              <w:rPr>
-                <w:rStyle w:val="math-inline"/>
-                <w:color w:val="1B1C1D"/>
-                <w:bdr w:val="none" w:sz="0" w:space="0" w:color="auto" w:frame="1"/>
-              </w:rPr>
-              <w:t xml:space="preserve"> &lt; 3%</w:t>
             </w:r>
           </w:p>
         </w:tc>
@@ -13812,10 +13977,10 @@
         <w:tblLook w:val="04A0" w:firstRow="1" w:lastRow="0" w:firstColumn="1" w:lastColumn="0" w:noHBand="0" w:noVBand="1"/>
       </w:tblPr>
       <w:tblGrid>
-        <w:gridCol w:w="1300"/>
-        <w:gridCol w:w="2174"/>
-        <w:gridCol w:w="2592"/>
-        <w:gridCol w:w="2428"/>
+        <w:gridCol w:w="1386"/>
+        <w:gridCol w:w="2186"/>
+        <w:gridCol w:w="2741"/>
+        <w:gridCol w:w="2181"/>
       </w:tblGrid>
       <w:tr>
         <w:trPr>
@@ -13933,7 +14098,27 @@
                 <w:color w:val="1B1C1D"/>
                 <w:bdr w:val="none" w:sz="0" w:space="0" w:color="auto" w:frame="1"/>
               </w:rPr>
-              <w:t>CT-e 1.1: Extração de Dados Base de CT-e</w:t>
+              <w:t>CT-</w:t>
+            </w:r>
+            <w:proofErr w:type="gramStart"/>
+            <w:r>
+              <w:rPr>
+                <w:b w:val="0"/>
+                <w:bCs w:val="0"/>
+                <w:color w:val="1B1C1D"/>
+                <w:bdr w:val="none" w:sz="0" w:space="0" w:color="auto" w:frame="1"/>
+              </w:rPr>
+              <w:t>e</w:t>
+            </w:r>
+            <w:proofErr w:type="gramEnd"/>
+            <w:r>
+              <w:rPr>
+                <w:b w:val="0"/>
+                <w:bCs w:val="0"/>
+                <w:color w:val="1B1C1D"/>
+                <w:bdr w:val="none" w:sz="0" w:space="0" w:color="auto" w:frame="1"/>
+              </w:rPr>
+              <w:t xml:space="preserve"> 1.1: Extração de Dados Base de CT-e</w:t>
             </w:r>
           </w:p>
         </w:tc>
@@ -14191,8 +14376,17 @@
                 <w:color w:val="1B1C1D"/>
                 <w:bdr w:val="none" w:sz="0" w:space="0" w:color="auto" w:frame="1"/>
               </w:rPr>
+              <w:t xml:space="preserve">NF-e 1.2: Extração de Dados Base </w:t>
+            </w:r>
+            <w:r>
+              <w:rPr>
+                <w:b w:val="0"/>
+                <w:bCs w:val="0"/>
+                <w:color w:val="1B1C1D"/>
+                <w:bdr w:val="none" w:sz="0" w:space="0" w:color="auto" w:frame="1"/>
+              </w:rPr>
               <w:lastRenderedPageBreak/>
-              <w:t>NF-e 1.2: Extração de Dados Base e Impostos de NF-e</w:t>
+              <w:t>e Impostos de NF-e</w:t>
             </w:r>
           </w:p>
         </w:tc>
@@ -14215,6 +14409,7 @@
                 <w:color w:val="444746"/>
                 <w:bdr w:val="none" w:sz="0" w:space="0" w:color="auto" w:frame="1"/>
               </w:rPr>
+              <w:lastRenderedPageBreak/>
               <w:t>NFe_assinada.xml</w:t>
             </w:r>
           </w:p>
@@ -14260,18 +14455,11 @@
                 <w:color w:val="1B1C1D"/>
               </w:rPr>
             </w:pPr>
-          </w:p>
-          <w:p>
-            <w:pPr>
-              <w:cnfStyle w:val="000000000000" w:firstRow="0" w:lastRow="0" w:firstColumn="0" w:lastColumn="0" w:oddVBand="0" w:evenVBand="0" w:oddHBand="0" w:evenHBand="0" w:firstRowFirstColumn="0" w:firstRowLastColumn="0" w:lastRowFirstColumn="0" w:lastRowLastColumn="0"/>
+            <w:r>
               <w:rPr>
                 <w:color w:val="1B1C1D"/>
               </w:rPr>
-            </w:pPr>
-            <w:r>
-              <w:rPr>
-                <w:color w:val="1B1C1D"/>
-              </w:rPr>
+              <w:lastRenderedPageBreak/>
               <w:t xml:space="preserve">2. </w:t>
             </w:r>
             <w:r>
@@ -14332,14 +14520,38 @@
                 <w:color w:val="1B1C1D"/>
                 <w:bdr w:val="none" w:sz="0" w:space="0" w:color="auto" w:frame="1"/>
               </w:rPr>
+              <w:lastRenderedPageBreak/>
               <w:t>Precisão:</w:t>
             </w:r>
             <w:r>
               <w:rPr>
                 <w:color w:val="1B1C1D"/>
               </w:rPr>
-              <w:t xml:space="preserve"> Todos os campos essenciais da NF-e devem ser extraídos com 100% de precisão. </w:t>
-            </w:r>
+              <w:t xml:space="preserve"> Todos os campos essenciais da NF-e devem ser </w:t>
+            </w:r>
+            <w:r>
+              <w:rPr>
+                <w:color w:val="1B1C1D"/>
+              </w:rPr>
+              <w:lastRenderedPageBreak/>
+              <w:t xml:space="preserve">extraídos com 100% de precisão. </w:t>
+            </w:r>
+          </w:p>
+          <w:p>
+            <w:pPr>
+              <w:cnfStyle w:val="000000000000" w:firstRow="0" w:lastRow="0" w:firstColumn="0" w:lastColumn="0" w:oddVBand="0" w:evenVBand="0" w:oddHBand="0" w:evenHBand="0" w:firstRowFirstColumn="0" w:firstRowLastColumn="0" w:lastRowFirstColumn="0" w:lastRowLastColumn="0"/>
+              <w:rPr>
+                <w:color w:val="1B1C1D"/>
+              </w:rPr>
+            </w:pPr>
+          </w:p>
+          <w:p>
+            <w:pPr>
+              <w:cnfStyle w:val="000000000000" w:firstRow="0" w:lastRow="0" w:firstColumn="0" w:lastColumn="0" w:oddVBand="0" w:evenVBand="0" w:oddHBand="0" w:evenHBand="0" w:firstRowFirstColumn="0" w:firstRowLastColumn="0" w:lastRowFirstColumn="0" w:lastRowLastColumn="0"/>
+              <w:rPr>
+                <w:color w:val="1B1C1D"/>
+              </w:rPr>
+            </w:pPr>
             <w:r>
               <w:rPr>
                 <w:b/>
@@ -14817,24 +15029,14 @@
           <w:color w:val="1B1C1D"/>
           <w:bdr w:val="none" w:sz="0" w:space="0" w:color="auto" w:frame="1"/>
         </w:rPr>
-        <w:t xml:space="preserve">, logo a precisão foi 100% e sem falsos positivos. O tempo também demonstra que o retorno ocorreu em menos de 60 segundo. </w:t>
-      </w:r>
-    </w:p>
-    <w:p>
-      <w:pPr>
-        <w:rPr>
-          <w:b/>
-          <w:bCs/>
+        <w:t>, logo a precisão foi 100%. O tempo também demonstra que o retorno ocorreu em menos de 60 segundo</w:t>
+      </w:r>
+      <w:r>
+        <w:rPr>
           <w:color w:val="1B1C1D"/>
           <w:bdr w:val="none" w:sz="0" w:space="0" w:color="auto" w:frame="1"/>
         </w:rPr>
-      </w:pPr>
-      <w:r>
-        <w:rPr>
-          <w:color w:val="1B1C1D"/>
-          <w:bdr w:val="none" w:sz="0" w:space="0" w:color="auto" w:frame="1"/>
-        </w:rPr>
-        <w:t>Tais condições satisfazem as métricas de sucesso.</w:t>
+        <w:t>.</w:t>
       </w:r>
     </w:p>
     <w:p>
@@ -15183,31 +15385,14 @@
           <w:color w:val="1B1C1D"/>
           <w:bdr w:val="none" w:sz="0" w:space="0" w:color="auto" w:frame="1"/>
         </w:rPr>
-        <w:t>Não foram necessárias mais de uma execução, para que fosse o obtido o resultado correto</w:t>
+        <w:t>Não foram necessárias mais de uma execução para que fosse o obtido o resultado correto</w:t>
       </w:r>
       <w:r>
         <w:rPr>
           <w:color w:val="1B1C1D"/>
           <w:bdr w:val="none" w:sz="0" w:space="0" w:color="auto" w:frame="1"/>
         </w:rPr>
-        <w:t xml:space="preserve">, logo a precisão foi 100% e sem falsos positivos. O tempo também demonstra que o retorno ocorreu em menos de 60 segundo. </w:t>
-      </w:r>
-    </w:p>
-    <w:p>
-      <w:pPr>
-        <w:rPr>
-          <w:b/>
-          <w:bCs/>
-          <w:color w:val="1B1C1D"/>
-          <w:bdr w:val="none" w:sz="0" w:space="0" w:color="auto" w:frame="1"/>
-        </w:rPr>
-      </w:pPr>
-      <w:r>
-        <w:rPr>
-          <w:color w:val="1B1C1D"/>
-          <w:bdr w:val="none" w:sz="0" w:space="0" w:color="auto" w:frame="1"/>
-        </w:rPr>
-        <w:t>Tais condições satisfazem as métricas de sucesso.</w:t>
+        <w:t>, logo a precisão foi 100% e sem falsos positivos. O tempo também demonstra que o retorno ocorreu em menos de 60 segundo.</w:t>
       </w:r>
     </w:p>
     <w:p>
@@ -15242,7 +15427,25 @@
           <w:sz w:val="26"/>
           <w:szCs w:val="26"/>
         </w:rPr>
-        <w:t>.2. Testes de Extração de Dados de Imagens (OCR - NFS-e e Outros)</w:t>
+        <w:t xml:space="preserve">.2. Testes de Extração de Dados de Imagens (OCR - NFS-e </w:t>
+      </w:r>
+      <w:proofErr w:type="gramStart"/>
+      <w:r>
+        <w:rPr>
+          <w:color w:val="2F5496"/>
+          <w:sz w:val="26"/>
+          <w:szCs w:val="26"/>
+        </w:rPr>
+        <w:t>e Outros</w:t>
+      </w:r>
+      <w:proofErr w:type="gramEnd"/>
+      <w:r>
+        <w:rPr>
+          <w:color w:val="2F5496"/>
+          <w:sz w:val="26"/>
+          <w:szCs w:val="26"/>
+        </w:rPr>
+        <w:t>)</w:t>
       </w:r>
     </w:p>
     <w:p>
@@ -15284,10 +15487,10 @@
         <w:tblLook w:val="04A0" w:firstRow="1" w:lastRow="0" w:firstColumn="1" w:lastColumn="0" w:noHBand="0" w:noVBand="1"/>
       </w:tblPr>
       <w:tblGrid>
-        <w:gridCol w:w="1475"/>
-        <w:gridCol w:w="1774"/>
-        <w:gridCol w:w="2020"/>
-        <w:gridCol w:w="3225"/>
+        <w:gridCol w:w="1680"/>
+        <w:gridCol w:w="1888"/>
+        <w:gridCol w:w="2099"/>
+        <w:gridCol w:w="2827"/>
       </w:tblGrid>
       <w:tr>
         <w:trPr>
@@ -15654,7 +15857,7 @@
                 <w:color w:val="1B1C1D"/>
                 <w:bdr w:val="none" w:sz="0" w:space="0" w:color="auto" w:frame="1"/>
               </w:rPr>
-              <w:t xml:space="preserve">CT-e OCR 2.2: Extração de </w:t>
+              <w:t>Recibo 2.</w:t>
             </w:r>
             <w:r>
               <w:rPr>
@@ -15663,8 +15866,26 @@
                 <w:color w:val="1B1C1D"/>
                 <w:bdr w:val="none" w:sz="0" w:space="0" w:color="auto" w:frame="1"/>
               </w:rPr>
+              <w:t>2</w:t>
+            </w:r>
+            <w:r>
+              <w:rPr>
+                <w:b w:val="0"/>
+                <w:bCs w:val="0"/>
+                <w:color w:val="1B1C1D"/>
+                <w:bdr w:val="none" w:sz="0" w:space="0" w:color="auto" w:frame="1"/>
+              </w:rPr>
+              <w:t xml:space="preserve">: Extração de Campos de </w:t>
+            </w:r>
+            <w:r>
+              <w:rPr>
+                <w:b w:val="0"/>
+                <w:bCs w:val="0"/>
+                <w:color w:val="1B1C1D"/>
+                <w:bdr w:val="none" w:sz="0" w:space="0" w:color="auto" w:frame="1"/>
+              </w:rPr>
               <w:lastRenderedPageBreak/>
-              <w:t>Campos de CT-e em Imagem</w:t>
+              <w:t>Documento Não-Padrão</w:t>
             </w:r>
           </w:p>
         </w:tc>
@@ -15688,7 +15909,7 @@
                 <w:bdr w:val="none" w:sz="0" w:space="0" w:color="auto" w:frame="1"/>
               </w:rPr>
               <w:lastRenderedPageBreak/>
-              <w:t>CT-e Táxi Aéreo.jpg</w:t>
+              <w:t>Recibo Táxi Aéreo.jpg</w:t>
             </w:r>
           </w:p>
         </w:tc>
@@ -15708,7 +15929,7 @@
               <w:rPr>
                 <w:color w:val="1B1C1D"/>
               </w:rPr>
-              <w:t xml:space="preserve">1. Carregar a imagem do CT-e. </w:t>
+              <w:t xml:space="preserve">1. Carregar a imagem do Recibo. </w:t>
             </w:r>
           </w:p>
           <w:p>
@@ -15730,6 +15951,7 @@
               <w:rPr>
                 <w:color w:val="1B1C1D"/>
               </w:rPr>
+              <w:lastRenderedPageBreak/>
               <w:t xml:space="preserve">2. </w:t>
             </w:r>
             <w:r>
@@ -15745,7 +15967,7 @@
               <w:rPr>
                 <w:color w:val="1B1C1D"/>
               </w:rPr>
-              <w:t xml:space="preserve"> "Identifique a Chave de Acesso e o CNPJ do destinatário." </w:t>
+              <w:t xml:space="preserve"> "Qual é a data e o valor total deste recibo, e qual é o CNPJ/CPF encontrado?" </w:t>
             </w:r>
           </w:p>
           <w:p>
@@ -15767,7 +15989,7 @@
               <w:rPr>
                 <w:color w:val="1B1C1D"/>
               </w:rPr>
-              <w:t>3. Executar a extração (OCR e Análise IA/Agente).</w:t>
+              <w:t>3. Executar a extração.</w:t>
             </w:r>
           </w:p>
         </w:tc>
@@ -15797,23 +16019,13 @@
               <w:rPr>
                 <w:color w:val="1B1C1D"/>
               </w:rPr>
-              <w:t xml:space="preserve"> Chave de Acesso, Dados do Emitente/Destinatário </w:t>
+              <w:t xml:space="preserve"> Campos comuns (Data, CNPJ/CPF, Nome, Valor Total) devem ser identificados com precisão </w:t>
             </w:r>
             <w:r>
               <w:rPr>
                 <w:color w:val="1B1C1D"/>
               </w:rPr>
-              <w:lastRenderedPageBreak/>
-              <w:t xml:space="preserve">e Valores devem ser extraídos com precisão </w:t>
-            </w:r>
-            <w:r>
-              <w:rPr>
-                <w:color w:val="1B1C1D"/>
-              </w:rPr>
-              <w:t>P</w:t>
-            </w:r>
-            <w:r>
-              <w:t xml:space="preserve"> </w:t>
+              <w:t xml:space="preserve">P </w:t>
             </w:r>
             <w:r>
               <w:rPr>
@@ -15821,23 +16033,21 @@
                 <w:color w:val="1B1C1D"/>
                 <w:bdr w:val="none" w:sz="0" w:space="0" w:color="auto" w:frame="1"/>
               </w:rPr>
-              <w:t>&gt; 95%</w:t>
+              <w:lastRenderedPageBreak/>
+              <w:t>&gt; 90%</w:t>
             </w:r>
             <w:r>
               <w:rPr>
                 <w:color w:val="1B1C1D"/>
               </w:rPr>
-              <w:t xml:space="preserve">. </w:t>
+              <w:t xml:space="preserve"> (tolerância devido ao formato não-padrão). </w:t>
             </w:r>
           </w:p>
           <w:p>
             <w:pPr>
               <w:cnfStyle w:val="000000000000" w:firstRow="0" w:lastRow="0" w:firstColumn="0" w:lastColumn="0" w:oddVBand="0" w:evenVBand="0" w:oddHBand="0" w:evenHBand="0" w:firstRowFirstColumn="0" w:firstRowLastColumn="0" w:lastRowFirstColumn="0" w:lastRowLastColumn="0"/>
               <w:rPr>
-                <w:b/>
-                <w:bCs/>
                 <w:color w:val="1B1C1D"/>
-                <w:bdr w:val="none" w:sz="0" w:space="0" w:color="auto" w:frame="1"/>
               </w:rPr>
             </w:pPr>
           </w:p>
@@ -15867,10 +16077,7 @@
               <w:rPr>
                 <w:color w:val="1B1C1D"/>
               </w:rPr>
-              <w:t>T</w:t>
-            </w:r>
-            <w:r>
-              <w:t xml:space="preserve"> </w:t>
+              <w:t xml:space="preserve">T </w:t>
             </w:r>
             <w:r>
               <w:rPr>
@@ -15900,194 +16107,7 @@
               <w:rPr>
                 <w:color w:val="1B1C1D"/>
               </w:rPr>
-              <w:t xml:space="preserve"> segundos.</w:t>
-            </w:r>
-          </w:p>
-        </w:tc>
-      </w:tr>
-      <w:tr>
-        <w:trPr>
-          <w:cnfStyle w:val="000000100000" w:firstRow="0" w:lastRow="0" w:firstColumn="0" w:lastColumn="0" w:oddVBand="0" w:evenVBand="0" w:oddHBand="1" w:evenHBand="0" w:firstRowFirstColumn="0" w:firstRowLastColumn="0" w:lastRowFirstColumn="0" w:lastRowLastColumn="0"/>
-        </w:trPr>
-        <w:tc>
-          <w:tcPr>
-            <w:cnfStyle w:val="001000000000" w:firstRow="0" w:lastRow="0" w:firstColumn="1" w:lastColumn="0" w:oddVBand="0" w:evenVBand="0" w:oddHBand="0" w:evenHBand="0" w:firstRowFirstColumn="0" w:firstRowLastColumn="0" w:lastRowFirstColumn="0" w:lastRowLastColumn="0"/>
-            <w:tcW w:w="0" w:type="auto"/>
-            <w:hideMark/>
-          </w:tcPr>
-          <w:p>
-            <w:pPr>
-              <w:rPr>
-                <w:color w:val="1B1C1D"/>
-              </w:rPr>
-            </w:pPr>
-            <w:r>
-              <w:rPr>
-                <w:b w:val="0"/>
-                <w:bCs w:val="0"/>
-                <w:color w:val="1B1C1D"/>
-                <w:bdr w:val="none" w:sz="0" w:space="0" w:color="auto" w:frame="1"/>
-              </w:rPr>
-              <w:t>Recibo 2.3: Extração de Campos de Documento Não-Padrão</w:t>
-            </w:r>
-          </w:p>
-        </w:tc>
-        <w:tc>
-          <w:tcPr>
-            <w:tcW w:w="0" w:type="auto"/>
-            <w:hideMark/>
-          </w:tcPr>
-          <w:p>
-            <w:pPr>
-              <w:cnfStyle w:val="000000100000" w:firstRow="0" w:lastRow="0" w:firstColumn="0" w:lastColumn="0" w:oddVBand="0" w:evenVBand="0" w:oddHBand="1" w:evenHBand="0" w:firstRowFirstColumn="0" w:firstRowLastColumn="0" w:lastRowFirstColumn="0" w:lastRowLastColumn="0"/>
-              <w:rPr>
-                <w:color w:val="1B1C1D"/>
-              </w:rPr>
-            </w:pPr>
-            <w:r>
-              <w:rPr>
-                <w:rStyle w:val="CdigoHTML"/>
-                <w:rFonts w:eastAsiaTheme="majorEastAsia"/>
-                <w:color w:val="444746"/>
-                <w:bdr w:val="none" w:sz="0" w:space="0" w:color="auto" w:frame="1"/>
-              </w:rPr>
-              <w:t>Recibo Táxi Aéreo.jpg</w:t>
-            </w:r>
-          </w:p>
-        </w:tc>
-        <w:tc>
-          <w:tcPr>
-            <w:tcW w:w="0" w:type="auto"/>
-            <w:hideMark/>
-          </w:tcPr>
-          <w:p>
-            <w:pPr>
-              <w:cnfStyle w:val="000000100000" w:firstRow="0" w:lastRow="0" w:firstColumn="0" w:lastColumn="0" w:oddVBand="0" w:evenVBand="0" w:oddHBand="1" w:evenHBand="0" w:firstRowFirstColumn="0" w:firstRowLastColumn="0" w:lastRowFirstColumn="0" w:lastRowLastColumn="0"/>
-              <w:rPr>
-                <w:color w:val="1B1C1D"/>
-              </w:rPr>
-            </w:pPr>
-            <w:r>
-              <w:rPr>
-                <w:color w:val="1B1C1D"/>
-              </w:rPr>
-              <w:t xml:space="preserve">1. Carregar a imagem do Recibo. 2. </w:t>
-            </w:r>
-            <w:r>
-              <w:rPr>
-                <w:b/>
-                <w:bCs/>
-                <w:color w:val="1B1C1D"/>
-                <w:bdr w:val="none" w:sz="0" w:space="0" w:color="auto" w:frame="1"/>
-              </w:rPr>
-              <w:t>Pergunta:</w:t>
-            </w:r>
-            <w:r>
-              <w:rPr>
-                <w:color w:val="1B1C1D"/>
-              </w:rPr>
-              <w:t xml:space="preserve"> "Qual é a data e o valor total deste recibo, e qual é o CNPJ/CPF encontrado?" 3. Executar a extração.</w:t>
-            </w:r>
-          </w:p>
-        </w:tc>
-        <w:tc>
-          <w:tcPr>
-            <w:tcW w:w="0" w:type="auto"/>
-            <w:hideMark/>
-          </w:tcPr>
-          <w:p>
-            <w:pPr>
-              <w:cnfStyle w:val="000000100000" w:firstRow="0" w:lastRow="0" w:firstColumn="0" w:lastColumn="0" w:oddVBand="0" w:evenVBand="0" w:oddHBand="1" w:evenHBand="0" w:firstRowFirstColumn="0" w:firstRowLastColumn="0" w:lastRowFirstColumn="0" w:lastRowLastColumn="0"/>
-              <w:rPr>
-                <w:color w:val="1B1C1D"/>
-              </w:rPr>
-            </w:pPr>
-            <w:r>
-              <w:rPr>
-                <w:b/>
-                <w:bCs/>
-                <w:color w:val="1B1C1D"/>
-                <w:bdr w:val="none" w:sz="0" w:space="0" w:color="auto" w:frame="1"/>
-              </w:rPr>
-              <w:t>Precisão:</w:t>
-            </w:r>
-            <w:r>
-              <w:rPr>
-                <w:color w:val="1B1C1D"/>
-              </w:rPr>
-              <w:t xml:space="preserve"> Campos comuns (Data, CNPJ/CPF, Nome, Valor Total) devem ser identificados com precisão </w:t>
-            </w:r>
-            <w:r>
-              <w:rPr>
-                <w:rStyle w:val="math-inline"/>
-                <w:color w:val="1B1C1D"/>
-                <w:bdr w:val="none" w:sz="0" w:space="0" w:color="auto" w:frame="1"/>
-              </w:rPr>
-              <w:t>$&gt; 90\%$</w:t>
-            </w:r>
-            <w:r>
-              <w:rPr>
-                <w:color w:val="1B1C1D"/>
-              </w:rPr>
-              <w:t xml:space="preserve"> (tolerância devido ao formato não-padrão). </w:t>
-            </w:r>
-            <w:r>
-              <w:rPr>
-                <w:b/>
-                <w:bCs/>
-                <w:color w:val="1B1C1D"/>
-                <w:bdr w:val="none" w:sz="0" w:space="0" w:color="auto" w:frame="1"/>
-              </w:rPr>
-              <w:t>Tempo:</w:t>
-            </w:r>
-            <w:r>
-              <w:rPr>
-                <w:color w:val="1B1C1D"/>
-              </w:rPr>
-              <w:t xml:space="preserve"> O processamento deve ser concluído em </w:t>
-            </w:r>
-            <w:r>
-              <w:rPr>
-                <w:rStyle w:val="math-inline"/>
-                <w:color w:val="1B1C1D"/>
-                <w:bdr w:val="none" w:sz="0" w:space="0" w:color="auto" w:frame="1"/>
-              </w:rPr>
-              <w:t>$&lt; 30$</w:t>
-            </w:r>
-            <w:r>
-              <w:rPr>
-                <w:color w:val="1B1C1D"/>
-              </w:rPr>
               <w:t xml:space="preserve"> segundos. </w:t>
-            </w:r>
-            <w:r>
-              <w:rPr>
-                <w:b/>
-                <w:bCs/>
-                <w:color w:val="1B1C1D"/>
-                <w:bdr w:val="none" w:sz="0" w:space="0" w:color="auto" w:frame="1"/>
-              </w:rPr>
-              <w:t>Falsos Positivos:</w:t>
-            </w:r>
-            <w:r>
-              <w:rPr>
-                <w:color w:val="1B1C1D"/>
-              </w:rPr>
-              <w:t xml:space="preserve"> Taxa </w:t>
-            </w:r>
-            <w:r>
-              <w:rPr>
-                <w:rStyle w:val="math-inline"/>
-                <w:color w:val="1B1C1D"/>
-                <w:bdr w:val="none" w:sz="0" w:space="0" w:color="auto" w:frame="1"/>
-              </w:rPr>
-              <w:t>$&lt; 3\%$</w:t>
-            </w:r>
-            <w:r>
-              <w:rPr>
-                <w:color w:val="1B1C1D"/>
-              </w:rPr>
-              <w:t>.</w:t>
             </w:r>
           </w:p>
         </w:tc>
@@ -16128,7 +16148,20 @@
           <w:szCs w:val="26"/>
           <w:bdr w:val="none" w:sz="0" w:space="0" w:color="auto" w:frame="1"/>
         </w:rPr>
-        <w:t>Cenário NFS-e 2.1: Extração de Campos Essenciais (NFS-e)</w:t>
+        <w:t xml:space="preserve">Cenário </w:t>
+      </w:r>
+      <w:r>
+        <w:rPr>
+          <w:rFonts w:asciiTheme="minorHAnsi" w:eastAsia="Times New Roman" w:hAnsiTheme="minorHAnsi" w:cs="Times New Roman"/>
+          <w:b/>
+          <w:bCs/>
+          <w:i w:val="0"/>
+          <w:color w:val="1B1C1D"/>
+          <w:sz w:val="26"/>
+          <w:szCs w:val="26"/>
+          <w:bdr w:val="none" w:sz="0" w:space="0" w:color="auto" w:frame="1"/>
+        </w:rPr>
+        <w:t>NFS-e 2.1: Extração de Campos Essenciais (NFS-e)</w:t>
       </w:r>
     </w:p>
     <w:tbl>
@@ -16447,7 +16480,6 @@
         <w:rPr>
           <w:color w:val="1B1C1D"/>
         </w:rPr>
-        <w:lastRenderedPageBreak/>
         <w:t>3. Executar a extração (OCR e Análise IA/Agente).</w:t>
       </w:r>
     </w:p>
@@ -16463,6 +16495,7 @@
           <w:noProof/>
           <w:color w:val="1B1C1D"/>
         </w:rPr>
+        <w:lastRenderedPageBreak/>
         <w:drawing>
           <wp:inline distT="0" distB="0" distL="0" distR="0" wp14:anchorId="46D6D5EC" wp14:editId="2356D8F6">
             <wp:extent cx="3958197" cy="2560447"/>
@@ -16545,14 +16578,36 @@
           <w:color w:val="1B1C1D"/>
           <w:bdr w:val="none" w:sz="0" w:space="0" w:color="auto" w:frame="1"/>
         </w:rPr>
-        <w:t>Não foram necessárias mais de uma execução, para que fosse o obtido o resultado correto</w:t>
+        <w:t>Para que fosse obtido o valor correto do ISS, foi necessário executar o modelo 2 vezes.</w:t>
       </w:r>
       <w:r>
         <w:rPr>
           <w:color w:val="1B1C1D"/>
           <w:bdr w:val="none" w:sz="0" w:space="0" w:color="auto" w:frame="1"/>
         </w:rPr>
-        <w:t xml:space="preserve">, logo a precisão foi 100% e sem falsos positivos. O tempo também demonstra que o retorno ocorreu em menos de 60 segundo. </w:t>
+        <w:br/>
+        <w:t>Os outros valores atenderam o resultado esperado para a pergunta realizada</w:t>
+      </w:r>
+      <w:r>
+        <w:rPr>
+          <w:color w:val="1B1C1D"/>
+          <w:bdr w:val="none" w:sz="0" w:space="0" w:color="auto" w:frame="1"/>
+        </w:rPr>
+        <w:t xml:space="preserve"> na primeira execução assim como o tempo de execução</w:t>
+      </w:r>
+      <w:r>
+        <w:rPr>
+          <w:color w:val="1B1C1D"/>
+          <w:bdr w:val="none" w:sz="0" w:space="0" w:color="auto" w:frame="1"/>
+        </w:rPr>
+        <w:t>.</w:t>
+      </w:r>
+      <w:r>
+        <w:rPr>
+          <w:color w:val="1B1C1D"/>
+          <w:bdr w:val="none" w:sz="0" w:space="0" w:color="auto" w:frame="1"/>
+        </w:rPr>
+        <w:t xml:space="preserve"> </w:t>
       </w:r>
     </w:p>
     <w:p>
@@ -16606,7 +16661,27 @@
           <w:szCs w:val="26"/>
           <w:bdr w:val="none" w:sz="0" w:space="0" w:color="auto" w:frame="1"/>
         </w:rPr>
-        <w:t>Cenário CT-e OCR 2.2: Extração de Campos de CT-e em Imagem</w:t>
+        <w:t>Cenário</w:t>
+      </w:r>
+      <w:r>
+        <w:rPr>
+          <w:color w:val="1B1C1D"/>
+          <w:bdr w:val="none" w:sz="0" w:space="0" w:color="auto" w:frame="1"/>
+        </w:rPr>
+        <w:t xml:space="preserve"> </w:t>
+      </w:r>
+      <w:r>
+        <w:rPr>
+          <w:rFonts w:asciiTheme="minorHAnsi" w:eastAsia="Times New Roman" w:hAnsiTheme="minorHAnsi" w:cs="Times New Roman"/>
+          <w:b/>
+          <w:bCs/>
+          <w:i w:val="0"/>
+          <w:color w:val="1B1C1D"/>
+          <w:sz w:val="26"/>
+          <w:szCs w:val="26"/>
+          <w:bdr w:val="none" w:sz="0" w:space="0" w:color="auto" w:frame="1"/>
+        </w:rPr>
+        <w:t>Recibo 2.2: Extração de Campos de Documento Não-Padrão</w:t>
       </w:r>
     </w:p>
     <w:tbl>
@@ -16660,56 +16735,59 @@
           <w:p>
             <w:pPr>
               <w:rPr>
-                <w:rStyle w:val="Forte"/>
-                <w:b/>
-                <w:bCs/>
-                <w:bdr w:val="none" w:sz="0" w:space="0" w:color="auto" w:frame="1"/>
+                <w:color w:val="1B1C1D"/>
               </w:rPr>
             </w:pPr>
             <w:r>
               <w:rPr>
-                <w:rStyle w:val="Forte"/>
-                <w:b/>
-                <w:bCs/>
-              </w:rPr>
-              <w:t>Precisão:</w:t>
-            </w:r>
-            <w:r>
-              <w:rPr>
-                <w:rStyle w:val="Forte"/>
-                <w:bdr w:val="none" w:sz="0" w:space="0" w:color="auto" w:frame="1"/>
-              </w:rPr>
-              <w:t xml:space="preserve"> Chave de Acesso, Dados do Emitente/Destinatário e Valores devem ser extraídos com precisão P</w:t>
-            </w:r>
-            <w:r>
-              <w:rPr>
-                <w:rStyle w:val="Forte"/>
                 <w:color w:val="1B1C1D"/>
                 <w:bdr w:val="none" w:sz="0" w:space="0" w:color="auto" w:frame="1"/>
               </w:rPr>
+              <w:t>Precisão:</w:t>
+            </w:r>
+            <w:r>
+              <w:rPr>
+                <w:color w:val="1B1C1D"/>
+              </w:rPr>
               <w:t xml:space="preserve"> </w:t>
             </w:r>
             <w:r>
               <w:rPr>
-                <w:rStyle w:val="Forte"/>
-              </w:rPr>
-              <w:t>&gt; 95%</w:t>
-            </w:r>
-            <w:r>
-              <w:rPr>
-                <w:rStyle w:val="Forte"/>
+                <w:b w:val="0"/>
+                <w:bCs w:val="0"/>
+                <w:color w:val="1B1C1D"/>
+              </w:rPr>
+              <w:t xml:space="preserve">Campos comuns (Data, CNPJ/CPF, Nome, Valor Total) devem ser identificados com precisão P </w:t>
+            </w:r>
+            <w:r>
+              <w:rPr>
+                <w:rStyle w:val="math-inline"/>
+                <w:b w:val="0"/>
+                <w:bCs w:val="0"/>
+                <w:color w:val="1B1C1D"/>
                 <w:bdr w:val="none" w:sz="0" w:space="0" w:color="auto" w:frame="1"/>
               </w:rPr>
-              <w:t xml:space="preserve">. </w:t>
+              <w:t>&gt; 90%</w:t>
+            </w:r>
+            <w:r>
+              <w:rPr>
+                <w:b w:val="0"/>
+                <w:bCs w:val="0"/>
+                <w:color w:val="1B1C1D"/>
+              </w:rPr>
+              <w:t xml:space="preserve"> (tolerância devido ao formato não-padrão).</w:t>
+            </w:r>
+            <w:r>
+              <w:rPr>
+                <w:color w:val="1B1C1D"/>
+              </w:rPr>
+              <w:t xml:space="preserve"> </w:t>
             </w:r>
           </w:p>
           <w:p>
             <w:pPr>
               <w:rPr>
-                <w:rStyle w:val="Forte"/>
-                <w:b/>
-                <w:bCs/>
-                <w:bdr w:val="none" w:sz="0" w:space="0" w:color="auto" w:frame="1"/>
+                <w:color w:val="1B1C1D"/>
               </w:rPr>
             </w:pPr>
           </w:p>
@@ -16717,22 +16795,55 @@
             <w:pPr>
               <w:rPr>
                 <w:rStyle w:val="Forte"/>
-                <w:bdr w:val="none" w:sz="0" w:space="0" w:color="auto" w:frame="1"/>
-              </w:rPr>
-            </w:pPr>
-            <w:r>
-              <w:rPr>
-                <w:rStyle w:val="Forte"/>
                 <w:b/>
                 <w:bCs/>
+                <w:color w:val="1B1C1D"/>
+              </w:rPr>
+            </w:pPr>
+            <w:r>
+              <w:rPr>
+                <w:color w:val="1B1C1D"/>
+                <w:bdr w:val="none" w:sz="0" w:space="0" w:color="auto" w:frame="1"/>
               </w:rPr>
               <w:t>Tempo:</w:t>
             </w:r>
             <w:r>
               <w:rPr>
-                <w:rStyle w:val="Forte"/>
-              </w:rPr>
-              <w:t xml:space="preserve"> O processamento deve ser concluído em T &lt; 60 segundos.</w:t>
+                <w:color w:val="1B1C1D"/>
+              </w:rPr>
+              <w:t xml:space="preserve"> </w:t>
+            </w:r>
+            <w:r>
+              <w:rPr>
+                <w:b w:val="0"/>
+                <w:bCs w:val="0"/>
+                <w:color w:val="1B1C1D"/>
+              </w:rPr>
+              <w:t xml:space="preserve">O processamento deve ser concluído em T </w:t>
+            </w:r>
+            <w:r>
+              <w:rPr>
+                <w:rStyle w:val="math-inline"/>
+                <w:b w:val="0"/>
+                <w:bCs w:val="0"/>
+                <w:color w:val="1B1C1D"/>
+                <w:bdr w:val="none" w:sz="0" w:space="0" w:color="auto" w:frame="1"/>
+              </w:rPr>
+              <w:t>&lt; 60</w:t>
+            </w:r>
+            <w:r>
+              <w:rPr>
+                <w:b w:val="0"/>
+                <w:bCs w:val="0"/>
+                <w:color w:val="1B1C1D"/>
+              </w:rPr>
+              <w:t xml:space="preserve"> segundos.</w:t>
+            </w:r>
+            <w:r>
+              <w:rPr>
+                <w:color w:val="1B1C1D"/>
+              </w:rPr>
+              <w:t xml:space="preserve"> </w:t>
             </w:r>
           </w:p>
         </w:tc>
@@ -16754,21 +16865,7 @@
         <w:rPr>
           <w:color w:val="1B1C1D"/>
         </w:rPr>
-        <w:t xml:space="preserve">1. Carregar a </w:t>
-      </w:r>
-      <w:hyperlink r:id="rId34" w:history="1">
-        <w:r>
-          <w:rPr>
-            <w:rStyle w:val="Hyperlink"/>
-          </w:rPr>
-          <w:t>imagem do CT-e</w:t>
-        </w:r>
-      </w:hyperlink>
-      <w:r>
-        <w:rPr>
-          <w:color w:val="1B1C1D"/>
-        </w:rPr>
-        <w:t xml:space="preserve">. </w:t>
+        <w:t>1. Carregar a imagem do Recibo.</w:t>
       </w:r>
     </w:p>
     <w:p>
@@ -16796,7 +16893,7 @@
         <w:rPr>
           <w:color w:val="1B1C1D"/>
         </w:rPr>
-        <w:t xml:space="preserve"> "Identifique a Chave de Acesso e o CNPJ do destinatário." </w:t>
+        <w:t xml:space="preserve"> "Qual é a data e o valor total deste recibo, e qual é o CNPJ/CPF encontrado?"</w:t>
       </w:r>
     </w:p>
     <w:p>
@@ -16808,15 +16905,88 @@
       </w:pPr>
       <w:r>
         <w:rPr>
-          <w:noProof/>
           <w:color w:val="1B1C1D"/>
         </w:rPr>
         <w:lastRenderedPageBreak/>
         <w:drawing>
-          <wp:inline distT="0" distB="0" distL="0" distR="0" wp14:anchorId="5551B9DF" wp14:editId="488CC849">
-            <wp:extent cx="3925065" cy="3229040"/>
+          <wp:inline distT="0" distB="0" distL="0" distR="0" wp14:anchorId="7EB46195" wp14:editId="2F4E8EA1">
+            <wp:extent cx="3940858" cy="3115056"/>
+            <wp:effectExtent l="0" t="0" r="2540" b="9525"/>
+            <wp:docPr id="2" name="Imagem 2"/>
+            <wp:cNvGraphicFramePr>
+              <a:graphicFrameLocks xmlns:a="http://schemas.openxmlformats.org/drawingml/2006/main" noChangeAspect="1"/>
+            </wp:cNvGraphicFramePr>
+            <a:graphic xmlns:a="http://schemas.openxmlformats.org/drawingml/2006/main">
+              <a:graphicData uri="http://schemas.openxmlformats.org/drawingml/2006/picture">
+                <pic:pic xmlns:pic="http://schemas.openxmlformats.org/drawingml/2006/picture">
+                  <pic:nvPicPr>
+                    <pic:cNvPr id="1" name=""/>
+                    <pic:cNvPicPr/>
+                  </pic:nvPicPr>
+                  <pic:blipFill>
+                    <a:blip r:embed="rId34"/>
+                    <a:stretch>
+                      <a:fillRect/>
+                    </a:stretch>
+                  </pic:blipFill>
+                  <pic:spPr>
+                    <a:xfrm>
+                      <a:off x="0" y="0"/>
+                      <a:ext cx="3961089" cy="3131048"/>
+                    </a:xfrm>
+                    <a:prstGeom prst="rect">
+                      <a:avLst/>
+                    </a:prstGeom>
+                  </pic:spPr>
+                </pic:pic>
+              </a:graphicData>
+            </a:graphic>
+          </wp:inline>
+        </w:drawing>
+      </w:r>
+    </w:p>
+    <w:p>
+      <w:pPr>
+        <w:rPr>
+          <w:color w:val="1B1C1D"/>
+        </w:rPr>
+      </w:pPr>
+    </w:p>
+    <w:p>
+      <w:pPr>
+        <w:rPr>
+          <w:color w:val="1B1C1D"/>
+        </w:rPr>
+      </w:pPr>
+      <w:r>
+        <w:rPr>
+          <w:color w:val="1B1C1D"/>
+        </w:rPr>
+        <w:t>3. Executar a extraçã</w:t>
+      </w:r>
+      <w:r>
+        <w:rPr>
+          <w:color w:val="1B1C1D"/>
+        </w:rPr>
+        <w:t>o</w:t>
+      </w:r>
+      <w:r>
+        <w:rPr>
+          <w:color w:val="1B1C1D"/>
+        </w:rPr>
+        <w:t>.</w:t>
+      </w:r>
+    </w:p>
+    <w:p>
+      <w:pPr>
+        <w:jc w:val="center"/>
+      </w:pPr>
+      <w:r>
+        <w:drawing>
+          <wp:inline distT="0" distB="0" distL="0" distR="0" wp14:anchorId="5D5B8DCB" wp14:editId="579DBC51">
+            <wp:extent cx="3983543" cy="3241548"/>
             <wp:effectExtent l="0" t="0" r="0" b="0"/>
-            <wp:docPr id="4" name="Imagem 4"/>
+            <wp:docPr id="7" name="Imagem 7"/>
             <wp:cNvGraphicFramePr>
               <a:graphicFrameLocks xmlns:a="http://schemas.openxmlformats.org/drawingml/2006/main" noChangeAspect="1"/>
             </wp:cNvGraphicFramePr>
@@ -16836,7 +17006,7 @@
                   <pic:spPr>
                     <a:xfrm>
                       <a:off x="0" y="0"/>
-                      <a:ext cx="3938745" cy="3240295"/>
+                      <a:ext cx="4000060" cy="3254988"/>
                     </a:xfrm>
                     <a:prstGeom prst="rect">
                       <a:avLst/>
@@ -16852,24 +17022,75 @@
     <w:p>
       <w:pPr>
         <w:rPr>
+          <w:rFonts w:asciiTheme="minorHAnsi" w:eastAsia="Times New Roman" w:hAnsiTheme="minorHAnsi" w:cs="Times New Roman"/>
+          <w:b/>
+          <w:bCs/>
           <w:color w:val="1B1C1D"/>
-        </w:rPr>
-      </w:pPr>
-    </w:p>
-    <w:p>
-      <w:pPr>
-        <w:rPr>
+          <w:sz w:val="26"/>
+          <w:szCs w:val="26"/>
+          <w:bdr w:val="none" w:sz="0" w:space="0" w:color="auto" w:frame="1"/>
+        </w:rPr>
+      </w:pPr>
+      <w:r>
+        <w:rPr>
+          <w:rFonts w:asciiTheme="minorHAnsi" w:eastAsia="Times New Roman" w:hAnsiTheme="minorHAnsi" w:cs="Times New Roman"/>
+          <w:b/>
+          <w:bCs/>
           <w:color w:val="1B1C1D"/>
-        </w:rPr>
-      </w:pPr>
-      <w:r>
+          <w:sz w:val="26"/>
+          <w:szCs w:val="26"/>
+          <w:bdr w:val="none" w:sz="0" w:space="0" w:color="auto" w:frame="1"/>
+        </w:rPr>
+        <w:t>Conclusão</w:t>
+      </w:r>
+    </w:p>
+    <w:p>
+      <w:pPr>
         <w:rPr>
           <w:color w:val="1B1C1D"/>
-        </w:rPr>
-        <w:t>3. Executar a extração (OCR e Análise IA/Agente).</w:t>
-      </w:r>
-    </w:p>
-    <w:p/>
+          <w:bdr w:val="none" w:sz="0" w:space="0" w:color="auto" w:frame="1"/>
+        </w:rPr>
+      </w:pPr>
+      <w:r>
+        <w:rPr>
+          <w:color w:val="1B1C1D"/>
+          <w:bdr w:val="none" w:sz="0" w:space="0" w:color="auto" w:frame="1"/>
+        </w:rPr>
+        <w:t>Apesar de todos os valores estarem corretos, foram necessários 64 segundos, em vez de 60.</w:t>
+      </w:r>
+    </w:p>
+    <w:p>
+      <w:pPr>
+        <w:rPr>
+          <w:color w:val="1B1C1D"/>
+          <w:bdr w:val="none" w:sz="0" w:space="0" w:color="auto" w:frame="1"/>
+        </w:rPr>
+      </w:pPr>
+      <w:r>
+        <w:rPr>
+          <w:color w:val="1B1C1D"/>
+          <w:bdr w:val="none" w:sz="0" w:space="0" w:color="auto" w:frame="1"/>
+        </w:rPr>
+        <w:t>Tal fato poderia ter sido evitado, se houvesse melhoria na conexão de rede uma vez que está sendo utilizada API remota.</w:t>
+      </w:r>
+    </w:p>
+    <w:p>
+      <w:pPr>
+        <w:rPr>
+          <w:b/>
+          <w:bCs/>
+          <w:color w:val="1B1C1D"/>
+          <w:bdr w:val="none" w:sz="0" w:space="0" w:color="auto" w:frame="1"/>
+        </w:rPr>
+      </w:pPr>
+      <w:r>
+        <w:rPr>
+          <w:color w:val="1B1C1D"/>
+          <w:bdr w:val="none" w:sz="0" w:space="0" w:color="auto" w:frame="1"/>
+        </w:rPr>
+        <w:t xml:space="preserve"> </w:t>
+      </w:r>
+    </w:p>
     <w:p>
       <w:pPr>
         <w:pStyle w:val="Ttulo3"/>
@@ -16936,6 +17157,615 @@
           <w:szCs w:val="26"/>
         </w:rPr>
         <w:t>Verificar a funcionalidade de consulta aos dados carregados na base de dados.</w:t>
+      </w:r>
+    </w:p>
+    <w:tbl>
+      <w:tblPr>
+        <w:tblW w:w="0" w:type="auto"/>
+        <w:tblCellSpacing w:w="15" w:type="dxa"/>
+        <w:tblLayout w:type="fixed"/>
+        <w:tblCellMar>
+          <w:left w:w="0" w:type="dxa"/>
+          <w:right w:w="0" w:type="dxa"/>
+        </w:tblCellMar>
+        <w:tblLook w:val="04A0" w:firstRow="1" w:lastRow="0" w:firstColumn="1" w:lastColumn="0" w:noHBand="0" w:noVBand="1"/>
+      </w:tblPr>
+      <w:tblGrid>
+        <w:gridCol w:w="1504"/>
+        <w:gridCol w:w="3265"/>
+        <w:gridCol w:w="1856"/>
+        <w:gridCol w:w="1863"/>
+      </w:tblGrid>
+      <w:tr>
+        <w:trPr>
+          <w:tblHeader/>
+          <w:tblCellSpacing w:w="15" w:type="dxa"/>
+        </w:trPr>
+        <w:tc>
+          <w:tcPr>
+            <w:tcW w:w="1459" w:type="dxa"/>
+            <w:tcBorders>
+              <w:top w:val="single" w:sz="6" w:space="0" w:color="auto"/>
+              <w:left w:val="single" w:sz="6" w:space="0" w:color="auto"/>
+              <w:bottom w:val="single" w:sz="6" w:space="0" w:color="auto"/>
+              <w:right w:val="single" w:sz="6" w:space="0" w:color="auto"/>
+            </w:tcBorders>
+            <w:tcMar>
+              <w:top w:w="120" w:type="dxa"/>
+              <w:left w:w="180" w:type="dxa"/>
+              <w:bottom w:w="120" w:type="dxa"/>
+              <w:right w:w="180" w:type="dxa"/>
+            </w:tcMar>
+            <w:vAlign w:val="center"/>
+            <w:hideMark/>
+          </w:tcPr>
+          <w:p>
+            <w:pPr>
+              <w:rPr>
+                <w:color w:val="1B1C1D"/>
+              </w:rPr>
+            </w:pPr>
+            <w:r>
+              <w:rPr>
+                <w:rStyle w:val="Forte"/>
+                <w:color w:val="1B1C1D"/>
+                <w:bdr w:val="none" w:sz="0" w:space="0" w:color="auto" w:frame="1"/>
+              </w:rPr>
+              <w:t>Título do Cenário</w:t>
+            </w:r>
+          </w:p>
+        </w:tc>
+        <w:tc>
+          <w:tcPr>
+            <w:tcW w:w="3235" w:type="dxa"/>
+            <w:tcBorders>
+              <w:top w:val="single" w:sz="6" w:space="0" w:color="auto"/>
+              <w:left w:val="single" w:sz="6" w:space="0" w:color="auto"/>
+              <w:bottom w:val="single" w:sz="6" w:space="0" w:color="auto"/>
+              <w:right w:val="single" w:sz="6" w:space="0" w:color="auto"/>
+            </w:tcBorders>
+            <w:tcMar>
+              <w:top w:w="120" w:type="dxa"/>
+              <w:left w:w="180" w:type="dxa"/>
+              <w:bottom w:w="120" w:type="dxa"/>
+              <w:right w:w="180" w:type="dxa"/>
+            </w:tcMar>
+            <w:vAlign w:val="center"/>
+            <w:hideMark/>
+          </w:tcPr>
+          <w:p>
+            <w:pPr>
+              <w:rPr>
+                <w:color w:val="1B1C1D"/>
+              </w:rPr>
+            </w:pPr>
+            <w:r>
+              <w:rPr>
+                <w:rStyle w:val="Forte"/>
+                <w:color w:val="1B1C1D"/>
+                <w:bdr w:val="none" w:sz="0" w:space="0" w:color="auto" w:frame="1"/>
+              </w:rPr>
+              <w:t>Arquivo de Massa de Dados</w:t>
+            </w:r>
+          </w:p>
+        </w:tc>
+        <w:tc>
+          <w:tcPr>
+            <w:tcW w:w="1826" w:type="dxa"/>
+            <w:tcBorders>
+              <w:top w:val="single" w:sz="6" w:space="0" w:color="auto"/>
+              <w:left w:val="single" w:sz="6" w:space="0" w:color="auto"/>
+              <w:bottom w:val="single" w:sz="6" w:space="0" w:color="auto"/>
+              <w:right w:val="single" w:sz="6" w:space="0" w:color="auto"/>
+            </w:tcBorders>
+            <w:tcMar>
+              <w:top w:w="120" w:type="dxa"/>
+              <w:left w:w="180" w:type="dxa"/>
+              <w:bottom w:w="120" w:type="dxa"/>
+              <w:right w:w="180" w:type="dxa"/>
+            </w:tcMar>
+            <w:vAlign w:val="center"/>
+            <w:hideMark/>
+          </w:tcPr>
+          <w:p>
+            <w:pPr>
+              <w:rPr>
+                <w:color w:val="1B1C1D"/>
+              </w:rPr>
+            </w:pPr>
+            <w:r>
+              <w:rPr>
+                <w:rStyle w:val="Forte"/>
+                <w:color w:val="1B1C1D"/>
+                <w:bdr w:val="none" w:sz="0" w:space="0" w:color="auto" w:frame="1"/>
+              </w:rPr>
+              <w:t>Passos para Realização</w:t>
+            </w:r>
+          </w:p>
+        </w:tc>
+        <w:tc>
+          <w:tcPr>
+            <w:tcW w:w="1818" w:type="dxa"/>
+            <w:tcBorders>
+              <w:top w:val="single" w:sz="6" w:space="0" w:color="auto"/>
+              <w:left w:val="single" w:sz="6" w:space="0" w:color="auto"/>
+              <w:bottom w:val="single" w:sz="6" w:space="0" w:color="auto"/>
+              <w:right w:val="single" w:sz="6" w:space="0" w:color="auto"/>
+            </w:tcBorders>
+            <w:tcMar>
+              <w:top w:w="120" w:type="dxa"/>
+              <w:left w:w="180" w:type="dxa"/>
+              <w:bottom w:w="120" w:type="dxa"/>
+              <w:right w:w="180" w:type="dxa"/>
+            </w:tcMar>
+            <w:vAlign w:val="center"/>
+            <w:hideMark/>
+          </w:tcPr>
+          <w:p>
+            <w:pPr>
+              <w:rPr>
+                <w:color w:val="1B1C1D"/>
+              </w:rPr>
+            </w:pPr>
+            <w:r>
+              <w:rPr>
+                <w:rStyle w:val="Forte"/>
+                <w:color w:val="1B1C1D"/>
+                <w:bdr w:val="none" w:sz="0" w:space="0" w:color="auto" w:frame="1"/>
+              </w:rPr>
+              <w:t>Resultado Esperado</w:t>
+            </w:r>
+          </w:p>
+        </w:tc>
+      </w:tr>
+      <w:tr>
+        <w:trPr>
+          <w:tblCellSpacing w:w="15" w:type="dxa"/>
+        </w:trPr>
+        <w:tc>
+          <w:tcPr>
+            <w:tcW w:w="1459" w:type="dxa"/>
+            <w:tcBorders>
+              <w:top w:val="single" w:sz="6" w:space="0" w:color="auto"/>
+              <w:left w:val="single" w:sz="6" w:space="0" w:color="auto"/>
+              <w:bottom w:val="single" w:sz="6" w:space="0" w:color="auto"/>
+              <w:right w:val="single" w:sz="6" w:space="0" w:color="auto"/>
+            </w:tcBorders>
+            <w:tcMar>
+              <w:top w:w="120" w:type="dxa"/>
+              <w:left w:w="180" w:type="dxa"/>
+              <w:bottom w:w="120" w:type="dxa"/>
+              <w:right w:w="180" w:type="dxa"/>
+            </w:tcMar>
+            <w:vAlign w:val="center"/>
+            <w:hideMark/>
+          </w:tcPr>
+          <w:p>
+            <w:pPr>
+              <w:rPr>
+                <w:color w:val="1B1C1D"/>
+              </w:rPr>
+            </w:pPr>
+            <w:r>
+              <w:rPr>
+                <w:b/>
+                <w:bCs/>
+                <w:color w:val="1B1C1D"/>
+                <w:bdr w:val="none" w:sz="0" w:space="0" w:color="auto" w:frame="1"/>
+              </w:rPr>
+              <w:t>Consulta 3.1: Valor Total por Emitente</w:t>
+            </w:r>
+          </w:p>
+        </w:tc>
+        <w:tc>
+          <w:tcPr>
+            <w:tcW w:w="3235" w:type="dxa"/>
+            <w:tcBorders>
+              <w:top w:val="single" w:sz="6" w:space="0" w:color="auto"/>
+              <w:left w:val="single" w:sz="6" w:space="0" w:color="auto"/>
+              <w:bottom w:val="single" w:sz="6" w:space="0" w:color="auto"/>
+              <w:right w:val="single" w:sz="6" w:space="0" w:color="auto"/>
+            </w:tcBorders>
+            <w:tcMar>
+              <w:top w:w="120" w:type="dxa"/>
+              <w:left w:w="180" w:type="dxa"/>
+              <w:bottom w:w="120" w:type="dxa"/>
+              <w:right w:w="180" w:type="dxa"/>
+            </w:tcMar>
+            <w:vAlign w:val="center"/>
+            <w:hideMark/>
+          </w:tcPr>
+          <w:p>
+            <w:pPr>
+              <w:rPr>
+                <w:color w:val="1B1C1D"/>
+              </w:rPr>
+            </w:pPr>
+            <w:r>
+              <w:rPr>
+                <w:rStyle w:val="CdigoHTML"/>
+                <w:rFonts w:eastAsiaTheme="majorEastAsia"/>
+                <w:color w:val="444746"/>
+                <w:bdr w:val="none" w:sz="0" w:space="0" w:color="auto" w:frame="1"/>
+              </w:rPr>
+              <w:t>202401_NFs_Cabecalho.csv</w:t>
+            </w:r>
+          </w:p>
+        </w:tc>
+        <w:tc>
+          <w:tcPr>
+            <w:tcW w:w="1826" w:type="dxa"/>
+            <w:tcBorders>
+              <w:top w:val="single" w:sz="6" w:space="0" w:color="auto"/>
+              <w:left w:val="single" w:sz="6" w:space="0" w:color="auto"/>
+              <w:bottom w:val="single" w:sz="6" w:space="0" w:color="auto"/>
+              <w:right w:val="single" w:sz="6" w:space="0" w:color="auto"/>
+            </w:tcBorders>
+            <w:tcMar>
+              <w:top w:w="120" w:type="dxa"/>
+              <w:left w:w="180" w:type="dxa"/>
+              <w:bottom w:w="120" w:type="dxa"/>
+              <w:right w:w="180" w:type="dxa"/>
+            </w:tcMar>
+            <w:vAlign w:val="center"/>
+            <w:hideMark/>
+          </w:tcPr>
+          <w:p>
+            <w:pPr>
+              <w:rPr>
+                <w:color w:val="1B1C1D"/>
+              </w:rPr>
+            </w:pPr>
+            <w:r>
+              <w:rPr>
+                <w:color w:val="1B1C1D"/>
+              </w:rPr>
+              <w:t>1. Assegurar que os dados de cabeçalho estão carregados na base de dados (</w:t>
+            </w:r>
+            <w:proofErr w:type="spellStart"/>
+            <w:r>
+              <w:rPr>
+                <w:rStyle w:val="CdigoHTML"/>
+                <w:rFonts w:eastAsiaTheme="majorEastAsia"/>
+                <w:color w:val="444746"/>
+                <w:bdr w:val="none" w:sz="0" w:space="0" w:color="auto" w:frame="1"/>
+              </w:rPr>
+              <w:t>nfs_data.db</w:t>
+            </w:r>
+            <w:proofErr w:type="spellEnd"/>
+            <w:r>
+              <w:rPr>
+                <w:color w:val="1B1C1D"/>
+              </w:rPr>
+              <w:t>)</w:t>
+            </w:r>
+          </w:p>
+          <w:p>
+            <w:pPr>
+              <w:rPr>
+                <w:color w:val="1B1C1D"/>
+              </w:rPr>
+            </w:pPr>
+            <w:r>
+              <w:rPr>
+                <w:color w:val="1B1C1D"/>
+              </w:rPr>
+              <w:t xml:space="preserve">2. </w:t>
+            </w:r>
+            <w:r>
+              <w:rPr>
+                <w:b/>
+                <w:bCs/>
+                <w:color w:val="1B1C1D"/>
+                <w:bdr w:val="none" w:sz="0" w:space="0" w:color="auto" w:frame="1"/>
+              </w:rPr>
+              <w:t>Pergunta:</w:t>
+            </w:r>
+            <w:r>
+              <w:rPr>
+                <w:color w:val="1B1C1D"/>
+              </w:rPr>
+              <w:t xml:space="preserve"> "Qual o valor total de notas emitidas pela </w:t>
+            </w:r>
+            <w:r>
+              <w:rPr>
+                <w:b/>
+                <w:bCs/>
+                <w:color w:val="1B1C1D"/>
+                <w:bdr w:val="none" w:sz="0" w:space="0" w:color="auto" w:frame="1"/>
+              </w:rPr>
+              <w:t>COMPANHIA BRASILEIRA DE EDUC. E SIST. DE ENS. S.A - PR OP</w:t>
+            </w:r>
+            <w:r>
+              <w:rPr>
+                <w:color w:val="1B1C1D"/>
+              </w:rPr>
+              <w:t>?"</w:t>
+            </w:r>
+          </w:p>
+        </w:tc>
+        <w:tc>
+          <w:tcPr>
+            <w:tcW w:w="1818" w:type="dxa"/>
+            <w:tcBorders>
+              <w:top w:val="single" w:sz="6" w:space="0" w:color="auto"/>
+              <w:left w:val="single" w:sz="6" w:space="0" w:color="auto"/>
+              <w:bottom w:val="single" w:sz="6" w:space="0" w:color="auto"/>
+              <w:right w:val="single" w:sz="6" w:space="0" w:color="auto"/>
+            </w:tcBorders>
+            <w:tcMar>
+              <w:top w:w="120" w:type="dxa"/>
+              <w:left w:w="180" w:type="dxa"/>
+              <w:bottom w:w="120" w:type="dxa"/>
+              <w:right w:w="180" w:type="dxa"/>
+            </w:tcMar>
+            <w:vAlign w:val="center"/>
+            <w:hideMark/>
+          </w:tcPr>
+          <w:p>
+            <w:pPr>
+              <w:rPr>
+                <w:color w:val="1B1C1D"/>
+              </w:rPr>
+            </w:pPr>
+            <w:r>
+              <w:rPr>
+                <w:color w:val="1B1C1D"/>
+              </w:rPr>
+              <w:t xml:space="preserve">O agente deve gerar e executar a consulta SQL apropriada e retornar o somatório correto da coluna </w:t>
+            </w:r>
+            <w:r>
+              <w:rPr>
+                <w:b/>
+                <w:bCs/>
+                <w:color w:val="1B1C1D"/>
+                <w:bdr w:val="none" w:sz="0" w:space="0" w:color="auto" w:frame="1"/>
+              </w:rPr>
+              <w:t>VALOR NOTA FISCAL</w:t>
+            </w:r>
+            <w:r>
+              <w:rPr>
+                <w:color w:val="1B1C1D"/>
+              </w:rPr>
+              <w:t xml:space="preserve"> para o emitente.</w:t>
+            </w:r>
+          </w:p>
+        </w:tc>
+      </w:tr>
+      <w:tr>
+        <w:trPr>
+          <w:tblCellSpacing w:w="15" w:type="dxa"/>
+        </w:trPr>
+        <w:tc>
+          <w:tcPr>
+            <w:tcW w:w="1459" w:type="dxa"/>
+            <w:tcBorders>
+              <w:top w:val="single" w:sz="6" w:space="0" w:color="auto"/>
+              <w:left w:val="single" w:sz="6" w:space="0" w:color="auto"/>
+              <w:bottom w:val="single" w:sz="6" w:space="0" w:color="auto"/>
+              <w:right w:val="single" w:sz="6" w:space="0" w:color="auto"/>
+            </w:tcBorders>
+            <w:tcMar>
+              <w:top w:w="120" w:type="dxa"/>
+              <w:left w:w="180" w:type="dxa"/>
+              <w:bottom w:w="120" w:type="dxa"/>
+              <w:right w:w="180" w:type="dxa"/>
+            </w:tcMar>
+            <w:vAlign w:val="center"/>
+            <w:hideMark/>
+          </w:tcPr>
+          <w:p>
+            <w:pPr>
+              <w:rPr>
+                <w:color w:val="1B1C1D"/>
+              </w:rPr>
+            </w:pPr>
+            <w:r>
+              <w:rPr>
+                <w:b/>
+                <w:bCs/>
+                <w:color w:val="1B1C1D"/>
+                <w:bdr w:val="none" w:sz="0" w:space="0" w:color="auto" w:frame="1"/>
+              </w:rPr>
+              <w:t>Consulta 3.2: Quantidade de Itens</w:t>
+            </w:r>
+          </w:p>
+        </w:tc>
+        <w:tc>
+          <w:tcPr>
+            <w:tcW w:w="3235" w:type="dxa"/>
+            <w:tcBorders>
+              <w:top w:val="single" w:sz="6" w:space="0" w:color="auto"/>
+              <w:left w:val="single" w:sz="6" w:space="0" w:color="auto"/>
+              <w:bottom w:val="single" w:sz="6" w:space="0" w:color="auto"/>
+              <w:right w:val="single" w:sz="6" w:space="0" w:color="auto"/>
+            </w:tcBorders>
+            <w:tcMar>
+              <w:top w:w="120" w:type="dxa"/>
+              <w:left w:w="180" w:type="dxa"/>
+              <w:bottom w:w="120" w:type="dxa"/>
+              <w:right w:w="180" w:type="dxa"/>
+            </w:tcMar>
+            <w:vAlign w:val="center"/>
+            <w:hideMark/>
+          </w:tcPr>
+          <w:p>
+            <w:pPr>
+              <w:rPr>
+                <w:color w:val="1B1C1D"/>
+              </w:rPr>
+            </w:pPr>
+            <w:r>
+              <w:rPr>
+                <w:rStyle w:val="CdigoHTML"/>
+                <w:rFonts w:eastAsiaTheme="majorEastAsia"/>
+                <w:color w:val="444746"/>
+                <w:bdr w:val="none" w:sz="0" w:space="0" w:color="auto" w:frame="1"/>
+              </w:rPr>
+              <w:t>202401_NFs_Itens.csv</w:t>
+            </w:r>
+          </w:p>
+        </w:tc>
+        <w:tc>
+          <w:tcPr>
+            <w:tcW w:w="1826" w:type="dxa"/>
+            <w:tcBorders>
+              <w:top w:val="single" w:sz="6" w:space="0" w:color="auto"/>
+              <w:left w:val="single" w:sz="6" w:space="0" w:color="auto"/>
+              <w:bottom w:val="single" w:sz="6" w:space="0" w:color="auto"/>
+              <w:right w:val="single" w:sz="6" w:space="0" w:color="auto"/>
+            </w:tcBorders>
+            <w:tcMar>
+              <w:top w:w="120" w:type="dxa"/>
+              <w:left w:w="180" w:type="dxa"/>
+              <w:bottom w:w="120" w:type="dxa"/>
+              <w:right w:w="180" w:type="dxa"/>
+            </w:tcMar>
+            <w:vAlign w:val="center"/>
+            <w:hideMark/>
+          </w:tcPr>
+          <w:p>
+            <w:pPr>
+              <w:rPr>
+                <w:color w:val="1B1C1D"/>
+              </w:rPr>
+            </w:pPr>
+            <w:r>
+              <w:rPr>
+                <w:color w:val="1B1C1D"/>
+              </w:rPr>
+              <w:t xml:space="preserve">1. Assegurar que os dados de itens estão carregados na base de dados. 2. </w:t>
+            </w:r>
+            <w:r>
+              <w:rPr>
+                <w:b/>
+                <w:bCs/>
+                <w:color w:val="1B1C1D"/>
+                <w:bdr w:val="none" w:sz="0" w:space="0" w:color="auto" w:frame="1"/>
+              </w:rPr>
+              <w:t>Pergunta:</w:t>
+            </w:r>
+            <w:r>
+              <w:rPr>
+                <w:color w:val="1B1C1D"/>
+              </w:rPr>
+              <w:t xml:space="preserve"> "Qual a quantidade total de itens de </w:t>
+            </w:r>
+            <w:r>
+              <w:rPr>
+                <w:b/>
+                <w:bCs/>
+                <w:color w:val="1B1C1D"/>
+                <w:bdr w:val="none" w:sz="0" w:space="0" w:color="auto" w:frame="1"/>
+              </w:rPr>
+              <w:t>Sabão em pó</w:t>
+            </w:r>
+            <w:r>
+              <w:rPr>
+                <w:color w:val="1B1C1D"/>
+              </w:rPr>
+              <w:t xml:space="preserve"> vendidos?"</w:t>
+            </w:r>
+          </w:p>
+        </w:tc>
+        <w:tc>
+          <w:tcPr>
+            <w:tcW w:w="1818" w:type="dxa"/>
+            <w:tcBorders>
+              <w:top w:val="single" w:sz="6" w:space="0" w:color="auto"/>
+              <w:left w:val="single" w:sz="6" w:space="0" w:color="auto"/>
+              <w:bottom w:val="single" w:sz="6" w:space="0" w:color="auto"/>
+              <w:right w:val="single" w:sz="6" w:space="0" w:color="auto"/>
+            </w:tcBorders>
+            <w:tcMar>
+              <w:top w:w="120" w:type="dxa"/>
+              <w:left w:w="180" w:type="dxa"/>
+              <w:bottom w:w="120" w:type="dxa"/>
+              <w:right w:w="180" w:type="dxa"/>
+            </w:tcMar>
+            <w:vAlign w:val="center"/>
+            <w:hideMark/>
+          </w:tcPr>
+          <w:p>
+            <w:pPr>
+              <w:rPr>
+                <w:color w:val="1B1C1D"/>
+              </w:rPr>
+            </w:pPr>
+            <w:r>
+              <w:rPr>
+                <w:color w:val="1B1C1D"/>
+              </w:rPr>
+              <w:t xml:space="preserve">O agente deve gerar e executar a consulta SQL apropriada e retornar o somatório correto da coluna </w:t>
+            </w:r>
+            <w:r>
+              <w:rPr>
+                <w:b/>
+                <w:bCs/>
+                <w:color w:val="1B1C1D"/>
+                <w:bdr w:val="none" w:sz="0" w:space="0" w:color="auto" w:frame="1"/>
+              </w:rPr>
+              <w:t>QUANTIDADE</w:t>
+            </w:r>
+            <w:r>
+              <w:rPr>
+                <w:color w:val="1B1C1D"/>
+              </w:rPr>
+              <w:t xml:space="preserve"> para o produto/serviço "Sabão em pó".</w:t>
+            </w:r>
+          </w:p>
+        </w:tc>
+      </w:tr>
+    </w:tbl>
+    <w:p>
+      <w:pPr>
+        <w:pStyle w:val="Ttulo4"/>
+        <w:spacing w:after="120"/>
+        <w:rPr>
+          <w:color w:val="1B1C1D"/>
+        </w:rPr>
+      </w:pPr>
+      <w:r>
+        <w:rPr>
+          <w:color w:val="1B1C1D"/>
+        </w:rPr>
+        <w:t>3.4. Testes de Validação e Limites</w:t>
+      </w:r>
+    </w:p>
+    <w:p>
+      <w:pPr>
+        <w:pStyle w:val="NormalWeb"/>
+        <w:spacing w:after="0" w:afterAutospacing="0"/>
+        <w:rPr>
+          <w:color w:val="1B1C1D"/>
+        </w:rPr>
+      </w:pPr>
+      <w:r>
+        <w:rPr>
+          <w:b/>
+          <w:bCs/>
+          <w:color w:val="1B1C1D"/>
+          <w:bdr w:val="none" w:sz="0" w:space="0" w:color="auto" w:frame="1"/>
+        </w:rPr>
+        <w:t>Objetivo:</w:t>
+      </w:r>
+      <w:r>
+        <w:rPr>
+          <w:color w:val="1B1C1D"/>
+        </w:rPr>
+        <w:t xml:space="preserve"> Testar a</w:t>
+      </w:r>
+      <w:r>
+        <w:rPr>
+          <w:color w:val="1B1C1D"/>
+        </w:rPr>
+        <w:t>s</w:t>
+      </w:r>
+      <w:r>
+        <w:rPr>
+          <w:color w:val="1B1C1D"/>
+        </w:rPr>
+        <w:t xml:space="preserve"> métricas de falsos positivos e tempo sob condições diversas.</w:t>
       </w:r>
     </w:p>
     <w:tbl>
@@ -16949,10 +17779,10 @@
         <w:tblLook w:val="04A0" w:firstRow="1" w:lastRow="0" w:firstColumn="1" w:lastColumn="0" w:noHBand="0" w:noVBand="1"/>
       </w:tblPr>
       <w:tblGrid>
-        <w:gridCol w:w="1495"/>
-        <w:gridCol w:w="3242"/>
-        <w:gridCol w:w="1899"/>
-        <w:gridCol w:w="1852"/>
+        <w:gridCol w:w="2215"/>
+        <w:gridCol w:w="1733"/>
+        <w:gridCol w:w="2233"/>
+        <w:gridCol w:w="2307"/>
       </w:tblGrid>
       <w:tr>
         <w:trPr>
@@ -16989,6 +17819,7 @@
                 <w:color w:val="1B1C1D"/>
                 <w:bdr w:val="none" w:sz="0" w:space="0" w:color="auto" w:frame="1"/>
               </w:rPr>
+              <w:lastRenderedPageBreak/>
               <w:t>Título do Cenário</w:t>
             </w:r>
           </w:p>
@@ -17131,7 +17962,7 @@
                 <w:color w:val="1B1C1D"/>
                 <w:bdr w:val="none" w:sz="0" w:space="0" w:color="auto" w:frame="1"/>
               </w:rPr>
-              <w:t>Consulta 3.1: Valor Total por Emitente</w:t>
+              <w:t>Validação 4.1: Arquivo Incompatível</w:t>
             </w:r>
           </w:p>
         </w:tc>
@@ -17166,7 +17997,7 @@
                 <w:color w:val="444746"/>
                 <w:bdr w:val="none" w:sz="0" w:space="0" w:color="auto" w:frame="1"/>
               </w:rPr>
-              <w:t>202401_NFs_Cabecalho.csv</w:t>
+              <w:t>Recibo Táxi Aéreo.jpg</w:t>
             </w:r>
           </w:p>
         </w:tc>
@@ -17198,24 +18029,7 @@
               <w:rPr>
                 <w:color w:val="1B1C1D"/>
               </w:rPr>
-              <w:t>1. Assegurar que os dados de cabeçalho estão carregados na base de dados (</w:t>
-            </w:r>
-            <w:proofErr w:type="spellStart"/>
-            <w:r>
-              <w:rPr>
-                <w:rStyle w:val="CdigoHTML"/>
-                <w:rFonts w:eastAsiaTheme="majorEastAsia"/>
-                <w:color w:val="444746"/>
-                <w:bdr w:val="none" w:sz="0" w:space="0" w:color="auto" w:frame="1"/>
-              </w:rPr>
-              <w:t>nfs_data.db</w:t>
-            </w:r>
-            <w:proofErr w:type="spellEnd"/>
-            <w:r>
-              <w:rPr>
-                <w:color w:val="1B1C1D"/>
-              </w:rPr>
-              <w:t xml:space="preserve">). 2. </w:t>
+              <w:t xml:space="preserve">1. Carregar um arquivo que não é um documento fiscal típico. 2. </w:t>
             </w:r>
             <w:r>
               <w:rPr>
@@ -17230,32 +18044,7 @@
               <w:rPr>
                 <w:color w:val="1B1C1D"/>
               </w:rPr>
-              <w:t xml:space="preserve"> "Qual o valor total de notas emitidas pela </w:t>
-            </w:r>
-            <w:r>
-              <w:rPr>
-                <w:b/>
-                <w:bCs/>
-                <w:color w:val="1B1C1D"/>
-                <w:bdr w:val="none" w:sz="0" w:space="0" w:color="auto" w:frame="1"/>
-              </w:rPr>
-              <w:t xml:space="preserve">COMPANHIA BRASILEIRA DE EDUC. E SIST. </w:t>
-            </w:r>
-            <w:r>
-              <w:rPr>
-                <w:b/>
-                <w:bCs/>
-                <w:color w:val="1B1C1D"/>
-                <w:bdr w:val="none" w:sz="0" w:space="0" w:color="auto" w:frame="1"/>
-              </w:rPr>
-              <w:lastRenderedPageBreak/>
-              <w:t>DE ENS. S.A - PR OP</w:t>
-            </w:r>
-            <w:r>
-              <w:rPr>
-                <w:color w:val="1B1C1D"/>
-              </w:rPr>
-              <w:t>?"</w:t>
+              <w:t xml:space="preserve"> "Quais são os valores de ICMS e Chave de Acesso deste documento?" 3. Executar a extração.</w:t>
             </w:r>
           </w:p>
         </w:tc>
@@ -17287,8 +18076,7 @@
               <w:rPr>
                 <w:color w:val="1B1C1D"/>
               </w:rPr>
-              <w:lastRenderedPageBreak/>
-              <w:t xml:space="preserve">O agente deve gerar e executar a consulta SQL apropriada e retornar o somatório correto da coluna </w:t>
+              <w:t xml:space="preserve">O sistema deve extrair poucos ou nenhum dado relevante, e o relatório deve ter uma taxa de </w:t>
             </w:r>
             <w:r>
               <w:rPr>
@@ -17297,13 +18085,23 @@
                 <w:color w:val="1B1C1D"/>
                 <w:bdr w:val="none" w:sz="0" w:space="0" w:color="auto" w:frame="1"/>
               </w:rPr>
-              <w:t>VALOR NOTA FISCAL</w:t>
-            </w:r>
-            <w:r>
-              <w:rPr>
+              <w:t xml:space="preserve">Falsos Positivos </w:t>
+            </w:r>
+            <w:r>
+              <w:rPr>
+                <w:rStyle w:val="math-inline"/>
+                <w:b/>
+                <w:bCs/>
                 <w:color w:val="1B1C1D"/>
-              </w:rPr>
-              <w:t xml:space="preserve"> para o emitente.</w:t>
+                <w:bdr w:val="none" w:sz="0" w:space="0" w:color="auto" w:frame="1"/>
+              </w:rPr>
+              <w:t>$&lt; 3\%$</w:t>
+            </w:r>
+            <w:r>
+              <w:rPr>
+                <w:color w:val="1B1C1D"/>
+              </w:rPr>
+              <w:t xml:space="preserve"> (não deve inventar Chave de Acesso/ICMS).</w:t>
             </w:r>
           </w:p>
         </w:tc>
@@ -17343,7 +18141,25 @@
                 <w:color w:val="1B1C1D"/>
                 <w:bdr w:val="none" w:sz="0" w:space="0" w:color="auto" w:frame="1"/>
               </w:rPr>
-              <w:t>Consulta 3.2: Quantidade de Itens</w:t>
+              <w:t>Validação 4.</w:t>
+            </w:r>
+            <w:r>
+              <w:rPr>
+                <w:b/>
+                <w:bCs/>
+                <w:color w:val="1B1C1D"/>
+                <w:bdr w:val="none" w:sz="0" w:space="0" w:color="auto" w:frame="1"/>
+              </w:rPr>
+              <w:t>2</w:t>
+            </w:r>
+            <w:r>
+              <w:rPr>
+                <w:b/>
+                <w:bCs/>
+                <w:color w:val="1B1C1D"/>
+                <w:bdr w:val="none" w:sz="0" w:space="0" w:color="auto" w:frame="1"/>
+              </w:rPr>
+              <w:t>: Arquivo Corrompido/Vazio</w:t>
             </w:r>
           </w:p>
         </w:tc>
@@ -17373,12 +18189,9 @@
             </w:pPr>
             <w:r>
               <w:rPr>
-                <w:rStyle w:val="CdigoHTML"/>
-                <w:rFonts w:eastAsiaTheme="majorEastAsia"/>
-                <w:color w:val="444746"/>
-                <w:bdr w:val="none" w:sz="0" w:space="0" w:color="auto" w:frame="1"/>
-              </w:rPr>
-              <w:t>202401_NFs_Itens.csv</w:t>
+                <w:color w:val="1B1C1D"/>
+              </w:rPr>
+              <w:t>Arquivo de imagem/XML vazio (simulação)</w:t>
             </w:r>
           </w:p>
         </w:tc>
@@ -17410,7 +18223,7 @@
               <w:rPr>
                 <w:color w:val="1B1C1D"/>
               </w:rPr>
-              <w:t xml:space="preserve">1. Assegurar que os dados de itens estão carregados na base de dados. 2. </w:t>
+              <w:t xml:space="preserve">1. Carregar um arquivo vazio ou ilegível. 2. </w:t>
             </w:r>
             <w:r>
               <w:rPr>
@@ -17425,22 +18238,7 @@
               <w:rPr>
                 <w:color w:val="1B1C1D"/>
               </w:rPr>
-              <w:t xml:space="preserve"> "Qual a quantidade total de itens de </w:t>
-            </w:r>
-            <w:r>
-              <w:rPr>
-                <w:b/>
-                <w:bCs/>
-                <w:color w:val="1B1C1D"/>
-                <w:bdr w:val="none" w:sz="0" w:space="0" w:color="auto" w:frame="1"/>
-              </w:rPr>
-              <w:t>Sabão em pó</w:t>
-            </w:r>
-            <w:r>
-              <w:rPr>
-                <w:color w:val="1B1C1D"/>
-              </w:rPr>
-              <w:t xml:space="preserve"> vendidos?"</w:t>
+              <w:t xml:space="preserve"> "Quais dados fiscais você consegue extrair?" 3. Executar a extração.</w:t>
             </w:r>
           </w:p>
         </w:tc>
@@ -17472,755 +18270,6 @@
               <w:rPr>
                 <w:color w:val="1B1C1D"/>
               </w:rPr>
-              <w:t xml:space="preserve">O agente deve gerar e executar a consulta SQL apropriada e retornar o somatório correto da coluna </w:t>
-            </w:r>
-            <w:r>
-              <w:rPr>
-                <w:b/>
-                <w:bCs/>
-                <w:color w:val="1B1C1D"/>
-                <w:bdr w:val="none" w:sz="0" w:space="0" w:color="auto" w:frame="1"/>
-              </w:rPr>
-              <w:t>QUANTIDADE</w:t>
-            </w:r>
-            <w:r>
-              <w:rPr>
-                <w:color w:val="1B1C1D"/>
-              </w:rPr>
-              <w:t xml:space="preserve"> para o produto/serviço "Sabão em pó".</w:t>
-            </w:r>
-          </w:p>
-        </w:tc>
-      </w:tr>
-    </w:tbl>
-    <w:p>
-      <w:pPr>
-        <w:pStyle w:val="Ttulo4"/>
-        <w:spacing w:after="120"/>
-        <w:rPr>
-          <w:color w:val="1B1C1D"/>
-        </w:rPr>
-      </w:pPr>
-      <w:r>
-        <w:rPr>
-          <w:color w:val="1B1C1D"/>
-        </w:rPr>
-        <w:t>3.4. Testes de Validação e Limites</w:t>
-      </w:r>
-    </w:p>
-    <w:p>
-      <w:pPr>
-        <w:pStyle w:val="NormalWeb"/>
-        <w:spacing w:after="0" w:afterAutospacing="0"/>
-        <w:rPr>
-          <w:color w:val="1B1C1D"/>
-        </w:rPr>
-      </w:pPr>
-      <w:r>
-        <w:rPr>
-          <w:b/>
-          <w:bCs/>
-          <w:color w:val="1B1C1D"/>
-          <w:bdr w:val="none" w:sz="0" w:space="0" w:color="auto" w:frame="1"/>
-        </w:rPr>
-        <w:t>Objetivo:</w:t>
-      </w:r>
-      <w:r>
-        <w:rPr>
-          <w:color w:val="1B1C1D"/>
-        </w:rPr>
-        <w:t xml:space="preserve"> Testar a robustez do sistema e as métricas de falsos positivos e tempo sob condições diversas.</w:t>
-      </w:r>
-    </w:p>
-    <w:tbl>
-      <w:tblPr>
-        <w:tblW w:w="0" w:type="auto"/>
-        <w:tblCellSpacing w:w="15" w:type="dxa"/>
-        <w:tblCellMar>
-          <w:left w:w="0" w:type="dxa"/>
-          <w:right w:w="0" w:type="dxa"/>
-        </w:tblCellMar>
-        <w:tblLook w:val="04A0" w:firstRow="1" w:lastRow="0" w:firstColumn="1" w:lastColumn="0" w:noHBand="0" w:noVBand="1"/>
-      </w:tblPr>
-      <w:tblGrid>
-        <w:gridCol w:w="2191"/>
-        <w:gridCol w:w="1716"/>
-        <w:gridCol w:w="2432"/>
-        <w:gridCol w:w="2149"/>
-      </w:tblGrid>
-      <w:tr>
-        <w:trPr>
-          <w:tblHeader/>
-          <w:tblCellSpacing w:w="15" w:type="dxa"/>
-        </w:trPr>
-        <w:tc>
-          <w:tcPr>
-            <w:tcW w:w="0" w:type="auto"/>
-            <w:tcBorders>
-              <w:top w:val="single" w:sz="6" w:space="0" w:color="auto"/>
-              <w:left w:val="single" w:sz="6" w:space="0" w:color="auto"/>
-              <w:bottom w:val="single" w:sz="6" w:space="0" w:color="auto"/>
-              <w:right w:val="single" w:sz="6" w:space="0" w:color="auto"/>
-            </w:tcBorders>
-            <w:tcMar>
-              <w:top w:w="120" w:type="dxa"/>
-              <w:left w:w="180" w:type="dxa"/>
-              <w:bottom w:w="120" w:type="dxa"/>
-              <w:right w:w="180" w:type="dxa"/>
-            </w:tcMar>
-            <w:vAlign w:val="center"/>
-            <w:hideMark/>
-          </w:tcPr>
-          <w:p>
-            <w:pPr>
-              <w:rPr>
-                <w:color w:val="1B1C1D"/>
-              </w:rPr>
-            </w:pPr>
-            <w:r>
-              <w:rPr>
-                <w:rStyle w:val="Forte"/>
-                <w:color w:val="1B1C1D"/>
-                <w:bdr w:val="none" w:sz="0" w:space="0" w:color="auto" w:frame="1"/>
-              </w:rPr>
-              <w:t>Título do Cenário</w:t>
-            </w:r>
-          </w:p>
-        </w:tc>
-        <w:tc>
-          <w:tcPr>
-            <w:tcW w:w="0" w:type="auto"/>
-            <w:tcBorders>
-              <w:top w:val="single" w:sz="6" w:space="0" w:color="auto"/>
-              <w:left w:val="single" w:sz="6" w:space="0" w:color="auto"/>
-              <w:bottom w:val="single" w:sz="6" w:space="0" w:color="auto"/>
-              <w:right w:val="single" w:sz="6" w:space="0" w:color="auto"/>
-            </w:tcBorders>
-            <w:tcMar>
-              <w:top w:w="120" w:type="dxa"/>
-              <w:left w:w="180" w:type="dxa"/>
-              <w:bottom w:w="120" w:type="dxa"/>
-              <w:right w:w="180" w:type="dxa"/>
-            </w:tcMar>
-            <w:vAlign w:val="center"/>
-            <w:hideMark/>
-          </w:tcPr>
-          <w:p>
-            <w:pPr>
-              <w:rPr>
-                <w:color w:val="1B1C1D"/>
-              </w:rPr>
-            </w:pPr>
-            <w:r>
-              <w:rPr>
-                <w:rStyle w:val="Forte"/>
-                <w:color w:val="1B1C1D"/>
-                <w:bdr w:val="none" w:sz="0" w:space="0" w:color="auto" w:frame="1"/>
-              </w:rPr>
-              <w:t>Arquivo de Massa de Dados</w:t>
-            </w:r>
-          </w:p>
-        </w:tc>
-        <w:tc>
-          <w:tcPr>
-            <w:tcW w:w="0" w:type="auto"/>
-            <w:tcBorders>
-              <w:top w:val="single" w:sz="6" w:space="0" w:color="auto"/>
-              <w:left w:val="single" w:sz="6" w:space="0" w:color="auto"/>
-              <w:bottom w:val="single" w:sz="6" w:space="0" w:color="auto"/>
-              <w:right w:val="single" w:sz="6" w:space="0" w:color="auto"/>
-            </w:tcBorders>
-            <w:tcMar>
-              <w:top w:w="120" w:type="dxa"/>
-              <w:left w:w="180" w:type="dxa"/>
-              <w:bottom w:w="120" w:type="dxa"/>
-              <w:right w:w="180" w:type="dxa"/>
-            </w:tcMar>
-            <w:vAlign w:val="center"/>
-            <w:hideMark/>
-          </w:tcPr>
-          <w:p>
-            <w:pPr>
-              <w:rPr>
-                <w:color w:val="1B1C1D"/>
-              </w:rPr>
-            </w:pPr>
-            <w:r>
-              <w:rPr>
-                <w:rStyle w:val="Forte"/>
-                <w:color w:val="1B1C1D"/>
-                <w:bdr w:val="none" w:sz="0" w:space="0" w:color="auto" w:frame="1"/>
-              </w:rPr>
-              <w:t>Passos para Realização</w:t>
-            </w:r>
-          </w:p>
-        </w:tc>
-        <w:tc>
-          <w:tcPr>
-            <w:tcW w:w="0" w:type="auto"/>
-            <w:tcBorders>
-              <w:top w:val="single" w:sz="6" w:space="0" w:color="auto"/>
-              <w:left w:val="single" w:sz="6" w:space="0" w:color="auto"/>
-              <w:bottom w:val="single" w:sz="6" w:space="0" w:color="auto"/>
-              <w:right w:val="single" w:sz="6" w:space="0" w:color="auto"/>
-            </w:tcBorders>
-            <w:tcMar>
-              <w:top w:w="120" w:type="dxa"/>
-              <w:left w:w="180" w:type="dxa"/>
-              <w:bottom w:w="120" w:type="dxa"/>
-              <w:right w:w="180" w:type="dxa"/>
-            </w:tcMar>
-            <w:vAlign w:val="center"/>
-            <w:hideMark/>
-          </w:tcPr>
-          <w:p>
-            <w:pPr>
-              <w:rPr>
-                <w:color w:val="1B1C1D"/>
-              </w:rPr>
-            </w:pPr>
-            <w:r>
-              <w:rPr>
-                <w:rStyle w:val="Forte"/>
-                <w:color w:val="1B1C1D"/>
-                <w:bdr w:val="none" w:sz="0" w:space="0" w:color="auto" w:frame="1"/>
-              </w:rPr>
-              <w:t>Resultado Esperado</w:t>
-            </w:r>
-          </w:p>
-        </w:tc>
-      </w:tr>
-      <w:tr>
-        <w:trPr>
-          <w:tblCellSpacing w:w="15" w:type="dxa"/>
-        </w:trPr>
-        <w:tc>
-          <w:tcPr>
-            <w:tcW w:w="0" w:type="auto"/>
-            <w:tcBorders>
-              <w:top w:val="single" w:sz="6" w:space="0" w:color="auto"/>
-              <w:left w:val="single" w:sz="6" w:space="0" w:color="auto"/>
-              <w:bottom w:val="single" w:sz="6" w:space="0" w:color="auto"/>
-              <w:right w:val="single" w:sz="6" w:space="0" w:color="auto"/>
-            </w:tcBorders>
-            <w:tcMar>
-              <w:top w:w="120" w:type="dxa"/>
-              <w:left w:w="180" w:type="dxa"/>
-              <w:bottom w:w="120" w:type="dxa"/>
-              <w:right w:w="180" w:type="dxa"/>
-            </w:tcMar>
-            <w:vAlign w:val="center"/>
-            <w:hideMark/>
-          </w:tcPr>
-          <w:p>
-            <w:pPr>
-              <w:rPr>
-                <w:color w:val="1B1C1D"/>
-              </w:rPr>
-            </w:pPr>
-            <w:r>
-              <w:rPr>
-                <w:b/>
-                <w:bCs/>
-                <w:color w:val="1B1C1D"/>
-                <w:bdr w:val="none" w:sz="0" w:space="0" w:color="auto" w:frame="1"/>
-              </w:rPr>
-              <w:t>Validação 4.1: Arquivo Incompatível</w:t>
-            </w:r>
-          </w:p>
-        </w:tc>
-        <w:tc>
-          <w:tcPr>
-            <w:tcW w:w="0" w:type="auto"/>
-            <w:tcBorders>
-              <w:top w:val="single" w:sz="6" w:space="0" w:color="auto"/>
-              <w:left w:val="single" w:sz="6" w:space="0" w:color="auto"/>
-              <w:bottom w:val="single" w:sz="6" w:space="0" w:color="auto"/>
-              <w:right w:val="single" w:sz="6" w:space="0" w:color="auto"/>
-            </w:tcBorders>
-            <w:tcMar>
-              <w:top w:w="120" w:type="dxa"/>
-              <w:left w:w="180" w:type="dxa"/>
-              <w:bottom w:w="120" w:type="dxa"/>
-              <w:right w:w="180" w:type="dxa"/>
-            </w:tcMar>
-            <w:vAlign w:val="center"/>
-            <w:hideMark/>
-          </w:tcPr>
-          <w:p>
-            <w:pPr>
-              <w:rPr>
-                <w:color w:val="1B1C1D"/>
-              </w:rPr>
-            </w:pPr>
-            <w:r>
-              <w:rPr>
-                <w:rStyle w:val="CdigoHTML"/>
-                <w:rFonts w:eastAsiaTheme="majorEastAsia"/>
-                <w:color w:val="444746"/>
-                <w:bdr w:val="none" w:sz="0" w:space="0" w:color="auto" w:frame="1"/>
-              </w:rPr>
-              <w:t>Recibo Táxi Aéreo.jpg</w:t>
-            </w:r>
-          </w:p>
-        </w:tc>
-        <w:tc>
-          <w:tcPr>
-            <w:tcW w:w="0" w:type="auto"/>
-            <w:tcBorders>
-              <w:top w:val="single" w:sz="6" w:space="0" w:color="auto"/>
-              <w:left w:val="single" w:sz="6" w:space="0" w:color="auto"/>
-              <w:bottom w:val="single" w:sz="6" w:space="0" w:color="auto"/>
-              <w:right w:val="single" w:sz="6" w:space="0" w:color="auto"/>
-            </w:tcBorders>
-            <w:tcMar>
-              <w:top w:w="120" w:type="dxa"/>
-              <w:left w:w="180" w:type="dxa"/>
-              <w:bottom w:w="120" w:type="dxa"/>
-              <w:right w:w="180" w:type="dxa"/>
-            </w:tcMar>
-            <w:vAlign w:val="center"/>
-            <w:hideMark/>
-          </w:tcPr>
-          <w:p>
-            <w:pPr>
-              <w:rPr>
-                <w:color w:val="1B1C1D"/>
-              </w:rPr>
-            </w:pPr>
-            <w:r>
-              <w:rPr>
-                <w:color w:val="1B1C1D"/>
-              </w:rPr>
-              <w:t xml:space="preserve">1. Carregar um arquivo que não é um documento fiscal típico. 2. </w:t>
-            </w:r>
-            <w:r>
-              <w:rPr>
-                <w:b/>
-                <w:bCs/>
-                <w:color w:val="1B1C1D"/>
-                <w:bdr w:val="none" w:sz="0" w:space="0" w:color="auto" w:frame="1"/>
-              </w:rPr>
-              <w:t>Pergunta:</w:t>
-            </w:r>
-            <w:r>
-              <w:rPr>
-                <w:color w:val="1B1C1D"/>
-              </w:rPr>
-              <w:t xml:space="preserve"> "Quais são os valores de ICMS e Chave de Acesso deste documento?" 3. Executar a extração.</w:t>
-            </w:r>
-          </w:p>
-        </w:tc>
-        <w:tc>
-          <w:tcPr>
-            <w:tcW w:w="0" w:type="auto"/>
-            <w:tcBorders>
-              <w:top w:val="single" w:sz="6" w:space="0" w:color="auto"/>
-              <w:left w:val="single" w:sz="6" w:space="0" w:color="auto"/>
-              <w:bottom w:val="single" w:sz="6" w:space="0" w:color="auto"/>
-              <w:right w:val="single" w:sz="6" w:space="0" w:color="auto"/>
-            </w:tcBorders>
-            <w:tcMar>
-              <w:top w:w="120" w:type="dxa"/>
-              <w:left w:w="180" w:type="dxa"/>
-              <w:bottom w:w="120" w:type="dxa"/>
-              <w:right w:w="180" w:type="dxa"/>
-            </w:tcMar>
-            <w:vAlign w:val="center"/>
-            <w:hideMark/>
-          </w:tcPr>
-          <w:p>
-            <w:pPr>
-              <w:rPr>
-                <w:color w:val="1B1C1D"/>
-              </w:rPr>
-            </w:pPr>
-            <w:r>
-              <w:rPr>
-                <w:color w:val="1B1C1D"/>
-              </w:rPr>
-              <w:t xml:space="preserve">O sistema deve extrair poucos ou nenhum dado relevante, e o relatório deve ter uma taxa de </w:t>
-            </w:r>
-            <w:r>
-              <w:rPr>
-                <w:b/>
-                <w:bCs/>
-                <w:color w:val="1B1C1D"/>
-                <w:bdr w:val="none" w:sz="0" w:space="0" w:color="auto" w:frame="1"/>
-              </w:rPr>
-              <w:t xml:space="preserve">Falsos Positivos </w:t>
-            </w:r>
-            <w:r>
-              <w:rPr>
-                <w:rStyle w:val="math-inline"/>
-                <w:b/>
-                <w:bCs/>
-                <w:color w:val="1B1C1D"/>
-                <w:bdr w:val="none" w:sz="0" w:space="0" w:color="auto" w:frame="1"/>
-              </w:rPr>
-              <w:t>$&lt; 3\%$</w:t>
-            </w:r>
-            <w:r>
-              <w:rPr>
-                <w:color w:val="1B1C1D"/>
-              </w:rPr>
-              <w:t xml:space="preserve"> (não deve inventar Chave de Acesso/ICMS).</w:t>
-            </w:r>
-          </w:p>
-        </w:tc>
-      </w:tr>
-      <w:tr>
-        <w:trPr>
-          <w:tblCellSpacing w:w="15" w:type="dxa"/>
-        </w:trPr>
-        <w:tc>
-          <w:tcPr>
-            <w:tcW w:w="0" w:type="auto"/>
-            <w:tcBorders>
-              <w:top w:val="single" w:sz="6" w:space="0" w:color="auto"/>
-              <w:left w:val="single" w:sz="6" w:space="0" w:color="auto"/>
-              <w:bottom w:val="single" w:sz="6" w:space="0" w:color="auto"/>
-              <w:right w:val="single" w:sz="6" w:space="0" w:color="auto"/>
-            </w:tcBorders>
-            <w:tcMar>
-              <w:top w:w="120" w:type="dxa"/>
-              <w:left w:w="180" w:type="dxa"/>
-              <w:bottom w:w="120" w:type="dxa"/>
-              <w:right w:w="180" w:type="dxa"/>
-            </w:tcMar>
-            <w:vAlign w:val="center"/>
-            <w:hideMark/>
-          </w:tcPr>
-          <w:p>
-            <w:pPr>
-              <w:rPr>
-                <w:color w:val="1B1C1D"/>
-              </w:rPr>
-            </w:pPr>
-            <w:r>
-              <w:rPr>
-                <w:b/>
-                <w:bCs/>
-                <w:color w:val="1B1C1D"/>
-                <w:bdr w:val="none" w:sz="0" w:space="0" w:color="auto" w:frame="1"/>
-              </w:rPr>
-              <w:t>Validação 4.2: Teste de Carga</w:t>
-            </w:r>
-          </w:p>
-        </w:tc>
-        <w:tc>
-          <w:tcPr>
-            <w:tcW w:w="0" w:type="auto"/>
-            <w:tcBorders>
-              <w:top w:val="single" w:sz="6" w:space="0" w:color="auto"/>
-              <w:left w:val="single" w:sz="6" w:space="0" w:color="auto"/>
-              <w:bottom w:val="single" w:sz="6" w:space="0" w:color="auto"/>
-              <w:right w:val="single" w:sz="6" w:space="0" w:color="auto"/>
-            </w:tcBorders>
-            <w:tcMar>
-              <w:top w:w="120" w:type="dxa"/>
-              <w:left w:w="180" w:type="dxa"/>
-              <w:bottom w:w="120" w:type="dxa"/>
-              <w:right w:w="180" w:type="dxa"/>
-            </w:tcMar>
-            <w:vAlign w:val="center"/>
-            <w:hideMark/>
-          </w:tcPr>
-          <w:p>
-            <w:pPr>
-              <w:rPr>
-                <w:color w:val="1B1C1D"/>
-              </w:rPr>
-            </w:pPr>
-            <w:r>
-              <w:rPr>
-                <w:color w:val="1B1C1D"/>
-              </w:rPr>
-              <w:t xml:space="preserve">Combinar 5 arquivos (1 </w:t>
-            </w:r>
-            <w:r>
-              <w:rPr>
-                <w:color w:val="1B1C1D"/>
-              </w:rPr>
-              <w:lastRenderedPageBreak/>
-              <w:t>XML, 2 CSV, 2 Imagens)</w:t>
-            </w:r>
-          </w:p>
-        </w:tc>
-        <w:tc>
-          <w:tcPr>
-            <w:tcW w:w="0" w:type="auto"/>
-            <w:tcBorders>
-              <w:top w:val="single" w:sz="6" w:space="0" w:color="auto"/>
-              <w:left w:val="single" w:sz="6" w:space="0" w:color="auto"/>
-              <w:bottom w:val="single" w:sz="6" w:space="0" w:color="auto"/>
-              <w:right w:val="single" w:sz="6" w:space="0" w:color="auto"/>
-            </w:tcBorders>
-            <w:tcMar>
-              <w:top w:w="120" w:type="dxa"/>
-              <w:left w:w="180" w:type="dxa"/>
-              <w:bottom w:w="120" w:type="dxa"/>
-              <w:right w:w="180" w:type="dxa"/>
-            </w:tcMar>
-            <w:vAlign w:val="center"/>
-            <w:hideMark/>
-          </w:tcPr>
-          <w:p>
-            <w:pPr>
-              <w:rPr>
-                <w:color w:val="1B1C1D"/>
-              </w:rPr>
-            </w:pPr>
-            <w:r>
-              <w:rPr>
-                <w:color w:val="1B1C1D"/>
-              </w:rPr>
-              <w:lastRenderedPageBreak/>
-              <w:t xml:space="preserve">1. Processar em lote os 5 arquivos sequencialmente. 2. </w:t>
-            </w:r>
-            <w:r>
-              <w:rPr>
-                <w:b/>
-                <w:bCs/>
-                <w:color w:val="1B1C1D"/>
-                <w:bdr w:val="none" w:sz="0" w:space="0" w:color="auto" w:frame="1"/>
-              </w:rPr>
-              <w:t xml:space="preserve">Pergunta (para cada </w:t>
-            </w:r>
-            <w:r>
-              <w:rPr>
-                <w:b/>
-                <w:bCs/>
-                <w:color w:val="1B1C1D"/>
-                <w:bdr w:val="none" w:sz="0" w:space="0" w:color="auto" w:frame="1"/>
-              </w:rPr>
-              <w:lastRenderedPageBreak/>
-              <w:t>arquivo):</w:t>
-            </w:r>
-            <w:r>
-              <w:rPr>
-                <w:color w:val="1B1C1D"/>
-              </w:rPr>
-              <w:t xml:space="preserve"> "Extraia os campos obrigatórios." 3. Medir o tempo total.</w:t>
-            </w:r>
-          </w:p>
-        </w:tc>
-        <w:tc>
-          <w:tcPr>
-            <w:tcW w:w="0" w:type="auto"/>
-            <w:tcBorders>
-              <w:top w:val="single" w:sz="6" w:space="0" w:color="auto"/>
-              <w:left w:val="single" w:sz="6" w:space="0" w:color="auto"/>
-              <w:bottom w:val="single" w:sz="6" w:space="0" w:color="auto"/>
-              <w:right w:val="single" w:sz="6" w:space="0" w:color="auto"/>
-            </w:tcBorders>
-            <w:tcMar>
-              <w:top w:w="120" w:type="dxa"/>
-              <w:left w:w="180" w:type="dxa"/>
-              <w:bottom w:w="120" w:type="dxa"/>
-              <w:right w:w="180" w:type="dxa"/>
-            </w:tcMar>
-            <w:vAlign w:val="center"/>
-            <w:hideMark/>
-          </w:tcPr>
-          <w:p>
-            <w:pPr>
-              <w:rPr>
-                <w:color w:val="1B1C1D"/>
-              </w:rPr>
-            </w:pPr>
-            <w:r>
-              <w:rPr>
-                <w:color w:val="1B1C1D"/>
-              </w:rPr>
-              <w:lastRenderedPageBreak/>
-              <w:t xml:space="preserve">O tempo médio por documento deve ser </w:t>
-            </w:r>
-            <w:r>
-              <w:rPr>
-                <w:rStyle w:val="math-inline"/>
-                <w:color w:val="1B1C1D"/>
-                <w:bdr w:val="none" w:sz="0" w:space="0" w:color="auto" w:frame="1"/>
-              </w:rPr>
-              <w:t>$&lt; 30$</w:t>
-            </w:r>
-            <w:r>
-              <w:rPr>
-                <w:color w:val="1B1C1D"/>
-              </w:rPr>
-              <w:t xml:space="preserve"> segundos, </w:t>
-            </w:r>
-            <w:r>
-              <w:rPr>
-                <w:color w:val="1B1C1D"/>
-              </w:rPr>
-              <w:lastRenderedPageBreak/>
-              <w:t xml:space="preserve">mantendo a precisão de extração </w:t>
-            </w:r>
-            <w:r>
-              <w:rPr>
-                <w:rStyle w:val="math-inline"/>
-                <w:color w:val="1B1C1D"/>
-                <w:bdr w:val="none" w:sz="0" w:space="0" w:color="auto" w:frame="1"/>
-              </w:rPr>
-              <w:t>$&gt; 95\%$</w:t>
-            </w:r>
-            <w:r>
-              <w:rPr>
-                <w:color w:val="1B1C1D"/>
-              </w:rPr>
-              <w:t>.</w:t>
-            </w:r>
-          </w:p>
-        </w:tc>
-      </w:tr>
-      <w:tr>
-        <w:trPr>
-          <w:tblCellSpacing w:w="15" w:type="dxa"/>
-        </w:trPr>
-        <w:tc>
-          <w:tcPr>
-            <w:tcW w:w="0" w:type="auto"/>
-            <w:tcBorders>
-              <w:top w:val="single" w:sz="6" w:space="0" w:color="auto"/>
-              <w:left w:val="single" w:sz="6" w:space="0" w:color="auto"/>
-              <w:bottom w:val="single" w:sz="6" w:space="0" w:color="auto"/>
-              <w:right w:val="single" w:sz="6" w:space="0" w:color="auto"/>
-            </w:tcBorders>
-            <w:tcMar>
-              <w:top w:w="120" w:type="dxa"/>
-              <w:left w:w="180" w:type="dxa"/>
-              <w:bottom w:w="120" w:type="dxa"/>
-              <w:right w:w="180" w:type="dxa"/>
-            </w:tcMar>
-            <w:vAlign w:val="center"/>
-            <w:hideMark/>
-          </w:tcPr>
-          <w:p>
-            <w:pPr>
-              <w:rPr>
-                <w:color w:val="1B1C1D"/>
-              </w:rPr>
-            </w:pPr>
-            <w:r>
-              <w:rPr>
-                <w:b/>
-                <w:bCs/>
-                <w:color w:val="1B1C1D"/>
-                <w:bdr w:val="none" w:sz="0" w:space="0" w:color="auto" w:frame="1"/>
-              </w:rPr>
-              <w:lastRenderedPageBreak/>
-              <w:t>Validação 4.3: Arquivo Corrompido/Vazio</w:t>
-            </w:r>
-          </w:p>
-        </w:tc>
-        <w:tc>
-          <w:tcPr>
-            <w:tcW w:w="0" w:type="auto"/>
-            <w:tcBorders>
-              <w:top w:val="single" w:sz="6" w:space="0" w:color="auto"/>
-              <w:left w:val="single" w:sz="6" w:space="0" w:color="auto"/>
-              <w:bottom w:val="single" w:sz="6" w:space="0" w:color="auto"/>
-              <w:right w:val="single" w:sz="6" w:space="0" w:color="auto"/>
-            </w:tcBorders>
-            <w:tcMar>
-              <w:top w:w="120" w:type="dxa"/>
-              <w:left w:w="180" w:type="dxa"/>
-              <w:bottom w:w="120" w:type="dxa"/>
-              <w:right w:w="180" w:type="dxa"/>
-            </w:tcMar>
-            <w:vAlign w:val="center"/>
-            <w:hideMark/>
-          </w:tcPr>
-          <w:p>
-            <w:pPr>
-              <w:rPr>
-                <w:color w:val="1B1C1D"/>
-              </w:rPr>
-            </w:pPr>
-            <w:r>
-              <w:rPr>
-                <w:color w:val="1B1C1D"/>
-              </w:rPr>
-              <w:t>Arquivo de imagem/XML vazio (simulação)</w:t>
-            </w:r>
-          </w:p>
-        </w:tc>
-        <w:tc>
-          <w:tcPr>
-            <w:tcW w:w="0" w:type="auto"/>
-            <w:tcBorders>
-              <w:top w:val="single" w:sz="6" w:space="0" w:color="auto"/>
-              <w:left w:val="single" w:sz="6" w:space="0" w:color="auto"/>
-              <w:bottom w:val="single" w:sz="6" w:space="0" w:color="auto"/>
-              <w:right w:val="single" w:sz="6" w:space="0" w:color="auto"/>
-            </w:tcBorders>
-            <w:tcMar>
-              <w:top w:w="120" w:type="dxa"/>
-              <w:left w:w="180" w:type="dxa"/>
-              <w:bottom w:w="120" w:type="dxa"/>
-              <w:right w:w="180" w:type="dxa"/>
-            </w:tcMar>
-            <w:vAlign w:val="center"/>
-            <w:hideMark/>
-          </w:tcPr>
-          <w:p>
-            <w:pPr>
-              <w:rPr>
-                <w:color w:val="1B1C1D"/>
-              </w:rPr>
-            </w:pPr>
-            <w:r>
-              <w:rPr>
-                <w:color w:val="1B1C1D"/>
-              </w:rPr>
-              <w:t xml:space="preserve">1. Carregar um arquivo vazio ou ilegível. 2. </w:t>
-            </w:r>
-            <w:r>
-              <w:rPr>
-                <w:b/>
-                <w:bCs/>
-                <w:color w:val="1B1C1D"/>
-                <w:bdr w:val="none" w:sz="0" w:space="0" w:color="auto" w:frame="1"/>
-              </w:rPr>
-              <w:t>Pergunta:</w:t>
-            </w:r>
-            <w:r>
-              <w:rPr>
-                <w:color w:val="1B1C1D"/>
-              </w:rPr>
-              <w:t xml:space="preserve"> "Quais dados fiscais você consegue extrair?" 3. Executar a extração.</w:t>
-            </w:r>
-          </w:p>
-        </w:tc>
-        <w:tc>
-          <w:tcPr>
-            <w:tcW w:w="0" w:type="auto"/>
-            <w:tcBorders>
-              <w:top w:val="single" w:sz="6" w:space="0" w:color="auto"/>
-              <w:left w:val="single" w:sz="6" w:space="0" w:color="auto"/>
-              <w:bottom w:val="single" w:sz="6" w:space="0" w:color="auto"/>
-              <w:right w:val="single" w:sz="6" w:space="0" w:color="auto"/>
-            </w:tcBorders>
-            <w:tcMar>
-              <w:top w:w="120" w:type="dxa"/>
-              <w:left w:w="180" w:type="dxa"/>
-              <w:bottom w:w="120" w:type="dxa"/>
-              <w:right w:w="180" w:type="dxa"/>
-            </w:tcMar>
-            <w:vAlign w:val="center"/>
-            <w:hideMark/>
-          </w:tcPr>
-          <w:p>
-            <w:pPr>
-              <w:rPr>
-                <w:color w:val="1B1C1D"/>
-              </w:rPr>
-            </w:pPr>
-            <w:r>
-              <w:rPr>
-                <w:color w:val="1B1C1D"/>
-              </w:rPr>
               <w:t>A aplicação deve tratar a exceção e retornar uma mensagem de erro controlada (</w:t>
             </w:r>
             <w:proofErr w:type="spellStart"/>
@@ -18696,12 +18745,31 @@
           <w:color w:val="000000"/>
         </w:rPr>
       </w:pPr>
-      <w:r>
+    </w:p>
+    <w:p>
+      <w:pPr>
+        <w:widowControl w:val="0"/>
+        <w:pBdr>
+          <w:top w:val="nil"/>
+          <w:left w:val="nil"/>
+          <w:bottom w:val="nil"/>
+          <w:right w:val="nil"/>
+          <w:between w:val="nil"/>
+        </w:pBdr>
+        <w:spacing w:after="0" w:line="276" w:lineRule="auto"/>
         <w:rPr>
           <w:rFonts w:ascii="Arial" w:eastAsia="Arial" w:hAnsi="Arial" w:cs="Arial"/>
           <w:b/>
           <w:color w:val="000000"/>
         </w:rPr>
+      </w:pPr>
+      <w:r>
+        <w:rPr>
+          <w:rFonts w:ascii="Arial" w:eastAsia="Arial" w:hAnsi="Arial" w:cs="Arial"/>
+          <w:b/>
+          <w:color w:val="000000"/>
+        </w:rPr>
+        <w:lastRenderedPageBreak/>
         <w:t>Arquivos de teste:</w:t>
       </w:r>
     </w:p>
@@ -18813,6 +18881,19 @@
     </w:p>
     <w:p>
       <w:pPr>
+        <w:shd w:val="clear" w:color="auto" w:fill="FFFFFF"/>
+        <w:spacing w:before="60" w:after="100" w:afterAutospacing="1" w:line="240" w:lineRule="auto"/>
+        <w:ind w:left="720"/>
+        <w:rPr>
+          <w:rStyle w:val="Hyperlink"/>
+          <w:rFonts w:ascii="Segoe UI" w:hAnsi="Segoe UI" w:cs="Segoe UI"/>
+          <w:color w:val="1F2328"/>
+          <w:u w:val="none"/>
+        </w:rPr>
+      </w:pPr>
+    </w:p>
+    <w:p>
+      <w:pPr>
         <w:keepNext/>
         <w:keepLines/>
         <w:pBdr>
@@ -18831,7 +18912,6 @@
           <w:sz w:val="36"/>
           <w:szCs w:val="36"/>
         </w:rPr>
-        <w:lastRenderedPageBreak/>
         <w:t>1</w:t>
       </w:r>
       <w:r>
@@ -19552,7 +19632,15 @@
           <w:rFonts w:ascii="Arial" w:hAnsi="Arial" w:cs="Arial"/>
           <w:color w:val="1F2328"/>
         </w:rPr>
-        <w:t xml:space="preserve">pip install -r requirements_linux.txt  </w:t>
+        <w:t xml:space="preserve">pip install -r </w:t>
+      </w:r>
+      <w:proofErr w:type="gramStart"/>
+      <w:r>
+        <w:rPr>
+          <w:rFonts w:ascii="Arial" w:hAnsi="Arial" w:cs="Arial"/>
+          <w:color w:val="1F2328"/>
+        </w:rPr>
+        <w:t xml:space="preserve">requirements_linux.txt  </w:t>
       </w:r>
       <w:r>
         <w:rPr>
@@ -19560,7 +19648,16 @@
           <w:rFonts w:ascii="Arial" w:eastAsiaTheme="majorEastAsia" w:hAnsi="Arial" w:cs="Arial"/>
           <w:color w:val="59636E"/>
         </w:rPr>
-        <w:t># Linux</w:t>
+        <w:t>#</w:t>
+      </w:r>
+      <w:proofErr w:type="gramEnd"/>
+      <w:r>
+        <w:rPr>
+          <w:rStyle w:val="pl-c"/>
+          <w:rFonts w:ascii="Arial" w:eastAsiaTheme="majorEastAsia" w:hAnsi="Arial" w:cs="Arial"/>
+          <w:color w:val="59636E"/>
+        </w:rPr>
+        <w:t xml:space="preserve"> Linux</w:t>
       </w:r>
     </w:p>
     <w:p>
@@ -19601,7 +19698,23 @@
           <w:rFonts w:ascii="Arial" w:hAnsi="Arial" w:cs="Arial"/>
           <w:color w:val="1F2328"/>
         </w:rPr>
-        <w:t>streamlit run agente_nfe.py --server.port 8000</w:t>
+        <w:t>streamlit run agente_nfe.py --</w:t>
+      </w:r>
+      <w:proofErr w:type="gramStart"/>
+      <w:r>
+        <w:rPr>
+          <w:rFonts w:ascii="Arial" w:hAnsi="Arial" w:cs="Arial"/>
+          <w:color w:val="1F2328"/>
+        </w:rPr>
+        <w:t>server.port</w:t>
+      </w:r>
+      <w:proofErr w:type="gramEnd"/>
+      <w:r>
+        <w:rPr>
+          <w:rFonts w:ascii="Arial" w:hAnsi="Arial" w:cs="Arial"/>
+          <w:color w:val="1F2328"/>
+        </w:rPr>
+        <w:t xml:space="preserve"> 8000</w:t>
       </w:r>
     </w:p>
     <w:p>
@@ -19767,17 +19880,6 @@
     </w:p>
     <w:p>
       <w:pPr>
-        <w:shd w:val="clear" w:color="auto" w:fill="FFFFFF"/>
-        <w:spacing w:before="60" w:after="100" w:afterAutospacing="1" w:line="240" w:lineRule="auto"/>
-        <w:ind w:left="720"/>
-        <w:rPr>
-          <w:rFonts w:ascii="Segoe UI" w:hAnsi="Segoe UI" w:cs="Segoe UI"/>
-          <w:color w:val="1F2328"/>
-        </w:rPr>
-      </w:pPr>
-    </w:p>
-    <w:p>
-      <w:pPr>
         <w:widowControl w:val="0"/>
         <w:pBdr>
           <w:top w:val="nil"/>
@@ -19859,7 +19961,6 @@
           <w:rFonts w:ascii="Segoe UI" w:hAnsi="Segoe UI" w:cs="Segoe UI"/>
           <w:color w:val="1F2328"/>
         </w:rPr>
-        <w:lastRenderedPageBreak/>
         <w:t>“Qual o valor total?”</w:t>
       </w:r>
     </w:p>
@@ -27077,7 +27178,7 @@
   <w:style w:type="paragraph" w:default="1" w:styleId="Normal">
     <w:name w:val="Normal"/>
     <w:qFormat/>
-    <w:rsid w:val="00186BE5"/>
+    <w:rsid w:val="00072A78"/>
   </w:style>
   <w:style w:type="paragraph" w:styleId="Ttulo1">
     <w:name w:val="heading 1"/>

--- a/Desafio 2 - Projeto - 11062025/Versões Relatório/Grupo_01_Proposta_de_Projeto v4.docx
+++ b/Desafio 2 - Projeto - 11062025/Versões Relatório/Grupo_01_Proposta_de_Projeto v4.docx
@@ -16375,19 +16375,7 @@
           <w:rPr>
             <w:rStyle w:val="Hyperlink"/>
           </w:rPr>
-          <w:t xml:space="preserve">o arquivo de imagem da </w:t>
-        </w:r>
-        <w:r>
-          <w:rPr>
-            <w:rStyle w:val="Hyperlink"/>
-          </w:rPr>
-          <w:t>N</w:t>
-        </w:r>
-        <w:r>
-          <w:rPr>
-            <w:rStyle w:val="Hyperlink"/>
-          </w:rPr>
-          <w:t>FS-e</w:t>
+          <w:t>o arquivo de imagem da NFS-e</w:t>
         </w:r>
       </w:hyperlink>
       <w:r>
@@ -16865,7 +16853,21 @@
         <w:rPr>
           <w:color w:val="1B1C1D"/>
         </w:rPr>
-        <w:t>1. Carregar a imagem do Recibo.</w:t>
+        <w:t xml:space="preserve">1. Carregar a </w:t>
+      </w:r>
+      <w:hyperlink r:id="rId34" w:history="1">
+        <w:r>
+          <w:rPr>
+            <w:rStyle w:val="Hyperlink"/>
+          </w:rPr>
+          <w:t>imagem do Recibo</w:t>
+        </w:r>
+      </w:hyperlink>
+      <w:r>
+        <w:rPr>
+          <w:color w:val="1B1C1D"/>
+        </w:rPr>
+        <w:t>.</w:t>
       </w:r>
     </w:p>
     <w:p>
@@ -16905,6 +16907,7 @@
       </w:pPr>
       <w:r>
         <w:rPr>
+          <w:noProof/>
           <w:color w:val="1B1C1D"/>
         </w:rPr>
         <w:lastRenderedPageBreak/>
@@ -16913,80 +16916,6 @@
             <wp:extent cx="3940858" cy="3115056"/>
             <wp:effectExtent l="0" t="0" r="2540" b="9525"/>
             <wp:docPr id="2" name="Imagem 2"/>
-            <wp:cNvGraphicFramePr>
-              <a:graphicFrameLocks xmlns:a="http://schemas.openxmlformats.org/drawingml/2006/main" noChangeAspect="1"/>
-            </wp:cNvGraphicFramePr>
-            <a:graphic xmlns:a="http://schemas.openxmlformats.org/drawingml/2006/main">
-              <a:graphicData uri="http://schemas.openxmlformats.org/drawingml/2006/picture">
-                <pic:pic xmlns:pic="http://schemas.openxmlformats.org/drawingml/2006/picture">
-                  <pic:nvPicPr>
-                    <pic:cNvPr id="1" name=""/>
-                    <pic:cNvPicPr/>
-                  </pic:nvPicPr>
-                  <pic:blipFill>
-                    <a:blip r:embed="rId34"/>
-                    <a:stretch>
-                      <a:fillRect/>
-                    </a:stretch>
-                  </pic:blipFill>
-                  <pic:spPr>
-                    <a:xfrm>
-                      <a:off x="0" y="0"/>
-                      <a:ext cx="3961089" cy="3131048"/>
-                    </a:xfrm>
-                    <a:prstGeom prst="rect">
-                      <a:avLst/>
-                    </a:prstGeom>
-                  </pic:spPr>
-                </pic:pic>
-              </a:graphicData>
-            </a:graphic>
-          </wp:inline>
-        </w:drawing>
-      </w:r>
-    </w:p>
-    <w:p>
-      <w:pPr>
-        <w:rPr>
-          <w:color w:val="1B1C1D"/>
-        </w:rPr>
-      </w:pPr>
-    </w:p>
-    <w:p>
-      <w:pPr>
-        <w:rPr>
-          <w:color w:val="1B1C1D"/>
-        </w:rPr>
-      </w:pPr>
-      <w:r>
-        <w:rPr>
-          <w:color w:val="1B1C1D"/>
-        </w:rPr>
-        <w:t>3. Executar a extraçã</w:t>
-      </w:r>
-      <w:r>
-        <w:rPr>
-          <w:color w:val="1B1C1D"/>
-        </w:rPr>
-        <w:t>o</w:t>
-      </w:r>
-      <w:r>
-        <w:rPr>
-          <w:color w:val="1B1C1D"/>
-        </w:rPr>
-        <w:t>.</w:t>
-      </w:r>
-    </w:p>
-    <w:p>
-      <w:pPr>
-        <w:jc w:val="center"/>
-      </w:pPr>
-      <w:r>
-        <w:drawing>
-          <wp:inline distT="0" distB="0" distL="0" distR="0" wp14:anchorId="5D5B8DCB" wp14:editId="579DBC51">
-            <wp:extent cx="3983543" cy="3241548"/>
-            <wp:effectExtent l="0" t="0" r="0" b="0"/>
-            <wp:docPr id="7" name="Imagem 7"/>
             <wp:cNvGraphicFramePr>
               <a:graphicFrameLocks xmlns:a="http://schemas.openxmlformats.org/drawingml/2006/main" noChangeAspect="1"/>
             </wp:cNvGraphicFramePr>
@@ -17006,6 +16935,83 @@
                   <pic:spPr>
                     <a:xfrm>
                       <a:off x="0" y="0"/>
+                      <a:ext cx="3961089" cy="3131048"/>
+                    </a:xfrm>
+                    <a:prstGeom prst="rect">
+                      <a:avLst/>
+                    </a:prstGeom>
+                  </pic:spPr>
+                </pic:pic>
+              </a:graphicData>
+            </a:graphic>
+          </wp:inline>
+        </w:drawing>
+      </w:r>
+    </w:p>
+    <w:p>
+      <w:pPr>
+        <w:rPr>
+          <w:color w:val="1B1C1D"/>
+        </w:rPr>
+      </w:pPr>
+    </w:p>
+    <w:p>
+      <w:pPr>
+        <w:rPr>
+          <w:color w:val="1B1C1D"/>
+        </w:rPr>
+      </w:pPr>
+      <w:r>
+        <w:rPr>
+          <w:color w:val="1B1C1D"/>
+        </w:rPr>
+        <w:t>3. Executar a extraçã</w:t>
+      </w:r>
+      <w:r>
+        <w:rPr>
+          <w:color w:val="1B1C1D"/>
+        </w:rPr>
+        <w:t>o</w:t>
+      </w:r>
+      <w:r>
+        <w:rPr>
+          <w:color w:val="1B1C1D"/>
+        </w:rPr>
+        <w:t>.</w:t>
+      </w:r>
+    </w:p>
+    <w:p>
+      <w:pPr>
+        <w:jc w:val="center"/>
+      </w:pPr>
+      <w:r>
+        <w:rPr>
+          <w:noProof/>
+        </w:rPr>
+        <w:drawing>
+          <wp:inline distT="0" distB="0" distL="0" distR="0" wp14:anchorId="5D5B8DCB" wp14:editId="579DBC51">
+            <wp:extent cx="3983543" cy="3241548"/>
+            <wp:effectExtent l="0" t="0" r="0" b="0"/>
+            <wp:docPr id="7" name="Imagem 7"/>
+            <wp:cNvGraphicFramePr>
+              <a:graphicFrameLocks xmlns:a="http://schemas.openxmlformats.org/drawingml/2006/main" noChangeAspect="1"/>
+            </wp:cNvGraphicFramePr>
+            <a:graphic xmlns:a="http://schemas.openxmlformats.org/drawingml/2006/main">
+              <a:graphicData uri="http://schemas.openxmlformats.org/drawingml/2006/picture">
+                <pic:pic xmlns:pic="http://schemas.openxmlformats.org/drawingml/2006/picture">
+                  <pic:nvPicPr>
+                    <pic:cNvPr id="1" name=""/>
+                    <pic:cNvPicPr/>
+                  </pic:nvPicPr>
+                  <pic:blipFill>
+                    <a:blip r:embed="rId36"/>
+                    <a:stretch>
+                      <a:fillRect/>
+                    </a:stretch>
+                  </pic:blipFill>
+                  <pic:spPr>
+                    <a:xfrm>
+                      <a:off x="0" y="0"/>
                       <a:ext cx="4000060" cy="3254988"/>
                     </a:xfrm>
                     <a:prstGeom prst="rect">
@@ -17071,7 +17077,21 @@
           <w:color w:val="1B1C1D"/>
           <w:bdr w:val="none" w:sz="0" w:space="0" w:color="auto" w:frame="1"/>
         </w:rPr>
-        <w:t>Tal fato poderia ter sido evitado, se houvesse melhoria na conexão de rede uma vez que está sendo utilizada API remota.</w:t>
+        <w:t>Tal fato poderia ter sido evitado, se houvesse melhoria na conexão de rede</w:t>
+      </w:r>
+      <w:r>
+        <w:rPr>
+          <w:color w:val="1B1C1D"/>
+          <w:bdr w:val="none" w:sz="0" w:space="0" w:color="auto" w:frame="1"/>
+        </w:rPr>
+        <w:t xml:space="preserve">, </w:t>
+      </w:r>
+      <w:r>
+        <w:rPr>
+          <w:color w:val="1B1C1D"/>
+          <w:bdr w:val="none" w:sz="0" w:space="0" w:color="auto" w:frame="1"/>
+        </w:rPr>
+        <w:t>uma vez que está sendo utilizada API remota.</w:t>
       </w:r>
     </w:p>
     <w:p>
@@ -17096,26 +17116,16 @@
         <w:pStyle w:val="Ttulo3"/>
         <w:spacing w:after="120"/>
         <w:rPr>
+          <w:color w:val="1B1C1D"/>
+        </w:rPr>
+      </w:pPr>
+      <w:r>
+        <w:rPr>
           <w:color w:val="2F5496"/>
           <w:sz w:val="26"/>
           <w:szCs w:val="26"/>
         </w:rPr>
-      </w:pPr>
-    </w:p>
-    <w:p>
-      <w:pPr>
-        <w:pStyle w:val="Ttulo3"/>
-        <w:spacing w:after="120"/>
-        <w:rPr>
-          <w:color w:val="1B1C1D"/>
-        </w:rPr>
-      </w:pPr>
-      <w:r>
-        <w:rPr>
-          <w:color w:val="2F5496"/>
-          <w:sz w:val="26"/>
-          <w:szCs w:val="26"/>
-        </w:rPr>
+        <w:lastRenderedPageBreak/>
         <w:t>14.</w:t>
       </w:r>
       <w:r>
@@ -17161,42 +17171,25 @@
     </w:p>
     <w:tbl>
       <w:tblPr>
+        <w:tblStyle w:val="SimplesTabela1"/>
         <w:tblW w:w="0" w:type="auto"/>
-        <w:tblCellSpacing w:w="15" w:type="dxa"/>
         <w:tblLayout w:type="fixed"/>
-        <w:tblCellMar>
-          <w:left w:w="0" w:type="dxa"/>
-          <w:right w:w="0" w:type="dxa"/>
-        </w:tblCellMar>
         <w:tblLook w:val="04A0" w:firstRow="1" w:lastRow="0" w:firstColumn="1" w:lastColumn="0" w:noHBand="0" w:noVBand="1"/>
       </w:tblPr>
       <w:tblGrid>
-        <w:gridCol w:w="1504"/>
-        <w:gridCol w:w="3265"/>
-        <w:gridCol w:w="1856"/>
-        <w:gridCol w:w="1863"/>
+        <w:gridCol w:w="1459"/>
+        <w:gridCol w:w="3235"/>
+        <w:gridCol w:w="1826"/>
+        <w:gridCol w:w="1818"/>
       </w:tblGrid>
       <w:tr>
         <w:trPr>
-          <w:tblHeader/>
-          <w:tblCellSpacing w:w="15" w:type="dxa"/>
+          <w:cnfStyle w:val="100000000000" w:firstRow="1" w:lastRow="0" w:firstColumn="0" w:lastColumn="0" w:oddVBand="0" w:evenVBand="0" w:oddHBand="0" w:evenHBand="0" w:firstRowFirstColumn="0" w:firstRowLastColumn="0" w:lastRowFirstColumn="0" w:lastRowLastColumn="0"/>
         </w:trPr>
         <w:tc>
           <w:tcPr>
+            <w:cnfStyle w:val="001000000000" w:firstRow="0" w:lastRow="0" w:firstColumn="1" w:lastColumn="0" w:oddVBand="0" w:evenVBand="0" w:oddHBand="0" w:evenHBand="0" w:firstRowFirstColumn="0" w:firstRowLastColumn="0" w:lastRowFirstColumn="0" w:lastRowLastColumn="0"/>
             <w:tcW w:w="1459" w:type="dxa"/>
-            <w:tcBorders>
-              <w:top w:val="single" w:sz="6" w:space="0" w:color="auto"/>
-              <w:left w:val="single" w:sz="6" w:space="0" w:color="auto"/>
-              <w:bottom w:val="single" w:sz="6" w:space="0" w:color="auto"/>
-              <w:right w:val="single" w:sz="6" w:space="0" w:color="auto"/>
-            </w:tcBorders>
-            <w:tcMar>
-              <w:top w:w="120" w:type="dxa"/>
-              <w:left w:w="180" w:type="dxa"/>
-              <w:bottom w:w="120" w:type="dxa"/>
-              <w:right w:w="180" w:type="dxa"/>
-            </w:tcMar>
-            <w:vAlign w:val="center"/>
             <w:hideMark/>
           </w:tcPr>
           <w:p>
@@ -17218,23 +17211,11 @@
         <w:tc>
           <w:tcPr>
             <w:tcW w:w="3235" w:type="dxa"/>
-            <w:tcBorders>
-              <w:top w:val="single" w:sz="6" w:space="0" w:color="auto"/>
-              <w:left w:val="single" w:sz="6" w:space="0" w:color="auto"/>
-              <w:bottom w:val="single" w:sz="6" w:space="0" w:color="auto"/>
-              <w:right w:val="single" w:sz="6" w:space="0" w:color="auto"/>
-            </w:tcBorders>
-            <w:tcMar>
-              <w:top w:w="120" w:type="dxa"/>
-              <w:left w:w="180" w:type="dxa"/>
-              <w:bottom w:w="120" w:type="dxa"/>
-              <w:right w:w="180" w:type="dxa"/>
-            </w:tcMar>
-            <w:vAlign w:val="center"/>
             <w:hideMark/>
           </w:tcPr>
           <w:p>
             <w:pPr>
+              <w:cnfStyle w:val="100000000000" w:firstRow="1" w:lastRow="0" w:firstColumn="0" w:lastColumn="0" w:oddVBand="0" w:evenVBand="0" w:oddHBand="0" w:evenHBand="0" w:firstRowFirstColumn="0" w:firstRowLastColumn="0" w:lastRowFirstColumn="0" w:lastRowLastColumn="0"/>
               <w:rPr>
                 <w:color w:val="1B1C1D"/>
               </w:rPr>
@@ -17252,23 +17233,11 @@
         <w:tc>
           <w:tcPr>
             <w:tcW w:w="1826" w:type="dxa"/>
-            <w:tcBorders>
-              <w:top w:val="single" w:sz="6" w:space="0" w:color="auto"/>
-              <w:left w:val="single" w:sz="6" w:space="0" w:color="auto"/>
-              <w:bottom w:val="single" w:sz="6" w:space="0" w:color="auto"/>
-              <w:right w:val="single" w:sz="6" w:space="0" w:color="auto"/>
-            </w:tcBorders>
-            <w:tcMar>
-              <w:top w:w="120" w:type="dxa"/>
-              <w:left w:w="180" w:type="dxa"/>
-              <w:bottom w:w="120" w:type="dxa"/>
-              <w:right w:w="180" w:type="dxa"/>
-            </w:tcMar>
-            <w:vAlign w:val="center"/>
             <w:hideMark/>
           </w:tcPr>
           <w:p>
             <w:pPr>
+              <w:cnfStyle w:val="100000000000" w:firstRow="1" w:lastRow="0" w:firstColumn="0" w:lastColumn="0" w:oddVBand="0" w:evenVBand="0" w:oddHBand="0" w:evenHBand="0" w:firstRowFirstColumn="0" w:firstRowLastColumn="0" w:lastRowFirstColumn="0" w:lastRowLastColumn="0"/>
               <w:rPr>
                 <w:color w:val="1B1C1D"/>
               </w:rPr>
@@ -17286,23 +17255,11 @@
         <w:tc>
           <w:tcPr>
             <w:tcW w:w="1818" w:type="dxa"/>
-            <w:tcBorders>
-              <w:top w:val="single" w:sz="6" w:space="0" w:color="auto"/>
-              <w:left w:val="single" w:sz="6" w:space="0" w:color="auto"/>
-              <w:bottom w:val="single" w:sz="6" w:space="0" w:color="auto"/>
-              <w:right w:val="single" w:sz="6" w:space="0" w:color="auto"/>
-            </w:tcBorders>
-            <w:tcMar>
-              <w:top w:w="120" w:type="dxa"/>
-              <w:left w:w="180" w:type="dxa"/>
-              <w:bottom w:w="120" w:type="dxa"/>
-              <w:right w:w="180" w:type="dxa"/>
-            </w:tcMar>
-            <w:vAlign w:val="center"/>
             <w:hideMark/>
           </w:tcPr>
           <w:p>
             <w:pPr>
+              <w:cnfStyle w:val="100000000000" w:firstRow="1" w:lastRow="0" w:firstColumn="0" w:lastColumn="0" w:oddVBand="0" w:evenVBand="0" w:oddHBand="0" w:evenHBand="0" w:firstRowFirstColumn="0" w:firstRowLastColumn="0" w:lastRowFirstColumn="0" w:lastRowLastColumn="0"/>
               <w:rPr>
                 <w:color w:val="1B1C1D"/>
               </w:rPr>
@@ -17320,24 +17277,12 @@
       </w:tr>
       <w:tr>
         <w:trPr>
-          <w:tblCellSpacing w:w="15" w:type="dxa"/>
+          <w:cnfStyle w:val="000000100000" w:firstRow="0" w:lastRow="0" w:firstColumn="0" w:lastColumn="0" w:oddVBand="0" w:evenVBand="0" w:oddHBand="1" w:evenHBand="0" w:firstRowFirstColumn="0" w:firstRowLastColumn="0" w:lastRowFirstColumn="0" w:lastRowLastColumn="0"/>
         </w:trPr>
         <w:tc>
           <w:tcPr>
+            <w:cnfStyle w:val="001000000000" w:firstRow="0" w:lastRow="0" w:firstColumn="1" w:lastColumn="0" w:oddVBand="0" w:evenVBand="0" w:oddHBand="0" w:evenHBand="0" w:firstRowFirstColumn="0" w:firstRowLastColumn="0" w:lastRowFirstColumn="0" w:lastRowLastColumn="0"/>
             <w:tcW w:w="1459" w:type="dxa"/>
-            <w:tcBorders>
-              <w:top w:val="single" w:sz="6" w:space="0" w:color="auto"/>
-              <w:left w:val="single" w:sz="6" w:space="0" w:color="auto"/>
-              <w:bottom w:val="single" w:sz="6" w:space="0" w:color="auto"/>
-              <w:right w:val="single" w:sz="6" w:space="0" w:color="auto"/>
-            </w:tcBorders>
-            <w:tcMar>
-              <w:top w:w="120" w:type="dxa"/>
-              <w:left w:w="180" w:type="dxa"/>
-              <w:bottom w:w="120" w:type="dxa"/>
-              <w:right w:w="180" w:type="dxa"/>
-            </w:tcMar>
-            <w:vAlign w:val="center"/>
             <w:hideMark/>
           </w:tcPr>
           <w:p>
@@ -17348,8 +17293,6 @@
             </w:pPr>
             <w:r>
               <w:rPr>
-                <w:b/>
-                <w:bCs/>
                 <w:color w:val="1B1C1D"/>
                 <w:bdr w:val="none" w:sz="0" w:space="0" w:color="auto" w:frame="1"/>
               </w:rPr>
@@ -17360,23 +17303,11 @@
         <w:tc>
           <w:tcPr>
             <w:tcW w:w="3235" w:type="dxa"/>
-            <w:tcBorders>
-              <w:top w:val="single" w:sz="6" w:space="0" w:color="auto"/>
-              <w:left w:val="single" w:sz="6" w:space="0" w:color="auto"/>
-              <w:bottom w:val="single" w:sz="6" w:space="0" w:color="auto"/>
-              <w:right w:val="single" w:sz="6" w:space="0" w:color="auto"/>
-            </w:tcBorders>
-            <w:tcMar>
-              <w:top w:w="120" w:type="dxa"/>
-              <w:left w:w="180" w:type="dxa"/>
-              <w:bottom w:w="120" w:type="dxa"/>
-              <w:right w:w="180" w:type="dxa"/>
-            </w:tcMar>
-            <w:vAlign w:val="center"/>
             <w:hideMark/>
           </w:tcPr>
           <w:p>
             <w:pPr>
+              <w:cnfStyle w:val="000000100000" w:firstRow="0" w:lastRow="0" w:firstColumn="0" w:lastColumn="0" w:oddVBand="0" w:evenVBand="0" w:oddHBand="1" w:evenHBand="0" w:firstRowFirstColumn="0" w:firstRowLastColumn="0" w:lastRowFirstColumn="0" w:lastRowLastColumn="0"/>
               <w:rPr>
                 <w:color w:val="1B1C1D"/>
               </w:rPr>
@@ -17395,23 +17326,11 @@
         <w:tc>
           <w:tcPr>
             <w:tcW w:w="1826" w:type="dxa"/>
-            <w:tcBorders>
-              <w:top w:val="single" w:sz="6" w:space="0" w:color="auto"/>
-              <w:left w:val="single" w:sz="6" w:space="0" w:color="auto"/>
-              <w:bottom w:val="single" w:sz="6" w:space="0" w:color="auto"/>
-              <w:right w:val="single" w:sz="6" w:space="0" w:color="auto"/>
-            </w:tcBorders>
-            <w:tcMar>
-              <w:top w:w="120" w:type="dxa"/>
-              <w:left w:w="180" w:type="dxa"/>
-              <w:bottom w:w="120" w:type="dxa"/>
-              <w:right w:w="180" w:type="dxa"/>
-            </w:tcMar>
-            <w:vAlign w:val="center"/>
             <w:hideMark/>
           </w:tcPr>
           <w:p>
             <w:pPr>
+              <w:cnfStyle w:val="000000100000" w:firstRow="0" w:lastRow="0" w:firstColumn="0" w:lastColumn="0" w:oddVBand="0" w:evenVBand="0" w:oddHBand="1" w:evenHBand="0" w:firstRowFirstColumn="0" w:firstRowLastColumn="0" w:lastRowFirstColumn="0" w:lastRowLastColumn="0"/>
               <w:rPr>
                 <w:color w:val="1B1C1D"/>
               </w:rPr>
@@ -17442,6 +17361,7 @@
           </w:p>
           <w:p>
             <w:pPr>
+              <w:cnfStyle w:val="000000100000" w:firstRow="0" w:lastRow="0" w:firstColumn="0" w:lastColumn="0" w:oddVBand="0" w:evenVBand="0" w:oddHBand="1" w:evenHBand="0" w:firstRowFirstColumn="0" w:firstRowLastColumn="0" w:lastRowFirstColumn="0" w:lastRowLastColumn="0"/>
               <w:rPr>
                 <w:color w:val="1B1C1D"/>
               </w:rPr>
@@ -17487,23 +17407,11 @@
         <w:tc>
           <w:tcPr>
             <w:tcW w:w="1818" w:type="dxa"/>
-            <w:tcBorders>
-              <w:top w:val="single" w:sz="6" w:space="0" w:color="auto"/>
-              <w:left w:val="single" w:sz="6" w:space="0" w:color="auto"/>
-              <w:bottom w:val="single" w:sz="6" w:space="0" w:color="auto"/>
-              <w:right w:val="single" w:sz="6" w:space="0" w:color="auto"/>
-            </w:tcBorders>
-            <w:tcMar>
-              <w:top w:w="120" w:type="dxa"/>
-              <w:left w:w="180" w:type="dxa"/>
-              <w:bottom w:w="120" w:type="dxa"/>
-              <w:right w:w="180" w:type="dxa"/>
-            </w:tcMar>
-            <w:vAlign w:val="center"/>
             <w:hideMark/>
           </w:tcPr>
           <w:p>
             <w:pPr>
+              <w:cnfStyle w:val="000000100000" w:firstRow="0" w:lastRow="0" w:firstColumn="0" w:lastColumn="0" w:oddVBand="0" w:evenVBand="0" w:oddHBand="1" w:evenHBand="0" w:firstRowFirstColumn="0" w:firstRowLastColumn="0" w:lastRowFirstColumn="0" w:lastRowLastColumn="0"/>
               <w:rPr>
                 <w:color w:val="1B1C1D"/>
               </w:rPr>
@@ -17533,25 +17441,10 @@
         </w:tc>
       </w:tr>
       <w:tr>
-        <w:trPr>
-          <w:tblCellSpacing w:w="15" w:type="dxa"/>
-        </w:trPr>
         <w:tc>
           <w:tcPr>
+            <w:cnfStyle w:val="001000000000" w:firstRow="0" w:lastRow="0" w:firstColumn="1" w:lastColumn="0" w:oddVBand="0" w:evenVBand="0" w:oddHBand="0" w:evenHBand="0" w:firstRowFirstColumn="0" w:firstRowLastColumn="0" w:lastRowFirstColumn="0" w:lastRowLastColumn="0"/>
             <w:tcW w:w="1459" w:type="dxa"/>
-            <w:tcBorders>
-              <w:top w:val="single" w:sz="6" w:space="0" w:color="auto"/>
-              <w:left w:val="single" w:sz="6" w:space="0" w:color="auto"/>
-              <w:bottom w:val="single" w:sz="6" w:space="0" w:color="auto"/>
-              <w:right w:val="single" w:sz="6" w:space="0" w:color="auto"/>
-            </w:tcBorders>
-            <w:tcMar>
-              <w:top w:w="120" w:type="dxa"/>
-              <w:left w:w="180" w:type="dxa"/>
-              <w:bottom w:w="120" w:type="dxa"/>
-              <w:right w:w="180" w:type="dxa"/>
-            </w:tcMar>
-            <w:vAlign w:val="center"/>
             <w:hideMark/>
           </w:tcPr>
           <w:p>
@@ -17562,8 +17455,6 @@
             </w:pPr>
             <w:r>
               <w:rPr>
-                <w:b/>
-                <w:bCs/>
                 <w:color w:val="1B1C1D"/>
                 <w:bdr w:val="none" w:sz="0" w:space="0" w:color="auto" w:frame="1"/>
               </w:rPr>
@@ -17574,23 +17465,11 @@
         <w:tc>
           <w:tcPr>
             <w:tcW w:w="3235" w:type="dxa"/>
-            <w:tcBorders>
-              <w:top w:val="single" w:sz="6" w:space="0" w:color="auto"/>
-              <w:left w:val="single" w:sz="6" w:space="0" w:color="auto"/>
-              <w:bottom w:val="single" w:sz="6" w:space="0" w:color="auto"/>
-              <w:right w:val="single" w:sz="6" w:space="0" w:color="auto"/>
-            </w:tcBorders>
-            <w:tcMar>
-              <w:top w:w="120" w:type="dxa"/>
-              <w:left w:w="180" w:type="dxa"/>
-              <w:bottom w:w="120" w:type="dxa"/>
-              <w:right w:w="180" w:type="dxa"/>
-            </w:tcMar>
-            <w:vAlign w:val="center"/>
             <w:hideMark/>
           </w:tcPr>
           <w:p>
             <w:pPr>
+              <w:cnfStyle w:val="000000000000" w:firstRow="0" w:lastRow="0" w:firstColumn="0" w:lastColumn="0" w:oddVBand="0" w:evenVBand="0" w:oddHBand="0" w:evenHBand="0" w:firstRowFirstColumn="0" w:firstRowLastColumn="0" w:lastRowFirstColumn="0" w:lastRowLastColumn="0"/>
               <w:rPr>
                 <w:color w:val="1B1C1D"/>
               </w:rPr>
@@ -17609,23 +17488,11 @@
         <w:tc>
           <w:tcPr>
             <w:tcW w:w="1826" w:type="dxa"/>
-            <w:tcBorders>
-              <w:top w:val="single" w:sz="6" w:space="0" w:color="auto"/>
-              <w:left w:val="single" w:sz="6" w:space="0" w:color="auto"/>
-              <w:bottom w:val="single" w:sz="6" w:space="0" w:color="auto"/>
-              <w:right w:val="single" w:sz="6" w:space="0" w:color="auto"/>
-            </w:tcBorders>
-            <w:tcMar>
-              <w:top w:w="120" w:type="dxa"/>
-              <w:left w:w="180" w:type="dxa"/>
-              <w:bottom w:w="120" w:type="dxa"/>
-              <w:right w:w="180" w:type="dxa"/>
-            </w:tcMar>
-            <w:vAlign w:val="center"/>
             <w:hideMark/>
           </w:tcPr>
           <w:p>
             <w:pPr>
+              <w:cnfStyle w:val="000000000000" w:firstRow="0" w:lastRow="0" w:firstColumn="0" w:lastColumn="0" w:oddVBand="0" w:evenVBand="0" w:oddHBand="0" w:evenHBand="0" w:firstRowFirstColumn="0" w:firstRowLastColumn="0" w:lastRowFirstColumn="0" w:lastRowLastColumn="0"/>
               <w:rPr>
                 <w:color w:val="1B1C1D"/>
               </w:rPr>
@@ -17671,23 +17538,11 @@
         <w:tc>
           <w:tcPr>
             <w:tcW w:w="1818" w:type="dxa"/>
-            <w:tcBorders>
-              <w:top w:val="single" w:sz="6" w:space="0" w:color="auto"/>
-              <w:left w:val="single" w:sz="6" w:space="0" w:color="auto"/>
-              <w:bottom w:val="single" w:sz="6" w:space="0" w:color="auto"/>
-              <w:right w:val="single" w:sz="6" w:space="0" w:color="auto"/>
-            </w:tcBorders>
-            <w:tcMar>
-              <w:top w:w="120" w:type="dxa"/>
-              <w:left w:w="180" w:type="dxa"/>
-              <w:bottom w:w="120" w:type="dxa"/>
-              <w:right w:w="180" w:type="dxa"/>
-            </w:tcMar>
-            <w:vAlign w:val="center"/>
             <w:hideMark/>
           </w:tcPr>
           <w:p>
             <w:pPr>
+              <w:cnfStyle w:val="000000000000" w:firstRow="0" w:lastRow="0" w:firstColumn="0" w:lastColumn="0" w:oddVBand="0" w:evenVBand="0" w:oddHBand="0" w:evenHBand="0" w:firstRowFirstColumn="0" w:firstRowLastColumn="0" w:lastRowFirstColumn="0" w:lastRowLastColumn="0"/>
               <w:rPr>
                 <w:color w:val="1B1C1D"/>
               </w:rPr>
@@ -17819,7 +17674,6 @@
                 <w:color w:val="1B1C1D"/>
                 <w:bdr w:val="none" w:sz="0" w:space="0" w:color="auto" w:frame="1"/>
               </w:rPr>
-              <w:lastRenderedPageBreak/>
               <w:t>Título do Cenário</w:t>
             </w:r>
           </w:p>
@@ -18044,7 +17898,14 @@
               <w:rPr>
                 <w:color w:val="1B1C1D"/>
               </w:rPr>
-              <w:t xml:space="preserve"> "Quais são os valores de ICMS e Chave de Acesso deste documento?" 3. Executar a extração.</w:t>
+              <w:t xml:space="preserve"> "Quais são os valores de ICMS e Chave de Acesso deste </w:t>
+            </w:r>
+            <w:r>
+              <w:rPr>
+                <w:color w:val="1B1C1D"/>
+              </w:rPr>
+              <w:lastRenderedPageBreak/>
+              <w:t>documento?" 3. Executar a extração.</w:t>
             </w:r>
           </w:p>
         </w:tc>
@@ -18076,6 +17937,7 @@
               <w:rPr>
                 <w:color w:val="1B1C1D"/>
               </w:rPr>
+              <w:lastRenderedPageBreak/>
               <w:t xml:space="preserve">O sistema deve extrair poucos ou nenhum dado relevante, e o relatório deve ter uma taxa de </w:t>
             </w:r>
             <w:r>
@@ -18101,7 +17963,14 @@
               <w:rPr>
                 <w:color w:val="1B1C1D"/>
               </w:rPr>
-              <w:t xml:space="preserve"> (não deve inventar Chave de Acesso/ICMS).</w:t>
+              <w:t xml:space="preserve"> (não deve inventar </w:t>
+            </w:r>
+            <w:r>
+              <w:rPr>
+                <w:color w:val="1B1C1D"/>
+              </w:rPr>
+              <w:lastRenderedPageBreak/>
+              <w:t>Chave de Acesso/ICMS).</w:t>
             </w:r>
           </w:p>
         </w:tc>
@@ -18141,6 +18010,7 @@
                 <w:color w:val="1B1C1D"/>
                 <w:bdr w:val="none" w:sz="0" w:space="0" w:color="auto" w:frame="1"/>
               </w:rPr>
+              <w:lastRenderedPageBreak/>
               <w:t>Validação 4.</w:t>
             </w:r>
             <w:r>
@@ -18424,7 +18294,7 @@
         </w:rPr>
         <w:t> </w:t>
       </w:r>
-      <w:hyperlink r:id="rId36" w:history="1">
+      <w:hyperlink r:id="rId37" w:history="1">
         <w:r>
           <w:rPr>
             <w:rStyle w:val="Hyperlink"/>
@@ -18502,7 +18372,7 @@
         </w:rPr>
         <w:t>Instale o </w:t>
       </w:r>
-      <w:hyperlink r:id="rId37" w:history="1">
+      <w:hyperlink r:id="rId38" w:history="1">
         <w:r>
           <w:rPr>
             <w:rStyle w:val="Hyperlink"/>
@@ -18717,7 +18587,7 @@
         </w:rPr>
         <w:t>Pronto! Acesse </w:t>
       </w:r>
-      <w:hyperlink r:id="rId38" w:history="1">
+      <w:hyperlink r:id="rId39" w:history="1">
         <w:r>
           <w:rPr>
             <w:rStyle w:val="Hyperlink"/>
@@ -18769,7 +18639,6 @@
           <w:b/>
           <w:color w:val="000000"/>
         </w:rPr>
-        <w:lastRenderedPageBreak/>
         <w:t>Arquivos de teste:</w:t>
       </w:r>
     </w:p>
@@ -18786,7 +18655,7 @@
           <w:color w:val="1F2328"/>
         </w:rPr>
       </w:pPr>
-      <w:hyperlink r:id="rId39" w:history="1">
+      <w:hyperlink r:id="rId40" w:history="1">
         <w:proofErr w:type="spellStart"/>
         <w:r>
           <w:rPr>
@@ -18812,7 +18681,7 @@
           <w:color w:val="1F2328"/>
         </w:rPr>
       </w:pPr>
-      <w:hyperlink r:id="rId40" w:history="1">
+      <w:hyperlink r:id="rId41" w:history="1">
         <w:r>
           <w:rPr>
             <w:rStyle w:val="Hyperlink"/>
@@ -18838,7 +18707,7 @@
           <w:u w:val="none"/>
         </w:rPr>
       </w:pPr>
-      <w:hyperlink r:id="rId41" w:history="1">
+      <w:hyperlink r:id="rId42" w:history="1">
         <w:proofErr w:type="spellStart"/>
         <w:r>
           <w:rPr>
@@ -18866,7 +18735,7 @@
           <w:u w:val="none"/>
         </w:rPr>
       </w:pPr>
-      <w:hyperlink r:id="rId42" w:history="1">
+      <w:hyperlink r:id="rId43" w:history="1">
         <w:proofErr w:type="spellStart"/>
         <w:r>
           <w:rPr>
@@ -19161,7 +19030,7 @@
         </w:rPr>
         <w:t>Instale o </w:t>
       </w:r>
-      <w:hyperlink r:id="rId43" w:history="1">
+      <w:hyperlink r:id="rId44" w:history="1">
         <w:r>
           <w:rPr>
             <w:rStyle w:val="Hyperlink"/>
@@ -19204,7 +19073,7 @@
         </w:rPr>
         <w:t>Baixe o </w:t>
       </w:r>
-      <w:hyperlink r:id="rId44" w:history="1">
+      <w:hyperlink r:id="rId45" w:history="1">
         <w:r>
           <w:rPr>
             <w:rStyle w:val="Hyperlink"/>
@@ -19455,7 +19324,7 @@
         </w:rPr>
         <w:t>1 - Dependências: </w:t>
       </w:r>
-      <w:hyperlink r:id="rId45" w:history="1">
+      <w:hyperlink r:id="rId46" w:history="1">
         <w:r>
           <w:rPr>
             <w:rStyle w:val="Hyperlink"/>
@@ -19476,7 +19345,7 @@
         </w:rPr>
         <w:t> (Para Windows), </w:t>
       </w:r>
-      <w:hyperlink r:id="rId46" w:history="1">
+      <w:hyperlink r:id="rId47" w:history="1">
         <w:r>
           <w:rPr>
             <w:rStyle w:val="Hyperlink"/>
@@ -19520,7 +19389,7 @@
         </w:rPr>
         <w:t>2 - Script Python: </w:t>
       </w:r>
-      <w:hyperlink r:id="rId47" w:history="1">
+      <w:hyperlink r:id="rId48" w:history="1">
         <w:r>
           <w:rPr>
             <w:rStyle w:val="Hyperlink"/>
@@ -19555,7 +19424,7 @@
         </w:rPr>
         <w:t>3 - Script OCR: </w:t>
       </w:r>
-      <w:hyperlink r:id="rId48" w:history="1">
+      <w:hyperlink r:id="rId49" w:history="1">
         <w:r>
           <w:rPr>
             <w:rStyle w:val="Hyperlink"/>
@@ -19739,7 +19608,7 @@
         </w:rPr>
         <w:t>Acesse: </w:t>
       </w:r>
-      <w:hyperlink r:id="rId49" w:history="1">
+      <w:hyperlink r:id="rId50" w:history="1">
         <w:r>
           <w:rPr>
             <w:rStyle w:val="Hyperlink"/>
@@ -19791,7 +19660,7 @@
           <w:color w:val="1F2328"/>
         </w:rPr>
       </w:pPr>
-      <w:hyperlink r:id="rId50" w:history="1">
+      <w:hyperlink r:id="rId51" w:history="1">
         <w:r>
           <w:rPr>
             <w:rStyle w:val="Hyperlink"/>
@@ -19815,7 +19684,7 @@
           <w:color w:val="1F2328"/>
         </w:rPr>
       </w:pPr>
-      <w:hyperlink r:id="rId51" w:history="1">
+      <w:hyperlink r:id="rId52" w:history="1">
         <w:r>
           <w:rPr>
             <w:rStyle w:val="Hyperlink"/>
@@ -19841,7 +19710,7 @@
           <w:u w:val="none"/>
         </w:rPr>
       </w:pPr>
-      <w:hyperlink r:id="rId52" w:history="1">
+      <w:hyperlink r:id="rId53" w:history="1">
         <w:r>
           <w:rPr>
             <w:rStyle w:val="Hyperlink"/>
@@ -19867,7 +19736,7 @@
           <w:u w:val="none"/>
         </w:rPr>
       </w:pPr>
-      <w:hyperlink r:id="rId53" w:history="1">
+      <w:hyperlink r:id="rId54" w:history="1">
         <w:r>
           <w:rPr>
             <w:rStyle w:val="Hyperlink"/>
@@ -19961,6 +19830,7 @@
           <w:rFonts w:ascii="Segoe UI" w:hAnsi="Segoe UI" w:cs="Segoe UI"/>
           <w:color w:val="1F2328"/>
         </w:rPr>
+        <w:lastRenderedPageBreak/>
         <w:t>“Qual o valor total?”</w:t>
       </w:r>
     </w:p>
@@ -20241,7 +20111,7 @@
       <w:bookmarkEnd w:id="8"/>
     </w:p>
     <w:sectPr>
-      <w:footerReference w:type="default" r:id="rId54"/>
+      <w:footerReference w:type="default" r:id="rId55"/>
       <w:pgSz w:w="11906" w:h="16838"/>
       <w:pgMar w:top="1417" w:right="1701" w:bottom="1417" w:left="1701" w:header="708" w:footer="708" w:gutter="0"/>
       <w:pgNumType w:start="1"/>

--- a/Desafio 2 - Projeto - 11062025/Versões Relatório/Grupo_01_Proposta_de_Projeto v4.docx
+++ b/Desafio 2 - Projeto - 11062025/Versões Relatório/Grupo_01_Proposta_de_Projeto v4.docx
@@ -17366,6 +17366,14 @@
                 <w:color w:val="1B1C1D"/>
               </w:rPr>
             </w:pPr>
+          </w:p>
+          <w:p>
+            <w:pPr>
+              <w:cnfStyle w:val="000000100000" w:firstRow="0" w:lastRow="0" w:firstColumn="0" w:lastColumn="0" w:oddVBand="0" w:evenVBand="0" w:oddHBand="1" w:evenHBand="0" w:firstRowFirstColumn="0" w:firstRowLastColumn="0" w:lastRowFirstColumn="0" w:lastRowLastColumn="0"/>
+              <w:rPr>
+                <w:color w:val="1B1C1D"/>
+              </w:rPr>
+            </w:pPr>
             <w:r>
               <w:rPr>
                 <w:color w:val="1B1C1D"/>
@@ -17501,7 +17509,29 @@
               <w:rPr>
                 <w:color w:val="1B1C1D"/>
               </w:rPr>
-              <w:t xml:space="preserve">1. Assegurar que os dados de itens estão carregados na base de dados. 2. </w:t>
+              <w:t xml:space="preserve">1. Assegurar que os dados de itens estão carregados na base de dados. </w:t>
+            </w:r>
+          </w:p>
+          <w:p>
+            <w:pPr>
+              <w:cnfStyle w:val="000000000000" w:firstRow="0" w:lastRow="0" w:firstColumn="0" w:lastColumn="0" w:oddVBand="0" w:evenVBand="0" w:oddHBand="0" w:evenHBand="0" w:firstRowFirstColumn="0" w:firstRowLastColumn="0" w:lastRowFirstColumn="0" w:lastRowLastColumn="0"/>
+              <w:rPr>
+                <w:color w:val="1B1C1D"/>
+              </w:rPr>
+            </w:pPr>
+          </w:p>
+          <w:p>
+            <w:pPr>
+              <w:cnfStyle w:val="000000000000" w:firstRow="0" w:lastRow="0" w:firstColumn="0" w:lastColumn="0" w:oddVBand="0" w:evenVBand="0" w:oddHBand="0" w:evenHBand="0" w:firstRowFirstColumn="0" w:firstRowLastColumn="0" w:lastRowFirstColumn="0" w:lastRowLastColumn="0"/>
+              <w:rPr>
+                <w:color w:val="1B1C1D"/>
+              </w:rPr>
+            </w:pPr>
+            <w:r>
+              <w:rPr>
+                <w:color w:val="1B1C1D"/>
+              </w:rPr>
+              <w:t xml:space="preserve">2. </w:t>
             </w:r>
             <w:r>
               <w:rPr>
@@ -17572,6 +17602,678 @@
         </w:tc>
       </w:tr>
     </w:tbl>
+    <w:p>
+      <w:pPr>
+        <w:pStyle w:val="Ttulo4"/>
+        <w:spacing w:after="120"/>
+        <w:rPr>
+          <w:rFonts w:asciiTheme="minorHAnsi" w:eastAsia="Times New Roman" w:hAnsiTheme="minorHAnsi" w:cs="Times New Roman"/>
+          <w:b/>
+          <w:bCs/>
+          <w:i w:val="0"/>
+          <w:color w:val="1B1C1D"/>
+          <w:sz w:val="26"/>
+          <w:szCs w:val="26"/>
+          <w:bdr w:val="none" w:sz="0" w:space="0" w:color="auto" w:frame="1"/>
+        </w:rPr>
+      </w:pPr>
+    </w:p>
+    <w:p>
+      <w:pPr>
+        <w:pStyle w:val="Ttulo4"/>
+        <w:spacing w:after="120"/>
+        <w:rPr>
+          <w:rFonts w:asciiTheme="minorHAnsi" w:eastAsia="Times New Roman" w:hAnsiTheme="minorHAnsi" w:cs="Times New Roman"/>
+          <w:b/>
+          <w:bCs/>
+          <w:i w:val="0"/>
+          <w:color w:val="1B1C1D"/>
+          <w:sz w:val="26"/>
+          <w:szCs w:val="26"/>
+          <w:bdr w:val="none" w:sz="0" w:space="0" w:color="auto" w:frame="1"/>
+        </w:rPr>
+      </w:pPr>
+      <w:r>
+        <w:rPr>
+          <w:rFonts w:asciiTheme="minorHAnsi" w:eastAsia="Times New Roman" w:hAnsiTheme="minorHAnsi" w:cs="Times New Roman"/>
+          <w:b/>
+          <w:bCs/>
+          <w:i w:val="0"/>
+          <w:color w:val="1B1C1D"/>
+          <w:sz w:val="26"/>
+          <w:szCs w:val="26"/>
+          <w:bdr w:val="none" w:sz="0" w:space="0" w:color="auto" w:frame="1"/>
+        </w:rPr>
+        <w:t>Cenário Consulta 3.1: Valor Total por Emitente</w:t>
+      </w:r>
+    </w:p>
+    <w:tbl>
+      <w:tblPr>
+        <w:tblStyle w:val="SimplesTabela1"/>
+        <w:tblW w:w="0" w:type="auto"/>
+        <w:tblLayout w:type="fixed"/>
+        <w:tblLook w:val="04A0" w:firstRow="1" w:lastRow="0" w:firstColumn="1" w:lastColumn="0" w:noHBand="0" w:noVBand="1"/>
+      </w:tblPr>
+      <w:tblGrid>
+        <w:gridCol w:w="8359"/>
+      </w:tblGrid>
+      <w:tr>
+        <w:trPr>
+          <w:cnfStyle w:val="100000000000" w:firstRow="1" w:lastRow="0" w:firstColumn="0" w:lastColumn="0" w:oddVBand="0" w:evenVBand="0" w:oddHBand="0" w:evenHBand="0" w:firstRowFirstColumn="0" w:firstRowLastColumn="0" w:lastRowFirstColumn="0" w:lastRowLastColumn="0"/>
+        </w:trPr>
+        <w:tc>
+          <w:tcPr>
+            <w:cnfStyle w:val="001000000000" w:firstRow="0" w:lastRow="0" w:firstColumn="1" w:lastColumn="0" w:oddVBand="0" w:evenVBand="0" w:oddHBand="0" w:evenHBand="0" w:firstRowFirstColumn="0" w:firstRowLastColumn="0" w:lastRowFirstColumn="0" w:lastRowLastColumn="0"/>
+            <w:tcW w:w="8359" w:type="dxa"/>
+            <w:hideMark/>
+          </w:tcPr>
+          <w:p>
+            <w:pPr>
+              <w:rPr>
+                <w:color w:val="1B1C1D"/>
+              </w:rPr>
+            </w:pPr>
+            <w:r>
+              <w:rPr>
+                <w:rStyle w:val="Forte"/>
+                <w:color w:val="1B1C1D"/>
+                <w:bdr w:val="none" w:sz="0" w:space="0" w:color="auto" w:frame="1"/>
+              </w:rPr>
+              <w:t>Resultado Esperado</w:t>
+            </w:r>
+          </w:p>
+        </w:tc>
+      </w:tr>
+      <w:tr>
+        <w:trPr>
+          <w:cnfStyle w:val="000000100000" w:firstRow="0" w:lastRow="0" w:firstColumn="0" w:lastColumn="0" w:oddVBand="0" w:evenVBand="0" w:oddHBand="1" w:evenHBand="0" w:firstRowFirstColumn="0" w:firstRowLastColumn="0" w:lastRowFirstColumn="0" w:lastRowLastColumn="0"/>
+        </w:trPr>
+        <w:tc>
+          <w:tcPr>
+            <w:cnfStyle w:val="001000000000" w:firstRow="0" w:lastRow="0" w:firstColumn="1" w:lastColumn="0" w:oddVBand="0" w:evenVBand="0" w:oddHBand="0" w:evenHBand="0" w:firstRowFirstColumn="0" w:firstRowLastColumn="0" w:lastRowFirstColumn="0" w:lastRowLastColumn="0"/>
+            <w:tcW w:w="8359" w:type="dxa"/>
+            <w:hideMark/>
+          </w:tcPr>
+          <w:p>
+            <w:pPr>
+              <w:rPr>
+                <w:color w:val="1B1C1D"/>
+              </w:rPr>
+            </w:pPr>
+            <w:r>
+              <w:rPr>
+                <w:color w:val="1B1C1D"/>
+              </w:rPr>
+              <w:t xml:space="preserve">O agente deve gerar e executar a consulta SQL apropriada e retornar o somatório correto da coluna </w:t>
+            </w:r>
+            <w:r>
+              <w:rPr>
+                <w:color w:val="1B1C1D"/>
+                <w:bdr w:val="none" w:sz="0" w:space="0" w:color="auto" w:frame="1"/>
+              </w:rPr>
+              <w:t>VALOR NOTA FISCAL</w:t>
+            </w:r>
+            <w:r>
+              <w:rPr>
+                <w:color w:val="1B1C1D"/>
+              </w:rPr>
+              <w:t xml:space="preserve"> para o emitente.</w:t>
+            </w:r>
+          </w:p>
+        </w:tc>
+      </w:tr>
+    </w:tbl>
+    <w:p/>
+    <w:p>
+      <w:pPr>
+        <w:pStyle w:val="Ttulo4"/>
+        <w:spacing w:after="120"/>
+        <w:rPr>
+          <w:i w:val="0"/>
+          <w:iCs/>
+          <w:color w:val="1B1C1D"/>
+        </w:rPr>
+      </w:pPr>
+      <w:r>
+        <w:rPr>
+          <w:i w:val="0"/>
+          <w:iCs/>
+          <w:color w:val="1B1C1D"/>
+        </w:rPr>
+        <w:t>PASSOS</w:t>
+      </w:r>
+    </w:p>
+    <w:p>
+      <w:pPr>
+        <w:cnfStyle w:val="101000000000" w:firstRow="1" w:lastRow="0" w:firstColumn="1" w:lastColumn="0" w:oddVBand="0" w:evenVBand="0" w:oddHBand="0" w:evenHBand="0" w:firstRowFirstColumn="0" w:firstRowLastColumn="0" w:lastRowFirstColumn="0" w:lastRowLastColumn="0"/>
+        <w:rPr>
+          <w:color w:val="1B1C1D"/>
+        </w:rPr>
+      </w:pPr>
+      <w:r>
+        <w:rPr>
+          <w:color w:val="1B1C1D"/>
+        </w:rPr>
+        <w:t xml:space="preserve">1. Assegurar que os </w:t>
+      </w:r>
+      <w:hyperlink r:id="rId37" w:history="1">
+        <w:r>
+          <w:rPr>
+            <w:rStyle w:val="Hyperlink"/>
+          </w:rPr>
+          <w:t>dados de cabeçalho</w:t>
+        </w:r>
+      </w:hyperlink>
+      <w:r>
+        <w:rPr>
+          <w:color w:val="1B1C1D"/>
+        </w:rPr>
+        <w:t xml:space="preserve"> estão carregados na base de dados (</w:t>
+      </w:r>
+      <w:proofErr w:type="spellStart"/>
+      <w:r>
+        <w:rPr>
+          <w:rStyle w:val="CdigoHTML"/>
+          <w:rFonts w:eastAsiaTheme="majorEastAsia"/>
+          <w:color w:val="444746"/>
+          <w:bdr w:val="none" w:sz="0" w:space="0" w:color="auto" w:frame="1"/>
+        </w:rPr>
+        <w:t>nfs_data.db</w:t>
+      </w:r>
+      <w:proofErr w:type="spellEnd"/>
+      <w:r>
+        <w:rPr>
+          <w:color w:val="1B1C1D"/>
+        </w:rPr>
+        <w:t>)</w:t>
+      </w:r>
+    </w:p>
+    <w:p>
+      <w:pPr>
+        <w:cnfStyle w:val="101000000000" w:firstRow="1" w:lastRow="0" w:firstColumn="1" w:lastColumn="0" w:oddVBand="0" w:evenVBand="0" w:oddHBand="0" w:evenHBand="0" w:firstRowFirstColumn="0" w:firstRowLastColumn="0" w:lastRowFirstColumn="0" w:lastRowLastColumn="0"/>
+        <w:rPr>
+          <w:color w:val="1B1C1D"/>
+        </w:rPr>
+      </w:pPr>
+    </w:p>
+    <w:p>
+      <w:pPr>
+        <w:cnfStyle w:val="101000000000" w:firstRow="1" w:lastRow="0" w:firstColumn="1" w:lastColumn="0" w:oddVBand="0" w:evenVBand="0" w:oddHBand="0" w:evenHBand="0" w:firstRowFirstColumn="0" w:firstRowLastColumn="0" w:lastRowFirstColumn="0" w:lastRowLastColumn="0"/>
+        <w:rPr>
+          <w:color w:val="1B1C1D"/>
+        </w:rPr>
+      </w:pPr>
+    </w:p>
+    <w:p>
+      <w:pPr>
+        <w:cnfStyle w:val="101000000000" w:firstRow="1" w:lastRow="0" w:firstColumn="1" w:lastColumn="0" w:oddVBand="0" w:evenVBand="0" w:oddHBand="0" w:evenHBand="0" w:firstRowFirstColumn="0" w:firstRowLastColumn="0" w:lastRowFirstColumn="0" w:lastRowLastColumn="0"/>
+        <w:rPr>
+          <w:color w:val="1B1C1D"/>
+        </w:rPr>
+      </w:pPr>
+    </w:p>
+    <w:p>
+      <w:pPr>
+        <w:cnfStyle w:val="101000000000" w:firstRow="1" w:lastRow="0" w:firstColumn="1" w:lastColumn="0" w:oddVBand="0" w:evenVBand="0" w:oddHBand="0" w:evenHBand="0" w:firstRowFirstColumn="0" w:firstRowLastColumn="0" w:lastRowFirstColumn="0" w:lastRowLastColumn="0"/>
+        <w:rPr>
+          <w:color w:val="1B1C1D"/>
+        </w:rPr>
+      </w:pPr>
+    </w:p>
+    <w:p>
+      <w:pPr>
+        <w:rPr>
+          <w:color w:val="1B1C1D"/>
+        </w:rPr>
+      </w:pPr>
+      <w:r>
+        <w:rPr>
+          <w:color w:val="1B1C1D"/>
+        </w:rPr>
+        <w:lastRenderedPageBreak/>
+        <w:t xml:space="preserve">2. </w:t>
+      </w:r>
+      <w:r>
+        <w:rPr>
+          <w:b/>
+          <w:bCs/>
+          <w:color w:val="1B1C1D"/>
+          <w:bdr w:val="none" w:sz="0" w:space="0" w:color="auto" w:frame="1"/>
+        </w:rPr>
+        <w:t>Pergunta:</w:t>
+      </w:r>
+      <w:r>
+        <w:rPr>
+          <w:color w:val="1B1C1D"/>
+        </w:rPr>
+        <w:t xml:space="preserve"> "Qual o valor total de notas emitidas pela </w:t>
+      </w:r>
+      <w:r>
+        <w:rPr>
+          <w:b/>
+          <w:bCs/>
+          <w:color w:val="1B1C1D"/>
+          <w:bdr w:val="none" w:sz="0" w:space="0" w:color="auto" w:frame="1"/>
+        </w:rPr>
+        <w:t>COMPANHIA BRASILEIRA DE EDUC. E SIST. DE ENS. S.A - PR OP</w:t>
+      </w:r>
+      <w:r>
+        <w:rPr>
+          <w:color w:val="1B1C1D"/>
+        </w:rPr>
+        <w:t>?"</w:t>
+      </w:r>
+    </w:p>
+    <w:p>
+      <w:r>
+        <w:drawing>
+          <wp:inline distT="0" distB="0" distL="0" distR="0" wp14:anchorId="4317BB06" wp14:editId="2628D886">
+            <wp:extent cx="5400040" cy="356235"/>
+            <wp:effectExtent l="0" t="0" r="0" b="5715"/>
+            <wp:docPr id="4" name="Imagem 4"/>
+            <wp:cNvGraphicFramePr>
+              <a:graphicFrameLocks xmlns:a="http://schemas.openxmlformats.org/drawingml/2006/main" noChangeAspect="1"/>
+            </wp:cNvGraphicFramePr>
+            <a:graphic xmlns:a="http://schemas.openxmlformats.org/drawingml/2006/main">
+              <a:graphicData uri="http://schemas.openxmlformats.org/drawingml/2006/picture">
+                <pic:pic xmlns:pic="http://schemas.openxmlformats.org/drawingml/2006/picture">
+                  <pic:nvPicPr>
+                    <pic:cNvPr id="1" name=""/>
+                    <pic:cNvPicPr/>
+                  </pic:nvPicPr>
+                  <pic:blipFill>
+                    <a:blip r:embed="rId38"/>
+                    <a:stretch>
+                      <a:fillRect/>
+                    </a:stretch>
+                  </pic:blipFill>
+                  <pic:spPr>
+                    <a:xfrm>
+                      <a:off x="0" y="0"/>
+                      <a:ext cx="5400040" cy="356235"/>
+                    </a:xfrm>
+                    <a:prstGeom prst="rect">
+                      <a:avLst/>
+                    </a:prstGeom>
+                  </pic:spPr>
+                </pic:pic>
+              </a:graphicData>
+            </a:graphic>
+          </wp:inline>
+        </w:drawing>
+      </w:r>
+    </w:p>
+    <w:p>
+      <w:pPr>
+        <w:pStyle w:val="Ttulo4"/>
+        <w:spacing w:after="120"/>
+        <w:jc w:val="center"/>
+        <w:rPr>
+          <w:i w:val="0"/>
+          <w:iCs/>
+          <w:color w:val="1B1C1D"/>
+        </w:rPr>
+      </w:pPr>
+      <w:r>
+        <w:rPr>
+          <w:i w:val="0"/>
+          <w:iCs/>
+          <w:color w:val="1B1C1D"/>
+        </w:rPr>
+        <w:drawing>
+          <wp:inline distT="0" distB="0" distL="0" distR="0" wp14:anchorId="7E41C7D1" wp14:editId="40E0DB0C">
+            <wp:extent cx="4129155" cy="3230880"/>
+            <wp:effectExtent l="0" t="0" r="5080" b="7620"/>
+            <wp:docPr id="10" name="Imagem 10"/>
+            <wp:cNvGraphicFramePr>
+              <a:graphicFrameLocks xmlns:a="http://schemas.openxmlformats.org/drawingml/2006/main" noChangeAspect="1"/>
+            </wp:cNvGraphicFramePr>
+            <a:graphic xmlns:a="http://schemas.openxmlformats.org/drawingml/2006/main">
+              <a:graphicData uri="http://schemas.openxmlformats.org/drawingml/2006/picture">
+                <pic:pic xmlns:pic="http://schemas.openxmlformats.org/drawingml/2006/picture">
+                  <pic:nvPicPr>
+                    <pic:cNvPr id="1" name=""/>
+                    <pic:cNvPicPr/>
+                  </pic:nvPicPr>
+                  <pic:blipFill>
+                    <a:blip r:embed="rId39"/>
+                    <a:stretch>
+                      <a:fillRect/>
+                    </a:stretch>
+                  </pic:blipFill>
+                  <pic:spPr>
+                    <a:xfrm>
+                      <a:off x="0" y="0"/>
+                      <a:ext cx="4141674" cy="3240676"/>
+                    </a:xfrm>
+                    <a:prstGeom prst="rect">
+                      <a:avLst/>
+                    </a:prstGeom>
+                  </pic:spPr>
+                </pic:pic>
+              </a:graphicData>
+            </a:graphic>
+          </wp:inline>
+        </w:drawing>
+      </w:r>
+    </w:p>
+    <w:p>
+      <w:pPr>
+        <w:rPr>
+          <w:rFonts w:asciiTheme="minorHAnsi" w:eastAsia="Times New Roman" w:hAnsiTheme="minorHAnsi" w:cs="Times New Roman"/>
+          <w:b/>
+          <w:bCs/>
+          <w:color w:val="1B1C1D"/>
+          <w:sz w:val="26"/>
+          <w:szCs w:val="26"/>
+          <w:bdr w:val="none" w:sz="0" w:space="0" w:color="auto" w:frame="1"/>
+        </w:rPr>
+      </w:pPr>
+    </w:p>
+    <w:p>
+      <w:pPr>
+        <w:rPr>
+          <w:rFonts w:asciiTheme="minorHAnsi" w:eastAsia="Times New Roman" w:hAnsiTheme="minorHAnsi" w:cs="Times New Roman"/>
+          <w:b/>
+          <w:bCs/>
+          <w:color w:val="1B1C1D"/>
+          <w:sz w:val="26"/>
+          <w:szCs w:val="26"/>
+          <w:bdr w:val="none" w:sz="0" w:space="0" w:color="auto" w:frame="1"/>
+        </w:rPr>
+      </w:pPr>
+      <w:r>
+        <w:rPr>
+          <w:rFonts w:asciiTheme="minorHAnsi" w:eastAsia="Times New Roman" w:hAnsiTheme="minorHAnsi" w:cs="Times New Roman"/>
+          <w:b/>
+          <w:bCs/>
+          <w:color w:val="1B1C1D"/>
+          <w:sz w:val="26"/>
+          <w:szCs w:val="26"/>
+          <w:bdr w:val="none" w:sz="0" w:space="0" w:color="auto" w:frame="1"/>
+        </w:rPr>
+        <w:t>Conclusão</w:t>
+      </w:r>
+    </w:p>
+    <w:p>
+      <w:pPr>
+        <w:rPr>
+          <w:color w:val="1B1C1D"/>
+          <w:bdr w:val="none" w:sz="0" w:space="0" w:color="auto" w:frame="1"/>
+        </w:rPr>
+      </w:pPr>
+      <w:r>
+        <w:rPr>
+          <w:color w:val="1B1C1D"/>
+          <w:bdr w:val="none" w:sz="0" w:space="0" w:color="auto" w:frame="1"/>
+        </w:rPr>
+        <w:t xml:space="preserve">O agente conseguiu gerar, com sucesso a query, </w:t>
+      </w:r>
+      <w:r>
+        <w:rPr>
+          <w:color w:val="1B1C1D"/>
+          <w:bdr w:val="none" w:sz="0" w:space="0" w:color="auto" w:frame="1"/>
+        </w:rPr>
+        <w:t xml:space="preserve">o </w:t>
+      </w:r>
+      <w:r>
+        <w:rPr>
+          <w:color w:val="1B1C1D"/>
+          <w:bdr w:val="none" w:sz="0" w:space="0" w:color="auto" w:frame="1"/>
+        </w:rPr>
+        <w:t>resulta</w:t>
+      </w:r>
+      <w:r>
+        <w:rPr>
+          <w:color w:val="1B1C1D"/>
+          <w:bdr w:val="none" w:sz="0" w:space="0" w:color="auto" w:frame="1"/>
+        </w:rPr>
+        <w:t>do esperado, conforme informado no arquivo.</w:t>
+      </w:r>
+    </w:p>
+    <w:p>
+      <w:pPr>
+        <w:rPr>
+          <w:color w:val="1B1C1D"/>
+          <w:bdr w:val="none" w:sz="0" w:space="0" w:color="auto" w:frame="1"/>
+        </w:rPr>
+      </w:pPr>
+    </w:p>
+    <w:p>
+      <w:pPr>
+        <w:rPr>
+          <w:rFonts w:asciiTheme="minorHAnsi" w:eastAsia="Times New Roman" w:hAnsiTheme="minorHAnsi" w:cs="Times New Roman"/>
+          <w:b/>
+          <w:bCs/>
+          <w:color w:val="1B1C1D"/>
+          <w:sz w:val="26"/>
+          <w:szCs w:val="26"/>
+          <w:bdr w:val="none" w:sz="0" w:space="0" w:color="auto" w:frame="1"/>
+        </w:rPr>
+      </w:pPr>
+      <w:r>
+        <w:rPr>
+          <w:rFonts w:asciiTheme="minorHAnsi" w:eastAsia="Times New Roman" w:hAnsiTheme="minorHAnsi" w:cs="Times New Roman"/>
+          <w:b/>
+          <w:bCs/>
+          <w:color w:val="1B1C1D"/>
+          <w:sz w:val="26"/>
+          <w:szCs w:val="26"/>
+          <w:bdr w:val="none" w:sz="0" w:space="0" w:color="auto" w:frame="1"/>
+        </w:rPr>
+        <w:t xml:space="preserve">Cenário </w:t>
+      </w:r>
+      <w:r>
+        <w:rPr>
+          <w:rFonts w:asciiTheme="minorHAnsi" w:eastAsia="Times New Roman" w:hAnsiTheme="minorHAnsi" w:cs="Times New Roman"/>
+          <w:b/>
+          <w:bCs/>
+          <w:color w:val="1B1C1D"/>
+          <w:sz w:val="26"/>
+          <w:szCs w:val="26"/>
+          <w:bdr w:val="none" w:sz="0" w:space="0" w:color="auto" w:frame="1"/>
+        </w:rPr>
+        <w:t>Consulta 3.2: Quantidade de Itens</w:t>
+      </w:r>
+    </w:p>
+    <w:tbl>
+      <w:tblPr>
+        <w:tblStyle w:val="SimplesTabela1"/>
+        <w:tblW w:w="0" w:type="auto"/>
+        <w:tblLayout w:type="fixed"/>
+        <w:tblLook w:val="04A0" w:firstRow="1" w:lastRow="0" w:firstColumn="1" w:lastColumn="0" w:noHBand="0" w:noVBand="1"/>
+      </w:tblPr>
+      <w:tblGrid>
+        <w:gridCol w:w="8359"/>
+      </w:tblGrid>
+      <w:tr>
+        <w:trPr>
+          <w:cnfStyle w:val="100000000000" w:firstRow="1" w:lastRow="0" w:firstColumn="0" w:lastColumn="0" w:oddVBand="0" w:evenVBand="0" w:oddHBand="0" w:evenHBand="0" w:firstRowFirstColumn="0" w:firstRowLastColumn="0" w:lastRowFirstColumn="0" w:lastRowLastColumn="0"/>
+        </w:trPr>
+        <w:tc>
+          <w:tcPr>
+            <w:cnfStyle w:val="001000000000" w:firstRow="0" w:lastRow="0" w:firstColumn="1" w:lastColumn="0" w:oddVBand="0" w:evenVBand="0" w:oddHBand="0" w:evenHBand="0" w:firstRowFirstColumn="0" w:firstRowLastColumn="0" w:lastRowFirstColumn="0" w:lastRowLastColumn="0"/>
+            <w:tcW w:w="8359" w:type="dxa"/>
+            <w:hideMark/>
+          </w:tcPr>
+          <w:p>
+            <w:pPr>
+              <w:rPr>
+                <w:color w:val="1B1C1D"/>
+              </w:rPr>
+            </w:pPr>
+            <w:r>
+              <w:rPr>
+                <w:rStyle w:val="Forte"/>
+                <w:color w:val="1B1C1D"/>
+                <w:bdr w:val="none" w:sz="0" w:space="0" w:color="auto" w:frame="1"/>
+              </w:rPr>
+              <w:t>Resultado Esperado</w:t>
+            </w:r>
+          </w:p>
+        </w:tc>
+      </w:tr>
+      <w:tr>
+        <w:trPr>
+          <w:cnfStyle w:val="000000100000" w:firstRow="0" w:lastRow="0" w:firstColumn="0" w:lastColumn="0" w:oddVBand="0" w:evenVBand="0" w:oddHBand="1" w:evenHBand="0" w:firstRowFirstColumn="0" w:firstRowLastColumn="0" w:lastRowFirstColumn="0" w:lastRowLastColumn="0"/>
+        </w:trPr>
+        <w:tc>
+          <w:tcPr>
+            <w:cnfStyle w:val="001000000000" w:firstRow="0" w:lastRow="0" w:firstColumn="1" w:lastColumn="0" w:oddVBand="0" w:evenVBand="0" w:oddHBand="0" w:evenHBand="0" w:firstRowFirstColumn="0" w:firstRowLastColumn="0" w:lastRowFirstColumn="0" w:lastRowLastColumn="0"/>
+            <w:tcW w:w="8359" w:type="dxa"/>
+            <w:hideMark/>
+          </w:tcPr>
+          <w:p>
+            <w:pPr>
+              <w:rPr>
+                <w:color w:val="1B1C1D"/>
+              </w:rPr>
+            </w:pPr>
+            <w:r>
+              <w:rPr>
+                <w:color w:val="1B1C1D"/>
+              </w:rPr>
+              <w:t xml:space="preserve">O agente deve gerar e executar a consulta SQL apropriada e retornar o somatório correto da coluna </w:t>
+            </w:r>
+            <w:r>
+              <w:rPr>
+                <w:color w:val="1B1C1D"/>
+                <w:bdr w:val="none" w:sz="0" w:space="0" w:color="auto" w:frame="1"/>
+              </w:rPr>
+              <w:t>QUANTIDADE</w:t>
+            </w:r>
+            <w:r>
+              <w:rPr>
+                <w:color w:val="1B1C1D"/>
+              </w:rPr>
+              <w:t xml:space="preserve"> para o produto/serviço "Sabão em pó".</w:t>
+            </w:r>
+          </w:p>
+        </w:tc>
+      </w:tr>
+    </w:tbl>
+    <w:p>
+      <w:pPr>
+        <w:rPr>
+          <w:b/>
+          <w:bCs/>
+          <w:color w:val="1B1C1D"/>
+          <w:bdr w:val="none" w:sz="0" w:space="0" w:color="auto" w:frame="1"/>
+        </w:rPr>
+      </w:pPr>
+    </w:p>
+    <w:p>
+      <w:pPr>
+        <w:pStyle w:val="Ttulo4"/>
+        <w:spacing w:after="120"/>
+        <w:rPr>
+          <w:i w:val="0"/>
+          <w:iCs/>
+          <w:color w:val="1B1C1D"/>
+        </w:rPr>
+      </w:pPr>
+      <w:r>
+        <w:rPr>
+          <w:i w:val="0"/>
+          <w:iCs/>
+          <w:color w:val="1B1C1D"/>
+        </w:rPr>
+        <w:t>PASSOS</w:t>
+      </w:r>
+    </w:p>
+    <w:p>
+      <w:pPr>
+        <w:rPr>
+          <w:color w:val="1B1C1D"/>
+        </w:rPr>
+      </w:pPr>
+      <w:r>
+        <w:rPr>
+          <w:color w:val="1B1C1D"/>
+        </w:rPr>
+        <w:t xml:space="preserve">1. Assegurar que os dados de itens estão carregados na base de dados. </w:t>
+      </w:r>
+    </w:p>
+    <w:p>
+      <w:pPr>
+        <w:rPr>
+          <w:color w:val="1B1C1D"/>
+        </w:rPr>
+      </w:pPr>
+      <w:r>
+        <w:rPr>
+          <w:color w:val="1B1C1D"/>
+        </w:rPr>
+        <w:t xml:space="preserve">2. </w:t>
+      </w:r>
+      <w:r>
+        <w:rPr>
+          <w:b/>
+          <w:bCs/>
+          <w:color w:val="1B1C1D"/>
+          <w:bdr w:val="none" w:sz="0" w:space="0" w:color="auto" w:frame="1"/>
+        </w:rPr>
+        <w:t>Pergunta:</w:t>
+      </w:r>
+      <w:r>
+        <w:rPr>
+          <w:color w:val="1B1C1D"/>
+        </w:rPr>
+        <w:t xml:space="preserve"> "Qual a quantidade total de itens de </w:t>
+      </w:r>
+      <w:r>
+        <w:rPr>
+          <w:b/>
+          <w:bCs/>
+          <w:color w:val="1B1C1D"/>
+          <w:bdr w:val="none" w:sz="0" w:space="0" w:color="auto" w:frame="1"/>
+        </w:rPr>
+        <w:t>Sabão em pó</w:t>
+      </w:r>
+      <w:r>
+        <w:rPr>
+          <w:color w:val="1B1C1D"/>
+        </w:rPr>
+        <w:t xml:space="preserve"> vendidos?"</w:t>
+      </w:r>
+    </w:p>
+    <w:p>
+      <w:pPr>
+        <w:rPr>
+          <w:color w:val="1B1C1D"/>
+        </w:rPr>
+      </w:pPr>
+    </w:p>
+    <w:p>
+      <w:pPr>
+        <w:rPr>
+          <w:color w:val="1B1C1D"/>
+        </w:rPr>
+      </w:pPr>
+    </w:p>
+    <w:p>
+      <w:pPr>
+        <w:rPr>
+          <w:color w:val="1B1C1D"/>
+        </w:rPr>
+      </w:pPr>
+    </w:p>
+    <w:p>
+      <w:pPr>
+        <w:rPr>
+          <w:color w:val="1B1C1D"/>
+        </w:rPr>
+      </w:pPr>
+    </w:p>
+    <w:p>
+      <w:pPr>
+        <w:rPr>
+          <w:color w:val="1B1C1D"/>
+        </w:rPr>
+      </w:pPr>
+    </w:p>
+    <w:p/>
+    <w:p/>
     <w:p>
       <w:pPr>
         <w:pStyle w:val="Ttulo4"/>
@@ -17898,14 +18600,7 @@
               <w:rPr>
                 <w:color w:val="1B1C1D"/>
               </w:rPr>
-              <w:t xml:space="preserve"> "Quais são os valores de ICMS e Chave de Acesso deste </w:t>
-            </w:r>
-            <w:r>
-              <w:rPr>
-                <w:color w:val="1B1C1D"/>
-              </w:rPr>
-              <w:lastRenderedPageBreak/>
-              <w:t>documento?" 3. Executar a extração.</w:t>
+              <w:t xml:space="preserve"> "Quais são os valores de ICMS e Chave de Acesso deste documento?" 3. Executar a extração.</w:t>
             </w:r>
           </w:p>
         </w:tc>
@@ -17937,7 +18632,6 @@
               <w:rPr>
                 <w:color w:val="1B1C1D"/>
               </w:rPr>
-              <w:lastRenderedPageBreak/>
               <w:t xml:space="preserve">O sistema deve extrair poucos ou nenhum dado relevante, e o relatório deve ter uma taxa de </w:t>
             </w:r>
             <w:r>
@@ -17963,14 +18657,7 @@
               <w:rPr>
                 <w:color w:val="1B1C1D"/>
               </w:rPr>
-              <w:t xml:space="preserve"> (não deve inventar </w:t>
-            </w:r>
-            <w:r>
-              <w:rPr>
-                <w:color w:val="1B1C1D"/>
-              </w:rPr>
-              <w:lastRenderedPageBreak/>
-              <w:t>Chave de Acesso/ICMS).</w:t>
+              <w:t xml:space="preserve"> (não deve inventar Chave de Acesso/ICMS).</w:t>
             </w:r>
           </w:p>
         </w:tc>
@@ -18010,7 +18697,6 @@
                 <w:color w:val="1B1C1D"/>
                 <w:bdr w:val="none" w:sz="0" w:space="0" w:color="auto" w:frame="1"/>
               </w:rPr>
-              <w:lastRenderedPageBreak/>
               <w:t>Validação 4.</w:t>
             </w:r>
             <w:r>
@@ -18185,6 +18871,13 @@
     </w:p>
     <w:p>
       <w:pPr>
+        <w:rPr>
+          <w:b/>
+        </w:rPr>
+      </w:pPr>
+    </w:p>
+    <w:p>
+      <w:pPr>
         <w:keepNext/>
         <w:keepLines/>
         <w:pBdr>
@@ -18294,7 +18987,7 @@
         </w:rPr>
         <w:t> </w:t>
       </w:r>
-      <w:hyperlink r:id="rId37" w:history="1">
+      <w:hyperlink r:id="rId40" w:history="1">
         <w:r>
           <w:rPr>
             <w:rStyle w:val="Hyperlink"/>
@@ -18325,6 +19018,7 @@
           <w:sz w:val="36"/>
           <w:szCs w:val="36"/>
         </w:rPr>
+        <w:lastRenderedPageBreak/>
         <w:t>1</w:t>
       </w:r>
       <w:r>
@@ -18372,7 +19066,7 @@
         </w:rPr>
         <w:t>Instale o </w:t>
       </w:r>
-      <w:hyperlink r:id="rId38" w:history="1">
+      <w:hyperlink r:id="rId41" w:history="1">
         <w:r>
           <w:rPr>
             <w:rStyle w:val="Hyperlink"/>
@@ -18587,7 +19281,7 @@
         </w:rPr>
         <w:t>Pronto! Acesse </w:t>
       </w:r>
-      <w:hyperlink r:id="rId39" w:history="1">
+      <w:hyperlink r:id="rId42" w:history="1">
         <w:r>
           <w:rPr>
             <w:rStyle w:val="Hyperlink"/>
@@ -18655,7 +19349,7 @@
           <w:color w:val="1F2328"/>
         </w:rPr>
       </w:pPr>
-      <w:hyperlink r:id="rId40" w:history="1">
+      <w:hyperlink r:id="rId43" w:history="1">
         <w:proofErr w:type="spellStart"/>
         <w:r>
           <w:rPr>
@@ -18681,7 +19375,7 @@
           <w:color w:val="1F2328"/>
         </w:rPr>
       </w:pPr>
-      <w:hyperlink r:id="rId41" w:history="1">
+      <w:hyperlink r:id="rId44" w:history="1">
         <w:r>
           <w:rPr>
             <w:rStyle w:val="Hyperlink"/>
@@ -18707,7 +19401,7 @@
           <w:u w:val="none"/>
         </w:rPr>
       </w:pPr>
-      <w:hyperlink r:id="rId42" w:history="1">
+      <w:hyperlink r:id="rId45" w:history="1">
         <w:proofErr w:type="spellStart"/>
         <w:r>
           <w:rPr>
@@ -18735,7 +19429,7 @@
           <w:u w:val="none"/>
         </w:rPr>
       </w:pPr>
-      <w:hyperlink r:id="rId43" w:history="1">
+      <w:hyperlink r:id="rId46" w:history="1">
         <w:proofErr w:type="spellStart"/>
         <w:r>
           <w:rPr>
@@ -19030,7 +19724,7 @@
         </w:rPr>
         <w:t>Instale o </w:t>
       </w:r>
-      <w:hyperlink r:id="rId44" w:history="1">
+      <w:hyperlink r:id="rId47" w:history="1">
         <w:r>
           <w:rPr>
             <w:rStyle w:val="Hyperlink"/>
@@ -19073,7 +19767,7 @@
         </w:rPr>
         <w:t>Baixe o </w:t>
       </w:r>
-      <w:hyperlink r:id="rId45" w:history="1">
+      <w:hyperlink r:id="rId48" w:history="1">
         <w:r>
           <w:rPr>
             <w:rStyle w:val="Hyperlink"/>
@@ -19324,7 +20018,7 @@
         </w:rPr>
         <w:t>1 - Dependências: </w:t>
       </w:r>
-      <w:hyperlink r:id="rId46" w:history="1">
+      <w:hyperlink r:id="rId49" w:history="1">
         <w:r>
           <w:rPr>
             <w:rStyle w:val="Hyperlink"/>
@@ -19345,7 +20039,7 @@
         </w:rPr>
         <w:t> (Para Windows), </w:t>
       </w:r>
-      <w:hyperlink r:id="rId47" w:history="1">
+      <w:hyperlink r:id="rId50" w:history="1">
         <w:r>
           <w:rPr>
             <w:rStyle w:val="Hyperlink"/>
@@ -19389,7 +20083,7 @@
         </w:rPr>
         <w:t>2 - Script Python: </w:t>
       </w:r>
-      <w:hyperlink r:id="rId48" w:history="1">
+      <w:hyperlink r:id="rId51" w:history="1">
         <w:r>
           <w:rPr>
             <w:rStyle w:val="Hyperlink"/>
@@ -19424,7 +20118,7 @@
         </w:rPr>
         <w:t>3 - Script OCR: </w:t>
       </w:r>
-      <w:hyperlink r:id="rId49" w:history="1">
+      <w:hyperlink r:id="rId52" w:history="1">
         <w:r>
           <w:rPr>
             <w:rStyle w:val="Hyperlink"/>
@@ -19475,6 +20169,7 @@
           <w:rFonts w:ascii="Arial" w:hAnsi="Arial" w:cs="Arial"/>
           <w:color w:val="1F2328"/>
         </w:rPr>
+        <w:lastRenderedPageBreak/>
         <w:t xml:space="preserve">pip install -r requirements.txt     </w:t>
       </w:r>
       <w:r>
@@ -19608,7 +20303,7 @@
         </w:rPr>
         <w:t>Acesse: </w:t>
       </w:r>
-      <w:hyperlink r:id="rId50" w:history="1">
+      <w:hyperlink r:id="rId53" w:history="1">
         <w:r>
           <w:rPr>
             <w:rStyle w:val="Hyperlink"/>
@@ -19660,7 +20355,7 @@
           <w:color w:val="1F2328"/>
         </w:rPr>
       </w:pPr>
-      <w:hyperlink r:id="rId51" w:history="1">
+      <w:hyperlink r:id="rId54" w:history="1">
         <w:r>
           <w:rPr>
             <w:rStyle w:val="Hyperlink"/>
@@ -19684,7 +20379,7 @@
           <w:color w:val="1F2328"/>
         </w:rPr>
       </w:pPr>
-      <w:hyperlink r:id="rId52" w:history="1">
+      <w:hyperlink r:id="rId55" w:history="1">
         <w:r>
           <w:rPr>
             <w:rStyle w:val="Hyperlink"/>
@@ -19710,7 +20405,7 @@
           <w:u w:val="none"/>
         </w:rPr>
       </w:pPr>
-      <w:hyperlink r:id="rId53" w:history="1">
+      <w:hyperlink r:id="rId56" w:history="1">
         <w:r>
           <w:rPr>
             <w:rStyle w:val="Hyperlink"/>
@@ -19736,7 +20431,7 @@
           <w:u w:val="none"/>
         </w:rPr>
       </w:pPr>
-      <w:hyperlink r:id="rId54" w:history="1">
+      <w:hyperlink r:id="rId57" w:history="1">
         <w:r>
           <w:rPr>
             <w:rStyle w:val="Hyperlink"/>
@@ -19830,7 +20525,6 @@
           <w:rFonts w:ascii="Segoe UI" w:hAnsi="Segoe UI" w:cs="Segoe UI"/>
           <w:color w:val="1F2328"/>
         </w:rPr>
-        <w:lastRenderedPageBreak/>
         <w:t>“Qual o valor total?”</w:t>
       </w:r>
     </w:p>
@@ -20111,7 +20805,7 @@
       <w:bookmarkEnd w:id="8"/>
     </w:p>
     <w:sectPr>
-      <w:footerReference w:type="default" r:id="rId55"/>
+      <w:footerReference w:type="default" r:id="rId58"/>
       <w:pgSz w:w="11906" w:h="16838"/>
       <w:pgMar w:top="1417" w:right="1701" w:bottom="1417" w:left="1701" w:header="708" w:footer="708" w:gutter="0"/>
       <w:pgNumType w:start="1"/>
@@ -27048,7 +27742,7 @@
   <w:style w:type="paragraph" w:default="1" w:styleId="Normal">
     <w:name w:val="Normal"/>
     <w:qFormat/>
-    <w:rsid w:val="00072A78"/>
+    <w:rsid w:val="00F27A79"/>
   </w:style>
   <w:style w:type="paragraph" w:styleId="Ttulo1">
     <w:name w:val="heading 1"/>

--- a/Desafio 2 - Projeto - 11062025/Versões Relatório/Grupo_01_Proposta_de_Projeto v4.docx
+++ b/Desafio 2 - Projeto - 11062025/Versões Relatório/Grupo_01_Proposta_de_Projeto v4.docx
@@ -4084,23 +4084,7 @@
                 <w:b/>
                 <w:color w:val="FFFFFF"/>
               </w:rPr>
-              <w:t xml:space="preserve">09/06 </w:t>
-            </w:r>
-            <w:proofErr w:type="gramStart"/>
-            <w:r>
-              <w:rPr>
-                <w:b/>
-                <w:color w:val="FFFFFF"/>
-              </w:rPr>
-              <w:t>à</w:t>
-            </w:r>
-            <w:proofErr w:type="gramEnd"/>
-            <w:r>
-              <w:rPr>
-                <w:b/>
-                <w:color w:val="FFFFFF"/>
-              </w:rPr>
-              <w:t xml:space="preserve"> 17/07</w:t>
+              <w:t>09/06 à 17/07</w:t>
             </w:r>
           </w:p>
         </w:tc>
@@ -4222,21 +4206,7 @@
               <w:rPr>
                 <w:color w:val="000000"/>
               </w:rPr>
-              <w:t xml:space="preserve">09/06 </w:t>
-            </w:r>
-            <w:proofErr w:type="gramStart"/>
-            <w:r>
-              <w:rPr>
-                <w:color w:val="000000"/>
-              </w:rPr>
-              <w:t>à</w:t>
-            </w:r>
-            <w:proofErr w:type="gramEnd"/>
-            <w:r>
-              <w:rPr>
-                <w:color w:val="000000"/>
-              </w:rPr>
-              <w:t xml:space="preserve"> 16/06</w:t>
+              <w:t>09/06 à 16/06</w:t>
             </w:r>
           </w:p>
         </w:tc>
@@ -4380,21 +4350,7 @@
               <w:rPr>
                 <w:color w:val="000000"/>
               </w:rPr>
-              <w:t xml:space="preserve">17/06 </w:t>
-            </w:r>
-            <w:proofErr w:type="gramStart"/>
-            <w:r>
-              <w:rPr>
-                <w:color w:val="000000"/>
-              </w:rPr>
-              <w:t>à</w:t>
-            </w:r>
-            <w:proofErr w:type="gramEnd"/>
-            <w:r>
-              <w:rPr>
-                <w:color w:val="000000"/>
-              </w:rPr>
-              <w:t xml:space="preserve"> 01/07</w:t>
+              <w:t>17/06 à 01/07</w:t>
             </w:r>
           </w:p>
         </w:tc>
@@ -4566,21 +4522,7 @@
               <w:rPr>
                 <w:color w:val="000000"/>
               </w:rPr>
-              <w:t xml:space="preserve">02/07 </w:t>
-            </w:r>
-            <w:proofErr w:type="gramStart"/>
-            <w:r>
-              <w:rPr>
-                <w:color w:val="000000"/>
-              </w:rPr>
-              <w:t>à</w:t>
-            </w:r>
-            <w:proofErr w:type="gramEnd"/>
-            <w:r>
-              <w:rPr>
-                <w:color w:val="000000"/>
-              </w:rPr>
-              <w:t xml:space="preserve"> 10/07</w:t>
+              <w:t>02/07 à 10/07</w:t>
             </w:r>
           </w:p>
         </w:tc>
@@ -4710,21 +4652,7 @@
               <w:rPr>
                 <w:color w:val="000000"/>
               </w:rPr>
-              <w:t xml:space="preserve">11/07 </w:t>
-            </w:r>
-            <w:proofErr w:type="gramStart"/>
-            <w:r>
-              <w:rPr>
-                <w:color w:val="000000"/>
-              </w:rPr>
-              <w:t>à</w:t>
-            </w:r>
-            <w:proofErr w:type="gramEnd"/>
-            <w:r>
-              <w:rPr>
-                <w:color w:val="000000"/>
-              </w:rPr>
-              <w:t xml:space="preserve"> 17/07</w:t>
+              <w:t>11/07 à 17/07</w:t>
             </w:r>
           </w:p>
         </w:tc>
@@ -4847,23 +4775,7 @@
                 <w:b/>
                 <w:color w:val="FFFFFF"/>
               </w:rPr>
-              <w:t xml:space="preserve">18/07 </w:t>
-            </w:r>
-            <w:proofErr w:type="gramStart"/>
-            <w:r>
-              <w:rPr>
-                <w:b/>
-                <w:color w:val="FFFFFF"/>
-              </w:rPr>
-              <w:t>à</w:t>
-            </w:r>
-            <w:proofErr w:type="gramEnd"/>
-            <w:r>
-              <w:rPr>
-                <w:b/>
-                <w:color w:val="FFFFFF"/>
-              </w:rPr>
-              <w:t xml:space="preserve"> 14/08</w:t>
+              <w:t>18/07 à 14/08</w:t>
             </w:r>
           </w:p>
         </w:tc>
@@ -4989,21 +4901,7 @@
               <w:rPr>
                 <w:color w:val="000000"/>
               </w:rPr>
-              <w:t xml:space="preserve">18/07 </w:t>
-            </w:r>
-            <w:proofErr w:type="gramStart"/>
-            <w:r>
-              <w:rPr>
-                <w:color w:val="000000"/>
-              </w:rPr>
-              <w:t>à</w:t>
-            </w:r>
-            <w:proofErr w:type="gramEnd"/>
-            <w:r>
-              <w:rPr>
-                <w:color w:val="000000"/>
-              </w:rPr>
-              <w:t xml:space="preserve"> 31/07</w:t>
+              <w:t>18/07 à 31/07</w:t>
             </w:r>
           </w:p>
         </w:tc>
@@ -5154,21 +5052,7 @@
               <w:rPr>
                 <w:color w:val="000000"/>
               </w:rPr>
-              <w:t xml:space="preserve">01/08 </w:t>
-            </w:r>
-            <w:proofErr w:type="gramStart"/>
-            <w:r>
-              <w:rPr>
-                <w:color w:val="000000"/>
-              </w:rPr>
-              <w:t>à</w:t>
-            </w:r>
-            <w:proofErr w:type="gramEnd"/>
-            <w:r>
-              <w:rPr>
-                <w:color w:val="000000"/>
-              </w:rPr>
-              <w:t xml:space="preserve"> 14/08</w:t>
+              <w:t>01/08 à 14/08</w:t>
             </w:r>
           </w:p>
         </w:tc>
@@ -5291,23 +5175,7 @@
                 <w:b/>
                 <w:color w:val="FFFFFF"/>
               </w:rPr>
-              <w:t xml:space="preserve">15/08 </w:t>
-            </w:r>
-            <w:proofErr w:type="gramStart"/>
-            <w:r>
-              <w:rPr>
-                <w:b/>
-                <w:color w:val="FFFFFF"/>
-              </w:rPr>
-              <w:t>à</w:t>
-            </w:r>
-            <w:proofErr w:type="gramEnd"/>
-            <w:r>
-              <w:rPr>
-                <w:b/>
-                <w:color w:val="FFFFFF"/>
-              </w:rPr>
-              <w:t xml:space="preserve"> 04/09</w:t>
+              <w:t>15/08 à 04/09</w:t>
             </w:r>
           </w:p>
         </w:tc>
@@ -5417,21 +5285,7 @@
               <w:rPr>
                 <w:color w:val="000000"/>
               </w:rPr>
-              <w:t xml:space="preserve"> </w:t>
-            </w:r>
-            <w:proofErr w:type="gramStart"/>
-            <w:r>
-              <w:rPr>
-                <w:color w:val="000000"/>
-              </w:rPr>
-              <w:t>à</w:t>
-            </w:r>
-            <w:proofErr w:type="gramEnd"/>
-            <w:r>
-              <w:rPr>
-                <w:color w:val="000000"/>
-              </w:rPr>
-              <w:t xml:space="preserve"> 2</w:t>
+              <w:t xml:space="preserve"> à 2</w:t>
             </w:r>
             <w:r>
               <w:rPr>
@@ -5738,21 +5592,7 @@
               <w:rPr>
                 <w:color w:val="000000"/>
               </w:rPr>
-              <w:t xml:space="preserve"> </w:t>
-            </w:r>
-            <w:proofErr w:type="gramStart"/>
-            <w:r>
-              <w:rPr>
-                <w:color w:val="000000"/>
-              </w:rPr>
-              <w:t>à</w:t>
-            </w:r>
-            <w:proofErr w:type="gramEnd"/>
-            <w:r>
-              <w:rPr>
-                <w:color w:val="000000"/>
-              </w:rPr>
-              <w:t xml:space="preserve"> </w:t>
+              <w:t xml:space="preserve"> à </w:t>
             </w:r>
             <w:r>
               <w:rPr>
@@ -5913,23 +5753,7 @@
                 <w:b/>
                 <w:color w:val="FFFFFF"/>
               </w:rPr>
-              <w:t xml:space="preserve"> </w:t>
-            </w:r>
-            <w:proofErr w:type="gramStart"/>
-            <w:r>
-              <w:rPr>
-                <w:b/>
-                <w:color w:val="FFFFFF"/>
-              </w:rPr>
-              <w:t>à</w:t>
-            </w:r>
-            <w:proofErr w:type="gramEnd"/>
-            <w:r>
-              <w:rPr>
-                <w:b/>
-                <w:color w:val="FFFFFF"/>
-              </w:rPr>
-              <w:t xml:space="preserve"> </w:t>
+              <w:t xml:space="preserve"> à </w:t>
             </w:r>
             <w:r>
               <w:rPr>
@@ -6190,25 +6014,17 @@
         <w:rPr>
           <w:b/>
         </w:rPr>
-        <w:t xml:space="preserve">RD001: Análise Detalhada de Tipos de Documentos Fiscais </w:t>
-      </w:r>
-      <w:proofErr w:type="gramStart"/>
+        <w:t>RD001: Análise Detalhada de Tipos de Documentos Fiscais Brasileiros</w:t>
+      </w:r>
+      <w:r>
+        <w:t xml:space="preserve"> </w:t>
+      </w:r>
       <w:r>
         <w:rPr>
           <w:b/>
         </w:rPr>
-        <w:t>Brasileiros</w:t>
-      </w:r>
-      <w:r>
-        <w:t xml:space="preserve"> </w:t>
-      </w:r>
-      <w:r>
-        <w:rPr>
-          <w:b/>
-        </w:rPr>
         <w:t>:</w:t>
       </w:r>
-      <w:proofErr w:type="gramEnd"/>
     </w:p>
     <w:p>
       <w:pPr>
@@ -6297,21 +6113,7 @@
         <w:rPr>
           <w:b/>
         </w:rPr>
-        <w:t>CT-</w:t>
-      </w:r>
-      <w:proofErr w:type="gramStart"/>
-      <w:r>
-        <w:rPr>
-          <w:b/>
-        </w:rPr>
-        <w:t>e</w:t>
-      </w:r>
-      <w:proofErr w:type="gramEnd"/>
-      <w:r>
-        <w:rPr>
-          <w:b/>
-        </w:rPr>
-        <w:t xml:space="preserve"> (Conhecimento de Transporte Eletrônico):</w:t>
+        <w:t>CT-e (Conhecimento de Transporte Eletrônico):</w:t>
       </w:r>
     </w:p>
     <w:p>
@@ -10066,15 +9868,7 @@
         </w:numPr>
       </w:pPr>
       <w:r>
-        <w:t xml:space="preserve">O LLM deve interpretar a pergunta, buscar os dados no banco de dados estruturado e apresentar a resposta de forma no formato de tabela contendo os campos e seus respectivos valores que respondem </w:t>
-      </w:r>
-      <w:proofErr w:type="gramStart"/>
-      <w:r>
-        <w:t>a</w:t>
-      </w:r>
-      <w:proofErr w:type="gramEnd"/>
-      <w:r>
-        <w:t xml:space="preserve"> pergunta do usuário.</w:t>
+        <w:t>O LLM deve interpretar a pergunta, buscar os dados no banco de dados estruturado e apresentar a resposta de forma no formato de tabela contendo os campos e seus respectivos valores que respondem a pergunta do usuário.</w:t>
       </w:r>
     </w:p>
     <w:p>
@@ -12474,23 +12268,7 @@
           <w:rFonts w:ascii="Arial" w:eastAsia="Arial" w:hAnsi="Arial" w:cs="Arial"/>
           <w:color w:val="000000"/>
         </w:rPr>
-        <w:t xml:space="preserve">Se a resposta não for possível: Retorna </w:t>
-      </w:r>
-      <w:proofErr w:type="gramStart"/>
-      <w:r>
-        <w:rPr>
-          <w:rFonts w:ascii="Arial" w:eastAsia="Arial" w:hAnsi="Arial" w:cs="Arial"/>
-          <w:color w:val="000000"/>
-        </w:rPr>
-        <w:t>a</w:t>
-      </w:r>
-      <w:proofErr w:type="gramEnd"/>
-      <w:r>
-        <w:rPr>
-          <w:rFonts w:ascii="Arial" w:eastAsia="Arial" w:hAnsi="Arial" w:cs="Arial"/>
-          <w:color w:val="000000"/>
-        </w:rPr>
-        <w:t xml:space="preserve"> indicação "Não", sinalizando a impossibilidade de fornecer uma resposta.</w:t>
+        <w:t>Se a resposta não for possível: Retorna a indicação "Não", sinalizando a impossibilidade de fornecer uma resposta.</w:t>
       </w:r>
     </w:p>
     <w:p>
@@ -14098,27 +13876,7 @@
                 <w:color w:val="1B1C1D"/>
                 <w:bdr w:val="none" w:sz="0" w:space="0" w:color="auto" w:frame="1"/>
               </w:rPr>
-              <w:t>CT-</w:t>
-            </w:r>
-            <w:proofErr w:type="gramStart"/>
-            <w:r>
-              <w:rPr>
-                <w:b w:val="0"/>
-                <w:bCs w:val="0"/>
-                <w:color w:val="1B1C1D"/>
-                <w:bdr w:val="none" w:sz="0" w:space="0" w:color="auto" w:frame="1"/>
-              </w:rPr>
-              <w:t>e</w:t>
-            </w:r>
-            <w:proofErr w:type="gramEnd"/>
-            <w:r>
-              <w:rPr>
-                <w:b w:val="0"/>
-                <w:bCs w:val="0"/>
-                <w:color w:val="1B1C1D"/>
-                <w:bdr w:val="none" w:sz="0" w:space="0" w:color="auto" w:frame="1"/>
-              </w:rPr>
-              <w:t xml:space="preserve"> 1.1: Extração de Dados Base de CT-e</w:t>
+              <w:t>CT-e 1.1: Extração de Dados Base de CT-e</w:t>
             </w:r>
           </w:p>
         </w:tc>
@@ -15427,25 +15185,7 @@
           <w:sz w:val="26"/>
           <w:szCs w:val="26"/>
         </w:rPr>
-        <w:t xml:space="preserve">.2. Testes de Extração de Dados de Imagens (OCR - NFS-e </w:t>
-      </w:r>
-      <w:proofErr w:type="gramStart"/>
-      <w:r>
-        <w:rPr>
-          <w:color w:val="2F5496"/>
-          <w:sz w:val="26"/>
-          <w:szCs w:val="26"/>
-        </w:rPr>
-        <w:t>e Outros</w:t>
-      </w:r>
-      <w:proofErr w:type="gramEnd"/>
-      <w:r>
-        <w:rPr>
-          <w:color w:val="2F5496"/>
-          <w:sz w:val="26"/>
-          <w:szCs w:val="26"/>
-        </w:rPr>
-        <w:t>)</w:t>
+        <w:t>.2. Testes de Extração de Dados de Imagens (OCR - NFS-e e Outros)</w:t>
       </w:r>
     </w:p>
     <w:p>
@@ -18191,7 +17931,21 @@
         <w:rPr>
           <w:color w:val="1B1C1D"/>
         </w:rPr>
-        <w:t xml:space="preserve">1. Assegurar que os dados de itens estão carregados na base de dados. </w:t>
+        <w:t xml:space="preserve">1. Assegurar que os </w:t>
+      </w:r>
+      <w:hyperlink r:id="rId40" w:history="1">
+        <w:r>
+          <w:rPr>
+            <w:rStyle w:val="Hyperlink"/>
+          </w:rPr>
+          <w:t>dados de itens</w:t>
+        </w:r>
+      </w:hyperlink>
+      <w:r>
+        <w:rPr>
+          <w:color w:val="1B1C1D"/>
+        </w:rPr>
+        <w:t xml:space="preserve"> estão carregados na base de dados. </w:t>
       </w:r>
     </w:p>
     <w:p>
@@ -18987,7 +18741,7 @@
         </w:rPr>
         <w:t> </w:t>
       </w:r>
-      <w:hyperlink r:id="rId40" w:history="1">
+      <w:hyperlink r:id="rId41" w:history="1">
         <w:r>
           <w:rPr>
             <w:rStyle w:val="Hyperlink"/>
@@ -19066,7 +18820,7 @@
         </w:rPr>
         <w:t>Instale o </w:t>
       </w:r>
-      <w:hyperlink r:id="rId41" w:history="1">
+      <w:hyperlink r:id="rId42" w:history="1">
         <w:r>
           <w:rPr>
             <w:rStyle w:val="Hyperlink"/>
@@ -19281,7 +19035,7 @@
         </w:rPr>
         <w:t>Pronto! Acesse </w:t>
       </w:r>
-      <w:hyperlink r:id="rId42" w:history="1">
+      <w:hyperlink r:id="rId43" w:history="1">
         <w:r>
           <w:rPr>
             <w:rStyle w:val="Hyperlink"/>
@@ -19349,7 +19103,7 @@
           <w:color w:val="1F2328"/>
         </w:rPr>
       </w:pPr>
-      <w:hyperlink r:id="rId43" w:history="1">
+      <w:hyperlink r:id="rId44" w:history="1">
         <w:proofErr w:type="spellStart"/>
         <w:r>
           <w:rPr>
@@ -19375,7 +19129,7 @@
           <w:color w:val="1F2328"/>
         </w:rPr>
       </w:pPr>
-      <w:hyperlink r:id="rId44" w:history="1">
+      <w:hyperlink r:id="rId45" w:history="1">
         <w:r>
           <w:rPr>
             <w:rStyle w:val="Hyperlink"/>
@@ -19401,7 +19155,7 @@
           <w:u w:val="none"/>
         </w:rPr>
       </w:pPr>
-      <w:hyperlink r:id="rId45" w:history="1">
+      <w:hyperlink r:id="rId46" w:history="1">
         <w:proofErr w:type="spellStart"/>
         <w:r>
           <w:rPr>
@@ -19429,7 +19183,7 @@
           <w:u w:val="none"/>
         </w:rPr>
       </w:pPr>
-      <w:hyperlink r:id="rId46" w:history="1">
+      <w:hyperlink r:id="rId47" w:history="1">
         <w:proofErr w:type="spellStart"/>
         <w:r>
           <w:rPr>
@@ -19724,7 +19478,7 @@
         </w:rPr>
         <w:t>Instale o </w:t>
       </w:r>
-      <w:hyperlink r:id="rId47" w:history="1">
+      <w:hyperlink r:id="rId48" w:history="1">
         <w:r>
           <w:rPr>
             <w:rStyle w:val="Hyperlink"/>
@@ -19767,7 +19521,7 @@
         </w:rPr>
         <w:t>Baixe o </w:t>
       </w:r>
-      <w:hyperlink r:id="rId48" w:history="1">
+      <w:hyperlink r:id="rId49" w:history="1">
         <w:r>
           <w:rPr>
             <w:rStyle w:val="Hyperlink"/>
@@ -20018,7 +19772,7 @@
         </w:rPr>
         <w:t>1 - Dependências: </w:t>
       </w:r>
-      <w:hyperlink r:id="rId49" w:history="1">
+      <w:hyperlink r:id="rId50" w:history="1">
         <w:r>
           <w:rPr>
             <w:rStyle w:val="Hyperlink"/>
@@ -20039,7 +19793,7 @@
         </w:rPr>
         <w:t> (Para Windows), </w:t>
       </w:r>
-      <w:hyperlink r:id="rId50" w:history="1">
+      <w:hyperlink r:id="rId51" w:history="1">
         <w:r>
           <w:rPr>
             <w:rStyle w:val="Hyperlink"/>
@@ -20083,7 +19837,7 @@
         </w:rPr>
         <w:t>2 - Script Python: </w:t>
       </w:r>
-      <w:hyperlink r:id="rId51" w:history="1">
+      <w:hyperlink r:id="rId52" w:history="1">
         <w:r>
           <w:rPr>
             <w:rStyle w:val="Hyperlink"/>
@@ -20118,7 +19872,7 @@
         </w:rPr>
         <w:t>3 - Script OCR: </w:t>
       </w:r>
-      <w:hyperlink r:id="rId52" w:history="1">
+      <w:hyperlink r:id="rId53" w:history="1">
         <w:r>
           <w:rPr>
             <w:rStyle w:val="Hyperlink"/>
@@ -20196,15 +19950,7 @@
           <w:rFonts w:ascii="Arial" w:hAnsi="Arial" w:cs="Arial"/>
           <w:color w:val="1F2328"/>
         </w:rPr>
-        <w:t xml:space="preserve">pip install -r </w:t>
-      </w:r>
-      <w:proofErr w:type="gramStart"/>
-      <w:r>
-        <w:rPr>
-          <w:rFonts w:ascii="Arial" w:hAnsi="Arial" w:cs="Arial"/>
-          <w:color w:val="1F2328"/>
-        </w:rPr>
-        <w:t xml:space="preserve">requirements_linux.txt  </w:t>
+        <w:t xml:space="preserve">pip install -r requirements_linux.txt  </w:t>
       </w:r>
       <w:r>
         <w:rPr>
@@ -20212,16 +19958,7 @@
           <w:rFonts w:ascii="Arial" w:eastAsiaTheme="majorEastAsia" w:hAnsi="Arial" w:cs="Arial"/>
           <w:color w:val="59636E"/>
         </w:rPr>
-        <w:t>#</w:t>
-      </w:r>
-      <w:proofErr w:type="gramEnd"/>
-      <w:r>
-        <w:rPr>
-          <w:rStyle w:val="pl-c"/>
-          <w:rFonts w:ascii="Arial" w:eastAsiaTheme="majorEastAsia" w:hAnsi="Arial" w:cs="Arial"/>
-          <w:color w:val="59636E"/>
-        </w:rPr>
-        <w:t xml:space="preserve"> Linux</w:t>
+        <w:t># Linux</w:t>
       </w:r>
     </w:p>
     <w:p>
@@ -20262,23 +19999,7 @@
           <w:rFonts w:ascii="Arial" w:hAnsi="Arial" w:cs="Arial"/>
           <w:color w:val="1F2328"/>
         </w:rPr>
-        <w:t>streamlit run agente_nfe.py --</w:t>
-      </w:r>
-      <w:proofErr w:type="gramStart"/>
-      <w:r>
-        <w:rPr>
-          <w:rFonts w:ascii="Arial" w:hAnsi="Arial" w:cs="Arial"/>
-          <w:color w:val="1F2328"/>
-        </w:rPr>
-        <w:t>server.port</w:t>
-      </w:r>
-      <w:proofErr w:type="gramEnd"/>
-      <w:r>
-        <w:rPr>
-          <w:rFonts w:ascii="Arial" w:hAnsi="Arial" w:cs="Arial"/>
-          <w:color w:val="1F2328"/>
-        </w:rPr>
-        <w:t xml:space="preserve"> 8000</w:t>
+        <w:t>streamlit run agente_nfe.py --server.port 8000</w:t>
       </w:r>
     </w:p>
     <w:p>
@@ -20303,7 +20024,7 @@
         </w:rPr>
         <w:t>Acesse: </w:t>
       </w:r>
-      <w:hyperlink r:id="rId53" w:history="1">
+      <w:hyperlink r:id="rId54" w:history="1">
         <w:r>
           <w:rPr>
             <w:rStyle w:val="Hyperlink"/>
@@ -20355,7 +20076,7 @@
           <w:color w:val="1F2328"/>
         </w:rPr>
       </w:pPr>
-      <w:hyperlink r:id="rId54" w:history="1">
+      <w:hyperlink r:id="rId55" w:history="1">
         <w:r>
           <w:rPr>
             <w:rStyle w:val="Hyperlink"/>
@@ -20379,7 +20100,7 @@
           <w:color w:val="1F2328"/>
         </w:rPr>
       </w:pPr>
-      <w:hyperlink r:id="rId55" w:history="1">
+      <w:hyperlink r:id="rId56" w:history="1">
         <w:r>
           <w:rPr>
             <w:rStyle w:val="Hyperlink"/>
@@ -20405,7 +20126,7 @@
           <w:u w:val="none"/>
         </w:rPr>
       </w:pPr>
-      <w:hyperlink r:id="rId56" w:history="1">
+      <w:hyperlink r:id="rId57" w:history="1">
         <w:r>
           <w:rPr>
             <w:rStyle w:val="Hyperlink"/>
@@ -20431,7 +20152,7 @@
           <w:u w:val="none"/>
         </w:rPr>
       </w:pPr>
-      <w:hyperlink r:id="rId57" w:history="1">
+      <w:hyperlink r:id="rId58" w:history="1">
         <w:r>
           <w:rPr>
             <w:rStyle w:val="Hyperlink"/>
@@ -20805,7 +20526,7 @@
       <w:bookmarkEnd w:id="8"/>
     </w:p>
     <w:sectPr>
-      <w:footerReference w:type="default" r:id="rId58"/>
+      <w:footerReference w:type="default" r:id="rId59"/>
       <w:pgSz w:w="11906" w:h="16838"/>
       <w:pgMar w:top="1417" w:right="1701" w:bottom="1417" w:left="1701" w:header="708" w:footer="708" w:gutter="0"/>
       <w:pgNumType w:start="1"/>

--- a/Desafio 2 - Projeto - 11062025/Versões Relatório/Grupo_01_Proposta_de_Projeto v4.docx
+++ b/Desafio 2 - Projeto - 11062025/Versões Relatório/Grupo_01_Proposta_de_Projeto v4.docx
@@ -4084,7 +4084,23 @@
                 <w:b/>
                 <w:color w:val="FFFFFF"/>
               </w:rPr>
-              <w:t>09/06 à 17/07</w:t>
+              <w:t xml:space="preserve">09/06 </w:t>
+            </w:r>
+            <w:proofErr w:type="gramStart"/>
+            <w:r>
+              <w:rPr>
+                <w:b/>
+                <w:color w:val="FFFFFF"/>
+              </w:rPr>
+              <w:t>à</w:t>
+            </w:r>
+            <w:proofErr w:type="gramEnd"/>
+            <w:r>
+              <w:rPr>
+                <w:b/>
+                <w:color w:val="FFFFFF"/>
+              </w:rPr>
+              <w:t xml:space="preserve"> 17/07</w:t>
             </w:r>
           </w:p>
         </w:tc>
@@ -4206,7 +4222,21 @@
               <w:rPr>
                 <w:color w:val="000000"/>
               </w:rPr>
-              <w:t>09/06 à 16/06</w:t>
+              <w:t xml:space="preserve">09/06 </w:t>
+            </w:r>
+            <w:proofErr w:type="gramStart"/>
+            <w:r>
+              <w:rPr>
+                <w:color w:val="000000"/>
+              </w:rPr>
+              <w:t>à</w:t>
+            </w:r>
+            <w:proofErr w:type="gramEnd"/>
+            <w:r>
+              <w:rPr>
+                <w:color w:val="000000"/>
+              </w:rPr>
+              <w:t xml:space="preserve"> 16/06</w:t>
             </w:r>
           </w:p>
         </w:tc>
@@ -4350,7 +4380,21 @@
               <w:rPr>
                 <w:color w:val="000000"/>
               </w:rPr>
-              <w:t>17/06 à 01/07</w:t>
+              <w:t xml:space="preserve">17/06 </w:t>
+            </w:r>
+            <w:proofErr w:type="gramStart"/>
+            <w:r>
+              <w:rPr>
+                <w:color w:val="000000"/>
+              </w:rPr>
+              <w:t>à</w:t>
+            </w:r>
+            <w:proofErr w:type="gramEnd"/>
+            <w:r>
+              <w:rPr>
+                <w:color w:val="000000"/>
+              </w:rPr>
+              <w:t xml:space="preserve"> 01/07</w:t>
             </w:r>
           </w:p>
         </w:tc>
@@ -4522,7 +4566,21 @@
               <w:rPr>
                 <w:color w:val="000000"/>
               </w:rPr>
-              <w:t>02/07 à 10/07</w:t>
+              <w:t xml:space="preserve">02/07 </w:t>
+            </w:r>
+            <w:proofErr w:type="gramStart"/>
+            <w:r>
+              <w:rPr>
+                <w:color w:val="000000"/>
+              </w:rPr>
+              <w:t>à</w:t>
+            </w:r>
+            <w:proofErr w:type="gramEnd"/>
+            <w:r>
+              <w:rPr>
+                <w:color w:val="000000"/>
+              </w:rPr>
+              <w:t xml:space="preserve"> 10/07</w:t>
             </w:r>
           </w:p>
         </w:tc>
@@ -4652,7 +4710,21 @@
               <w:rPr>
                 <w:color w:val="000000"/>
               </w:rPr>
-              <w:t>11/07 à 17/07</w:t>
+              <w:t xml:space="preserve">11/07 </w:t>
+            </w:r>
+            <w:proofErr w:type="gramStart"/>
+            <w:r>
+              <w:rPr>
+                <w:color w:val="000000"/>
+              </w:rPr>
+              <w:t>à</w:t>
+            </w:r>
+            <w:proofErr w:type="gramEnd"/>
+            <w:r>
+              <w:rPr>
+                <w:color w:val="000000"/>
+              </w:rPr>
+              <w:t xml:space="preserve"> 17/07</w:t>
             </w:r>
           </w:p>
         </w:tc>
@@ -4775,7 +4847,23 @@
                 <w:b/>
                 <w:color w:val="FFFFFF"/>
               </w:rPr>
-              <w:t>18/07 à 14/08</w:t>
+              <w:t xml:space="preserve">18/07 </w:t>
+            </w:r>
+            <w:proofErr w:type="gramStart"/>
+            <w:r>
+              <w:rPr>
+                <w:b/>
+                <w:color w:val="FFFFFF"/>
+              </w:rPr>
+              <w:t>à</w:t>
+            </w:r>
+            <w:proofErr w:type="gramEnd"/>
+            <w:r>
+              <w:rPr>
+                <w:b/>
+                <w:color w:val="FFFFFF"/>
+              </w:rPr>
+              <w:t xml:space="preserve"> 14/08</w:t>
             </w:r>
           </w:p>
         </w:tc>
@@ -4901,7 +4989,21 @@
               <w:rPr>
                 <w:color w:val="000000"/>
               </w:rPr>
-              <w:t>18/07 à 31/07</w:t>
+              <w:t xml:space="preserve">18/07 </w:t>
+            </w:r>
+            <w:proofErr w:type="gramStart"/>
+            <w:r>
+              <w:rPr>
+                <w:color w:val="000000"/>
+              </w:rPr>
+              <w:t>à</w:t>
+            </w:r>
+            <w:proofErr w:type="gramEnd"/>
+            <w:r>
+              <w:rPr>
+                <w:color w:val="000000"/>
+              </w:rPr>
+              <w:t xml:space="preserve"> 31/07</w:t>
             </w:r>
           </w:p>
         </w:tc>
@@ -5052,7 +5154,21 @@
               <w:rPr>
                 <w:color w:val="000000"/>
               </w:rPr>
-              <w:t>01/08 à 14/08</w:t>
+              <w:t xml:space="preserve">01/08 </w:t>
+            </w:r>
+            <w:proofErr w:type="gramStart"/>
+            <w:r>
+              <w:rPr>
+                <w:color w:val="000000"/>
+              </w:rPr>
+              <w:t>à</w:t>
+            </w:r>
+            <w:proofErr w:type="gramEnd"/>
+            <w:r>
+              <w:rPr>
+                <w:color w:val="000000"/>
+              </w:rPr>
+              <w:t xml:space="preserve"> 14/08</w:t>
             </w:r>
           </w:p>
         </w:tc>
@@ -5175,7 +5291,23 @@
                 <w:b/>
                 <w:color w:val="FFFFFF"/>
               </w:rPr>
-              <w:t>15/08 à 04/09</w:t>
+              <w:t xml:space="preserve">15/08 </w:t>
+            </w:r>
+            <w:proofErr w:type="gramStart"/>
+            <w:r>
+              <w:rPr>
+                <w:b/>
+                <w:color w:val="FFFFFF"/>
+              </w:rPr>
+              <w:t>à</w:t>
+            </w:r>
+            <w:proofErr w:type="gramEnd"/>
+            <w:r>
+              <w:rPr>
+                <w:b/>
+                <w:color w:val="FFFFFF"/>
+              </w:rPr>
+              <w:t xml:space="preserve"> 04/09</w:t>
             </w:r>
           </w:p>
         </w:tc>
@@ -5285,7 +5417,21 @@
               <w:rPr>
                 <w:color w:val="000000"/>
               </w:rPr>
-              <w:t xml:space="preserve"> à 2</w:t>
+              <w:t xml:space="preserve"> </w:t>
+            </w:r>
+            <w:proofErr w:type="gramStart"/>
+            <w:r>
+              <w:rPr>
+                <w:color w:val="000000"/>
+              </w:rPr>
+              <w:t>à</w:t>
+            </w:r>
+            <w:proofErr w:type="gramEnd"/>
+            <w:r>
+              <w:rPr>
+                <w:color w:val="000000"/>
+              </w:rPr>
+              <w:t xml:space="preserve"> 2</w:t>
             </w:r>
             <w:r>
               <w:rPr>
@@ -5592,7 +5738,21 @@
               <w:rPr>
                 <w:color w:val="000000"/>
               </w:rPr>
-              <w:t xml:space="preserve"> à </w:t>
+              <w:t xml:space="preserve"> </w:t>
+            </w:r>
+            <w:proofErr w:type="gramStart"/>
+            <w:r>
+              <w:rPr>
+                <w:color w:val="000000"/>
+              </w:rPr>
+              <w:t>à</w:t>
+            </w:r>
+            <w:proofErr w:type="gramEnd"/>
+            <w:r>
+              <w:rPr>
+                <w:color w:val="000000"/>
+              </w:rPr>
+              <w:t xml:space="preserve"> </w:t>
             </w:r>
             <w:r>
               <w:rPr>
@@ -5753,7 +5913,23 @@
                 <w:b/>
                 <w:color w:val="FFFFFF"/>
               </w:rPr>
-              <w:t xml:space="preserve"> à </w:t>
+              <w:t xml:space="preserve"> </w:t>
+            </w:r>
+            <w:proofErr w:type="gramStart"/>
+            <w:r>
+              <w:rPr>
+                <w:b/>
+                <w:color w:val="FFFFFF"/>
+              </w:rPr>
+              <w:t>à</w:t>
+            </w:r>
+            <w:proofErr w:type="gramEnd"/>
+            <w:r>
+              <w:rPr>
+                <w:b/>
+                <w:color w:val="FFFFFF"/>
+              </w:rPr>
+              <w:t xml:space="preserve"> </w:t>
             </w:r>
             <w:r>
               <w:rPr>
@@ -6014,7 +6190,14 @@
         <w:rPr>
           <w:b/>
         </w:rPr>
-        <w:t>RD001: Análise Detalhada de Tipos de Documentos Fiscais Brasileiros</w:t>
+        <w:t xml:space="preserve">RD001: Análise Detalhada de Tipos de Documentos Fiscais </w:t>
+      </w:r>
+      <w:proofErr w:type="gramStart"/>
+      <w:r>
+        <w:rPr>
+          <w:b/>
+        </w:rPr>
+        <w:t>Brasileiros</w:t>
       </w:r>
       <w:r>
         <w:t xml:space="preserve"> </w:t>
@@ -6025,6 +6208,7 @@
         </w:rPr>
         <w:t>:</w:t>
       </w:r>
+      <w:proofErr w:type="gramEnd"/>
     </w:p>
     <w:p>
       <w:pPr>
@@ -6113,7 +6297,21 @@
         <w:rPr>
           <w:b/>
         </w:rPr>
-        <w:t>CT-e (Conhecimento de Transporte Eletrônico):</w:t>
+        <w:t>CT-</w:t>
+      </w:r>
+      <w:proofErr w:type="gramStart"/>
+      <w:r>
+        <w:rPr>
+          <w:b/>
+        </w:rPr>
+        <w:t>e</w:t>
+      </w:r>
+      <w:proofErr w:type="gramEnd"/>
+      <w:r>
+        <w:rPr>
+          <w:b/>
+        </w:rPr>
+        <w:t xml:space="preserve"> (Conhecimento de Transporte Eletrônico):</w:t>
       </w:r>
     </w:p>
     <w:p>
@@ -9868,7 +10066,15 @@
         </w:numPr>
       </w:pPr>
       <w:r>
-        <w:t>O LLM deve interpretar a pergunta, buscar os dados no banco de dados estruturado e apresentar a resposta de forma no formato de tabela contendo os campos e seus respectivos valores que respondem a pergunta do usuário.</w:t>
+        <w:t xml:space="preserve">O LLM deve interpretar a pergunta, buscar os dados no banco de dados estruturado e apresentar a resposta de forma no formato de tabela contendo os campos e seus respectivos valores que respondem </w:t>
+      </w:r>
+      <w:proofErr w:type="gramStart"/>
+      <w:r>
+        <w:t>a</w:t>
+      </w:r>
+      <w:proofErr w:type="gramEnd"/>
+      <w:r>
+        <w:t xml:space="preserve"> pergunta do usuário.</w:t>
       </w:r>
     </w:p>
     <w:p>
@@ -12268,7 +12474,23 @@
           <w:rFonts w:ascii="Arial" w:eastAsia="Arial" w:hAnsi="Arial" w:cs="Arial"/>
           <w:color w:val="000000"/>
         </w:rPr>
-        <w:t>Se a resposta não for possível: Retorna a indicação "Não", sinalizando a impossibilidade de fornecer uma resposta.</w:t>
+        <w:t xml:space="preserve">Se a resposta não for possível: Retorna </w:t>
+      </w:r>
+      <w:proofErr w:type="gramStart"/>
+      <w:r>
+        <w:rPr>
+          <w:rFonts w:ascii="Arial" w:eastAsia="Arial" w:hAnsi="Arial" w:cs="Arial"/>
+          <w:color w:val="000000"/>
+        </w:rPr>
+        <w:t>a</w:t>
+      </w:r>
+      <w:proofErr w:type="gramEnd"/>
+      <w:r>
+        <w:rPr>
+          <w:rFonts w:ascii="Arial" w:eastAsia="Arial" w:hAnsi="Arial" w:cs="Arial"/>
+          <w:color w:val="000000"/>
+        </w:rPr>
+        <w:t xml:space="preserve"> indicação "Não", sinalizando a impossibilidade de fornecer uma resposta.</w:t>
       </w:r>
     </w:p>
     <w:p>
@@ -12810,6 +13032,67 @@
                 <w:color w:val="1B1C1D"/>
               </w:rPr>
               <w:t xml:space="preserve"> segundos</w:t>
+            </w:r>
+          </w:p>
+        </w:tc>
+      </w:tr>
+      <w:tr>
+        <w:trPr>
+          <w:cnfStyle w:val="000000100000" w:firstRow="0" w:lastRow="0" w:firstColumn="0" w:lastColumn="0" w:oddVBand="0" w:evenVBand="0" w:oddHBand="1" w:evenHBand="0" w:firstRowFirstColumn="0" w:firstRowLastColumn="0" w:lastRowFirstColumn="0" w:lastRowLastColumn="0"/>
+        </w:trPr>
+        <w:tc>
+          <w:tcPr>
+            <w:cnfStyle w:val="001000000000" w:firstRow="0" w:lastRow="0" w:firstColumn="1" w:lastColumn="0" w:oddVBand="0" w:evenVBand="0" w:oddHBand="0" w:evenHBand="0" w:firstRowFirstColumn="0" w:firstRowLastColumn="0" w:lastRowFirstColumn="0" w:lastRowLastColumn="0"/>
+            <w:tcW w:w="0" w:type="auto"/>
+          </w:tcPr>
+          <w:p>
+            <w:pPr>
+              <w:rPr>
+                <w:color w:val="1B1C1D"/>
+              </w:rPr>
+            </w:pPr>
+            <w:r>
+              <w:rPr>
+                <w:color w:val="1B1C1D"/>
+              </w:rPr>
+              <w:t>Falso Positivos</w:t>
+            </w:r>
+          </w:p>
+        </w:tc>
+        <w:tc>
+          <w:tcPr>
+            <w:tcW w:w="0" w:type="auto"/>
+          </w:tcPr>
+          <w:p>
+            <w:pPr>
+              <w:cnfStyle w:val="000000100000" w:firstRow="0" w:lastRow="0" w:firstColumn="0" w:lastColumn="0" w:oddVBand="0" w:evenVBand="0" w:oddHBand="1" w:evenHBand="0" w:firstRowFirstColumn="0" w:firstRowLastColumn="0" w:lastRowFirstColumn="0" w:lastRowLastColumn="0"/>
+              <w:rPr>
+                <w:rStyle w:val="math-inline"/>
+                <w:color w:val="1B1C1D"/>
+                <w:bdr w:val="none" w:sz="0" w:space="0" w:color="auto" w:frame="1"/>
+              </w:rPr>
+            </w:pPr>
+            <w:proofErr w:type="spellStart"/>
+            <w:r>
+              <w:rPr>
+                <w:rStyle w:val="math-inline"/>
+                <w:color w:val="1B1C1D"/>
+                <w:bdr w:val="none" w:sz="0" w:space="0" w:color="auto" w:frame="1"/>
+              </w:rPr>
+              <w:t>F</w:t>
+            </w:r>
+            <w:r>
+              <w:rPr>
+                <w:rStyle w:val="math-inline"/>
+              </w:rPr>
+              <w:t>p</w:t>
+            </w:r>
+            <w:proofErr w:type="spellEnd"/>
+            <w:r>
+              <w:rPr>
+                <w:rStyle w:val="math-inline"/>
+              </w:rPr>
+              <w:t xml:space="preserve"> &lt; 3%</w:t>
             </w:r>
           </w:p>
         </w:tc>
@@ -13876,7 +14159,27 @@
                 <w:color w:val="1B1C1D"/>
                 <w:bdr w:val="none" w:sz="0" w:space="0" w:color="auto" w:frame="1"/>
               </w:rPr>
-              <w:t>CT-e 1.1: Extração de Dados Base de CT-e</w:t>
+              <w:t>CT-</w:t>
+            </w:r>
+            <w:proofErr w:type="gramStart"/>
+            <w:r>
+              <w:rPr>
+                <w:b w:val="0"/>
+                <w:bCs w:val="0"/>
+                <w:color w:val="1B1C1D"/>
+                <w:bdr w:val="none" w:sz="0" w:space="0" w:color="auto" w:frame="1"/>
+              </w:rPr>
+              <w:t>e</w:t>
+            </w:r>
+            <w:proofErr w:type="gramEnd"/>
+            <w:r>
+              <w:rPr>
+                <w:b w:val="0"/>
+                <w:bCs w:val="0"/>
+                <w:color w:val="1B1C1D"/>
+                <w:bdr w:val="none" w:sz="0" w:space="0" w:color="auto" w:frame="1"/>
+              </w:rPr>
+              <w:t xml:space="preserve"> 1.1: Extração de Dados Base de CT-e</w:t>
             </w:r>
           </w:p>
         </w:tc>
@@ -15185,7 +15488,25 @@
           <w:sz w:val="26"/>
           <w:szCs w:val="26"/>
         </w:rPr>
-        <w:t>.2. Testes de Extração de Dados de Imagens (OCR - NFS-e e Outros)</w:t>
+        <w:t xml:space="preserve">.2. Testes de Extração de Dados de Imagens (OCR - NFS-e </w:t>
+      </w:r>
+      <w:proofErr w:type="gramStart"/>
+      <w:r>
+        <w:rPr>
+          <w:color w:val="2F5496"/>
+          <w:sz w:val="26"/>
+          <w:szCs w:val="26"/>
+        </w:rPr>
+        <w:t>e Outros</w:t>
+      </w:r>
+      <w:proofErr w:type="gramEnd"/>
+      <w:r>
+        <w:rPr>
+          <w:color w:val="2F5496"/>
+          <w:sz w:val="26"/>
+          <w:szCs w:val="26"/>
+        </w:rPr>
+        <w:t>)</w:t>
       </w:r>
     </w:p>
     <w:p>
@@ -17737,6 +18058,7 @@
     </w:p>
     <w:p>
       <w:pPr>
+        <w:spacing w:after="120" w:line="240" w:lineRule="auto"/>
         <w:rPr>
           <w:color w:val="1B1C1D"/>
           <w:bdr w:val="none" w:sz="0" w:space="0" w:color="auto" w:frame="1"/>
@@ -17773,6 +18095,7 @@
     </w:p>
     <w:p>
       <w:pPr>
+        <w:spacing w:after="120" w:line="240" w:lineRule="auto"/>
         <w:rPr>
           <w:color w:val="1B1C1D"/>
           <w:bdr w:val="none" w:sz="0" w:space="0" w:color="auto" w:frame="1"/>
@@ -17814,6 +18137,18 @@
           <w:bdr w:val="none" w:sz="0" w:space="0" w:color="auto" w:frame="1"/>
         </w:rPr>
         <w:t>Consulta 3.2: Quantidade de Itens</w:t>
+      </w:r>
+      <w:r>
+        <w:rPr>
+          <w:rFonts w:asciiTheme="minorHAnsi" w:eastAsia="Times New Roman" w:hAnsiTheme="minorHAnsi" w:cs="Times New Roman"/>
+          <w:b/>
+          <w:bCs/>
+          <w:color w:val="1B1C1D"/>
+          <w:sz w:val="26"/>
+          <w:szCs w:val="26"/>
+          <w:bdr w:val="none" w:sz="0" w:space="0" w:color="auto" w:frame="1"/>
+        </w:rPr>
+        <w:t xml:space="preserve"> (Falta a rotina para controle da janela de contexto. Antonio)</w:t>
       </w:r>
     </w:p>
     <w:tbl>
@@ -18021,101 +18356,188 @@
     </w:p>
     <w:p>
       <w:pPr>
+        <w:jc w:val="center"/>
         <w:rPr>
           <w:color w:val="1B1C1D"/>
         </w:rPr>
       </w:pPr>
-    </w:p>
-    <w:p/>
-    <w:p/>
-    <w:p>
-      <w:pPr>
-        <w:pStyle w:val="Ttulo4"/>
-        <w:spacing w:after="120"/>
+      <w:r>
         <w:rPr>
           <w:color w:val="1B1C1D"/>
         </w:rPr>
-      </w:pPr>
-      <w:r>
-        <w:rPr>
-          <w:color w:val="1B1C1D"/>
-        </w:rPr>
-        <w:t>3.4. Testes de Validação e Limites</w:t>
-      </w:r>
-    </w:p>
-    <w:p>
-      <w:pPr>
-        <w:pStyle w:val="NormalWeb"/>
-        <w:spacing w:after="0" w:afterAutospacing="0"/>
-        <w:rPr>
-          <w:color w:val="1B1C1D"/>
-        </w:rPr>
-      </w:pPr>
-      <w:r>
-        <w:rPr>
+        <w:lastRenderedPageBreak/>
+        <w:drawing>
+          <wp:inline distT="0" distB="0" distL="0" distR="0" wp14:anchorId="33F9BA2C" wp14:editId="7D6BD3B0">
+            <wp:extent cx="4072850" cy="3297936"/>
+            <wp:effectExtent l="0" t="0" r="4445" b="0"/>
+            <wp:docPr id="11" name="Imagem 11"/>
+            <wp:cNvGraphicFramePr>
+              <a:graphicFrameLocks xmlns:a="http://schemas.openxmlformats.org/drawingml/2006/main" noChangeAspect="1"/>
+            </wp:cNvGraphicFramePr>
+            <a:graphic xmlns:a="http://schemas.openxmlformats.org/drawingml/2006/main">
+              <a:graphicData uri="http://schemas.openxmlformats.org/drawingml/2006/picture">
+                <pic:pic xmlns:pic="http://schemas.openxmlformats.org/drawingml/2006/picture">
+                  <pic:nvPicPr>
+                    <pic:cNvPr id="1" name=""/>
+                    <pic:cNvPicPr/>
+                  </pic:nvPicPr>
+                  <pic:blipFill>
+                    <a:blip r:embed="rId41"/>
+                    <a:stretch>
+                      <a:fillRect/>
+                    </a:stretch>
+                  </pic:blipFill>
+                  <pic:spPr>
+                    <a:xfrm>
+                      <a:off x="0" y="0"/>
+                      <a:ext cx="4085166" cy="3307909"/>
+                    </a:xfrm>
+                    <a:prstGeom prst="rect">
+                      <a:avLst/>
+                    </a:prstGeom>
+                  </pic:spPr>
+                </pic:pic>
+              </a:graphicData>
+            </a:graphic>
+          </wp:inline>
+        </w:drawing>
+      </w:r>
+    </w:p>
+    <w:p>
+      <w:pPr>
+        <w:rPr>
+          <w:rFonts w:asciiTheme="minorHAnsi" w:eastAsia="Times New Roman" w:hAnsiTheme="minorHAnsi" w:cs="Times New Roman"/>
           <w:b/>
           <w:bCs/>
           <w:color w:val="1B1C1D"/>
+          <w:sz w:val="26"/>
+          <w:szCs w:val="26"/>
           <w:bdr w:val="none" w:sz="0" w:space="0" w:color="auto" w:frame="1"/>
         </w:rPr>
-        <w:t>Objetivo:</w:t>
-      </w:r>
-      <w:r>
-        <w:rPr>
+      </w:pPr>
+      <w:r>
+        <w:rPr>
+          <w:rFonts w:asciiTheme="minorHAnsi" w:eastAsia="Times New Roman" w:hAnsiTheme="minorHAnsi" w:cs="Times New Roman"/>
+          <w:b/>
+          <w:bCs/>
           <w:color w:val="1B1C1D"/>
-        </w:rPr>
-        <w:t xml:space="preserve"> Testar a</w:t>
-      </w:r>
-      <w:r>
-        <w:rPr>
+          <w:sz w:val="26"/>
+          <w:szCs w:val="26"/>
+          <w:bdr w:val="none" w:sz="0" w:space="0" w:color="auto" w:frame="1"/>
+        </w:rPr>
+        <w:t>C</w:t>
+      </w:r>
+      <w:r>
+        <w:rPr>
+          <w:rFonts w:asciiTheme="minorHAnsi" w:eastAsia="Times New Roman" w:hAnsiTheme="minorHAnsi" w:cs="Times New Roman"/>
+          <w:b/>
+          <w:bCs/>
           <w:color w:val="1B1C1D"/>
+          <w:sz w:val="26"/>
+          <w:szCs w:val="26"/>
+          <w:bdr w:val="none" w:sz="0" w:space="0" w:color="auto" w:frame="1"/>
+        </w:rPr>
+        <w:t>onclusão</w:t>
+      </w:r>
+    </w:p>
+    <w:p/>
+    <w:p>
+      <w:pPr>
+        <w:pStyle w:val="Ttulo3"/>
+        <w:spacing w:after="120"/>
+        <w:rPr>
+          <w:color w:val="2F5496"/>
+          <w:sz w:val="26"/>
+          <w:szCs w:val="26"/>
+        </w:rPr>
+      </w:pPr>
+      <w:r>
+        <w:rPr>
+          <w:color w:val="2F5496"/>
+          <w:sz w:val="26"/>
+          <w:szCs w:val="26"/>
+        </w:rPr>
+        <w:t>14.3</w:t>
+      </w:r>
+      <w:r>
+        <w:rPr>
+          <w:color w:val="2F5496"/>
+          <w:sz w:val="26"/>
+          <w:szCs w:val="26"/>
+        </w:rPr>
+        <w:t>.4. Testes de Validação e Limites</w:t>
+      </w:r>
+    </w:p>
+    <w:p>
+      <w:pPr>
+        <w:pStyle w:val="NormalWeb"/>
+        <w:spacing w:after="0" w:afterAutospacing="0"/>
+        <w:rPr>
+          <w:rFonts w:asciiTheme="minorHAnsi" w:hAnsiTheme="minorHAnsi"/>
+          <w:color w:val="1B1C1D"/>
+          <w:sz w:val="26"/>
+          <w:szCs w:val="26"/>
+        </w:rPr>
+      </w:pPr>
+      <w:r>
+        <w:rPr>
+          <w:rFonts w:asciiTheme="minorHAnsi" w:hAnsiTheme="minorHAnsi"/>
+          <w:b/>
+          <w:bCs/>
+          <w:color w:val="1B1C1D"/>
+          <w:sz w:val="26"/>
+          <w:szCs w:val="26"/>
+        </w:rPr>
+        <w:t xml:space="preserve">Objetivo: </w:t>
+      </w:r>
+      <w:r>
+        <w:rPr>
+          <w:rFonts w:asciiTheme="minorHAnsi" w:hAnsiTheme="minorHAnsi"/>
+          <w:color w:val="1B1C1D"/>
+          <w:sz w:val="26"/>
+          <w:szCs w:val="26"/>
+        </w:rPr>
+        <w:t>Testar a</w:t>
+      </w:r>
+      <w:r>
+        <w:rPr>
+          <w:rFonts w:asciiTheme="minorHAnsi" w:hAnsiTheme="minorHAnsi"/>
+          <w:color w:val="1B1C1D"/>
+          <w:sz w:val="26"/>
+          <w:szCs w:val="26"/>
         </w:rPr>
         <w:t>s</w:t>
       </w:r>
       <w:r>
         <w:rPr>
+          <w:rFonts w:asciiTheme="minorHAnsi" w:hAnsiTheme="minorHAnsi"/>
           <w:color w:val="1B1C1D"/>
+          <w:sz w:val="26"/>
+          <w:szCs w:val="26"/>
         </w:rPr>
         <w:t xml:space="preserve"> métricas de falsos positivos e tempo sob condições diversas.</w:t>
       </w:r>
     </w:p>
     <w:tbl>
       <w:tblPr>
+        <w:tblStyle w:val="SimplesTabela1"/>
         <w:tblW w:w="0" w:type="auto"/>
-        <w:tblCellSpacing w:w="15" w:type="dxa"/>
-        <w:tblCellMar>
-          <w:left w:w="0" w:type="dxa"/>
-          <w:right w:w="0" w:type="dxa"/>
-        </w:tblCellMar>
         <w:tblLook w:val="04A0" w:firstRow="1" w:lastRow="0" w:firstColumn="1" w:lastColumn="0" w:noHBand="0" w:noVBand="1"/>
       </w:tblPr>
       <w:tblGrid>
-        <w:gridCol w:w="2215"/>
-        <w:gridCol w:w="1733"/>
-        <w:gridCol w:w="2233"/>
-        <w:gridCol w:w="2307"/>
+        <w:gridCol w:w="2099"/>
+        <w:gridCol w:w="1655"/>
+        <w:gridCol w:w="1996"/>
+        <w:gridCol w:w="2744"/>
       </w:tblGrid>
       <w:tr>
         <w:trPr>
-          <w:tblHeader/>
-          <w:tblCellSpacing w:w="15" w:type="dxa"/>
+          <w:cnfStyle w:val="100000000000" w:firstRow="1" w:lastRow="0" w:firstColumn="0" w:lastColumn="0" w:oddVBand="0" w:evenVBand="0" w:oddHBand="0" w:evenHBand="0" w:firstRowFirstColumn="0" w:firstRowLastColumn="0" w:lastRowFirstColumn="0" w:lastRowLastColumn="0"/>
         </w:trPr>
         <w:tc>
           <w:tcPr>
+            <w:cnfStyle w:val="001000000000" w:firstRow="0" w:lastRow="0" w:firstColumn="1" w:lastColumn="0" w:oddVBand="0" w:evenVBand="0" w:oddHBand="0" w:evenHBand="0" w:firstRowFirstColumn="0" w:firstRowLastColumn="0" w:lastRowFirstColumn="0" w:lastRowLastColumn="0"/>
             <w:tcW w:w="0" w:type="auto"/>
-            <w:tcBorders>
-              <w:top w:val="single" w:sz="6" w:space="0" w:color="auto"/>
-              <w:left w:val="single" w:sz="6" w:space="0" w:color="auto"/>
-              <w:bottom w:val="single" w:sz="6" w:space="0" w:color="auto"/>
-              <w:right w:val="single" w:sz="6" w:space="0" w:color="auto"/>
-            </w:tcBorders>
-            <w:tcMar>
-              <w:top w:w="120" w:type="dxa"/>
-              <w:left w:w="180" w:type="dxa"/>
-              <w:bottom w:w="120" w:type="dxa"/>
-              <w:right w:w="180" w:type="dxa"/>
-            </w:tcMar>
-            <w:vAlign w:val="center"/>
             <w:hideMark/>
           </w:tcPr>
           <w:p>
@@ -18137,23 +18559,11 @@
         <w:tc>
           <w:tcPr>
             <w:tcW w:w="0" w:type="auto"/>
-            <w:tcBorders>
-              <w:top w:val="single" w:sz="6" w:space="0" w:color="auto"/>
-              <w:left w:val="single" w:sz="6" w:space="0" w:color="auto"/>
-              <w:bottom w:val="single" w:sz="6" w:space="0" w:color="auto"/>
-              <w:right w:val="single" w:sz="6" w:space="0" w:color="auto"/>
-            </w:tcBorders>
-            <w:tcMar>
-              <w:top w:w="120" w:type="dxa"/>
-              <w:left w:w="180" w:type="dxa"/>
-              <w:bottom w:w="120" w:type="dxa"/>
-              <w:right w:w="180" w:type="dxa"/>
-            </w:tcMar>
-            <w:vAlign w:val="center"/>
             <w:hideMark/>
           </w:tcPr>
           <w:p>
             <w:pPr>
+              <w:cnfStyle w:val="100000000000" w:firstRow="1" w:lastRow="0" w:firstColumn="0" w:lastColumn="0" w:oddVBand="0" w:evenVBand="0" w:oddHBand="0" w:evenHBand="0" w:firstRowFirstColumn="0" w:firstRowLastColumn="0" w:lastRowFirstColumn="0" w:lastRowLastColumn="0"/>
               <w:rPr>
                 <w:color w:val="1B1C1D"/>
               </w:rPr>
@@ -18171,23 +18581,11 @@
         <w:tc>
           <w:tcPr>
             <w:tcW w:w="0" w:type="auto"/>
-            <w:tcBorders>
-              <w:top w:val="single" w:sz="6" w:space="0" w:color="auto"/>
-              <w:left w:val="single" w:sz="6" w:space="0" w:color="auto"/>
-              <w:bottom w:val="single" w:sz="6" w:space="0" w:color="auto"/>
-              <w:right w:val="single" w:sz="6" w:space="0" w:color="auto"/>
-            </w:tcBorders>
-            <w:tcMar>
-              <w:top w:w="120" w:type="dxa"/>
-              <w:left w:w="180" w:type="dxa"/>
-              <w:bottom w:w="120" w:type="dxa"/>
-              <w:right w:w="180" w:type="dxa"/>
-            </w:tcMar>
-            <w:vAlign w:val="center"/>
             <w:hideMark/>
           </w:tcPr>
           <w:p>
             <w:pPr>
+              <w:cnfStyle w:val="100000000000" w:firstRow="1" w:lastRow="0" w:firstColumn="0" w:lastColumn="0" w:oddVBand="0" w:evenVBand="0" w:oddHBand="0" w:evenHBand="0" w:firstRowFirstColumn="0" w:firstRowLastColumn="0" w:lastRowFirstColumn="0" w:lastRowLastColumn="0"/>
               <w:rPr>
                 <w:color w:val="1B1C1D"/>
               </w:rPr>
@@ -18205,23 +18603,11 @@
         <w:tc>
           <w:tcPr>
             <w:tcW w:w="0" w:type="auto"/>
-            <w:tcBorders>
-              <w:top w:val="single" w:sz="6" w:space="0" w:color="auto"/>
-              <w:left w:val="single" w:sz="6" w:space="0" w:color="auto"/>
-              <w:bottom w:val="single" w:sz="6" w:space="0" w:color="auto"/>
-              <w:right w:val="single" w:sz="6" w:space="0" w:color="auto"/>
-            </w:tcBorders>
-            <w:tcMar>
-              <w:top w:w="120" w:type="dxa"/>
-              <w:left w:w="180" w:type="dxa"/>
-              <w:bottom w:w="120" w:type="dxa"/>
-              <w:right w:w="180" w:type="dxa"/>
-            </w:tcMar>
-            <w:vAlign w:val="center"/>
             <w:hideMark/>
           </w:tcPr>
           <w:p>
             <w:pPr>
+              <w:cnfStyle w:val="100000000000" w:firstRow="1" w:lastRow="0" w:firstColumn="0" w:lastColumn="0" w:oddVBand="0" w:evenVBand="0" w:oddHBand="0" w:evenHBand="0" w:firstRowFirstColumn="0" w:firstRowLastColumn="0" w:lastRowFirstColumn="0" w:lastRowLastColumn="0"/>
               <w:rPr>
                 <w:color w:val="1B1C1D"/>
               </w:rPr>
@@ -18239,24 +18625,12 @@
       </w:tr>
       <w:tr>
         <w:trPr>
-          <w:tblCellSpacing w:w="15" w:type="dxa"/>
+          <w:cnfStyle w:val="000000100000" w:firstRow="0" w:lastRow="0" w:firstColumn="0" w:lastColumn="0" w:oddVBand="0" w:evenVBand="0" w:oddHBand="1" w:evenHBand="0" w:firstRowFirstColumn="0" w:firstRowLastColumn="0" w:lastRowFirstColumn="0" w:lastRowLastColumn="0"/>
         </w:trPr>
         <w:tc>
           <w:tcPr>
+            <w:cnfStyle w:val="001000000000" w:firstRow="0" w:lastRow="0" w:firstColumn="1" w:lastColumn="0" w:oddVBand="0" w:evenVBand="0" w:oddHBand="0" w:evenHBand="0" w:firstRowFirstColumn="0" w:firstRowLastColumn="0" w:lastRowFirstColumn="0" w:lastRowLastColumn="0"/>
             <w:tcW w:w="0" w:type="auto"/>
-            <w:tcBorders>
-              <w:top w:val="single" w:sz="6" w:space="0" w:color="auto"/>
-              <w:left w:val="single" w:sz="6" w:space="0" w:color="auto"/>
-              <w:bottom w:val="single" w:sz="6" w:space="0" w:color="auto"/>
-              <w:right w:val="single" w:sz="6" w:space="0" w:color="auto"/>
-            </w:tcBorders>
-            <w:tcMar>
-              <w:top w:w="120" w:type="dxa"/>
-              <w:left w:w="180" w:type="dxa"/>
-              <w:bottom w:w="120" w:type="dxa"/>
-              <w:right w:w="180" w:type="dxa"/>
-            </w:tcMar>
-            <w:vAlign w:val="center"/>
             <w:hideMark/>
           </w:tcPr>
           <w:p>
@@ -18267,8 +18641,6 @@
             </w:pPr>
             <w:r>
               <w:rPr>
-                <w:b/>
-                <w:bCs/>
                 <w:color w:val="1B1C1D"/>
                 <w:bdr w:val="none" w:sz="0" w:space="0" w:color="auto" w:frame="1"/>
               </w:rPr>
@@ -18279,23 +18651,11 @@
         <w:tc>
           <w:tcPr>
             <w:tcW w:w="0" w:type="auto"/>
-            <w:tcBorders>
-              <w:top w:val="single" w:sz="6" w:space="0" w:color="auto"/>
-              <w:left w:val="single" w:sz="6" w:space="0" w:color="auto"/>
-              <w:bottom w:val="single" w:sz="6" w:space="0" w:color="auto"/>
-              <w:right w:val="single" w:sz="6" w:space="0" w:color="auto"/>
-            </w:tcBorders>
-            <w:tcMar>
-              <w:top w:w="120" w:type="dxa"/>
-              <w:left w:w="180" w:type="dxa"/>
-              <w:bottom w:w="120" w:type="dxa"/>
-              <w:right w:w="180" w:type="dxa"/>
-            </w:tcMar>
-            <w:vAlign w:val="center"/>
             <w:hideMark/>
           </w:tcPr>
           <w:p>
             <w:pPr>
+              <w:cnfStyle w:val="000000100000" w:firstRow="0" w:lastRow="0" w:firstColumn="0" w:lastColumn="0" w:oddVBand="0" w:evenVBand="0" w:oddHBand="1" w:evenHBand="0" w:firstRowFirstColumn="0" w:firstRowLastColumn="0" w:lastRowFirstColumn="0" w:lastRowLastColumn="0"/>
               <w:rPr>
                 <w:color w:val="1B1C1D"/>
               </w:rPr>
@@ -18314,23 +18674,11 @@
         <w:tc>
           <w:tcPr>
             <w:tcW w:w="0" w:type="auto"/>
-            <w:tcBorders>
-              <w:top w:val="single" w:sz="6" w:space="0" w:color="auto"/>
-              <w:left w:val="single" w:sz="6" w:space="0" w:color="auto"/>
-              <w:bottom w:val="single" w:sz="6" w:space="0" w:color="auto"/>
-              <w:right w:val="single" w:sz="6" w:space="0" w:color="auto"/>
-            </w:tcBorders>
-            <w:tcMar>
-              <w:top w:w="120" w:type="dxa"/>
-              <w:left w:w="180" w:type="dxa"/>
-              <w:bottom w:w="120" w:type="dxa"/>
-              <w:right w:w="180" w:type="dxa"/>
-            </w:tcMar>
-            <w:vAlign w:val="center"/>
             <w:hideMark/>
           </w:tcPr>
           <w:p>
             <w:pPr>
+              <w:cnfStyle w:val="000000100000" w:firstRow="0" w:lastRow="0" w:firstColumn="0" w:lastColumn="0" w:oddVBand="0" w:evenVBand="0" w:oddHBand="1" w:evenHBand="0" w:firstRowFirstColumn="0" w:firstRowLastColumn="0" w:lastRowFirstColumn="0" w:lastRowLastColumn="0"/>
               <w:rPr>
                 <w:color w:val="1B1C1D"/>
               </w:rPr>
@@ -18339,7 +18687,29 @@
               <w:rPr>
                 <w:color w:val="1B1C1D"/>
               </w:rPr>
-              <w:t xml:space="preserve">1. Carregar um arquivo que não é um documento fiscal típico. 2. </w:t>
+              <w:t xml:space="preserve">1. Carregar um arquivo que não é um documento fiscal típico. </w:t>
+            </w:r>
+          </w:p>
+          <w:p>
+            <w:pPr>
+              <w:cnfStyle w:val="000000100000" w:firstRow="0" w:lastRow="0" w:firstColumn="0" w:lastColumn="0" w:oddVBand="0" w:evenVBand="0" w:oddHBand="1" w:evenHBand="0" w:firstRowFirstColumn="0" w:firstRowLastColumn="0" w:lastRowFirstColumn="0" w:lastRowLastColumn="0"/>
+              <w:rPr>
+                <w:color w:val="1B1C1D"/>
+              </w:rPr>
+            </w:pPr>
+          </w:p>
+          <w:p>
+            <w:pPr>
+              <w:cnfStyle w:val="000000100000" w:firstRow="0" w:lastRow="0" w:firstColumn="0" w:lastColumn="0" w:oddVBand="0" w:evenVBand="0" w:oddHBand="1" w:evenHBand="0" w:firstRowFirstColumn="0" w:firstRowLastColumn="0" w:lastRowFirstColumn="0" w:lastRowLastColumn="0"/>
+              <w:rPr>
+                <w:color w:val="1B1C1D"/>
+              </w:rPr>
+            </w:pPr>
+            <w:r>
+              <w:rPr>
+                <w:color w:val="1B1C1D"/>
+              </w:rPr>
+              <w:t xml:space="preserve">2. </w:t>
             </w:r>
             <w:r>
               <w:rPr>
@@ -18354,30 +18724,40 @@
               <w:rPr>
                 <w:color w:val="1B1C1D"/>
               </w:rPr>
-              <w:t xml:space="preserve"> "Quais são os valores de ICMS e Chave de Acesso deste documento?" 3. Executar a extração.</w:t>
+              <w:t xml:space="preserve"> "Quais são os valores de ICMS e Chave de Acesso deste documento?" </w:t>
+            </w:r>
+          </w:p>
+          <w:p>
+            <w:pPr>
+              <w:cnfStyle w:val="000000100000" w:firstRow="0" w:lastRow="0" w:firstColumn="0" w:lastColumn="0" w:oddVBand="0" w:evenVBand="0" w:oddHBand="1" w:evenHBand="0" w:firstRowFirstColumn="0" w:firstRowLastColumn="0" w:lastRowFirstColumn="0" w:lastRowLastColumn="0"/>
+              <w:rPr>
+                <w:color w:val="1B1C1D"/>
+              </w:rPr>
+            </w:pPr>
+          </w:p>
+          <w:p>
+            <w:pPr>
+              <w:cnfStyle w:val="000000100000" w:firstRow="0" w:lastRow="0" w:firstColumn="0" w:lastColumn="0" w:oddVBand="0" w:evenVBand="0" w:oddHBand="1" w:evenHBand="0" w:firstRowFirstColumn="0" w:firstRowLastColumn="0" w:lastRowFirstColumn="0" w:lastRowLastColumn="0"/>
+              <w:rPr>
+                <w:color w:val="1B1C1D"/>
+              </w:rPr>
+            </w:pPr>
+            <w:r>
+              <w:rPr>
+                <w:color w:val="1B1C1D"/>
+              </w:rPr>
+              <w:t>3. Executar a extração.</w:t>
             </w:r>
           </w:p>
         </w:tc>
         <w:tc>
           <w:tcPr>
             <w:tcW w:w="0" w:type="auto"/>
-            <w:tcBorders>
-              <w:top w:val="single" w:sz="6" w:space="0" w:color="auto"/>
-              <w:left w:val="single" w:sz="6" w:space="0" w:color="auto"/>
-              <w:bottom w:val="single" w:sz="6" w:space="0" w:color="auto"/>
-              <w:right w:val="single" w:sz="6" w:space="0" w:color="auto"/>
-            </w:tcBorders>
-            <w:tcMar>
-              <w:top w:w="120" w:type="dxa"/>
-              <w:left w:w="180" w:type="dxa"/>
-              <w:bottom w:w="120" w:type="dxa"/>
-              <w:right w:w="180" w:type="dxa"/>
-            </w:tcMar>
-            <w:vAlign w:val="center"/>
             <w:hideMark/>
           </w:tcPr>
           <w:p>
             <w:pPr>
+              <w:cnfStyle w:val="000000100000" w:firstRow="0" w:lastRow="0" w:firstColumn="0" w:lastColumn="0" w:oddVBand="0" w:evenVBand="0" w:oddHBand="1" w:evenHBand="0" w:firstRowFirstColumn="0" w:firstRowLastColumn="0" w:lastRowFirstColumn="0" w:lastRowLastColumn="0"/>
               <w:rPr>
                 <w:color w:val="1B1C1D"/>
               </w:rPr>
@@ -18396,6 +18776,26 @@
                 <w:bdr w:val="none" w:sz="0" w:space="0" w:color="auto" w:frame="1"/>
               </w:rPr>
               <w:t xml:space="preserve">Falsos Positivos </w:t>
+            </w:r>
+            <w:proofErr w:type="spellStart"/>
+            <w:r>
+              <w:rPr>
+                <w:b/>
+                <w:bCs/>
+                <w:color w:val="1B1C1D"/>
+                <w:bdr w:val="none" w:sz="0" w:space="0" w:color="auto" w:frame="1"/>
+              </w:rPr>
+              <w:t>Fp</w:t>
+            </w:r>
+            <w:proofErr w:type="spellEnd"/>
+            <w:r>
+              <w:rPr>
+                <w:b/>
+                <w:bCs/>
+                <w:color w:val="1B1C1D"/>
+                <w:bdr w:val="none" w:sz="0" w:space="0" w:color="auto" w:frame="1"/>
+              </w:rPr>
+              <w:t xml:space="preserve"> </w:t>
             </w:r>
             <w:r>
               <w:rPr>
@@ -18405,37 +18805,286 @@
                 <w:color w:val="1B1C1D"/>
                 <w:bdr w:val="none" w:sz="0" w:space="0" w:color="auto" w:frame="1"/>
               </w:rPr>
-              <w:t>$&lt; 3\%$</w:t>
+              <w:t>&lt; 3%</w:t>
             </w:r>
             <w:r>
               <w:rPr>
                 <w:color w:val="1B1C1D"/>
               </w:rPr>
               <w:t xml:space="preserve"> (não deve inventar Chave de Acesso/ICMS).</w:t>
+            </w:r>
+          </w:p>
+        </w:tc>
+      </w:tr>
+      <w:tr>
+        <w:tc>
+          <w:tcPr>
+            <w:cnfStyle w:val="001000000000" w:firstRow="0" w:lastRow="0" w:firstColumn="1" w:lastColumn="0" w:oddVBand="0" w:evenVBand="0" w:oddHBand="0" w:evenHBand="0" w:firstRowFirstColumn="0" w:firstRowLastColumn="0" w:lastRowFirstColumn="0" w:lastRowLastColumn="0"/>
+            <w:tcW w:w="0" w:type="auto"/>
+            <w:hideMark/>
+          </w:tcPr>
+          <w:p>
+            <w:pPr>
+              <w:rPr>
+                <w:color w:val="1B1C1D"/>
+              </w:rPr>
+            </w:pPr>
+            <w:r>
+              <w:rPr>
+                <w:color w:val="1B1C1D"/>
+                <w:bdr w:val="none" w:sz="0" w:space="0" w:color="auto" w:frame="1"/>
+              </w:rPr>
+              <w:t>Validação 4.</w:t>
+            </w:r>
+            <w:r>
+              <w:rPr>
+                <w:color w:val="1B1C1D"/>
+                <w:bdr w:val="none" w:sz="0" w:space="0" w:color="auto" w:frame="1"/>
+              </w:rPr>
+              <w:t>2</w:t>
+            </w:r>
+            <w:r>
+              <w:rPr>
+                <w:color w:val="1B1C1D"/>
+                <w:bdr w:val="none" w:sz="0" w:space="0" w:color="auto" w:frame="1"/>
+              </w:rPr>
+              <w:t>: Arquivo Corrompido/Vazio</w:t>
+            </w:r>
+          </w:p>
+        </w:tc>
+        <w:tc>
+          <w:tcPr>
+            <w:tcW w:w="0" w:type="auto"/>
+            <w:hideMark/>
+          </w:tcPr>
+          <w:p>
+            <w:pPr>
+              <w:cnfStyle w:val="000000000000" w:firstRow="0" w:lastRow="0" w:firstColumn="0" w:lastColumn="0" w:oddVBand="0" w:evenVBand="0" w:oddHBand="0" w:evenHBand="0" w:firstRowFirstColumn="0" w:firstRowLastColumn="0" w:lastRowFirstColumn="0" w:lastRowLastColumn="0"/>
+              <w:rPr>
+                <w:color w:val="1B1C1D"/>
+              </w:rPr>
+            </w:pPr>
+            <w:r>
+              <w:rPr>
+                <w:color w:val="1B1C1D"/>
+              </w:rPr>
+              <w:t>Arquivo de imagem/XML vazio (simulação)</w:t>
+            </w:r>
+          </w:p>
+        </w:tc>
+        <w:tc>
+          <w:tcPr>
+            <w:tcW w:w="0" w:type="auto"/>
+            <w:hideMark/>
+          </w:tcPr>
+          <w:p>
+            <w:pPr>
+              <w:cnfStyle w:val="000000000000" w:firstRow="0" w:lastRow="0" w:firstColumn="0" w:lastColumn="0" w:oddVBand="0" w:evenVBand="0" w:oddHBand="0" w:evenHBand="0" w:firstRowFirstColumn="0" w:firstRowLastColumn="0" w:lastRowFirstColumn="0" w:lastRowLastColumn="0"/>
+              <w:rPr>
+                <w:color w:val="1B1C1D"/>
+              </w:rPr>
+            </w:pPr>
+            <w:r>
+              <w:rPr>
+                <w:color w:val="1B1C1D"/>
+              </w:rPr>
+              <w:t xml:space="preserve">1. Carregar um arquivo vazio ou ilegível. </w:t>
+            </w:r>
+          </w:p>
+          <w:p>
+            <w:pPr>
+              <w:cnfStyle w:val="000000000000" w:firstRow="0" w:lastRow="0" w:firstColumn="0" w:lastColumn="0" w:oddVBand="0" w:evenVBand="0" w:oddHBand="0" w:evenHBand="0" w:firstRowFirstColumn="0" w:firstRowLastColumn="0" w:lastRowFirstColumn="0" w:lastRowLastColumn="0"/>
+              <w:rPr>
+                <w:color w:val="1B1C1D"/>
+              </w:rPr>
+            </w:pPr>
+          </w:p>
+          <w:p>
+            <w:pPr>
+              <w:cnfStyle w:val="000000000000" w:firstRow="0" w:lastRow="0" w:firstColumn="0" w:lastColumn="0" w:oddVBand="0" w:evenVBand="0" w:oddHBand="0" w:evenHBand="0" w:firstRowFirstColumn="0" w:firstRowLastColumn="0" w:lastRowFirstColumn="0" w:lastRowLastColumn="0"/>
+              <w:rPr>
+                <w:color w:val="1B1C1D"/>
+              </w:rPr>
+            </w:pPr>
+            <w:r>
+              <w:rPr>
+                <w:color w:val="1B1C1D"/>
+              </w:rPr>
+              <w:t xml:space="preserve">2. </w:t>
+            </w:r>
+            <w:r>
+              <w:rPr>
+                <w:b/>
+                <w:bCs/>
+                <w:color w:val="1B1C1D"/>
+                <w:bdr w:val="none" w:sz="0" w:space="0" w:color="auto" w:frame="1"/>
+              </w:rPr>
+              <w:t>Pergunta:</w:t>
+            </w:r>
+            <w:r>
+              <w:rPr>
+                <w:color w:val="1B1C1D"/>
+              </w:rPr>
+              <w:t xml:space="preserve"> "Quais dados fiscais você consegue extrair?" </w:t>
+            </w:r>
+          </w:p>
+          <w:p>
+            <w:pPr>
+              <w:cnfStyle w:val="000000000000" w:firstRow="0" w:lastRow="0" w:firstColumn="0" w:lastColumn="0" w:oddVBand="0" w:evenVBand="0" w:oddHBand="0" w:evenHBand="0" w:firstRowFirstColumn="0" w:firstRowLastColumn="0" w:lastRowFirstColumn="0" w:lastRowLastColumn="0"/>
+              <w:rPr>
+                <w:color w:val="1B1C1D"/>
+              </w:rPr>
+            </w:pPr>
+            <w:r>
+              <w:rPr>
+                <w:color w:val="1B1C1D"/>
+              </w:rPr>
+              <w:lastRenderedPageBreak/>
+              <w:t>3. Executar a extração.</w:t>
+            </w:r>
+          </w:p>
+        </w:tc>
+        <w:tc>
+          <w:tcPr>
+            <w:tcW w:w="0" w:type="auto"/>
+            <w:hideMark/>
+          </w:tcPr>
+          <w:p>
+            <w:pPr>
+              <w:cnfStyle w:val="000000000000" w:firstRow="0" w:lastRow="0" w:firstColumn="0" w:lastColumn="0" w:oddVBand="0" w:evenVBand="0" w:oddHBand="0" w:evenHBand="0" w:firstRowFirstColumn="0" w:firstRowLastColumn="0" w:lastRowFirstColumn="0" w:lastRowLastColumn="0"/>
+              <w:rPr>
+                <w:color w:val="1B1C1D"/>
+              </w:rPr>
+            </w:pPr>
+            <w:r>
+              <w:rPr>
+                <w:color w:val="1B1C1D"/>
+              </w:rPr>
+              <w:lastRenderedPageBreak/>
+              <w:t>A aplicação deve tratar a exceção e retornar uma mensagem de erro controlada (</w:t>
+            </w:r>
+            <w:proofErr w:type="spellStart"/>
+            <w:r>
+              <w:rPr>
+                <w:color w:val="1B1C1D"/>
+              </w:rPr>
+              <w:t>ex</w:t>
+            </w:r>
+            <w:proofErr w:type="spellEnd"/>
+            <w:r>
+              <w:rPr>
+                <w:color w:val="1B1C1D"/>
+              </w:rPr>
+              <w:t xml:space="preserve">: "Nenhum dado encontrado") em vez de falhar, mantendo </w:t>
+            </w:r>
+            <w:r>
+              <w:rPr>
+                <w:b/>
+                <w:bCs/>
+                <w:color w:val="1B1C1D"/>
+                <w:bdr w:val="none" w:sz="0" w:space="0" w:color="auto" w:frame="1"/>
+              </w:rPr>
+              <w:t>Falsos Positivos</w:t>
+            </w:r>
+            <w:r>
+              <w:rPr>
+                <w:color w:val="1B1C1D"/>
+              </w:rPr>
+              <w:t xml:space="preserve"> baixos.</w:t>
+            </w:r>
+          </w:p>
+        </w:tc>
+      </w:tr>
+    </w:tbl>
+    <w:p>
+      <w:pPr>
+        <w:jc w:val="center"/>
+        <w:rPr>
+          <w:b/>
+        </w:rPr>
+      </w:pPr>
+    </w:p>
+    <w:p>
+      <w:pPr>
+        <w:rPr>
+          <w:rFonts w:asciiTheme="minorHAnsi" w:eastAsia="Times New Roman" w:hAnsiTheme="minorHAnsi" w:cs="Times New Roman"/>
+          <w:b/>
+          <w:bCs/>
+          <w:color w:val="1B1C1D"/>
+          <w:sz w:val="26"/>
+          <w:szCs w:val="26"/>
+          <w:bdr w:val="none" w:sz="0" w:space="0" w:color="auto" w:frame="1"/>
+        </w:rPr>
+      </w:pPr>
+      <w:r>
+        <w:rPr>
+          <w:rFonts w:asciiTheme="minorHAnsi" w:eastAsia="Times New Roman" w:hAnsiTheme="minorHAnsi" w:cs="Times New Roman"/>
+          <w:b/>
+          <w:bCs/>
+          <w:color w:val="1B1C1D"/>
+          <w:sz w:val="26"/>
+          <w:szCs w:val="26"/>
+          <w:bdr w:val="none" w:sz="0" w:space="0" w:color="auto" w:frame="1"/>
+        </w:rPr>
+        <w:t xml:space="preserve">Cenário </w:t>
+      </w:r>
+      <w:r>
+        <w:rPr>
+          <w:rFonts w:asciiTheme="minorHAnsi" w:eastAsia="Times New Roman" w:hAnsiTheme="minorHAnsi" w:cs="Times New Roman"/>
+          <w:b/>
+          <w:bCs/>
+          <w:color w:val="1B1C1D"/>
+          <w:sz w:val="26"/>
+          <w:szCs w:val="26"/>
+          <w:bdr w:val="none" w:sz="0" w:space="0" w:color="auto" w:frame="1"/>
+        </w:rPr>
+        <w:t>Validação 4.1: Arquivo Incompatível</w:t>
+      </w:r>
+    </w:p>
+    <w:tbl>
+      <w:tblPr>
+        <w:tblStyle w:val="SimplesTabela1"/>
+        <w:tblW w:w="0" w:type="auto"/>
+        <w:tblLook w:val="04A0" w:firstRow="1" w:lastRow="0" w:firstColumn="1" w:lastColumn="0" w:noHBand="0" w:noVBand="1"/>
+      </w:tblPr>
+      <w:tblGrid>
+        <w:gridCol w:w="8494"/>
+      </w:tblGrid>
+      <w:tr>
+        <w:trPr>
+          <w:cnfStyle w:val="100000000000" w:firstRow="1" w:lastRow="0" w:firstColumn="0" w:lastColumn="0" w:oddVBand="0" w:evenVBand="0" w:oddHBand="0" w:evenHBand="0" w:firstRowFirstColumn="0" w:firstRowLastColumn="0" w:lastRowFirstColumn="0" w:lastRowLastColumn="0"/>
+        </w:trPr>
+        <w:tc>
+          <w:tcPr>
+            <w:cnfStyle w:val="001000000000" w:firstRow="0" w:lastRow="0" w:firstColumn="1" w:lastColumn="0" w:oddVBand="0" w:evenVBand="0" w:oddHBand="0" w:evenHBand="0" w:firstRowFirstColumn="0" w:firstRowLastColumn="0" w:lastRowFirstColumn="0" w:lastRowLastColumn="0"/>
+            <w:tcW w:w="0" w:type="auto"/>
+            <w:hideMark/>
+          </w:tcPr>
+          <w:p>
+            <w:pPr>
+              <w:rPr>
+                <w:color w:val="1B1C1D"/>
+              </w:rPr>
+            </w:pPr>
+            <w:r>
+              <w:rPr>
+                <w:rStyle w:val="Forte"/>
+                <w:color w:val="1B1C1D"/>
+                <w:bdr w:val="none" w:sz="0" w:space="0" w:color="auto" w:frame="1"/>
+              </w:rPr>
+              <w:t>Resultado Esperado</w:t>
             </w:r>
           </w:p>
         </w:tc>
       </w:tr>
       <w:tr>
         <w:trPr>
-          <w:tblCellSpacing w:w="15" w:type="dxa"/>
+          <w:cnfStyle w:val="000000100000" w:firstRow="0" w:lastRow="0" w:firstColumn="0" w:lastColumn="0" w:oddVBand="0" w:evenVBand="0" w:oddHBand="1" w:evenHBand="0" w:firstRowFirstColumn="0" w:firstRowLastColumn="0" w:lastRowFirstColumn="0" w:lastRowLastColumn="0"/>
         </w:trPr>
         <w:tc>
           <w:tcPr>
+            <w:cnfStyle w:val="001000000000" w:firstRow="0" w:lastRow="0" w:firstColumn="1" w:lastColumn="0" w:oddVBand="0" w:evenVBand="0" w:oddHBand="0" w:evenHBand="0" w:firstRowFirstColumn="0" w:firstRowLastColumn="0" w:lastRowFirstColumn="0" w:lastRowLastColumn="0"/>
             <w:tcW w:w="0" w:type="auto"/>
-            <w:tcBorders>
-              <w:top w:val="single" w:sz="6" w:space="0" w:color="auto"/>
-              <w:left w:val="single" w:sz="6" w:space="0" w:color="auto"/>
-              <w:bottom w:val="single" w:sz="6" w:space="0" w:color="auto"/>
-              <w:right w:val="single" w:sz="6" w:space="0" w:color="auto"/>
-            </w:tcBorders>
-            <w:tcMar>
-              <w:top w:w="120" w:type="dxa"/>
-              <w:left w:w="180" w:type="dxa"/>
-              <w:bottom w:w="120" w:type="dxa"/>
-              <w:right w:w="180" w:type="dxa"/>
-            </w:tcMar>
-            <w:vAlign w:val="center"/>
             <w:hideMark/>
           </w:tcPr>
           <w:p>
@@ -18446,49 +19095,382 @@
             </w:pPr>
             <w:r>
               <w:rPr>
-                <w:b/>
-                <w:bCs/>
+                <w:color w:val="1B1C1D"/>
+              </w:rPr>
+              <w:t xml:space="preserve">O sistema deve extrair poucos ou nenhum dado relevante, e o relatório deve ter uma taxa de </w:t>
+            </w:r>
+            <w:r>
+              <w:rPr>
                 <w:color w:val="1B1C1D"/>
                 <w:bdr w:val="none" w:sz="0" w:space="0" w:color="auto" w:frame="1"/>
               </w:rPr>
-              <w:t>Validação 4.</w:t>
-            </w:r>
-            <w:r>
-              <w:rPr>
-                <w:b/>
-                <w:bCs/>
+              <w:t xml:space="preserve">Falsos Positivos </w:t>
+            </w:r>
+            <w:proofErr w:type="spellStart"/>
+            <w:r>
+              <w:rPr>
                 <w:color w:val="1B1C1D"/>
                 <w:bdr w:val="none" w:sz="0" w:space="0" w:color="auto" w:frame="1"/>
               </w:rPr>
-              <w:t>2</w:t>
-            </w:r>
-            <w:r>
-              <w:rPr>
-                <w:b/>
-                <w:bCs/>
+              <w:t>Fp</w:t>
+            </w:r>
+            <w:proofErr w:type="spellEnd"/>
+            <w:r>
+              <w:rPr>
+                <w:b w:val="0"/>
+                <w:bCs w:val="0"/>
                 <w:color w:val="1B1C1D"/>
                 <w:bdr w:val="none" w:sz="0" w:space="0" w:color="auto" w:frame="1"/>
               </w:rPr>
-              <w:t>: Arquivo Corrompido/Vazio</w:t>
+              <w:t xml:space="preserve"> </w:t>
+            </w:r>
+            <w:r>
+              <w:rPr>
+                <w:rStyle w:val="math-inline"/>
+                <w:color w:val="1B1C1D"/>
+                <w:bdr w:val="none" w:sz="0" w:space="0" w:color="auto" w:frame="1"/>
+              </w:rPr>
+              <w:t>&lt; 3%</w:t>
+            </w:r>
+            <w:r>
+              <w:rPr>
+                <w:color w:val="1B1C1D"/>
+              </w:rPr>
+              <w:t xml:space="preserve"> (não deve inventar Chave de Acesso/ICMS).</w:t>
             </w:r>
           </w:p>
         </w:tc>
+      </w:tr>
+    </w:tbl>
+    <w:p>
+      <w:pPr>
+        <w:rPr>
+          <w:b/>
+        </w:rPr>
+      </w:pPr>
+    </w:p>
+    <w:p>
+      <w:pPr>
+        <w:rPr>
+          <w:bCs/>
+        </w:rPr>
+      </w:pPr>
+      <w:r>
+        <w:rPr>
+          <w:bCs/>
+        </w:rPr>
+        <w:t>PASSOS</w:t>
+      </w:r>
+    </w:p>
+    <w:p>
+      <w:pPr>
+        <w:cnfStyle w:val="000000100000" w:firstRow="0" w:lastRow="0" w:firstColumn="0" w:lastColumn="0" w:oddVBand="0" w:evenVBand="0" w:oddHBand="1" w:evenHBand="0" w:firstRowFirstColumn="0" w:firstRowLastColumn="0" w:lastRowFirstColumn="0" w:lastRowLastColumn="0"/>
+        <w:rPr>
+          <w:color w:val="1B1C1D"/>
+        </w:rPr>
+      </w:pPr>
+      <w:r>
+        <w:rPr>
+          <w:color w:val="1B1C1D"/>
+        </w:rPr>
+        <w:t xml:space="preserve">1. Carregar um arquivo que não é um documento fiscal típico. </w:t>
+      </w:r>
+      <w:r>
+        <w:rPr>
+          <w:color w:val="1B1C1D"/>
+        </w:rPr>
+        <w:t>(</w:t>
+      </w:r>
+      <w:hyperlink r:id="rId42" w:history="1">
+        <w:r>
+          <w:rPr>
+            <w:rStyle w:val="Hyperlink"/>
+            <w:rFonts w:ascii="Courier New" w:eastAsiaTheme="majorEastAsia" w:hAnsi="Courier New" w:cs="Courier New"/>
+            <w:sz w:val="20"/>
+            <w:szCs w:val="20"/>
+            <w:bdr w:val="none" w:sz="0" w:space="0" w:color="auto" w:frame="1"/>
+          </w:rPr>
+          <w:t>Recibo Táxi Aéreo.jpg</w:t>
+        </w:r>
+      </w:hyperlink>
+      <w:r>
+        <w:rPr>
+          <w:color w:val="1B1C1D"/>
+        </w:rPr>
+        <w:t>)</w:t>
+      </w:r>
+    </w:p>
+    <w:p>
+      <w:pPr>
+        <w:cnfStyle w:val="000000100000" w:firstRow="0" w:lastRow="0" w:firstColumn="0" w:lastColumn="0" w:oddVBand="0" w:evenVBand="0" w:oddHBand="1" w:evenHBand="0" w:firstRowFirstColumn="0" w:firstRowLastColumn="0" w:lastRowFirstColumn="0" w:lastRowLastColumn="0"/>
+        <w:rPr>
+          <w:color w:val="1B1C1D"/>
+        </w:rPr>
+      </w:pPr>
+      <w:r>
+        <w:rPr>
+          <w:color w:val="1B1C1D"/>
+        </w:rPr>
+        <w:t xml:space="preserve">2. </w:t>
+      </w:r>
+      <w:r>
+        <w:rPr>
+          <w:b/>
+          <w:bCs/>
+          <w:color w:val="1B1C1D"/>
+          <w:bdr w:val="none" w:sz="0" w:space="0" w:color="auto" w:frame="1"/>
+        </w:rPr>
+        <w:t>Pergunta:</w:t>
+      </w:r>
+      <w:r>
+        <w:rPr>
+          <w:color w:val="1B1C1D"/>
+        </w:rPr>
+        <w:t xml:space="preserve"> "Quais são os valores de ICMS e Chave de Acesso deste documento?" </w:t>
+      </w:r>
+    </w:p>
+    <w:p>
+      <w:pPr>
+        <w:jc w:val="center"/>
+        <w:cnfStyle w:val="000000100000" w:firstRow="0" w:lastRow="0" w:firstColumn="0" w:lastColumn="0" w:oddVBand="0" w:evenVBand="0" w:oddHBand="1" w:evenHBand="0" w:firstRowFirstColumn="0" w:firstRowLastColumn="0" w:lastRowFirstColumn="0" w:lastRowLastColumn="0"/>
+        <w:rPr>
+          <w:color w:val="1B1C1D"/>
+        </w:rPr>
+      </w:pPr>
+      <w:r>
+        <w:rPr>
+          <w:color w:val="1B1C1D"/>
+        </w:rPr>
+        <w:drawing>
+          <wp:inline distT="0" distB="0" distL="0" distR="0" wp14:anchorId="4B28422A" wp14:editId="66299AE4">
+            <wp:extent cx="4236129" cy="3462528"/>
+            <wp:effectExtent l="0" t="0" r="0" b="5080"/>
+            <wp:docPr id="12" name="Imagem 12"/>
+            <wp:cNvGraphicFramePr>
+              <a:graphicFrameLocks xmlns:a="http://schemas.openxmlformats.org/drawingml/2006/main" noChangeAspect="1"/>
+            </wp:cNvGraphicFramePr>
+            <a:graphic xmlns:a="http://schemas.openxmlformats.org/drawingml/2006/main">
+              <a:graphicData uri="http://schemas.openxmlformats.org/drawingml/2006/picture">
+                <pic:pic xmlns:pic="http://schemas.openxmlformats.org/drawingml/2006/picture">
+                  <pic:nvPicPr>
+                    <pic:cNvPr id="1" name=""/>
+                    <pic:cNvPicPr/>
+                  </pic:nvPicPr>
+                  <pic:blipFill>
+                    <a:blip r:embed="rId43"/>
+                    <a:stretch>
+                      <a:fillRect/>
+                    </a:stretch>
+                  </pic:blipFill>
+                  <pic:spPr>
+                    <a:xfrm>
+                      <a:off x="0" y="0"/>
+                      <a:ext cx="4253125" cy="3476420"/>
+                    </a:xfrm>
+                    <a:prstGeom prst="rect">
+                      <a:avLst/>
+                    </a:prstGeom>
+                  </pic:spPr>
+                </pic:pic>
+              </a:graphicData>
+            </a:graphic>
+          </wp:inline>
+        </w:drawing>
+      </w:r>
+    </w:p>
+    <w:p>
+      <w:pPr>
+        <w:cnfStyle w:val="000000100000" w:firstRow="0" w:lastRow="0" w:firstColumn="0" w:lastColumn="0" w:oddVBand="0" w:evenVBand="0" w:oddHBand="1" w:evenHBand="0" w:firstRowFirstColumn="0" w:firstRowLastColumn="0" w:lastRowFirstColumn="0" w:lastRowLastColumn="0"/>
+        <w:rPr>
+          <w:color w:val="1B1C1D"/>
+        </w:rPr>
+      </w:pPr>
+    </w:p>
+    <w:p>
+      <w:pPr>
+        <w:rPr>
+          <w:bCs/>
+        </w:rPr>
+      </w:pPr>
+      <w:r>
+        <w:rPr>
+          <w:color w:val="1B1C1D"/>
+        </w:rPr>
+        <w:t>3. Executar a extração.</w:t>
+      </w:r>
+    </w:p>
+    <w:p>
+      <w:pPr>
+        <w:jc w:val="center"/>
+        <w:rPr>
+          <w:b/>
+        </w:rPr>
+      </w:pPr>
+      <w:r>
+        <w:rPr>
+          <w:b/>
+        </w:rPr>
+        <w:lastRenderedPageBreak/>
+        <w:drawing>
+          <wp:inline distT="0" distB="0" distL="0" distR="0" wp14:anchorId="5BB0895F" wp14:editId="272C2BC4">
+            <wp:extent cx="4238239" cy="4053840"/>
+            <wp:effectExtent l="0" t="0" r="0" b="3810"/>
+            <wp:docPr id="13" name="Imagem 13"/>
+            <wp:cNvGraphicFramePr>
+              <a:graphicFrameLocks xmlns:a="http://schemas.openxmlformats.org/drawingml/2006/main" noChangeAspect="1"/>
+            </wp:cNvGraphicFramePr>
+            <a:graphic xmlns:a="http://schemas.openxmlformats.org/drawingml/2006/main">
+              <a:graphicData uri="http://schemas.openxmlformats.org/drawingml/2006/picture">
+                <pic:pic xmlns:pic="http://schemas.openxmlformats.org/drawingml/2006/picture">
+                  <pic:nvPicPr>
+                    <pic:cNvPr id="1" name=""/>
+                    <pic:cNvPicPr/>
+                  </pic:nvPicPr>
+                  <pic:blipFill>
+                    <a:blip r:embed="rId44"/>
+                    <a:stretch>
+                      <a:fillRect/>
+                    </a:stretch>
+                  </pic:blipFill>
+                  <pic:spPr>
+                    <a:xfrm>
+                      <a:off x="0" y="0"/>
+                      <a:ext cx="4255891" cy="4070724"/>
+                    </a:xfrm>
+                    <a:prstGeom prst="rect">
+                      <a:avLst/>
+                    </a:prstGeom>
+                  </pic:spPr>
+                </pic:pic>
+              </a:graphicData>
+            </a:graphic>
+          </wp:inline>
+        </w:drawing>
+      </w:r>
+    </w:p>
+    <w:p>
+      <w:pPr>
+        <w:rPr>
+          <w:rFonts w:asciiTheme="minorHAnsi" w:eastAsia="Times New Roman" w:hAnsiTheme="minorHAnsi" w:cs="Times New Roman"/>
+          <w:b/>
+          <w:bCs/>
+          <w:color w:val="1B1C1D"/>
+          <w:sz w:val="26"/>
+          <w:szCs w:val="26"/>
+          <w:bdr w:val="none" w:sz="0" w:space="0" w:color="auto" w:frame="1"/>
+        </w:rPr>
+      </w:pPr>
+      <w:r>
+        <w:rPr>
+          <w:rFonts w:asciiTheme="minorHAnsi" w:eastAsia="Times New Roman" w:hAnsiTheme="minorHAnsi" w:cs="Times New Roman"/>
+          <w:b/>
+          <w:bCs/>
+          <w:color w:val="1B1C1D"/>
+          <w:sz w:val="26"/>
+          <w:szCs w:val="26"/>
+          <w:bdr w:val="none" w:sz="0" w:space="0" w:color="auto" w:frame="1"/>
+        </w:rPr>
+        <w:t>C</w:t>
+      </w:r>
+      <w:r>
+        <w:rPr>
+          <w:rFonts w:asciiTheme="minorHAnsi" w:eastAsia="Times New Roman" w:hAnsiTheme="minorHAnsi" w:cs="Times New Roman"/>
+          <w:b/>
+          <w:bCs/>
+          <w:color w:val="1B1C1D"/>
+          <w:sz w:val="26"/>
+          <w:szCs w:val="26"/>
+          <w:bdr w:val="none" w:sz="0" w:space="0" w:color="auto" w:frame="1"/>
+        </w:rPr>
+        <w:t>onclusão</w:t>
+      </w:r>
+    </w:p>
+    <w:p>
+      <w:pPr>
+        <w:spacing w:after="120" w:line="240" w:lineRule="auto"/>
+        <w:rPr>
+          <w:color w:val="1B1C1D"/>
+          <w:bdr w:val="none" w:sz="0" w:space="0" w:color="auto" w:frame="1"/>
+        </w:rPr>
+      </w:pPr>
+      <w:r>
+        <w:rPr>
+          <w:color w:val="1B1C1D"/>
+          <w:bdr w:val="none" w:sz="0" w:space="0" w:color="auto" w:frame="1"/>
+        </w:rPr>
+        <w:t>Conforme esperado, o sistema não retornou nenhum dado, logo, também não houve a ocorrência de falso positivos</w:t>
+      </w:r>
+      <w:r>
+        <w:rPr>
+          <w:color w:val="1B1C1D"/>
+          <w:bdr w:val="none" w:sz="0" w:space="0" w:color="auto" w:frame="1"/>
+        </w:rPr>
+        <w:t>.</w:t>
+      </w:r>
+    </w:p>
+    <w:p>
+      <w:pPr>
+        <w:spacing w:after="120" w:line="240" w:lineRule="auto"/>
+        <w:rPr>
+          <w:color w:val="1B1C1D"/>
+          <w:bdr w:val="none" w:sz="0" w:space="0" w:color="auto" w:frame="1"/>
+        </w:rPr>
+      </w:pPr>
+    </w:p>
+    <w:p>
+      <w:pPr>
+        <w:rPr>
+          <w:rFonts w:asciiTheme="minorHAnsi" w:eastAsia="Times New Roman" w:hAnsiTheme="minorHAnsi" w:cs="Times New Roman"/>
+          <w:b/>
+          <w:bCs/>
+          <w:color w:val="1B1C1D"/>
+          <w:sz w:val="26"/>
+          <w:szCs w:val="26"/>
+          <w:bdr w:val="none" w:sz="0" w:space="0" w:color="auto" w:frame="1"/>
+        </w:rPr>
+      </w:pPr>
+      <w:r>
+        <w:rPr>
+          <w:rFonts w:asciiTheme="minorHAnsi" w:eastAsia="Times New Roman" w:hAnsiTheme="minorHAnsi" w:cs="Times New Roman"/>
+          <w:b/>
+          <w:bCs/>
+          <w:color w:val="1B1C1D"/>
+          <w:sz w:val="26"/>
+          <w:szCs w:val="26"/>
+          <w:bdr w:val="none" w:sz="0" w:space="0" w:color="auto" w:frame="1"/>
+        </w:rPr>
+        <w:t xml:space="preserve">Cenário </w:t>
+      </w:r>
+      <w:r>
+        <w:rPr>
+          <w:rFonts w:asciiTheme="minorHAnsi" w:eastAsia="Times New Roman" w:hAnsiTheme="minorHAnsi" w:cs="Times New Roman"/>
+          <w:b/>
+          <w:bCs/>
+          <w:color w:val="1B1C1D"/>
+          <w:sz w:val="26"/>
+          <w:szCs w:val="26"/>
+          <w:bdr w:val="none" w:sz="0" w:space="0" w:color="auto" w:frame="1"/>
+        </w:rPr>
+        <w:t>Validação 4.2: Arquivo Corrompido/Vazio</w:t>
+      </w:r>
+    </w:p>
+    <w:tbl>
+      <w:tblPr>
+        <w:tblStyle w:val="SimplesTabela1"/>
+        <w:tblW w:w="0" w:type="auto"/>
+        <w:tblLook w:val="04A0" w:firstRow="1" w:lastRow="0" w:firstColumn="1" w:lastColumn="0" w:noHBand="0" w:noVBand="1"/>
+      </w:tblPr>
+      <w:tblGrid>
+        <w:gridCol w:w="8494"/>
+      </w:tblGrid>
+      <w:tr>
+        <w:trPr>
+          <w:cnfStyle w:val="100000000000" w:firstRow="1" w:lastRow="0" w:firstColumn="0" w:lastColumn="0" w:oddVBand="0" w:evenVBand="0" w:oddHBand="0" w:evenHBand="0" w:firstRowFirstColumn="0" w:firstRowLastColumn="0" w:lastRowFirstColumn="0" w:lastRowLastColumn="0"/>
+        </w:trPr>
         <w:tc>
           <w:tcPr>
+            <w:cnfStyle w:val="001000000000" w:firstRow="0" w:lastRow="0" w:firstColumn="1" w:lastColumn="0" w:oddVBand="0" w:evenVBand="0" w:oddHBand="0" w:evenHBand="0" w:firstRowFirstColumn="0" w:firstRowLastColumn="0" w:lastRowFirstColumn="0" w:lastRowLastColumn="0"/>
             <w:tcW w:w="0" w:type="auto"/>
-            <w:tcBorders>
-              <w:top w:val="single" w:sz="6" w:space="0" w:color="auto"/>
-              <w:left w:val="single" w:sz="6" w:space="0" w:color="auto"/>
-              <w:bottom w:val="single" w:sz="6" w:space="0" w:color="auto"/>
-              <w:right w:val="single" w:sz="6" w:space="0" w:color="auto"/>
-            </w:tcBorders>
-            <w:tcMar>
-              <w:top w:w="120" w:type="dxa"/>
-              <w:left w:w="180" w:type="dxa"/>
-              <w:bottom w:w="120" w:type="dxa"/>
-              <w:right w:w="180" w:type="dxa"/>
-            </w:tcMar>
-            <w:vAlign w:val="center"/>
             <w:hideMark/>
           </w:tcPr>
           <w:p>
@@ -18499,28 +19481,23 @@
             </w:pPr>
             <w:r>
               <w:rPr>
-                <w:color w:val="1B1C1D"/>
-              </w:rPr>
-              <w:t>Arquivo de imagem/XML vazio (simulação)</w:t>
+                <w:rStyle w:val="Forte"/>
+                <w:color w:val="1B1C1D"/>
+                <w:bdr w:val="none" w:sz="0" w:space="0" w:color="auto" w:frame="1"/>
+              </w:rPr>
+              <w:t>Resultado Esperado</w:t>
             </w:r>
           </w:p>
         </w:tc>
+      </w:tr>
+      <w:tr>
+        <w:trPr>
+          <w:cnfStyle w:val="000000100000" w:firstRow="0" w:lastRow="0" w:firstColumn="0" w:lastColumn="0" w:oddVBand="0" w:evenVBand="0" w:oddHBand="1" w:evenHBand="0" w:firstRowFirstColumn="0" w:firstRowLastColumn="0" w:lastRowFirstColumn="0" w:lastRowLastColumn="0"/>
+        </w:trPr>
         <w:tc>
           <w:tcPr>
+            <w:cnfStyle w:val="001000000000" w:firstRow="0" w:lastRow="0" w:firstColumn="1" w:lastColumn="0" w:oddVBand="0" w:evenVBand="0" w:oddHBand="0" w:evenHBand="0" w:firstRowFirstColumn="0" w:firstRowLastColumn="0" w:lastRowFirstColumn="0" w:lastRowLastColumn="0"/>
             <w:tcW w:w="0" w:type="auto"/>
-            <w:tcBorders>
-              <w:top w:val="single" w:sz="6" w:space="0" w:color="auto"/>
-              <w:left w:val="single" w:sz="6" w:space="0" w:color="auto"/>
-              <w:bottom w:val="single" w:sz="6" w:space="0" w:color="auto"/>
-              <w:right w:val="single" w:sz="6" w:space="0" w:color="auto"/>
-            </w:tcBorders>
-            <w:tcMar>
-              <w:top w:w="120" w:type="dxa"/>
-              <w:left w:w="180" w:type="dxa"/>
-              <w:bottom w:w="120" w:type="dxa"/>
-              <w:right w:w="180" w:type="dxa"/>
-            </w:tcMar>
-            <w:vAlign w:val="center"/>
             <w:hideMark/>
           </w:tcPr>
           <w:p>
@@ -18533,53 +19510,6 @@
               <w:rPr>
                 <w:color w:val="1B1C1D"/>
               </w:rPr>
-              <w:t xml:space="preserve">1. Carregar um arquivo vazio ou ilegível. 2. </w:t>
-            </w:r>
-            <w:r>
-              <w:rPr>
-                <w:b/>
-                <w:bCs/>
-                <w:color w:val="1B1C1D"/>
-                <w:bdr w:val="none" w:sz="0" w:space="0" w:color="auto" w:frame="1"/>
-              </w:rPr>
-              <w:t>Pergunta:</w:t>
-            </w:r>
-            <w:r>
-              <w:rPr>
-                <w:color w:val="1B1C1D"/>
-              </w:rPr>
-              <w:t xml:space="preserve"> "Quais dados fiscais você consegue extrair?" 3. Executar a extração.</w:t>
-            </w:r>
-          </w:p>
-        </w:tc>
-        <w:tc>
-          <w:tcPr>
-            <w:tcW w:w="0" w:type="auto"/>
-            <w:tcBorders>
-              <w:top w:val="single" w:sz="6" w:space="0" w:color="auto"/>
-              <w:left w:val="single" w:sz="6" w:space="0" w:color="auto"/>
-              <w:bottom w:val="single" w:sz="6" w:space="0" w:color="auto"/>
-              <w:right w:val="single" w:sz="6" w:space="0" w:color="auto"/>
-            </w:tcBorders>
-            <w:tcMar>
-              <w:top w:w="120" w:type="dxa"/>
-              <w:left w:w="180" w:type="dxa"/>
-              <w:bottom w:w="120" w:type="dxa"/>
-              <w:right w:w="180" w:type="dxa"/>
-            </w:tcMar>
-            <w:vAlign w:val="center"/>
-            <w:hideMark/>
-          </w:tcPr>
-          <w:p>
-            <w:pPr>
-              <w:rPr>
-                <w:color w:val="1B1C1D"/>
-              </w:rPr>
-            </w:pPr>
-            <w:r>
-              <w:rPr>
-                <w:color w:val="1B1C1D"/>
-              </w:rPr>
               <w:t>A aplicação deve tratar a exceção e retornar uma mensagem de erro controlada (</w:t>
             </w:r>
             <w:proofErr w:type="spellStart"/>
@@ -18598,8 +19528,6 @@
             </w:r>
             <w:r>
               <w:rPr>
-                <w:b/>
-                <w:bCs/>
                 <w:color w:val="1B1C1D"/>
                 <w:bdr w:val="none" w:sz="0" w:space="0" w:color="auto" w:frame="1"/>
               </w:rPr>
@@ -18617,7 +19545,33 @@
     </w:tbl>
     <w:p>
       <w:pPr>
-        <w:jc w:val="center"/>
+        <w:rPr>
+          <w:b/>
+        </w:rPr>
+      </w:pPr>
+    </w:p>
+    <w:p>
+      <w:pPr>
+        <w:rPr>
+          <w:bCs/>
+        </w:rPr>
+      </w:pPr>
+      <w:r>
+        <w:rPr>
+          <w:bCs/>
+        </w:rPr>
+        <w:t>PASSOS</w:t>
+      </w:r>
+    </w:p>
+    <w:p>
+      <w:pPr>
+        <w:rPr>
+          <w:b/>
+        </w:rPr>
+      </w:pPr>
+    </w:p>
+    <w:p>
+      <w:pPr>
         <w:rPr>
           <w:b/>
         </w:rPr>
@@ -18741,7 +19695,7 @@
         </w:rPr>
         <w:t> </w:t>
       </w:r>
-      <w:hyperlink r:id="rId41" w:history="1">
+      <w:hyperlink r:id="rId45" w:history="1">
         <w:r>
           <w:rPr>
             <w:rStyle w:val="Hyperlink"/>
@@ -18820,7 +19774,7 @@
         </w:rPr>
         <w:t>Instale o </w:t>
       </w:r>
-      <w:hyperlink r:id="rId42" w:history="1">
+      <w:hyperlink r:id="rId46" w:history="1">
         <w:r>
           <w:rPr>
             <w:rStyle w:val="Hyperlink"/>
@@ -19035,7 +19989,7 @@
         </w:rPr>
         <w:t>Pronto! Acesse </w:t>
       </w:r>
-      <w:hyperlink r:id="rId43" w:history="1">
+      <w:hyperlink r:id="rId47" w:history="1">
         <w:r>
           <w:rPr>
             <w:rStyle w:val="Hyperlink"/>
@@ -19103,7 +20057,7 @@
           <w:color w:val="1F2328"/>
         </w:rPr>
       </w:pPr>
-      <w:hyperlink r:id="rId44" w:history="1">
+      <w:hyperlink r:id="rId48" w:history="1">
         <w:proofErr w:type="spellStart"/>
         <w:r>
           <w:rPr>
@@ -19129,7 +20083,7 @@
           <w:color w:val="1F2328"/>
         </w:rPr>
       </w:pPr>
-      <w:hyperlink r:id="rId45" w:history="1">
+      <w:hyperlink r:id="rId49" w:history="1">
         <w:r>
           <w:rPr>
             <w:rStyle w:val="Hyperlink"/>
@@ -19155,7 +20109,7 @@
           <w:u w:val="none"/>
         </w:rPr>
       </w:pPr>
-      <w:hyperlink r:id="rId46" w:history="1">
+      <w:hyperlink r:id="rId50" w:history="1">
         <w:proofErr w:type="spellStart"/>
         <w:r>
           <w:rPr>
@@ -19183,7 +20137,7 @@
           <w:u w:val="none"/>
         </w:rPr>
       </w:pPr>
-      <w:hyperlink r:id="rId47" w:history="1">
+      <w:hyperlink r:id="rId51" w:history="1">
         <w:proofErr w:type="spellStart"/>
         <w:r>
           <w:rPr>
@@ -19478,7 +20432,7 @@
         </w:rPr>
         <w:t>Instale o </w:t>
       </w:r>
-      <w:hyperlink r:id="rId48" w:history="1">
+      <w:hyperlink r:id="rId52" w:history="1">
         <w:r>
           <w:rPr>
             <w:rStyle w:val="Hyperlink"/>
@@ -19521,7 +20475,7 @@
         </w:rPr>
         <w:t>Baixe o </w:t>
       </w:r>
-      <w:hyperlink r:id="rId49" w:history="1">
+      <w:hyperlink r:id="rId53" w:history="1">
         <w:r>
           <w:rPr>
             <w:rStyle w:val="Hyperlink"/>
@@ -19772,7 +20726,7 @@
         </w:rPr>
         <w:t>1 - Dependências: </w:t>
       </w:r>
-      <w:hyperlink r:id="rId50" w:history="1">
+      <w:hyperlink r:id="rId54" w:history="1">
         <w:r>
           <w:rPr>
             <w:rStyle w:val="Hyperlink"/>
@@ -19793,7 +20747,7 @@
         </w:rPr>
         <w:t> (Para Windows), </w:t>
       </w:r>
-      <w:hyperlink r:id="rId51" w:history="1">
+      <w:hyperlink r:id="rId55" w:history="1">
         <w:r>
           <w:rPr>
             <w:rStyle w:val="Hyperlink"/>
@@ -19837,7 +20791,7 @@
         </w:rPr>
         <w:t>2 - Script Python: </w:t>
       </w:r>
-      <w:hyperlink r:id="rId52" w:history="1">
+      <w:hyperlink r:id="rId56" w:history="1">
         <w:r>
           <w:rPr>
             <w:rStyle w:val="Hyperlink"/>
@@ -19872,7 +20826,7 @@
         </w:rPr>
         <w:t>3 - Script OCR: </w:t>
       </w:r>
-      <w:hyperlink r:id="rId53" w:history="1">
+      <w:hyperlink r:id="rId57" w:history="1">
         <w:r>
           <w:rPr>
             <w:rStyle w:val="Hyperlink"/>
@@ -19950,7 +20904,15 @@
           <w:rFonts w:ascii="Arial" w:hAnsi="Arial" w:cs="Arial"/>
           <w:color w:val="1F2328"/>
         </w:rPr>
-        <w:t xml:space="preserve">pip install -r requirements_linux.txt  </w:t>
+        <w:t xml:space="preserve">pip install -r </w:t>
+      </w:r>
+      <w:proofErr w:type="gramStart"/>
+      <w:r>
+        <w:rPr>
+          <w:rFonts w:ascii="Arial" w:hAnsi="Arial" w:cs="Arial"/>
+          <w:color w:val="1F2328"/>
+        </w:rPr>
+        <w:t xml:space="preserve">requirements_linux.txt  </w:t>
       </w:r>
       <w:r>
         <w:rPr>
@@ -19958,7 +20920,16 @@
           <w:rFonts w:ascii="Arial" w:eastAsiaTheme="majorEastAsia" w:hAnsi="Arial" w:cs="Arial"/>
           <w:color w:val="59636E"/>
         </w:rPr>
-        <w:t># Linux</w:t>
+        <w:t>#</w:t>
+      </w:r>
+      <w:proofErr w:type="gramEnd"/>
+      <w:r>
+        <w:rPr>
+          <w:rStyle w:val="pl-c"/>
+          <w:rFonts w:ascii="Arial" w:eastAsiaTheme="majorEastAsia" w:hAnsi="Arial" w:cs="Arial"/>
+          <w:color w:val="59636E"/>
+        </w:rPr>
+        <w:t xml:space="preserve"> Linux</w:t>
       </w:r>
     </w:p>
     <w:p>
@@ -19999,7 +20970,23 @@
           <w:rFonts w:ascii="Arial" w:hAnsi="Arial" w:cs="Arial"/>
           <w:color w:val="1F2328"/>
         </w:rPr>
-        <w:t>streamlit run agente_nfe.py --server.port 8000</w:t>
+        <w:t>streamlit run agente_nfe.py --</w:t>
+      </w:r>
+      <w:proofErr w:type="gramStart"/>
+      <w:r>
+        <w:rPr>
+          <w:rFonts w:ascii="Arial" w:hAnsi="Arial" w:cs="Arial"/>
+          <w:color w:val="1F2328"/>
+        </w:rPr>
+        <w:t>server.port</w:t>
+      </w:r>
+      <w:proofErr w:type="gramEnd"/>
+      <w:r>
+        <w:rPr>
+          <w:rFonts w:ascii="Arial" w:hAnsi="Arial" w:cs="Arial"/>
+          <w:color w:val="1F2328"/>
+        </w:rPr>
+        <w:t xml:space="preserve"> 8000</w:t>
       </w:r>
     </w:p>
     <w:p>
@@ -20024,7 +21011,7 @@
         </w:rPr>
         <w:t>Acesse: </w:t>
       </w:r>
-      <w:hyperlink r:id="rId54" w:history="1">
+      <w:hyperlink r:id="rId58" w:history="1">
         <w:r>
           <w:rPr>
             <w:rStyle w:val="Hyperlink"/>
@@ -20076,7 +21063,7 @@
           <w:color w:val="1F2328"/>
         </w:rPr>
       </w:pPr>
-      <w:hyperlink r:id="rId55" w:history="1">
+      <w:hyperlink r:id="rId59" w:history="1">
         <w:r>
           <w:rPr>
             <w:rStyle w:val="Hyperlink"/>
@@ -20100,7 +21087,7 @@
           <w:color w:val="1F2328"/>
         </w:rPr>
       </w:pPr>
-      <w:hyperlink r:id="rId56" w:history="1">
+      <w:hyperlink r:id="rId60" w:history="1">
         <w:r>
           <w:rPr>
             <w:rStyle w:val="Hyperlink"/>
@@ -20126,7 +21113,7 @@
           <w:u w:val="none"/>
         </w:rPr>
       </w:pPr>
-      <w:hyperlink r:id="rId57" w:history="1">
+      <w:hyperlink r:id="rId61" w:history="1">
         <w:r>
           <w:rPr>
             <w:rStyle w:val="Hyperlink"/>
@@ -20152,7 +21139,7 @@
           <w:u w:val="none"/>
         </w:rPr>
       </w:pPr>
-      <w:hyperlink r:id="rId58" w:history="1">
+      <w:hyperlink r:id="rId62" w:history="1">
         <w:r>
           <w:rPr>
             <w:rStyle w:val="Hyperlink"/>
@@ -20526,7 +21513,7 @@
       <w:bookmarkEnd w:id="8"/>
     </w:p>
     <w:sectPr>
-      <w:footerReference w:type="default" r:id="rId59"/>
+      <w:footerReference w:type="default" r:id="rId63"/>
       <w:pgSz w:w="11906" w:h="16838"/>
       <w:pgMar w:top="1417" w:right="1701" w:bottom="1417" w:left="1701" w:header="708" w:footer="708" w:gutter="0"/>
       <w:pgNumType w:start="1"/>
@@ -27463,7 +28450,7 @@
   <w:style w:type="paragraph" w:default="1" w:styleId="Normal">
     <w:name w:val="Normal"/>
     <w:qFormat/>
-    <w:rsid w:val="00F27A79"/>
+    <w:rsid w:val="007A3DEC"/>
   </w:style>
   <w:style w:type="paragraph" w:styleId="Ttulo1">
     <w:name w:val="heading 1"/>

--- a/Desafio 2 - Projeto - 11062025/Versões Relatório/Grupo_01_Proposta_de_Projeto v4.docx
+++ b/Desafio 2 - Projeto - 11062025/Versões Relatório/Grupo_01_Proposta_de_Projeto v4.docx
@@ -4084,23 +4084,7 @@
                 <w:b/>
                 <w:color w:val="FFFFFF"/>
               </w:rPr>
-              <w:t xml:space="preserve">09/06 </w:t>
-            </w:r>
-            <w:proofErr w:type="gramStart"/>
-            <w:r>
-              <w:rPr>
-                <w:b/>
-                <w:color w:val="FFFFFF"/>
-              </w:rPr>
-              <w:t>à</w:t>
-            </w:r>
-            <w:proofErr w:type="gramEnd"/>
-            <w:r>
-              <w:rPr>
-                <w:b/>
-                <w:color w:val="FFFFFF"/>
-              </w:rPr>
-              <w:t xml:space="preserve"> 17/07</w:t>
+              <w:t>09/06 à 17/07</w:t>
             </w:r>
           </w:p>
         </w:tc>
@@ -4222,21 +4206,7 @@
               <w:rPr>
                 <w:color w:val="000000"/>
               </w:rPr>
-              <w:t xml:space="preserve">09/06 </w:t>
-            </w:r>
-            <w:proofErr w:type="gramStart"/>
-            <w:r>
-              <w:rPr>
-                <w:color w:val="000000"/>
-              </w:rPr>
-              <w:t>à</w:t>
-            </w:r>
-            <w:proofErr w:type="gramEnd"/>
-            <w:r>
-              <w:rPr>
-                <w:color w:val="000000"/>
-              </w:rPr>
-              <w:t xml:space="preserve"> 16/06</w:t>
+              <w:t>09/06 à 16/06</w:t>
             </w:r>
           </w:p>
         </w:tc>
@@ -4380,21 +4350,7 @@
               <w:rPr>
                 <w:color w:val="000000"/>
               </w:rPr>
-              <w:t xml:space="preserve">17/06 </w:t>
-            </w:r>
-            <w:proofErr w:type="gramStart"/>
-            <w:r>
-              <w:rPr>
-                <w:color w:val="000000"/>
-              </w:rPr>
-              <w:t>à</w:t>
-            </w:r>
-            <w:proofErr w:type="gramEnd"/>
-            <w:r>
-              <w:rPr>
-                <w:color w:val="000000"/>
-              </w:rPr>
-              <w:t xml:space="preserve"> 01/07</w:t>
+              <w:t>17/06 à 01/07</w:t>
             </w:r>
           </w:p>
         </w:tc>
@@ -4566,21 +4522,7 @@
               <w:rPr>
                 <w:color w:val="000000"/>
               </w:rPr>
-              <w:t xml:space="preserve">02/07 </w:t>
-            </w:r>
-            <w:proofErr w:type="gramStart"/>
-            <w:r>
-              <w:rPr>
-                <w:color w:val="000000"/>
-              </w:rPr>
-              <w:t>à</w:t>
-            </w:r>
-            <w:proofErr w:type="gramEnd"/>
-            <w:r>
-              <w:rPr>
-                <w:color w:val="000000"/>
-              </w:rPr>
-              <w:t xml:space="preserve"> 10/07</w:t>
+              <w:t>02/07 à 10/07</w:t>
             </w:r>
           </w:p>
         </w:tc>
@@ -4710,21 +4652,7 @@
               <w:rPr>
                 <w:color w:val="000000"/>
               </w:rPr>
-              <w:t xml:space="preserve">11/07 </w:t>
-            </w:r>
-            <w:proofErr w:type="gramStart"/>
-            <w:r>
-              <w:rPr>
-                <w:color w:val="000000"/>
-              </w:rPr>
-              <w:t>à</w:t>
-            </w:r>
-            <w:proofErr w:type="gramEnd"/>
-            <w:r>
-              <w:rPr>
-                <w:color w:val="000000"/>
-              </w:rPr>
-              <w:t xml:space="preserve"> 17/07</w:t>
+              <w:t>11/07 à 17/07</w:t>
             </w:r>
           </w:p>
         </w:tc>
@@ -4847,23 +4775,7 @@
                 <w:b/>
                 <w:color w:val="FFFFFF"/>
               </w:rPr>
-              <w:t xml:space="preserve">18/07 </w:t>
-            </w:r>
-            <w:proofErr w:type="gramStart"/>
-            <w:r>
-              <w:rPr>
-                <w:b/>
-                <w:color w:val="FFFFFF"/>
-              </w:rPr>
-              <w:t>à</w:t>
-            </w:r>
-            <w:proofErr w:type="gramEnd"/>
-            <w:r>
-              <w:rPr>
-                <w:b/>
-                <w:color w:val="FFFFFF"/>
-              </w:rPr>
-              <w:t xml:space="preserve"> 14/08</w:t>
+              <w:t>18/07 à 14/08</w:t>
             </w:r>
           </w:p>
         </w:tc>
@@ -4989,21 +4901,7 @@
               <w:rPr>
                 <w:color w:val="000000"/>
               </w:rPr>
-              <w:t xml:space="preserve">18/07 </w:t>
-            </w:r>
-            <w:proofErr w:type="gramStart"/>
-            <w:r>
-              <w:rPr>
-                <w:color w:val="000000"/>
-              </w:rPr>
-              <w:t>à</w:t>
-            </w:r>
-            <w:proofErr w:type="gramEnd"/>
-            <w:r>
-              <w:rPr>
-                <w:color w:val="000000"/>
-              </w:rPr>
-              <w:t xml:space="preserve"> 31/07</w:t>
+              <w:t>18/07 à 31/07</w:t>
             </w:r>
           </w:p>
         </w:tc>
@@ -5154,21 +5052,7 @@
               <w:rPr>
                 <w:color w:val="000000"/>
               </w:rPr>
-              <w:t xml:space="preserve">01/08 </w:t>
-            </w:r>
-            <w:proofErr w:type="gramStart"/>
-            <w:r>
-              <w:rPr>
-                <w:color w:val="000000"/>
-              </w:rPr>
-              <w:t>à</w:t>
-            </w:r>
-            <w:proofErr w:type="gramEnd"/>
-            <w:r>
-              <w:rPr>
-                <w:color w:val="000000"/>
-              </w:rPr>
-              <w:t xml:space="preserve"> 14/08</w:t>
+              <w:t>01/08 à 14/08</w:t>
             </w:r>
           </w:p>
         </w:tc>
@@ -5291,23 +5175,7 @@
                 <w:b/>
                 <w:color w:val="FFFFFF"/>
               </w:rPr>
-              <w:t xml:space="preserve">15/08 </w:t>
-            </w:r>
-            <w:proofErr w:type="gramStart"/>
-            <w:r>
-              <w:rPr>
-                <w:b/>
-                <w:color w:val="FFFFFF"/>
-              </w:rPr>
-              <w:t>à</w:t>
-            </w:r>
-            <w:proofErr w:type="gramEnd"/>
-            <w:r>
-              <w:rPr>
-                <w:b/>
-                <w:color w:val="FFFFFF"/>
-              </w:rPr>
-              <w:t xml:space="preserve"> 04/09</w:t>
+              <w:t>15/08 à 04/09</w:t>
             </w:r>
           </w:p>
         </w:tc>
@@ -5417,21 +5285,7 @@
               <w:rPr>
                 <w:color w:val="000000"/>
               </w:rPr>
-              <w:t xml:space="preserve"> </w:t>
-            </w:r>
-            <w:proofErr w:type="gramStart"/>
-            <w:r>
-              <w:rPr>
-                <w:color w:val="000000"/>
-              </w:rPr>
-              <w:t>à</w:t>
-            </w:r>
-            <w:proofErr w:type="gramEnd"/>
-            <w:r>
-              <w:rPr>
-                <w:color w:val="000000"/>
-              </w:rPr>
-              <w:t xml:space="preserve"> 2</w:t>
+              <w:t xml:space="preserve"> à 2</w:t>
             </w:r>
             <w:r>
               <w:rPr>
@@ -5738,21 +5592,7 @@
               <w:rPr>
                 <w:color w:val="000000"/>
               </w:rPr>
-              <w:t xml:space="preserve"> </w:t>
-            </w:r>
-            <w:proofErr w:type="gramStart"/>
-            <w:r>
-              <w:rPr>
-                <w:color w:val="000000"/>
-              </w:rPr>
-              <w:t>à</w:t>
-            </w:r>
-            <w:proofErr w:type="gramEnd"/>
-            <w:r>
-              <w:rPr>
-                <w:color w:val="000000"/>
-              </w:rPr>
-              <w:t xml:space="preserve"> </w:t>
+              <w:t xml:space="preserve"> à </w:t>
             </w:r>
             <w:r>
               <w:rPr>
@@ -5913,23 +5753,7 @@
                 <w:b/>
                 <w:color w:val="FFFFFF"/>
               </w:rPr>
-              <w:t xml:space="preserve"> </w:t>
-            </w:r>
-            <w:proofErr w:type="gramStart"/>
-            <w:r>
-              <w:rPr>
-                <w:b/>
-                <w:color w:val="FFFFFF"/>
-              </w:rPr>
-              <w:t>à</w:t>
-            </w:r>
-            <w:proofErr w:type="gramEnd"/>
-            <w:r>
-              <w:rPr>
-                <w:b/>
-                <w:color w:val="FFFFFF"/>
-              </w:rPr>
-              <w:t xml:space="preserve"> </w:t>
+              <w:t xml:space="preserve"> à </w:t>
             </w:r>
             <w:r>
               <w:rPr>
@@ -6190,25 +6014,17 @@
         <w:rPr>
           <w:b/>
         </w:rPr>
-        <w:t xml:space="preserve">RD001: Análise Detalhada de Tipos de Documentos Fiscais </w:t>
-      </w:r>
-      <w:proofErr w:type="gramStart"/>
+        <w:t>RD001: Análise Detalhada de Tipos de Documentos Fiscais Brasileiros</w:t>
+      </w:r>
+      <w:r>
+        <w:t xml:space="preserve"> </w:t>
+      </w:r>
       <w:r>
         <w:rPr>
           <w:b/>
         </w:rPr>
-        <w:t>Brasileiros</w:t>
-      </w:r>
-      <w:r>
-        <w:t xml:space="preserve"> </w:t>
-      </w:r>
-      <w:r>
-        <w:rPr>
-          <w:b/>
-        </w:rPr>
         <w:t>:</w:t>
       </w:r>
-      <w:proofErr w:type="gramEnd"/>
     </w:p>
     <w:p>
       <w:pPr>
@@ -6297,21 +6113,7 @@
         <w:rPr>
           <w:b/>
         </w:rPr>
-        <w:t>CT-</w:t>
-      </w:r>
-      <w:proofErr w:type="gramStart"/>
-      <w:r>
-        <w:rPr>
-          <w:b/>
-        </w:rPr>
-        <w:t>e</w:t>
-      </w:r>
-      <w:proofErr w:type="gramEnd"/>
-      <w:r>
-        <w:rPr>
-          <w:b/>
-        </w:rPr>
-        <w:t xml:space="preserve"> (Conhecimento de Transporte Eletrônico):</w:t>
+        <w:t>CT-e (Conhecimento de Transporte Eletrônico):</w:t>
       </w:r>
     </w:p>
     <w:p>
@@ -10066,15 +9868,7 @@
         </w:numPr>
       </w:pPr>
       <w:r>
-        <w:t xml:space="preserve">O LLM deve interpretar a pergunta, buscar os dados no banco de dados estruturado e apresentar a resposta de forma no formato de tabela contendo os campos e seus respectivos valores que respondem </w:t>
-      </w:r>
-      <w:proofErr w:type="gramStart"/>
-      <w:r>
-        <w:t>a</w:t>
-      </w:r>
-      <w:proofErr w:type="gramEnd"/>
-      <w:r>
-        <w:t xml:space="preserve"> pergunta do usuário.</w:t>
+        <w:t>O LLM deve interpretar a pergunta, buscar os dados no banco de dados estruturado e apresentar a resposta de forma no formato de tabela contendo os campos e seus respectivos valores que respondem a pergunta do usuário.</w:t>
       </w:r>
     </w:p>
     <w:p>
@@ -12474,23 +12268,7 @@
           <w:rFonts w:ascii="Arial" w:eastAsia="Arial" w:hAnsi="Arial" w:cs="Arial"/>
           <w:color w:val="000000"/>
         </w:rPr>
-        <w:t xml:space="preserve">Se a resposta não for possível: Retorna </w:t>
-      </w:r>
-      <w:proofErr w:type="gramStart"/>
-      <w:r>
-        <w:rPr>
-          <w:rFonts w:ascii="Arial" w:eastAsia="Arial" w:hAnsi="Arial" w:cs="Arial"/>
-          <w:color w:val="000000"/>
-        </w:rPr>
-        <w:t>a</w:t>
-      </w:r>
-      <w:proofErr w:type="gramEnd"/>
-      <w:r>
-        <w:rPr>
-          <w:rFonts w:ascii="Arial" w:eastAsia="Arial" w:hAnsi="Arial" w:cs="Arial"/>
-          <w:color w:val="000000"/>
-        </w:rPr>
-        <w:t xml:space="preserve"> indicação "Não", sinalizando a impossibilidade de fornecer uma resposta.</w:t>
+        <w:t>Se a resposta não for possível: Retorna a indicação "Não", sinalizando a impossibilidade de fornecer uma resposta.</w:t>
       </w:r>
     </w:p>
     <w:p>
@@ -14159,27 +13937,7 @@
                 <w:color w:val="1B1C1D"/>
                 <w:bdr w:val="none" w:sz="0" w:space="0" w:color="auto" w:frame="1"/>
               </w:rPr>
-              <w:t>CT-</w:t>
-            </w:r>
-            <w:proofErr w:type="gramStart"/>
-            <w:r>
-              <w:rPr>
-                <w:b w:val="0"/>
-                <w:bCs w:val="0"/>
-                <w:color w:val="1B1C1D"/>
-                <w:bdr w:val="none" w:sz="0" w:space="0" w:color="auto" w:frame="1"/>
-              </w:rPr>
-              <w:t>e</w:t>
-            </w:r>
-            <w:proofErr w:type="gramEnd"/>
-            <w:r>
-              <w:rPr>
-                <w:b w:val="0"/>
-                <w:bCs w:val="0"/>
-                <w:color w:val="1B1C1D"/>
-                <w:bdr w:val="none" w:sz="0" w:space="0" w:color="auto" w:frame="1"/>
-              </w:rPr>
-              <w:t xml:space="preserve"> 1.1: Extração de Dados Base de CT-e</w:t>
+              <w:t>CT-e 1.1: Extração de Dados Base de CT-e</w:t>
             </w:r>
           </w:p>
         </w:tc>
@@ -15488,25 +15246,7 @@
           <w:sz w:val="26"/>
           <w:szCs w:val="26"/>
         </w:rPr>
-        <w:t xml:space="preserve">.2. Testes de Extração de Dados de Imagens (OCR - NFS-e </w:t>
-      </w:r>
-      <w:proofErr w:type="gramStart"/>
-      <w:r>
-        <w:rPr>
-          <w:color w:val="2F5496"/>
-          <w:sz w:val="26"/>
-          <w:szCs w:val="26"/>
-        </w:rPr>
-        <w:t>e Outros</w:t>
-      </w:r>
-      <w:proofErr w:type="gramEnd"/>
-      <w:r>
-        <w:rPr>
-          <w:color w:val="2F5496"/>
-          <w:sz w:val="26"/>
-          <w:szCs w:val="26"/>
-        </w:rPr>
-        <w:t>)</w:t>
+        <w:t>.2. Testes de Extração de Dados de Imagens (OCR - NFS-e e Outros)</w:t>
       </w:r>
     </w:p>
     <w:p>
@@ -19566,6 +19306,68 @@
     <w:p>
       <w:pPr>
         <w:rPr>
+          <w:color w:val="1B1C1D"/>
+        </w:rPr>
+      </w:pPr>
+      <w:r>
+        <w:rPr>
+          <w:color w:val="1B1C1D"/>
+        </w:rPr>
+        <w:t xml:space="preserve">1. Carregar um </w:t>
+      </w:r>
+      <w:hyperlink r:id="rId45" w:history="1">
+        <w:r>
+          <w:rPr>
+            <w:rStyle w:val="Hyperlink"/>
+          </w:rPr>
+          <w:t>arquivo vazio</w:t>
+        </w:r>
+      </w:hyperlink>
+      <w:r>
+        <w:rPr>
+          <w:color w:val="1B1C1D"/>
+        </w:rPr>
+        <w:t xml:space="preserve"> ou ilegível. </w:t>
+      </w:r>
+    </w:p>
+    <w:p>
+      <w:pPr>
+        <w:rPr>
+          <w:color w:val="1B1C1D"/>
+        </w:rPr>
+      </w:pPr>
+      <w:r>
+        <w:rPr>
+          <w:color w:val="1B1C1D"/>
+        </w:rPr>
+        <w:t xml:space="preserve">2. </w:t>
+      </w:r>
+      <w:r>
+        <w:rPr>
+          <w:b/>
+          <w:bCs/>
+          <w:color w:val="1B1C1D"/>
+          <w:bdr w:val="none" w:sz="0" w:space="0" w:color="auto" w:frame="1"/>
+        </w:rPr>
+        <w:t>Pergunta:</w:t>
+      </w:r>
+      <w:r>
+        <w:rPr>
+          <w:color w:val="1B1C1D"/>
+        </w:rPr>
+        <w:t xml:space="preserve"> "Quais dados fiscais você consegue extrair?" </w:t>
+      </w:r>
+    </w:p>
+    <w:p>
+      <w:pPr>
+        <w:rPr>
+          <w:b/>
+        </w:rPr>
+      </w:pPr>
+    </w:p>
+    <w:p>
+      <w:pPr>
+        <w:rPr>
           <w:b/>
         </w:rPr>
       </w:pPr>
@@ -19604,6 +19406,7 @@
           <w:sz w:val="36"/>
           <w:szCs w:val="36"/>
         </w:rPr>
+        <w:lastRenderedPageBreak/>
         <w:t>1</w:t>
       </w:r>
       <w:r>
@@ -19695,7 +19498,7 @@
         </w:rPr>
         <w:t> </w:t>
       </w:r>
-      <w:hyperlink r:id="rId45" w:history="1">
+      <w:hyperlink r:id="rId46" w:history="1">
         <w:r>
           <w:rPr>
             <w:rStyle w:val="Hyperlink"/>
@@ -19726,7 +19529,6 @@
           <w:sz w:val="36"/>
           <w:szCs w:val="36"/>
         </w:rPr>
-        <w:lastRenderedPageBreak/>
         <w:t>1</w:t>
       </w:r>
       <w:r>
@@ -19774,7 +19576,7 @@
         </w:rPr>
         <w:t>Instale o </w:t>
       </w:r>
-      <w:hyperlink r:id="rId46" w:history="1">
+      <w:hyperlink r:id="rId47" w:history="1">
         <w:r>
           <w:rPr>
             <w:rStyle w:val="Hyperlink"/>
@@ -19989,7 +19791,7 @@
         </w:rPr>
         <w:t>Pronto! Acesse </w:t>
       </w:r>
-      <w:hyperlink r:id="rId47" w:history="1">
+      <w:hyperlink r:id="rId48" w:history="1">
         <w:r>
           <w:rPr>
             <w:rStyle w:val="Hyperlink"/>
@@ -20057,7 +19859,7 @@
           <w:color w:val="1F2328"/>
         </w:rPr>
       </w:pPr>
-      <w:hyperlink r:id="rId48" w:history="1">
+      <w:hyperlink r:id="rId49" w:history="1">
         <w:proofErr w:type="spellStart"/>
         <w:r>
           <w:rPr>
@@ -20083,7 +19885,7 @@
           <w:color w:val="1F2328"/>
         </w:rPr>
       </w:pPr>
-      <w:hyperlink r:id="rId49" w:history="1">
+      <w:hyperlink r:id="rId50" w:history="1">
         <w:r>
           <w:rPr>
             <w:rStyle w:val="Hyperlink"/>
@@ -20109,7 +19911,7 @@
           <w:u w:val="none"/>
         </w:rPr>
       </w:pPr>
-      <w:hyperlink r:id="rId50" w:history="1">
+      <w:hyperlink r:id="rId51" w:history="1">
         <w:proofErr w:type="spellStart"/>
         <w:r>
           <w:rPr>
@@ -20137,7 +19939,7 @@
           <w:u w:val="none"/>
         </w:rPr>
       </w:pPr>
-      <w:hyperlink r:id="rId51" w:history="1">
+      <w:hyperlink r:id="rId52" w:history="1">
         <w:proofErr w:type="spellStart"/>
         <w:r>
           <w:rPr>
@@ -20432,7 +20234,7 @@
         </w:rPr>
         <w:t>Instale o </w:t>
       </w:r>
-      <w:hyperlink r:id="rId52" w:history="1">
+      <w:hyperlink r:id="rId53" w:history="1">
         <w:r>
           <w:rPr>
             <w:rStyle w:val="Hyperlink"/>
@@ -20475,7 +20277,7 @@
         </w:rPr>
         <w:t>Baixe o </w:t>
       </w:r>
-      <w:hyperlink r:id="rId53" w:history="1">
+      <w:hyperlink r:id="rId54" w:history="1">
         <w:r>
           <w:rPr>
             <w:rStyle w:val="Hyperlink"/>
@@ -20726,7 +20528,7 @@
         </w:rPr>
         <w:t>1 - Dependências: </w:t>
       </w:r>
-      <w:hyperlink r:id="rId54" w:history="1">
+      <w:hyperlink r:id="rId55" w:history="1">
         <w:r>
           <w:rPr>
             <w:rStyle w:val="Hyperlink"/>
@@ -20747,7 +20549,7 @@
         </w:rPr>
         <w:t> (Para Windows), </w:t>
       </w:r>
-      <w:hyperlink r:id="rId55" w:history="1">
+      <w:hyperlink r:id="rId56" w:history="1">
         <w:r>
           <w:rPr>
             <w:rStyle w:val="Hyperlink"/>
@@ -20791,7 +20593,7 @@
         </w:rPr>
         <w:t>2 - Script Python: </w:t>
       </w:r>
-      <w:hyperlink r:id="rId56" w:history="1">
+      <w:hyperlink r:id="rId57" w:history="1">
         <w:r>
           <w:rPr>
             <w:rStyle w:val="Hyperlink"/>
@@ -20826,7 +20628,7 @@
         </w:rPr>
         <w:t>3 - Script OCR: </w:t>
       </w:r>
-      <w:hyperlink r:id="rId57" w:history="1">
+      <w:hyperlink r:id="rId58" w:history="1">
         <w:r>
           <w:rPr>
             <w:rStyle w:val="Hyperlink"/>
@@ -20877,7 +20679,6 @@
           <w:rFonts w:ascii="Arial" w:hAnsi="Arial" w:cs="Arial"/>
           <w:color w:val="1F2328"/>
         </w:rPr>
-        <w:lastRenderedPageBreak/>
         <w:t xml:space="preserve">pip install -r requirements.txt     </w:t>
       </w:r>
       <w:r>
@@ -20904,15 +20705,7 @@
           <w:rFonts w:ascii="Arial" w:hAnsi="Arial" w:cs="Arial"/>
           <w:color w:val="1F2328"/>
         </w:rPr>
-        <w:t xml:space="preserve">pip install -r </w:t>
-      </w:r>
-      <w:proofErr w:type="gramStart"/>
-      <w:r>
-        <w:rPr>
-          <w:rFonts w:ascii="Arial" w:hAnsi="Arial" w:cs="Arial"/>
-          <w:color w:val="1F2328"/>
-        </w:rPr>
-        <w:t xml:space="preserve">requirements_linux.txt  </w:t>
+        <w:t xml:space="preserve">pip install -r requirements_linux.txt  </w:t>
       </w:r>
       <w:r>
         <w:rPr>
@@ -20920,16 +20713,7 @@
           <w:rFonts w:ascii="Arial" w:eastAsiaTheme="majorEastAsia" w:hAnsi="Arial" w:cs="Arial"/>
           <w:color w:val="59636E"/>
         </w:rPr>
-        <w:t>#</w:t>
-      </w:r>
-      <w:proofErr w:type="gramEnd"/>
-      <w:r>
-        <w:rPr>
-          <w:rStyle w:val="pl-c"/>
-          <w:rFonts w:ascii="Arial" w:eastAsiaTheme="majorEastAsia" w:hAnsi="Arial" w:cs="Arial"/>
-          <w:color w:val="59636E"/>
-        </w:rPr>
-        <w:t xml:space="preserve"> Linux</w:t>
+        <w:t># Linux</w:t>
       </w:r>
     </w:p>
     <w:p>
@@ -20970,23 +20754,7 @@
           <w:rFonts w:ascii="Arial" w:hAnsi="Arial" w:cs="Arial"/>
           <w:color w:val="1F2328"/>
         </w:rPr>
-        <w:t>streamlit run agente_nfe.py --</w:t>
-      </w:r>
-      <w:proofErr w:type="gramStart"/>
-      <w:r>
-        <w:rPr>
-          <w:rFonts w:ascii="Arial" w:hAnsi="Arial" w:cs="Arial"/>
-          <w:color w:val="1F2328"/>
-        </w:rPr>
-        <w:t>server.port</w:t>
-      </w:r>
-      <w:proofErr w:type="gramEnd"/>
-      <w:r>
-        <w:rPr>
-          <w:rFonts w:ascii="Arial" w:hAnsi="Arial" w:cs="Arial"/>
-          <w:color w:val="1F2328"/>
-        </w:rPr>
-        <w:t xml:space="preserve"> 8000</w:t>
+        <w:t>streamlit run agente_nfe.py --server.port 8000</w:t>
       </w:r>
     </w:p>
     <w:p>
@@ -21011,7 +20779,7 @@
         </w:rPr>
         <w:t>Acesse: </w:t>
       </w:r>
-      <w:hyperlink r:id="rId58" w:history="1">
+      <w:hyperlink r:id="rId59" w:history="1">
         <w:r>
           <w:rPr>
             <w:rStyle w:val="Hyperlink"/>
@@ -21063,7 +20831,7 @@
           <w:color w:val="1F2328"/>
         </w:rPr>
       </w:pPr>
-      <w:hyperlink r:id="rId59" w:history="1">
+      <w:hyperlink r:id="rId60" w:history="1">
         <w:r>
           <w:rPr>
             <w:rStyle w:val="Hyperlink"/>
@@ -21087,7 +20855,7 @@
           <w:color w:val="1F2328"/>
         </w:rPr>
       </w:pPr>
-      <w:hyperlink r:id="rId60" w:history="1">
+      <w:hyperlink r:id="rId61" w:history="1">
         <w:r>
           <w:rPr>
             <w:rStyle w:val="Hyperlink"/>
@@ -21113,7 +20881,7 @@
           <w:u w:val="none"/>
         </w:rPr>
       </w:pPr>
-      <w:hyperlink r:id="rId61" w:history="1">
+      <w:hyperlink r:id="rId62" w:history="1">
         <w:r>
           <w:rPr>
             <w:rStyle w:val="Hyperlink"/>
@@ -21139,7 +20907,7 @@
           <w:u w:val="none"/>
         </w:rPr>
       </w:pPr>
-      <w:hyperlink r:id="rId62" w:history="1">
+      <w:hyperlink r:id="rId63" w:history="1">
         <w:r>
           <w:rPr>
             <w:rStyle w:val="Hyperlink"/>
@@ -21513,7 +21281,7 @@
       <w:bookmarkEnd w:id="8"/>
     </w:p>
     <w:sectPr>
-      <w:footerReference w:type="default" r:id="rId63"/>
+      <w:footerReference w:type="default" r:id="rId64"/>
       <w:pgSz w:w="11906" w:h="16838"/>
       <w:pgMar w:top="1417" w:right="1701" w:bottom="1417" w:left="1701" w:header="708" w:footer="708" w:gutter="0"/>
       <w:pgNumType w:start="1"/>
@@ -28450,7 +28218,7 @@
   <w:style w:type="paragraph" w:default="1" w:styleId="Normal">
     <w:name w:val="Normal"/>
     <w:qFormat/>
-    <w:rsid w:val="007A3DEC"/>
+    <w:rsid w:val="00F071B6"/>
   </w:style>
   <w:style w:type="paragraph" w:styleId="Ttulo1">
     <w:name w:val="heading 1"/>

--- a/Desafio 2 - Projeto - 11062025/Versões Relatório/Grupo_01_Proposta_de_Projeto v4.docx
+++ b/Desafio 2 - Projeto - 11062025/Versões Relatório/Grupo_01_Proposta_de_Projeto v4.docx
@@ -4084,7 +4084,23 @@
                 <w:b/>
                 <w:color w:val="FFFFFF"/>
               </w:rPr>
-              <w:t>09/06 à 17/07</w:t>
+              <w:t xml:space="preserve">09/06 </w:t>
+            </w:r>
+            <w:proofErr w:type="gramStart"/>
+            <w:r>
+              <w:rPr>
+                <w:b/>
+                <w:color w:val="FFFFFF"/>
+              </w:rPr>
+              <w:t>à</w:t>
+            </w:r>
+            <w:proofErr w:type="gramEnd"/>
+            <w:r>
+              <w:rPr>
+                <w:b/>
+                <w:color w:val="FFFFFF"/>
+              </w:rPr>
+              <w:t xml:space="preserve"> 17/07</w:t>
             </w:r>
           </w:p>
         </w:tc>
@@ -4206,7 +4222,21 @@
               <w:rPr>
                 <w:color w:val="000000"/>
               </w:rPr>
-              <w:t>09/06 à 16/06</w:t>
+              <w:t xml:space="preserve">09/06 </w:t>
+            </w:r>
+            <w:proofErr w:type="gramStart"/>
+            <w:r>
+              <w:rPr>
+                <w:color w:val="000000"/>
+              </w:rPr>
+              <w:t>à</w:t>
+            </w:r>
+            <w:proofErr w:type="gramEnd"/>
+            <w:r>
+              <w:rPr>
+                <w:color w:val="000000"/>
+              </w:rPr>
+              <w:t xml:space="preserve"> 16/06</w:t>
             </w:r>
           </w:p>
         </w:tc>
@@ -4350,7 +4380,21 @@
               <w:rPr>
                 <w:color w:val="000000"/>
               </w:rPr>
-              <w:t>17/06 à 01/07</w:t>
+              <w:t xml:space="preserve">17/06 </w:t>
+            </w:r>
+            <w:proofErr w:type="gramStart"/>
+            <w:r>
+              <w:rPr>
+                <w:color w:val="000000"/>
+              </w:rPr>
+              <w:t>à</w:t>
+            </w:r>
+            <w:proofErr w:type="gramEnd"/>
+            <w:r>
+              <w:rPr>
+                <w:color w:val="000000"/>
+              </w:rPr>
+              <w:t xml:space="preserve"> 01/07</w:t>
             </w:r>
           </w:p>
         </w:tc>
@@ -4522,7 +4566,21 @@
               <w:rPr>
                 <w:color w:val="000000"/>
               </w:rPr>
-              <w:t>02/07 à 10/07</w:t>
+              <w:t xml:space="preserve">02/07 </w:t>
+            </w:r>
+            <w:proofErr w:type="gramStart"/>
+            <w:r>
+              <w:rPr>
+                <w:color w:val="000000"/>
+              </w:rPr>
+              <w:t>à</w:t>
+            </w:r>
+            <w:proofErr w:type="gramEnd"/>
+            <w:r>
+              <w:rPr>
+                <w:color w:val="000000"/>
+              </w:rPr>
+              <w:t xml:space="preserve"> 10/07</w:t>
             </w:r>
           </w:p>
         </w:tc>
@@ -4652,7 +4710,21 @@
               <w:rPr>
                 <w:color w:val="000000"/>
               </w:rPr>
-              <w:t>11/07 à 17/07</w:t>
+              <w:t xml:space="preserve">11/07 </w:t>
+            </w:r>
+            <w:proofErr w:type="gramStart"/>
+            <w:r>
+              <w:rPr>
+                <w:color w:val="000000"/>
+              </w:rPr>
+              <w:t>à</w:t>
+            </w:r>
+            <w:proofErr w:type="gramEnd"/>
+            <w:r>
+              <w:rPr>
+                <w:color w:val="000000"/>
+              </w:rPr>
+              <w:t xml:space="preserve"> 17/07</w:t>
             </w:r>
           </w:p>
         </w:tc>
@@ -4775,7 +4847,23 @@
                 <w:b/>
                 <w:color w:val="FFFFFF"/>
               </w:rPr>
-              <w:t>18/07 à 14/08</w:t>
+              <w:t xml:space="preserve">18/07 </w:t>
+            </w:r>
+            <w:proofErr w:type="gramStart"/>
+            <w:r>
+              <w:rPr>
+                <w:b/>
+                <w:color w:val="FFFFFF"/>
+              </w:rPr>
+              <w:t>à</w:t>
+            </w:r>
+            <w:proofErr w:type="gramEnd"/>
+            <w:r>
+              <w:rPr>
+                <w:b/>
+                <w:color w:val="FFFFFF"/>
+              </w:rPr>
+              <w:t xml:space="preserve"> 14/08</w:t>
             </w:r>
           </w:p>
         </w:tc>
@@ -4901,7 +4989,21 @@
               <w:rPr>
                 <w:color w:val="000000"/>
               </w:rPr>
-              <w:t>18/07 à 31/07</w:t>
+              <w:t xml:space="preserve">18/07 </w:t>
+            </w:r>
+            <w:proofErr w:type="gramStart"/>
+            <w:r>
+              <w:rPr>
+                <w:color w:val="000000"/>
+              </w:rPr>
+              <w:t>à</w:t>
+            </w:r>
+            <w:proofErr w:type="gramEnd"/>
+            <w:r>
+              <w:rPr>
+                <w:color w:val="000000"/>
+              </w:rPr>
+              <w:t xml:space="preserve"> 31/07</w:t>
             </w:r>
           </w:p>
         </w:tc>
@@ -5052,7 +5154,21 @@
               <w:rPr>
                 <w:color w:val="000000"/>
               </w:rPr>
-              <w:t>01/08 à 14/08</w:t>
+              <w:t xml:space="preserve">01/08 </w:t>
+            </w:r>
+            <w:proofErr w:type="gramStart"/>
+            <w:r>
+              <w:rPr>
+                <w:color w:val="000000"/>
+              </w:rPr>
+              <w:t>à</w:t>
+            </w:r>
+            <w:proofErr w:type="gramEnd"/>
+            <w:r>
+              <w:rPr>
+                <w:color w:val="000000"/>
+              </w:rPr>
+              <w:t xml:space="preserve"> 14/08</w:t>
             </w:r>
           </w:p>
         </w:tc>
@@ -5175,7 +5291,23 @@
                 <w:b/>
                 <w:color w:val="FFFFFF"/>
               </w:rPr>
-              <w:t>15/08 à 04/09</w:t>
+              <w:t xml:space="preserve">15/08 </w:t>
+            </w:r>
+            <w:proofErr w:type="gramStart"/>
+            <w:r>
+              <w:rPr>
+                <w:b/>
+                <w:color w:val="FFFFFF"/>
+              </w:rPr>
+              <w:t>à</w:t>
+            </w:r>
+            <w:proofErr w:type="gramEnd"/>
+            <w:r>
+              <w:rPr>
+                <w:b/>
+                <w:color w:val="FFFFFF"/>
+              </w:rPr>
+              <w:t xml:space="preserve"> 04/09</w:t>
             </w:r>
           </w:p>
         </w:tc>
@@ -5285,7 +5417,21 @@
               <w:rPr>
                 <w:color w:val="000000"/>
               </w:rPr>
-              <w:t xml:space="preserve"> à 2</w:t>
+              <w:t xml:space="preserve"> </w:t>
+            </w:r>
+            <w:proofErr w:type="gramStart"/>
+            <w:r>
+              <w:rPr>
+                <w:color w:val="000000"/>
+              </w:rPr>
+              <w:t>à</w:t>
+            </w:r>
+            <w:proofErr w:type="gramEnd"/>
+            <w:r>
+              <w:rPr>
+                <w:color w:val="000000"/>
+              </w:rPr>
+              <w:t xml:space="preserve"> 2</w:t>
             </w:r>
             <w:r>
               <w:rPr>
@@ -5592,7 +5738,21 @@
               <w:rPr>
                 <w:color w:val="000000"/>
               </w:rPr>
-              <w:t xml:space="preserve"> à </w:t>
+              <w:t xml:space="preserve"> </w:t>
+            </w:r>
+            <w:proofErr w:type="gramStart"/>
+            <w:r>
+              <w:rPr>
+                <w:color w:val="000000"/>
+              </w:rPr>
+              <w:t>à</w:t>
+            </w:r>
+            <w:proofErr w:type="gramEnd"/>
+            <w:r>
+              <w:rPr>
+                <w:color w:val="000000"/>
+              </w:rPr>
+              <w:t xml:space="preserve"> </w:t>
             </w:r>
             <w:r>
               <w:rPr>
@@ -5753,7 +5913,23 @@
                 <w:b/>
                 <w:color w:val="FFFFFF"/>
               </w:rPr>
-              <w:t xml:space="preserve"> à </w:t>
+              <w:t xml:space="preserve"> </w:t>
+            </w:r>
+            <w:proofErr w:type="gramStart"/>
+            <w:r>
+              <w:rPr>
+                <w:b/>
+                <w:color w:val="FFFFFF"/>
+              </w:rPr>
+              <w:t>à</w:t>
+            </w:r>
+            <w:proofErr w:type="gramEnd"/>
+            <w:r>
+              <w:rPr>
+                <w:b/>
+                <w:color w:val="FFFFFF"/>
+              </w:rPr>
+              <w:t xml:space="preserve"> </w:t>
             </w:r>
             <w:r>
               <w:rPr>
@@ -6014,7 +6190,14 @@
         <w:rPr>
           <w:b/>
         </w:rPr>
-        <w:t>RD001: Análise Detalhada de Tipos de Documentos Fiscais Brasileiros</w:t>
+        <w:t xml:space="preserve">RD001: Análise Detalhada de Tipos de Documentos Fiscais </w:t>
+      </w:r>
+      <w:proofErr w:type="gramStart"/>
+      <w:r>
+        <w:rPr>
+          <w:b/>
+        </w:rPr>
+        <w:t>Brasileiros</w:t>
       </w:r>
       <w:r>
         <w:t xml:space="preserve"> </w:t>
@@ -6025,6 +6208,7 @@
         </w:rPr>
         <w:t>:</w:t>
       </w:r>
+      <w:proofErr w:type="gramEnd"/>
     </w:p>
     <w:p>
       <w:pPr>
@@ -6113,7 +6297,21 @@
         <w:rPr>
           <w:b/>
         </w:rPr>
-        <w:t>CT-e (Conhecimento de Transporte Eletrônico):</w:t>
+        <w:t>CT-</w:t>
+      </w:r>
+      <w:proofErr w:type="gramStart"/>
+      <w:r>
+        <w:rPr>
+          <w:b/>
+        </w:rPr>
+        <w:t>e</w:t>
+      </w:r>
+      <w:proofErr w:type="gramEnd"/>
+      <w:r>
+        <w:rPr>
+          <w:b/>
+        </w:rPr>
+        <w:t xml:space="preserve"> (Conhecimento de Transporte Eletrônico):</w:t>
       </w:r>
     </w:p>
     <w:p>
@@ -9868,7 +10066,15 @@
         </w:numPr>
       </w:pPr>
       <w:r>
-        <w:t>O LLM deve interpretar a pergunta, buscar os dados no banco de dados estruturado e apresentar a resposta de forma no formato de tabela contendo os campos e seus respectivos valores que respondem a pergunta do usuário.</w:t>
+        <w:t xml:space="preserve">O LLM deve interpretar a pergunta, buscar os dados no banco de dados estruturado e apresentar a resposta de forma no formato de tabela contendo os campos e seus respectivos valores que respondem </w:t>
+      </w:r>
+      <w:proofErr w:type="gramStart"/>
+      <w:r>
+        <w:t>a</w:t>
+      </w:r>
+      <w:proofErr w:type="gramEnd"/>
+      <w:r>
+        <w:t xml:space="preserve"> pergunta do usuário.</w:t>
       </w:r>
     </w:p>
     <w:p>
@@ -12268,7 +12474,23 @@
           <w:rFonts w:ascii="Arial" w:eastAsia="Arial" w:hAnsi="Arial" w:cs="Arial"/>
           <w:color w:val="000000"/>
         </w:rPr>
-        <w:t>Se a resposta não for possível: Retorna a indicação "Não", sinalizando a impossibilidade de fornecer uma resposta.</w:t>
+        <w:t xml:space="preserve">Se a resposta não for possível: Retorna </w:t>
+      </w:r>
+      <w:proofErr w:type="gramStart"/>
+      <w:r>
+        <w:rPr>
+          <w:rFonts w:ascii="Arial" w:eastAsia="Arial" w:hAnsi="Arial" w:cs="Arial"/>
+          <w:color w:val="000000"/>
+        </w:rPr>
+        <w:t>a</w:t>
+      </w:r>
+      <w:proofErr w:type="gramEnd"/>
+      <w:r>
+        <w:rPr>
+          <w:rFonts w:ascii="Arial" w:eastAsia="Arial" w:hAnsi="Arial" w:cs="Arial"/>
+          <w:color w:val="000000"/>
+        </w:rPr>
+        <w:t xml:space="preserve"> indicação "Não", sinalizando a impossibilidade de fornecer uma resposta.</w:t>
       </w:r>
     </w:p>
     <w:p>
@@ -12594,49 +12816,6 @@
         </w:rPr>
         <w:t>14. Evidências de Teste</w:t>
       </w:r>
-      <w:r>
-        <w:rPr>
-          <w:color w:val="2F5496"/>
-          <w:sz w:val="36"/>
-          <w:szCs w:val="36"/>
-        </w:rPr>
-        <w:t xml:space="preserve"> (Fazer. Pode atualizar com as imagens de seus testes</w:t>
-      </w:r>
-      <w:r>
-        <w:rPr>
-          <w:color w:val="2F5496"/>
-          <w:sz w:val="36"/>
-          <w:szCs w:val="36"/>
-        </w:rPr>
-        <w:t xml:space="preserve">. Aproveitar os documentos fornecidos no </w:t>
-      </w:r>
-      <w:hyperlink r:id="rId25" w:history="1">
-        <w:r>
-          <w:rPr>
-            <w:rStyle w:val="Hyperlink"/>
-            <w:sz w:val="36"/>
-            <w:szCs w:val="36"/>
-          </w:rPr>
-          <w:t>app de simulação</w:t>
-        </w:r>
-      </w:hyperlink>
-      <w:r>
-        <w:rPr>
-          <w:color w:val="2F5496"/>
-          <w:sz w:val="36"/>
-          <w:szCs w:val="36"/>
-        </w:rPr>
-        <w:t>)</w:t>
-      </w:r>
-    </w:p>
-    <w:p>
-      <w:pPr>
-        <w:rPr>
-          <w:color w:val="2F5496"/>
-          <w:sz w:val="36"/>
-          <w:szCs w:val="36"/>
-        </w:rPr>
-      </w:pPr>
     </w:p>
     <w:p>
       <w:pPr>
@@ -12654,7 +12833,6 @@
           <w:sz w:val="30"/>
           <w:szCs w:val="30"/>
         </w:rPr>
-        <w:lastRenderedPageBreak/>
         <w:t>14.1. Métricas de Sucesso a Serem Atingidas</w:t>
       </w:r>
     </w:p>
@@ -12878,14 +13056,6 @@
     </w:tbl>
     <w:p>
       <w:pPr>
-        <w:spacing w:after="120"/>
-        <w:rPr>
-          <w:color w:val="1B1C1D"/>
-        </w:rPr>
-      </w:pPr>
-    </w:p>
-    <w:p>
-      <w:pPr>
         <w:pStyle w:val="Ttulo3"/>
         <w:spacing w:after="120"/>
         <w:rPr>
@@ -12900,6 +13070,7 @@
           <w:sz w:val="30"/>
           <w:szCs w:val="30"/>
         </w:rPr>
+        <w:lastRenderedPageBreak/>
         <w:t>14.2. Contexto: Campos Essenciais para Extração (RD002)</w:t>
       </w:r>
     </w:p>
@@ -13937,7 +14108,27 @@
                 <w:color w:val="1B1C1D"/>
                 <w:bdr w:val="none" w:sz="0" w:space="0" w:color="auto" w:frame="1"/>
               </w:rPr>
-              <w:t>CT-e 1.1: Extração de Dados Base de CT-e</w:t>
+              <w:t>CT-</w:t>
+            </w:r>
+            <w:proofErr w:type="gramStart"/>
+            <w:r>
+              <w:rPr>
+                <w:b w:val="0"/>
+                <w:bCs w:val="0"/>
+                <w:color w:val="1B1C1D"/>
+                <w:bdr w:val="none" w:sz="0" w:space="0" w:color="auto" w:frame="1"/>
+              </w:rPr>
+              <w:t>e</w:t>
+            </w:r>
+            <w:proofErr w:type="gramEnd"/>
+            <w:r>
+              <w:rPr>
+                <w:b w:val="0"/>
+                <w:bCs w:val="0"/>
+                <w:color w:val="1B1C1D"/>
+                <w:bdr w:val="none" w:sz="0" w:space="0" w:color="auto" w:frame="1"/>
+              </w:rPr>
+              <w:t xml:space="preserve"> 1.1: Extração de Dados Base de CT-e</w:t>
             </w:r>
           </w:p>
         </w:tc>
@@ -14195,17 +14386,7 @@
                 <w:color w:val="1B1C1D"/>
                 <w:bdr w:val="none" w:sz="0" w:space="0" w:color="auto" w:frame="1"/>
               </w:rPr>
-              <w:t xml:space="preserve">NF-e 1.2: Extração de Dados Base </w:t>
-            </w:r>
-            <w:r>
-              <w:rPr>
-                <w:b w:val="0"/>
-                <w:bCs w:val="0"/>
-                <w:color w:val="1B1C1D"/>
-                <w:bdr w:val="none" w:sz="0" w:space="0" w:color="auto" w:frame="1"/>
-              </w:rPr>
-              <w:lastRenderedPageBreak/>
-              <w:t>e Impostos de NF-e</w:t>
+              <w:t>NF-e 1.2: Extração de Dados Base e Impostos de NF-e</w:t>
             </w:r>
           </w:p>
         </w:tc>
@@ -14228,7 +14409,6 @@
                 <w:color w:val="444746"/>
                 <w:bdr w:val="none" w:sz="0" w:space="0" w:color="auto" w:frame="1"/>
               </w:rPr>
-              <w:lastRenderedPageBreak/>
               <w:t>NFe_assinada.xml</w:t>
             </w:r>
           </w:p>
@@ -14278,7 +14458,6 @@
               <w:rPr>
                 <w:color w:val="1B1C1D"/>
               </w:rPr>
-              <w:lastRenderedPageBreak/>
               <w:t xml:space="preserve">2. </w:t>
             </w:r>
             <w:r>
@@ -14339,21 +14518,13 @@
                 <w:color w:val="1B1C1D"/>
                 <w:bdr w:val="none" w:sz="0" w:space="0" w:color="auto" w:frame="1"/>
               </w:rPr>
-              <w:lastRenderedPageBreak/>
               <w:t>Precisão:</w:t>
             </w:r>
             <w:r>
               <w:rPr>
                 <w:color w:val="1B1C1D"/>
               </w:rPr>
-              <w:t xml:space="preserve"> Todos os campos essenciais da NF-e devem ser </w:t>
-            </w:r>
-            <w:r>
-              <w:rPr>
-                <w:color w:val="1B1C1D"/>
-              </w:rPr>
-              <w:lastRenderedPageBreak/>
-              <w:t xml:space="preserve">extraídos com 100% de precisão. </w:t>
+              <w:t xml:space="preserve"> Todos os campos essenciais da NF-e devem ser extraídos com 100% de precisão. </w:t>
             </w:r>
           </w:p>
           <w:p>
@@ -14421,17 +14592,6 @@
         </w:tc>
       </w:tr>
     </w:tbl>
-    <w:p>
-      <w:pPr>
-        <w:pStyle w:val="Ttulo4"/>
-        <w:spacing w:after="120"/>
-        <w:rPr>
-          <w:i w:val="0"/>
-          <w:iCs/>
-          <w:color w:val="1B1C1D"/>
-        </w:rPr>
-      </w:pPr>
-    </w:p>
     <w:p>
       <w:pPr>
         <w:pStyle w:val="Ttulo4"/>
@@ -14458,6 +14618,7 @@
           <w:szCs w:val="26"/>
           <w:bdr w:val="none" w:sz="0" w:space="0" w:color="auto" w:frame="1"/>
         </w:rPr>
+        <w:lastRenderedPageBreak/>
         <w:t>Cenário CT-e 1.1: Extração de Dados Base de CT-e</w:t>
       </w:r>
     </w:p>
@@ -14623,7 +14784,7 @@
         </w:rPr>
         <w:t xml:space="preserve">1. Carregar o arquivo </w:t>
       </w:r>
-      <w:hyperlink r:id="rId26" w:history="1">
+      <w:hyperlink r:id="rId25" w:history="1">
         <w:proofErr w:type="spellStart"/>
         <w:r>
           <w:rPr>
@@ -14703,6 +14864,64 @@
             <wp:extent cx="3522472" cy="2880441"/>
             <wp:effectExtent l="0" t="0" r="1905" b="0"/>
             <wp:docPr id="5" name="Imagem 5"/>
+            <wp:cNvGraphicFramePr>
+              <a:graphicFrameLocks xmlns:a="http://schemas.openxmlformats.org/drawingml/2006/main" noChangeAspect="1"/>
+            </wp:cNvGraphicFramePr>
+            <a:graphic xmlns:a="http://schemas.openxmlformats.org/drawingml/2006/main">
+              <a:graphicData uri="http://schemas.openxmlformats.org/drawingml/2006/picture">
+                <pic:pic xmlns:pic="http://schemas.openxmlformats.org/drawingml/2006/picture">
+                  <pic:nvPicPr>
+                    <pic:cNvPr id="1" name=""/>
+                    <pic:cNvPicPr/>
+                  </pic:nvPicPr>
+                  <pic:blipFill>
+                    <a:blip r:embed="rId26"/>
+                    <a:stretch>
+                      <a:fillRect/>
+                    </a:stretch>
+                  </pic:blipFill>
+                  <pic:spPr>
+                    <a:xfrm>
+                      <a:off x="0" y="0"/>
+                      <a:ext cx="3536461" cy="2891880"/>
+                    </a:xfrm>
+                    <a:prstGeom prst="rect">
+                      <a:avLst/>
+                    </a:prstGeom>
+                  </pic:spPr>
+                </pic:pic>
+              </a:graphicData>
+            </a:graphic>
+          </wp:inline>
+        </w:drawing>
+      </w:r>
+    </w:p>
+    <w:p>
+      <w:pPr>
+        <w:rPr>
+          <w:color w:val="1B1C1D"/>
+        </w:rPr>
+      </w:pPr>
+      <w:r>
+        <w:rPr>
+          <w:color w:val="1B1C1D"/>
+        </w:rPr>
+        <w:t>3. Executar a função de extração/análise.</w:t>
+      </w:r>
+    </w:p>
+    <w:p>
+      <w:pPr>
+        <w:jc w:val="center"/>
+      </w:pPr>
+      <w:r>
+        <w:rPr>
+          <w:noProof/>
+        </w:rPr>
+        <w:drawing>
+          <wp:inline distT="0" distB="0" distL="0" distR="0" wp14:anchorId="4C010F8D" wp14:editId="46C10727">
+            <wp:extent cx="3812135" cy="2993136"/>
+            <wp:effectExtent l="0" t="0" r="0" b="0"/>
+            <wp:docPr id="6" name="Imagem 6"/>
             <wp:cNvGraphicFramePr>
               <a:graphicFrameLocks xmlns:a="http://schemas.openxmlformats.org/drawingml/2006/main" noChangeAspect="1"/>
             </wp:cNvGraphicFramePr>
@@ -14722,65 +14941,6 @@
                   <pic:spPr>
                     <a:xfrm>
                       <a:off x="0" y="0"/>
-                      <a:ext cx="3536461" cy="2891880"/>
-                    </a:xfrm>
-                    <a:prstGeom prst="rect">
-                      <a:avLst/>
-                    </a:prstGeom>
-                  </pic:spPr>
-                </pic:pic>
-              </a:graphicData>
-            </a:graphic>
-          </wp:inline>
-        </w:drawing>
-      </w:r>
-    </w:p>
-    <w:p>
-      <w:pPr>
-        <w:rPr>
-          <w:color w:val="1B1C1D"/>
-        </w:rPr>
-      </w:pPr>
-      <w:r>
-        <w:rPr>
-          <w:color w:val="1B1C1D"/>
-        </w:rPr>
-        <w:t>3. Executar a função de extração/análise.</w:t>
-      </w:r>
-    </w:p>
-    <w:p>
-      <w:pPr>
-        <w:jc w:val="center"/>
-      </w:pPr>
-      <w:r>
-        <w:rPr>
-          <w:noProof/>
-        </w:rPr>
-        <w:lastRenderedPageBreak/>
-        <w:drawing>
-          <wp:inline distT="0" distB="0" distL="0" distR="0" wp14:anchorId="4C010F8D" wp14:editId="46C10727">
-            <wp:extent cx="3812135" cy="2993136"/>
-            <wp:effectExtent l="0" t="0" r="0" b="0"/>
-            <wp:docPr id="6" name="Imagem 6"/>
-            <wp:cNvGraphicFramePr>
-              <a:graphicFrameLocks xmlns:a="http://schemas.openxmlformats.org/drawingml/2006/main" noChangeAspect="1"/>
-            </wp:cNvGraphicFramePr>
-            <a:graphic xmlns:a="http://schemas.openxmlformats.org/drawingml/2006/main">
-              <a:graphicData uri="http://schemas.openxmlformats.org/drawingml/2006/picture">
-                <pic:pic xmlns:pic="http://schemas.openxmlformats.org/drawingml/2006/picture">
-                  <pic:nvPicPr>
-                    <pic:cNvPr id="1" name=""/>
-                    <pic:cNvPicPr/>
-                  </pic:nvPicPr>
-                  <pic:blipFill>
-                    <a:blip r:embed="rId28"/>
-                    <a:stretch>
-                      <a:fillRect/>
-                    </a:stretch>
-                  </pic:blipFill>
-                  <pic:spPr>
-                    <a:xfrm>
-                      <a:off x="0" y="0"/>
                       <a:ext cx="3833470" cy="3009887"/>
                     </a:xfrm>
                     <a:prstGeom prst="rect">
@@ -14797,16 +14957,6 @@
     <w:p>
       <w:pPr>
         <w:rPr>
-          <w:b/>
-          <w:bCs/>
-          <w:color w:val="1B1C1D"/>
-          <w:bdr w:val="none" w:sz="0" w:space="0" w:color="auto" w:frame="1"/>
-        </w:rPr>
-      </w:pPr>
-    </w:p>
-    <w:p>
-      <w:pPr>
-        <w:rPr>
           <w:rFonts w:asciiTheme="minorHAnsi" w:eastAsia="Times New Roman" w:hAnsiTheme="minorHAnsi" w:cs="Times New Roman"/>
           <w:b/>
           <w:bCs/>
@@ -14816,7 +14966,9 @@
           <w:bdr w:val="none" w:sz="0" w:space="0" w:color="auto" w:frame="1"/>
         </w:rPr>
       </w:pPr>
-      <w:r>
+    </w:p>
+    <w:p>
+      <w:pPr>
         <w:rPr>
           <w:rFonts w:asciiTheme="minorHAnsi" w:eastAsia="Times New Roman" w:hAnsiTheme="minorHAnsi" w:cs="Times New Roman"/>
           <w:b/>
@@ -14826,6 +14978,31 @@
           <w:szCs w:val="26"/>
           <w:bdr w:val="none" w:sz="0" w:space="0" w:color="auto" w:frame="1"/>
         </w:rPr>
+      </w:pPr>
+    </w:p>
+    <w:p>
+      <w:pPr>
+        <w:rPr>
+          <w:rFonts w:asciiTheme="minorHAnsi" w:eastAsia="Times New Roman" w:hAnsiTheme="minorHAnsi" w:cs="Times New Roman"/>
+          <w:b/>
+          <w:bCs/>
+          <w:color w:val="1B1C1D"/>
+          <w:sz w:val="26"/>
+          <w:szCs w:val="26"/>
+          <w:bdr w:val="none" w:sz="0" w:space="0" w:color="auto" w:frame="1"/>
+        </w:rPr>
+      </w:pPr>
+      <w:r>
+        <w:rPr>
+          <w:rFonts w:asciiTheme="minorHAnsi" w:eastAsia="Times New Roman" w:hAnsiTheme="minorHAnsi" w:cs="Times New Roman"/>
+          <w:b/>
+          <w:bCs/>
+          <w:color w:val="1B1C1D"/>
+          <w:sz w:val="26"/>
+          <w:szCs w:val="26"/>
+          <w:bdr w:val="none" w:sz="0" w:space="0" w:color="auto" w:frame="1"/>
+        </w:rPr>
+        <w:lastRenderedPageBreak/>
         <w:t>Conclusão</w:t>
       </w:r>
     </w:p>
@@ -15064,7 +15241,7 @@
         </w:rPr>
         <w:t xml:space="preserve">1. Carregar o arquivo </w:t>
       </w:r>
-      <w:hyperlink r:id="rId29" w:history="1">
+      <w:hyperlink r:id="rId28" w:history="1">
         <w:r>
           <w:rPr>
             <w:rStyle w:val="Hyperlink"/>
@@ -15121,7 +15298,6 @@
           <w:noProof/>
           <w:color w:val="1B1C1D"/>
         </w:rPr>
-        <w:lastRenderedPageBreak/>
         <w:drawing>
           <wp:inline distT="0" distB="0" distL="0" distR="0" wp14:anchorId="2A021A69" wp14:editId="7138E1CA">
             <wp:extent cx="4171731" cy="3072384"/>
@@ -15138,7 +15314,7 @@
                     <pic:cNvPicPr/>
                   </pic:nvPicPr>
                   <pic:blipFill>
-                    <a:blip r:embed="rId30"/>
+                    <a:blip r:embed="rId29"/>
                     <a:stretch>
                       <a:fillRect/>
                     </a:stretch>
@@ -15238,6 +15414,7 @@
           <w:sz w:val="26"/>
           <w:szCs w:val="26"/>
         </w:rPr>
+        <w:lastRenderedPageBreak/>
         <w:t>14.3</w:t>
       </w:r>
       <w:r>
@@ -15246,7 +15423,25 @@
           <w:sz w:val="26"/>
           <w:szCs w:val="26"/>
         </w:rPr>
-        <w:t>.2. Testes de Extração de Dados de Imagens (OCR - NFS-e e Outros)</w:t>
+        <w:t xml:space="preserve">.2. Testes de Extração de Dados de Imagens (OCR - NFS-e </w:t>
+      </w:r>
+      <w:proofErr w:type="gramStart"/>
+      <w:r>
+        <w:rPr>
+          <w:color w:val="2F5496"/>
+          <w:sz w:val="26"/>
+          <w:szCs w:val="26"/>
+        </w:rPr>
+        <w:t>e Outros</w:t>
+      </w:r>
+      <w:proofErr w:type="gramEnd"/>
+      <w:r>
+        <w:rPr>
+          <w:color w:val="2F5496"/>
+          <w:sz w:val="26"/>
+          <w:szCs w:val="26"/>
+        </w:rPr>
+        <w:t>)</w:t>
       </w:r>
     </w:p>
     <w:p>
@@ -15676,17 +15871,7 @@
                 <w:color w:val="1B1C1D"/>
                 <w:bdr w:val="none" w:sz="0" w:space="0" w:color="auto" w:frame="1"/>
               </w:rPr>
-              <w:t xml:space="preserve">: Extração de Campos de </w:t>
-            </w:r>
-            <w:r>
-              <w:rPr>
-                <w:b w:val="0"/>
-                <w:bCs w:val="0"/>
-                <w:color w:val="1B1C1D"/>
-                <w:bdr w:val="none" w:sz="0" w:space="0" w:color="auto" w:frame="1"/>
-              </w:rPr>
-              <w:lastRenderedPageBreak/>
-              <w:t>Documento Não-Padrão</w:t>
+              <w:t>: Extração de Campos de Documento Não-Padrão</w:t>
             </w:r>
           </w:p>
         </w:tc>
@@ -15709,7 +15894,6 @@
                 <w:color w:val="444746"/>
                 <w:bdr w:val="none" w:sz="0" w:space="0" w:color="auto" w:frame="1"/>
               </w:rPr>
-              <w:lastRenderedPageBreak/>
               <w:t>Recibo Táxi Aéreo.jpg</w:t>
             </w:r>
           </w:p>
@@ -15752,7 +15936,6 @@
               <w:rPr>
                 <w:color w:val="1B1C1D"/>
               </w:rPr>
-              <w:lastRenderedPageBreak/>
               <w:t xml:space="preserve">2. </w:t>
             </w:r>
             <w:r>
@@ -15813,7 +15996,6 @@
                 <w:color w:val="1B1C1D"/>
                 <w:bdr w:val="none" w:sz="0" w:space="0" w:color="auto" w:frame="1"/>
               </w:rPr>
-              <w:lastRenderedPageBreak/>
               <w:t>Precisão:</w:t>
             </w:r>
             <w:r>
@@ -15834,7 +16016,6 @@
                 <w:color w:val="1B1C1D"/>
                 <w:bdr w:val="none" w:sz="0" w:space="0" w:color="auto" w:frame="1"/>
               </w:rPr>
-              <w:lastRenderedPageBreak/>
               <w:t>&gt; 90%</w:t>
             </w:r>
             <w:r>
@@ -16171,7 +16352,7 @@
         </w:rPr>
         <w:t xml:space="preserve">1. Carregar </w:t>
       </w:r>
-      <w:hyperlink r:id="rId31" w:history="1">
+      <w:hyperlink r:id="rId30" w:history="1">
         <w:r>
           <w:rPr>
             <w:rStyle w:val="Hyperlink"/>
@@ -16222,11 +16403,74 @@
         <w:rPr>
           <w:noProof/>
         </w:rPr>
+        <w:lastRenderedPageBreak/>
         <w:drawing>
           <wp:inline distT="0" distB="0" distL="0" distR="0" wp14:anchorId="2A57B0BC" wp14:editId="19C05B94">
             <wp:extent cx="3585223" cy="2932176"/>
             <wp:effectExtent l="0" t="0" r="0" b="1905"/>
             <wp:docPr id="9" name="Imagem 9"/>
+            <wp:cNvGraphicFramePr>
+              <a:graphicFrameLocks xmlns:a="http://schemas.openxmlformats.org/drawingml/2006/main" noChangeAspect="1"/>
+            </wp:cNvGraphicFramePr>
+            <a:graphic xmlns:a="http://schemas.openxmlformats.org/drawingml/2006/main">
+              <a:graphicData uri="http://schemas.openxmlformats.org/drawingml/2006/picture">
+                <pic:pic xmlns:pic="http://schemas.openxmlformats.org/drawingml/2006/picture">
+                  <pic:nvPicPr>
+                    <pic:cNvPr id="1" name=""/>
+                    <pic:cNvPicPr/>
+                  </pic:nvPicPr>
+                  <pic:blipFill>
+                    <a:blip r:embed="rId31"/>
+                    <a:stretch>
+                      <a:fillRect/>
+                    </a:stretch>
+                  </pic:blipFill>
+                  <pic:spPr>
+                    <a:xfrm>
+                      <a:off x="0" y="0"/>
+                      <a:ext cx="3596230" cy="2941178"/>
+                    </a:xfrm>
+                    <a:prstGeom prst="rect">
+                      <a:avLst/>
+                    </a:prstGeom>
+                  </pic:spPr>
+                </pic:pic>
+              </a:graphicData>
+            </a:graphic>
+          </wp:inline>
+        </w:drawing>
+      </w:r>
+    </w:p>
+    <w:p>
+      <w:pPr>
+        <w:rPr>
+          <w:color w:val="1B1C1D"/>
+        </w:rPr>
+      </w:pPr>
+      <w:r>
+        <w:rPr>
+          <w:color w:val="1B1C1D"/>
+        </w:rPr>
+        <w:t>3. Executar a extração (OCR e Análise IA/Agente).</w:t>
+      </w:r>
+    </w:p>
+    <w:p>
+      <w:pPr>
+        <w:jc w:val="center"/>
+        <w:rPr>
+          <w:color w:val="1B1C1D"/>
+        </w:rPr>
+      </w:pPr>
+      <w:r>
+        <w:rPr>
+          <w:noProof/>
+          <w:color w:val="1B1C1D"/>
+        </w:rPr>
+        <w:drawing>
+          <wp:inline distT="0" distB="0" distL="0" distR="0" wp14:anchorId="46D6D5EC" wp14:editId="2356D8F6">
+            <wp:extent cx="3958197" cy="2560447"/>
+            <wp:effectExtent l="0" t="0" r="4445" b="0"/>
+            <wp:docPr id="3" name="Imagem 3"/>
             <wp:cNvGraphicFramePr>
               <a:graphicFrameLocks xmlns:a="http://schemas.openxmlformats.org/drawingml/2006/main" noChangeAspect="1"/>
             </wp:cNvGraphicFramePr>
@@ -16246,69 +16490,6 @@
                   <pic:spPr>
                     <a:xfrm>
                       <a:off x="0" y="0"/>
-                      <a:ext cx="3596230" cy="2941178"/>
-                    </a:xfrm>
-                    <a:prstGeom prst="rect">
-                      <a:avLst/>
-                    </a:prstGeom>
-                  </pic:spPr>
-                </pic:pic>
-              </a:graphicData>
-            </a:graphic>
-          </wp:inline>
-        </w:drawing>
-      </w:r>
-    </w:p>
-    <w:p>
-      <w:pPr>
-        <w:rPr>
-          <w:color w:val="1B1C1D"/>
-        </w:rPr>
-      </w:pPr>
-      <w:r>
-        <w:rPr>
-          <w:color w:val="1B1C1D"/>
-        </w:rPr>
-        <w:t>3. Executar a extração (OCR e Análise IA/Agente).</w:t>
-      </w:r>
-    </w:p>
-    <w:p>
-      <w:pPr>
-        <w:jc w:val="center"/>
-        <w:rPr>
-          <w:color w:val="1B1C1D"/>
-        </w:rPr>
-      </w:pPr>
-      <w:r>
-        <w:rPr>
-          <w:noProof/>
-          <w:color w:val="1B1C1D"/>
-        </w:rPr>
-        <w:lastRenderedPageBreak/>
-        <w:drawing>
-          <wp:inline distT="0" distB="0" distL="0" distR="0" wp14:anchorId="46D6D5EC" wp14:editId="2356D8F6">
-            <wp:extent cx="3958197" cy="2560447"/>
-            <wp:effectExtent l="0" t="0" r="4445" b="0"/>
-            <wp:docPr id="3" name="Imagem 3"/>
-            <wp:cNvGraphicFramePr>
-              <a:graphicFrameLocks xmlns:a="http://schemas.openxmlformats.org/drawingml/2006/main" noChangeAspect="1"/>
-            </wp:cNvGraphicFramePr>
-            <a:graphic xmlns:a="http://schemas.openxmlformats.org/drawingml/2006/main">
-              <a:graphicData uri="http://schemas.openxmlformats.org/drawingml/2006/picture">
-                <pic:pic xmlns:pic="http://schemas.openxmlformats.org/drawingml/2006/picture">
-                  <pic:nvPicPr>
-                    <pic:cNvPr id="1" name=""/>
-                    <pic:cNvPicPr/>
-                  </pic:nvPicPr>
-                  <pic:blipFill>
-                    <a:blip r:embed="rId33"/>
-                    <a:stretch>
-                      <a:fillRect/>
-                    </a:stretch>
-                  </pic:blipFill>
-                  <pic:spPr>
-                    <a:xfrm>
-                      <a:off x="0" y="0"/>
                       <a:ext cx="3963668" cy="2563986"/>
                     </a:xfrm>
                     <a:prstGeom prst="rect">
@@ -16402,8 +16583,6 @@
     <w:p>
       <w:pPr>
         <w:rPr>
-          <w:b/>
-          <w:bCs/>
           <w:color w:val="1B1C1D"/>
           <w:bdr w:val="none" w:sz="0" w:space="0" w:color="auto" w:frame="1"/>
         </w:rPr>
@@ -16415,6 +16594,30 @@
         </w:rPr>
         <w:t>Tais condições satisfazem as métricas de sucesso.</w:t>
       </w:r>
+    </w:p>
+    <w:p>
+      <w:pPr>
+        <w:rPr>
+          <w:color w:val="1B1C1D"/>
+          <w:bdr w:val="none" w:sz="0" w:space="0" w:color="auto" w:frame="1"/>
+        </w:rPr>
+      </w:pPr>
+    </w:p>
+    <w:p>
+      <w:pPr>
+        <w:rPr>
+          <w:color w:val="1B1C1D"/>
+          <w:bdr w:val="none" w:sz="0" w:space="0" w:color="auto" w:frame="1"/>
+        </w:rPr>
+      </w:pPr>
+    </w:p>
+    <w:p>
+      <w:pPr>
+        <w:rPr>
+          <w:color w:val="1B1C1D"/>
+          <w:bdr w:val="none" w:sz="0" w:space="0" w:color="auto" w:frame="1"/>
+        </w:rPr>
+      </w:pPr>
     </w:p>
     <w:p>
       <w:pPr>
@@ -16450,6 +16653,7 @@
           <w:szCs w:val="26"/>
           <w:bdr w:val="none" w:sz="0" w:space="0" w:color="auto" w:frame="1"/>
         </w:rPr>
+        <w:lastRenderedPageBreak/>
         <w:t>Cenário</w:t>
       </w:r>
       <w:r>
@@ -16656,7 +16860,7 @@
         </w:rPr>
         <w:t xml:space="preserve">1. Carregar a </w:t>
       </w:r>
-      <w:hyperlink r:id="rId34" w:history="1">
+      <w:hyperlink r:id="rId33" w:history="1">
         <w:r>
           <w:rPr>
             <w:rStyle w:val="Hyperlink"/>
@@ -16711,12 +16915,81 @@
           <w:noProof/>
           <w:color w:val="1B1C1D"/>
         </w:rPr>
-        <w:lastRenderedPageBreak/>
         <w:drawing>
           <wp:inline distT="0" distB="0" distL="0" distR="0" wp14:anchorId="7EB46195" wp14:editId="2F4E8EA1">
             <wp:extent cx="3940858" cy="3115056"/>
             <wp:effectExtent l="0" t="0" r="2540" b="9525"/>
             <wp:docPr id="2" name="Imagem 2"/>
+            <wp:cNvGraphicFramePr>
+              <a:graphicFrameLocks xmlns:a="http://schemas.openxmlformats.org/drawingml/2006/main" noChangeAspect="1"/>
+            </wp:cNvGraphicFramePr>
+            <a:graphic xmlns:a="http://schemas.openxmlformats.org/drawingml/2006/main">
+              <a:graphicData uri="http://schemas.openxmlformats.org/drawingml/2006/picture">
+                <pic:pic xmlns:pic="http://schemas.openxmlformats.org/drawingml/2006/picture">
+                  <pic:nvPicPr>
+                    <pic:cNvPr id="1" name=""/>
+                    <pic:cNvPicPr/>
+                  </pic:nvPicPr>
+                  <pic:blipFill>
+                    <a:blip r:embed="rId34"/>
+                    <a:stretch>
+                      <a:fillRect/>
+                    </a:stretch>
+                  </pic:blipFill>
+                  <pic:spPr>
+                    <a:xfrm>
+                      <a:off x="0" y="0"/>
+                      <a:ext cx="3961089" cy="3131048"/>
+                    </a:xfrm>
+                    <a:prstGeom prst="rect">
+                      <a:avLst/>
+                    </a:prstGeom>
+                  </pic:spPr>
+                </pic:pic>
+              </a:graphicData>
+            </a:graphic>
+          </wp:inline>
+        </w:drawing>
+      </w:r>
+    </w:p>
+    <w:p>
+      <w:pPr>
+        <w:rPr>
+          <w:color w:val="1B1C1D"/>
+        </w:rPr>
+      </w:pPr>
+      <w:r>
+        <w:rPr>
+          <w:color w:val="1B1C1D"/>
+        </w:rPr>
+        <w:t>3. Executar a extraçã</w:t>
+      </w:r>
+      <w:r>
+        <w:rPr>
+          <w:color w:val="1B1C1D"/>
+        </w:rPr>
+        <w:t>o</w:t>
+      </w:r>
+      <w:r>
+        <w:rPr>
+          <w:color w:val="1B1C1D"/>
+        </w:rPr>
+        <w:t>.</w:t>
+      </w:r>
+    </w:p>
+    <w:p>
+      <w:pPr>
+        <w:jc w:val="center"/>
+      </w:pPr>
+      <w:r>
+        <w:rPr>
+          <w:noProof/>
+        </w:rPr>
+        <w:drawing>
+          <wp:inline distT="0" distB="0" distL="0" distR="0" wp14:anchorId="5D5B8DCB" wp14:editId="4C58B0FE">
+            <wp:extent cx="3742569" cy="3045460"/>
+            <wp:effectExtent l="0" t="0" r="0" b="2540"/>
+            <wp:docPr id="7" name="Imagem 7"/>
             <wp:cNvGraphicFramePr>
               <a:graphicFrameLocks xmlns:a="http://schemas.openxmlformats.org/drawingml/2006/main" noChangeAspect="1"/>
             </wp:cNvGraphicFramePr>
@@ -16736,7 +17009,7 @@
                   <pic:spPr>
                     <a:xfrm>
                       <a:off x="0" y="0"/>
-                      <a:ext cx="3961089" cy="3131048"/>
+                      <a:ext cx="3785000" cy="3079987"/>
                     </a:xfrm>
                     <a:prstGeom prst="rect">
                       <a:avLst/>
@@ -16752,83 +17025,6 @@
     <w:p>
       <w:pPr>
         <w:rPr>
-          <w:color w:val="1B1C1D"/>
-        </w:rPr>
-      </w:pPr>
-    </w:p>
-    <w:p>
-      <w:pPr>
-        <w:rPr>
-          <w:color w:val="1B1C1D"/>
-        </w:rPr>
-      </w:pPr>
-      <w:r>
-        <w:rPr>
-          <w:color w:val="1B1C1D"/>
-        </w:rPr>
-        <w:t>3. Executar a extraçã</w:t>
-      </w:r>
-      <w:r>
-        <w:rPr>
-          <w:color w:val="1B1C1D"/>
-        </w:rPr>
-        <w:t>o</w:t>
-      </w:r>
-      <w:r>
-        <w:rPr>
-          <w:color w:val="1B1C1D"/>
-        </w:rPr>
-        <w:t>.</w:t>
-      </w:r>
-    </w:p>
-    <w:p>
-      <w:pPr>
-        <w:jc w:val="center"/>
-      </w:pPr>
-      <w:r>
-        <w:rPr>
-          <w:noProof/>
-        </w:rPr>
-        <w:drawing>
-          <wp:inline distT="0" distB="0" distL="0" distR="0" wp14:anchorId="5D5B8DCB" wp14:editId="579DBC51">
-            <wp:extent cx="3983543" cy="3241548"/>
-            <wp:effectExtent l="0" t="0" r="0" b="0"/>
-            <wp:docPr id="7" name="Imagem 7"/>
-            <wp:cNvGraphicFramePr>
-              <a:graphicFrameLocks xmlns:a="http://schemas.openxmlformats.org/drawingml/2006/main" noChangeAspect="1"/>
-            </wp:cNvGraphicFramePr>
-            <a:graphic xmlns:a="http://schemas.openxmlformats.org/drawingml/2006/main">
-              <a:graphicData uri="http://schemas.openxmlformats.org/drawingml/2006/picture">
-                <pic:pic xmlns:pic="http://schemas.openxmlformats.org/drawingml/2006/picture">
-                  <pic:nvPicPr>
-                    <pic:cNvPr id="1" name=""/>
-                    <pic:cNvPicPr/>
-                  </pic:nvPicPr>
-                  <pic:blipFill>
-                    <a:blip r:embed="rId36"/>
-                    <a:stretch>
-                      <a:fillRect/>
-                    </a:stretch>
-                  </pic:blipFill>
-                  <pic:spPr>
-                    <a:xfrm>
-                      <a:off x="0" y="0"/>
-                      <a:ext cx="4000060" cy="3254988"/>
-                    </a:xfrm>
-                    <a:prstGeom prst="rect">
-                      <a:avLst/>
-                    </a:prstGeom>
-                  </pic:spPr>
-                </pic:pic>
-              </a:graphicData>
-            </a:graphic>
-          </wp:inline>
-        </w:drawing>
-      </w:r>
-    </w:p>
-    <w:p>
-      <w:pPr>
-        <w:rPr>
           <w:rFonts w:asciiTheme="minorHAnsi" w:eastAsia="Times New Roman" w:hAnsiTheme="minorHAnsi" w:cs="Times New Roman"/>
           <w:b/>
           <w:bCs/>
@@ -16848,6 +17044,7 @@
           <w:szCs w:val="26"/>
           <w:bdr w:val="none" w:sz="0" w:space="0" w:color="auto" w:frame="1"/>
         </w:rPr>
+        <w:lastRenderedPageBreak/>
         <w:t>Conclusão</w:t>
       </w:r>
     </w:p>
@@ -16926,7 +17123,6 @@
           <w:sz w:val="26"/>
           <w:szCs w:val="26"/>
         </w:rPr>
-        <w:lastRenderedPageBreak/>
         <w:t>14.</w:t>
       </w:r>
       <w:r>
@@ -17541,6 +17737,7 @@
           <w:iCs/>
           <w:color w:val="1B1C1D"/>
         </w:rPr>
+        <w:lastRenderedPageBreak/>
         <w:t>PASSOS</w:t>
       </w:r>
     </w:p>
@@ -17557,7 +17754,7 @@
         </w:rPr>
         <w:t xml:space="preserve">1. Assegurar que os </w:t>
       </w:r>
-      <w:hyperlink r:id="rId37" w:history="1">
+      <w:hyperlink r:id="rId36" w:history="1">
         <w:r>
           <w:rPr>
             <w:rStyle w:val="Hyperlink"/>
@@ -17591,47 +17788,14 @@
     </w:p>
     <w:p>
       <w:pPr>
-        <w:cnfStyle w:val="101000000000" w:firstRow="1" w:lastRow="0" w:firstColumn="1" w:lastColumn="0" w:oddVBand="0" w:evenVBand="0" w:oddHBand="0" w:evenHBand="0" w:firstRowFirstColumn="0" w:firstRowLastColumn="0" w:lastRowFirstColumn="0" w:lastRowLastColumn="0"/>
         <w:rPr>
           <w:color w:val="1B1C1D"/>
         </w:rPr>
       </w:pPr>
-    </w:p>
-    <w:p>
-      <w:pPr>
-        <w:cnfStyle w:val="101000000000" w:firstRow="1" w:lastRow="0" w:firstColumn="1" w:lastColumn="0" w:oddVBand="0" w:evenVBand="0" w:oddHBand="0" w:evenHBand="0" w:firstRowFirstColumn="0" w:firstRowLastColumn="0" w:lastRowFirstColumn="0" w:lastRowLastColumn="0"/>
+      <w:r>
         <w:rPr>
           <w:color w:val="1B1C1D"/>
         </w:rPr>
-      </w:pPr>
-    </w:p>
-    <w:p>
-      <w:pPr>
-        <w:cnfStyle w:val="101000000000" w:firstRow="1" w:lastRow="0" w:firstColumn="1" w:lastColumn="0" w:oddVBand="0" w:evenVBand="0" w:oddHBand="0" w:evenHBand="0" w:firstRowFirstColumn="0" w:firstRowLastColumn="0" w:lastRowFirstColumn="0" w:lastRowLastColumn="0"/>
-        <w:rPr>
-          <w:color w:val="1B1C1D"/>
-        </w:rPr>
-      </w:pPr>
-    </w:p>
-    <w:p>
-      <w:pPr>
-        <w:cnfStyle w:val="101000000000" w:firstRow="1" w:lastRow="0" w:firstColumn="1" w:lastColumn="0" w:oddVBand="0" w:evenVBand="0" w:oddHBand="0" w:evenHBand="0" w:firstRowFirstColumn="0" w:firstRowLastColumn="0" w:lastRowFirstColumn="0" w:lastRowLastColumn="0"/>
-        <w:rPr>
-          <w:color w:val="1B1C1D"/>
-        </w:rPr>
-      </w:pPr>
-    </w:p>
-    <w:p>
-      <w:pPr>
-        <w:rPr>
-          <w:color w:val="1B1C1D"/>
-        </w:rPr>
-      </w:pPr>
-      <w:r>
-        <w:rPr>
-          <w:color w:val="1B1C1D"/>
-        </w:rPr>
-        <w:lastRenderedPageBreak/>
         <w:t xml:space="preserve">2. </w:t>
       </w:r>
       <w:r>
@@ -17683,7 +17847,7 @@
                     <pic:cNvPicPr/>
                   </pic:nvPicPr>
                   <pic:blipFill>
-                    <a:blip r:embed="rId38"/>
+                    <a:blip r:embed="rId37"/>
                     <a:stretch>
                       <a:fillRect/>
                     </a:stretch>
@@ -17737,7 +17901,7 @@
                     <pic:cNvPicPr/>
                   </pic:nvPicPr>
                   <pic:blipFill>
-                    <a:blip r:embed="rId39"/>
+                    <a:blip r:embed="rId38"/>
                     <a:stretch>
                       <a:fillRect/>
                     </a:stretch>
@@ -18008,7 +18172,7 @@
         </w:rPr>
         <w:t xml:space="preserve">1. Assegurar que os </w:t>
       </w:r>
-      <w:hyperlink r:id="rId40" w:history="1">
+      <w:hyperlink r:id="rId39" w:history="1">
         <w:r>
           <w:rPr>
             <w:rStyle w:val="Hyperlink"/>
@@ -18065,20 +18229,6 @@
         </w:rPr>
         <w:t xml:space="preserve"> vendidos?"</w:t>
       </w:r>
-    </w:p>
-    <w:p>
-      <w:pPr>
-        <w:rPr>
-          <w:color w:val="1B1C1D"/>
-        </w:rPr>
-      </w:pPr>
-    </w:p>
-    <w:p>
-      <w:pPr>
-        <w:rPr>
-          <w:color w:val="1B1C1D"/>
-        </w:rPr>
-      </w:pPr>
     </w:p>
     <w:p>
       <w:pPr>
@@ -18122,7 +18272,7 @@
                     <pic:cNvPicPr/>
                   </pic:nvPicPr>
                   <pic:blipFill>
-                    <a:blip r:embed="rId41"/>
+                    <a:blip r:embed="rId40"/>
                     <a:stretch>
                       <a:fillRect/>
                     </a:stretch>
@@ -18921,7 +19071,7 @@
         </w:rPr>
         <w:t>(</w:t>
       </w:r>
-      <w:hyperlink r:id="rId42" w:history="1">
+      <w:hyperlink r:id="rId41" w:history="1">
         <w:r>
           <w:rPr>
             <w:rStyle w:val="Hyperlink"/>
@@ -18997,7 +19147,7 @@
                     <pic:cNvPicPr/>
                   </pic:nvPicPr>
                   <pic:blipFill>
-                    <a:blip r:embed="rId43"/>
+                    <a:blip r:embed="rId42"/>
                     <a:stretch>
                       <a:fillRect/>
                     </a:stretch>
@@ -19067,7 +19217,7 @@
                     <pic:cNvPicPr/>
                   </pic:nvPicPr>
                   <pic:blipFill>
-                    <a:blip r:embed="rId44"/>
+                    <a:blip r:embed="rId43"/>
                     <a:stretch>
                       <a:fillRect/>
                     </a:stretch>
@@ -19315,7 +19465,7 @@
         </w:rPr>
         <w:t xml:space="preserve">1. Carregar um </w:t>
       </w:r>
-      <w:hyperlink r:id="rId45" w:history="1">
+      <w:hyperlink r:id="rId44" w:history="1">
         <w:r>
           <w:rPr>
             <w:rStyle w:val="Hyperlink"/>
@@ -19360,29 +19510,187 @@
     </w:p>
     <w:p>
       <w:pPr>
-        <w:rPr>
+        <w:jc w:val="center"/>
+        <w:rPr>
+          <w:color w:val="1B1C1D"/>
+        </w:rPr>
+      </w:pPr>
+      <w:r>
+        <w:rPr>
+          <w:color w:val="1B1C1D"/>
+        </w:rPr>
+        <w:lastRenderedPageBreak/>
+        <w:drawing>
+          <wp:inline distT="0" distB="0" distL="0" distR="0" wp14:anchorId="181D138D" wp14:editId="31295934">
+            <wp:extent cx="4156456" cy="3339730"/>
+            <wp:effectExtent l="0" t="0" r="0" b="0"/>
+            <wp:docPr id="14" name="Imagem 14"/>
+            <wp:cNvGraphicFramePr>
+              <a:graphicFrameLocks xmlns:a="http://schemas.openxmlformats.org/drawingml/2006/main" noChangeAspect="1"/>
+            </wp:cNvGraphicFramePr>
+            <a:graphic xmlns:a="http://schemas.openxmlformats.org/drawingml/2006/main">
+              <a:graphicData uri="http://schemas.openxmlformats.org/drawingml/2006/picture">
+                <pic:pic xmlns:pic="http://schemas.openxmlformats.org/drawingml/2006/picture">
+                  <pic:nvPicPr>
+                    <pic:cNvPr id="1" name=""/>
+                    <pic:cNvPicPr/>
+                  </pic:nvPicPr>
+                  <pic:blipFill>
+                    <a:blip r:embed="rId45"/>
+                    <a:stretch>
+                      <a:fillRect/>
+                    </a:stretch>
+                  </pic:blipFill>
+                  <pic:spPr>
+                    <a:xfrm>
+                      <a:off x="0" y="0"/>
+                      <a:ext cx="4165729" cy="3347181"/>
+                    </a:xfrm>
+                    <a:prstGeom prst="rect">
+                      <a:avLst/>
+                    </a:prstGeom>
+                  </pic:spPr>
+                </pic:pic>
+              </a:graphicData>
+            </a:graphic>
+          </wp:inline>
+        </w:drawing>
+      </w:r>
+    </w:p>
+    <w:p>
+      <w:pPr>
+        <w:rPr>
+          <w:color w:val="1B1C1D"/>
+        </w:rPr>
+      </w:pPr>
+      <w:r>
+        <w:rPr>
+          <w:color w:val="1B1C1D"/>
+        </w:rPr>
+        <w:t>3. Executar a extração.</w:t>
+      </w:r>
+    </w:p>
+    <w:p>
+      <w:pPr>
+        <w:jc w:val="center"/>
+        <w:rPr>
+          <w:color w:val="1B1C1D"/>
+        </w:rPr>
+      </w:pPr>
+      <w:r>
+        <w:rPr>
+          <w:color w:val="1B1C1D"/>
+        </w:rPr>
+        <w:drawing>
+          <wp:inline distT="0" distB="0" distL="0" distR="0" wp14:anchorId="351F9F2F" wp14:editId="694C2401">
+            <wp:extent cx="4167137" cy="3832943"/>
+            <wp:effectExtent l="0" t="0" r="5080" b="0"/>
+            <wp:docPr id="15" name="Imagem 15"/>
+            <wp:cNvGraphicFramePr>
+              <a:graphicFrameLocks xmlns:a="http://schemas.openxmlformats.org/drawingml/2006/main" noChangeAspect="1"/>
+            </wp:cNvGraphicFramePr>
+            <a:graphic xmlns:a="http://schemas.openxmlformats.org/drawingml/2006/main">
+              <a:graphicData uri="http://schemas.openxmlformats.org/drawingml/2006/picture">
+                <pic:pic xmlns:pic="http://schemas.openxmlformats.org/drawingml/2006/picture">
+                  <pic:nvPicPr>
+                    <pic:cNvPr id="1" name=""/>
+                    <pic:cNvPicPr/>
+                  </pic:nvPicPr>
+                  <pic:blipFill>
+                    <a:blip r:embed="rId46"/>
+                    <a:stretch>
+                      <a:fillRect/>
+                    </a:stretch>
+                  </pic:blipFill>
+                  <pic:spPr>
+                    <a:xfrm>
+                      <a:off x="0" y="0"/>
+                      <a:ext cx="4182544" cy="3847114"/>
+                    </a:xfrm>
+                    <a:prstGeom prst="rect">
+                      <a:avLst/>
+                    </a:prstGeom>
+                  </pic:spPr>
+                </pic:pic>
+              </a:graphicData>
+            </a:graphic>
+          </wp:inline>
+        </w:drawing>
+      </w:r>
+    </w:p>
+    <w:p>
+      <w:pPr>
+        <w:rPr>
+          <w:color w:val="1B1C1D"/>
+        </w:rPr>
+      </w:pPr>
+    </w:p>
+    <w:p>
+      <w:pPr>
+        <w:rPr>
+          <w:rFonts w:asciiTheme="minorHAnsi" w:eastAsia="Times New Roman" w:hAnsiTheme="minorHAnsi" w:cs="Times New Roman"/>
           <w:b/>
-        </w:rPr>
-      </w:pPr>
-    </w:p>
-    <w:p>
-      <w:pPr>
-        <w:rPr>
+          <w:bCs/>
+          <w:color w:val="1B1C1D"/>
+          <w:sz w:val="26"/>
+          <w:szCs w:val="26"/>
+          <w:bdr w:val="none" w:sz="0" w:space="0" w:color="auto" w:frame="1"/>
+        </w:rPr>
+      </w:pPr>
+      <w:r>
+        <w:rPr>
+          <w:rFonts w:asciiTheme="minorHAnsi" w:eastAsia="Times New Roman" w:hAnsiTheme="minorHAnsi" w:cs="Times New Roman"/>
           <w:b/>
-        </w:rPr>
-      </w:pPr>
-    </w:p>
-    <w:p>
-      <w:pPr>
-        <w:rPr>
+          <w:bCs/>
+          <w:color w:val="1B1C1D"/>
+          <w:sz w:val="26"/>
+          <w:szCs w:val="26"/>
+          <w:bdr w:val="none" w:sz="0" w:space="0" w:color="auto" w:frame="1"/>
+        </w:rPr>
+        <w:t>C</w:t>
+      </w:r>
+      <w:r>
+        <w:rPr>
+          <w:rFonts w:asciiTheme="minorHAnsi" w:eastAsia="Times New Roman" w:hAnsiTheme="minorHAnsi" w:cs="Times New Roman"/>
           <w:b/>
-        </w:rPr>
-      </w:pPr>
-    </w:p>
-    <w:p>
-      <w:pPr>
-        <w:rPr>
-          <w:b/>
+          <w:bCs/>
+          <w:color w:val="1B1C1D"/>
+          <w:sz w:val="26"/>
+          <w:szCs w:val="26"/>
+          <w:bdr w:val="none" w:sz="0" w:space="0" w:color="auto" w:frame="1"/>
+        </w:rPr>
+        <w:t>onclusão</w:t>
+      </w:r>
+    </w:p>
+    <w:p>
+      <w:pPr>
+        <w:spacing w:after="120" w:line="240" w:lineRule="auto"/>
+        <w:rPr>
+          <w:color w:val="1B1C1D"/>
+          <w:bdr w:val="none" w:sz="0" w:space="0" w:color="auto" w:frame="1"/>
+        </w:rPr>
+      </w:pPr>
+      <w:r>
+        <w:rPr>
+          <w:color w:val="1B1C1D"/>
+          <w:bdr w:val="none" w:sz="0" w:space="0" w:color="auto" w:frame="1"/>
+        </w:rPr>
+        <w:t>Conforme esperado, o sistema não retornou nenhum dado, logo, também não houve a ocorrência de falso positivos</w:t>
+      </w:r>
+      <w:r>
+        <w:rPr>
+          <w:color w:val="1B1C1D"/>
+          <w:bdr w:val="none" w:sz="0" w:space="0" w:color="auto" w:frame="1"/>
+        </w:rPr>
+        <w:t>.</w:t>
+      </w:r>
+    </w:p>
+    <w:p>
+      <w:pPr>
+        <w:spacing w:after="120" w:line="240" w:lineRule="auto"/>
+        <w:rPr>
+          <w:color w:val="1B1C1D"/>
+          <w:bdr w:val="none" w:sz="0" w:space="0" w:color="auto" w:frame="1"/>
         </w:rPr>
       </w:pPr>
     </w:p>
@@ -19498,7 +19806,7 @@
         </w:rPr>
         <w:t> </w:t>
       </w:r>
-      <w:hyperlink r:id="rId46" w:history="1">
+      <w:hyperlink r:id="rId47" w:history="1">
         <w:r>
           <w:rPr>
             <w:rStyle w:val="Hyperlink"/>
@@ -19576,7 +19884,7 @@
         </w:rPr>
         <w:t>Instale o </w:t>
       </w:r>
-      <w:hyperlink r:id="rId47" w:history="1">
+      <w:hyperlink r:id="rId48" w:history="1">
         <w:r>
           <w:rPr>
             <w:rStyle w:val="Hyperlink"/>
@@ -19791,7 +20099,7 @@
         </w:rPr>
         <w:t>Pronto! Acesse </w:t>
       </w:r>
-      <w:hyperlink r:id="rId48" w:history="1">
+      <w:hyperlink r:id="rId49" w:history="1">
         <w:r>
           <w:rPr>
             <w:rStyle w:val="Hyperlink"/>
@@ -19859,7 +20167,7 @@
           <w:color w:val="1F2328"/>
         </w:rPr>
       </w:pPr>
-      <w:hyperlink r:id="rId49" w:history="1">
+      <w:hyperlink r:id="rId50" w:history="1">
         <w:proofErr w:type="spellStart"/>
         <w:r>
           <w:rPr>
@@ -19885,7 +20193,7 @@
           <w:color w:val="1F2328"/>
         </w:rPr>
       </w:pPr>
-      <w:hyperlink r:id="rId50" w:history="1">
+      <w:hyperlink r:id="rId51" w:history="1">
         <w:r>
           <w:rPr>
             <w:rStyle w:val="Hyperlink"/>
@@ -19911,7 +20219,7 @@
           <w:u w:val="none"/>
         </w:rPr>
       </w:pPr>
-      <w:hyperlink r:id="rId51" w:history="1">
+      <w:hyperlink r:id="rId52" w:history="1">
         <w:proofErr w:type="spellStart"/>
         <w:r>
           <w:rPr>
@@ -19939,7 +20247,7 @@
           <w:u w:val="none"/>
         </w:rPr>
       </w:pPr>
-      <w:hyperlink r:id="rId52" w:history="1">
+      <w:hyperlink r:id="rId53" w:history="1">
         <w:proofErr w:type="spellStart"/>
         <w:r>
           <w:rPr>
@@ -20234,7 +20542,7 @@
         </w:rPr>
         <w:t>Instale o </w:t>
       </w:r>
-      <w:hyperlink r:id="rId53" w:history="1">
+      <w:hyperlink r:id="rId54" w:history="1">
         <w:r>
           <w:rPr>
             <w:rStyle w:val="Hyperlink"/>
@@ -20277,7 +20585,7 @@
         </w:rPr>
         <w:t>Baixe o </w:t>
       </w:r>
-      <w:hyperlink r:id="rId54" w:history="1">
+      <w:hyperlink r:id="rId55" w:history="1">
         <w:r>
           <w:rPr>
             <w:rStyle w:val="Hyperlink"/>
@@ -20528,7 +20836,7 @@
         </w:rPr>
         <w:t>1 - Dependências: </w:t>
       </w:r>
-      <w:hyperlink r:id="rId55" w:history="1">
+      <w:hyperlink r:id="rId56" w:history="1">
         <w:r>
           <w:rPr>
             <w:rStyle w:val="Hyperlink"/>
@@ -20549,7 +20857,7 @@
         </w:rPr>
         <w:t> (Para Windows), </w:t>
       </w:r>
-      <w:hyperlink r:id="rId56" w:history="1">
+      <w:hyperlink r:id="rId57" w:history="1">
         <w:r>
           <w:rPr>
             <w:rStyle w:val="Hyperlink"/>
@@ -20593,7 +20901,7 @@
         </w:rPr>
         <w:t>2 - Script Python: </w:t>
       </w:r>
-      <w:hyperlink r:id="rId57" w:history="1">
+      <w:hyperlink r:id="rId58" w:history="1">
         <w:r>
           <w:rPr>
             <w:rStyle w:val="Hyperlink"/>
@@ -20628,7 +20936,7 @@
         </w:rPr>
         <w:t>3 - Script OCR: </w:t>
       </w:r>
-      <w:hyperlink r:id="rId58" w:history="1">
+      <w:hyperlink r:id="rId59" w:history="1">
         <w:r>
           <w:rPr>
             <w:rStyle w:val="Hyperlink"/>
@@ -20705,7 +21013,15 @@
           <w:rFonts w:ascii="Arial" w:hAnsi="Arial" w:cs="Arial"/>
           <w:color w:val="1F2328"/>
         </w:rPr>
-        <w:t xml:space="preserve">pip install -r requirements_linux.txt  </w:t>
+        <w:t xml:space="preserve">pip install -r </w:t>
+      </w:r>
+      <w:proofErr w:type="gramStart"/>
+      <w:r>
+        <w:rPr>
+          <w:rFonts w:ascii="Arial" w:hAnsi="Arial" w:cs="Arial"/>
+          <w:color w:val="1F2328"/>
+        </w:rPr>
+        <w:t xml:space="preserve">requirements_linux.txt  </w:t>
       </w:r>
       <w:r>
         <w:rPr>
@@ -20713,7 +21029,16 @@
           <w:rFonts w:ascii="Arial" w:eastAsiaTheme="majorEastAsia" w:hAnsi="Arial" w:cs="Arial"/>
           <w:color w:val="59636E"/>
         </w:rPr>
-        <w:t># Linux</w:t>
+        <w:t>#</w:t>
+      </w:r>
+      <w:proofErr w:type="gramEnd"/>
+      <w:r>
+        <w:rPr>
+          <w:rStyle w:val="pl-c"/>
+          <w:rFonts w:ascii="Arial" w:eastAsiaTheme="majorEastAsia" w:hAnsi="Arial" w:cs="Arial"/>
+          <w:color w:val="59636E"/>
+        </w:rPr>
+        <w:t xml:space="preserve"> Linux</w:t>
       </w:r>
     </w:p>
     <w:p>
@@ -20754,7 +21079,23 @@
           <w:rFonts w:ascii="Arial" w:hAnsi="Arial" w:cs="Arial"/>
           <w:color w:val="1F2328"/>
         </w:rPr>
-        <w:t>streamlit run agente_nfe.py --server.port 8000</w:t>
+        <w:t>streamlit run agente_nfe.py --</w:t>
+      </w:r>
+      <w:proofErr w:type="gramStart"/>
+      <w:r>
+        <w:rPr>
+          <w:rFonts w:ascii="Arial" w:hAnsi="Arial" w:cs="Arial"/>
+          <w:color w:val="1F2328"/>
+        </w:rPr>
+        <w:t>server.port</w:t>
+      </w:r>
+      <w:proofErr w:type="gramEnd"/>
+      <w:r>
+        <w:rPr>
+          <w:rFonts w:ascii="Arial" w:hAnsi="Arial" w:cs="Arial"/>
+          <w:color w:val="1F2328"/>
+        </w:rPr>
+        <w:t xml:space="preserve"> 8000</w:t>
       </w:r>
     </w:p>
     <w:p>
@@ -20779,7 +21120,7 @@
         </w:rPr>
         <w:t>Acesse: </w:t>
       </w:r>
-      <w:hyperlink r:id="rId59" w:history="1">
+      <w:hyperlink r:id="rId60" w:history="1">
         <w:r>
           <w:rPr>
             <w:rStyle w:val="Hyperlink"/>
@@ -20831,7 +21172,7 @@
           <w:color w:val="1F2328"/>
         </w:rPr>
       </w:pPr>
-      <w:hyperlink r:id="rId60" w:history="1">
+      <w:hyperlink r:id="rId61" w:history="1">
         <w:r>
           <w:rPr>
             <w:rStyle w:val="Hyperlink"/>
@@ -20855,7 +21196,7 @@
           <w:color w:val="1F2328"/>
         </w:rPr>
       </w:pPr>
-      <w:hyperlink r:id="rId61" w:history="1">
+      <w:hyperlink r:id="rId62" w:history="1">
         <w:r>
           <w:rPr>
             <w:rStyle w:val="Hyperlink"/>
@@ -20881,7 +21222,7 @@
           <w:u w:val="none"/>
         </w:rPr>
       </w:pPr>
-      <w:hyperlink r:id="rId62" w:history="1">
+      <w:hyperlink r:id="rId63" w:history="1">
         <w:r>
           <w:rPr>
             <w:rStyle w:val="Hyperlink"/>
@@ -20907,7 +21248,7 @@
           <w:u w:val="none"/>
         </w:rPr>
       </w:pPr>
-      <w:hyperlink r:id="rId63" w:history="1">
+      <w:hyperlink r:id="rId64" w:history="1">
         <w:r>
           <w:rPr>
             <w:rStyle w:val="Hyperlink"/>
@@ -21281,7 +21622,7 @@
       <w:bookmarkEnd w:id="8"/>
     </w:p>
     <w:sectPr>
-      <w:footerReference w:type="default" r:id="rId64"/>
+      <w:footerReference w:type="default" r:id="rId65"/>
       <w:pgSz w:w="11906" w:h="16838"/>
       <w:pgMar w:top="1417" w:right="1701" w:bottom="1417" w:left="1701" w:header="708" w:footer="708" w:gutter="0"/>
       <w:pgNumType w:start="1"/>
@@ -28218,7 +28559,7 @@
   <w:style w:type="paragraph" w:default="1" w:styleId="Normal">
     <w:name w:val="Normal"/>
     <w:qFormat/>
-    <w:rsid w:val="00F071B6"/>
+    <w:rsid w:val="00FD6CFE"/>
   </w:style>
   <w:style w:type="paragraph" w:styleId="Ttulo1">
     <w:name w:val="heading 1"/>

--- a/Desafio 2 - Projeto - 11062025/Versões Relatório/Grupo_01_Proposta_de_Projeto v4.docx
+++ b/Desafio 2 - Projeto - 11062025/Versões Relatório/Grupo_01_Proposta_de_Projeto v4.docx
@@ -3610,6 +3610,15 @@
       <w:pPr>
         <w:spacing w:after="0" w:line="240" w:lineRule="auto"/>
         <w:rPr>
+          <w:sz w:val="23"/>
+          <w:szCs w:val="23"/>
+        </w:rPr>
+      </w:pPr>
+    </w:p>
+    <w:p>
+      <w:pPr>
+        <w:spacing w:after="0" w:line="240" w:lineRule="auto"/>
+        <w:rPr>
           <w:color w:val="2F5496"/>
           <w:sz w:val="27"/>
           <w:szCs w:val="27"/>
@@ -3630,81 +3639,12 @@
           <w:sz w:val="27"/>
           <w:szCs w:val="27"/>
         </w:rPr>
-        <w:t xml:space="preserve"> (Fazer </w:t>
-      </w:r>
-      <w:r>
-        <w:rPr>
-          <w:color w:val="2F5496"/>
-          <w:sz w:val="27"/>
-          <w:szCs w:val="27"/>
-        </w:rPr>
-        <w:t>–</w:t>
-      </w:r>
-      <w:r>
-        <w:rPr>
-          <w:color w:val="2F5496"/>
-          <w:sz w:val="27"/>
-          <w:szCs w:val="27"/>
-        </w:rPr>
-        <w:t xml:space="preserve"> Verificar</w:t>
-      </w:r>
-      <w:r>
-        <w:rPr>
-          <w:color w:val="2F5496"/>
-          <w:sz w:val="27"/>
-          <w:szCs w:val="27"/>
-        </w:rPr>
-        <w:t xml:space="preserve"> por meio dos testes da seção 7.5</w:t>
-      </w:r>
-      <w:r>
-        <w:rPr>
-          <w:color w:val="2F5496"/>
-          <w:sz w:val="27"/>
-          <w:szCs w:val="27"/>
-        </w:rPr>
-        <w:t xml:space="preserve">. Pode aproveitar os </w:t>
-      </w:r>
-      <w:proofErr w:type="spellStart"/>
-      <w:r>
-        <w:rPr>
-          <w:color w:val="2F5496"/>
-          <w:sz w:val="27"/>
-          <w:szCs w:val="27"/>
-        </w:rPr>
-        <w:t>docs</w:t>
-      </w:r>
-      <w:proofErr w:type="spellEnd"/>
-      <w:r>
-        <w:rPr>
-          <w:color w:val="2F5496"/>
-          <w:sz w:val="27"/>
-          <w:szCs w:val="27"/>
-        </w:rPr>
-        <w:t xml:space="preserve"> do </w:t>
-      </w:r>
-      <w:hyperlink r:id="rId22" w:history="1">
-        <w:r>
-          <w:rPr>
-            <w:rStyle w:val="Hyperlink"/>
-            <w:sz w:val="27"/>
-            <w:szCs w:val="27"/>
-          </w:rPr>
-          <w:t>app de simulação</w:t>
-        </w:r>
-      </w:hyperlink>
-      <w:r>
-        <w:rPr>
-          <w:color w:val="2F5496"/>
-          <w:sz w:val="27"/>
-          <w:szCs w:val="27"/>
-        </w:rPr>
-        <w:t>)</w:t>
+        <w:t xml:space="preserve"> </w:t>
       </w:r>
     </w:p>
     <w:p>
       <w:pPr>
         <w:spacing w:after="0" w:line="240" w:lineRule="auto"/>
-        <w:ind w:left="792"/>
         <w:rPr>
           <w:sz w:val="27"/>
           <w:szCs w:val="27"/>
@@ -6133,7 +6073,7 @@
                     <pic:cNvPicPr/>
                   </pic:nvPicPr>
                   <pic:blipFill>
-                    <a:blip r:embed="rId23"/>
+                    <a:blip r:embed="rId22"/>
                     <a:stretch>
                       <a:fillRect/>
                     </a:stretch>
@@ -6334,6 +6274,21 @@
     </w:p>
     <w:p>
       <w:pPr>
+        <w:ind w:left="720"/>
+      </w:pPr>
+    </w:p>
+    <w:p>
+      <w:pPr>
+        <w:ind w:left="720"/>
+      </w:pPr>
+    </w:p>
+    <w:p>
+      <w:pPr>
+        <w:ind w:left="720"/>
+      </w:pPr>
+    </w:p>
+    <w:p>
+      <w:pPr>
         <w:rPr>
           <w:b/>
         </w:rPr>
@@ -6342,6 +6297,7 @@
         <w:rPr>
           <w:b/>
         </w:rPr>
+        <w:lastRenderedPageBreak/>
         <w:t>RD002: Definição de Campos para Extração.</w:t>
       </w:r>
     </w:p>
@@ -6405,7 +6361,6 @@
                 <w:sz w:val="18"/>
                 <w:szCs w:val="18"/>
               </w:rPr>
-              <w:lastRenderedPageBreak/>
               <w:t>Categoria</w:t>
             </w:r>
           </w:p>
@@ -9717,6 +9672,7 @@
           <w:sz w:val="36"/>
           <w:szCs w:val="36"/>
         </w:rPr>
+        <w:lastRenderedPageBreak/>
         <w:t>11. Requisitos Funcionais</w:t>
       </w:r>
     </w:p>
@@ -9789,7 +9745,6 @@
           <w:sz w:val="24"/>
           <w:szCs w:val="24"/>
         </w:rPr>
-        <w:lastRenderedPageBreak/>
         <w:t>Formatos suportados: PDF (texto e imagem) e PNG.</w:t>
       </w:r>
     </w:p>
@@ -10052,6 +10007,7 @@
         <w:rPr>
           <w:b/>
         </w:rPr>
+        <w:lastRenderedPageBreak/>
         <w:t>RF008: Geração de Respostas Claras:</w:t>
       </w:r>
       <w:r>
@@ -10096,7 +10052,6 @@
         </w:numPr>
       </w:pPr>
       <w:r>
-        <w:lastRenderedPageBreak/>
         <w:t xml:space="preserve">O usuário deve ser capaz de exportar os resultados de suas buscas ou relatórios para formatos comuns (CSV, Excel). </w:t>
       </w:r>
     </w:p>
@@ -10440,6 +10395,7 @@
         <w:rPr>
           <w:rFonts w:ascii="Arial" w:eastAsia="Arial" w:hAnsi="Arial" w:cs="Arial"/>
         </w:rPr>
+        <w:lastRenderedPageBreak/>
         <w:t>Identifica o tipo MIME do arquivo.</w:t>
       </w:r>
     </w:p>
@@ -10595,7 +10551,6 @@
           <w:rFonts w:ascii="Arial" w:eastAsia="Arial" w:hAnsi="Arial" w:cs="Arial"/>
           <w:b/>
         </w:rPr>
-        <w:lastRenderedPageBreak/>
         <w:t>Interpretação:</w:t>
       </w:r>
       <w:r>
@@ -11136,7 +11091,14 @@
         <w:rPr>
           <w:rFonts w:ascii="Arial" w:eastAsia="Arial" w:hAnsi="Arial" w:cs="Arial"/>
         </w:rPr>
-        <w:t>), combinado com a tecnologia OCR. O fluxo de adaptação a diversos layouts opera da seguinte forma:</w:t>
+        <w:t xml:space="preserve">), combinado com a tecnologia OCR. O fluxo de adaptação </w:t>
+      </w:r>
+      <w:r>
+        <w:rPr>
+          <w:rFonts w:ascii="Arial" w:eastAsia="Arial" w:hAnsi="Arial" w:cs="Arial"/>
+        </w:rPr>
+        <w:lastRenderedPageBreak/>
+        <w:t>a diversos layouts opera da seguinte forma:</w:t>
       </w:r>
     </w:p>
     <w:p>
@@ -11296,14 +11258,7 @@
         <w:rPr>
           <w:rFonts w:ascii="Arial" w:eastAsia="Arial" w:hAnsi="Arial" w:cs="Arial"/>
         </w:rPr>
-        <w:t xml:space="preserve"> para padronizar a </w:t>
-      </w:r>
-      <w:r>
-        <w:rPr>
-          <w:rFonts w:ascii="Arial" w:eastAsia="Arial" w:hAnsi="Arial" w:cs="Arial"/>
-        </w:rPr>
-        <w:lastRenderedPageBreak/>
-        <w:t>entrada.</w:t>
+        <w:t xml:space="preserve"> para padronizar a entrada.</w:t>
       </w:r>
     </w:p>
     <w:p>
@@ -11918,7 +11873,15 @@
           <w:rFonts w:ascii="Arial" w:eastAsia="Arial" w:hAnsi="Arial" w:cs="Arial"/>
           <w:color w:val="000000"/>
         </w:rPr>
-        <w:t xml:space="preserve"> para extração textual via OCR.</w:t>
+        <w:t xml:space="preserve"> para extração </w:t>
+      </w:r>
+      <w:r>
+        <w:rPr>
+          <w:rFonts w:ascii="Arial" w:eastAsia="Arial" w:hAnsi="Arial" w:cs="Arial"/>
+          <w:color w:val="000000"/>
+        </w:rPr>
+        <w:lastRenderedPageBreak/>
+        <w:t>textual via OCR.</w:t>
       </w:r>
     </w:p>
     <w:p>
@@ -12080,15 +12043,7 @@
           <w:rFonts w:ascii="Arial" w:eastAsia="Arial" w:hAnsi="Arial" w:cs="Arial"/>
           <w:color w:val="000000"/>
         </w:rPr>
-        <w:t xml:space="preserve"> para o modelo de </w:t>
-      </w:r>
-      <w:r>
-        <w:rPr>
-          <w:rFonts w:ascii="Arial" w:eastAsia="Arial" w:hAnsi="Arial" w:cs="Arial"/>
-          <w:color w:val="000000"/>
-        </w:rPr>
-        <w:lastRenderedPageBreak/>
-        <w:t>linguagem LLM (especificamente,</w:t>
+        <w:t xml:space="preserve"> para o modelo de linguagem LLM (especificamente,</w:t>
       </w:r>
       <w:r>
         <w:rPr>
@@ -12099,13 +12054,16 @@
         </w:rPr>
         <w:t xml:space="preserve"> </w:t>
       </w:r>
-      <w:hyperlink r:id="rId24" w:history="1">
+      <w:hyperlink r:id="rId23" w:history="1">
         <w:r>
           <w:rPr>
             <w:rStyle w:val="Hyperlink"/>
-            <w:rFonts w:ascii="Arial" w:eastAsia="Arial" w:hAnsi="Arial" w:cs="Arial"/>
+            <w:rFonts w:ascii="IBM Plex Mono" w:hAnsi="IBM Plex Mono"/>
+            <w:sz w:val="18"/>
+            <w:szCs w:val="20"/>
+            <w:shd w:val="clear" w:color="auto" w:fill="FFFFFF"/>
           </w:rPr>
-          <w:t>DeepSeek-TNG-R1T2-Chimera</w:t>
+          <w:t>Mistral-Small-3.2-24B-Instruct-2506</w:t>
         </w:r>
       </w:hyperlink>
       <w:r>
@@ -12802,6 +12760,24 @@
     </w:p>
     <w:p>
       <w:pPr>
+        <w:widowControl w:val="0"/>
+        <w:pBdr>
+          <w:top w:val="nil"/>
+          <w:left w:val="nil"/>
+          <w:bottom w:val="nil"/>
+          <w:right w:val="nil"/>
+          <w:between w:val="nil"/>
+        </w:pBdr>
+        <w:spacing w:after="240" w:line="276" w:lineRule="auto"/>
+        <w:ind w:left="720"/>
+        <w:rPr>
+          <w:rFonts w:ascii="Arial" w:eastAsia="Arial" w:hAnsi="Arial" w:cs="Arial"/>
+          <w:color w:val="000000"/>
+        </w:rPr>
+      </w:pPr>
+    </w:p>
+    <w:p>
+      <w:pPr>
         <w:rPr>
           <w:color w:val="2F5496"/>
           <w:sz w:val="36"/>
@@ -12814,6 +12790,7 @@
           <w:sz w:val="36"/>
           <w:szCs w:val="36"/>
         </w:rPr>
+        <w:lastRenderedPageBreak/>
         <w:t>14. Evidências de Teste</w:t>
       </w:r>
     </w:p>
@@ -13070,7 +13047,6 @@
           <w:sz w:val="30"/>
           <w:szCs w:val="30"/>
         </w:rPr>
-        <w:lastRenderedPageBreak/>
         <w:t>14.2. Contexto: Campos Essenciais para Extração (RD002)</w:t>
       </w:r>
     </w:p>
@@ -14386,6 +14362,7 @@
                 <w:color w:val="1B1C1D"/>
                 <w:bdr w:val="none" w:sz="0" w:space="0" w:color="auto" w:frame="1"/>
               </w:rPr>
+              <w:lastRenderedPageBreak/>
               <w:t>NF-e 1.2: Extração de Dados Base e Impostos de NF-e</w:t>
             </w:r>
           </w:p>
@@ -14618,7 +14595,6 @@
           <w:szCs w:val="26"/>
           <w:bdr w:val="none" w:sz="0" w:space="0" w:color="auto" w:frame="1"/>
         </w:rPr>
-        <w:lastRenderedPageBreak/>
         <w:t>Cenário CT-e 1.1: Extração de Dados Base de CT-e</w:t>
       </w:r>
     </w:p>
@@ -14784,7 +14760,7 @@
         </w:rPr>
         <w:t xml:space="preserve">1. Carregar o arquivo </w:t>
       </w:r>
-      <w:hyperlink r:id="rId25" w:history="1">
+      <w:hyperlink r:id="rId24" w:history="1">
         <w:proofErr w:type="spellStart"/>
         <w:r>
           <w:rPr>
@@ -14864,6 +14840,65 @@
             <wp:extent cx="3522472" cy="2880441"/>
             <wp:effectExtent l="0" t="0" r="1905" b="0"/>
             <wp:docPr id="5" name="Imagem 5"/>
+            <wp:cNvGraphicFramePr>
+              <a:graphicFrameLocks xmlns:a="http://schemas.openxmlformats.org/drawingml/2006/main" noChangeAspect="1"/>
+            </wp:cNvGraphicFramePr>
+            <a:graphic xmlns:a="http://schemas.openxmlformats.org/drawingml/2006/main">
+              <a:graphicData uri="http://schemas.openxmlformats.org/drawingml/2006/picture">
+                <pic:pic xmlns:pic="http://schemas.openxmlformats.org/drawingml/2006/picture">
+                  <pic:nvPicPr>
+                    <pic:cNvPr id="1" name=""/>
+                    <pic:cNvPicPr/>
+                  </pic:nvPicPr>
+                  <pic:blipFill>
+                    <a:blip r:embed="rId25"/>
+                    <a:stretch>
+                      <a:fillRect/>
+                    </a:stretch>
+                  </pic:blipFill>
+                  <pic:spPr>
+                    <a:xfrm>
+                      <a:off x="0" y="0"/>
+                      <a:ext cx="3536461" cy="2891880"/>
+                    </a:xfrm>
+                    <a:prstGeom prst="rect">
+                      <a:avLst/>
+                    </a:prstGeom>
+                  </pic:spPr>
+                </pic:pic>
+              </a:graphicData>
+            </a:graphic>
+          </wp:inline>
+        </w:drawing>
+      </w:r>
+    </w:p>
+    <w:p>
+      <w:pPr>
+        <w:rPr>
+          <w:color w:val="1B1C1D"/>
+        </w:rPr>
+      </w:pPr>
+      <w:r>
+        <w:rPr>
+          <w:color w:val="1B1C1D"/>
+        </w:rPr>
+        <w:t>3. Executar a função de extração/análise.</w:t>
+      </w:r>
+    </w:p>
+    <w:p>
+      <w:pPr>
+        <w:jc w:val="center"/>
+      </w:pPr>
+      <w:r>
+        <w:rPr>
+          <w:noProof/>
+        </w:rPr>
+        <w:lastRenderedPageBreak/>
+        <w:drawing>
+          <wp:inline distT="0" distB="0" distL="0" distR="0" wp14:anchorId="4C010F8D" wp14:editId="46C10727">
+            <wp:extent cx="3812135" cy="2993136"/>
+            <wp:effectExtent l="0" t="0" r="0" b="0"/>
+            <wp:docPr id="6" name="Imagem 6"/>
             <wp:cNvGraphicFramePr>
               <a:graphicFrameLocks xmlns:a="http://schemas.openxmlformats.org/drawingml/2006/main" noChangeAspect="1"/>
             </wp:cNvGraphicFramePr>
@@ -14883,64 +14918,6 @@
                   <pic:spPr>
                     <a:xfrm>
                       <a:off x="0" y="0"/>
-                      <a:ext cx="3536461" cy="2891880"/>
-                    </a:xfrm>
-                    <a:prstGeom prst="rect">
-                      <a:avLst/>
-                    </a:prstGeom>
-                  </pic:spPr>
-                </pic:pic>
-              </a:graphicData>
-            </a:graphic>
-          </wp:inline>
-        </w:drawing>
-      </w:r>
-    </w:p>
-    <w:p>
-      <w:pPr>
-        <w:rPr>
-          <w:color w:val="1B1C1D"/>
-        </w:rPr>
-      </w:pPr>
-      <w:r>
-        <w:rPr>
-          <w:color w:val="1B1C1D"/>
-        </w:rPr>
-        <w:t>3. Executar a função de extração/análise.</w:t>
-      </w:r>
-    </w:p>
-    <w:p>
-      <w:pPr>
-        <w:jc w:val="center"/>
-      </w:pPr>
-      <w:r>
-        <w:rPr>
-          <w:noProof/>
-        </w:rPr>
-        <w:drawing>
-          <wp:inline distT="0" distB="0" distL="0" distR="0" wp14:anchorId="4C010F8D" wp14:editId="46C10727">
-            <wp:extent cx="3812135" cy="2993136"/>
-            <wp:effectExtent l="0" t="0" r="0" b="0"/>
-            <wp:docPr id="6" name="Imagem 6"/>
-            <wp:cNvGraphicFramePr>
-              <a:graphicFrameLocks xmlns:a="http://schemas.openxmlformats.org/drawingml/2006/main" noChangeAspect="1"/>
-            </wp:cNvGraphicFramePr>
-            <a:graphic xmlns:a="http://schemas.openxmlformats.org/drawingml/2006/main">
-              <a:graphicData uri="http://schemas.openxmlformats.org/drawingml/2006/picture">
-                <pic:pic xmlns:pic="http://schemas.openxmlformats.org/drawingml/2006/picture">
-                  <pic:nvPicPr>
-                    <pic:cNvPr id="1" name=""/>
-                    <pic:cNvPicPr/>
-                  </pic:nvPicPr>
-                  <pic:blipFill>
-                    <a:blip r:embed="rId27"/>
-                    <a:stretch>
-                      <a:fillRect/>
-                    </a:stretch>
-                  </pic:blipFill>
-                  <pic:spPr>
-                    <a:xfrm>
-                      <a:off x="0" y="0"/>
                       <a:ext cx="3833470" cy="3009887"/>
                     </a:xfrm>
                     <a:prstGeom prst="rect">
@@ -15002,7 +14979,6 @@
           <w:szCs w:val="26"/>
           <w:bdr w:val="none" w:sz="0" w:space="0" w:color="auto" w:frame="1"/>
         </w:rPr>
-        <w:lastRenderedPageBreak/>
         <w:t>Conclusão</w:t>
       </w:r>
     </w:p>
@@ -15241,7 +15217,7 @@
         </w:rPr>
         <w:t xml:space="preserve">1. Carregar o arquivo </w:t>
       </w:r>
-      <w:hyperlink r:id="rId28" w:history="1">
+      <w:hyperlink r:id="rId27" w:history="1">
         <w:r>
           <w:rPr>
             <w:rStyle w:val="Hyperlink"/>
@@ -15298,6 +15274,7 @@
           <w:noProof/>
           <w:color w:val="1B1C1D"/>
         </w:rPr>
+        <w:lastRenderedPageBreak/>
         <w:drawing>
           <wp:inline distT="0" distB="0" distL="0" distR="0" wp14:anchorId="2A021A69" wp14:editId="7138E1CA">
             <wp:extent cx="4171731" cy="3072384"/>
@@ -15314,7 +15291,7 @@
                     <pic:cNvPicPr/>
                   </pic:nvPicPr>
                   <pic:blipFill>
-                    <a:blip r:embed="rId29"/>
+                    <a:blip r:embed="rId28"/>
                     <a:stretch>
                       <a:fillRect/>
                     </a:stretch>
@@ -15414,7 +15391,6 @@
           <w:sz w:val="26"/>
           <w:szCs w:val="26"/>
         </w:rPr>
-        <w:lastRenderedPageBreak/>
         <w:t>14.3</w:t>
       </w:r>
       <w:r>
@@ -15871,7 +15847,17 @@
                 <w:color w:val="1B1C1D"/>
                 <w:bdr w:val="none" w:sz="0" w:space="0" w:color="auto" w:frame="1"/>
               </w:rPr>
-              <w:t>: Extração de Campos de Documento Não-Padrão</w:t>
+              <w:t xml:space="preserve">: Extração de Campos de </w:t>
+            </w:r>
+            <w:r>
+              <w:rPr>
+                <w:b w:val="0"/>
+                <w:bCs w:val="0"/>
+                <w:color w:val="1B1C1D"/>
+                <w:bdr w:val="none" w:sz="0" w:space="0" w:color="auto" w:frame="1"/>
+              </w:rPr>
+              <w:lastRenderedPageBreak/>
+              <w:t>Documento Não-Padrão</w:t>
             </w:r>
           </w:p>
         </w:tc>
@@ -15894,6 +15880,7 @@
                 <w:color w:val="444746"/>
                 <w:bdr w:val="none" w:sz="0" w:space="0" w:color="auto" w:frame="1"/>
               </w:rPr>
+              <w:lastRenderedPageBreak/>
               <w:t>Recibo Táxi Aéreo.jpg</w:t>
             </w:r>
           </w:p>
@@ -15936,6 +15923,7 @@
               <w:rPr>
                 <w:color w:val="1B1C1D"/>
               </w:rPr>
+              <w:lastRenderedPageBreak/>
               <w:t xml:space="preserve">2. </w:t>
             </w:r>
             <w:r>
@@ -15996,6 +15984,7 @@
                 <w:color w:val="1B1C1D"/>
                 <w:bdr w:val="none" w:sz="0" w:space="0" w:color="auto" w:frame="1"/>
               </w:rPr>
+              <w:lastRenderedPageBreak/>
               <w:t>Precisão:</w:t>
             </w:r>
             <w:r>
@@ -16016,6 +16005,7 @@
                 <w:color w:val="1B1C1D"/>
                 <w:bdr w:val="none" w:sz="0" w:space="0" w:color="auto" w:frame="1"/>
               </w:rPr>
+              <w:lastRenderedPageBreak/>
               <w:t>&gt; 90%</w:t>
             </w:r>
             <w:r>
@@ -16352,7 +16342,7 @@
         </w:rPr>
         <w:t xml:space="preserve">1. Carregar </w:t>
       </w:r>
-      <w:hyperlink r:id="rId30" w:history="1">
+      <w:hyperlink r:id="rId29" w:history="1">
         <w:r>
           <w:rPr>
             <w:rStyle w:val="Hyperlink"/>
@@ -16403,12 +16393,74 @@
         <w:rPr>
           <w:noProof/>
         </w:rPr>
-        <w:lastRenderedPageBreak/>
         <w:drawing>
           <wp:inline distT="0" distB="0" distL="0" distR="0" wp14:anchorId="2A57B0BC" wp14:editId="19C05B94">
             <wp:extent cx="3585223" cy="2932176"/>
             <wp:effectExtent l="0" t="0" r="0" b="1905"/>
             <wp:docPr id="9" name="Imagem 9"/>
+            <wp:cNvGraphicFramePr>
+              <a:graphicFrameLocks xmlns:a="http://schemas.openxmlformats.org/drawingml/2006/main" noChangeAspect="1"/>
+            </wp:cNvGraphicFramePr>
+            <a:graphic xmlns:a="http://schemas.openxmlformats.org/drawingml/2006/main">
+              <a:graphicData uri="http://schemas.openxmlformats.org/drawingml/2006/picture">
+                <pic:pic xmlns:pic="http://schemas.openxmlformats.org/drawingml/2006/picture">
+                  <pic:nvPicPr>
+                    <pic:cNvPr id="1" name=""/>
+                    <pic:cNvPicPr/>
+                  </pic:nvPicPr>
+                  <pic:blipFill>
+                    <a:blip r:embed="rId30"/>
+                    <a:stretch>
+                      <a:fillRect/>
+                    </a:stretch>
+                  </pic:blipFill>
+                  <pic:spPr>
+                    <a:xfrm>
+                      <a:off x="0" y="0"/>
+                      <a:ext cx="3596230" cy="2941178"/>
+                    </a:xfrm>
+                    <a:prstGeom prst="rect">
+                      <a:avLst/>
+                    </a:prstGeom>
+                  </pic:spPr>
+                </pic:pic>
+              </a:graphicData>
+            </a:graphic>
+          </wp:inline>
+        </w:drawing>
+      </w:r>
+    </w:p>
+    <w:p>
+      <w:pPr>
+        <w:rPr>
+          <w:color w:val="1B1C1D"/>
+        </w:rPr>
+      </w:pPr>
+      <w:r>
+        <w:rPr>
+          <w:color w:val="1B1C1D"/>
+        </w:rPr>
+        <w:t>3. Executar a extração (OCR e Análise IA/Agente).</w:t>
+      </w:r>
+    </w:p>
+    <w:p>
+      <w:pPr>
+        <w:jc w:val="center"/>
+        <w:rPr>
+          <w:color w:val="1B1C1D"/>
+        </w:rPr>
+      </w:pPr>
+      <w:r>
+        <w:rPr>
+          <w:noProof/>
+          <w:color w:val="1B1C1D"/>
+        </w:rPr>
+        <w:lastRenderedPageBreak/>
+        <w:drawing>
+          <wp:inline distT="0" distB="0" distL="0" distR="0" wp14:anchorId="46D6D5EC" wp14:editId="2356D8F6">
+            <wp:extent cx="3958197" cy="2560447"/>
+            <wp:effectExtent l="0" t="0" r="4445" b="0"/>
+            <wp:docPr id="3" name="Imagem 3"/>
             <wp:cNvGraphicFramePr>
               <a:graphicFrameLocks xmlns:a="http://schemas.openxmlformats.org/drawingml/2006/main" noChangeAspect="1"/>
             </wp:cNvGraphicFramePr>
@@ -16428,68 +16480,6 @@
                   <pic:spPr>
                     <a:xfrm>
                       <a:off x="0" y="0"/>
-                      <a:ext cx="3596230" cy="2941178"/>
-                    </a:xfrm>
-                    <a:prstGeom prst="rect">
-                      <a:avLst/>
-                    </a:prstGeom>
-                  </pic:spPr>
-                </pic:pic>
-              </a:graphicData>
-            </a:graphic>
-          </wp:inline>
-        </w:drawing>
-      </w:r>
-    </w:p>
-    <w:p>
-      <w:pPr>
-        <w:rPr>
-          <w:color w:val="1B1C1D"/>
-        </w:rPr>
-      </w:pPr>
-      <w:r>
-        <w:rPr>
-          <w:color w:val="1B1C1D"/>
-        </w:rPr>
-        <w:t>3. Executar a extração (OCR e Análise IA/Agente).</w:t>
-      </w:r>
-    </w:p>
-    <w:p>
-      <w:pPr>
-        <w:jc w:val="center"/>
-        <w:rPr>
-          <w:color w:val="1B1C1D"/>
-        </w:rPr>
-      </w:pPr>
-      <w:r>
-        <w:rPr>
-          <w:noProof/>
-          <w:color w:val="1B1C1D"/>
-        </w:rPr>
-        <w:drawing>
-          <wp:inline distT="0" distB="0" distL="0" distR="0" wp14:anchorId="46D6D5EC" wp14:editId="2356D8F6">
-            <wp:extent cx="3958197" cy="2560447"/>
-            <wp:effectExtent l="0" t="0" r="4445" b="0"/>
-            <wp:docPr id="3" name="Imagem 3"/>
-            <wp:cNvGraphicFramePr>
-              <a:graphicFrameLocks xmlns:a="http://schemas.openxmlformats.org/drawingml/2006/main" noChangeAspect="1"/>
-            </wp:cNvGraphicFramePr>
-            <a:graphic xmlns:a="http://schemas.openxmlformats.org/drawingml/2006/main">
-              <a:graphicData uri="http://schemas.openxmlformats.org/drawingml/2006/picture">
-                <pic:pic xmlns:pic="http://schemas.openxmlformats.org/drawingml/2006/picture">
-                  <pic:nvPicPr>
-                    <pic:cNvPr id="1" name=""/>
-                    <pic:cNvPicPr/>
-                  </pic:nvPicPr>
-                  <pic:blipFill>
-                    <a:blip r:embed="rId32"/>
-                    <a:stretch>
-                      <a:fillRect/>
-                    </a:stretch>
-                  </pic:blipFill>
-                  <pic:spPr>
-                    <a:xfrm>
-                      <a:off x="0" y="0"/>
                       <a:ext cx="3963668" cy="2563986"/>
                     </a:xfrm>
                     <a:prstGeom prst="rect">
@@ -16605,30 +16595,6 @@
     </w:p>
     <w:p>
       <w:pPr>
-        <w:rPr>
-          <w:color w:val="1B1C1D"/>
-          <w:bdr w:val="none" w:sz="0" w:space="0" w:color="auto" w:frame="1"/>
-        </w:rPr>
-      </w:pPr>
-    </w:p>
-    <w:p>
-      <w:pPr>
-        <w:rPr>
-          <w:color w:val="1B1C1D"/>
-          <w:bdr w:val="none" w:sz="0" w:space="0" w:color="auto" w:frame="1"/>
-        </w:rPr>
-      </w:pPr>
-    </w:p>
-    <w:p>
-      <w:pPr>
-        <w:rPr>
-          <w:color w:val="1B1C1D"/>
-          <w:bdr w:val="none" w:sz="0" w:space="0" w:color="auto" w:frame="1"/>
-        </w:rPr>
-      </w:pPr>
-    </w:p>
-    <w:p>
-      <w:pPr>
         <w:pStyle w:val="Ttulo4"/>
         <w:spacing w:after="120"/>
         <w:rPr>
@@ -16653,7 +16619,6 @@
           <w:szCs w:val="26"/>
           <w:bdr w:val="none" w:sz="0" w:space="0" w:color="auto" w:frame="1"/>
         </w:rPr>
-        <w:lastRenderedPageBreak/>
         <w:t>Cenário</w:t>
       </w:r>
       <w:r>
@@ -16860,7 +16825,7 @@
         </w:rPr>
         <w:t xml:space="preserve">1. Carregar a </w:t>
       </w:r>
-      <w:hyperlink r:id="rId33" w:history="1">
+      <w:hyperlink r:id="rId32" w:history="1">
         <w:r>
           <w:rPr>
             <w:rStyle w:val="Hyperlink"/>
@@ -16915,11 +16880,82 @@
           <w:noProof/>
           <w:color w:val="1B1C1D"/>
         </w:rPr>
+        <w:lastRenderedPageBreak/>
         <w:drawing>
           <wp:inline distT="0" distB="0" distL="0" distR="0" wp14:anchorId="7EB46195" wp14:editId="2F4E8EA1">
             <wp:extent cx="3940858" cy="3115056"/>
             <wp:effectExtent l="0" t="0" r="2540" b="9525"/>
             <wp:docPr id="2" name="Imagem 2"/>
+            <wp:cNvGraphicFramePr>
+              <a:graphicFrameLocks xmlns:a="http://schemas.openxmlformats.org/drawingml/2006/main" noChangeAspect="1"/>
+            </wp:cNvGraphicFramePr>
+            <a:graphic xmlns:a="http://schemas.openxmlformats.org/drawingml/2006/main">
+              <a:graphicData uri="http://schemas.openxmlformats.org/drawingml/2006/picture">
+                <pic:pic xmlns:pic="http://schemas.openxmlformats.org/drawingml/2006/picture">
+                  <pic:nvPicPr>
+                    <pic:cNvPr id="1" name=""/>
+                    <pic:cNvPicPr/>
+                  </pic:nvPicPr>
+                  <pic:blipFill>
+                    <a:blip r:embed="rId33"/>
+                    <a:stretch>
+                      <a:fillRect/>
+                    </a:stretch>
+                  </pic:blipFill>
+                  <pic:spPr>
+                    <a:xfrm>
+                      <a:off x="0" y="0"/>
+                      <a:ext cx="3961089" cy="3131048"/>
+                    </a:xfrm>
+                    <a:prstGeom prst="rect">
+                      <a:avLst/>
+                    </a:prstGeom>
+                  </pic:spPr>
+                </pic:pic>
+              </a:graphicData>
+            </a:graphic>
+          </wp:inline>
+        </w:drawing>
+      </w:r>
+    </w:p>
+    <w:p>
+      <w:pPr>
+        <w:rPr>
+          <w:color w:val="1B1C1D"/>
+        </w:rPr>
+      </w:pPr>
+      <w:r>
+        <w:rPr>
+          <w:color w:val="1B1C1D"/>
+        </w:rPr>
+        <w:t>3. Executar a extraçã</w:t>
+      </w:r>
+      <w:r>
+        <w:rPr>
+          <w:color w:val="1B1C1D"/>
+        </w:rPr>
+        <w:t>o</w:t>
+      </w:r>
+      <w:r>
+        <w:rPr>
+          <w:color w:val="1B1C1D"/>
+        </w:rPr>
+        <w:t>.</w:t>
+      </w:r>
+    </w:p>
+    <w:p>
+      <w:pPr>
+        <w:jc w:val="center"/>
+      </w:pPr>
+      <w:r>
+        <w:rPr>
+          <w:noProof/>
+        </w:rPr>
+        <w:drawing>
+          <wp:inline distT="0" distB="0" distL="0" distR="0" wp14:anchorId="5D5B8DCB" wp14:editId="4C58B0FE">
+            <wp:extent cx="3742569" cy="3045460"/>
+            <wp:effectExtent l="0" t="0" r="0" b="2540"/>
+            <wp:docPr id="7" name="Imagem 7"/>
             <wp:cNvGraphicFramePr>
               <a:graphicFrameLocks xmlns:a="http://schemas.openxmlformats.org/drawingml/2006/main" noChangeAspect="1"/>
             </wp:cNvGraphicFramePr>
@@ -16939,76 +16975,6 @@
                   <pic:spPr>
                     <a:xfrm>
                       <a:off x="0" y="0"/>
-                      <a:ext cx="3961089" cy="3131048"/>
-                    </a:xfrm>
-                    <a:prstGeom prst="rect">
-                      <a:avLst/>
-                    </a:prstGeom>
-                  </pic:spPr>
-                </pic:pic>
-              </a:graphicData>
-            </a:graphic>
-          </wp:inline>
-        </w:drawing>
-      </w:r>
-    </w:p>
-    <w:p>
-      <w:pPr>
-        <w:rPr>
-          <w:color w:val="1B1C1D"/>
-        </w:rPr>
-      </w:pPr>
-      <w:r>
-        <w:rPr>
-          <w:color w:val="1B1C1D"/>
-        </w:rPr>
-        <w:t>3. Executar a extraçã</w:t>
-      </w:r>
-      <w:r>
-        <w:rPr>
-          <w:color w:val="1B1C1D"/>
-        </w:rPr>
-        <w:t>o</w:t>
-      </w:r>
-      <w:r>
-        <w:rPr>
-          <w:color w:val="1B1C1D"/>
-        </w:rPr>
-        <w:t>.</w:t>
-      </w:r>
-    </w:p>
-    <w:p>
-      <w:pPr>
-        <w:jc w:val="center"/>
-      </w:pPr>
-      <w:r>
-        <w:rPr>
-          <w:noProof/>
-        </w:rPr>
-        <w:drawing>
-          <wp:inline distT="0" distB="0" distL="0" distR="0" wp14:anchorId="5D5B8DCB" wp14:editId="4C58B0FE">
-            <wp:extent cx="3742569" cy="3045460"/>
-            <wp:effectExtent l="0" t="0" r="0" b="2540"/>
-            <wp:docPr id="7" name="Imagem 7"/>
-            <wp:cNvGraphicFramePr>
-              <a:graphicFrameLocks xmlns:a="http://schemas.openxmlformats.org/drawingml/2006/main" noChangeAspect="1"/>
-            </wp:cNvGraphicFramePr>
-            <a:graphic xmlns:a="http://schemas.openxmlformats.org/drawingml/2006/main">
-              <a:graphicData uri="http://schemas.openxmlformats.org/drawingml/2006/picture">
-                <pic:pic xmlns:pic="http://schemas.openxmlformats.org/drawingml/2006/picture">
-                  <pic:nvPicPr>
-                    <pic:cNvPr id="1" name=""/>
-                    <pic:cNvPicPr/>
-                  </pic:nvPicPr>
-                  <pic:blipFill>
-                    <a:blip r:embed="rId35"/>
-                    <a:stretch>
-                      <a:fillRect/>
-                    </a:stretch>
-                  </pic:blipFill>
-                  <pic:spPr>
-                    <a:xfrm>
-                      <a:off x="0" y="0"/>
                       <a:ext cx="3785000" cy="3079987"/>
                     </a:xfrm>
                     <a:prstGeom prst="rect">
@@ -17044,7 +17010,6 @@
           <w:szCs w:val="26"/>
           <w:bdr w:val="none" w:sz="0" w:space="0" w:color="auto" w:frame="1"/>
         </w:rPr>
-        <w:lastRenderedPageBreak/>
         <w:t>Conclusão</w:t>
       </w:r>
     </w:p>
@@ -17091,6 +17056,14 @@
         </w:rPr>
         <w:t>uma vez que está sendo utilizada API remota.</w:t>
       </w:r>
+    </w:p>
+    <w:p>
+      <w:pPr>
+        <w:rPr>
+          <w:color w:val="1B1C1D"/>
+          <w:bdr w:val="none" w:sz="0" w:space="0" w:color="auto" w:frame="1"/>
+        </w:rPr>
+      </w:pPr>
     </w:p>
     <w:p>
       <w:pPr>
@@ -17123,6 +17096,7 @@
           <w:sz w:val="26"/>
           <w:szCs w:val="26"/>
         </w:rPr>
+        <w:lastRenderedPageBreak/>
         <w:t>14.</w:t>
       </w:r>
       <w:r>
@@ -17737,13 +17711,11 @@
           <w:iCs/>
           <w:color w:val="1B1C1D"/>
         </w:rPr>
-        <w:lastRenderedPageBreak/>
         <w:t>PASSOS</w:t>
       </w:r>
     </w:p>
     <w:p>
       <w:pPr>
-        <w:cnfStyle w:val="101000000000" w:firstRow="1" w:lastRow="0" w:firstColumn="1" w:lastColumn="0" w:oddVBand="0" w:evenVBand="0" w:oddHBand="0" w:evenHBand="0" w:firstRowFirstColumn="0" w:firstRowLastColumn="0" w:lastRowFirstColumn="0" w:lastRowLastColumn="0"/>
         <w:rPr>
           <w:color w:val="1B1C1D"/>
         </w:rPr>
@@ -17754,7 +17726,7 @@
         </w:rPr>
         <w:t xml:space="preserve">1. Assegurar que os </w:t>
       </w:r>
-      <w:hyperlink r:id="rId36" w:history="1">
+      <w:hyperlink r:id="rId35" w:history="1">
         <w:r>
           <w:rPr>
             <w:rStyle w:val="Hyperlink"/>
@@ -17831,11 +17803,70 @@
     </w:p>
     <w:p>
       <w:r>
+        <w:rPr>
+          <w:noProof/>
+        </w:rPr>
         <w:drawing>
           <wp:inline distT="0" distB="0" distL="0" distR="0" wp14:anchorId="4317BB06" wp14:editId="2628D886">
             <wp:extent cx="5400040" cy="356235"/>
             <wp:effectExtent l="0" t="0" r="0" b="5715"/>
             <wp:docPr id="4" name="Imagem 4"/>
+            <wp:cNvGraphicFramePr>
+              <a:graphicFrameLocks xmlns:a="http://schemas.openxmlformats.org/drawingml/2006/main" noChangeAspect="1"/>
+            </wp:cNvGraphicFramePr>
+            <a:graphic xmlns:a="http://schemas.openxmlformats.org/drawingml/2006/main">
+              <a:graphicData uri="http://schemas.openxmlformats.org/drawingml/2006/picture">
+                <pic:pic xmlns:pic="http://schemas.openxmlformats.org/drawingml/2006/picture">
+                  <pic:nvPicPr>
+                    <pic:cNvPr id="1" name=""/>
+                    <pic:cNvPicPr/>
+                  </pic:nvPicPr>
+                  <pic:blipFill>
+                    <a:blip r:embed="rId36"/>
+                    <a:stretch>
+                      <a:fillRect/>
+                    </a:stretch>
+                  </pic:blipFill>
+                  <pic:spPr>
+                    <a:xfrm>
+                      <a:off x="0" y="0"/>
+                      <a:ext cx="5400040" cy="356235"/>
+                    </a:xfrm>
+                    <a:prstGeom prst="rect">
+                      <a:avLst/>
+                    </a:prstGeom>
+                  </pic:spPr>
+                </pic:pic>
+              </a:graphicData>
+            </a:graphic>
+          </wp:inline>
+        </w:drawing>
+      </w:r>
+    </w:p>
+    <w:p>
+      <w:pPr>
+        <w:pStyle w:val="Ttulo4"/>
+        <w:spacing w:after="120"/>
+        <w:jc w:val="center"/>
+        <w:rPr>
+          <w:i w:val="0"/>
+          <w:iCs/>
+          <w:color w:val="1B1C1D"/>
+        </w:rPr>
+      </w:pPr>
+      <w:r>
+        <w:rPr>
+          <w:i w:val="0"/>
+          <w:iCs/>
+          <w:noProof/>
+          <w:color w:val="1B1C1D"/>
+        </w:rPr>
+        <w:lastRenderedPageBreak/>
+        <w:drawing>
+          <wp:inline distT="0" distB="0" distL="0" distR="0" wp14:anchorId="7E41C7D1" wp14:editId="40E0DB0C">
+            <wp:extent cx="4129155" cy="3230880"/>
+            <wp:effectExtent l="0" t="0" r="5080" b="7620"/>
+            <wp:docPr id="10" name="Imagem 10"/>
             <wp:cNvGraphicFramePr>
               <a:graphicFrameLocks xmlns:a="http://schemas.openxmlformats.org/drawingml/2006/main" noChangeAspect="1"/>
             </wp:cNvGraphicFramePr>
@@ -17855,60 +17886,6 @@
                   <pic:spPr>
                     <a:xfrm>
                       <a:off x="0" y="0"/>
-                      <a:ext cx="5400040" cy="356235"/>
-                    </a:xfrm>
-                    <a:prstGeom prst="rect">
-                      <a:avLst/>
-                    </a:prstGeom>
-                  </pic:spPr>
-                </pic:pic>
-              </a:graphicData>
-            </a:graphic>
-          </wp:inline>
-        </w:drawing>
-      </w:r>
-    </w:p>
-    <w:p>
-      <w:pPr>
-        <w:pStyle w:val="Ttulo4"/>
-        <w:spacing w:after="120"/>
-        <w:jc w:val="center"/>
-        <w:rPr>
-          <w:i w:val="0"/>
-          <w:iCs/>
-          <w:color w:val="1B1C1D"/>
-        </w:rPr>
-      </w:pPr>
-      <w:r>
-        <w:rPr>
-          <w:i w:val="0"/>
-          <w:iCs/>
-          <w:color w:val="1B1C1D"/>
-        </w:rPr>
-        <w:drawing>
-          <wp:inline distT="0" distB="0" distL="0" distR="0" wp14:anchorId="7E41C7D1" wp14:editId="40E0DB0C">
-            <wp:extent cx="4129155" cy="3230880"/>
-            <wp:effectExtent l="0" t="0" r="5080" b="7620"/>
-            <wp:docPr id="10" name="Imagem 10"/>
-            <wp:cNvGraphicFramePr>
-              <a:graphicFrameLocks xmlns:a="http://schemas.openxmlformats.org/drawingml/2006/main" noChangeAspect="1"/>
-            </wp:cNvGraphicFramePr>
-            <a:graphic xmlns:a="http://schemas.openxmlformats.org/drawingml/2006/main">
-              <a:graphicData uri="http://schemas.openxmlformats.org/drawingml/2006/picture">
-                <pic:pic xmlns:pic="http://schemas.openxmlformats.org/drawingml/2006/picture">
-                  <pic:nvPicPr>
-                    <pic:cNvPr id="1" name=""/>
-                    <pic:cNvPicPr/>
-                  </pic:nvPicPr>
-                  <pic:blipFill>
-                    <a:blip r:embed="rId38"/>
-                    <a:stretch>
-                      <a:fillRect/>
-                    </a:stretch>
-                  </pic:blipFill>
-                  <pic:spPr>
-                    <a:xfrm>
-                      <a:off x="0" y="0"/>
                       <a:ext cx="4141674" cy="3240676"/>
                     </a:xfrm>
                     <a:prstGeom prst="rect">
@@ -18028,19 +18005,7 @@
           <w:szCs w:val="26"/>
           <w:bdr w:val="none" w:sz="0" w:space="0" w:color="auto" w:frame="1"/>
         </w:rPr>
-        <w:t xml:space="preserve">Cenário </w:t>
-      </w:r>
-      <w:r>
-        <w:rPr>
-          <w:rFonts w:asciiTheme="minorHAnsi" w:eastAsia="Times New Roman" w:hAnsiTheme="minorHAnsi" w:cs="Times New Roman"/>
-          <w:b/>
-          <w:bCs/>
-          <w:color w:val="1B1C1D"/>
-          <w:sz w:val="26"/>
-          <w:szCs w:val="26"/>
-          <w:bdr w:val="none" w:sz="0" w:space="0" w:color="auto" w:frame="1"/>
-        </w:rPr>
-        <w:t>Consulta 3.2: Quantidade de Itens</w:t>
+        <w:t>Cenário Consulta 3.2: Quantidade de Itens</w:t>
       </w:r>
       <w:r>
         <w:rPr>
@@ -18172,7 +18137,7 @@
         </w:rPr>
         <w:t xml:space="preserve">1. Assegurar que os </w:t>
       </w:r>
-      <w:hyperlink r:id="rId39" w:history="1">
+      <w:hyperlink r:id="rId38" w:history="1">
         <w:r>
           <w:rPr>
             <w:rStyle w:val="Hyperlink"/>
@@ -18253,6 +18218,7 @@
       </w:pPr>
       <w:r>
         <w:rPr>
+          <w:noProof/>
           <w:color w:val="1B1C1D"/>
         </w:rPr>
         <w:lastRenderedPageBreak/>
@@ -18272,7 +18238,7 @@
                     <pic:cNvPicPr/>
                   </pic:nvPicPr>
                   <pic:blipFill>
-                    <a:blip r:embed="rId40"/>
+                    <a:blip r:embed="rId39"/>
                     <a:stretch>
                       <a:fillRect/>
                     </a:stretch>
@@ -18916,19 +18882,7 @@
           <w:szCs w:val="26"/>
           <w:bdr w:val="none" w:sz="0" w:space="0" w:color="auto" w:frame="1"/>
         </w:rPr>
-        <w:t xml:space="preserve">Cenário </w:t>
-      </w:r>
-      <w:r>
-        <w:rPr>
-          <w:rFonts w:asciiTheme="minorHAnsi" w:eastAsia="Times New Roman" w:hAnsiTheme="minorHAnsi" w:cs="Times New Roman"/>
-          <w:b/>
-          <w:bCs/>
-          <w:color w:val="1B1C1D"/>
-          <w:sz w:val="26"/>
-          <w:szCs w:val="26"/>
-          <w:bdr w:val="none" w:sz="0" w:space="0" w:color="auto" w:frame="1"/>
-        </w:rPr>
-        <w:t>Validação 4.1: Arquivo Incompatível</w:t>
+        <w:t>Cenário Validação 4.1: Arquivo Incompatível</w:t>
       </w:r>
     </w:p>
     <w:tbl>
@@ -19054,7 +19008,6 @@
     </w:p>
     <w:p>
       <w:pPr>
-        <w:cnfStyle w:val="000000100000" w:firstRow="0" w:lastRow="0" w:firstColumn="0" w:lastColumn="0" w:oddVBand="0" w:evenVBand="0" w:oddHBand="1" w:evenHBand="0" w:firstRowFirstColumn="0" w:firstRowLastColumn="0" w:lastRowFirstColumn="0" w:lastRowLastColumn="0"/>
         <w:rPr>
           <w:color w:val="1B1C1D"/>
         </w:rPr>
@@ -19063,15 +19016,9 @@
         <w:rPr>
           <w:color w:val="1B1C1D"/>
         </w:rPr>
-        <w:t xml:space="preserve">1. Carregar um arquivo que não é um documento fiscal típico. </w:t>
-      </w:r>
-      <w:r>
-        <w:rPr>
-          <w:color w:val="1B1C1D"/>
-        </w:rPr>
-        <w:t>(</w:t>
-      </w:r>
-      <w:hyperlink r:id="rId41" w:history="1">
+        <w:t>1. Carregar um arquivo que não é um documento fiscal típico. (</w:t>
+      </w:r>
+      <w:hyperlink r:id="rId40" w:history="1">
         <w:r>
           <w:rPr>
             <w:rStyle w:val="Hyperlink"/>
@@ -19092,7 +19039,6 @@
     </w:p>
     <w:p>
       <w:pPr>
-        <w:cnfStyle w:val="000000100000" w:firstRow="0" w:lastRow="0" w:firstColumn="0" w:lastColumn="0" w:oddVBand="0" w:evenVBand="0" w:oddHBand="1" w:evenHBand="0" w:firstRowFirstColumn="0" w:firstRowLastColumn="0" w:lastRowFirstColumn="0" w:lastRowLastColumn="0"/>
         <w:rPr>
           <w:color w:val="1B1C1D"/>
         </w:rPr>
@@ -19122,13 +19068,13 @@
     <w:p>
       <w:pPr>
         <w:jc w:val="center"/>
-        <w:cnfStyle w:val="000000100000" w:firstRow="0" w:lastRow="0" w:firstColumn="0" w:lastColumn="0" w:oddVBand="0" w:evenVBand="0" w:oddHBand="1" w:evenHBand="0" w:firstRowFirstColumn="0" w:firstRowLastColumn="0" w:lastRowFirstColumn="0" w:lastRowLastColumn="0"/>
         <w:rPr>
           <w:color w:val="1B1C1D"/>
         </w:rPr>
       </w:pPr>
       <w:r>
         <w:rPr>
+          <w:noProof/>
           <w:color w:val="1B1C1D"/>
         </w:rPr>
         <w:drawing>
@@ -19136,6 +19082,76 @@
             <wp:extent cx="4236129" cy="3462528"/>
             <wp:effectExtent l="0" t="0" r="0" b="5080"/>
             <wp:docPr id="12" name="Imagem 12"/>
+            <wp:cNvGraphicFramePr>
+              <a:graphicFrameLocks xmlns:a="http://schemas.openxmlformats.org/drawingml/2006/main" noChangeAspect="1"/>
+            </wp:cNvGraphicFramePr>
+            <a:graphic xmlns:a="http://schemas.openxmlformats.org/drawingml/2006/main">
+              <a:graphicData uri="http://schemas.openxmlformats.org/drawingml/2006/picture">
+                <pic:pic xmlns:pic="http://schemas.openxmlformats.org/drawingml/2006/picture">
+                  <pic:nvPicPr>
+                    <pic:cNvPr id="1" name=""/>
+                    <pic:cNvPicPr/>
+                  </pic:nvPicPr>
+                  <pic:blipFill>
+                    <a:blip r:embed="rId41"/>
+                    <a:stretch>
+                      <a:fillRect/>
+                    </a:stretch>
+                  </pic:blipFill>
+                  <pic:spPr>
+                    <a:xfrm>
+                      <a:off x="0" y="0"/>
+                      <a:ext cx="4253125" cy="3476420"/>
+                    </a:xfrm>
+                    <a:prstGeom prst="rect">
+                      <a:avLst/>
+                    </a:prstGeom>
+                  </pic:spPr>
+                </pic:pic>
+              </a:graphicData>
+            </a:graphic>
+          </wp:inline>
+        </w:drawing>
+      </w:r>
+    </w:p>
+    <w:p>
+      <w:pPr>
+        <w:rPr>
+          <w:color w:val="1B1C1D"/>
+        </w:rPr>
+      </w:pPr>
+    </w:p>
+    <w:p>
+      <w:pPr>
+        <w:rPr>
+          <w:bCs/>
+        </w:rPr>
+      </w:pPr>
+      <w:r>
+        <w:rPr>
+          <w:color w:val="1B1C1D"/>
+        </w:rPr>
+        <w:t>3. Executar a extração.</w:t>
+      </w:r>
+    </w:p>
+    <w:p>
+      <w:pPr>
+        <w:jc w:val="center"/>
+        <w:rPr>
+          <w:b/>
+        </w:rPr>
+      </w:pPr>
+      <w:r>
+        <w:rPr>
+          <w:b/>
+          <w:noProof/>
+        </w:rPr>
+        <w:lastRenderedPageBreak/>
+        <w:drawing>
+          <wp:inline distT="0" distB="0" distL="0" distR="0" wp14:anchorId="5BB0895F" wp14:editId="272C2BC4">
+            <wp:extent cx="4238239" cy="4053840"/>
+            <wp:effectExtent l="0" t="0" r="0" b="3810"/>
+            <wp:docPr id="13" name="Imagem 13"/>
             <wp:cNvGraphicFramePr>
               <a:graphicFrameLocks xmlns:a="http://schemas.openxmlformats.org/drawingml/2006/main" noChangeAspect="1"/>
             </wp:cNvGraphicFramePr>
@@ -19155,76 +19171,6 @@
                   <pic:spPr>
                     <a:xfrm>
                       <a:off x="0" y="0"/>
-                      <a:ext cx="4253125" cy="3476420"/>
-                    </a:xfrm>
-                    <a:prstGeom prst="rect">
-                      <a:avLst/>
-                    </a:prstGeom>
-                  </pic:spPr>
-                </pic:pic>
-              </a:graphicData>
-            </a:graphic>
-          </wp:inline>
-        </w:drawing>
-      </w:r>
-    </w:p>
-    <w:p>
-      <w:pPr>
-        <w:cnfStyle w:val="000000100000" w:firstRow="0" w:lastRow="0" w:firstColumn="0" w:lastColumn="0" w:oddVBand="0" w:evenVBand="0" w:oddHBand="1" w:evenHBand="0" w:firstRowFirstColumn="0" w:firstRowLastColumn="0" w:lastRowFirstColumn="0" w:lastRowLastColumn="0"/>
-        <w:rPr>
-          <w:color w:val="1B1C1D"/>
-        </w:rPr>
-      </w:pPr>
-    </w:p>
-    <w:p>
-      <w:pPr>
-        <w:rPr>
-          <w:bCs/>
-        </w:rPr>
-      </w:pPr>
-      <w:r>
-        <w:rPr>
-          <w:color w:val="1B1C1D"/>
-        </w:rPr>
-        <w:t>3. Executar a extração.</w:t>
-      </w:r>
-    </w:p>
-    <w:p>
-      <w:pPr>
-        <w:jc w:val="center"/>
-        <w:rPr>
-          <w:b/>
-        </w:rPr>
-      </w:pPr>
-      <w:r>
-        <w:rPr>
-          <w:b/>
-        </w:rPr>
-        <w:lastRenderedPageBreak/>
-        <w:drawing>
-          <wp:inline distT="0" distB="0" distL="0" distR="0" wp14:anchorId="5BB0895F" wp14:editId="272C2BC4">
-            <wp:extent cx="4238239" cy="4053840"/>
-            <wp:effectExtent l="0" t="0" r="0" b="3810"/>
-            <wp:docPr id="13" name="Imagem 13"/>
-            <wp:cNvGraphicFramePr>
-              <a:graphicFrameLocks xmlns:a="http://schemas.openxmlformats.org/drawingml/2006/main" noChangeAspect="1"/>
-            </wp:cNvGraphicFramePr>
-            <a:graphic xmlns:a="http://schemas.openxmlformats.org/drawingml/2006/main">
-              <a:graphicData uri="http://schemas.openxmlformats.org/drawingml/2006/picture">
-                <pic:pic xmlns:pic="http://schemas.openxmlformats.org/drawingml/2006/picture">
-                  <pic:nvPicPr>
-                    <pic:cNvPr id="1" name=""/>
-                    <pic:cNvPicPr/>
-                  </pic:nvPicPr>
-                  <pic:blipFill>
-                    <a:blip r:embed="rId43"/>
-                    <a:stretch>
-                      <a:fillRect/>
-                    </a:stretch>
-                  </pic:blipFill>
-                  <pic:spPr>
-                    <a:xfrm>
-                      <a:off x="0" y="0"/>
                       <a:ext cx="4255891" cy="4070724"/>
                     </a:xfrm>
                     <a:prstGeom prst="rect">
@@ -19329,19 +19275,7 @@
           <w:szCs w:val="26"/>
           <w:bdr w:val="none" w:sz="0" w:space="0" w:color="auto" w:frame="1"/>
         </w:rPr>
-        <w:t xml:space="preserve">Cenário </w:t>
-      </w:r>
-      <w:r>
-        <w:rPr>
-          <w:rFonts w:asciiTheme="minorHAnsi" w:eastAsia="Times New Roman" w:hAnsiTheme="minorHAnsi" w:cs="Times New Roman"/>
-          <w:b/>
-          <w:bCs/>
-          <w:color w:val="1B1C1D"/>
-          <w:sz w:val="26"/>
-          <w:szCs w:val="26"/>
-          <w:bdr w:val="none" w:sz="0" w:space="0" w:color="auto" w:frame="1"/>
-        </w:rPr>
-        <w:t>Validação 4.2: Arquivo Corrompido/Vazio</w:t>
+        <w:t>Cenário Validação 4.2: Arquivo Corrompido/Vazio</w:t>
       </w:r>
     </w:p>
     <w:tbl>
@@ -19465,7 +19399,7 @@
         </w:rPr>
         <w:t xml:space="preserve">1. Carregar um </w:t>
       </w:r>
-      <w:hyperlink r:id="rId44" w:history="1">
+      <w:hyperlink r:id="rId43" w:history="1">
         <w:r>
           <w:rPr>
             <w:rStyle w:val="Hyperlink"/>
@@ -19517,6 +19451,7 @@
       </w:pPr>
       <w:r>
         <w:rPr>
+          <w:noProof/>
           <w:color w:val="1B1C1D"/>
         </w:rPr>
         <w:lastRenderedPageBreak/>
@@ -19525,6 +19460,68 @@
             <wp:extent cx="4156456" cy="3339730"/>
             <wp:effectExtent l="0" t="0" r="0" b="0"/>
             <wp:docPr id="14" name="Imagem 14"/>
+            <wp:cNvGraphicFramePr>
+              <a:graphicFrameLocks xmlns:a="http://schemas.openxmlformats.org/drawingml/2006/main" noChangeAspect="1"/>
+            </wp:cNvGraphicFramePr>
+            <a:graphic xmlns:a="http://schemas.openxmlformats.org/drawingml/2006/main">
+              <a:graphicData uri="http://schemas.openxmlformats.org/drawingml/2006/picture">
+                <pic:pic xmlns:pic="http://schemas.openxmlformats.org/drawingml/2006/picture">
+                  <pic:nvPicPr>
+                    <pic:cNvPr id="1" name=""/>
+                    <pic:cNvPicPr/>
+                  </pic:nvPicPr>
+                  <pic:blipFill>
+                    <a:blip r:embed="rId44"/>
+                    <a:stretch>
+                      <a:fillRect/>
+                    </a:stretch>
+                  </pic:blipFill>
+                  <pic:spPr>
+                    <a:xfrm>
+                      <a:off x="0" y="0"/>
+                      <a:ext cx="4165729" cy="3347181"/>
+                    </a:xfrm>
+                    <a:prstGeom prst="rect">
+                      <a:avLst/>
+                    </a:prstGeom>
+                  </pic:spPr>
+                </pic:pic>
+              </a:graphicData>
+            </a:graphic>
+          </wp:inline>
+        </w:drawing>
+      </w:r>
+    </w:p>
+    <w:p>
+      <w:pPr>
+        <w:rPr>
+          <w:color w:val="1B1C1D"/>
+        </w:rPr>
+      </w:pPr>
+      <w:r>
+        <w:rPr>
+          <w:color w:val="1B1C1D"/>
+        </w:rPr>
+        <w:t>3. Executar a extração.</w:t>
+      </w:r>
+    </w:p>
+    <w:p>
+      <w:pPr>
+        <w:jc w:val="center"/>
+        <w:rPr>
+          <w:color w:val="1B1C1D"/>
+        </w:rPr>
+      </w:pPr>
+      <w:r>
+        <w:rPr>
+          <w:noProof/>
+          <w:color w:val="1B1C1D"/>
+        </w:rPr>
+        <w:drawing>
+          <wp:inline distT="0" distB="0" distL="0" distR="0" wp14:anchorId="351F9F2F" wp14:editId="694C2401">
+            <wp:extent cx="4167137" cy="3832943"/>
+            <wp:effectExtent l="0" t="0" r="5080" b="0"/>
+            <wp:docPr id="15" name="Imagem 15"/>
             <wp:cNvGraphicFramePr>
               <a:graphicFrameLocks xmlns:a="http://schemas.openxmlformats.org/drawingml/2006/main" noChangeAspect="1"/>
             </wp:cNvGraphicFramePr>
@@ -19544,67 +19541,6 @@
                   <pic:spPr>
                     <a:xfrm>
                       <a:off x="0" y="0"/>
-                      <a:ext cx="4165729" cy="3347181"/>
-                    </a:xfrm>
-                    <a:prstGeom prst="rect">
-                      <a:avLst/>
-                    </a:prstGeom>
-                  </pic:spPr>
-                </pic:pic>
-              </a:graphicData>
-            </a:graphic>
-          </wp:inline>
-        </w:drawing>
-      </w:r>
-    </w:p>
-    <w:p>
-      <w:pPr>
-        <w:rPr>
-          <w:color w:val="1B1C1D"/>
-        </w:rPr>
-      </w:pPr>
-      <w:r>
-        <w:rPr>
-          <w:color w:val="1B1C1D"/>
-        </w:rPr>
-        <w:t>3. Executar a extração.</w:t>
-      </w:r>
-    </w:p>
-    <w:p>
-      <w:pPr>
-        <w:jc w:val="center"/>
-        <w:rPr>
-          <w:color w:val="1B1C1D"/>
-        </w:rPr>
-      </w:pPr>
-      <w:r>
-        <w:rPr>
-          <w:color w:val="1B1C1D"/>
-        </w:rPr>
-        <w:drawing>
-          <wp:inline distT="0" distB="0" distL="0" distR="0" wp14:anchorId="351F9F2F" wp14:editId="694C2401">
-            <wp:extent cx="4167137" cy="3832943"/>
-            <wp:effectExtent l="0" t="0" r="5080" b="0"/>
-            <wp:docPr id="15" name="Imagem 15"/>
-            <wp:cNvGraphicFramePr>
-              <a:graphicFrameLocks xmlns:a="http://schemas.openxmlformats.org/drawingml/2006/main" noChangeAspect="1"/>
-            </wp:cNvGraphicFramePr>
-            <a:graphic xmlns:a="http://schemas.openxmlformats.org/drawingml/2006/main">
-              <a:graphicData uri="http://schemas.openxmlformats.org/drawingml/2006/picture">
-                <pic:pic xmlns:pic="http://schemas.openxmlformats.org/drawingml/2006/picture">
-                  <pic:nvPicPr>
-                    <pic:cNvPr id="1" name=""/>
-                    <pic:cNvPicPr/>
-                  </pic:nvPicPr>
-                  <pic:blipFill>
-                    <a:blip r:embed="rId46"/>
-                    <a:stretch>
-                      <a:fillRect/>
-                    </a:stretch>
-                  </pic:blipFill>
-                  <pic:spPr>
-                    <a:xfrm>
-                      <a:off x="0" y="0"/>
                       <a:ext cx="4182544" cy="3847114"/>
                     </a:xfrm>
                     <a:prstGeom prst="rect">
@@ -19806,7 +19742,7 @@
         </w:rPr>
         <w:t> </w:t>
       </w:r>
-      <w:hyperlink r:id="rId47" w:history="1">
+      <w:hyperlink r:id="rId46" w:history="1">
         <w:r>
           <w:rPr>
             <w:rStyle w:val="Hyperlink"/>
@@ -19884,7 +19820,7 @@
         </w:rPr>
         <w:t>Instale o </w:t>
       </w:r>
-      <w:hyperlink r:id="rId48" w:history="1">
+      <w:hyperlink r:id="rId47" w:history="1">
         <w:r>
           <w:rPr>
             <w:rStyle w:val="Hyperlink"/>
@@ -20099,7 +20035,7 @@
         </w:rPr>
         <w:t>Pronto! Acesse </w:t>
       </w:r>
-      <w:hyperlink r:id="rId49" w:history="1">
+      <w:hyperlink r:id="rId48" w:history="1">
         <w:r>
           <w:rPr>
             <w:rStyle w:val="Hyperlink"/>
@@ -20167,7 +20103,7 @@
           <w:color w:val="1F2328"/>
         </w:rPr>
       </w:pPr>
-      <w:hyperlink r:id="rId50" w:history="1">
+      <w:hyperlink r:id="rId49" w:history="1">
         <w:proofErr w:type="spellStart"/>
         <w:r>
           <w:rPr>
@@ -20193,7 +20129,7 @@
           <w:color w:val="1F2328"/>
         </w:rPr>
       </w:pPr>
-      <w:hyperlink r:id="rId51" w:history="1">
+      <w:hyperlink r:id="rId50" w:history="1">
         <w:r>
           <w:rPr>
             <w:rStyle w:val="Hyperlink"/>
@@ -20219,7 +20155,7 @@
           <w:u w:val="none"/>
         </w:rPr>
       </w:pPr>
-      <w:hyperlink r:id="rId52" w:history="1">
+      <w:hyperlink r:id="rId51" w:history="1">
         <w:proofErr w:type="spellStart"/>
         <w:r>
           <w:rPr>
@@ -20247,7 +20183,7 @@
           <w:u w:val="none"/>
         </w:rPr>
       </w:pPr>
-      <w:hyperlink r:id="rId53" w:history="1">
+      <w:hyperlink r:id="rId52" w:history="1">
         <w:proofErr w:type="spellStart"/>
         <w:r>
           <w:rPr>
@@ -20542,7 +20478,7 @@
         </w:rPr>
         <w:t>Instale o </w:t>
       </w:r>
-      <w:hyperlink r:id="rId54" w:history="1">
+      <w:hyperlink r:id="rId53" w:history="1">
         <w:r>
           <w:rPr>
             <w:rStyle w:val="Hyperlink"/>
@@ -20585,7 +20521,7 @@
         </w:rPr>
         <w:t>Baixe o </w:t>
       </w:r>
-      <w:hyperlink r:id="rId55" w:history="1">
+      <w:hyperlink r:id="rId54" w:history="1">
         <w:r>
           <w:rPr>
             <w:rStyle w:val="Hyperlink"/>
@@ -20836,7 +20772,7 @@
         </w:rPr>
         <w:t>1 - Dependências: </w:t>
       </w:r>
-      <w:hyperlink r:id="rId56" w:history="1">
+      <w:hyperlink r:id="rId55" w:history="1">
         <w:r>
           <w:rPr>
             <w:rStyle w:val="Hyperlink"/>
@@ -20857,7 +20793,7 @@
         </w:rPr>
         <w:t> (Para Windows), </w:t>
       </w:r>
-      <w:hyperlink r:id="rId57" w:history="1">
+      <w:hyperlink r:id="rId56" w:history="1">
         <w:r>
           <w:rPr>
             <w:rStyle w:val="Hyperlink"/>
@@ -20901,7 +20837,7 @@
         </w:rPr>
         <w:t>2 - Script Python: </w:t>
       </w:r>
-      <w:hyperlink r:id="rId58" w:history="1">
+      <w:hyperlink r:id="rId57" w:history="1">
         <w:r>
           <w:rPr>
             <w:rStyle w:val="Hyperlink"/>
@@ -20936,7 +20872,7 @@
         </w:rPr>
         <w:t>3 - Script OCR: </w:t>
       </w:r>
-      <w:hyperlink r:id="rId59" w:history="1">
+      <w:hyperlink r:id="rId58" w:history="1">
         <w:r>
           <w:rPr>
             <w:rStyle w:val="Hyperlink"/>
@@ -21120,7 +21056,7 @@
         </w:rPr>
         <w:t>Acesse: </w:t>
       </w:r>
-      <w:hyperlink r:id="rId60" w:history="1">
+      <w:hyperlink r:id="rId59" w:history="1">
         <w:r>
           <w:rPr>
             <w:rStyle w:val="Hyperlink"/>
@@ -21172,7 +21108,7 @@
           <w:color w:val="1F2328"/>
         </w:rPr>
       </w:pPr>
-      <w:hyperlink r:id="rId61" w:history="1">
+      <w:hyperlink r:id="rId60" w:history="1">
         <w:r>
           <w:rPr>
             <w:rStyle w:val="Hyperlink"/>
@@ -21196,7 +21132,7 @@
           <w:color w:val="1F2328"/>
         </w:rPr>
       </w:pPr>
-      <w:hyperlink r:id="rId62" w:history="1">
+      <w:hyperlink r:id="rId61" w:history="1">
         <w:r>
           <w:rPr>
             <w:rStyle w:val="Hyperlink"/>
@@ -21222,7 +21158,7 @@
           <w:u w:val="none"/>
         </w:rPr>
       </w:pPr>
-      <w:hyperlink r:id="rId63" w:history="1">
+      <w:hyperlink r:id="rId62" w:history="1">
         <w:r>
           <w:rPr>
             <w:rStyle w:val="Hyperlink"/>
@@ -21248,7 +21184,7 @@
           <w:u w:val="none"/>
         </w:rPr>
       </w:pPr>
-      <w:hyperlink r:id="rId64" w:history="1">
+      <w:hyperlink r:id="rId63" w:history="1">
         <w:r>
           <w:rPr>
             <w:rStyle w:val="Hyperlink"/>
@@ -21622,7 +21558,7 @@
       <w:bookmarkEnd w:id="8"/>
     </w:p>
     <w:sectPr>
-      <w:footerReference w:type="default" r:id="rId65"/>
+      <w:footerReference w:type="default" r:id="rId64"/>
       <w:pgSz w:w="11906" w:h="16838"/>
       <w:pgMar w:top="1417" w:right="1701" w:bottom="1417" w:left="1701" w:header="708" w:footer="708" w:gutter="0"/>
       <w:pgNumType w:start="1"/>

--- a/Desafio 2 - Projeto - 11062025/Versões Relatório/Grupo_01_Proposta_de_Projeto v4.docx
+++ b/Desafio 2 - Projeto - 11062025/Versões Relatório/Grupo_01_Proposta_de_Projeto v4.docx
@@ -889,15 +889,7 @@
         <w:jc w:val="both"/>
       </w:pPr>
       <w:r>
-        <w:t xml:space="preserve">Profissionais e empresas da área de contabilidade, finanças e tecnologia, especialmente aqueles envolvidos com automação de processos fiscais, </w:t>
-      </w:r>
-      <w:proofErr w:type="spellStart"/>
-      <w:r>
-        <w:t>compliance</w:t>
-      </w:r>
-      <w:proofErr w:type="spellEnd"/>
-      <w:r>
-        <w:t xml:space="preserve"> tributário e extração de dados de documentos fiscais (como notas fiscais eletrônicas).</w:t>
+        <w:t>Profissionais e empresas da área de contabilidade, finanças e tecnologia, especialmente aqueles envolvidos com automação de processos fiscais, compliance tributário e extração de dados de documentos fiscais (como notas fiscais eletrônicas).</w:t>
       </w:r>
     </w:p>
     <w:p>
@@ -992,15 +984,7 @@
         <w:jc w:val="both"/>
       </w:pPr>
       <w:r>
-        <w:t>Como profissional da área de contabilidade, finanças ou tecnologia, eu quero uma solução capaz de capturar e extrair automaticamente os dados de documentos fiscais (</w:t>
-      </w:r>
-      <w:proofErr w:type="spellStart"/>
-      <w:r>
-        <w:t>Ex</w:t>
-      </w:r>
-      <w:proofErr w:type="spellEnd"/>
-      <w:r>
-        <w:t>: NF-e), para que eu possa obter essas informações de forma rápida, precisa e organizada, reduzindo erros manuais e otimizando meus processos operacionais.</w:t>
+        <w:t>Como profissional da área de contabilidade, finanças ou tecnologia, eu quero uma solução capaz de capturar e extrair automaticamente os dados de documentos fiscais (Ex: NF-e), para que eu possa obter essas informações de forma rápida, precisa e organizada, reduzindo erros manuais e otimizando meus processos operacionais.</w:t>
       </w:r>
     </w:p>
     <w:p>
@@ -1462,23 +1446,7 @@
         <w:t>Agente 3 (Resposta e Interação):</w:t>
       </w:r>
       <w:r>
-        <w:t xml:space="preserve"> Acessa um </w:t>
-      </w:r>
-      <w:proofErr w:type="spellStart"/>
-      <w:r>
-        <w:t>Large</w:t>
-      </w:r>
-      <w:proofErr w:type="spellEnd"/>
-      <w:r>
-        <w:t xml:space="preserve"> </w:t>
-      </w:r>
-      <w:proofErr w:type="spellStart"/>
-      <w:r>
-        <w:t>Language</w:t>
-      </w:r>
-      <w:proofErr w:type="spellEnd"/>
-      <w:r>
-        <w:t xml:space="preserve"> Model (LLM) e, utilizando os dados da Base de Conhecimento, responde às perguntas dos usuários sobre as informações fiscais.</w:t>
+        <w:t xml:space="preserve"> Acessa um Large Language Model (LLM) e, utilizando os dados da Base de Conhecimento, responde às perguntas dos usuários sobre as informações fiscais.</w:t>
       </w:r>
     </w:p>
     <w:p>
@@ -1580,15 +1548,7 @@
         <w:ind w:firstLine="720"/>
       </w:pPr>
       <w:r>
-        <w:t xml:space="preserve">O sistema será desenvolvido seguindo uma arquitetura </w:t>
-      </w:r>
-      <w:proofErr w:type="spellStart"/>
-      <w:r>
-        <w:t>multi-agente</w:t>
-      </w:r>
-      <w:proofErr w:type="spellEnd"/>
-      <w:r>
-        <w:t xml:space="preserve"> composta por três agentes especializados:</w:t>
+        <w:t>O sistema será desenvolvido seguindo uma arquitetura multi-agente composta por três agentes especializados:</w:t>
       </w:r>
     </w:p>
     <w:p>
@@ -1615,15 +1575,7 @@
         <w:spacing w:after="0" w:line="240" w:lineRule="auto"/>
       </w:pPr>
       <w:r>
-        <w:t xml:space="preserve">Responsabilidade: Obter e </w:t>
-      </w:r>
-      <w:proofErr w:type="spellStart"/>
-      <w:r>
-        <w:t>pré</w:t>
-      </w:r>
-      <w:proofErr w:type="spellEnd"/>
-      <w:r>
-        <w:t>-processar documentos fiscais</w:t>
+        <w:t>Responsabilidade: Obter e pré-processar documentos fiscais</w:t>
       </w:r>
     </w:p>
     <w:p>
@@ -1646,21 +1598,8 @@
         <w:t>Interface para upload manual de arquivos (PDF, imagens</w:t>
       </w:r>
       <w:r>
-        <w:t xml:space="preserve">, </w:t>
-      </w:r>
-      <w:proofErr w:type="spellStart"/>
-      <w:r>
-        <w:t>CSVs</w:t>
-      </w:r>
-      <w:proofErr w:type="spellEnd"/>
-      <w:r>
-        <w:t xml:space="preserve"> e </w:t>
-      </w:r>
-      <w:proofErr w:type="spellStart"/>
-      <w:r>
-        <w:t>XMLs</w:t>
-      </w:r>
-      <w:proofErr w:type="spellEnd"/>
+        <w:t>, CSVs e XMLs</w:t>
+      </w:r>
       <w:r>
         <w:t>)</w:t>
       </w:r>
@@ -1804,15 +1743,7 @@
         <w:spacing w:after="0" w:line="240" w:lineRule="auto"/>
       </w:pPr>
       <w:r>
-        <w:t xml:space="preserve">Integração com </w:t>
-      </w:r>
-      <w:proofErr w:type="spellStart"/>
-      <w:r>
-        <w:t>LLMs</w:t>
-      </w:r>
-      <w:proofErr w:type="spellEnd"/>
-      <w:r>
-        <w:t xml:space="preserve"> para consultas em linguagem natural</w:t>
+        <w:t>Integração com LLMs para consultas em linguagem natural</w:t>
       </w:r>
     </w:p>
     <w:p>
@@ -1915,16 +1846,8 @@
           <w:b/>
         </w:rPr>
         <w:lastRenderedPageBreak/>
-        <w:t xml:space="preserve">Armazenamento e Acesso a </w:t>
-      </w:r>
-      <w:proofErr w:type="spellStart"/>
-      <w:r>
-        <w:rPr>
-          <w:b/>
-        </w:rPr>
-        <w:t>LLMs</w:t>
-      </w:r>
-      <w:proofErr w:type="spellEnd"/>
+        <w:t>Armazenamento e Acesso a LLMs</w:t>
+      </w:r>
       <w:r>
         <w:rPr>
           <w:i/>
@@ -1942,15 +1865,7 @@
         <w:spacing w:after="0" w:line="240" w:lineRule="auto"/>
       </w:pPr>
       <w:r>
-        <w:t xml:space="preserve">Banco de dados </w:t>
-      </w:r>
-      <w:proofErr w:type="spellStart"/>
-      <w:r>
-        <w:t>SQLite</w:t>
-      </w:r>
-      <w:proofErr w:type="spellEnd"/>
-      <w:r>
-        <w:t xml:space="preserve"> para documentos processados</w:t>
+        <w:t>Banco de dados SQLite para documentos processados</w:t>
       </w:r>
     </w:p>
     <w:p>
@@ -1963,15 +1878,7 @@
         <w:spacing w:after="0" w:line="240" w:lineRule="auto"/>
       </w:pPr>
       <w:r>
-        <w:t xml:space="preserve">Integração com APIs de </w:t>
-      </w:r>
-      <w:proofErr w:type="spellStart"/>
-      <w:r>
-        <w:t>LLMs</w:t>
-      </w:r>
-      <w:proofErr w:type="spellEnd"/>
-      <w:r>
-        <w:t xml:space="preserve"> (</w:t>
+        <w:t>Integração com APIs de LLMs (</w:t>
       </w:r>
       <w:hyperlink r:id="rId18" w:history="1">
         <w:r>
@@ -2060,19 +1967,11 @@
       <w:pPr>
         <w:spacing w:after="0" w:line="240" w:lineRule="auto"/>
       </w:pPr>
-      <w:proofErr w:type="spellStart"/>
       <w:r>
         <w:rPr>
           <w:b/>
         </w:rPr>
-        <w:t>Backend</w:t>
-      </w:r>
-      <w:proofErr w:type="spellEnd"/>
-      <w:r>
-        <w:rPr>
-          <w:b/>
-        </w:rPr>
-        <w:t xml:space="preserve"> e Processamento</w:t>
+        <w:t>Backend e Processamento</w:t>
       </w:r>
     </w:p>
     <w:p>
@@ -2106,19 +2005,9 @@
         </w:numPr>
         <w:spacing w:after="0" w:line="240" w:lineRule="auto"/>
       </w:pPr>
-      <w:proofErr w:type="spellStart"/>
-      <w:r>
-        <w:t>Langchain</w:t>
-      </w:r>
-      <w:proofErr w:type="spellEnd"/>
-      <w:r>
-        <w:t xml:space="preserve"> como biblioteca de interação com as </w:t>
-      </w:r>
-      <w:proofErr w:type="spellStart"/>
-      <w:r>
-        <w:t>LLMs</w:t>
-      </w:r>
-      <w:proofErr w:type="spellEnd"/>
+      <w:r>
+        <w:t>Langchain como biblioteca de interação com as LLMs</w:t>
+      </w:r>
     </w:p>
     <w:p>
       <w:pPr>
@@ -2129,11 +2018,9 @@
         </w:numPr>
         <w:spacing w:after="0" w:line="240" w:lineRule="auto"/>
       </w:pPr>
-      <w:proofErr w:type="spellStart"/>
       <w:r>
         <w:t>SQLite</w:t>
       </w:r>
-      <w:proofErr w:type="spellEnd"/>
       <w:r>
         <w:rPr>
           <w:b/>
@@ -2169,13 +2056,8 @@
         </w:numPr>
         <w:spacing w:after="0" w:line="240" w:lineRule="auto"/>
       </w:pPr>
-      <w:proofErr w:type="spellStart"/>
-      <w:r>
-        <w:t>Tesseract</w:t>
-      </w:r>
-      <w:proofErr w:type="spellEnd"/>
-      <w:r>
-        <w:t xml:space="preserve"> OCR</w:t>
+      <w:r>
+        <w:t>Tesseract OCR</w:t>
       </w:r>
       <w:r>
         <w:rPr>
@@ -2184,15 +2066,7 @@
         <w:t xml:space="preserve"> </w:t>
       </w:r>
       <w:r>
-        <w:t xml:space="preserve">+ </w:t>
-      </w:r>
-      <w:proofErr w:type="spellStart"/>
-      <w:r>
-        <w:t>OpenCV</w:t>
-      </w:r>
-      <w:proofErr w:type="spellEnd"/>
-      <w:r>
-        <w:t xml:space="preserve"> para reconhecimento de texto</w:t>
+        <w:t>+ OpenCV para reconhecimento de texto</w:t>
       </w:r>
     </w:p>
     <w:p>
@@ -2232,19 +2106,11 @@
       <w:pPr>
         <w:spacing w:after="0" w:line="240" w:lineRule="auto"/>
       </w:pPr>
-      <w:proofErr w:type="spellStart"/>
       <w:r>
         <w:rPr>
           <w:b/>
         </w:rPr>
-        <w:t>Frontend</w:t>
-      </w:r>
-      <w:proofErr w:type="spellEnd"/>
-      <w:r>
-        <w:rPr>
-          <w:b/>
-        </w:rPr>
-        <w:t xml:space="preserve"> e Interface</w:t>
+        <w:t>Frontend e Interface</w:t>
       </w:r>
     </w:p>
     <w:p>
@@ -2260,7 +2126,6 @@
           <w:szCs w:val="23"/>
         </w:rPr>
       </w:pPr>
-      <w:proofErr w:type="spellStart"/>
       <w:r>
         <w:rPr>
           <w:sz w:val="23"/>
@@ -2268,7 +2133,6 @@
         </w:rPr>
         <w:t>Streamlit</w:t>
       </w:r>
-      <w:proofErr w:type="spellEnd"/>
     </w:p>
     <w:p>
       <w:pPr>
@@ -2343,15 +2207,7 @@
         <w:t xml:space="preserve">de Demo </w:t>
       </w:r>
       <w:r>
-        <w:t xml:space="preserve">via site </w:t>
-      </w:r>
-      <w:proofErr w:type="spellStart"/>
-      <w:r>
-        <w:t>Streamlit</w:t>
-      </w:r>
-      <w:proofErr w:type="spellEnd"/>
-      <w:r>
-        <w:t xml:space="preserve"> Cloud Community (</w:t>
+        <w:t>via site Streamlit Cloud Community (</w:t>
       </w:r>
       <w:hyperlink r:id="rId20" w:history="1">
         <w:r>
@@ -2827,21 +2683,7 @@
         <w:rPr>
           <w:b/>
         </w:rPr>
-        <w:t xml:space="preserve">Fase 5: Interface – Agente 1 + </w:t>
-      </w:r>
-      <w:proofErr w:type="spellStart"/>
-      <w:r>
-        <w:rPr>
-          <w:b/>
-        </w:rPr>
-        <w:t>Frontend</w:t>
-      </w:r>
-      <w:proofErr w:type="spellEnd"/>
-      <w:r>
-        <w:rPr>
-          <w:b/>
-        </w:rPr>
-        <w:t xml:space="preserve"> – Segunda Apresentação</w:t>
+        <w:t>Fase 5: Interface – Agente 1 + Frontend – Segunda Apresentação</w:t>
       </w:r>
     </w:p>
     <w:p>
@@ -3014,19 +2856,11 @@
           <w:color w:val="000000"/>
         </w:rPr>
       </w:pPr>
-      <w:proofErr w:type="spellStart"/>
       <w:r>
         <w:rPr>
           <w:color w:val="000000"/>
         </w:rPr>
-        <w:t>Roadmap</w:t>
-      </w:r>
-      <w:proofErr w:type="spellEnd"/>
-      <w:r>
-        <w:rPr>
-          <w:color w:val="000000"/>
-        </w:rPr>
-        <w:t xml:space="preserve"> para desenvolvimento futuro</w:t>
+        <w:t>Roadmap para desenvolvimento futuro</w:t>
       </w:r>
     </w:p>
     <w:p>
@@ -3146,18 +2980,8 @@
           <w:bCs/>
           <w:color w:val="000000"/>
         </w:rPr>
-        <w:t xml:space="preserve">Validação de </w:t>
-      </w:r>
-      <w:proofErr w:type="spellStart"/>
-      <w:r>
-        <w:rPr>
-          <w:b/>
-          <w:bCs/>
-          <w:color w:val="000000"/>
-        </w:rPr>
-        <w:t>compliance</w:t>
-      </w:r>
-      <w:proofErr w:type="spellEnd"/>
+        <w:t>Validação de compliance</w:t>
+      </w:r>
       <w:r>
         <w:rPr>
           <w:b/>
@@ -3731,13 +3555,8 @@
         </w:rPr>
         <w:t xml:space="preserve">Desafio 3: </w:t>
       </w:r>
-      <w:proofErr w:type="spellStart"/>
-      <w:r>
-        <w:t>Compliance</w:t>
-      </w:r>
-      <w:proofErr w:type="spellEnd"/>
-      <w:r>
-        <w:t xml:space="preserve"> Legal</w:t>
+      <w:r>
+        <w:t>Compliance Legal</w:t>
       </w:r>
     </w:p>
     <w:p>
@@ -3755,15 +3574,7 @@
       <w:bookmarkStart w:id="6" w:name="_heading=h.d8qef614nhg" w:colFirst="0" w:colLast="0"/>
       <w:bookmarkEnd w:id="6"/>
       <w:r>
-        <w:t xml:space="preserve">Solução: A referência utilizada foi a documentação de Notas Técnicas, Manual de Orientação do Contribuinte e </w:t>
-      </w:r>
-      <w:proofErr w:type="spellStart"/>
-      <w:r>
-        <w:t>Schemas</w:t>
-      </w:r>
-      <w:proofErr w:type="spellEnd"/>
-      <w:r>
-        <w:t xml:space="preserve"> XSD.</w:t>
+        <w:t>Solução: A referência utilizada foi a documentação de Notas Técnicas, Manual de Orientação do Contribuinte e Schemas XSD.</w:t>
       </w:r>
     </w:p>
     <w:p>
@@ -4024,23 +3835,7 @@
                 <w:b/>
                 <w:color w:val="FFFFFF"/>
               </w:rPr>
-              <w:t xml:space="preserve">09/06 </w:t>
-            </w:r>
-            <w:proofErr w:type="gramStart"/>
-            <w:r>
-              <w:rPr>
-                <w:b/>
-                <w:color w:val="FFFFFF"/>
-              </w:rPr>
-              <w:t>à</w:t>
-            </w:r>
-            <w:proofErr w:type="gramEnd"/>
-            <w:r>
-              <w:rPr>
-                <w:b/>
-                <w:color w:val="FFFFFF"/>
-              </w:rPr>
-              <w:t xml:space="preserve"> 17/07</w:t>
+              <w:t>09/06 à 17/07</w:t>
             </w:r>
           </w:p>
         </w:tc>
@@ -4162,21 +3957,7 @@
               <w:rPr>
                 <w:color w:val="000000"/>
               </w:rPr>
-              <w:t xml:space="preserve">09/06 </w:t>
-            </w:r>
-            <w:proofErr w:type="gramStart"/>
-            <w:r>
-              <w:rPr>
-                <w:color w:val="000000"/>
-              </w:rPr>
-              <w:t>à</w:t>
-            </w:r>
-            <w:proofErr w:type="gramEnd"/>
-            <w:r>
-              <w:rPr>
-                <w:color w:val="000000"/>
-              </w:rPr>
-              <w:t xml:space="preserve"> 16/06</w:t>
+              <w:t>09/06 à 16/06</w:t>
             </w:r>
           </w:p>
         </w:tc>
@@ -4320,21 +4101,7 @@
               <w:rPr>
                 <w:color w:val="000000"/>
               </w:rPr>
-              <w:t xml:space="preserve">17/06 </w:t>
-            </w:r>
-            <w:proofErr w:type="gramStart"/>
-            <w:r>
-              <w:rPr>
-                <w:color w:val="000000"/>
-              </w:rPr>
-              <w:t>à</w:t>
-            </w:r>
-            <w:proofErr w:type="gramEnd"/>
-            <w:r>
-              <w:rPr>
-                <w:color w:val="000000"/>
-              </w:rPr>
-              <w:t xml:space="preserve"> 01/07</w:t>
+              <w:t>17/06 à 01/07</w:t>
             </w:r>
           </w:p>
         </w:tc>
@@ -4506,21 +4273,7 @@
               <w:rPr>
                 <w:color w:val="000000"/>
               </w:rPr>
-              <w:t xml:space="preserve">02/07 </w:t>
-            </w:r>
-            <w:proofErr w:type="gramStart"/>
-            <w:r>
-              <w:rPr>
-                <w:color w:val="000000"/>
-              </w:rPr>
-              <w:t>à</w:t>
-            </w:r>
-            <w:proofErr w:type="gramEnd"/>
-            <w:r>
-              <w:rPr>
-                <w:color w:val="000000"/>
-              </w:rPr>
-              <w:t xml:space="preserve"> 10/07</w:t>
+              <w:t>02/07 à 10/07</w:t>
             </w:r>
           </w:p>
         </w:tc>
@@ -4650,21 +4403,7 @@
               <w:rPr>
                 <w:color w:val="000000"/>
               </w:rPr>
-              <w:t xml:space="preserve">11/07 </w:t>
-            </w:r>
-            <w:proofErr w:type="gramStart"/>
-            <w:r>
-              <w:rPr>
-                <w:color w:val="000000"/>
-              </w:rPr>
-              <w:t>à</w:t>
-            </w:r>
-            <w:proofErr w:type="gramEnd"/>
-            <w:r>
-              <w:rPr>
-                <w:color w:val="000000"/>
-              </w:rPr>
-              <w:t xml:space="preserve"> 17/07</w:t>
+              <w:t>11/07 à 17/07</w:t>
             </w:r>
           </w:p>
         </w:tc>
@@ -4787,23 +4526,7 @@
                 <w:b/>
                 <w:color w:val="FFFFFF"/>
               </w:rPr>
-              <w:t xml:space="preserve">18/07 </w:t>
-            </w:r>
-            <w:proofErr w:type="gramStart"/>
-            <w:r>
-              <w:rPr>
-                <w:b/>
-                <w:color w:val="FFFFFF"/>
-              </w:rPr>
-              <w:t>à</w:t>
-            </w:r>
-            <w:proofErr w:type="gramEnd"/>
-            <w:r>
-              <w:rPr>
-                <w:b/>
-                <w:color w:val="FFFFFF"/>
-              </w:rPr>
-              <w:t xml:space="preserve"> 14/08</w:t>
+              <w:t>18/07 à 14/08</w:t>
             </w:r>
           </w:p>
         </w:tc>
@@ -4865,17 +4588,8 @@
                 <w:b/>
                 <w:color w:val="000000"/>
               </w:rPr>
-              <w:t xml:space="preserve">Interface - Agente 1 + </w:t>
-            </w:r>
-            <w:proofErr w:type="spellStart"/>
-            <w:r>
-              <w:rPr>
-                <w:b/>
-                <w:color w:val="000000"/>
-              </w:rPr>
-              <w:t>Frontend</w:t>
-            </w:r>
-            <w:proofErr w:type="spellEnd"/>
+              <w:t>Interface - Agente 1 + Frontend</w:t>
+            </w:r>
             <w:r>
               <w:rPr>
                 <w:color w:val="000000"/>
@@ -4929,21 +4643,7 @@
               <w:rPr>
                 <w:color w:val="000000"/>
               </w:rPr>
-              <w:t xml:space="preserve">18/07 </w:t>
-            </w:r>
-            <w:proofErr w:type="gramStart"/>
-            <w:r>
-              <w:rPr>
-                <w:color w:val="000000"/>
-              </w:rPr>
-              <w:t>à</w:t>
-            </w:r>
-            <w:proofErr w:type="gramEnd"/>
-            <w:r>
-              <w:rPr>
-                <w:color w:val="000000"/>
-              </w:rPr>
-              <w:t xml:space="preserve"> 31/07</w:t>
+              <w:t>18/07 à 31/07</w:t>
             </w:r>
           </w:p>
         </w:tc>
@@ -5052,21 +4752,7 @@
                 <w:color w:val="000000"/>
               </w:rPr>
               <w:br/>
-              <w:t xml:space="preserve">- </w:t>
-            </w:r>
-            <w:proofErr w:type="spellStart"/>
-            <w:r>
-              <w:rPr>
-                <w:color w:val="000000"/>
-              </w:rPr>
-              <w:t>Roadmap</w:t>
-            </w:r>
-            <w:proofErr w:type="spellEnd"/>
-            <w:r>
-              <w:rPr>
-                <w:color w:val="000000"/>
-              </w:rPr>
-              <w:t xml:space="preserve"> futuro</w:t>
+              <w:t>- Roadmap futuro</w:t>
             </w:r>
           </w:p>
         </w:tc>
@@ -5094,21 +4780,7 @@
               <w:rPr>
                 <w:color w:val="000000"/>
               </w:rPr>
-              <w:t xml:space="preserve">01/08 </w:t>
-            </w:r>
-            <w:proofErr w:type="gramStart"/>
-            <w:r>
-              <w:rPr>
-                <w:color w:val="000000"/>
-              </w:rPr>
-              <w:t>à</w:t>
-            </w:r>
-            <w:proofErr w:type="gramEnd"/>
-            <w:r>
-              <w:rPr>
-                <w:color w:val="000000"/>
-              </w:rPr>
-              <w:t xml:space="preserve"> 14/08</w:t>
+              <w:t>01/08 à 14/08</w:t>
             </w:r>
           </w:p>
         </w:tc>
@@ -5231,23 +4903,7 @@
                 <w:b/>
                 <w:color w:val="FFFFFF"/>
               </w:rPr>
-              <w:t xml:space="preserve">15/08 </w:t>
-            </w:r>
-            <w:proofErr w:type="gramStart"/>
-            <w:r>
-              <w:rPr>
-                <w:b/>
-                <w:color w:val="FFFFFF"/>
-              </w:rPr>
-              <w:t>à</w:t>
-            </w:r>
-            <w:proofErr w:type="gramEnd"/>
-            <w:r>
-              <w:rPr>
-                <w:b/>
-                <w:color w:val="FFFFFF"/>
-              </w:rPr>
-              <w:t xml:space="preserve"> 04/09</w:t>
+              <w:t>15/08 à 04/09</w:t>
             </w:r>
           </w:p>
         </w:tc>
@@ -5357,21 +5013,7 @@
               <w:rPr>
                 <w:color w:val="000000"/>
               </w:rPr>
-              <w:t xml:space="preserve"> </w:t>
-            </w:r>
-            <w:proofErr w:type="gramStart"/>
-            <w:r>
-              <w:rPr>
-                <w:color w:val="000000"/>
-              </w:rPr>
-              <w:t>à</w:t>
-            </w:r>
-            <w:proofErr w:type="gramEnd"/>
-            <w:r>
-              <w:rPr>
-                <w:color w:val="000000"/>
-              </w:rPr>
-              <w:t xml:space="preserve"> 2</w:t>
+              <w:t xml:space="preserve"> à 2</w:t>
             </w:r>
             <w:r>
               <w:rPr>
@@ -5487,16 +5129,8 @@
                 <w:color w:val="000000"/>
               </w:rPr>
               <w:br/>
-              <w:t xml:space="preserve">- Correções e otimizações finais                                                                                                                                                                 - Preparação da documentação completa                                                                                 - Validação de </w:t>
-            </w:r>
-            <w:proofErr w:type="spellStart"/>
-            <w:r>
-              <w:rPr>
-                <w:color w:val="000000"/>
-              </w:rPr>
-              <w:t>compliance</w:t>
-            </w:r>
-            <w:proofErr w:type="spellEnd"/>
+              <w:t>- Correções e otimizações finais                                                                                                                                                                 - Preparação da documentação completa                                                                                 - Validação de compliance</w:t>
+            </w:r>
           </w:p>
         </w:tc>
         <w:tc>
@@ -5678,21 +5312,7 @@
               <w:rPr>
                 <w:color w:val="000000"/>
               </w:rPr>
-              <w:t xml:space="preserve"> </w:t>
-            </w:r>
-            <w:proofErr w:type="gramStart"/>
-            <w:r>
-              <w:rPr>
-                <w:color w:val="000000"/>
-              </w:rPr>
-              <w:t>à</w:t>
-            </w:r>
-            <w:proofErr w:type="gramEnd"/>
-            <w:r>
-              <w:rPr>
-                <w:color w:val="000000"/>
-              </w:rPr>
-              <w:t xml:space="preserve"> </w:t>
+              <w:t xml:space="preserve"> à </w:t>
             </w:r>
             <w:r>
               <w:rPr>
@@ -5853,23 +5473,7 @@
                 <w:b/>
                 <w:color w:val="FFFFFF"/>
               </w:rPr>
-              <w:t xml:space="preserve"> </w:t>
-            </w:r>
-            <w:proofErr w:type="gramStart"/>
-            <w:r>
-              <w:rPr>
-                <w:b/>
-                <w:color w:val="FFFFFF"/>
-              </w:rPr>
-              <w:t>à</w:t>
-            </w:r>
-            <w:proofErr w:type="gramEnd"/>
-            <w:r>
-              <w:rPr>
-                <w:b/>
-                <w:color w:val="FFFFFF"/>
-              </w:rPr>
-              <w:t xml:space="preserve"> </w:t>
+              <w:t xml:space="preserve"> à </w:t>
             </w:r>
             <w:r>
               <w:rPr>
@@ -6130,25 +5734,17 @@
         <w:rPr>
           <w:b/>
         </w:rPr>
-        <w:t xml:space="preserve">RD001: Análise Detalhada de Tipos de Documentos Fiscais </w:t>
-      </w:r>
-      <w:proofErr w:type="gramStart"/>
+        <w:t>RD001: Análise Detalhada de Tipos de Documentos Fiscais Brasileiros</w:t>
+      </w:r>
+      <w:r>
+        <w:t xml:space="preserve"> </w:t>
+      </w:r>
       <w:r>
         <w:rPr>
           <w:b/>
         </w:rPr>
-        <w:t>Brasileiros</w:t>
-      </w:r>
-      <w:r>
-        <w:t xml:space="preserve"> </w:t>
-      </w:r>
-      <w:r>
-        <w:rPr>
-          <w:b/>
-        </w:rPr>
         <w:t>:</w:t>
       </w:r>
-      <w:proofErr w:type="gramEnd"/>
     </w:p>
     <w:p>
       <w:pPr>
@@ -6237,21 +5833,7 @@
         <w:rPr>
           <w:b/>
         </w:rPr>
-        <w:t>CT-</w:t>
-      </w:r>
-      <w:proofErr w:type="gramStart"/>
-      <w:r>
-        <w:rPr>
-          <w:b/>
-        </w:rPr>
-        <w:t>e</w:t>
-      </w:r>
-      <w:proofErr w:type="gramEnd"/>
-      <w:r>
-        <w:rPr>
-          <w:b/>
-        </w:rPr>
-        <w:t xml:space="preserve"> (Conhecimento de Transporte Eletrônico):</w:t>
+        <w:t>CT-e (Conhecimento de Transporte Eletrônico):</w:t>
       </w:r>
     </w:p>
     <w:p>
@@ -9619,23 +9201,7 @@
         <w:t>Legislação Tributária:</w:t>
       </w:r>
       <w:r>
-        <w:t xml:space="preserve"> O sistema não precisa ser um emissor ou validador fiscal, mas o conhecimento das regras (</w:t>
-      </w:r>
-      <w:proofErr w:type="spellStart"/>
-      <w:r>
-        <w:t>ex</w:t>
-      </w:r>
-      <w:proofErr w:type="spellEnd"/>
-      <w:r>
-        <w:t xml:space="preserve">: o que é NCM, como o ICMS é calculado) é crucial para a correta extração e categorização dos dados. As referências que serão utilizadas são: Notas Técnicas, Manual de Orientação do Contribuinte e </w:t>
-      </w:r>
-      <w:proofErr w:type="spellStart"/>
-      <w:r>
-        <w:t>Schemas</w:t>
-      </w:r>
-      <w:proofErr w:type="spellEnd"/>
-      <w:r>
-        <w:t xml:space="preserve"> XSD.</w:t>
+        <w:t xml:space="preserve"> O sistema não precisa ser um emissor ou validador fiscal, mas o conhecimento das regras (ex: o que é NCM, como o ICMS é calculado) é crucial para a correta extração e categorização dos dados. As referências que serão utilizadas são: Notas Técnicas, Manual de Orientação do Contribuinte e Schemas XSD.</w:t>
       </w:r>
       <w:r>
         <w:t xml:space="preserve"> </w:t>
@@ -9764,23 +9330,7 @@
           <w:sz w:val="24"/>
           <w:szCs w:val="24"/>
         </w:rPr>
-        <w:t>Deve haver uma fila de processamento visível ao usuário (</w:t>
-      </w:r>
-      <w:proofErr w:type="spellStart"/>
-      <w:r>
-        <w:rPr>
-          <w:sz w:val="24"/>
-          <w:szCs w:val="24"/>
-        </w:rPr>
-        <w:t>Ex</w:t>
-      </w:r>
-      <w:proofErr w:type="spellEnd"/>
-      <w:r>
-        <w:rPr>
-          <w:sz w:val="24"/>
-          <w:szCs w:val="24"/>
-        </w:rPr>
-        <w:t>: "Aguardando", "Processando", "Concluído", "Erro").</w:t>
+        <w:t>Deve haver uma fila de processamento visível ao usuário (Ex: "Aguardando", "Processando", "Concluído", "Erro").</w:t>
       </w:r>
     </w:p>
     <w:p>
@@ -9842,23 +9392,7 @@
         <w:spacing w:after="0"/>
       </w:pPr>
       <w:r>
-        <w:t>Analisar o texto extraído e identificar os nomes dos campos (</w:t>
-      </w:r>
-      <w:proofErr w:type="spellStart"/>
-      <w:r>
-        <w:t>Ex</w:t>
-      </w:r>
-      <w:proofErr w:type="spellEnd"/>
-      <w:r>
-        <w:t xml:space="preserve">: </w:t>
-      </w:r>
-      <w:proofErr w:type="spellStart"/>
-      <w:r>
-        <w:t>CNPJs</w:t>
-      </w:r>
-      <w:proofErr w:type="spellEnd"/>
-      <w:r>
-        <w:t>, datas, valores, etc.) e seus valores</w:t>
+        <w:t>Analisar o texto extraído e identificar os nomes dos campos (Ex: CNPJs, datas, valores, etc.) e seus valores</w:t>
       </w:r>
     </w:p>
     <w:p/>
@@ -9922,15 +9456,7 @@
         <w:spacing w:after="0" w:line="240" w:lineRule="auto"/>
       </w:pPr>
       <w:r>
-        <w:t xml:space="preserve"> A LLM deve utilizar o significado do campo em vez dos seus nomes, tendo como referência Notas Técnicas, Manual de Orientação do Contribuinte e </w:t>
-      </w:r>
-      <w:proofErr w:type="spellStart"/>
-      <w:r>
-        <w:t>Schemas</w:t>
-      </w:r>
-      <w:proofErr w:type="spellEnd"/>
-      <w:r>
-        <w:t xml:space="preserve"> XSD. </w:t>
+        <w:t xml:space="preserve"> A LLM deve utilizar o significado do campo em vez dos seus nomes, tendo como referência Notas Técnicas, Manual de Orientação do Contribuinte e Schemas XSD. </w:t>
       </w:r>
     </w:p>
     <w:p>
@@ -10022,15 +9548,7 @@
         </w:numPr>
       </w:pPr>
       <w:r>
-        <w:t xml:space="preserve">O LLM deve interpretar a pergunta, buscar os dados no banco de dados estruturado e apresentar a resposta de forma no formato de tabela contendo os campos e seus respectivos valores que respondem </w:t>
-      </w:r>
-      <w:proofErr w:type="gramStart"/>
-      <w:r>
-        <w:t>a</w:t>
-      </w:r>
-      <w:proofErr w:type="gramEnd"/>
-      <w:r>
-        <w:t xml:space="preserve"> pergunta do usuário.</w:t>
+        <w:t>O LLM deve interpretar a pergunta, buscar os dados no banco de dados estruturado e apresentar a resposta de forma no formato de tabela contendo os campos e seus respectivos valores que respondem a pergunta do usuário.</w:t>
       </w:r>
     </w:p>
     <w:p>
@@ -10226,15 +9744,7 @@
         </w:numPr>
       </w:pPr>
       <w:r>
-        <w:t>O sistema deve ter uma disponibilidade de pelo menos 99.5% (</w:t>
-      </w:r>
-      <w:proofErr w:type="spellStart"/>
-      <w:r>
-        <w:t>uptime</w:t>
-      </w:r>
-      <w:proofErr w:type="spellEnd"/>
-      <w:r>
-        <w:t>).</w:t>
+        <w:t>O sistema deve ter uma disponibilidade de pelo menos 99.5% (uptime).</w:t>
       </w:r>
     </w:p>
     <w:p>
@@ -10416,37 +9926,8 @@
         <w:rPr>
           <w:rFonts w:ascii="Arial" w:eastAsia="Arial" w:hAnsi="Arial" w:cs="Arial"/>
         </w:rPr>
-        <w:t xml:space="preserve">Para </w:t>
-      </w:r>
-      <w:proofErr w:type="spellStart"/>
-      <w:r>
-        <w:rPr>
-          <w:rFonts w:ascii="Arial" w:eastAsia="Arial" w:hAnsi="Arial" w:cs="Arial"/>
-        </w:rPr>
-        <w:t>PDFs</w:t>
-      </w:r>
-      <w:proofErr w:type="spellEnd"/>
-      <w:r>
-        <w:rPr>
-          <w:rFonts w:ascii="Arial" w:eastAsia="Arial" w:hAnsi="Arial" w:cs="Arial"/>
-        </w:rPr>
-        <w:t>/</w:t>
-      </w:r>
-      <w:proofErr w:type="spellStart"/>
-      <w:r>
-        <w:rPr>
-          <w:rFonts w:ascii="Arial" w:eastAsia="Arial" w:hAnsi="Arial" w:cs="Arial"/>
-        </w:rPr>
-        <w:t>PNGs</w:t>
-      </w:r>
-      <w:proofErr w:type="spellEnd"/>
-      <w:r>
-        <w:rPr>
-          <w:rFonts w:ascii="Arial" w:eastAsia="Arial" w:hAnsi="Arial" w:cs="Arial"/>
-        </w:rPr>
-        <w:t xml:space="preserve">: Utiliza OCR (classe </w:t>
-      </w:r>
-      <w:proofErr w:type="spellStart"/>
+        <w:t xml:space="preserve">Para PDFs/PNGs: Utiliza OCR (classe </w:t>
+      </w:r>
       <w:r>
         <w:rPr>
           <w:rFonts w:ascii="Roboto Mono" w:eastAsia="Roboto Mono" w:hAnsi="Roboto Mono" w:cs="Roboto Mono"/>
@@ -10454,7 +9935,6 @@
         </w:rPr>
         <w:t>NotaFiscalOCR</w:t>
       </w:r>
-      <w:proofErr w:type="spellEnd"/>
       <w:r>
         <w:rPr>
           <w:rFonts w:ascii="Arial" w:eastAsia="Arial" w:hAnsi="Arial" w:cs="Arial"/>
@@ -10479,30 +9959,14 @@
         <w:rPr>
           <w:rFonts w:ascii="Arial" w:eastAsia="Arial" w:hAnsi="Arial" w:cs="Arial"/>
         </w:rPr>
-        <w:t xml:space="preserve">Para </w:t>
-      </w:r>
-      <w:proofErr w:type="spellStart"/>
+        <w:t>Para CSVs</w:t>
+      </w:r>
       <w:r>
         <w:rPr>
           <w:rFonts w:ascii="Arial" w:eastAsia="Arial" w:hAnsi="Arial" w:cs="Arial"/>
         </w:rPr>
-        <w:t>CSVs</w:t>
-      </w:r>
-      <w:proofErr w:type="spellEnd"/>
-      <w:r>
-        <w:rPr>
-          <w:rFonts w:ascii="Arial" w:eastAsia="Arial" w:hAnsi="Arial" w:cs="Arial"/>
-        </w:rPr>
-        <w:t xml:space="preserve"> e </w:t>
-      </w:r>
-      <w:proofErr w:type="spellStart"/>
-      <w:r>
-        <w:rPr>
-          <w:rFonts w:ascii="Arial" w:eastAsia="Arial" w:hAnsi="Arial" w:cs="Arial"/>
-        </w:rPr>
-        <w:t>XMLs</w:t>
-      </w:r>
-      <w:proofErr w:type="spellEnd"/>
+        <w:t xml:space="preserve"> e XMLs</w:t>
+      </w:r>
       <w:r>
         <w:rPr>
           <w:rFonts w:ascii="Arial" w:eastAsia="Arial" w:hAnsi="Arial" w:cs="Arial"/>
@@ -10557,23 +10021,8 @@
         <w:rPr>
           <w:rFonts w:ascii="Arial" w:eastAsia="Arial" w:hAnsi="Arial" w:cs="Arial"/>
         </w:rPr>
-        <w:t xml:space="preserve"> Encaminha o texto ou </w:t>
-      </w:r>
-      <w:proofErr w:type="spellStart"/>
-      <w:r>
-        <w:rPr>
-          <w:rFonts w:ascii="Arial" w:eastAsia="Arial" w:hAnsi="Arial" w:cs="Arial"/>
-        </w:rPr>
-        <w:t>dataframe</w:t>
-      </w:r>
-      <w:proofErr w:type="spellEnd"/>
-      <w:r>
-        <w:rPr>
-          <w:rFonts w:ascii="Arial" w:eastAsia="Arial" w:hAnsi="Arial" w:cs="Arial"/>
-        </w:rPr>
-        <w:t xml:space="preserve"> para a função </w:t>
-      </w:r>
-      <w:proofErr w:type="spellStart"/>
+        <w:t xml:space="preserve"> Encaminha o texto ou dataframe para a função </w:t>
+      </w:r>
       <w:r>
         <w:rPr>
           <w:rFonts w:ascii="Roboto Mono" w:eastAsia="Roboto Mono" w:hAnsi="Roboto Mono" w:cs="Roboto Mono"/>
@@ -10581,7 +10030,6 @@
         </w:rPr>
         <w:t>consultallmdocfiscal</w:t>
       </w:r>
-      <w:proofErr w:type="spellEnd"/>
       <w:r>
         <w:rPr>
           <w:rFonts w:ascii="Arial" w:eastAsia="Arial" w:hAnsi="Arial" w:cs="Arial"/>
@@ -10641,7 +10089,6 @@
         </w:rPr>
         <w:t>Traduzir nomes de campos (</w:t>
       </w:r>
-      <w:proofErr w:type="spellStart"/>
       <w:r>
         <w:rPr>
           <w:rFonts w:ascii="Roboto Mono" w:eastAsia="Roboto Mono" w:hAnsi="Roboto Mono" w:cs="Roboto Mono"/>
@@ -10649,7 +10096,6 @@
         </w:rPr>
         <w:t>sigcampos</w:t>
       </w:r>
-      <w:proofErr w:type="spellEnd"/>
       <w:r>
         <w:rPr>
           <w:rFonts w:ascii="Arial" w:eastAsia="Arial" w:hAnsi="Arial" w:cs="Arial"/>
@@ -10713,7 +10159,6 @@
         </w:rPr>
         <w:t xml:space="preserve"> Emprega a função </w:t>
       </w:r>
-      <w:proofErr w:type="spellStart"/>
       <w:r>
         <w:rPr>
           <w:rFonts w:ascii="Roboto Mono" w:eastAsia="Roboto Mono" w:hAnsi="Roboto Mono" w:cs="Roboto Mono"/>
@@ -10721,7 +10166,6 @@
         </w:rPr>
         <w:t>obtem_sim_nao</w:t>
       </w:r>
-      <w:proofErr w:type="spellEnd"/>
       <w:r>
         <w:rPr>
           <w:rFonts w:ascii="Arial" w:eastAsia="Arial" w:hAnsi="Arial" w:cs="Arial"/>
@@ -10769,7 +10213,6 @@
         </w:rPr>
         <w:t>Se a resposta for possível: Gera uma query SQL (</w:t>
       </w:r>
-      <w:proofErr w:type="spellStart"/>
       <w:r>
         <w:rPr>
           <w:rFonts w:ascii="Roboto Mono" w:eastAsia="Roboto Mono" w:hAnsi="Roboto Mono" w:cs="Roboto Mono"/>
@@ -10777,26 +10220,11 @@
         </w:rPr>
         <w:t>llm_gera_query</w:t>
       </w:r>
-      <w:proofErr w:type="spellEnd"/>
       <w:r>
         <w:rPr>
           <w:rFonts w:ascii="Arial" w:eastAsia="Arial" w:hAnsi="Arial" w:cs="Arial"/>
         </w:rPr>
-        <w:t xml:space="preserve">) utilizando a LLM, executa-a no </w:t>
-      </w:r>
-      <w:proofErr w:type="spellStart"/>
-      <w:r>
-        <w:rPr>
-          <w:rFonts w:ascii="Arial" w:eastAsia="Arial" w:hAnsi="Arial" w:cs="Arial"/>
-        </w:rPr>
-        <w:t>SQLite</w:t>
-      </w:r>
-      <w:proofErr w:type="spellEnd"/>
-      <w:r>
-        <w:rPr>
-          <w:rFonts w:ascii="Arial" w:eastAsia="Arial" w:hAnsi="Arial" w:cs="Arial"/>
-        </w:rPr>
-        <w:t xml:space="preserve"> e retorna os dados.</w:t>
+        <w:t>) utilizando a LLM, executa-a no SQLite e retorna os dados.</w:t>
       </w:r>
     </w:p>
     <w:p>
@@ -10859,7 +10287,6 @@
           <w:rFonts w:ascii="Arial" w:eastAsia="Arial" w:hAnsi="Arial" w:cs="Arial"/>
         </w:rPr>
       </w:pPr>
-      <w:proofErr w:type="spellStart"/>
       <w:r>
         <w:rPr>
           <w:rFonts w:ascii="Roboto Mono" w:eastAsia="Roboto Mono" w:hAnsi="Roboto Mono" w:cs="Roboto Mono"/>
@@ -10868,7 +10295,6 @@
         </w:rPr>
         <w:t>consultallmdocfiscal</w:t>
       </w:r>
-      <w:proofErr w:type="spellEnd"/>
       <w:r>
         <w:rPr>
           <w:rFonts w:ascii="Arial" w:eastAsia="Arial" w:hAnsi="Arial" w:cs="Arial"/>
@@ -10896,7 +10322,6 @@
           <w:rFonts w:ascii="Arial" w:eastAsia="Arial" w:hAnsi="Arial" w:cs="Arial"/>
         </w:rPr>
       </w:pPr>
-      <w:proofErr w:type="spellStart"/>
       <w:r>
         <w:rPr>
           <w:rFonts w:ascii="Roboto Mono" w:eastAsia="Roboto Mono" w:hAnsi="Roboto Mono" w:cs="Roboto Mono"/>
@@ -10905,7 +10330,6 @@
         </w:rPr>
         <w:t>consultallmdocfiscal</w:t>
       </w:r>
-      <w:proofErr w:type="spellEnd"/>
       <w:r>
         <w:rPr>
           <w:rFonts w:ascii="Arial" w:eastAsia="Arial" w:hAnsi="Arial" w:cs="Arial"/>
@@ -10918,17 +10342,8 @@
           <w:rFonts w:ascii="Arial" w:eastAsia="Arial" w:hAnsi="Arial" w:cs="Arial"/>
           <w:b/>
         </w:rPr>
-        <w:t>/</w:t>
-      </w:r>
-      <w:proofErr w:type="spellStart"/>
-      <w:r>
-        <w:rPr>
-          <w:rFonts w:ascii="Arial" w:eastAsia="Arial" w:hAnsi="Arial" w:cs="Arial"/>
-          <w:b/>
-        </w:rPr>
-        <w:t>XMLs</w:t>
-      </w:r>
-      <w:proofErr w:type="spellEnd"/>
+        <w:t>/XMLs</w:t>
+      </w:r>
       <w:r>
         <w:rPr>
           <w:rFonts w:ascii="Arial" w:eastAsia="Arial" w:hAnsi="Arial" w:cs="Arial"/>
@@ -10956,7 +10371,6 @@
           <w:rFonts w:ascii="Arial" w:eastAsia="Arial" w:hAnsi="Arial" w:cs="Arial"/>
         </w:rPr>
       </w:pPr>
-      <w:proofErr w:type="spellStart"/>
       <w:r>
         <w:rPr>
           <w:rFonts w:ascii="Roboto Mono" w:eastAsia="Roboto Mono" w:hAnsi="Roboto Mono" w:cs="Roboto Mono"/>
@@ -10965,7 +10379,6 @@
         </w:rPr>
         <w:t>obtem_sim_nao</w:t>
       </w:r>
-      <w:proofErr w:type="spellEnd"/>
       <w:r>
         <w:rPr>
           <w:rFonts w:ascii="Arial" w:eastAsia="Arial" w:hAnsi="Arial" w:cs="Arial"/>
@@ -10977,21 +10390,7 @@
         <w:rPr>
           <w:rFonts w:ascii="Arial" w:eastAsia="Arial" w:hAnsi="Arial" w:cs="Arial"/>
         </w:rPr>
-        <w:t xml:space="preserve"> Verifica a capacidade de responder à pergunta do usuário, considerando as colunas e os dados do </w:t>
-      </w:r>
-      <w:proofErr w:type="spellStart"/>
-      <w:r>
-        <w:rPr>
-          <w:rFonts w:ascii="Arial" w:eastAsia="Arial" w:hAnsi="Arial" w:cs="Arial"/>
-        </w:rPr>
-        <w:t>dataframe</w:t>
-      </w:r>
-      <w:proofErr w:type="spellEnd"/>
-      <w:r>
-        <w:rPr>
-          <w:rFonts w:ascii="Arial" w:eastAsia="Arial" w:hAnsi="Arial" w:cs="Arial"/>
-        </w:rPr>
-        <w:t>.</w:t>
+        <w:t xml:space="preserve"> Verifica a capacidade de responder à pergunta do usuário, considerando as colunas e os dados do dataframe.</w:t>
       </w:r>
     </w:p>
     <w:p>
@@ -11007,7 +10406,6 @@
           <w:rFonts w:ascii="Arial" w:eastAsia="Arial" w:hAnsi="Arial" w:cs="Arial"/>
         </w:rPr>
       </w:pPr>
-      <w:proofErr w:type="spellStart"/>
       <w:r>
         <w:rPr>
           <w:rFonts w:ascii="Roboto Mono" w:eastAsia="Roboto Mono" w:hAnsi="Roboto Mono" w:cs="Roboto Mono"/>
@@ -11016,7 +10414,6 @@
         </w:rPr>
         <w:t>llm_gera_query</w:t>
       </w:r>
-      <w:proofErr w:type="spellEnd"/>
       <w:r>
         <w:rPr>
           <w:rFonts w:ascii="Arial" w:eastAsia="Arial" w:hAnsi="Arial" w:cs="Arial"/>
@@ -11062,31 +10459,13 @@
         </w:rPr>
         <w:t>O sistema não se baseia em aprendizado offline (treinamento supervisionado). Em vez disso, emprega um mecanismo de aprendizado dinâmico através da LLM (</w:t>
       </w:r>
-      <w:proofErr w:type="spellStart"/>
       <w:r>
         <w:rPr>
           <w:rFonts w:ascii="Roboto Mono" w:eastAsia="Roboto Mono" w:hAnsi="Roboto Mono" w:cs="Roboto Mono"/>
           <w:color w:val="188038"/>
         </w:rPr>
-        <w:t>in-context</w:t>
-      </w:r>
-      <w:proofErr w:type="spellEnd"/>
-      <w:r>
-        <w:rPr>
-          <w:rFonts w:ascii="Roboto Mono" w:eastAsia="Roboto Mono" w:hAnsi="Roboto Mono" w:cs="Roboto Mono"/>
-          <w:color w:val="188038"/>
-        </w:rPr>
-        <w:t xml:space="preserve"> </w:t>
-      </w:r>
-      <w:proofErr w:type="spellStart"/>
-      <w:r>
-        <w:rPr>
-          <w:rFonts w:ascii="Roboto Mono" w:eastAsia="Roboto Mono" w:hAnsi="Roboto Mono" w:cs="Roboto Mono"/>
-          <w:color w:val="188038"/>
-        </w:rPr>
-        <w:t>learning</w:t>
-      </w:r>
-      <w:proofErr w:type="spellEnd"/>
+        <w:t>in-context learning</w:t>
+      </w:r>
       <w:r>
         <w:rPr>
           <w:rFonts w:ascii="Arial" w:eastAsia="Arial" w:hAnsi="Arial" w:cs="Arial"/>
@@ -11120,7 +10499,6 @@
         </w:rPr>
         <w:t xml:space="preserve">OCR Adaptativo (classe </w:t>
       </w:r>
-      <w:proofErr w:type="spellStart"/>
       <w:r>
         <w:rPr>
           <w:rFonts w:ascii="Roboto Mono" w:eastAsia="Roboto Mono" w:hAnsi="Roboto Mono" w:cs="Roboto Mono"/>
@@ -11129,7 +10507,6 @@
         </w:rPr>
         <w:t>NotaFiscalOCR</w:t>
       </w:r>
-      <w:proofErr w:type="spellEnd"/>
       <w:r>
         <w:rPr>
           <w:rFonts w:ascii="Arial" w:eastAsia="Arial" w:hAnsi="Arial" w:cs="Arial"/>
@@ -11154,37 +10531,8 @@
         <w:rPr>
           <w:rFonts w:ascii="Arial" w:eastAsia="Arial" w:hAnsi="Arial" w:cs="Arial"/>
         </w:rPr>
-        <w:t xml:space="preserve">Utiliza </w:t>
-      </w:r>
-      <w:proofErr w:type="spellStart"/>
-      <w:r>
-        <w:rPr>
-          <w:rFonts w:ascii="Arial" w:eastAsia="Arial" w:hAnsi="Arial" w:cs="Arial"/>
-        </w:rPr>
-        <w:t>Tesseract</w:t>
-      </w:r>
-      <w:proofErr w:type="spellEnd"/>
-      <w:r>
-        <w:rPr>
-          <w:rFonts w:ascii="Arial" w:eastAsia="Arial" w:hAnsi="Arial" w:cs="Arial"/>
-        </w:rPr>
-        <w:t xml:space="preserve">, com pré-processamento de imagem via </w:t>
-      </w:r>
-      <w:proofErr w:type="spellStart"/>
-      <w:r>
-        <w:rPr>
-          <w:rFonts w:ascii="Arial" w:eastAsia="Arial" w:hAnsi="Arial" w:cs="Arial"/>
-        </w:rPr>
-        <w:t>OpenCV</w:t>
-      </w:r>
-      <w:proofErr w:type="spellEnd"/>
-      <w:r>
-        <w:rPr>
-          <w:rFonts w:ascii="Arial" w:eastAsia="Arial" w:hAnsi="Arial" w:cs="Arial"/>
-        </w:rPr>
-        <w:t xml:space="preserve"> (</w:t>
-      </w:r>
-      <w:proofErr w:type="spellStart"/>
+        <w:t>Utiliza Tesseract, com pré-processamento de imagem via OpenCV (</w:t>
+      </w:r>
       <w:r>
         <w:rPr>
           <w:rFonts w:ascii="Roboto Mono" w:eastAsia="Roboto Mono" w:hAnsi="Roboto Mono" w:cs="Roboto Mono"/>
@@ -11192,40 +10540,11 @@
         </w:rPr>
         <w:t>preprocessar_imagem</w:t>
       </w:r>
-      <w:proofErr w:type="spellEnd"/>
       <w:r>
         <w:rPr>
           <w:rFonts w:ascii="Arial" w:eastAsia="Arial" w:hAnsi="Arial" w:cs="Arial"/>
         </w:rPr>
-        <w:t xml:space="preserve">), para extrair texto de </w:t>
-      </w:r>
-      <w:proofErr w:type="spellStart"/>
-      <w:r>
-        <w:rPr>
-          <w:rFonts w:ascii="Arial" w:eastAsia="Arial" w:hAnsi="Arial" w:cs="Arial"/>
-        </w:rPr>
-        <w:t>PDFs</w:t>
-      </w:r>
-      <w:proofErr w:type="spellEnd"/>
-      <w:r>
-        <w:rPr>
-          <w:rFonts w:ascii="Arial" w:eastAsia="Arial" w:hAnsi="Arial" w:cs="Arial"/>
-        </w:rPr>
-        <w:t>/</w:t>
-      </w:r>
-      <w:proofErr w:type="spellStart"/>
-      <w:r>
-        <w:rPr>
-          <w:rFonts w:ascii="Arial" w:eastAsia="Arial" w:hAnsi="Arial" w:cs="Arial"/>
-        </w:rPr>
-        <w:t>PNGs</w:t>
-      </w:r>
-      <w:proofErr w:type="spellEnd"/>
-      <w:r>
-        <w:rPr>
-          <w:rFonts w:ascii="Arial" w:eastAsia="Arial" w:hAnsi="Arial" w:cs="Arial"/>
-        </w:rPr>
-        <w:t>, independentemente de seu layout físico.</w:t>
+        <w:t>), para extrair texto de PDFs/PNGs, independentemente de seu layout físico.</w:t>
       </w:r>
     </w:p>
     <w:p>
@@ -11244,21 +10563,7 @@
         <w:rPr>
           <w:rFonts w:ascii="Arial" w:eastAsia="Arial" w:hAnsi="Arial" w:cs="Arial"/>
         </w:rPr>
-        <w:t xml:space="preserve">Realiza conversão para escala de cinza e </w:t>
-      </w:r>
-      <w:proofErr w:type="spellStart"/>
-      <w:r>
-        <w:rPr>
-          <w:rFonts w:ascii="Arial" w:eastAsia="Arial" w:hAnsi="Arial" w:cs="Arial"/>
-        </w:rPr>
-        <w:t>binarização</w:t>
-      </w:r>
-      <w:proofErr w:type="spellEnd"/>
-      <w:r>
-        <w:rPr>
-          <w:rFonts w:ascii="Arial" w:eastAsia="Arial" w:hAnsi="Arial" w:cs="Arial"/>
-        </w:rPr>
-        <w:t xml:space="preserve"> para padronizar a entrada.</w:t>
+        <w:t>Realiza conversão para escala de cinza e binarização para padronizar a entrada.</w:t>
       </w:r>
     </w:p>
     <w:p>
@@ -11340,7 +10645,6 @@
         </w:rPr>
         <w:t>A LLM é instruída a identificar o significado dos campos (</w:t>
       </w:r>
-      <w:proofErr w:type="spellStart"/>
       <w:r>
         <w:rPr>
           <w:rFonts w:ascii="Roboto Mono" w:eastAsia="Roboto Mono" w:hAnsi="Roboto Mono" w:cs="Roboto Mono"/>
@@ -11348,26 +10652,11 @@
         </w:rPr>
         <w:t>sigcampos</w:t>
       </w:r>
-      <w:proofErr w:type="spellEnd"/>
       <w:r>
         <w:rPr>
           <w:rFonts w:ascii="Arial" w:eastAsia="Arial" w:hAnsi="Arial" w:cs="Arial"/>
         </w:rPr>
-        <w:t xml:space="preserve">), utilizando referências como Notas Técnicas, MOC e </w:t>
-      </w:r>
-      <w:proofErr w:type="spellStart"/>
-      <w:r>
-        <w:rPr>
-          <w:rFonts w:ascii="Arial" w:eastAsia="Arial" w:hAnsi="Arial" w:cs="Arial"/>
-        </w:rPr>
-        <w:t>Schemas</w:t>
-      </w:r>
-      <w:proofErr w:type="spellEnd"/>
-      <w:r>
-        <w:rPr>
-          <w:rFonts w:ascii="Arial" w:eastAsia="Arial" w:hAnsi="Arial" w:cs="Arial"/>
-        </w:rPr>
-        <w:t xml:space="preserve"> XSD.</w:t>
+        <w:t>), utilizando referências como Notas Técnicas, MOC e Schemas XSD.</w:t>
       </w:r>
     </w:p>
     <w:p>
@@ -11463,7 +10752,6 @@
         </w:rPr>
         <w:t>) quanto os campos interpretados (</w:t>
       </w:r>
-      <w:proofErr w:type="spellStart"/>
       <w:r>
         <w:rPr>
           <w:rFonts w:ascii="Roboto Mono" w:eastAsia="Roboto Mono" w:hAnsi="Roboto Mono" w:cs="Roboto Mono"/>
@@ -11471,26 +10759,11 @@
         </w:rPr>
         <w:t>sigcampos</w:t>
       </w:r>
-      <w:proofErr w:type="spellEnd"/>
       <w:r>
         <w:rPr>
           <w:rFonts w:ascii="Arial" w:eastAsia="Arial" w:hAnsi="Arial" w:cs="Arial"/>
         </w:rPr>
-        <w:t xml:space="preserve">) são armazenados no </w:t>
-      </w:r>
-      <w:proofErr w:type="spellStart"/>
-      <w:r>
-        <w:rPr>
-          <w:rFonts w:ascii="Arial" w:eastAsia="Arial" w:hAnsi="Arial" w:cs="Arial"/>
-        </w:rPr>
-        <w:t>dataframe</w:t>
-      </w:r>
-      <w:proofErr w:type="spellEnd"/>
-      <w:r>
-        <w:rPr>
-          <w:rFonts w:ascii="Arial" w:eastAsia="Arial" w:hAnsi="Arial" w:cs="Arial"/>
-        </w:rPr>
-        <w:t>.</w:t>
+        <w:t>) são armazenados no dataframe.</w:t>
       </w:r>
     </w:p>
     <w:p>
@@ -11510,35 +10783,7 @@
         <w:rPr>
           <w:rFonts w:ascii="Arial" w:eastAsia="Arial" w:hAnsi="Arial" w:cs="Arial"/>
         </w:rPr>
-        <w:t xml:space="preserve">O </w:t>
-      </w:r>
-      <w:proofErr w:type="spellStart"/>
-      <w:r>
-        <w:rPr>
-          <w:rFonts w:ascii="Arial" w:eastAsia="Arial" w:hAnsi="Arial" w:cs="Arial"/>
-        </w:rPr>
-        <w:t>dataframe</w:t>
-      </w:r>
-      <w:proofErr w:type="spellEnd"/>
-      <w:r>
-        <w:rPr>
-          <w:rFonts w:ascii="Arial" w:eastAsia="Arial" w:hAnsi="Arial" w:cs="Arial"/>
-        </w:rPr>
-        <w:t xml:space="preserve"> final sempre possui colunas padronizadas (</w:t>
-      </w:r>
-      <w:proofErr w:type="spellStart"/>
-      <w:r>
-        <w:rPr>
-          <w:rFonts w:ascii="Arial" w:eastAsia="Arial" w:hAnsi="Arial" w:cs="Arial"/>
-        </w:rPr>
-        <w:t>ex</w:t>
-      </w:r>
-      <w:proofErr w:type="spellEnd"/>
-      <w:r>
-        <w:rPr>
-          <w:rFonts w:ascii="Arial" w:eastAsia="Arial" w:hAnsi="Arial" w:cs="Arial"/>
-        </w:rPr>
-        <w:t>: TIPO, MODELO_DOC, VERSÃO_DOC), o que permite a realização de consultas consistentes</w:t>
+        <w:t>O dataframe final sempre possui colunas padronizadas (ex: TIPO, MODELO_DOC, VERSÃO_DOC), o que permite a realização de consultas consistentes</w:t>
       </w:r>
       <w:r>
         <w:rPr>
@@ -11577,7 +10822,6 @@
         </w:rPr>
         <w:t>Validação Cruzada via LLM (</w:t>
       </w:r>
-      <w:proofErr w:type="spellStart"/>
       <w:r>
         <w:rPr>
           <w:rFonts w:ascii="Roboto Mono" w:eastAsia="Roboto Mono" w:hAnsi="Roboto Mono" w:cs="Roboto Mono"/>
@@ -11586,7 +10830,6 @@
         </w:rPr>
         <w:t>obtem_sim_nao</w:t>
       </w:r>
-      <w:proofErr w:type="spellEnd"/>
       <w:r>
         <w:rPr>
           <w:rFonts w:ascii="Arial" w:eastAsia="Arial" w:hAnsi="Arial" w:cs="Arial"/>
@@ -11825,41 +11068,8 @@
           <w:rFonts w:ascii="Arial" w:eastAsia="Arial" w:hAnsi="Arial" w:cs="Arial"/>
           <w:color w:val="000000"/>
         </w:rPr>
-        <w:t xml:space="preserve">Para </w:t>
-      </w:r>
-      <w:proofErr w:type="spellStart"/>
-      <w:r>
-        <w:rPr>
-          <w:rFonts w:ascii="Arial" w:eastAsia="Arial" w:hAnsi="Arial" w:cs="Arial"/>
-          <w:color w:val="000000"/>
-        </w:rPr>
-        <w:t>PDFs</w:t>
-      </w:r>
-      <w:proofErr w:type="spellEnd"/>
-      <w:r>
-        <w:rPr>
-          <w:rFonts w:ascii="Arial" w:eastAsia="Arial" w:hAnsi="Arial" w:cs="Arial"/>
-          <w:color w:val="000000"/>
-        </w:rPr>
-        <w:t xml:space="preserve"> e </w:t>
-      </w:r>
-      <w:proofErr w:type="spellStart"/>
-      <w:r>
-        <w:rPr>
-          <w:rFonts w:ascii="Arial" w:eastAsia="Arial" w:hAnsi="Arial" w:cs="Arial"/>
-          <w:color w:val="000000"/>
-        </w:rPr>
-        <w:t>PNGs</w:t>
-      </w:r>
-      <w:proofErr w:type="spellEnd"/>
-      <w:r>
-        <w:rPr>
-          <w:rFonts w:ascii="Arial" w:eastAsia="Arial" w:hAnsi="Arial" w:cs="Arial"/>
-          <w:color w:val="000000"/>
-        </w:rPr>
-        <w:t xml:space="preserve">: Emprega a classe </w:t>
-      </w:r>
-      <w:proofErr w:type="spellStart"/>
+        <w:t xml:space="preserve">Para PDFs e PNGs: Emprega a classe </w:t>
+      </w:r>
       <w:r>
         <w:rPr>
           <w:rFonts w:ascii="Roboto Mono" w:eastAsia="Roboto Mono" w:hAnsi="Roboto Mono" w:cs="Roboto Mono"/>
@@ -11867,7 +11077,6 @@
         </w:rPr>
         <w:t>NotaFiscalOCR</w:t>
       </w:r>
-      <w:proofErr w:type="spellEnd"/>
       <w:r>
         <w:rPr>
           <w:rFonts w:ascii="Arial" w:eastAsia="Arial" w:hAnsi="Arial" w:cs="Arial"/>
@@ -11910,33 +11119,15 @@
           <w:rFonts w:ascii="Arial" w:eastAsia="Arial" w:hAnsi="Arial" w:cs="Arial"/>
           <w:color w:val="000000"/>
         </w:rPr>
-        <w:t xml:space="preserve">Para </w:t>
-      </w:r>
-      <w:proofErr w:type="spellStart"/>
+        <w:t>Para CSVs</w:t>
+      </w:r>
       <w:r>
         <w:rPr>
           <w:rFonts w:ascii="Arial" w:eastAsia="Arial" w:hAnsi="Arial" w:cs="Arial"/>
           <w:color w:val="000000"/>
         </w:rPr>
-        <w:t>CSVs</w:t>
-      </w:r>
-      <w:proofErr w:type="spellEnd"/>
-      <w:r>
-        <w:rPr>
-          <w:rFonts w:ascii="Arial" w:eastAsia="Arial" w:hAnsi="Arial" w:cs="Arial"/>
-          <w:color w:val="000000"/>
-        </w:rPr>
-        <w:t xml:space="preserve"> e </w:t>
-      </w:r>
-      <w:proofErr w:type="spellStart"/>
-      <w:r>
-        <w:rPr>
-          <w:rFonts w:ascii="Arial" w:eastAsia="Arial" w:hAnsi="Arial" w:cs="Arial"/>
-          <w:color w:val="000000"/>
-        </w:rPr>
-        <w:t>XMLs</w:t>
-      </w:r>
-      <w:proofErr w:type="spellEnd"/>
+        <w:t xml:space="preserve"> e XMLs</w:t>
+      </w:r>
       <w:r>
         <w:rPr>
           <w:rFonts w:ascii="Arial" w:eastAsia="Arial" w:hAnsi="Arial" w:cs="Arial"/>
@@ -11996,25 +11187,8 @@
           <w:rFonts w:ascii="Arial" w:eastAsia="Arial" w:hAnsi="Arial" w:cs="Arial"/>
           <w:color w:val="000000"/>
         </w:rPr>
-        <w:t xml:space="preserve"> Encaminha o texto extraído ou o </w:t>
-      </w:r>
-      <w:proofErr w:type="spellStart"/>
-      <w:r>
-        <w:rPr>
-          <w:rFonts w:ascii="Arial" w:eastAsia="Arial" w:hAnsi="Arial" w:cs="Arial"/>
-          <w:color w:val="000000"/>
-        </w:rPr>
-        <w:t>dataframe</w:t>
-      </w:r>
-      <w:proofErr w:type="spellEnd"/>
-      <w:r>
-        <w:rPr>
-          <w:rFonts w:ascii="Arial" w:eastAsia="Arial" w:hAnsi="Arial" w:cs="Arial"/>
-          <w:color w:val="000000"/>
-        </w:rPr>
-        <w:t xml:space="preserve"> para a função </w:t>
-      </w:r>
-      <w:proofErr w:type="spellStart"/>
+        <w:t xml:space="preserve"> Encaminha o texto extraído ou o dataframe para a função </w:t>
+      </w:r>
       <w:r>
         <w:rPr>
           <w:rFonts w:ascii="Roboto Mono" w:eastAsia="Roboto Mono" w:hAnsi="Roboto Mono" w:cs="Roboto Mono"/>
@@ -12022,7 +11196,6 @@
         </w:rPr>
         <w:t>consultallmdocfiscal</w:t>
       </w:r>
-      <w:proofErr w:type="spellEnd"/>
       <w:r>
         <w:rPr>
           <w:rFonts w:ascii="Arial" w:eastAsia="Arial" w:hAnsi="Arial" w:cs="Arial"/>
@@ -12149,7 +11322,6 @@
         </w:rPr>
         <w:t>Tradução de nomes de campos para um formato padronizado (</w:t>
       </w:r>
-      <w:proofErr w:type="spellStart"/>
       <w:r>
         <w:rPr>
           <w:rFonts w:ascii="Roboto Mono" w:eastAsia="Roboto Mono" w:hAnsi="Roboto Mono" w:cs="Roboto Mono"/>
@@ -12157,7 +11329,6 @@
         </w:rPr>
         <w:t>sigcampos</w:t>
       </w:r>
-      <w:proofErr w:type="spellEnd"/>
       <w:r>
         <w:rPr>
           <w:rFonts w:ascii="Arial" w:eastAsia="Arial" w:hAnsi="Arial" w:cs="Arial"/>
@@ -12248,7 +11419,6 @@
         </w:rPr>
         <w:t xml:space="preserve"> Utiliza a função </w:t>
       </w:r>
-      <w:proofErr w:type="spellStart"/>
       <w:r>
         <w:rPr>
           <w:rFonts w:ascii="Roboto Mono" w:eastAsia="Roboto Mono" w:hAnsi="Roboto Mono" w:cs="Roboto Mono"/>
@@ -12256,7 +11426,6 @@
         </w:rPr>
         <w:t>obtem_sim_nao</w:t>
       </w:r>
-      <w:proofErr w:type="spellEnd"/>
       <w:r>
         <w:rPr>
           <w:rFonts w:ascii="Arial" w:eastAsia="Arial" w:hAnsi="Arial" w:cs="Arial"/>
@@ -12373,7 +11542,6 @@
         </w:rPr>
         <w:t xml:space="preserve"> SQL através da função </w:t>
       </w:r>
-      <w:proofErr w:type="spellStart"/>
       <w:r>
         <w:rPr>
           <w:rFonts w:ascii="Roboto Mono" w:eastAsia="Roboto Mono" w:hAnsi="Roboto Mono" w:cs="Roboto Mono"/>
@@ -12381,29 +11549,12 @@
         </w:rPr>
         <w:t>llm_gera_query</w:t>
       </w:r>
-      <w:proofErr w:type="spellEnd"/>
       <w:r>
         <w:rPr>
           <w:rFonts w:ascii="Arial" w:eastAsia="Arial" w:hAnsi="Arial" w:cs="Arial"/>
           <w:color w:val="000000"/>
         </w:rPr>
-        <w:t xml:space="preserve"> com o auxílio da LLM, executa-a no banco de dados </w:t>
-      </w:r>
-      <w:proofErr w:type="spellStart"/>
-      <w:r>
-        <w:rPr>
-          <w:rFonts w:ascii="Arial" w:eastAsia="Arial" w:hAnsi="Arial" w:cs="Arial"/>
-          <w:color w:val="000000"/>
-        </w:rPr>
-        <w:t>SQLite</w:t>
-      </w:r>
-      <w:proofErr w:type="spellEnd"/>
-      <w:r>
-        <w:rPr>
-          <w:rFonts w:ascii="Arial" w:eastAsia="Arial" w:hAnsi="Arial" w:cs="Arial"/>
-          <w:color w:val="000000"/>
-        </w:rPr>
-        <w:t xml:space="preserve"> e retorna os dados resultantes.</w:t>
+        <w:t xml:space="preserve"> com o auxílio da LLM, executa-a no banco de dados SQLite e retorna os dados resultantes.</w:t>
       </w:r>
     </w:p>
     <w:p>
@@ -12432,23 +11583,7 @@
           <w:rFonts w:ascii="Arial" w:eastAsia="Arial" w:hAnsi="Arial" w:cs="Arial"/>
           <w:color w:val="000000"/>
         </w:rPr>
-        <w:t xml:space="preserve">Se a resposta não for possível: Retorna </w:t>
-      </w:r>
-      <w:proofErr w:type="gramStart"/>
-      <w:r>
-        <w:rPr>
-          <w:rFonts w:ascii="Arial" w:eastAsia="Arial" w:hAnsi="Arial" w:cs="Arial"/>
-          <w:color w:val="000000"/>
-        </w:rPr>
-        <w:t>a</w:t>
-      </w:r>
-      <w:proofErr w:type="gramEnd"/>
-      <w:r>
-        <w:rPr>
-          <w:rFonts w:ascii="Arial" w:eastAsia="Arial" w:hAnsi="Arial" w:cs="Arial"/>
-          <w:color w:val="000000"/>
-        </w:rPr>
-        <w:t xml:space="preserve"> indicação "Não", sinalizando a impossibilidade de fornecer uma resposta.</w:t>
+        <w:t>Se a resposta não for possível: Retorna a indicação "Não", sinalizando a impossibilidade de fornecer uma resposta.</w:t>
       </w:r>
     </w:p>
     <w:p>
@@ -12516,7 +11651,6 @@
           <w:color w:val="000000"/>
         </w:rPr>
       </w:pPr>
-      <w:proofErr w:type="spellStart"/>
       <w:r>
         <w:rPr>
           <w:rFonts w:ascii="Roboto Mono" w:eastAsia="Roboto Mono" w:hAnsi="Roboto Mono" w:cs="Roboto Mono"/>
@@ -12525,7 +11659,6 @@
         </w:rPr>
         <w:t>consultallmdocfiscal</w:t>
       </w:r>
-      <w:proofErr w:type="spellEnd"/>
       <w:r>
         <w:rPr>
           <w:rFonts w:ascii="Arial" w:eastAsia="Arial" w:hAnsi="Arial" w:cs="Arial"/>
@@ -12563,7 +11696,6 @@
           <w:color w:val="000000"/>
         </w:rPr>
       </w:pPr>
-      <w:proofErr w:type="spellStart"/>
       <w:r>
         <w:rPr>
           <w:rFonts w:ascii="Roboto Mono" w:eastAsia="Roboto Mono" w:hAnsi="Roboto Mono" w:cs="Roboto Mono"/>
@@ -12572,7 +11704,6 @@
         </w:rPr>
         <w:t>consultallmdocfiscal</w:t>
       </w:r>
-      <w:proofErr w:type="spellEnd"/>
       <w:r>
         <w:rPr>
           <w:rFonts w:ascii="Arial" w:eastAsia="Arial" w:hAnsi="Arial" w:cs="Arial"/>
@@ -12655,7 +11786,6 @@
           <w:color w:val="000000"/>
         </w:rPr>
       </w:pPr>
-      <w:proofErr w:type="spellStart"/>
       <w:r>
         <w:rPr>
           <w:rFonts w:ascii="Roboto Mono" w:eastAsia="Roboto Mono" w:hAnsi="Roboto Mono" w:cs="Roboto Mono"/>
@@ -12664,7 +11794,6 @@
         </w:rPr>
         <w:t>obtem_sim_nao</w:t>
       </w:r>
-      <w:proofErr w:type="spellEnd"/>
       <w:r>
         <w:rPr>
           <w:rFonts w:ascii="Arial" w:eastAsia="Arial" w:hAnsi="Arial" w:cs="Arial"/>
@@ -12678,23 +11807,7 @@
           <w:rFonts w:ascii="Arial" w:eastAsia="Arial" w:hAnsi="Arial" w:cs="Arial"/>
           <w:color w:val="000000"/>
         </w:rPr>
-        <w:t xml:space="preserve"> Verifica a capacidade de responder à pergunta do usuário, considerando as colunas e os dados presentes no </w:t>
-      </w:r>
-      <w:proofErr w:type="spellStart"/>
-      <w:r>
-        <w:rPr>
-          <w:rFonts w:ascii="Arial" w:eastAsia="Arial" w:hAnsi="Arial" w:cs="Arial"/>
-          <w:color w:val="000000"/>
-        </w:rPr>
-        <w:t>dataframe</w:t>
-      </w:r>
-      <w:proofErr w:type="spellEnd"/>
-      <w:r>
-        <w:rPr>
-          <w:rFonts w:ascii="Arial" w:eastAsia="Arial" w:hAnsi="Arial" w:cs="Arial"/>
-          <w:color w:val="000000"/>
-        </w:rPr>
-        <w:t>.</w:t>
+        <w:t xml:space="preserve"> Verifica a capacidade de responder à pergunta do usuário, considerando as colunas e os dados presentes no dataframe.</w:t>
       </w:r>
     </w:p>
     <w:p>
@@ -12717,7 +11830,6 @@
           <w:color w:val="000000"/>
         </w:rPr>
       </w:pPr>
-      <w:proofErr w:type="spellStart"/>
       <w:r>
         <w:rPr>
           <w:rFonts w:ascii="Roboto Mono" w:eastAsia="Roboto Mono" w:hAnsi="Roboto Mono" w:cs="Roboto Mono"/>
@@ -12726,7 +11838,6 @@
         </w:rPr>
         <w:t>llm_gera_query</w:t>
       </w:r>
-      <w:proofErr w:type="spellEnd"/>
       <w:r>
         <w:rPr>
           <w:rFonts w:ascii="Arial" w:eastAsia="Arial" w:hAnsi="Arial" w:cs="Arial"/>
@@ -13005,7 +12116,6 @@
                 <w:bdr w:val="none" w:sz="0" w:space="0" w:color="auto" w:frame="1"/>
               </w:rPr>
             </w:pPr>
-            <w:proofErr w:type="spellStart"/>
             <w:r>
               <w:rPr>
                 <w:rStyle w:val="math-inline"/>
@@ -13018,14 +12128,7 @@
               <w:rPr>
                 <w:rStyle w:val="math-inline"/>
               </w:rPr>
-              <w:t>p</w:t>
-            </w:r>
-            <w:proofErr w:type="spellEnd"/>
-            <w:r>
-              <w:rPr>
-                <w:rStyle w:val="math-inline"/>
-              </w:rPr>
-              <w:t xml:space="preserve"> &lt; 3%</w:t>
+              <w:t>p &lt; 3%</w:t>
             </w:r>
           </w:p>
         </w:tc>
@@ -14084,27 +13187,7 @@
                 <w:color w:val="1B1C1D"/>
                 <w:bdr w:val="none" w:sz="0" w:space="0" w:color="auto" w:frame="1"/>
               </w:rPr>
-              <w:t>CT-</w:t>
-            </w:r>
-            <w:proofErr w:type="gramStart"/>
-            <w:r>
-              <w:rPr>
-                <w:b w:val="0"/>
-                <w:bCs w:val="0"/>
-                <w:color w:val="1B1C1D"/>
-                <w:bdr w:val="none" w:sz="0" w:space="0" w:color="auto" w:frame="1"/>
-              </w:rPr>
-              <w:t>e</w:t>
-            </w:r>
-            <w:proofErr w:type="gramEnd"/>
-            <w:r>
-              <w:rPr>
-                <w:b w:val="0"/>
-                <w:bCs w:val="0"/>
-                <w:color w:val="1B1C1D"/>
-                <w:bdr w:val="none" w:sz="0" w:space="0" w:color="auto" w:frame="1"/>
-              </w:rPr>
-              <w:t xml:space="preserve"> 1.1: Extração de Dados Base de CT-e</w:t>
+              <w:t>CT-e 1.1: Extração de Dados Base de CT-e</w:t>
             </w:r>
           </w:p>
         </w:tc>
@@ -14199,21 +13282,7 @@
               <w:rPr>
                 <w:color w:val="1B1C1D"/>
               </w:rPr>
-              <w:t xml:space="preserve"> "Quais são o número, a data de emissão e o valor total deste </w:t>
-            </w:r>
-            <w:proofErr w:type="spellStart"/>
-            <w:r>
-              <w:rPr>
-                <w:color w:val="1B1C1D"/>
-              </w:rPr>
-              <w:t>CTe</w:t>
-            </w:r>
-            <w:proofErr w:type="spellEnd"/>
-            <w:r>
-              <w:rPr>
-                <w:color w:val="1B1C1D"/>
-              </w:rPr>
-              <w:t xml:space="preserve">?" </w:t>
+              <w:t xml:space="preserve"> "Quais são o número, a data de emissão e o valor total deste CTe?" </w:t>
             </w:r>
           </w:p>
           <w:p>
@@ -14761,7 +13830,6 @@
         <w:t xml:space="preserve">1. Carregar o arquivo </w:t>
       </w:r>
       <w:hyperlink r:id="rId24" w:history="1">
-        <w:proofErr w:type="spellStart"/>
         <w:r>
           <w:rPr>
             <w:rStyle w:val="Hyperlink"/>
@@ -14777,14 +13845,7 @@
         <w:rPr>
           <w:color w:val="1B1C1D"/>
         </w:rPr>
-        <w:t>na</w:t>
-      </w:r>
-      <w:proofErr w:type="spellEnd"/>
-      <w:r>
-        <w:rPr>
-          <w:color w:val="1B1C1D"/>
-        </w:rPr>
-        <w:t xml:space="preserve"> aplicação. </w:t>
+        <w:t xml:space="preserve">na aplicação. </w:t>
       </w:r>
     </w:p>
     <w:p>
@@ -14810,21 +13871,7 @@
         <w:rPr>
           <w:color w:val="1B1C1D"/>
         </w:rPr>
-        <w:t xml:space="preserve"> "Quais são o número, a data de emissão e o valor total deste </w:t>
-      </w:r>
-      <w:proofErr w:type="spellStart"/>
-      <w:r>
-        <w:rPr>
-          <w:color w:val="1B1C1D"/>
-        </w:rPr>
-        <w:t>CTe</w:t>
-      </w:r>
-      <w:proofErr w:type="spellEnd"/>
-      <w:r>
-        <w:rPr>
-          <w:color w:val="1B1C1D"/>
-        </w:rPr>
-        <w:t xml:space="preserve">?" </w:t>
+        <w:t xml:space="preserve"> "Quais são o número, a data de emissão e o valor total deste CTe?" </w:t>
       </w:r>
     </w:p>
     <w:p>
@@ -15399,25 +14446,7 @@
           <w:sz w:val="26"/>
           <w:szCs w:val="26"/>
         </w:rPr>
-        <w:t xml:space="preserve">.2. Testes de Extração de Dados de Imagens (OCR - NFS-e </w:t>
-      </w:r>
-      <w:proofErr w:type="gramStart"/>
-      <w:r>
-        <w:rPr>
-          <w:color w:val="2F5496"/>
-          <w:sz w:val="26"/>
-          <w:szCs w:val="26"/>
-        </w:rPr>
-        <w:t>e Outros</w:t>
-      </w:r>
-      <w:proofErr w:type="gramEnd"/>
-      <w:r>
-        <w:rPr>
-          <w:color w:val="2F5496"/>
-          <w:sz w:val="26"/>
-          <w:szCs w:val="26"/>
-        </w:rPr>
-        <w:t>)</w:t>
+        <w:t>.2. Testes de Extração de Dados de Imagens (OCR - NFS-e e Outros)</w:t>
       </w:r>
     </w:p>
     <w:p>
@@ -17312,7 +16341,6 @@
               </w:rPr>
               <w:t>1. Assegurar que os dados de cabeçalho estão carregados na base de dados (</w:t>
             </w:r>
-            <w:proofErr w:type="spellStart"/>
             <w:r>
               <w:rPr>
                 <w:rStyle w:val="CdigoHTML"/>
@@ -17322,7 +16350,6 @@
               </w:rPr>
               <w:t>nfs_data.db</w:t>
             </w:r>
-            <w:proofErr w:type="spellEnd"/>
             <w:r>
               <w:rPr>
                 <w:color w:val="1B1C1D"/>
@@ -17740,7 +16767,6 @@
         </w:rPr>
         <w:t xml:space="preserve"> estão carregados na base de dados (</w:t>
       </w:r>
-      <w:proofErr w:type="spellStart"/>
       <w:r>
         <w:rPr>
           <w:rStyle w:val="CdigoHTML"/>
@@ -17750,7 +16776,6 @@
         </w:rPr>
         <w:t>nfs_data.db</w:t>
       </w:r>
-      <w:proofErr w:type="spellEnd"/>
       <w:r>
         <w:rPr>
           <w:color w:val="1B1C1D"/>
@@ -17950,7 +16975,35 @@
           <w:color w:val="1B1C1D"/>
           <w:bdr w:val="none" w:sz="0" w:space="0" w:color="auto" w:frame="1"/>
         </w:rPr>
-        <w:t xml:space="preserve">O agente conseguiu gerar, com sucesso a query, </w:t>
+        <w:t>O agente conseguiu gerar, com sucesso</w:t>
+      </w:r>
+      <w:r>
+        <w:rPr>
+          <w:color w:val="1B1C1D"/>
+          <w:bdr w:val="none" w:sz="0" w:space="0" w:color="auto" w:frame="1"/>
+        </w:rPr>
+        <w:t xml:space="preserve">, </w:t>
+      </w:r>
+      <w:r>
+        <w:rPr>
+          <w:color w:val="1B1C1D"/>
+          <w:bdr w:val="none" w:sz="0" w:space="0" w:color="auto" w:frame="1"/>
+        </w:rPr>
+        <w:t>a query</w:t>
+      </w:r>
+      <w:r>
+        <w:rPr>
+          <w:color w:val="1B1C1D"/>
+          <w:bdr w:val="none" w:sz="0" w:space="0" w:color="auto" w:frame="1"/>
+        </w:rPr>
+        <w:t xml:space="preserve"> que gerou</w:t>
+      </w:r>
+      <w:r>
+        <w:rPr>
+          <w:color w:val="1B1C1D"/>
+          <w:bdr w:val="none" w:sz="0" w:space="0" w:color="auto" w:frame="1"/>
+        </w:rPr>
+        <w:t xml:space="preserve"> </w:t>
       </w:r>
       <w:r>
         <w:rPr>
@@ -18633,7 +17686,6 @@
               </w:rPr>
               <w:t xml:space="preserve">Falsos Positivos </w:t>
             </w:r>
-            <w:proofErr w:type="spellStart"/>
             <w:r>
               <w:rPr>
                 <w:b/>
@@ -18641,17 +17693,7 @@
                 <w:color w:val="1B1C1D"/>
                 <w:bdr w:val="none" w:sz="0" w:space="0" w:color="auto" w:frame="1"/>
               </w:rPr>
-              <w:t>Fp</w:t>
-            </w:r>
-            <w:proofErr w:type="spellEnd"/>
-            <w:r>
-              <w:rPr>
-                <w:b/>
-                <w:bCs/>
-                <w:color w:val="1B1C1D"/>
-                <w:bdr w:val="none" w:sz="0" w:space="0" w:color="auto" w:frame="1"/>
-              </w:rPr>
-              <w:t xml:space="preserve"> </w:t>
+              <w:t xml:space="preserve">Fp </w:t>
             </w:r>
             <w:r>
               <w:rPr>
@@ -18817,21 +17859,7 @@
                 <w:color w:val="1B1C1D"/>
               </w:rPr>
               <w:lastRenderedPageBreak/>
-              <w:t>A aplicação deve tratar a exceção e retornar uma mensagem de erro controlada (</w:t>
-            </w:r>
-            <w:proofErr w:type="spellStart"/>
-            <w:r>
-              <w:rPr>
-                <w:color w:val="1B1C1D"/>
-              </w:rPr>
-              <w:t>ex</w:t>
-            </w:r>
-            <w:proofErr w:type="spellEnd"/>
-            <w:r>
-              <w:rPr>
-                <w:color w:val="1B1C1D"/>
-              </w:rPr>
-              <w:t xml:space="preserve">: "Nenhum dado encontrado") em vez de falhar, mantendo </w:t>
+              <w:t xml:space="preserve">A aplicação deve tratar a exceção e retornar uma mensagem de erro controlada (ex: "Nenhum dado encontrado") em vez de falhar, mantendo </w:t>
             </w:r>
             <w:r>
               <w:rPr>
@@ -18950,7 +17978,6 @@
               </w:rPr>
               <w:t xml:space="preserve">Falsos Positivos </w:t>
             </w:r>
-            <w:proofErr w:type="spellStart"/>
             <w:r>
               <w:rPr>
                 <w:color w:val="1B1C1D"/>
@@ -18958,7 +17985,6 @@
               </w:rPr>
               <w:t>Fp</w:t>
             </w:r>
-            <w:proofErr w:type="spellEnd"/>
             <w:r>
               <w:rPr>
                 <w:b w:val="0"/>
@@ -19334,21 +18360,7 @@
               <w:rPr>
                 <w:color w:val="1B1C1D"/>
               </w:rPr>
-              <w:t>A aplicação deve tratar a exceção e retornar uma mensagem de erro controlada (</w:t>
-            </w:r>
-            <w:proofErr w:type="spellStart"/>
-            <w:r>
-              <w:rPr>
-                <w:color w:val="1B1C1D"/>
-              </w:rPr>
-              <w:t>ex</w:t>
-            </w:r>
-            <w:proofErr w:type="spellEnd"/>
-            <w:r>
-              <w:rPr>
-                <w:color w:val="1B1C1D"/>
-              </w:rPr>
-              <w:t xml:space="preserve">: "Nenhum dado encontrado") em vez de falhar, mantendo </w:t>
+              <w:t xml:space="preserve">A aplicação deve tratar a exceção e retornar uma mensagem de erro controlada (ex: "Nenhum dado encontrado") em vez de falhar, mantendo </w:t>
             </w:r>
             <w:r>
               <w:rPr>
@@ -19889,63 +18901,13 @@
           <w:color w:val="1F2328"/>
         </w:rPr>
       </w:pPr>
-      <w:proofErr w:type="spellStart"/>
       <w:r>
         <w:rPr>
           <w:rFonts w:ascii="Consolas" w:hAnsi="Consolas"/>
           <w:color w:val="1F2328"/>
         </w:rPr>
-        <w:t>docker</w:t>
-      </w:r>
-      <w:proofErr w:type="spellEnd"/>
-      <w:r>
-        <w:rPr>
-          <w:rFonts w:ascii="Consolas" w:hAnsi="Consolas"/>
-          <w:color w:val="1F2328"/>
-        </w:rPr>
-        <w:t xml:space="preserve"> </w:t>
-      </w:r>
-      <w:proofErr w:type="spellStart"/>
-      <w:r>
-        <w:rPr>
-          <w:rFonts w:ascii="Consolas" w:hAnsi="Consolas"/>
-          <w:color w:val="1F2328"/>
-        </w:rPr>
-        <w:t>pull</w:t>
-      </w:r>
-      <w:proofErr w:type="spellEnd"/>
-      <w:r>
-        <w:rPr>
-          <w:rFonts w:ascii="Consolas" w:hAnsi="Consolas"/>
-          <w:color w:val="1F2328"/>
-        </w:rPr>
-        <w:t xml:space="preserve"> ghcr.io/</w:t>
-      </w:r>
-      <w:proofErr w:type="spellStart"/>
-      <w:r>
-        <w:rPr>
-          <w:rFonts w:ascii="Consolas" w:hAnsi="Consolas"/>
-          <w:color w:val="1F2328"/>
-        </w:rPr>
-        <w:t>ajndantas</w:t>
-      </w:r>
-      <w:proofErr w:type="spellEnd"/>
-      <w:r>
-        <w:rPr>
-          <w:rFonts w:ascii="Consolas" w:hAnsi="Consolas"/>
-          <w:color w:val="1F2328"/>
-        </w:rPr>
-        <w:t>/</w:t>
-      </w:r>
-      <w:proofErr w:type="spellStart"/>
-      <w:r>
-        <w:rPr>
-          <w:rFonts w:ascii="Consolas" w:hAnsi="Consolas"/>
-          <w:color w:val="1F2328"/>
-        </w:rPr>
-        <w:t>agente_nfe</w:t>
-      </w:r>
-      <w:proofErr w:type="spellEnd"/>
+        <w:t>docker pull ghcr.io/ajndantas/agente_nfe</w:t>
+      </w:r>
     </w:p>
     <w:p>
       <w:pPr>
@@ -19957,63 +18919,13 @@
           <w:color w:val="1F2328"/>
         </w:rPr>
       </w:pPr>
-      <w:proofErr w:type="spellStart"/>
       <w:r>
         <w:rPr>
           <w:rFonts w:ascii="Consolas" w:hAnsi="Consolas"/>
           <w:color w:val="1F2328"/>
         </w:rPr>
-        <w:t>docker</w:t>
-      </w:r>
-      <w:proofErr w:type="spellEnd"/>
-      <w:r>
-        <w:rPr>
-          <w:rFonts w:ascii="Consolas" w:hAnsi="Consolas"/>
-          <w:color w:val="1F2328"/>
-        </w:rPr>
-        <w:t xml:space="preserve"> </w:t>
-      </w:r>
-      <w:proofErr w:type="spellStart"/>
-      <w:r>
-        <w:rPr>
-          <w:rFonts w:ascii="Consolas" w:hAnsi="Consolas"/>
-          <w:color w:val="1F2328"/>
-        </w:rPr>
-        <w:t>run</w:t>
-      </w:r>
-      <w:proofErr w:type="spellEnd"/>
-      <w:r>
-        <w:rPr>
-          <w:rFonts w:ascii="Consolas" w:hAnsi="Consolas"/>
-          <w:color w:val="1F2328"/>
-        </w:rPr>
-        <w:t xml:space="preserve"> -d -p 8000:8000 ghcr.io/</w:t>
-      </w:r>
-      <w:proofErr w:type="spellStart"/>
-      <w:r>
-        <w:rPr>
-          <w:rFonts w:ascii="Consolas" w:hAnsi="Consolas"/>
-          <w:color w:val="1F2328"/>
-        </w:rPr>
-        <w:t>ajndantas</w:t>
-      </w:r>
-      <w:proofErr w:type="spellEnd"/>
-      <w:r>
-        <w:rPr>
-          <w:rFonts w:ascii="Consolas" w:hAnsi="Consolas"/>
-          <w:color w:val="1F2328"/>
-        </w:rPr>
-        <w:t>/</w:t>
-      </w:r>
-      <w:proofErr w:type="spellStart"/>
-      <w:r>
-        <w:rPr>
-          <w:rFonts w:ascii="Consolas" w:hAnsi="Consolas"/>
-          <w:color w:val="1F2328"/>
-        </w:rPr>
-        <w:t>agente_nfe</w:t>
-      </w:r>
-      <w:proofErr w:type="spellEnd"/>
+        <w:t>docker run -d -p 8000:8000 ghcr.io/ajndantas/agente_nfe</w:t>
+      </w:r>
     </w:p>
     <w:p>
       <w:pPr>
@@ -20104,7 +19016,6 @@
         </w:rPr>
       </w:pPr>
       <w:hyperlink r:id="rId49" w:history="1">
-        <w:proofErr w:type="spellStart"/>
         <w:r>
           <w:rPr>
             <w:rStyle w:val="Hyperlink"/>
@@ -20113,7 +19024,6 @@
           </w:rPr>
           <w:t>PDFs</w:t>
         </w:r>
-        <w:proofErr w:type="spellEnd"/>
       </w:hyperlink>
     </w:p>
     <w:p>
@@ -20156,7 +19066,6 @@
         </w:rPr>
       </w:pPr>
       <w:hyperlink r:id="rId51" w:history="1">
-        <w:proofErr w:type="spellStart"/>
         <w:r>
           <w:rPr>
             <w:rStyle w:val="Hyperlink"/>
@@ -20165,7 +19074,6 @@
           </w:rPr>
           <w:t>CSVs</w:t>
         </w:r>
-        <w:proofErr w:type="spellEnd"/>
       </w:hyperlink>
     </w:p>
     <w:p>
@@ -20184,7 +19092,6 @@
         </w:rPr>
       </w:pPr>
       <w:hyperlink r:id="rId52" w:history="1">
-        <w:proofErr w:type="spellStart"/>
         <w:r>
           <w:rPr>
             <w:rStyle w:val="Hyperlink"/>
@@ -20193,7 +19100,6 @@
           </w:rPr>
           <w:t>XMLs</w:t>
         </w:r>
-        <w:proofErr w:type="spellEnd"/>
       </w:hyperlink>
     </w:p>
     <w:p>
@@ -20949,15 +19855,7 @@
           <w:rFonts w:ascii="Arial" w:hAnsi="Arial" w:cs="Arial"/>
           <w:color w:val="1F2328"/>
         </w:rPr>
-        <w:t xml:space="preserve">pip install -r </w:t>
-      </w:r>
-      <w:proofErr w:type="gramStart"/>
-      <w:r>
-        <w:rPr>
-          <w:rFonts w:ascii="Arial" w:hAnsi="Arial" w:cs="Arial"/>
-          <w:color w:val="1F2328"/>
-        </w:rPr>
-        <w:t xml:space="preserve">requirements_linux.txt  </w:t>
+        <w:t xml:space="preserve">pip install -r requirements_linux.txt  </w:t>
       </w:r>
       <w:r>
         <w:rPr>
@@ -20965,16 +19863,7 @@
           <w:rFonts w:ascii="Arial" w:eastAsiaTheme="majorEastAsia" w:hAnsi="Arial" w:cs="Arial"/>
           <w:color w:val="59636E"/>
         </w:rPr>
-        <w:t>#</w:t>
-      </w:r>
-      <w:proofErr w:type="gramEnd"/>
-      <w:r>
-        <w:rPr>
-          <w:rStyle w:val="pl-c"/>
-          <w:rFonts w:ascii="Arial" w:eastAsiaTheme="majorEastAsia" w:hAnsi="Arial" w:cs="Arial"/>
-          <w:color w:val="59636E"/>
-        </w:rPr>
-        <w:t xml:space="preserve"> Linux</w:t>
+        <w:t># Linux</w:t>
       </w:r>
     </w:p>
     <w:p>
@@ -21015,23 +19904,7 @@
           <w:rFonts w:ascii="Arial" w:hAnsi="Arial" w:cs="Arial"/>
           <w:color w:val="1F2328"/>
         </w:rPr>
-        <w:t>streamlit run agente_nfe.py --</w:t>
-      </w:r>
-      <w:proofErr w:type="gramStart"/>
-      <w:r>
-        <w:rPr>
-          <w:rFonts w:ascii="Arial" w:hAnsi="Arial" w:cs="Arial"/>
-          <w:color w:val="1F2328"/>
-        </w:rPr>
-        <w:t>server.port</w:t>
-      </w:r>
-      <w:proofErr w:type="gramEnd"/>
-      <w:r>
-        <w:rPr>
-          <w:rFonts w:ascii="Arial" w:hAnsi="Arial" w:cs="Arial"/>
-          <w:color w:val="1F2328"/>
-        </w:rPr>
-        <w:t xml:space="preserve"> 8000</w:t>
+        <w:t>streamlit run agente_nfe.py --server.port 8000</w:t>
       </w:r>
     </w:p>
     <w:p>
@@ -21900,17 +20773,8 @@
                               <w:b/>
                               <w:color w:val="000000"/>
                             </w:rPr>
-                            <w:t xml:space="preserve">Agente </w:t>
+                            <w:t>Agente NFe</w:t>
                           </w:r>
-                          <w:proofErr w:type="spellStart"/>
-                          <w:r>
-                            <w:rPr>
-                              <w:b/>
-                              <w:color w:val="000000"/>
-                            </w:rPr>
-                            <w:t>NFe</w:t>
-                          </w:r>
-                          <w:proofErr w:type="spellEnd"/>
                           <w:r>
                             <w:rPr>
                               <w:b/>
@@ -21952,17 +20816,8 @@
                         <w:b/>
                         <w:color w:val="000000"/>
                       </w:rPr>
-                      <w:t xml:space="preserve">Agente </w:t>
+                      <w:t>Agente NFe</w:t>
                     </w:r>
-                    <w:proofErr w:type="spellStart"/>
-                    <w:r>
-                      <w:rPr>
-                        <w:b/>
-                        <w:color w:val="000000"/>
-                      </w:rPr>
-                      <w:t>NFe</w:t>
-                    </w:r>
-                    <w:proofErr w:type="spellEnd"/>
                     <w:r>
                       <w:rPr>
                         <w:b/>

--- a/Desafio 2 - Projeto - 11062025/Versões Relatório/Grupo_01_Proposta_de_Projeto v4.docx
+++ b/Desafio 2 - Projeto - 11062025/Versões Relatório/Grupo_01_Proposta_de_Projeto v4.docx
@@ -889,7 +889,15 @@
         <w:jc w:val="both"/>
       </w:pPr>
       <w:r>
-        <w:t>Profissionais e empresas da área de contabilidade, finanças e tecnologia, especialmente aqueles envolvidos com automação de processos fiscais, compliance tributário e extração de dados de documentos fiscais (como notas fiscais eletrônicas).</w:t>
+        <w:t xml:space="preserve">Profissionais e empresas da área de contabilidade, finanças e tecnologia, especialmente aqueles envolvidos com automação de processos fiscais, </w:t>
+      </w:r>
+      <w:proofErr w:type="spellStart"/>
+      <w:r>
+        <w:t>compliance</w:t>
+      </w:r>
+      <w:proofErr w:type="spellEnd"/>
+      <w:r>
+        <w:t xml:space="preserve"> tributário e extração de dados de documentos fiscais (como notas fiscais eletrônicas).</w:t>
       </w:r>
     </w:p>
     <w:p>
@@ -984,7 +992,15 @@
         <w:jc w:val="both"/>
       </w:pPr>
       <w:r>
-        <w:t>Como profissional da área de contabilidade, finanças ou tecnologia, eu quero uma solução capaz de capturar e extrair automaticamente os dados de documentos fiscais (Ex: NF-e), para que eu possa obter essas informações de forma rápida, precisa e organizada, reduzindo erros manuais e otimizando meus processos operacionais.</w:t>
+        <w:t>Como profissional da área de contabilidade, finanças ou tecnologia, eu quero uma solução capaz de capturar e extrair automaticamente os dados de documentos fiscais (</w:t>
+      </w:r>
+      <w:proofErr w:type="spellStart"/>
+      <w:r>
+        <w:t>Ex</w:t>
+      </w:r>
+      <w:proofErr w:type="spellEnd"/>
+      <w:r>
+        <w:t>: NF-e), para que eu possa obter essas informações de forma rápida, precisa e organizada, reduzindo erros manuais e otimizando meus processos operacionais.</w:t>
       </w:r>
     </w:p>
     <w:p>
@@ -1446,7 +1462,23 @@
         <w:t>Agente 3 (Resposta e Interação):</w:t>
       </w:r>
       <w:r>
-        <w:t xml:space="preserve"> Acessa um Large Language Model (LLM) e, utilizando os dados da Base de Conhecimento, responde às perguntas dos usuários sobre as informações fiscais.</w:t>
+        <w:t xml:space="preserve"> Acessa um </w:t>
+      </w:r>
+      <w:proofErr w:type="spellStart"/>
+      <w:r>
+        <w:t>Large</w:t>
+      </w:r>
+      <w:proofErr w:type="spellEnd"/>
+      <w:r>
+        <w:t xml:space="preserve"> </w:t>
+      </w:r>
+      <w:proofErr w:type="spellStart"/>
+      <w:r>
+        <w:t>Language</w:t>
+      </w:r>
+      <w:proofErr w:type="spellEnd"/>
+      <w:r>
+        <w:t xml:space="preserve"> Model (LLM) e, utilizando os dados da Base de Conhecimento, responde às perguntas dos usuários sobre as informações fiscais.</w:t>
       </w:r>
     </w:p>
     <w:p>
@@ -1548,7 +1580,15 @@
         <w:ind w:firstLine="720"/>
       </w:pPr>
       <w:r>
-        <w:t>O sistema será desenvolvido seguindo uma arquitetura multi-agente composta por três agentes especializados:</w:t>
+        <w:t xml:space="preserve">O sistema será desenvolvido seguindo uma arquitetura </w:t>
+      </w:r>
+      <w:proofErr w:type="spellStart"/>
+      <w:r>
+        <w:t>multi-agente</w:t>
+      </w:r>
+      <w:proofErr w:type="spellEnd"/>
+      <w:r>
+        <w:t xml:space="preserve"> composta por três agentes especializados:</w:t>
       </w:r>
     </w:p>
     <w:p>
@@ -1575,7 +1615,15 @@
         <w:spacing w:after="0" w:line="240" w:lineRule="auto"/>
       </w:pPr>
       <w:r>
-        <w:t>Responsabilidade: Obter e pré-processar documentos fiscais</w:t>
+        <w:t xml:space="preserve">Responsabilidade: Obter e </w:t>
+      </w:r>
+      <w:proofErr w:type="spellStart"/>
+      <w:r>
+        <w:t>pré</w:t>
+      </w:r>
+      <w:proofErr w:type="spellEnd"/>
+      <w:r>
+        <w:t>-processar documentos fiscais</w:t>
       </w:r>
     </w:p>
     <w:p>
@@ -1598,8 +1646,21 @@
         <w:t>Interface para upload manual de arquivos (PDF, imagens</w:t>
       </w:r>
       <w:r>
-        <w:t>, CSVs e XMLs</w:t>
-      </w:r>
+        <w:t xml:space="preserve">, </w:t>
+      </w:r>
+      <w:proofErr w:type="spellStart"/>
+      <w:r>
+        <w:t>CSVs</w:t>
+      </w:r>
+      <w:proofErr w:type="spellEnd"/>
+      <w:r>
+        <w:t xml:space="preserve"> e </w:t>
+      </w:r>
+      <w:proofErr w:type="spellStart"/>
+      <w:r>
+        <w:t>XMLs</w:t>
+      </w:r>
+      <w:proofErr w:type="spellEnd"/>
       <w:r>
         <w:t>)</w:t>
       </w:r>
@@ -1743,7 +1804,15 @@
         <w:spacing w:after="0" w:line="240" w:lineRule="auto"/>
       </w:pPr>
       <w:r>
-        <w:t>Integração com LLMs para consultas em linguagem natural</w:t>
+        <w:t xml:space="preserve">Integração com </w:t>
+      </w:r>
+      <w:proofErr w:type="spellStart"/>
+      <w:r>
+        <w:t>LLMs</w:t>
+      </w:r>
+      <w:proofErr w:type="spellEnd"/>
+      <w:r>
+        <w:t xml:space="preserve"> para consultas em linguagem natural</w:t>
       </w:r>
     </w:p>
     <w:p>
@@ -1846,8 +1915,16 @@
           <w:b/>
         </w:rPr>
         <w:lastRenderedPageBreak/>
-        <w:t>Armazenamento e Acesso a LLMs</w:t>
-      </w:r>
+        <w:t xml:space="preserve">Armazenamento e Acesso a </w:t>
+      </w:r>
+      <w:proofErr w:type="spellStart"/>
+      <w:r>
+        <w:rPr>
+          <w:b/>
+        </w:rPr>
+        <w:t>LLMs</w:t>
+      </w:r>
+      <w:proofErr w:type="spellEnd"/>
       <w:r>
         <w:rPr>
           <w:i/>
@@ -1865,7 +1942,15 @@
         <w:spacing w:after="0" w:line="240" w:lineRule="auto"/>
       </w:pPr>
       <w:r>
-        <w:t>Banco de dados SQLite para documentos processados</w:t>
+        <w:t xml:space="preserve">Banco de dados </w:t>
+      </w:r>
+      <w:proofErr w:type="spellStart"/>
+      <w:r>
+        <w:t>SQLite</w:t>
+      </w:r>
+      <w:proofErr w:type="spellEnd"/>
+      <w:r>
+        <w:t xml:space="preserve"> para documentos processados</w:t>
       </w:r>
     </w:p>
     <w:p>
@@ -1878,7 +1963,15 @@
         <w:spacing w:after="0" w:line="240" w:lineRule="auto"/>
       </w:pPr>
       <w:r>
-        <w:t>Integração com APIs de LLMs (</w:t>
+        <w:t xml:space="preserve">Integração com APIs de </w:t>
+      </w:r>
+      <w:proofErr w:type="spellStart"/>
+      <w:r>
+        <w:t>LLMs</w:t>
+      </w:r>
+      <w:proofErr w:type="spellEnd"/>
+      <w:r>
+        <w:t xml:space="preserve"> (</w:t>
       </w:r>
       <w:hyperlink r:id="rId18" w:history="1">
         <w:r>
@@ -1967,11 +2060,19 @@
       <w:pPr>
         <w:spacing w:after="0" w:line="240" w:lineRule="auto"/>
       </w:pPr>
+      <w:proofErr w:type="spellStart"/>
       <w:r>
         <w:rPr>
           <w:b/>
         </w:rPr>
-        <w:t>Backend e Processamento</w:t>
+        <w:t>Backend</w:t>
+      </w:r>
+      <w:proofErr w:type="spellEnd"/>
+      <w:r>
+        <w:rPr>
+          <w:b/>
+        </w:rPr>
+        <w:t xml:space="preserve"> e Processamento</w:t>
       </w:r>
     </w:p>
     <w:p>
@@ -2005,9 +2106,19 @@
         </w:numPr>
         <w:spacing w:after="0" w:line="240" w:lineRule="auto"/>
       </w:pPr>
-      <w:r>
-        <w:t>Langchain como biblioteca de interação com as LLMs</w:t>
-      </w:r>
+      <w:proofErr w:type="spellStart"/>
+      <w:r>
+        <w:t>Langchain</w:t>
+      </w:r>
+      <w:proofErr w:type="spellEnd"/>
+      <w:r>
+        <w:t xml:space="preserve"> como biblioteca de interação com as </w:t>
+      </w:r>
+      <w:proofErr w:type="spellStart"/>
+      <w:r>
+        <w:t>LLMs</w:t>
+      </w:r>
+      <w:proofErr w:type="spellEnd"/>
     </w:p>
     <w:p>
       <w:pPr>
@@ -2018,9 +2129,11 @@
         </w:numPr>
         <w:spacing w:after="0" w:line="240" w:lineRule="auto"/>
       </w:pPr>
+      <w:proofErr w:type="spellStart"/>
       <w:r>
         <w:t>SQLite</w:t>
       </w:r>
+      <w:proofErr w:type="spellEnd"/>
       <w:r>
         <w:rPr>
           <w:b/>
@@ -2056,8 +2169,13 @@
         </w:numPr>
         <w:spacing w:after="0" w:line="240" w:lineRule="auto"/>
       </w:pPr>
-      <w:r>
-        <w:t>Tesseract OCR</w:t>
+      <w:proofErr w:type="spellStart"/>
+      <w:r>
+        <w:t>Tesseract</w:t>
+      </w:r>
+      <w:proofErr w:type="spellEnd"/>
+      <w:r>
+        <w:t xml:space="preserve"> OCR</w:t>
       </w:r>
       <w:r>
         <w:rPr>
@@ -2066,7 +2184,15 @@
         <w:t xml:space="preserve"> </w:t>
       </w:r>
       <w:r>
-        <w:t>+ OpenCV para reconhecimento de texto</w:t>
+        <w:t xml:space="preserve">+ </w:t>
+      </w:r>
+      <w:proofErr w:type="spellStart"/>
+      <w:r>
+        <w:t>OpenCV</w:t>
+      </w:r>
+      <w:proofErr w:type="spellEnd"/>
+      <w:r>
+        <w:t xml:space="preserve"> para reconhecimento de texto</w:t>
       </w:r>
     </w:p>
     <w:p>
@@ -2106,11 +2232,19 @@
       <w:pPr>
         <w:spacing w:after="0" w:line="240" w:lineRule="auto"/>
       </w:pPr>
+      <w:proofErr w:type="spellStart"/>
       <w:r>
         <w:rPr>
           <w:b/>
         </w:rPr>
-        <w:t>Frontend e Interface</w:t>
+        <w:t>Frontend</w:t>
+      </w:r>
+      <w:proofErr w:type="spellEnd"/>
+      <w:r>
+        <w:rPr>
+          <w:b/>
+        </w:rPr>
+        <w:t xml:space="preserve"> e Interface</w:t>
       </w:r>
     </w:p>
     <w:p>
@@ -2126,6 +2260,7 @@
           <w:szCs w:val="23"/>
         </w:rPr>
       </w:pPr>
+      <w:proofErr w:type="spellStart"/>
       <w:r>
         <w:rPr>
           <w:sz w:val="23"/>
@@ -2133,6 +2268,7 @@
         </w:rPr>
         <w:t>Streamlit</w:t>
       </w:r>
+      <w:proofErr w:type="spellEnd"/>
     </w:p>
     <w:p>
       <w:pPr>
@@ -2207,7 +2343,15 @@
         <w:t xml:space="preserve">de Demo </w:t>
       </w:r>
       <w:r>
-        <w:t>via site Streamlit Cloud Community (</w:t>
+        <w:t xml:space="preserve">via site </w:t>
+      </w:r>
+      <w:proofErr w:type="spellStart"/>
+      <w:r>
+        <w:t>Streamlit</w:t>
+      </w:r>
+      <w:proofErr w:type="spellEnd"/>
+      <w:r>
+        <w:t xml:space="preserve"> Cloud Community (</w:t>
       </w:r>
       <w:hyperlink r:id="rId20" w:history="1">
         <w:r>
@@ -2683,7 +2827,21 @@
         <w:rPr>
           <w:b/>
         </w:rPr>
-        <w:t>Fase 5: Interface – Agente 1 + Frontend – Segunda Apresentação</w:t>
+        <w:t xml:space="preserve">Fase 5: Interface – Agente 1 + </w:t>
+      </w:r>
+      <w:proofErr w:type="spellStart"/>
+      <w:r>
+        <w:rPr>
+          <w:b/>
+        </w:rPr>
+        <w:t>Frontend</w:t>
+      </w:r>
+      <w:proofErr w:type="spellEnd"/>
+      <w:r>
+        <w:rPr>
+          <w:b/>
+        </w:rPr>
+        <w:t xml:space="preserve"> – Segunda Apresentação</w:t>
       </w:r>
     </w:p>
     <w:p>
@@ -2856,11 +3014,19 @@
           <w:color w:val="000000"/>
         </w:rPr>
       </w:pPr>
+      <w:proofErr w:type="spellStart"/>
       <w:r>
         <w:rPr>
           <w:color w:val="000000"/>
         </w:rPr>
-        <w:t>Roadmap para desenvolvimento futuro</w:t>
+        <w:t>Roadmap</w:t>
+      </w:r>
+      <w:proofErr w:type="spellEnd"/>
+      <w:r>
+        <w:rPr>
+          <w:color w:val="000000"/>
+        </w:rPr>
+        <w:t xml:space="preserve"> para desenvolvimento futuro</w:t>
       </w:r>
     </w:p>
     <w:p>
@@ -2980,8 +3146,18 @@
           <w:bCs/>
           <w:color w:val="000000"/>
         </w:rPr>
-        <w:t>Validação de compliance</w:t>
-      </w:r>
+        <w:t xml:space="preserve">Validação de </w:t>
+      </w:r>
+      <w:proofErr w:type="spellStart"/>
+      <w:r>
+        <w:rPr>
+          <w:b/>
+          <w:bCs/>
+          <w:color w:val="000000"/>
+        </w:rPr>
+        <w:t>compliance</w:t>
+      </w:r>
+      <w:proofErr w:type="spellEnd"/>
       <w:r>
         <w:rPr>
           <w:b/>
@@ -3555,8 +3731,13 @@
         </w:rPr>
         <w:t xml:space="preserve">Desafio 3: </w:t>
       </w:r>
-      <w:r>
-        <w:t>Compliance Legal</w:t>
+      <w:proofErr w:type="spellStart"/>
+      <w:r>
+        <w:t>Compliance</w:t>
+      </w:r>
+      <w:proofErr w:type="spellEnd"/>
+      <w:r>
+        <w:t xml:space="preserve"> Legal</w:t>
       </w:r>
     </w:p>
     <w:p>
@@ -3574,7 +3755,15 @@
       <w:bookmarkStart w:id="6" w:name="_heading=h.d8qef614nhg" w:colFirst="0" w:colLast="0"/>
       <w:bookmarkEnd w:id="6"/>
       <w:r>
-        <w:t>Solução: A referência utilizada foi a documentação de Notas Técnicas, Manual de Orientação do Contribuinte e Schemas XSD.</w:t>
+        <w:t xml:space="preserve">Solução: A referência utilizada foi a documentação de Notas Técnicas, Manual de Orientação do Contribuinte e </w:t>
+      </w:r>
+      <w:proofErr w:type="spellStart"/>
+      <w:r>
+        <w:t>Schemas</w:t>
+      </w:r>
+      <w:proofErr w:type="spellEnd"/>
+      <w:r>
+        <w:t xml:space="preserve"> XSD.</w:t>
       </w:r>
     </w:p>
     <w:p>
@@ -3835,7 +4024,23 @@
                 <w:b/>
                 <w:color w:val="FFFFFF"/>
               </w:rPr>
-              <w:t>09/06 à 17/07</w:t>
+              <w:t xml:space="preserve">09/06 </w:t>
+            </w:r>
+            <w:proofErr w:type="gramStart"/>
+            <w:r>
+              <w:rPr>
+                <w:b/>
+                <w:color w:val="FFFFFF"/>
+              </w:rPr>
+              <w:t>à</w:t>
+            </w:r>
+            <w:proofErr w:type="gramEnd"/>
+            <w:r>
+              <w:rPr>
+                <w:b/>
+                <w:color w:val="FFFFFF"/>
+              </w:rPr>
+              <w:t xml:space="preserve"> 17/07</w:t>
             </w:r>
           </w:p>
         </w:tc>
@@ -3957,7 +4162,21 @@
               <w:rPr>
                 <w:color w:val="000000"/>
               </w:rPr>
-              <w:t>09/06 à 16/06</w:t>
+              <w:t xml:space="preserve">09/06 </w:t>
+            </w:r>
+            <w:proofErr w:type="gramStart"/>
+            <w:r>
+              <w:rPr>
+                <w:color w:val="000000"/>
+              </w:rPr>
+              <w:t>à</w:t>
+            </w:r>
+            <w:proofErr w:type="gramEnd"/>
+            <w:r>
+              <w:rPr>
+                <w:color w:val="000000"/>
+              </w:rPr>
+              <w:t xml:space="preserve"> 16/06</w:t>
             </w:r>
           </w:p>
         </w:tc>
@@ -4101,7 +4320,21 @@
               <w:rPr>
                 <w:color w:val="000000"/>
               </w:rPr>
-              <w:t>17/06 à 01/07</w:t>
+              <w:t xml:space="preserve">17/06 </w:t>
+            </w:r>
+            <w:proofErr w:type="gramStart"/>
+            <w:r>
+              <w:rPr>
+                <w:color w:val="000000"/>
+              </w:rPr>
+              <w:t>à</w:t>
+            </w:r>
+            <w:proofErr w:type="gramEnd"/>
+            <w:r>
+              <w:rPr>
+                <w:color w:val="000000"/>
+              </w:rPr>
+              <w:t xml:space="preserve"> 01/07</w:t>
             </w:r>
           </w:p>
         </w:tc>
@@ -4273,7 +4506,21 @@
               <w:rPr>
                 <w:color w:val="000000"/>
               </w:rPr>
-              <w:t>02/07 à 10/07</w:t>
+              <w:t xml:space="preserve">02/07 </w:t>
+            </w:r>
+            <w:proofErr w:type="gramStart"/>
+            <w:r>
+              <w:rPr>
+                <w:color w:val="000000"/>
+              </w:rPr>
+              <w:t>à</w:t>
+            </w:r>
+            <w:proofErr w:type="gramEnd"/>
+            <w:r>
+              <w:rPr>
+                <w:color w:val="000000"/>
+              </w:rPr>
+              <w:t xml:space="preserve"> 10/07</w:t>
             </w:r>
           </w:p>
         </w:tc>
@@ -4403,7 +4650,21 @@
               <w:rPr>
                 <w:color w:val="000000"/>
               </w:rPr>
-              <w:t>11/07 à 17/07</w:t>
+              <w:t xml:space="preserve">11/07 </w:t>
+            </w:r>
+            <w:proofErr w:type="gramStart"/>
+            <w:r>
+              <w:rPr>
+                <w:color w:val="000000"/>
+              </w:rPr>
+              <w:t>à</w:t>
+            </w:r>
+            <w:proofErr w:type="gramEnd"/>
+            <w:r>
+              <w:rPr>
+                <w:color w:val="000000"/>
+              </w:rPr>
+              <w:t xml:space="preserve"> 17/07</w:t>
             </w:r>
           </w:p>
         </w:tc>
@@ -4526,7 +4787,23 @@
                 <w:b/>
                 <w:color w:val="FFFFFF"/>
               </w:rPr>
-              <w:t>18/07 à 14/08</w:t>
+              <w:t xml:space="preserve">18/07 </w:t>
+            </w:r>
+            <w:proofErr w:type="gramStart"/>
+            <w:r>
+              <w:rPr>
+                <w:b/>
+                <w:color w:val="FFFFFF"/>
+              </w:rPr>
+              <w:t>à</w:t>
+            </w:r>
+            <w:proofErr w:type="gramEnd"/>
+            <w:r>
+              <w:rPr>
+                <w:b/>
+                <w:color w:val="FFFFFF"/>
+              </w:rPr>
+              <w:t xml:space="preserve"> 14/08</w:t>
             </w:r>
           </w:p>
         </w:tc>
@@ -4588,8 +4865,17 @@
                 <w:b/>
                 <w:color w:val="000000"/>
               </w:rPr>
-              <w:t>Interface - Agente 1 + Frontend</w:t>
-            </w:r>
+              <w:t xml:space="preserve">Interface - Agente 1 + </w:t>
+            </w:r>
+            <w:proofErr w:type="spellStart"/>
+            <w:r>
+              <w:rPr>
+                <w:b/>
+                <w:color w:val="000000"/>
+              </w:rPr>
+              <w:t>Frontend</w:t>
+            </w:r>
+            <w:proofErr w:type="spellEnd"/>
             <w:r>
               <w:rPr>
                 <w:color w:val="000000"/>
@@ -4643,7 +4929,21 @@
               <w:rPr>
                 <w:color w:val="000000"/>
               </w:rPr>
-              <w:t>18/07 à 31/07</w:t>
+              <w:t xml:space="preserve">18/07 </w:t>
+            </w:r>
+            <w:proofErr w:type="gramStart"/>
+            <w:r>
+              <w:rPr>
+                <w:color w:val="000000"/>
+              </w:rPr>
+              <w:t>à</w:t>
+            </w:r>
+            <w:proofErr w:type="gramEnd"/>
+            <w:r>
+              <w:rPr>
+                <w:color w:val="000000"/>
+              </w:rPr>
+              <w:t xml:space="preserve"> 31/07</w:t>
             </w:r>
           </w:p>
         </w:tc>
@@ -4752,7 +5052,21 @@
                 <w:color w:val="000000"/>
               </w:rPr>
               <w:br/>
-              <w:t>- Roadmap futuro</w:t>
+              <w:t xml:space="preserve">- </w:t>
+            </w:r>
+            <w:proofErr w:type="spellStart"/>
+            <w:r>
+              <w:rPr>
+                <w:color w:val="000000"/>
+              </w:rPr>
+              <w:t>Roadmap</w:t>
+            </w:r>
+            <w:proofErr w:type="spellEnd"/>
+            <w:r>
+              <w:rPr>
+                <w:color w:val="000000"/>
+              </w:rPr>
+              <w:t xml:space="preserve"> futuro</w:t>
             </w:r>
           </w:p>
         </w:tc>
@@ -4780,7 +5094,21 @@
               <w:rPr>
                 <w:color w:val="000000"/>
               </w:rPr>
-              <w:t>01/08 à 14/08</w:t>
+              <w:t xml:space="preserve">01/08 </w:t>
+            </w:r>
+            <w:proofErr w:type="gramStart"/>
+            <w:r>
+              <w:rPr>
+                <w:color w:val="000000"/>
+              </w:rPr>
+              <w:t>à</w:t>
+            </w:r>
+            <w:proofErr w:type="gramEnd"/>
+            <w:r>
+              <w:rPr>
+                <w:color w:val="000000"/>
+              </w:rPr>
+              <w:t xml:space="preserve"> 14/08</w:t>
             </w:r>
           </w:p>
         </w:tc>
@@ -4903,7 +5231,23 @@
                 <w:b/>
                 <w:color w:val="FFFFFF"/>
               </w:rPr>
-              <w:t>15/08 à 04/09</w:t>
+              <w:t xml:space="preserve">15/08 </w:t>
+            </w:r>
+            <w:proofErr w:type="gramStart"/>
+            <w:r>
+              <w:rPr>
+                <w:b/>
+                <w:color w:val="FFFFFF"/>
+              </w:rPr>
+              <w:t>à</w:t>
+            </w:r>
+            <w:proofErr w:type="gramEnd"/>
+            <w:r>
+              <w:rPr>
+                <w:b/>
+                <w:color w:val="FFFFFF"/>
+              </w:rPr>
+              <w:t xml:space="preserve"> 04/09</w:t>
             </w:r>
           </w:p>
         </w:tc>
@@ -5013,7 +5357,21 @@
               <w:rPr>
                 <w:color w:val="000000"/>
               </w:rPr>
-              <w:t xml:space="preserve"> à 2</w:t>
+              <w:t xml:space="preserve"> </w:t>
+            </w:r>
+            <w:proofErr w:type="gramStart"/>
+            <w:r>
+              <w:rPr>
+                <w:color w:val="000000"/>
+              </w:rPr>
+              <w:t>à</w:t>
+            </w:r>
+            <w:proofErr w:type="gramEnd"/>
+            <w:r>
+              <w:rPr>
+                <w:color w:val="000000"/>
+              </w:rPr>
+              <w:t xml:space="preserve"> 2</w:t>
             </w:r>
             <w:r>
               <w:rPr>
@@ -5129,8 +5487,16 @@
                 <w:color w:val="000000"/>
               </w:rPr>
               <w:br/>
-              <w:t>- Correções e otimizações finais                                                                                                                                                                 - Preparação da documentação completa                                                                                 - Validação de compliance</w:t>
-            </w:r>
+              <w:t xml:space="preserve">- Correções e otimizações finais                                                                                                                                                                 - Preparação da documentação completa                                                                                 - Validação de </w:t>
+            </w:r>
+            <w:proofErr w:type="spellStart"/>
+            <w:r>
+              <w:rPr>
+                <w:color w:val="000000"/>
+              </w:rPr>
+              <w:t>compliance</w:t>
+            </w:r>
+            <w:proofErr w:type="spellEnd"/>
           </w:p>
         </w:tc>
         <w:tc>
@@ -5312,7 +5678,21 @@
               <w:rPr>
                 <w:color w:val="000000"/>
               </w:rPr>
-              <w:t xml:space="preserve"> à </w:t>
+              <w:t xml:space="preserve"> </w:t>
+            </w:r>
+            <w:proofErr w:type="gramStart"/>
+            <w:r>
+              <w:rPr>
+                <w:color w:val="000000"/>
+              </w:rPr>
+              <w:t>à</w:t>
+            </w:r>
+            <w:proofErr w:type="gramEnd"/>
+            <w:r>
+              <w:rPr>
+                <w:color w:val="000000"/>
+              </w:rPr>
+              <w:t xml:space="preserve"> </w:t>
             </w:r>
             <w:r>
               <w:rPr>
@@ -5473,7 +5853,23 @@
                 <w:b/>
                 <w:color w:val="FFFFFF"/>
               </w:rPr>
-              <w:t xml:space="preserve"> à </w:t>
+              <w:t xml:space="preserve"> </w:t>
+            </w:r>
+            <w:proofErr w:type="gramStart"/>
+            <w:r>
+              <w:rPr>
+                <w:b/>
+                <w:color w:val="FFFFFF"/>
+              </w:rPr>
+              <w:t>à</w:t>
+            </w:r>
+            <w:proofErr w:type="gramEnd"/>
+            <w:r>
+              <w:rPr>
+                <w:b/>
+                <w:color w:val="FFFFFF"/>
+              </w:rPr>
+              <w:t xml:space="preserve"> </w:t>
             </w:r>
             <w:r>
               <w:rPr>
@@ -5734,7 +6130,14 @@
         <w:rPr>
           <w:b/>
         </w:rPr>
-        <w:t>RD001: Análise Detalhada de Tipos de Documentos Fiscais Brasileiros</w:t>
+        <w:t xml:space="preserve">RD001: Análise Detalhada de Tipos de Documentos Fiscais </w:t>
+      </w:r>
+      <w:proofErr w:type="gramStart"/>
+      <w:r>
+        <w:rPr>
+          <w:b/>
+        </w:rPr>
+        <w:t>Brasileiros</w:t>
       </w:r>
       <w:r>
         <w:t xml:space="preserve"> </w:t>
@@ -5745,6 +6148,7 @@
         </w:rPr>
         <w:t>:</w:t>
       </w:r>
+      <w:proofErr w:type="gramEnd"/>
     </w:p>
     <w:p>
       <w:pPr>
@@ -5833,7 +6237,21 @@
         <w:rPr>
           <w:b/>
         </w:rPr>
-        <w:t>CT-e (Conhecimento de Transporte Eletrônico):</w:t>
+        <w:t>CT-</w:t>
+      </w:r>
+      <w:proofErr w:type="gramStart"/>
+      <w:r>
+        <w:rPr>
+          <w:b/>
+        </w:rPr>
+        <w:t>e</w:t>
+      </w:r>
+      <w:proofErr w:type="gramEnd"/>
+      <w:r>
+        <w:rPr>
+          <w:b/>
+        </w:rPr>
+        <w:t xml:space="preserve"> (Conhecimento de Transporte Eletrônico):</w:t>
       </w:r>
     </w:p>
     <w:p>
@@ -9201,7 +9619,23 @@
         <w:t>Legislação Tributária:</w:t>
       </w:r>
       <w:r>
-        <w:t xml:space="preserve"> O sistema não precisa ser um emissor ou validador fiscal, mas o conhecimento das regras (ex: o que é NCM, como o ICMS é calculado) é crucial para a correta extração e categorização dos dados. As referências que serão utilizadas são: Notas Técnicas, Manual de Orientação do Contribuinte e Schemas XSD.</w:t>
+        <w:t xml:space="preserve"> O sistema não precisa ser um emissor ou validador fiscal, mas o conhecimento das regras (</w:t>
+      </w:r>
+      <w:proofErr w:type="spellStart"/>
+      <w:r>
+        <w:t>ex</w:t>
+      </w:r>
+      <w:proofErr w:type="spellEnd"/>
+      <w:r>
+        <w:t xml:space="preserve">: o que é NCM, como o ICMS é calculado) é crucial para a correta extração e categorização dos dados. As referências que serão utilizadas são: Notas Técnicas, Manual de Orientação do Contribuinte e </w:t>
+      </w:r>
+      <w:proofErr w:type="spellStart"/>
+      <w:r>
+        <w:t>Schemas</w:t>
+      </w:r>
+      <w:proofErr w:type="spellEnd"/>
+      <w:r>
+        <w:t xml:space="preserve"> XSD.</w:t>
       </w:r>
       <w:r>
         <w:t xml:space="preserve"> </w:t>
@@ -9330,7 +9764,23 @@
           <w:sz w:val="24"/>
           <w:szCs w:val="24"/>
         </w:rPr>
-        <w:t>Deve haver uma fila de processamento visível ao usuário (Ex: "Aguardando", "Processando", "Concluído", "Erro").</w:t>
+        <w:t>Deve haver uma fila de processamento visível ao usuário (</w:t>
+      </w:r>
+      <w:proofErr w:type="spellStart"/>
+      <w:r>
+        <w:rPr>
+          <w:sz w:val="24"/>
+          <w:szCs w:val="24"/>
+        </w:rPr>
+        <w:t>Ex</w:t>
+      </w:r>
+      <w:proofErr w:type="spellEnd"/>
+      <w:r>
+        <w:rPr>
+          <w:sz w:val="24"/>
+          <w:szCs w:val="24"/>
+        </w:rPr>
+        <w:t>: "Aguardando", "Processando", "Concluído", "Erro").</w:t>
       </w:r>
     </w:p>
     <w:p>
@@ -9392,7 +9842,23 @@
         <w:spacing w:after="0"/>
       </w:pPr>
       <w:r>
-        <w:t>Analisar o texto extraído e identificar os nomes dos campos (Ex: CNPJs, datas, valores, etc.) e seus valores</w:t>
+        <w:t>Analisar o texto extraído e identificar os nomes dos campos (</w:t>
+      </w:r>
+      <w:proofErr w:type="spellStart"/>
+      <w:r>
+        <w:t>Ex</w:t>
+      </w:r>
+      <w:proofErr w:type="spellEnd"/>
+      <w:r>
+        <w:t xml:space="preserve">: </w:t>
+      </w:r>
+      <w:proofErr w:type="spellStart"/>
+      <w:r>
+        <w:t>CNPJs</w:t>
+      </w:r>
+      <w:proofErr w:type="spellEnd"/>
+      <w:r>
+        <w:t>, datas, valores, etc.) e seus valores</w:t>
       </w:r>
     </w:p>
     <w:p/>
@@ -9456,7 +9922,15 @@
         <w:spacing w:after="0" w:line="240" w:lineRule="auto"/>
       </w:pPr>
       <w:r>
-        <w:t xml:space="preserve"> A LLM deve utilizar o significado do campo em vez dos seus nomes, tendo como referência Notas Técnicas, Manual de Orientação do Contribuinte e Schemas XSD. </w:t>
+        <w:t xml:space="preserve"> A LLM deve utilizar o significado do campo em vez dos seus nomes, tendo como referência Notas Técnicas, Manual de Orientação do Contribuinte e </w:t>
+      </w:r>
+      <w:proofErr w:type="spellStart"/>
+      <w:r>
+        <w:t>Schemas</w:t>
+      </w:r>
+      <w:proofErr w:type="spellEnd"/>
+      <w:r>
+        <w:t xml:space="preserve"> XSD. </w:t>
       </w:r>
     </w:p>
     <w:p>
@@ -9548,7 +10022,15 @@
         </w:numPr>
       </w:pPr>
       <w:r>
-        <w:t>O LLM deve interpretar a pergunta, buscar os dados no banco de dados estruturado e apresentar a resposta de forma no formato de tabela contendo os campos e seus respectivos valores que respondem a pergunta do usuário.</w:t>
+        <w:t xml:space="preserve">O LLM deve interpretar a pergunta, buscar os dados no banco de dados estruturado e apresentar a resposta de forma no formato de tabela contendo os campos e seus respectivos valores que respondem </w:t>
+      </w:r>
+      <w:proofErr w:type="gramStart"/>
+      <w:r>
+        <w:t>a</w:t>
+      </w:r>
+      <w:proofErr w:type="gramEnd"/>
+      <w:r>
+        <w:t xml:space="preserve"> pergunta do usuário.</w:t>
       </w:r>
     </w:p>
     <w:p>
@@ -9744,7 +10226,15 @@
         </w:numPr>
       </w:pPr>
       <w:r>
-        <w:t>O sistema deve ter uma disponibilidade de pelo menos 99.5% (uptime).</w:t>
+        <w:t>O sistema deve ter uma disponibilidade de pelo menos 99.5% (</w:t>
+      </w:r>
+      <w:proofErr w:type="spellStart"/>
+      <w:r>
+        <w:t>uptime</w:t>
+      </w:r>
+      <w:proofErr w:type="spellEnd"/>
+      <w:r>
+        <w:t>).</w:t>
       </w:r>
     </w:p>
     <w:p>
@@ -9926,8 +10416,37 @@
         <w:rPr>
           <w:rFonts w:ascii="Arial" w:eastAsia="Arial" w:hAnsi="Arial" w:cs="Arial"/>
         </w:rPr>
-        <w:t xml:space="preserve">Para PDFs/PNGs: Utiliza OCR (classe </w:t>
-      </w:r>
+        <w:t xml:space="preserve">Para </w:t>
+      </w:r>
+      <w:proofErr w:type="spellStart"/>
+      <w:r>
+        <w:rPr>
+          <w:rFonts w:ascii="Arial" w:eastAsia="Arial" w:hAnsi="Arial" w:cs="Arial"/>
+        </w:rPr>
+        <w:t>PDFs</w:t>
+      </w:r>
+      <w:proofErr w:type="spellEnd"/>
+      <w:r>
+        <w:rPr>
+          <w:rFonts w:ascii="Arial" w:eastAsia="Arial" w:hAnsi="Arial" w:cs="Arial"/>
+        </w:rPr>
+        <w:t>/</w:t>
+      </w:r>
+      <w:proofErr w:type="spellStart"/>
+      <w:r>
+        <w:rPr>
+          <w:rFonts w:ascii="Arial" w:eastAsia="Arial" w:hAnsi="Arial" w:cs="Arial"/>
+        </w:rPr>
+        <w:t>PNGs</w:t>
+      </w:r>
+      <w:proofErr w:type="spellEnd"/>
+      <w:r>
+        <w:rPr>
+          <w:rFonts w:ascii="Arial" w:eastAsia="Arial" w:hAnsi="Arial" w:cs="Arial"/>
+        </w:rPr>
+        <w:t xml:space="preserve">: Utiliza OCR (classe </w:t>
+      </w:r>
+      <w:proofErr w:type="spellStart"/>
       <w:r>
         <w:rPr>
           <w:rFonts w:ascii="Roboto Mono" w:eastAsia="Roboto Mono" w:hAnsi="Roboto Mono" w:cs="Roboto Mono"/>
@@ -9935,6 +10454,7 @@
         </w:rPr>
         <w:t>NotaFiscalOCR</w:t>
       </w:r>
+      <w:proofErr w:type="spellEnd"/>
       <w:r>
         <w:rPr>
           <w:rFonts w:ascii="Arial" w:eastAsia="Arial" w:hAnsi="Arial" w:cs="Arial"/>
@@ -9959,14 +10479,30 @@
         <w:rPr>
           <w:rFonts w:ascii="Arial" w:eastAsia="Arial" w:hAnsi="Arial" w:cs="Arial"/>
         </w:rPr>
-        <w:t>Para CSVs</w:t>
-      </w:r>
+        <w:t xml:space="preserve">Para </w:t>
+      </w:r>
+      <w:proofErr w:type="spellStart"/>
       <w:r>
         <w:rPr>
           <w:rFonts w:ascii="Arial" w:eastAsia="Arial" w:hAnsi="Arial" w:cs="Arial"/>
         </w:rPr>
-        <w:t xml:space="preserve"> e XMLs</w:t>
-      </w:r>
+        <w:t>CSVs</w:t>
+      </w:r>
+      <w:proofErr w:type="spellEnd"/>
+      <w:r>
+        <w:rPr>
+          <w:rFonts w:ascii="Arial" w:eastAsia="Arial" w:hAnsi="Arial" w:cs="Arial"/>
+        </w:rPr>
+        <w:t xml:space="preserve"> e </w:t>
+      </w:r>
+      <w:proofErr w:type="spellStart"/>
+      <w:r>
+        <w:rPr>
+          <w:rFonts w:ascii="Arial" w:eastAsia="Arial" w:hAnsi="Arial" w:cs="Arial"/>
+        </w:rPr>
+        <w:t>XMLs</w:t>
+      </w:r>
+      <w:proofErr w:type="spellEnd"/>
       <w:r>
         <w:rPr>
           <w:rFonts w:ascii="Arial" w:eastAsia="Arial" w:hAnsi="Arial" w:cs="Arial"/>
@@ -10021,8 +10557,23 @@
         <w:rPr>
           <w:rFonts w:ascii="Arial" w:eastAsia="Arial" w:hAnsi="Arial" w:cs="Arial"/>
         </w:rPr>
-        <w:t xml:space="preserve"> Encaminha o texto ou dataframe para a função </w:t>
-      </w:r>
+        <w:t xml:space="preserve"> Encaminha o texto ou </w:t>
+      </w:r>
+      <w:proofErr w:type="spellStart"/>
+      <w:r>
+        <w:rPr>
+          <w:rFonts w:ascii="Arial" w:eastAsia="Arial" w:hAnsi="Arial" w:cs="Arial"/>
+        </w:rPr>
+        <w:t>dataframe</w:t>
+      </w:r>
+      <w:proofErr w:type="spellEnd"/>
+      <w:r>
+        <w:rPr>
+          <w:rFonts w:ascii="Arial" w:eastAsia="Arial" w:hAnsi="Arial" w:cs="Arial"/>
+        </w:rPr>
+        <w:t xml:space="preserve"> para a função </w:t>
+      </w:r>
+      <w:proofErr w:type="spellStart"/>
       <w:r>
         <w:rPr>
           <w:rFonts w:ascii="Roboto Mono" w:eastAsia="Roboto Mono" w:hAnsi="Roboto Mono" w:cs="Roboto Mono"/>
@@ -10030,6 +10581,7 @@
         </w:rPr>
         <w:t>consultallmdocfiscal</w:t>
       </w:r>
+      <w:proofErr w:type="spellEnd"/>
       <w:r>
         <w:rPr>
           <w:rFonts w:ascii="Arial" w:eastAsia="Arial" w:hAnsi="Arial" w:cs="Arial"/>
@@ -10089,6 +10641,7 @@
         </w:rPr>
         <w:t>Traduzir nomes de campos (</w:t>
       </w:r>
+      <w:proofErr w:type="spellStart"/>
       <w:r>
         <w:rPr>
           <w:rFonts w:ascii="Roboto Mono" w:eastAsia="Roboto Mono" w:hAnsi="Roboto Mono" w:cs="Roboto Mono"/>
@@ -10096,6 +10649,7 @@
         </w:rPr>
         <w:t>sigcampos</w:t>
       </w:r>
+      <w:proofErr w:type="spellEnd"/>
       <w:r>
         <w:rPr>
           <w:rFonts w:ascii="Arial" w:eastAsia="Arial" w:hAnsi="Arial" w:cs="Arial"/>
@@ -10159,6 +10713,7 @@
         </w:rPr>
         <w:t xml:space="preserve"> Emprega a função </w:t>
       </w:r>
+      <w:proofErr w:type="spellStart"/>
       <w:r>
         <w:rPr>
           <w:rFonts w:ascii="Roboto Mono" w:eastAsia="Roboto Mono" w:hAnsi="Roboto Mono" w:cs="Roboto Mono"/>
@@ -10166,6 +10721,7 @@
         </w:rPr>
         <w:t>obtem_sim_nao</w:t>
       </w:r>
+      <w:proofErr w:type="spellEnd"/>
       <w:r>
         <w:rPr>
           <w:rFonts w:ascii="Arial" w:eastAsia="Arial" w:hAnsi="Arial" w:cs="Arial"/>
@@ -10213,6 +10769,7 @@
         </w:rPr>
         <w:t>Se a resposta for possível: Gera uma query SQL (</w:t>
       </w:r>
+      <w:proofErr w:type="spellStart"/>
       <w:r>
         <w:rPr>
           <w:rFonts w:ascii="Roboto Mono" w:eastAsia="Roboto Mono" w:hAnsi="Roboto Mono" w:cs="Roboto Mono"/>
@@ -10220,11 +10777,26 @@
         </w:rPr>
         <w:t>llm_gera_query</w:t>
       </w:r>
+      <w:proofErr w:type="spellEnd"/>
       <w:r>
         <w:rPr>
           <w:rFonts w:ascii="Arial" w:eastAsia="Arial" w:hAnsi="Arial" w:cs="Arial"/>
         </w:rPr>
-        <w:t>) utilizando a LLM, executa-a no SQLite e retorna os dados.</w:t>
+        <w:t xml:space="preserve">) utilizando a LLM, executa-a no </w:t>
+      </w:r>
+      <w:proofErr w:type="spellStart"/>
+      <w:r>
+        <w:rPr>
+          <w:rFonts w:ascii="Arial" w:eastAsia="Arial" w:hAnsi="Arial" w:cs="Arial"/>
+        </w:rPr>
+        <w:t>SQLite</w:t>
+      </w:r>
+      <w:proofErr w:type="spellEnd"/>
+      <w:r>
+        <w:rPr>
+          <w:rFonts w:ascii="Arial" w:eastAsia="Arial" w:hAnsi="Arial" w:cs="Arial"/>
+        </w:rPr>
+        <w:t xml:space="preserve"> e retorna os dados.</w:t>
       </w:r>
     </w:p>
     <w:p>
@@ -10287,6 +10859,7 @@
           <w:rFonts w:ascii="Arial" w:eastAsia="Arial" w:hAnsi="Arial" w:cs="Arial"/>
         </w:rPr>
       </w:pPr>
+      <w:proofErr w:type="spellStart"/>
       <w:r>
         <w:rPr>
           <w:rFonts w:ascii="Roboto Mono" w:eastAsia="Roboto Mono" w:hAnsi="Roboto Mono" w:cs="Roboto Mono"/>
@@ -10295,6 +10868,7 @@
         </w:rPr>
         <w:t>consultallmdocfiscal</w:t>
       </w:r>
+      <w:proofErr w:type="spellEnd"/>
       <w:r>
         <w:rPr>
           <w:rFonts w:ascii="Arial" w:eastAsia="Arial" w:hAnsi="Arial" w:cs="Arial"/>
@@ -10322,6 +10896,7 @@
           <w:rFonts w:ascii="Arial" w:eastAsia="Arial" w:hAnsi="Arial" w:cs="Arial"/>
         </w:rPr>
       </w:pPr>
+      <w:proofErr w:type="spellStart"/>
       <w:r>
         <w:rPr>
           <w:rFonts w:ascii="Roboto Mono" w:eastAsia="Roboto Mono" w:hAnsi="Roboto Mono" w:cs="Roboto Mono"/>
@@ -10330,6 +10905,7 @@
         </w:rPr>
         <w:t>consultallmdocfiscal</w:t>
       </w:r>
+      <w:proofErr w:type="spellEnd"/>
       <w:r>
         <w:rPr>
           <w:rFonts w:ascii="Arial" w:eastAsia="Arial" w:hAnsi="Arial" w:cs="Arial"/>
@@ -10342,8 +10918,17 @@
           <w:rFonts w:ascii="Arial" w:eastAsia="Arial" w:hAnsi="Arial" w:cs="Arial"/>
           <w:b/>
         </w:rPr>
-        <w:t>/XMLs</w:t>
-      </w:r>
+        <w:t>/</w:t>
+      </w:r>
+      <w:proofErr w:type="spellStart"/>
+      <w:r>
+        <w:rPr>
+          <w:rFonts w:ascii="Arial" w:eastAsia="Arial" w:hAnsi="Arial" w:cs="Arial"/>
+          <w:b/>
+        </w:rPr>
+        <w:t>XMLs</w:t>
+      </w:r>
+      <w:proofErr w:type="spellEnd"/>
       <w:r>
         <w:rPr>
           <w:rFonts w:ascii="Arial" w:eastAsia="Arial" w:hAnsi="Arial" w:cs="Arial"/>
@@ -10371,6 +10956,7 @@
           <w:rFonts w:ascii="Arial" w:eastAsia="Arial" w:hAnsi="Arial" w:cs="Arial"/>
         </w:rPr>
       </w:pPr>
+      <w:proofErr w:type="spellStart"/>
       <w:r>
         <w:rPr>
           <w:rFonts w:ascii="Roboto Mono" w:eastAsia="Roboto Mono" w:hAnsi="Roboto Mono" w:cs="Roboto Mono"/>
@@ -10379,6 +10965,7 @@
         </w:rPr>
         <w:t>obtem_sim_nao</w:t>
       </w:r>
+      <w:proofErr w:type="spellEnd"/>
       <w:r>
         <w:rPr>
           <w:rFonts w:ascii="Arial" w:eastAsia="Arial" w:hAnsi="Arial" w:cs="Arial"/>
@@ -10390,7 +10977,21 @@
         <w:rPr>
           <w:rFonts w:ascii="Arial" w:eastAsia="Arial" w:hAnsi="Arial" w:cs="Arial"/>
         </w:rPr>
-        <w:t xml:space="preserve"> Verifica a capacidade de responder à pergunta do usuário, considerando as colunas e os dados do dataframe.</w:t>
+        <w:t xml:space="preserve"> Verifica a capacidade de responder à pergunta do usuário, considerando as colunas e os dados do </w:t>
+      </w:r>
+      <w:proofErr w:type="spellStart"/>
+      <w:r>
+        <w:rPr>
+          <w:rFonts w:ascii="Arial" w:eastAsia="Arial" w:hAnsi="Arial" w:cs="Arial"/>
+        </w:rPr>
+        <w:t>dataframe</w:t>
+      </w:r>
+      <w:proofErr w:type="spellEnd"/>
+      <w:r>
+        <w:rPr>
+          <w:rFonts w:ascii="Arial" w:eastAsia="Arial" w:hAnsi="Arial" w:cs="Arial"/>
+        </w:rPr>
+        <w:t>.</w:t>
       </w:r>
     </w:p>
     <w:p>
@@ -10406,6 +11007,7 @@
           <w:rFonts w:ascii="Arial" w:eastAsia="Arial" w:hAnsi="Arial" w:cs="Arial"/>
         </w:rPr>
       </w:pPr>
+      <w:proofErr w:type="spellStart"/>
       <w:r>
         <w:rPr>
           <w:rFonts w:ascii="Roboto Mono" w:eastAsia="Roboto Mono" w:hAnsi="Roboto Mono" w:cs="Roboto Mono"/>
@@ -10414,6 +11016,7 @@
         </w:rPr>
         <w:t>llm_gera_query</w:t>
       </w:r>
+      <w:proofErr w:type="spellEnd"/>
       <w:r>
         <w:rPr>
           <w:rFonts w:ascii="Arial" w:eastAsia="Arial" w:hAnsi="Arial" w:cs="Arial"/>
@@ -10459,13 +11062,31 @@
         </w:rPr>
         <w:t>O sistema não se baseia em aprendizado offline (treinamento supervisionado). Em vez disso, emprega um mecanismo de aprendizado dinâmico através da LLM (</w:t>
       </w:r>
+      <w:proofErr w:type="spellStart"/>
       <w:r>
         <w:rPr>
           <w:rFonts w:ascii="Roboto Mono" w:eastAsia="Roboto Mono" w:hAnsi="Roboto Mono" w:cs="Roboto Mono"/>
           <w:color w:val="188038"/>
         </w:rPr>
-        <w:t>in-context learning</w:t>
-      </w:r>
+        <w:t>in-context</w:t>
+      </w:r>
+      <w:proofErr w:type="spellEnd"/>
+      <w:r>
+        <w:rPr>
+          <w:rFonts w:ascii="Roboto Mono" w:eastAsia="Roboto Mono" w:hAnsi="Roboto Mono" w:cs="Roboto Mono"/>
+          <w:color w:val="188038"/>
+        </w:rPr>
+        <w:t xml:space="preserve"> </w:t>
+      </w:r>
+      <w:proofErr w:type="spellStart"/>
+      <w:r>
+        <w:rPr>
+          <w:rFonts w:ascii="Roboto Mono" w:eastAsia="Roboto Mono" w:hAnsi="Roboto Mono" w:cs="Roboto Mono"/>
+          <w:color w:val="188038"/>
+        </w:rPr>
+        <w:t>learning</w:t>
+      </w:r>
+      <w:proofErr w:type="spellEnd"/>
       <w:r>
         <w:rPr>
           <w:rFonts w:ascii="Arial" w:eastAsia="Arial" w:hAnsi="Arial" w:cs="Arial"/>
@@ -10499,6 +11120,7 @@
         </w:rPr>
         <w:t xml:space="preserve">OCR Adaptativo (classe </w:t>
       </w:r>
+      <w:proofErr w:type="spellStart"/>
       <w:r>
         <w:rPr>
           <w:rFonts w:ascii="Roboto Mono" w:eastAsia="Roboto Mono" w:hAnsi="Roboto Mono" w:cs="Roboto Mono"/>
@@ -10507,6 +11129,7 @@
         </w:rPr>
         <w:t>NotaFiscalOCR</w:t>
       </w:r>
+      <w:proofErr w:type="spellEnd"/>
       <w:r>
         <w:rPr>
           <w:rFonts w:ascii="Arial" w:eastAsia="Arial" w:hAnsi="Arial" w:cs="Arial"/>
@@ -10531,8 +11154,37 @@
         <w:rPr>
           <w:rFonts w:ascii="Arial" w:eastAsia="Arial" w:hAnsi="Arial" w:cs="Arial"/>
         </w:rPr>
-        <w:t>Utiliza Tesseract, com pré-processamento de imagem via OpenCV (</w:t>
-      </w:r>
+        <w:t xml:space="preserve">Utiliza </w:t>
+      </w:r>
+      <w:proofErr w:type="spellStart"/>
+      <w:r>
+        <w:rPr>
+          <w:rFonts w:ascii="Arial" w:eastAsia="Arial" w:hAnsi="Arial" w:cs="Arial"/>
+        </w:rPr>
+        <w:t>Tesseract</w:t>
+      </w:r>
+      <w:proofErr w:type="spellEnd"/>
+      <w:r>
+        <w:rPr>
+          <w:rFonts w:ascii="Arial" w:eastAsia="Arial" w:hAnsi="Arial" w:cs="Arial"/>
+        </w:rPr>
+        <w:t xml:space="preserve">, com pré-processamento de imagem via </w:t>
+      </w:r>
+      <w:proofErr w:type="spellStart"/>
+      <w:r>
+        <w:rPr>
+          <w:rFonts w:ascii="Arial" w:eastAsia="Arial" w:hAnsi="Arial" w:cs="Arial"/>
+        </w:rPr>
+        <w:t>OpenCV</w:t>
+      </w:r>
+      <w:proofErr w:type="spellEnd"/>
+      <w:r>
+        <w:rPr>
+          <w:rFonts w:ascii="Arial" w:eastAsia="Arial" w:hAnsi="Arial" w:cs="Arial"/>
+        </w:rPr>
+        <w:t xml:space="preserve"> (</w:t>
+      </w:r>
+      <w:proofErr w:type="spellStart"/>
       <w:r>
         <w:rPr>
           <w:rFonts w:ascii="Roboto Mono" w:eastAsia="Roboto Mono" w:hAnsi="Roboto Mono" w:cs="Roboto Mono"/>
@@ -10540,11 +11192,40 @@
         </w:rPr>
         <w:t>preprocessar_imagem</w:t>
       </w:r>
+      <w:proofErr w:type="spellEnd"/>
       <w:r>
         <w:rPr>
           <w:rFonts w:ascii="Arial" w:eastAsia="Arial" w:hAnsi="Arial" w:cs="Arial"/>
         </w:rPr>
-        <w:t>), para extrair texto de PDFs/PNGs, independentemente de seu layout físico.</w:t>
+        <w:t xml:space="preserve">), para extrair texto de </w:t>
+      </w:r>
+      <w:proofErr w:type="spellStart"/>
+      <w:r>
+        <w:rPr>
+          <w:rFonts w:ascii="Arial" w:eastAsia="Arial" w:hAnsi="Arial" w:cs="Arial"/>
+        </w:rPr>
+        <w:t>PDFs</w:t>
+      </w:r>
+      <w:proofErr w:type="spellEnd"/>
+      <w:r>
+        <w:rPr>
+          <w:rFonts w:ascii="Arial" w:eastAsia="Arial" w:hAnsi="Arial" w:cs="Arial"/>
+        </w:rPr>
+        <w:t>/</w:t>
+      </w:r>
+      <w:proofErr w:type="spellStart"/>
+      <w:r>
+        <w:rPr>
+          <w:rFonts w:ascii="Arial" w:eastAsia="Arial" w:hAnsi="Arial" w:cs="Arial"/>
+        </w:rPr>
+        <w:t>PNGs</w:t>
+      </w:r>
+      <w:proofErr w:type="spellEnd"/>
+      <w:r>
+        <w:rPr>
+          <w:rFonts w:ascii="Arial" w:eastAsia="Arial" w:hAnsi="Arial" w:cs="Arial"/>
+        </w:rPr>
+        <w:t>, independentemente de seu layout físico.</w:t>
       </w:r>
     </w:p>
     <w:p>
@@ -10563,7 +11244,21 @@
         <w:rPr>
           <w:rFonts w:ascii="Arial" w:eastAsia="Arial" w:hAnsi="Arial" w:cs="Arial"/>
         </w:rPr>
-        <w:t>Realiza conversão para escala de cinza e binarização para padronizar a entrada.</w:t>
+        <w:t xml:space="preserve">Realiza conversão para escala de cinza e </w:t>
+      </w:r>
+      <w:proofErr w:type="spellStart"/>
+      <w:r>
+        <w:rPr>
+          <w:rFonts w:ascii="Arial" w:eastAsia="Arial" w:hAnsi="Arial" w:cs="Arial"/>
+        </w:rPr>
+        <w:t>binarização</w:t>
+      </w:r>
+      <w:proofErr w:type="spellEnd"/>
+      <w:r>
+        <w:rPr>
+          <w:rFonts w:ascii="Arial" w:eastAsia="Arial" w:hAnsi="Arial" w:cs="Arial"/>
+        </w:rPr>
+        <w:t xml:space="preserve"> para padronizar a entrada.</w:t>
       </w:r>
     </w:p>
     <w:p>
@@ -10645,6 +11340,7 @@
         </w:rPr>
         <w:t>A LLM é instruída a identificar o significado dos campos (</w:t>
       </w:r>
+      <w:proofErr w:type="spellStart"/>
       <w:r>
         <w:rPr>
           <w:rFonts w:ascii="Roboto Mono" w:eastAsia="Roboto Mono" w:hAnsi="Roboto Mono" w:cs="Roboto Mono"/>
@@ -10652,11 +11348,26 @@
         </w:rPr>
         <w:t>sigcampos</w:t>
       </w:r>
+      <w:proofErr w:type="spellEnd"/>
       <w:r>
         <w:rPr>
           <w:rFonts w:ascii="Arial" w:eastAsia="Arial" w:hAnsi="Arial" w:cs="Arial"/>
         </w:rPr>
-        <w:t>), utilizando referências como Notas Técnicas, MOC e Schemas XSD.</w:t>
+        <w:t xml:space="preserve">), utilizando referências como Notas Técnicas, MOC e </w:t>
+      </w:r>
+      <w:proofErr w:type="spellStart"/>
+      <w:r>
+        <w:rPr>
+          <w:rFonts w:ascii="Arial" w:eastAsia="Arial" w:hAnsi="Arial" w:cs="Arial"/>
+        </w:rPr>
+        <w:t>Schemas</w:t>
+      </w:r>
+      <w:proofErr w:type="spellEnd"/>
+      <w:r>
+        <w:rPr>
+          <w:rFonts w:ascii="Arial" w:eastAsia="Arial" w:hAnsi="Arial" w:cs="Arial"/>
+        </w:rPr>
+        <w:t xml:space="preserve"> XSD.</w:t>
       </w:r>
     </w:p>
     <w:p>
@@ -10752,6 +11463,7 @@
         </w:rPr>
         <w:t>) quanto os campos interpretados (</w:t>
       </w:r>
+      <w:proofErr w:type="spellStart"/>
       <w:r>
         <w:rPr>
           <w:rFonts w:ascii="Roboto Mono" w:eastAsia="Roboto Mono" w:hAnsi="Roboto Mono" w:cs="Roboto Mono"/>
@@ -10759,11 +11471,26 @@
         </w:rPr>
         <w:t>sigcampos</w:t>
       </w:r>
+      <w:proofErr w:type="spellEnd"/>
       <w:r>
         <w:rPr>
           <w:rFonts w:ascii="Arial" w:eastAsia="Arial" w:hAnsi="Arial" w:cs="Arial"/>
         </w:rPr>
-        <w:t>) são armazenados no dataframe.</w:t>
+        <w:t xml:space="preserve">) são armazenados no </w:t>
+      </w:r>
+      <w:proofErr w:type="spellStart"/>
+      <w:r>
+        <w:rPr>
+          <w:rFonts w:ascii="Arial" w:eastAsia="Arial" w:hAnsi="Arial" w:cs="Arial"/>
+        </w:rPr>
+        <w:t>dataframe</w:t>
+      </w:r>
+      <w:proofErr w:type="spellEnd"/>
+      <w:r>
+        <w:rPr>
+          <w:rFonts w:ascii="Arial" w:eastAsia="Arial" w:hAnsi="Arial" w:cs="Arial"/>
+        </w:rPr>
+        <w:t>.</w:t>
       </w:r>
     </w:p>
     <w:p>
@@ -10783,7 +11510,35 @@
         <w:rPr>
           <w:rFonts w:ascii="Arial" w:eastAsia="Arial" w:hAnsi="Arial" w:cs="Arial"/>
         </w:rPr>
-        <w:t>O dataframe final sempre possui colunas padronizadas (ex: TIPO, MODELO_DOC, VERSÃO_DOC), o que permite a realização de consultas consistentes</w:t>
+        <w:t xml:space="preserve">O </w:t>
+      </w:r>
+      <w:proofErr w:type="spellStart"/>
+      <w:r>
+        <w:rPr>
+          <w:rFonts w:ascii="Arial" w:eastAsia="Arial" w:hAnsi="Arial" w:cs="Arial"/>
+        </w:rPr>
+        <w:t>dataframe</w:t>
+      </w:r>
+      <w:proofErr w:type="spellEnd"/>
+      <w:r>
+        <w:rPr>
+          <w:rFonts w:ascii="Arial" w:eastAsia="Arial" w:hAnsi="Arial" w:cs="Arial"/>
+        </w:rPr>
+        <w:t xml:space="preserve"> final sempre possui colunas padronizadas (</w:t>
+      </w:r>
+      <w:proofErr w:type="spellStart"/>
+      <w:r>
+        <w:rPr>
+          <w:rFonts w:ascii="Arial" w:eastAsia="Arial" w:hAnsi="Arial" w:cs="Arial"/>
+        </w:rPr>
+        <w:t>ex</w:t>
+      </w:r>
+      <w:proofErr w:type="spellEnd"/>
+      <w:r>
+        <w:rPr>
+          <w:rFonts w:ascii="Arial" w:eastAsia="Arial" w:hAnsi="Arial" w:cs="Arial"/>
+        </w:rPr>
+        <w:t>: TIPO, MODELO_DOC, VERSÃO_DOC), o que permite a realização de consultas consistentes</w:t>
       </w:r>
       <w:r>
         <w:rPr>
@@ -10822,6 +11577,7 @@
         </w:rPr>
         <w:t>Validação Cruzada via LLM (</w:t>
       </w:r>
+      <w:proofErr w:type="spellStart"/>
       <w:r>
         <w:rPr>
           <w:rFonts w:ascii="Roboto Mono" w:eastAsia="Roboto Mono" w:hAnsi="Roboto Mono" w:cs="Roboto Mono"/>
@@ -10830,6 +11586,7 @@
         </w:rPr>
         <w:t>obtem_sim_nao</w:t>
       </w:r>
+      <w:proofErr w:type="spellEnd"/>
       <w:r>
         <w:rPr>
           <w:rFonts w:ascii="Arial" w:eastAsia="Arial" w:hAnsi="Arial" w:cs="Arial"/>
@@ -11068,8 +11825,41 @@
           <w:rFonts w:ascii="Arial" w:eastAsia="Arial" w:hAnsi="Arial" w:cs="Arial"/>
           <w:color w:val="000000"/>
         </w:rPr>
-        <w:t xml:space="preserve">Para PDFs e PNGs: Emprega a classe </w:t>
-      </w:r>
+        <w:t xml:space="preserve">Para </w:t>
+      </w:r>
+      <w:proofErr w:type="spellStart"/>
+      <w:r>
+        <w:rPr>
+          <w:rFonts w:ascii="Arial" w:eastAsia="Arial" w:hAnsi="Arial" w:cs="Arial"/>
+          <w:color w:val="000000"/>
+        </w:rPr>
+        <w:t>PDFs</w:t>
+      </w:r>
+      <w:proofErr w:type="spellEnd"/>
+      <w:r>
+        <w:rPr>
+          <w:rFonts w:ascii="Arial" w:eastAsia="Arial" w:hAnsi="Arial" w:cs="Arial"/>
+          <w:color w:val="000000"/>
+        </w:rPr>
+        <w:t xml:space="preserve"> e </w:t>
+      </w:r>
+      <w:proofErr w:type="spellStart"/>
+      <w:r>
+        <w:rPr>
+          <w:rFonts w:ascii="Arial" w:eastAsia="Arial" w:hAnsi="Arial" w:cs="Arial"/>
+          <w:color w:val="000000"/>
+        </w:rPr>
+        <w:t>PNGs</w:t>
+      </w:r>
+      <w:proofErr w:type="spellEnd"/>
+      <w:r>
+        <w:rPr>
+          <w:rFonts w:ascii="Arial" w:eastAsia="Arial" w:hAnsi="Arial" w:cs="Arial"/>
+          <w:color w:val="000000"/>
+        </w:rPr>
+        <w:t xml:space="preserve">: Emprega a classe </w:t>
+      </w:r>
+      <w:proofErr w:type="spellStart"/>
       <w:r>
         <w:rPr>
           <w:rFonts w:ascii="Roboto Mono" w:eastAsia="Roboto Mono" w:hAnsi="Roboto Mono" w:cs="Roboto Mono"/>
@@ -11077,6 +11867,7 @@
         </w:rPr>
         <w:t>NotaFiscalOCR</w:t>
       </w:r>
+      <w:proofErr w:type="spellEnd"/>
       <w:r>
         <w:rPr>
           <w:rFonts w:ascii="Arial" w:eastAsia="Arial" w:hAnsi="Arial" w:cs="Arial"/>
@@ -11119,15 +11910,33 @@
           <w:rFonts w:ascii="Arial" w:eastAsia="Arial" w:hAnsi="Arial" w:cs="Arial"/>
           <w:color w:val="000000"/>
         </w:rPr>
-        <w:t>Para CSVs</w:t>
-      </w:r>
+        <w:t xml:space="preserve">Para </w:t>
+      </w:r>
+      <w:proofErr w:type="spellStart"/>
       <w:r>
         <w:rPr>
           <w:rFonts w:ascii="Arial" w:eastAsia="Arial" w:hAnsi="Arial" w:cs="Arial"/>
           <w:color w:val="000000"/>
         </w:rPr>
-        <w:t xml:space="preserve"> e XMLs</w:t>
-      </w:r>
+        <w:t>CSVs</w:t>
+      </w:r>
+      <w:proofErr w:type="spellEnd"/>
+      <w:r>
+        <w:rPr>
+          <w:rFonts w:ascii="Arial" w:eastAsia="Arial" w:hAnsi="Arial" w:cs="Arial"/>
+          <w:color w:val="000000"/>
+        </w:rPr>
+        <w:t xml:space="preserve"> e </w:t>
+      </w:r>
+      <w:proofErr w:type="spellStart"/>
+      <w:r>
+        <w:rPr>
+          <w:rFonts w:ascii="Arial" w:eastAsia="Arial" w:hAnsi="Arial" w:cs="Arial"/>
+          <w:color w:val="000000"/>
+        </w:rPr>
+        <w:t>XMLs</w:t>
+      </w:r>
+      <w:proofErr w:type="spellEnd"/>
       <w:r>
         <w:rPr>
           <w:rFonts w:ascii="Arial" w:eastAsia="Arial" w:hAnsi="Arial" w:cs="Arial"/>
@@ -11187,8 +11996,25 @@
           <w:rFonts w:ascii="Arial" w:eastAsia="Arial" w:hAnsi="Arial" w:cs="Arial"/>
           <w:color w:val="000000"/>
         </w:rPr>
-        <w:t xml:space="preserve"> Encaminha o texto extraído ou o dataframe para a função </w:t>
-      </w:r>
+        <w:t xml:space="preserve"> Encaminha o texto extraído ou o </w:t>
+      </w:r>
+      <w:proofErr w:type="spellStart"/>
+      <w:r>
+        <w:rPr>
+          <w:rFonts w:ascii="Arial" w:eastAsia="Arial" w:hAnsi="Arial" w:cs="Arial"/>
+          <w:color w:val="000000"/>
+        </w:rPr>
+        <w:t>dataframe</w:t>
+      </w:r>
+      <w:proofErr w:type="spellEnd"/>
+      <w:r>
+        <w:rPr>
+          <w:rFonts w:ascii="Arial" w:eastAsia="Arial" w:hAnsi="Arial" w:cs="Arial"/>
+          <w:color w:val="000000"/>
+        </w:rPr>
+        <w:t xml:space="preserve"> para a função </w:t>
+      </w:r>
+      <w:proofErr w:type="spellStart"/>
       <w:r>
         <w:rPr>
           <w:rFonts w:ascii="Roboto Mono" w:eastAsia="Roboto Mono" w:hAnsi="Roboto Mono" w:cs="Roboto Mono"/>
@@ -11196,6 +12022,7 @@
         </w:rPr>
         <w:t>consultallmdocfiscal</w:t>
       </w:r>
+      <w:proofErr w:type="spellEnd"/>
       <w:r>
         <w:rPr>
           <w:rFonts w:ascii="Arial" w:eastAsia="Arial" w:hAnsi="Arial" w:cs="Arial"/>
@@ -11322,6 +12149,7 @@
         </w:rPr>
         <w:t>Tradução de nomes de campos para um formato padronizado (</w:t>
       </w:r>
+      <w:proofErr w:type="spellStart"/>
       <w:r>
         <w:rPr>
           <w:rFonts w:ascii="Roboto Mono" w:eastAsia="Roboto Mono" w:hAnsi="Roboto Mono" w:cs="Roboto Mono"/>
@@ -11329,6 +12157,7 @@
         </w:rPr>
         <w:t>sigcampos</w:t>
       </w:r>
+      <w:proofErr w:type="spellEnd"/>
       <w:r>
         <w:rPr>
           <w:rFonts w:ascii="Arial" w:eastAsia="Arial" w:hAnsi="Arial" w:cs="Arial"/>
@@ -11419,6 +12248,7 @@
         </w:rPr>
         <w:t xml:space="preserve"> Utiliza a função </w:t>
       </w:r>
+      <w:proofErr w:type="spellStart"/>
       <w:r>
         <w:rPr>
           <w:rFonts w:ascii="Roboto Mono" w:eastAsia="Roboto Mono" w:hAnsi="Roboto Mono" w:cs="Roboto Mono"/>
@@ -11426,6 +12256,7 @@
         </w:rPr>
         <w:t>obtem_sim_nao</w:t>
       </w:r>
+      <w:proofErr w:type="spellEnd"/>
       <w:r>
         <w:rPr>
           <w:rFonts w:ascii="Arial" w:eastAsia="Arial" w:hAnsi="Arial" w:cs="Arial"/>
@@ -11542,6 +12373,7 @@
         </w:rPr>
         <w:t xml:space="preserve"> SQL através da função </w:t>
       </w:r>
+      <w:proofErr w:type="spellStart"/>
       <w:r>
         <w:rPr>
           <w:rFonts w:ascii="Roboto Mono" w:eastAsia="Roboto Mono" w:hAnsi="Roboto Mono" w:cs="Roboto Mono"/>
@@ -11549,12 +12381,29 @@
         </w:rPr>
         <w:t>llm_gera_query</w:t>
       </w:r>
+      <w:proofErr w:type="spellEnd"/>
       <w:r>
         <w:rPr>
           <w:rFonts w:ascii="Arial" w:eastAsia="Arial" w:hAnsi="Arial" w:cs="Arial"/>
           <w:color w:val="000000"/>
         </w:rPr>
-        <w:t xml:space="preserve"> com o auxílio da LLM, executa-a no banco de dados SQLite e retorna os dados resultantes.</w:t>
+        <w:t xml:space="preserve"> com o auxílio da LLM, executa-a no banco de dados </w:t>
+      </w:r>
+      <w:proofErr w:type="spellStart"/>
+      <w:r>
+        <w:rPr>
+          <w:rFonts w:ascii="Arial" w:eastAsia="Arial" w:hAnsi="Arial" w:cs="Arial"/>
+          <w:color w:val="000000"/>
+        </w:rPr>
+        <w:t>SQLite</w:t>
+      </w:r>
+      <w:proofErr w:type="spellEnd"/>
+      <w:r>
+        <w:rPr>
+          <w:rFonts w:ascii="Arial" w:eastAsia="Arial" w:hAnsi="Arial" w:cs="Arial"/>
+          <w:color w:val="000000"/>
+        </w:rPr>
+        <w:t xml:space="preserve"> e retorna os dados resultantes.</w:t>
       </w:r>
     </w:p>
     <w:p>
@@ -11583,7 +12432,23 @@
           <w:rFonts w:ascii="Arial" w:eastAsia="Arial" w:hAnsi="Arial" w:cs="Arial"/>
           <w:color w:val="000000"/>
         </w:rPr>
-        <w:t>Se a resposta não for possível: Retorna a indicação "Não", sinalizando a impossibilidade de fornecer uma resposta.</w:t>
+        <w:t xml:space="preserve">Se a resposta não for possível: Retorna </w:t>
+      </w:r>
+      <w:proofErr w:type="gramStart"/>
+      <w:r>
+        <w:rPr>
+          <w:rFonts w:ascii="Arial" w:eastAsia="Arial" w:hAnsi="Arial" w:cs="Arial"/>
+          <w:color w:val="000000"/>
+        </w:rPr>
+        <w:t>a</w:t>
+      </w:r>
+      <w:proofErr w:type="gramEnd"/>
+      <w:r>
+        <w:rPr>
+          <w:rFonts w:ascii="Arial" w:eastAsia="Arial" w:hAnsi="Arial" w:cs="Arial"/>
+          <w:color w:val="000000"/>
+        </w:rPr>
+        <w:t xml:space="preserve"> indicação "Não", sinalizando a impossibilidade de fornecer uma resposta.</w:t>
       </w:r>
     </w:p>
     <w:p>
@@ -11651,6 +12516,7 @@
           <w:color w:val="000000"/>
         </w:rPr>
       </w:pPr>
+      <w:proofErr w:type="spellStart"/>
       <w:r>
         <w:rPr>
           <w:rFonts w:ascii="Roboto Mono" w:eastAsia="Roboto Mono" w:hAnsi="Roboto Mono" w:cs="Roboto Mono"/>
@@ -11659,6 +12525,7 @@
         </w:rPr>
         <w:t>consultallmdocfiscal</w:t>
       </w:r>
+      <w:proofErr w:type="spellEnd"/>
       <w:r>
         <w:rPr>
           <w:rFonts w:ascii="Arial" w:eastAsia="Arial" w:hAnsi="Arial" w:cs="Arial"/>
@@ -11696,6 +12563,7 @@
           <w:color w:val="000000"/>
         </w:rPr>
       </w:pPr>
+      <w:proofErr w:type="spellStart"/>
       <w:r>
         <w:rPr>
           <w:rFonts w:ascii="Roboto Mono" w:eastAsia="Roboto Mono" w:hAnsi="Roboto Mono" w:cs="Roboto Mono"/>
@@ -11704,6 +12572,7 @@
         </w:rPr>
         <w:t>consultallmdocfiscal</w:t>
       </w:r>
+      <w:proofErr w:type="spellEnd"/>
       <w:r>
         <w:rPr>
           <w:rFonts w:ascii="Arial" w:eastAsia="Arial" w:hAnsi="Arial" w:cs="Arial"/>
@@ -11786,6 +12655,7 @@
           <w:color w:val="000000"/>
         </w:rPr>
       </w:pPr>
+      <w:proofErr w:type="spellStart"/>
       <w:r>
         <w:rPr>
           <w:rFonts w:ascii="Roboto Mono" w:eastAsia="Roboto Mono" w:hAnsi="Roboto Mono" w:cs="Roboto Mono"/>
@@ -11794,6 +12664,7 @@
         </w:rPr>
         <w:t>obtem_sim_nao</w:t>
       </w:r>
+      <w:proofErr w:type="spellEnd"/>
       <w:r>
         <w:rPr>
           <w:rFonts w:ascii="Arial" w:eastAsia="Arial" w:hAnsi="Arial" w:cs="Arial"/>
@@ -11807,7 +12678,23 @@
           <w:rFonts w:ascii="Arial" w:eastAsia="Arial" w:hAnsi="Arial" w:cs="Arial"/>
           <w:color w:val="000000"/>
         </w:rPr>
-        <w:t xml:space="preserve"> Verifica a capacidade de responder à pergunta do usuário, considerando as colunas e os dados presentes no dataframe.</w:t>
+        <w:t xml:space="preserve"> Verifica a capacidade de responder à pergunta do usuário, considerando as colunas e os dados presentes no </w:t>
+      </w:r>
+      <w:proofErr w:type="spellStart"/>
+      <w:r>
+        <w:rPr>
+          <w:rFonts w:ascii="Arial" w:eastAsia="Arial" w:hAnsi="Arial" w:cs="Arial"/>
+          <w:color w:val="000000"/>
+        </w:rPr>
+        <w:t>dataframe</w:t>
+      </w:r>
+      <w:proofErr w:type="spellEnd"/>
+      <w:r>
+        <w:rPr>
+          <w:rFonts w:ascii="Arial" w:eastAsia="Arial" w:hAnsi="Arial" w:cs="Arial"/>
+          <w:color w:val="000000"/>
+        </w:rPr>
+        <w:t>.</w:t>
       </w:r>
     </w:p>
     <w:p>
@@ -11830,6 +12717,7 @@
           <w:color w:val="000000"/>
         </w:rPr>
       </w:pPr>
+      <w:proofErr w:type="spellStart"/>
       <w:r>
         <w:rPr>
           <w:rFonts w:ascii="Roboto Mono" w:eastAsia="Roboto Mono" w:hAnsi="Roboto Mono" w:cs="Roboto Mono"/>
@@ -11838,6 +12726,7 @@
         </w:rPr>
         <w:t>llm_gera_query</w:t>
       </w:r>
+      <w:proofErr w:type="spellEnd"/>
       <w:r>
         <w:rPr>
           <w:rFonts w:ascii="Arial" w:eastAsia="Arial" w:hAnsi="Arial" w:cs="Arial"/>
@@ -12116,6 +13005,7 @@
                 <w:bdr w:val="none" w:sz="0" w:space="0" w:color="auto" w:frame="1"/>
               </w:rPr>
             </w:pPr>
+            <w:proofErr w:type="spellStart"/>
             <w:r>
               <w:rPr>
                 <w:rStyle w:val="math-inline"/>
@@ -12128,7 +13018,14 @@
               <w:rPr>
                 <w:rStyle w:val="math-inline"/>
               </w:rPr>
-              <w:t>p &lt; 3%</w:t>
+              <w:t>p</w:t>
+            </w:r>
+            <w:proofErr w:type="spellEnd"/>
+            <w:r>
+              <w:rPr>
+                <w:rStyle w:val="math-inline"/>
+              </w:rPr>
+              <w:t xml:space="preserve"> &lt; 3%</w:t>
             </w:r>
           </w:p>
         </w:tc>
@@ -13187,7 +14084,27 @@
                 <w:color w:val="1B1C1D"/>
                 <w:bdr w:val="none" w:sz="0" w:space="0" w:color="auto" w:frame="1"/>
               </w:rPr>
-              <w:t>CT-e 1.1: Extração de Dados Base de CT-e</w:t>
+              <w:t>CT-</w:t>
+            </w:r>
+            <w:proofErr w:type="gramStart"/>
+            <w:r>
+              <w:rPr>
+                <w:b w:val="0"/>
+                <w:bCs w:val="0"/>
+                <w:color w:val="1B1C1D"/>
+                <w:bdr w:val="none" w:sz="0" w:space="0" w:color="auto" w:frame="1"/>
+              </w:rPr>
+              <w:t>e</w:t>
+            </w:r>
+            <w:proofErr w:type="gramEnd"/>
+            <w:r>
+              <w:rPr>
+                <w:b w:val="0"/>
+                <w:bCs w:val="0"/>
+                <w:color w:val="1B1C1D"/>
+                <w:bdr w:val="none" w:sz="0" w:space="0" w:color="auto" w:frame="1"/>
+              </w:rPr>
+              <w:t xml:space="preserve"> 1.1: Extração de Dados Base de CT-e</w:t>
             </w:r>
           </w:p>
         </w:tc>
@@ -13282,7 +14199,21 @@
               <w:rPr>
                 <w:color w:val="1B1C1D"/>
               </w:rPr>
-              <w:t xml:space="preserve"> "Quais são o número, a data de emissão e o valor total deste CTe?" </w:t>
+              <w:t xml:space="preserve"> "Quais são o número, a data de emissão e o valor total deste </w:t>
+            </w:r>
+            <w:proofErr w:type="spellStart"/>
+            <w:r>
+              <w:rPr>
+                <w:color w:val="1B1C1D"/>
+              </w:rPr>
+              <w:t>CTe</w:t>
+            </w:r>
+            <w:proofErr w:type="spellEnd"/>
+            <w:r>
+              <w:rPr>
+                <w:color w:val="1B1C1D"/>
+              </w:rPr>
+              <w:t xml:space="preserve">?" </w:t>
             </w:r>
           </w:p>
           <w:p>
@@ -13830,6 +14761,7 @@
         <w:t xml:space="preserve">1. Carregar o arquivo </w:t>
       </w:r>
       <w:hyperlink r:id="rId24" w:history="1">
+        <w:proofErr w:type="spellStart"/>
         <w:r>
           <w:rPr>
             <w:rStyle w:val="Hyperlink"/>
@@ -13845,7 +14777,14 @@
         <w:rPr>
           <w:color w:val="1B1C1D"/>
         </w:rPr>
-        <w:t xml:space="preserve">na aplicação. </w:t>
+        <w:t>na</w:t>
+      </w:r>
+      <w:proofErr w:type="spellEnd"/>
+      <w:r>
+        <w:rPr>
+          <w:color w:val="1B1C1D"/>
+        </w:rPr>
+        <w:t xml:space="preserve"> aplicação. </w:t>
       </w:r>
     </w:p>
     <w:p>
@@ -13871,7 +14810,21 @@
         <w:rPr>
           <w:color w:val="1B1C1D"/>
         </w:rPr>
-        <w:t xml:space="preserve"> "Quais são o número, a data de emissão e o valor total deste CTe?" </w:t>
+        <w:t xml:space="preserve"> "Quais são o número, a data de emissão e o valor total deste </w:t>
+      </w:r>
+      <w:proofErr w:type="spellStart"/>
+      <w:r>
+        <w:rPr>
+          <w:color w:val="1B1C1D"/>
+        </w:rPr>
+        <w:t>CTe</w:t>
+      </w:r>
+      <w:proofErr w:type="spellEnd"/>
+      <w:r>
+        <w:rPr>
+          <w:color w:val="1B1C1D"/>
+        </w:rPr>
+        <w:t xml:space="preserve">?" </w:t>
       </w:r>
     </w:p>
     <w:p>
@@ -14003,19 +14956,6 @@
           <w:bdr w:val="none" w:sz="0" w:space="0" w:color="auto" w:frame="1"/>
         </w:rPr>
       </w:pPr>
-    </w:p>
-    <w:p>
-      <w:pPr>
-        <w:rPr>
-          <w:rFonts w:asciiTheme="minorHAnsi" w:eastAsia="Times New Roman" w:hAnsiTheme="minorHAnsi" w:cs="Times New Roman"/>
-          <w:b/>
-          <w:bCs/>
-          <w:color w:val="1B1C1D"/>
-          <w:sz w:val="26"/>
-          <w:szCs w:val="26"/>
-          <w:bdr w:val="none" w:sz="0" w:space="0" w:color="auto" w:frame="1"/>
-        </w:rPr>
-      </w:pPr>
       <w:r>
         <w:rPr>
           <w:rFonts w:asciiTheme="minorHAnsi" w:eastAsia="Times New Roman" w:hAnsiTheme="minorHAnsi" w:cs="Times New Roman"/>
@@ -14318,15 +15258,14 @@
       </w:pPr>
       <w:r>
         <w:rPr>
-          <w:noProof/>
           <w:color w:val="1B1C1D"/>
         </w:rPr>
         <w:lastRenderedPageBreak/>
         <w:drawing>
-          <wp:inline distT="0" distB="0" distL="0" distR="0" wp14:anchorId="2A021A69" wp14:editId="7138E1CA">
-            <wp:extent cx="4171731" cy="3072384"/>
-            <wp:effectExtent l="0" t="0" r="635" b="0"/>
-            <wp:docPr id="8" name="Imagem 8"/>
+          <wp:inline distT="0" distB="0" distL="0" distR="0" wp14:anchorId="756679CB" wp14:editId="1DDD47BC">
+            <wp:extent cx="4214518" cy="3463200"/>
+            <wp:effectExtent l="0" t="0" r="0" b="4445"/>
+            <wp:docPr id="16" name="Imagem 16"/>
             <wp:cNvGraphicFramePr>
               <a:graphicFrameLocks xmlns:a="http://schemas.openxmlformats.org/drawingml/2006/main" noChangeAspect="1"/>
             </wp:cNvGraphicFramePr>
@@ -14346,6 +15285,75 @@
                   <pic:spPr>
                     <a:xfrm>
                       <a:off x="0" y="0"/>
+                      <a:ext cx="4234955" cy="3479994"/>
+                    </a:xfrm>
+                    <a:prstGeom prst="rect">
+                      <a:avLst/>
+                    </a:prstGeom>
+                  </pic:spPr>
+                </pic:pic>
+              </a:graphicData>
+            </a:graphic>
+          </wp:inline>
+        </w:drawing>
+      </w:r>
+    </w:p>
+    <w:p>
+      <w:pPr>
+        <w:rPr>
+          <w:color w:val="1B1C1D"/>
+        </w:rPr>
+      </w:pPr>
+      <w:r>
+        <w:rPr>
+          <w:color w:val="1B1C1D"/>
+        </w:rPr>
+        <w:t>3. Executar a função de extração/análise.</w:t>
+      </w:r>
+    </w:p>
+    <w:p>
+      <w:pPr>
+        <w:rPr>
+          <w:color w:val="1B1C1D"/>
+        </w:rPr>
+      </w:pPr>
+    </w:p>
+    <w:p>
+      <w:pPr>
+        <w:jc w:val="center"/>
+        <w:rPr>
+          <w:color w:val="1B1C1D"/>
+        </w:rPr>
+      </w:pPr>
+      <w:r>
+        <w:rPr>
+          <w:noProof/>
+          <w:color w:val="1B1C1D"/>
+        </w:rPr>
+        <w:drawing>
+          <wp:inline distT="0" distB="0" distL="0" distR="0" wp14:anchorId="2A021A69" wp14:editId="7138E1CA">
+            <wp:extent cx="4171731" cy="3072384"/>
+            <wp:effectExtent l="0" t="0" r="635" b="0"/>
+            <wp:docPr id="8" name="Imagem 8"/>
+            <wp:cNvGraphicFramePr>
+              <a:graphicFrameLocks xmlns:a="http://schemas.openxmlformats.org/drawingml/2006/main" noChangeAspect="1"/>
+            </wp:cNvGraphicFramePr>
+            <a:graphic xmlns:a="http://schemas.openxmlformats.org/drawingml/2006/main">
+              <a:graphicData uri="http://schemas.openxmlformats.org/drawingml/2006/picture">
+                <pic:pic xmlns:pic="http://schemas.openxmlformats.org/drawingml/2006/picture">
+                  <pic:nvPicPr>
+                    <pic:cNvPr id="1" name=""/>
+                    <pic:cNvPicPr/>
+                  </pic:nvPicPr>
+                  <pic:blipFill>
+                    <a:blip r:embed="rId29"/>
+                    <a:stretch>
+                      <a:fillRect/>
+                    </a:stretch>
+                  </pic:blipFill>
+                  <pic:spPr>
+                    <a:xfrm>
+                      <a:off x="0" y="0"/>
                       <a:ext cx="4182935" cy="3080636"/>
                     </a:xfrm>
                     <a:prstGeom prst="rect">
@@ -14438,6 +15446,7 @@
           <w:sz w:val="26"/>
           <w:szCs w:val="26"/>
         </w:rPr>
+        <w:lastRenderedPageBreak/>
         <w:t>14.3</w:t>
       </w:r>
       <w:r>
@@ -14446,7 +15455,25 @@
           <w:sz w:val="26"/>
           <w:szCs w:val="26"/>
         </w:rPr>
-        <w:t>.2. Testes de Extração de Dados de Imagens (OCR - NFS-e e Outros)</w:t>
+        <w:t xml:space="preserve">.2. Testes de Extração de Dados de Imagens (OCR - NFS-e </w:t>
+      </w:r>
+      <w:proofErr w:type="gramStart"/>
+      <w:r>
+        <w:rPr>
+          <w:color w:val="2F5496"/>
+          <w:sz w:val="26"/>
+          <w:szCs w:val="26"/>
+        </w:rPr>
+        <w:t>e Outros</w:t>
+      </w:r>
+      <w:proofErr w:type="gramEnd"/>
+      <w:r>
+        <w:rPr>
+          <w:color w:val="2F5496"/>
+          <w:sz w:val="26"/>
+          <w:szCs w:val="26"/>
+        </w:rPr>
+        <w:t>)</w:t>
       </w:r>
     </w:p>
     <w:p>
@@ -14876,17 +15903,7 @@
                 <w:color w:val="1B1C1D"/>
                 <w:bdr w:val="none" w:sz="0" w:space="0" w:color="auto" w:frame="1"/>
               </w:rPr>
-              <w:t xml:space="preserve">: Extração de Campos de </w:t>
-            </w:r>
-            <w:r>
-              <w:rPr>
-                <w:b w:val="0"/>
-                <w:bCs w:val="0"/>
-                <w:color w:val="1B1C1D"/>
-                <w:bdr w:val="none" w:sz="0" w:space="0" w:color="auto" w:frame="1"/>
-              </w:rPr>
-              <w:lastRenderedPageBreak/>
-              <w:t>Documento Não-Padrão</w:t>
+              <w:t>: Extração de Campos de Documento Não-Padrão</w:t>
             </w:r>
           </w:p>
         </w:tc>
@@ -14909,7 +15926,6 @@
                 <w:color w:val="444746"/>
                 <w:bdr w:val="none" w:sz="0" w:space="0" w:color="auto" w:frame="1"/>
               </w:rPr>
-              <w:lastRenderedPageBreak/>
               <w:t>Recibo Táxi Aéreo.jpg</w:t>
             </w:r>
           </w:p>
@@ -14952,7 +15968,6 @@
               <w:rPr>
                 <w:color w:val="1B1C1D"/>
               </w:rPr>
-              <w:lastRenderedPageBreak/>
               <w:t xml:space="preserve">2. </w:t>
             </w:r>
             <w:r>
@@ -15013,7 +16028,6 @@
                 <w:color w:val="1B1C1D"/>
                 <w:bdr w:val="none" w:sz="0" w:space="0" w:color="auto" w:frame="1"/>
               </w:rPr>
-              <w:lastRenderedPageBreak/>
               <w:t>Precisão:</w:t>
             </w:r>
             <w:r>
@@ -15034,7 +16048,6 @@
                 <w:color w:val="1B1C1D"/>
                 <w:bdr w:val="none" w:sz="0" w:space="0" w:color="auto" w:frame="1"/>
               </w:rPr>
-              <w:lastRenderedPageBreak/>
               <w:t>&gt; 90%</w:t>
             </w:r>
             <w:r>
@@ -15371,7 +16384,7 @@
         </w:rPr>
         <w:t xml:space="preserve">1. Carregar </w:t>
       </w:r>
-      <w:hyperlink r:id="rId29" w:history="1">
+      <w:hyperlink r:id="rId30" w:history="1">
         <w:r>
           <w:rPr>
             <w:rStyle w:val="Hyperlink"/>
@@ -15422,6 +16435,7 @@
         <w:rPr>
           <w:noProof/>
         </w:rPr>
+        <w:lastRenderedPageBreak/>
         <w:drawing>
           <wp:inline distT="0" distB="0" distL="0" distR="0" wp14:anchorId="2A57B0BC" wp14:editId="19C05B94">
             <wp:extent cx="3585223" cy="2932176"/>
@@ -15438,7 +16452,7 @@
                     <pic:cNvPicPr/>
                   </pic:nvPicPr>
                   <pic:blipFill>
-                    <a:blip r:embed="rId30"/>
+                    <a:blip r:embed="rId31"/>
                     <a:stretch>
                       <a:fillRect/>
                     </a:stretch>
@@ -15484,7 +16498,6 @@
           <w:noProof/>
           <w:color w:val="1B1C1D"/>
         </w:rPr>
-        <w:lastRenderedPageBreak/>
         <w:drawing>
           <wp:inline distT="0" distB="0" distL="0" distR="0" wp14:anchorId="46D6D5EC" wp14:editId="2356D8F6">
             <wp:extent cx="3958197" cy="2560447"/>
@@ -15501,7 +16514,7 @@
                     <pic:cNvPicPr/>
                   </pic:nvPicPr>
                   <pic:blipFill>
-                    <a:blip r:embed="rId31"/>
+                    <a:blip r:embed="rId32"/>
                     <a:stretch>
                       <a:fillRect/>
                     </a:stretch>
@@ -15792,6 +16805,7 @@
                 <w:color w:val="1B1C1D"/>
                 <w:bdr w:val="none" w:sz="0" w:space="0" w:color="auto" w:frame="1"/>
               </w:rPr>
+              <w:lastRenderedPageBreak/>
               <w:t>Tempo:</w:t>
             </w:r>
             <w:r>
@@ -15854,7 +16868,7 @@
         </w:rPr>
         <w:t xml:space="preserve">1. Carregar a </w:t>
       </w:r>
-      <w:hyperlink r:id="rId32" w:history="1">
+      <w:hyperlink r:id="rId33" w:history="1">
         <w:r>
           <w:rPr>
             <w:rStyle w:val="Hyperlink"/>
@@ -15909,82 +16923,11 @@
           <w:noProof/>
           <w:color w:val="1B1C1D"/>
         </w:rPr>
-        <w:lastRenderedPageBreak/>
         <w:drawing>
           <wp:inline distT="0" distB="0" distL="0" distR="0" wp14:anchorId="7EB46195" wp14:editId="2F4E8EA1">
             <wp:extent cx="3940858" cy="3115056"/>
             <wp:effectExtent l="0" t="0" r="2540" b="9525"/>
             <wp:docPr id="2" name="Imagem 2"/>
-            <wp:cNvGraphicFramePr>
-              <a:graphicFrameLocks xmlns:a="http://schemas.openxmlformats.org/drawingml/2006/main" noChangeAspect="1"/>
-            </wp:cNvGraphicFramePr>
-            <a:graphic xmlns:a="http://schemas.openxmlformats.org/drawingml/2006/main">
-              <a:graphicData uri="http://schemas.openxmlformats.org/drawingml/2006/picture">
-                <pic:pic xmlns:pic="http://schemas.openxmlformats.org/drawingml/2006/picture">
-                  <pic:nvPicPr>
-                    <pic:cNvPr id="1" name=""/>
-                    <pic:cNvPicPr/>
-                  </pic:nvPicPr>
-                  <pic:blipFill>
-                    <a:blip r:embed="rId33"/>
-                    <a:stretch>
-                      <a:fillRect/>
-                    </a:stretch>
-                  </pic:blipFill>
-                  <pic:spPr>
-                    <a:xfrm>
-                      <a:off x="0" y="0"/>
-                      <a:ext cx="3961089" cy="3131048"/>
-                    </a:xfrm>
-                    <a:prstGeom prst="rect">
-                      <a:avLst/>
-                    </a:prstGeom>
-                  </pic:spPr>
-                </pic:pic>
-              </a:graphicData>
-            </a:graphic>
-          </wp:inline>
-        </w:drawing>
-      </w:r>
-    </w:p>
-    <w:p>
-      <w:pPr>
-        <w:rPr>
-          <w:color w:val="1B1C1D"/>
-        </w:rPr>
-      </w:pPr>
-      <w:r>
-        <w:rPr>
-          <w:color w:val="1B1C1D"/>
-        </w:rPr>
-        <w:t>3. Executar a extraçã</w:t>
-      </w:r>
-      <w:r>
-        <w:rPr>
-          <w:color w:val="1B1C1D"/>
-        </w:rPr>
-        <w:t>o</w:t>
-      </w:r>
-      <w:r>
-        <w:rPr>
-          <w:color w:val="1B1C1D"/>
-        </w:rPr>
-        <w:t>.</w:t>
-      </w:r>
-    </w:p>
-    <w:p>
-      <w:pPr>
-        <w:jc w:val="center"/>
-      </w:pPr>
-      <w:r>
-        <w:rPr>
-          <w:noProof/>
-        </w:rPr>
-        <w:drawing>
-          <wp:inline distT="0" distB="0" distL="0" distR="0" wp14:anchorId="5D5B8DCB" wp14:editId="4C58B0FE">
-            <wp:extent cx="3742569" cy="3045460"/>
-            <wp:effectExtent l="0" t="0" r="0" b="2540"/>
-            <wp:docPr id="7" name="Imagem 7"/>
             <wp:cNvGraphicFramePr>
               <a:graphicFrameLocks xmlns:a="http://schemas.openxmlformats.org/drawingml/2006/main" noChangeAspect="1"/>
             </wp:cNvGraphicFramePr>
@@ -16004,6 +16947,76 @@
                   <pic:spPr>
                     <a:xfrm>
                       <a:off x="0" y="0"/>
+                      <a:ext cx="3961089" cy="3131048"/>
+                    </a:xfrm>
+                    <a:prstGeom prst="rect">
+                      <a:avLst/>
+                    </a:prstGeom>
+                  </pic:spPr>
+                </pic:pic>
+              </a:graphicData>
+            </a:graphic>
+          </wp:inline>
+        </w:drawing>
+      </w:r>
+    </w:p>
+    <w:p>
+      <w:pPr>
+        <w:rPr>
+          <w:color w:val="1B1C1D"/>
+        </w:rPr>
+      </w:pPr>
+      <w:r>
+        <w:rPr>
+          <w:color w:val="1B1C1D"/>
+        </w:rPr>
+        <w:t>3. Executar a extraçã</w:t>
+      </w:r>
+      <w:r>
+        <w:rPr>
+          <w:color w:val="1B1C1D"/>
+        </w:rPr>
+        <w:t>o</w:t>
+      </w:r>
+      <w:r>
+        <w:rPr>
+          <w:color w:val="1B1C1D"/>
+        </w:rPr>
+        <w:t>.</w:t>
+      </w:r>
+    </w:p>
+    <w:p>
+      <w:pPr>
+        <w:jc w:val="center"/>
+      </w:pPr>
+      <w:r>
+        <w:rPr>
+          <w:noProof/>
+        </w:rPr>
+        <w:drawing>
+          <wp:inline distT="0" distB="0" distL="0" distR="0" wp14:anchorId="5D5B8DCB" wp14:editId="4C58B0FE">
+            <wp:extent cx="3742569" cy="3045460"/>
+            <wp:effectExtent l="0" t="0" r="0" b="2540"/>
+            <wp:docPr id="7" name="Imagem 7"/>
+            <wp:cNvGraphicFramePr>
+              <a:graphicFrameLocks xmlns:a="http://schemas.openxmlformats.org/drawingml/2006/main" noChangeAspect="1"/>
+            </wp:cNvGraphicFramePr>
+            <a:graphic xmlns:a="http://schemas.openxmlformats.org/drawingml/2006/main">
+              <a:graphicData uri="http://schemas.openxmlformats.org/drawingml/2006/picture">
+                <pic:pic xmlns:pic="http://schemas.openxmlformats.org/drawingml/2006/picture">
+                  <pic:nvPicPr>
+                    <pic:cNvPr id="1" name=""/>
+                    <pic:cNvPicPr/>
+                  </pic:nvPicPr>
+                  <pic:blipFill>
+                    <a:blip r:embed="rId35"/>
+                    <a:stretch>
+                      <a:fillRect/>
+                    </a:stretch>
+                  </pic:blipFill>
+                  <pic:spPr>
+                    <a:xfrm>
+                      <a:off x="0" y="0"/>
                       <a:ext cx="3785000" cy="3079987"/>
                     </a:xfrm>
                     <a:prstGeom prst="rect">
@@ -16069,6 +17082,7 @@
           <w:color w:val="1B1C1D"/>
           <w:bdr w:val="none" w:sz="0" w:space="0" w:color="auto" w:frame="1"/>
         </w:rPr>
+        <w:lastRenderedPageBreak/>
         <w:t>Tal fato poderia ter sido evitado, se houvesse melhoria na conexão de rede</w:t>
       </w:r>
       <w:r>
@@ -16125,7 +17139,6 @@
           <w:sz w:val="26"/>
           <w:szCs w:val="26"/>
         </w:rPr>
-        <w:lastRenderedPageBreak/>
         <w:t>14.</w:t>
       </w:r>
       <w:r>
@@ -16341,6 +17354,7 @@
               </w:rPr>
               <w:t>1. Assegurar que os dados de cabeçalho estão carregados na base de dados (</w:t>
             </w:r>
+            <w:proofErr w:type="spellStart"/>
             <w:r>
               <w:rPr>
                 <w:rStyle w:val="CdigoHTML"/>
@@ -16350,6 +17364,7 @@
               </w:rPr>
               <w:t>nfs_data.db</w:t>
             </w:r>
+            <w:proofErr w:type="spellEnd"/>
             <w:r>
               <w:rPr>
                 <w:color w:val="1B1C1D"/>
@@ -16753,7 +17768,7 @@
         </w:rPr>
         <w:t xml:space="preserve">1. Assegurar que os </w:t>
       </w:r>
-      <w:hyperlink r:id="rId35" w:history="1">
+      <w:hyperlink r:id="rId36" w:history="1">
         <w:r>
           <w:rPr>
             <w:rStyle w:val="Hyperlink"/>
@@ -16767,6 +17782,7 @@
         </w:rPr>
         <w:t xml:space="preserve"> estão carregados na base de dados (</w:t>
       </w:r>
+      <w:proofErr w:type="spellStart"/>
       <w:r>
         <w:rPr>
           <w:rStyle w:val="CdigoHTML"/>
@@ -16776,6 +17792,7 @@
         </w:rPr>
         <w:t>nfs_data.db</w:t>
       </w:r>
+      <w:proofErr w:type="spellEnd"/>
       <w:r>
         <w:rPr>
           <w:color w:val="1B1C1D"/>
@@ -16793,6 +17810,7 @@
         <w:rPr>
           <w:color w:val="1B1C1D"/>
         </w:rPr>
+        <w:lastRenderedPageBreak/>
         <w:t xml:space="preserve">2. </w:t>
       </w:r>
       <w:r>
@@ -16847,7 +17865,7 @@
                     <pic:cNvPicPr/>
                   </pic:nvPicPr>
                   <pic:blipFill>
-                    <a:blip r:embed="rId36"/>
+                    <a:blip r:embed="rId37"/>
                     <a:stretch>
                       <a:fillRect/>
                     </a:stretch>
@@ -16886,7 +17904,6 @@
           <w:noProof/>
           <w:color w:val="1B1C1D"/>
         </w:rPr>
-        <w:lastRenderedPageBreak/>
         <w:drawing>
           <wp:inline distT="0" distB="0" distL="0" distR="0" wp14:anchorId="7E41C7D1" wp14:editId="40E0DB0C">
             <wp:extent cx="4129155" cy="3230880"/>
@@ -16903,7 +17920,7 @@
                     <pic:cNvPicPr/>
                   </pic:nvPicPr>
                   <pic:blipFill>
-                    <a:blip r:embed="rId37"/>
+                    <a:blip r:embed="rId38"/>
                     <a:stretch>
                       <a:fillRect/>
                     </a:stretch>
@@ -17190,7 +18207,7 @@
         </w:rPr>
         <w:t xml:space="preserve">1. Assegurar que os </w:t>
       </w:r>
-      <w:hyperlink r:id="rId38" w:history="1">
+      <w:hyperlink r:id="rId39" w:history="1">
         <w:r>
           <w:rPr>
             <w:rStyle w:val="Hyperlink"/>
@@ -17291,7 +18308,7 @@
                     <pic:cNvPicPr/>
                   </pic:nvPicPr>
                   <pic:blipFill>
-                    <a:blip r:embed="rId39"/>
+                    <a:blip r:embed="rId40"/>
                     <a:stretch>
                       <a:fillRect/>
                     </a:stretch>
@@ -17686,6 +18703,7 @@
               </w:rPr>
               <w:t xml:space="preserve">Falsos Positivos </w:t>
             </w:r>
+            <w:proofErr w:type="spellStart"/>
             <w:r>
               <w:rPr>
                 <w:b/>
@@ -17693,7 +18711,17 @@
                 <w:color w:val="1B1C1D"/>
                 <w:bdr w:val="none" w:sz="0" w:space="0" w:color="auto" w:frame="1"/>
               </w:rPr>
-              <w:t xml:space="preserve">Fp </w:t>
+              <w:t>Fp</w:t>
+            </w:r>
+            <w:proofErr w:type="spellEnd"/>
+            <w:r>
+              <w:rPr>
+                <w:b/>
+                <w:bCs/>
+                <w:color w:val="1B1C1D"/>
+                <w:bdr w:val="none" w:sz="0" w:space="0" w:color="auto" w:frame="1"/>
+              </w:rPr>
+              <w:t xml:space="preserve"> </w:t>
             </w:r>
             <w:r>
               <w:rPr>
@@ -17859,7 +18887,21 @@
                 <w:color w:val="1B1C1D"/>
               </w:rPr>
               <w:lastRenderedPageBreak/>
-              <w:t xml:space="preserve">A aplicação deve tratar a exceção e retornar uma mensagem de erro controlada (ex: "Nenhum dado encontrado") em vez de falhar, mantendo </w:t>
+              <w:t>A aplicação deve tratar a exceção e retornar uma mensagem de erro controlada (</w:t>
+            </w:r>
+            <w:proofErr w:type="spellStart"/>
+            <w:r>
+              <w:rPr>
+                <w:color w:val="1B1C1D"/>
+              </w:rPr>
+              <w:t>ex</w:t>
+            </w:r>
+            <w:proofErr w:type="spellEnd"/>
+            <w:r>
+              <w:rPr>
+                <w:color w:val="1B1C1D"/>
+              </w:rPr>
+              <w:t xml:space="preserve">: "Nenhum dado encontrado") em vez de falhar, mantendo </w:t>
             </w:r>
             <w:r>
               <w:rPr>
@@ -17978,6 +19020,7 @@
               </w:rPr>
               <w:t xml:space="preserve">Falsos Positivos </w:t>
             </w:r>
+            <w:proofErr w:type="spellStart"/>
             <w:r>
               <w:rPr>
                 <w:color w:val="1B1C1D"/>
@@ -17985,6 +19028,7 @@
               </w:rPr>
               <w:t>Fp</w:t>
             </w:r>
+            <w:proofErr w:type="spellEnd"/>
             <w:r>
               <w:rPr>
                 <w:b w:val="0"/>
@@ -18044,7 +19088,7 @@
         </w:rPr>
         <w:t>1. Carregar um arquivo que não é um documento fiscal típico. (</w:t>
       </w:r>
-      <w:hyperlink r:id="rId40" w:history="1">
+      <w:hyperlink r:id="rId41" w:history="1">
         <w:r>
           <w:rPr>
             <w:rStyle w:val="Hyperlink"/>
@@ -18119,7 +19163,7 @@
                     <pic:cNvPicPr/>
                   </pic:nvPicPr>
                   <pic:blipFill>
-                    <a:blip r:embed="rId41"/>
+                    <a:blip r:embed="rId42"/>
                     <a:stretch>
                       <a:fillRect/>
                     </a:stretch>
@@ -18189,7 +19233,7 @@
                     <pic:cNvPicPr/>
                   </pic:nvPicPr>
                   <pic:blipFill>
-                    <a:blip r:embed="rId42"/>
+                    <a:blip r:embed="rId43"/>
                     <a:stretch>
                       <a:fillRect/>
                     </a:stretch>
@@ -18360,7 +19404,21 @@
               <w:rPr>
                 <w:color w:val="1B1C1D"/>
               </w:rPr>
-              <w:t xml:space="preserve">A aplicação deve tratar a exceção e retornar uma mensagem de erro controlada (ex: "Nenhum dado encontrado") em vez de falhar, mantendo </w:t>
+              <w:t>A aplicação deve tratar a exceção e retornar uma mensagem de erro controlada (</w:t>
+            </w:r>
+            <w:proofErr w:type="spellStart"/>
+            <w:r>
+              <w:rPr>
+                <w:color w:val="1B1C1D"/>
+              </w:rPr>
+              <w:t>ex</w:t>
+            </w:r>
+            <w:proofErr w:type="spellEnd"/>
+            <w:r>
+              <w:rPr>
+                <w:color w:val="1B1C1D"/>
+              </w:rPr>
+              <w:t xml:space="preserve">: "Nenhum dado encontrado") em vez de falhar, mantendo </w:t>
             </w:r>
             <w:r>
               <w:rPr>
@@ -18411,7 +19469,7 @@
         </w:rPr>
         <w:t xml:space="preserve">1. Carregar um </w:t>
       </w:r>
-      <w:hyperlink r:id="rId43" w:history="1">
+      <w:hyperlink r:id="rId44" w:history="1">
         <w:r>
           <w:rPr>
             <w:rStyle w:val="Hyperlink"/>
@@ -18472,68 +19530,6 @@
             <wp:extent cx="4156456" cy="3339730"/>
             <wp:effectExtent l="0" t="0" r="0" b="0"/>
             <wp:docPr id="14" name="Imagem 14"/>
-            <wp:cNvGraphicFramePr>
-              <a:graphicFrameLocks xmlns:a="http://schemas.openxmlformats.org/drawingml/2006/main" noChangeAspect="1"/>
-            </wp:cNvGraphicFramePr>
-            <a:graphic xmlns:a="http://schemas.openxmlformats.org/drawingml/2006/main">
-              <a:graphicData uri="http://schemas.openxmlformats.org/drawingml/2006/picture">
-                <pic:pic xmlns:pic="http://schemas.openxmlformats.org/drawingml/2006/picture">
-                  <pic:nvPicPr>
-                    <pic:cNvPr id="1" name=""/>
-                    <pic:cNvPicPr/>
-                  </pic:nvPicPr>
-                  <pic:blipFill>
-                    <a:blip r:embed="rId44"/>
-                    <a:stretch>
-                      <a:fillRect/>
-                    </a:stretch>
-                  </pic:blipFill>
-                  <pic:spPr>
-                    <a:xfrm>
-                      <a:off x="0" y="0"/>
-                      <a:ext cx="4165729" cy="3347181"/>
-                    </a:xfrm>
-                    <a:prstGeom prst="rect">
-                      <a:avLst/>
-                    </a:prstGeom>
-                  </pic:spPr>
-                </pic:pic>
-              </a:graphicData>
-            </a:graphic>
-          </wp:inline>
-        </w:drawing>
-      </w:r>
-    </w:p>
-    <w:p>
-      <w:pPr>
-        <w:rPr>
-          <w:color w:val="1B1C1D"/>
-        </w:rPr>
-      </w:pPr>
-      <w:r>
-        <w:rPr>
-          <w:color w:val="1B1C1D"/>
-        </w:rPr>
-        <w:t>3. Executar a extração.</w:t>
-      </w:r>
-    </w:p>
-    <w:p>
-      <w:pPr>
-        <w:jc w:val="center"/>
-        <w:rPr>
-          <w:color w:val="1B1C1D"/>
-        </w:rPr>
-      </w:pPr>
-      <w:r>
-        <w:rPr>
-          <w:noProof/>
-          <w:color w:val="1B1C1D"/>
-        </w:rPr>
-        <w:drawing>
-          <wp:inline distT="0" distB="0" distL="0" distR="0" wp14:anchorId="351F9F2F" wp14:editId="694C2401">
-            <wp:extent cx="4167137" cy="3832943"/>
-            <wp:effectExtent l="0" t="0" r="5080" b="0"/>
-            <wp:docPr id="15" name="Imagem 15"/>
             <wp:cNvGraphicFramePr>
               <a:graphicFrameLocks xmlns:a="http://schemas.openxmlformats.org/drawingml/2006/main" noChangeAspect="1"/>
             </wp:cNvGraphicFramePr>
@@ -18553,6 +19549,68 @@
                   <pic:spPr>
                     <a:xfrm>
                       <a:off x="0" y="0"/>
+                      <a:ext cx="4165729" cy="3347181"/>
+                    </a:xfrm>
+                    <a:prstGeom prst="rect">
+                      <a:avLst/>
+                    </a:prstGeom>
+                  </pic:spPr>
+                </pic:pic>
+              </a:graphicData>
+            </a:graphic>
+          </wp:inline>
+        </w:drawing>
+      </w:r>
+    </w:p>
+    <w:p>
+      <w:pPr>
+        <w:rPr>
+          <w:color w:val="1B1C1D"/>
+        </w:rPr>
+      </w:pPr>
+      <w:r>
+        <w:rPr>
+          <w:color w:val="1B1C1D"/>
+        </w:rPr>
+        <w:t>3. Executar a extração.</w:t>
+      </w:r>
+    </w:p>
+    <w:p>
+      <w:pPr>
+        <w:jc w:val="center"/>
+        <w:rPr>
+          <w:color w:val="1B1C1D"/>
+        </w:rPr>
+      </w:pPr>
+      <w:r>
+        <w:rPr>
+          <w:noProof/>
+          <w:color w:val="1B1C1D"/>
+        </w:rPr>
+        <w:drawing>
+          <wp:inline distT="0" distB="0" distL="0" distR="0" wp14:anchorId="351F9F2F" wp14:editId="694C2401">
+            <wp:extent cx="4167137" cy="3832943"/>
+            <wp:effectExtent l="0" t="0" r="5080" b="0"/>
+            <wp:docPr id="15" name="Imagem 15"/>
+            <wp:cNvGraphicFramePr>
+              <a:graphicFrameLocks xmlns:a="http://schemas.openxmlformats.org/drawingml/2006/main" noChangeAspect="1"/>
+            </wp:cNvGraphicFramePr>
+            <a:graphic xmlns:a="http://schemas.openxmlformats.org/drawingml/2006/main">
+              <a:graphicData uri="http://schemas.openxmlformats.org/drawingml/2006/picture">
+                <pic:pic xmlns:pic="http://schemas.openxmlformats.org/drawingml/2006/picture">
+                  <pic:nvPicPr>
+                    <pic:cNvPr id="1" name=""/>
+                    <pic:cNvPicPr/>
+                  </pic:nvPicPr>
+                  <pic:blipFill>
+                    <a:blip r:embed="rId46"/>
+                    <a:stretch>
+                      <a:fillRect/>
+                    </a:stretch>
+                  </pic:blipFill>
+                  <pic:spPr>
+                    <a:xfrm>
+                      <a:off x="0" y="0"/>
                       <a:ext cx="4182544" cy="3847114"/>
                     </a:xfrm>
                     <a:prstGeom prst="rect">
@@ -18754,7 +19812,7 @@
         </w:rPr>
         <w:t> </w:t>
       </w:r>
-      <w:hyperlink r:id="rId46" w:history="1">
+      <w:hyperlink r:id="rId47" w:history="1">
         <w:r>
           <w:rPr>
             <w:rStyle w:val="Hyperlink"/>
@@ -18832,7 +19890,7 @@
         </w:rPr>
         <w:t>Instale o </w:t>
       </w:r>
-      <w:hyperlink r:id="rId47" w:history="1">
+      <w:hyperlink r:id="rId48" w:history="1">
         <w:r>
           <w:rPr>
             <w:rStyle w:val="Hyperlink"/>
@@ -18901,13 +19959,63 @@
           <w:color w:val="1F2328"/>
         </w:rPr>
       </w:pPr>
+      <w:proofErr w:type="spellStart"/>
       <w:r>
         <w:rPr>
           <w:rFonts w:ascii="Consolas" w:hAnsi="Consolas"/>
           <w:color w:val="1F2328"/>
         </w:rPr>
-        <w:t>docker pull ghcr.io/ajndantas/agente_nfe</w:t>
-      </w:r>
+        <w:t>docker</w:t>
+      </w:r>
+      <w:proofErr w:type="spellEnd"/>
+      <w:r>
+        <w:rPr>
+          <w:rFonts w:ascii="Consolas" w:hAnsi="Consolas"/>
+          <w:color w:val="1F2328"/>
+        </w:rPr>
+        <w:t xml:space="preserve"> </w:t>
+      </w:r>
+      <w:proofErr w:type="spellStart"/>
+      <w:r>
+        <w:rPr>
+          <w:rFonts w:ascii="Consolas" w:hAnsi="Consolas"/>
+          <w:color w:val="1F2328"/>
+        </w:rPr>
+        <w:t>pull</w:t>
+      </w:r>
+      <w:proofErr w:type="spellEnd"/>
+      <w:r>
+        <w:rPr>
+          <w:rFonts w:ascii="Consolas" w:hAnsi="Consolas"/>
+          <w:color w:val="1F2328"/>
+        </w:rPr>
+        <w:t xml:space="preserve"> ghcr.io/</w:t>
+      </w:r>
+      <w:proofErr w:type="spellStart"/>
+      <w:r>
+        <w:rPr>
+          <w:rFonts w:ascii="Consolas" w:hAnsi="Consolas"/>
+          <w:color w:val="1F2328"/>
+        </w:rPr>
+        <w:t>ajndantas</w:t>
+      </w:r>
+      <w:proofErr w:type="spellEnd"/>
+      <w:r>
+        <w:rPr>
+          <w:rFonts w:ascii="Consolas" w:hAnsi="Consolas"/>
+          <w:color w:val="1F2328"/>
+        </w:rPr>
+        <w:t>/</w:t>
+      </w:r>
+      <w:proofErr w:type="spellStart"/>
+      <w:r>
+        <w:rPr>
+          <w:rFonts w:ascii="Consolas" w:hAnsi="Consolas"/>
+          <w:color w:val="1F2328"/>
+        </w:rPr>
+        <w:t>agente_nfe</w:t>
+      </w:r>
+      <w:proofErr w:type="spellEnd"/>
     </w:p>
     <w:p>
       <w:pPr>
@@ -18919,13 +20027,63 @@
           <w:color w:val="1F2328"/>
         </w:rPr>
       </w:pPr>
+      <w:proofErr w:type="spellStart"/>
       <w:r>
         <w:rPr>
           <w:rFonts w:ascii="Consolas" w:hAnsi="Consolas"/>
           <w:color w:val="1F2328"/>
         </w:rPr>
-        <w:t>docker run -d -p 8000:8000 ghcr.io/ajndantas/agente_nfe</w:t>
-      </w:r>
+        <w:t>docker</w:t>
+      </w:r>
+      <w:proofErr w:type="spellEnd"/>
+      <w:r>
+        <w:rPr>
+          <w:rFonts w:ascii="Consolas" w:hAnsi="Consolas"/>
+          <w:color w:val="1F2328"/>
+        </w:rPr>
+        <w:t xml:space="preserve"> </w:t>
+      </w:r>
+      <w:proofErr w:type="spellStart"/>
+      <w:r>
+        <w:rPr>
+          <w:rFonts w:ascii="Consolas" w:hAnsi="Consolas"/>
+          <w:color w:val="1F2328"/>
+        </w:rPr>
+        <w:t>run</w:t>
+      </w:r>
+      <w:proofErr w:type="spellEnd"/>
+      <w:r>
+        <w:rPr>
+          <w:rFonts w:ascii="Consolas" w:hAnsi="Consolas"/>
+          <w:color w:val="1F2328"/>
+        </w:rPr>
+        <w:t xml:space="preserve"> -d -p 8000:8000 ghcr.io/</w:t>
+      </w:r>
+      <w:proofErr w:type="spellStart"/>
+      <w:r>
+        <w:rPr>
+          <w:rFonts w:ascii="Consolas" w:hAnsi="Consolas"/>
+          <w:color w:val="1F2328"/>
+        </w:rPr>
+        <w:t>ajndantas</w:t>
+      </w:r>
+      <w:proofErr w:type="spellEnd"/>
+      <w:r>
+        <w:rPr>
+          <w:rFonts w:ascii="Consolas" w:hAnsi="Consolas"/>
+          <w:color w:val="1F2328"/>
+        </w:rPr>
+        <w:t>/</w:t>
+      </w:r>
+      <w:proofErr w:type="spellStart"/>
+      <w:r>
+        <w:rPr>
+          <w:rFonts w:ascii="Consolas" w:hAnsi="Consolas"/>
+          <w:color w:val="1F2328"/>
+        </w:rPr>
+        <w:t>agente_nfe</w:t>
+      </w:r>
+      <w:proofErr w:type="spellEnd"/>
     </w:p>
     <w:p>
       <w:pPr>
@@ -18947,7 +20105,7 @@
         </w:rPr>
         <w:t>Pronto! Acesse </w:t>
       </w:r>
-      <w:hyperlink r:id="rId48" w:history="1">
+      <w:hyperlink r:id="rId49" w:history="1">
         <w:r>
           <w:rPr>
             <w:rStyle w:val="Hyperlink"/>
@@ -19015,7 +20173,8 @@
           <w:color w:val="1F2328"/>
         </w:rPr>
       </w:pPr>
-      <w:hyperlink r:id="rId49" w:history="1">
+      <w:hyperlink r:id="rId50" w:history="1">
+        <w:proofErr w:type="spellStart"/>
         <w:r>
           <w:rPr>
             <w:rStyle w:val="Hyperlink"/>
@@ -19024,6 +20183,7 @@
           </w:rPr>
           <w:t>PDFs</w:t>
         </w:r>
+        <w:proofErr w:type="spellEnd"/>
       </w:hyperlink>
     </w:p>
     <w:p>
@@ -19039,7 +20199,7 @@
           <w:color w:val="1F2328"/>
         </w:rPr>
       </w:pPr>
-      <w:hyperlink r:id="rId50" w:history="1">
+      <w:hyperlink r:id="rId51" w:history="1">
         <w:r>
           <w:rPr>
             <w:rStyle w:val="Hyperlink"/>
@@ -19065,7 +20225,8 @@
           <w:u w:val="none"/>
         </w:rPr>
       </w:pPr>
-      <w:hyperlink r:id="rId51" w:history="1">
+      <w:hyperlink r:id="rId52" w:history="1">
+        <w:proofErr w:type="spellStart"/>
         <w:r>
           <w:rPr>
             <w:rStyle w:val="Hyperlink"/>
@@ -19074,6 +20235,7 @@
           </w:rPr>
           <w:t>CSVs</w:t>
         </w:r>
+        <w:proofErr w:type="spellEnd"/>
       </w:hyperlink>
     </w:p>
     <w:p>
@@ -19091,7 +20253,8 @@
           <w:u w:val="none"/>
         </w:rPr>
       </w:pPr>
-      <w:hyperlink r:id="rId52" w:history="1">
+      <w:hyperlink r:id="rId53" w:history="1">
+        <w:proofErr w:type="spellStart"/>
         <w:r>
           <w:rPr>
             <w:rStyle w:val="Hyperlink"/>
@@ -19100,6 +20263,7 @@
           </w:rPr>
           <w:t>XMLs</w:t>
         </w:r>
+        <w:proofErr w:type="spellEnd"/>
       </w:hyperlink>
     </w:p>
     <w:p>
@@ -19384,7 +20548,7 @@
         </w:rPr>
         <w:t>Instale o </w:t>
       </w:r>
-      <w:hyperlink r:id="rId53" w:history="1">
+      <w:hyperlink r:id="rId54" w:history="1">
         <w:r>
           <w:rPr>
             <w:rStyle w:val="Hyperlink"/>
@@ -19427,7 +20591,7 @@
         </w:rPr>
         <w:t>Baixe o </w:t>
       </w:r>
-      <w:hyperlink r:id="rId54" w:history="1">
+      <w:hyperlink r:id="rId55" w:history="1">
         <w:r>
           <w:rPr>
             <w:rStyle w:val="Hyperlink"/>
@@ -19678,7 +20842,7 @@
         </w:rPr>
         <w:t>1 - Dependências: </w:t>
       </w:r>
-      <w:hyperlink r:id="rId55" w:history="1">
+      <w:hyperlink r:id="rId56" w:history="1">
         <w:r>
           <w:rPr>
             <w:rStyle w:val="Hyperlink"/>
@@ -19699,7 +20863,7 @@
         </w:rPr>
         <w:t> (Para Windows), </w:t>
       </w:r>
-      <w:hyperlink r:id="rId56" w:history="1">
+      <w:hyperlink r:id="rId57" w:history="1">
         <w:r>
           <w:rPr>
             <w:rStyle w:val="Hyperlink"/>
@@ -19743,7 +20907,7 @@
         </w:rPr>
         <w:t>2 - Script Python: </w:t>
       </w:r>
-      <w:hyperlink r:id="rId57" w:history="1">
+      <w:hyperlink r:id="rId58" w:history="1">
         <w:r>
           <w:rPr>
             <w:rStyle w:val="Hyperlink"/>
@@ -19778,7 +20942,7 @@
         </w:rPr>
         <w:t>3 - Script OCR: </w:t>
       </w:r>
-      <w:hyperlink r:id="rId58" w:history="1">
+      <w:hyperlink r:id="rId59" w:history="1">
         <w:r>
           <w:rPr>
             <w:rStyle w:val="Hyperlink"/>
@@ -19855,7 +21019,15 @@
           <w:rFonts w:ascii="Arial" w:hAnsi="Arial" w:cs="Arial"/>
           <w:color w:val="1F2328"/>
         </w:rPr>
-        <w:t xml:space="preserve">pip install -r requirements_linux.txt  </w:t>
+        <w:t xml:space="preserve">pip install -r </w:t>
+      </w:r>
+      <w:proofErr w:type="gramStart"/>
+      <w:r>
+        <w:rPr>
+          <w:rFonts w:ascii="Arial" w:hAnsi="Arial" w:cs="Arial"/>
+          <w:color w:val="1F2328"/>
+        </w:rPr>
+        <w:t xml:space="preserve">requirements_linux.txt  </w:t>
       </w:r>
       <w:r>
         <w:rPr>
@@ -19863,7 +21035,16 @@
           <w:rFonts w:ascii="Arial" w:eastAsiaTheme="majorEastAsia" w:hAnsi="Arial" w:cs="Arial"/>
           <w:color w:val="59636E"/>
         </w:rPr>
-        <w:t># Linux</w:t>
+        <w:t>#</w:t>
+      </w:r>
+      <w:proofErr w:type="gramEnd"/>
+      <w:r>
+        <w:rPr>
+          <w:rStyle w:val="pl-c"/>
+          <w:rFonts w:ascii="Arial" w:eastAsiaTheme="majorEastAsia" w:hAnsi="Arial" w:cs="Arial"/>
+          <w:color w:val="59636E"/>
+        </w:rPr>
+        <w:t xml:space="preserve"> Linux</w:t>
       </w:r>
     </w:p>
     <w:p>
@@ -19904,7 +21085,23 @@
           <w:rFonts w:ascii="Arial" w:hAnsi="Arial" w:cs="Arial"/>
           <w:color w:val="1F2328"/>
         </w:rPr>
-        <w:t>streamlit run agente_nfe.py --server.port 8000</w:t>
+        <w:t>streamlit run agente_nfe.py --</w:t>
+      </w:r>
+      <w:proofErr w:type="gramStart"/>
+      <w:r>
+        <w:rPr>
+          <w:rFonts w:ascii="Arial" w:hAnsi="Arial" w:cs="Arial"/>
+          <w:color w:val="1F2328"/>
+        </w:rPr>
+        <w:t>server.port</w:t>
+      </w:r>
+      <w:proofErr w:type="gramEnd"/>
+      <w:r>
+        <w:rPr>
+          <w:rFonts w:ascii="Arial" w:hAnsi="Arial" w:cs="Arial"/>
+          <w:color w:val="1F2328"/>
+        </w:rPr>
+        <w:t xml:space="preserve"> 8000</w:t>
       </w:r>
     </w:p>
     <w:p>
@@ -19929,7 +21126,7 @@
         </w:rPr>
         <w:t>Acesse: </w:t>
       </w:r>
-      <w:hyperlink r:id="rId59" w:history="1">
+      <w:hyperlink r:id="rId60" w:history="1">
         <w:r>
           <w:rPr>
             <w:rStyle w:val="Hyperlink"/>
@@ -19981,7 +21178,7 @@
           <w:color w:val="1F2328"/>
         </w:rPr>
       </w:pPr>
-      <w:hyperlink r:id="rId60" w:history="1">
+      <w:hyperlink r:id="rId61" w:history="1">
         <w:r>
           <w:rPr>
             <w:rStyle w:val="Hyperlink"/>
@@ -20005,7 +21202,7 @@
           <w:color w:val="1F2328"/>
         </w:rPr>
       </w:pPr>
-      <w:hyperlink r:id="rId61" w:history="1">
+      <w:hyperlink r:id="rId62" w:history="1">
         <w:r>
           <w:rPr>
             <w:rStyle w:val="Hyperlink"/>
@@ -20031,7 +21228,7 @@
           <w:u w:val="none"/>
         </w:rPr>
       </w:pPr>
-      <w:hyperlink r:id="rId62" w:history="1">
+      <w:hyperlink r:id="rId63" w:history="1">
         <w:r>
           <w:rPr>
             <w:rStyle w:val="Hyperlink"/>
@@ -20057,7 +21254,7 @@
           <w:u w:val="none"/>
         </w:rPr>
       </w:pPr>
-      <w:hyperlink r:id="rId63" w:history="1">
+      <w:hyperlink r:id="rId64" w:history="1">
         <w:r>
           <w:rPr>
             <w:rStyle w:val="Hyperlink"/>
@@ -20431,7 +21628,7 @@
       <w:bookmarkEnd w:id="8"/>
     </w:p>
     <w:sectPr>
-      <w:footerReference w:type="default" r:id="rId64"/>
+      <w:footerReference w:type="default" r:id="rId65"/>
       <w:pgSz w:w="11906" w:h="16838"/>
       <w:pgMar w:top="1417" w:right="1701" w:bottom="1417" w:left="1701" w:header="708" w:footer="708" w:gutter="0"/>
       <w:pgNumType w:start="1"/>
@@ -20773,8 +21970,17 @@
                               <w:b/>
                               <w:color w:val="000000"/>
                             </w:rPr>
-                            <w:t>Agente NFe</w:t>
+                            <w:t xml:space="preserve">Agente </w:t>
                           </w:r>
+                          <w:proofErr w:type="spellStart"/>
+                          <w:r>
+                            <w:rPr>
+                              <w:b/>
+                              <w:color w:val="000000"/>
+                            </w:rPr>
+                            <w:t>NFe</w:t>
+                          </w:r>
+                          <w:proofErr w:type="spellEnd"/>
                           <w:r>
                             <w:rPr>
                               <w:b/>
@@ -20816,8 +22022,17 @@
                         <w:b/>
                         <w:color w:val="000000"/>
                       </w:rPr>
-                      <w:t>Agente NFe</w:t>
+                      <w:t xml:space="preserve">Agente </w:t>
                     </w:r>
+                    <w:proofErr w:type="spellStart"/>
+                    <w:r>
+                      <w:rPr>
+                        <w:b/>
+                        <w:color w:val="000000"/>
+                      </w:rPr>
+                      <w:t>NFe</w:t>
+                    </w:r>
+                    <w:proofErr w:type="spellEnd"/>
                     <w:r>
                       <w:rPr>
                         <w:b/>

--- a/Desafio 2 - Projeto - 11062025/Versões Relatório/Grupo_01_Proposta_de_Projeto v4.docx
+++ b/Desafio 2 - Projeto - 11062025/Versões Relatório/Grupo_01_Proposta_de_Projeto v4.docx
@@ -4024,23 +4024,7 @@
                 <w:b/>
                 <w:color w:val="FFFFFF"/>
               </w:rPr>
-              <w:t xml:space="preserve">09/06 </w:t>
-            </w:r>
-            <w:proofErr w:type="gramStart"/>
-            <w:r>
-              <w:rPr>
-                <w:b/>
-                <w:color w:val="FFFFFF"/>
-              </w:rPr>
-              <w:t>à</w:t>
-            </w:r>
-            <w:proofErr w:type="gramEnd"/>
-            <w:r>
-              <w:rPr>
-                <w:b/>
-                <w:color w:val="FFFFFF"/>
-              </w:rPr>
-              <w:t xml:space="preserve"> 17/07</w:t>
+              <w:t>09/06 à 17/07</w:t>
             </w:r>
           </w:p>
         </w:tc>
@@ -4162,21 +4146,7 @@
               <w:rPr>
                 <w:color w:val="000000"/>
               </w:rPr>
-              <w:t xml:space="preserve">09/06 </w:t>
-            </w:r>
-            <w:proofErr w:type="gramStart"/>
-            <w:r>
-              <w:rPr>
-                <w:color w:val="000000"/>
-              </w:rPr>
-              <w:t>à</w:t>
-            </w:r>
-            <w:proofErr w:type="gramEnd"/>
-            <w:r>
-              <w:rPr>
-                <w:color w:val="000000"/>
-              </w:rPr>
-              <w:t xml:space="preserve"> 16/06</w:t>
+              <w:t>09/06 à 16/06</w:t>
             </w:r>
           </w:p>
         </w:tc>
@@ -4320,21 +4290,7 @@
               <w:rPr>
                 <w:color w:val="000000"/>
               </w:rPr>
-              <w:t xml:space="preserve">17/06 </w:t>
-            </w:r>
-            <w:proofErr w:type="gramStart"/>
-            <w:r>
-              <w:rPr>
-                <w:color w:val="000000"/>
-              </w:rPr>
-              <w:t>à</w:t>
-            </w:r>
-            <w:proofErr w:type="gramEnd"/>
-            <w:r>
-              <w:rPr>
-                <w:color w:val="000000"/>
-              </w:rPr>
-              <w:t xml:space="preserve"> 01/07</w:t>
+              <w:t>17/06 à 01/07</w:t>
             </w:r>
           </w:p>
         </w:tc>
@@ -4506,21 +4462,7 @@
               <w:rPr>
                 <w:color w:val="000000"/>
               </w:rPr>
-              <w:t xml:space="preserve">02/07 </w:t>
-            </w:r>
-            <w:proofErr w:type="gramStart"/>
-            <w:r>
-              <w:rPr>
-                <w:color w:val="000000"/>
-              </w:rPr>
-              <w:t>à</w:t>
-            </w:r>
-            <w:proofErr w:type="gramEnd"/>
-            <w:r>
-              <w:rPr>
-                <w:color w:val="000000"/>
-              </w:rPr>
-              <w:t xml:space="preserve"> 10/07</w:t>
+              <w:t>02/07 à 10/07</w:t>
             </w:r>
           </w:p>
         </w:tc>
@@ -4650,21 +4592,7 @@
               <w:rPr>
                 <w:color w:val="000000"/>
               </w:rPr>
-              <w:t xml:space="preserve">11/07 </w:t>
-            </w:r>
-            <w:proofErr w:type="gramStart"/>
-            <w:r>
-              <w:rPr>
-                <w:color w:val="000000"/>
-              </w:rPr>
-              <w:t>à</w:t>
-            </w:r>
-            <w:proofErr w:type="gramEnd"/>
-            <w:r>
-              <w:rPr>
-                <w:color w:val="000000"/>
-              </w:rPr>
-              <w:t xml:space="preserve"> 17/07</w:t>
+              <w:t>11/07 à 17/07</w:t>
             </w:r>
           </w:p>
         </w:tc>
@@ -4787,23 +4715,7 @@
                 <w:b/>
                 <w:color w:val="FFFFFF"/>
               </w:rPr>
-              <w:t xml:space="preserve">18/07 </w:t>
-            </w:r>
-            <w:proofErr w:type="gramStart"/>
-            <w:r>
-              <w:rPr>
-                <w:b/>
-                <w:color w:val="FFFFFF"/>
-              </w:rPr>
-              <w:t>à</w:t>
-            </w:r>
-            <w:proofErr w:type="gramEnd"/>
-            <w:r>
-              <w:rPr>
-                <w:b/>
-                <w:color w:val="FFFFFF"/>
-              </w:rPr>
-              <w:t xml:space="preserve"> 14/08</w:t>
+              <w:t>18/07 à 14/08</w:t>
             </w:r>
           </w:p>
         </w:tc>
@@ -4929,21 +4841,7 @@
               <w:rPr>
                 <w:color w:val="000000"/>
               </w:rPr>
-              <w:t xml:space="preserve">18/07 </w:t>
-            </w:r>
-            <w:proofErr w:type="gramStart"/>
-            <w:r>
-              <w:rPr>
-                <w:color w:val="000000"/>
-              </w:rPr>
-              <w:t>à</w:t>
-            </w:r>
-            <w:proofErr w:type="gramEnd"/>
-            <w:r>
-              <w:rPr>
-                <w:color w:val="000000"/>
-              </w:rPr>
-              <w:t xml:space="preserve"> 31/07</w:t>
+              <w:t>18/07 à 31/07</w:t>
             </w:r>
           </w:p>
         </w:tc>
@@ -5094,21 +4992,7 @@
               <w:rPr>
                 <w:color w:val="000000"/>
               </w:rPr>
-              <w:t xml:space="preserve">01/08 </w:t>
-            </w:r>
-            <w:proofErr w:type="gramStart"/>
-            <w:r>
-              <w:rPr>
-                <w:color w:val="000000"/>
-              </w:rPr>
-              <w:t>à</w:t>
-            </w:r>
-            <w:proofErr w:type="gramEnd"/>
-            <w:r>
-              <w:rPr>
-                <w:color w:val="000000"/>
-              </w:rPr>
-              <w:t xml:space="preserve"> 14/08</w:t>
+              <w:t>01/08 à 14/08</w:t>
             </w:r>
           </w:p>
         </w:tc>
@@ -5231,23 +5115,7 @@
                 <w:b/>
                 <w:color w:val="FFFFFF"/>
               </w:rPr>
-              <w:t xml:space="preserve">15/08 </w:t>
-            </w:r>
-            <w:proofErr w:type="gramStart"/>
-            <w:r>
-              <w:rPr>
-                <w:b/>
-                <w:color w:val="FFFFFF"/>
-              </w:rPr>
-              <w:t>à</w:t>
-            </w:r>
-            <w:proofErr w:type="gramEnd"/>
-            <w:r>
-              <w:rPr>
-                <w:b/>
-                <w:color w:val="FFFFFF"/>
-              </w:rPr>
-              <w:t xml:space="preserve"> 04/09</w:t>
+              <w:t>15/08 à 04/09</w:t>
             </w:r>
           </w:p>
         </w:tc>
@@ -5357,21 +5225,7 @@
               <w:rPr>
                 <w:color w:val="000000"/>
               </w:rPr>
-              <w:t xml:space="preserve"> </w:t>
-            </w:r>
-            <w:proofErr w:type="gramStart"/>
-            <w:r>
-              <w:rPr>
-                <w:color w:val="000000"/>
-              </w:rPr>
-              <w:t>à</w:t>
-            </w:r>
-            <w:proofErr w:type="gramEnd"/>
-            <w:r>
-              <w:rPr>
-                <w:color w:val="000000"/>
-              </w:rPr>
-              <w:t xml:space="preserve"> 2</w:t>
+              <w:t xml:space="preserve"> à 2</w:t>
             </w:r>
             <w:r>
               <w:rPr>
@@ -5678,21 +5532,7 @@
               <w:rPr>
                 <w:color w:val="000000"/>
               </w:rPr>
-              <w:t xml:space="preserve"> </w:t>
-            </w:r>
-            <w:proofErr w:type="gramStart"/>
-            <w:r>
-              <w:rPr>
-                <w:color w:val="000000"/>
-              </w:rPr>
-              <w:t>à</w:t>
-            </w:r>
-            <w:proofErr w:type="gramEnd"/>
-            <w:r>
-              <w:rPr>
-                <w:color w:val="000000"/>
-              </w:rPr>
-              <w:t xml:space="preserve"> </w:t>
+              <w:t xml:space="preserve"> à </w:t>
             </w:r>
             <w:r>
               <w:rPr>
@@ -5853,23 +5693,7 @@
                 <w:b/>
                 <w:color w:val="FFFFFF"/>
               </w:rPr>
-              <w:t xml:space="preserve"> </w:t>
-            </w:r>
-            <w:proofErr w:type="gramStart"/>
-            <w:r>
-              <w:rPr>
-                <w:b/>
-                <w:color w:val="FFFFFF"/>
-              </w:rPr>
-              <w:t>à</w:t>
-            </w:r>
-            <w:proofErr w:type="gramEnd"/>
-            <w:r>
-              <w:rPr>
-                <w:b/>
-                <w:color w:val="FFFFFF"/>
-              </w:rPr>
-              <w:t xml:space="preserve"> </w:t>
+              <w:t xml:space="preserve"> à </w:t>
             </w:r>
             <w:r>
               <w:rPr>
@@ -6130,25 +5954,17 @@
         <w:rPr>
           <w:b/>
         </w:rPr>
-        <w:t xml:space="preserve">RD001: Análise Detalhada de Tipos de Documentos Fiscais </w:t>
-      </w:r>
-      <w:proofErr w:type="gramStart"/>
+        <w:t>RD001: Análise Detalhada de Tipos de Documentos Fiscais Brasileiros</w:t>
+      </w:r>
+      <w:r>
+        <w:t xml:space="preserve"> </w:t>
+      </w:r>
       <w:r>
         <w:rPr>
           <w:b/>
         </w:rPr>
-        <w:t>Brasileiros</w:t>
-      </w:r>
-      <w:r>
-        <w:t xml:space="preserve"> </w:t>
-      </w:r>
-      <w:r>
-        <w:rPr>
-          <w:b/>
-        </w:rPr>
         <w:t>:</w:t>
       </w:r>
-      <w:proofErr w:type="gramEnd"/>
     </w:p>
     <w:p>
       <w:pPr>
@@ -6237,21 +6053,7 @@
         <w:rPr>
           <w:b/>
         </w:rPr>
-        <w:t>CT-</w:t>
-      </w:r>
-      <w:proofErr w:type="gramStart"/>
-      <w:r>
-        <w:rPr>
-          <w:b/>
-        </w:rPr>
-        <w:t>e</w:t>
-      </w:r>
-      <w:proofErr w:type="gramEnd"/>
-      <w:r>
-        <w:rPr>
-          <w:b/>
-        </w:rPr>
-        <w:t xml:space="preserve"> (Conhecimento de Transporte Eletrônico):</w:t>
+        <w:t>CT-e (Conhecimento de Transporte Eletrônico):</w:t>
       </w:r>
     </w:p>
     <w:p>
@@ -10022,15 +9824,7 @@
         </w:numPr>
       </w:pPr>
       <w:r>
-        <w:t xml:space="preserve">O LLM deve interpretar a pergunta, buscar os dados no banco de dados estruturado e apresentar a resposta de forma no formato de tabela contendo os campos e seus respectivos valores que respondem </w:t>
-      </w:r>
-      <w:proofErr w:type="gramStart"/>
-      <w:r>
-        <w:t>a</w:t>
-      </w:r>
-      <w:proofErr w:type="gramEnd"/>
-      <w:r>
-        <w:t xml:space="preserve"> pergunta do usuário.</w:t>
+        <w:t>O LLM deve interpretar a pergunta, buscar os dados no banco de dados estruturado e apresentar a resposta de forma no formato de tabela contendo os campos e seus respectivos valores que respondem a pergunta do usuário.</w:t>
       </w:r>
     </w:p>
     <w:p>
@@ -12432,23 +12226,7 @@
           <w:rFonts w:ascii="Arial" w:eastAsia="Arial" w:hAnsi="Arial" w:cs="Arial"/>
           <w:color w:val="000000"/>
         </w:rPr>
-        <w:t xml:space="preserve">Se a resposta não for possível: Retorna </w:t>
-      </w:r>
-      <w:proofErr w:type="gramStart"/>
-      <w:r>
-        <w:rPr>
-          <w:rFonts w:ascii="Arial" w:eastAsia="Arial" w:hAnsi="Arial" w:cs="Arial"/>
-          <w:color w:val="000000"/>
-        </w:rPr>
-        <w:t>a</w:t>
-      </w:r>
-      <w:proofErr w:type="gramEnd"/>
-      <w:r>
-        <w:rPr>
-          <w:rFonts w:ascii="Arial" w:eastAsia="Arial" w:hAnsi="Arial" w:cs="Arial"/>
-          <w:color w:val="000000"/>
-        </w:rPr>
-        <w:t xml:space="preserve"> indicação "Não", sinalizando a impossibilidade de fornecer uma resposta.</w:t>
+        <w:t>Se a resposta não for possível: Retorna a indicação "Não", sinalizando a impossibilidade de fornecer uma resposta.</w:t>
       </w:r>
     </w:p>
     <w:p>
@@ -14084,27 +13862,7 @@
                 <w:color w:val="1B1C1D"/>
                 <w:bdr w:val="none" w:sz="0" w:space="0" w:color="auto" w:frame="1"/>
               </w:rPr>
-              <w:t>CT-</w:t>
-            </w:r>
-            <w:proofErr w:type="gramStart"/>
-            <w:r>
-              <w:rPr>
-                <w:b w:val="0"/>
-                <w:bCs w:val="0"/>
-                <w:color w:val="1B1C1D"/>
-                <w:bdr w:val="none" w:sz="0" w:space="0" w:color="auto" w:frame="1"/>
-              </w:rPr>
-              <w:t>e</w:t>
-            </w:r>
-            <w:proofErr w:type="gramEnd"/>
-            <w:r>
-              <w:rPr>
-                <w:b w:val="0"/>
-                <w:bCs w:val="0"/>
-                <w:color w:val="1B1C1D"/>
-                <w:bdr w:val="none" w:sz="0" w:space="0" w:color="auto" w:frame="1"/>
-              </w:rPr>
-              <w:t xml:space="preserve"> 1.1: Extração de Dados Base de CT-e</w:t>
+              <w:t>CT-e 1.1: Extração de Dados Base de CT-e</w:t>
             </w:r>
           </w:p>
         </w:tc>
@@ -15455,25 +15213,7 @@
           <w:sz w:val="26"/>
           <w:szCs w:val="26"/>
         </w:rPr>
-        <w:t xml:space="preserve">.2. Testes de Extração de Dados de Imagens (OCR - NFS-e </w:t>
-      </w:r>
-      <w:proofErr w:type="gramStart"/>
-      <w:r>
-        <w:rPr>
-          <w:color w:val="2F5496"/>
-          <w:sz w:val="26"/>
-          <w:szCs w:val="26"/>
-        </w:rPr>
-        <w:t>e Outros</w:t>
-      </w:r>
-      <w:proofErr w:type="gramEnd"/>
-      <w:r>
-        <w:rPr>
-          <w:color w:val="2F5496"/>
-          <w:sz w:val="26"/>
-          <w:szCs w:val="26"/>
-        </w:rPr>
-        <w:t>)</w:t>
+        <w:t>.2. Testes de Extração de Dados de Imagens (OCR - NFS-e e Outros)</w:t>
       </w:r>
     </w:p>
     <w:p>
@@ -17103,14 +16843,6 @@
     <w:p>
       <w:pPr>
         <w:rPr>
-          <w:color w:val="1B1C1D"/>
-          <w:bdr w:val="none" w:sz="0" w:space="0" w:color="auto" w:frame="1"/>
-        </w:rPr>
-      </w:pPr>
-    </w:p>
-    <w:p>
-      <w:pPr>
-        <w:rPr>
           <w:b/>
           <w:bCs/>
           <w:color w:val="1B1C1D"/>
@@ -17810,7 +17542,6 @@
         <w:rPr>
           <w:color w:val="1B1C1D"/>
         </w:rPr>
-        <w:lastRenderedPageBreak/>
         <w:t xml:space="preserve">2. </w:t>
       </w:r>
       <w:r>
@@ -17849,6 +17580,7 @@
         <w:rPr>
           <w:noProof/>
         </w:rPr>
+        <w:lastRenderedPageBreak/>
         <w:drawing>
           <wp:inline distT="0" distB="0" distL="0" distR="0" wp14:anchorId="4317BB06" wp14:editId="2628D886">
             <wp:extent cx="5400040" cy="356235"/>
@@ -21019,15 +20751,7 @@
           <w:rFonts w:ascii="Arial" w:hAnsi="Arial" w:cs="Arial"/>
           <w:color w:val="1F2328"/>
         </w:rPr>
-        <w:t xml:space="preserve">pip install -r </w:t>
-      </w:r>
-      <w:proofErr w:type="gramStart"/>
-      <w:r>
-        <w:rPr>
-          <w:rFonts w:ascii="Arial" w:hAnsi="Arial" w:cs="Arial"/>
-          <w:color w:val="1F2328"/>
-        </w:rPr>
-        <w:t xml:space="preserve">requirements_linux.txt  </w:t>
+        <w:t xml:space="preserve">pip install -r requirements_linux.txt  </w:t>
       </w:r>
       <w:r>
         <w:rPr>
@@ -21035,16 +20759,7 @@
           <w:rFonts w:ascii="Arial" w:eastAsiaTheme="majorEastAsia" w:hAnsi="Arial" w:cs="Arial"/>
           <w:color w:val="59636E"/>
         </w:rPr>
-        <w:t>#</w:t>
-      </w:r>
-      <w:proofErr w:type="gramEnd"/>
-      <w:r>
-        <w:rPr>
-          <w:rStyle w:val="pl-c"/>
-          <w:rFonts w:ascii="Arial" w:eastAsiaTheme="majorEastAsia" w:hAnsi="Arial" w:cs="Arial"/>
-          <w:color w:val="59636E"/>
-        </w:rPr>
-        <w:t xml:space="preserve"> Linux</w:t>
+        <w:t># Linux</w:t>
       </w:r>
     </w:p>
     <w:p>
@@ -21085,23 +20800,7 @@
           <w:rFonts w:ascii="Arial" w:hAnsi="Arial" w:cs="Arial"/>
           <w:color w:val="1F2328"/>
         </w:rPr>
-        <w:t>streamlit run agente_nfe.py --</w:t>
-      </w:r>
-      <w:proofErr w:type="gramStart"/>
-      <w:r>
-        <w:rPr>
-          <w:rFonts w:ascii="Arial" w:hAnsi="Arial" w:cs="Arial"/>
-          <w:color w:val="1F2328"/>
-        </w:rPr>
-        <w:t>server.port</w:t>
-      </w:r>
-      <w:proofErr w:type="gramEnd"/>
-      <w:r>
-        <w:rPr>
-          <w:rFonts w:ascii="Arial" w:hAnsi="Arial" w:cs="Arial"/>
-          <w:color w:val="1F2328"/>
-        </w:rPr>
-        <w:t xml:space="preserve"> 8000</w:t>
+        <w:t>streamlit run agente_nfe.py --server.port 8000</w:t>
       </w:r>
     </w:p>
     <w:p>

--- a/Desafio 2 - Projeto - 11062025/Versões Relatório/Grupo_01_Proposta_de_Projeto v4.docx
+++ b/Desafio 2 - Projeto - 11062025/Versões Relatório/Grupo_01_Proposta_de_Projeto v4.docx
@@ -889,15 +889,7 @@
         <w:jc w:val="both"/>
       </w:pPr>
       <w:r>
-        <w:t xml:space="preserve">Profissionais e empresas da área de contabilidade, finanças e tecnologia, especialmente aqueles envolvidos com automação de processos fiscais, </w:t>
-      </w:r>
-      <w:proofErr w:type="spellStart"/>
-      <w:r>
-        <w:t>compliance</w:t>
-      </w:r>
-      <w:proofErr w:type="spellEnd"/>
-      <w:r>
-        <w:t xml:space="preserve"> tributário e extração de dados de documentos fiscais (como notas fiscais eletrônicas).</w:t>
+        <w:t>Profissionais e empresas da área de contabilidade, finanças e tecnologia, especialmente aqueles envolvidos com automação de processos fiscais, compliance tributário e extração de dados de documentos fiscais (como notas fiscais eletrônicas).</w:t>
       </w:r>
     </w:p>
     <w:p>
@@ -992,15 +984,7 @@
         <w:jc w:val="both"/>
       </w:pPr>
       <w:r>
-        <w:t>Como profissional da área de contabilidade, finanças ou tecnologia, eu quero uma solução capaz de capturar e extrair automaticamente os dados de documentos fiscais (</w:t>
-      </w:r>
-      <w:proofErr w:type="spellStart"/>
-      <w:r>
-        <w:t>Ex</w:t>
-      </w:r>
-      <w:proofErr w:type="spellEnd"/>
-      <w:r>
-        <w:t>: NF-e), para que eu possa obter essas informações de forma rápida, precisa e organizada, reduzindo erros manuais e otimizando meus processos operacionais.</w:t>
+        <w:t>Como profissional da área de contabilidade, finanças ou tecnologia, eu quero uma solução capaz de capturar e extrair automaticamente os dados de documentos fiscais (Ex: NF-e), para que eu possa obter essas informações de forma rápida, precisa e organizada, reduzindo erros manuais e otimizando meus processos operacionais.</w:t>
       </w:r>
     </w:p>
     <w:p>
@@ -1462,23 +1446,7 @@
         <w:t>Agente 3 (Resposta e Interação):</w:t>
       </w:r>
       <w:r>
-        <w:t xml:space="preserve"> Acessa um </w:t>
-      </w:r>
-      <w:proofErr w:type="spellStart"/>
-      <w:r>
-        <w:t>Large</w:t>
-      </w:r>
-      <w:proofErr w:type="spellEnd"/>
-      <w:r>
-        <w:t xml:space="preserve"> </w:t>
-      </w:r>
-      <w:proofErr w:type="spellStart"/>
-      <w:r>
-        <w:t>Language</w:t>
-      </w:r>
-      <w:proofErr w:type="spellEnd"/>
-      <w:r>
-        <w:t xml:space="preserve"> Model (LLM) e, utilizando os dados da Base de Conhecimento, responde às perguntas dos usuários sobre as informações fiscais.</w:t>
+        <w:t xml:space="preserve"> Acessa um Large Language Model (LLM) e, utilizando os dados da Base de Conhecimento, responde às perguntas dos usuários sobre as informações fiscais.</w:t>
       </w:r>
     </w:p>
     <w:p>
@@ -1580,15 +1548,7 @@
         <w:ind w:firstLine="720"/>
       </w:pPr>
       <w:r>
-        <w:t xml:space="preserve">O sistema será desenvolvido seguindo uma arquitetura </w:t>
-      </w:r>
-      <w:proofErr w:type="spellStart"/>
-      <w:r>
-        <w:t>multi-agente</w:t>
-      </w:r>
-      <w:proofErr w:type="spellEnd"/>
-      <w:r>
-        <w:t xml:space="preserve"> composta por três agentes especializados:</w:t>
+        <w:t>O sistema será desenvolvido seguindo uma arquitetura multi-agente composta por três agentes especializados:</w:t>
       </w:r>
     </w:p>
     <w:p>
@@ -1615,15 +1575,7 @@
         <w:spacing w:after="0" w:line="240" w:lineRule="auto"/>
       </w:pPr>
       <w:r>
-        <w:t xml:space="preserve">Responsabilidade: Obter e </w:t>
-      </w:r>
-      <w:proofErr w:type="spellStart"/>
-      <w:r>
-        <w:t>pré</w:t>
-      </w:r>
-      <w:proofErr w:type="spellEnd"/>
-      <w:r>
-        <w:t>-processar documentos fiscais</w:t>
+        <w:t>Responsabilidade: Obter e pré-processar documentos fiscais</w:t>
       </w:r>
     </w:p>
     <w:p>
@@ -1646,21 +1598,8 @@
         <w:t>Interface para upload manual de arquivos (PDF, imagens</w:t>
       </w:r>
       <w:r>
-        <w:t xml:space="preserve">, </w:t>
-      </w:r>
-      <w:proofErr w:type="spellStart"/>
-      <w:r>
-        <w:t>CSVs</w:t>
-      </w:r>
-      <w:proofErr w:type="spellEnd"/>
-      <w:r>
-        <w:t xml:space="preserve"> e </w:t>
-      </w:r>
-      <w:proofErr w:type="spellStart"/>
-      <w:r>
-        <w:t>XMLs</w:t>
-      </w:r>
-      <w:proofErr w:type="spellEnd"/>
+        <w:t>, CSVs e XMLs</w:t>
+      </w:r>
       <w:r>
         <w:t>)</w:t>
       </w:r>
@@ -1804,15 +1743,7 @@
         <w:spacing w:after="0" w:line="240" w:lineRule="auto"/>
       </w:pPr>
       <w:r>
-        <w:t xml:space="preserve">Integração com </w:t>
-      </w:r>
-      <w:proofErr w:type="spellStart"/>
-      <w:r>
-        <w:t>LLMs</w:t>
-      </w:r>
-      <w:proofErr w:type="spellEnd"/>
-      <w:r>
-        <w:t xml:space="preserve"> para consultas em linguagem natural</w:t>
+        <w:t>Integração com LLMs para consultas em linguagem natural</w:t>
       </w:r>
     </w:p>
     <w:p>
@@ -1915,16 +1846,8 @@
           <w:b/>
         </w:rPr>
         <w:lastRenderedPageBreak/>
-        <w:t xml:space="preserve">Armazenamento e Acesso a </w:t>
-      </w:r>
-      <w:proofErr w:type="spellStart"/>
-      <w:r>
-        <w:rPr>
-          <w:b/>
-        </w:rPr>
-        <w:t>LLMs</w:t>
-      </w:r>
-      <w:proofErr w:type="spellEnd"/>
+        <w:t>Armazenamento e Acesso a LLMs</w:t>
+      </w:r>
       <w:r>
         <w:rPr>
           <w:i/>
@@ -1942,15 +1865,7 @@
         <w:spacing w:after="0" w:line="240" w:lineRule="auto"/>
       </w:pPr>
       <w:r>
-        <w:t xml:space="preserve">Banco de dados </w:t>
-      </w:r>
-      <w:proofErr w:type="spellStart"/>
-      <w:r>
-        <w:t>SQLite</w:t>
-      </w:r>
-      <w:proofErr w:type="spellEnd"/>
-      <w:r>
-        <w:t xml:space="preserve"> para documentos processados</w:t>
+        <w:t>Banco de dados SQLite para documentos processados</w:t>
       </w:r>
     </w:p>
     <w:p>
@@ -1963,15 +1878,7 @@
         <w:spacing w:after="0" w:line="240" w:lineRule="auto"/>
       </w:pPr>
       <w:r>
-        <w:t xml:space="preserve">Integração com APIs de </w:t>
-      </w:r>
-      <w:proofErr w:type="spellStart"/>
-      <w:r>
-        <w:t>LLMs</w:t>
-      </w:r>
-      <w:proofErr w:type="spellEnd"/>
-      <w:r>
-        <w:t xml:space="preserve"> (</w:t>
+        <w:t>Integração com APIs de LLMs (</w:t>
       </w:r>
       <w:hyperlink r:id="rId18" w:history="1">
         <w:r>
@@ -2060,19 +1967,11 @@
       <w:pPr>
         <w:spacing w:after="0" w:line="240" w:lineRule="auto"/>
       </w:pPr>
-      <w:proofErr w:type="spellStart"/>
       <w:r>
         <w:rPr>
           <w:b/>
         </w:rPr>
-        <w:t>Backend</w:t>
-      </w:r>
-      <w:proofErr w:type="spellEnd"/>
-      <w:r>
-        <w:rPr>
-          <w:b/>
-        </w:rPr>
-        <w:t xml:space="preserve"> e Processamento</w:t>
+        <w:t>Backend e Processamento</w:t>
       </w:r>
     </w:p>
     <w:p>
@@ -2106,19 +2005,9 @@
         </w:numPr>
         <w:spacing w:after="0" w:line="240" w:lineRule="auto"/>
       </w:pPr>
-      <w:proofErr w:type="spellStart"/>
-      <w:r>
-        <w:t>Langchain</w:t>
-      </w:r>
-      <w:proofErr w:type="spellEnd"/>
-      <w:r>
-        <w:t xml:space="preserve"> como biblioteca de interação com as </w:t>
-      </w:r>
-      <w:proofErr w:type="spellStart"/>
-      <w:r>
-        <w:t>LLMs</w:t>
-      </w:r>
-      <w:proofErr w:type="spellEnd"/>
+      <w:r>
+        <w:t>Langchain como biblioteca de interação com as LLMs</w:t>
+      </w:r>
     </w:p>
     <w:p>
       <w:pPr>
@@ -2129,11 +2018,9 @@
         </w:numPr>
         <w:spacing w:after="0" w:line="240" w:lineRule="auto"/>
       </w:pPr>
-      <w:proofErr w:type="spellStart"/>
       <w:r>
         <w:t>SQLite</w:t>
       </w:r>
-      <w:proofErr w:type="spellEnd"/>
       <w:r>
         <w:rPr>
           <w:b/>
@@ -2169,13 +2056,8 @@
         </w:numPr>
         <w:spacing w:after="0" w:line="240" w:lineRule="auto"/>
       </w:pPr>
-      <w:proofErr w:type="spellStart"/>
-      <w:r>
-        <w:t>Tesseract</w:t>
-      </w:r>
-      <w:proofErr w:type="spellEnd"/>
-      <w:r>
-        <w:t xml:space="preserve"> OCR</w:t>
+      <w:r>
+        <w:t>Tesseract OCR</w:t>
       </w:r>
       <w:r>
         <w:rPr>
@@ -2184,15 +2066,7 @@
         <w:t xml:space="preserve"> </w:t>
       </w:r>
       <w:r>
-        <w:t xml:space="preserve">+ </w:t>
-      </w:r>
-      <w:proofErr w:type="spellStart"/>
-      <w:r>
-        <w:t>OpenCV</w:t>
-      </w:r>
-      <w:proofErr w:type="spellEnd"/>
-      <w:r>
-        <w:t xml:space="preserve"> para reconhecimento de texto</w:t>
+        <w:t>+ OpenCV para reconhecimento de texto</w:t>
       </w:r>
     </w:p>
     <w:p>
@@ -2232,19 +2106,11 @@
       <w:pPr>
         <w:spacing w:after="0" w:line="240" w:lineRule="auto"/>
       </w:pPr>
-      <w:proofErr w:type="spellStart"/>
       <w:r>
         <w:rPr>
           <w:b/>
         </w:rPr>
-        <w:t>Frontend</w:t>
-      </w:r>
-      <w:proofErr w:type="spellEnd"/>
-      <w:r>
-        <w:rPr>
-          <w:b/>
-        </w:rPr>
-        <w:t xml:space="preserve"> e Interface</w:t>
+        <w:t>Frontend e Interface</w:t>
       </w:r>
     </w:p>
     <w:p>
@@ -2260,7 +2126,6 @@
           <w:szCs w:val="23"/>
         </w:rPr>
       </w:pPr>
-      <w:proofErr w:type="spellStart"/>
       <w:r>
         <w:rPr>
           <w:sz w:val="23"/>
@@ -2268,7 +2133,6 @@
         </w:rPr>
         <w:t>Streamlit</w:t>
       </w:r>
-      <w:proofErr w:type="spellEnd"/>
     </w:p>
     <w:p>
       <w:pPr>
@@ -2343,15 +2207,7 @@
         <w:t xml:space="preserve">de Demo </w:t>
       </w:r>
       <w:r>
-        <w:t xml:space="preserve">via site </w:t>
-      </w:r>
-      <w:proofErr w:type="spellStart"/>
-      <w:r>
-        <w:t>Streamlit</w:t>
-      </w:r>
-      <w:proofErr w:type="spellEnd"/>
-      <w:r>
-        <w:t xml:space="preserve"> Cloud Community (</w:t>
+        <w:t>via site Streamlit Cloud Community (</w:t>
       </w:r>
       <w:hyperlink r:id="rId20" w:history="1">
         <w:r>
@@ -2827,21 +2683,7 @@
         <w:rPr>
           <w:b/>
         </w:rPr>
-        <w:t xml:space="preserve">Fase 5: Interface – Agente 1 + </w:t>
-      </w:r>
-      <w:proofErr w:type="spellStart"/>
-      <w:r>
-        <w:rPr>
-          <w:b/>
-        </w:rPr>
-        <w:t>Frontend</w:t>
-      </w:r>
-      <w:proofErr w:type="spellEnd"/>
-      <w:r>
-        <w:rPr>
-          <w:b/>
-        </w:rPr>
-        <w:t xml:space="preserve"> – Segunda Apresentação</w:t>
+        <w:t>Fase 5: Interface – Agente 1 + Frontend – Segunda Apresentação</w:t>
       </w:r>
     </w:p>
     <w:p>
@@ -3014,19 +2856,11 @@
           <w:color w:val="000000"/>
         </w:rPr>
       </w:pPr>
-      <w:proofErr w:type="spellStart"/>
       <w:r>
         <w:rPr>
           <w:color w:val="000000"/>
         </w:rPr>
-        <w:t>Roadmap</w:t>
-      </w:r>
-      <w:proofErr w:type="spellEnd"/>
-      <w:r>
-        <w:rPr>
-          <w:color w:val="000000"/>
-        </w:rPr>
-        <w:t xml:space="preserve"> para desenvolvimento futuro</w:t>
+        <w:t>Roadmap para desenvolvimento futuro</w:t>
       </w:r>
     </w:p>
     <w:p>
@@ -3146,18 +2980,8 @@
           <w:bCs/>
           <w:color w:val="000000"/>
         </w:rPr>
-        <w:t xml:space="preserve">Validação de </w:t>
-      </w:r>
-      <w:proofErr w:type="spellStart"/>
-      <w:r>
-        <w:rPr>
-          <w:b/>
-          <w:bCs/>
-          <w:color w:val="000000"/>
-        </w:rPr>
-        <w:t>compliance</w:t>
-      </w:r>
-      <w:proofErr w:type="spellEnd"/>
+        <w:t>Validação de compliance</w:t>
+      </w:r>
       <w:r>
         <w:rPr>
           <w:b/>
@@ -3731,13 +3555,8 @@
         </w:rPr>
         <w:t xml:space="preserve">Desafio 3: </w:t>
       </w:r>
-      <w:proofErr w:type="spellStart"/>
-      <w:r>
-        <w:t>Compliance</w:t>
-      </w:r>
-      <w:proofErr w:type="spellEnd"/>
-      <w:r>
-        <w:t xml:space="preserve"> Legal</w:t>
+      <w:r>
+        <w:t>Compliance Legal</w:t>
       </w:r>
     </w:p>
     <w:p>
@@ -3755,15 +3574,7 @@
       <w:bookmarkStart w:id="6" w:name="_heading=h.d8qef614nhg" w:colFirst="0" w:colLast="0"/>
       <w:bookmarkEnd w:id="6"/>
       <w:r>
-        <w:t xml:space="preserve">Solução: A referência utilizada foi a documentação de Notas Técnicas, Manual de Orientação do Contribuinte e </w:t>
-      </w:r>
-      <w:proofErr w:type="spellStart"/>
-      <w:r>
-        <w:t>Schemas</w:t>
-      </w:r>
-      <w:proofErr w:type="spellEnd"/>
-      <w:r>
-        <w:t xml:space="preserve"> XSD.</w:t>
+        <w:t>Solução: A referência utilizada foi a documentação de Notas Técnicas, Manual de Orientação do Contribuinte e Schemas XSD.</w:t>
       </w:r>
     </w:p>
     <w:p>
@@ -4777,17 +4588,8 @@
                 <w:b/>
                 <w:color w:val="000000"/>
               </w:rPr>
-              <w:t xml:space="preserve">Interface - Agente 1 + </w:t>
-            </w:r>
-            <w:proofErr w:type="spellStart"/>
-            <w:r>
-              <w:rPr>
-                <w:b/>
-                <w:color w:val="000000"/>
-              </w:rPr>
-              <w:t>Frontend</w:t>
-            </w:r>
-            <w:proofErr w:type="spellEnd"/>
+              <w:t>Interface - Agente 1 + Frontend</w:t>
+            </w:r>
             <w:r>
               <w:rPr>
                 <w:color w:val="000000"/>
@@ -4950,21 +4752,7 @@
                 <w:color w:val="000000"/>
               </w:rPr>
               <w:br/>
-              <w:t xml:space="preserve">- </w:t>
-            </w:r>
-            <w:proofErr w:type="spellStart"/>
-            <w:r>
-              <w:rPr>
-                <w:color w:val="000000"/>
-              </w:rPr>
-              <w:t>Roadmap</w:t>
-            </w:r>
-            <w:proofErr w:type="spellEnd"/>
-            <w:r>
-              <w:rPr>
-                <w:color w:val="000000"/>
-              </w:rPr>
-              <w:t xml:space="preserve"> futuro</w:t>
+              <w:t>- Roadmap futuro</w:t>
             </w:r>
           </w:p>
         </w:tc>
@@ -5225,13 +5013,13 @@
               <w:rPr>
                 <w:color w:val="000000"/>
               </w:rPr>
-              <w:t xml:space="preserve"> à 2</w:t>
+              <w:t xml:space="preserve"> à </w:t>
             </w:r>
             <w:r>
               <w:rPr>
                 <w:color w:val="000000"/>
               </w:rPr>
-              <w:t>9</w:t>
+              <w:t>31</w:t>
             </w:r>
             <w:r>
               <w:rPr>
@@ -5272,7 +5060,13 @@
               <w:rPr>
                 <w:color w:val="000000"/>
               </w:rPr>
-              <w:t>9 dias</w:t>
+              <w:t>11</w:t>
+            </w:r>
+            <w:r>
+              <w:rPr>
+                <w:color w:val="000000"/>
+              </w:rPr>
+              <w:t xml:space="preserve"> dias</w:t>
             </w:r>
           </w:p>
         </w:tc>
@@ -5341,16 +5135,8 @@
                 <w:color w:val="000000"/>
               </w:rPr>
               <w:br/>
-              <w:t xml:space="preserve">- Correções e otimizações finais                                                                                                                                                                 - Preparação da documentação completa                                                                                 - Validação de </w:t>
-            </w:r>
-            <w:proofErr w:type="spellStart"/>
-            <w:r>
-              <w:rPr>
-                <w:color w:val="000000"/>
-              </w:rPr>
-              <w:t>compliance</w:t>
-            </w:r>
-            <w:proofErr w:type="spellEnd"/>
+              <w:t>- Correções e otimizações finais                                                                                                                                                                 - Preparação da documentação completa                                                                                 - Validação de compliance</w:t>
+            </w:r>
           </w:p>
         </w:tc>
         <w:tc>
@@ -5486,7 +5272,7 @@
                 <w:color w:val="000000"/>
               </w:rPr>
               <w:br/>
-              <w:t>- Entrega de código-fonte e documentação                                                                                                            - Demonstração de impacto e resultados                                                                                                                    - Plano de continuidade e manutenção</w:t>
+              <w:t xml:space="preserve">- Entrega de código-fonte e documentação                                                                                                            - Demonstração de impacto e resultados                                                                                                                    </w:t>
             </w:r>
           </w:p>
         </w:tc>
@@ -5538,7 +5324,7 @@
               <w:rPr>
                 <w:color w:val="000000"/>
               </w:rPr>
-              <w:t>29</w:t>
+              <w:t>31</w:t>
             </w:r>
             <w:r>
               <w:rPr>
@@ -5578,7 +5364,19 @@
               <w:rPr>
                 <w:color w:val="000000"/>
               </w:rPr>
-              <w:t>12 dias</w:t>
+              <w:t>1</w:t>
+            </w:r>
+            <w:r>
+              <w:rPr>
+                <w:color w:val="000000"/>
+              </w:rPr>
+              <w:t>4</w:t>
+            </w:r>
+            <w:r>
+              <w:rPr>
+                <w:color w:val="000000"/>
+              </w:rPr>
+              <w:t xml:space="preserve"> dias</w:t>
             </w:r>
           </w:p>
         </w:tc>
@@ -5672,7 +5470,7 @@
                 <w:b/>
                 <w:color w:val="FFFFFF"/>
               </w:rPr>
-              <w:t>30</w:t>
+              <w:t>02</w:t>
             </w:r>
             <w:r>
               <w:rPr>
@@ -5686,21 +5484,42 @@
                 <w:b/>
                 <w:color w:val="FFFFFF"/>
               </w:rPr>
-              <w:t>10</w:t>
+              <w:t>1</w:t>
             </w:r>
             <w:r>
               <w:rPr>
                 <w:b/>
                 <w:color w:val="FFFFFF"/>
               </w:rPr>
-              <w:t xml:space="preserve"> à </w:t>
+              <w:t>1</w:t>
             </w:r>
             <w:r>
               <w:rPr>
                 <w:b/>
                 <w:color w:val="FFFFFF"/>
               </w:rPr>
-              <w:t>30/10</w:t>
+              <w:t xml:space="preserve"> à </w:t>
+            </w:r>
+            <w:r>
+              <w:rPr>
+                <w:b/>
+                <w:color w:val="FFFFFF"/>
+              </w:rPr>
+              <w:t>02</w:t>
+            </w:r>
+            <w:r>
+              <w:rPr>
+                <w:b/>
+                <w:color w:val="FFFFFF"/>
+              </w:rPr>
+              <w:t>/1</w:t>
+            </w:r>
+            <w:r>
+              <w:rPr>
+                <w:b/>
+                <w:color w:val="FFFFFF"/>
+              </w:rPr>
+              <w:t>1</w:t>
             </w:r>
           </w:p>
         </w:tc>
@@ -5788,7 +5607,19 @@
               <w:rPr>
                 <w:color w:val="000000"/>
               </w:rPr>
-              <w:t>30/10</w:t>
+              <w:t>02</w:t>
+            </w:r>
+            <w:r>
+              <w:rPr>
+                <w:color w:val="000000"/>
+              </w:rPr>
+              <w:t>/1</w:t>
+            </w:r>
+            <w:r>
+              <w:rPr>
+                <w:color w:val="000000"/>
+              </w:rPr>
+              <w:t>1</w:t>
             </w:r>
           </w:p>
         </w:tc>
@@ -9421,23 +9252,7 @@
         <w:t>Legislação Tributária:</w:t>
       </w:r>
       <w:r>
-        <w:t xml:space="preserve"> O sistema não precisa ser um emissor ou validador fiscal, mas o conhecimento das regras (</w:t>
-      </w:r>
-      <w:proofErr w:type="spellStart"/>
-      <w:r>
-        <w:t>ex</w:t>
-      </w:r>
-      <w:proofErr w:type="spellEnd"/>
-      <w:r>
-        <w:t xml:space="preserve">: o que é NCM, como o ICMS é calculado) é crucial para a correta extração e categorização dos dados. As referências que serão utilizadas são: Notas Técnicas, Manual de Orientação do Contribuinte e </w:t>
-      </w:r>
-      <w:proofErr w:type="spellStart"/>
-      <w:r>
-        <w:t>Schemas</w:t>
-      </w:r>
-      <w:proofErr w:type="spellEnd"/>
-      <w:r>
-        <w:t xml:space="preserve"> XSD.</w:t>
+        <w:t xml:space="preserve"> O sistema não precisa ser um emissor ou validador fiscal, mas o conhecimento das regras (ex: o que é NCM, como o ICMS é calculado) é crucial para a correta extração e categorização dos dados. As referências que serão utilizadas são: Notas Técnicas, Manual de Orientação do Contribuinte e Schemas XSD.</w:t>
       </w:r>
       <w:r>
         <w:t xml:space="preserve"> </w:t>
@@ -9566,23 +9381,7 @@
           <w:sz w:val="24"/>
           <w:szCs w:val="24"/>
         </w:rPr>
-        <w:t>Deve haver uma fila de processamento visível ao usuário (</w:t>
-      </w:r>
-      <w:proofErr w:type="spellStart"/>
-      <w:r>
-        <w:rPr>
-          <w:sz w:val="24"/>
-          <w:szCs w:val="24"/>
-        </w:rPr>
-        <w:t>Ex</w:t>
-      </w:r>
-      <w:proofErr w:type="spellEnd"/>
-      <w:r>
-        <w:rPr>
-          <w:sz w:val="24"/>
-          <w:szCs w:val="24"/>
-        </w:rPr>
-        <w:t>: "Aguardando", "Processando", "Concluído", "Erro").</w:t>
+        <w:t>Deve haver uma fila de processamento visível ao usuário (Ex: "Aguardando", "Processando", "Concluído", "Erro").</w:t>
       </w:r>
     </w:p>
     <w:p>
@@ -9644,23 +9443,7 @@
         <w:spacing w:after="0"/>
       </w:pPr>
       <w:r>
-        <w:t>Analisar o texto extraído e identificar os nomes dos campos (</w:t>
-      </w:r>
-      <w:proofErr w:type="spellStart"/>
-      <w:r>
-        <w:t>Ex</w:t>
-      </w:r>
-      <w:proofErr w:type="spellEnd"/>
-      <w:r>
-        <w:t xml:space="preserve">: </w:t>
-      </w:r>
-      <w:proofErr w:type="spellStart"/>
-      <w:r>
-        <w:t>CNPJs</w:t>
-      </w:r>
-      <w:proofErr w:type="spellEnd"/>
-      <w:r>
-        <w:t>, datas, valores, etc.) e seus valores</w:t>
+        <w:t>Analisar o texto extraído e identificar os nomes dos campos (Ex: CNPJs, datas, valores, etc.) e seus valores</w:t>
       </w:r>
     </w:p>
     <w:p/>
@@ -9724,15 +9507,7 @@
         <w:spacing w:after="0" w:line="240" w:lineRule="auto"/>
       </w:pPr>
       <w:r>
-        <w:t xml:space="preserve"> A LLM deve utilizar o significado do campo em vez dos seus nomes, tendo como referência Notas Técnicas, Manual de Orientação do Contribuinte e </w:t>
-      </w:r>
-      <w:proofErr w:type="spellStart"/>
-      <w:r>
-        <w:t>Schemas</w:t>
-      </w:r>
-      <w:proofErr w:type="spellEnd"/>
-      <w:r>
-        <w:t xml:space="preserve"> XSD. </w:t>
+        <w:t xml:space="preserve"> A LLM deve utilizar o significado do campo em vez dos seus nomes, tendo como referência Notas Técnicas, Manual de Orientação do Contribuinte e Schemas XSD. </w:t>
       </w:r>
     </w:p>
     <w:p>
@@ -10020,15 +9795,7 @@
         </w:numPr>
       </w:pPr>
       <w:r>
-        <w:t>O sistema deve ter uma disponibilidade de pelo menos 99.5% (</w:t>
-      </w:r>
-      <w:proofErr w:type="spellStart"/>
-      <w:r>
-        <w:t>uptime</w:t>
-      </w:r>
-      <w:proofErr w:type="spellEnd"/>
-      <w:r>
-        <w:t>).</w:t>
+        <w:t>O sistema deve ter uma disponibilidade de pelo menos 99.5% (uptime).</w:t>
       </w:r>
     </w:p>
     <w:p>
@@ -10210,37 +9977,8 @@
         <w:rPr>
           <w:rFonts w:ascii="Arial" w:eastAsia="Arial" w:hAnsi="Arial" w:cs="Arial"/>
         </w:rPr>
-        <w:t xml:space="preserve">Para </w:t>
-      </w:r>
-      <w:proofErr w:type="spellStart"/>
-      <w:r>
-        <w:rPr>
-          <w:rFonts w:ascii="Arial" w:eastAsia="Arial" w:hAnsi="Arial" w:cs="Arial"/>
-        </w:rPr>
-        <w:t>PDFs</w:t>
-      </w:r>
-      <w:proofErr w:type="spellEnd"/>
-      <w:r>
-        <w:rPr>
-          <w:rFonts w:ascii="Arial" w:eastAsia="Arial" w:hAnsi="Arial" w:cs="Arial"/>
-        </w:rPr>
-        <w:t>/</w:t>
-      </w:r>
-      <w:proofErr w:type="spellStart"/>
-      <w:r>
-        <w:rPr>
-          <w:rFonts w:ascii="Arial" w:eastAsia="Arial" w:hAnsi="Arial" w:cs="Arial"/>
-        </w:rPr>
-        <w:t>PNGs</w:t>
-      </w:r>
-      <w:proofErr w:type="spellEnd"/>
-      <w:r>
-        <w:rPr>
-          <w:rFonts w:ascii="Arial" w:eastAsia="Arial" w:hAnsi="Arial" w:cs="Arial"/>
-        </w:rPr>
-        <w:t xml:space="preserve">: Utiliza OCR (classe </w:t>
-      </w:r>
-      <w:proofErr w:type="spellStart"/>
+        <w:t xml:space="preserve">Para PDFs/PNGs: Utiliza OCR (classe </w:t>
+      </w:r>
       <w:r>
         <w:rPr>
           <w:rFonts w:ascii="Roboto Mono" w:eastAsia="Roboto Mono" w:hAnsi="Roboto Mono" w:cs="Roboto Mono"/>
@@ -10248,7 +9986,6 @@
         </w:rPr>
         <w:t>NotaFiscalOCR</w:t>
       </w:r>
-      <w:proofErr w:type="spellEnd"/>
       <w:r>
         <w:rPr>
           <w:rFonts w:ascii="Arial" w:eastAsia="Arial" w:hAnsi="Arial" w:cs="Arial"/>
@@ -10273,30 +10010,14 @@
         <w:rPr>
           <w:rFonts w:ascii="Arial" w:eastAsia="Arial" w:hAnsi="Arial" w:cs="Arial"/>
         </w:rPr>
-        <w:t xml:space="preserve">Para </w:t>
-      </w:r>
-      <w:proofErr w:type="spellStart"/>
+        <w:t>Para CSVs</w:t>
+      </w:r>
       <w:r>
         <w:rPr>
           <w:rFonts w:ascii="Arial" w:eastAsia="Arial" w:hAnsi="Arial" w:cs="Arial"/>
         </w:rPr>
-        <w:t>CSVs</w:t>
-      </w:r>
-      <w:proofErr w:type="spellEnd"/>
-      <w:r>
-        <w:rPr>
-          <w:rFonts w:ascii="Arial" w:eastAsia="Arial" w:hAnsi="Arial" w:cs="Arial"/>
-        </w:rPr>
-        <w:t xml:space="preserve"> e </w:t>
-      </w:r>
-      <w:proofErr w:type="spellStart"/>
-      <w:r>
-        <w:rPr>
-          <w:rFonts w:ascii="Arial" w:eastAsia="Arial" w:hAnsi="Arial" w:cs="Arial"/>
-        </w:rPr>
-        <w:t>XMLs</w:t>
-      </w:r>
-      <w:proofErr w:type="spellEnd"/>
+        <w:t xml:space="preserve"> e XMLs</w:t>
+      </w:r>
       <w:r>
         <w:rPr>
           <w:rFonts w:ascii="Arial" w:eastAsia="Arial" w:hAnsi="Arial" w:cs="Arial"/>
@@ -10351,23 +10072,8 @@
         <w:rPr>
           <w:rFonts w:ascii="Arial" w:eastAsia="Arial" w:hAnsi="Arial" w:cs="Arial"/>
         </w:rPr>
-        <w:t xml:space="preserve"> Encaminha o texto ou </w:t>
-      </w:r>
-      <w:proofErr w:type="spellStart"/>
-      <w:r>
-        <w:rPr>
-          <w:rFonts w:ascii="Arial" w:eastAsia="Arial" w:hAnsi="Arial" w:cs="Arial"/>
-        </w:rPr>
-        <w:t>dataframe</w:t>
-      </w:r>
-      <w:proofErr w:type="spellEnd"/>
-      <w:r>
-        <w:rPr>
-          <w:rFonts w:ascii="Arial" w:eastAsia="Arial" w:hAnsi="Arial" w:cs="Arial"/>
-        </w:rPr>
-        <w:t xml:space="preserve"> para a função </w:t>
-      </w:r>
-      <w:proofErr w:type="spellStart"/>
+        <w:t xml:space="preserve"> Encaminha o texto ou dataframe para a função </w:t>
+      </w:r>
       <w:r>
         <w:rPr>
           <w:rFonts w:ascii="Roboto Mono" w:eastAsia="Roboto Mono" w:hAnsi="Roboto Mono" w:cs="Roboto Mono"/>
@@ -10375,7 +10081,6 @@
         </w:rPr>
         <w:t>consultallmdocfiscal</w:t>
       </w:r>
-      <w:proofErr w:type="spellEnd"/>
       <w:r>
         <w:rPr>
           <w:rFonts w:ascii="Arial" w:eastAsia="Arial" w:hAnsi="Arial" w:cs="Arial"/>
@@ -10435,7 +10140,6 @@
         </w:rPr>
         <w:t>Traduzir nomes de campos (</w:t>
       </w:r>
-      <w:proofErr w:type="spellStart"/>
       <w:r>
         <w:rPr>
           <w:rFonts w:ascii="Roboto Mono" w:eastAsia="Roboto Mono" w:hAnsi="Roboto Mono" w:cs="Roboto Mono"/>
@@ -10443,7 +10147,6 @@
         </w:rPr>
         <w:t>sigcampos</w:t>
       </w:r>
-      <w:proofErr w:type="spellEnd"/>
       <w:r>
         <w:rPr>
           <w:rFonts w:ascii="Arial" w:eastAsia="Arial" w:hAnsi="Arial" w:cs="Arial"/>
@@ -10507,7 +10210,6 @@
         </w:rPr>
         <w:t xml:space="preserve"> Emprega a função </w:t>
       </w:r>
-      <w:proofErr w:type="spellStart"/>
       <w:r>
         <w:rPr>
           <w:rFonts w:ascii="Roboto Mono" w:eastAsia="Roboto Mono" w:hAnsi="Roboto Mono" w:cs="Roboto Mono"/>
@@ -10515,7 +10217,6 @@
         </w:rPr>
         <w:t>obtem_sim_nao</w:t>
       </w:r>
-      <w:proofErr w:type="spellEnd"/>
       <w:r>
         <w:rPr>
           <w:rFonts w:ascii="Arial" w:eastAsia="Arial" w:hAnsi="Arial" w:cs="Arial"/>
@@ -10563,7 +10264,6 @@
         </w:rPr>
         <w:t>Se a resposta for possível: Gera uma query SQL (</w:t>
       </w:r>
-      <w:proofErr w:type="spellStart"/>
       <w:r>
         <w:rPr>
           <w:rFonts w:ascii="Roboto Mono" w:eastAsia="Roboto Mono" w:hAnsi="Roboto Mono" w:cs="Roboto Mono"/>
@@ -10571,26 +10271,11 @@
         </w:rPr>
         <w:t>llm_gera_query</w:t>
       </w:r>
-      <w:proofErr w:type="spellEnd"/>
       <w:r>
         <w:rPr>
           <w:rFonts w:ascii="Arial" w:eastAsia="Arial" w:hAnsi="Arial" w:cs="Arial"/>
         </w:rPr>
-        <w:t xml:space="preserve">) utilizando a LLM, executa-a no </w:t>
-      </w:r>
-      <w:proofErr w:type="spellStart"/>
-      <w:r>
-        <w:rPr>
-          <w:rFonts w:ascii="Arial" w:eastAsia="Arial" w:hAnsi="Arial" w:cs="Arial"/>
-        </w:rPr>
-        <w:t>SQLite</w:t>
-      </w:r>
-      <w:proofErr w:type="spellEnd"/>
-      <w:r>
-        <w:rPr>
-          <w:rFonts w:ascii="Arial" w:eastAsia="Arial" w:hAnsi="Arial" w:cs="Arial"/>
-        </w:rPr>
-        <w:t xml:space="preserve"> e retorna os dados.</w:t>
+        <w:t>) utilizando a LLM, executa-a no SQLite e retorna os dados.</w:t>
       </w:r>
     </w:p>
     <w:p>
@@ -10653,7 +10338,6 @@
           <w:rFonts w:ascii="Arial" w:eastAsia="Arial" w:hAnsi="Arial" w:cs="Arial"/>
         </w:rPr>
       </w:pPr>
-      <w:proofErr w:type="spellStart"/>
       <w:r>
         <w:rPr>
           <w:rFonts w:ascii="Roboto Mono" w:eastAsia="Roboto Mono" w:hAnsi="Roboto Mono" w:cs="Roboto Mono"/>
@@ -10662,7 +10346,6 @@
         </w:rPr>
         <w:t>consultallmdocfiscal</w:t>
       </w:r>
-      <w:proofErr w:type="spellEnd"/>
       <w:r>
         <w:rPr>
           <w:rFonts w:ascii="Arial" w:eastAsia="Arial" w:hAnsi="Arial" w:cs="Arial"/>
@@ -10690,7 +10373,6 @@
           <w:rFonts w:ascii="Arial" w:eastAsia="Arial" w:hAnsi="Arial" w:cs="Arial"/>
         </w:rPr>
       </w:pPr>
-      <w:proofErr w:type="spellStart"/>
       <w:r>
         <w:rPr>
           <w:rFonts w:ascii="Roboto Mono" w:eastAsia="Roboto Mono" w:hAnsi="Roboto Mono" w:cs="Roboto Mono"/>
@@ -10699,7 +10381,6 @@
         </w:rPr>
         <w:t>consultallmdocfiscal</w:t>
       </w:r>
-      <w:proofErr w:type="spellEnd"/>
       <w:r>
         <w:rPr>
           <w:rFonts w:ascii="Arial" w:eastAsia="Arial" w:hAnsi="Arial" w:cs="Arial"/>
@@ -10712,29 +10393,32 @@
           <w:rFonts w:ascii="Arial" w:eastAsia="Arial" w:hAnsi="Arial" w:cs="Arial"/>
           <w:b/>
         </w:rPr>
-        <w:t>/</w:t>
-      </w:r>
-      <w:proofErr w:type="spellStart"/>
+        <w:t>/XMLs</w:t>
+      </w:r>
       <w:r>
         <w:rPr>
           <w:rFonts w:ascii="Arial" w:eastAsia="Arial" w:hAnsi="Arial" w:cs="Arial"/>
           <w:b/>
         </w:rPr>
-        <w:t>XMLs</w:t>
-      </w:r>
-      <w:proofErr w:type="spellEnd"/>
+        <w:t>):</w:t>
+      </w:r>
       <w:r>
         <w:rPr>
           <w:rFonts w:ascii="Arial" w:eastAsia="Arial" w:hAnsi="Arial" w:cs="Arial"/>
-          <w:b/>
-        </w:rPr>
-        <w:t>):</w:t>
+        </w:rPr>
+        <w:t xml:space="preserve"> Similar ao prompt para PDF/Imagem, mas adaptado para o formato CSV</w:t>
       </w:r>
       <w:r>
         <w:rPr>
           <w:rFonts w:ascii="Arial" w:eastAsia="Arial" w:hAnsi="Arial" w:cs="Arial"/>
         </w:rPr>
-        <w:t xml:space="preserve"> Similar ao prompt para PDF/Imagem, mas adaptado para o formato CSV, buscando a sigla do tipo, versão, modelo e significado dos nomes dos campos.</w:t>
+        <w:t xml:space="preserve"> e XML</w:t>
+      </w:r>
+      <w:r>
+        <w:rPr>
+          <w:rFonts w:ascii="Arial" w:eastAsia="Arial" w:hAnsi="Arial" w:cs="Arial"/>
+        </w:rPr>
+        <w:t>, buscando a sigla do tipo, versão, modelo e significado dos nomes dos campos.</w:t>
       </w:r>
     </w:p>
     <w:p>
@@ -10750,7 +10434,6 @@
           <w:rFonts w:ascii="Arial" w:eastAsia="Arial" w:hAnsi="Arial" w:cs="Arial"/>
         </w:rPr>
       </w:pPr>
-      <w:proofErr w:type="spellStart"/>
       <w:r>
         <w:rPr>
           <w:rFonts w:ascii="Roboto Mono" w:eastAsia="Roboto Mono" w:hAnsi="Roboto Mono" w:cs="Roboto Mono"/>
@@ -10759,7 +10442,6 @@
         </w:rPr>
         <w:t>obtem_sim_nao</w:t>
       </w:r>
-      <w:proofErr w:type="spellEnd"/>
       <w:r>
         <w:rPr>
           <w:rFonts w:ascii="Arial" w:eastAsia="Arial" w:hAnsi="Arial" w:cs="Arial"/>
@@ -10771,21 +10453,7 @@
         <w:rPr>
           <w:rFonts w:ascii="Arial" w:eastAsia="Arial" w:hAnsi="Arial" w:cs="Arial"/>
         </w:rPr>
-        <w:t xml:space="preserve"> Verifica a capacidade de responder à pergunta do usuário, considerando as colunas e os dados do </w:t>
-      </w:r>
-      <w:proofErr w:type="spellStart"/>
-      <w:r>
-        <w:rPr>
-          <w:rFonts w:ascii="Arial" w:eastAsia="Arial" w:hAnsi="Arial" w:cs="Arial"/>
-        </w:rPr>
-        <w:t>dataframe</w:t>
-      </w:r>
-      <w:proofErr w:type="spellEnd"/>
-      <w:r>
-        <w:rPr>
-          <w:rFonts w:ascii="Arial" w:eastAsia="Arial" w:hAnsi="Arial" w:cs="Arial"/>
-        </w:rPr>
-        <w:t>.</w:t>
+        <w:t xml:space="preserve"> Verifica a capacidade de responder à pergunta do usuário, considerando as colunas e os dados do dataframe.</w:t>
       </w:r>
     </w:p>
     <w:p>
@@ -10801,7 +10469,6 @@
           <w:rFonts w:ascii="Arial" w:eastAsia="Arial" w:hAnsi="Arial" w:cs="Arial"/>
         </w:rPr>
       </w:pPr>
-      <w:proofErr w:type="spellStart"/>
       <w:r>
         <w:rPr>
           <w:rFonts w:ascii="Roboto Mono" w:eastAsia="Roboto Mono" w:hAnsi="Roboto Mono" w:cs="Roboto Mono"/>
@@ -10810,7 +10477,6 @@
         </w:rPr>
         <w:t>llm_gera_query</w:t>
       </w:r>
-      <w:proofErr w:type="spellEnd"/>
       <w:r>
         <w:rPr>
           <w:rFonts w:ascii="Arial" w:eastAsia="Arial" w:hAnsi="Arial" w:cs="Arial"/>
@@ -10856,31 +10522,13 @@
         </w:rPr>
         <w:t>O sistema não se baseia em aprendizado offline (treinamento supervisionado). Em vez disso, emprega um mecanismo de aprendizado dinâmico através da LLM (</w:t>
       </w:r>
-      <w:proofErr w:type="spellStart"/>
       <w:r>
         <w:rPr>
           <w:rFonts w:ascii="Roboto Mono" w:eastAsia="Roboto Mono" w:hAnsi="Roboto Mono" w:cs="Roboto Mono"/>
           <w:color w:val="188038"/>
         </w:rPr>
-        <w:t>in-context</w:t>
-      </w:r>
-      <w:proofErr w:type="spellEnd"/>
-      <w:r>
-        <w:rPr>
-          <w:rFonts w:ascii="Roboto Mono" w:eastAsia="Roboto Mono" w:hAnsi="Roboto Mono" w:cs="Roboto Mono"/>
-          <w:color w:val="188038"/>
-        </w:rPr>
-        <w:t xml:space="preserve"> </w:t>
-      </w:r>
-      <w:proofErr w:type="spellStart"/>
-      <w:r>
-        <w:rPr>
-          <w:rFonts w:ascii="Roboto Mono" w:eastAsia="Roboto Mono" w:hAnsi="Roboto Mono" w:cs="Roboto Mono"/>
-          <w:color w:val="188038"/>
-        </w:rPr>
-        <w:t>learning</w:t>
-      </w:r>
-      <w:proofErr w:type="spellEnd"/>
+        <w:t>in-context learning</w:t>
+      </w:r>
       <w:r>
         <w:rPr>
           <w:rFonts w:ascii="Arial" w:eastAsia="Arial" w:hAnsi="Arial" w:cs="Arial"/>
@@ -10914,7 +10562,6 @@
         </w:rPr>
         <w:t xml:space="preserve">OCR Adaptativo (classe </w:t>
       </w:r>
-      <w:proofErr w:type="spellStart"/>
       <w:r>
         <w:rPr>
           <w:rFonts w:ascii="Roboto Mono" w:eastAsia="Roboto Mono" w:hAnsi="Roboto Mono" w:cs="Roboto Mono"/>
@@ -10923,7 +10570,6 @@
         </w:rPr>
         <w:t>NotaFiscalOCR</w:t>
       </w:r>
-      <w:proofErr w:type="spellEnd"/>
       <w:r>
         <w:rPr>
           <w:rFonts w:ascii="Arial" w:eastAsia="Arial" w:hAnsi="Arial" w:cs="Arial"/>
@@ -10948,37 +10594,8 @@
         <w:rPr>
           <w:rFonts w:ascii="Arial" w:eastAsia="Arial" w:hAnsi="Arial" w:cs="Arial"/>
         </w:rPr>
-        <w:t xml:space="preserve">Utiliza </w:t>
-      </w:r>
-      <w:proofErr w:type="spellStart"/>
-      <w:r>
-        <w:rPr>
-          <w:rFonts w:ascii="Arial" w:eastAsia="Arial" w:hAnsi="Arial" w:cs="Arial"/>
-        </w:rPr>
-        <w:t>Tesseract</w:t>
-      </w:r>
-      <w:proofErr w:type="spellEnd"/>
-      <w:r>
-        <w:rPr>
-          <w:rFonts w:ascii="Arial" w:eastAsia="Arial" w:hAnsi="Arial" w:cs="Arial"/>
-        </w:rPr>
-        <w:t xml:space="preserve">, com pré-processamento de imagem via </w:t>
-      </w:r>
-      <w:proofErr w:type="spellStart"/>
-      <w:r>
-        <w:rPr>
-          <w:rFonts w:ascii="Arial" w:eastAsia="Arial" w:hAnsi="Arial" w:cs="Arial"/>
-        </w:rPr>
-        <w:t>OpenCV</w:t>
-      </w:r>
-      <w:proofErr w:type="spellEnd"/>
-      <w:r>
-        <w:rPr>
-          <w:rFonts w:ascii="Arial" w:eastAsia="Arial" w:hAnsi="Arial" w:cs="Arial"/>
-        </w:rPr>
-        <w:t xml:space="preserve"> (</w:t>
-      </w:r>
-      <w:proofErr w:type="spellStart"/>
+        <w:t>Utiliza Tesseract, com pré-processamento de imagem via OpenCV (</w:t>
+      </w:r>
       <w:r>
         <w:rPr>
           <w:rFonts w:ascii="Roboto Mono" w:eastAsia="Roboto Mono" w:hAnsi="Roboto Mono" w:cs="Roboto Mono"/>
@@ -10986,40 +10603,11 @@
         </w:rPr>
         <w:t>preprocessar_imagem</w:t>
       </w:r>
-      <w:proofErr w:type="spellEnd"/>
       <w:r>
         <w:rPr>
           <w:rFonts w:ascii="Arial" w:eastAsia="Arial" w:hAnsi="Arial" w:cs="Arial"/>
         </w:rPr>
-        <w:t xml:space="preserve">), para extrair texto de </w:t>
-      </w:r>
-      <w:proofErr w:type="spellStart"/>
-      <w:r>
-        <w:rPr>
-          <w:rFonts w:ascii="Arial" w:eastAsia="Arial" w:hAnsi="Arial" w:cs="Arial"/>
-        </w:rPr>
-        <w:t>PDFs</w:t>
-      </w:r>
-      <w:proofErr w:type="spellEnd"/>
-      <w:r>
-        <w:rPr>
-          <w:rFonts w:ascii="Arial" w:eastAsia="Arial" w:hAnsi="Arial" w:cs="Arial"/>
-        </w:rPr>
-        <w:t>/</w:t>
-      </w:r>
-      <w:proofErr w:type="spellStart"/>
-      <w:r>
-        <w:rPr>
-          <w:rFonts w:ascii="Arial" w:eastAsia="Arial" w:hAnsi="Arial" w:cs="Arial"/>
-        </w:rPr>
-        <w:t>PNGs</w:t>
-      </w:r>
-      <w:proofErr w:type="spellEnd"/>
-      <w:r>
-        <w:rPr>
-          <w:rFonts w:ascii="Arial" w:eastAsia="Arial" w:hAnsi="Arial" w:cs="Arial"/>
-        </w:rPr>
-        <w:t>, independentemente de seu layout físico.</w:t>
+        <w:t>), para extrair texto de PDFs/PNGs, independentemente de seu layout físico.</w:t>
       </w:r>
     </w:p>
     <w:p>
@@ -11038,21 +10626,7 @@
         <w:rPr>
           <w:rFonts w:ascii="Arial" w:eastAsia="Arial" w:hAnsi="Arial" w:cs="Arial"/>
         </w:rPr>
-        <w:t xml:space="preserve">Realiza conversão para escala de cinza e </w:t>
-      </w:r>
-      <w:proofErr w:type="spellStart"/>
-      <w:r>
-        <w:rPr>
-          <w:rFonts w:ascii="Arial" w:eastAsia="Arial" w:hAnsi="Arial" w:cs="Arial"/>
-        </w:rPr>
-        <w:t>binarização</w:t>
-      </w:r>
-      <w:proofErr w:type="spellEnd"/>
-      <w:r>
-        <w:rPr>
-          <w:rFonts w:ascii="Arial" w:eastAsia="Arial" w:hAnsi="Arial" w:cs="Arial"/>
-        </w:rPr>
-        <w:t xml:space="preserve"> para padronizar a entrada.</w:t>
+        <w:t>Realiza conversão para escala de cinza e binarização para padronizar a entrada.</w:t>
       </w:r>
     </w:p>
     <w:p>
@@ -11134,7 +10708,6 @@
         </w:rPr>
         <w:t>A LLM é instruída a identificar o significado dos campos (</w:t>
       </w:r>
-      <w:proofErr w:type="spellStart"/>
       <w:r>
         <w:rPr>
           <w:rFonts w:ascii="Roboto Mono" w:eastAsia="Roboto Mono" w:hAnsi="Roboto Mono" w:cs="Roboto Mono"/>
@@ -11142,26 +10715,11 @@
         </w:rPr>
         <w:t>sigcampos</w:t>
       </w:r>
-      <w:proofErr w:type="spellEnd"/>
       <w:r>
         <w:rPr>
           <w:rFonts w:ascii="Arial" w:eastAsia="Arial" w:hAnsi="Arial" w:cs="Arial"/>
         </w:rPr>
-        <w:t xml:space="preserve">), utilizando referências como Notas Técnicas, MOC e </w:t>
-      </w:r>
-      <w:proofErr w:type="spellStart"/>
-      <w:r>
-        <w:rPr>
-          <w:rFonts w:ascii="Arial" w:eastAsia="Arial" w:hAnsi="Arial" w:cs="Arial"/>
-        </w:rPr>
-        <w:t>Schemas</w:t>
-      </w:r>
-      <w:proofErr w:type="spellEnd"/>
-      <w:r>
-        <w:rPr>
-          <w:rFonts w:ascii="Arial" w:eastAsia="Arial" w:hAnsi="Arial" w:cs="Arial"/>
-        </w:rPr>
-        <w:t xml:space="preserve"> XSD.</w:t>
+        <w:t>), utilizando referências como Notas Técnicas, MOC e Schemas XSD.</w:t>
       </w:r>
     </w:p>
     <w:p>
@@ -11257,7 +10815,6 @@
         </w:rPr>
         <w:t>) quanto os campos interpretados (</w:t>
       </w:r>
-      <w:proofErr w:type="spellStart"/>
       <w:r>
         <w:rPr>
           <w:rFonts w:ascii="Roboto Mono" w:eastAsia="Roboto Mono" w:hAnsi="Roboto Mono" w:cs="Roboto Mono"/>
@@ -11265,26 +10822,11 @@
         </w:rPr>
         <w:t>sigcampos</w:t>
       </w:r>
-      <w:proofErr w:type="spellEnd"/>
       <w:r>
         <w:rPr>
           <w:rFonts w:ascii="Arial" w:eastAsia="Arial" w:hAnsi="Arial" w:cs="Arial"/>
         </w:rPr>
-        <w:t xml:space="preserve">) são armazenados no </w:t>
-      </w:r>
-      <w:proofErr w:type="spellStart"/>
-      <w:r>
-        <w:rPr>
-          <w:rFonts w:ascii="Arial" w:eastAsia="Arial" w:hAnsi="Arial" w:cs="Arial"/>
-        </w:rPr>
-        <w:t>dataframe</w:t>
-      </w:r>
-      <w:proofErr w:type="spellEnd"/>
-      <w:r>
-        <w:rPr>
-          <w:rFonts w:ascii="Arial" w:eastAsia="Arial" w:hAnsi="Arial" w:cs="Arial"/>
-        </w:rPr>
-        <w:t>.</w:t>
+        <w:t>) são armazenados no dataframe.</w:t>
       </w:r>
     </w:p>
     <w:p>
@@ -11304,35 +10846,7 @@
         <w:rPr>
           <w:rFonts w:ascii="Arial" w:eastAsia="Arial" w:hAnsi="Arial" w:cs="Arial"/>
         </w:rPr>
-        <w:t xml:space="preserve">O </w:t>
-      </w:r>
-      <w:proofErr w:type="spellStart"/>
-      <w:r>
-        <w:rPr>
-          <w:rFonts w:ascii="Arial" w:eastAsia="Arial" w:hAnsi="Arial" w:cs="Arial"/>
-        </w:rPr>
-        <w:t>dataframe</w:t>
-      </w:r>
-      <w:proofErr w:type="spellEnd"/>
-      <w:r>
-        <w:rPr>
-          <w:rFonts w:ascii="Arial" w:eastAsia="Arial" w:hAnsi="Arial" w:cs="Arial"/>
-        </w:rPr>
-        <w:t xml:space="preserve"> final sempre possui colunas padronizadas (</w:t>
-      </w:r>
-      <w:proofErr w:type="spellStart"/>
-      <w:r>
-        <w:rPr>
-          <w:rFonts w:ascii="Arial" w:eastAsia="Arial" w:hAnsi="Arial" w:cs="Arial"/>
-        </w:rPr>
-        <w:t>ex</w:t>
-      </w:r>
-      <w:proofErr w:type="spellEnd"/>
-      <w:r>
-        <w:rPr>
-          <w:rFonts w:ascii="Arial" w:eastAsia="Arial" w:hAnsi="Arial" w:cs="Arial"/>
-        </w:rPr>
-        <w:t>: TIPO, MODELO_DOC, VERSÃO_DOC), o que permite a realização de consultas consistentes</w:t>
+        <w:t>O dataframe final sempre possui colunas padronizadas (ex: TIPO, MODELO_DOC, VERSÃO_DOC), o que permite a realização de consultas consistentes</w:t>
       </w:r>
       <w:r>
         <w:rPr>
@@ -11371,7 +10885,6 @@
         </w:rPr>
         <w:t>Validação Cruzada via LLM (</w:t>
       </w:r>
-      <w:proofErr w:type="spellStart"/>
       <w:r>
         <w:rPr>
           <w:rFonts w:ascii="Roboto Mono" w:eastAsia="Roboto Mono" w:hAnsi="Roboto Mono" w:cs="Roboto Mono"/>
@@ -11380,7 +10893,6 @@
         </w:rPr>
         <w:t>obtem_sim_nao</w:t>
       </w:r>
-      <w:proofErr w:type="spellEnd"/>
       <w:r>
         <w:rPr>
           <w:rFonts w:ascii="Arial" w:eastAsia="Arial" w:hAnsi="Arial" w:cs="Arial"/>
@@ -11619,41 +11131,8 @@
           <w:rFonts w:ascii="Arial" w:eastAsia="Arial" w:hAnsi="Arial" w:cs="Arial"/>
           <w:color w:val="000000"/>
         </w:rPr>
-        <w:t xml:space="preserve">Para </w:t>
-      </w:r>
-      <w:proofErr w:type="spellStart"/>
-      <w:r>
-        <w:rPr>
-          <w:rFonts w:ascii="Arial" w:eastAsia="Arial" w:hAnsi="Arial" w:cs="Arial"/>
-          <w:color w:val="000000"/>
-        </w:rPr>
-        <w:t>PDFs</w:t>
-      </w:r>
-      <w:proofErr w:type="spellEnd"/>
-      <w:r>
-        <w:rPr>
-          <w:rFonts w:ascii="Arial" w:eastAsia="Arial" w:hAnsi="Arial" w:cs="Arial"/>
-          <w:color w:val="000000"/>
-        </w:rPr>
-        <w:t xml:space="preserve"> e </w:t>
-      </w:r>
-      <w:proofErr w:type="spellStart"/>
-      <w:r>
-        <w:rPr>
-          <w:rFonts w:ascii="Arial" w:eastAsia="Arial" w:hAnsi="Arial" w:cs="Arial"/>
-          <w:color w:val="000000"/>
-        </w:rPr>
-        <w:t>PNGs</w:t>
-      </w:r>
-      <w:proofErr w:type="spellEnd"/>
-      <w:r>
-        <w:rPr>
-          <w:rFonts w:ascii="Arial" w:eastAsia="Arial" w:hAnsi="Arial" w:cs="Arial"/>
-          <w:color w:val="000000"/>
-        </w:rPr>
-        <w:t xml:space="preserve">: Emprega a classe </w:t>
-      </w:r>
-      <w:proofErr w:type="spellStart"/>
+        <w:t xml:space="preserve">Para PDFs e PNGs: Emprega a classe </w:t>
+      </w:r>
       <w:r>
         <w:rPr>
           <w:rFonts w:ascii="Roboto Mono" w:eastAsia="Roboto Mono" w:hAnsi="Roboto Mono" w:cs="Roboto Mono"/>
@@ -11661,7 +11140,6 @@
         </w:rPr>
         <w:t>NotaFiscalOCR</w:t>
       </w:r>
-      <w:proofErr w:type="spellEnd"/>
       <w:r>
         <w:rPr>
           <w:rFonts w:ascii="Arial" w:eastAsia="Arial" w:hAnsi="Arial" w:cs="Arial"/>
@@ -11704,33 +11182,15 @@
           <w:rFonts w:ascii="Arial" w:eastAsia="Arial" w:hAnsi="Arial" w:cs="Arial"/>
           <w:color w:val="000000"/>
         </w:rPr>
-        <w:t xml:space="preserve">Para </w:t>
-      </w:r>
-      <w:proofErr w:type="spellStart"/>
+        <w:t>Para CSVs</w:t>
+      </w:r>
       <w:r>
         <w:rPr>
           <w:rFonts w:ascii="Arial" w:eastAsia="Arial" w:hAnsi="Arial" w:cs="Arial"/>
           <w:color w:val="000000"/>
         </w:rPr>
-        <w:t>CSVs</w:t>
-      </w:r>
-      <w:proofErr w:type="spellEnd"/>
-      <w:r>
-        <w:rPr>
-          <w:rFonts w:ascii="Arial" w:eastAsia="Arial" w:hAnsi="Arial" w:cs="Arial"/>
-          <w:color w:val="000000"/>
-        </w:rPr>
-        <w:t xml:space="preserve"> e </w:t>
-      </w:r>
-      <w:proofErr w:type="spellStart"/>
-      <w:r>
-        <w:rPr>
-          <w:rFonts w:ascii="Arial" w:eastAsia="Arial" w:hAnsi="Arial" w:cs="Arial"/>
-          <w:color w:val="000000"/>
-        </w:rPr>
-        <w:t>XMLs</w:t>
-      </w:r>
-      <w:proofErr w:type="spellEnd"/>
+        <w:t xml:space="preserve"> e XMLs</w:t>
+      </w:r>
       <w:r>
         <w:rPr>
           <w:rFonts w:ascii="Arial" w:eastAsia="Arial" w:hAnsi="Arial" w:cs="Arial"/>
@@ -11790,25 +11250,8 @@
           <w:rFonts w:ascii="Arial" w:eastAsia="Arial" w:hAnsi="Arial" w:cs="Arial"/>
           <w:color w:val="000000"/>
         </w:rPr>
-        <w:t xml:space="preserve"> Encaminha o texto extraído ou o </w:t>
-      </w:r>
-      <w:proofErr w:type="spellStart"/>
-      <w:r>
-        <w:rPr>
-          <w:rFonts w:ascii="Arial" w:eastAsia="Arial" w:hAnsi="Arial" w:cs="Arial"/>
-          <w:color w:val="000000"/>
-        </w:rPr>
-        <w:t>dataframe</w:t>
-      </w:r>
-      <w:proofErr w:type="spellEnd"/>
-      <w:r>
-        <w:rPr>
-          <w:rFonts w:ascii="Arial" w:eastAsia="Arial" w:hAnsi="Arial" w:cs="Arial"/>
-          <w:color w:val="000000"/>
-        </w:rPr>
-        <w:t xml:space="preserve"> para a função </w:t>
-      </w:r>
-      <w:proofErr w:type="spellStart"/>
+        <w:t xml:space="preserve"> Encaminha o texto extraído ou o dataframe para a função </w:t>
+      </w:r>
       <w:r>
         <w:rPr>
           <w:rFonts w:ascii="Roboto Mono" w:eastAsia="Roboto Mono" w:hAnsi="Roboto Mono" w:cs="Roboto Mono"/>
@@ -11816,7 +11259,6 @@
         </w:rPr>
         <w:t>consultallmdocfiscal</w:t>
       </w:r>
-      <w:proofErr w:type="spellEnd"/>
       <w:r>
         <w:rPr>
           <w:rFonts w:ascii="Arial" w:eastAsia="Arial" w:hAnsi="Arial" w:cs="Arial"/>
@@ -11943,7 +11385,6 @@
         </w:rPr>
         <w:t>Tradução de nomes de campos para um formato padronizado (</w:t>
       </w:r>
-      <w:proofErr w:type="spellStart"/>
       <w:r>
         <w:rPr>
           <w:rFonts w:ascii="Roboto Mono" w:eastAsia="Roboto Mono" w:hAnsi="Roboto Mono" w:cs="Roboto Mono"/>
@@ -11951,7 +11392,6 @@
         </w:rPr>
         <w:t>sigcampos</w:t>
       </w:r>
-      <w:proofErr w:type="spellEnd"/>
       <w:r>
         <w:rPr>
           <w:rFonts w:ascii="Arial" w:eastAsia="Arial" w:hAnsi="Arial" w:cs="Arial"/>
@@ -12042,7 +11482,6 @@
         </w:rPr>
         <w:t xml:space="preserve"> Utiliza a função </w:t>
       </w:r>
-      <w:proofErr w:type="spellStart"/>
       <w:r>
         <w:rPr>
           <w:rFonts w:ascii="Roboto Mono" w:eastAsia="Roboto Mono" w:hAnsi="Roboto Mono" w:cs="Roboto Mono"/>
@@ -12050,7 +11489,6 @@
         </w:rPr>
         <w:t>obtem_sim_nao</w:t>
       </w:r>
-      <w:proofErr w:type="spellEnd"/>
       <w:r>
         <w:rPr>
           <w:rFonts w:ascii="Arial" w:eastAsia="Arial" w:hAnsi="Arial" w:cs="Arial"/>
@@ -12167,7 +11605,6 @@
         </w:rPr>
         <w:t xml:space="preserve"> SQL através da função </w:t>
       </w:r>
-      <w:proofErr w:type="spellStart"/>
       <w:r>
         <w:rPr>
           <w:rFonts w:ascii="Roboto Mono" w:eastAsia="Roboto Mono" w:hAnsi="Roboto Mono" w:cs="Roboto Mono"/>
@@ -12175,29 +11612,12 @@
         </w:rPr>
         <w:t>llm_gera_query</w:t>
       </w:r>
-      <w:proofErr w:type="spellEnd"/>
       <w:r>
         <w:rPr>
           <w:rFonts w:ascii="Arial" w:eastAsia="Arial" w:hAnsi="Arial" w:cs="Arial"/>
           <w:color w:val="000000"/>
         </w:rPr>
-        <w:t xml:space="preserve"> com o auxílio da LLM, executa-a no banco de dados </w:t>
-      </w:r>
-      <w:proofErr w:type="spellStart"/>
-      <w:r>
-        <w:rPr>
-          <w:rFonts w:ascii="Arial" w:eastAsia="Arial" w:hAnsi="Arial" w:cs="Arial"/>
-          <w:color w:val="000000"/>
-        </w:rPr>
-        <w:t>SQLite</w:t>
-      </w:r>
-      <w:proofErr w:type="spellEnd"/>
-      <w:r>
-        <w:rPr>
-          <w:rFonts w:ascii="Arial" w:eastAsia="Arial" w:hAnsi="Arial" w:cs="Arial"/>
-          <w:color w:val="000000"/>
-        </w:rPr>
-        <w:t xml:space="preserve"> e retorna os dados resultantes.</w:t>
+        <w:t xml:space="preserve"> com o auxílio da LLM, executa-a no banco de dados SQLite e retorna os dados resultantes.</w:t>
       </w:r>
     </w:p>
     <w:p>
@@ -12294,7 +11714,6 @@
           <w:color w:val="000000"/>
         </w:rPr>
       </w:pPr>
-      <w:proofErr w:type="spellStart"/>
       <w:r>
         <w:rPr>
           <w:rFonts w:ascii="Roboto Mono" w:eastAsia="Roboto Mono" w:hAnsi="Roboto Mono" w:cs="Roboto Mono"/>
@@ -12303,7 +11722,6 @@
         </w:rPr>
         <w:t>consultallmdocfiscal</w:t>
       </w:r>
-      <w:proofErr w:type="spellEnd"/>
       <w:r>
         <w:rPr>
           <w:rFonts w:ascii="Arial" w:eastAsia="Arial" w:hAnsi="Arial" w:cs="Arial"/>
@@ -12341,7 +11759,6 @@
           <w:color w:val="000000"/>
         </w:rPr>
       </w:pPr>
-      <w:proofErr w:type="spellStart"/>
       <w:r>
         <w:rPr>
           <w:rFonts w:ascii="Roboto Mono" w:eastAsia="Roboto Mono" w:hAnsi="Roboto Mono" w:cs="Roboto Mono"/>
@@ -12350,7 +11767,6 @@
         </w:rPr>
         <w:t>consultallmdocfiscal</w:t>
       </w:r>
-      <w:proofErr w:type="spellEnd"/>
       <w:r>
         <w:rPr>
           <w:rFonts w:ascii="Arial" w:eastAsia="Arial" w:hAnsi="Arial" w:cs="Arial"/>
@@ -12433,7 +11849,6 @@
           <w:color w:val="000000"/>
         </w:rPr>
       </w:pPr>
-      <w:proofErr w:type="spellStart"/>
       <w:r>
         <w:rPr>
           <w:rFonts w:ascii="Roboto Mono" w:eastAsia="Roboto Mono" w:hAnsi="Roboto Mono" w:cs="Roboto Mono"/>
@@ -12442,7 +11857,6 @@
         </w:rPr>
         <w:t>obtem_sim_nao</w:t>
       </w:r>
-      <w:proofErr w:type="spellEnd"/>
       <w:r>
         <w:rPr>
           <w:rFonts w:ascii="Arial" w:eastAsia="Arial" w:hAnsi="Arial" w:cs="Arial"/>
@@ -12456,23 +11870,7 @@
           <w:rFonts w:ascii="Arial" w:eastAsia="Arial" w:hAnsi="Arial" w:cs="Arial"/>
           <w:color w:val="000000"/>
         </w:rPr>
-        <w:t xml:space="preserve"> Verifica a capacidade de responder à pergunta do usuário, considerando as colunas e os dados presentes no </w:t>
-      </w:r>
-      <w:proofErr w:type="spellStart"/>
-      <w:r>
-        <w:rPr>
-          <w:rFonts w:ascii="Arial" w:eastAsia="Arial" w:hAnsi="Arial" w:cs="Arial"/>
-          <w:color w:val="000000"/>
-        </w:rPr>
-        <w:t>dataframe</w:t>
-      </w:r>
-      <w:proofErr w:type="spellEnd"/>
-      <w:r>
-        <w:rPr>
-          <w:rFonts w:ascii="Arial" w:eastAsia="Arial" w:hAnsi="Arial" w:cs="Arial"/>
-          <w:color w:val="000000"/>
-        </w:rPr>
-        <w:t>.</w:t>
+        <w:t xml:space="preserve"> Verifica a capacidade de responder à pergunta do usuário, considerando as colunas e os dados presentes no dataframe.</w:t>
       </w:r>
     </w:p>
     <w:p>
@@ -12495,7 +11893,6 @@
           <w:color w:val="000000"/>
         </w:rPr>
       </w:pPr>
-      <w:proofErr w:type="spellStart"/>
       <w:r>
         <w:rPr>
           <w:rFonts w:ascii="Roboto Mono" w:eastAsia="Roboto Mono" w:hAnsi="Roboto Mono" w:cs="Roboto Mono"/>
@@ -12504,7 +11901,6 @@
         </w:rPr>
         <w:t>llm_gera_query</w:t>
       </w:r>
-      <w:proofErr w:type="spellEnd"/>
       <w:r>
         <w:rPr>
           <w:rFonts w:ascii="Arial" w:eastAsia="Arial" w:hAnsi="Arial" w:cs="Arial"/>
@@ -12783,7 +12179,6 @@
                 <w:bdr w:val="none" w:sz="0" w:space="0" w:color="auto" w:frame="1"/>
               </w:rPr>
             </w:pPr>
-            <w:proofErr w:type="spellStart"/>
             <w:r>
               <w:rPr>
                 <w:rStyle w:val="math-inline"/>
@@ -12796,14 +12191,7 @@
               <w:rPr>
                 <w:rStyle w:val="math-inline"/>
               </w:rPr>
-              <w:t>p</w:t>
-            </w:r>
-            <w:proofErr w:type="spellEnd"/>
-            <w:r>
-              <w:rPr>
-                <w:rStyle w:val="math-inline"/>
-              </w:rPr>
-              <w:t xml:space="preserve"> &lt; 3%</w:t>
+              <w:t>p &lt; 3%</w:t>
             </w:r>
           </w:p>
         </w:tc>
@@ -13957,21 +13345,7 @@
               <w:rPr>
                 <w:color w:val="1B1C1D"/>
               </w:rPr>
-              <w:t xml:space="preserve"> "Quais são o número, a data de emissão e o valor total deste </w:t>
-            </w:r>
-            <w:proofErr w:type="spellStart"/>
-            <w:r>
-              <w:rPr>
-                <w:color w:val="1B1C1D"/>
-              </w:rPr>
-              <w:t>CTe</w:t>
-            </w:r>
-            <w:proofErr w:type="spellEnd"/>
-            <w:r>
-              <w:rPr>
-                <w:color w:val="1B1C1D"/>
-              </w:rPr>
-              <w:t xml:space="preserve">?" </w:t>
+              <w:t xml:space="preserve"> "Quais são o número, a data de emissão e o valor total deste CTe?" </w:t>
             </w:r>
           </w:p>
           <w:p>
@@ -14519,7 +13893,6 @@
         <w:t xml:space="preserve">1. Carregar o arquivo </w:t>
       </w:r>
       <w:hyperlink r:id="rId24" w:history="1">
-        <w:proofErr w:type="spellStart"/>
         <w:r>
           <w:rPr>
             <w:rStyle w:val="Hyperlink"/>
@@ -14535,14 +13908,7 @@
         <w:rPr>
           <w:color w:val="1B1C1D"/>
         </w:rPr>
-        <w:t>na</w:t>
-      </w:r>
-      <w:proofErr w:type="spellEnd"/>
-      <w:r>
-        <w:rPr>
-          <w:color w:val="1B1C1D"/>
-        </w:rPr>
-        <w:t xml:space="preserve"> aplicação. </w:t>
+        <w:t xml:space="preserve">na aplicação. </w:t>
       </w:r>
     </w:p>
     <w:p>
@@ -14568,21 +13934,7 @@
         <w:rPr>
           <w:color w:val="1B1C1D"/>
         </w:rPr>
-        <w:t xml:space="preserve"> "Quais são o número, a data de emissão e o valor total deste </w:t>
-      </w:r>
-      <w:proofErr w:type="spellStart"/>
-      <w:r>
-        <w:rPr>
-          <w:color w:val="1B1C1D"/>
-        </w:rPr>
-        <w:t>CTe</w:t>
-      </w:r>
-      <w:proofErr w:type="spellEnd"/>
-      <w:r>
-        <w:rPr>
-          <w:color w:val="1B1C1D"/>
-        </w:rPr>
-        <w:t xml:space="preserve">?" </w:t>
+        <w:t xml:space="preserve"> "Quais são o número, a data de emissão e o valor total deste CTe?" </w:t>
       </w:r>
     </w:p>
     <w:p>
@@ -15016,6 +14368,7 @@
       </w:pPr>
       <w:r>
         <w:rPr>
+          <w:noProof/>
           <w:color w:val="1B1C1D"/>
         </w:rPr>
         <w:lastRenderedPageBreak/>
@@ -16734,9 +16087,9 @@
           <w:noProof/>
         </w:rPr>
         <w:drawing>
-          <wp:inline distT="0" distB="0" distL="0" distR="0" wp14:anchorId="5D5B8DCB" wp14:editId="4C58B0FE">
-            <wp:extent cx="3742569" cy="3045460"/>
-            <wp:effectExtent l="0" t="0" r="0" b="2540"/>
+          <wp:inline distT="0" distB="0" distL="0" distR="0" wp14:anchorId="5D5B8DCB" wp14:editId="698BE1B9">
+            <wp:extent cx="4001255" cy="3255961"/>
+            <wp:effectExtent l="0" t="0" r="0" b="1905"/>
             <wp:docPr id="7" name="Imagem 7"/>
             <wp:cNvGraphicFramePr>
               <a:graphicFrameLocks xmlns:a="http://schemas.openxmlformats.org/drawingml/2006/main" noChangeAspect="1"/>
@@ -16757,7 +16110,7 @@
                   <pic:spPr>
                     <a:xfrm>
                       <a:off x="0" y="0"/>
-                      <a:ext cx="3785000" cy="3079987"/>
+                      <a:ext cx="4056904" cy="3301244"/>
                     </a:xfrm>
                     <a:prstGeom prst="rect">
                       <a:avLst/>
@@ -17086,7 +16439,6 @@
               </w:rPr>
               <w:t>1. Assegurar que os dados de cabeçalho estão carregados na base de dados (</w:t>
             </w:r>
-            <w:proofErr w:type="spellStart"/>
             <w:r>
               <w:rPr>
                 <w:rStyle w:val="CdigoHTML"/>
@@ -17096,7 +16448,6 @@
               </w:rPr>
               <w:t>nfs_data.db</w:t>
             </w:r>
-            <w:proofErr w:type="spellEnd"/>
             <w:r>
               <w:rPr>
                 <w:color w:val="1B1C1D"/>
@@ -17514,7 +16865,6 @@
         </w:rPr>
         <w:t xml:space="preserve"> estão carregados na base de dados (</w:t>
       </w:r>
-      <w:proofErr w:type="spellStart"/>
       <w:r>
         <w:rPr>
           <w:rStyle w:val="CdigoHTML"/>
@@ -17524,7 +16874,6 @@
         </w:rPr>
         <w:t>nfs_data.db</w:t>
       </w:r>
-      <w:proofErr w:type="spellEnd"/>
       <w:r>
         <w:rPr>
           <w:color w:val="1B1C1D"/>
@@ -17819,7 +17168,7 @@
           <w:szCs w:val="26"/>
           <w:bdr w:val="none" w:sz="0" w:space="0" w:color="auto" w:frame="1"/>
         </w:rPr>
-        <w:t xml:space="preserve"> (Falta a rotina para controle da janela de contexto. Antonio)</w:t>
+        <w:t xml:space="preserve"> </w:t>
       </w:r>
     </w:p>
     <w:tbl>
@@ -18064,6 +17413,122 @@
     <w:p>
       <w:pPr>
         <w:rPr>
+          <w:color w:val="1B1C1D"/>
+        </w:rPr>
+      </w:pPr>
+    </w:p>
+    <w:p>
+      <w:pPr>
+        <w:rPr>
+          <w:color w:val="1B1C1D"/>
+        </w:rPr>
+      </w:pPr>
+      <w:r>
+        <w:rPr>
+          <w:color w:val="1B1C1D"/>
+        </w:rPr>
+        <w:t>3. Executar a extração</w:t>
+      </w:r>
+    </w:p>
+    <w:p>
+      <w:pPr>
+        <w:jc w:val="center"/>
+        <w:rPr>
+          <w:color w:val="1B1C1D"/>
+        </w:rPr>
+      </w:pPr>
+      <w:r>
+        <w:rPr>
+          <w:color w:val="1B1C1D"/>
+        </w:rPr>
+        <w:drawing>
+          <wp:inline distT="0" distB="0" distL="0" distR="0" wp14:anchorId="140F9EEE" wp14:editId="7165D0B7">
+            <wp:extent cx="4172912" cy="2880408"/>
+            <wp:effectExtent l="0" t="0" r="0" b="0"/>
+            <wp:docPr id="17" name="Imagem 17"/>
+            <wp:cNvGraphicFramePr>
+              <a:graphicFrameLocks xmlns:a="http://schemas.openxmlformats.org/drawingml/2006/main" noChangeAspect="1"/>
+            </wp:cNvGraphicFramePr>
+            <a:graphic xmlns:a="http://schemas.openxmlformats.org/drawingml/2006/main">
+              <a:graphicData uri="http://schemas.openxmlformats.org/drawingml/2006/picture">
+                <pic:pic xmlns:pic="http://schemas.openxmlformats.org/drawingml/2006/picture">
+                  <pic:nvPicPr>
+                    <pic:cNvPr id="1" name=""/>
+                    <pic:cNvPicPr/>
+                  </pic:nvPicPr>
+                  <pic:blipFill>
+                    <a:blip r:embed="rId41"/>
+                    <a:stretch>
+                      <a:fillRect/>
+                    </a:stretch>
+                  </pic:blipFill>
+                  <pic:spPr>
+                    <a:xfrm>
+                      <a:off x="0" y="0"/>
+                      <a:ext cx="4190032" cy="2892226"/>
+                    </a:xfrm>
+                    <a:prstGeom prst="rect">
+                      <a:avLst/>
+                    </a:prstGeom>
+                  </pic:spPr>
+                </pic:pic>
+              </a:graphicData>
+            </a:graphic>
+          </wp:inline>
+        </w:drawing>
+      </w:r>
+    </w:p>
+    <w:p>
+      <w:pPr>
+        <w:jc w:val="center"/>
+        <w:rPr>
+          <w:color w:val="1B1C1D"/>
+        </w:rPr>
+      </w:pPr>
+      <w:r>
+        <w:rPr>
+          <w:color w:val="1B1C1D"/>
+        </w:rPr>
+        <w:drawing>
+          <wp:inline distT="0" distB="0" distL="0" distR="0" wp14:anchorId="45F65010" wp14:editId="2A90C851">
+            <wp:extent cx="5400040" cy="601345"/>
+            <wp:effectExtent l="0" t="0" r="0" b="8255"/>
+            <wp:docPr id="18" name="Imagem 18"/>
+            <wp:cNvGraphicFramePr>
+              <a:graphicFrameLocks xmlns:a="http://schemas.openxmlformats.org/drawingml/2006/main" noChangeAspect="1"/>
+            </wp:cNvGraphicFramePr>
+            <a:graphic xmlns:a="http://schemas.openxmlformats.org/drawingml/2006/main">
+              <a:graphicData uri="http://schemas.openxmlformats.org/drawingml/2006/picture">
+                <pic:pic xmlns:pic="http://schemas.openxmlformats.org/drawingml/2006/picture">
+                  <pic:nvPicPr>
+                    <pic:cNvPr id="1" name=""/>
+                    <pic:cNvPicPr/>
+                  </pic:nvPicPr>
+                  <pic:blipFill>
+                    <a:blip r:embed="rId42"/>
+                    <a:stretch>
+                      <a:fillRect/>
+                    </a:stretch>
+                  </pic:blipFill>
+                  <pic:spPr>
+                    <a:xfrm>
+                      <a:off x="0" y="0"/>
+                      <a:ext cx="5400040" cy="601345"/>
+                    </a:xfrm>
+                    <a:prstGeom prst="rect">
+                      <a:avLst/>
+                    </a:prstGeom>
+                  </pic:spPr>
+                </pic:pic>
+              </a:graphicData>
+            </a:graphic>
+          </wp:inline>
+        </w:drawing>
+      </w:r>
+    </w:p>
+    <w:p>
+      <w:pPr>
+        <w:rPr>
           <w:rFonts w:asciiTheme="minorHAnsi" w:eastAsia="Times New Roman" w:hAnsiTheme="minorHAnsi" w:cs="Times New Roman"/>
           <w:b/>
           <w:bCs/>
@@ -18098,6 +17563,22 @@
         <w:t>onclusão</w:t>
       </w:r>
     </w:p>
+    <w:p>
+      <w:pPr>
+        <w:spacing w:after="120" w:line="240" w:lineRule="auto"/>
+        <w:rPr>
+          <w:color w:val="1B1C1D"/>
+          <w:bdr w:val="none" w:sz="0" w:space="0" w:color="auto" w:frame="1"/>
+        </w:rPr>
+      </w:pPr>
+      <w:r>
+        <w:rPr>
+          <w:color w:val="1B1C1D"/>
+          <w:bdr w:val="none" w:sz="0" w:space="0" w:color="auto" w:frame="1"/>
+        </w:rPr>
+        <w:t>O agente conseguiu gerar, com sucesso, o resultado esperado, conforme informado no arquivo.</w:t>
+      </w:r>
+    </w:p>
     <w:p/>
     <w:p>
       <w:pPr>
@@ -18115,6 +17596,7 @@
           <w:sz w:val="26"/>
           <w:szCs w:val="26"/>
         </w:rPr>
+        <w:lastRenderedPageBreak/>
         <w:t>14.3</w:t>
       </w:r>
       <w:r>
@@ -18435,7 +17917,6 @@
               </w:rPr>
               <w:t xml:space="preserve">Falsos Positivos </w:t>
             </w:r>
-            <w:proofErr w:type="spellStart"/>
             <w:r>
               <w:rPr>
                 <w:b/>
@@ -18443,17 +17924,7 @@
                 <w:color w:val="1B1C1D"/>
                 <w:bdr w:val="none" w:sz="0" w:space="0" w:color="auto" w:frame="1"/>
               </w:rPr>
-              <w:t>Fp</w:t>
-            </w:r>
-            <w:proofErr w:type="spellEnd"/>
-            <w:r>
-              <w:rPr>
-                <w:b/>
-                <w:bCs/>
-                <w:color w:val="1B1C1D"/>
-                <w:bdr w:val="none" w:sz="0" w:space="0" w:color="auto" w:frame="1"/>
-              </w:rPr>
-              <w:t xml:space="preserve"> </w:t>
+              <w:t xml:space="preserve">Fp </w:t>
             </w:r>
             <w:r>
               <w:rPr>
@@ -18597,7 +18068,6 @@
               <w:rPr>
                 <w:color w:val="1B1C1D"/>
               </w:rPr>
-              <w:lastRenderedPageBreak/>
               <w:t>3. Executar a extração.</w:t>
             </w:r>
           </w:p>
@@ -18618,22 +18088,7 @@
               <w:rPr>
                 <w:color w:val="1B1C1D"/>
               </w:rPr>
-              <w:lastRenderedPageBreak/>
-              <w:t>A aplicação deve tratar a exceção e retornar uma mensagem de erro controlada (</w:t>
-            </w:r>
-            <w:proofErr w:type="spellStart"/>
-            <w:r>
-              <w:rPr>
-                <w:color w:val="1B1C1D"/>
-              </w:rPr>
-              <w:t>ex</w:t>
-            </w:r>
-            <w:proofErr w:type="spellEnd"/>
-            <w:r>
-              <w:rPr>
-                <w:color w:val="1B1C1D"/>
-              </w:rPr>
-              <w:t xml:space="preserve">: "Nenhum dado encontrado") em vez de falhar, mantendo </w:t>
+              <w:t xml:space="preserve">A aplicação deve tratar a exceção e retornar uma mensagem de erro controlada (ex: "Nenhum dado encontrado") em vez de falhar, mantendo </w:t>
             </w:r>
             <w:r>
               <w:rPr>
@@ -18752,7 +18207,6 @@
               </w:rPr>
               <w:t xml:space="preserve">Falsos Positivos </w:t>
             </w:r>
-            <w:proofErr w:type="spellStart"/>
             <w:r>
               <w:rPr>
                 <w:color w:val="1B1C1D"/>
@@ -18760,7 +18214,6 @@
               </w:rPr>
               <w:t>Fp</w:t>
             </w:r>
-            <w:proofErr w:type="spellEnd"/>
             <w:r>
               <w:rPr>
                 <w:b w:val="0"/>
@@ -18820,7 +18273,7 @@
         </w:rPr>
         <w:t>1. Carregar um arquivo que não é um documento fiscal típico. (</w:t>
       </w:r>
-      <w:hyperlink r:id="rId41" w:history="1">
+      <w:hyperlink r:id="rId43" w:history="1">
         <w:r>
           <w:rPr>
             <w:rStyle w:val="Hyperlink"/>
@@ -18879,6 +18332,7 @@
           <w:noProof/>
           <w:color w:val="1B1C1D"/>
         </w:rPr>
+        <w:lastRenderedPageBreak/>
         <w:drawing>
           <wp:inline distT="0" distB="0" distL="0" distR="0" wp14:anchorId="4B28422A" wp14:editId="66299AE4">
             <wp:extent cx="4236129" cy="3462528"/>
@@ -18895,7 +18349,7 @@
                     <pic:cNvPicPr/>
                   </pic:nvPicPr>
                   <pic:blipFill>
-                    <a:blip r:embed="rId42"/>
+                    <a:blip r:embed="rId44"/>
                     <a:stretch>
                       <a:fillRect/>
                     </a:stretch>
@@ -18948,7 +18402,6 @@
           <w:b/>
           <w:noProof/>
         </w:rPr>
-        <w:lastRenderedPageBreak/>
         <w:drawing>
           <wp:inline distT="0" distB="0" distL="0" distR="0" wp14:anchorId="5BB0895F" wp14:editId="272C2BC4">
             <wp:extent cx="4238239" cy="4053840"/>
@@ -18965,7 +18418,7 @@
                     <pic:cNvPicPr/>
                   </pic:nvPicPr>
                   <pic:blipFill>
-                    <a:blip r:embed="rId43"/>
+                    <a:blip r:embed="rId45"/>
                     <a:stretch>
                       <a:fillRect/>
                     </a:stretch>
@@ -18998,7 +18451,9 @@
           <w:bdr w:val="none" w:sz="0" w:space="0" w:color="auto" w:frame="1"/>
         </w:rPr>
       </w:pPr>
-      <w:r>
+    </w:p>
+    <w:p>
+      <w:pPr>
         <w:rPr>
           <w:rFonts w:asciiTheme="minorHAnsi" w:eastAsia="Times New Roman" w:hAnsiTheme="minorHAnsi" w:cs="Times New Roman"/>
           <w:b/>
@@ -19008,6 +18463,31 @@
           <w:szCs w:val="26"/>
           <w:bdr w:val="none" w:sz="0" w:space="0" w:color="auto" w:frame="1"/>
         </w:rPr>
+      </w:pPr>
+    </w:p>
+    <w:p>
+      <w:pPr>
+        <w:rPr>
+          <w:rFonts w:asciiTheme="minorHAnsi" w:eastAsia="Times New Roman" w:hAnsiTheme="minorHAnsi" w:cs="Times New Roman"/>
+          <w:b/>
+          <w:bCs/>
+          <w:color w:val="1B1C1D"/>
+          <w:sz w:val="26"/>
+          <w:szCs w:val="26"/>
+          <w:bdr w:val="none" w:sz="0" w:space="0" w:color="auto" w:frame="1"/>
+        </w:rPr>
+      </w:pPr>
+      <w:r>
+        <w:rPr>
+          <w:rFonts w:asciiTheme="minorHAnsi" w:eastAsia="Times New Roman" w:hAnsiTheme="minorHAnsi" w:cs="Times New Roman"/>
+          <w:b/>
+          <w:bCs/>
+          <w:color w:val="1B1C1D"/>
+          <w:sz w:val="26"/>
+          <w:szCs w:val="26"/>
+          <w:bdr w:val="none" w:sz="0" w:space="0" w:color="auto" w:frame="1"/>
+        </w:rPr>
+        <w:lastRenderedPageBreak/>
         <w:t>C</w:t>
       </w:r>
       <w:r>
@@ -19136,21 +18616,7 @@
               <w:rPr>
                 <w:color w:val="1B1C1D"/>
               </w:rPr>
-              <w:t>A aplicação deve tratar a exceção e retornar uma mensagem de erro controlada (</w:t>
-            </w:r>
-            <w:proofErr w:type="spellStart"/>
-            <w:r>
-              <w:rPr>
-                <w:color w:val="1B1C1D"/>
-              </w:rPr>
-              <w:t>ex</w:t>
-            </w:r>
-            <w:proofErr w:type="spellEnd"/>
-            <w:r>
-              <w:rPr>
-                <w:color w:val="1B1C1D"/>
-              </w:rPr>
-              <w:t xml:space="preserve">: "Nenhum dado encontrado") em vez de falhar, mantendo </w:t>
+              <w:t xml:space="preserve">A aplicação deve tratar a exceção e retornar uma mensagem de erro controlada (ex: "Nenhum dado encontrado") em vez de falhar, mantendo </w:t>
             </w:r>
             <w:r>
               <w:rPr>
@@ -19201,7 +18667,7 @@
         </w:rPr>
         <w:t xml:space="preserve">1. Carregar um </w:t>
       </w:r>
-      <w:hyperlink r:id="rId44" w:history="1">
+      <w:hyperlink r:id="rId46" w:history="1">
         <w:r>
           <w:rPr>
             <w:rStyle w:val="Hyperlink"/>
@@ -19256,7 +18722,6 @@
           <w:noProof/>
           <w:color w:val="1B1C1D"/>
         </w:rPr>
-        <w:lastRenderedPageBreak/>
         <w:drawing>
           <wp:inline distT="0" distB="0" distL="0" distR="0" wp14:anchorId="181D138D" wp14:editId="31295934">
             <wp:extent cx="4156456" cy="3339730"/>
@@ -19273,7 +18738,7 @@
                     <pic:cNvPicPr/>
                   </pic:nvPicPr>
                   <pic:blipFill>
-                    <a:blip r:embed="rId45"/>
+                    <a:blip r:embed="rId47"/>
                     <a:stretch>
                       <a:fillRect/>
                     </a:stretch>
@@ -19319,6 +18784,7 @@
           <w:noProof/>
           <w:color w:val="1B1C1D"/>
         </w:rPr>
+        <w:lastRenderedPageBreak/>
         <w:drawing>
           <wp:inline distT="0" distB="0" distL="0" distR="0" wp14:anchorId="351F9F2F" wp14:editId="694C2401">
             <wp:extent cx="4167137" cy="3832943"/>
@@ -19335,7 +18801,7 @@
                     <pic:cNvPicPr/>
                   </pic:nvPicPr>
                   <pic:blipFill>
-                    <a:blip r:embed="rId46"/>
+                    <a:blip r:embed="rId48"/>
                     <a:stretch>
                       <a:fillRect/>
                     </a:stretch>
@@ -19452,7 +18918,6 @@
           <w:sz w:val="36"/>
           <w:szCs w:val="36"/>
         </w:rPr>
-        <w:lastRenderedPageBreak/>
         <w:t>1</w:t>
       </w:r>
       <w:r>
@@ -19544,7 +19009,7 @@
         </w:rPr>
         <w:t> </w:t>
       </w:r>
-      <w:hyperlink r:id="rId47" w:history="1">
+      <w:hyperlink r:id="rId49" w:history="1">
         <w:r>
           <w:rPr>
             <w:rStyle w:val="Hyperlink"/>
@@ -19622,7 +19087,7 @@
         </w:rPr>
         <w:t>Instale o </w:t>
       </w:r>
-      <w:hyperlink r:id="rId48" w:history="1">
+      <w:hyperlink r:id="rId50" w:history="1">
         <w:r>
           <w:rPr>
             <w:rStyle w:val="Hyperlink"/>
@@ -19691,63 +19156,13 @@
           <w:color w:val="1F2328"/>
         </w:rPr>
       </w:pPr>
-      <w:proofErr w:type="spellStart"/>
       <w:r>
         <w:rPr>
           <w:rFonts w:ascii="Consolas" w:hAnsi="Consolas"/>
           <w:color w:val="1F2328"/>
         </w:rPr>
-        <w:t>docker</w:t>
-      </w:r>
-      <w:proofErr w:type="spellEnd"/>
-      <w:r>
-        <w:rPr>
-          <w:rFonts w:ascii="Consolas" w:hAnsi="Consolas"/>
-          <w:color w:val="1F2328"/>
-        </w:rPr>
-        <w:t xml:space="preserve"> </w:t>
-      </w:r>
-      <w:proofErr w:type="spellStart"/>
-      <w:r>
-        <w:rPr>
-          <w:rFonts w:ascii="Consolas" w:hAnsi="Consolas"/>
-          <w:color w:val="1F2328"/>
-        </w:rPr>
-        <w:t>pull</w:t>
-      </w:r>
-      <w:proofErr w:type="spellEnd"/>
-      <w:r>
-        <w:rPr>
-          <w:rFonts w:ascii="Consolas" w:hAnsi="Consolas"/>
-          <w:color w:val="1F2328"/>
-        </w:rPr>
-        <w:t xml:space="preserve"> ghcr.io/</w:t>
-      </w:r>
-      <w:proofErr w:type="spellStart"/>
-      <w:r>
-        <w:rPr>
-          <w:rFonts w:ascii="Consolas" w:hAnsi="Consolas"/>
-          <w:color w:val="1F2328"/>
-        </w:rPr>
-        <w:t>ajndantas</w:t>
-      </w:r>
-      <w:proofErr w:type="spellEnd"/>
-      <w:r>
-        <w:rPr>
-          <w:rFonts w:ascii="Consolas" w:hAnsi="Consolas"/>
-          <w:color w:val="1F2328"/>
-        </w:rPr>
-        <w:t>/</w:t>
-      </w:r>
-      <w:proofErr w:type="spellStart"/>
-      <w:r>
-        <w:rPr>
-          <w:rFonts w:ascii="Consolas" w:hAnsi="Consolas"/>
-          <w:color w:val="1F2328"/>
-        </w:rPr>
-        <w:t>agente_nfe</w:t>
-      </w:r>
-      <w:proofErr w:type="spellEnd"/>
+        <w:t>docker pull ghcr.io/ajndantas/agente_nfe</w:t>
+      </w:r>
     </w:p>
     <w:p>
       <w:pPr>
@@ -19759,63 +19174,13 @@
           <w:color w:val="1F2328"/>
         </w:rPr>
       </w:pPr>
-      <w:proofErr w:type="spellStart"/>
       <w:r>
         <w:rPr>
           <w:rFonts w:ascii="Consolas" w:hAnsi="Consolas"/>
           <w:color w:val="1F2328"/>
         </w:rPr>
-        <w:t>docker</w:t>
-      </w:r>
-      <w:proofErr w:type="spellEnd"/>
-      <w:r>
-        <w:rPr>
-          <w:rFonts w:ascii="Consolas" w:hAnsi="Consolas"/>
-          <w:color w:val="1F2328"/>
-        </w:rPr>
-        <w:t xml:space="preserve"> </w:t>
-      </w:r>
-      <w:proofErr w:type="spellStart"/>
-      <w:r>
-        <w:rPr>
-          <w:rFonts w:ascii="Consolas" w:hAnsi="Consolas"/>
-          <w:color w:val="1F2328"/>
-        </w:rPr>
-        <w:t>run</w:t>
-      </w:r>
-      <w:proofErr w:type="spellEnd"/>
-      <w:r>
-        <w:rPr>
-          <w:rFonts w:ascii="Consolas" w:hAnsi="Consolas"/>
-          <w:color w:val="1F2328"/>
-        </w:rPr>
-        <w:t xml:space="preserve"> -d -p 8000:8000 ghcr.io/</w:t>
-      </w:r>
-      <w:proofErr w:type="spellStart"/>
-      <w:r>
-        <w:rPr>
-          <w:rFonts w:ascii="Consolas" w:hAnsi="Consolas"/>
-          <w:color w:val="1F2328"/>
-        </w:rPr>
-        <w:t>ajndantas</w:t>
-      </w:r>
-      <w:proofErr w:type="spellEnd"/>
-      <w:r>
-        <w:rPr>
-          <w:rFonts w:ascii="Consolas" w:hAnsi="Consolas"/>
-          <w:color w:val="1F2328"/>
-        </w:rPr>
-        <w:t>/</w:t>
-      </w:r>
-      <w:proofErr w:type="spellStart"/>
-      <w:r>
-        <w:rPr>
-          <w:rFonts w:ascii="Consolas" w:hAnsi="Consolas"/>
-          <w:color w:val="1F2328"/>
-        </w:rPr>
-        <w:t>agente_nfe</w:t>
-      </w:r>
-      <w:proofErr w:type="spellEnd"/>
+        <w:t>docker run -d -p 8000:8000 ghcr.io/ajndantas/agente_nfe</w:t>
+      </w:r>
     </w:p>
     <w:p>
       <w:pPr>
@@ -19837,7 +19202,7 @@
         </w:rPr>
         <w:t>Pronto! Acesse </w:t>
       </w:r>
-      <w:hyperlink r:id="rId49" w:history="1">
+      <w:hyperlink r:id="rId51" w:history="1">
         <w:r>
           <w:rPr>
             <w:rStyle w:val="Hyperlink"/>
@@ -19883,12 +19248,31 @@
           <w:color w:val="000000"/>
         </w:rPr>
       </w:pPr>
-      <w:r>
+    </w:p>
+    <w:p>
+      <w:pPr>
+        <w:widowControl w:val="0"/>
+        <w:pBdr>
+          <w:top w:val="nil"/>
+          <w:left w:val="nil"/>
+          <w:bottom w:val="nil"/>
+          <w:right w:val="nil"/>
+          <w:between w:val="nil"/>
+        </w:pBdr>
+        <w:spacing w:after="0" w:line="276" w:lineRule="auto"/>
         <w:rPr>
           <w:rFonts w:ascii="Arial" w:eastAsia="Arial" w:hAnsi="Arial" w:cs="Arial"/>
           <w:b/>
           <w:color w:val="000000"/>
         </w:rPr>
+      </w:pPr>
+      <w:r>
+        <w:rPr>
+          <w:rFonts w:ascii="Arial" w:eastAsia="Arial" w:hAnsi="Arial" w:cs="Arial"/>
+          <w:b/>
+          <w:color w:val="000000"/>
+        </w:rPr>
+        <w:lastRenderedPageBreak/>
         <w:t>Arquivos de teste:</w:t>
       </w:r>
     </w:p>
@@ -19905,8 +19289,7 @@
           <w:color w:val="1F2328"/>
         </w:rPr>
       </w:pPr>
-      <w:hyperlink r:id="rId50" w:history="1">
-        <w:proofErr w:type="spellStart"/>
+      <w:hyperlink r:id="rId52" w:history="1">
         <w:r>
           <w:rPr>
             <w:rStyle w:val="Hyperlink"/>
@@ -19915,7 +19298,6 @@
           </w:rPr>
           <w:t>PDFs</w:t>
         </w:r>
-        <w:proofErr w:type="spellEnd"/>
       </w:hyperlink>
     </w:p>
     <w:p>
@@ -19931,7 +19313,7 @@
           <w:color w:val="1F2328"/>
         </w:rPr>
       </w:pPr>
-      <w:hyperlink r:id="rId51" w:history="1">
+      <w:hyperlink r:id="rId53" w:history="1">
         <w:r>
           <w:rPr>
             <w:rStyle w:val="Hyperlink"/>
@@ -19957,8 +19339,7 @@
           <w:u w:val="none"/>
         </w:rPr>
       </w:pPr>
-      <w:hyperlink r:id="rId52" w:history="1">
-        <w:proofErr w:type="spellStart"/>
+      <w:hyperlink r:id="rId54" w:history="1">
         <w:r>
           <w:rPr>
             <w:rStyle w:val="Hyperlink"/>
@@ -19967,7 +19348,6 @@
           </w:rPr>
           <w:t>CSVs</w:t>
         </w:r>
-        <w:proofErr w:type="spellEnd"/>
       </w:hyperlink>
     </w:p>
     <w:p>
@@ -19985,8 +19365,7 @@
           <w:u w:val="none"/>
         </w:rPr>
       </w:pPr>
-      <w:hyperlink r:id="rId53" w:history="1">
-        <w:proofErr w:type="spellStart"/>
+      <w:hyperlink r:id="rId55" w:history="1">
         <w:r>
           <w:rPr>
             <w:rStyle w:val="Hyperlink"/>
@@ -19995,7 +19374,6 @@
           </w:rPr>
           <w:t>XMLs</w:t>
         </w:r>
-        <w:proofErr w:type="spellEnd"/>
       </w:hyperlink>
     </w:p>
     <w:p>
@@ -20280,7 +19658,7 @@
         </w:rPr>
         <w:t>Instale o </w:t>
       </w:r>
-      <w:hyperlink r:id="rId54" w:history="1">
+      <w:hyperlink r:id="rId56" w:history="1">
         <w:r>
           <w:rPr>
             <w:rStyle w:val="Hyperlink"/>
@@ -20323,7 +19701,7 @@
         </w:rPr>
         <w:t>Baixe o </w:t>
       </w:r>
-      <w:hyperlink r:id="rId55" w:history="1">
+      <w:hyperlink r:id="rId57" w:history="1">
         <w:r>
           <w:rPr>
             <w:rStyle w:val="Hyperlink"/>
@@ -20574,7 +19952,7 @@
         </w:rPr>
         <w:t>1 - Dependências: </w:t>
       </w:r>
-      <w:hyperlink r:id="rId56" w:history="1">
+      <w:hyperlink r:id="rId58" w:history="1">
         <w:r>
           <w:rPr>
             <w:rStyle w:val="Hyperlink"/>
@@ -20595,7 +19973,7 @@
         </w:rPr>
         <w:t> (Para Windows), </w:t>
       </w:r>
-      <w:hyperlink r:id="rId57" w:history="1">
+      <w:hyperlink r:id="rId59" w:history="1">
         <w:r>
           <w:rPr>
             <w:rStyle w:val="Hyperlink"/>
@@ -20639,7 +20017,7 @@
         </w:rPr>
         <w:t>2 - Script Python: </w:t>
       </w:r>
-      <w:hyperlink r:id="rId58" w:history="1">
+      <w:hyperlink r:id="rId60" w:history="1">
         <w:r>
           <w:rPr>
             <w:rStyle w:val="Hyperlink"/>
@@ -20674,7 +20052,7 @@
         </w:rPr>
         <w:t>3 - Script OCR: </w:t>
       </w:r>
-      <w:hyperlink r:id="rId59" w:history="1">
+      <w:hyperlink r:id="rId61" w:history="1">
         <w:r>
           <w:rPr>
             <w:rStyle w:val="Hyperlink"/>
@@ -20825,7 +20203,7 @@
         </w:rPr>
         <w:t>Acesse: </w:t>
       </w:r>
-      <w:hyperlink r:id="rId60" w:history="1">
+      <w:hyperlink r:id="rId62" w:history="1">
         <w:r>
           <w:rPr>
             <w:rStyle w:val="Hyperlink"/>
@@ -20877,7 +20255,7 @@
           <w:color w:val="1F2328"/>
         </w:rPr>
       </w:pPr>
-      <w:hyperlink r:id="rId61" w:history="1">
+      <w:hyperlink r:id="rId63" w:history="1">
         <w:r>
           <w:rPr>
             <w:rStyle w:val="Hyperlink"/>
@@ -20901,7 +20279,7 @@
           <w:color w:val="1F2328"/>
         </w:rPr>
       </w:pPr>
-      <w:hyperlink r:id="rId62" w:history="1">
+      <w:hyperlink r:id="rId64" w:history="1">
         <w:r>
           <w:rPr>
             <w:rStyle w:val="Hyperlink"/>
@@ -20927,14 +20305,30 @@
           <w:u w:val="none"/>
         </w:rPr>
       </w:pPr>
-      <w:hyperlink r:id="rId63" w:history="1">
+      <w:hyperlink r:id="rId65" w:history="1">
         <w:r>
           <w:rPr>
             <w:rStyle w:val="Hyperlink"/>
             <w:rFonts w:ascii="Segoe UI" w:hAnsi="Segoe UI" w:cs="Segoe UI"/>
             <w:color w:val="0969DA"/>
           </w:rPr>
-          <w:t>CSVs</w:t>
+          <w:t>CS</w:t>
+        </w:r>
+        <w:r>
+          <w:rPr>
+            <w:rStyle w:val="Hyperlink"/>
+            <w:rFonts w:ascii="Segoe UI" w:hAnsi="Segoe UI" w:cs="Segoe UI"/>
+            <w:color w:val="0969DA"/>
+          </w:rPr>
+          <w:t>V</w:t>
+        </w:r>
+        <w:r>
+          <w:rPr>
+            <w:rStyle w:val="Hyperlink"/>
+            <w:rFonts w:ascii="Segoe UI" w:hAnsi="Segoe UI" w:cs="Segoe UI"/>
+            <w:color w:val="0969DA"/>
+          </w:rPr>
+          <w:t>s</w:t>
         </w:r>
       </w:hyperlink>
     </w:p>
@@ -20953,14 +20347,30 @@
           <w:u w:val="none"/>
         </w:rPr>
       </w:pPr>
-      <w:hyperlink r:id="rId64" w:history="1">
+      <w:hyperlink r:id="rId66" w:history="1">
         <w:r>
           <w:rPr>
             <w:rStyle w:val="Hyperlink"/>
             <w:rFonts w:ascii="Segoe UI" w:hAnsi="Segoe UI" w:cs="Segoe UI"/>
             <w:color w:val="0969DA"/>
           </w:rPr>
-          <w:t>XMLs</w:t>
+          <w:t>XM</w:t>
+        </w:r>
+        <w:r>
+          <w:rPr>
+            <w:rStyle w:val="Hyperlink"/>
+            <w:rFonts w:ascii="Segoe UI" w:hAnsi="Segoe UI" w:cs="Segoe UI"/>
+            <w:color w:val="0969DA"/>
+          </w:rPr>
+          <w:t>L</w:t>
+        </w:r>
+        <w:r>
+          <w:rPr>
+            <w:rStyle w:val="Hyperlink"/>
+            <w:rFonts w:ascii="Segoe UI" w:hAnsi="Segoe UI" w:cs="Segoe UI"/>
+            <w:color w:val="0969DA"/>
+          </w:rPr>
+          <w:t>s</w:t>
         </w:r>
       </w:hyperlink>
     </w:p>
@@ -21327,7 +20737,7 @@
       <w:bookmarkEnd w:id="8"/>
     </w:p>
     <w:sectPr>
-      <w:footerReference w:type="default" r:id="rId65"/>
+      <w:footerReference w:type="default" r:id="rId67"/>
       <w:pgSz w:w="11906" w:h="16838"/>
       <w:pgMar w:top="1417" w:right="1701" w:bottom="1417" w:left="1701" w:header="708" w:footer="708" w:gutter="0"/>
       <w:pgNumType w:start="1"/>
@@ -21669,17 +21079,8 @@
                               <w:b/>
                               <w:color w:val="000000"/>
                             </w:rPr>
-                            <w:t xml:space="preserve">Agente </w:t>
+                            <w:t>Agente NFe</w:t>
                           </w:r>
-                          <w:proofErr w:type="spellStart"/>
-                          <w:r>
-                            <w:rPr>
-                              <w:b/>
-                              <w:color w:val="000000"/>
-                            </w:rPr>
-                            <w:t>NFe</w:t>
-                          </w:r>
-                          <w:proofErr w:type="spellEnd"/>
                           <w:r>
                             <w:rPr>
                               <w:b/>
@@ -21721,17 +21122,8 @@
                         <w:b/>
                         <w:color w:val="000000"/>
                       </w:rPr>
-                      <w:t xml:space="preserve">Agente </w:t>
+                      <w:t>Agente NFe</w:t>
                     </w:r>
-                    <w:proofErr w:type="spellStart"/>
-                    <w:r>
-                      <w:rPr>
-                        <w:b/>
-                        <w:color w:val="000000"/>
-                      </w:rPr>
-                      <w:t>NFe</w:t>
-                    </w:r>
-                    <w:proofErr w:type="spellEnd"/>
                     <w:r>
                       <w:rPr>
                         <w:b/>
@@ -28264,7 +27656,7 @@
   <w:style w:type="paragraph" w:default="1" w:styleId="Normal">
     <w:name w:val="Normal"/>
     <w:qFormat/>
-    <w:rsid w:val="00FD6CFE"/>
+    <w:rsid w:val="0076236D"/>
   </w:style>
   <w:style w:type="paragraph" w:styleId="Ttulo1">
     <w:name w:val="heading 1"/>

--- a/Desafio 2 - Projeto - 11062025/Versões Relatório/Grupo_01_Proposta_de_Projeto v4.docx
+++ b/Desafio 2 - Projeto - 11062025/Versões Relatório/Grupo_01_Proposta_de_Projeto v4.docx
@@ -889,7 +889,15 @@
         <w:jc w:val="both"/>
       </w:pPr>
       <w:r>
-        <w:t>Profissionais e empresas da área de contabilidade, finanças e tecnologia, especialmente aqueles envolvidos com automação de processos fiscais, compliance tributário e extração de dados de documentos fiscais (como notas fiscais eletrônicas).</w:t>
+        <w:t xml:space="preserve">Profissionais e empresas da área de contabilidade, finanças e tecnologia, especialmente aqueles envolvidos com automação de processos fiscais, </w:t>
+      </w:r>
+      <w:proofErr w:type="spellStart"/>
+      <w:r>
+        <w:t>compliance</w:t>
+      </w:r>
+      <w:proofErr w:type="spellEnd"/>
+      <w:r>
+        <w:t xml:space="preserve"> tributário e extração de dados de documentos fiscais (como notas fiscais eletrônicas).</w:t>
       </w:r>
     </w:p>
     <w:p>
@@ -984,26 +992,54 @@
         <w:jc w:val="both"/>
       </w:pPr>
       <w:r>
-        <w:t>Como profissional da área de contabilidade, finanças ou tecnologia, eu quero uma solução capaz de capturar e extrair automaticamente os dados de documentos fiscais (Ex: NF-e), para que eu possa obter essas informações de forma rápida, precisa e organizada, reduzindo erros manuais e otimizando meus processos operacionais.</w:t>
-      </w:r>
-    </w:p>
-    <w:p>
-      <w:pPr>
-        <w:spacing w:before="360" w:after="80"/>
-        <w:ind w:firstLine="720"/>
-        <w:jc w:val="both"/>
-        <w:rPr>
-          <w:b/>
+        <w:t>Como profissional da área de contabilidade, finanças ou tecnologia, eu quero uma solução capaz de capturar e extrair automaticamente os dados de documentos fiscais (</w:t>
+      </w:r>
+      <w:proofErr w:type="spellStart"/>
+      <w:r>
+        <w:t>Ex</w:t>
+      </w:r>
+      <w:proofErr w:type="spellEnd"/>
+      <w:r>
+        <w:t>: NF-e), para que eu possa obter essas informações de forma rápida, precisa e organizada, reduzindo erros manuais e otimizando meus processos operacionais.</w:t>
+      </w:r>
+    </w:p>
+    <w:p>
+      <w:pPr>
+        <w:spacing w:after="0" w:line="240" w:lineRule="auto"/>
+        <w:rPr>
+          <w:color w:val="2F5496"/>
+          <w:sz w:val="27"/>
+          <w:szCs w:val="27"/>
         </w:rPr>
       </w:pPr>
       <w:bookmarkStart w:id="2" w:name="_heading=h.vi2n2yipb4sr" w:colFirst="0" w:colLast="0"/>
       <w:bookmarkEnd w:id="2"/>
       <w:r>
         <w:rPr>
-          <w:b/>
+          <w:color w:val="2F5496"/>
+          <w:sz w:val="27"/>
+          <w:szCs w:val="27"/>
+        </w:rPr>
+        <w:t xml:space="preserve">4.1 </w:t>
+      </w:r>
+      <w:r>
+        <w:rPr>
+          <w:color w:val="2F5496"/>
+          <w:sz w:val="27"/>
+          <w:szCs w:val="27"/>
         </w:rPr>
         <w:t>Critérios de Aceitação:</w:t>
       </w:r>
+    </w:p>
+    <w:p>
+      <w:pPr>
+        <w:spacing w:after="0" w:line="240" w:lineRule="auto"/>
+        <w:rPr>
+          <w:color w:val="2F5496"/>
+          <w:sz w:val="27"/>
+          <w:szCs w:val="27"/>
+        </w:rPr>
+      </w:pPr>
     </w:p>
     <w:p>
       <w:pPr>
@@ -1077,17 +1113,35 @@
     </w:p>
     <w:p>
       <w:pPr>
-        <w:spacing w:before="360" w:after="80"/>
+        <w:spacing w:after="120" w:line="264" w:lineRule="auto"/>
+        <w:ind w:left="714"/>
         <w:jc w:val="both"/>
-        <w:rPr>
-          <w:b/>
+      </w:pPr>
+    </w:p>
+    <w:p>
+      <w:pPr>
+        <w:spacing w:after="0" w:line="240" w:lineRule="auto"/>
+        <w:rPr>
+          <w:color w:val="2F5496"/>
+          <w:sz w:val="27"/>
+          <w:szCs w:val="27"/>
         </w:rPr>
       </w:pPr>
       <w:bookmarkStart w:id="3" w:name="_heading=h.xwltn5k9quyq" w:colFirst="0" w:colLast="0"/>
       <w:bookmarkEnd w:id="3"/>
       <w:r>
         <w:rPr>
-          <w:b/>
+          <w:color w:val="2F5496"/>
+          <w:sz w:val="27"/>
+          <w:szCs w:val="27"/>
+        </w:rPr>
+        <w:t xml:space="preserve">4.2 </w:t>
+      </w:r>
+      <w:r>
+        <w:rPr>
+          <w:color w:val="2F5496"/>
+          <w:sz w:val="27"/>
+          <w:szCs w:val="27"/>
         </w:rPr>
         <w:t>Objetivo do Negócio:</w:t>
       </w:r>
@@ -1446,7 +1500,23 @@
         <w:t>Agente 3 (Resposta e Interação):</w:t>
       </w:r>
       <w:r>
-        <w:t xml:space="preserve"> Acessa um Large Language Model (LLM) e, utilizando os dados da Base de Conhecimento, responde às perguntas dos usuários sobre as informações fiscais.</w:t>
+        <w:t xml:space="preserve"> Acessa um </w:t>
+      </w:r>
+      <w:proofErr w:type="spellStart"/>
+      <w:r>
+        <w:t>Large</w:t>
+      </w:r>
+      <w:proofErr w:type="spellEnd"/>
+      <w:r>
+        <w:t xml:space="preserve"> </w:t>
+      </w:r>
+      <w:proofErr w:type="spellStart"/>
+      <w:r>
+        <w:t>Language</w:t>
+      </w:r>
+      <w:proofErr w:type="spellEnd"/>
+      <w:r>
+        <w:t xml:space="preserve"> Model (LLM) e, utilizando os dados da Base de Conhecimento, responde às perguntas dos usuários sobre as informações fiscais.</w:t>
       </w:r>
     </w:p>
     <w:p>
@@ -1548,7 +1618,15 @@
         <w:ind w:firstLine="720"/>
       </w:pPr>
       <w:r>
-        <w:t>O sistema será desenvolvido seguindo uma arquitetura multi-agente composta por três agentes especializados:</w:t>
+        <w:t xml:space="preserve">O sistema será desenvolvido seguindo uma arquitetura </w:t>
+      </w:r>
+      <w:proofErr w:type="spellStart"/>
+      <w:r>
+        <w:t>multi-agente</w:t>
+      </w:r>
+      <w:proofErr w:type="spellEnd"/>
+      <w:r>
+        <w:t xml:space="preserve"> composta por três agentes especializados:</w:t>
       </w:r>
     </w:p>
     <w:p>
@@ -1575,7 +1653,15 @@
         <w:spacing w:after="0" w:line="240" w:lineRule="auto"/>
       </w:pPr>
       <w:r>
-        <w:t>Responsabilidade: Obter e pré-processar documentos fiscais</w:t>
+        <w:t xml:space="preserve">Responsabilidade: Obter e </w:t>
+      </w:r>
+      <w:proofErr w:type="spellStart"/>
+      <w:r>
+        <w:t>pré</w:t>
+      </w:r>
+      <w:proofErr w:type="spellEnd"/>
+      <w:r>
+        <w:t>-processar documentos fiscais</w:t>
       </w:r>
     </w:p>
     <w:p>
@@ -1598,8 +1684,21 @@
         <w:t>Interface para upload manual de arquivos (PDF, imagens</w:t>
       </w:r>
       <w:r>
-        <w:t>, CSVs e XMLs</w:t>
-      </w:r>
+        <w:t xml:space="preserve">, </w:t>
+      </w:r>
+      <w:proofErr w:type="spellStart"/>
+      <w:r>
+        <w:t>CSVs</w:t>
+      </w:r>
+      <w:proofErr w:type="spellEnd"/>
+      <w:r>
+        <w:t xml:space="preserve"> e </w:t>
+      </w:r>
+      <w:proofErr w:type="spellStart"/>
+      <w:r>
+        <w:t>XMLs</w:t>
+      </w:r>
+      <w:proofErr w:type="spellEnd"/>
       <w:r>
         <w:t>)</w:t>
       </w:r>
@@ -1743,7 +1842,15 @@
         <w:spacing w:after="0" w:line="240" w:lineRule="auto"/>
       </w:pPr>
       <w:r>
-        <w:t>Integração com LLMs para consultas em linguagem natural</w:t>
+        <w:t xml:space="preserve">Integração com </w:t>
+      </w:r>
+      <w:proofErr w:type="spellStart"/>
+      <w:r>
+        <w:t>LLMs</w:t>
+      </w:r>
+      <w:proofErr w:type="spellEnd"/>
+      <w:r>
+        <w:t xml:space="preserve"> para consultas em linguagem natural</w:t>
       </w:r>
     </w:p>
     <w:p>
@@ -1846,8 +1953,16 @@
           <w:b/>
         </w:rPr>
         <w:lastRenderedPageBreak/>
-        <w:t>Armazenamento e Acesso a LLMs</w:t>
-      </w:r>
+        <w:t xml:space="preserve">Armazenamento e Acesso a </w:t>
+      </w:r>
+      <w:proofErr w:type="spellStart"/>
+      <w:r>
+        <w:rPr>
+          <w:b/>
+        </w:rPr>
+        <w:t>LLMs</w:t>
+      </w:r>
+      <w:proofErr w:type="spellEnd"/>
       <w:r>
         <w:rPr>
           <w:i/>
@@ -1865,7 +1980,15 @@
         <w:spacing w:after="0" w:line="240" w:lineRule="auto"/>
       </w:pPr>
       <w:r>
-        <w:t>Banco de dados SQLite para documentos processados</w:t>
+        <w:t xml:space="preserve">Banco de dados </w:t>
+      </w:r>
+      <w:proofErr w:type="spellStart"/>
+      <w:r>
+        <w:t>SQLite</w:t>
+      </w:r>
+      <w:proofErr w:type="spellEnd"/>
+      <w:r>
+        <w:t xml:space="preserve"> para documentos processados</w:t>
       </w:r>
     </w:p>
     <w:p>
@@ -1878,7 +2001,15 @@
         <w:spacing w:after="0" w:line="240" w:lineRule="auto"/>
       </w:pPr>
       <w:r>
-        <w:t>Integração com APIs de LLMs (</w:t>
+        <w:t xml:space="preserve">Integração com APIs de </w:t>
+      </w:r>
+      <w:proofErr w:type="spellStart"/>
+      <w:r>
+        <w:t>LLMs</w:t>
+      </w:r>
+      <w:proofErr w:type="spellEnd"/>
+      <w:r>
+        <w:t xml:space="preserve"> (</w:t>
       </w:r>
       <w:hyperlink r:id="rId18" w:history="1">
         <w:r>
@@ -1967,11 +2098,19 @@
       <w:pPr>
         <w:spacing w:after="0" w:line="240" w:lineRule="auto"/>
       </w:pPr>
+      <w:proofErr w:type="spellStart"/>
       <w:r>
         <w:rPr>
           <w:b/>
         </w:rPr>
-        <w:t>Backend e Processamento</w:t>
+        <w:t>Backend</w:t>
+      </w:r>
+      <w:proofErr w:type="spellEnd"/>
+      <w:r>
+        <w:rPr>
+          <w:b/>
+        </w:rPr>
+        <w:t xml:space="preserve"> e Processamento</w:t>
       </w:r>
     </w:p>
     <w:p>
@@ -2005,9 +2144,19 @@
         </w:numPr>
         <w:spacing w:after="0" w:line="240" w:lineRule="auto"/>
       </w:pPr>
-      <w:r>
-        <w:t>Langchain como biblioteca de interação com as LLMs</w:t>
-      </w:r>
+      <w:proofErr w:type="spellStart"/>
+      <w:r>
+        <w:t>Langchain</w:t>
+      </w:r>
+      <w:proofErr w:type="spellEnd"/>
+      <w:r>
+        <w:t xml:space="preserve"> como biblioteca de interação com as </w:t>
+      </w:r>
+      <w:proofErr w:type="spellStart"/>
+      <w:r>
+        <w:t>LLMs</w:t>
+      </w:r>
+      <w:proofErr w:type="spellEnd"/>
     </w:p>
     <w:p>
       <w:pPr>
@@ -2018,9 +2167,11 @@
         </w:numPr>
         <w:spacing w:after="0" w:line="240" w:lineRule="auto"/>
       </w:pPr>
+      <w:proofErr w:type="spellStart"/>
       <w:r>
         <w:t>SQLite</w:t>
       </w:r>
+      <w:proofErr w:type="spellEnd"/>
       <w:r>
         <w:rPr>
           <w:b/>
@@ -2056,8 +2207,13 @@
         </w:numPr>
         <w:spacing w:after="0" w:line="240" w:lineRule="auto"/>
       </w:pPr>
-      <w:r>
-        <w:t>Tesseract OCR</w:t>
+      <w:proofErr w:type="spellStart"/>
+      <w:r>
+        <w:t>Tesseract</w:t>
+      </w:r>
+      <w:proofErr w:type="spellEnd"/>
+      <w:r>
+        <w:t xml:space="preserve"> OCR</w:t>
       </w:r>
       <w:r>
         <w:rPr>
@@ -2066,7 +2222,15 @@
         <w:t xml:space="preserve"> </w:t>
       </w:r>
       <w:r>
-        <w:t>+ OpenCV para reconhecimento de texto</w:t>
+        <w:t xml:space="preserve">+ </w:t>
+      </w:r>
+      <w:proofErr w:type="spellStart"/>
+      <w:r>
+        <w:t>OpenCV</w:t>
+      </w:r>
+      <w:proofErr w:type="spellEnd"/>
+      <w:r>
+        <w:t xml:space="preserve"> para reconhecimento de texto</w:t>
       </w:r>
     </w:p>
     <w:p>
@@ -2106,11 +2270,19 @@
       <w:pPr>
         <w:spacing w:after="0" w:line="240" w:lineRule="auto"/>
       </w:pPr>
+      <w:proofErr w:type="spellStart"/>
       <w:r>
         <w:rPr>
           <w:b/>
         </w:rPr>
-        <w:t>Frontend e Interface</w:t>
+        <w:t>Frontend</w:t>
+      </w:r>
+      <w:proofErr w:type="spellEnd"/>
+      <w:r>
+        <w:rPr>
+          <w:b/>
+        </w:rPr>
+        <w:t xml:space="preserve"> e Interface</w:t>
       </w:r>
     </w:p>
     <w:p>
@@ -2126,6 +2298,7 @@
           <w:szCs w:val="23"/>
         </w:rPr>
       </w:pPr>
+      <w:proofErr w:type="spellStart"/>
       <w:r>
         <w:rPr>
           <w:sz w:val="23"/>
@@ -2133,6 +2306,7 @@
         </w:rPr>
         <w:t>Streamlit</w:t>
       </w:r>
+      <w:proofErr w:type="spellEnd"/>
     </w:p>
     <w:p>
       <w:pPr>
@@ -2207,7 +2381,15 @@
         <w:t xml:space="preserve">de Demo </w:t>
       </w:r>
       <w:r>
-        <w:t>via site Streamlit Cloud Community (</w:t>
+        <w:t xml:space="preserve">via site </w:t>
+      </w:r>
+      <w:proofErr w:type="spellStart"/>
+      <w:r>
+        <w:t>Streamlit</w:t>
+      </w:r>
+      <w:proofErr w:type="spellEnd"/>
+      <w:r>
+        <w:t xml:space="preserve"> Cloud Community (</w:t>
       </w:r>
       <w:hyperlink r:id="rId20" w:history="1">
         <w:r>
@@ -2449,31 +2631,23 @@
         </w:pBdr>
         <w:spacing w:after="0" w:line="240" w:lineRule="auto"/>
         <w:rPr>
-          <w:b/>
-          <w:bCs/>
           <w:color w:val="000000"/>
         </w:rPr>
       </w:pPr>
       <w:r>
         <w:rPr>
-          <w:b/>
-          <w:bCs/>
           <w:color w:val="000000"/>
         </w:rPr>
         <w:t>Validação com conjunto de documentos de teste</w:t>
       </w:r>
       <w:r>
         <w:rPr>
-          <w:b/>
-          <w:bCs/>
           <w:color w:val="000000"/>
         </w:rPr>
         <w:t xml:space="preserve"> (Fazer</w:t>
       </w:r>
       <w:r>
         <w:rPr>
-          <w:b/>
-          <w:bCs/>
           <w:color w:val="000000"/>
         </w:rPr>
         <w:t xml:space="preserve">. Pode utilizar os documentos do </w:t>
@@ -2482,16 +2656,12 @@
         <w:r>
           <w:rPr>
             <w:rStyle w:val="Hyperlink"/>
-            <w:b/>
-            <w:bCs/>
           </w:rPr>
           <w:t>Demo</w:t>
         </w:r>
       </w:hyperlink>
       <w:r>
         <w:rPr>
-          <w:b/>
-          <w:bCs/>
           <w:color w:val="000000"/>
         </w:rPr>
         <w:t>)</w:t>
@@ -2512,26 +2682,20 @@
         </w:pBdr>
         <w:spacing w:after="0" w:line="240" w:lineRule="auto"/>
         <w:rPr>
-          <w:b/>
-          <w:bCs/>
           <w:color w:val="000000"/>
         </w:rPr>
       </w:pPr>
       <w:r>
         <w:rPr>
-          <w:b/>
-          <w:bCs/>
           <w:color w:val="000000"/>
         </w:rPr>
         <w:t>Ajustes de precisão e correção de bugs</w:t>
       </w:r>
       <w:r>
         <w:rPr>
-          <w:b/>
-          <w:bCs/>
           <w:color w:val="000000"/>
         </w:rPr>
-        <w:t xml:space="preserve"> (Fazer)</w:t>
+        <w:t xml:space="preserve"> </w:t>
       </w:r>
     </w:p>
     <w:p>
@@ -2615,26 +2779,20 @@
         </w:pBdr>
         <w:spacing w:after="0" w:line="240" w:lineRule="auto"/>
         <w:rPr>
-          <w:b/>
-          <w:bCs/>
           <w:color w:val="000000"/>
         </w:rPr>
       </w:pPr>
       <w:r>
         <w:rPr>
-          <w:b/>
-          <w:bCs/>
           <w:color w:val="000000"/>
         </w:rPr>
         <w:t>Apresentação de métricas de precisão alcançadas</w:t>
       </w:r>
       <w:r>
         <w:rPr>
-          <w:b/>
-          <w:bCs/>
           <w:color w:val="000000"/>
         </w:rPr>
-        <w:t xml:space="preserve"> (Fazer)</w:t>
+        <w:t xml:space="preserve"> </w:t>
       </w:r>
     </w:p>
     <w:p>
@@ -2652,38 +2810,64 @@
         </w:pBdr>
         <w:spacing w:after="0" w:line="240" w:lineRule="auto"/>
         <w:rPr>
+          <w:color w:val="000000"/>
+        </w:rPr>
+      </w:pPr>
+      <w:r>
+        <w:rPr>
+          <w:color w:val="000000"/>
+        </w:rPr>
+        <w:lastRenderedPageBreak/>
+        <w:t>Planejamento de melhorias</w:t>
+      </w:r>
+      <w:r>
+        <w:rPr>
+          <w:color w:val="000000"/>
+        </w:rPr>
+        <w:t xml:space="preserve"> </w:t>
+      </w:r>
+    </w:p>
+    <w:p>
+      <w:pPr>
+        <w:pBdr>
+          <w:top w:val="nil"/>
+          <w:left w:val="nil"/>
+          <w:bottom w:val="nil"/>
+          <w:right w:val="nil"/>
+          <w:between w:val="nil"/>
+        </w:pBdr>
+        <w:spacing w:after="0" w:line="240" w:lineRule="auto"/>
+        <w:ind w:left="720"/>
+        <w:rPr>
           <w:b/>
           <w:bCs/>
           <w:color w:val="000000"/>
         </w:rPr>
       </w:pPr>
+    </w:p>
+    <w:p>
+      <w:pPr>
+        <w:spacing w:after="0" w:line="240" w:lineRule="auto"/>
+      </w:pPr>
       <w:r>
         <w:rPr>
           <w:b/>
-          <w:bCs/>
-          <w:color w:val="000000"/>
-        </w:rPr>
-        <w:lastRenderedPageBreak/>
-        <w:t>Planejamento de melhorias</w:t>
-      </w:r>
+        </w:rPr>
+        <w:t xml:space="preserve">Fase 5: Interface – Agente 1 + </w:t>
+      </w:r>
+      <w:proofErr w:type="spellStart"/>
       <w:r>
         <w:rPr>
           <w:b/>
-          <w:bCs/>
-          <w:color w:val="000000"/>
-        </w:rPr>
-        <w:t xml:space="preserve"> (Podemos ver o que a IA responde e avaliar a viabilidade)</w:t>
-      </w:r>
-    </w:p>
-    <w:p>
-      <w:pPr>
-        <w:spacing w:after="0" w:line="240" w:lineRule="auto"/>
-      </w:pPr>
+        </w:rPr>
+        <w:t>Frontend</w:t>
+      </w:r>
+      <w:proofErr w:type="spellEnd"/>
       <w:r>
         <w:rPr>
           <w:b/>
         </w:rPr>
-        <w:t>Fase 5: Interface – Agente 1 + Frontend – Segunda Apresentação</w:t>
+        <w:t xml:space="preserve"> – Segunda Apresentação</w:t>
       </w:r>
     </w:p>
     <w:p>
@@ -2856,11 +3040,19 @@
           <w:color w:val="000000"/>
         </w:rPr>
       </w:pPr>
+      <w:proofErr w:type="spellStart"/>
       <w:r>
         <w:rPr>
           <w:color w:val="000000"/>
         </w:rPr>
-        <w:t>Roadmap para desenvolvimento futuro</w:t>
+        <w:t>Roadmap</w:t>
+      </w:r>
+      <w:proofErr w:type="spellEnd"/>
+      <w:r>
+        <w:rPr>
+          <w:color w:val="000000"/>
+        </w:rPr>
+        <w:t xml:space="preserve"> para desenvolvimento futuro</w:t>
       </w:r>
     </w:p>
     <w:p>
@@ -2969,27 +3161,23 @@
         </w:pBdr>
         <w:spacing w:after="0" w:line="240" w:lineRule="auto"/>
         <w:rPr>
-          <w:b/>
-          <w:bCs/>
           <w:color w:val="000000"/>
         </w:rPr>
       </w:pPr>
       <w:r>
         <w:rPr>
-          <w:b/>
-          <w:bCs/>
           <w:color w:val="000000"/>
         </w:rPr>
-        <w:t>Validação de compliance</w:t>
-      </w:r>
-      <w:r>
-        <w:rPr>
-          <w:b/>
-          <w:bCs/>
+        <w:t xml:space="preserve">Validação de </w:t>
+      </w:r>
+      <w:proofErr w:type="spellStart"/>
+      <w:r>
+        <w:rPr>
           <w:color w:val="000000"/>
         </w:rPr>
-        <w:t xml:space="preserve"> (Fazer)</w:t>
-      </w:r>
+        <w:t>compliance</w:t>
+      </w:r>
+      <w:proofErr w:type="spellEnd"/>
     </w:p>
     <w:p>
       <w:pPr>
@@ -3072,26 +3260,14 @@
         </w:pBdr>
         <w:spacing w:after="0" w:line="240" w:lineRule="auto"/>
         <w:rPr>
-          <w:b/>
-          <w:bCs/>
           <w:color w:val="000000"/>
         </w:rPr>
       </w:pPr>
       <w:r>
         <w:rPr>
-          <w:b/>
-          <w:bCs/>
           <w:color w:val="000000"/>
         </w:rPr>
         <w:t>Demonstração de impacto e resultados</w:t>
-      </w:r>
-      <w:r>
-        <w:rPr>
-          <w:b/>
-          <w:bCs/>
-          <w:color w:val="000000"/>
-        </w:rPr>
-        <w:t xml:space="preserve"> (Fazer)</w:t>
       </w:r>
     </w:p>
     <w:p>
@@ -3555,8 +3731,13 @@
         </w:rPr>
         <w:t xml:space="preserve">Desafio 3: </w:t>
       </w:r>
-      <w:r>
-        <w:t>Compliance Legal</w:t>
+      <w:proofErr w:type="spellStart"/>
+      <w:r>
+        <w:t>Compliance</w:t>
+      </w:r>
+      <w:proofErr w:type="spellEnd"/>
+      <w:r>
+        <w:t xml:space="preserve"> Legal</w:t>
       </w:r>
     </w:p>
     <w:p>
@@ -3574,7 +3755,15 @@
       <w:bookmarkStart w:id="6" w:name="_heading=h.d8qef614nhg" w:colFirst="0" w:colLast="0"/>
       <w:bookmarkEnd w:id="6"/>
       <w:r>
-        <w:t>Solução: A referência utilizada foi a documentação de Notas Técnicas, Manual de Orientação do Contribuinte e Schemas XSD.</w:t>
+        <w:t xml:space="preserve">Solução: A referência utilizada foi a documentação de Notas Técnicas, Manual de Orientação do Contribuinte e </w:t>
+      </w:r>
+      <w:proofErr w:type="spellStart"/>
+      <w:r>
+        <w:t>Schemas</w:t>
+      </w:r>
+      <w:proofErr w:type="spellEnd"/>
+      <w:r>
+        <w:t xml:space="preserve"> XSD.</w:t>
       </w:r>
     </w:p>
     <w:p>
@@ -3835,7 +4024,23 @@
                 <w:b/>
                 <w:color w:val="FFFFFF"/>
               </w:rPr>
-              <w:t>09/06 à 17/07</w:t>
+              <w:t xml:space="preserve">09/06 </w:t>
+            </w:r>
+            <w:proofErr w:type="gramStart"/>
+            <w:r>
+              <w:rPr>
+                <w:b/>
+                <w:color w:val="FFFFFF"/>
+              </w:rPr>
+              <w:t>à</w:t>
+            </w:r>
+            <w:proofErr w:type="gramEnd"/>
+            <w:r>
+              <w:rPr>
+                <w:b/>
+                <w:color w:val="FFFFFF"/>
+              </w:rPr>
+              <w:t xml:space="preserve"> 17/07</w:t>
             </w:r>
           </w:p>
         </w:tc>
@@ -3957,7 +4162,21 @@
               <w:rPr>
                 <w:color w:val="000000"/>
               </w:rPr>
-              <w:t>09/06 à 16/06</w:t>
+              <w:t xml:space="preserve">09/06 </w:t>
+            </w:r>
+            <w:proofErr w:type="gramStart"/>
+            <w:r>
+              <w:rPr>
+                <w:color w:val="000000"/>
+              </w:rPr>
+              <w:t>à</w:t>
+            </w:r>
+            <w:proofErr w:type="gramEnd"/>
+            <w:r>
+              <w:rPr>
+                <w:color w:val="000000"/>
+              </w:rPr>
+              <w:t xml:space="preserve"> 16/06</w:t>
             </w:r>
           </w:p>
         </w:tc>
@@ -4101,7 +4320,21 @@
               <w:rPr>
                 <w:color w:val="000000"/>
               </w:rPr>
-              <w:t>17/06 à 01/07</w:t>
+              <w:t xml:space="preserve">17/06 </w:t>
+            </w:r>
+            <w:proofErr w:type="gramStart"/>
+            <w:r>
+              <w:rPr>
+                <w:color w:val="000000"/>
+              </w:rPr>
+              <w:t>à</w:t>
+            </w:r>
+            <w:proofErr w:type="gramEnd"/>
+            <w:r>
+              <w:rPr>
+                <w:color w:val="000000"/>
+              </w:rPr>
+              <w:t xml:space="preserve"> 01/07</w:t>
             </w:r>
           </w:p>
         </w:tc>
@@ -4273,7 +4506,21 @@
               <w:rPr>
                 <w:color w:val="000000"/>
               </w:rPr>
-              <w:t>02/07 à 10/07</w:t>
+              <w:t xml:space="preserve">02/07 </w:t>
+            </w:r>
+            <w:proofErr w:type="gramStart"/>
+            <w:r>
+              <w:rPr>
+                <w:color w:val="000000"/>
+              </w:rPr>
+              <w:t>à</w:t>
+            </w:r>
+            <w:proofErr w:type="gramEnd"/>
+            <w:r>
+              <w:rPr>
+                <w:color w:val="000000"/>
+              </w:rPr>
+              <w:t xml:space="preserve"> 10/07</w:t>
             </w:r>
           </w:p>
         </w:tc>
@@ -4403,7 +4650,21 @@
               <w:rPr>
                 <w:color w:val="000000"/>
               </w:rPr>
-              <w:t>11/07 à 17/07</w:t>
+              <w:t xml:space="preserve">11/07 </w:t>
+            </w:r>
+            <w:proofErr w:type="gramStart"/>
+            <w:r>
+              <w:rPr>
+                <w:color w:val="000000"/>
+              </w:rPr>
+              <w:t>à</w:t>
+            </w:r>
+            <w:proofErr w:type="gramEnd"/>
+            <w:r>
+              <w:rPr>
+                <w:color w:val="000000"/>
+              </w:rPr>
+              <w:t xml:space="preserve"> 17/07</w:t>
             </w:r>
           </w:p>
         </w:tc>
@@ -4526,7 +4787,23 @@
                 <w:b/>
                 <w:color w:val="FFFFFF"/>
               </w:rPr>
-              <w:t>18/07 à 14/08</w:t>
+              <w:t xml:space="preserve">18/07 </w:t>
+            </w:r>
+            <w:proofErr w:type="gramStart"/>
+            <w:r>
+              <w:rPr>
+                <w:b/>
+                <w:color w:val="FFFFFF"/>
+              </w:rPr>
+              <w:t>à</w:t>
+            </w:r>
+            <w:proofErr w:type="gramEnd"/>
+            <w:r>
+              <w:rPr>
+                <w:b/>
+                <w:color w:val="FFFFFF"/>
+              </w:rPr>
+              <w:t xml:space="preserve"> 14/08</w:t>
             </w:r>
           </w:p>
         </w:tc>
@@ -4588,8 +4865,17 @@
                 <w:b/>
                 <w:color w:val="000000"/>
               </w:rPr>
-              <w:t>Interface - Agente 1 + Frontend</w:t>
-            </w:r>
+              <w:t xml:space="preserve">Interface - Agente 1 + </w:t>
+            </w:r>
+            <w:proofErr w:type="spellStart"/>
+            <w:r>
+              <w:rPr>
+                <w:b/>
+                <w:color w:val="000000"/>
+              </w:rPr>
+              <w:t>Frontend</w:t>
+            </w:r>
+            <w:proofErr w:type="spellEnd"/>
             <w:r>
               <w:rPr>
                 <w:color w:val="000000"/>
@@ -4643,7 +4929,21 @@
               <w:rPr>
                 <w:color w:val="000000"/>
               </w:rPr>
-              <w:t>18/07 à 31/07</w:t>
+              <w:t xml:space="preserve">18/07 </w:t>
+            </w:r>
+            <w:proofErr w:type="gramStart"/>
+            <w:r>
+              <w:rPr>
+                <w:color w:val="000000"/>
+              </w:rPr>
+              <w:t>à</w:t>
+            </w:r>
+            <w:proofErr w:type="gramEnd"/>
+            <w:r>
+              <w:rPr>
+                <w:color w:val="000000"/>
+              </w:rPr>
+              <w:t xml:space="preserve"> 31/07</w:t>
             </w:r>
           </w:p>
         </w:tc>
@@ -4752,7 +5052,21 @@
                 <w:color w:val="000000"/>
               </w:rPr>
               <w:br/>
-              <w:t>- Roadmap futuro</w:t>
+              <w:t xml:space="preserve">- </w:t>
+            </w:r>
+            <w:proofErr w:type="spellStart"/>
+            <w:r>
+              <w:rPr>
+                <w:color w:val="000000"/>
+              </w:rPr>
+              <w:t>Roadmap</w:t>
+            </w:r>
+            <w:proofErr w:type="spellEnd"/>
+            <w:r>
+              <w:rPr>
+                <w:color w:val="000000"/>
+              </w:rPr>
+              <w:t xml:space="preserve"> futuro</w:t>
             </w:r>
           </w:p>
         </w:tc>
@@ -4780,7 +5094,21 @@
               <w:rPr>
                 <w:color w:val="000000"/>
               </w:rPr>
-              <w:t>01/08 à 14/08</w:t>
+              <w:t xml:space="preserve">01/08 </w:t>
+            </w:r>
+            <w:proofErr w:type="gramStart"/>
+            <w:r>
+              <w:rPr>
+                <w:color w:val="000000"/>
+              </w:rPr>
+              <w:t>à</w:t>
+            </w:r>
+            <w:proofErr w:type="gramEnd"/>
+            <w:r>
+              <w:rPr>
+                <w:color w:val="000000"/>
+              </w:rPr>
+              <w:t xml:space="preserve"> 14/08</w:t>
             </w:r>
           </w:p>
         </w:tc>
@@ -4903,7 +5231,23 @@
                 <w:b/>
                 <w:color w:val="FFFFFF"/>
               </w:rPr>
-              <w:t>15/08 à 04/09</w:t>
+              <w:t xml:space="preserve">15/08 </w:t>
+            </w:r>
+            <w:proofErr w:type="gramStart"/>
+            <w:r>
+              <w:rPr>
+                <w:b/>
+                <w:color w:val="FFFFFF"/>
+              </w:rPr>
+              <w:t>à</w:t>
+            </w:r>
+            <w:proofErr w:type="gramEnd"/>
+            <w:r>
+              <w:rPr>
+                <w:b/>
+                <w:color w:val="FFFFFF"/>
+              </w:rPr>
+              <w:t xml:space="preserve"> 04/09</w:t>
             </w:r>
           </w:p>
         </w:tc>
@@ -5013,7 +5357,21 @@
               <w:rPr>
                 <w:color w:val="000000"/>
               </w:rPr>
-              <w:t xml:space="preserve"> à </w:t>
+              <w:t xml:space="preserve"> </w:t>
+            </w:r>
+            <w:proofErr w:type="gramStart"/>
+            <w:r>
+              <w:rPr>
+                <w:color w:val="000000"/>
+              </w:rPr>
+              <w:t>à</w:t>
+            </w:r>
+            <w:proofErr w:type="gramEnd"/>
+            <w:r>
+              <w:rPr>
+                <w:color w:val="000000"/>
+              </w:rPr>
+              <w:t xml:space="preserve"> </w:t>
             </w:r>
             <w:r>
               <w:rPr>
@@ -5135,8 +5493,16 @@
                 <w:color w:val="000000"/>
               </w:rPr>
               <w:br/>
-              <w:t>- Correções e otimizações finais                                                                                                                                                                 - Preparação da documentação completa                                                                                 - Validação de compliance</w:t>
-            </w:r>
+              <w:t xml:space="preserve">- Correções e otimizações finais                                                                                                                                                                 - Preparação da documentação completa                                                                                 - Validação de </w:t>
+            </w:r>
+            <w:proofErr w:type="spellStart"/>
+            <w:r>
+              <w:rPr>
+                <w:color w:val="000000"/>
+              </w:rPr>
+              <w:t>compliance</w:t>
+            </w:r>
+            <w:proofErr w:type="spellEnd"/>
           </w:p>
         </w:tc>
         <w:tc>
@@ -5318,7 +5684,21 @@
               <w:rPr>
                 <w:color w:val="000000"/>
               </w:rPr>
-              <w:t xml:space="preserve"> à </w:t>
+              <w:t xml:space="preserve"> </w:t>
+            </w:r>
+            <w:proofErr w:type="gramStart"/>
+            <w:r>
+              <w:rPr>
+                <w:color w:val="000000"/>
+              </w:rPr>
+              <w:t>à</w:t>
+            </w:r>
+            <w:proofErr w:type="gramEnd"/>
+            <w:r>
+              <w:rPr>
+                <w:color w:val="000000"/>
+              </w:rPr>
+              <w:t xml:space="preserve"> </w:t>
             </w:r>
             <w:r>
               <w:rPr>
@@ -5498,7 +5878,23 @@
                 <w:b/>
                 <w:color w:val="FFFFFF"/>
               </w:rPr>
-              <w:t xml:space="preserve"> à </w:t>
+              <w:t xml:space="preserve"> </w:t>
+            </w:r>
+            <w:proofErr w:type="gramStart"/>
+            <w:r>
+              <w:rPr>
+                <w:b/>
+                <w:color w:val="FFFFFF"/>
+              </w:rPr>
+              <w:t>à</w:t>
+            </w:r>
+            <w:proofErr w:type="gramEnd"/>
+            <w:r>
+              <w:rPr>
+                <w:b/>
+                <w:color w:val="FFFFFF"/>
+              </w:rPr>
+              <w:t xml:space="preserve"> </w:t>
             </w:r>
             <w:r>
               <w:rPr>
@@ -5683,7 +6079,6 @@
           <w:sz w:val="36"/>
           <w:szCs w:val="36"/>
         </w:rPr>
-        <w:lastRenderedPageBreak/>
         <w:t>9. Linha do Tempo</w:t>
       </w:r>
     </w:p>
@@ -5707,15 +6102,14 @@
       </w:pPr>
       <w:r>
         <w:rPr>
-          <w:noProof/>
           <w:color w:val="2F5496"/>
           <w:sz w:val="36"/>
           <w:szCs w:val="36"/>
         </w:rPr>
         <w:drawing>
-          <wp:inline distT="0" distB="0" distL="0" distR="0" wp14:anchorId="0E83F6D3" wp14:editId="7C5D754F">
-            <wp:extent cx="5400040" cy="3731895"/>
-            <wp:effectExtent l="0" t="0" r="0" b="1905"/>
+          <wp:inline distT="0" distB="0" distL="0" distR="0" wp14:anchorId="36132264" wp14:editId="05E39BDA">
+            <wp:extent cx="5601784" cy="1548000"/>
+            <wp:effectExtent l="0" t="0" r="0" b="0"/>
             <wp:docPr id="1" name="Imagem 1"/>
             <wp:cNvGraphicFramePr>
               <a:graphicFrameLocks xmlns:a="http://schemas.openxmlformats.org/drawingml/2006/main" noChangeAspect="1"/>
@@ -5736,7 +6130,7 @@
                   <pic:spPr>
                     <a:xfrm>
                       <a:off x="0" y="0"/>
-                      <a:ext cx="5400040" cy="3731895"/>
+                      <a:ext cx="5620977" cy="1553304"/>
                     </a:xfrm>
                     <a:prstGeom prst="rect">
                       <a:avLst/>
@@ -5776,26 +6170,49 @@
     </w:p>
     <w:p>
       <w:pPr>
-        <w:spacing w:before="240"/>
-        <w:rPr>
-          <w:b/>
-        </w:rPr>
-      </w:pPr>
-      <w:r>
-        <w:rPr>
-          <w:b/>
-        </w:rPr>
-        <w:t>RD001: Análise Detalhada de Tipos de Documentos Fiscais Brasileiros</w:t>
-      </w:r>
-      <w:r>
-        <w:t xml:space="preserve"> </w:t>
-      </w:r>
-      <w:r>
-        <w:rPr>
-          <w:b/>
-        </w:rPr>
-        <w:t>:</w:t>
-      </w:r>
+        <w:spacing w:after="0" w:line="240" w:lineRule="auto"/>
+        <w:rPr>
+          <w:color w:val="2F5496"/>
+          <w:sz w:val="27"/>
+          <w:szCs w:val="27"/>
+        </w:rPr>
+      </w:pPr>
+    </w:p>
+    <w:p>
+      <w:pPr>
+        <w:spacing w:after="0" w:line="240" w:lineRule="auto"/>
+        <w:rPr>
+          <w:color w:val="2F5496"/>
+          <w:sz w:val="27"/>
+          <w:szCs w:val="27"/>
+        </w:rPr>
+      </w:pPr>
+      <w:r>
+        <w:rPr>
+          <w:color w:val="2F5496"/>
+          <w:sz w:val="27"/>
+          <w:szCs w:val="27"/>
+        </w:rPr>
+        <w:t xml:space="preserve">10.1 - </w:t>
+      </w:r>
+      <w:r>
+        <w:rPr>
+          <w:color w:val="2F5496"/>
+          <w:sz w:val="27"/>
+          <w:szCs w:val="27"/>
+        </w:rPr>
+        <w:t>RD001: Análise Detalhada de Tipos de Documentos Fiscais Brasileiros:</w:t>
+      </w:r>
+    </w:p>
+    <w:p>
+      <w:pPr>
+        <w:spacing w:after="0" w:line="240" w:lineRule="auto"/>
+        <w:rPr>
+          <w:color w:val="2F5496"/>
+          <w:sz w:val="27"/>
+          <w:szCs w:val="27"/>
+        </w:rPr>
+      </w:pPr>
     </w:p>
     <w:p>
       <w:pPr>
@@ -5804,6 +6221,7 @@
         </w:rPr>
       </w:pPr>
       <w:r>
+        <w:lastRenderedPageBreak/>
         <w:t>O sistema deve ser capaz de processar, no mínimo, os seguintes documentos:</w:t>
       </w:r>
     </w:p>
@@ -5884,7 +6302,21 @@
         <w:rPr>
           <w:b/>
         </w:rPr>
-        <w:t>CT-e (Conhecimento de Transporte Eletrônico):</w:t>
+        <w:t>CT-</w:t>
+      </w:r>
+      <w:proofErr w:type="gramStart"/>
+      <w:r>
+        <w:rPr>
+          <w:b/>
+        </w:rPr>
+        <w:t>e</w:t>
+      </w:r>
+      <w:proofErr w:type="gramEnd"/>
+      <w:r>
+        <w:rPr>
+          <w:b/>
+        </w:rPr>
+        <w:t xml:space="preserve"> (Conhecimento de Transporte Eletrônico):</w:t>
       </w:r>
     </w:p>
     <w:p>
@@ -5902,37 +6334,39 @@
     </w:p>
     <w:p>
       <w:pPr>
-        <w:ind w:left="720"/>
-      </w:pPr>
-    </w:p>
-    <w:p>
-      <w:pPr>
-        <w:ind w:left="720"/>
-      </w:pPr>
-    </w:p>
-    <w:p>
-      <w:pPr>
-        <w:ind w:left="720"/>
-      </w:pPr>
-    </w:p>
-    <w:p>
-      <w:pPr>
-        <w:ind w:left="720"/>
-      </w:pPr>
-    </w:p>
-    <w:p>
-      <w:pPr>
-        <w:rPr>
-          <w:b/>
-        </w:rPr>
-      </w:pPr>
-      <w:r>
-        <w:rPr>
-          <w:b/>
-        </w:rPr>
-        <w:lastRenderedPageBreak/>
+        <w:spacing w:after="0" w:line="240" w:lineRule="auto"/>
+        <w:rPr>
+          <w:color w:val="2F5496"/>
+          <w:sz w:val="27"/>
+          <w:szCs w:val="27"/>
+        </w:rPr>
+      </w:pPr>
+      <w:r>
+        <w:rPr>
+          <w:color w:val="2F5496"/>
+          <w:sz w:val="27"/>
+          <w:szCs w:val="27"/>
+        </w:rPr>
+        <w:t xml:space="preserve">10.2 - </w:t>
+      </w:r>
+      <w:r>
+        <w:rPr>
+          <w:color w:val="2F5496"/>
+          <w:sz w:val="27"/>
+          <w:szCs w:val="27"/>
+        </w:rPr>
         <w:t>RD002: Definição de Campos para Extração.</w:t>
       </w:r>
+    </w:p>
+    <w:p>
+      <w:pPr>
+        <w:spacing w:after="0" w:line="240" w:lineRule="auto"/>
+        <w:rPr>
+          <w:color w:val="2F5496"/>
+          <w:sz w:val="27"/>
+          <w:szCs w:val="27"/>
+        </w:rPr>
+      </w:pPr>
     </w:p>
     <w:p>
       <w:r>
@@ -9221,18 +9655,40 @@
     </w:tbl>
     <w:p>
       <w:pPr>
-        <w:rPr>
-          <w:b/>
-        </w:rPr>
-      </w:pPr>
-    </w:p>
-    <w:p>
-      <w:r>
-        <w:rPr>
-          <w:b/>
+        <w:spacing w:after="0" w:line="240" w:lineRule="auto"/>
+        <w:rPr>
+          <w:color w:val="2F5496"/>
+          <w:sz w:val="27"/>
+          <w:szCs w:val="27"/>
+        </w:rPr>
+      </w:pPr>
+      <w:r>
+        <w:rPr>
+          <w:color w:val="2F5496"/>
+          <w:sz w:val="27"/>
+          <w:szCs w:val="27"/>
+        </w:rPr>
+        <w:lastRenderedPageBreak/>
+        <w:t xml:space="preserve">10.3 - </w:t>
+      </w:r>
+      <w:r>
+        <w:rPr>
+          <w:color w:val="2F5496"/>
+          <w:sz w:val="27"/>
+          <w:szCs w:val="27"/>
         </w:rPr>
         <w:t>RD003: Estudo de Regulamentações Fiscais Aplicáveis</w:t>
       </w:r>
+    </w:p>
+    <w:p>
+      <w:pPr>
+        <w:spacing w:after="0" w:line="240" w:lineRule="auto"/>
+        <w:rPr>
+          <w:color w:val="2F5496"/>
+          <w:sz w:val="27"/>
+          <w:szCs w:val="27"/>
+        </w:rPr>
+      </w:pPr>
     </w:p>
     <w:p>
       <w:pPr>
@@ -9252,7 +9708,23 @@
         <w:t>Legislação Tributária:</w:t>
       </w:r>
       <w:r>
-        <w:t xml:space="preserve"> O sistema não precisa ser um emissor ou validador fiscal, mas o conhecimento das regras (ex: o que é NCM, como o ICMS é calculado) é crucial para a correta extração e categorização dos dados. As referências que serão utilizadas são: Notas Técnicas, Manual de Orientação do Contribuinte e Schemas XSD.</w:t>
+        <w:t xml:space="preserve"> O sistema não precisa ser um emissor ou validador fiscal, mas o conhecimento das regras (</w:t>
+      </w:r>
+      <w:proofErr w:type="spellStart"/>
+      <w:r>
+        <w:t>ex</w:t>
+      </w:r>
+      <w:proofErr w:type="spellEnd"/>
+      <w:r>
+        <w:t xml:space="preserve">: o que é NCM, como o ICMS é calculado) é crucial para a correta extração e categorização dos dados. As referências que serão utilizadas são: Notas Técnicas, Manual de Orientação do Contribuinte e </w:t>
+      </w:r>
+      <w:proofErr w:type="spellStart"/>
+      <w:r>
+        <w:t>Schemas</w:t>
+      </w:r>
+      <w:proofErr w:type="spellEnd"/>
+      <w:r>
+        <w:t xml:space="preserve"> XSD.</w:t>
       </w:r>
       <w:r>
         <w:t xml:space="preserve"> </w:t>
@@ -9264,15 +9736,6 @@
         </w:rPr>
         <w:t>(Antonio irá fazer)</w:t>
       </w:r>
-    </w:p>
-    <w:p>
-      <w:pPr>
-        <w:ind w:left="720"/>
-        <w:rPr>
-          <w:b/>
-          <w:bCs/>
-        </w:rPr>
-      </w:pPr>
     </w:p>
     <w:p>
       <w:pPr>
@@ -9289,23 +9752,54 @@
           <w:sz w:val="36"/>
           <w:szCs w:val="36"/>
         </w:rPr>
-        <w:lastRenderedPageBreak/>
         <w:t>11. Requisitos Funcionais</w:t>
       </w:r>
     </w:p>
     <w:p>
       <w:pPr>
-        <w:spacing w:before="240"/>
-        <w:rPr>
-          <w:b/>
-        </w:rPr>
-      </w:pPr>
-      <w:r>
-        <w:rPr>
-          <w:b/>
+        <w:spacing w:after="0" w:line="240" w:lineRule="auto"/>
+        <w:rPr>
+          <w:color w:val="2F5496"/>
+          <w:sz w:val="27"/>
+          <w:szCs w:val="27"/>
+        </w:rPr>
+      </w:pPr>
+    </w:p>
+    <w:p>
+      <w:pPr>
+        <w:spacing w:after="0" w:line="240" w:lineRule="auto"/>
+        <w:rPr>
+          <w:color w:val="2F5496"/>
+          <w:sz w:val="27"/>
+          <w:szCs w:val="27"/>
+        </w:rPr>
+      </w:pPr>
+      <w:r>
+        <w:rPr>
+          <w:color w:val="2F5496"/>
+          <w:sz w:val="27"/>
+          <w:szCs w:val="27"/>
+        </w:rPr>
+        <w:t xml:space="preserve">11.1 - </w:t>
+      </w:r>
+      <w:r>
+        <w:rPr>
+          <w:color w:val="2F5496"/>
+          <w:sz w:val="27"/>
+          <w:szCs w:val="27"/>
         </w:rPr>
         <w:t>Módulo 1: Captura e Processamento de Documentos</w:t>
       </w:r>
+    </w:p>
+    <w:p>
+      <w:pPr>
+        <w:spacing w:after="0" w:line="240" w:lineRule="auto"/>
+        <w:rPr>
+          <w:color w:val="2F5496"/>
+          <w:sz w:val="27"/>
+          <w:szCs w:val="27"/>
+        </w:rPr>
+      </w:pPr>
     </w:p>
     <w:p>
       <w:r>
@@ -9381,7 +9875,23 @@
           <w:sz w:val="24"/>
           <w:szCs w:val="24"/>
         </w:rPr>
-        <w:t>Deve haver uma fila de processamento visível ao usuário (Ex: "Aguardando", "Processando", "Concluído", "Erro").</w:t>
+        <w:t>Deve haver uma fila de processamento visível ao usuário (</w:t>
+      </w:r>
+      <w:proofErr w:type="spellStart"/>
+      <w:r>
+        <w:rPr>
+          <w:sz w:val="24"/>
+          <w:szCs w:val="24"/>
+        </w:rPr>
+        <w:t>Ex</w:t>
+      </w:r>
+      <w:proofErr w:type="spellEnd"/>
+      <w:r>
+        <w:rPr>
+          <w:sz w:val="24"/>
+          <w:szCs w:val="24"/>
+        </w:rPr>
+        <w:t>: "Aguardando", "Processando", "Concluído", "Erro").</w:t>
       </w:r>
     </w:p>
     <w:p>
@@ -9443,17 +9953,61 @@
         <w:spacing w:after="0"/>
       </w:pPr>
       <w:r>
-        <w:t>Analisar o texto extraído e identificar os nomes dos campos (Ex: CNPJs, datas, valores, etc.) e seus valores</w:t>
+        <w:t>Analisar o texto extraído e identificar os nomes dos campos (</w:t>
+      </w:r>
+      <w:proofErr w:type="spellStart"/>
+      <w:r>
+        <w:t>Ex</w:t>
+      </w:r>
+      <w:proofErr w:type="spellEnd"/>
+      <w:r>
+        <w:t xml:space="preserve">: </w:t>
+      </w:r>
+      <w:proofErr w:type="spellStart"/>
+      <w:r>
+        <w:t>CNPJs</w:t>
+      </w:r>
+      <w:proofErr w:type="spellEnd"/>
+      <w:r>
+        <w:t>, datas, valores, etc.) e seus valores</w:t>
       </w:r>
     </w:p>
     <w:p/>
     <w:p>
-      <w:r>
-        <w:rPr>
-          <w:b/>
+      <w:pPr>
+        <w:spacing w:after="0" w:line="240" w:lineRule="auto"/>
+        <w:rPr>
+          <w:color w:val="2F5496"/>
+          <w:sz w:val="27"/>
+          <w:szCs w:val="27"/>
+        </w:rPr>
+      </w:pPr>
+      <w:r>
+        <w:rPr>
+          <w:color w:val="2F5496"/>
+          <w:sz w:val="27"/>
+          <w:szCs w:val="27"/>
+        </w:rPr>
+        <w:t xml:space="preserve">11.2 - </w:t>
+      </w:r>
+      <w:r>
+        <w:rPr>
+          <w:color w:val="2F5496"/>
+          <w:sz w:val="27"/>
+          <w:szCs w:val="27"/>
         </w:rPr>
         <w:t>Módulo 2: Armazenamento e Aprendizado</w:t>
       </w:r>
+    </w:p>
+    <w:p>
+      <w:pPr>
+        <w:spacing w:after="0" w:line="240" w:lineRule="auto"/>
+        <w:rPr>
+          <w:color w:val="2F5496"/>
+          <w:sz w:val="27"/>
+          <w:szCs w:val="27"/>
+        </w:rPr>
+      </w:pPr>
     </w:p>
     <w:p>
       <w:r>
@@ -9507,7 +10061,15 @@
         <w:spacing w:after="0" w:line="240" w:lineRule="auto"/>
       </w:pPr>
       <w:r>
-        <w:t xml:space="preserve"> A LLM deve utilizar o significado do campo em vez dos seus nomes, tendo como referência Notas Técnicas, Manual de Orientação do Contribuinte e Schemas XSD. </w:t>
+        <w:t xml:space="preserve"> A LLM deve utilizar o significado do campo em vez dos seus nomes, tendo como referência Notas Técnicas, Manual de Orientação do Contribuinte e </w:t>
+      </w:r>
+      <w:proofErr w:type="spellStart"/>
+      <w:r>
+        <w:t>Schemas</w:t>
+      </w:r>
+      <w:proofErr w:type="spellEnd"/>
+      <w:r>
+        <w:t xml:space="preserve"> XSD. </w:t>
       </w:r>
     </w:p>
     <w:p>
@@ -9516,12 +10078,46 @@
       </w:pPr>
     </w:p>
     <w:p>
-      <w:r>
-        <w:rPr>
-          <w:b/>
+      <w:pPr>
+        <w:ind w:left="1440"/>
+      </w:pPr>
+    </w:p>
+    <w:p>
+      <w:pPr>
+        <w:spacing w:after="0" w:line="240" w:lineRule="auto"/>
+        <w:rPr>
+          <w:color w:val="2F5496"/>
+          <w:sz w:val="27"/>
+          <w:szCs w:val="27"/>
+        </w:rPr>
+      </w:pPr>
+      <w:r>
+        <w:rPr>
+          <w:color w:val="2F5496"/>
+          <w:sz w:val="27"/>
+          <w:szCs w:val="27"/>
+        </w:rPr>
+        <w:lastRenderedPageBreak/>
+        <w:t xml:space="preserve">11.2 - </w:t>
+      </w:r>
+      <w:r>
+        <w:rPr>
+          <w:color w:val="2F5496"/>
+          <w:sz w:val="27"/>
+          <w:szCs w:val="27"/>
         </w:rPr>
         <w:t>Módulo 3: Consulta e Análise</w:t>
       </w:r>
+    </w:p>
+    <w:p>
+      <w:pPr>
+        <w:spacing w:after="0" w:line="240" w:lineRule="auto"/>
+        <w:rPr>
+          <w:color w:val="2F5496"/>
+          <w:sz w:val="27"/>
+          <w:szCs w:val="27"/>
+        </w:rPr>
+      </w:pPr>
     </w:p>
     <w:p>
       <w:r>
@@ -9570,21 +10166,10 @@
       </w:r>
     </w:p>
     <w:p>
-      <w:pPr>
-        <w:ind w:left="720"/>
-      </w:pPr>
-    </w:p>
-    <w:p>
-      <w:pPr>
-        <w:ind w:left="720"/>
-      </w:pPr>
-    </w:p>
-    <w:p>
       <w:r>
         <w:rPr>
           <w:b/>
         </w:rPr>
-        <w:lastRenderedPageBreak/>
         <w:t>RF008: Geração de Respostas Claras:</w:t>
       </w:r>
       <w:r>
@@ -9599,7 +10184,15 @@
         </w:numPr>
       </w:pPr>
       <w:r>
-        <w:t>O LLM deve interpretar a pergunta, buscar os dados no banco de dados estruturado e apresentar a resposta de forma no formato de tabela contendo os campos e seus respectivos valores que respondem a pergunta do usuário.</w:t>
+        <w:t xml:space="preserve">O LLM deve interpretar a pergunta, buscar os dados no banco de dados estruturado e apresentar a resposta de forma no formato de tabela contendo os campos e seus respectivos valores que respondem </w:t>
+      </w:r>
+      <w:proofErr w:type="gramStart"/>
+      <w:r>
+        <w:t>a</w:t>
+      </w:r>
+      <w:proofErr w:type="gramEnd"/>
+      <w:r>
+        <w:t xml:space="preserve"> pergunta do usuário.</w:t>
       </w:r>
     </w:p>
     <w:p>
@@ -9795,8 +10388,21 @@
         </w:numPr>
       </w:pPr>
       <w:r>
-        <w:t>O sistema deve ter uma disponibilidade de pelo menos 99.5% (uptime).</w:t>
-      </w:r>
+        <w:t>O sistema deve ter uma disponibilidade de pelo menos 99.5% (</w:t>
+      </w:r>
+      <w:proofErr w:type="spellStart"/>
+      <w:r>
+        <w:t>uptime</w:t>
+      </w:r>
+      <w:proofErr w:type="spellEnd"/>
+      <w:r>
+        <w:t>).</w:t>
+      </w:r>
+    </w:p>
+    <w:p>
+      <w:pPr>
+        <w:ind w:left="720"/>
+      </w:pPr>
     </w:p>
     <w:p>
       <w:pPr>
@@ -9818,24 +10424,44 @@
           <w:sz w:val="36"/>
           <w:szCs w:val="36"/>
         </w:rPr>
+        <w:lastRenderedPageBreak/>
         <w:t>13. Especificação Técnica – Agente 2 - Extração e Aprendizado</w:t>
       </w:r>
     </w:p>
     <w:p>
       <w:pPr>
-        <w:widowControl w:val="0"/>
-        <w:spacing w:before="240" w:after="240" w:line="276" w:lineRule="auto"/>
-        <w:ind w:left="720" w:hanging="360"/>
-        <w:rPr>
-          <w:rFonts w:ascii="Arial" w:eastAsia="Arial" w:hAnsi="Arial" w:cs="Arial"/>
-        </w:rPr>
-      </w:pPr>
-      <w:r>
-        <w:rPr>
-          <w:rFonts w:ascii="Arial" w:eastAsia="Arial" w:hAnsi="Arial" w:cs="Arial"/>
-          <w:b/>
-        </w:rPr>
-        <w:t>1. Objetivos e Funções Envolvidas</w:t>
+        <w:spacing w:after="0" w:line="240" w:lineRule="auto"/>
+        <w:rPr>
+          <w:color w:val="2F5496"/>
+          <w:sz w:val="27"/>
+          <w:szCs w:val="27"/>
+        </w:rPr>
+      </w:pPr>
+    </w:p>
+    <w:p>
+      <w:pPr>
+        <w:spacing w:after="0" w:line="240" w:lineRule="auto"/>
+        <w:rPr>
+          <w:color w:val="2F5496"/>
+          <w:sz w:val="27"/>
+          <w:szCs w:val="27"/>
+        </w:rPr>
+      </w:pPr>
+      <w:r>
+        <w:rPr>
+          <w:color w:val="2F5496"/>
+          <w:sz w:val="27"/>
+          <w:szCs w:val="27"/>
+        </w:rPr>
+        <w:t>13.1</w:t>
+      </w:r>
+      <w:r>
+        <w:rPr>
+          <w:color w:val="2F5496"/>
+          <w:sz w:val="27"/>
+          <w:szCs w:val="27"/>
+        </w:rPr>
+        <w:t>. Objetivos e Funções Envolvidas</w:t>
       </w:r>
     </w:p>
     <w:p>
@@ -9956,7 +10582,6 @@
         <w:rPr>
           <w:rFonts w:ascii="Arial" w:eastAsia="Arial" w:hAnsi="Arial" w:cs="Arial"/>
         </w:rPr>
-        <w:lastRenderedPageBreak/>
         <w:t>Identifica o tipo MIME do arquivo.</w:t>
       </w:r>
     </w:p>
@@ -9977,8 +10602,37 @@
         <w:rPr>
           <w:rFonts w:ascii="Arial" w:eastAsia="Arial" w:hAnsi="Arial" w:cs="Arial"/>
         </w:rPr>
-        <w:t xml:space="preserve">Para PDFs/PNGs: Utiliza OCR (classe </w:t>
-      </w:r>
+        <w:t xml:space="preserve">Para </w:t>
+      </w:r>
+      <w:proofErr w:type="spellStart"/>
+      <w:r>
+        <w:rPr>
+          <w:rFonts w:ascii="Arial" w:eastAsia="Arial" w:hAnsi="Arial" w:cs="Arial"/>
+        </w:rPr>
+        <w:t>PDFs</w:t>
+      </w:r>
+      <w:proofErr w:type="spellEnd"/>
+      <w:r>
+        <w:rPr>
+          <w:rFonts w:ascii="Arial" w:eastAsia="Arial" w:hAnsi="Arial" w:cs="Arial"/>
+        </w:rPr>
+        <w:t>/</w:t>
+      </w:r>
+      <w:proofErr w:type="spellStart"/>
+      <w:r>
+        <w:rPr>
+          <w:rFonts w:ascii="Arial" w:eastAsia="Arial" w:hAnsi="Arial" w:cs="Arial"/>
+        </w:rPr>
+        <w:t>PNGs</w:t>
+      </w:r>
+      <w:proofErr w:type="spellEnd"/>
+      <w:r>
+        <w:rPr>
+          <w:rFonts w:ascii="Arial" w:eastAsia="Arial" w:hAnsi="Arial" w:cs="Arial"/>
+        </w:rPr>
+        <w:t xml:space="preserve">: Utiliza OCR (classe </w:t>
+      </w:r>
+      <w:proofErr w:type="spellStart"/>
       <w:r>
         <w:rPr>
           <w:rFonts w:ascii="Roboto Mono" w:eastAsia="Roboto Mono" w:hAnsi="Roboto Mono" w:cs="Roboto Mono"/>
@@ -9986,6 +10640,7 @@
         </w:rPr>
         <w:t>NotaFiscalOCR</w:t>
       </w:r>
+      <w:proofErr w:type="spellEnd"/>
       <w:r>
         <w:rPr>
           <w:rFonts w:ascii="Arial" w:eastAsia="Arial" w:hAnsi="Arial" w:cs="Arial"/>
@@ -10010,14 +10665,30 @@
         <w:rPr>
           <w:rFonts w:ascii="Arial" w:eastAsia="Arial" w:hAnsi="Arial" w:cs="Arial"/>
         </w:rPr>
-        <w:t>Para CSVs</w:t>
-      </w:r>
+        <w:t xml:space="preserve">Para </w:t>
+      </w:r>
+      <w:proofErr w:type="spellStart"/>
       <w:r>
         <w:rPr>
           <w:rFonts w:ascii="Arial" w:eastAsia="Arial" w:hAnsi="Arial" w:cs="Arial"/>
         </w:rPr>
-        <w:t xml:space="preserve"> e XMLs</w:t>
-      </w:r>
+        <w:t>CSVs</w:t>
+      </w:r>
+      <w:proofErr w:type="spellEnd"/>
+      <w:r>
+        <w:rPr>
+          <w:rFonts w:ascii="Arial" w:eastAsia="Arial" w:hAnsi="Arial" w:cs="Arial"/>
+        </w:rPr>
+        <w:t xml:space="preserve"> e </w:t>
+      </w:r>
+      <w:proofErr w:type="spellStart"/>
+      <w:r>
+        <w:rPr>
+          <w:rFonts w:ascii="Arial" w:eastAsia="Arial" w:hAnsi="Arial" w:cs="Arial"/>
+        </w:rPr>
+        <w:t>XMLs</w:t>
+      </w:r>
+      <w:proofErr w:type="spellEnd"/>
       <w:r>
         <w:rPr>
           <w:rFonts w:ascii="Arial" w:eastAsia="Arial" w:hAnsi="Arial" w:cs="Arial"/>
@@ -10072,8 +10743,23 @@
         <w:rPr>
           <w:rFonts w:ascii="Arial" w:eastAsia="Arial" w:hAnsi="Arial" w:cs="Arial"/>
         </w:rPr>
-        <w:t xml:space="preserve"> Encaminha o texto ou dataframe para a função </w:t>
-      </w:r>
+        <w:t xml:space="preserve"> Encaminha o texto ou </w:t>
+      </w:r>
+      <w:proofErr w:type="spellStart"/>
+      <w:r>
+        <w:rPr>
+          <w:rFonts w:ascii="Arial" w:eastAsia="Arial" w:hAnsi="Arial" w:cs="Arial"/>
+        </w:rPr>
+        <w:t>dataframe</w:t>
+      </w:r>
+      <w:proofErr w:type="spellEnd"/>
+      <w:r>
+        <w:rPr>
+          <w:rFonts w:ascii="Arial" w:eastAsia="Arial" w:hAnsi="Arial" w:cs="Arial"/>
+        </w:rPr>
+        <w:t xml:space="preserve"> para a função </w:t>
+      </w:r>
+      <w:proofErr w:type="spellStart"/>
       <w:r>
         <w:rPr>
           <w:rFonts w:ascii="Roboto Mono" w:eastAsia="Roboto Mono" w:hAnsi="Roboto Mono" w:cs="Roboto Mono"/>
@@ -10081,6 +10767,7 @@
         </w:rPr>
         <w:t>consultallmdocfiscal</w:t>
       </w:r>
+      <w:proofErr w:type="spellEnd"/>
       <w:r>
         <w:rPr>
           <w:rFonts w:ascii="Arial" w:eastAsia="Arial" w:hAnsi="Arial" w:cs="Arial"/>
@@ -10140,6 +10827,7 @@
         </w:rPr>
         <w:t>Traduzir nomes de campos (</w:t>
       </w:r>
+      <w:proofErr w:type="spellStart"/>
       <w:r>
         <w:rPr>
           <w:rFonts w:ascii="Roboto Mono" w:eastAsia="Roboto Mono" w:hAnsi="Roboto Mono" w:cs="Roboto Mono"/>
@@ -10147,6 +10835,7 @@
         </w:rPr>
         <w:t>sigcampos</w:t>
       </w:r>
+      <w:proofErr w:type="spellEnd"/>
       <w:r>
         <w:rPr>
           <w:rFonts w:ascii="Arial" w:eastAsia="Arial" w:hAnsi="Arial" w:cs="Arial"/>
@@ -10210,6 +10899,7 @@
         </w:rPr>
         <w:t xml:space="preserve"> Emprega a função </w:t>
       </w:r>
+      <w:proofErr w:type="spellStart"/>
       <w:r>
         <w:rPr>
           <w:rFonts w:ascii="Roboto Mono" w:eastAsia="Roboto Mono" w:hAnsi="Roboto Mono" w:cs="Roboto Mono"/>
@@ -10217,6 +10907,7 @@
         </w:rPr>
         <w:t>obtem_sim_nao</w:t>
       </w:r>
+      <w:proofErr w:type="spellEnd"/>
       <w:r>
         <w:rPr>
           <w:rFonts w:ascii="Arial" w:eastAsia="Arial" w:hAnsi="Arial" w:cs="Arial"/>
@@ -10264,6 +10955,7 @@
         </w:rPr>
         <w:t>Se a resposta for possível: Gera uma query SQL (</w:t>
       </w:r>
+      <w:proofErr w:type="spellStart"/>
       <w:r>
         <w:rPr>
           <w:rFonts w:ascii="Roboto Mono" w:eastAsia="Roboto Mono" w:hAnsi="Roboto Mono" w:cs="Roboto Mono"/>
@@ -10271,11 +10963,26 @@
         </w:rPr>
         <w:t>llm_gera_query</w:t>
       </w:r>
+      <w:proofErr w:type="spellEnd"/>
       <w:r>
         <w:rPr>
           <w:rFonts w:ascii="Arial" w:eastAsia="Arial" w:hAnsi="Arial" w:cs="Arial"/>
         </w:rPr>
-        <w:t>) utilizando a LLM, executa-a no SQLite e retorna os dados.</w:t>
+        <w:t xml:space="preserve">) utilizando a LLM, executa-a no </w:t>
+      </w:r>
+      <w:proofErr w:type="spellStart"/>
+      <w:r>
+        <w:rPr>
+          <w:rFonts w:ascii="Arial" w:eastAsia="Arial" w:hAnsi="Arial" w:cs="Arial"/>
+        </w:rPr>
+        <w:t>SQLite</w:t>
+      </w:r>
+      <w:proofErr w:type="spellEnd"/>
+      <w:r>
+        <w:rPr>
+          <w:rFonts w:ascii="Arial" w:eastAsia="Arial" w:hAnsi="Arial" w:cs="Arial"/>
+        </w:rPr>
+        <w:t xml:space="preserve"> e retorna os dados.</w:t>
       </w:r>
     </w:p>
     <w:p>
@@ -10338,6 +11045,7 @@
           <w:rFonts w:ascii="Arial" w:eastAsia="Arial" w:hAnsi="Arial" w:cs="Arial"/>
         </w:rPr>
       </w:pPr>
+      <w:proofErr w:type="spellStart"/>
       <w:r>
         <w:rPr>
           <w:rFonts w:ascii="Roboto Mono" w:eastAsia="Roboto Mono" w:hAnsi="Roboto Mono" w:cs="Roboto Mono"/>
@@ -10346,6 +11054,7 @@
         </w:rPr>
         <w:t>consultallmdocfiscal</w:t>
       </w:r>
+      <w:proofErr w:type="spellEnd"/>
       <w:r>
         <w:rPr>
           <w:rFonts w:ascii="Arial" w:eastAsia="Arial" w:hAnsi="Arial" w:cs="Arial"/>
@@ -10373,6 +11082,7 @@
           <w:rFonts w:ascii="Arial" w:eastAsia="Arial" w:hAnsi="Arial" w:cs="Arial"/>
         </w:rPr>
       </w:pPr>
+      <w:proofErr w:type="spellStart"/>
       <w:r>
         <w:rPr>
           <w:rFonts w:ascii="Roboto Mono" w:eastAsia="Roboto Mono" w:hAnsi="Roboto Mono" w:cs="Roboto Mono"/>
@@ -10381,6 +11091,7 @@
         </w:rPr>
         <w:t>consultallmdocfiscal</w:t>
       </w:r>
+      <w:proofErr w:type="spellEnd"/>
       <w:r>
         <w:rPr>
           <w:rFonts w:ascii="Arial" w:eastAsia="Arial" w:hAnsi="Arial" w:cs="Arial"/>
@@ -10393,13 +11104,22 @@
           <w:rFonts w:ascii="Arial" w:eastAsia="Arial" w:hAnsi="Arial" w:cs="Arial"/>
           <w:b/>
         </w:rPr>
-        <w:t>/XMLs</w:t>
-      </w:r>
+        <w:t>/</w:t>
+      </w:r>
+      <w:proofErr w:type="spellStart"/>
       <w:r>
         <w:rPr>
           <w:rFonts w:ascii="Arial" w:eastAsia="Arial" w:hAnsi="Arial" w:cs="Arial"/>
           <w:b/>
         </w:rPr>
+        <w:t>XMLs</w:t>
+      </w:r>
+      <w:proofErr w:type="spellEnd"/>
+      <w:r>
+        <w:rPr>
+          <w:rFonts w:ascii="Arial" w:eastAsia="Arial" w:hAnsi="Arial" w:cs="Arial"/>
+          <w:b/>
+        </w:rPr>
         <w:t>):</w:t>
       </w:r>
       <w:r>
@@ -10418,7 +11138,14 @@
         <w:rPr>
           <w:rFonts w:ascii="Arial" w:eastAsia="Arial" w:hAnsi="Arial" w:cs="Arial"/>
         </w:rPr>
-        <w:t>, buscando a sigla do tipo, versão, modelo e significado dos nomes dos campos.</w:t>
+        <w:t xml:space="preserve">, buscando a sigla do tipo, versão, modelo </w:t>
+      </w:r>
+      <w:r>
+        <w:rPr>
+          <w:rFonts w:ascii="Arial" w:eastAsia="Arial" w:hAnsi="Arial" w:cs="Arial"/>
+        </w:rPr>
+        <w:lastRenderedPageBreak/>
+        <w:t>e significado dos nomes dos campos.</w:t>
       </w:r>
     </w:p>
     <w:p>
@@ -10434,6 +11161,7 @@
           <w:rFonts w:ascii="Arial" w:eastAsia="Arial" w:hAnsi="Arial" w:cs="Arial"/>
         </w:rPr>
       </w:pPr>
+      <w:proofErr w:type="spellStart"/>
       <w:r>
         <w:rPr>
           <w:rFonts w:ascii="Roboto Mono" w:eastAsia="Roboto Mono" w:hAnsi="Roboto Mono" w:cs="Roboto Mono"/>
@@ -10442,6 +11170,7 @@
         </w:rPr>
         <w:t>obtem_sim_nao</w:t>
       </w:r>
+      <w:proofErr w:type="spellEnd"/>
       <w:r>
         <w:rPr>
           <w:rFonts w:ascii="Arial" w:eastAsia="Arial" w:hAnsi="Arial" w:cs="Arial"/>
@@ -10453,7 +11182,21 @@
         <w:rPr>
           <w:rFonts w:ascii="Arial" w:eastAsia="Arial" w:hAnsi="Arial" w:cs="Arial"/>
         </w:rPr>
-        <w:t xml:space="preserve"> Verifica a capacidade de responder à pergunta do usuário, considerando as colunas e os dados do dataframe.</w:t>
+        <w:t xml:space="preserve"> Verifica a capacidade de responder à pergunta do usuário, considerando as colunas e os dados do </w:t>
+      </w:r>
+      <w:proofErr w:type="spellStart"/>
+      <w:r>
+        <w:rPr>
+          <w:rFonts w:ascii="Arial" w:eastAsia="Arial" w:hAnsi="Arial" w:cs="Arial"/>
+        </w:rPr>
+        <w:t>dataframe</w:t>
+      </w:r>
+      <w:proofErr w:type="spellEnd"/>
+      <w:r>
+        <w:rPr>
+          <w:rFonts w:ascii="Arial" w:eastAsia="Arial" w:hAnsi="Arial" w:cs="Arial"/>
+        </w:rPr>
+        <w:t>.</w:t>
       </w:r>
     </w:p>
     <w:p>
@@ -10469,6 +11212,7 @@
           <w:rFonts w:ascii="Arial" w:eastAsia="Arial" w:hAnsi="Arial" w:cs="Arial"/>
         </w:rPr>
       </w:pPr>
+      <w:proofErr w:type="spellStart"/>
       <w:r>
         <w:rPr>
           <w:rFonts w:ascii="Roboto Mono" w:eastAsia="Roboto Mono" w:hAnsi="Roboto Mono" w:cs="Roboto Mono"/>
@@ -10477,6 +11221,7 @@
         </w:rPr>
         <w:t>llm_gera_query</w:t>
       </w:r>
+      <w:proofErr w:type="spellEnd"/>
       <w:r>
         <w:rPr>
           <w:rFonts w:ascii="Arial" w:eastAsia="Arial" w:hAnsi="Arial" w:cs="Arial"/>
@@ -10493,16 +11238,26 @@
     </w:p>
     <w:p>
       <w:pPr>
-        <w:widowControl w:val="0"/>
         <w:spacing w:after="0" w:line="240" w:lineRule="auto"/>
         <w:rPr>
-          <w:rFonts w:ascii="Arial" w:eastAsia="Arial" w:hAnsi="Arial" w:cs="Arial"/>
-        </w:rPr>
-      </w:pPr>
-      <w:r>
-        <w:rPr>
-          <w:rFonts w:ascii="Arial" w:eastAsia="Arial" w:hAnsi="Arial" w:cs="Arial"/>
-          <w:b/>
+          <w:color w:val="2F5496"/>
+          <w:sz w:val="27"/>
+          <w:szCs w:val="27"/>
+        </w:rPr>
+      </w:pPr>
+      <w:r>
+        <w:rPr>
+          <w:color w:val="2F5496"/>
+          <w:sz w:val="27"/>
+          <w:szCs w:val="27"/>
+        </w:rPr>
+        <w:t>13.</w:t>
+      </w:r>
+      <w:r>
+        <w:rPr>
+          <w:color w:val="2F5496"/>
+          <w:sz w:val="27"/>
+          <w:szCs w:val="27"/>
         </w:rPr>
         <w:t>2. Mecanismo de Aprendizado para Diferentes Layouts</w:t>
       </w:r>
@@ -10522,25 +11277,36 @@
         </w:rPr>
         <w:t>O sistema não se baseia em aprendizado offline (treinamento supervisionado). Em vez disso, emprega um mecanismo de aprendizado dinâmico através da LLM (</w:t>
       </w:r>
+      <w:proofErr w:type="spellStart"/>
       <w:r>
         <w:rPr>
           <w:rFonts w:ascii="Roboto Mono" w:eastAsia="Roboto Mono" w:hAnsi="Roboto Mono" w:cs="Roboto Mono"/>
           <w:color w:val="188038"/>
         </w:rPr>
-        <w:t>in-context learning</w:t>
-      </w:r>
+        <w:t>in-context</w:t>
+      </w:r>
+      <w:proofErr w:type="spellEnd"/>
+      <w:r>
+        <w:rPr>
+          <w:rFonts w:ascii="Roboto Mono" w:eastAsia="Roboto Mono" w:hAnsi="Roboto Mono" w:cs="Roboto Mono"/>
+          <w:color w:val="188038"/>
+        </w:rPr>
+        <w:t xml:space="preserve"> </w:t>
+      </w:r>
+      <w:proofErr w:type="spellStart"/>
+      <w:r>
+        <w:rPr>
+          <w:rFonts w:ascii="Roboto Mono" w:eastAsia="Roboto Mono" w:hAnsi="Roboto Mono" w:cs="Roboto Mono"/>
+          <w:color w:val="188038"/>
+        </w:rPr>
+        <w:t>learning</w:t>
+      </w:r>
+      <w:proofErr w:type="spellEnd"/>
       <w:r>
         <w:rPr>
           <w:rFonts w:ascii="Arial" w:eastAsia="Arial" w:hAnsi="Arial" w:cs="Arial"/>
         </w:rPr>
-        <w:t xml:space="preserve">), combinado com a tecnologia OCR. O fluxo de adaptação </w:t>
-      </w:r>
-      <w:r>
-        <w:rPr>
-          <w:rFonts w:ascii="Arial" w:eastAsia="Arial" w:hAnsi="Arial" w:cs="Arial"/>
-        </w:rPr>
-        <w:lastRenderedPageBreak/>
-        <w:t>a diversos layouts opera da seguinte forma:</w:t>
+        <w:t>), combinado com a tecnologia OCR. O fluxo de adaptação a diversos layouts opera da seguinte forma:</w:t>
       </w:r>
     </w:p>
     <w:p>
@@ -10562,6 +11328,7 @@
         </w:rPr>
         <w:t xml:space="preserve">OCR Adaptativo (classe </w:t>
       </w:r>
+      <w:proofErr w:type="spellStart"/>
       <w:r>
         <w:rPr>
           <w:rFonts w:ascii="Roboto Mono" w:eastAsia="Roboto Mono" w:hAnsi="Roboto Mono" w:cs="Roboto Mono"/>
@@ -10570,6 +11337,7 @@
         </w:rPr>
         <w:t>NotaFiscalOCR</w:t>
       </w:r>
+      <w:proofErr w:type="spellEnd"/>
       <w:r>
         <w:rPr>
           <w:rFonts w:ascii="Arial" w:eastAsia="Arial" w:hAnsi="Arial" w:cs="Arial"/>
@@ -10594,8 +11362,37 @@
         <w:rPr>
           <w:rFonts w:ascii="Arial" w:eastAsia="Arial" w:hAnsi="Arial" w:cs="Arial"/>
         </w:rPr>
-        <w:t>Utiliza Tesseract, com pré-processamento de imagem via OpenCV (</w:t>
-      </w:r>
+        <w:t xml:space="preserve">Utiliza </w:t>
+      </w:r>
+      <w:proofErr w:type="spellStart"/>
+      <w:r>
+        <w:rPr>
+          <w:rFonts w:ascii="Arial" w:eastAsia="Arial" w:hAnsi="Arial" w:cs="Arial"/>
+        </w:rPr>
+        <w:t>Tesseract</w:t>
+      </w:r>
+      <w:proofErr w:type="spellEnd"/>
+      <w:r>
+        <w:rPr>
+          <w:rFonts w:ascii="Arial" w:eastAsia="Arial" w:hAnsi="Arial" w:cs="Arial"/>
+        </w:rPr>
+        <w:t xml:space="preserve">, com pré-processamento de imagem via </w:t>
+      </w:r>
+      <w:proofErr w:type="spellStart"/>
+      <w:r>
+        <w:rPr>
+          <w:rFonts w:ascii="Arial" w:eastAsia="Arial" w:hAnsi="Arial" w:cs="Arial"/>
+        </w:rPr>
+        <w:t>OpenCV</w:t>
+      </w:r>
+      <w:proofErr w:type="spellEnd"/>
+      <w:r>
+        <w:rPr>
+          <w:rFonts w:ascii="Arial" w:eastAsia="Arial" w:hAnsi="Arial" w:cs="Arial"/>
+        </w:rPr>
+        <w:t xml:space="preserve"> (</w:t>
+      </w:r>
+      <w:proofErr w:type="spellStart"/>
       <w:r>
         <w:rPr>
           <w:rFonts w:ascii="Roboto Mono" w:eastAsia="Roboto Mono" w:hAnsi="Roboto Mono" w:cs="Roboto Mono"/>
@@ -10603,11 +11400,40 @@
         </w:rPr>
         <w:t>preprocessar_imagem</w:t>
       </w:r>
+      <w:proofErr w:type="spellEnd"/>
       <w:r>
         <w:rPr>
           <w:rFonts w:ascii="Arial" w:eastAsia="Arial" w:hAnsi="Arial" w:cs="Arial"/>
         </w:rPr>
-        <w:t>), para extrair texto de PDFs/PNGs, independentemente de seu layout físico.</w:t>
+        <w:t xml:space="preserve">), para extrair texto de </w:t>
+      </w:r>
+      <w:proofErr w:type="spellStart"/>
+      <w:r>
+        <w:rPr>
+          <w:rFonts w:ascii="Arial" w:eastAsia="Arial" w:hAnsi="Arial" w:cs="Arial"/>
+        </w:rPr>
+        <w:t>PDFs</w:t>
+      </w:r>
+      <w:proofErr w:type="spellEnd"/>
+      <w:r>
+        <w:rPr>
+          <w:rFonts w:ascii="Arial" w:eastAsia="Arial" w:hAnsi="Arial" w:cs="Arial"/>
+        </w:rPr>
+        <w:t>/</w:t>
+      </w:r>
+      <w:proofErr w:type="spellStart"/>
+      <w:r>
+        <w:rPr>
+          <w:rFonts w:ascii="Arial" w:eastAsia="Arial" w:hAnsi="Arial" w:cs="Arial"/>
+        </w:rPr>
+        <w:t>PNGs</w:t>
+      </w:r>
+      <w:proofErr w:type="spellEnd"/>
+      <w:r>
+        <w:rPr>
+          <w:rFonts w:ascii="Arial" w:eastAsia="Arial" w:hAnsi="Arial" w:cs="Arial"/>
+        </w:rPr>
+        <w:t>, independentemente de seu layout físico.</w:t>
       </w:r>
     </w:p>
     <w:p>
@@ -10626,7 +11452,21 @@
         <w:rPr>
           <w:rFonts w:ascii="Arial" w:eastAsia="Arial" w:hAnsi="Arial" w:cs="Arial"/>
         </w:rPr>
-        <w:t>Realiza conversão para escala de cinza e binarização para padronizar a entrada.</w:t>
+        <w:t xml:space="preserve">Realiza conversão para escala de cinza e </w:t>
+      </w:r>
+      <w:proofErr w:type="spellStart"/>
+      <w:r>
+        <w:rPr>
+          <w:rFonts w:ascii="Arial" w:eastAsia="Arial" w:hAnsi="Arial" w:cs="Arial"/>
+        </w:rPr>
+        <w:t>binarização</w:t>
+      </w:r>
+      <w:proofErr w:type="spellEnd"/>
+      <w:r>
+        <w:rPr>
+          <w:rFonts w:ascii="Arial" w:eastAsia="Arial" w:hAnsi="Arial" w:cs="Arial"/>
+        </w:rPr>
+        <w:t xml:space="preserve"> para padronizar a entrada.</w:t>
       </w:r>
     </w:p>
     <w:p>
@@ -10708,6 +11548,7 @@
         </w:rPr>
         <w:t>A LLM é instruída a identificar o significado dos campos (</w:t>
       </w:r>
+      <w:proofErr w:type="spellStart"/>
       <w:r>
         <w:rPr>
           <w:rFonts w:ascii="Roboto Mono" w:eastAsia="Roboto Mono" w:hAnsi="Roboto Mono" w:cs="Roboto Mono"/>
@@ -10715,11 +11556,26 @@
         </w:rPr>
         <w:t>sigcampos</w:t>
       </w:r>
+      <w:proofErr w:type="spellEnd"/>
       <w:r>
         <w:rPr>
           <w:rFonts w:ascii="Arial" w:eastAsia="Arial" w:hAnsi="Arial" w:cs="Arial"/>
         </w:rPr>
-        <w:t>), utilizando referências como Notas Técnicas, MOC e Schemas XSD.</w:t>
+        <w:t xml:space="preserve">), utilizando referências como Notas Técnicas, MOC e </w:t>
+      </w:r>
+      <w:proofErr w:type="spellStart"/>
+      <w:r>
+        <w:rPr>
+          <w:rFonts w:ascii="Arial" w:eastAsia="Arial" w:hAnsi="Arial" w:cs="Arial"/>
+        </w:rPr>
+        <w:t>Schemas</w:t>
+      </w:r>
+      <w:proofErr w:type="spellEnd"/>
+      <w:r>
+        <w:rPr>
+          <w:rFonts w:ascii="Arial" w:eastAsia="Arial" w:hAnsi="Arial" w:cs="Arial"/>
+        </w:rPr>
+        <w:t xml:space="preserve"> XSD.</w:t>
       </w:r>
     </w:p>
     <w:p>
@@ -10815,6 +11671,7 @@
         </w:rPr>
         <w:t>) quanto os campos interpretados (</w:t>
       </w:r>
+      <w:proofErr w:type="spellStart"/>
       <w:r>
         <w:rPr>
           <w:rFonts w:ascii="Roboto Mono" w:eastAsia="Roboto Mono" w:hAnsi="Roboto Mono" w:cs="Roboto Mono"/>
@@ -10822,11 +11679,26 @@
         </w:rPr>
         <w:t>sigcampos</w:t>
       </w:r>
+      <w:proofErr w:type="spellEnd"/>
       <w:r>
         <w:rPr>
           <w:rFonts w:ascii="Arial" w:eastAsia="Arial" w:hAnsi="Arial" w:cs="Arial"/>
         </w:rPr>
-        <w:t>) são armazenados no dataframe.</w:t>
+        <w:t xml:space="preserve">) são armazenados no </w:t>
+      </w:r>
+      <w:proofErr w:type="spellStart"/>
+      <w:r>
+        <w:rPr>
+          <w:rFonts w:ascii="Arial" w:eastAsia="Arial" w:hAnsi="Arial" w:cs="Arial"/>
+        </w:rPr>
+        <w:t>dataframe</w:t>
+      </w:r>
+      <w:proofErr w:type="spellEnd"/>
+      <w:r>
+        <w:rPr>
+          <w:rFonts w:ascii="Arial" w:eastAsia="Arial" w:hAnsi="Arial" w:cs="Arial"/>
+        </w:rPr>
+        <w:t>.</w:t>
       </w:r>
     </w:p>
     <w:p>
@@ -10846,7 +11718,35 @@
         <w:rPr>
           <w:rFonts w:ascii="Arial" w:eastAsia="Arial" w:hAnsi="Arial" w:cs="Arial"/>
         </w:rPr>
-        <w:t>O dataframe final sempre possui colunas padronizadas (ex: TIPO, MODELO_DOC, VERSÃO_DOC), o que permite a realização de consultas consistentes</w:t>
+        <w:t xml:space="preserve">O </w:t>
+      </w:r>
+      <w:proofErr w:type="spellStart"/>
+      <w:r>
+        <w:rPr>
+          <w:rFonts w:ascii="Arial" w:eastAsia="Arial" w:hAnsi="Arial" w:cs="Arial"/>
+        </w:rPr>
+        <w:t>dataframe</w:t>
+      </w:r>
+      <w:proofErr w:type="spellEnd"/>
+      <w:r>
+        <w:rPr>
+          <w:rFonts w:ascii="Arial" w:eastAsia="Arial" w:hAnsi="Arial" w:cs="Arial"/>
+        </w:rPr>
+        <w:t xml:space="preserve"> final sempre possui colunas padronizadas (</w:t>
+      </w:r>
+      <w:proofErr w:type="spellStart"/>
+      <w:r>
+        <w:rPr>
+          <w:rFonts w:ascii="Arial" w:eastAsia="Arial" w:hAnsi="Arial" w:cs="Arial"/>
+        </w:rPr>
+        <w:t>ex</w:t>
+      </w:r>
+      <w:proofErr w:type="spellEnd"/>
+      <w:r>
+        <w:rPr>
+          <w:rFonts w:ascii="Arial" w:eastAsia="Arial" w:hAnsi="Arial" w:cs="Arial"/>
+        </w:rPr>
+        <w:t>: TIPO, MODELO_DOC, VERSÃO_DOC), o que permite a realização de consultas consistentes</w:t>
       </w:r>
       <w:r>
         <w:rPr>
@@ -10885,6 +11785,7 @@
         </w:rPr>
         <w:t>Validação Cruzada via LLM (</w:t>
       </w:r>
+      <w:proofErr w:type="spellStart"/>
       <w:r>
         <w:rPr>
           <w:rFonts w:ascii="Roboto Mono" w:eastAsia="Roboto Mono" w:hAnsi="Roboto Mono" w:cs="Roboto Mono"/>
@@ -10893,6 +11794,7 @@
         </w:rPr>
         <w:t>obtem_sim_nao</w:t>
       </w:r>
+      <w:proofErr w:type="spellEnd"/>
       <w:r>
         <w:rPr>
           <w:rFonts w:ascii="Arial" w:eastAsia="Arial" w:hAnsi="Arial" w:cs="Arial"/>
@@ -10935,6 +11837,7 @@
           <w:b/>
           <w:color w:val="000000"/>
         </w:rPr>
+        <w:lastRenderedPageBreak/>
         <w:t>Objetivos e Funções</w:t>
       </w:r>
     </w:p>
@@ -11131,8 +12034,41 @@
           <w:rFonts w:ascii="Arial" w:eastAsia="Arial" w:hAnsi="Arial" w:cs="Arial"/>
           <w:color w:val="000000"/>
         </w:rPr>
-        <w:t xml:space="preserve">Para PDFs e PNGs: Emprega a classe </w:t>
-      </w:r>
+        <w:t xml:space="preserve">Para </w:t>
+      </w:r>
+      <w:proofErr w:type="spellStart"/>
+      <w:r>
+        <w:rPr>
+          <w:rFonts w:ascii="Arial" w:eastAsia="Arial" w:hAnsi="Arial" w:cs="Arial"/>
+          <w:color w:val="000000"/>
+        </w:rPr>
+        <w:t>PDFs</w:t>
+      </w:r>
+      <w:proofErr w:type="spellEnd"/>
+      <w:r>
+        <w:rPr>
+          <w:rFonts w:ascii="Arial" w:eastAsia="Arial" w:hAnsi="Arial" w:cs="Arial"/>
+          <w:color w:val="000000"/>
+        </w:rPr>
+        <w:t xml:space="preserve"> e </w:t>
+      </w:r>
+      <w:proofErr w:type="spellStart"/>
+      <w:r>
+        <w:rPr>
+          <w:rFonts w:ascii="Arial" w:eastAsia="Arial" w:hAnsi="Arial" w:cs="Arial"/>
+          <w:color w:val="000000"/>
+        </w:rPr>
+        <w:t>PNGs</w:t>
+      </w:r>
+      <w:proofErr w:type="spellEnd"/>
+      <w:r>
+        <w:rPr>
+          <w:rFonts w:ascii="Arial" w:eastAsia="Arial" w:hAnsi="Arial" w:cs="Arial"/>
+          <w:color w:val="000000"/>
+        </w:rPr>
+        <w:t xml:space="preserve">: Emprega a classe </w:t>
+      </w:r>
+      <w:proofErr w:type="spellStart"/>
       <w:r>
         <w:rPr>
           <w:rFonts w:ascii="Roboto Mono" w:eastAsia="Roboto Mono" w:hAnsi="Roboto Mono" w:cs="Roboto Mono"/>
@@ -11140,20 +12076,13 @@
         </w:rPr>
         <w:t>NotaFiscalOCR</w:t>
       </w:r>
+      <w:proofErr w:type="spellEnd"/>
       <w:r>
         <w:rPr>
           <w:rFonts w:ascii="Arial" w:eastAsia="Arial" w:hAnsi="Arial" w:cs="Arial"/>
           <w:color w:val="000000"/>
         </w:rPr>
-        <w:t xml:space="preserve"> para extração </w:t>
-      </w:r>
-      <w:r>
-        <w:rPr>
-          <w:rFonts w:ascii="Arial" w:eastAsia="Arial" w:hAnsi="Arial" w:cs="Arial"/>
-          <w:color w:val="000000"/>
-        </w:rPr>
-        <w:lastRenderedPageBreak/>
-        <w:t>textual via OCR.</w:t>
+        <w:t xml:space="preserve"> para extração textual via OCR.</w:t>
       </w:r>
     </w:p>
     <w:p>
@@ -11182,15 +12111,33 @@
           <w:rFonts w:ascii="Arial" w:eastAsia="Arial" w:hAnsi="Arial" w:cs="Arial"/>
           <w:color w:val="000000"/>
         </w:rPr>
-        <w:t>Para CSVs</w:t>
-      </w:r>
+        <w:t xml:space="preserve">Para </w:t>
+      </w:r>
+      <w:proofErr w:type="spellStart"/>
       <w:r>
         <w:rPr>
           <w:rFonts w:ascii="Arial" w:eastAsia="Arial" w:hAnsi="Arial" w:cs="Arial"/>
           <w:color w:val="000000"/>
         </w:rPr>
-        <w:t xml:space="preserve"> e XMLs</w:t>
-      </w:r>
+        <w:t>CSVs</w:t>
+      </w:r>
+      <w:proofErr w:type="spellEnd"/>
+      <w:r>
+        <w:rPr>
+          <w:rFonts w:ascii="Arial" w:eastAsia="Arial" w:hAnsi="Arial" w:cs="Arial"/>
+          <w:color w:val="000000"/>
+        </w:rPr>
+        <w:t xml:space="preserve"> e </w:t>
+      </w:r>
+      <w:proofErr w:type="spellStart"/>
+      <w:r>
+        <w:rPr>
+          <w:rFonts w:ascii="Arial" w:eastAsia="Arial" w:hAnsi="Arial" w:cs="Arial"/>
+          <w:color w:val="000000"/>
+        </w:rPr>
+        <w:t>XMLs</w:t>
+      </w:r>
+      <w:proofErr w:type="spellEnd"/>
       <w:r>
         <w:rPr>
           <w:rFonts w:ascii="Arial" w:eastAsia="Arial" w:hAnsi="Arial" w:cs="Arial"/>
@@ -11250,8 +12197,25 @@
           <w:rFonts w:ascii="Arial" w:eastAsia="Arial" w:hAnsi="Arial" w:cs="Arial"/>
           <w:color w:val="000000"/>
         </w:rPr>
-        <w:t xml:space="preserve"> Encaminha o texto extraído ou o dataframe para a função </w:t>
-      </w:r>
+        <w:t xml:space="preserve"> Encaminha o texto extraído ou o </w:t>
+      </w:r>
+      <w:proofErr w:type="spellStart"/>
+      <w:r>
+        <w:rPr>
+          <w:rFonts w:ascii="Arial" w:eastAsia="Arial" w:hAnsi="Arial" w:cs="Arial"/>
+          <w:color w:val="000000"/>
+        </w:rPr>
+        <w:t>dataframe</w:t>
+      </w:r>
+      <w:proofErr w:type="spellEnd"/>
+      <w:r>
+        <w:rPr>
+          <w:rFonts w:ascii="Arial" w:eastAsia="Arial" w:hAnsi="Arial" w:cs="Arial"/>
+          <w:color w:val="000000"/>
+        </w:rPr>
+        <w:t xml:space="preserve"> para a função </w:t>
+      </w:r>
+      <w:proofErr w:type="spellStart"/>
       <w:r>
         <w:rPr>
           <w:rFonts w:ascii="Roboto Mono" w:eastAsia="Roboto Mono" w:hAnsi="Roboto Mono" w:cs="Roboto Mono"/>
@@ -11259,6 +12223,7 @@
         </w:rPr>
         <w:t>consultallmdocfiscal</w:t>
       </w:r>
+      <w:proofErr w:type="spellEnd"/>
       <w:r>
         <w:rPr>
           <w:rFonts w:ascii="Arial" w:eastAsia="Arial" w:hAnsi="Arial" w:cs="Arial"/>
@@ -11385,6 +12350,7 @@
         </w:rPr>
         <w:t>Tradução de nomes de campos para um formato padronizado (</w:t>
       </w:r>
+      <w:proofErr w:type="spellStart"/>
       <w:r>
         <w:rPr>
           <w:rFonts w:ascii="Roboto Mono" w:eastAsia="Roboto Mono" w:hAnsi="Roboto Mono" w:cs="Roboto Mono"/>
@@ -11392,6 +12358,7 @@
         </w:rPr>
         <w:t>sigcampos</w:t>
       </w:r>
+      <w:proofErr w:type="spellEnd"/>
       <w:r>
         <w:rPr>
           <w:rFonts w:ascii="Arial" w:eastAsia="Arial" w:hAnsi="Arial" w:cs="Arial"/>
@@ -11482,6 +12449,7 @@
         </w:rPr>
         <w:t xml:space="preserve"> Utiliza a função </w:t>
       </w:r>
+      <w:proofErr w:type="spellStart"/>
       <w:r>
         <w:rPr>
           <w:rFonts w:ascii="Roboto Mono" w:eastAsia="Roboto Mono" w:hAnsi="Roboto Mono" w:cs="Roboto Mono"/>
@@ -11489,6 +12457,7 @@
         </w:rPr>
         <w:t>obtem_sim_nao</w:t>
       </w:r>
+      <w:proofErr w:type="spellEnd"/>
       <w:r>
         <w:rPr>
           <w:rFonts w:ascii="Arial" w:eastAsia="Arial" w:hAnsi="Arial" w:cs="Arial"/>
@@ -11605,6 +12574,7 @@
         </w:rPr>
         <w:t xml:space="preserve"> SQL através da função </w:t>
       </w:r>
+      <w:proofErr w:type="spellStart"/>
       <w:r>
         <w:rPr>
           <w:rFonts w:ascii="Roboto Mono" w:eastAsia="Roboto Mono" w:hAnsi="Roboto Mono" w:cs="Roboto Mono"/>
@@ -11612,12 +12582,29 @@
         </w:rPr>
         <w:t>llm_gera_query</w:t>
       </w:r>
+      <w:proofErr w:type="spellEnd"/>
       <w:r>
         <w:rPr>
           <w:rFonts w:ascii="Arial" w:eastAsia="Arial" w:hAnsi="Arial" w:cs="Arial"/>
           <w:color w:val="000000"/>
         </w:rPr>
-        <w:t xml:space="preserve"> com o auxílio da LLM, executa-a no banco de dados SQLite e retorna os dados resultantes.</w:t>
+        <w:t xml:space="preserve"> com o auxílio da LLM, executa-a no banco de dados </w:t>
+      </w:r>
+      <w:proofErr w:type="spellStart"/>
+      <w:r>
+        <w:rPr>
+          <w:rFonts w:ascii="Arial" w:eastAsia="Arial" w:hAnsi="Arial" w:cs="Arial"/>
+          <w:color w:val="000000"/>
+        </w:rPr>
+        <w:t>SQLite</w:t>
+      </w:r>
+      <w:proofErr w:type="spellEnd"/>
+      <w:r>
+        <w:rPr>
+          <w:rFonts w:ascii="Arial" w:eastAsia="Arial" w:hAnsi="Arial" w:cs="Arial"/>
+          <w:color w:val="000000"/>
+        </w:rPr>
+        <w:t xml:space="preserve"> e retorna os dados resultantes.</w:t>
       </w:r>
     </w:p>
     <w:p>
@@ -11646,7 +12633,23 @@
           <w:rFonts w:ascii="Arial" w:eastAsia="Arial" w:hAnsi="Arial" w:cs="Arial"/>
           <w:color w:val="000000"/>
         </w:rPr>
-        <w:t>Se a resposta não for possível: Retorna a indicação "Não", sinalizando a impossibilidade de fornecer uma resposta.</w:t>
+        <w:t xml:space="preserve">Se a resposta não for possível: Retorna </w:t>
+      </w:r>
+      <w:proofErr w:type="gramStart"/>
+      <w:r>
+        <w:rPr>
+          <w:rFonts w:ascii="Arial" w:eastAsia="Arial" w:hAnsi="Arial" w:cs="Arial"/>
+          <w:color w:val="000000"/>
+        </w:rPr>
+        <w:t>a</w:t>
+      </w:r>
+      <w:proofErr w:type="gramEnd"/>
+      <w:r>
+        <w:rPr>
+          <w:rFonts w:ascii="Arial" w:eastAsia="Arial" w:hAnsi="Arial" w:cs="Arial"/>
+          <w:color w:val="000000"/>
+        </w:rPr>
+        <w:t xml:space="preserve"> indicação "Não", sinalizando a impossibilidade de fornecer uma resposta.</w:t>
       </w:r>
     </w:p>
     <w:p>
@@ -11714,6 +12717,7 @@
           <w:color w:val="000000"/>
         </w:rPr>
       </w:pPr>
+      <w:proofErr w:type="spellStart"/>
       <w:r>
         <w:rPr>
           <w:rFonts w:ascii="Roboto Mono" w:eastAsia="Roboto Mono" w:hAnsi="Roboto Mono" w:cs="Roboto Mono"/>
@@ -11722,6 +12726,7 @@
         </w:rPr>
         <w:t>consultallmdocfiscal</w:t>
       </w:r>
+      <w:proofErr w:type="spellEnd"/>
       <w:r>
         <w:rPr>
           <w:rFonts w:ascii="Arial" w:eastAsia="Arial" w:hAnsi="Arial" w:cs="Arial"/>
@@ -11735,7 +12740,15 @@
           <w:rFonts w:ascii="Arial" w:eastAsia="Arial" w:hAnsi="Arial" w:cs="Arial"/>
           <w:color w:val="000000"/>
         </w:rPr>
-        <w:t xml:space="preserve"> Opera como um analista contábil, requisitando informações detalhadas sobre o documento fiscal, tais como a sigla do tipo, o significado dos nomes dos campos, os campos e seus respectivos valores, bem como a versão e o modelo do documento.</w:t>
+        <w:t xml:space="preserve"> Opera como um analista contábil, requisitando informações detalhadas sobre o documento fiscal, tais como a sigla do tipo, o significado dos nomes dos campos, os campos e seus </w:t>
+      </w:r>
+      <w:r>
+        <w:rPr>
+          <w:rFonts w:ascii="Arial" w:eastAsia="Arial" w:hAnsi="Arial" w:cs="Arial"/>
+          <w:color w:val="000000"/>
+        </w:rPr>
+        <w:lastRenderedPageBreak/>
+        <w:t>respectivos valores, bem como a versão e o modelo do documento.</w:t>
       </w:r>
     </w:p>
     <w:p>
@@ -11759,6 +12772,7 @@
           <w:color w:val="000000"/>
         </w:rPr>
       </w:pPr>
+      <w:proofErr w:type="spellStart"/>
       <w:r>
         <w:rPr>
           <w:rFonts w:ascii="Roboto Mono" w:eastAsia="Roboto Mono" w:hAnsi="Roboto Mono" w:cs="Roboto Mono"/>
@@ -11767,6 +12781,7 @@
         </w:rPr>
         <w:t>consultallmdocfiscal</w:t>
       </w:r>
+      <w:proofErr w:type="spellEnd"/>
       <w:r>
         <w:rPr>
           <w:rFonts w:ascii="Arial" w:eastAsia="Arial" w:hAnsi="Arial" w:cs="Arial"/>
@@ -11849,6 +12864,7 @@
           <w:color w:val="000000"/>
         </w:rPr>
       </w:pPr>
+      <w:proofErr w:type="spellStart"/>
       <w:r>
         <w:rPr>
           <w:rFonts w:ascii="Roboto Mono" w:eastAsia="Roboto Mono" w:hAnsi="Roboto Mono" w:cs="Roboto Mono"/>
@@ -11857,6 +12873,7 @@
         </w:rPr>
         <w:t>obtem_sim_nao</w:t>
       </w:r>
+      <w:proofErr w:type="spellEnd"/>
       <w:r>
         <w:rPr>
           <w:rFonts w:ascii="Arial" w:eastAsia="Arial" w:hAnsi="Arial" w:cs="Arial"/>
@@ -11870,7 +12887,23 @@
           <w:rFonts w:ascii="Arial" w:eastAsia="Arial" w:hAnsi="Arial" w:cs="Arial"/>
           <w:color w:val="000000"/>
         </w:rPr>
-        <w:t xml:space="preserve"> Verifica a capacidade de responder à pergunta do usuário, considerando as colunas e os dados presentes no dataframe.</w:t>
+        <w:t xml:space="preserve"> Verifica a capacidade de responder à pergunta do usuário, considerando as colunas e os dados presentes no </w:t>
+      </w:r>
+      <w:proofErr w:type="spellStart"/>
+      <w:r>
+        <w:rPr>
+          <w:rFonts w:ascii="Arial" w:eastAsia="Arial" w:hAnsi="Arial" w:cs="Arial"/>
+          <w:color w:val="000000"/>
+        </w:rPr>
+        <w:t>dataframe</w:t>
+      </w:r>
+      <w:proofErr w:type="spellEnd"/>
+      <w:r>
+        <w:rPr>
+          <w:rFonts w:ascii="Arial" w:eastAsia="Arial" w:hAnsi="Arial" w:cs="Arial"/>
+          <w:color w:val="000000"/>
+        </w:rPr>
+        <w:t>.</w:t>
       </w:r>
     </w:p>
     <w:p>
@@ -11887,12 +12920,14 @@
           <w:right w:val="nil"/>
           <w:between w:val="nil"/>
         </w:pBdr>
-        <w:spacing w:after="240" w:line="276" w:lineRule="auto"/>
+        <w:spacing w:after="0" w:line="276" w:lineRule="auto"/>
+        <w:ind w:left="714" w:hanging="357"/>
         <w:rPr>
           <w:rFonts w:ascii="Arial" w:eastAsia="Arial" w:hAnsi="Arial" w:cs="Arial"/>
           <w:color w:val="000000"/>
         </w:rPr>
       </w:pPr>
+      <w:proofErr w:type="spellStart"/>
       <w:r>
         <w:rPr>
           <w:rFonts w:ascii="Roboto Mono" w:eastAsia="Roboto Mono" w:hAnsi="Roboto Mono" w:cs="Roboto Mono"/>
@@ -11901,6 +12936,7 @@
         </w:rPr>
         <w:t>llm_gera_query</w:t>
       </w:r>
+      <w:proofErr w:type="spellEnd"/>
       <w:r>
         <w:rPr>
           <w:rFonts w:ascii="Arial" w:eastAsia="Arial" w:hAnsi="Arial" w:cs="Arial"/>
@@ -11942,8 +12978,27 @@
           <w:right w:val="nil"/>
           <w:between w:val="nil"/>
         </w:pBdr>
-        <w:spacing w:after="240" w:line="276" w:lineRule="auto"/>
-        <w:ind w:left="720"/>
+        <w:spacing w:after="0" w:line="276" w:lineRule="auto"/>
+        <w:ind w:left="714"/>
+        <w:rPr>
+          <w:rFonts w:ascii="Roboto Mono" w:eastAsia="Roboto Mono" w:hAnsi="Roboto Mono" w:cs="Roboto Mono"/>
+          <w:b/>
+          <w:color w:val="188038"/>
+        </w:rPr>
+      </w:pPr>
+    </w:p>
+    <w:p>
+      <w:pPr>
+        <w:widowControl w:val="0"/>
+        <w:pBdr>
+          <w:top w:val="nil"/>
+          <w:left w:val="nil"/>
+          <w:bottom w:val="nil"/>
+          <w:right w:val="nil"/>
+          <w:between w:val="nil"/>
+        </w:pBdr>
+        <w:spacing w:after="0" w:line="276" w:lineRule="auto"/>
+        <w:ind w:left="714"/>
         <w:rPr>
           <w:rFonts w:ascii="Arial" w:eastAsia="Arial" w:hAnsi="Arial" w:cs="Arial"/>
           <w:color w:val="000000"/>
@@ -11964,7 +13019,6 @@
           <w:sz w:val="36"/>
           <w:szCs w:val="36"/>
         </w:rPr>
-        <w:lastRenderedPageBreak/>
         <w:t>14. Evidências de Teste</w:t>
       </w:r>
     </w:p>
@@ -12179,6 +13233,7 @@
                 <w:bdr w:val="none" w:sz="0" w:space="0" w:color="auto" w:frame="1"/>
               </w:rPr>
             </w:pPr>
+            <w:proofErr w:type="spellStart"/>
             <w:r>
               <w:rPr>
                 <w:rStyle w:val="math-inline"/>
@@ -12191,7 +13246,14 @@
               <w:rPr>
                 <w:rStyle w:val="math-inline"/>
               </w:rPr>
-              <w:t>p &lt; 3%</w:t>
+              <w:t>p</w:t>
+            </w:r>
+            <w:proofErr w:type="spellEnd"/>
+            <w:r>
+              <w:rPr>
+                <w:rStyle w:val="math-inline"/>
+              </w:rPr>
+              <w:t xml:space="preserve"> &lt; 3%</w:t>
             </w:r>
           </w:p>
         </w:tc>
@@ -12200,7 +13262,18 @@
     <w:p>
       <w:pPr>
         <w:pStyle w:val="Ttulo3"/>
-        <w:spacing w:after="120"/>
+        <w:spacing w:before="0" w:after="0"/>
+        <w:rPr>
+          <w:color w:val="2F5496"/>
+          <w:sz w:val="30"/>
+          <w:szCs w:val="30"/>
+        </w:rPr>
+      </w:pPr>
+    </w:p>
+    <w:p>
+      <w:pPr>
+        <w:pStyle w:val="Ttulo3"/>
+        <w:spacing w:before="0" w:after="0"/>
         <w:rPr>
           <w:color w:val="2F5496"/>
           <w:sz w:val="30"/>
@@ -13086,6 +14159,7 @@
           <w:sz w:val="26"/>
           <w:szCs w:val="26"/>
         </w:rPr>
+        <w:lastRenderedPageBreak/>
         <w:t>14.3.1. Testes de Extração de Dados de XML (NF-e e CT-e)</w:t>
       </w:r>
     </w:p>
@@ -13250,7 +14324,27 @@
                 <w:color w:val="1B1C1D"/>
                 <w:bdr w:val="none" w:sz="0" w:space="0" w:color="auto" w:frame="1"/>
               </w:rPr>
-              <w:t>CT-e 1.1: Extração de Dados Base de CT-e</w:t>
+              <w:t>CT-</w:t>
+            </w:r>
+            <w:proofErr w:type="gramStart"/>
+            <w:r>
+              <w:rPr>
+                <w:b w:val="0"/>
+                <w:bCs w:val="0"/>
+                <w:color w:val="1B1C1D"/>
+                <w:bdr w:val="none" w:sz="0" w:space="0" w:color="auto" w:frame="1"/>
+              </w:rPr>
+              <w:t>e</w:t>
+            </w:r>
+            <w:proofErr w:type="gramEnd"/>
+            <w:r>
+              <w:rPr>
+                <w:b w:val="0"/>
+                <w:bCs w:val="0"/>
+                <w:color w:val="1B1C1D"/>
+                <w:bdr w:val="none" w:sz="0" w:space="0" w:color="auto" w:frame="1"/>
+              </w:rPr>
+              <w:t xml:space="preserve"> 1.1: Extração de Dados Base de CT-e</w:t>
             </w:r>
           </w:p>
         </w:tc>
@@ -13345,7 +14439,21 @@
               <w:rPr>
                 <w:color w:val="1B1C1D"/>
               </w:rPr>
-              <w:t xml:space="preserve"> "Quais são o número, a data de emissão e o valor total deste CTe?" </w:t>
+              <w:t xml:space="preserve"> "Quais são o número, a data de emissão e o valor total deste </w:t>
+            </w:r>
+            <w:proofErr w:type="spellStart"/>
+            <w:r>
+              <w:rPr>
+                <w:color w:val="1B1C1D"/>
+              </w:rPr>
+              <w:t>CTe</w:t>
+            </w:r>
+            <w:proofErr w:type="spellEnd"/>
+            <w:r>
+              <w:rPr>
+                <w:color w:val="1B1C1D"/>
+              </w:rPr>
+              <w:t xml:space="preserve">?" </w:t>
             </w:r>
           </w:p>
           <w:p>
@@ -13494,7 +14602,6 @@
                 <w:color w:val="1B1C1D"/>
                 <w:bdr w:val="none" w:sz="0" w:space="0" w:color="auto" w:frame="1"/>
               </w:rPr>
-              <w:lastRenderedPageBreak/>
               <w:t>NF-e 1.2: Extração de Dados Base e Impostos de NF-e</w:t>
             </w:r>
           </w:p>
@@ -13893,6 +15000,7 @@
         <w:t xml:space="preserve">1. Carregar o arquivo </w:t>
       </w:r>
       <w:hyperlink r:id="rId24" w:history="1">
+        <w:proofErr w:type="spellStart"/>
         <w:r>
           <w:rPr>
             <w:rStyle w:val="Hyperlink"/>
@@ -13908,7 +15016,14 @@
         <w:rPr>
           <w:color w:val="1B1C1D"/>
         </w:rPr>
-        <w:t xml:space="preserve">na aplicação. </w:t>
+        <w:t>na</w:t>
+      </w:r>
+      <w:proofErr w:type="spellEnd"/>
+      <w:r>
+        <w:rPr>
+          <w:color w:val="1B1C1D"/>
+        </w:rPr>
+        <w:t xml:space="preserve"> aplicação. </w:t>
       </w:r>
     </w:p>
     <w:p>
@@ -13934,7 +15049,21 @@
         <w:rPr>
           <w:color w:val="1B1C1D"/>
         </w:rPr>
-        <w:t xml:space="preserve"> "Quais são o número, a data de emissão e o valor total deste CTe?" </w:t>
+        <w:t xml:space="preserve"> "Quais são o número, a data de emissão e o valor total deste </w:t>
+      </w:r>
+      <w:proofErr w:type="spellStart"/>
+      <w:r>
+        <w:rPr>
+          <w:color w:val="1B1C1D"/>
+        </w:rPr>
+        <w:t>CTe</w:t>
+      </w:r>
+      <w:proofErr w:type="spellEnd"/>
+      <w:r>
+        <w:rPr>
+          <w:color w:val="1B1C1D"/>
+        </w:rPr>
+        <w:t xml:space="preserve">?" </w:t>
       </w:r>
     </w:p>
     <w:p>
@@ -13945,6 +15074,7 @@
         <w:rPr>
           <w:noProof/>
         </w:rPr>
+        <w:lastRenderedPageBreak/>
         <w:drawing>
           <wp:inline distT="0" distB="0" distL="0" distR="0" wp14:anchorId="3DF4EDCD" wp14:editId="6BE8B09C">
             <wp:extent cx="3522472" cy="2880441"/>
@@ -14003,7 +15133,6 @@
         <w:rPr>
           <w:noProof/>
         </w:rPr>
-        <w:lastRenderedPageBreak/>
         <w:drawing>
           <wp:inline distT="0" distB="0" distL="0" distR="0" wp14:anchorId="4C010F8D" wp14:editId="46C10727">
             <wp:extent cx="3812135" cy="2993136"/>
@@ -14111,6 +15240,22 @@
     <w:p>
       <w:pPr>
         <w:rPr>
+          <w:color w:val="1B1C1D"/>
+          <w:bdr w:val="none" w:sz="0" w:space="0" w:color="auto" w:frame="1"/>
+        </w:rPr>
+      </w:pPr>
+    </w:p>
+    <w:p>
+      <w:pPr>
+        <w:rPr>
+          <w:color w:val="1B1C1D"/>
+          <w:bdr w:val="none" w:sz="0" w:space="0" w:color="auto" w:frame="1"/>
+        </w:rPr>
+      </w:pPr>
+    </w:p>
+    <w:p>
+      <w:pPr>
+        <w:rPr>
           <w:b/>
           <w:bCs/>
           <w:color w:val="1B1C1D"/>
@@ -14144,6 +15289,7 @@
           <w:szCs w:val="26"/>
           <w:bdr w:val="none" w:sz="0" w:space="0" w:color="auto" w:frame="1"/>
         </w:rPr>
+        <w:lastRenderedPageBreak/>
         <w:t>Cenário NF-e 1.2: Extração de Dados Base e Impostos de NF-e</w:t>
       </w:r>
     </w:p>
@@ -14371,7 +15517,6 @@
           <w:noProof/>
           <w:color w:val="1B1C1D"/>
         </w:rPr>
-        <w:lastRenderedPageBreak/>
         <w:drawing>
           <wp:inline distT="0" distB="0" distL="0" distR="0" wp14:anchorId="756679CB" wp14:editId="1DDD47BC">
             <wp:extent cx="4214518" cy="3463200"/>
@@ -14441,6 +15586,7 @@
           <w:noProof/>
           <w:color w:val="1B1C1D"/>
         </w:rPr>
+        <w:lastRenderedPageBreak/>
         <w:drawing>
           <wp:inline distT="0" distB="0" distL="0" distR="0" wp14:anchorId="2A021A69" wp14:editId="7138E1CA">
             <wp:extent cx="4171731" cy="3072384"/>
@@ -14557,7 +15703,6 @@
           <w:sz w:val="26"/>
           <w:szCs w:val="26"/>
         </w:rPr>
-        <w:lastRenderedPageBreak/>
         <w:t>14.3</w:t>
       </w:r>
       <w:r>
@@ -14566,7 +15711,25 @@
           <w:sz w:val="26"/>
           <w:szCs w:val="26"/>
         </w:rPr>
-        <w:t>.2. Testes de Extração de Dados de Imagens (OCR - NFS-e e Outros)</w:t>
+        <w:t xml:space="preserve">.2. Testes de Extração de Dados de Imagens (OCR - NFS-e </w:t>
+      </w:r>
+      <w:proofErr w:type="gramStart"/>
+      <w:r>
+        <w:rPr>
+          <w:color w:val="2F5496"/>
+          <w:sz w:val="26"/>
+          <w:szCs w:val="26"/>
+        </w:rPr>
+        <w:t>e Outros</w:t>
+      </w:r>
+      <w:proofErr w:type="gramEnd"/>
+      <w:r>
+        <w:rPr>
+          <w:color w:val="2F5496"/>
+          <w:sz w:val="26"/>
+          <w:szCs w:val="26"/>
+        </w:rPr>
+        <w:t>)</w:t>
       </w:r>
     </w:p>
     <w:p>
@@ -14996,7 +16159,17 @@
                 <w:color w:val="1B1C1D"/>
                 <w:bdr w:val="none" w:sz="0" w:space="0" w:color="auto" w:frame="1"/>
               </w:rPr>
-              <w:t>: Extração de Campos de Documento Não-Padrão</w:t>
+              <w:t xml:space="preserve">: Extração de Campos de </w:t>
+            </w:r>
+            <w:r>
+              <w:rPr>
+                <w:b w:val="0"/>
+                <w:bCs w:val="0"/>
+                <w:color w:val="1B1C1D"/>
+                <w:bdr w:val="none" w:sz="0" w:space="0" w:color="auto" w:frame="1"/>
+              </w:rPr>
+              <w:lastRenderedPageBreak/>
+              <w:t>Documento Não-Padrão</w:t>
             </w:r>
           </w:p>
         </w:tc>
@@ -15019,6 +16192,7 @@
                 <w:color w:val="444746"/>
                 <w:bdr w:val="none" w:sz="0" w:space="0" w:color="auto" w:frame="1"/>
               </w:rPr>
+              <w:lastRenderedPageBreak/>
               <w:t>Recibo Táxi Aéreo.jpg</w:t>
             </w:r>
           </w:p>
@@ -15061,6 +16235,7 @@
               <w:rPr>
                 <w:color w:val="1B1C1D"/>
               </w:rPr>
+              <w:lastRenderedPageBreak/>
               <w:t xml:space="preserve">2. </w:t>
             </w:r>
             <w:r>
@@ -15121,6 +16296,7 @@
                 <w:color w:val="1B1C1D"/>
                 <w:bdr w:val="none" w:sz="0" w:space="0" w:color="auto" w:frame="1"/>
               </w:rPr>
+              <w:lastRenderedPageBreak/>
               <w:t>Precisão:</w:t>
             </w:r>
             <w:r>
@@ -15141,6 +16317,7 @@
                 <w:color w:val="1B1C1D"/>
                 <w:bdr w:val="none" w:sz="0" w:space="0" w:color="auto" w:frame="1"/>
               </w:rPr>
+              <w:lastRenderedPageBreak/>
               <w:t>&gt; 90%</w:t>
             </w:r>
             <w:r>
@@ -15528,7 +16705,6 @@
         <w:rPr>
           <w:noProof/>
         </w:rPr>
-        <w:lastRenderedPageBreak/>
         <w:drawing>
           <wp:inline distT="0" distB="0" distL="0" distR="0" wp14:anchorId="2A57B0BC" wp14:editId="19C05B94">
             <wp:extent cx="3585223" cy="2932176"/>
@@ -15591,6 +16767,7 @@
           <w:noProof/>
           <w:color w:val="1B1C1D"/>
         </w:rPr>
+        <w:lastRenderedPageBreak/>
         <w:drawing>
           <wp:inline distT="0" distB="0" distL="0" distR="0" wp14:anchorId="46D6D5EC" wp14:editId="2356D8F6">
             <wp:extent cx="3958197" cy="2560447"/>
@@ -15898,7 +17075,6 @@
                 <w:color w:val="1B1C1D"/>
                 <w:bdr w:val="none" w:sz="0" w:space="0" w:color="auto" w:frame="1"/>
               </w:rPr>
-              <w:lastRenderedPageBreak/>
               <w:t>Tempo:</w:t>
             </w:r>
             <w:r>
@@ -16016,6 +17192,7 @@
           <w:noProof/>
           <w:color w:val="1B1C1D"/>
         </w:rPr>
+        <w:lastRenderedPageBreak/>
         <w:drawing>
           <wp:inline distT="0" distB="0" distL="0" distR="0" wp14:anchorId="7EB46195" wp14:editId="2F4E8EA1">
             <wp:extent cx="3940858" cy="3115056"/>
@@ -16175,7 +17352,6 @@
           <w:color w:val="1B1C1D"/>
           <w:bdr w:val="none" w:sz="0" w:space="0" w:color="auto" w:frame="1"/>
         </w:rPr>
-        <w:lastRenderedPageBreak/>
         <w:t>Tal fato poderia ter sido evitado, se houvesse melhoria na conexão de rede</w:t>
       </w:r>
       <w:r>
@@ -16224,6 +17400,7 @@
           <w:sz w:val="26"/>
           <w:szCs w:val="26"/>
         </w:rPr>
+        <w:lastRenderedPageBreak/>
         <w:t>14.</w:t>
       </w:r>
       <w:r>
@@ -16439,6 +17616,7 @@
               </w:rPr>
               <w:t>1. Assegurar que os dados de cabeçalho estão carregados na base de dados (</w:t>
             </w:r>
+            <w:proofErr w:type="spellStart"/>
             <w:r>
               <w:rPr>
                 <w:rStyle w:val="CdigoHTML"/>
@@ -16448,6 +17626,7 @@
               </w:rPr>
               <w:t>nfs_data.db</w:t>
             </w:r>
+            <w:proofErr w:type="spellEnd"/>
             <w:r>
               <w:rPr>
                 <w:color w:val="1B1C1D"/>
@@ -16865,6 +18044,7 @@
         </w:rPr>
         <w:t xml:space="preserve"> estão carregados na base de dados (</w:t>
       </w:r>
+      <w:proofErr w:type="spellStart"/>
       <w:r>
         <w:rPr>
           <w:rStyle w:val="CdigoHTML"/>
@@ -16874,6 +18054,7 @@
         </w:rPr>
         <w:t>nfs_data.db</w:t>
       </w:r>
+      <w:proofErr w:type="spellEnd"/>
       <w:r>
         <w:rPr>
           <w:color w:val="1B1C1D"/>
@@ -16929,7 +18110,6 @@
         <w:rPr>
           <w:noProof/>
         </w:rPr>
-        <w:lastRenderedPageBreak/>
         <w:drawing>
           <wp:inline distT="0" distB="0" distL="0" distR="0" wp14:anchorId="4317BB06" wp14:editId="2628D886">
             <wp:extent cx="5400040" cy="356235"/>
@@ -16985,6 +18165,7 @@
           <w:noProof/>
           <w:color w:val="1B1C1D"/>
         </w:rPr>
+        <w:lastRenderedPageBreak/>
         <w:drawing>
           <wp:inline distT="0" distB="0" distL="0" distR="0" wp14:anchorId="7E41C7D1" wp14:editId="40E0DB0C">
             <wp:extent cx="4129155" cy="3230880"/>
@@ -17439,6 +18620,7 @@
       </w:pPr>
       <w:r>
         <w:rPr>
+          <w:noProof/>
           <w:color w:val="1B1C1D"/>
         </w:rPr>
         <w:drawing>
@@ -17487,6 +18669,7 @@
       </w:pPr>
       <w:r>
         <w:rPr>
+          <w:noProof/>
           <w:color w:val="1B1C1D"/>
         </w:rPr>
         <w:drawing>
@@ -17917,6 +19100,7 @@
               </w:rPr>
               <w:t xml:space="preserve">Falsos Positivos </w:t>
             </w:r>
+            <w:proofErr w:type="spellStart"/>
             <w:r>
               <w:rPr>
                 <w:b/>
@@ -17924,7 +19108,17 @@
                 <w:color w:val="1B1C1D"/>
                 <w:bdr w:val="none" w:sz="0" w:space="0" w:color="auto" w:frame="1"/>
               </w:rPr>
-              <w:t xml:space="preserve">Fp </w:t>
+              <w:t>Fp</w:t>
+            </w:r>
+            <w:proofErr w:type="spellEnd"/>
+            <w:r>
+              <w:rPr>
+                <w:b/>
+                <w:bCs/>
+                <w:color w:val="1B1C1D"/>
+                <w:bdr w:val="none" w:sz="0" w:space="0" w:color="auto" w:frame="1"/>
+              </w:rPr>
+              <w:t xml:space="preserve"> </w:t>
             </w:r>
             <w:r>
               <w:rPr>
@@ -18088,7 +19282,21 @@
               <w:rPr>
                 <w:color w:val="1B1C1D"/>
               </w:rPr>
-              <w:t xml:space="preserve">A aplicação deve tratar a exceção e retornar uma mensagem de erro controlada (ex: "Nenhum dado encontrado") em vez de falhar, mantendo </w:t>
+              <w:t>A aplicação deve tratar a exceção e retornar uma mensagem de erro controlada (</w:t>
+            </w:r>
+            <w:proofErr w:type="spellStart"/>
+            <w:r>
+              <w:rPr>
+                <w:color w:val="1B1C1D"/>
+              </w:rPr>
+              <w:t>ex</w:t>
+            </w:r>
+            <w:proofErr w:type="spellEnd"/>
+            <w:r>
+              <w:rPr>
+                <w:color w:val="1B1C1D"/>
+              </w:rPr>
+              <w:t xml:space="preserve">: "Nenhum dado encontrado") em vez de falhar, mantendo </w:t>
             </w:r>
             <w:r>
               <w:rPr>
@@ -18207,6 +19415,7 @@
               </w:rPr>
               <w:t xml:space="preserve">Falsos Positivos </w:t>
             </w:r>
+            <w:proofErr w:type="spellStart"/>
             <w:r>
               <w:rPr>
                 <w:color w:val="1B1C1D"/>
@@ -18214,6 +19423,7 @@
               </w:rPr>
               <w:t>Fp</w:t>
             </w:r>
+            <w:proofErr w:type="spellEnd"/>
             <w:r>
               <w:rPr>
                 <w:b w:val="0"/>
@@ -18616,7 +19826,21 @@
               <w:rPr>
                 <w:color w:val="1B1C1D"/>
               </w:rPr>
-              <w:t xml:space="preserve">A aplicação deve tratar a exceção e retornar uma mensagem de erro controlada (ex: "Nenhum dado encontrado") em vez de falhar, mantendo </w:t>
+              <w:t>A aplicação deve tratar a exceção e retornar uma mensagem de erro controlada (</w:t>
+            </w:r>
+            <w:proofErr w:type="spellStart"/>
+            <w:r>
+              <w:rPr>
+                <w:color w:val="1B1C1D"/>
+              </w:rPr>
+              <w:t>ex</w:t>
+            </w:r>
+            <w:proofErr w:type="spellEnd"/>
+            <w:r>
+              <w:rPr>
+                <w:color w:val="1B1C1D"/>
+              </w:rPr>
+              <w:t xml:space="preserve">: "Nenhum dado encontrado") em vez de falhar, mantendo </w:t>
             </w:r>
             <w:r>
               <w:rPr>
@@ -18891,15 +20115,6 @@
     </w:p>
     <w:p>
       <w:pPr>
-        <w:spacing w:after="120" w:line="240" w:lineRule="auto"/>
-        <w:rPr>
-          <w:color w:val="1B1C1D"/>
-          <w:bdr w:val="none" w:sz="0" w:space="0" w:color="auto" w:frame="1"/>
-        </w:rPr>
-      </w:pPr>
-    </w:p>
-    <w:p>
-      <w:pPr>
         <w:keepNext/>
         <w:keepLines/>
         <w:pBdr>
@@ -19156,13 +20371,63 @@
           <w:color w:val="1F2328"/>
         </w:rPr>
       </w:pPr>
+      <w:proofErr w:type="spellStart"/>
       <w:r>
         <w:rPr>
           <w:rFonts w:ascii="Consolas" w:hAnsi="Consolas"/>
           <w:color w:val="1F2328"/>
         </w:rPr>
-        <w:t>docker pull ghcr.io/ajndantas/agente_nfe</w:t>
-      </w:r>
+        <w:t>docker</w:t>
+      </w:r>
+      <w:proofErr w:type="spellEnd"/>
+      <w:r>
+        <w:rPr>
+          <w:rFonts w:ascii="Consolas" w:hAnsi="Consolas"/>
+          <w:color w:val="1F2328"/>
+        </w:rPr>
+        <w:t xml:space="preserve"> </w:t>
+      </w:r>
+      <w:proofErr w:type="spellStart"/>
+      <w:r>
+        <w:rPr>
+          <w:rFonts w:ascii="Consolas" w:hAnsi="Consolas"/>
+          <w:color w:val="1F2328"/>
+        </w:rPr>
+        <w:t>pull</w:t>
+      </w:r>
+      <w:proofErr w:type="spellEnd"/>
+      <w:r>
+        <w:rPr>
+          <w:rFonts w:ascii="Consolas" w:hAnsi="Consolas"/>
+          <w:color w:val="1F2328"/>
+        </w:rPr>
+        <w:t xml:space="preserve"> ghcr.io/</w:t>
+      </w:r>
+      <w:proofErr w:type="spellStart"/>
+      <w:r>
+        <w:rPr>
+          <w:rFonts w:ascii="Consolas" w:hAnsi="Consolas"/>
+          <w:color w:val="1F2328"/>
+        </w:rPr>
+        <w:t>ajndantas</w:t>
+      </w:r>
+      <w:proofErr w:type="spellEnd"/>
+      <w:r>
+        <w:rPr>
+          <w:rFonts w:ascii="Consolas" w:hAnsi="Consolas"/>
+          <w:color w:val="1F2328"/>
+        </w:rPr>
+        <w:t>/</w:t>
+      </w:r>
+      <w:proofErr w:type="spellStart"/>
+      <w:r>
+        <w:rPr>
+          <w:rFonts w:ascii="Consolas" w:hAnsi="Consolas"/>
+          <w:color w:val="1F2328"/>
+        </w:rPr>
+        <w:t>agente_nfe</w:t>
+      </w:r>
+      <w:proofErr w:type="spellEnd"/>
     </w:p>
     <w:p>
       <w:pPr>
@@ -19174,13 +20439,63 @@
           <w:color w:val="1F2328"/>
         </w:rPr>
       </w:pPr>
+      <w:proofErr w:type="spellStart"/>
       <w:r>
         <w:rPr>
           <w:rFonts w:ascii="Consolas" w:hAnsi="Consolas"/>
           <w:color w:val="1F2328"/>
         </w:rPr>
-        <w:t>docker run -d -p 8000:8000 ghcr.io/ajndantas/agente_nfe</w:t>
-      </w:r>
+        <w:t>docker</w:t>
+      </w:r>
+      <w:proofErr w:type="spellEnd"/>
+      <w:r>
+        <w:rPr>
+          <w:rFonts w:ascii="Consolas" w:hAnsi="Consolas"/>
+          <w:color w:val="1F2328"/>
+        </w:rPr>
+        <w:t xml:space="preserve"> </w:t>
+      </w:r>
+      <w:proofErr w:type="spellStart"/>
+      <w:r>
+        <w:rPr>
+          <w:rFonts w:ascii="Consolas" w:hAnsi="Consolas"/>
+          <w:color w:val="1F2328"/>
+        </w:rPr>
+        <w:t>run</w:t>
+      </w:r>
+      <w:proofErr w:type="spellEnd"/>
+      <w:r>
+        <w:rPr>
+          <w:rFonts w:ascii="Consolas" w:hAnsi="Consolas"/>
+          <w:color w:val="1F2328"/>
+        </w:rPr>
+        <w:t xml:space="preserve"> -d -p 8000:8000 ghcr.io/</w:t>
+      </w:r>
+      <w:proofErr w:type="spellStart"/>
+      <w:r>
+        <w:rPr>
+          <w:rFonts w:ascii="Consolas" w:hAnsi="Consolas"/>
+          <w:color w:val="1F2328"/>
+        </w:rPr>
+        <w:t>ajndantas</w:t>
+      </w:r>
+      <w:proofErr w:type="spellEnd"/>
+      <w:r>
+        <w:rPr>
+          <w:rFonts w:ascii="Consolas" w:hAnsi="Consolas"/>
+          <w:color w:val="1F2328"/>
+        </w:rPr>
+        <w:t>/</w:t>
+      </w:r>
+      <w:proofErr w:type="spellStart"/>
+      <w:r>
+        <w:rPr>
+          <w:rFonts w:ascii="Consolas" w:hAnsi="Consolas"/>
+          <w:color w:val="1F2328"/>
+        </w:rPr>
+        <w:t>agente_nfe</w:t>
+      </w:r>
+      <w:proofErr w:type="spellEnd"/>
     </w:p>
     <w:p>
       <w:pPr>
@@ -19266,6 +20581,24 @@
           <w:color w:val="000000"/>
         </w:rPr>
       </w:pPr>
+    </w:p>
+    <w:p>
+      <w:pPr>
+        <w:widowControl w:val="0"/>
+        <w:pBdr>
+          <w:top w:val="nil"/>
+          <w:left w:val="nil"/>
+          <w:bottom w:val="nil"/>
+          <w:right w:val="nil"/>
+          <w:between w:val="nil"/>
+        </w:pBdr>
+        <w:spacing w:after="0" w:line="276" w:lineRule="auto"/>
+        <w:rPr>
+          <w:rFonts w:ascii="Arial" w:eastAsia="Arial" w:hAnsi="Arial" w:cs="Arial"/>
+          <w:b/>
+          <w:color w:val="000000"/>
+        </w:rPr>
+      </w:pPr>
       <w:r>
         <w:rPr>
           <w:rFonts w:ascii="Arial" w:eastAsia="Arial" w:hAnsi="Arial" w:cs="Arial"/>
@@ -19290,6 +20623,7 @@
         </w:rPr>
       </w:pPr>
       <w:hyperlink r:id="rId52" w:history="1">
+        <w:proofErr w:type="spellStart"/>
         <w:r>
           <w:rPr>
             <w:rStyle w:val="Hyperlink"/>
@@ -19298,6 +20632,7 @@
           </w:rPr>
           <w:t>PDFs</w:t>
         </w:r>
+        <w:proofErr w:type="spellEnd"/>
       </w:hyperlink>
     </w:p>
     <w:p>
@@ -19340,6 +20675,7 @@
         </w:rPr>
       </w:pPr>
       <w:hyperlink r:id="rId54" w:history="1">
+        <w:proofErr w:type="spellStart"/>
         <w:r>
           <w:rPr>
             <w:rStyle w:val="Hyperlink"/>
@@ -19348,6 +20684,7 @@
           </w:rPr>
           <w:t>CSVs</w:t>
         </w:r>
+        <w:proofErr w:type="spellEnd"/>
       </w:hyperlink>
     </w:p>
     <w:p>
@@ -19366,6 +20703,7 @@
         </w:rPr>
       </w:pPr>
       <w:hyperlink r:id="rId55" w:history="1">
+        <w:proofErr w:type="spellStart"/>
         <w:r>
           <w:rPr>
             <w:rStyle w:val="Hyperlink"/>
@@ -19374,20 +20712,8 @@
           </w:rPr>
           <w:t>XMLs</w:t>
         </w:r>
+        <w:proofErr w:type="spellEnd"/>
       </w:hyperlink>
-    </w:p>
-    <w:p>
-      <w:pPr>
-        <w:shd w:val="clear" w:color="auto" w:fill="FFFFFF"/>
-        <w:spacing w:before="60" w:after="100" w:afterAutospacing="1" w:line="240" w:lineRule="auto"/>
-        <w:ind w:left="720"/>
-        <w:rPr>
-          <w:rStyle w:val="Hyperlink"/>
-          <w:rFonts w:ascii="Segoe UI" w:hAnsi="Segoe UI" w:cs="Segoe UI"/>
-          <w:color w:val="1F2328"/>
-          <w:u w:val="none"/>
-        </w:rPr>
-      </w:pPr>
     </w:p>
     <w:p>
       <w:pPr>
@@ -19494,8 +20820,42 @@
           <w:sz w:val="20"/>
           <w:szCs w:val="20"/>
         </w:rPr>
-        <w:t>Instalar Tesseract e Poppler</w:t>
-      </w:r>
+        <w:t xml:space="preserve">Instalar </w:t>
+      </w:r>
+      <w:proofErr w:type="spellStart"/>
+      <w:r>
+        <w:rPr>
+          <w:rFonts w:ascii="Arial" w:eastAsia="Arial" w:hAnsi="Arial" w:cs="Arial"/>
+          <w:b/>
+          <w:color w:val="000000"/>
+          <w:sz w:val="20"/>
+          <w:szCs w:val="20"/>
+        </w:rPr>
+        <w:t>Tesseract</w:t>
+      </w:r>
+      <w:proofErr w:type="spellEnd"/>
+      <w:r>
+        <w:rPr>
+          <w:rFonts w:ascii="Arial" w:eastAsia="Arial" w:hAnsi="Arial" w:cs="Arial"/>
+          <w:b/>
+          <w:color w:val="000000"/>
+          <w:sz w:val="20"/>
+          <w:szCs w:val="20"/>
+        </w:rPr>
+        <w:t xml:space="preserve"> e </w:t>
+      </w:r>
+      <w:proofErr w:type="spellStart"/>
+      <w:r>
+        <w:rPr>
+          <w:rFonts w:ascii="Arial" w:eastAsia="Arial" w:hAnsi="Arial" w:cs="Arial"/>
+          <w:b/>
+          <w:color w:val="000000"/>
+          <w:sz w:val="20"/>
+          <w:szCs w:val="20"/>
+        </w:rPr>
+        <w:t>Poppler</w:t>
+      </w:r>
+      <w:proofErr w:type="spellEnd"/>
     </w:p>
     <w:p>
       <w:pPr>
@@ -19558,12 +20918,21 @@
           <w:color w:val="1F2328"/>
         </w:rPr>
       </w:pPr>
+      <w:proofErr w:type="spellStart"/>
       <w:r>
         <w:rPr>
           <w:rFonts w:ascii="Consolas" w:hAnsi="Consolas"/>
           <w:color w:val="1F2328"/>
         </w:rPr>
-        <w:t xml:space="preserve">apt-get update </w:t>
+        <w:t>apt-get</w:t>
+      </w:r>
+      <w:proofErr w:type="spellEnd"/>
+      <w:r>
+        <w:rPr>
+          <w:rFonts w:ascii="Consolas" w:hAnsi="Consolas"/>
+          <w:color w:val="1F2328"/>
+        </w:rPr>
+        <w:t xml:space="preserve"> update </w:t>
       </w:r>
       <w:r>
         <w:rPr>
@@ -19578,7 +20947,167 @@
           <w:rFonts w:ascii="Consolas" w:hAnsi="Consolas"/>
           <w:color w:val="1F2328"/>
         </w:rPr>
-        <w:t xml:space="preserve"> apt-get install -y --no-install-recommends tesseract-ocr tesseract-ocr-por poppler-utils file libmagic1 curl build-essential libgl1-mesa-glx</w:t>
+        <w:t xml:space="preserve"> </w:t>
+      </w:r>
+      <w:proofErr w:type="spellStart"/>
+      <w:r>
+        <w:rPr>
+          <w:rFonts w:ascii="Consolas" w:hAnsi="Consolas"/>
+          <w:color w:val="1F2328"/>
+        </w:rPr>
+        <w:t>apt-get</w:t>
+      </w:r>
+      <w:proofErr w:type="spellEnd"/>
+      <w:r>
+        <w:rPr>
+          <w:rFonts w:ascii="Consolas" w:hAnsi="Consolas"/>
+          <w:color w:val="1F2328"/>
+        </w:rPr>
+        <w:t xml:space="preserve"> </w:t>
+      </w:r>
+      <w:proofErr w:type="spellStart"/>
+      <w:r>
+        <w:rPr>
+          <w:rFonts w:ascii="Consolas" w:hAnsi="Consolas"/>
+          <w:color w:val="1F2328"/>
+        </w:rPr>
+        <w:t>install</w:t>
+      </w:r>
+      <w:proofErr w:type="spellEnd"/>
+      <w:r>
+        <w:rPr>
+          <w:rFonts w:ascii="Consolas" w:hAnsi="Consolas"/>
+          <w:color w:val="1F2328"/>
+        </w:rPr>
+        <w:t xml:space="preserve"> -y --no-</w:t>
+      </w:r>
+      <w:proofErr w:type="spellStart"/>
+      <w:r>
+        <w:rPr>
+          <w:rFonts w:ascii="Consolas" w:hAnsi="Consolas"/>
+          <w:color w:val="1F2328"/>
+        </w:rPr>
+        <w:t>install</w:t>
+      </w:r>
+      <w:proofErr w:type="spellEnd"/>
+      <w:r>
+        <w:rPr>
+          <w:rFonts w:ascii="Consolas" w:hAnsi="Consolas"/>
+          <w:color w:val="1F2328"/>
+        </w:rPr>
+        <w:t>-</w:t>
+      </w:r>
+      <w:proofErr w:type="spellStart"/>
+      <w:r>
+        <w:rPr>
+          <w:rFonts w:ascii="Consolas" w:hAnsi="Consolas"/>
+          <w:color w:val="1F2328"/>
+        </w:rPr>
+        <w:t>recommends</w:t>
+      </w:r>
+      <w:proofErr w:type="spellEnd"/>
+      <w:r>
+        <w:rPr>
+          <w:rFonts w:ascii="Consolas" w:hAnsi="Consolas"/>
+          <w:color w:val="1F2328"/>
+        </w:rPr>
+        <w:t xml:space="preserve"> </w:t>
+      </w:r>
+      <w:proofErr w:type="spellStart"/>
+      <w:r>
+        <w:rPr>
+          <w:rFonts w:ascii="Consolas" w:hAnsi="Consolas"/>
+          <w:color w:val="1F2328"/>
+        </w:rPr>
+        <w:t>tesseract-ocr</w:t>
+      </w:r>
+      <w:proofErr w:type="spellEnd"/>
+      <w:r>
+        <w:rPr>
+          <w:rFonts w:ascii="Consolas" w:hAnsi="Consolas"/>
+          <w:color w:val="1F2328"/>
+        </w:rPr>
+        <w:t xml:space="preserve"> </w:t>
+      </w:r>
+      <w:proofErr w:type="spellStart"/>
+      <w:r>
+        <w:rPr>
+          <w:rFonts w:ascii="Consolas" w:hAnsi="Consolas"/>
+          <w:color w:val="1F2328"/>
+        </w:rPr>
+        <w:t>tesseract</w:t>
+      </w:r>
+      <w:proofErr w:type="spellEnd"/>
+      <w:r>
+        <w:rPr>
+          <w:rFonts w:ascii="Consolas" w:hAnsi="Consolas"/>
+          <w:color w:val="1F2328"/>
+        </w:rPr>
+        <w:t>-</w:t>
+      </w:r>
+      <w:proofErr w:type="spellStart"/>
+      <w:r>
+        <w:rPr>
+          <w:rFonts w:ascii="Consolas" w:hAnsi="Consolas"/>
+          <w:color w:val="1F2328"/>
+        </w:rPr>
+        <w:t>ocr</w:t>
+      </w:r>
+      <w:proofErr w:type="spellEnd"/>
+      <w:r>
+        <w:rPr>
+          <w:rFonts w:ascii="Consolas" w:hAnsi="Consolas"/>
+          <w:color w:val="1F2328"/>
+        </w:rPr>
+        <w:t xml:space="preserve">-por </w:t>
+      </w:r>
+      <w:proofErr w:type="spellStart"/>
+      <w:r>
+        <w:rPr>
+          <w:rFonts w:ascii="Consolas" w:hAnsi="Consolas"/>
+          <w:color w:val="1F2328"/>
+        </w:rPr>
+        <w:t>poppler-utils</w:t>
+      </w:r>
+      <w:proofErr w:type="spellEnd"/>
+      <w:r>
+        <w:rPr>
+          <w:rFonts w:ascii="Consolas" w:hAnsi="Consolas"/>
+          <w:color w:val="1F2328"/>
+        </w:rPr>
+        <w:t xml:space="preserve"> file libmagic1 </w:t>
+      </w:r>
+      <w:proofErr w:type="spellStart"/>
+      <w:r>
+        <w:rPr>
+          <w:rFonts w:ascii="Consolas" w:hAnsi="Consolas"/>
+          <w:color w:val="1F2328"/>
+        </w:rPr>
+        <w:t>curl</w:t>
+      </w:r>
+      <w:proofErr w:type="spellEnd"/>
+      <w:r>
+        <w:rPr>
+          <w:rFonts w:ascii="Consolas" w:hAnsi="Consolas"/>
+          <w:color w:val="1F2328"/>
+        </w:rPr>
+        <w:t xml:space="preserve"> build-</w:t>
+      </w:r>
+      <w:proofErr w:type="spellStart"/>
+      <w:r>
+        <w:rPr>
+          <w:rFonts w:ascii="Consolas" w:hAnsi="Consolas"/>
+          <w:color w:val="1F2328"/>
+        </w:rPr>
+        <w:t>essential</w:t>
+      </w:r>
+      <w:proofErr w:type="spellEnd"/>
+      <w:r>
+        <w:rPr>
+          <w:rFonts w:ascii="Consolas" w:hAnsi="Consolas"/>
+          <w:color w:val="1F2328"/>
+        </w:rPr>
+        <w:t xml:space="preserve"> libgl1-mesa-glx</w:t>
       </w:r>
     </w:p>
     <w:p>
@@ -19658,22 +21187,71 @@
         </w:rPr>
         <w:t>Instale o </w:t>
       </w:r>
-      <w:hyperlink r:id="rId56" w:history="1">
-        <w:r>
-          <w:rPr>
-            <w:rStyle w:val="Hyperlink"/>
-            <w:rFonts w:ascii="Segoe UI" w:hAnsi="Segoe UI" w:cs="Segoe UI"/>
-            <w:color w:val="0969DA"/>
-          </w:rPr>
-          <w:t>Tesseract</w:t>
-        </w:r>
-      </w:hyperlink>
+      <w:proofErr w:type="spellStart"/>
+      <w:r>
+        <w:fldChar w:fldCharType="begin"/>
+      </w:r>
+      <w:r>
+        <w:instrText xml:space="preserve"> HYPERLINK "https://github.com/UB-Mannheim/tesseract/wiki" </w:instrText>
+      </w:r>
+      <w:r>
+        <w:fldChar w:fldCharType="separate"/>
+      </w:r>
+      <w:r>
+        <w:rPr>
+          <w:rStyle w:val="Hyperlink"/>
+          <w:rFonts w:ascii="Segoe UI" w:hAnsi="Segoe UI" w:cs="Segoe UI"/>
+          <w:color w:val="0969DA"/>
+        </w:rPr>
+        <w:t>Tesseract</w:t>
+      </w:r>
+      <w:proofErr w:type="spellEnd"/>
+      <w:r>
+        <w:rPr>
+          <w:rStyle w:val="Hyperlink"/>
+          <w:rFonts w:ascii="Segoe UI" w:hAnsi="Segoe UI" w:cs="Segoe UI"/>
+          <w:color w:val="0969DA"/>
+        </w:rPr>
+        <w:fldChar w:fldCharType="end"/>
+      </w:r>
       <w:r>
         <w:rPr>
           <w:rFonts w:ascii="Segoe UI" w:hAnsi="Segoe UI" w:cs="Segoe UI"/>
           <w:color w:val="1F2328"/>
         </w:rPr>
-        <w:t> (marque “Additional language data”).</w:t>
+        <w:t> (marque “</w:t>
+      </w:r>
+      <w:proofErr w:type="spellStart"/>
+      <w:r>
+        <w:rPr>
+          <w:rFonts w:ascii="Segoe UI" w:hAnsi="Segoe UI" w:cs="Segoe UI"/>
+          <w:color w:val="1F2328"/>
+        </w:rPr>
+        <w:t>Additional</w:t>
+      </w:r>
+      <w:proofErr w:type="spellEnd"/>
+      <w:r>
+        <w:rPr>
+          <w:rFonts w:ascii="Segoe UI" w:hAnsi="Segoe UI" w:cs="Segoe UI"/>
+          <w:color w:val="1F2328"/>
+        </w:rPr>
+        <w:t xml:space="preserve"> </w:t>
+      </w:r>
+      <w:proofErr w:type="spellStart"/>
+      <w:r>
+        <w:rPr>
+          <w:rFonts w:ascii="Segoe UI" w:hAnsi="Segoe UI" w:cs="Segoe UI"/>
+          <w:color w:val="1F2328"/>
+        </w:rPr>
+        <w:t>language</w:t>
+      </w:r>
+      <w:proofErr w:type="spellEnd"/>
+      <w:r>
+        <w:rPr>
+          <w:rFonts w:ascii="Segoe UI" w:hAnsi="Segoe UI" w:cs="Segoe UI"/>
+          <w:color w:val="1F2328"/>
+        </w:rPr>
+        <w:t xml:space="preserve"> data”).</w:t>
       </w:r>
     </w:p>
     <w:p>
@@ -19701,7 +21279,7 @@
         </w:rPr>
         <w:t>Baixe o </w:t>
       </w:r>
-      <w:hyperlink r:id="rId57" w:history="1">
+      <w:hyperlink r:id="rId56" w:history="1">
         <w:r>
           <w:rPr>
             <w:rStyle w:val="Hyperlink"/>
@@ -19718,6 +21296,7 @@
         </w:rPr>
         <w:t>, descompacte e coloque a pasta </w:t>
       </w:r>
+      <w:proofErr w:type="spellStart"/>
       <w:r>
         <w:rPr>
           <w:rStyle w:val="CdigoHTML"/>
@@ -19726,6 +21305,7 @@
         </w:rPr>
         <w:t>poppler</w:t>
       </w:r>
+      <w:proofErr w:type="spellEnd"/>
       <w:r>
         <w:rPr>
           <w:rFonts w:ascii="Segoe UI" w:hAnsi="Segoe UI" w:cs="Segoe UI"/>
@@ -19800,13 +21380,47 @@
           <w:color w:val="1F2328"/>
         </w:rPr>
       </w:pPr>
+      <w:proofErr w:type="spellStart"/>
       <w:r>
         <w:rPr>
           <w:rFonts w:ascii="Consolas" w:hAnsi="Consolas"/>
           <w:color w:val="1F2328"/>
         </w:rPr>
-        <w:t>python -m venv venv</w:t>
-      </w:r>
+        <w:t>python</w:t>
+      </w:r>
+      <w:proofErr w:type="spellEnd"/>
+      <w:r>
+        <w:rPr>
+          <w:rFonts w:ascii="Consolas" w:hAnsi="Consolas"/>
+          <w:color w:val="1F2328"/>
+        </w:rPr>
+        <w:t xml:space="preserve"> -m </w:t>
+      </w:r>
+      <w:proofErr w:type="spellStart"/>
+      <w:r>
+        <w:rPr>
+          <w:rFonts w:ascii="Consolas" w:hAnsi="Consolas"/>
+          <w:color w:val="1F2328"/>
+        </w:rPr>
+        <w:t>venv</w:t>
+      </w:r>
+      <w:proofErr w:type="spellEnd"/>
+      <w:r>
+        <w:rPr>
+          <w:rFonts w:ascii="Consolas" w:hAnsi="Consolas"/>
+          <w:color w:val="1F2328"/>
+        </w:rPr>
+        <w:t xml:space="preserve"> </w:t>
+      </w:r>
+      <w:proofErr w:type="spellStart"/>
+      <w:r>
+        <w:rPr>
+          <w:rFonts w:ascii="Consolas" w:hAnsi="Consolas"/>
+          <w:color w:val="1F2328"/>
+        </w:rPr>
+        <w:t>venv</w:t>
+      </w:r>
+      <w:proofErr w:type="spellEnd"/>
     </w:p>
     <w:p>
       <w:pPr>
@@ -19818,6 +21432,7 @@
           <w:color w:val="1F2328"/>
         </w:rPr>
       </w:pPr>
+      <w:proofErr w:type="spellStart"/>
       <w:r>
         <w:rPr>
           <w:rFonts w:ascii="Consolas" w:hAnsi="Consolas"/>
@@ -19825,6 +21440,7 @@
         </w:rPr>
         <w:t>venv</w:t>
       </w:r>
+      <w:proofErr w:type="spellEnd"/>
       <w:r>
         <w:rPr>
           <w:rStyle w:val="pl-cce"/>
@@ -19846,14 +21462,31 @@
           <w:rFonts w:ascii="Consolas" w:eastAsiaTheme="majorEastAsia" w:hAnsi="Consolas"/>
           <w:color w:val="1F2328"/>
         </w:rPr>
-        <w:t>\a</w:t>
+        <w:t>\</w:t>
+      </w:r>
+      <w:proofErr w:type="spellStart"/>
+      <w:r>
+        <w:rPr>
+          <w:rStyle w:val="pl-cce"/>
+          <w:rFonts w:ascii="Consolas" w:eastAsiaTheme="majorEastAsia" w:hAnsi="Consolas"/>
+          <w:color w:val="1F2328"/>
+        </w:rPr>
+        <w:t>a</w:t>
       </w:r>
       <w:r>
         <w:rPr>
           <w:rFonts w:ascii="Consolas" w:hAnsi="Consolas"/>
           <w:color w:val="1F2328"/>
         </w:rPr>
-        <w:t xml:space="preserve">ctivate   </w:t>
+        <w:t>ctivate</w:t>
+      </w:r>
+      <w:proofErr w:type="spellEnd"/>
+      <w:r>
+        <w:rPr>
+          <w:rFonts w:ascii="Consolas" w:hAnsi="Consolas"/>
+          <w:color w:val="1F2328"/>
+        </w:rPr>
+        <w:t xml:space="preserve">   </w:t>
       </w:r>
       <w:r>
         <w:rPr>
@@ -19952,7 +21585,7 @@
         </w:rPr>
         <w:t>1 - Dependências: </w:t>
       </w:r>
-      <w:hyperlink r:id="rId58" w:history="1">
+      <w:hyperlink r:id="rId57" w:history="1">
         <w:r>
           <w:rPr>
             <w:rStyle w:val="Hyperlink"/>
@@ -19973,7 +21606,7 @@
         </w:rPr>
         <w:t> (Para Windows), </w:t>
       </w:r>
-      <w:hyperlink r:id="rId59" w:history="1">
+      <w:hyperlink r:id="rId58" w:history="1">
         <w:r>
           <w:rPr>
             <w:rStyle w:val="Hyperlink"/>
@@ -20017,7 +21650,7 @@
         </w:rPr>
         <w:t>2 - Script Python: </w:t>
       </w:r>
-      <w:hyperlink r:id="rId60" w:history="1">
+      <w:hyperlink r:id="rId59" w:history="1">
         <w:r>
           <w:rPr>
             <w:rStyle w:val="Hyperlink"/>
@@ -20052,7 +21685,7 @@
         </w:rPr>
         <w:t>3 - Script OCR: </w:t>
       </w:r>
-      <w:hyperlink r:id="rId61" w:history="1">
+      <w:hyperlink r:id="rId60" w:history="1">
         <w:r>
           <w:rPr>
             <w:rStyle w:val="Hyperlink"/>
@@ -20098,12 +21731,37 @@
           <w:color w:val="1F2328"/>
         </w:rPr>
       </w:pPr>
+      <w:proofErr w:type="spellStart"/>
       <w:r>
         <w:rPr>
           <w:rFonts w:ascii="Arial" w:hAnsi="Arial" w:cs="Arial"/>
           <w:color w:val="1F2328"/>
         </w:rPr>
-        <w:t xml:space="preserve">pip install -r requirements.txt     </w:t>
+        <w:t>pip</w:t>
+      </w:r>
+      <w:proofErr w:type="spellEnd"/>
+      <w:r>
+        <w:rPr>
+          <w:rFonts w:ascii="Arial" w:hAnsi="Arial" w:cs="Arial"/>
+          <w:color w:val="1F2328"/>
+        </w:rPr>
+        <w:t xml:space="preserve"> </w:t>
+      </w:r>
+      <w:proofErr w:type="spellStart"/>
+      <w:r>
+        <w:rPr>
+          <w:rFonts w:ascii="Arial" w:hAnsi="Arial" w:cs="Arial"/>
+          <w:color w:val="1F2328"/>
+        </w:rPr>
+        <w:t>install</w:t>
+      </w:r>
+      <w:proofErr w:type="spellEnd"/>
+      <w:r>
+        <w:rPr>
+          <w:rFonts w:ascii="Arial" w:hAnsi="Arial" w:cs="Arial"/>
+          <w:color w:val="1F2328"/>
+        </w:rPr>
+        <w:t xml:space="preserve"> -r requirements.txt     </w:t>
       </w:r>
       <w:r>
         <w:rPr>
@@ -20124,12 +21782,45 @@
           <w:color w:val="1F2328"/>
         </w:rPr>
       </w:pPr>
+      <w:proofErr w:type="spellStart"/>
       <w:r>
         <w:rPr>
           <w:rFonts w:ascii="Arial" w:hAnsi="Arial" w:cs="Arial"/>
           <w:color w:val="1F2328"/>
         </w:rPr>
-        <w:t xml:space="preserve">pip install -r requirements_linux.txt  </w:t>
+        <w:t>pip</w:t>
+      </w:r>
+      <w:proofErr w:type="spellEnd"/>
+      <w:r>
+        <w:rPr>
+          <w:rFonts w:ascii="Arial" w:hAnsi="Arial" w:cs="Arial"/>
+          <w:color w:val="1F2328"/>
+        </w:rPr>
+        <w:t xml:space="preserve"> </w:t>
+      </w:r>
+      <w:proofErr w:type="spellStart"/>
+      <w:r>
+        <w:rPr>
+          <w:rFonts w:ascii="Arial" w:hAnsi="Arial" w:cs="Arial"/>
+          <w:color w:val="1F2328"/>
+        </w:rPr>
+        <w:t>install</w:t>
+      </w:r>
+      <w:proofErr w:type="spellEnd"/>
+      <w:r>
+        <w:rPr>
+          <w:rFonts w:ascii="Arial" w:hAnsi="Arial" w:cs="Arial"/>
+          <w:color w:val="1F2328"/>
+        </w:rPr>
+        <w:t xml:space="preserve"> -r </w:t>
+      </w:r>
+      <w:proofErr w:type="gramStart"/>
+      <w:r>
+        <w:rPr>
+          <w:rFonts w:ascii="Arial" w:hAnsi="Arial" w:cs="Arial"/>
+          <w:color w:val="1F2328"/>
+        </w:rPr>
+        <w:t xml:space="preserve">requirements_linux.txt  </w:t>
       </w:r>
       <w:r>
         <w:rPr>
@@ -20137,7 +21828,16 @@
           <w:rFonts w:ascii="Arial" w:eastAsiaTheme="majorEastAsia" w:hAnsi="Arial" w:cs="Arial"/>
           <w:color w:val="59636E"/>
         </w:rPr>
-        <w:t># Linux</w:t>
+        <w:t>#</w:t>
+      </w:r>
+      <w:proofErr w:type="gramEnd"/>
+      <w:r>
+        <w:rPr>
+          <w:rStyle w:val="pl-c"/>
+          <w:rFonts w:ascii="Arial" w:eastAsiaTheme="majorEastAsia" w:hAnsi="Arial" w:cs="Arial"/>
+          <w:color w:val="59636E"/>
+        </w:rPr>
+        <w:t xml:space="preserve"> Linux</w:t>
       </w:r>
     </w:p>
     <w:p>
@@ -20173,12 +21873,55 @@
           <w:color w:val="1F2328"/>
         </w:rPr>
       </w:pPr>
+      <w:proofErr w:type="spellStart"/>
       <w:r>
         <w:rPr>
           <w:rFonts w:ascii="Arial" w:hAnsi="Arial" w:cs="Arial"/>
           <w:color w:val="1F2328"/>
         </w:rPr>
-        <w:t>streamlit run agente_nfe.py --server.port 8000</w:t>
+        <w:t>streamlit</w:t>
+      </w:r>
+      <w:proofErr w:type="spellEnd"/>
+      <w:r>
+        <w:rPr>
+          <w:rFonts w:ascii="Arial" w:hAnsi="Arial" w:cs="Arial"/>
+          <w:color w:val="1F2328"/>
+        </w:rPr>
+        <w:t xml:space="preserve"> </w:t>
+      </w:r>
+      <w:proofErr w:type="spellStart"/>
+      <w:r>
+        <w:rPr>
+          <w:rFonts w:ascii="Arial" w:hAnsi="Arial" w:cs="Arial"/>
+          <w:color w:val="1F2328"/>
+        </w:rPr>
+        <w:t>run</w:t>
+      </w:r>
+      <w:proofErr w:type="spellEnd"/>
+      <w:r>
+        <w:rPr>
+          <w:rFonts w:ascii="Arial" w:hAnsi="Arial" w:cs="Arial"/>
+          <w:color w:val="1F2328"/>
+        </w:rPr>
+        <w:t xml:space="preserve"> agente_nfe.py --</w:t>
+      </w:r>
+      <w:proofErr w:type="spellStart"/>
+      <w:proofErr w:type="gramStart"/>
+      <w:r>
+        <w:rPr>
+          <w:rFonts w:ascii="Arial" w:hAnsi="Arial" w:cs="Arial"/>
+          <w:color w:val="1F2328"/>
+        </w:rPr>
+        <w:t>server.port</w:t>
+      </w:r>
+      <w:proofErr w:type="spellEnd"/>
+      <w:proofErr w:type="gramEnd"/>
+      <w:r>
+        <w:rPr>
+          <w:rFonts w:ascii="Arial" w:hAnsi="Arial" w:cs="Arial"/>
+          <w:color w:val="1F2328"/>
+        </w:rPr>
+        <w:t xml:space="preserve"> 8000</w:t>
       </w:r>
     </w:p>
     <w:p>
@@ -20203,7 +21946,7 @@
         </w:rPr>
         <w:t>Acesse: </w:t>
       </w:r>
-      <w:hyperlink r:id="rId62" w:history="1">
+      <w:hyperlink r:id="rId61" w:history="1">
         <w:r>
           <w:rPr>
             <w:rStyle w:val="Hyperlink"/>
@@ -20255,7 +21998,8 @@
           <w:color w:val="1F2328"/>
         </w:rPr>
       </w:pPr>
-      <w:hyperlink r:id="rId63" w:history="1">
+      <w:hyperlink r:id="rId62" w:history="1">
+        <w:proofErr w:type="spellStart"/>
         <w:r>
           <w:rPr>
             <w:rStyle w:val="Hyperlink"/>
@@ -20264,6 +22008,7 @@
           </w:rPr>
           <w:t>PDFs</w:t>
         </w:r>
+        <w:proofErr w:type="spellEnd"/>
       </w:hyperlink>
     </w:p>
     <w:p>
@@ -20279,7 +22024,7 @@
           <w:color w:val="1F2328"/>
         </w:rPr>
       </w:pPr>
-      <w:hyperlink r:id="rId64" w:history="1">
+      <w:hyperlink r:id="rId63" w:history="1">
         <w:r>
           <w:rPr>
             <w:rStyle w:val="Hyperlink"/>
@@ -20305,73 +22050,45 @@
           <w:u w:val="none"/>
         </w:rPr>
       </w:pPr>
-      <w:hyperlink r:id="rId65" w:history="1">
+      <w:hyperlink r:id="rId64" w:history="1">
+        <w:proofErr w:type="spellStart"/>
         <w:r>
           <w:rPr>
             <w:rStyle w:val="Hyperlink"/>
             <w:rFonts w:ascii="Segoe UI" w:hAnsi="Segoe UI" w:cs="Segoe UI"/>
             <w:color w:val="0969DA"/>
           </w:rPr>
-          <w:t>CS</w:t>
+          <w:t>CSVs</w:t>
         </w:r>
+        <w:proofErr w:type="spellEnd"/>
+      </w:hyperlink>
+    </w:p>
+    <w:p>
+      <w:pPr>
+        <w:numPr>
+          <w:ilvl w:val="0"/>
+          <w:numId w:val="38"/>
+        </w:numPr>
+        <w:shd w:val="clear" w:color="auto" w:fill="FFFFFF"/>
+        <w:spacing w:before="60" w:after="100" w:afterAutospacing="1" w:line="240" w:lineRule="auto"/>
+        <w:rPr>
+          <w:rStyle w:val="Hyperlink"/>
+          <w:rFonts w:ascii="Segoe UI" w:hAnsi="Segoe UI" w:cs="Segoe UI"/>
+          <w:color w:val="1F2328"/>
+          <w:u w:val="none"/>
+        </w:rPr>
+      </w:pPr>
+      <w:hyperlink r:id="rId65" w:history="1">
+        <w:proofErr w:type="spellStart"/>
         <w:r>
           <w:rPr>
             <w:rStyle w:val="Hyperlink"/>
             <w:rFonts w:ascii="Segoe UI" w:hAnsi="Segoe UI" w:cs="Segoe UI"/>
             <w:color w:val="0969DA"/>
           </w:rPr>
-          <w:t>V</w:t>
+          <w:t>XMLs</w:t>
         </w:r>
-        <w:r>
-          <w:rPr>
-            <w:rStyle w:val="Hyperlink"/>
-            <w:rFonts w:ascii="Segoe UI" w:hAnsi="Segoe UI" w:cs="Segoe UI"/>
-            <w:color w:val="0969DA"/>
-          </w:rPr>
-          <w:t>s</w:t>
-        </w:r>
-      </w:hyperlink>
-    </w:p>
-    <w:p>
-      <w:pPr>
-        <w:numPr>
-          <w:ilvl w:val="0"/>
-          <w:numId w:val="38"/>
-        </w:numPr>
-        <w:shd w:val="clear" w:color="auto" w:fill="FFFFFF"/>
-        <w:spacing w:before="60" w:after="100" w:afterAutospacing="1" w:line="240" w:lineRule="auto"/>
-        <w:rPr>
-          <w:rStyle w:val="Hyperlink"/>
-          <w:rFonts w:ascii="Segoe UI" w:hAnsi="Segoe UI" w:cs="Segoe UI"/>
-          <w:color w:val="1F2328"/>
-          <w:u w:val="none"/>
-        </w:rPr>
-      </w:pPr>
-      <w:hyperlink r:id="rId66" w:history="1">
-        <w:r>
-          <w:rPr>
-            <w:rStyle w:val="Hyperlink"/>
-            <w:rFonts w:ascii="Segoe UI" w:hAnsi="Segoe UI" w:cs="Segoe UI"/>
-            <w:color w:val="0969DA"/>
-          </w:rPr>
-          <w:t>XM</w:t>
-        </w:r>
-        <w:r>
-          <w:rPr>
-            <w:rStyle w:val="Hyperlink"/>
-            <w:rFonts w:ascii="Segoe UI" w:hAnsi="Segoe UI" w:cs="Segoe UI"/>
-            <w:color w:val="0969DA"/>
-          </w:rPr>
-          <w:t>L</w:t>
-        </w:r>
-        <w:r>
-          <w:rPr>
-            <w:rStyle w:val="Hyperlink"/>
-            <w:rFonts w:ascii="Segoe UI" w:hAnsi="Segoe UI" w:cs="Segoe UI"/>
-            <w:color w:val="0969DA"/>
-          </w:rPr>
-          <w:t>s</w:t>
-        </w:r>
+        <w:proofErr w:type="spellEnd"/>
       </w:hyperlink>
     </w:p>
     <w:p>
@@ -20666,6 +22383,7 @@
           <w:szCs w:val="25"/>
         </w:rPr>
       </w:pPr>
+      <w:proofErr w:type="spellStart"/>
       <w:r>
         <w:rPr>
           <w:rFonts w:ascii="Roboto" w:eastAsia="Roboto" w:hAnsi="Roboto" w:cs="Roboto"/>
@@ -20673,7 +22391,17 @@
           <w:sz w:val="25"/>
           <w:szCs w:val="25"/>
         </w:rPr>
-        <w:t>Lorrane da F C Santos Santana</w:t>
+        <w:t>Lorrane</w:t>
+      </w:r>
+      <w:proofErr w:type="spellEnd"/>
+      <w:r>
+        <w:rPr>
+          <w:rFonts w:ascii="Roboto" w:eastAsia="Roboto" w:hAnsi="Roboto" w:cs="Roboto"/>
+          <w:color w:val="1F1F1F"/>
+          <w:sz w:val="25"/>
+          <w:szCs w:val="25"/>
+        </w:rPr>
+        <w:t xml:space="preserve"> da F C Santos Santana</w:t>
       </w:r>
     </w:p>
     <w:p>
@@ -20737,7 +22465,7 @@
       <w:bookmarkEnd w:id="8"/>
     </w:p>
     <w:sectPr>
-      <w:footerReference w:type="default" r:id="rId67"/>
+      <w:footerReference w:type="default" r:id="rId66"/>
       <w:pgSz w:w="11906" w:h="16838"/>
       <w:pgMar w:top="1417" w:right="1701" w:bottom="1417" w:left="1701" w:header="708" w:footer="708" w:gutter="0"/>
       <w:pgNumType w:start="1"/>
@@ -21079,8 +22807,17 @@
                               <w:b/>
                               <w:color w:val="000000"/>
                             </w:rPr>
-                            <w:t>Agente NFe</w:t>
+                            <w:t xml:space="preserve">Agente </w:t>
                           </w:r>
+                          <w:proofErr w:type="spellStart"/>
+                          <w:r>
+                            <w:rPr>
+                              <w:b/>
+                              <w:color w:val="000000"/>
+                            </w:rPr>
+                            <w:t>NFe</w:t>
+                          </w:r>
+                          <w:proofErr w:type="spellEnd"/>
                           <w:r>
                             <w:rPr>
                               <w:b/>
@@ -21122,8 +22859,17 @@
                         <w:b/>
                         <w:color w:val="000000"/>
                       </w:rPr>
-                      <w:t>Agente NFe</w:t>
+                      <w:t xml:space="preserve">Agente </w:t>
                     </w:r>
+                    <w:proofErr w:type="spellStart"/>
+                    <w:r>
+                      <w:rPr>
+                        <w:b/>
+                        <w:color w:val="000000"/>
+                      </w:rPr>
+                      <w:t>NFe</w:t>
+                    </w:r>
+                    <w:proofErr w:type="spellEnd"/>
                     <w:r>
                       <w:rPr>
                         <w:b/>
